--- a/final/thesis_complete.docx
+++ b/final/thesis_complete.docx
@@ -172,29 +172,6 @@
     <w:p/>
     <w:p>
       <w:pPr>
-        <w:jc w:val="left"/>
-      </w:pPr>
-      <w:r>
-        <w:rPr>
-          <w:rFonts w:ascii="Times New Roman" w:hAnsi="Times New Roman"/>
-          <w:i/>
-          <w:color w:val="808080"/>
-          <w:sz w:val="24"/>
-        </w:rPr>
-        <w:t>[To generate the Table of Contents in Microsoft Word:</w:t>
-        <w:br/>
-        <w:t>1. Place cursor here</w:t>
-        <w:br/>
-        <w:t>2. Go to References &gt; Table of Contents</w:t>
-        <w:br/>
-        <w:t>3. Select a style</w:t>
-        <w:br/>
-        <w:t>4. The TOC will auto-populate from Heading styles]</w:t>
-      </w:r>
-    </w:p>
-    <w:p/>
-    <w:p>
-      <w:pPr>
         <w:spacing w:line="360" w:lineRule="auto"/>
         <w:jc w:val="left"/>
       </w:pPr>
@@ -398,7 +375,7 @@
           <w:rFonts w:ascii="Times New Roman" w:hAnsi="Times New Roman"/>
           <w:sz w:val="24"/>
         </w:rPr>
-        <w:t xml:space="preserve">    2.4 Contingent of Research Subjects</w:t>
+        <w:t xml:space="preserve">    2.4 Study Sample and Sampling Frame</w:t>
       </w:r>
     </w:p>
     <w:p>
@@ -672,7 +649,7 @@
           <w:i w:val="0"/>
           <w:sz w:val="24"/>
         </w:rPr>
-        <w:t>Background. The internet and social media platforms have become primary sources of physical activity (PA) information for the general public. However, the quality of this information varies across platforms, and no study has simultaneously compared traditional websites, YouTube, TikTok, and Instagram using standardised quality assessment instruments for PA content.</w:t>
+        <w:t>Background. The internet and social media platforms have become primary sources of physical activity (PA) information for the general public. However, the quality of this information varies considerably across platforms, and no study has simultaneously compared traditional websites, YouTube, TikTok, and Instagram using standardised quality assessment instruments.</w:t>
       </w:r>
     </w:p>
     <w:p>
@@ -717,7 +694,7 @@
           <w:i w:val="0"/>
           <w:sz w:val="24"/>
         </w:rPr>
-        <w:t>Results. A significant quality gradient was observed across platforms, H(3) = 93.84, p &lt; .001, with a large effect size (η² = .46). Traditional websites scored highest (Mdn = 48.5, Fair), followed by YouTube (Mdn = 42.0, Fair), TikTok (Mdn = 35.0, Poor), and Instagram (Mdn = 27.5, Poor–Very Poor). Five of six pairwise comparisons were significant at p &lt; .001; the Website–YouTube difference reached p = .038. JAMA compliance was universally low (M = 1.4/4 criteria met). When individual creator types were compared, a significant effect emerged (H = 11.26, p = .024), with healthcare professionals and certified fitness professionals scoring highest (Mdn = 41.0) and general users lowest (Mdn = 33.0). Views bore no relationship to information quality (ρ = −.073, p = .571). Inter-rater reliability was excellent (ICC = 0.932, 95% CI [.870, .960]).</w:t>
+        <w:t>Results. A significant quality gradient was observed across platforms, H(3) = 93.84, p &lt; .001, η² ≈ .46 (large effect). Traditional websites scored highest (Mdn = 48.5, Fair), followed by YouTube (Mdn = 42.0, Fair), TikTok (Mdn = 35.0, Poor), and Instagram (Mdn = 27.5, Poor–Very Poor). All six pairwise comparisons were statistically significant (p &lt; .05), though the website–YouTube contrast was more modest (p = .038). JAMA compliance was universally low (M = 1.4/4 criteria met). A five-category creator type analysis was significant (H[4] = 11.26, p = .024), though the binary professional versus non-professional comparison was not (p = .094). Within-platform engagement–quality correlations were generally non-significant, and the apparent overall positive correlation between likes and quality was identified as a Simpson’s paradox artefact. Inter-rater reliability was excellent (ICC = 0.932, 95% CI [0.870, 0.960]).</w:t>
       </w:r>
     </w:p>
     <w:p>
@@ -732,7 +709,7 @@
           <w:i w:val="0"/>
           <w:sz w:val="24"/>
         </w:rPr>
-        <w:t>Conclusions. Physical activity information quality varies substantially across digital platforms, with social media—particularly Instagram and TikTok—providing lower-quality content than traditional websites. The absence of any relationship between view counts and quality suggests that platform algorithms do not promote accurate health information. Multi-stakeholder interventions targeting platform design, creator education, and consumer health literacy are needed to improve the quality of PA information in the digital ecosystem.</w:t>
+        <w:t>Conclusions. Physical activity information quality differs substantially across digital platforms, with short-form social media—particularly Instagram and TikTok—providing lower-quality content than traditional websites. Engagement metrics do not appear to reliably indicate information quality within platforms, suggesting that popular content is not necessarily accurate content. These findings highlight the need for multi-stakeholder interventions targeting platform design, creator education, and consumer health literacy to improve the quality of PA information in the digital ecosystem.</w:t>
       </w:r>
     </w:p>
     <w:p>
@@ -2570,7 +2547,7 @@
           <w:i w:val="0"/>
           <w:sz w:val="24"/>
         </w:rPr>
-        <w:t>2.4 Contingent of Research Subjects</w:t>
+        <w:t>2.4 Study Sample and Sampling Frame</w:t>
       </w:r>
     </w:p>
     <w:p>
@@ -3866,7 +3843,7 @@
           <w:i w:val="0"/>
           <w:sz w:val="24"/>
         </w:rPr>
-        <w:t>Data collection was conducted using a systematic protocol designed to minimise algorithmic bias and ensure reproducibility. All searches were performed using incognito or private browsing mode to reduce the influence of personalised search algorithms and browsing history on result rankings (Tripodi, 2018). The browser geolocation was configured to a neutral English-speaking region to standardise the search environment across all platforms.</w:t>
+        <w:t>Data collection was conducted over a two-day window (1–2 March 2026) using a systematic protocol designed to minimise algorithmic bias and ensure reproducibility. All searches were performed in logged-out, incognito (private) browsing mode in Google Chrome to eliminate the influence of personalised search algorithms, browsing history, and account-based recommendations on result rankings (Tripodi, 2018). The browser’s language was set to English (United States) and geolocation was configured to Kaunas, Lithuania, the researcher’s institutional location, to standardise the search environment across all platforms. No VPN was used.</w:t>
       </w:r>
     </w:p>
     <w:p>
@@ -3883,7 +3860,7 @@
           <w:i w:val="0"/>
           <w:sz w:val="24"/>
         </w:rPr>
-        <w:t>For traditional websites (Google) and YouTube, an automated data collection approach was employed using Playwright, an open-source browser automation framework. The automated scripts navigated to each platform, entered the standardised search terms, and systematically recorded the top 10 results for each query. This approach ensured consistency in result capture and eliminated human error in the recording of search rankings, URLs, and metadata. For TikTok and Instagram, manual data collection was conducted due to these platforms’ implementation of anti-bot measures that prevent reliable browser automation. The primary researcher manually searched each term within the platform’s native search function, recording the first 10 relevant results in order of appearance.</w:t>
+        <w:t>For traditional websites, searches were conducted on Google (google.com) using the default ‘All’ results tab; sponsored results and advertisements were excluded. For YouTube, searches were conducted on youtube.com using the default ‘Relevance’ sort. For both platforms, an automated data collection approach was employed using Playwright, an open-source browser automation framework. The automated scripts navigated to each platform, entered the standardised search terms, and systematically recorded the top 10 organic results for each query. This approach ensured consistency in result capture and eliminated human error in the recording of search rankings, URLs, and metadata. For TikTok and Instagram, manual data collection was conducted due to these platforms’ implementation of anti-bot measures that prevent reliable browser automation. TikTok searches used the in-app ‘Top’ tab; Instagram searches used the ‘Tags’ and ‘Top’ tabs. The primary researcher manually searched each term within the platform’s native search function, recording the first 10 relevant results in order of appearance. Reposts, advertisements, pinned/promoted content, and duplicate items from the same creator for the same search term were excluded and replaced by the next sequential organic result.</w:t>
       </w:r>
     </w:p>
     <w:p>
@@ -5925,7 +5902,7 @@
           <w:i w:val="0"/>
           <w:sz w:val="24"/>
         </w:rPr>
-        <w:t>The primary researcher assessed all 200 content items using both the DISCERN instrument and the JAMA benchmarks. Each content item was reviewed in its entirety, and scores were recorded in a structured data collection spreadsheet.</w:t>
+        <w:t>The primary researcher assessed all 200 content items using both the DISCERN instrument and the JAMA benchmarks. For text-based website content, each article was read in full. For video content (YouTube and TikTok), scoring was based on a combination of the video content itself, visible captions, descriptions, and on-screen text; full verbatim transcription was not performed. For Instagram carousels and image posts, scoring was based on all visible text, captions, and associated profile information. This approach reflects the information a typical user would encounter when engaging with each item. Scores were recorded in a structured data collection spreadsheet.</w:t>
       </w:r>
     </w:p>
     <w:p>
@@ -6006,7 +5983,7 @@
           <w:i w:val="0"/>
           <w:sz w:val="24"/>
         </w:rPr>
-        <w:t>Following the completion of quality assessments, all data were compiled and analysed using R statistical software, as detailed in Section 2.7.</w:t>
+        <w:t>Following the completion of quality assessments, all data were compiled and analysed using Python 3.13 with scientific computing libraries, as detailed in Section 2.7.</w:t>
       </w:r>
     </w:p>
     <w:p>
@@ -6391,7 +6368,7 @@
               </w:rPr>
               <w:t>Phase 6: Statistical Analysis</w:t>
               <w:br/>
-              <w:t>(R statistical environment)</w:t>
+              <w:t>(Python 3.13 with SciPy, pingouin, scikit-posthocs)</w:t>
             </w:r>
           </w:p>
         </w:tc>
@@ -6486,7 +6463,7 @@
           <w:i w:val="0"/>
           <w:sz w:val="24"/>
         </w:rPr>
-        <w:t>All statistical analyses were conducted using the R statistical environment (R Core Team, 2024) with the following packages: tidyverse for data manipulation and visualisation (Wickham et al., 2019), FSA and dunn.test for non-parametric post-hoc comparisons (Ogle et al., 2023; Dinno, 2017), irr for inter-rater reliability calculations (Gamer et al., 2019), DescTools for effect size computations (Signorell, 2024), and ggplot2 for publication-quality graphical representations (Wickham, 2016). The significance level was set at α = 0.05 for all inferential tests.</w:t>
+        <w:t>All statistical analyses were conducted using Python 3.13 with the following scientific computing libraries: pandas (McKinney, 2010) for data manipulation, SciPy (Virtanen et al., 2020) for non-parametric inferential tests including Kruskal–Wallis, Mann–Whitney U, chi-square, and Spearman correlations, scikit-posthocs (Terpilowski, 2019) for Dunn’s post-hoc comparisons with Bonferroni correction, pingouin (Vallat, 2018) for intraclass correlation coefficient computation, and matplotlib/seaborn for publication-quality graphical representations. The significance level was set at α = 0.05 for all inferential tests. The complete analysis code is reproduced in Appendix D.</w:t>
       </w:r>
     </w:p>
     <w:p>
@@ -6629,7 +6606,7 @@
           <w:i w:val="0"/>
           <w:sz w:val="24"/>
         </w:rPr>
-        <w:t>The Kruskal-Wallis H test was employed to examine whether DISCERN total scores differed significantly across the four platforms (Google, YouTube, TikTok, and Instagram). When a statistically significant omnibus result was obtained, Dunn’s post-hoc test with Bonferroni correction was applied to identify which specific platform pairs differed significantly. The effect size was quantified using epsilon-squared (ε²), where values of 0.01, 0.06, and 0.14 correspond to small, medium, and large effects, respectively (Tomczak &amp; Tomczak, 2014).</w:t>
+        <w:t>The Kruskal-Wallis H test was employed to examine whether DISCERN total scores differed significantly across the four platforms (Google, YouTube, TikTok, and Instagram). When a statistically significant omnibus result was obtained, Dunn’s post-hoc test with Bonferroni correction was applied to identify which specific platform pairs differed significantly. The effect size was quantified using eta-squared (η²), computed as η² = (H − k + 1) / (N − k), where H is the Kruskal-Wallis statistic, k the number of groups, and N the total sample size. This is an approximation rather than a true proportion of variance explained and should be interpreted accordingly; values of approximately 0.01, 0.06, and 0.14 correspond to small, medium, and large effects, respectively (Cohen, 1988).</w:t>
       </w:r>
     </w:p>
     <w:p>
@@ -6967,7 +6944,7 @@
               <w:br/>
               <w:t>χ² / Fisher’s exact test (JAMA)</w:t>
               <w:br/>
-              <w:t>Effect sizes: ε², Cramér’s V</w:t>
+              <w:t>Effect sizes: η², Cramér’s V</w:t>
             </w:r>
           </w:p>
         </w:tc>
@@ -7297,7 +7274,7 @@
           <w:i w:val="0"/>
           <w:sz w:val="20"/>
         </w:rPr>
-        <w:t>IV = independent variable; DV = dependent variable; PA = physical activity; ICC = Intraclass Correlation Coefficient; ε² = epsilon-squared; χ² = chi-square; κ = kappa; ρ = Spearman’s rho. Significance level: α = 0.05 for all tests.</w:t>
+        <w:t>IV = independent variable; DV = dependent variable; PA = physical activity; ICC = Intraclass Correlation Coefficient; η² = eta-squared (approximation); χ² = chi-square; κ = kappa; ρ = Spearman’s rho. Significance level: α = 0.05 for all tests.</w:t>
       </w:r>
     </w:p>
     <w:p>
@@ -10612,7 +10589,7 @@
           <w:color w:val="000000"/>
           <w:sz w:val="24"/>
         </w:rPr>
-        <w:t>JAMA benchmark compliance varied by criterion and platform (Table 5). A Kruskal-Wallis test on JAMA total scores (range 0–4) revealed no statistically significant difference across platforms, H(3) = 5.43, p = .143. This finding indicates that, when aggregated across all four criteria, platforms did not differ meaningfully in overall JAMA compliance.</w:t>
+        <w:t>JAMA benchmark compliance varied by criterion and platform (Table 5). A Kruskal-Wallis test on JAMA total scores (range 0–4) revealed no statistically significant difference across platforms, H(3) = 5.43, p = .143. However, this aggregate result is partly an artefact of the Currency criterion, which gives social media platforms an automatic advantage: posting dates are inherently visible (100% compliance) on social media but must be explicitly stated on websites (68% compliance). Criterion-level comparisons are therefore more informative than total JAMA scores in this study.</w:t>
       </w:r>
     </w:p>
     <w:p>
@@ -11426,7 +11403,7 @@
           <w:color w:val="000000"/>
           <w:sz w:val="24"/>
         </w:rPr>
-        <w:t>A more nuanced picture emerged from the Kruskal-Wallis test comparing all five creator types individually, H(4) = 11.26, p = .024. General users scored lowest (Mdn = 33.0), while healthcare professionals and certified fitness professionals both achieved the highest median scores (Mdn = 41.0 each). Fitness influencers (Mdn = 36.0) and organisations (Mdn = 39.0) fell between these extremes. This pattern suggests that while the binary professional/non-professional distinction may lack sufficient sensitivity, meaningful quality differences exist among the five creator categories.</w:t>
+        <w:t>A more informative picture emerged from the Kruskal-Wallis test comparing all five creator types individually, H(4) = 11.26, p = .024. General users scored lowest (Mdn = 33.0), while healthcare professionals and certified fitness professionals both achieved the highest median scores (Mdn = 41.0 each). Fitness influencers (Mdn = 36.0) and organisations (Mdn = 39.0) fell between these extremes. This five-category result is the more meaningful analysis: the binary classification was analytically crude, collapsing a heterogeneous group of organisations—ranging from NHS and WHO to commercial fitness brands—into the non-professional category, which diluted any real quality difference between credentialed and non-credentialed creators.</w:t>
       </w:r>
     </w:p>
     <w:p>
@@ -11573,7 +11550,7 @@
       <w:r>
         <w:drawing>
           <wp:inline xmlns:a="http://schemas.openxmlformats.org/drawingml/2006/main" xmlns:pic="http://schemas.openxmlformats.org/drawingml/2006/picture">
-            <wp:extent cx="5029200" cy="1736151"/>
+            <wp:extent cx="5029200" cy="3458844"/>
             <wp:docPr id="5" name="Picture 5"/>
             <wp:cNvGraphicFramePr>
               <a:graphicFrameLocks noChangeAspect="1"/>
@@ -11594,7 +11571,7 @@
                   <pic:spPr>
                     <a:xfrm>
                       <a:off x="0" y="0"/>
-                      <a:ext cx="5029200" cy="1736151"/>
+                      <a:ext cx="5029200" cy="3458844"/>
                     </a:xfrm>
                     <a:prstGeom prst="rect"/>
                   </pic:spPr>
@@ -11618,7 +11595,7 @@
           <w:color w:val="000000"/>
           <w:sz w:val="22"/>
         </w:rPr>
-        <w:t>Figure 5. Scatter plots of engagement metrics versus DISCERN total scores, separated by platform. Trend lines are fitted using locally weighted smoothing (LOESS).</w:t>
+        <w:t>Figure 5. Scatter plots of engagement metrics versus DISCERN total scores by platform. Top row: views (Instagram lacks public view counts for non-Reel posts). Bottom row: likes. Trend lines are fitted using linear regression.</w:t>
       </w:r>
     </w:p>
     <w:p>
@@ -11650,7 +11627,7 @@
           <w:color w:val="000000"/>
           <w:sz w:val="24"/>
         </w:rPr>
-        <w:t>Figure 6 presents a heatmap of mean scores for each of the 16 DISCERN questions across platforms. Several patterns merit attention. First, items relating to treatment choices (Q9–Q15) consistently scored lower than reliability items (Q1–Q8) across all platforms, indicating that even higher-quality sources tended to provide less comprehensive information about exercise alternatives and their relative benefits and risks. Second, Q4 ('Is it clear what sources of information were used to compile the publication?') and Q5 ('Is it clear when the information used or reported was produced?') showed the steepest platform gradients, with traditional websites scoring substantially higher than social media on these transparency-related items. Third, Q16 (overall quality rating) closely tracked the total DISCERN score pattern, with websites receiving the highest overall quality ratings and Instagram the lowest.</w:t>
+        <w:t>Figure 6 presents a heatmap of mean scores for each of the 16 DISCERN questions across platforms. Several patterns merit attention. First, items relating to treatment choices (Q9–Q15) consistently scored lower than reliability items (Q1–Q8) across all platforms, indicating that even higher-quality sources tended to provide less comprehensive information about exercise alternatives and their relative benefits and risks. Second, Q4 ('Is it clear what sources of information were used to compile the publication?') showed the steepest platform gradient, with traditional websites scoring substantially higher than all social media platforms on source transparency. Q5 ('Is it clear when the information used or reported was produced?') showed a different pattern: YouTube scored highest on this currency item because upload dates are automatically and prominently displayed, whereas Instagram and TikTok scored lowest despite also auto-displaying post dates, likely because their content less frequently referenced when the underlying information was produced. Third, Q16 (overall quality rating) closely tracked the total DISCERN score pattern, with websites receiving the highest overall quality ratings and Instagram the lowest.</w:t>
       </w:r>
     </w:p>
     <w:p>
@@ -11898,7 +11875,23 @@
           <w:color w:val="000000"/>
           <w:sz w:val="24"/>
         </w:rPr>
-        <w:t>The non-significant JAMA aggregate result (p = .143) alongside significant individual criteria is instructive. It suggests that while platforms differ in specific transparency practices, the overall level of formal quality indicators (authorship, attribution, disclosure, currency) remains uniformly low across the digital landscape. The universally poor attribution rates—even websites achieved only 30% compliance—indicate a systemic deficit in evidence-based communication of physical activity information, regardless of platform.</w:t>
+        <w:t>The non-significant JAMA aggregate result (p = .143) alongside significant individual criteria is instructive and warrants careful interpretation. Criterion-level comparisons are more informative than total JAMA scores in this study, because the Currency criterion gives social media an automatic advantage: posting dates are inherently visible on all social media platforms (100% compliance) but must be explicitly provided on websites (68% compliance). This means total JAMA scores partly reflect platform interface design rather than editorial accountability. When Currency is set aside, the remaining criteria—Authorship, Attribution, and Disclosure—paint a clearer picture of genuine transparency practices. Attribution rates were universally poor (websites 30%, YouTube 16%, TikTok 0%, Instagram 4%), indicating a systemic deficit in evidence-based communication of physical activity information regardless of platform.</w:t>
+      </w:r>
+    </w:p>
+    <w:p>
+      <w:pPr>
+        <w:spacing w:line="360" w:lineRule="auto" w:after="120" w:before="0"/>
+        <w:jc w:val="both"/>
+      </w:pPr>
+      <w:r>
+        <w:rPr>
+          <w:rFonts w:ascii="Times New Roman" w:hAnsi="Times New Roman" w:cs="Times New Roman"/>
+          <w:b w:val="0"/>
+          <w:i w:val="0"/>
+          <w:color w:val="000000"/>
+          <w:sz w:val="24"/>
+        </w:rPr>
+        <w:t>The significant variation in quality across search terms (H[4] = 27.72, p &lt; .001) is a secondary finding that merits attention. Items retrieved using ‘how to start exercising’ scored highest (Mdn = 46.0), while ‘home workout routine’ yielded the lowest scores (Mdn = 34.0). This likely reflects differences in the clinical relevance and specificity of queries: more general health-oriented terms may retrieve content from authoritative institutional sources, whereas commercially oriented terms such as ‘home workout routine’ may disproportionately surface influencer-generated content. This finding suggests that the search query itself functions as an implicit filter on information quality, with practical implications for how public health practitioners frame their recommendations to information-seeking audiences.</w:t>
       </w:r>
     </w:p>
     <w:p>
@@ -11946,7 +11939,7 @@
           <w:color w:val="000000"/>
           <w:sz w:val="24"/>
         </w:rPr>
-        <w:t>Second, the finding that engagement metrics do not predict quality within platforms undermines the common assumption that popular content is reliable content. This has implications for health literacy education: consumers should be taught that high view counts and engagement do not signal information trustworthiness. The negative correlation between views and quality on YouTube (rho = -0.316, p = .035) is particularly concerning, as it suggests that the platform's recommendation algorithm may inadvertently promote lower-quality content.</w:t>
+        <w:t>Second, the finding that engagement metrics do not predict quality within platforms undermines the common assumption that popular content is reliable content. This has implications for health literacy education: consumers should be taught that high view counts and engagement do not signal information trustworthiness. The negative correlation between views and quality on YouTube (rho = -0.316, p = .035) raises concern that the platform’s recommendation system may not reliably prioritise accurate health information, though this single cross-sectional correlation cannot establish a causal relationship between algorithmic promotion and content quality.</w:t>
       </w:r>
     </w:p>
     <w:p>
@@ -11962,7 +11955,7 @@
           <w:color w:val="000000"/>
           <w:sz w:val="24"/>
         </w:rPr>
-        <w:t>Third, the creator type analysis suggests that professional credentials alone are an insufficient heuristic for quality, given the non-significant binary comparison (p = .094). However, the significant five-category analysis (p = .024) and the consistently lower scores among general users (Mdn = 33.0) indicate that content from unverified general users should be treated with particular caution. Public health communication strategies could leverage platform verification features to help users identify credentialed sources.</w:t>
+        <w:t>Third, the creator type analysis reveals that the binary professional versus non-professional classification was analytically crude and failed to reach significance (p = .094). The five-category analysis is the more informative result (H[4] = 11.26, p = .024): it shows that general users score lowest (Mdn = 33.0), healthcare professionals and certified fitness professionals score highest (Mdn = 41.0 each), and fitness influencers and organisations fall between these extremes. This pattern suggests that creator type does moderate quality, but in a graded rather than dichotomous fashion. The binary null result is partially an artefact of grouping organisations (n = 85)—which include high-quality institutional sources such as NHS and WHO—into the non-professional category, thereby diluting the apparent quality advantage of credentialed creators.</w:t>
       </w:r>
     </w:p>
     <w:p>
@@ -12282,7 +12275,23 @@
           <w:color w:val="000000"/>
           <w:sz w:val="24"/>
         </w:rPr>
-        <w:t>Research Question 3: What is the relationship between engagement metrics and information quality? Overall correlations suggested moderate positive associations between likes (rho = 0.413, p &lt; .001), comments (rho = 0.415, p &lt; .001), and DISCERN scores. However, within-platform analyses revealed these to be ecological artefacts (Simpson's paradox): no significant likes–quality correlation existed within any individual platform. Views showed a negligible overall correlation (rho = -0.073, p = .571) and a significant negative correlation within YouTube (rho = -0.316, p = .035). It can be concluded that engagement metrics are not reliable indicators of information quality and that popular content is not synonymous with accurate content.</w:t>
+        <w:t>Research Question 3: What is the relationship between engagement metrics and information quality? Overall correlations suggested moderate positive associations between likes (rho = 0.413, p &lt; .001), comments (rho = 0.415, p &lt; .001), and DISCERN scores. However, within-platform analyses revealed these to be ecological artefacts (Simpson’s paradox): no significant likes–quality correlation existed within any individual platform. Views showed a negligible overall correlation (rho = -0.073, p = .571) and a significant negative correlation within YouTube (rho = -0.316, p = .035). It can be concluded that engagement metrics do not appear to reliably indicate information quality and that popular content is not necessarily accurate content. The YouTube views–quality pattern raises concern about whether recommendation systems may not reliably prioritise accurate health information, though this cross-sectional finding cannot establish causation.</w:t>
+      </w:r>
+    </w:p>
+    <w:p>
+      <w:pPr>
+        <w:spacing w:line="360" w:lineRule="auto" w:after="120" w:before="0"/>
+        <w:jc w:val="both"/>
+      </w:pPr>
+      <w:r>
+        <w:rPr>
+          <w:rFonts w:ascii="Times New Roman" w:hAnsi="Times New Roman" w:cs="Times New Roman"/>
+          <w:b w:val="0"/>
+          <w:i w:val="0"/>
+          <w:color w:val="000000"/>
+          <w:sz w:val="24"/>
+        </w:rPr>
+        <w:t>Additionally, search query phrasing significantly influenced the quality of content retrieved (H[4] = 27.72, p &lt; .001), with ‘how to start exercising’ yielding the highest-scoring content and ‘home workout routine’ the lowest. This suggests that the wording of health information queries functions as an implicit quality filter, a finding with practical implications for how clinicians advise patients on information seeking.</w:t>
       </w:r>
     </w:p>
     <w:p>
@@ -12362,7 +12371,7 @@
           <w:color w:val="000000"/>
           <w:sz w:val="24"/>
         </w:rPr>
-        <w:t>For platform developers: Implement evidence-based content labelling systems that signal information quality to users. This could include verified health information badges, source citation prompts for health-related content, and algorithmic adjustments that prioritise credentialed sources in health-related search results. The finding that YouTube's algorithm may promote lower-quality content (negative views–quality correlation) warrants particular attention.</w:t>
+        <w:t>For platform developers: Consider implementing evidence-based content labelling systems that signal information quality to users. This could include verified health information badges, source citation prompts for health-related content, and algorithmic adjustments that prioritise credentialed sources in health-related search results. The finding that higher-viewed YouTube content tended to score lower on DISCERN (rho = -0.316) warrants further investigation.</w:t>
       </w:r>
     </w:p>
     <w:p>
@@ -12474,7 +12483,23 @@
           <w:color w:val="000000"/>
           <w:sz w:val="24"/>
         </w:rPr>
-        <w:t>Finally, participatory research involving content creators, healthcare professionals, and platform users could inform the design of practical interventions to improve the quality of physical activity information in the social media ecosystem. The gap between the information quality available on traditional websites and social media represents both a public health challenge and an opportunity for evidence-based digital health communication.</w:t>
+        <w:t>Finally, participatory research involving content creators, healthcare professionals, and platform users could inform the design of practical interventions to improve the quality of physical activity information in the social media ecosystem.</w:t>
+      </w:r>
+    </w:p>
+    <w:p>
+      <w:pPr>
+        <w:spacing w:line="360" w:lineRule="auto" w:after="120" w:before="0"/>
+        <w:jc w:val="both"/>
+      </w:pPr>
+      <w:r>
+        <w:rPr>
+          <w:rFonts w:ascii="Times New Roman" w:hAnsi="Times New Roman" w:cs="Times New Roman"/>
+          <w:b w:val="0"/>
+          <w:i w:val="0"/>
+          <w:color w:val="000000"/>
+          <w:sz w:val="24"/>
+        </w:rPr>
+        <w:t>In closing, this study provides evidence that the quality of physical activity information varies substantially across digital platforms, with short-form social media presenting the greatest quality concerns. However, these conclusions should be tempered by the study’s limitations, particularly the reliance on metadata-based scoring for video and image content, which may have systematically underestimated social media quality and thereby inflated the observed gradient. The mixed automated and manual collection approach and the classification of diverse organisations as non-professional further qualify the precision of these findings. Notwithstanding these caveats, the overall pattern—that platform architecture constrains information completeness and that engagement does not reliably signal accuracy—is consistent with the broader literature and has clear implications for public health practice, health literacy education, and platform governance.</w:t>
       </w:r>
     </w:p>
     <w:p>

--- a/final/thesis_complete.docx
+++ b/final/thesis_complete.docx
@@ -6660,7 +6660,7 @@
           <w:i w:val="0"/>
           <w:sz w:val="24"/>
         </w:rPr>
-        <w:t>To investigate whether creator type moderates information quality, DISCERN scores were compared between professional creators (healthcare professionals and certified fitness professionals combined) and non-professional creators (fitness influencers and general users combined) using the Mann-Whitney U test. The effect size was reported as rank-biserial correlation (r</w:t>
+        <w:t>To investigate whether creator type moderates information quality, DISCERN scores were compared between professional creators (healthcare professionals and certified fitness professionals combined) and non-professional creators (fitness influencers, general users, and organisations combined) using the Mann-Whitney U test. Organisations were classified as non-professional because they encompass a heterogeneous mix of entities—from government health departments to commercial fitness brands—making uniform professional classification inappropriate. The effect size was reported as rank-biserial correlation (r</w:t>
       </w:r>
       <w:r>
         <w:rPr>
@@ -10589,7 +10589,7 @@
           <w:color w:val="000000"/>
           <w:sz w:val="24"/>
         </w:rPr>
-        <w:t>JAMA benchmark compliance varied by criterion and platform (Table 5). A Kruskal-Wallis test on JAMA total scores (range 0–4) revealed no statistically significant difference across platforms, H(3) = 5.43, p = .143. However, this aggregate result is partly an artefact of the Currency criterion, which gives social media platforms an automatic advantage: posting dates are inherently visible (100% compliance) on social media but must be explicitly stated on websites (68% compliance). Criterion-level comparisons are therefore more informative than total JAMA scores in this study.</w:t>
+        <w:t>JAMA benchmark compliance varied by criterion and platform (Table 4). A Kruskal-Wallis test on JAMA total scores (range 0–4) revealed no statistically significant difference across platforms, H(3) = 5.43, p = .143. However, this aggregate result is partly an artefact of the Currency criterion, which gives social media platforms an automatic advantage: posting dates are inherently visible (100% compliance) on social media but must be explicitly stated on websites (68% compliance). Criterion-level comparisons are therefore more informative than total JAMA scores in this study.</w:t>
       </w:r>
     </w:p>
     <w:p>
@@ -11715,7 +11715,7 @@
           <w:color w:val="000000"/>
           <w:sz w:val="24"/>
         </w:rPr>
-        <w:t>Exploratory analysis of content format revealed notable differences in DISCERN scores. Long-form videos exceeding five minutes (predominantly YouTube; n = 45) achieved the highest median score (Mdn = 43.0, M = 43.1), followed by text articles (n = 50, Mdn = 48.5, M = 47.0, which were exclusive to websites). Short videos under 60 seconds (n = 18, Mdn = 31.5, M = 32.8) and carousel posts (n = 50, Mdn = 27.5, M = 29.0) scored substantially lower. These format differences are largely confounded with platform, as content formats were strongly associated with specific platforms.</w:t>
+        <w:t>Exploratory analysis of content format revealed notable differences in DISCERN scores. Text articles (n = 50, exclusive to websites) achieved the highest median score (Mdn = 48.5, M = 47.0), followed by long-form videos exceeding five minutes (predominantly YouTube; n = 45, Mdn = 43.0, M = 43.1). Short videos under 60 seconds (n = 47, comprising 5 from YouTube and 42 from TikTok; Mdn = 34.0, M = 33.8) scored lower. Image-with-caption posts (n = 21, from TikTok and Instagram; Mdn = 30.0, M = 30.5) and carousel posts (n = 37, exclusive to Instagram; Mdn = 27.5, M = 28.4) scored lowest. These format differences are largely confounded with platform, as content formats were strongly associated with specific platforms.</w:t>
       </w:r>
     </w:p>
     <w:p>
@@ -12540,7 +12540,7 @@
           <w:rFonts w:ascii="Times New Roman" w:hAnsi="Times New Roman"/>
           <w:sz w:val="24"/>
         </w:rPr>
-        <w:t>Azer, S. A. (2020). Are DISCERN and JAMA suitable instruments for assessing YouTube videos on thyroid cancer? Methodological concerns. Journal of Cancer Education, 35(6), 1267–1277.</w:t>
+        <w:t>Ayyash, M., Albarqouni, L., &amp; Dawkins, B. (2025). Quality of health information on social media: A systematic review and meta-analysis. Journal of Medical Internet Research, 27(2), e65722. https://doi.org/10.2196/65722</w:t>
       </w:r>
     </w:p>
     <w:p>
@@ -12554,7 +12554,7 @@
           <w:rFonts w:ascii="Times New Roman" w:hAnsi="Times New Roman"/>
           <w:sz w:val="24"/>
         </w:rPr>
-        <w:t>Bernard, A., Langille, M., Hughes, S., Rose, C., Leddin, D., &amp; Veldhuyzen van Zanten, S. (2007). A systematic review of patient inflammatory bowel disease information resources on the World Wide Web. American Journal of Gastroenterology, 102(9), 2070–2077. https://doi.org/10.1111/j.1572-0241.2007.01325.x</w:t>
+        <w:t>Ayyash, M., Musaad, S., Albarqouni, L., &amp; Dawkins, B. (2025). Quality of online health information on traditional websites: A systematic review and meta-analysis. Journal of Medical Internet Research, 27(3), e67481. https://doi.org/10.2196/67481</w:t>
       </w:r>
     </w:p>
     <w:p>
@@ -12568,7 +12568,7 @@
           <w:rFonts w:ascii="Times New Roman" w:hAnsi="Times New Roman"/>
           <w:sz w:val="24"/>
         </w:rPr>
-        <w:t>Blakeslee, S. (2004). The CRAAP test. LOEX Quarterly, 31(3), 6–7. https://commons.emich.edu/loexquarterly/vol31/iss3/4</w:t>
+        <w:t>Azer, S. A. (2020). Are DISCERN and JAMA suitable instruments for assessing YouTube videos on thyroid cancer? Methodological concerns. Journal of Cancer Education, 35(6), 1267–1277.</w:t>
       </w:r>
     </w:p>
     <w:p>
@@ -12582,7 +12582,7 @@
           <w:rFonts w:ascii="Times New Roman" w:hAnsi="Times New Roman"/>
           <w:sz w:val="24"/>
         </w:rPr>
-        <w:t>Boyer, C., Baujard, V., &amp; Geissbuhler, A. (2011). Evolution of health web certification through the HONcode experience. Studies in Health Technology and Informatics, 169, 53–57. https://doi.org/10.3233/978-1-60750-806-9-53</w:t>
+        <w:t>Bernard, A., Langille, M., Hughes, S., Rose, C., Leddin, D., &amp; Veldhuyzen van Zanten, S. (2007). A systematic review of patient inflammatory bowel disease information resources on the World Wide Web. American Journal of Gastroenterology, 102(9), 2070–2077. https://doi.org/10.1111/j.1572-0241.2007.01325.x</w:t>
       </w:r>
     </w:p>
     <w:p>
@@ -12596,7 +12596,7 @@
           <w:rFonts w:ascii="Times New Roman" w:hAnsi="Times New Roman"/>
           <w:sz w:val="24"/>
         </w:rPr>
-        <w:t>Charnock, D., Shepperd, S., Needham, G., &amp; Gann, R. (1999). DISCERN: An instrument for judging the quality of written consumer health information on treatment choices. Journal of Epidemiology and Community Health, 53(2), 105–111. https://doi.org/10.1136/jech.53.2.105</w:t>
+        <w:t>Blakeslee, S. (2004). The CRAAP test. LOEX Quarterly, 31(3), 6–7. https://commons.emich.edu/loexquarterly/vol31/iss3/4</w:t>
       </w:r>
     </w:p>
     <w:p>
@@ -12610,7 +12610,7 @@
           <w:rFonts w:ascii="Times New Roman" w:hAnsi="Times New Roman"/>
           <w:sz w:val="24"/>
         </w:rPr>
-        <w:t>Chea, C. Y., &amp; Lim, P. K. (2023). Quality and accuracy of dental health-related information on social media: A systematic review. Journal of Dental Sciences, 18(3), 1070–1079.</w:t>
+        <w:t>Boyer, C., Baujard, V., &amp; Geissbuhler, A. (2011). Evolution of health web certification through the HONcode experience. Studies in Health Technology and Informatics, 169, 53–57. https://doi.org/10.3233/978-1-60750-806-9-53</w:t>
       </w:r>
     </w:p>
     <w:p>
@@ -12624,7 +12624,7 @@
           <w:rFonts w:ascii="Times New Roman" w:hAnsi="Times New Roman"/>
           <w:sz w:val="24"/>
         </w:rPr>
-        <w:t>Chen, S., Tang, Y., Zhang, Y., Liu, Z., Zhong, Y., Fang, H., Xu, Y., Sun, J., &amp; Zhang, Y. (2025). Quality of cancer-related information on new media (2014–2023): Systematic review and meta-analysis. Journal of Medical Internet Research, 27(1), e73185. https://doi.org/10.2196/73185</w:t>
+        <w:t>Charnock, D., Shepperd, S., Needham, G., &amp; Gann, R. (1999). DISCERN: An instrument for judging the quality of written consumer health information on treatment choices. Journal of Epidemiology and Community Health, 53(2), 105–111. https://doi.org/10.1136/jech.53.2.105</w:t>
       </w:r>
     </w:p>
     <w:p>
@@ -12638,7 +12638,7 @@
           <w:rFonts w:ascii="Times New Roman" w:hAnsi="Times New Roman"/>
           <w:sz w:val="24"/>
         </w:rPr>
-        <w:t>Cooke, A., Smith, D., &amp; Booth, A. (2012). Beyond PICO: The SPIDER tool for qualitative evidence synthesis. Qualitative Health Research, 22(10), 1435–1443. https://doi.org/10.1177/1049732312452938</w:t>
+        <w:t>Chea, C. Y., &amp; Lim, P. K. (2023). Quality and accuracy of dental health-related information on social media: A systematic review. Journal of Dental Sciences, 18(3), 1070–1079.</w:t>
       </w:r>
     </w:p>
     <w:p>
@@ -12652,7 +12652,7 @@
           <w:rFonts w:ascii="Times New Roman" w:hAnsi="Times New Roman"/>
           <w:sz w:val="24"/>
         </w:rPr>
-        <w:t>Czenczek-Lewandowska, E., Leszczak, J., Mazur, A., &amp; Rak, S. (2022). Review of the quality of YouTube videos recommending exercises for the COVID-19 lockdown. International Journal of Environmental Research and Public Health, 19(10), 6348. https://doi.org/10.3390/ijerph19106348</w:t>
+        <w:t>Chen, S., Tang, Y., Zhang, Y., Liu, Z., Zhong, Y., Fang, H., Xu, Y., Sun, J., &amp; Zhang, Y. (2025). Quality of cancer-related information on new media (2014–2023): Systematic review and meta-analysis. Journal of Medical Internet Research, 27(1), e73185. https://doi.org/10.2196/73185</w:t>
       </w:r>
     </w:p>
     <w:p>
@@ -12666,7 +12666,7 @@
           <w:rFonts w:ascii="Times New Roman" w:hAnsi="Times New Roman"/>
           <w:sz w:val="24"/>
         </w:rPr>
-        <w:t>Daraz, L., Morrow, A. S., Ponce, O. J., Farah, W., Katabi, A., Majzoub, A., Seisa, M. O., Benkhadra, R., Alsawas, M., Larry, P., &amp; Murad, M. H. (2019). Can patients trust online health information? A meta-narrative systematic review addressing the quality of health information on the internet. Journal of General Internal Medicine, 34(9), 1884–1891. https://doi.org/10.1007/s11606-019-05109-0</w:t>
+        <w:t>Cohen, J. (1988). Statistical power analysis for the behavioral sciences (2nd ed.). Lawrence Erlbaum Associates.</w:t>
       </w:r>
     </w:p>
     <w:p>
@@ -12680,7 +12680,7 @@
           <w:rFonts w:ascii="Times New Roman" w:hAnsi="Times New Roman"/>
           <w:sz w:val="24"/>
         </w:rPr>
-        <w:t>Dinis-Oliveira, R. J. (2020). COVID-19 research: Pandemic versus “paperdemic,” integrity, values and risks of the “publish or perish” pressure. Forensic Sciences Research, 5(4), 279–284.</w:t>
+        <w:t>Cooke, A., Smith, D., &amp; Booth, A. (2012). Beyond PICO: The SPIDER tool for qualitative evidence synthesis. Qualitative Health Research, 22(10), 1435–1443. https://doi.org/10.1177/1049732312452938</w:t>
       </w:r>
     </w:p>
     <w:p>
@@ -12694,7 +12694,7 @@
           <w:rFonts w:ascii="Times New Roman" w:hAnsi="Times New Roman"/>
           <w:sz w:val="24"/>
         </w:rPr>
-        <w:t>Diviani, N., van den Putte, B., Giani, S., &amp; van Weert, J. C. (2015). Low health literacy and evaluation of online health information: A systematic review of the literature. Journal of Medical Internet Research, 17(5), e112. https://doi.org/10.2196/jmir.4018</w:t>
+        <w:t>Czenczek-Lewandowska, E., Leszczak, J., Mazur, A., &amp; Rak, S. (2022). Review of the quality of YouTube videos recommending exercises for the COVID-19 lockdown. International Journal of Environmental Research and Public Health, 19(10), 6348. https://doi.org/10.3390/ijerph19106348</w:t>
       </w:r>
     </w:p>
     <w:p>
@@ -12708,7 +12708,7 @@
           <w:rFonts w:ascii="Times New Roman" w:hAnsi="Times New Roman"/>
           <w:sz w:val="24"/>
         </w:rPr>
-        <w:t>Dos Santos, M. A., Grosso, A. R., &amp; Almeida, C. F. (2021). Is social media spreading misinformation on exercise and health in Brazil? International Journal of Environmental Research and Public Health, 18(22), 11914. https://doi.org/10.3390/ijerph182211914</w:t>
+        <w:t>Daraz, L., Morrow, A. S., Ponce, O. J., Farah, W., Katabi, A., Majzoub, A., Seisa, M. O., Benkhadra, R., Alsawas, M., Larry, P., &amp; Murad, M. H. (2019). Can patients trust online health information? A meta-narrative systematic review addressing the quality of health information on the internet. Journal of General Internal Medicine, 34(9), 1884–1891. https://doi.org/10.1007/s11606-019-05109-0</w:t>
       </w:r>
     </w:p>
     <w:p>
@@ -12722,7 +12722,7 @@
           <w:rFonts w:ascii="Times New Roman" w:hAnsi="Times New Roman"/>
           <w:sz w:val="24"/>
         </w:rPr>
-        <w:t>Eysenbach, G., Powell, J., Kuss, O., &amp; Sa, E. R. (2002). Empirical studies assessing the quality of health information for consumers on the World Wide Web: A systematic review. JAMA, 287(20), 2691–2700. https://doi.org/10.1001/jama.287.20.2691</w:t>
+        <w:t>de Moel-Mandel, C., Shelley, B., &amp; Gericke, C. A. (2025). Quality and reliability of physical activity information on TikTok: A content analysis. Health Promotion Journal of Australia, 36(1), e752. https://doi.org/10.1002/hpja.752</w:t>
       </w:r>
     </w:p>
     <w:p>
@@ -12736,7 +12736,7 @@
           <w:rFonts w:ascii="Times New Roman" w:hAnsi="Times New Roman"/>
           <w:sz w:val="24"/>
         </w:rPr>
-        <w:t>Finney Rutten, L. J., Blake, K. D., Greenberg-Worisek, A. J., Allen, S. V., Moser, R. P., &amp; Hesse, B. W. (2019). Online health information seeking among US adults: Measuring progress toward a Healthy People 2020 objective. Public Health Reports, 134(6), 617–625. https://doi.org/10.1177/0033354919874074</w:t>
+        <w:t>Delli, K., Livas, C., Ammari, A. B., Silver, J., &amp; Trottman, G. (2016). Assessing the quality and readability of online information on dental implants. International Dental Journal, 66(2), 100–106.</w:t>
       </w:r>
     </w:p>
     <w:p>
@@ -12750,7 +12750,7 @@
           <w:rFonts w:ascii="Times New Roman" w:hAnsi="Times New Roman"/>
           <w:sz w:val="24"/>
         </w:rPr>
-        <w:t>Fox, S., &amp; Duggan, M. (2013). Health online 2013. Pew Internet and American Life Project. https://www.pewresearch.org/internet/2013/01/15/health-online-2013-2/</w:t>
+        <w:t>Dinis-Oliveira, R. J. (2020). COVID-19 research: Pandemic versus “paperdemic,” integrity, values and risks of the “publish or perish” pressure. Forensic Sciences Research, 5(4), 279–284.</w:t>
       </w:r>
     </w:p>
     <w:p>
@@ -12764,7 +12764,7 @@
           <w:rFonts w:ascii="Times New Roman" w:hAnsi="Times New Roman"/>
           <w:sz w:val="24"/>
         </w:rPr>
-        <w:t>Haghighi, R., &amp; Farhadloo, M. (2025). Quality assessment of health information on social media during a public health crisis: Infodemiology study. JMIR Infodemiology, 5(1), e70756. https://doi.org/10.2196/70756</w:t>
+        <w:t>Diviani, N., van den Putte, B., Giani, S., &amp; van Weert, J. C. (2015). Low health literacy and evaluation of online health information: A systematic review of the literature. Journal of Medical Internet Research, 17(5), e112. https://doi.org/10.2196/jmir.4018</w:t>
       </w:r>
     </w:p>
     <w:p>
@@ -12778,7 +12778,7 @@
           <w:rFonts w:ascii="Times New Roman" w:hAnsi="Times New Roman"/>
           <w:sz w:val="24"/>
         </w:rPr>
-        <w:t>Kbaier, D., Kalra, P. A., &amp; Alderson, H. V. (2024). Social media health misinformation: Characteristics of sharers and non-sharers. JMIR Infodemiology, 4, e45459.</w:t>
+        <w:t>Dos Santos, M. A., Grosso, A. R., &amp; Almeida, C. F. (2021). Is social media spreading misinformation on exercise and health in Brazil? International Journal of Environmental Research and Public Health, 18(22), 11914. https://doi.org/10.3390/ijerph182211914</w:t>
       </w:r>
     </w:p>
     <w:p>
@@ -12792,7 +12792,7 @@
           <w:rFonts w:ascii="Times New Roman" w:hAnsi="Times New Roman"/>
           <w:sz w:val="24"/>
         </w:rPr>
-        <w:t>Kocyigit, B. F., Akyol, A., &amp; Gundogdu, A. A. (2024). YouTube as a source of information about ankylosing spondylitis exercises. Journal of Education and Health Promotion, 13, 23.</w:t>
+        <w:t>Drozd, B., Couvillon, E., &amp; Suarez, A. (2018). Medical YouTube videos and methods of evaluation: Literature review. JMIR Medical Education, 4(1), e3. https://doi.org/10.2196/mededu.8527</w:t>
       </w:r>
     </w:p>
     <w:p>
@@ -12806,7 +12806,7 @@
           <w:rFonts w:ascii="Times New Roman" w:hAnsi="Times New Roman"/>
           <w:sz w:val="24"/>
         </w:rPr>
-        <w:t>Kong, W., Song, S., Zhao, Y. C., Zhu, Q., &amp; Sha, L. (2024). TikTok as a health information source: Assessment of the quality of information in diabetes-related videos. Journal of Medical Internet Research, 26, e49592.</w:t>
+        <w:t>Eysenbach, G., Powell, J., Kuss, O., &amp; Sa, E. R. (2002). Empirical studies assessing the quality of health information for consumers on the World Wide Web: A systematic review. JAMA, 287(20), 2691–2700. https://doi.org/10.1001/jama.287.20.2691</w:t>
       </w:r>
     </w:p>
     <w:p>
@@ -12820,7 +12820,7 @@
           <w:rFonts w:ascii="Times New Roman" w:hAnsi="Times New Roman"/>
           <w:sz w:val="24"/>
         </w:rPr>
-        <w:t>Koo, T. K., &amp; Li, M. Y. (2016). A guideline of selecting and reporting intraclass correlation coefficients for reliability research. Journal of Chiropractic Medicine, 15(2), 155–163. https://doi.org/10.1016/j.jcm.2016.02.012</w:t>
+        <w:t>Feinstein, A. R., &amp; Cicchetti, D. V. (1990). High agreement but low kappa: I. The problems of two paradoxes. Journal of Clinical Epidemiology, 43(6), 543–549. https://doi.org/10.1016/0895-4356(90)90158-L</w:t>
       </w:r>
     </w:p>
     <w:p>
@@ -12834,7 +12834,7 @@
           <w:rFonts w:ascii="Times New Roman" w:hAnsi="Times New Roman"/>
           <w:sz w:val="24"/>
         </w:rPr>
-        <w:t>Krippendorff, K. (2018). Content analysis: An introduction to its methodology (4th ed.). SAGE Publications.</w:t>
+        <w:t>Finney Rutten, L. J., Blake, K. D., Greenberg-Worisek, A. J., Allen, S. V., Moser, R. P., &amp; Hesse, B. W. (2019). Online health information seeking among US adults: Measuring progress toward a Healthy People 2020 objective. Public Health Reports, 134(6), 617–625. https://doi.org/10.1177/0033354919874074</w:t>
       </w:r>
     </w:p>
     <w:p>
@@ -12848,7 +12848,7 @@
           <w:rFonts w:ascii="Times New Roman" w:hAnsi="Times New Roman"/>
           <w:sz w:val="24"/>
         </w:rPr>
-        <w:t>Landis, J. R., &amp; Koch, G. G. (1977). The measurement of observer agreement for categorical data. Biometrics, 33(1), 159–174. https://doi.org/10.2307/2529310</w:t>
+        <w:t>Fox, S., &amp; Duggan, M. (2013). Health online 2013. Pew Internet and American Life Project. https://www.pewresearch.org/internet/2013/01/15/health-online-2013-2/</w:t>
       </w:r>
     </w:p>
     <w:p>
@@ -12862,7 +12862,7 @@
           <w:rFonts w:ascii="Times New Roman" w:hAnsi="Times New Roman"/>
           <w:sz w:val="24"/>
         </w:rPr>
-        <w:t>Li, B., Liu, X., Zhang, Y., Wang, Y., &amp; Zheng, L. (2024). Quality assessment of health science-related short videos on TikTok: A scoping review. International Journal of Medical Informatics, 186, 105424. https://doi.org/10.1016/j.ijmedinf.2024.105424</w:t>
+        <w:t>Fritz, C. O., Morris, P. E., &amp; Richler, J. J. (2012). Effect size estimates: Current use, calculations, and interpretation. Journal of Experimental Psychology: General, 141(1), 2–18. https://doi.org/10.1037/a0024338</w:t>
       </w:r>
     </w:p>
     <w:p>
@@ -12876,7 +12876,7 @@
           <w:rFonts w:ascii="Times New Roman" w:hAnsi="Times New Roman"/>
           <w:sz w:val="24"/>
         </w:rPr>
-        <w:t>Moorhead, S. A., Hazlett, D. E., Harrison, L., Carroll, J. K., Irwin, A., &amp; Hoving, C. (2013). A new dimension of health care: Systematic review of the uses, benefits, and limitations of social media for health communication. Journal of Medical Internet Research, 15(4), e85. https://doi.org/10.2196/jmir.1933</w:t>
+        <w:t>Haghighi, R., &amp; Farhadloo, M. (2025). Quality assessment of health information on social media during a public health crisis: Infodemiology study. JMIR Infodemiology, 5(1), e70756. https://doi.org/10.2196/70756</w:t>
       </w:r>
     </w:p>
     <w:p>
@@ -12890,7 +12890,7 @@
           <w:rFonts w:ascii="Times New Roman" w:hAnsi="Times New Roman"/>
           <w:sz w:val="24"/>
         </w:rPr>
-        <w:t>Norman, C. D., &amp; Skinner, H. A. (2006). eHEALS: The eHealth Literacy Scale. Journal of Medical Internet Research, 8(4), e27. https://doi.org/10.2196/jmir.8.4.e27</w:t>
+        <w:t>Kbaier, D., Kalra, P. A., &amp; Alderson, H. V. (2024). Social media health misinformation: Characteristics of sharers and non-sharers. JMIR Infodemiology, 4, e45459.</w:t>
       </w:r>
     </w:p>
     <w:p>
@@ -12904,7 +12904,7 @@
           <w:rFonts w:ascii="Times New Roman" w:hAnsi="Times New Roman"/>
           <w:sz w:val="24"/>
         </w:rPr>
-        <w:t>Pan, B., Hembrooke, H., Joachims, T., Lorigo, L., Gay, G., &amp; Granka, L. (2007). In Google we trust: Users’ decisions on rank, position, and relevance. Journal of Computer-Mediated Communication, 12(3), 801–823.</w:t>
+        <w:t>Kocyigit, B. F., Akyol, A., &amp; Gundogdu, A. A. (2024). YouTube as a source of information about ankylosing spondylitis exercises. Journal of Education and Health Promotion, 13, 23.</w:t>
       </w:r>
     </w:p>
     <w:p>
@@ -12918,7 +12918,7 @@
           <w:rFonts w:ascii="Times New Roman" w:hAnsi="Times New Roman"/>
           <w:sz w:val="24"/>
         </w:rPr>
-        <w:t>Pew Research Center. (2021). Social media fact sheet. https://www.pewresearch.org/internet/fact-sheet/social-media/</w:t>
+        <w:t>Kong, W., Song, S., Zhao, Y. C., Zhu, Q., &amp; Sha, L. (2024). TikTok as a health information source: Assessment of the quality of information in diabetes-related videos. Journal of Medical Internet Research, 26, e49592.</w:t>
       </w:r>
     </w:p>
     <w:p>
@@ -12932,7 +12932,7 @@
           <w:rFonts w:ascii="Times New Roman" w:hAnsi="Times New Roman"/>
           <w:sz w:val="24"/>
         </w:rPr>
-        <w:t>Pilgrim, K., &amp; Bohnet-Joschko, S. (2022). Selling health and happiness: How influencers communicate on Instagram about dieting and exercise. BMC Public Health, 19, 1054. https://doi.org/10.1186/s12889-019-7387-8</w:t>
+        <w:t>Koo, T. K., &amp; Li, M. Y. (2016). A guideline of selecting and reporting intraclass correlation coefficients for reliability research. Journal of Chiropractic Medicine, 15(2), 155–163. https://doi.org/10.1016/j.jcm.2016.02.012</w:t>
       </w:r>
     </w:p>
     <w:p>
@@ -12946,7 +12946,7 @@
           <w:rFonts w:ascii="Times New Roman" w:hAnsi="Times New Roman"/>
           <w:sz w:val="24"/>
         </w:rPr>
-        <w:t>Rosenstock, I. M. (1974). Historical origins of the Health Belief Model. Health Education Monographs, 2(4), 328–335. https://doi.org/10.1177/109019817400200403</w:t>
+        <w:t>Krippendorff, K. (2018). Content analysis: An introduction to its methodology (4th ed.). SAGE Publications.</w:t>
       </w:r>
     </w:p>
     <w:p>
@@ -12960,7 +12960,7 @@
           <w:rFonts w:ascii="Times New Roman" w:hAnsi="Times New Roman"/>
           <w:sz w:val="24"/>
         </w:rPr>
-        <w:t>Sbaffi, L., &amp; Rowley, J. (2017). Trust and credibility in web-based health information: A review and agenda for future research. Journal of Medical Internet Research, 19(6), e218. https://doi.org/10.2196/jmir.7579</w:t>
+        <w:t>Landis, J. R., &amp; Koch, G. G. (1977). The measurement of observer agreement for categorical data. Biometrics, 33(1), 159–174. https://doi.org/10.2307/2529310</w:t>
       </w:r>
     </w:p>
     <w:p>
@@ -12974,7 +12974,7 @@
           <w:rFonts w:ascii="Times New Roman" w:hAnsi="Times New Roman"/>
           <w:sz w:val="24"/>
         </w:rPr>
-        <w:t>Silberg, W. M., Lundberg, G. D., &amp; Musacchio, R. A. (1997). Assessing, controlling, and assuring the quality of medical information on the internet: Caveant lector et viewor—Let the reader and viewer beware. JAMA, 277(15), 1244–1245. https://doi.org/10.1001/jama.1997.03540390074039</w:t>
+        <w:t>Leong, Q. Y., Sani, S. A., &amp; Khor, G. L. (2021). Quality of nutrition and diet-related information on the internet for consumers: A systematic review. Health Promotion International, 36(3), 686–700. https://doi.org/10.1093/heapro/daaa082</w:t>
       </w:r>
     </w:p>
     <w:p>
@@ -12988,7 +12988,7 @@
           <w:rFonts w:ascii="Times New Roman" w:hAnsi="Times New Roman"/>
           <w:sz w:val="24"/>
         </w:rPr>
-        <w:t>Snelson, C. L. (2016). Qualitative and mixed methods social media research: A review of the literature. International Journal of Qualitative Methods, 15(1), 1–15. https://doi.org/10.1177/1609406915624574</w:t>
+        <w:t>Li, B., Liu, X., Zhang, Y., Wang, Y., &amp; Zheng, L. (2024). Quality assessment of health science-related short videos on TikTok: A scoping review. International Journal of Medical Informatics, 186, 105424. https://doi.org/10.1016/j.ijmedinf.2024.105424</w:t>
       </w:r>
     </w:p>
     <w:p>
@@ -13002,7 +13002,7 @@
           <w:rFonts w:ascii="Times New Roman" w:hAnsi="Times New Roman"/>
           <w:sz w:val="24"/>
         </w:rPr>
-        <w:t>Suarez-Lledo, V., &amp; Alvarez-Galvez, J. (2021). Prevalence of health misinformation on social media: Systematic review. Journal of Medical Internet Research, 23(1), e17187. https://doi.org/10.2196/17187</w:t>
+        <w:t>Madathil, K. C., Rivera-Rodriguez, A. J., Greenstein, J. S., &amp; Gramopadhye, A. K. (2015). Healthcare information on YouTube: A systematic review. Health Informatics Journal, 21(3), 173–194. https://doi.org/10.1177/1460458213512220</w:t>
       </w:r>
     </w:p>
     <w:p>
@@ -13016,7 +13016,7 @@
           <w:rFonts w:ascii="Times New Roman" w:hAnsi="Times New Roman"/>
           <w:sz w:val="24"/>
         </w:rPr>
-        <w:t>Swire-Thompson, B., &amp; Lazer, D. (2020). Public health and online misinformation: Challenges and recommendations. Annual Review of Public Health, 41, 433–451. https://doi.org/10.1146/annurev-publhealth-040119-094127</w:t>
+        <w:t>McKinney, W. (2010). Data structures for statistical computing in Python. In S. van der Walt &amp; J. Millman (Eds.), Proceedings of the 9th Python in Science Conference (pp. 56–61). https://doi.org/10.25080/Majora-92bf1922-00a</w:t>
       </w:r>
     </w:p>
     <w:p>
@@ -13030,7 +13030,7 @@
           <w:rFonts w:ascii="Times New Roman" w:hAnsi="Times New Roman"/>
           <w:sz w:val="24"/>
         </w:rPr>
-        <w:t>Tan, S. S.-L., &amp; Goonawardene, N. (2017). Internet health information seeking and the patient-physician relationship: A systematic review. Journal of Medical Internet Research, 19(1), e9. https://doi.org/10.2196/jmir.5729</w:t>
+        <w:t>Moorhead, S. A., Hazlett, D. E., Harrison, L., Carroll, J. K., Irwin, A., &amp; Hoving, C. (2013). A new dimension of health care: Systematic review of the uses, benefits, and limitations of social media for health communication. Journal of Medical Internet Research, 15(4), e85. https://doi.org/10.2196/jmir.1933</w:t>
       </w:r>
     </w:p>
     <w:p>
@@ -13044,7 +13044,273 @@
           <w:rFonts w:ascii="Times New Roman" w:hAnsi="Times New Roman"/>
           <w:sz w:val="24"/>
         </w:rPr>
+        <w:t>Naaman, R., Thompson, K., Goldstein, S., &amp; Kirshenbaum, M. (2022). Quality assessment methodology for online health information: A systematic review. Digital Health, 8, 20552076221115044. https://doi.org/10.1177/20552076221115044</w:t>
+      </w:r>
+    </w:p>
+    <w:p>
+      <w:pPr>
+        <w:spacing w:line="360" w:lineRule="auto"/>
+        <w:ind w:left="720" w:hanging="720"/>
+        <w:jc w:val="both"/>
+      </w:pPr>
+      <w:r>
+        <w:rPr>
+          <w:rFonts w:ascii="Times New Roman" w:hAnsi="Times New Roman"/>
+          <w:sz w:val="24"/>
+        </w:rPr>
+        <w:t>Norman, C. D., &amp; Skinner, H. A. (2006). eHEALS: The eHealth Literacy Scale. Journal of Medical Internet Research, 8(4), e27. https://doi.org/10.2196/jmir.8.4.e27</w:t>
+      </w:r>
+    </w:p>
+    <w:p>
+      <w:pPr>
+        <w:spacing w:line="360" w:lineRule="auto"/>
+        <w:ind w:left="720" w:hanging="720"/>
+        <w:jc w:val="both"/>
+      </w:pPr>
+      <w:r>
+        <w:rPr>
+          <w:rFonts w:ascii="Times New Roman" w:hAnsi="Times New Roman"/>
+          <w:sz w:val="24"/>
+        </w:rPr>
+        <w:t>Osman, W., Mohamed, F., Elhassan, M., &amp; Shoufan, A. (2022). Is YouTube a reliable source of health-related information? A systematic review. BMC Medical Education, 22, 382. https://doi.org/10.1186/s12909-022-03446-z</w:t>
+      </w:r>
+    </w:p>
+    <w:p>
+      <w:pPr>
+        <w:spacing w:line="360" w:lineRule="auto"/>
+        <w:ind w:left="720" w:hanging="720"/>
+        <w:jc w:val="both"/>
+      </w:pPr>
+      <w:r>
+        <w:rPr>
+          <w:rFonts w:ascii="Times New Roman" w:hAnsi="Times New Roman"/>
+          <w:sz w:val="24"/>
+        </w:rPr>
+        <w:t>Pan, B., Hembrooke, H., Joachims, T., Lorigo, L., Gay, G., &amp; Granka, L. (2007). In Google we trust: Users’ decisions on rank, position, and relevance. Journal of Computer-Mediated Communication, 12(3), 801–823.</w:t>
+      </w:r>
+    </w:p>
+    <w:p>
+      <w:pPr>
+        <w:spacing w:line="360" w:lineRule="auto"/>
+        <w:ind w:left="720" w:hanging="720"/>
+        <w:jc w:val="both"/>
+      </w:pPr>
+      <w:r>
+        <w:rPr>
+          <w:rFonts w:ascii="Times New Roman" w:hAnsi="Times New Roman"/>
+          <w:sz w:val="24"/>
+        </w:rPr>
+        <w:t>Pew Research Center. (2021). Social media fact sheet. https://www.pewresearch.org/internet/fact-sheet/social-media/</w:t>
+      </w:r>
+    </w:p>
+    <w:p>
+      <w:pPr>
+        <w:spacing w:line="360" w:lineRule="auto"/>
+        <w:ind w:left="720" w:hanging="720"/>
+        <w:jc w:val="both"/>
+      </w:pPr>
+      <w:r>
+        <w:rPr>
+          <w:rFonts w:ascii="Times New Roman" w:hAnsi="Times New Roman"/>
+          <w:sz w:val="24"/>
+        </w:rPr>
+        <w:t>Pilgrim, K., &amp; Bohnet-Joschko, S. (2022). Selling health and happiness: How influencers communicate on Instagram about dieting and exercise. BMC Public Health, 19, 1054. https://doi.org/10.1186/s12889-019-7387-8</w:t>
+      </w:r>
+    </w:p>
+    <w:p>
+      <w:pPr>
+        <w:spacing w:line="360" w:lineRule="auto"/>
+        <w:ind w:left="720" w:hanging="720"/>
+        <w:jc w:val="both"/>
+      </w:pPr>
+      <w:r>
+        <w:rPr>
+          <w:rFonts w:ascii="Times New Roman" w:hAnsi="Times New Roman"/>
+          <w:sz w:val="24"/>
+        </w:rPr>
+        <w:t>Rosenstock, I. M. (1974). Historical origins of the Health Belief Model. Health Education Monographs, 2(4), 328–335. https://doi.org/10.1177/109019817400200403</w:t>
+      </w:r>
+    </w:p>
+    <w:p>
+      <w:pPr>
+        <w:spacing w:line="360" w:lineRule="auto"/>
+        <w:ind w:left="720" w:hanging="720"/>
+        <w:jc w:val="both"/>
+      </w:pPr>
+      <w:r>
+        <w:rPr>
+          <w:rFonts w:ascii="Times New Roman" w:hAnsi="Times New Roman"/>
+          <w:sz w:val="24"/>
+        </w:rPr>
+        <w:t>Sbaffi, L., &amp; Rowley, J. (2017). Trust and credibility in web-based health information: A review and agenda for future research. Journal of Medical Internet Research, 19(6), e218. https://doi.org/10.2196/jmir.7579</w:t>
+      </w:r>
+    </w:p>
+    <w:p>
+      <w:pPr>
+        <w:spacing w:line="360" w:lineRule="auto"/>
+        <w:ind w:left="720" w:hanging="720"/>
+        <w:jc w:val="both"/>
+      </w:pPr>
+      <w:r>
+        <w:rPr>
+          <w:rFonts w:ascii="Times New Roman" w:hAnsi="Times New Roman"/>
+          <w:sz w:val="24"/>
+        </w:rPr>
+        <w:t>Schober, P., Boer, C., &amp; Schwarte, L. A. (2018). Correlation coefficients: Appropriate use and interpretation. Anesthesia &amp; Analgesia, 126(5), 1763–1768. https://doi.org/10.1213/ANE.0000000000002864</w:t>
+      </w:r>
+    </w:p>
+    <w:p>
+      <w:pPr>
+        <w:spacing w:line="360" w:lineRule="auto"/>
+        <w:ind w:left="720" w:hanging="720"/>
+        <w:jc w:val="both"/>
+      </w:pPr>
+      <w:r>
+        <w:rPr>
+          <w:rFonts w:ascii="Times New Roman" w:hAnsi="Times New Roman"/>
+          <w:sz w:val="24"/>
+        </w:rPr>
+        <w:t>Silberg, W. M., Lundberg, G. D., &amp; Musacchio, R. A. (1997). Assessing, controlling, and assuring the quality of medical information on the internet: Caveant lector et viewor—Let the reader and viewer beware. JAMA, 277(15), 1244–1245. https://doi.org/10.1001/jama.1997.03540390074039</w:t>
+      </w:r>
+    </w:p>
+    <w:p>
+      <w:pPr>
+        <w:spacing w:line="360" w:lineRule="auto"/>
+        <w:ind w:left="720" w:hanging="720"/>
+        <w:jc w:val="both"/>
+      </w:pPr>
+      <w:r>
+        <w:rPr>
+          <w:rFonts w:ascii="Times New Roman" w:hAnsi="Times New Roman"/>
+          <w:sz w:val="24"/>
+        </w:rPr>
+        <w:t>Snelson, C. L. (2016). Qualitative and mixed methods social media research: A review of the literature. International Journal of Qualitative Methods, 15(1), 1–15. https://doi.org/10.1177/1609406915624574</w:t>
+      </w:r>
+    </w:p>
+    <w:p>
+      <w:pPr>
+        <w:spacing w:line="360" w:lineRule="auto"/>
+        <w:ind w:left="720" w:hanging="720"/>
+        <w:jc w:val="both"/>
+      </w:pPr>
+      <w:r>
+        <w:rPr>
+          <w:rFonts w:ascii="Times New Roman" w:hAnsi="Times New Roman"/>
+          <w:sz w:val="24"/>
+        </w:rPr>
+        <w:t>Suarez-Lledo, V., &amp; Alvarez-Galvez, J. (2021). Prevalence of health misinformation on social media: Systematic review. Journal of Medical Internet Research, 23(1), e17187. https://doi.org/10.2196/17187</w:t>
+      </w:r>
+    </w:p>
+    <w:p>
+      <w:pPr>
+        <w:spacing w:line="360" w:lineRule="auto"/>
+        <w:ind w:left="720" w:hanging="720"/>
+        <w:jc w:val="both"/>
+      </w:pPr>
+      <w:r>
+        <w:rPr>
+          <w:rFonts w:ascii="Times New Roman" w:hAnsi="Times New Roman"/>
+          <w:sz w:val="24"/>
+        </w:rPr>
+        <w:t>Sullivan, G. M., &amp; Artino, A. R. (2013). Analyzing and interpreting data from Likert-type scales. Journal of Graduate Medical Education, 5(4), 541–542. https://doi.org/10.4300/JGME-5-4-18</w:t>
+      </w:r>
+    </w:p>
+    <w:p>
+      <w:pPr>
+        <w:spacing w:line="360" w:lineRule="auto"/>
+        <w:ind w:left="720" w:hanging="720"/>
+        <w:jc w:val="both"/>
+      </w:pPr>
+      <w:r>
+        <w:rPr>
+          <w:rFonts w:ascii="Times New Roman" w:hAnsi="Times New Roman"/>
+          <w:sz w:val="24"/>
+        </w:rPr>
+        <w:t>Swire-Thompson, B., &amp; Lazer, D. (2020). Public health and online misinformation: Challenges and recommendations. Annual Review of Public Health, 41, 433–451. https://doi.org/10.1146/annurev-publhealth-040119-094127</w:t>
+      </w:r>
+    </w:p>
+    <w:p>
+      <w:pPr>
+        <w:spacing w:line="360" w:lineRule="auto"/>
+        <w:ind w:left="720" w:hanging="720"/>
+        <w:jc w:val="both"/>
+      </w:pPr>
+      <w:r>
+        <w:rPr>
+          <w:rFonts w:ascii="Times New Roman" w:hAnsi="Times New Roman"/>
+          <w:sz w:val="24"/>
+        </w:rPr>
+        <w:t>Tan, S. S.-L., &amp; Goonawardene, N. (2017). Internet health information seeking and the patient-physician relationship: A systematic review. Journal of Medical Internet Research, 19(1), e9. https://doi.org/10.2196/jmir.5729</w:t>
+      </w:r>
+    </w:p>
+    <w:p>
+      <w:pPr>
+        <w:spacing w:line="360" w:lineRule="auto"/>
+        <w:ind w:left="720" w:hanging="720"/>
+        <w:jc w:val="both"/>
+      </w:pPr>
+      <w:r>
+        <w:rPr>
+          <w:rFonts w:ascii="Times New Roman" w:hAnsi="Times New Roman"/>
+          <w:sz w:val="24"/>
+        </w:rPr>
+        <w:t>Terpilowski, M. A. (2019). scikit-posthocs: Pairwise multiple comparison tests in Python. Journal of Open Source Software, 4(36), 1169. https://doi.org/10.21105/joss.01169</w:t>
+      </w:r>
+    </w:p>
+    <w:p>
+      <w:pPr>
+        <w:spacing w:line="360" w:lineRule="auto"/>
+        <w:ind w:left="720" w:hanging="720"/>
+        <w:jc w:val="both"/>
+      </w:pPr>
+      <w:r>
+        <w:rPr>
+          <w:rFonts w:ascii="Times New Roman" w:hAnsi="Times New Roman"/>
+          <w:sz w:val="24"/>
+        </w:rPr>
+        <w:t>Tomczak, M., &amp; Tomczak, E. (2014). The need to report effect size estimates revisited: An overview of some recommended measures of effect size. Trends in Sport Sciences, 21(1), 19–25.</w:t>
+      </w:r>
+    </w:p>
+    <w:p>
+      <w:pPr>
+        <w:spacing w:line="360" w:lineRule="auto"/>
+        <w:ind w:left="720" w:hanging="720"/>
+        <w:jc w:val="both"/>
+      </w:pPr>
+      <w:r>
+        <w:rPr>
+          <w:rFonts w:ascii="Times New Roman" w:hAnsi="Times New Roman"/>
+          <w:sz w:val="24"/>
+        </w:rPr>
         <w:t>Tripodi, F. (2018). Searching for alternative facts: Analyzing scriptural inference in conservative news practices. Data &amp; Society Research Institute.</w:t>
+      </w:r>
+    </w:p>
+    <w:p>
+      <w:pPr>
+        <w:spacing w:line="360" w:lineRule="auto"/>
+        <w:ind w:left="720" w:hanging="720"/>
+        <w:jc w:val="both"/>
+      </w:pPr>
+      <w:r>
+        <w:rPr>
+          <w:rFonts w:ascii="Times New Roman" w:hAnsi="Times New Roman"/>
+          <w:sz w:val="24"/>
+        </w:rPr>
+        <w:t>Vallat, R. (2018). Pingouin: Statistics in Python. Journal of Open Source Software, 3(31), 1026. https://doi.org/10.21105/joss.01026</w:t>
+      </w:r>
+    </w:p>
+    <w:p>
+      <w:pPr>
+        <w:spacing w:line="360" w:lineRule="auto"/>
+        <w:ind w:left="720" w:hanging="720"/>
+        <w:jc w:val="both"/>
+      </w:pPr>
+      <w:r>
+        <w:rPr>
+          <w:rFonts w:ascii="Times New Roman" w:hAnsi="Times New Roman"/>
+          <w:sz w:val="24"/>
+        </w:rPr>
+        <w:t>Virtanen, P., Gommers, R., Oliphant, T. E., Haberland, M., Reddy, T., Cournapeau, D., Burovski, E., Peterson, P., Weckesser, W., Bright, J., van der Walt, S. J., Brett, M., Wilson, J., Millman, K. J., Mayorov, N., Nelson, A. R. J., Jones, E., Kern, R., Larson, E., … SciPy 1.0 Contributors. (2020). SciPy 1.0: Fundamental algorithms for scientific computing in Python. Nature Methods, 17(3), 261–272. https://doi.org/10.1038/s41592-019-0686-2</w:t>
       </w:r>
     </w:p>
     <w:p>
@@ -14930,1246 +15196,61 @@
     </w:p>
     <w:p>
       <w:pPr>
-        <w:spacing w:line="360" w:lineRule="auto" w:after="240" w:before="0"/>
+        <w:pStyle w:val="Heading1"/>
+      </w:pPr>
+      <w:r>
+        <w:rPr>
+          <w:rFonts w:ascii="Times New Roman" w:hAnsi="Times New Roman"/>
+          <w:color w:val="000000"/>
+        </w:rPr>
+        <w:t>APPENDIX C: COMPLETE DATA SUMMARY TABLES</w:t>
+      </w:r>
+    </w:p>
+    <w:p>
+      <w:pPr>
+        <w:spacing w:line="360" w:lineRule="auto"/>
         <w:jc w:val="both"/>
       </w:pPr>
       <w:r>
         <w:rPr>
-          <w:rFonts w:ascii="Times New Roman" w:hAnsi="Times New Roman" w:cs="Times New Roman"/>
+          <w:rFonts w:ascii="Times New Roman" w:hAnsi="Times New Roman"/>
+          <w:b w:val="0"/>
+          <w:i w:val="0"/>
+          <w:sz w:val="24"/>
+        </w:rPr>
+      </w:r>
+    </w:p>
+    <w:p>
+      <w:pPr>
+        <w:pStyle w:val="Heading2"/>
+      </w:pPr>
+      <w:r>
+        <w:rPr>
+          <w:rFonts w:ascii="Times New Roman" w:hAnsi="Times New Roman"/>
+          <w:color w:val="000000"/>
+        </w:rPr>
+        <w:t>C.1 Sample Characteristics</w:t>
+      </w:r>
+    </w:p>
+    <w:p>
+      <w:pPr>
+        <w:spacing w:line="360" w:lineRule="auto"/>
+        <w:jc w:val="left"/>
+      </w:pPr>
+      <w:r>
+        <w:rPr>
+          <w:rFonts w:ascii="Times New Roman" w:hAnsi="Times New Roman"/>
           <w:b/>
           <w:i w:val="0"/>
-          <w:color w:val="000000"/>
-          <w:sz w:val="28"/>
-        </w:rPr>
-        <w:t>Appendix C: Data Summary Tables</w:t>
-      </w:r>
-    </w:p>
-    <w:p>
-      <w:pPr>
-        <w:spacing w:line="360" w:lineRule="auto" w:after="200" w:before="0"/>
-        <w:jc w:val="both"/>
-      </w:pPr>
-      <w:r>
-        <w:rPr>
-          <w:rFonts w:ascii="Times New Roman" w:hAnsi="Times New Roman" w:cs="Times New Roman"/>
-          <w:b/>
-          <w:i w:val="0"/>
-          <w:color w:val="000000"/>
-          <w:sz w:val="26"/>
-        </w:rPr>
-        <w:t>Table C1. DISCERN Total Score Descriptive Statistics by Platform</w:t>
+          <w:sz w:val="24"/>
+        </w:rPr>
+        <w:t>Table C1. Creator Type Distribution by Platform</w:t>
       </w:r>
     </w:p>
     <w:tbl>
       <w:tblPr>
         <w:tblStyle w:val="TableGrid"/>
         <w:tblW w:type="auto" w:w="0"/>
-        <w:jc w:val="center"/>
-        <w:tblLook w:firstColumn="1" w:firstRow="1" w:lastColumn="0" w:lastRow="0" w:noHBand="0" w:noVBand="1" w:val="04A0"/>
-      </w:tblPr>
-      <w:tblGrid>
-        <w:gridCol w:w="1003"/>
-        <w:gridCol w:w="1003"/>
-        <w:gridCol w:w="1003"/>
-        <w:gridCol w:w="1003"/>
-        <w:gridCol w:w="1003"/>
-        <w:gridCol w:w="1003"/>
-        <w:gridCol w:w="1003"/>
-        <w:gridCol w:w="1003"/>
-        <w:gridCol w:w="1003"/>
-      </w:tblGrid>
-      <w:tr>
-        <w:tc>
-          <w:tcPr>
-            <w:tcW w:type="dxa" w:w="1003"/>
-            <w:shd w:fill="D9E2F3" w:val="clear"/>
-          </w:tcPr>
-          <w:p>
-            <w:pPr>
-              <w:spacing w:line="240" w:lineRule="auto" w:after="40" w:before="0"/>
-              <w:jc w:val="center"/>
-            </w:pPr>
-            <w:r>
-              <w:rPr>
-                <w:rFonts w:ascii="Times New Roman" w:hAnsi="Times New Roman" w:cs="Times New Roman"/>
-                <w:b/>
-                <w:i w:val="0"/>
-                <w:color w:val="000000"/>
-                <w:sz w:val="20"/>
-              </w:rPr>
-              <w:t>Platform</w:t>
-            </w:r>
-          </w:p>
-        </w:tc>
-        <w:tc>
-          <w:tcPr>
-            <w:tcW w:type="dxa" w:w="1003"/>
-            <w:shd w:fill="D9E2F3" w:val="clear"/>
-          </w:tcPr>
-          <w:p>
-            <w:pPr>
-              <w:spacing w:line="240" w:lineRule="auto" w:after="40" w:before="0"/>
-              <w:jc w:val="center"/>
-            </w:pPr>
-            <w:r>
-              <w:rPr>
-                <w:rFonts w:ascii="Times New Roman" w:hAnsi="Times New Roman" w:cs="Times New Roman"/>
-                <w:b/>
-                <w:i w:val="0"/>
-                <w:color w:val="000000"/>
-                <w:sz w:val="20"/>
-              </w:rPr>
-              <w:t>n</w:t>
-            </w:r>
-          </w:p>
-        </w:tc>
-        <w:tc>
-          <w:tcPr>
-            <w:tcW w:type="dxa" w:w="1003"/>
-            <w:shd w:fill="D9E2F3" w:val="clear"/>
-          </w:tcPr>
-          <w:p>
-            <w:pPr>
-              <w:spacing w:line="240" w:lineRule="auto" w:after="40" w:before="0"/>
-              <w:jc w:val="center"/>
-            </w:pPr>
-            <w:r>
-              <w:rPr>
-                <w:rFonts w:ascii="Times New Roman" w:hAnsi="Times New Roman" w:cs="Times New Roman"/>
-                <w:b/>
-                <w:i w:val="0"/>
-                <w:color w:val="000000"/>
-                <w:sz w:val="20"/>
-              </w:rPr>
-              <w:t>M</w:t>
-            </w:r>
-          </w:p>
-        </w:tc>
-        <w:tc>
-          <w:tcPr>
-            <w:tcW w:type="dxa" w:w="1003"/>
-            <w:shd w:fill="D9E2F3" w:val="clear"/>
-          </w:tcPr>
-          <w:p>
-            <w:pPr>
-              <w:spacing w:line="240" w:lineRule="auto" w:after="40" w:before="0"/>
-              <w:jc w:val="center"/>
-            </w:pPr>
-            <w:r>
-              <w:rPr>
-                <w:rFonts w:ascii="Times New Roman" w:hAnsi="Times New Roman" w:cs="Times New Roman"/>
-                <w:b/>
-                <w:i w:val="0"/>
-                <w:color w:val="000000"/>
-                <w:sz w:val="20"/>
-              </w:rPr>
-              <w:t>SD</w:t>
-            </w:r>
-          </w:p>
-        </w:tc>
-        <w:tc>
-          <w:tcPr>
-            <w:tcW w:type="dxa" w:w="1003"/>
-            <w:shd w:fill="D9E2F3" w:val="clear"/>
-          </w:tcPr>
-          <w:p>
-            <w:pPr>
-              <w:spacing w:line="240" w:lineRule="auto" w:after="40" w:before="0"/>
-              <w:jc w:val="center"/>
-            </w:pPr>
-            <w:r>
-              <w:rPr>
-                <w:rFonts w:ascii="Times New Roman" w:hAnsi="Times New Roman" w:cs="Times New Roman"/>
-                <w:b/>
-                <w:i w:val="0"/>
-                <w:color w:val="000000"/>
-                <w:sz w:val="20"/>
-              </w:rPr>
-              <w:t>Mdn</w:t>
-            </w:r>
-          </w:p>
-        </w:tc>
-        <w:tc>
-          <w:tcPr>
-            <w:tcW w:type="dxa" w:w="1003"/>
-            <w:shd w:fill="D9E2F3" w:val="clear"/>
-          </w:tcPr>
-          <w:p>
-            <w:pPr>
-              <w:spacing w:line="240" w:lineRule="auto" w:after="40" w:before="0"/>
-              <w:jc w:val="center"/>
-            </w:pPr>
-            <w:r>
-              <w:rPr>
-                <w:rFonts w:ascii="Times New Roman" w:hAnsi="Times New Roman" w:cs="Times New Roman"/>
-                <w:b/>
-                <w:i w:val="0"/>
-                <w:color w:val="000000"/>
-                <w:sz w:val="20"/>
-              </w:rPr>
-              <w:t>Q1</w:t>
-            </w:r>
-          </w:p>
-        </w:tc>
-        <w:tc>
-          <w:tcPr>
-            <w:tcW w:type="dxa" w:w="1003"/>
-            <w:shd w:fill="D9E2F3" w:val="clear"/>
-          </w:tcPr>
-          <w:p>
-            <w:pPr>
-              <w:spacing w:line="240" w:lineRule="auto" w:after="40" w:before="0"/>
-              <w:jc w:val="center"/>
-            </w:pPr>
-            <w:r>
-              <w:rPr>
-                <w:rFonts w:ascii="Times New Roman" w:hAnsi="Times New Roman" w:cs="Times New Roman"/>
-                <w:b/>
-                <w:i w:val="0"/>
-                <w:color w:val="000000"/>
-                <w:sz w:val="20"/>
-              </w:rPr>
-              <w:t>Q3</w:t>
-            </w:r>
-          </w:p>
-        </w:tc>
-        <w:tc>
-          <w:tcPr>
-            <w:tcW w:type="dxa" w:w="1003"/>
-            <w:shd w:fill="D9E2F3" w:val="clear"/>
-          </w:tcPr>
-          <w:p>
-            <w:pPr>
-              <w:spacing w:line="240" w:lineRule="auto" w:after="40" w:before="0"/>
-              <w:jc w:val="center"/>
-            </w:pPr>
-            <w:r>
-              <w:rPr>
-                <w:rFonts w:ascii="Times New Roman" w:hAnsi="Times New Roman" w:cs="Times New Roman"/>
-                <w:b/>
-                <w:i w:val="0"/>
-                <w:color w:val="000000"/>
-                <w:sz w:val="20"/>
-              </w:rPr>
-              <w:t>Min</w:t>
-            </w:r>
-          </w:p>
-        </w:tc>
-        <w:tc>
-          <w:tcPr>
-            <w:tcW w:type="dxa" w:w="1003"/>
-            <w:shd w:fill="D9E2F3" w:val="clear"/>
-          </w:tcPr>
-          <w:p>
-            <w:pPr>
-              <w:spacing w:line="240" w:lineRule="auto" w:after="40" w:before="0"/>
-              <w:jc w:val="center"/>
-            </w:pPr>
-            <w:r>
-              <w:rPr>
-                <w:rFonts w:ascii="Times New Roman" w:hAnsi="Times New Roman" w:cs="Times New Roman"/>
-                <w:b/>
-                <w:i w:val="0"/>
-                <w:color w:val="000000"/>
-                <w:sz w:val="20"/>
-              </w:rPr>
-              <w:t>Max</w:t>
-            </w:r>
-          </w:p>
-        </w:tc>
-      </w:tr>
-      <w:tr>
-        <w:tc>
-          <w:tcPr>
-            <w:tcW w:type="dxa" w:w="1003"/>
-          </w:tcPr>
-          <w:p>
-            <w:pPr>
-              <w:spacing w:line="240" w:lineRule="auto" w:after="40" w:before="0"/>
-              <w:jc w:val="center"/>
-            </w:pPr>
-            <w:r>
-              <w:rPr>
-                <w:rFonts w:ascii="Times New Roman" w:hAnsi="Times New Roman" w:cs="Times New Roman"/>
-                <w:b w:val="0"/>
-                <w:i w:val="0"/>
-                <w:color w:val="000000"/>
-                <w:sz w:val="20"/>
-              </w:rPr>
-              <w:t>Website</w:t>
-            </w:r>
-          </w:p>
-        </w:tc>
-        <w:tc>
-          <w:tcPr>
-            <w:tcW w:type="dxa" w:w="1003"/>
-          </w:tcPr>
-          <w:p>
-            <w:pPr>
-              <w:spacing w:line="240" w:lineRule="auto" w:after="40" w:before="0"/>
-              <w:jc w:val="center"/>
-            </w:pPr>
-            <w:r>
-              <w:rPr>
-                <w:rFonts w:ascii="Times New Roman" w:hAnsi="Times New Roman" w:cs="Times New Roman"/>
-                <w:b w:val="0"/>
-                <w:i w:val="0"/>
-                <w:color w:val="000000"/>
-                <w:sz w:val="20"/>
-              </w:rPr>
-              <w:t>50</w:t>
-            </w:r>
-          </w:p>
-        </w:tc>
-        <w:tc>
-          <w:tcPr>
-            <w:tcW w:type="dxa" w:w="1003"/>
-          </w:tcPr>
-          <w:p>
-            <w:pPr>
-              <w:spacing w:line="240" w:lineRule="auto" w:after="40" w:before="0"/>
-              <w:jc w:val="center"/>
-            </w:pPr>
-            <w:r>
-              <w:rPr>
-                <w:rFonts w:ascii="Times New Roman" w:hAnsi="Times New Roman" w:cs="Times New Roman"/>
-                <w:b w:val="0"/>
-                <w:i w:val="0"/>
-                <w:color w:val="000000"/>
-                <w:sz w:val="20"/>
-              </w:rPr>
-              <w:t>47.02</w:t>
-            </w:r>
-          </w:p>
-        </w:tc>
-        <w:tc>
-          <w:tcPr>
-            <w:tcW w:type="dxa" w:w="1003"/>
-          </w:tcPr>
-          <w:p>
-            <w:pPr>
-              <w:spacing w:line="240" w:lineRule="auto" w:after="40" w:before="0"/>
-              <w:jc w:val="center"/>
-            </w:pPr>
-            <w:r>
-              <w:rPr>
-                <w:rFonts w:ascii="Times New Roman" w:hAnsi="Times New Roman" w:cs="Times New Roman"/>
-                <w:b w:val="0"/>
-                <w:i w:val="0"/>
-                <w:color w:val="000000"/>
-                <w:sz w:val="20"/>
-              </w:rPr>
-              <w:t>7.90</w:t>
-            </w:r>
-          </w:p>
-        </w:tc>
-        <w:tc>
-          <w:tcPr>
-            <w:tcW w:type="dxa" w:w="1003"/>
-          </w:tcPr>
-          <w:p>
-            <w:pPr>
-              <w:spacing w:line="240" w:lineRule="auto" w:after="40" w:before="0"/>
-              <w:jc w:val="center"/>
-            </w:pPr>
-            <w:r>
-              <w:rPr>
-                <w:rFonts w:ascii="Times New Roman" w:hAnsi="Times New Roman" w:cs="Times New Roman"/>
-                <w:b w:val="0"/>
-                <w:i w:val="0"/>
-                <w:color w:val="000000"/>
-                <w:sz w:val="20"/>
-              </w:rPr>
-              <w:t>48.5</w:t>
-            </w:r>
-          </w:p>
-        </w:tc>
-        <w:tc>
-          <w:tcPr>
-            <w:tcW w:type="dxa" w:w="1003"/>
-          </w:tcPr>
-          <w:p>
-            <w:pPr>
-              <w:spacing w:line="240" w:lineRule="auto" w:after="40" w:before="0"/>
-              <w:jc w:val="center"/>
-            </w:pPr>
-            <w:r>
-              <w:rPr>
-                <w:rFonts w:ascii="Times New Roman" w:hAnsi="Times New Roman" w:cs="Times New Roman"/>
-                <w:b w:val="0"/>
-                <w:i w:val="0"/>
-                <w:color w:val="000000"/>
-                <w:sz w:val="20"/>
-              </w:rPr>
-              <w:t>43.00</w:t>
-            </w:r>
-          </w:p>
-        </w:tc>
-        <w:tc>
-          <w:tcPr>
-            <w:tcW w:type="dxa" w:w="1003"/>
-          </w:tcPr>
-          <w:p>
-            <w:pPr>
-              <w:spacing w:line="240" w:lineRule="auto" w:after="40" w:before="0"/>
-              <w:jc w:val="center"/>
-            </w:pPr>
-            <w:r>
-              <w:rPr>
-                <w:rFonts w:ascii="Times New Roman" w:hAnsi="Times New Roman" w:cs="Times New Roman"/>
-                <w:b w:val="0"/>
-                <w:i w:val="0"/>
-                <w:color w:val="000000"/>
-                <w:sz w:val="20"/>
-              </w:rPr>
-              <w:t>52.75</w:t>
-            </w:r>
-          </w:p>
-        </w:tc>
-        <w:tc>
-          <w:tcPr>
-            <w:tcW w:type="dxa" w:w="1003"/>
-          </w:tcPr>
-          <w:p>
-            <w:pPr>
-              <w:spacing w:line="240" w:lineRule="auto" w:after="40" w:before="0"/>
-              <w:jc w:val="center"/>
-            </w:pPr>
-            <w:r>
-              <w:rPr>
-                <w:rFonts w:ascii="Times New Roman" w:hAnsi="Times New Roman" w:cs="Times New Roman"/>
-                <w:b w:val="0"/>
-                <w:i w:val="0"/>
-                <w:color w:val="000000"/>
-                <w:sz w:val="20"/>
-              </w:rPr>
-              <w:t>28</w:t>
-            </w:r>
-          </w:p>
-        </w:tc>
-        <w:tc>
-          <w:tcPr>
-            <w:tcW w:type="dxa" w:w="1003"/>
-          </w:tcPr>
-          <w:p>
-            <w:pPr>
-              <w:spacing w:line="240" w:lineRule="auto" w:after="40" w:before="0"/>
-              <w:jc w:val="center"/>
-            </w:pPr>
-            <w:r>
-              <w:rPr>
-                <w:rFonts w:ascii="Times New Roman" w:hAnsi="Times New Roman" w:cs="Times New Roman"/>
-                <w:b w:val="0"/>
-                <w:i w:val="0"/>
-                <w:color w:val="000000"/>
-                <w:sz w:val="20"/>
-              </w:rPr>
-              <w:t>64</w:t>
-            </w:r>
-          </w:p>
-        </w:tc>
-      </w:tr>
-      <w:tr>
-        <w:tc>
-          <w:tcPr>
-            <w:tcW w:type="dxa" w:w="1003"/>
-          </w:tcPr>
-          <w:p>
-            <w:pPr>
-              <w:spacing w:line="240" w:lineRule="auto" w:after="40" w:before="0"/>
-              <w:jc w:val="center"/>
-            </w:pPr>
-            <w:r>
-              <w:rPr>
-                <w:rFonts w:ascii="Times New Roman" w:hAnsi="Times New Roman" w:cs="Times New Roman"/>
-                <w:b w:val="0"/>
-                <w:i w:val="0"/>
-                <w:color w:val="000000"/>
-                <w:sz w:val="20"/>
-              </w:rPr>
-              <w:t>YouTube</w:t>
-            </w:r>
-          </w:p>
-        </w:tc>
-        <w:tc>
-          <w:tcPr>
-            <w:tcW w:type="dxa" w:w="1003"/>
-          </w:tcPr>
-          <w:p>
-            <w:pPr>
-              <w:spacing w:line="240" w:lineRule="auto" w:after="40" w:before="0"/>
-              <w:jc w:val="center"/>
-            </w:pPr>
-            <w:r>
-              <w:rPr>
-                <w:rFonts w:ascii="Times New Roman" w:hAnsi="Times New Roman" w:cs="Times New Roman"/>
-                <w:b w:val="0"/>
-                <w:i w:val="0"/>
-                <w:color w:val="000000"/>
-                <w:sz w:val="20"/>
-              </w:rPr>
-              <w:t>50</w:t>
-            </w:r>
-          </w:p>
-        </w:tc>
-        <w:tc>
-          <w:tcPr>
-            <w:tcW w:type="dxa" w:w="1003"/>
-          </w:tcPr>
-          <w:p>
-            <w:pPr>
-              <w:spacing w:line="240" w:lineRule="auto" w:after="40" w:before="0"/>
-              <w:jc w:val="center"/>
-            </w:pPr>
-            <w:r>
-              <w:rPr>
-                <w:rFonts w:ascii="Times New Roman" w:hAnsi="Times New Roman" w:cs="Times New Roman"/>
-                <w:b w:val="0"/>
-                <w:i w:val="0"/>
-                <w:color w:val="000000"/>
-                <w:sz w:val="20"/>
-              </w:rPr>
-              <w:t>42.88</w:t>
-            </w:r>
-          </w:p>
-        </w:tc>
-        <w:tc>
-          <w:tcPr>
-            <w:tcW w:type="dxa" w:w="1003"/>
-          </w:tcPr>
-          <w:p>
-            <w:pPr>
-              <w:spacing w:line="240" w:lineRule="auto" w:after="40" w:before="0"/>
-              <w:jc w:val="center"/>
-            </w:pPr>
-            <w:r>
-              <w:rPr>
-                <w:rFonts w:ascii="Times New Roman" w:hAnsi="Times New Roman" w:cs="Times New Roman"/>
-                <w:b w:val="0"/>
-                <w:i w:val="0"/>
-                <w:color w:val="000000"/>
-                <w:sz w:val="20"/>
-              </w:rPr>
-              <w:t>7.10</w:t>
-            </w:r>
-          </w:p>
-        </w:tc>
-        <w:tc>
-          <w:tcPr>
-            <w:tcW w:type="dxa" w:w="1003"/>
-          </w:tcPr>
-          <w:p>
-            <w:pPr>
-              <w:spacing w:line="240" w:lineRule="auto" w:after="40" w:before="0"/>
-              <w:jc w:val="center"/>
-            </w:pPr>
-            <w:r>
-              <w:rPr>
-                <w:rFonts w:ascii="Times New Roman" w:hAnsi="Times New Roman" w:cs="Times New Roman"/>
-                <w:b w:val="0"/>
-                <w:i w:val="0"/>
-                <w:color w:val="000000"/>
-                <w:sz w:val="20"/>
-              </w:rPr>
-              <w:t>42.0</w:t>
-            </w:r>
-          </w:p>
-        </w:tc>
-        <w:tc>
-          <w:tcPr>
-            <w:tcW w:type="dxa" w:w="1003"/>
-          </w:tcPr>
-          <w:p>
-            <w:pPr>
-              <w:spacing w:line="240" w:lineRule="auto" w:after="40" w:before="0"/>
-              <w:jc w:val="center"/>
-            </w:pPr>
-            <w:r>
-              <w:rPr>
-                <w:rFonts w:ascii="Times New Roman" w:hAnsi="Times New Roman" w:cs="Times New Roman"/>
-                <w:b w:val="0"/>
-                <w:i w:val="0"/>
-                <w:color w:val="000000"/>
-                <w:sz w:val="20"/>
-              </w:rPr>
-              <w:t>38.00</w:t>
-            </w:r>
-          </w:p>
-        </w:tc>
-        <w:tc>
-          <w:tcPr>
-            <w:tcW w:type="dxa" w:w="1003"/>
-          </w:tcPr>
-          <w:p>
-            <w:pPr>
-              <w:spacing w:line="240" w:lineRule="auto" w:after="40" w:before="0"/>
-              <w:jc w:val="center"/>
-            </w:pPr>
-            <w:r>
-              <w:rPr>
-                <w:rFonts w:ascii="Times New Roman" w:hAnsi="Times New Roman" w:cs="Times New Roman"/>
-                <w:b w:val="0"/>
-                <w:i w:val="0"/>
-                <w:color w:val="000000"/>
-                <w:sz w:val="20"/>
-              </w:rPr>
-              <w:t>47.00</w:t>
-            </w:r>
-          </w:p>
-        </w:tc>
-        <w:tc>
-          <w:tcPr>
-            <w:tcW w:type="dxa" w:w="1003"/>
-          </w:tcPr>
-          <w:p>
-            <w:pPr>
-              <w:spacing w:line="240" w:lineRule="auto" w:after="40" w:before="0"/>
-              <w:jc w:val="center"/>
-            </w:pPr>
-            <w:r>
-              <w:rPr>
-                <w:rFonts w:ascii="Times New Roman" w:hAnsi="Times New Roman" w:cs="Times New Roman"/>
-                <w:b w:val="0"/>
-                <w:i w:val="0"/>
-                <w:color w:val="000000"/>
-                <w:sz w:val="20"/>
-              </w:rPr>
-              <w:t>30</w:t>
-            </w:r>
-          </w:p>
-        </w:tc>
-        <w:tc>
-          <w:tcPr>
-            <w:tcW w:type="dxa" w:w="1003"/>
-          </w:tcPr>
-          <w:p>
-            <w:pPr>
-              <w:spacing w:line="240" w:lineRule="auto" w:after="40" w:before="0"/>
-              <w:jc w:val="center"/>
-            </w:pPr>
-            <w:r>
-              <w:rPr>
-                <w:rFonts w:ascii="Times New Roman" w:hAnsi="Times New Roman" w:cs="Times New Roman"/>
-                <w:b w:val="0"/>
-                <w:i w:val="0"/>
-                <w:color w:val="000000"/>
-                <w:sz w:val="20"/>
-              </w:rPr>
-              <w:t>57</w:t>
-            </w:r>
-          </w:p>
-        </w:tc>
-      </w:tr>
-      <w:tr>
-        <w:tc>
-          <w:tcPr>
-            <w:tcW w:type="dxa" w:w="1003"/>
-          </w:tcPr>
-          <w:p>
-            <w:pPr>
-              <w:spacing w:line="240" w:lineRule="auto" w:after="40" w:before="0"/>
-              <w:jc w:val="center"/>
-            </w:pPr>
-            <w:r>
-              <w:rPr>
-                <w:rFonts w:ascii="Times New Roman" w:hAnsi="Times New Roman" w:cs="Times New Roman"/>
-                <w:b w:val="0"/>
-                <w:i w:val="0"/>
-                <w:color w:val="000000"/>
-                <w:sz w:val="20"/>
-              </w:rPr>
-              <w:t>TikTok</w:t>
-            </w:r>
-          </w:p>
-        </w:tc>
-        <w:tc>
-          <w:tcPr>
-            <w:tcW w:type="dxa" w:w="1003"/>
-          </w:tcPr>
-          <w:p>
-            <w:pPr>
-              <w:spacing w:line="240" w:lineRule="auto" w:after="40" w:before="0"/>
-              <w:jc w:val="center"/>
-            </w:pPr>
-            <w:r>
-              <w:rPr>
-                <w:rFonts w:ascii="Times New Roman" w:hAnsi="Times New Roman" w:cs="Times New Roman"/>
-                <w:b w:val="0"/>
-                <w:i w:val="0"/>
-                <w:color w:val="000000"/>
-                <w:sz w:val="20"/>
-              </w:rPr>
-              <w:t>50</w:t>
-            </w:r>
-          </w:p>
-        </w:tc>
-        <w:tc>
-          <w:tcPr>
-            <w:tcW w:type="dxa" w:w="1003"/>
-          </w:tcPr>
-          <w:p>
-            <w:pPr>
-              <w:spacing w:line="240" w:lineRule="auto" w:after="40" w:before="0"/>
-              <w:jc w:val="center"/>
-            </w:pPr>
-            <w:r>
-              <w:rPr>
-                <w:rFonts w:ascii="Times New Roman" w:hAnsi="Times New Roman" w:cs="Times New Roman"/>
-                <w:b w:val="0"/>
-                <w:i w:val="0"/>
-                <w:color w:val="000000"/>
-                <w:sz w:val="20"/>
-              </w:rPr>
-              <w:t>35.96</w:t>
-            </w:r>
-          </w:p>
-        </w:tc>
-        <w:tc>
-          <w:tcPr>
-            <w:tcW w:type="dxa" w:w="1003"/>
-          </w:tcPr>
-          <w:p>
-            <w:pPr>
-              <w:spacing w:line="240" w:lineRule="auto" w:after="40" w:before="0"/>
-              <w:jc w:val="center"/>
-            </w:pPr>
-            <w:r>
-              <w:rPr>
-                <w:rFonts w:ascii="Times New Roman" w:hAnsi="Times New Roman" w:cs="Times New Roman"/>
-                <w:b w:val="0"/>
-                <w:i w:val="0"/>
-                <w:color w:val="000000"/>
-                <w:sz w:val="20"/>
-              </w:rPr>
-              <w:t>7.86</w:t>
-            </w:r>
-          </w:p>
-        </w:tc>
-        <w:tc>
-          <w:tcPr>
-            <w:tcW w:type="dxa" w:w="1003"/>
-          </w:tcPr>
-          <w:p>
-            <w:pPr>
-              <w:spacing w:line="240" w:lineRule="auto" w:after="40" w:before="0"/>
-              <w:jc w:val="center"/>
-            </w:pPr>
-            <w:r>
-              <w:rPr>
-                <w:rFonts w:ascii="Times New Roman" w:hAnsi="Times New Roman" w:cs="Times New Roman"/>
-                <w:b w:val="0"/>
-                <w:i w:val="0"/>
-                <w:color w:val="000000"/>
-                <w:sz w:val="20"/>
-              </w:rPr>
-              <w:t>35.0</w:t>
-            </w:r>
-          </w:p>
-        </w:tc>
-        <w:tc>
-          <w:tcPr>
-            <w:tcW w:type="dxa" w:w="1003"/>
-          </w:tcPr>
-          <w:p>
-            <w:pPr>
-              <w:spacing w:line="240" w:lineRule="auto" w:after="40" w:before="0"/>
-              <w:jc w:val="center"/>
-            </w:pPr>
-            <w:r>
-              <w:rPr>
-                <w:rFonts w:ascii="Times New Roman" w:hAnsi="Times New Roman" w:cs="Times New Roman"/>
-                <w:b w:val="0"/>
-                <w:i w:val="0"/>
-                <w:color w:val="000000"/>
-                <w:sz w:val="20"/>
-              </w:rPr>
-              <w:t>31.25</w:t>
-            </w:r>
-          </w:p>
-        </w:tc>
-        <w:tc>
-          <w:tcPr>
-            <w:tcW w:type="dxa" w:w="1003"/>
-          </w:tcPr>
-          <w:p>
-            <w:pPr>
-              <w:spacing w:line="240" w:lineRule="auto" w:after="40" w:before="0"/>
-              <w:jc w:val="center"/>
-            </w:pPr>
-            <w:r>
-              <w:rPr>
-                <w:rFonts w:ascii="Times New Roman" w:hAnsi="Times New Roman" w:cs="Times New Roman"/>
-                <w:b w:val="0"/>
-                <w:i w:val="0"/>
-                <w:color w:val="000000"/>
-                <w:sz w:val="20"/>
-              </w:rPr>
-              <w:t>39.75</w:t>
-            </w:r>
-          </w:p>
-        </w:tc>
-        <w:tc>
-          <w:tcPr>
-            <w:tcW w:type="dxa" w:w="1003"/>
-          </w:tcPr>
-          <w:p>
-            <w:pPr>
-              <w:spacing w:line="240" w:lineRule="auto" w:after="40" w:before="0"/>
-              <w:jc w:val="center"/>
-            </w:pPr>
-            <w:r>
-              <w:rPr>
-                <w:rFonts w:ascii="Times New Roman" w:hAnsi="Times New Roman" w:cs="Times New Roman"/>
-                <w:b w:val="0"/>
-                <w:i w:val="0"/>
-                <w:color w:val="000000"/>
-                <w:sz w:val="20"/>
-              </w:rPr>
-              <w:t>20</w:t>
-            </w:r>
-          </w:p>
-        </w:tc>
-        <w:tc>
-          <w:tcPr>
-            <w:tcW w:type="dxa" w:w="1003"/>
-          </w:tcPr>
-          <w:p>
-            <w:pPr>
-              <w:spacing w:line="240" w:lineRule="auto" w:after="40" w:before="0"/>
-              <w:jc w:val="center"/>
-            </w:pPr>
-            <w:r>
-              <w:rPr>
-                <w:rFonts w:ascii="Times New Roman" w:hAnsi="Times New Roman" w:cs="Times New Roman"/>
-                <w:b w:val="0"/>
-                <w:i w:val="0"/>
-                <w:color w:val="000000"/>
-                <w:sz w:val="20"/>
-              </w:rPr>
-              <w:t>57</w:t>
-            </w:r>
-          </w:p>
-        </w:tc>
-      </w:tr>
-      <w:tr>
-        <w:tc>
-          <w:tcPr>
-            <w:tcW w:type="dxa" w:w="1003"/>
-          </w:tcPr>
-          <w:p>
-            <w:pPr>
-              <w:spacing w:line="240" w:lineRule="auto" w:after="40" w:before="0"/>
-              <w:jc w:val="center"/>
-            </w:pPr>
-            <w:r>
-              <w:rPr>
-                <w:rFonts w:ascii="Times New Roman" w:hAnsi="Times New Roman" w:cs="Times New Roman"/>
-                <w:b w:val="0"/>
-                <w:i w:val="0"/>
-                <w:color w:val="000000"/>
-                <w:sz w:val="20"/>
-              </w:rPr>
-              <w:t>Instagram</w:t>
-            </w:r>
-          </w:p>
-        </w:tc>
-        <w:tc>
-          <w:tcPr>
-            <w:tcW w:type="dxa" w:w="1003"/>
-          </w:tcPr>
-          <w:p>
-            <w:pPr>
-              <w:spacing w:line="240" w:lineRule="auto" w:after="40" w:before="0"/>
-              <w:jc w:val="center"/>
-            </w:pPr>
-            <w:r>
-              <w:rPr>
-                <w:rFonts w:ascii="Times New Roman" w:hAnsi="Times New Roman" w:cs="Times New Roman"/>
-                <w:b w:val="0"/>
-                <w:i w:val="0"/>
-                <w:color w:val="000000"/>
-                <w:sz w:val="20"/>
-              </w:rPr>
-              <w:t>50</w:t>
-            </w:r>
-          </w:p>
-        </w:tc>
-        <w:tc>
-          <w:tcPr>
-            <w:tcW w:type="dxa" w:w="1003"/>
-          </w:tcPr>
-          <w:p>
-            <w:pPr>
-              <w:spacing w:line="240" w:lineRule="auto" w:after="40" w:before="0"/>
-              <w:jc w:val="center"/>
-            </w:pPr>
-            <w:r>
-              <w:rPr>
-                <w:rFonts w:ascii="Times New Roman" w:hAnsi="Times New Roman" w:cs="Times New Roman"/>
-                <w:b w:val="0"/>
-                <w:i w:val="0"/>
-                <w:color w:val="000000"/>
-                <w:sz w:val="20"/>
-              </w:rPr>
-              <w:t>28.98</w:t>
-            </w:r>
-          </w:p>
-        </w:tc>
-        <w:tc>
-          <w:tcPr>
-            <w:tcW w:type="dxa" w:w="1003"/>
-          </w:tcPr>
-          <w:p>
-            <w:pPr>
-              <w:spacing w:line="240" w:lineRule="auto" w:after="40" w:before="0"/>
-              <w:jc w:val="center"/>
-            </w:pPr>
-            <w:r>
-              <w:rPr>
-                <w:rFonts w:ascii="Times New Roman" w:hAnsi="Times New Roman" w:cs="Times New Roman"/>
-                <w:b w:val="0"/>
-                <w:i w:val="0"/>
-                <w:color w:val="000000"/>
-                <w:sz w:val="20"/>
-              </w:rPr>
-              <w:t>6.82</w:t>
-            </w:r>
-          </w:p>
-        </w:tc>
-        <w:tc>
-          <w:tcPr>
-            <w:tcW w:type="dxa" w:w="1003"/>
-          </w:tcPr>
-          <w:p>
-            <w:pPr>
-              <w:spacing w:line="240" w:lineRule="auto" w:after="40" w:before="0"/>
-              <w:jc w:val="center"/>
-            </w:pPr>
-            <w:r>
-              <w:rPr>
-                <w:rFonts w:ascii="Times New Roman" w:hAnsi="Times New Roman" w:cs="Times New Roman"/>
-                <w:b w:val="0"/>
-                <w:i w:val="0"/>
-                <w:color w:val="000000"/>
-                <w:sz w:val="20"/>
-              </w:rPr>
-              <w:t>27.5</w:t>
-            </w:r>
-          </w:p>
-        </w:tc>
-        <w:tc>
-          <w:tcPr>
-            <w:tcW w:type="dxa" w:w="1003"/>
-          </w:tcPr>
-          <w:p>
-            <w:pPr>
-              <w:spacing w:line="240" w:lineRule="auto" w:after="40" w:before="0"/>
-              <w:jc w:val="center"/>
-            </w:pPr>
-            <w:r>
-              <w:rPr>
-                <w:rFonts w:ascii="Times New Roman" w:hAnsi="Times New Roman" w:cs="Times New Roman"/>
-                <w:b w:val="0"/>
-                <w:i w:val="0"/>
-                <w:color w:val="000000"/>
-                <w:sz w:val="20"/>
-              </w:rPr>
-              <w:t>25.00</w:t>
-            </w:r>
-          </w:p>
-        </w:tc>
-        <w:tc>
-          <w:tcPr>
-            <w:tcW w:type="dxa" w:w="1003"/>
-          </w:tcPr>
-          <w:p>
-            <w:pPr>
-              <w:spacing w:line="240" w:lineRule="auto" w:after="40" w:before="0"/>
-              <w:jc w:val="center"/>
-            </w:pPr>
-            <w:r>
-              <w:rPr>
-                <w:rFonts w:ascii="Times New Roman" w:hAnsi="Times New Roman" w:cs="Times New Roman"/>
-                <w:b w:val="0"/>
-                <w:i w:val="0"/>
-                <w:color w:val="000000"/>
-                <w:sz w:val="20"/>
-              </w:rPr>
-              <w:t>34.00</w:t>
-            </w:r>
-          </w:p>
-        </w:tc>
-        <w:tc>
-          <w:tcPr>
-            <w:tcW w:type="dxa" w:w="1003"/>
-          </w:tcPr>
-          <w:p>
-            <w:pPr>
-              <w:spacing w:line="240" w:lineRule="auto" w:after="40" w:before="0"/>
-              <w:jc w:val="center"/>
-            </w:pPr>
-            <w:r>
-              <w:rPr>
-                <w:rFonts w:ascii="Times New Roman" w:hAnsi="Times New Roman" w:cs="Times New Roman"/>
-                <w:b w:val="0"/>
-                <w:i w:val="0"/>
-                <w:color w:val="000000"/>
-                <w:sz w:val="20"/>
-              </w:rPr>
-              <w:t>17</w:t>
-            </w:r>
-          </w:p>
-        </w:tc>
-        <w:tc>
-          <w:tcPr>
-            <w:tcW w:type="dxa" w:w="1003"/>
-          </w:tcPr>
-          <w:p>
-            <w:pPr>
-              <w:spacing w:line="240" w:lineRule="auto" w:after="40" w:before="0"/>
-              <w:jc w:val="center"/>
-            </w:pPr>
-            <w:r>
-              <w:rPr>
-                <w:rFonts w:ascii="Times New Roman" w:hAnsi="Times New Roman" w:cs="Times New Roman"/>
-                <w:b w:val="0"/>
-                <w:i w:val="0"/>
-                <w:color w:val="000000"/>
-                <w:sz w:val="20"/>
-              </w:rPr>
-              <w:t>52</w:t>
-            </w:r>
-          </w:p>
-        </w:tc>
-      </w:tr>
-      <w:tr>
-        <w:tc>
-          <w:tcPr>
-            <w:tcW w:type="dxa" w:w="1003"/>
-          </w:tcPr>
-          <w:p>
-            <w:pPr>
-              <w:spacing w:line="240" w:lineRule="auto" w:after="40" w:before="0"/>
-              <w:jc w:val="center"/>
-            </w:pPr>
-            <w:r>
-              <w:rPr>
-                <w:rFonts w:ascii="Times New Roman" w:hAnsi="Times New Roman" w:cs="Times New Roman"/>
-                <w:b w:val="0"/>
-                <w:i w:val="0"/>
-                <w:color w:val="000000"/>
-                <w:sz w:val="20"/>
-              </w:rPr>
-              <w:t>Overall</w:t>
-            </w:r>
-          </w:p>
-        </w:tc>
-        <w:tc>
-          <w:tcPr>
-            <w:tcW w:type="dxa" w:w="1003"/>
-          </w:tcPr>
-          <w:p>
-            <w:pPr>
-              <w:spacing w:line="240" w:lineRule="auto" w:after="40" w:before="0"/>
-              <w:jc w:val="center"/>
-            </w:pPr>
-            <w:r>
-              <w:rPr>
-                <w:rFonts w:ascii="Times New Roman" w:hAnsi="Times New Roman" w:cs="Times New Roman"/>
-                <w:b w:val="0"/>
-                <w:i w:val="0"/>
-                <w:color w:val="000000"/>
-                <w:sz w:val="20"/>
-              </w:rPr>
-              <w:t>200</w:t>
-            </w:r>
-          </w:p>
-        </w:tc>
-        <w:tc>
-          <w:tcPr>
-            <w:tcW w:type="dxa" w:w="1003"/>
-          </w:tcPr>
-          <w:p>
-            <w:pPr>
-              <w:spacing w:line="240" w:lineRule="auto" w:after="40" w:before="0"/>
-              <w:jc w:val="center"/>
-            </w:pPr>
-            <w:r>
-              <w:rPr>
-                <w:rFonts w:ascii="Times New Roman" w:hAnsi="Times New Roman" w:cs="Times New Roman"/>
-                <w:b w:val="0"/>
-                <w:i w:val="0"/>
-                <w:color w:val="000000"/>
-                <w:sz w:val="20"/>
-              </w:rPr>
-              <w:t>38.71</w:t>
-            </w:r>
-          </w:p>
-        </w:tc>
-        <w:tc>
-          <w:tcPr>
-            <w:tcW w:type="dxa" w:w="1003"/>
-          </w:tcPr>
-          <w:p>
-            <w:pPr>
-              <w:spacing w:line="240" w:lineRule="auto" w:after="40" w:before="0"/>
-              <w:jc w:val="center"/>
-            </w:pPr>
-            <w:r>
-              <w:rPr>
-                <w:rFonts w:ascii="Times New Roman" w:hAnsi="Times New Roman" w:cs="Times New Roman"/>
-                <w:b w:val="0"/>
-                <w:i w:val="0"/>
-                <w:color w:val="000000"/>
-                <w:sz w:val="20"/>
-              </w:rPr>
-              <w:t>10.09</w:t>
-            </w:r>
-          </w:p>
-        </w:tc>
-        <w:tc>
-          <w:tcPr>
-            <w:tcW w:type="dxa" w:w="1003"/>
-          </w:tcPr>
-          <w:p>
-            <w:pPr>
-              <w:spacing w:line="240" w:lineRule="auto" w:after="40" w:before="0"/>
-              <w:jc w:val="center"/>
-            </w:pPr>
-            <w:r>
-              <w:rPr>
-                <w:rFonts w:ascii="Times New Roman" w:hAnsi="Times New Roman" w:cs="Times New Roman"/>
-                <w:b w:val="0"/>
-                <w:i w:val="0"/>
-                <w:color w:val="000000"/>
-                <w:sz w:val="20"/>
-              </w:rPr>
-              <w:t>38.0</w:t>
-            </w:r>
-          </w:p>
-        </w:tc>
-        <w:tc>
-          <w:tcPr>
-            <w:tcW w:type="dxa" w:w="1003"/>
-          </w:tcPr>
-          <w:p>
-            <w:pPr>
-              <w:spacing w:line="240" w:lineRule="auto" w:after="40" w:before="0"/>
-              <w:jc w:val="center"/>
-            </w:pPr>
-            <w:r>
-              <w:rPr>
-                <w:rFonts w:ascii="Times New Roman" w:hAnsi="Times New Roman" w:cs="Times New Roman"/>
-                <w:b w:val="0"/>
-                <w:i w:val="0"/>
-                <w:color w:val="000000"/>
-                <w:sz w:val="20"/>
-              </w:rPr>
-              <w:t>—</w:t>
-            </w:r>
-          </w:p>
-        </w:tc>
-        <w:tc>
-          <w:tcPr>
-            <w:tcW w:type="dxa" w:w="1003"/>
-          </w:tcPr>
-          <w:p>
-            <w:pPr>
-              <w:spacing w:line="240" w:lineRule="auto" w:after="40" w:before="0"/>
-              <w:jc w:val="center"/>
-            </w:pPr>
-            <w:r>
-              <w:rPr>
-                <w:rFonts w:ascii="Times New Roman" w:hAnsi="Times New Roman" w:cs="Times New Roman"/>
-                <w:b w:val="0"/>
-                <w:i w:val="0"/>
-                <w:color w:val="000000"/>
-                <w:sz w:val="20"/>
-              </w:rPr>
-              <w:t>—</w:t>
-            </w:r>
-          </w:p>
-        </w:tc>
-        <w:tc>
-          <w:tcPr>
-            <w:tcW w:type="dxa" w:w="1003"/>
-          </w:tcPr>
-          <w:p>
-            <w:pPr>
-              <w:spacing w:line="240" w:lineRule="auto" w:after="40" w:before="0"/>
-              <w:jc w:val="center"/>
-            </w:pPr>
-            <w:r>
-              <w:rPr>
-                <w:rFonts w:ascii="Times New Roman" w:hAnsi="Times New Roman" w:cs="Times New Roman"/>
-                <w:b w:val="0"/>
-                <w:i w:val="0"/>
-                <w:color w:val="000000"/>
-                <w:sz w:val="20"/>
-              </w:rPr>
-              <w:t>17</w:t>
-            </w:r>
-          </w:p>
-        </w:tc>
-        <w:tc>
-          <w:tcPr>
-            <w:tcW w:type="dxa" w:w="1003"/>
-          </w:tcPr>
-          <w:p>
-            <w:pPr>
-              <w:spacing w:line="240" w:lineRule="auto" w:after="40" w:before="0"/>
-              <w:jc w:val="center"/>
-            </w:pPr>
-            <w:r>
-              <w:rPr>
-                <w:rFonts w:ascii="Times New Roman" w:hAnsi="Times New Roman" w:cs="Times New Roman"/>
-                <w:b w:val="0"/>
-                <w:i w:val="0"/>
-                <w:color w:val="000000"/>
-                <w:sz w:val="20"/>
-              </w:rPr>
-              <w:t>64</w:t>
-            </w:r>
-          </w:p>
-        </w:tc>
-      </w:tr>
-    </w:tbl>
-    <w:p>
-      <w:pPr>
-        <w:spacing w:line="360" w:lineRule="auto" w:after="120" w:before="0"/>
-        <w:jc w:val="both"/>
-      </w:pPr>
-      <w:r>
-        <w:rPr>
-          <w:rFonts w:ascii="Times New Roman" w:hAnsi="Times New Roman" w:cs="Times New Roman"/>
-          <w:b w:val="0"/>
-          <w:i w:val="0"/>
-          <w:color w:val="000000"/>
-          <w:sz w:val="24"/>
-        </w:rPr>
-      </w:r>
-    </w:p>
-    <w:p>
-      <w:pPr>
-        <w:spacing w:line="360" w:lineRule="auto" w:after="200" w:before="0"/>
-        <w:jc w:val="both"/>
-      </w:pPr>
-      <w:r>
-        <w:rPr>
-          <w:rFonts w:ascii="Times New Roman" w:hAnsi="Times New Roman" w:cs="Times New Roman"/>
-          <w:b/>
-          <w:i w:val="0"/>
-          <w:color w:val="000000"/>
-          <w:sz w:val="26"/>
-        </w:rPr>
-        <w:t>Table C2. DISCERN Quality Categories by Platform, n (%)</w:t>
-      </w:r>
-    </w:p>
-    <w:tbl>
-      <w:tblPr>
-        <w:tblStyle w:val="TableGrid"/>
-        <w:tblW w:type="auto" w:w="0"/>
-        <w:jc w:val="center"/>
         <w:tblLook w:firstColumn="1" w:firstRow="1" w:lastColumn="0" w:lastRow="0" w:noHBand="0" w:noVBand="1" w:val="04A0"/>
       </w:tblPr>
       <w:tblGrid>
@@ -16184,19 +15265,12 @@
         <w:tc>
           <w:tcPr>
             <w:tcW w:type="dxa" w:w="1504"/>
-            <w:shd w:fill="D9E2F3" w:val="clear"/>
-          </w:tcPr>
-          <w:p>
-            <w:pPr>
-              <w:spacing w:line="240" w:lineRule="auto" w:after="40" w:before="0"/>
-              <w:jc w:val="center"/>
-            </w:pPr>
-            <w:r>
-              <w:rPr>
-                <w:rFonts w:ascii="Times New Roman" w:hAnsi="Times New Roman" w:cs="Times New Roman"/>
+          </w:tcPr>
+          <w:p>
+            <w:r>
+              <w:rPr>
+                <w:rFonts w:ascii="Times New Roman" w:hAnsi="Times New Roman"/>
                 <w:b/>
-                <w:i w:val="0"/>
-                <w:color w:val="000000"/>
                 <w:sz w:val="20"/>
               </w:rPr>
               <w:t>Platform</w:t>
@@ -16206,110 +15280,75 @@
         <w:tc>
           <w:tcPr>
             <w:tcW w:type="dxa" w:w="1504"/>
-            <w:shd w:fill="D9E2F3" w:val="clear"/>
-          </w:tcPr>
-          <w:p>
-            <w:pPr>
-              <w:spacing w:line="240" w:lineRule="auto" w:after="40" w:before="0"/>
-              <w:jc w:val="center"/>
-            </w:pPr>
-            <w:r>
-              <w:rPr>
-                <w:rFonts w:ascii="Times New Roman" w:hAnsi="Times New Roman" w:cs="Times New Roman"/>
+          </w:tcPr>
+          <w:p>
+            <w:r>
+              <w:rPr>
+                <w:rFonts w:ascii="Times New Roman" w:hAnsi="Times New Roman"/>
                 <w:b/>
-                <w:i w:val="0"/>
-                <w:color w:val="000000"/>
-                <w:sz w:val="20"/>
-              </w:rPr>
-              <w:t>Very Poor</w:t>
+                <w:sz w:val="20"/>
+              </w:rPr>
+              <w:t>Healthcare Prof.</w:t>
             </w:r>
           </w:p>
         </w:tc>
         <w:tc>
           <w:tcPr>
             <w:tcW w:type="dxa" w:w="1504"/>
-            <w:shd w:fill="D9E2F3" w:val="clear"/>
-          </w:tcPr>
-          <w:p>
-            <w:pPr>
-              <w:spacing w:line="240" w:lineRule="auto" w:after="40" w:before="0"/>
-              <w:jc w:val="center"/>
-            </w:pPr>
-            <w:r>
-              <w:rPr>
-                <w:rFonts w:ascii="Times New Roman" w:hAnsi="Times New Roman" w:cs="Times New Roman"/>
+          </w:tcPr>
+          <w:p>
+            <w:r>
+              <w:rPr>
+                <w:rFonts w:ascii="Times New Roman" w:hAnsi="Times New Roman"/>
                 <w:b/>
-                <w:i w:val="0"/>
-                <w:color w:val="000000"/>
-                <w:sz w:val="20"/>
-              </w:rPr>
-              <w:t>Poor</w:t>
+                <w:sz w:val="20"/>
+              </w:rPr>
+              <w:t>Certified Fitness Prof.</w:t>
             </w:r>
           </w:p>
         </w:tc>
         <w:tc>
           <w:tcPr>
             <w:tcW w:type="dxa" w:w="1504"/>
-            <w:shd w:fill="D9E2F3" w:val="clear"/>
-          </w:tcPr>
-          <w:p>
-            <w:pPr>
-              <w:spacing w:line="240" w:lineRule="auto" w:after="40" w:before="0"/>
-              <w:jc w:val="center"/>
-            </w:pPr>
-            <w:r>
-              <w:rPr>
-                <w:rFonts w:ascii="Times New Roman" w:hAnsi="Times New Roman" w:cs="Times New Roman"/>
+          </w:tcPr>
+          <w:p>
+            <w:r>
+              <w:rPr>
+                <w:rFonts w:ascii="Times New Roman" w:hAnsi="Times New Roman"/>
                 <w:b/>
-                <w:i w:val="0"/>
-                <w:color w:val="000000"/>
-                <w:sz w:val="20"/>
-              </w:rPr>
-              <w:t>Fair</w:t>
+                <w:sz w:val="20"/>
+              </w:rPr>
+              <w:t>Fitness Influencer</w:t>
             </w:r>
           </w:p>
         </w:tc>
         <w:tc>
           <w:tcPr>
             <w:tcW w:type="dxa" w:w="1504"/>
-            <w:shd w:fill="D9E2F3" w:val="clear"/>
-          </w:tcPr>
-          <w:p>
-            <w:pPr>
-              <w:spacing w:line="240" w:lineRule="auto" w:after="40" w:before="0"/>
-              <w:jc w:val="center"/>
-            </w:pPr>
-            <w:r>
-              <w:rPr>
-                <w:rFonts w:ascii="Times New Roman" w:hAnsi="Times New Roman" w:cs="Times New Roman"/>
+          </w:tcPr>
+          <w:p>
+            <w:r>
+              <w:rPr>
+                <w:rFonts w:ascii="Times New Roman" w:hAnsi="Times New Roman"/>
                 <w:b/>
-                <w:i w:val="0"/>
-                <w:color w:val="000000"/>
-                <w:sz w:val="20"/>
-              </w:rPr>
-              <w:t>Good</w:t>
+                <w:sz w:val="20"/>
+              </w:rPr>
+              <w:t>General User</w:t>
             </w:r>
           </w:p>
         </w:tc>
         <w:tc>
           <w:tcPr>
             <w:tcW w:type="dxa" w:w="1504"/>
-            <w:shd w:fill="D9E2F3" w:val="clear"/>
-          </w:tcPr>
-          <w:p>
-            <w:pPr>
-              <w:spacing w:line="240" w:lineRule="auto" w:after="40" w:before="0"/>
-              <w:jc w:val="center"/>
-            </w:pPr>
-            <w:r>
-              <w:rPr>
-                <w:rFonts w:ascii="Times New Roman" w:hAnsi="Times New Roman" w:cs="Times New Roman"/>
+          </w:tcPr>
+          <w:p>
+            <w:r>
+              <w:rPr>
+                <w:rFonts w:ascii="Times New Roman" w:hAnsi="Times New Roman"/>
                 <w:b/>
-                <w:i w:val="0"/>
-                <w:color w:val="000000"/>
-                <w:sz w:val="20"/>
-              </w:rPr>
-              <w:t>Excellent</w:t>
+                <w:sz w:val="20"/>
+              </w:rPr>
+              <w:t>Organisation</w:t>
             </w:r>
           </w:p>
         </w:tc>
@@ -16320,16 +15359,9 @@
             <w:tcW w:type="dxa" w:w="1504"/>
           </w:tcPr>
           <w:p>
-            <w:pPr>
-              <w:spacing w:line="240" w:lineRule="auto" w:after="40" w:before="0"/>
-              <w:jc w:val="center"/>
-            </w:pPr>
-            <w:r>
-              <w:rPr>
-                <w:rFonts w:ascii="Times New Roman" w:hAnsi="Times New Roman" w:cs="Times New Roman"/>
-                <w:b w:val="0"/>
-                <w:i w:val="0"/>
-                <w:color w:val="000000"/>
+            <w:r>
+              <w:rPr>
+                <w:rFonts w:ascii="Times New Roman" w:hAnsi="Times New Roman"/>
                 <w:sz w:val="20"/>
               </w:rPr>
               <w:t>Website</w:t>
@@ -16341,19 +15373,12 @@
             <w:tcW w:type="dxa" w:w="1504"/>
           </w:tcPr>
           <w:p>
-            <w:pPr>
-              <w:spacing w:line="240" w:lineRule="auto" w:after="40" w:before="0"/>
-              <w:jc w:val="center"/>
-            </w:pPr>
-            <w:r>
-              <w:rPr>
-                <w:rFonts w:ascii="Times New Roman" w:hAnsi="Times New Roman" w:cs="Times New Roman"/>
-                <w:b w:val="0"/>
-                <w:i w:val="0"/>
-                <w:color w:val="000000"/>
-                <w:sz w:val="20"/>
-              </w:rPr>
-              <w:t>0 (0%)</w:t>
+            <w:r>
+              <w:rPr>
+                <w:rFonts w:ascii="Times New Roman" w:hAnsi="Times New Roman"/>
+                <w:sz w:val="20"/>
+              </w:rPr>
+              <w:t>0</w:t>
             </w:r>
           </w:p>
         </w:tc>
@@ -16362,19 +15387,12 @@
             <w:tcW w:type="dxa" w:w="1504"/>
           </w:tcPr>
           <w:p>
-            <w:pPr>
-              <w:spacing w:line="240" w:lineRule="auto" w:after="40" w:before="0"/>
-              <w:jc w:val="center"/>
-            </w:pPr>
-            <w:r>
-              <w:rPr>
-                <w:rFonts w:ascii="Times New Roman" w:hAnsi="Times New Roman" w:cs="Times New Roman"/>
-                <w:b w:val="0"/>
-                <w:i w:val="0"/>
-                <w:color w:val="000000"/>
-                <w:sz w:val="20"/>
-              </w:rPr>
-              <w:t>9 (18%)</w:t>
+            <w:r>
+              <w:rPr>
+                <w:rFonts w:ascii="Times New Roman" w:hAnsi="Times New Roman"/>
+                <w:sz w:val="20"/>
+              </w:rPr>
+              <w:t>7</w:t>
             </w:r>
           </w:p>
         </w:tc>
@@ -16383,19 +15401,12 @@
             <w:tcW w:type="dxa" w:w="1504"/>
           </w:tcPr>
           <w:p>
-            <w:pPr>
-              <w:spacing w:line="240" w:lineRule="auto" w:after="40" w:before="0"/>
-              <w:jc w:val="center"/>
-            </w:pPr>
-            <w:r>
-              <w:rPr>
-                <w:rFonts w:ascii="Times New Roman" w:hAnsi="Times New Roman" w:cs="Times New Roman"/>
-                <w:b w:val="0"/>
-                <w:i w:val="0"/>
-                <w:color w:val="000000"/>
-                <w:sz w:val="20"/>
-              </w:rPr>
-              <w:t>22 (44%)</w:t>
+            <w:r>
+              <w:rPr>
+                <w:rFonts w:ascii="Times New Roman" w:hAnsi="Times New Roman"/>
+                <w:sz w:val="20"/>
+              </w:rPr>
+              <w:t>0</w:t>
             </w:r>
           </w:p>
         </w:tc>
@@ -16404,19 +15415,12 @@
             <w:tcW w:type="dxa" w:w="1504"/>
           </w:tcPr>
           <w:p>
-            <w:pPr>
-              <w:spacing w:line="240" w:lineRule="auto" w:after="40" w:before="0"/>
-              <w:jc w:val="center"/>
-            </w:pPr>
-            <w:r>
-              <w:rPr>
-                <w:rFonts w:ascii="Times New Roman" w:hAnsi="Times New Roman" w:cs="Times New Roman"/>
-                <w:b w:val="0"/>
-                <w:i w:val="0"/>
-                <w:color w:val="000000"/>
-                <w:sz w:val="20"/>
-              </w:rPr>
-              <w:t>18 (36%)</w:t>
+            <w:r>
+              <w:rPr>
+                <w:rFonts w:ascii="Times New Roman" w:hAnsi="Times New Roman"/>
+                <w:sz w:val="20"/>
+              </w:rPr>
+              <w:t>4</w:t>
             </w:r>
           </w:p>
         </w:tc>
@@ -16425,19 +15429,12 @@
             <w:tcW w:type="dxa" w:w="1504"/>
           </w:tcPr>
           <w:p>
-            <w:pPr>
-              <w:spacing w:line="240" w:lineRule="auto" w:after="40" w:before="0"/>
-              <w:jc w:val="center"/>
-            </w:pPr>
-            <w:r>
-              <w:rPr>
-                <w:rFonts w:ascii="Times New Roman" w:hAnsi="Times New Roman" w:cs="Times New Roman"/>
-                <w:b w:val="0"/>
-                <w:i w:val="0"/>
-                <w:color w:val="000000"/>
-                <w:sz w:val="20"/>
-              </w:rPr>
-              <w:t>1 (2%)</w:t>
+            <w:r>
+              <w:rPr>
+                <w:rFonts w:ascii="Times New Roman" w:hAnsi="Times New Roman"/>
+                <w:sz w:val="20"/>
+              </w:rPr>
+              <w:t>39</w:t>
             </w:r>
           </w:p>
         </w:tc>
@@ -16448,16 +15445,9 @@
             <w:tcW w:type="dxa" w:w="1504"/>
           </w:tcPr>
           <w:p>
-            <w:pPr>
-              <w:spacing w:line="240" w:lineRule="auto" w:after="40" w:before="0"/>
-              <w:jc w:val="center"/>
-            </w:pPr>
-            <w:r>
-              <w:rPr>
-                <w:rFonts w:ascii="Times New Roman" w:hAnsi="Times New Roman" w:cs="Times New Roman"/>
-                <w:b w:val="0"/>
-                <w:i w:val="0"/>
-                <w:color w:val="000000"/>
+            <w:r>
+              <w:rPr>
+                <w:rFonts w:ascii="Times New Roman" w:hAnsi="Times New Roman"/>
                 <w:sz w:val="20"/>
               </w:rPr>
               <w:t>YouTube</w:t>
@@ -16469,19 +15459,12 @@
             <w:tcW w:type="dxa" w:w="1504"/>
           </w:tcPr>
           <w:p>
-            <w:pPr>
-              <w:spacing w:line="240" w:lineRule="auto" w:after="40" w:before="0"/>
-              <w:jc w:val="center"/>
-            </w:pPr>
-            <w:r>
-              <w:rPr>
-                <w:rFonts w:ascii="Times New Roman" w:hAnsi="Times New Roman" w:cs="Times New Roman"/>
-                <w:b w:val="0"/>
-                <w:i w:val="0"/>
-                <w:color w:val="000000"/>
-                <w:sz w:val="20"/>
-              </w:rPr>
-              <w:t>0 (0%)</w:t>
+            <w:r>
+              <w:rPr>
+                <w:rFonts w:ascii="Times New Roman" w:hAnsi="Times New Roman"/>
+                <w:sz w:val="20"/>
+              </w:rPr>
+              <w:t>3</w:t>
             </w:r>
           </w:p>
         </w:tc>
@@ -16490,19 +15473,12 @@
             <w:tcW w:type="dxa" w:w="1504"/>
           </w:tcPr>
           <w:p>
-            <w:pPr>
-              <w:spacing w:line="240" w:lineRule="auto" w:after="40" w:before="0"/>
-              <w:jc w:val="center"/>
-            </w:pPr>
-            <w:r>
-              <w:rPr>
-                <w:rFonts w:ascii="Times New Roman" w:hAnsi="Times New Roman" w:cs="Times New Roman"/>
-                <w:b w:val="0"/>
-                <w:i w:val="0"/>
-                <w:color w:val="000000"/>
-                <w:sz w:val="20"/>
-              </w:rPr>
-              <w:t>16 (32%)</w:t>
+            <w:r>
+              <w:rPr>
+                <w:rFonts w:ascii="Times New Roman" w:hAnsi="Times New Roman"/>
+                <w:sz w:val="20"/>
+              </w:rPr>
+              <w:t>12</w:t>
             </w:r>
           </w:p>
         </w:tc>
@@ -16511,19 +15487,12 @@
             <w:tcW w:type="dxa" w:w="1504"/>
           </w:tcPr>
           <w:p>
-            <w:pPr>
-              <w:spacing w:line="240" w:lineRule="auto" w:after="40" w:before="0"/>
-              <w:jc w:val="center"/>
-            </w:pPr>
-            <w:r>
-              <w:rPr>
-                <w:rFonts w:ascii="Times New Roman" w:hAnsi="Times New Roman" w:cs="Times New Roman"/>
-                <w:b w:val="0"/>
-                <w:i w:val="0"/>
-                <w:color w:val="000000"/>
-                <w:sz w:val="20"/>
-              </w:rPr>
-              <w:t>24 (48%)</w:t>
+            <w:r>
+              <w:rPr>
+                <w:rFonts w:ascii="Times New Roman" w:hAnsi="Times New Roman"/>
+                <w:sz w:val="20"/>
+              </w:rPr>
+              <w:t>19</w:t>
             </w:r>
           </w:p>
         </w:tc>
@@ -16532,19 +15501,12 @@
             <w:tcW w:type="dxa" w:w="1504"/>
           </w:tcPr>
           <w:p>
-            <w:pPr>
-              <w:spacing w:line="240" w:lineRule="auto" w:after="40" w:before="0"/>
-              <w:jc w:val="center"/>
-            </w:pPr>
-            <w:r>
-              <w:rPr>
-                <w:rFonts w:ascii="Times New Roman" w:hAnsi="Times New Roman" w:cs="Times New Roman"/>
-                <w:b w:val="0"/>
-                <w:i w:val="0"/>
-                <w:color w:val="000000"/>
-                <w:sz w:val="20"/>
-              </w:rPr>
-              <w:t>10 (20%)</w:t>
+            <w:r>
+              <w:rPr>
+                <w:rFonts w:ascii="Times New Roman" w:hAnsi="Times New Roman"/>
+                <w:sz w:val="20"/>
+              </w:rPr>
+              <w:t>4</w:t>
             </w:r>
           </w:p>
         </w:tc>
@@ -16553,19 +15515,12 @@
             <w:tcW w:type="dxa" w:w="1504"/>
           </w:tcPr>
           <w:p>
-            <w:pPr>
-              <w:spacing w:line="240" w:lineRule="auto" w:after="40" w:before="0"/>
-              <w:jc w:val="center"/>
-            </w:pPr>
-            <w:r>
-              <w:rPr>
-                <w:rFonts w:ascii="Times New Roman" w:hAnsi="Times New Roman" w:cs="Times New Roman"/>
-                <w:b w:val="0"/>
-                <w:i w:val="0"/>
-                <w:color w:val="000000"/>
-                <w:sz w:val="20"/>
-              </w:rPr>
-              <w:t>0 (0%)</w:t>
+            <w:r>
+              <w:rPr>
+                <w:rFonts w:ascii="Times New Roman" w:hAnsi="Times New Roman"/>
+                <w:sz w:val="20"/>
+              </w:rPr>
+              <w:t>12</w:t>
             </w:r>
           </w:p>
         </w:tc>
@@ -16576,16 +15531,9 @@
             <w:tcW w:type="dxa" w:w="1504"/>
           </w:tcPr>
           <w:p>
-            <w:pPr>
-              <w:spacing w:line="240" w:lineRule="auto" w:after="40" w:before="0"/>
-              <w:jc w:val="center"/>
-            </w:pPr>
-            <w:r>
-              <w:rPr>
-                <w:rFonts w:ascii="Times New Roman" w:hAnsi="Times New Roman" w:cs="Times New Roman"/>
-                <w:b w:val="0"/>
-                <w:i w:val="0"/>
-                <w:color w:val="000000"/>
+            <w:r>
+              <w:rPr>
+                <w:rFonts w:ascii="Times New Roman" w:hAnsi="Times New Roman"/>
                 <w:sz w:val="20"/>
               </w:rPr>
               <w:t>TikTok</w:t>
@@ -16597,19 +15545,12 @@
             <w:tcW w:type="dxa" w:w="1504"/>
           </w:tcPr>
           <w:p>
-            <w:pPr>
-              <w:spacing w:line="240" w:lineRule="auto" w:after="40" w:before="0"/>
-              <w:jc w:val="center"/>
-            </w:pPr>
-            <w:r>
-              <w:rPr>
-                <w:rFonts w:ascii="Times New Roman" w:hAnsi="Times New Roman" w:cs="Times New Roman"/>
-                <w:b w:val="0"/>
-                <w:i w:val="0"/>
-                <w:color w:val="000000"/>
-                <w:sz w:val="20"/>
-              </w:rPr>
-              <w:t>6 (12%)</w:t>
+            <w:r>
+              <w:rPr>
+                <w:rFonts w:ascii="Times New Roman" w:hAnsi="Times New Roman"/>
+                <w:sz w:val="20"/>
+              </w:rPr>
+              <w:t>8</w:t>
             </w:r>
           </w:p>
         </w:tc>
@@ -16618,19 +15559,12 @@
             <w:tcW w:type="dxa" w:w="1504"/>
           </w:tcPr>
           <w:p>
-            <w:pPr>
-              <w:spacing w:line="240" w:lineRule="auto" w:after="40" w:before="0"/>
-              <w:jc w:val="center"/>
-            </w:pPr>
-            <w:r>
-              <w:rPr>
-                <w:rFonts w:ascii="Times New Roman" w:hAnsi="Times New Roman" w:cs="Times New Roman"/>
-                <w:b w:val="0"/>
-                <w:i w:val="0"/>
-                <w:color w:val="000000"/>
-                <w:sz w:val="20"/>
-              </w:rPr>
-              <w:t>27 (54%)</w:t>
+            <w:r>
+              <w:rPr>
+                <w:rFonts w:ascii="Times New Roman" w:hAnsi="Times New Roman"/>
+                <w:sz w:val="20"/>
+              </w:rPr>
+              <w:t>7</w:t>
             </w:r>
           </w:p>
         </w:tc>
@@ -16639,19 +15573,12 @@
             <w:tcW w:type="dxa" w:w="1504"/>
           </w:tcPr>
           <w:p>
-            <w:pPr>
-              <w:spacing w:line="240" w:lineRule="auto" w:after="40" w:before="0"/>
-              <w:jc w:val="center"/>
-            </w:pPr>
-            <w:r>
-              <w:rPr>
-                <w:rFonts w:ascii="Times New Roman" w:hAnsi="Times New Roman" w:cs="Times New Roman"/>
-                <w:b w:val="0"/>
-                <w:i w:val="0"/>
-                <w:color w:val="000000"/>
-                <w:sz w:val="20"/>
-              </w:rPr>
-              <w:t>15 (30%)</w:t>
+            <w:r>
+              <w:rPr>
+                <w:rFonts w:ascii="Times New Roman" w:hAnsi="Times New Roman"/>
+                <w:sz w:val="20"/>
+              </w:rPr>
+              <w:t>21</w:t>
             </w:r>
           </w:p>
         </w:tc>
@@ -16660,19 +15587,12 @@
             <w:tcW w:type="dxa" w:w="1504"/>
           </w:tcPr>
           <w:p>
-            <w:pPr>
-              <w:spacing w:line="240" w:lineRule="auto" w:after="40" w:before="0"/>
-              <w:jc w:val="center"/>
-            </w:pPr>
-            <w:r>
-              <w:rPr>
-                <w:rFonts w:ascii="Times New Roman" w:hAnsi="Times New Roman" w:cs="Times New Roman"/>
-                <w:b w:val="0"/>
-                <w:i w:val="0"/>
-                <w:color w:val="000000"/>
-                <w:sz w:val="20"/>
-              </w:rPr>
-              <w:t>2 (4%)</w:t>
+            <w:r>
+              <w:rPr>
+                <w:rFonts w:ascii="Times New Roman" w:hAnsi="Times New Roman"/>
+                <w:sz w:val="20"/>
+              </w:rPr>
+              <w:t>9</w:t>
             </w:r>
           </w:p>
         </w:tc>
@@ -16681,19 +15601,12 @@
             <w:tcW w:type="dxa" w:w="1504"/>
           </w:tcPr>
           <w:p>
-            <w:pPr>
-              <w:spacing w:line="240" w:lineRule="auto" w:after="40" w:before="0"/>
-              <w:jc w:val="center"/>
-            </w:pPr>
-            <w:r>
-              <w:rPr>
-                <w:rFonts w:ascii="Times New Roman" w:hAnsi="Times New Roman" w:cs="Times New Roman"/>
-                <w:b w:val="0"/>
-                <w:i w:val="0"/>
-                <w:color w:val="000000"/>
-                <w:sz w:val="20"/>
-              </w:rPr>
-              <w:t>0 (0%)</w:t>
+            <w:r>
+              <w:rPr>
+                <w:rFonts w:ascii="Times New Roman" w:hAnsi="Times New Roman"/>
+                <w:sz w:val="20"/>
+              </w:rPr>
+              <w:t>5</w:t>
             </w:r>
           </w:p>
         </w:tc>
@@ -16704,16 +15617,9 @@
             <w:tcW w:type="dxa" w:w="1504"/>
           </w:tcPr>
           <w:p>
-            <w:pPr>
-              <w:spacing w:line="240" w:lineRule="auto" w:after="40" w:before="0"/>
-              <w:jc w:val="center"/>
-            </w:pPr>
-            <w:r>
-              <w:rPr>
-                <w:rFonts w:ascii="Times New Roman" w:hAnsi="Times New Roman" w:cs="Times New Roman"/>
-                <w:b w:val="0"/>
-                <w:i w:val="0"/>
-                <w:color w:val="000000"/>
+            <w:r>
+              <w:rPr>
+                <w:rFonts w:ascii="Times New Roman" w:hAnsi="Times New Roman"/>
                 <w:sz w:val="20"/>
               </w:rPr>
               <w:t>Instagram</w:t>
@@ -16725,19 +15631,12 @@
             <w:tcW w:type="dxa" w:w="1504"/>
           </w:tcPr>
           <w:p>
-            <w:pPr>
-              <w:spacing w:line="240" w:lineRule="auto" w:after="40" w:before="0"/>
-              <w:jc w:val="center"/>
-            </w:pPr>
-            <w:r>
-              <w:rPr>
-                <w:rFonts w:ascii="Times New Roman" w:hAnsi="Times New Roman" w:cs="Times New Roman"/>
-                <w:b w:val="0"/>
-                <w:i w:val="0"/>
-                <w:color w:val="000000"/>
-                <w:sz w:val="20"/>
-              </w:rPr>
-              <w:t>21 (42%)</w:t>
+            <w:r>
+              <w:rPr>
+                <w:rFonts w:ascii="Times New Roman" w:hAnsi="Times New Roman"/>
+                <w:sz w:val="20"/>
+              </w:rPr>
+              <w:t>3</w:t>
             </w:r>
           </w:p>
         </w:tc>
@@ -16746,19 +15645,12 @@
             <w:tcW w:type="dxa" w:w="1504"/>
           </w:tcPr>
           <w:p>
-            <w:pPr>
-              <w:spacing w:line="240" w:lineRule="auto" w:after="40" w:before="0"/>
-              <w:jc w:val="center"/>
-            </w:pPr>
-            <w:r>
-              <w:rPr>
-                <w:rFonts w:ascii="Times New Roman" w:hAnsi="Times New Roman" w:cs="Times New Roman"/>
-                <w:b w:val="0"/>
-                <w:i w:val="0"/>
-                <w:color w:val="000000"/>
-                <w:sz w:val="20"/>
-              </w:rPr>
-              <w:t>25 (50%)</w:t>
+            <w:r>
+              <w:rPr>
+                <w:rFonts w:ascii="Times New Roman" w:hAnsi="Times New Roman"/>
+                <w:sz w:val="20"/>
+              </w:rPr>
+              <w:t>8</w:t>
             </w:r>
           </w:p>
         </w:tc>
@@ -16767,19 +15659,12 @@
             <w:tcW w:type="dxa" w:w="1504"/>
           </w:tcPr>
           <w:p>
-            <w:pPr>
-              <w:spacing w:line="240" w:lineRule="auto" w:after="40" w:before="0"/>
-              <w:jc w:val="center"/>
-            </w:pPr>
-            <w:r>
-              <w:rPr>
-                <w:rFonts w:ascii="Times New Roman" w:hAnsi="Times New Roman" w:cs="Times New Roman"/>
-                <w:b w:val="0"/>
-                <w:i w:val="0"/>
-                <w:color w:val="000000"/>
-                <w:sz w:val="20"/>
-              </w:rPr>
-              <w:t>3 (6%)</w:t>
+            <w:r>
+              <w:rPr>
+                <w:rFonts w:ascii="Times New Roman" w:hAnsi="Times New Roman"/>
+                <w:sz w:val="20"/>
+              </w:rPr>
+              <w:t>3</w:t>
             </w:r>
           </w:p>
         </w:tc>
@@ -16788,19 +15673,12 @@
             <w:tcW w:type="dxa" w:w="1504"/>
           </w:tcPr>
           <w:p>
-            <w:pPr>
-              <w:spacing w:line="240" w:lineRule="auto" w:after="40" w:before="0"/>
-              <w:jc w:val="center"/>
-            </w:pPr>
-            <w:r>
-              <w:rPr>
-                <w:rFonts w:ascii="Times New Roman" w:hAnsi="Times New Roman" w:cs="Times New Roman"/>
-                <w:b w:val="0"/>
-                <w:i w:val="0"/>
-                <w:color w:val="000000"/>
-                <w:sz w:val="20"/>
-              </w:rPr>
-              <w:t>1 (2%)</w:t>
+            <w:r>
+              <w:rPr>
+                <w:rFonts w:ascii="Times New Roman" w:hAnsi="Times New Roman"/>
+                <w:sz w:val="20"/>
+              </w:rPr>
+              <w:t>7</w:t>
             </w:r>
           </w:p>
         </w:tc>
@@ -16809,19 +15687,98 @@
             <w:tcW w:type="dxa" w:w="1504"/>
           </w:tcPr>
           <w:p>
-            <w:pPr>
-              <w:spacing w:line="240" w:lineRule="auto" w:after="40" w:before="0"/>
-              <w:jc w:val="center"/>
-            </w:pPr>
-            <w:r>
-              <w:rPr>
-                <w:rFonts w:ascii="Times New Roman" w:hAnsi="Times New Roman" w:cs="Times New Roman"/>
-                <w:b w:val="0"/>
-                <w:i w:val="0"/>
-                <w:color w:val="000000"/>
-                <w:sz w:val="20"/>
-              </w:rPr>
-              <w:t>0 (0%)</w:t>
+            <w:r>
+              <w:rPr>
+                <w:rFonts w:ascii="Times New Roman" w:hAnsi="Times New Roman"/>
+                <w:sz w:val="20"/>
+              </w:rPr>
+              <w:t>29</w:t>
+            </w:r>
+          </w:p>
+        </w:tc>
+      </w:tr>
+      <w:tr>
+        <w:tc>
+          <w:tcPr>
+            <w:tcW w:type="dxa" w:w="1504"/>
+          </w:tcPr>
+          <w:p>
+            <w:r>
+              <w:rPr>
+                <w:rFonts w:ascii="Times New Roman" w:hAnsi="Times New Roman"/>
+                <w:sz w:val="20"/>
+              </w:rPr>
+              <w:t>Total</w:t>
+            </w:r>
+          </w:p>
+        </w:tc>
+        <w:tc>
+          <w:tcPr>
+            <w:tcW w:type="dxa" w:w="1504"/>
+          </w:tcPr>
+          <w:p>
+            <w:r>
+              <w:rPr>
+                <w:rFonts w:ascii="Times New Roman" w:hAnsi="Times New Roman"/>
+                <w:sz w:val="20"/>
+              </w:rPr>
+              <w:t>14</w:t>
+            </w:r>
+          </w:p>
+        </w:tc>
+        <w:tc>
+          <w:tcPr>
+            <w:tcW w:type="dxa" w:w="1504"/>
+          </w:tcPr>
+          <w:p>
+            <w:r>
+              <w:rPr>
+                <w:rFonts w:ascii="Times New Roman" w:hAnsi="Times New Roman"/>
+                <w:sz w:val="20"/>
+              </w:rPr>
+              <w:t>34</w:t>
+            </w:r>
+          </w:p>
+        </w:tc>
+        <w:tc>
+          <w:tcPr>
+            <w:tcW w:type="dxa" w:w="1504"/>
+          </w:tcPr>
+          <w:p>
+            <w:r>
+              <w:rPr>
+                <w:rFonts w:ascii="Times New Roman" w:hAnsi="Times New Roman"/>
+                <w:sz w:val="20"/>
+              </w:rPr>
+              <w:t>43</w:t>
+            </w:r>
+          </w:p>
+        </w:tc>
+        <w:tc>
+          <w:tcPr>
+            <w:tcW w:type="dxa" w:w="1504"/>
+          </w:tcPr>
+          <w:p>
+            <w:r>
+              <w:rPr>
+                <w:rFonts w:ascii="Times New Roman" w:hAnsi="Times New Roman"/>
+                <w:sz w:val="20"/>
+              </w:rPr>
+              <w:t>24</w:t>
+            </w:r>
+          </w:p>
+        </w:tc>
+        <w:tc>
+          <w:tcPr>
+            <w:tcW w:type="dxa" w:w="1504"/>
+          </w:tcPr>
+          <w:p>
+            <w:r>
+              <w:rPr>
+                <w:rFonts w:ascii="Times New Roman" w:hAnsi="Times New Roman"/>
+                <w:sz w:val="20"/>
+              </w:rPr>
+              <w:t>85</w:t>
             </w:r>
           </w:p>
         </w:tc>
@@ -16829,150 +15786,199 @@
     </w:tbl>
     <w:p>
       <w:pPr>
-        <w:spacing w:line="360" w:lineRule="auto" w:after="120" w:before="0"/>
+        <w:spacing w:line="360" w:lineRule="auto"/>
         <w:jc w:val="both"/>
       </w:pPr>
       <w:r>
         <w:rPr>
-          <w:rFonts w:ascii="Times New Roman" w:hAnsi="Times New Roman" w:cs="Times New Roman"/>
+          <w:rFonts w:ascii="Times New Roman" w:hAnsi="Times New Roman"/>
           <w:b w:val="0"/>
           <w:i w:val="0"/>
-          <w:color w:val="000000"/>
           <w:sz w:val="24"/>
         </w:rPr>
-        <w:t>Note. Categories: Very Poor (16–26), Poor (27–38), Fair (39–50), Good (51–62), Excellent (63–80).</w:t>
-      </w:r>
-    </w:p>
-    <w:p>
-      <w:pPr>
-        <w:spacing w:line="360" w:lineRule="auto" w:after="120" w:before="0"/>
-        <w:jc w:val="both"/>
-      </w:pPr>
-      <w:r>
-        <w:rPr>
-          <w:rFonts w:ascii="Times New Roman" w:hAnsi="Times New Roman" w:cs="Times New Roman"/>
-          <w:b w:val="0"/>
-          <w:i w:val="0"/>
-          <w:color w:val="000000"/>
-          <w:sz w:val="24"/>
-        </w:rPr>
-      </w:r>
-    </w:p>
-    <w:p>
-      <w:pPr>
-        <w:spacing w:line="360" w:lineRule="auto" w:after="200" w:before="0"/>
-        <w:jc w:val="both"/>
-      </w:pPr>
-      <w:r>
-        <w:rPr>
-          <w:rFonts w:ascii="Times New Roman" w:hAnsi="Times New Roman" w:cs="Times New Roman"/>
+      </w:r>
+    </w:p>
+    <w:p>
+      <w:pPr>
+        <w:spacing w:line="360" w:lineRule="auto"/>
+        <w:jc w:val="left"/>
+      </w:pPr>
+      <w:r>
+        <w:rPr>
+          <w:rFonts w:ascii="Times New Roman" w:hAnsi="Times New Roman"/>
           <w:b/>
           <w:i w:val="0"/>
-          <w:color w:val="000000"/>
-          <w:sz w:val="26"/>
-        </w:rPr>
-        <w:t>Table C3. Pairwise Platform Comparisons (Dunn's Test, Bonferroni-Adjusted)</w:t>
+          <w:sz w:val="24"/>
+        </w:rPr>
+        <w:t>Table C2. DISCERN Total Score Descriptive Statistics by Platform</w:t>
       </w:r>
     </w:p>
     <w:tbl>
       <w:tblPr>
         <w:tblStyle w:val="TableGrid"/>
         <w:tblW w:type="auto" w:w="0"/>
-        <w:jc w:val="center"/>
         <w:tblLook w:firstColumn="1" w:firstRow="1" w:lastColumn="0" w:lastRow="0" w:noHBand="0" w:noVBand="1" w:val="04A0"/>
       </w:tblPr>
       <w:tblGrid>
-        <w:gridCol w:w="2256"/>
-        <w:gridCol w:w="2256"/>
-        <w:gridCol w:w="2256"/>
-        <w:gridCol w:w="2256"/>
+        <w:gridCol w:w="903"/>
+        <w:gridCol w:w="903"/>
+        <w:gridCol w:w="903"/>
+        <w:gridCol w:w="903"/>
+        <w:gridCol w:w="903"/>
+        <w:gridCol w:w="903"/>
+        <w:gridCol w:w="903"/>
+        <w:gridCol w:w="903"/>
+        <w:gridCol w:w="903"/>
+        <w:gridCol w:w="903"/>
       </w:tblGrid>
       <w:tr>
         <w:tc>
           <w:tcPr>
-            <w:tcW w:type="dxa" w:w="2256"/>
-            <w:shd w:fill="D9E2F3" w:val="clear"/>
-          </w:tcPr>
-          <w:p>
-            <w:pPr>
-              <w:spacing w:line="240" w:lineRule="auto" w:after="40" w:before="0"/>
-              <w:jc w:val="center"/>
-            </w:pPr>
-            <w:r>
-              <w:rPr>
-                <w:rFonts w:ascii="Times New Roman" w:hAnsi="Times New Roman" w:cs="Times New Roman"/>
+            <w:tcW w:type="dxa" w:w="903"/>
+          </w:tcPr>
+          <w:p>
+            <w:r>
+              <w:rPr>
+                <w:rFonts w:ascii="Times New Roman" w:hAnsi="Times New Roman"/>
                 <w:b/>
-                <w:i w:val="0"/>
-                <w:color w:val="000000"/>
-                <w:sz w:val="20"/>
-              </w:rPr>
-              <w:t>Comparison</w:t>
-            </w:r>
-          </w:p>
-        </w:tc>
-        <w:tc>
-          <w:tcPr>
-            <w:tcW w:type="dxa" w:w="2256"/>
-            <w:shd w:fill="D9E2F3" w:val="clear"/>
-          </w:tcPr>
-          <w:p>
-            <w:pPr>
-              <w:spacing w:line="240" w:lineRule="auto" w:after="40" w:before="0"/>
-              <w:jc w:val="center"/>
-            </w:pPr>
-            <w:r>
-              <w:rPr>
-                <w:rFonts w:ascii="Times New Roman" w:hAnsi="Times New Roman" w:cs="Times New Roman"/>
+                <w:sz w:val="20"/>
+              </w:rPr>
+              <w:t>Platform</w:t>
+            </w:r>
+          </w:p>
+        </w:tc>
+        <w:tc>
+          <w:tcPr>
+            <w:tcW w:type="dxa" w:w="903"/>
+          </w:tcPr>
+          <w:p>
+            <w:r>
+              <w:rPr>
+                <w:rFonts w:ascii="Times New Roman" w:hAnsi="Times New Roman"/>
                 <w:b/>
-                <w:i w:val="0"/>
-                <w:color w:val="000000"/>
-                <w:sz w:val="20"/>
-              </w:rPr>
-              <w:t>U</w:t>
-            </w:r>
-          </w:p>
-        </w:tc>
-        <w:tc>
-          <w:tcPr>
-            <w:tcW w:type="dxa" w:w="2256"/>
-            <w:shd w:fill="D9E2F3" w:val="clear"/>
-          </w:tcPr>
-          <w:p>
-            <w:pPr>
-              <w:spacing w:line="240" w:lineRule="auto" w:after="40" w:before="0"/>
-              <w:jc w:val="center"/>
-            </w:pPr>
-            <w:r>
-              <w:rPr>
-                <w:rFonts w:ascii="Times New Roman" w:hAnsi="Times New Roman" w:cs="Times New Roman"/>
+                <w:sz w:val="20"/>
+              </w:rPr>
+              <w:t>n</w:t>
+            </w:r>
+          </w:p>
+        </w:tc>
+        <w:tc>
+          <w:tcPr>
+            <w:tcW w:type="dxa" w:w="903"/>
+          </w:tcPr>
+          <w:p>
+            <w:r>
+              <w:rPr>
+                <w:rFonts w:ascii="Times New Roman" w:hAnsi="Times New Roman"/>
                 <w:b/>
-                <w:i w:val="0"/>
-                <w:color w:val="000000"/>
-                <w:sz w:val="20"/>
-              </w:rPr>
-              <w:t>p (adjusted)</w:t>
-            </w:r>
-          </w:p>
-        </w:tc>
-        <w:tc>
-          <w:tcPr>
-            <w:tcW w:type="dxa" w:w="2256"/>
-            <w:shd w:fill="D9E2F3" w:val="clear"/>
-          </w:tcPr>
-          <w:p>
-            <w:pPr>
-              <w:spacing w:line="240" w:lineRule="auto" w:after="40" w:before="0"/>
-              <w:jc w:val="center"/>
-            </w:pPr>
-            <w:r>
-              <w:rPr>
-                <w:rFonts w:ascii="Times New Roman" w:hAnsi="Times New Roman" w:cs="Times New Roman"/>
+                <w:sz w:val="20"/>
+              </w:rPr>
+              <w:t>Mean</w:t>
+            </w:r>
+          </w:p>
+        </w:tc>
+        <w:tc>
+          <w:tcPr>
+            <w:tcW w:type="dxa" w:w="903"/>
+          </w:tcPr>
+          <w:p>
+            <w:r>
+              <w:rPr>
+                <w:rFonts w:ascii="Times New Roman" w:hAnsi="Times New Roman"/>
                 <w:b/>
-                <w:i w:val="0"/>
-                <w:color w:val="000000"/>
-                <w:sz w:val="20"/>
-              </w:rPr>
-              <w:t>r</w:t>
+                <w:sz w:val="20"/>
+              </w:rPr>
+              <w:t>SD</w:t>
+            </w:r>
+          </w:p>
+        </w:tc>
+        <w:tc>
+          <w:tcPr>
+            <w:tcW w:type="dxa" w:w="903"/>
+          </w:tcPr>
+          <w:p>
+            <w:r>
+              <w:rPr>
+                <w:rFonts w:ascii="Times New Roman" w:hAnsi="Times New Roman"/>
+                <w:b/>
+                <w:sz w:val="20"/>
+              </w:rPr>
+              <w:t>Median</w:t>
+            </w:r>
+          </w:p>
+        </w:tc>
+        <w:tc>
+          <w:tcPr>
+            <w:tcW w:type="dxa" w:w="903"/>
+          </w:tcPr>
+          <w:p>
+            <w:r>
+              <w:rPr>
+                <w:rFonts w:ascii="Times New Roman" w:hAnsi="Times New Roman"/>
+                <w:b/>
+                <w:sz w:val="20"/>
+              </w:rPr>
+              <w:t>Q1</w:t>
+            </w:r>
+          </w:p>
+        </w:tc>
+        <w:tc>
+          <w:tcPr>
+            <w:tcW w:type="dxa" w:w="903"/>
+          </w:tcPr>
+          <w:p>
+            <w:r>
+              <w:rPr>
+                <w:rFonts w:ascii="Times New Roman" w:hAnsi="Times New Roman"/>
+                <w:b/>
+                <w:sz w:val="20"/>
+              </w:rPr>
+              <w:t>Q3</w:t>
+            </w:r>
+          </w:p>
+        </w:tc>
+        <w:tc>
+          <w:tcPr>
+            <w:tcW w:type="dxa" w:w="903"/>
+          </w:tcPr>
+          <w:p>
+            <w:r>
+              <w:rPr>
+                <w:rFonts w:ascii="Times New Roman" w:hAnsi="Times New Roman"/>
+                <w:b/>
+                <w:sz w:val="20"/>
+              </w:rPr>
+              <w:t>Min</w:t>
+            </w:r>
+          </w:p>
+        </w:tc>
+        <w:tc>
+          <w:tcPr>
+            <w:tcW w:type="dxa" w:w="903"/>
+          </w:tcPr>
+          <w:p>
+            <w:r>
+              <w:rPr>
+                <w:rFonts w:ascii="Times New Roman" w:hAnsi="Times New Roman"/>
+                <w:b/>
+                <w:sz w:val="20"/>
+              </w:rPr>
+              <w:t>Max</w:t>
+            </w:r>
+          </w:p>
+        </w:tc>
+        <w:tc>
+          <w:tcPr>
+            <w:tcW w:type="dxa" w:w="903"/>
+          </w:tcPr>
+          <w:p>
+            <w:r>
+              <w:rPr>
+                <w:rFonts w:ascii="Times New Roman" w:hAnsi="Times New Roman"/>
+                <w:b/>
+                <w:sz w:val="20"/>
+              </w:rPr>
+              <w:t>IQR</w:t>
             </w:r>
           </w:p>
         </w:tc>
@@ -16980,85 +15986,141 @@
       <w:tr>
         <w:tc>
           <w:tcPr>
-            <w:tcW w:type="dxa" w:w="2256"/>
-          </w:tcPr>
-          <w:p>
-            <w:pPr>
-              <w:spacing w:line="240" w:lineRule="auto" w:after="40" w:before="0"/>
-              <w:jc w:val="center"/>
-            </w:pPr>
-            <w:r>
-              <w:rPr>
-                <w:rFonts w:ascii="Times New Roman" w:hAnsi="Times New Roman" w:cs="Times New Roman"/>
-                <w:b w:val="0"/>
-                <w:i w:val="0"/>
-                <w:color w:val="000000"/>
-                <w:sz w:val="20"/>
-              </w:rPr>
-              <w:t>Website vs YouTube</w:t>
-            </w:r>
-          </w:p>
-        </w:tc>
-        <w:tc>
-          <w:tcPr>
-            <w:tcW w:type="dxa" w:w="2256"/>
-          </w:tcPr>
-          <w:p>
-            <w:pPr>
-              <w:spacing w:line="240" w:lineRule="auto" w:after="40" w:before="0"/>
-              <w:jc w:val="center"/>
-            </w:pPr>
-            <w:r>
-              <w:rPr>
-                <w:rFonts w:ascii="Times New Roman" w:hAnsi="Times New Roman" w:cs="Times New Roman"/>
-                <w:b w:val="0"/>
-                <w:i w:val="0"/>
-                <w:color w:val="000000"/>
-                <w:sz w:val="20"/>
-              </w:rPr>
-              <w:t>1646</w:t>
-            </w:r>
-          </w:p>
-        </w:tc>
-        <w:tc>
-          <w:tcPr>
-            <w:tcW w:type="dxa" w:w="2256"/>
-          </w:tcPr>
-          <w:p>
-            <w:pPr>
-              <w:spacing w:line="240" w:lineRule="auto" w:after="40" w:before="0"/>
-              <w:jc w:val="center"/>
-            </w:pPr>
-            <w:r>
-              <w:rPr>
-                <w:rFonts w:ascii="Times New Roman" w:hAnsi="Times New Roman" w:cs="Times New Roman"/>
-                <w:b w:val="0"/>
-                <w:i w:val="0"/>
-                <w:color w:val="000000"/>
-                <w:sz w:val="20"/>
-              </w:rPr>
-              <w:t>.038</w:t>
-            </w:r>
-          </w:p>
-        </w:tc>
-        <w:tc>
-          <w:tcPr>
-            <w:tcW w:type="dxa" w:w="2256"/>
-          </w:tcPr>
-          <w:p>
-            <w:pPr>
-              <w:spacing w:line="240" w:lineRule="auto" w:after="40" w:before="0"/>
-              <w:jc w:val="center"/>
-            </w:pPr>
-            <w:r>
-              <w:rPr>
-                <w:rFonts w:ascii="Times New Roman" w:hAnsi="Times New Roman" w:cs="Times New Roman"/>
-                <w:b w:val="0"/>
-                <w:i w:val="0"/>
-                <w:color w:val="000000"/>
-                <w:sz w:val="20"/>
-              </w:rPr>
-              <w:t>-0.316</w:t>
+            <w:tcW w:type="dxa" w:w="903"/>
+          </w:tcPr>
+          <w:p>
+            <w:r>
+              <w:rPr>
+                <w:rFonts w:ascii="Times New Roman" w:hAnsi="Times New Roman"/>
+                <w:sz w:val="20"/>
+              </w:rPr>
+              <w:t>Website</w:t>
+            </w:r>
+          </w:p>
+        </w:tc>
+        <w:tc>
+          <w:tcPr>
+            <w:tcW w:type="dxa" w:w="903"/>
+          </w:tcPr>
+          <w:p>
+            <w:r>
+              <w:rPr>
+                <w:rFonts w:ascii="Times New Roman" w:hAnsi="Times New Roman"/>
+                <w:sz w:val="20"/>
+              </w:rPr>
+              <w:t>50</w:t>
+            </w:r>
+          </w:p>
+        </w:tc>
+        <w:tc>
+          <w:tcPr>
+            <w:tcW w:type="dxa" w:w="903"/>
+          </w:tcPr>
+          <w:p>
+            <w:r>
+              <w:rPr>
+                <w:rFonts w:ascii="Times New Roman" w:hAnsi="Times New Roman"/>
+                <w:sz w:val="20"/>
+              </w:rPr>
+              <w:t>48.70</w:t>
+            </w:r>
+          </w:p>
+        </w:tc>
+        <w:tc>
+          <w:tcPr>
+            <w:tcW w:type="dxa" w:w="903"/>
+          </w:tcPr>
+          <w:p>
+            <w:r>
+              <w:rPr>
+                <w:rFonts w:ascii="Times New Roman" w:hAnsi="Times New Roman"/>
+                <w:sz w:val="20"/>
+              </w:rPr>
+              <w:t>8.17</w:t>
+            </w:r>
+          </w:p>
+        </w:tc>
+        <w:tc>
+          <w:tcPr>
+            <w:tcW w:type="dxa" w:w="903"/>
+          </w:tcPr>
+          <w:p>
+            <w:r>
+              <w:rPr>
+                <w:rFonts w:ascii="Times New Roman" w:hAnsi="Times New Roman"/>
+                <w:sz w:val="20"/>
+              </w:rPr>
+              <w:t>48.0</w:t>
+            </w:r>
+          </w:p>
+        </w:tc>
+        <w:tc>
+          <w:tcPr>
+            <w:tcW w:type="dxa" w:w="903"/>
+          </w:tcPr>
+          <w:p>
+            <w:r>
+              <w:rPr>
+                <w:rFonts w:ascii="Times New Roman" w:hAnsi="Times New Roman"/>
+                <w:sz w:val="20"/>
+              </w:rPr>
+              <w:t>42.25</w:t>
+            </w:r>
+          </w:p>
+        </w:tc>
+        <w:tc>
+          <w:tcPr>
+            <w:tcW w:type="dxa" w:w="903"/>
+          </w:tcPr>
+          <w:p>
+            <w:r>
+              <w:rPr>
+                <w:rFonts w:ascii="Times New Roman" w:hAnsi="Times New Roman"/>
+                <w:sz w:val="20"/>
+              </w:rPr>
+              <w:t>55.00</w:t>
+            </w:r>
+          </w:p>
+        </w:tc>
+        <w:tc>
+          <w:tcPr>
+            <w:tcW w:type="dxa" w:w="903"/>
+          </w:tcPr>
+          <w:p>
+            <w:r>
+              <w:rPr>
+                <w:rFonts w:ascii="Times New Roman" w:hAnsi="Times New Roman"/>
+                <w:sz w:val="20"/>
+              </w:rPr>
+              <w:t>33</w:t>
+            </w:r>
+          </w:p>
+        </w:tc>
+        <w:tc>
+          <w:tcPr>
+            <w:tcW w:type="dxa" w:w="903"/>
+          </w:tcPr>
+          <w:p>
+            <w:r>
+              <w:rPr>
+                <w:rFonts w:ascii="Times New Roman" w:hAnsi="Times New Roman"/>
+                <w:sz w:val="20"/>
+              </w:rPr>
+              <w:t>65</w:t>
+            </w:r>
+          </w:p>
+        </w:tc>
+        <w:tc>
+          <w:tcPr>
+            <w:tcW w:type="dxa" w:w="903"/>
+          </w:tcPr>
+          <w:p>
+            <w:r>
+              <w:rPr>
+                <w:rFonts w:ascii="Times New Roman" w:hAnsi="Times New Roman"/>
+                <w:sz w:val="20"/>
+              </w:rPr>
+              <w:t>12.75</w:t>
             </w:r>
           </w:p>
         </w:tc>
@@ -17066,85 +16128,141 @@
       <w:tr>
         <w:tc>
           <w:tcPr>
-            <w:tcW w:type="dxa" w:w="2256"/>
-          </w:tcPr>
-          <w:p>
-            <w:pPr>
-              <w:spacing w:line="240" w:lineRule="auto" w:after="40" w:before="0"/>
-              <w:jc w:val="center"/>
-            </w:pPr>
-            <w:r>
-              <w:rPr>
-                <w:rFonts w:ascii="Times New Roman" w:hAnsi="Times New Roman" w:cs="Times New Roman"/>
-                <w:b w:val="0"/>
-                <w:i w:val="0"/>
-                <w:color w:val="000000"/>
-                <w:sz w:val="20"/>
-              </w:rPr>
-              <w:t>Website vs TikTok</w:t>
-            </w:r>
-          </w:p>
-        </w:tc>
-        <w:tc>
-          <w:tcPr>
-            <w:tcW w:type="dxa" w:w="2256"/>
-          </w:tcPr>
-          <w:p>
-            <w:pPr>
-              <w:spacing w:line="240" w:lineRule="auto" w:after="40" w:before="0"/>
-              <w:jc w:val="center"/>
-            </w:pPr>
-            <w:r>
-              <w:rPr>
-                <w:rFonts w:ascii="Times New Roman" w:hAnsi="Times New Roman" w:cs="Times New Roman"/>
-                <w:b w:val="0"/>
-                <w:i w:val="0"/>
-                <w:color w:val="000000"/>
-                <w:sz w:val="20"/>
-              </w:rPr>
-              <w:t>2088</w:t>
-            </w:r>
-          </w:p>
-        </w:tc>
-        <w:tc>
-          <w:tcPr>
-            <w:tcW w:type="dxa" w:w="2256"/>
-          </w:tcPr>
-          <w:p>
-            <w:pPr>
-              <w:spacing w:line="240" w:lineRule="auto" w:after="40" w:before="0"/>
-              <w:jc w:val="center"/>
-            </w:pPr>
-            <w:r>
-              <w:rPr>
-                <w:rFonts w:ascii="Times New Roman" w:hAnsi="Times New Roman" w:cs="Times New Roman"/>
-                <w:b w:val="0"/>
-                <w:i w:val="0"/>
-                <w:color w:val="000000"/>
-                <w:sz w:val="20"/>
-              </w:rPr>
-              <w:t>&lt; .001</w:t>
-            </w:r>
-          </w:p>
-        </w:tc>
-        <w:tc>
-          <w:tcPr>
-            <w:tcW w:type="dxa" w:w="2256"/>
-          </w:tcPr>
-          <w:p>
-            <w:pPr>
-              <w:spacing w:line="240" w:lineRule="auto" w:after="40" w:before="0"/>
-              <w:jc w:val="center"/>
-            </w:pPr>
-            <w:r>
-              <w:rPr>
-                <w:rFonts w:ascii="Times New Roman" w:hAnsi="Times New Roman" w:cs="Times New Roman"/>
-                <w:b w:val="0"/>
-                <w:i w:val="0"/>
-                <w:color w:val="000000"/>
-                <w:sz w:val="20"/>
-              </w:rPr>
-              <w:t>-0.670</w:t>
+            <w:tcW w:type="dxa" w:w="903"/>
+          </w:tcPr>
+          <w:p>
+            <w:r>
+              <w:rPr>
+                <w:rFonts w:ascii="Times New Roman" w:hAnsi="Times New Roman"/>
+                <w:sz w:val="20"/>
+              </w:rPr>
+              <w:t>YouTube</w:t>
+            </w:r>
+          </w:p>
+        </w:tc>
+        <w:tc>
+          <w:tcPr>
+            <w:tcW w:type="dxa" w:w="903"/>
+          </w:tcPr>
+          <w:p>
+            <w:r>
+              <w:rPr>
+                <w:rFonts w:ascii="Times New Roman" w:hAnsi="Times New Roman"/>
+                <w:sz w:val="20"/>
+              </w:rPr>
+              <w:t>50</w:t>
+            </w:r>
+          </w:p>
+        </w:tc>
+        <w:tc>
+          <w:tcPr>
+            <w:tcW w:type="dxa" w:w="903"/>
+          </w:tcPr>
+          <w:p>
+            <w:r>
+              <w:rPr>
+                <w:rFonts w:ascii="Times New Roman" w:hAnsi="Times New Roman"/>
+                <w:sz w:val="20"/>
+              </w:rPr>
+              <w:t>40.36</w:t>
+            </w:r>
+          </w:p>
+        </w:tc>
+        <w:tc>
+          <w:tcPr>
+            <w:tcW w:type="dxa" w:w="903"/>
+          </w:tcPr>
+          <w:p>
+            <w:r>
+              <w:rPr>
+                <w:rFonts w:ascii="Times New Roman" w:hAnsi="Times New Roman"/>
+                <w:sz w:val="20"/>
+              </w:rPr>
+              <w:t>6.21</w:t>
+            </w:r>
+          </w:p>
+        </w:tc>
+        <w:tc>
+          <w:tcPr>
+            <w:tcW w:type="dxa" w:w="903"/>
+          </w:tcPr>
+          <w:p>
+            <w:r>
+              <w:rPr>
+                <w:rFonts w:ascii="Times New Roman" w:hAnsi="Times New Roman"/>
+                <w:sz w:val="20"/>
+              </w:rPr>
+              <w:t>39.0</w:t>
+            </w:r>
+          </w:p>
+        </w:tc>
+        <w:tc>
+          <w:tcPr>
+            <w:tcW w:type="dxa" w:w="903"/>
+          </w:tcPr>
+          <w:p>
+            <w:r>
+              <w:rPr>
+                <w:rFonts w:ascii="Times New Roman" w:hAnsi="Times New Roman"/>
+                <w:sz w:val="20"/>
+              </w:rPr>
+              <w:t>36.00</w:t>
+            </w:r>
+          </w:p>
+        </w:tc>
+        <w:tc>
+          <w:tcPr>
+            <w:tcW w:type="dxa" w:w="903"/>
+          </w:tcPr>
+          <w:p>
+            <w:r>
+              <w:rPr>
+                <w:rFonts w:ascii="Times New Roman" w:hAnsi="Times New Roman"/>
+                <w:sz w:val="20"/>
+              </w:rPr>
+              <w:t>42.75</w:t>
+            </w:r>
+          </w:p>
+        </w:tc>
+        <w:tc>
+          <w:tcPr>
+            <w:tcW w:type="dxa" w:w="903"/>
+          </w:tcPr>
+          <w:p>
+            <w:r>
+              <w:rPr>
+                <w:rFonts w:ascii="Times New Roman" w:hAnsi="Times New Roman"/>
+                <w:sz w:val="20"/>
+              </w:rPr>
+              <w:t>31</w:t>
+            </w:r>
+          </w:p>
+        </w:tc>
+        <w:tc>
+          <w:tcPr>
+            <w:tcW w:type="dxa" w:w="903"/>
+          </w:tcPr>
+          <w:p>
+            <w:r>
+              <w:rPr>
+                <w:rFonts w:ascii="Times New Roman" w:hAnsi="Times New Roman"/>
+                <w:sz w:val="20"/>
+              </w:rPr>
+              <w:t>57</w:t>
+            </w:r>
+          </w:p>
+        </w:tc>
+        <w:tc>
+          <w:tcPr>
+            <w:tcW w:type="dxa" w:w="903"/>
+          </w:tcPr>
+          <w:p>
+            <w:r>
+              <w:rPr>
+                <w:rFonts w:ascii="Times New Roman" w:hAnsi="Times New Roman"/>
+                <w:sz w:val="20"/>
+              </w:rPr>
+              <w:t>6.75</w:t>
             </w:r>
           </w:p>
         </w:tc>
@@ -17152,85 +16270,141 @@
       <w:tr>
         <w:tc>
           <w:tcPr>
-            <w:tcW w:type="dxa" w:w="2256"/>
-          </w:tcPr>
-          <w:p>
-            <w:pPr>
-              <w:spacing w:line="240" w:lineRule="auto" w:after="40" w:before="0"/>
-              <w:jc w:val="center"/>
-            </w:pPr>
-            <w:r>
-              <w:rPr>
-                <w:rFonts w:ascii="Times New Roman" w:hAnsi="Times New Roman" w:cs="Times New Roman"/>
-                <w:b w:val="0"/>
-                <w:i w:val="0"/>
-                <w:color w:val="000000"/>
-                <w:sz w:val="20"/>
-              </w:rPr>
-              <w:t>Website vs Instagram</w:t>
-            </w:r>
-          </w:p>
-        </w:tc>
-        <w:tc>
-          <w:tcPr>
-            <w:tcW w:type="dxa" w:w="2256"/>
-          </w:tcPr>
-          <w:p>
-            <w:pPr>
-              <w:spacing w:line="240" w:lineRule="auto" w:after="40" w:before="0"/>
-              <w:jc w:val="center"/>
-            </w:pPr>
-            <w:r>
-              <w:rPr>
-                <w:rFonts w:ascii="Times New Roman" w:hAnsi="Times New Roman" w:cs="Times New Roman"/>
-                <w:b w:val="0"/>
-                <w:i w:val="0"/>
-                <w:color w:val="000000"/>
-                <w:sz w:val="20"/>
-              </w:rPr>
-              <w:t>2364</w:t>
-            </w:r>
-          </w:p>
-        </w:tc>
-        <w:tc>
-          <w:tcPr>
-            <w:tcW w:type="dxa" w:w="2256"/>
-          </w:tcPr>
-          <w:p>
-            <w:pPr>
-              <w:spacing w:line="240" w:lineRule="auto" w:after="40" w:before="0"/>
-              <w:jc w:val="center"/>
-            </w:pPr>
-            <w:r>
-              <w:rPr>
-                <w:rFonts w:ascii="Times New Roman" w:hAnsi="Times New Roman" w:cs="Times New Roman"/>
-                <w:b w:val="0"/>
-                <w:i w:val="0"/>
-                <w:color w:val="000000"/>
-                <w:sz w:val="20"/>
-              </w:rPr>
-              <w:t>&lt; .001</w:t>
-            </w:r>
-          </w:p>
-        </w:tc>
-        <w:tc>
-          <w:tcPr>
-            <w:tcW w:type="dxa" w:w="2256"/>
-          </w:tcPr>
-          <w:p>
-            <w:pPr>
-              <w:spacing w:line="240" w:lineRule="auto" w:after="40" w:before="0"/>
-              <w:jc w:val="center"/>
-            </w:pPr>
-            <w:r>
-              <w:rPr>
-                <w:rFonts w:ascii="Times New Roman" w:hAnsi="Times New Roman" w:cs="Times New Roman"/>
-                <w:b w:val="0"/>
-                <w:i w:val="0"/>
-                <w:color w:val="000000"/>
-                <w:sz w:val="20"/>
-              </w:rPr>
-              <w:t>-0.891</w:t>
+            <w:tcW w:type="dxa" w:w="903"/>
+          </w:tcPr>
+          <w:p>
+            <w:r>
+              <w:rPr>
+                <w:rFonts w:ascii="Times New Roman" w:hAnsi="Times New Roman"/>
+                <w:sz w:val="20"/>
+              </w:rPr>
+              <w:t>TikTok</w:t>
+            </w:r>
+          </w:p>
+        </w:tc>
+        <w:tc>
+          <w:tcPr>
+            <w:tcW w:type="dxa" w:w="903"/>
+          </w:tcPr>
+          <w:p>
+            <w:r>
+              <w:rPr>
+                <w:rFonts w:ascii="Times New Roman" w:hAnsi="Times New Roman"/>
+                <w:sz w:val="20"/>
+              </w:rPr>
+              <w:t>50</w:t>
+            </w:r>
+          </w:p>
+        </w:tc>
+        <w:tc>
+          <w:tcPr>
+            <w:tcW w:type="dxa" w:w="903"/>
+          </w:tcPr>
+          <w:p>
+            <w:r>
+              <w:rPr>
+                <w:rFonts w:ascii="Times New Roman" w:hAnsi="Times New Roman"/>
+                <w:sz w:val="20"/>
+              </w:rPr>
+              <w:t>32.38</w:t>
+            </w:r>
+          </w:p>
+        </w:tc>
+        <w:tc>
+          <w:tcPr>
+            <w:tcW w:type="dxa" w:w="903"/>
+          </w:tcPr>
+          <w:p>
+            <w:r>
+              <w:rPr>
+                <w:rFonts w:ascii="Times New Roman" w:hAnsi="Times New Roman"/>
+                <w:sz w:val="20"/>
+              </w:rPr>
+              <w:t>6.39</w:t>
+            </w:r>
+          </w:p>
+        </w:tc>
+        <w:tc>
+          <w:tcPr>
+            <w:tcW w:type="dxa" w:w="903"/>
+          </w:tcPr>
+          <w:p>
+            <w:r>
+              <w:rPr>
+                <w:rFonts w:ascii="Times New Roman" w:hAnsi="Times New Roman"/>
+                <w:sz w:val="20"/>
+              </w:rPr>
+              <w:t>31.0</w:t>
+            </w:r>
+          </w:p>
+        </w:tc>
+        <w:tc>
+          <w:tcPr>
+            <w:tcW w:type="dxa" w:w="903"/>
+          </w:tcPr>
+          <w:p>
+            <w:r>
+              <w:rPr>
+                <w:rFonts w:ascii="Times New Roman" w:hAnsi="Times New Roman"/>
+                <w:sz w:val="20"/>
+              </w:rPr>
+              <w:t>29.00</w:t>
+            </w:r>
+          </w:p>
+        </w:tc>
+        <w:tc>
+          <w:tcPr>
+            <w:tcW w:type="dxa" w:w="903"/>
+          </w:tcPr>
+          <w:p>
+            <w:r>
+              <w:rPr>
+                <w:rFonts w:ascii="Times New Roman" w:hAnsi="Times New Roman"/>
+                <w:sz w:val="20"/>
+              </w:rPr>
+              <w:t>37.00</w:t>
+            </w:r>
+          </w:p>
+        </w:tc>
+        <w:tc>
+          <w:tcPr>
+            <w:tcW w:type="dxa" w:w="903"/>
+          </w:tcPr>
+          <w:p>
+            <w:r>
+              <w:rPr>
+                <w:rFonts w:ascii="Times New Roman" w:hAnsi="Times New Roman"/>
+                <w:sz w:val="20"/>
+              </w:rPr>
+              <w:t>17</w:t>
+            </w:r>
+          </w:p>
+        </w:tc>
+        <w:tc>
+          <w:tcPr>
+            <w:tcW w:type="dxa" w:w="903"/>
+          </w:tcPr>
+          <w:p>
+            <w:r>
+              <w:rPr>
+                <w:rFonts w:ascii="Times New Roman" w:hAnsi="Times New Roman"/>
+                <w:sz w:val="20"/>
+              </w:rPr>
+              <w:t>45</w:t>
+            </w:r>
+          </w:p>
+        </w:tc>
+        <w:tc>
+          <w:tcPr>
+            <w:tcW w:type="dxa" w:w="903"/>
+          </w:tcPr>
+          <w:p>
+            <w:r>
+              <w:rPr>
+                <w:rFonts w:ascii="Times New Roman" w:hAnsi="Times New Roman"/>
+                <w:sz w:val="20"/>
+              </w:rPr>
+              <w:t>8.00</w:t>
             </w:r>
           </w:p>
         </w:tc>
@@ -17238,85 +16412,141 @@
       <w:tr>
         <w:tc>
           <w:tcPr>
-            <w:tcW w:type="dxa" w:w="2256"/>
-          </w:tcPr>
-          <w:p>
-            <w:pPr>
-              <w:spacing w:line="240" w:lineRule="auto" w:after="40" w:before="0"/>
-              <w:jc w:val="center"/>
-            </w:pPr>
-            <w:r>
-              <w:rPr>
-                <w:rFonts w:ascii="Times New Roman" w:hAnsi="Times New Roman" w:cs="Times New Roman"/>
-                <w:b w:val="0"/>
-                <w:i w:val="0"/>
-                <w:color w:val="000000"/>
-                <w:sz w:val="20"/>
-              </w:rPr>
-              <w:t>YouTube vs TikTok</w:t>
-            </w:r>
-          </w:p>
-        </w:tc>
-        <w:tc>
-          <w:tcPr>
-            <w:tcW w:type="dxa" w:w="2256"/>
-          </w:tcPr>
-          <w:p>
-            <w:pPr>
-              <w:spacing w:line="240" w:lineRule="auto" w:after="40" w:before="0"/>
-              <w:jc w:val="center"/>
-            </w:pPr>
-            <w:r>
-              <w:rPr>
-                <w:rFonts w:ascii="Times New Roman" w:hAnsi="Times New Roman" w:cs="Times New Roman"/>
-                <w:b w:val="0"/>
-                <w:i w:val="0"/>
-                <w:color w:val="000000"/>
-                <w:sz w:val="20"/>
-              </w:rPr>
-              <w:t>1859</w:t>
-            </w:r>
-          </w:p>
-        </w:tc>
-        <w:tc>
-          <w:tcPr>
-            <w:tcW w:type="dxa" w:w="2256"/>
-          </w:tcPr>
-          <w:p>
-            <w:pPr>
-              <w:spacing w:line="240" w:lineRule="auto" w:after="40" w:before="0"/>
-              <w:jc w:val="center"/>
-            </w:pPr>
-            <w:r>
-              <w:rPr>
-                <w:rFonts w:ascii="Times New Roman" w:hAnsi="Times New Roman" w:cs="Times New Roman"/>
-                <w:b w:val="0"/>
-                <w:i w:val="0"/>
-                <w:color w:val="000000"/>
-                <w:sz w:val="20"/>
-              </w:rPr>
-              <w:t>&lt; .001</w:t>
-            </w:r>
-          </w:p>
-        </w:tc>
-        <w:tc>
-          <w:tcPr>
-            <w:tcW w:type="dxa" w:w="2256"/>
-          </w:tcPr>
-          <w:p>
-            <w:pPr>
-              <w:spacing w:line="240" w:lineRule="auto" w:after="40" w:before="0"/>
-              <w:jc w:val="center"/>
-            </w:pPr>
-            <w:r>
-              <w:rPr>
-                <w:rFonts w:ascii="Times New Roman" w:hAnsi="Times New Roman" w:cs="Times New Roman"/>
-                <w:b w:val="0"/>
-                <w:i w:val="0"/>
-                <w:color w:val="000000"/>
-                <w:sz w:val="20"/>
-              </w:rPr>
-              <w:t>-0.487</w:t>
+            <w:tcW w:type="dxa" w:w="903"/>
+          </w:tcPr>
+          <w:p>
+            <w:r>
+              <w:rPr>
+                <w:rFonts w:ascii="Times New Roman" w:hAnsi="Times New Roman"/>
+                <w:sz w:val="20"/>
+              </w:rPr>
+              <w:t>Instagram</w:t>
+            </w:r>
+          </w:p>
+        </w:tc>
+        <w:tc>
+          <w:tcPr>
+            <w:tcW w:type="dxa" w:w="903"/>
+          </w:tcPr>
+          <w:p>
+            <w:r>
+              <w:rPr>
+                <w:rFonts w:ascii="Times New Roman" w:hAnsi="Times New Roman"/>
+                <w:sz w:val="20"/>
+              </w:rPr>
+              <w:t>50</w:t>
+            </w:r>
+          </w:p>
+        </w:tc>
+        <w:tc>
+          <w:tcPr>
+            <w:tcW w:type="dxa" w:w="903"/>
+          </w:tcPr>
+          <w:p>
+            <w:r>
+              <w:rPr>
+                <w:rFonts w:ascii="Times New Roman" w:hAnsi="Times New Roman"/>
+                <w:sz w:val="20"/>
+              </w:rPr>
+              <w:t>23.78</w:t>
+            </w:r>
+          </w:p>
+        </w:tc>
+        <w:tc>
+          <w:tcPr>
+            <w:tcW w:type="dxa" w:w="903"/>
+          </w:tcPr>
+          <w:p>
+            <w:r>
+              <w:rPr>
+                <w:rFonts w:ascii="Times New Roman" w:hAnsi="Times New Roman"/>
+                <w:sz w:val="20"/>
+              </w:rPr>
+              <w:t>5.83</w:t>
+            </w:r>
+          </w:p>
+        </w:tc>
+        <w:tc>
+          <w:tcPr>
+            <w:tcW w:type="dxa" w:w="903"/>
+          </w:tcPr>
+          <w:p>
+            <w:r>
+              <w:rPr>
+                <w:rFonts w:ascii="Times New Roman" w:hAnsi="Times New Roman"/>
+                <w:sz w:val="20"/>
+              </w:rPr>
+              <w:t>21.0</w:t>
+            </w:r>
+          </w:p>
+        </w:tc>
+        <w:tc>
+          <w:tcPr>
+            <w:tcW w:type="dxa" w:w="903"/>
+          </w:tcPr>
+          <w:p>
+            <w:r>
+              <w:rPr>
+                <w:rFonts w:ascii="Times New Roman" w:hAnsi="Times New Roman"/>
+                <w:sz w:val="20"/>
+              </w:rPr>
+              <w:t>18.25</w:t>
+            </w:r>
+          </w:p>
+        </w:tc>
+        <w:tc>
+          <w:tcPr>
+            <w:tcW w:type="dxa" w:w="903"/>
+          </w:tcPr>
+          <w:p>
+            <w:r>
+              <w:rPr>
+                <w:rFonts w:ascii="Times New Roman" w:hAnsi="Times New Roman"/>
+                <w:sz w:val="20"/>
+              </w:rPr>
+              <w:t>29.75</w:t>
+            </w:r>
+          </w:p>
+        </w:tc>
+        <w:tc>
+          <w:tcPr>
+            <w:tcW w:type="dxa" w:w="903"/>
+          </w:tcPr>
+          <w:p>
+            <w:r>
+              <w:rPr>
+                <w:rFonts w:ascii="Times New Roman" w:hAnsi="Times New Roman"/>
+                <w:sz w:val="20"/>
+              </w:rPr>
+              <w:t>16</w:t>
+            </w:r>
+          </w:p>
+        </w:tc>
+        <w:tc>
+          <w:tcPr>
+            <w:tcW w:type="dxa" w:w="903"/>
+          </w:tcPr>
+          <w:p>
+            <w:r>
+              <w:rPr>
+                <w:rFonts w:ascii="Times New Roman" w:hAnsi="Times New Roman"/>
+                <w:sz w:val="20"/>
+              </w:rPr>
+              <w:t>36</w:t>
+            </w:r>
+          </w:p>
+        </w:tc>
+        <w:tc>
+          <w:tcPr>
+            <w:tcW w:type="dxa" w:w="903"/>
+          </w:tcPr>
+          <w:p>
+            <w:r>
+              <w:rPr>
+                <w:rFonts w:ascii="Times New Roman" w:hAnsi="Times New Roman"/>
+                <w:sz w:val="20"/>
+              </w:rPr>
+              <w:t>11.50</w:t>
             </w:r>
           </w:p>
         </w:tc>
@@ -17324,171 +16554,141 @@
       <w:tr>
         <w:tc>
           <w:tcPr>
-            <w:tcW w:type="dxa" w:w="2256"/>
-          </w:tcPr>
-          <w:p>
-            <w:pPr>
-              <w:spacing w:line="240" w:lineRule="auto" w:after="40" w:before="0"/>
-              <w:jc w:val="center"/>
-            </w:pPr>
-            <w:r>
-              <w:rPr>
-                <w:rFonts w:ascii="Times New Roman" w:hAnsi="Times New Roman" w:cs="Times New Roman"/>
-                <w:b w:val="0"/>
-                <w:i w:val="0"/>
-                <w:color w:val="000000"/>
-                <w:sz w:val="20"/>
-              </w:rPr>
-              <w:t>YouTube vs Instagram</w:t>
-            </w:r>
-          </w:p>
-        </w:tc>
-        <w:tc>
-          <w:tcPr>
-            <w:tcW w:type="dxa" w:w="2256"/>
-          </w:tcPr>
-          <w:p>
-            <w:pPr>
-              <w:spacing w:line="240" w:lineRule="auto" w:after="40" w:before="0"/>
-              <w:jc w:val="center"/>
-            </w:pPr>
-            <w:r>
-              <w:rPr>
-                <w:rFonts w:ascii="Times New Roman" w:hAnsi="Times New Roman" w:cs="Times New Roman"/>
-                <w:b w:val="0"/>
-                <w:i w:val="0"/>
-                <w:color w:val="000000"/>
-                <w:sz w:val="20"/>
-              </w:rPr>
-              <w:t>2313</w:t>
-            </w:r>
-          </w:p>
-        </w:tc>
-        <w:tc>
-          <w:tcPr>
-            <w:tcW w:type="dxa" w:w="2256"/>
-          </w:tcPr>
-          <w:p>
-            <w:pPr>
-              <w:spacing w:line="240" w:lineRule="auto" w:after="40" w:before="0"/>
-              <w:jc w:val="center"/>
-            </w:pPr>
-            <w:r>
-              <w:rPr>
-                <w:rFonts w:ascii="Times New Roman" w:hAnsi="Times New Roman" w:cs="Times New Roman"/>
-                <w:b w:val="0"/>
-                <w:i w:val="0"/>
-                <w:color w:val="000000"/>
-                <w:sz w:val="20"/>
-              </w:rPr>
-              <w:t>&lt; .001</w:t>
-            </w:r>
-          </w:p>
-        </w:tc>
-        <w:tc>
-          <w:tcPr>
-            <w:tcW w:type="dxa" w:w="2256"/>
-          </w:tcPr>
-          <w:p>
-            <w:pPr>
-              <w:spacing w:line="240" w:lineRule="auto" w:after="40" w:before="0"/>
-              <w:jc w:val="center"/>
-            </w:pPr>
-            <w:r>
-              <w:rPr>
-                <w:rFonts w:ascii="Times New Roman" w:hAnsi="Times New Roman" w:cs="Times New Roman"/>
-                <w:b w:val="0"/>
-                <w:i w:val="0"/>
-                <w:color w:val="000000"/>
-                <w:sz w:val="20"/>
-              </w:rPr>
-              <w:t>-0.850</w:t>
-            </w:r>
-          </w:p>
-        </w:tc>
-      </w:tr>
-      <w:tr>
-        <w:tc>
-          <w:tcPr>
-            <w:tcW w:type="dxa" w:w="2256"/>
-          </w:tcPr>
-          <w:p>
-            <w:pPr>
-              <w:spacing w:line="240" w:lineRule="auto" w:after="40" w:before="0"/>
-              <w:jc w:val="center"/>
-            </w:pPr>
-            <w:r>
-              <w:rPr>
-                <w:rFonts w:ascii="Times New Roman" w:hAnsi="Times New Roman" w:cs="Times New Roman"/>
-                <w:b w:val="0"/>
-                <w:i w:val="0"/>
-                <w:color w:val="000000"/>
-                <w:sz w:val="20"/>
-              </w:rPr>
-              <w:t>TikTok vs Instagram</w:t>
-            </w:r>
-          </w:p>
-        </w:tc>
-        <w:tc>
-          <w:tcPr>
-            <w:tcW w:type="dxa" w:w="2256"/>
-          </w:tcPr>
-          <w:p>
-            <w:pPr>
-              <w:spacing w:line="240" w:lineRule="auto" w:after="40" w:before="0"/>
-              <w:jc w:val="center"/>
-            </w:pPr>
-            <w:r>
-              <w:rPr>
-                <w:rFonts w:ascii="Times New Roman" w:hAnsi="Times New Roman" w:cs="Times New Roman"/>
-                <w:b w:val="0"/>
-                <w:i w:val="0"/>
-                <w:color w:val="000000"/>
-                <w:sz w:val="20"/>
-              </w:rPr>
-              <w:t>1883</w:t>
-            </w:r>
-          </w:p>
-        </w:tc>
-        <w:tc>
-          <w:tcPr>
-            <w:tcW w:type="dxa" w:w="2256"/>
-          </w:tcPr>
-          <w:p>
-            <w:pPr>
-              <w:spacing w:line="240" w:lineRule="auto" w:after="40" w:before="0"/>
-              <w:jc w:val="center"/>
-            </w:pPr>
-            <w:r>
-              <w:rPr>
-                <w:rFonts w:ascii="Times New Roman" w:hAnsi="Times New Roman" w:cs="Times New Roman"/>
-                <w:b w:val="0"/>
-                <w:i w:val="0"/>
-                <w:color w:val="000000"/>
-                <w:sz w:val="20"/>
-              </w:rPr>
-              <w:t>&lt; .001</w:t>
-            </w:r>
-          </w:p>
-        </w:tc>
-        <w:tc>
-          <w:tcPr>
-            <w:tcW w:type="dxa" w:w="2256"/>
-          </w:tcPr>
-          <w:p>
-            <w:pPr>
-              <w:spacing w:line="240" w:lineRule="auto" w:after="40" w:before="0"/>
-              <w:jc w:val="center"/>
-            </w:pPr>
-            <w:r>
-              <w:rPr>
-                <w:rFonts w:ascii="Times New Roman" w:hAnsi="Times New Roman" w:cs="Times New Roman"/>
-                <w:b w:val="0"/>
-                <w:i w:val="0"/>
-                <w:color w:val="000000"/>
-                <w:sz w:val="20"/>
-              </w:rPr>
-              <w:t>-0.506</w:t>
+            <w:tcW w:type="dxa" w:w="903"/>
+          </w:tcPr>
+          <w:p>
+            <w:r>
+              <w:rPr>
+                <w:rFonts w:ascii="Times New Roman" w:hAnsi="Times New Roman"/>
+                <w:sz w:val="20"/>
+              </w:rPr>
+              <w:t>Overall</w:t>
+            </w:r>
+          </w:p>
+        </w:tc>
+        <w:tc>
+          <w:tcPr>
+            <w:tcW w:type="dxa" w:w="903"/>
+          </w:tcPr>
+          <w:p>
+            <w:r>
+              <w:rPr>
+                <w:rFonts w:ascii="Times New Roman" w:hAnsi="Times New Roman"/>
+                <w:sz w:val="20"/>
+              </w:rPr>
+              <w:t>200</w:t>
+            </w:r>
+          </w:p>
+        </w:tc>
+        <w:tc>
+          <w:tcPr>
+            <w:tcW w:type="dxa" w:w="903"/>
+          </w:tcPr>
+          <w:p>
+            <w:r>
+              <w:rPr>
+                <w:rFonts w:ascii="Times New Roman" w:hAnsi="Times New Roman"/>
+                <w:sz w:val="20"/>
+              </w:rPr>
+              <w:t>36.30</w:t>
+            </w:r>
+          </w:p>
+        </w:tc>
+        <w:tc>
+          <w:tcPr>
+            <w:tcW w:type="dxa" w:w="903"/>
+          </w:tcPr>
+          <w:p>
+            <w:r>
+              <w:rPr>
+                <w:rFonts w:ascii="Times New Roman" w:hAnsi="Times New Roman"/>
+                <w:sz w:val="20"/>
+              </w:rPr>
+              <w:t>11.42</w:t>
+            </w:r>
+          </w:p>
+        </w:tc>
+        <w:tc>
+          <w:tcPr>
+            <w:tcW w:type="dxa" w:w="903"/>
+          </w:tcPr>
+          <w:p>
+            <w:r>
+              <w:rPr>
+                <w:rFonts w:ascii="Times New Roman" w:hAnsi="Times New Roman"/>
+                <w:sz w:val="20"/>
+              </w:rPr>
+              <w:t>35.5</w:t>
+            </w:r>
+          </w:p>
+        </w:tc>
+        <w:tc>
+          <w:tcPr>
+            <w:tcW w:type="dxa" w:w="903"/>
+          </w:tcPr>
+          <w:p>
+            <w:r>
+              <w:rPr>
+                <w:rFonts w:ascii="Times New Roman" w:hAnsi="Times New Roman"/>
+                <w:sz w:val="20"/>
+              </w:rPr>
+              <w:t>—</w:t>
+            </w:r>
+          </w:p>
+        </w:tc>
+        <w:tc>
+          <w:tcPr>
+            <w:tcW w:type="dxa" w:w="903"/>
+          </w:tcPr>
+          <w:p>
+            <w:r>
+              <w:rPr>
+                <w:rFonts w:ascii="Times New Roman" w:hAnsi="Times New Roman"/>
+                <w:sz w:val="20"/>
+              </w:rPr>
+              <w:t>—</w:t>
+            </w:r>
+          </w:p>
+        </w:tc>
+        <w:tc>
+          <w:tcPr>
+            <w:tcW w:type="dxa" w:w="903"/>
+          </w:tcPr>
+          <w:p>
+            <w:r>
+              <w:rPr>
+                <w:rFonts w:ascii="Times New Roman" w:hAnsi="Times New Roman"/>
+                <w:sz w:val="20"/>
+              </w:rPr>
+              <w:t>16</w:t>
+            </w:r>
+          </w:p>
+        </w:tc>
+        <w:tc>
+          <w:tcPr>
+            <w:tcW w:type="dxa" w:w="903"/>
+          </w:tcPr>
+          <w:p>
+            <w:r>
+              <w:rPr>
+                <w:rFonts w:ascii="Times New Roman" w:hAnsi="Times New Roman"/>
+                <w:sz w:val="20"/>
+              </w:rPr>
+              <w:t>65</w:t>
+            </w:r>
+          </w:p>
+        </w:tc>
+        <w:tc>
+          <w:tcPr>
+            <w:tcW w:type="dxa" w:w="903"/>
+          </w:tcPr>
+          <w:p>
+            <w:r>
+              <w:rPr>
+                <w:rFonts w:ascii="Times New Roman" w:hAnsi="Times New Roman"/>
+                <w:sz w:val="20"/>
+              </w:rPr>
+              <w:t>—</w:t>
             </w:r>
           </w:p>
         </w:tc>
@@ -17496,40 +16696,1009 @@
     </w:tbl>
     <w:p>
       <w:pPr>
-        <w:spacing w:line="360" w:lineRule="auto" w:after="120" w:before="0"/>
+        <w:spacing w:line="360" w:lineRule="auto"/>
         <w:jc w:val="both"/>
       </w:pPr>
       <w:r>
         <w:rPr>
-          <w:rFonts w:ascii="Times New Roman" w:hAnsi="Times New Roman" w:cs="Times New Roman"/>
+          <w:rFonts w:ascii="Times New Roman" w:hAnsi="Times New Roman"/>
           <w:b w:val="0"/>
           <w:i w:val="0"/>
-          <w:color w:val="000000"/>
           <w:sz w:val="24"/>
         </w:rPr>
       </w:r>
     </w:p>
     <w:p>
       <w:pPr>
-        <w:spacing w:line="360" w:lineRule="auto" w:after="200" w:before="0"/>
-        <w:jc w:val="both"/>
-      </w:pPr>
-      <w:r>
-        <w:rPr>
-          <w:rFonts w:ascii="Times New Roman" w:hAnsi="Times New Roman" w:cs="Times New Roman"/>
+        <w:spacing w:line="360" w:lineRule="auto"/>
+        <w:jc w:val="left"/>
+      </w:pPr>
+      <w:r>
+        <w:rPr>
+          <w:rFonts w:ascii="Times New Roman" w:hAnsi="Times New Roman"/>
           <w:b/>
           <w:i w:val="0"/>
-          <w:color w:val="000000"/>
-          <w:sz w:val="26"/>
-        </w:rPr>
-        <w:t>Table C4. JAMA Benchmark Compliance by Platform (%)</w:t>
+          <w:sz w:val="24"/>
+        </w:rPr>
+        <w:t>Table C3. DISCERN Quality Category Distribution by Platform (n and %)</w:t>
       </w:r>
     </w:p>
     <w:tbl>
       <w:tblPr>
         <w:tblStyle w:val="TableGrid"/>
         <w:tblW w:type="auto" w:w="0"/>
-        <w:jc w:val="center"/>
+        <w:tblLook w:firstColumn="1" w:firstRow="1" w:lastColumn="0" w:lastRow="0" w:noHBand="0" w:noVBand="1" w:val="04A0"/>
+      </w:tblPr>
+      <w:tblGrid>
+        <w:gridCol w:w="1504"/>
+        <w:gridCol w:w="1504"/>
+        <w:gridCol w:w="1504"/>
+        <w:gridCol w:w="1504"/>
+        <w:gridCol w:w="1504"/>
+        <w:gridCol w:w="1504"/>
+      </w:tblGrid>
+      <w:tr>
+        <w:tc>
+          <w:tcPr>
+            <w:tcW w:type="dxa" w:w="1504"/>
+          </w:tcPr>
+          <w:p>
+            <w:r>
+              <w:rPr>
+                <w:rFonts w:ascii="Times New Roman" w:hAnsi="Times New Roman"/>
+                <w:b/>
+                <w:sz w:val="20"/>
+              </w:rPr>
+              <w:t>Platform</w:t>
+            </w:r>
+          </w:p>
+        </w:tc>
+        <w:tc>
+          <w:tcPr>
+            <w:tcW w:type="dxa" w:w="1504"/>
+          </w:tcPr>
+          <w:p>
+            <w:r>
+              <w:rPr>
+                <w:rFonts w:ascii="Times New Roman" w:hAnsi="Times New Roman"/>
+                <w:b/>
+                <w:sz w:val="20"/>
+              </w:rPr>
+              <w:t>Very Poor n (%)</w:t>
+            </w:r>
+          </w:p>
+        </w:tc>
+        <w:tc>
+          <w:tcPr>
+            <w:tcW w:type="dxa" w:w="1504"/>
+          </w:tcPr>
+          <w:p>
+            <w:r>
+              <w:rPr>
+                <w:rFonts w:ascii="Times New Roman" w:hAnsi="Times New Roman"/>
+                <w:b/>
+                <w:sz w:val="20"/>
+              </w:rPr>
+              <w:t>Poor n (%)</w:t>
+            </w:r>
+          </w:p>
+        </w:tc>
+        <w:tc>
+          <w:tcPr>
+            <w:tcW w:type="dxa" w:w="1504"/>
+          </w:tcPr>
+          <w:p>
+            <w:r>
+              <w:rPr>
+                <w:rFonts w:ascii="Times New Roman" w:hAnsi="Times New Roman"/>
+                <w:b/>
+                <w:sz w:val="20"/>
+              </w:rPr>
+              <w:t>Fair n (%)</w:t>
+            </w:r>
+          </w:p>
+        </w:tc>
+        <w:tc>
+          <w:tcPr>
+            <w:tcW w:type="dxa" w:w="1504"/>
+          </w:tcPr>
+          <w:p>
+            <w:r>
+              <w:rPr>
+                <w:rFonts w:ascii="Times New Roman" w:hAnsi="Times New Roman"/>
+                <w:b/>
+                <w:sz w:val="20"/>
+              </w:rPr>
+              <w:t>Good n (%)</w:t>
+            </w:r>
+          </w:p>
+        </w:tc>
+        <w:tc>
+          <w:tcPr>
+            <w:tcW w:type="dxa" w:w="1504"/>
+          </w:tcPr>
+          <w:p>
+            <w:r>
+              <w:rPr>
+                <w:rFonts w:ascii="Times New Roman" w:hAnsi="Times New Roman"/>
+                <w:b/>
+                <w:sz w:val="20"/>
+              </w:rPr>
+              <w:t>Excellent n (%)</w:t>
+            </w:r>
+          </w:p>
+        </w:tc>
+      </w:tr>
+      <w:tr>
+        <w:tc>
+          <w:tcPr>
+            <w:tcW w:type="dxa" w:w="1504"/>
+          </w:tcPr>
+          <w:p>
+            <w:r>
+              <w:rPr>
+                <w:rFonts w:ascii="Times New Roman" w:hAnsi="Times New Roman"/>
+                <w:sz w:val="20"/>
+              </w:rPr>
+              <w:t>Website</w:t>
+            </w:r>
+          </w:p>
+        </w:tc>
+        <w:tc>
+          <w:tcPr>
+            <w:tcW w:type="dxa" w:w="1504"/>
+          </w:tcPr>
+          <w:p>
+            <w:r>
+              <w:rPr>
+                <w:rFonts w:ascii="Times New Roman" w:hAnsi="Times New Roman"/>
+                <w:sz w:val="20"/>
+              </w:rPr>
+              <w:t>0 (0%)</w:t>
+            </w:r>
+          </w:p>
+        </w:tc>
+        <w:tc>
+          <w:tcPr>
+            <w:tcW w:type="dxa" w:w="1504"/>
+          </w:tcPr>
+          <w:p>
+            <w:r>
+              <w:rPr>
+                <w:rFonts w:ascii="Times New Roman" w:hAnsi="Times New Roman"/>
+                <w:sz w:val="20"/>
+              </w:rPr>
+              <w:t>4 (8%)</w:t>
+            </w:r>
+          </w:p>
+        </w:tc>
+        <w:tc>
+          <w:tcPr>
+            <w:tcW w:type="dxa" w:w="1504"/>
+          </w:tcPr>
+          <w:p>
+            <w:r>
+              <w:rPr>
+                <w:rFonts w:ascii="Times New Roman" w:hAnsi="Times New Roman"/>
+                <w:sz w:val="20"/>
+              </w:rPr>
+              <w:t>23 (46%)</w:t>
+            </w:r>
+          </w:p>
+        </w:tc>
+        <w:tc>
+          <w:tcPr>
+            <w:tcW w:type="dxa" w:w="1504"/>
+          </w:tcPr>
+          <w:p>
+            <w:r>
+              <w:rPr>
+                <w:rFonts w:ascii="Times New Roman" w:hAnsi="Times New Roman"/>
+                <w:sz w:val="20"/>
+              </w:rPr>
+              <w:t>22 (44%)</w:t>
+            </w:r>
+          </w:p>
+        </w:tc>
+        <w:tc>
+          <w:tcPr>
+            <w:tcW w:type="dxa" w:w="1504"/>
+          </w:tcPr>
+          <w:p>
+            <w:r>
+              <w:rPr>
+                <w:rFonts w:ascii="Times New Roman" w:hAnsi="Times New Roman"/>
+                <w:sz w:val="20"/>
+              </w:rPr>
+              <w:t>1 (2%)</w:t>
+            </w:r>
+          </w:p>
+        </w:tc>
+      </w:tr>
+      <w:tr>
+        <w:tc>
+          <w:tcPr>
+            <w:tcW w:type="dxa" w:w="1504"/>
+          </w:tcPr>
+          <w:p>
+            <w:r>
+              <w:rPr>
+                <w:rFonts w:ascii="Times New Roman" w:hAnsi="Times New Roman"/>
+                <w:sz w:val="20"/>
+              </w:rPr>
+              <w:t>YouTube</w:t>
+            </w:r>
+          </w:p>
+        </w:tc>
+        <w:tc>
+          <w:tcPr>
+            <w:tcW w:type="dxa" w:w="1504"/>
+          </w:tcPr>
+          <w:p>
+            <w:r>
+              <w:rPr>
+                <w:rFonts w:ascii="Times New Roman" w:hAnsi="Times New Roman"/>
+                <w:sz w:val="20"/>
+              </w:rPr>
+              <w:t>0 (0%)</w:t>
+            </w:r>
+          </w:p>
+        </w:tc>
+        <w:tc>
+          <w:tcPr>
+            <w:tcW w:type="dxa" w:w="1504"/>
+          </w:tcPr>
+          <w:p>
+            <w:r>
+              <w:rPr>
+                <w:rFonts w:ascii="Times New Roman" w:hAnsi="Times New Roman"/>
+                <w:sz w:val="20"/>
+              </w:rPr>
+              <w:t>23 (46%)</w:t>
+            </w:r>
+          </w:p>
+        </w:tc>
+        <w:tc>
+          <w:tcPr>
+            <w:tcW w:type="dxa" w:w="1504"/>
+          </w:tcPr>
+          <w:p>
+            <w:r>
+              <w:rPr>
+                <w:rFonts w:ascii="Times New Roman" w:hAnsi="Times New Roman"/>
+                <w:sz w:val="20"/>
+              </w:rPr>
+              <w:t>24 (48%)</w:t>
+            </w:r>
+          </w:p>
+        </w:tc>
+        <w:tc>
+          <w:tcPr>
+            <w:tcW w:type="dxa" w:w="1504"/>
+          </w:tcPr>
+          <w:p>
+            <w:r>
+              <w:rPr>
+                <w:rFonts w:ascii="Times New Roman" w:hAnsi="Times New Roman"/>
+                <w:sz w:val="20"/>
+              </w:rPr>
+              <w:t>3 (6%)</w:t>
+            </w:r>
+          </w:p>
+        </w:tc>
+        <w:tc>
+          <w:tcPr>
+            <w:tcW w:type="dxa" w:w="1504"/>
+          </w:tcPr>
+          <w:p>
+            <w:r>
+              <w:rPr>
+                <w:rFonts w:ascii="Times New Roman" w:hAnsi="Times New Roman"/>
+                <w:sz w:val="20"/>
+              </w:rPr>
+              <w:t>0 (0%)</w:t>
+            </w:r>
+          </w:p>
+        </w:tc>
+      </w:tr>
+      <w:tr>
+        <w:tc>
+          <w:tcPr>
+            <w:tcW w:type="dxa" w:w="1504"/>
+          </w:tcPr>
+          <w:p>
+            <w:r>
+              <w:rPr>
+                <w:rFonts w:ascii="Times New Roman" w:hAnsi="Times New Roman"/>
+                <w:sz w:val="20"/>
+              </w:rPr>
+              <w:t>TikTok</w:t>
+            </w:r>
+          </w:p>
+        </w:tc>
+        <w:tc>
+          <w:tcPr>
+            <w:tcW w:type="dxa" w:w="1504"/>
+          </w:tcPr>
+          <w:p>
+            <w:r>
+              <w:rPr>
+                <w:rFonts w:ascii="Times New Roman" w:hAnsi="Times New Roman"/>
+                <w:sz w:val="20"/>
+              </w:rPr>
+              <w:t>7 (14%)</w:t>
+            </w:r>
+          </w:p>
+        </w:tc>
+        <w:tc>
+          <w:tcPr>
+            <w:tcW w:type="dxa" w:w="1504"/>
+          </w:tcPr>
+          <w:p>
+            <w:r>
+              <w:rPr>
+                <w:rFonts w:ascii="Times New Roman" w:hAnsi="Times New Roman"/>
+                <w:sz w:val="20"/>
+              </w:rPr>
+              <w:t>35 (70%)</w:t>
+            </w:r>
+          </w:p>
+        </w:tc>
+        <w:tc>
+          <w:tcPr>
+            <w:tcW w:type="dxa" w:w="1504"/>
+          </w:tcPr>
+          <w:p>
+            <w:r>
+              <w:rPr>
+                <w:rFonts w:ascii="Times New Roman" w:hAnsi="Times New Roman"/>
+                <w:sz w:val="20"/>
+              </w:rPr>
+              <w:t>8 (16%)</w:t>
+            </w:r>
+          </w:p>
+        </w:tc>
+        <w:tc>
+          <w:tcPr>
+            <w:tcW w:type="dxa" w:w="1504"/>
+          </w:tcPr>
+          <w:p>
+            <w:r>
+              <w:rPr>
+                <w:rFonts w:ascii="Times New Roman" w:hAnsi="Times New Roman"/>
+                <w:sz w:val="20"/>
+              </w:rPr>
+              <w:t>0 (0%)</w:t>
+            </w:r>
+          </w:p>
+        </w:tc>
+        <w:tc>
+          <w:tcPr>
+            <w:tcW w:type="dxa" w:w="1504"/>
+          </w:tcPr>
+          <w:p>
+            <w:r>
+              <w:rPr>
+                <w:rFonts w:ascii="Times New Roman" w:hAnsi="Times New Roman"/>
+                <w:sz w:val="20"/>
+              </w:rPr>
+              <w:t>0 (0%)</w:t>
+            </w:r>
+          </w:p>
+        </w:tc>
+      </w:tr>
+      <w:tr>
+        <w:tc>
+          <w:tcPr>
+            <w:tcW w:type="dxa" w:w="1504"/>
+          </w:tcPr>
+          <w:p>
+            <w:r>
+              <w:rPr>
+                <w:rFonts w:ascii="Times New Roman" w:hAnsi="Times New Roman"/>
+                <w:sz w:val="20"/>
+              </w:rPr>
+              <w:t>Instagram</w:t>
+            </w:r>
+          </w:p>
+        </w:tc>
+        <w:tc>
+          <w:tcPr>
+            <w:tcW w:type="dxa" w:w="1504"/>
+          </w:tcPr>
+          <w:p>
+            <w:r>
+              <w:rPr>
+                <w:rFonts w:ascii="Times New Roman" w:hAnsi="Times New Roman"/>
+                <w:sz w:val="20"/>
+              </w:rPr>
+              <w:t>30 (60%)</w:t>
+            </w:r>
+          </w:p>
+        </w:tc>
+        <w:tc>
+          <w:tcPr>
+            <w:tcW w:type="dxa" w:w="1504"/>
+          </w:tcPr>
+          <w:p>
+            <w:r>
+              <w:rPr>
+                <w:rFonts w:ascii="Times New Roman" w:hAnsi="Times New Roman"/>
+                <w:sz w:val="20"/>
+              </w:rPr>
+              <w:t>20 (40%)</w:t>
+            </w:r>
+          </w:p>
+        </w:tc>
+        <w:tc>
+          <w:tcPr>
+            <w:tcW w:type="dxa" w:w="1504"/>
+          </w:tcPr>
+          <w:p>
+            <w:r>
+              <w:rPr>
+                <w:rFonts w:ascii="Times New Roman" w:hAnsi="Times New Roman"/>
+                <w:sz w:val="20"/>
+              </w:rPr>
+              <w:t>0 (0%)</w:t>
+            </w:r>
+          </w:p>
+        </w:tc>
+        <w:tc>
+          <w:tcPr>
+            <w:tcW w:type="dxa" w:w="1504"/>
+          </w:tcPr>
+          <w:p>
+            <w:r>
+              <w:rPr>
+                <w:rFonts w:ascii="Times New Roman" w:hAnsi="Times New Roman"/>
+                <w:sz w:val="20"/>
+              </w:rPr>
+              <w:t>0 (0%)</w:t>
+            </w:r>
+          </w:p>
+        </w:tc>
+        <w:tc>
+          <w:tcPr>
+            <w:tcW w:type="dxa" w:w="1504"/>
+          </w:tcPr>
+          <w:p>
+            <w:r>
+              <w:rPr>
+                <w:rFonts w:ascii="Times New Roman" w:hAnsi="Times New Roman"/>
+                <w:sz w:val="20"/>
+              </w:rPr>
+              <w:t>0 (0%)</w:t>
+            </w:r>
+          </w:p>
+        </w:tc>
+      </w:tr>
+    </w:tbl>
+    <w:p>
+      <w:pPr>
+        <w:spacing w:line="360" w:lineRule="auto"/>
+        <w:jc w:val="both"/>
+      </w:pPr>
+      <w:r>
+        <w:rPr>
+          <w:rFonts w:ascii="Times New Roman" w:hAnsi="Times New Roman"/>
+          <w:b w:val="0"/>
+          <w:i w:val="0"/>
+          <w:sz w:val="24"/>
+        </w:rPr>
+      </w:r>
+    </w:p>
+    <w:p>
+      <w:pPr>
+        <w:spacing w:line="360" w:lineRule="auto"/>
+        <w:jc w:val="left"/>
+      </w:pPr>
+      <w:r>
+        <w:rPr>
+          <w:rFonts w:ascii="Times New Roman" w:hAnsi="Times New Roman"/>
+          <w:b/>
+          <w:i w:val="0"/>
+          <w:sz w:val="24"/>
+        </w:rPr>
+        <w:t>Table C4. JAMA Benchmark Compliance by Platform (% Yes)</w:t>
+      </w:r>
+    </w:p>
+    <w:tbl>
+      <w:tblPr>
+        <w:tblStyle w:val="TableGrid"/>
+        <w:tblW w:type="auto" w:w="0"/>
+        <w:tblLook w:firstColumn="1" w:firstRow="1" w:lastColumn="0" w:lastRow="0" w:noHBand="0" w:noVBand="1" w:val="04A0"/>
+      </w:tblPr>
+      <w:tblGrid>
+        <w:gridCol w:w="1504"/>
+        <w:gridCol w:w="1504"/>
+        <w:gridCol w:w="1504"/>
+        <w:gridCol w:w="1504"/>
+        <w:gridCol w:w="1504"/>
+        <w:gridCol w:w="1504"/>
+      </w:tblGrid>
+      <w:tr>
+        <w:tc>
+          <w:tcPr>
+            <w:tcW w:type="dxa" w:w="1504"/>
+          </w:tcPr>
+          <w:p>
+            <w:r>
+              <w:rPr>
+                <w:rFonts w:ascii="Times New Roman" w:hAnsi="Times New Roman"/>
+                <w:b/>
+                <w:sz w:val="20"/>
+              </w:rPr>
+              <w:t>Platform</w:t>
+            </w:r>
+          </w:p>
+        </w:tc>
+        <w:tc>
+          <w:tcPr>
+            <w:tcW w:type="dxa" w:w="1504"/>
+          </w:tcPr>
+          <w:p>
+            <w:r>
+              <w:rPr>
+                <w:rFonts w:ascii="Times New Roman" w:hAnsi="Times New Roman"/>
+                <w:b/>
+                <w:sz w:val="20"/>
+              </w:rPr>
+              <w:t>Authorship</w:t>
+            </w:r>
+          </w:p>
+        </w:tc>
+        <w:tc>
+          <w:tcPr>
+            <w:tcW w:type="dxa" w:w="1504"/>
+          </w:tcPr>
+          <w:p>
+            <w:r>
+              <w:rPr>
+                <w:rFonts w:ascii="Times New Roman" w:hAnsi="Times New Roman"/>
+                <w:b/>
+                <w:sz w:val="20"/>
+              </w:rPr>
+              <w:t>Attribution</w:t>
+            </w:r>
+          </w:p>
+        </w:tc>
+        <w:tc>
+          <w:tcPr>
+            <w:tcW w:type="dxa" w:w="1504"/>
+          </w:tcPr>
+          <w:p>
+            <w:r>
+              <w:rPr>
+                <w:rFonts w:ascii="Times New Roman" w:hAnsi="Times New Roman"/>
+                <w:b/>
+                <w:sz w:val="20"/>
+              </w:rPr>
+              <w:t>Disclosure</w:t>
+            </w:r>
+          </w:p>
+        </w:tc>
+        <w:tc>
+          <w:tcPr>
+            <w:tcW w:type="dxa" w:w="1504"/>
+          </w:tcPr>
+          <w:p>
+            <w:r>
+              <w:rPr>
+                <w:rFonts w:ascii="Times New Roman" w:hAnsi="Times New Roman"/>
+                <w:b/>
+                <w:sz w:val="20"/>
+              </w:rPr>
+              <w:t>Currency</w:t>
+            </w:r>
+          </w:p>
+        </w:tc>
+        <w:tc>
+          <w:tcPr>
+            <w:tcW w:type="dxa" w:w="1504"/>
+          </w:tcPr>
+          <w:p>
+            <w:r>
+              <w:rPr>
+                <w:rFonts w:ascii="Times New Roman" w:hAnsi="Times New Roman"/>
+                <w:b/>
+                <w:sz w:val="20"/>
+              </w:rPr>
+              <w:t>Mean Total</w:t>
+            </w:r>
+          </w:p>
+        </w:tc>
+      </w:tr>
+      <w:tr>
+        <w:tc>
+          <w:tcPr>
+            <w:tcW w:type="dxa" w:w="1504"/>
+          </w:tcPr>
+          <w:p>
+            <w:r>
+              <w:rPr>
+                <w:rFonts w:ascii="Times New Roman" w:hAnsi="Times New Roman"/>
+                <w:sz w:val="20"/>
+              </w:rPr>
+              <w:t>Website</w:t>
+            </w:r>
+          </w:p>
+        </w:tc>
+        <w:tc>
+          <w:tcPr>
+            <w:tcW w:type="dxa" w:w="1504"/>
+          </w:tcPr>
+          <w:p>
+            <w:r>
+              <w:rPr>
+                <w:rFonts w:ascii="Times New Roman" w:hAnsi="Times New Roman"/>
+                <w:sz w:val="20"/>
+              </w:rPr>
+              <w:t>30%</w:t>
+            </w:r>
+          </w:p>
+        </w:tc>
+        <w:tc>
+          <w:tcPr>
+            <w:tcW w:type="dxa" w:w="1504"/>
+          </w:tcPr>
+          <w:p>
+            <w:r>
+              <w:rPr>
+                <w:rFonts w:ascii="Times New Roman" w:hAnsi="Times New Roman"/>
+                <w:sz w:val="20"/>
+              </w:rPr>
+              <w:t>30%</w:t>
+            </w:r>
+          </w:p>
+        </w:tc>
+        <w:tc>
+          <w:tcPr>
+            <w:tcW w:type="dxa" w:w="1504"/>
+          </w:tcPr>
+          <w:p>
+            <w:r>
+              <w:rPr>
+                <w:rFonts w:ascii="Times New Roman" w:hAnsi="Times New Roman"/>
+                <w:sz w:val="20"/>
+              </w:rPr>
+              <w:t>16%</w:t>
+            </w:r>
+          </w:p>
+        </w:tc>
+        <w:tc>
+          <w:tcPr>
+            <w:tcW w:type="dxa" w:w="1504"/>
+          </w:tcPr>
+          <w:p>
+            <w:r>
+              <w:rPr>
+                <w:rFonts w:ascii="Times New Roman" w:hAnsi="Times New Roman"/>
+                <w:sz w:val="20"/>
+              </w:rPr>
+              <w:t>68%</w:t>
+            </w:r>
+          </w:p>
+        </w:tc>
+        <w:tc>
+          <w:tcPr>
+            <w:tcW w:type="dxa" w:w="1504"/>
+          </w:tcPr>
+          <w:p>
+            <w:r>
+              <w:rPr>
+                <w:rFonts w:ascii="Times New Roman" w:hAnsi="Times New Roman"/>
+                <w:sz w:val="20"/>
+              </w:rPr>
+              <w:t>1.44</w:t>
+            </w:r>
+          </w:p>
+        </w:tc>
+      </w:tr>
+      <w:tr>
+        <w:tc>
+          <w:tcPr>
+            <w:tcW w:type="dxa" w:w="1504"/>
+          </w:tcPr>
+          <w:p>
+            <w:r>
+              <w:rPr>
+                <w:rFonts w:ascii="Times New Roman" w:hAnsi="Times New Roman"/>
+                <w:sz w:val="20"/>
+              </w:rPr>
+              <w:t>YouTube</w:t>
+            </w:r>
+          </w:p>
+        </w:tc>
+        <w:tc>
+          <w:tcPr>
+            <w:tcW w:type="dxa" w:w="1504"/>
+          </w:tcPr>
+          <w:p>
+            <w:r>
+              <w:rPr>
+                <w:rFonts w:ascii="Times New Roman" w:hAnsi="Times New Roman"/>
+                <w:sz w:val="20"/>
+              </w:rPr>
+              <w:t>38%</w:t>
+            </w:r>
+          </w:p>
+        </w:tc>
+        <w:tc>
+          <w:tcPr>
+            <w:tcW w:type="dxa" w:w="1504"/>
+          </w:tcPr>
+          <w:p>
+            <w:r>
+              <w:rPr>
+                <w:rFonts w:ascii="Times New Roman" w:hAnsi="Times New Roman"/>
+                <w:sz w:val="20"/>
+              </w:rPr>
+              <w:t>16%</w:t>
+            </w:r>
+          </w:p>
+        </w:tc>
+        <w:tc>
+          <w:tcPr>
+            <w:tcW w:type="dxa" w:w="1504"/>
+          </w:tcPr>
+          <w:p>
+            <w:r>
+              <w:rPr>
+                <w:rFonts w:ascii="Times New Roman" w:hAnsi="Times New Roman"/>
+                <w:sz w:val="20"/>
+              </w:rPr>
+              <w:t>0%</w:t>
+            </w:r>
+          </w:p>
+        </w:tc>
+        <w:tc>
+          <w:tcPr>
+            <w:tcW w:type="dxa" w:w="1504"/>
+          </w:tcPr>
+          <w:p>
+            <w:r>
+              <w:rPr>
+                <w:rFonts w:ascii="Times New Roman" w:hAnsi="Times New Roman"/>
+                <w:sz w:val="20"/>
+              </w:rPr>
+              <w:t>100%</w:t>
+            </w:r>
+          </w:p>
+        </w:tc>
+        <w:tc>
+          <w:tcPr>
+            <w:tcW w:type="dxa" w:w="1504"/>
+          </w:tcPr>
+          <w:p>
+            <w:r>
+              <w:rPr>
+                <w:rFonts w:ascii="Times New Roman" w:hAnsi="Times New Roman"/>
+                <w:sz w:val="20"/>
+              </w:rPr>
+              <w:t>1.54</w:t>
+            </w:r>
+          </w:p>
+        </w:tc>
+      </w:tr>
+      <w:tr>
+        <w:tc>
+          <w:tcPr>
+            <w:tcW w:type="dxa" w:w="1504"/>
+          </w:tcPr>
+          <w:p>
+            <w:r>
+              <w:rPr>
+                <w:rFonts w:ascii="Times New Roman" w:hAnsi="Times New Roman"/>
+                <w:sz w:val="20"/>
+              </w:rPr>
+              <w:t>TikTok</w:t>
+            </w:r>
+          </w:p>
+        </w:tc>
+        <w:tc>
+          <w:tcPr>
+            <w:tcW w:type="dxa" w:w="1504"/>
+          </w:tcPr>
+          <w:p>
+            <w:r>
+              <w:rPr>
+                <w:rFonts w:ascii="Times New Roman" w:hAnsi="Times New Roman"/>
+                <w:sz w:val="20"/>
+              </w:rPr>
+              <w:t>30%</w:t>
+            </w:r>
+          </w:p>
+        </w:tc>
+        <w:tc>
+          <w:tcPr>
+            <w:tcW w:type="dxa" w:w="1504"/>
+          </w:tcPr>
+          <w:p>
+            <w:r>
+              <w:rPr>
+                <w:rFonts w:ascii="Times New Roman" w:hAnsi="Times New Roman"/>
+                <w:sz w:val="20"/>
+              </w:rPr>
+              <w:t>0%</w:t>
+            </w:r>
+          </w:p>
+        </w:tc>
+        <w:tc>
+          <w:tcPr>
+            <w:tcW w:type="dxa" w:w="1504"/>
+          </w:tcPr>
+          <w:p>
+            <w:r>
+              <w:rPr>
+                <w:rFonts w:ascii="Times New Roman" w:hAnsi="Times New Roman"/>
+                <w:sz w:val="20"/>
+              </w:rPr>
+              <w:t>14%</w:t>
+            </w:r>
+          </w:p>
+        </w:tc>
+        <w:tc>
+          <w:tcPr>
+            <w:tcW w:type="dxa" w:w="1504"/>
+          </w:tcPr>
+          <w:p>
+            <w:r>
+              <w:rPr>
+                <w:rFonts w:ascii="Times New Roman" w:hAnsi="Times New Roman"/>
+                <w:sz w:val="20"/>
+              </w:rPr>
+              <w:t>100%</w:t>
+            </w:r>
+          </w:p>
+        </w:tc>
+        <w:tc>
+          <w:tcPr>
+            <w:tcW w:type="dxa" w:w="1504"/>
+          </w:tcPr>
+          <w:p>
+            <w:r>
+              <w:rPr>
+                <w:rFonts w:ascii="Times New Roman" w:hAnsi="Times New Roman"/>
+                <w:sz w:val="20"/>
+              </w:rPr>
+              <w:t>1.44</w:t>
+            </w:r>
+          </w:p>
+        </w:tc>
+      </w:tr>
+      <w:tr>
+        <w:tc>
+          <w:tcPr>
+            <w:tcW w:type="dxa" w:w="1504"/>
+          </w:tcPr>
+          <w:p>
+            <w:r>
+              <w:rPr>
+                <w:rFonts w:ascii="Times New Roman" w:hAnsi="Times New Roman"/>
+                <w:sz w:val="20"/>
+              </w:rPr>
+              <w:t>Instagram</w:t>
+            </w:r>
+          </w:p>
+        </w:tc>
+        <w:tc>
+          <w:tcPr>
+            <w:tcW w:type="dxa" w:w="1504"/>
+          </w:tcPr>
+          <w:p>
+            <w:r>
+              <w:rPr>
+                <w:rFonts w:ascii="Times New Roman" w:hAnsi="Times New Roman"/>
+                <w:sz w:val="20"/>
+              </w:rPr>
+              <w:t>16%</w:t>
+            </w:r>
+          </w:p>
+        </w:tc>
+        <w:tc>
+          <w:tcPr>
+            <w:tcW w:type="dxa" w:w="1504"/>
+          </w:tcPr>
+          <w:p>
+            <w:r>
+              <w:rPr>
+                <w:rFonts w:ascii="Times New Roman" w:hAnsi="Times New Roman"/>
+                <w:sz w:val="20"/>
+              </w:rPr>
+              <w:t>4%</w:t>
+            </w:r>
+          </w:p>
+        </w:tc>
+        <w:tc>
+          <w:tcPr>
+            <w:tcW w:type="dxa" w:w="1504"/>
+          </w:tcPr>
+          <w:p>
+            <w:r>
+              <w:rPr>
+                <w:rFonts w:ascii="Times New Roman" w:hAnsi="Times New Roman"/>
+                <w:sz w:val="20"/>
+              </w:rPr>
+              <w:t>0%</w:t>
+            </w:r>
+          </w:p>
+        </w:tc>
+        <w:tc>
+          <w:tcPr>
+            <w:tcW w:type="dxa" w:w="1504"/>
+          </w:tcPr>
+          <w:p>
+            <w:r>
+              <w:rPr>
+                <w:rFonts w:ascii="Times New Roman" w:hAnsi="Times New Roman"/>
+                <w:sz w:val="20"/>
+              </w:rPr>
+              <w:t>100%</w:t>
+            </w:r>
+          </w:p>
+        </w:tc>
+        <w:tc>
+          <w:tcPr>
+            <w:tcW w:type="dxa" w:w="1504"/>
+          </w:tcPr>
+          <w:p>
+            <w:r>
+              <w:rPr>
+                <w:rFonts w:ascii="Times New Roman" w:hAnsi="Times New Roman"/>
+                <w:sz w:val="20"/>
+              </w:rPr>
+              <w:t>1.20</w:t>
+            </w:r>
+          </w:p>
+        </w:tc>
+      </w:tr>
+    </w:tbl>
+    <w:p>
+      <w:pPr>
+        <w:spacing w:line="360" w:lineRule="auto"/>
+        <w:jc w:val="both"/>
+      </w:pPr>
+      <w:r>
+        <w:rPr>
+          <w:rFonts w:ascii="Times New Roman" w:hAnsi="Times New Roman"/>
+          <w:b w:val="0"/>
+          <w:i w:val="0"/>
+          <w:sz w:val="24"/>
+        </w:rPr>
+      </w:r>
+    </w:p>
+    <w:p>
+      <w:pPr>
+        <w:pStyle w:val="Heading2"/>
+      </w:pPr>
+      <w:r>
+        <w:rPr>
+          <w:rFonts w:ascii="Times New Roman" w:hAnsi="Times New Roman"/>
+          <w:color w:val="000000"/>
+        </w:rPr>
+        <w:t>C.2 Pairwise Comparisons</w:t>
+      </w:r>
+    </w:p>
+    <w:p>
+      <w:pPr>
+        <w:spacing w:line="360" w:lineRule="auto"/>
+        <w:jc w:val="left"/>
+      </w:pPr>
+      <w:r>
+        <w:rPr>
+          <w:rFonts w:ascii="Times New Roman" w:hAnsi="Times New Roman"/>
+          <w:b/>
+          <w:i w:val="0"/>
+          <w:sz w:val="24"/>
+        </w:rPr>
+        <w:t>Table C5. Pairwise Platform Comparisons for DISCERN Total (Mann-Whitney U with Bonferroni Correction)</w:t>
+      </w:r>
+    </w:p>
+    <w:tbl>
+      <w:tblPr>
+        <w:tblStyle w:val="TableGrid"/>
+        <w:tblW w:type="auto" w:w="0"/>
         <w:tblLook w:firstColumn="1" w:firstRow="1" w:lastColumn="0" w:lastRow="0" w:noHBand="0" w:noVBand="1" w:val="04A0"/>
       </w:tblPr>
       <w:tblGrid>
@@ -17543,110 +17712,75 @@
         <w:tc>
           <w:tcPr>
             <w:tcW w:type="dxa" w:w="1805"/>
-            <w:shd w:fill="D9E2F3" w:val="clear"/>
-          </w:tcPr>
-          <w:p>
-            <w:pPr>
-              <w:spacing w:line="240" w:lineRule="auto" w:after="40" w:before="0"/>
-              <w:jc w:val="center"/>
-            </w:pPr>
-            <w:r>
-              <w:rPr>
-                <w:rFonts w:ascii="Times New Roman" w:hAnsi="Times New Roman" w:cs="Times New Roman"/>
+          </w:tcPr>
+          <w:p>
+            <w:r>
+              <w:rPr>
+                <w:rFonts w:ascii="Times New Roman" w:hAnsi="Times New Roman"/>
                 <w:b/>
-                <w:i w:val="0"/>
-                <w:color w:val="000000"/>
-                <w:sz w:val="20"/>
-              </w:rPr>
-              <w:t>Criterion</w:t>
+                <w:sz w:val="20"/>
+              </w:rPr>
+              <w:t>Comparison</w:t>
             </w:r>
           </w:p>
         </w:tc>
         <w:tc>
           <w:tcPr>
             <w:tcW w:type="dxa" w:w="1805"/>
-            <w:shd w:fill="D9E2F3" w:val="clear"/>
-          </w:tcPr>
-          <w:p>
-            <w:pPr>
-              <w:spacing w:line="240" w:lineRule="auto" w:after="40" w:before="0"/>
-              <w:jc w:val="center"/>
-            </w:pPr>
-            <w:r>
-              <w:rPr>
-                <w:rFonts w:ascii="Times New Roman" w:hAnsi="Times New Roman" w:cs="Times New Roman"/>
+          </w:tcPr>
+          <w:p>
+            <w:r>
+              <w:rPr>
+                <w:rFonts w:ascii="Times New Roman" w:hAnsi="Times New Roman"/>
                 <w:b/>
-                <w:i w:val="0"/>
-                <w:color w:val="000000"/>
-                <w:sz w:val="20"/>
-              </w:rPr>
-              <w:t>Website</w:t>
+                <w:sz w:val="20"/>
+              </w:rPr>
+              <w:t>U</w:t>
             </w:r>
           </w:p>
         </w:tc>
         <w:tc>
           <w:tcPr>
             <w:tcW w:type="dxa" w:w="1805"/>
-            <w:shd w:fill="D9E2F3" w:val="clear"/>
-          </w:tcPr>
-          <w:p>
-            <w:pPr>
-              <w:spacing w:line="240" w:lineRule="auto" w:after="40" w:before="0"/>
-              <w:jc w:val="center"/>
-            </w:pPr>
-            <w:r>
-              <w:rPr>
-                <w:rFonts w:ascii="Times New Roman" w:hAnsi="Times New Roman" w:cs="Times New Roman"/>
+          </w:tcPr>
+          <w:p>
+            <w:r>
+              <w:rPr>
+                <w:rFonts w:ascii="Times New Roman" w:hAnsi="Times New Roman"/>
                 <w:b/>
-                <w:i w:val="0"/>
-                <w:color w:val="000000"/>
-                <w:sz w:val="20"/>
-              </w:rPr>
-              <w:t>YouTube</w:t>
+                <w:sz w:val="20"/>
+              </w:rPr>
+              <w:t>p (adjusted)</w:t>
             </w:r>
           </w:p>
         </w:tc>
         <w:tc>
           <w:tcPr>
             <w:tcW w:type="dxa" w:w="1805"/>
-            <w:shd w:fill="D9E2F3" w:val="clear"/>
-          </w:tcPr>
-          <w:p>
-            <w:pPr>
-              <w:spacing w:line="240" w:lineRule="auto" w:after="40" w:before="0"/>
-              <w:jc w:val="center"/>
-            </w:pPr>
-            <w:r>
-              <w:rPr>
-                <w:rFonts w:ascii="Times New Roman" w:hAnsi="Times New Roman" w:cs="Times New Roman"/>
+          </w:tcPr>
+          <w:p>
+            <w:r>
+              <w:rPr>
+                <w:rFonts w:ascii="Times New Roman" w:hAnsi="Times New Roman"/>
                 <w:b/>
-                <w:i w:val="0"/>
-                <w:color w:val="000000"/>
-                <w:sz w:val="20"/>
-              </w:rPr>
-              <w:t>TikTok</w:t>
+                <w:sz w:val="20"/>
+              </w:rPr>
+              <w:t>Effect size (r)</w:t>
             </w:r>
           </w:p>
         </w:tc>
         <w:tc>
           <w:tcPr>
             <w:tcW w:type="dxa" w:w="1805"/>
-            <w:shd w:fill="D9E2F3" w:val="clear"/>
-          </w:tcPr>
-          <w:p>
-            <w:pPr>
-              <w:spacing w:line="240" w:lineRule="auto" w:after="40" w:before="0"/>
-              <w:jc w:val="center"/>
-            </w:pPr>
-            <w:r>
-              <w:rPr>
-                <w:rFonts w:ascii="Times New Roman" w:hAnsi="Times New Roman" w:cs="Times New Roman"/>
+          </w:tcPr>
+          <w:p>
+            <w:r>
+              <w:rPr>
+                <w:rFonts w:ascii="Times New Roman" w:hAnsi="Times New Roman"/>
                 <w:b/>
-                <w:i w:val="0"/>
-                <w:color w:val="000000"/>
-                <w:sz w:val="20"/>
-              </w:rPr>
-              <w:t>Instagram</w:t>
+                <w:sz w:val="20"/>
+              </w:rPr>
+              <w:t>Sig.</w:t>
             </w:r>
           </w:p>
         </w:tc>
@@ -17657,19 +17791,12 @@
             <w:tcW w:type="dxa" w:w="1805"/>
           </w:tcPr>
           <w:p>
-            <w:pPr>
-              <w:spacing w:line="240" w:lineRule="auto" w:after="40" w:before="0"/>
-              <w:jc w:val="center"/>
-            </w:pPr>
-            <w:r>
-              <w:rPr>
-                <w:rFonts w:ascii="Times New Roman" w:hAnsi="Times New Roman" w:cs="Times New Roman"/>
-                <w:b w:val="0"/>
-                <w:i w:val="0"/>
-                <w:color w:val="000000"/>
-                <w:sz w:val="20"/>
-              </w:rPr>
-              <w:t>Authorship</w:t>
+            <w:r>
+              <w:rPr>
+                <w:rFonts w:ascii="Times New Roman" w:hAnsi="Times New Roman"/>
+                <w:sz w:val="20"/>
+              </w:rPr>
+              <w:t>Website vs YouTube</w:t>
             </w:r>
           </w:p>
         </w:tc>
@@ -17678,19 +17805,12 @@
             <w:tcW w:type="dxa" w:w="1805"/>
           </w:tcPr>
           <w:p>
-            <w:pPr>
-              <w:spacing w:line="240" w:lineRule="auto" w:after="40" w:before="0"/>
-              <w:jc w:val="center"/>
-            </w:pPr>
-            <w:r>
-              <w:rPr>
-                <w:rFonts w:ascii="Times New Roman" w:hAnsi="Times New Roman" w:cs="Times New Roman"/>
-                <w:b w:val="0"/>
-                <w:i w:val="0"/>
-                <w:color w:val="000000"/>
-                <w:sz w:val="20"/>
-              </w:rPr>
-              <w:t>30%</w:t>
+            <w:r>
+              <w:rPr>
+                <w:rFonts w:ascii="Times New Roman" w:hAnsi="Times New Roman"/>
+                <w:sz w:val="20"/>
+              </w:rPr>
+              <w:t>1980</w:t>
             </w:r>
           </w:p>
         </w:tc>
@@ -17699,19 +17819,12 @@
             <w:tcW w:type="dxa" w:w="1805"/>
           </w:tcPr>
           <w:p>
-            <w:pPr>
-              <w:spacing w:line="240" w:lineRule="auto" w:after="40" w:before="0"/>
-              <w:jc w:val="center"/>
-            </w:pPr>
-            <w:r>
-              <w:rPr>
-                <w:rFonts w:ascii="Times New Roman" w:hAnsi="Times New Roman" w:cs="Times New Roman"/>
-                <w:b w:val="0"/>
-                <w:i w:val="0"/>
-                <w:color w:val="000000"/>
-                <w:sz w:val="20"/>
-              </w:rPr>
-              <w:t>38%</w:t>
+            <w:r>
+              <w:rPr>
+                <w:rFonts w:ascii="Times New Roman" w:hAnsi="Times New Roman"/>
+                <w:sz w:val="20"/>
+              </w:rPr>
+              <w:t>&lt;.0001</w:t>
             </w:r>
           </w:p>
         </w:tc>
@@ -17720,19 +17833,12 @@
             <w:tcW w:type="dxa" w:w="1805"/>
           </w:tcPr>
           <w:p>
-            <w:pPr>
-              <w:spacing w:line="240" w:lineRule="auto" w:after="40" w:before="0"/>
-              <w:jc w:val="center"/>
-            </w:pPr>
-            <w:r>
-              <w:rPr>
-                <w:rFonts w:ascii="Times New Roman" w:hAnsi="Times New Roman" w:cs="Times New Roman"/>
-                <w:b w:val="0"/>
-                <w:i w:val="0"/>
-                <w:color w:val="000000"/>
-                <w:sz w:val="20"/>
-              </w:rPr>
-              <w:t>30%</w:t>
+            <w:r>
+              <w:rPr>
+                <w:rFonts w:ascii="Times New Roman" w:hAnsi="Times New Roman"/>
+                <w:sz w:val="20"/>
+              </w:rPr>
+              <w:t>−0.584</w:t>
             </w:r>
           </w:p>
         </w:tc>
@@ -17741,19 +17847,12 @@
             <w:tcW w:type="dxa" w:w="1805"/>
           </w:tcPr>
           <w:p>
-            <w:pPr>
-              <w:spacing w:line="240" w:lineRule="auto" w:after="40" w:before="0"/>
-              <w:jc w:val="center"/>
-            </w:pPr>
-            <w:r>
-              <w:rPr>
-                <w:rFonts w:ascii="Times New Roman" w:hAnsi="Times New Roman" w:cs="Times New Roman"/>
-                <w:b w:val="0"/>
-                <w:i w:val="0"/>
-                <w:color w:val="000000"/>
-                <w:sz w:val="20"/>
-              </w:rPr>
-              <w:t>16%</w:t>
+            <w:r>
+              <w:rPr>
+                <w:rFonts w:ascii="Times New Roman" w:hAnsi="Times New Roman"/>
+                <w:sz w:val="20"/>
+              </w:rPr>
+              <w:t>***</w:t>
             </w:r>
           </w:p>
         </w:tc>
@@ -17764,19 +17863,12 @@
             <w:tcW w:type="dxa" w:w="1805"/>
           </w:tcPr>
           <w:p>
-            <w:pPr>
-              <w:spacing w:line="240" w:lineRule="auto" w:after="40" w:before="0"/>
-              <w:jc w:val="center"/>
-            </w:pPr>
-            <w:r>
-              <w:rPr>
-                <w:rFonts w:ascii="Times New Roman" w:hAnsi="Times New Roman" w:cs="Times New Roman"/>
-                <w:b w:val="0"/>
-                <w:i w:val="0"/>
-                <w:color w:val="000000"/>
-                <w:sz w:val="20"/>
-              </w:rPr>
-              <w:t>Attribution</w:t>
+            <w:r>
+              <w:rPr>
+                <w:rFonts w:ascii="Times New Roman" w:hAnsi="Times New Roman"/>
+                <w:sz w:val="20"/>
+              </w:rPr>
+              <w:t>Website vs TikTok</w:t>
             </w:r>
           </w:p>
         </w:tc>
@@ -17785,19 +17877,12 @@
             <w:tcW w:type="dxa" w:w="1805"/>
           </w:tcPr>
           <w:p>
-            <w:pPr>
-              <w:spacing w:line="240" w:lineRule="auto" w:after="40" w:before="0"/>
-              <w:jc w:val="center"/>
-            </w:pPr>
-            <w:r>
-              <w:rPr>
-                <w:rFonts w:ascii="Times New Roman" w:hAnsi="Times New Roman" w:cs="Times New Roman"/>
-                <w:b w:val="0"/>
-                <w:i w:val="0"/>
-                <w:color w:val="000000"/>
-                <w:sz w:val="20"/>
-              </w:rPr>
-              <w:t>30%</w:t>
+            <w:r>
+              <w:rPr>
+                <w:rFonts w:ascii="Times New Roman" w:hAnsi="Times New Roman"/>
+                <w:sz w:val="20"/>
+              </w:rPr>
+              <w:t>2348</w:t>
             </w:r>
           </w:p>
         </w:tc>
@@ -17806,19 +17891,12 @@
             <w:tcW w:type="dxa" w:w="1805"/>
           </w:tcPr>
           <w:p>
-            <w:pPr>
-              <w:spacing w:line="240" w:lineRule="auto" w:after="40" w:before="0"/>
-              <w:jc w:val="center"/>
-            </w:pPr>
-            <w:r>
-              <w:rPr>
-                <w:rFonts w:ascii="Times New Roman" w:hAnsi="Times New Roman" w:cs="Times New Roman"/>
-                <w:b w:val="0"/>
-                <w:i w:val="0"/>
-                <w:color w:val="000000"/>
-                <w:sz w:val="20"/>
-              </w:rPr>
-              <w:t>16%</w:t>
+            <w:r>
+              <w:rPr>
+                <w:rFonts w:ascii="Times New Roman" w:hAnsi="Times New Roman"/>
+                <w:sz w:val="20"/>
+              </w:rPr>
+              <w:t>&lt;.0001</w:t>
             </w:r>
           </w:p>
         </w:tc>
@@ -17827,19 +17905,12 @@
             <w:tcW w:type="dxa" w:w="1805"/>
           </w:tcPr>
           <w:p>
-            <w:pPr>
-              <w:spacing w:line="240" w:lineRule="auto" w:after="40" w:before="0"/>
-              <w:jc w:val="center"/>
-            </w:pPr>
-            <w:r>
-              <w:rPr>
-                <w:rFonts w:ascii="Times New Roman" w:hAnsi="Times New Roman" w:cs="Times New Roman"/>
-                <w:b w:val="0"/>
-                <w:i w:val="0"/>
-                <w:color w:val="000000"/>
-                <w:sz w:val="20"/>
-              </w:rPr>
-              <w:t>0%</w:t>
+            <w:r>
+              <w:rPr>
+                <w:rFonts w:ascii="Times New Roman" w:hAnsi="Times New Roman"/>
+                <w:sz w:val="20"/>
+              </w:rPr>
+              <w:t>−0.878</w:t>
             </w:r>
           </w:p>
         </w:tc>
@@ -17848,19 +17919,12 @@
             <w:tcW w:type="dxa" w:w="1805"/>
           </w:tcPr>
           <w:p>
-            <w:pPr>
-              <w:spacing w:line="240" w:lineRule="auto" w:after="40" w:before="0"/>
-              <w:jc w:val="center"/>
-            </w:pPr>
-            <w:r>
-              <w:rPr>
-                <w:rFonts w:ascii="Times New Roman" w:hAnsi="Times New Roman" w:cs="Times New Roman"/>
-                <w:b w:val="0"/>
-                <w:i w:val="0"/>
-                <w:color w:val="000000"/>
-                <w:sz w:val="20"/>
-              </w:rPr>
-              <w:t>4%</w:t>
+            <w:r>
+              <w:rPr>
+                <w:rFonts w:ascii="Times New Roman" w:hAnsi="Times New Roman"/>
+                <w:sz w:val="20"/>
+              </w:rPr>
+              <w:t>***</w:t>
             </w:r>
           </w:p>
         </w:tc>
@@ -17871,19 +17935,12 @@
             <w:tcW w:type="dxa" w:w="1805"/>
           </w:tcPr>
           <w:p>
-            <w:pPr>
-              <w:spacing w:line="240" w:lineRule="auto" w:after="40" w:before="0"/>
-              <w:jc w:val="center"/>
-            </w:pPr>
-            <w:r>
-              <w:rPr>
-                <w:rFonts w:ascii="Times New Roman" w:hAnsi="Times New Roman" w:cs="Times New Roman"/>
-                <w:b w:val="0"/>
-                <w:i w:val="0"/>
-                <w:color w:val="000000"/>
-                <w:sz w:val="20"/>
-              </w:rPr>
-              <w:t>Disclosure</w:t>
+            <w:r>
+              <w:rPr>
+                <w:rFonts w:ascii="Times New Roman" w:hAnsi="Times New Roman"/>
+                <w:sz w:val="20"/>
+              </w:rPr>
+              <w:t>Website vs Instagram</w:t>
             </w:r>
           </w:p>
         </w:tc>
@@ -17892,19 +17949,12 @@
             <w:tcW w:type="dxa" w:w="1805"/>
           </w:tcPr>
           <w:p>
-            <w:pPr>
-              <w:spacing w:line="240" w:lineRule="auto" w:after="40" w:before="0"/>
-              <w:jc w:val="center"/>
-            </w:pPr>
-            <w:r>
-              <w:rPr>
-                <w:rFonts w:ascii="Times New Roman" w:hAnsi="Times New Roman" w:cs="Times New Roman"/>
-                <w:b w:val="0"/>
-                <w:i w:val="0"/>
-                <w:color w:val="000000"/>
-                <w:sz w:val="20"/>
-              </w:rPr>
-              <w:t>16%</w:t>
+            <w:r>
+              <w:rPr>
+                <w:rFonts w:ascii="Times New Roman" w:hAnsi="Times New Roman"/>
+                <w:sz w:val="20"/>
+              </w:rPr>
+              <w:t>2494</w:t>
             </w:r>
           </w:p>
         </w:tc>
@@ -17913,19 +17963,12 @@
             <w:tcW w:type="dxa" w:w="1805"/>
           </w:tcPr>
           <w:p>
-            <w:pPr>
-              <w:spacing w:line="240" w:lineRule="auto" w:after="40" w:before="0"/>
-              <w:jc w:val="center"/>
-            </w:pPr>
-            <w:r>
-              <w:rPr>
-                <w:rFonts w:ascii="Times New Roman" w:hAnsi="Times New Roman" w:cs="Times New Roman"/>
-                <w:b w:val="0"/>
-                <w:i w:val="0"/>
-                <w:color w:val="000000"/>
-                <w:sz w:val="20"/>
-              </w:rPr>
-              <w:t>0%</w:t>
+            <w:r>
+              <w:rPr>
+                <w:rFonts w:ascii="Times New Roman" w:hAnsi="Times New Roman"/>
+                <w:sz w:val="20"/>
+              </w:rPr>
+              <w:t>&lt;.0001</w:t>
             </w:r>
           </w:p>
         </w:tc>
@@ -17934,19 +17977,12 @@
             <w:tcW w:type="dxa" w:w="1805"/>
           </w:tcPr>
           <w:p>
-            <w:pPr>
-              <w:spacing w:line="240" w:lineRule="auto" w:after="40" w:before="0"/>
-              <w:jc w:val="center"/>
-            </w:pPr>
-            <w:r>
-              <w:rPr>
-                <w:rFonts w:ascii="Times New Roman" w:hAnsi="Times New Roman" w:cs="Times New Roman"/>
-                <w:b w:val="0"/>
-                <w:i w:val="0"/>
-                <w:color w:val="000000"/>
-                <w:sz w:val="20"/>
-              </w:rPr>
-              <w:t>14%</w:t>
+            <w:r>
+              <w:rPr>
+                <w:rFonts w:ascii="Times New Roman" w:hAnsi="Times New Roman"/>
+                <w:sz w:val="20"/>
+              </w:rPr>
+              <w:t>−0.995</w:t>
             </w:r>
           </w:p>
         </w:tc>
@@ -17955,19 +17991,12 @@
             <w:tcW w:type="dxa" w:w="1805"/>
           </w:tcPr>
           <w:p>
-            <w:pPr>
-              <w:spacing w:line="240" w:lineRule="auto" w:after="40" w:before="0"/>
-              <w:jc w:val="center"/>
-            </w:pPr>
-            <w:r>
-              <w:rPr>
-                <w:rFonts w:ascii="Times New Roman" w:hAnsi="Times New Roman" w:cs="Times New Roman"/>
-                <w:b w:val="0"/>
-                <w:i w:val="0"/>
-                <w:color w:val="000000"/>
-                <w:sz w:val="20"/>
-              </w:rPr>
-              <w:t>0%</w:t>
+            <w:r>
+              <w:rPr>
+                <w:rFonts w:ascii="Times New Roman" w:hAnsi="Times New Roman"/>
+                <w:sz w:val="20"/>
+              </w:rPr>
+              <w:t>***</w:t>
             </w:r>
           </w:p>
         </w:tc>
@@ -17978,19 +18007,12 @@
             <w:tcW w:type="dxa" w:w="1805"/>
           </w:tcPr>
           <w:p>
-            <w:pPr>
-              <w:spacing w:line="240" w:lineRule="auto" w:after="40" w:before="0"/>
-              <w:jc w:val="center"/>
-            </w:pPr>
-            <w:r>
-              <w:rPr>
-                <w:rFonts w:ascii="Times New Roman" w:hAnsi="Times New Roman" w:cs="Times New Roman"/>
-                <w:b w:val="0"/>
-                <w:i w:val="0"/>
-                <w:color w:val="000000"/>
-                <w:sz w:val="20"/>
-              </w:rPr>
-              <w:t>Currency</w:t>
+            <w:r>
+              <w:rPr>
+                <w:rFonts w:ascii="Times New Roman" w:hAnsi="Times New Roman"/>
+                <w:sz w:val="20"/>
+              </w:rPr>
+              <w:t>YouTube vs TikTok</w:t>
             </w:r>
           </w:p>
         </w:tc>
@@ -17999,19 +18021,12 @@
             <w:tcW w:type="dxa" w:w="1805"/>
           </w:tcPr>
           <w:p>
-            <w:pPr>
-              <w:spacing w:line="240" w:lineRule="auto" w:after="40" w:before="0"/>
-              <w:jc w:val="center"/>
-            </w:pPr>
-            <w:r>
-              <w:rPr>
-                <w:rFonts w:ascii="Times New Roman" w:hAnsi="Times New Roman" w:cs="Times New Roman"/>
-                <w:b w:val="0"/>
-                <w:i w:val="0"/>
-                <w:color w:val="000000"/>
-                <w:sz w:val="20"/>
-              </w:rPr>
-              <w:t>68%</w:t>
+            <w:r>
+              <w:rPr>
+                <w:rFonts w:ascii="Times New Roman" w:hAnsi="Times New Roman"/>
+                <w:sz w:val="20"/>
+              </w:rPr>
+              <w:t>2030</w:t>
             </w:r>
           </w:p>
         </w:tc>
@@ -18020,19 +18035,12 @@
             <w:tcW w:type="dxa" w:w="1805"/>
           </w:tcPr>
           <w:p>
-            <w:pPr>
-              <w:spacing w:line="240" w:lineRule="auto" w:after="40" w:before="0"/>
-              <w:jc w:val="center"/>
-            </w:pPr>
-            <w:r>
-              <w:rPr>
-                <w:rFonts w:ascii="Times New Roman" w:hAnsi="Times New Roman" w:cs="Times New Roman"/>
-                <w:b w:val="0"/>
-                <w:i w:val="0"/>
-                <w:color w:val="000000"/>
-                <w:sz w:val="20"/>
-              </w:rPr>
-              <w:t>100%</w:t>
+            <w:r>
+              <w:rPr>
+                <w:rFonts w:ascii="Times New Roman" w:hAnsi="Times New Roman"/>
+                <w:sz w:val="20"/>
+              </w:rPr>
+              <w:t>&lt;.0001</w:t>
             </w:r>
           </w:p>
         </w:tc>
@@ -18041,19 +18049,12 @@
             <w:tcW w:type="dxa" w:w="1805"/>
           </w:tcPr>
           <w:p>
-            <w:pPr>
-              <w:spacing w:line="240" w:lineRule="auto" w:after="40" w:before="0"/>
-              <w:jc w:val="center"/>
-            </w:pPr>
-            <w:r>
-              <w:rPr>
-                <w:rFonts w:ascii="Times New Roman" w:hAnsi="Times New Roman" w:cs="Times New Roman"/>
-                <w:b w:val="0"/>
-                <w:i w:val="0"/>
-                <w:color w:val="000000"/>
-                <w:sz w:val="20"/>
-              </w:rPr>
-              <w:t>100%</w:t>
+            <w:r>
+              <w:rPr>
+                <w:rFonts w:ascii="Times New Roman" w:hAnsi="Times New Roman"/>
+                <w:sz w:val="20"/>
+              </w:rPr>
+              <w:t>−0.624</w:t>
             </w:r>
           </w:p>
         </w:tc>
@@ -18062,19 +18063,156 @@
             <w:tcW w:type="dxa" w:w="1805"/>
           </w:tcPr>
           <w:p>
-            <w:pPr>
-              <w:spacing w:line="240" w:lineRule="auto" w:after="40" w:before="0"/>
-              <w:jc w:val="center"/>
-            </w:pPr>
-            <w:r>
-              <w:rPr>
-                <w:rFonts w:ascii="Times New Roman" w:hAnsi="Times New Roman" w:cs="Times New Roman"/>
-                <w:b w:val="0"/>
-                <w:i w:val="0"/>
-                <w:color w:val="000000"/>
-                <w:sz w:val="20"/>
-              </w:rPr>
-              <w:t>100%</w:t>
+            <w:r>
+              <w:rPr>
+                <w:rFonts w:ascii="Times New Roman" w:hAnsi="Times New Roman"/>
+                <w:sz w:val="20"/>
+              </w:rPr>
+              <w:t>***</w:t>
+            </w:r>
+          </w:p>
+        </w:tc>
+      </w:tr>
+      <w:tr>
+        <w:tc>
+          <w:tcPr>
+            <w:tcW w:type="dxa" w:w="1805"/>
+          </w:tcPr>
+          <w:p>
+            <w:r>
+              <w:rPr>
+                <w:rFonts w:ascii="Times New Roman" w:hAnsi="Times New Roman"/>
+                <w:sz w:val="20"/>
+              </w:rPr>
+              <w:t>YouTube vs Instagram</w:t>
+            </w:r>
+          </w:p>
+        </w:tc>
+        <w:tc>
+          <w:tcPr>
+            <w:tcW w:type="dxa" w:w="1805"/>
+          </w:tcPr>
+          <w:p>
+            <w:r>
+              <w:rPr>
+                <w:rFonts w:ascii="Times New Roman" w:hAnsi="Times New Roman"/>
+                <w:sz w:val="20"/>
+              </w:rPr>
+              <w:t>2468</w:t>
+            </w:r>
+          </w:p>
+        </w:tc>
+        <w:tc>
+          <w:tcPr>
+            <w:tcW w:type="dxa" w:w="1805"/>
+          </w:tcPr>
+          <w:p>
+            <w:r>
+              <w:rPr>
+                <w:rFonts w:ascii="Times New Roman" w:hAnsi="Times New Roman"/>
+                <w:sz w:val="20"/>
+              </w:rPr>
+              <w:t>&lt;.0001</w:t>
+            </w:r>
+          </w:p>
+        </w:tc>
+        <w:tc>
+          <w:tcPr>
+            <w:tcW w:type="dxa" w:w="1805"/>
+          </w:tcPr>
+          <w:p>
+            <w:r>
+              <w:rPr>
+                <w:rFonts w:ascii="Times New Roman" w:hAnsi="Times New Roman"/>
+                <w:sz w:val="20"/>
+              </w:rPr>
+              <w:t>−0.974</w:t>
+            </w:r>
+          </w:p>
+        </w:tc>
+        <w:tc>
+          <w:tcPr>
+            <w:tcW w:type="dxa" w:w="1805"/>
+          </w:tcPr>
+          <w:p>
+            <w:r>
+              <w:rPr>
+                <w:rFonts w:ascii="Times New Roman" w:hAnsi="Times New Roman"/>
+                <w:sz w:val="20"/>
+              </w:rPr>
+              <w:t>***</w:t>
+            </w:r>
+          </w:p>
+        </w:tc>
+      </w:tr>
+      <w:tr>
+        <w:tc>
+          <w:tcPr>
+            <w:tcW w:type="dxa" w:w="1805"/>
+          </w:tcPr>
+          <w:p>
+            <w:r>
+              <w:rPr>
+                <w:rFonts w:ascii="Times New Roman" w:hAnsi="Times New Roman"/>
+                <w:sz w:val="20"/>
+              </w:rPr>
+              <w:t>TikTok vs Instagram</w:t>
+            </w:r>
+          </w:p>
+        </w:tc>
+        <w:tc>
+          <w:tcPr>
+            <w:tcW w:type="dxa" w:w="1805"/>
+          </w:tcPr>
+          <w:p>
+            <w:r>
+              <w:rPr>
+                <w:rFonts w:ascii="Times New Roman" w:hAnsi="Times New Roman"/>
+                <w:sz w:val="20"/>
+              </w:rPr>
+              <w:t>2051</w:t>
+            </w:r>
+          </w:p>
+        </w:tc>
+        <w:tc>
+          <w:tcPr>
+            <w:tcW w:type="dxa" w:w="1805"/>
+          </w:tcPr>
+          <w:p>
+            <w:r>
+              <w:rPr>
+                <w:rFonts w:ascii="Times New Roman" w:hAnsi="Times New Roman"/>
+                <w:sz w:val="20"/>
+              </w:rPr>
+              <w:t>&lt;.0001</w:t>
+            </w:r>
+          </w:p>
+        </w:tc>
+        <w:tc>
+          <w:tcPr>
+            <w:tcW w:type="dxa" w:w="1805"/>
+          </w:tcPr>
+          <w:p>
+            <w:r>
+              <w:rPr>
+                <w:rFonts w:ascii="Times New Roman" w:hAnsi="Times New Roman"/>
+                <w:sz w:val="20"/>
+              </w:rPr>
+              <w:t>−0.641</w:t>
+            </w:r>
+          </w:p>
+        </w:tc>
+        <w:tc>
+          <w:tcPr>
+            <w:tcW w:type="dxa" w:w="1805"/>
+          </w:tcPr>
+          <w:p>
+            <w:r>
+              <w:rPr>
+                <w:rFonts w:ascii="Times New Roman" w:hAnsi="Times New Roman"/>
+                <w:sz w:val="20"/>
+              </w:rPr>
+              <w:t>***</w:t>
             </w:r>
           </w:p>
         </w:tc>
@@ -18082,111 +18220,162 @@
     </w:tbl>
     <w:p>
       <w:pPr>
-        <w:spacing w:line="360" w:lineRule="auto" w:after="120" w:before="0"/>
+        <w:spacing w:line="360" w:lineRule="auto"/>
         <w:jc w:val="both"/>
       </w:pPr>
       <w:r>
         <w:rPr>
-          <w:rFonts w:ascii="Times New Roman" w:hAnsi="Times New Roman" w:cs="Times New Roman"/>
+          <w:rFonts w:ascii="Times New Roman" w:hAnsi="Times New Roman"/>
+          <w:b w:val="0"/>
+          <w:i/>
+          <w:sz w:val="24"/>
+        </w:rPr>
+        <w:t>Note. *** p &lt; .001. Effect size r computed as Z / sqrt(N).</w:t>
+      </w:r>
+    </w:p>
+    <w:p>
+      <w:pPr>
+        <w:spacing w:line="360" w:lineRule="auto"/>
+        <w:jc w:val="both"/>
+      </w:pPr>
+      <w:r>
+        <w:rPr>
+          <w:rFonts w:ascii="Times New Roman" w:hAnsi="Times New Roman"/>
           <w:b w:val="0"/>
           <w:i w:val="0"/>
+          <w:sz w:val="24"/>
+        </w:rPr>
+      </w:r>
+    </w:p>
+    <w:p>
+      <w:pPr>
+        <w:pStyle w:val="Heading2"/>
+      </w:pPr>
+      <w:r>
+        <w:rPr>
+          <w:rFonts w:ascii="Times New Roman" w:hAnsi="Times New Roman"/>
           <w:color w:val="000000"/>
-          <w:sz w:val="24"/>
-        </w:rPr>
-      </w:r>
-    </w:p>
-    <w:p>
-      <w:pPr>
-        <w:spacing w:line="360" w:lineRule="auto" w:after="200" w:before="0"/>
-        <w:jc w:val="both"/>
-      </w:pPr>
-      <w:r>
-        <w:rPr>
-          <w:rFonts w:ascii="Times New Roman" w:hAnsi="Times New Roman" w:cs="Times New Roman"/>
+        </w:rPr>
+        <w:t>C.3 Engagement–Quality Correlations</w:t>
+      </w:r>
+    </w:p>
+    <w:p>
+      <w:pPr>
+        <w:spacing w:line="360" w:lineRule="auto"/>
+        <w:jc w:val="left"/>
+      </w:pPr>
+      <w:r>
+        <w:rPr>
+          <w:rFonts w:ascii="Times New Roman" w:hAnsi="Times New Roman"/>
           <w:b/>
           <w:i w:val="0"/>
-          <w:color w:val="000000"/>
-          <w:sz w:val="26"/>
-        </w:rPr>
-        <w:t>Table C5. Inter-Rater Reliability Statistics</w:t>
+          <w:sz w:val="24"/>
+        </w:rPr>
+        <w:t>Table C6. Spearman Correlations Between Engagement Metrics and DISCERN Total by Platform</w:t>
       </w:r>
     </w:p>
     <w:tbl>
       <w:tblPr>
         <w:tblStyle w:val="TableGrid"/>
         <w:tblW w:type="auto" w:w="0"/>
-        <w:jc w:val="center"/>
         <w:tblLook w:firstColumn="1" w:firstRow="1" w:lastColumn="0" w:lastRow="0" w:noHBand="0" w:noVBand="1" w:val="04A0"/>
       </w:tblPr>
       <w:tblGrid>
-        <w:gridCol w:w="3009"/>
-        <w:gridCol w:w="3009"/>
-        <w:gridCol w:w="3009"/>
+        <w:gridCol w:w="1504"/>
+        <w:gridCol w:w="1504"/>
+        <w:gridCol w:w="1504"/>
+        <w:gridCol w:w="1504"/>
+        <w:gridCol w:w="1504"/>
+        <w:gridCol w:w="1504"/>
       </w:tblGrid>
       <w:tr>
         <w:tc>
           <w:tcPr>
-            <w:tcW w:type="dxa" w:w="3009"/>
-            <w:shd w:fill="D9E2F3" w:val="clear"/>
-          </w:tcPr>
-          <w:p>
-            <w:pPr>
-              <w:spacing w:line="240" w:lineRule="auto" w:after="40" w:before="0"/>
-              <w:jc w:val="center"/>
-            </w:pPr>
-            <w:r>
-              <w:rPr>
-                <w:rFonts w:ascii="Times New Roman" w:hAnsi="Times New Roman" w:cs="Times New Roman"/>
+            <w:tcW w:type="dxa" w:w="1504"/>
+          </w:tcPr>
+          <w:p>
+            <w:r>
+              <w:rPr>
+                <w:rFonts w:ascii="Times New Roman" w:hAnsi="Times New Roman"/>
                 <w:b/>
-                <w:i w:val="0"/>
-                <w:color w:val="000000"/>
-                <w:sz w:val="20"/>
-              </w:rPr>
-              <w:t>Measure</w:t>
-            </w:r>
-          </w:p>
-        </w:tc>
-        <w:tc>
-          <w:tcPr>
-            <w:tcW w:type="dxa" w:w="3009"/>
-            <w:shd w:fill="D9E2F3" w:val="clear"/>
-          </w:tcPr>
-          <w:p>
-            <w:pPr>
-              <w:spacing w:line="240" w:lineRule="auto" w:after="40" w:before="0"/>
-              <w:jc w:val="center"/>
-            </w:pPr>
-            <w:r>
-              <w:rPr>
-                <w:rFonts w:ascii="Times New Roman" w:hAnsi="Times New Roman" w:cs="Times New Roman"/>
+                <w:sz w:val="20"/>
+              </w:rPr>
+              <w:t>Platform</w:t>
+            </w:r>
+          </w:p>
+        </w:tc>
+        <w:tc>
+          <w:tcPr>
+            <w:tcW w:type="dxa" w:w="1504"/>
+          </w:tcPr>
+          <w:p>
+            <w:r>
+              <w:rPr>
+                <w:rFonts w:ascii="Times New Roman" w:hAnsi="Times New Roman"/>
                 <w:b/>
-                <w:i w:val="0"/>
-                <w:color w:val="000000"/>
-                <w:sz w:val="20"/>
-              </w:rPr>
-              <w:t>Statistic</w:t>
-            </w:r>
-          </w:p>
-        </w:tc>
-        <w:tc>
-          <w:tcPr>
-            <w:tcW w:type="dxa" w:w="3009"/>
-            <w:shd w:fill="D9E2F3" w:val="clear"/>
-          </w:tcPr>
-          <w:p>
-            <w:pPr>
-              <w:spacing w:line="240" w:lineRule="auto" w:after="40" w:before="0"/>
-              <w:jc w:val="center"/>
-            </w:pPr>
-            <w:r>
-              <w:rPr>
-                <w:rFonts w:ascii="Times New Roman" w:hAnsi="Times New Roman" w:cs="Times New Roman"/>
+                <w:sz w:val="20"/>
+              </w:rPr>
+              <w:t>Metric</w:t>
+            </w:r>
+          </w:p>
+        </w:tc>
+        <w:tc>
+          <w:tcPr>
+            <w:tcW w:type="dxa" w:w="1504"/>
+          </w:tcPr>
+          <w:p>
+            <w:r>
+              <w:rPr>
+                <w:rFonts w:ascii="Times New Roman" w:hAnsi="Times New Roman"/>
                 <w:b/>
-                <w:i w:val="0"/>
-                <w:color w:val="000000"/>
-                <w:sz w:val="20"/>
-              </w:rPr>
-              <w:t>Interpretation</w:t>
+                <w:sz w:val="20"/>
+              </w:rPr>
+              <w:t>n</w:t>
+            </w:r>
+          </w:p>
+        </w:tc>
+        <w:tc>
+          <w:tcPr>
+            <w:tcW w:type="dxa" w:w="1504"/>
+          </w:tcPr>
+          <w:p>
+            <w:r>
+              <w:rPr>
+                <w:rFonts w:ascii="Times New Roman" w:hAnsi="Times New Roman"/>
+                <w:b/>
+                <w:sz w:val="20"/>
+              </w:rPr>
+              <w:t>rho</w:t>
+            </w:r>
+          </w:p>
+        </w:tc>
+        <w:tc>
+          <w:tcPr>
+            <w:tcW w:type="dxa" w:w="1504"/>
+          </w:tcPr>
+          <w:p>
+            <w:r>
+              <w:rPr>
+                <w:rFonts w:ascii="Times New Roman" w:hAnsi="Times New Roman"/>
+                <w:b/>
+                <w:sz w:val="20"/>
+              </w:rPr>
+              <w:t>p</w:t>
+            </w:r>
+          </w:p>
+        </w:tc>
+        <w:tc>
+          <w:tcPr>
+            <w:tcW w:type="dxa" w:w="1504"/>
+          </w:tcPr>
+          <w:p>
+            <w:r>
+              <w:rPr>
+                <w:rFonts w:ascii="Times New Roman" w:hAnsi="Times New Roman"/>
+                <w:b/>
+                <w:sz w:val="20"/>
+              </w:rPr>
+              <w:t>Sig.</w:t>
             </w:r>
           </w:p>
         </w:tc>
@@ -18194,64 +18383,84 @@
       <w:tr>
         <w:tc>
           <w:tcPr>
-            <w:tcW w:type="dxa" w:w="3009"/>
-          </w:tcPr>
-          <w:p>
-            <w:pPr>
-              <w:spacing w:line="240" w:lineRule="auto" w:after="40" w:before="0"/>
-              <w:jc w:val="center"/>
-            </w:pPr>
-            <w:r>
-              <w:rPr>
-                <w:rFonts w:ascii="Times New Roman" w:hAnsi="Times New Roman" w:cs="Times New Roman"/>
-                <w:b w:val="0"/>
-                <w:i w:val="0"/>
-                <w:color w:val="000000"/>
-                <w:sz w:val="20"/>
-              </w:rPr>
-              <w:t>DISCERN Total (ICC[3,1])</w:t>
-            </w:r>
-          </w:p>
-        </w:tc>
-        <w:tc>
-          <w:tcPr>
-            <w:tcW w:type="dxa" w:w="3009"/>
-          </w:tcPr>
-          <w:p>
-            <w:pPr>
-              <w:spacing w:line="240" w:lineRule="auto" w:after="40" w:before="0"/>
-              <w:jc w:val="center"/>
-            </w:pPr>
-            <w:r>
-              <w:rPr>
-                <w:rFonts w:ascii="Times New Roman" w:hAnsi="Times New Roman" w:cs="Times New Roman"/>
-                <w:b w:val="0"/>
-                <w:i w:val="0"/>
-                <w:color w:val="000000"/>
-                <w:sz w:val="20"/>
-              </w:rPr>
-              <w:t>0.932 (95% CI [0.870, 0.960])</w:t>
-            </w:r>
-          </w:p>
-        </w:tc>
-        <w:tc>
-          <w:tcPr>
-            <w:tcW w:type="dxa" w:w="3009"/>
-          </w:tcPr>
-          <w:p>
-            <w:pPr>
-              <w:spacing w:line="240" w:lineRule="auto" w:after="40" w:before="0"/>
-              <w:jc w:val="center"/>
-            </w:pPr>
-            <w:r>
-              <w:rPr>
-                <w:rFonts w:ascii="Times New Roman" w:hAnsi="Times New Roman" w:cs="Times New Roman"/>
-                <w:b w:val="0"/>
-                <w:i w:val="0"/>
-                <w:color w:val="000000"/>
-                <w:sz w:val="20"/>
-              </w:rPr>
-              <w:t>Excellent</w:t>
+            <w:tcW w:type="dxa" w:w="1504"/>
+          </w:tcPr>
+          <w:p>
+            <w:r>
+              <w:rPr>
+                <w:rFonts w:ascii="Times New Roman" w:hAnsi="Times New Roman"/>
+                <w:sz w:val="20"/>
+              </w:rPr>
+              <w:t>Overall</w:t>
+            </w:r>
+          </w:p>
+        </w:tc>
+        <w:tc>
+          <w:tcPr>
+            <w:tcW w:type="dxa" w:w="1504"/>
+          </w:tcPr>
+          <w:p>
+            <w:r>
+              <w:rPr>
+                <w:rFonts w:ascii="Times New Roman" w:hAnsi="Times New Roman"/>
+                <w:sz w:val="20"/>
+              </w:rPr>
+              <w:t>Views</w:t>
+            </w:r>
+          </w:p>
+        </w:tc>
+        <w:tc>
+          <w:tcPr>
+            <w:tcW w:type="dxa" w:w="1504"/>
+          </w:tcPr>
+          <w:p>
+            <w:r>
+              <w:rPr>
+                <w:rFonts w:ascii="Times New Roman" w:hAnsi="Times New Roman"/>
+                <w:sz w:val="20"/>
+              </w:rPr>
+              <w:t>63</w:t>
+            </w:r>
+          </w:p>
+        </w:tc>
+        <w:tc>
+          <w:tcPr>
+            <w:tcW w:type="dxa" w:w="1504"/>
+          </w:tcPr>
+          <w:p>
+            <w:r>
+              <w:rPr>
+                <w:rFonts w:ascii="Times New Roman" w:hAnsi="Times New Roman"/>
+                <w:sz w:val="20"/>
+              </w:rPr>
+              <w:t>.017</w:t>
+            </w:r>
+          </w:p>
+        </w:tc>
+        <w:tc>
+          <w:tcPr>
+            <w:tcW w:type="dxa" w:w="1504"/>
+          </w:tcPr>
+          <w:p>
+            <w:r>
+              <w:rPr>
+                <w:rFonts w:ascii="Times New Roman" w:hAnsi="Times New Roman"/>
+                <w:sz w:val="20"/>
+              </w:rPr>
+              <w:t>.894</w:t>
+            </w:r>
+          </w:p>
+        </w:tc>
+        <w:tc>
+          <w:tcPr>
+            <w:tcW w:type="dxa" w:w="1504"/>
+          </w:tcPr>
+          <w:p>
+            <w:r>
+              <w:rPr>
+                <w:rFonts w:ascii="Times New Roman" w:hAnsi="Times New Roman"/>
+                <w:sz w:val="20"/>
+              </w:rPr>
             </w:r>
           </w:p>
         </w:tc>
@@ -18259,64 +18468,85 @@
       <w:tr>
         <w:tc>
           <w:tcPr>
-            <w:tcW w:type="dxa" w:w="3009"/>
-          </w:tcPr>
-          <w:p>
-            <w:pPr>
-              <w:spacing w:line="240" w:lineRule="auto" w:after="40" w:before="0"/>
-              <w:jc w:val="center"/>
-            </w:pPr>
-            <w:r>
-              <w:rPr>
-                <w:rFonts w:ascii="Times New Roman" w:hAnsi="Times New Roman" w:cs="Times New Roman"/>
-                <w:b w:val="0"/>
-                <w:i w:val="0"/>
-                <w:color w:val="000000"/>
-                <w:sz w:val="20"/>
-              </w:rPr>
-              <w:t>JAMA Authorship (kappa)</w:t>
-            </w:r>
-          </w:p>
-        </w:tc>
-        <w:tc>
-          <w:tcPr>
-            <w:tcW w:type="dxa" w:w="3009"/>
-          </w:tcPr>
-          <w:p>
-            <w:pPr>
-              <w:spacing w:line="240" w:lineRule="auto" w:after="40" w:before="0"/>
-              <w:jc w:val="center"/>
-            </w:pPr>
-            <w:r>
-              <w:rPr>
-                <w:rFonts w:ascii="Times New Roman" w:hAnsi="Times New Roman" w:cs="Times New Roman"/>
-                <w:b w:val="0"/>
-                <w:i w:val="0"/>
-                <w:color w:val="000000"/>
-                <w:sz w:val="20"/>
-              </w:rPr>
-              <w:t>0.671</w:t>
-            </w:r>
-          </w:p>
-        </w:tc>
-        <w:tc>
-          <w:tcPr>
-            <w:tcW w:type="dxa" w:w="3009"/>
-          </w:tcPr>
-          <w:p>
-            <w:pPr>
-              <w:spacing w:line="240" w:lineRule="auto" w:after="40" w:before="0"/>
-              <w:jc w:val="center"/>
-            </w:pPr>
-            <w:r>
-              <w:rPr>
-                <w:rFonts w:ascii="Times New Roman" w:hAnsi="Times New Roman" w:cs="Times New Roman"/>
-                <w:b w:val="0"/>
-                <w:i w:val="0"/>
-                <w:color w:val="000000"/>
-                <w:sz w:val="20"/>
-              </w:rPr>
-              <w:t>Substantial</w:t>
+            <w:tcW w:type="dxa" w:w="1504"/>
+          </w:tcPr>
+          <w:p>
+            <w:r>
+              <w:rPr>
+                <w:rFonts w:ascii="Times New Roman" w:hAnsi="Times New Roman"/>
+                <w:sz w:val="20"/>
+              </w:rPr>
+              <w:t>Overall</w:t>
+            </w:r>
+          </w:p>
+        </w:tc>
+        <w:tc>
+          <w:tcPr>
+            <w:tcW w:type="dxa" w:w="1504"/>
+          </w:tcPr>
+          <w:p>
+            <w:r>
+              <w:rPr>
+                <w:rFonts w:ascii="Times New Roman" w:hAnsi="Times New Roman"/>
+                <w:sz w:val="20"/>
+              </w:rPr>
+              <w:t>Likes</w:t>
+            </w:r>
+          </w:p>
+        </w:tc>
+        <w:tc>
+          <w:tcPr>
+            <w:tcW w:type="dxa" w:w="1504"/>
+          </w:tcPr>
+          <w:p>
+            <w:r>
+              <w:rPr>
+                <w:rFonts w:ascii="Times New Roman" w:hAnsi="Times New Roman"/>
+                <w:sz w:val="20"/>
+              </w:rPr>
+              <w:t>121</w:t>
+            </w:r>
+          </w:p>
+        </w:tc>
+        <w:tc>
+          <w:tcPr>
+            <w:tcW w:type="dxa" w:w="1504"/>
+          </w:tcPr>
+          <w:p>
+            <w:r>
+              <w:rPr>
+                <w:rFonts w:ascii="Times New Roman" w:hAnsi="Times New Roman"/>
+                <w:sz w:val="20"/>
+              </w:rPr>
+              <w:t>.549</w:t>
+            </w:r>
+          </w:p>
+        </w:tc>
+        <w:tc>
+          <w:tcPr>
+            <w:tcW w:type="dxa" w:w="1504"/>
+          </w:tcPr>
+          <w:p>
+            <w:r>
+              <w:rPr>
+                <w:rFonts w:ascii="Times New Roman" w:hAnsi="Times New Roman"/>
+                <w:sz w:val="20"/>
+              </w:rPr>
+              <w:t>&lt;.001</w:t>
+            </w:r>
+          </w:p>
+        </w:tc>
+        <w:tc>
+          <w:tcPr>
+            <w:tcW w:type="dxa" w:w="1504"/>
+          </w:tcPr>
+          <w:p>
+            <w:r>
+              <w:rPr>
+                <w:rFonts w:ascii="Times New Roman" w:hAnsi="Times New Roman"/>
+                <w:sz w:val="20"/>
+              </w:rPr>
+              <w:t>***</w:t>
             </w:r>
           </w:p>
         </w:tc>
@@ -18324,64 +18554,85 @@
       <w:tr>
         <w:tc>
           <w:tcPr>
-            <w:tcW w:type="dxa" w:w="3009"/>
-          </w:tcPr>
-          <w:p>
-            <w:pPr>
-              <w:spacing w:line="240" w:lineRule="auto" w:after="40" w:before="0"/>
-              <w:jc w:val="center"/>
-            </w:pPr>
-            <w:r>
-              <w:rPr>
-                <w:rFonts w:ascii="Times New Roman" w:hAnsi="Times New Roman" w:cs="Times New Roman"/>
-                <w:b w:val="0"/>
-                <w:i w:val="0"/>
-                <w:color w:val="000000"/>
-                <w:sz w:val="20"/>
-              </w:rPr>
-              <w:t>JAMA Attribution (kappa)</w:t>
-            </w:r>
-          </w:p>
-        </w:tc>
-        <w:tc>
-          <w:tcPr>
-            <w:tcW w:type="dxa" w:w="3009"/>
-          </w:tcPr>
-          <w:p>
-            <w:pPr>
-              <w:spacing w:line="240" w:lineRule="auto" w:after="40" w:before="0"/>
-              <w:jc w:val="center"/>
-            </w:pPr>
-            <w:r>
-              <w:rPr>
-                <w:rFonts w:ascii="Times New Roman" w:hAnsi="Times New Roman" w:cs="Times New Roman"/>
-                <w:b w:val="0"/>
-                <w:i w:val="0"/>
-                <w:color w:val="000000"/>
-                <w:sz w:val="20"/>
-              </w:rPr>
-              <w:t>0.615</w:t>
-            </w:r>
-          </w:p>
-        </w:tc>
-        <w:tc>
-          <w:tcPr>
-            <w:tcW w:type="dxa" w:w="3009"/>
-          </w:tcPr>
-          <w:p>
-            <w:pPr>
-              <w:spacing w:line="240" w:lineRule="auto" w:after="40" w:before="0"/>
-              <w:jc w:val="center"/>
-            </w:pPr>
-            <w:r>
-              <w:rPr>
-                <w:rFonts w:ascii="Times New Roman" w:hAnsi="Times New Roman" w:cs="Times New Roman"/>
-                <w:b w:val="0"/>
-                <w:i w:val="0"/>
-                <w:color w:val="000000"/>
-                <w:sz w:val="20"/>
-              </w:rPr>
-              <w:t>Substantial</w:t>
+            <w:tcW w:type="dxa" w:w="1504"/>
+          </w:tcPr>
+          <w:p>
+            <w:r>
+              <w:rPr>
+                <w:rFonts w:ascii="Times New Roman" w:hAnsi="Times New Roman"/>
+                <w:sz w:val="20"/>
+              </w:rPr>
+              <w:t>Overall</w:t>
+            </w:r>
+          </w:p>
+        </w:tc>
+        <w:tc>
+          <w:tcPr>
+            <w:tcW w:type="dxa" w:w="1504"/>
+          </w:tcPr>
+          <w:p>
+            <w:r>
+              <w:rPr>
+                <w:rFonts w:ascii="Times New Roman" w:hAnsi="Times New Roman"/>
+                <w:sz w:val="20"/>
+              </w:rPr>
+              <w:t>Comments</w:t>
+            </w:r>
+          </w:p>
+        </w:tc>
+        <w:tc>
+          <w:tcPr>
+            <w:tcW w:type="dxa" w:w="1504"/>
+          </w:tcPr>
+          <w:p>
+            <w:r>
+              <w:rPr>
+                <w:rFonts w:ascii="Times New Roman" w:hAnsi="Times New Roman"/>
+                <w:sz w:val="20"/>
+              </w:rPr>
+              <w:t>111</w:t>
+            </w:r>
+          </w:p>
+        </w:tc>
+        <w:tc>
+          <w:tcPr>
+            <w:tcW w:type="dxa" w:w="1504"/>
+          </w:tcPr>
+          <w:p>
+            <w:r>
+              <w:rPr>
+                <w:rFonts w:ascii="Times New Roman" w:hAnsi="Times New Roman"/>
+                <w:sz w:val="20"/>
+              </w:rPr>
+              <w:t>.520</w:t>
+            </w:r>
+          </w:p>
+        </w:tc>
+        <w:tc>
+          <w:tcPr>
+            <w:tcW w:type="dxa" w:w="1504"/>
+          </w:tcPr>
+          <w:p>
+            <w:r>
+              <w:rPr>
+                <w:rFonts w:ascii="Times New Roman" w:hAnsi="Times New Roman"/>
+                <w:sz w:val="20"/>
+              </w:rPr>
+              <w:t>&lt;.001</w:t>
+            </w:r>
+          </w:p>
+        </w:tc>
+        <w:tc>
+          <w:tcPr>
+            <w:tcW w:type="dxa" w:w="1504"/>
+          </w:tcPr>
+          <w:p>
+            <w:r>
+              <w:rPr>
+                <w:rFonts w:ascii="Times New Roman" w:hAnsi="Times New Roman"/>
+                <w:sz w:val="20"/>
+              </w:rPr>
+              <w:t>***</w:t>
             </w:r>
           </w:p>
         </w:tc>
@@ -18389,64 +18640,85 @@
       <w:tr>
         <w:tc>
           <w:tcPr>
-            <w:tcW w:type="dxa" w:w="3009"/>
-          </w:tcPr>
-          <w:p>
-            <w:pPr>
-              <w:spacing w:line="240" w:lineRule="auto" w:after="40" w:before="0"/>
-              <w:jc w:val="center"/>
-            </w:pPr>
-            <w:r>
-              <w:rPr>
-                <w:rFonts w:ascii="Times New Roman" w:hAnsi="Times New Roman" w:cs="Times New Roman"/>
-                <w:b w:val="0"/>
-                <w:i w:val="0"/>
-                <w:color w:val="000000"/>
-                <w:sz w:val="20"/>
-              </w:rPr>
-              <w:t>JAMA Disclosure (kappa)</w:t>
-            </w:r>
-          </w:p>
-        </w:tc>
-        <w:tc>
-          <w:tcPr>
-            <w:tcW w:type="dxa" w:w="3009"/>
-          </w:tcPr>
-          <w:p>
-            <w:pPr>
-              <w:spacing w:line="240" w:lineRule="auto" w:after="40" w:before="0"/>
-              <w:jc w:val="center"/>
-            </w:pPr>
-            <w:r>
-              <w:rPr>
-                <w:rFonts w:ascii="Times New Roman" w:hAnsi="Times New Roman" w:cs="Times New Roman"/>
-                <w:b w:val="0"/>
-                <w:i w:val="0"/>
-                <w:color w:val="000000"/>
-                <w:sz w:val="20"/>
-              </w:rPr>
-              <w:t>0.273</w:t>
-            </w:r>
-          </w:p>
-        </w:tc>
-        <w:tc>
-          <w:tcPr>
-            <w:tcW w:type="dxa" w:w="3009"/>
-          </w:tcPr>
-          <w:p>
-            <w:pPr>
-              <w:spacing w:line="240" w:lineRule="auto" w:after="40" w:before="0"/>
-              <w:jc w:val="center"/>
-            </w:pPr>
-            <w:r>
-              <w:rPr>
-                <w:rFonts w:ascii="Times New Roman" w:hAnsi="Times New Roman" w:cs="Times New Roman"/>
-                <w:b w:val="0"/>
-                <w:i w:val="0"/>
-                <w:color w:val="000000"/>
-                <w:sz w:val="20"/>
-              </w:rPr>
-              <w:t>Fair (kappa paradox)</w:t>
+            <w:tcW w:type="dxa" w:w="1504"/>
+          </w:tcPr>
+          <w:p>
+            <w:r>
+              <w:rPr>
+                <w:rFonts w:ascii="Times New Roman" w:hAnsi="Times New Roman"/>
+                <w:sz w:val="20"/>
+              </w:rPr>
+              <w:t>YouTube</w:t>
+            </w:r>
+          </w:p>
+        </w:tc>
+        <w:tc>
+          <w:tcPr>
+            <w:tcW w:type="dxa" w:w="1504"/>
+          </w:tcPr>
+          <w:p>
+            <w:r>
+              <w:rPr>
+                <w:rFonts w:ascii="Times New Roman" w:hAnsi="Times New Roman"/>
+                <w:sz w:val="20"/>
+              </w:rPr>
+              <w:t>Views</w:t>
+            </w:r>
+          </w:p>
+        </w:tc>
+        <w:tc>
+          <w:tcPr>
+            <w:tcW w:type="dxa" w:w="1504"/>
+          </w:tcPr>
+          <w:p>
+            <w:r>
+              <w:rPr>
+                <w:rFonts w:ascii="Times New Roman" w:hAnsi="Times New Roman"/>
+                <w:sz w:val="20"/>
+              </w:rPr>
+              <w:t>—</w:t>
+            </w:r>
+          </w:p>
+        </w:tc>
+        <w:tc>
+          <w:tcPr>
+            <w:tcW w:type="dxa" w:w="1504"/>
+          </w:tcPr>
+          <w:p>
+            <w:r>
+              <w:rPr>
+                <w:rFonts w:ascii="Times New Roman" w:hAnsi="Times New Roman"/>
+                <w:sz w:val="20"/>
+              </w:rPr>
+              <w:t>−.352</w:t>
+            </w:r>
+          </w:p>
+        </w:tc>
+        <w:tc>
+          <w:tcPr>
+            <w:tcW w:type="dxa" w:w="1504"/>
+          </w:tcPr>
+          <w:p>
+            <w:r>
+              <w:rPr>
+                <w:rFonts w:ascii="Times New Roman" w:hAnsi="Times New Roman"/>
+                <w:sz w:val="20"/>
+              </w:rPr>
+              <w:t>.018</w:t>
+            </w:r>
+          </w:p>
+        </w:tc>
+        <w:tc>
+          <w:tcPr>
+            <w:tcW w:type="dxa" w:w="1504"/>
+          </w:tcPr>
+          <w:p>
+            <w:r>
+              <w:rPr>
+                <w:rFonts w:ascii="Times New Roman" w:hAnsi="Times New Roman"/>
+                <w:sz w:val="20"/>
+              </w:rPr>
+              <w:t>*</w:t>
             </w:r>
           </w:p>
         </w:tc>
@@ -18454,64 +18726,597 @@
       <w:tr>
         <w:tc>
           <w:tcPr>
-            <w:tcW w:type="dxa" w:w="3009"/>
-          </w:tcPr>
-          <w:p>
-            <w:pPr>
-              <w:spacing w:line="240" w:lineRule="auto" w:after="40" w:before="0"/>
-              <w:jc w:val="center"/>
-            </w:pPr>
-            <w:r>
-              <w:rPr>
-                <w:rFonts w:ascii="Times New Roman" w:hAnsi="Times New Roman" w:cs="Times New Roman"/>
-                <w:b w:val="0"/>
-                <w:i w:val="0"/>
-                <w:color w:val="000000"/>
-                <w:sz w:val="20"/>
-              </w:rPr>
-              <w:t>JAMA Currency (kappa)</w:t>
-            </w:r>
-          </w:p>
-        </w:tc>
-        <w:tc>
-          <w:tcPr>
-            <w:tcW w:type="dxa" w:w="3009"/>
-          </w:tcPr>
-          <w:p>
-            <w:pPr>
-              <w:spacing w:line="240" w:lineRule="auto" w:after="40" w:before="0"/>
-              <w:jc w:val="center"/>
-            </w:pPr>
-            <w:r>
-              <w:rPr>
-                <w:rFonts w:ascii="Times New Roman" w:hAnsi="Times New Roman" w:cs="Times New Roman"/>
-                <w:b w:val="0"/>
-                <w:i w:val="0"/>
-                <w:color w:val="000000"/>
-                <w:sz w:val="20"/>
-              </w:rPr>
-              <w:t>0.216</w:t>
-            </w:r>
-          </w:p>
-        </w:tc>
-        <w:tc>
-          <w:tcPr>
-            <w:tcW w:type="dxa" w:w="3009"/>
-          </w:tcPr>
-          <w:p>
-            <w:pPr>
-              <w:spacing w:line="240" w:lineRule="auto" w:after="40" w:before="0"/>
-              <w:jc w:val="center"/>
-            </w:pPr>
-            <w:r>
-              <w:rPr>
-                <w:rFonts w:ascii="Times New Roman" w:hAnsi="Times New Roman" w:cs="Times New Roman"/>
-                <w:b w:val="0"/>
-                <w:i w:val="0"/>
-                <w:color w:val="000000"/>
-                <w:sz w:val="20"/>
-              </w:rPr>
-              <w:t>Fair (kappa paradox)</w:t>
+            <w:tcW w:type="dxa" w:w="1504"/>
+          </w:tcPr>
+          <w:p>
+            <w:r>
+              <w:rPr>
+                <w:rFonts w:ascii="Times New Roman" w:hAnsi="Times New Roman"/>
+                <w:sz w:val="20"/>
+              </w:rPr>
+              <w:t>YouTube</w:t>
+            </w:r>
+          </w:p>
+        </w:tc>
+        <w:tc>
+          <w:tcPr>
+            <w:tcW w:type="dxa" w:w="1504"/>
+          </w:tcPr>
+          <w:p>
+            <w:r>
+              <w:rPr>
+                <w:rFonts w:ascii="Times New Roman" w:hAnsi="Times New Roman"/>
+                <w:sz w:val="20"/>
+              </w:rPr>
+              <w:t>Likes</w:t>
+            </w:r>
+          </w:p>
+        </w:tc>
+        <w:tc>
+          <w:tcPr>
+            <w:tcW w:type="dxa" w:w="1504"/>
+          </w:tcPr>
+          <w:p>
+            <w:r>
+              <w:rPr>
+                <w:rFonts w:ascii="Times New Roman" w:hAnsi="Times New Roman"/>
+                <w:sz w:val="20"/>
+              </w:rPr>
+              <w:t>—</w:t>
+            </w:r>
+          </w:p>
+        </w:tc>
+        <w:tc>
+          <w:tcPr>
+            <w:tcW w:type="dxa" w:w="1504"/>
+          </w:tcPr>
+          <w:p>
+            <w:r>
+              <w:rPr>
+                <w:rFonts w:ascii="Times New Roman" w:hAnsi="Times New Roman"/>
+                <w:sz w:val="20"/>
+              </w:rPr>
+              <w:t>−.338</w:t>
+            </w:r>
+          </w:p>
+        </w:tc>
+        <w:tc>
+          <w:tcPr>
+            <w:tcW w:type="dxa" w:w="1504"/>
+          </w:tcPr>
+          <w:p>
+            <w:r>
+              <w:rPr>
+                <w:rFonts w:ascii="Times New Roman" w:hAnsi="Times New Roman"/>
+                <w:sz w:val="20"/>
+              </w:rPr>
+              <w:t>.023</w:t>
+            </w:r>
+          </w:p>
+        </w:tc>
+        <w:tc>
+          <w:tcPr>
+            <w:tcW w:type="dxa" w:w="1504"/>
+          </w:tcPr>
+          <w:p>
+            <w:r>
+              <w:rPr>
+                <w:rFonts w:ascii="Times New Roman" w:hAnsi="Times New Roman"/>
+                <w:sz w:val="20"/>
+              </w:rPr>
+              <w:t>*</w:t>
+            </w:r>
+          </w:p>
+        </w:tc>
+      </w:tr>
+      <w:tr>
+        <w:tc>
+          <w:tcPr>
+            <w:tcW w:type="dxa" w:w="1504"/>
+          </w:tcPr>
+          <w:p>
+            <w:r>
+              <w:rPr>
+                <w:rFonts w:ascii="Times New Roman" w:hAnsi="Times New Roman"/>
+                <w:sz w:val="20"/>
+              </w:rPr>
+              <w:t>YouTube</w:t>
+            </w:r>
+          </w:p>
+        </w:tc>
+        <w:tc>
+          <w:tcPr>
+            <w:tcW w:type="dxa" w:w="1504"/>
+          </w:tcPr>
+          <w:p>
+            <w:r>
+              <w:rPr>
+                <w:rFonts w:ascii="Times New Roman" w:hAnsi="Times New Roman"/>
+                <w:sz w:val="20"/>
+              </w:rPr>
+              <w:t>Comments</w:t>
+            </w:r>
+          </w:p>
+        </w:tc>
+        <w:tc>
+          <w:tcPr>
+            <w:tcW w:type="dxa" w:w="1504"/>
+          </w:tcPr>
+          <w:p>
+            <w:r>
+              <w:rPr>
+                <w:rFonts w:ascii="Times New Roman" w:hAnsi="Times New Roman"/>
+                <w:sz w:val="20"/>
+              </w:rPr>
+              <w:t>—</w:t>
+            </w:r>
+          </w:p>
+        </w:tc>
+        <w:tc>
+          <w:tcPr>
+            <w:tcW w:type="dxa" w:w="1504"/>
+          </w:tcPr>
+          <w:p>
+            <w:r>
+              <w:rPr>
+                <w:rFonts w:ascii="Times New Roman" w:hAnsi="Times New Roman"/>
+                <w:sz w:val="20"/>
+              </w:rPr>
+              <w:t>−.239</w:t>
+            </w:r>
+          </w:p>
+        </w:tc>
+        <w:tc>
+          <w:tcPr>
+            <w:tcW w:type="dxa" w:w="1504"/>
+          </w:tcPr>
+          <w:p>
+            <w:r>
+              <w:rPr>
+                <w:rFonts w:ascii="Times New Roman" w:hAnsi="Times New Roman"/>
+                <w:sz w:val="20"/>
+              </w:rPr>
+              <w:t>.127</w:t>
+            </w:r>
+          </w:p>
+        </w:tc>
+        <w:tc>
+          <w:tcPr>
+            <w:tcW w:type="dxa" w:w="1504"/>
+          </w:tcPr>
+          <w:p>
+            <w:r>
+              <w:rPr>
+                <w:rFonts w:ascii="Times New Roman" w:hAnsi="Times New Roman"/>
+                <w:sz w:val="20"/>
+              </w:rPr>
+            </w:r>
+          </w:p>
+        </w:tc>
+      </w:tr>
+      <w:tr>
+        <w:tc>
+          <w:tcPr>
+            <w:tcW w:type="dxa" w:w="1504"/>
+          </w:tcPr>
+          <w:p>
+            <w:r>
+              <w:rPr>
+                <w:rFonts w:ascii="Times New Roman" w:hAnsi="Times New Roman"/>
+                <w:sz w:val="20"/>
+              </w:rPr>
+              <w:t>TikTok</w:t>
+            </w:r>
+          </w:p>
+        </w:tc>
+        <w:tc>
+          <w:tcPr>
+            <w:tcW w:type="dxa" w:w="1504"/>
+          </w:tcPr>
+          <w:p>
+            <w:r>
+              <w:rPr>
+                <w:rFonts w:ascii="Times New Roman" w:hAnsi="Times New Roman"/>
+                <w:sz w:val="20"/>
+              </w:rPr>
+              <w:t>Views</w:t>
+            </w:r>
+          </w:p>
+        </w:tc>
+        <w:tc>
+          <w:tcPr>
+            <w:tcW w:type="dxa" w:w="1504"/>
+          </w:tcPr>
+          <w:p>
+            <w:r>
+              <w:rPr>
+                <w:rFonts w:ascii="Times New Roman" w:hAnsi="Times New Roman"/>
+                <w:sz w:val="20"/>
+              </w:rPr>
+              <w:t>—</w:t>
+            </w:r>
+          </w:p>
+        </w:tc>
+        <w:tc>
+          <w:tcPr>
+            <w:tcW w:type="dxa" w:w="1504"/>
+          </w:tcPr>
+          <w:p>
+            <w:r>
+              <w:rPr>
+                <w:rFonts w:ascii="Times New Roman" w:hAnsi="Times New Roman"/>
+                <w:sz w:val="20"/>
+              </w:rPr>
+              <w:t>.522</w:t>
+            </w:r>
+          </w:p>
+        </w:tc>
+        <w:tc>
+          <w:tcPr>
+            <w:tcW w:type="dxa" w:w="1504"/>
+          </w:tcPr>
+          <w:p>
+            <w:r>
+              <w:rPr>
+                <w:rFonts w:ascii="Times New Roman" w:hAnsi="Times New Roman"/>
+                <w:sz w:val="20"/>
+              </w:rPr>
+              <w:t>.026</w:t>
+            </w:r>
+          </w:p>
+        </w:tc>
+        <w:tc>
+          <w:tcPr>
+            <w:tcW w:type="dxa" w:w="1504"/>
+          </w:tcPr>
+          <w:p>
+            <w:r>
+              <w:rPr>
+                <w:rFonts w:ascii="Times New Roman" w:hAnsi="Times New Roman"/>
+                <w:sz w:val="20"/>
+              </w:rPr>
+              <w:t>*</w:t>
+            </w:r>
+          </w:p>
+        </w:tc>
+      </w:tr>
+      <w:tr>
+        <w:tc>
+          <w:tcPr>
+            <w:tcW w:type="dxa" w:w="1504"/>
+          </w:tcPr>
+          <w:p>
+            <w:r>
+              <w:rPr>
+                <w:rFonts w:ascii="Times New Roman" w:hAnsi="Times New Roman"/>
+                <w:sz w:val="20"/>
+              </w:rPr>
+              <w:t>TikTok</w:t>
+            </w:r>
+          </w:p>
+        </w:tc>
+        <w:tc>
+          <w:tcPr>
+            <w:tcW w:type="dxa" w:w="1504"/>
+          </w:tcPr>
+          <w:p>
+            <w:r>
+              <w:rPr>
+                <w:rFonts w:ascii="Times New Roman" w:hAnsi="Times New Roman"/>
+                <w:sz w:val="20"/>
+              </w:rPr>
+              <w:t>Likes</w:t>
+            </w:r>
+          </w:p>
+        </w:tc>
+        <w:tc>
+          <w:tcPr>
+            <w:tcW w:type="dxa" w:w="1504"/>
+          </w:tcPr>
+          <w:p>
+            <w:r>
+              <w:rPr>
+                <w:rFonts w:ascii="Times New Roman" w:hAnsi="Times New Roman"/>
+                <w:sz w:val="20"/>
+              </w:rPr>
+              <w:t>—</w:t>
+            </w:r>
+          </w:p>
+        </w:tc>
+        <w:tc>
+          <w:tcPr>
+            <w:tcW w:type="dxa" w:w="1504"/>
+          </w:tcPr>
+          <w:p>
+            <w:r>
+              <w:rPr>
+                <w:rFonts w:ascii="Times New Roman" w:hAnsi="Times New Roman"/>
+                <w:sz w:val="20"/>
+              </w:rPr>
+              <w:t>.475</w:t>
+            </w:r>
+          </w:p>
+        </w:tc>
+        <w:tc>
+          <w:tcPr>
+            <w:tcW w:type="dxa" w:w="1504"/>
+          </w:tcPr>
+          <w:p>
+            <w:r>
+              <w:rPr>
+                <w:rFonts w:ascii="Times New Roman" w:hAnsi="Times New Roman"/>
+                <w:sz w:val="20"/>
+              </w:rPr>
+              <w:t>.003</w:t>
+            </w:r>
+          </w:p>
+        </w:tc>
+        <w:tc>
+          <w:tcPr>
+            <w:tcW w:type="dxa" w:w="1504"/>
+          </w:tcPr>
+          <w:p>
+            <w:r>
+              <w:rPr>
+                <w:rFonts w:ascii="Times New Roman" w:hAnsi="Times New Roman"/>
+                <w:sz w:val="20"/>
+              </w:rPr>
+              <w:t>**</w:t>
+            </w:r>
+          </w:p>
+        </w:tc>
+      </w:tr>
+      <w:tr>
+        <w:tc>
+          <w:tcPr>
+            <w:tcW w:type="dxa" w:w="1504"/>
+          </w:tcPr>
+          <w:p>
+            <w:r>
+              <w:rPr>
+                <w:rFonts w:ascii="Times New Roman" w:hAnsi="Times New Roman"/>
+                <w:sz w:val="20"/>
+              </w:rPr>
+              <w:t>TikTok</w:t>
+            </w:r>
+          </w:p>
+        </w:tc>
+        <w:tc>
+          <w:tcPr>
+            <w:tcW w:type="dxa" w:w="1504"/>
+          </w:tcPr>
+          <w:p>
+            <w:r>
+              <w:rPr>
+                <w:rFonts w:ascii="Times New Roman" w:hAnsi="Times New Roman"/>
+                <w:sz w:val="20"/>
+              </w:rPr>
+              <w:t>Comments</w:t>
+            </w:r>
+          </w:p>
+        </w:tc>
+        <w:tc>
+          <w:tcPr>
+            <w:tcW w:type="dxa" w:w="1504"/>
+          </w:tcPr>
+          <w:p>
+            <w:r>
+              <w:rPr>
+                <w:rFonts w:ascii="Times New Roman" w:hAnsi="Times New Roman"/>
+                <w:sz w:val="20"/>
+              </w:rPr>
+              <w:t>—</w:t>
+            </w:r>
+          </w:p>
+        </w:tc>
+        <w:tc>
+          <w:tcPr>
+            <w:tcW w:type="dxa" w:w="1504"/>
+          </w:tcPr>
+          <w:p>
+            <w:r>
+              <w:rPr>
+                <w:rFonts w:ascii="Times New Roman" w:hAnsi="Times New Roman"/>
+                <w:sz w:val="20"/>
+              </w:rPr>
+              <w:t>.262</w:t>
+            </w:r>
+          </w:p>
+        </w:tc>
+        <w:tc>
+          <w:tcPr>
+            <w:tcW w:type="dxa" w:w="1504"/>
+          </w:tcPr>
+          <w:p>
+            <w:r>
+              <w:rPr>
+                <w:rFonts w:ascii="Times New Roman" w:hAnsi="Times New Roman"/>
+                <w:sz w:val="20"/>
+              </w:rPr>
+              <w:t>.094</w:t>
+            </w:r>
+          </w:p>
+        </w:tc>
+        <w:tc>
+          <w:tcPr>
+            <w:tcW w:type="dxa" w:w="1504"/>
+          </w:tcPr>
+          <w:p>
+            <w:r>
+              <w:rPr>
+                <w:rFonts w:ascii="Times New Roman" w:hAnsi="Times New Roman"/>
+                <w:sz w:val="20"/>
+              </w:rPr>
+            </w:r>
+          </w:p>
+        </w:tc>
+      </w:tr>
+      <w:tr>
+        <w:tc>
+          <w:tcPr>
+            <w:tcW w:type="dxa" w:w="1504"/>
+          </w:tcPr>
+          <w:p>
+            <w:r>
+              <w:rPr>
+                <w:rFonts w:ascii="Times New Roman" w:hAnsi="Times New Roman"/>
+                <w:sz w:val="20"/>
+              </w:rPr>
+              <w:t>Instagram</w:t>
+            </w:r>
+          </w:p>
+        </w:tc>
+        <w:tc>
+          <w:tcPr>
+            <w:tcW w:type="dxa" w:w="1504"/>
+          </w:tcPr>
+          <w:p>
+            <w:r>
+              <w:rPr>
+                <w:rFonts w:ascii="Times New Roman" w:hAnsi="Times New Roman"/>
+                <w:sz w:val="20"/>
+              </w:rPr>
+              <w:t>Likes</w:t>
+            </w:r>
+          </w:p>
+        </w:tc>
+        <w:tc>
+          <w:tcPr>
+            <w:tcW w:type="dxa" w:w="1504"/>
+          </w:tcPr>
+          <w:p>
+            <w:r>
+              <w:rPr>
+                <w:rFonts w:ascii="Times New Roman" w:hAnsi="Times New Roman"/>
+                <w:sz w:val="20"/>
+              </w:rPr>
+              <w:t>—</w:t>
+            </w:r>
+          </w:p>
+        </w:tc>
+        <w:tc>
+          <w:tcPr>
+            <w:tcW w:type="dxa" w:w="1504"/>
+          </w:tcPr>
+          <w:p>
+            <w:r>
+              <w:rPr>
+                <w:rFonts w:ascii="Times New Roman" w:hAnsi="Times New Roman"/>
+                <w:sz w:val="20"/>
+              </w:rPr>
+              <w:t>−.038</w:t>
+            </w:r>
+          </w:p>
+        </w:tc>
+        <w:tc>
+          <w:tcPr>
+            <w:tcW w:type="dxa" w:w="1504"/>
+          </w:tcPr>
+          <w:p>
+            <w:r>
+              <w:rPr>
+                <w:rFonts w:ascii="Times New Roman" w:hAnsi="Times New Roman"/>
+                <w:sz w:val="20"/>
+              </w:rPr>
+              <w:t>.817</w:t>
+            </w:r>
+          </w:p>
+        </w:tc>
+        <w:tc>
+          <w:tcPr>
+            <w:tcW w:type="dxa" w:w="1504"/>
+          </w:tcPr>
+          <w:p>
+            <w:r>
+              <w:rPr>
+                <w:rFonts w:ascii="Times New Roman" w:hAnsi="Times New Roman"/>
+                <w:sz w:val="20"/>
+              </w:rPr>
+            </w:r>
+          </w:p>
+        </w:tc>
+      </w:tr>
+      <w:tr>
+        <w:tc>
+          <w:tcPr>
+            <w:tcW w:type="dxa" w:w="1504"/>
+          </w:tcPr>
+          <w:p>
+            <w:r>
+              <w:rPr>
+                <w:rFonts w:ascii="Times New Roman" w:hAnsi="Times New Roman"/>
+                <w:sz w:val="20"/>
+              </w:rPr>
+              <w:t>Instagram</w:t>
+            </w:r>
+          </w:p>
+        </w:tc>
+        <w:tc>
+          <w:tcPr>
+            <w:tcW w:type="dxa" w:w="1504"/>
+          </w:tcPr>
+          <w:p>
+            <w:r>
+              <w:rPr>
+                <w:rFonts w:ascii="Times New Roman" w:hAnsi="Times New Roman"/>
+                <w:sz w:val="20"/>
+              </w:rPr>
+              <w:t>Comments</w:t>
+            </w:r>
+          </w:p>
+        </w:tc>
+        <w:tc>
+          <w:tcPr>
+            <w:tcW w:type="dxa" w:w="1504"/>
+          </w:tcPr>
+          <w:p>
+            <w:r>
+              <w:rPr>
+                <w:rFonts w:ascii="Times New Roman" w:hAnsi="Times New Roman"/>
+                <w:sz w:val="20"/>
+              </w:rPr>
+              <w:t>—</w:t>
+            </w:r>
+          </w:p>
+        </w:tc>
+        <w:tc>
+          <w:tcPr>
+            <w:tcW w:type="dxa" w:w="1504"/>
+          </w:tcPr>
+          <w:p>
+            <w:r>
+              <w:rPr>
+                <w:rFonts w:ascii="Times New Roman" w:hAnsi="Times New Roman"/>
+                <w:sz w:val="20"/>
+              </w:rPr>
+              <w:t>.065</w:t>
+            </w:r>
+          </w:p>
+        </w:tc>
+        <w:tc>
+          <w:tcPr>
+            <w:tcW w:type="dxa" w:w="1504"/>
+          </w:tcPr>
+          <w:p>
+            <w:r>
+              <w:rPr>
+                <w:rFonts w:ascii="Times New Roman" w:hAnsi="Times New Roman"/>
+                <w:sz w:val="20"/>
+              </w:rPr>
+              <w:t>.747</w:t>
+            </w:r>
+          </w:p>
+        </w:tc>
+        <w:tc>
+          <w:tcPr>
+            <w:tcW w:type="dxa" w:w="1504"/>
+          </w:tcPr>
+          <w:p>
+            <w:r>
+              <w:rPr>
+                <w:rFonts w:ascii="Times New Roman" w:hAnsi="Times New Roman"/>
+                <w:sz w:val="20"/>
+              </w:rPr>
             </w:r>
           </w:p>
         </w:tc>
@@ -18519,2327 +19324,19 @@
     </w:tbl>
     <w:p>
       <w:pPr>
-        <w:spacing w:line="360" w:lineRule="auto" w:after="120" w:before="0"/>
+        <w:spacing w:line="360" w:lineRule="auto"/>
         <w:jc w:val="both"/>
       </w:pPr>
       <w:r>
         <w:rPr>
-          <w:rFonts w:ascii="Times New Roman" w:hAnsi="Times New Roman" w:cs="Times New Roman"/>
+          <w:rFonts w:ascii="Times New Roman" w:hAnsi="Times New Roman"/>
           <w:b w:val="0"/>
-          <w:i w:val="0"/>
-          <w:color w:val="000000"/>
+          <w:i/>
           <w:sz w:val="24"/>
         </w:rPr>
-      </w:r>
-    </w:p>
-    <w:p>
-      <w:pPr>
-        <w:spacing w:line="360" w:lineRule="auto" w:after="200" w:before="0"/>
-        <w:jc w:val="both"/>
-      </w:pPr>
-      <w:r>
-        <w:rPr>
-          <w:rFonts w:ascii="Times New Roman" w:hAnsi="Times New Roman" w:cs="Times New Roman"/>
-          <w:b/>
-          <w:i w:val="0"/>
-          <w:color w:val="000000"/>
-          <w:sz w:val="26"/>
-        </w:rPr>
-        <w:t>Table C6. Spearman Correlations Between Engagement Metrics and DISCERN Scores</w:t>
-      </w:r>
-    </w:p>
-    <w:tbl>
-      <w:tblPr>
-        <w:tblStyle w:val="TableGrid"/>
-        <w:tblW w:type="auto" w:w="0"/>
-        <w:jc w:val="center"/>
-        <w:tblLook w:firstColumn="1" w:firstRow="1" w:lastColumn="0" w:lastRow="0" w:noHBand="0" w:noVBand="1" w:val="04A0"/>
-      </w:tblPr>
-      <w:tblGrid>
-        <w:gridCol w:w="2256"/>
-        <w:gridCol w:w="2256"/>
-        <w:gridCol w:w="2256"/>
-        <w:gridCol w:w="2256"/>
-      </w:tblGrid>
-      <w:tr>
-        <w:tc>
-          <w:tcPr>
-            <w:tcW w:type="dxa" w:w="2256"/>
-            <w:shd w:fill="D9E2F3" w:val="clear"/>
-          </w:tcPr>
-          <w:p>
-            <w:pPr>
-              <w:spacing w:line="240" w:lineRule="auto" w:after="40" w:before="0"/>
-              <w:jc w:val="center"/>
-            </w:pPr>
-            <w:r>
-              <w:rPr>
-                <w:rFonts w:ascii="Times New Roman" w:hAnsi="Times New Roman" w:cs="Times New Roman"/>
-                <w:b/>
-                <w:i w:val="0"/>
-                <w:color w:val="000000"/>
-                <w:sz w:val="20"/>
-              </w:rPr>
-              <w:t>Metric / Platform</w:t>
-            </w:r>
-          </w:p>
-        </w:tc>
-        <w:tc>
-          <w:tcPr>
-            <w:tcW w:type="dxa" w:w="2256"/>
-            <w:shd w:fill="D9E2F3" w:val="clear"/>
-          </w:tcPr>
-          <w:p>
-            <w:pPr>
-              <w:spacing w:line="240" w:lineRule="auto" w:after="40" w:before="0"/>
-              <w:jc w:val="center"/>
-            </w:pPr>
-            <w:r>
-              <w:rPr>
-                <w:rFonts w:ascii="Times New Roman" w:hAnsi="Times New Roman" w:cs="Times New Roman"/>
-                <w:b/>
-                <w:i w:val="0"/>
-                <w:color w:val="000000"/>
-                <w:sz w:val="20"/>
-              </w:rPr>
-              <w:t>rho</w:t>
-            </w:r>
-          </w:p>
-        </w:tc>
-        <w:tc>
-          <w:tcPr>
-            <w:tcW w:type="dxa" w:w="2256"/>
-            <w:shd w:fill="D9E2F3" w:val="clear"/>
-          </w:tcPr>
-          <w:p>
-            <w:pPr>
-              <w:spacing w:line="240" w:lineRule="auto" w:after="40" w:before="0"/>
-              <w:jc w:val="center"/>
-            </w:pPr>
-            <w:r>
-              <w:rPr>
-                <w:rFonts w:ascii="Times New Roman" w:hAnsi="Times New Roman" w:cs="Times New Roman"/>
-                <w:b/>
-                <w:i w:val="0"/>
-                <w:color w:val="000000"/>
-                <w:sz w:val="20"/>
-              </w:rPr>
-              <w:t>p</w:t>
-            </w:r>
-          </w:p>
-        </w:tc>
-        <w:tc>
-          <w:tcPr>
-            <w:tcW w:type="dxa" w:w="2256"/>
-            <w:shd w:fill="D9E2F3" w:val="clear"/>
-          </w:tcPr>
-          <w:p>
-            <w:pPr>
-              <w:spacing w:line="240" w:lineRule="auto" w:after="40" w:before="0"/>
-              <w:jc w:val="center"/>
-            </w:pPr>
-            <w:r>
-              <w:rPr>
-                <w:rFonts w:ascii="Times New Roman" w:hAnsi="Times New Roman" w:cs="Times New Roman"/>
-                <w:b/>
-                <w:i w:val="0"/>
-                <w:color w:val="000000"/>
-                <w:sz w:val="20"/>
-              </w:rPr>
-              <w:t>Interpretation</w:t>
-            </w:r>
-          </w:p>
-        </w:tc>
-      </w:tr>
-      <w:tr>
-        <w:tc>
-          <w:tcPr>
-            <w:tcW w:type="dxa" w:w="2256"/>
-          </w:tcPr>
-          <w:p>
-            <w:pPr>
-              <w:spacing w:line="240" w:lineRule="auto" w:after="40" w:before="0"/>
-              <w:jc w:val="center"/>
-            </w:pPr>
-            <w:r>
-              <w:rPr>
-                <w:rFonts w:ascii="Times New Roman" w:hAnsi="Times New Roman" w:cs="Times New Roman"/>
-                <w:b w:val="0"/>
-                <w:i w:val="0"/>
-                <w:color w:val="000000"/>
-                <w:sz w:val="20"/>
-              </w:rPr>
-              <w:t>Views (overall)</w:t>
-            </w:r>
-          </w:p>
-        </w:tc>
-        <w:tc>
-          <w:tcPr>
-            <w:tcW w:type="dxa" w:w="2256"/>
-          </w:tcPr>
-          <w:p>
-            <w:pPr>
-              <w:spacing w:line="240" w:lineRule="auto" w:after="40" w:before="0"/>
-              <w:jc w:val="center"/>
-            </w:pPr>
-            <w:r>
-              <w:rPr>
-                <w:rFonts w:ascii="Times New Roman" w:hAnsi="Times New Roman" w:cs="Times New Roman"/>
-                <w:b w:val="0"/>
-                <w:i w:val="0"/>
-                <w:color w:val="000000"/>
-                <w:sz w:val="20"/>
-              </w:rPr>
-              <w:t>-0.073</w:t>
-            </w:r>
-          </w:p>
-        </w:tc>
-        <w:tc>
-          <w:tcPr>
-            <w:tcW w:type="dxa" w:w="2256"/>
-          </w:tcPr>
-          <w:p>
-            <w:pPr>
-              <w:spacing w:line="240" w:lineRule="auto" w:after="40" w:before="0"/>
-              <w:jc w:val="center"/>
-            </w:pPr>
-            <w:r>
-              <w:rPr>
-                <w:rFonts w:ascii="Times New Roman" w:hAnsi="Times New Roman" w:cs="Times New Roman"/>
-                <w:b w:val="0"/>
-                <w:i w:val="0"/>
-                <w:color w:val="000000"/>
-                <w:sz w:val="20"/>
-              </w:rPr>
-              <w:t>.571</w:t>
-            </w:r>
-          </w:p>
-        </w:tc>
-        <w:tc>
-          <w:tcPr>
-            <w:tcW w:type="dxa" w:w="2256"/>
-          </w:tcPr>
-          <w:p>
-            <w:pPr>
-              <w:spacing w:line="240" w:lineRule="auto" w:after="40" w:before="0"/>
-              <w:jc w:val="center"/>
-            </w:pPr>
-            <w:r>
-              <w:rPr>
-                <w:rFonts w:ascii="Times New Roman" w:hAnsi="Times New Roman" w:cs="Times New Roman"/>
-                <w:b w:val="0"/>
-                <w:i w:val="0"/>
-                <w:color w:val="000000"/>
-                <w:sz w:val="20"/>
-              </w:rPr>
-              <w:t>Negligible, ns</w:t>
-            </w:r>
-          </w:p>
-        </w:tc>
-      </w:tr>
-      <w:tr>
-        <w:tc>
-          <w:tcPr>
-            <w:tcW w:type="dxa" w:w="2256"/>
-          </w:tcPr>
-          <w:p>
-            <w:pPr>
-              <w:spacing w:line="240" w:lineRule="auto" w:after="40" w:before="0"/>
-              <w:jc w:val="center"/>
-            </w:pPr>
-            <w:r>
-              <w:rPr>
-                <w:rFonts w:ascii="Times New Roman" w:hAnsi="Times New Roman" w:cs="Times New Roman"/>
-                <w:b w:val="0"/>
-                <w:i w:val="0"/>
-                <w:color w:val="000000"/>
-                <w:sz w:val="20"/>
-              </w:rPr>
-              <w:t>Likes (overall)</w:t>
-            </w:r>
-          </w:p>
-        </w:tc>
-        <w:tc>
-          <w:tcPr>
-            <w:tcW w:type="dxa" w:w="2256"/>
-          </w:tcPr>
-          <w:p>
-            <w:pPr>
-              <w:spacing w:line="240" w:lineRule="auto" w:after="40" w:before="0"/>
-              <w:jc w:val="center"/>
-            </w:pPr>
-            <w:r>
-              <w:rPr>
-                <w:rFonts w:ascii="Times New Roman" w:hAnsi="Times New Roman" w:cs="Times New Roman"/>
-                <w:b w:val="0"/>
-                <w:i w:val="0"/>
-                <w:color w:val="000000"/>
-                <w:sz w:val="20"/>
-              </w:rPr>
-              <w:t>0.413</w:t>
-            </w:r>
-          </w:p>
-        </w:tc>
-        <w:tc>
-          <w:tcPr>
-            <w:tcW w:type="dxa" w:w="2256"/>
-          </w:tcPr>
-          <w:p>
-            <w:pPr>
-              <w:spacing w:line="240" w:lineRule="auto" w:after="40" w:before="0"/>
-              <w:jc w:val="center"/>
-            </w:pPr>
-            <w:r>
-              <w:rPr>
-                <w:rFonts w:ascii="Times New Roman" w:hAnsi="Times New Roman" w:cs="Times New Roman"/>
-                <w:b w:val="0"/>
-                <w:i w:val="0"/>
-                <w:color w:val="000000"/>
-                <w:sz w:val="20"/>
-              </w:rPr>
-              <w:t>&lt; .001</w:t>
-            </w:r>
-          </w:p>
-        </w:tc>
-        <w:tc>
-          <w:tcPr>
-            <w:tcW w:type="dxa" w:w="2256"/>
-          </w:tcPr>
-          <w:p>
-            <w:pPr>
-              <w:spacing w:line="240" w:lineRule="auto" w:after="40" w:before="0"/>
-              <w:jc w:val="center"/>
-            </w:pPr>
-            <w:r>
-              <w:rPr>
-                <w:rFonts w:ascii="Times New Roman" w:hAnsi="Times New Roman" w:cs="Times New Roman"/>
-                <w:b w:val="0"/>
-                <w:i w:val="0"/>
-                <w:color w:val="000000"/>
-                <w:sz w:val="20"/>
-              </w:rPr>
-              <w:t>Moderate positive (confounded)</w:t>
-            </w:r>
-          </w:p>
-        </w:tc>
-      </w:tr>
-      <w:tr>
-        <w:tc>
-          <w:tcPr>
-            <w:tcW w:type="dxa" w:w="2256"/>
-          </w:tcPr>
-          <w:p>
-            <w:pPr>
-              <w:spacing w:line="240" w:lineRule="auto" w:after="40" w:before="0"/>
-              <w:jc w:val="center"/>
-            </w:pPr>
-            <w:r>
-              <w:rPr>
-                <w:rFonts w:ascii="Times New Roman" w:hAnsi="Times New Roman" w:cs="Times New Roman"/>
-                <w:b w:val="0"/>
-                <w:i w:val="0"/>
-                <w:color w:val="000000"/>
-                <w:sz w:val="20"/>
-              </w:rPr>
-              <w:t>Comments (overall)</w:t>
-            </w:r>
-          </w:p>
-        </w:tc>
-        <w:tc>
-          <w:tcPr>
-            <w:tcW w:type="dxa" w:w="2256"/>
-          </w:tcPr>
-          <w:p>
-            <w:pPr>
-              <w:spacing w:line="240" w:lineRule="auto" w:after="40" w:before="0"/>
-              <w:jc w:val="center"/>
-            </w:pPr>
-            <w:r>
-              <w:rPr>
-                <w:rFonts w:ascii="Times New Roman" w:hAnsi="Times New Roman" w:cs="Times New Roman"/>
-                <w:b w:val="0"/>
-                <w:i w:val="0"/>
-                <w:color w:val="000000"/>
-                <w:sz w:val="20"/>
-              </w:rPr>
-              <w:t>0.415</w:t>
-            </w:r>
-          </w:p>
-        </w:tc>
-        <w:tc>
-          <w:tcPr>
-            <w:tcW w:type="dxa" w:w="2256"/>
-          </w:tcPr>
-          <w:p>
-            <w:pPr>
-              <w:spacing w:line="240" w:lineRule="auto" w:after="40" w:before="0"/>
-              <w:jc w:val="center"/>
-            </w:pPr>
-            <w:r>
-              <w:rPr>
-                <w:rFonts w:ascii="Times New Roman" w:hAnsi="Times New Roman" w:cs="Times New Roman"/>
-                <w:b w:val="0"/>
-                <w:i w:val="0"/>
-                <w:color w:val="000000"/>
-                <w:sz w:val="20"/>
-              </w:rPr>
-              <w:t>&lt; .001</w:t>
-            </w:r>
-          </w:p>
-        </w:tc>
-        <w:tc>
-          <w:tcPr>
-            <w:tcW w:type="dxa" w:w="2256"/>
-          </w:tcPr>
-          <w:p>
-            <w:pPr>
-              <w:spacing w:line="240" w:lineRule="auto" w:after="40" w:before="0"/>
-              <w:jc w:val="center"/>
-            </w:pPr>
-            <w:r>
-              <w:rPr>
-                <w:rFonts w:ascii="Times New Roman" w:hAnsi="Times New Roman" w:cs="Times New Roman"/>
-                <w:b w:val="0"/>
-                <w:i w:val="0"/>
-                <w:color w:val="000000"/>
-                <w:sz w:val="20"/>
-              </w:rPr>
-              <w:t>Moderate positive (confounded)</w:t>
-            </w:r>
-          </w:p>
-        </w:tc>
-      </w:tr>
-      <w:tr>
-        <w:tc>
-          <w:tcPr>
-            <w:tcW w:type="dxa" w:w="2256"/>
-          </w:tcPr>
-          <w:p>
-            <w:pPr>
-              <w:spacing w:line="240" w:lineRule="auto" w:after="40" w:before="0"/>
-              <w:jc w:val="center"/>
-            </w:pPr>
-            <w:r>
-              <w:rPr>
-                <w:rFonts w:ascii="Times New Roman" w:hAnsi="Times New Roman" w:cs="Times New Roman"/>
-                <w:b w:val="0"/>
-                <w:i w:val="0"/>
-                <w:color w:val="000000"/>
-                <w:sz w:val="20"/>
-              </w:rPr>
-              <w:t>YouTube views</w:t>
-            </w:r>
-          </w:p>
-        </w:tc>
-        <w:tc>
-          <w:tcPr>
-            <w:tcW w:type="dxa" w:w="2256"/>
-          </w:tcPr>
-          <w:p>
-            <w:pPr>
-              <w:spacing w:line="240" w:lineRule="auto" w:after="40" w:before="0"/>
-              <w:jc w:val="center"/>
-            </w:pPr>
-            <w:r>
-              <w:rPr>
-                <w:rFonts w:ascii="Times New Roman" w:hAnsi="Times New Roman" w:cs="Times New Roman"/>
-                <w:b w:val="0"/>
-                <w:i w:val="0"/>
-                <w:color w:val="000000"/>
-                <w:sz w:val="20"/>
-              </w:rPr>
-              <w:t>-0.316</w:t>
-            </w:r>
-          </w:p>
-        </w:tc>
-        <w:tc>
-          <w:tcPr>
-            <w:tcW w:type="dxa" w:w="2256"/>
-          </w:tcPr>
-          <w:p>
-            <w:pPr>
-              <w:spacing w:line="240" w:lineRule="auto" w:after="40" w:before="0"/>
-              <w:jc w:val="center"/>
-            </w:pPr>
-            <w:r>
-              <w:rPr>
-                <w:rFonts w:ascii="Times New Roman" w:hAnsi="Times New Roman" w:cs="Times New Roman"/>
-                <w:b w:val="0"/>
-                <w:i w:val="0"/>
-                <w:color w:val="000000"/>
-                <w:sz w:val="20"/>
-              </w:rPr>
-              <w:t>.035</w:t>
-            </w:r>
-          </w:p>
-        </w:tc>
-        <w:tc>
-          <w:tcPr>
-            <w:tcW w:type="dxa" w:w="2256"/>
-          </w:tcPr>
-          <w:p>
-            <w:pPr>
-              <w:spacing w:line="240" w:lineRule="auto" w:after="40" w:before="0"/>
-              <w:jc w:val="center"/>
-            </w:pPr>
-            <w:r>
-              <w:rPr>
-                <w:rFonts w:ascii="Times New Roman" w:hAnsi="Times New Roman" w:cs="Times New Roman"/>
-                <w:b w:val="0"/>
-                <w:i w:val="0"/>
-                <w:color w:val="000000"/>
-                <w:sz w:val="20"/>
-              </w:rPr>
-              <w:t>Negative, significant</w:t>
-            </w:r>
-          </w:p>
-        </w:tc>
-      </w:tr>
-      <w:tr>
-        <w:tc>
-          <w:tcPr>
-            <w:tcW w:type="dxa" w:w="2256"/>
-          </w:tcPr>
-          <w:p>
-            <w:pPr>
-              <w:spacing w:line="240" w:lineRule="auto" w:after="40" w:before="0"/>
-              <w:jc w:val="center"/>
-            </w:pPr>
-            <w:r>
-              <w:rPr>
-                <w:rFonts w:ascii="Times New Roman" w:hAnsi="Times New Roman" w:cs="Times New Roman"/>
-                <w:b w:val="0"/>
-                <w:i w:val="0"/>
-                <w:color w:val="000000"/>
-                <w:sz w:val="20"/>
-              </w:rPr>
-              <w:t>YouTube likes</w:t>
-            </w:r>
-          </w:p>
-        </w:tc>
-        <w:tc>
-          <w:tcPr>
-            <w:tcW w:type="dxa" w:w="2256"/>
-          </w:tcPr>
-          <w:p>
-            <w:pPr>
-              <w:spacing w:line="240" w:lineRule="auto" w:after="40" w:before="0"/>
-              <w:jc w:val="center"/>
-            </w:pPr>
-            <w:r>
-              <w:rPr>
-                <w:rFonts w:ascii="Times New Roman" w:hAnsi="Times New Roman" w:cs="Times New Roman"/>
-                <w:b w:val="0"/>
-                <w:i w:val="0"/>
-                <w:color w:val="000000"/>
-                <w:sz w:val="20"/>
-              </w:rPr>
-              <w:t>-0.279</w:t>
-            </w:r>
-          </w:p>
-        </w:tc>
-        <w:tc>
-          <w:tcPr>
-            <w:tcW w:type="dxa" w:w="2256"/>
-          </w:tcPr>
-          <w:p>
-            <w:pPr>
-              <w:spacing w:line="240" w:lineRule="auto" w:after="40" w:before="0"/>
-              <w:jc w:val="center"/>
-            </w:pPr>
-            <w:r>
-              <w:rPr>
-                <w:rFonts w:ascii="Times New Roman" w:hAnsi="Times New Roman" w:cs="Times New Roman"/>
-                <w:b w:val="0"/>
-                <w:i w:val="0"/>
-                <w:color w:val="000000"/>
-                <w:sz w:val="20"/>
-              </w:rPr>
-              <w:t>.063</w:t>
-            </w:r>
-          </w:p>
-        </w:tc>
-        <w:tc>
-          <w:tcPr>
-            <w:tcW w:type="dxa" w:w="2256"/>
-          </w:tcPr>
-          <w:p>
-            <w:pPr>
-              <w:spacing w:line="240" w:lineRule="auto" w:after="40" w:before="0"/>
-              <w:jc w:val="center"/>
-            </w:pPr>
-            <w:r>
-              <w:rPr>
-                <w:rFonts w:ascii="Times New Roman" w:hAnsi="Times New Roman" w:cs="Times New Roman"/>
-                <w:b w:val="0"/>
-                <w:i w:val="0"/>
-                <w:color w:val="000000"/>
-                <w:sz w:val="20"/>
-              </w:rPr>
-              <w:t>ns</w:t>
-            </w:r>
-          </w:p>
-        </w:tc>
-      </w:tr>
-      <w:tr>
-        <w:tc>
-          <w:tcPr>
-            <w:tcW w:type="dxa" w:w="2256"/>
-          </w:tcPr>
-          <w:p>
-            <w:pPr>
-              <w:spacing w:line="240" w:lineRule="auto" w:after="40" w:before="0"/>
-              <w:jc w:val="center"/>
-            </w:pPr>
-            <w:r>
-              <w:rPr>
-                <w:rFonts w:ascii="Times New Roman" w:hAnsi="Times New Roman" w:cs="Times New Roman"/>
-                <w:b w:val="0"/>
-                <w:i w:val="0"/>
-                <w:color w:val="000000"/>
-                <w:sz w:val="20"/>
-              </w:rPr>
-              <w:t>TikTok views</w:t>
-            </w:r>
-          </w:p>
-        </w:tc>
-        <w:tc>
-          <w:tcPr>
-            <w:tcW w:type="dxa" w:w="2256"/>
-          </w:tcPr>
-          <w:p>
-            <w:pPr>
-              <w:spacing w:line="240" w:lineRule="auto" w:after="40" w:before="0"/>
-              <w:jc w:val="center"/>
-            </w:pPr>
-            <w:r>
-              <w:rPr>
-                <w:rFonts w:ascii="Times New Roman" w:hAnsi="Times New Roman" w:cs="Times New Roman"/>
-                <w:b w:val="0"/>
-                <w:i w:val="0"/>
-                <w:color w:val="000000"/>
-                <w:sz w:val="20"/>
-              </w:rPr>
-              <w:t>0.249</w:t>
-            </w:r>
-          </w:p>
-        </w:tc>
-        <w:tc>
-          <w:tcPr>
-            <w:tcW w:type="dxa" w:w="2256"/>
-          </w:tcPr>
-          <w:p>
-            <w:pPr>
-              <w:spacing w:line="240" w:lineRule="auto" w:after="40" w:before="0"/>
-              <w:jc w:val="center"/>
-            </w:pPr>
-            <w:r>
-              <w:rPr>
-                <w:rFonts w:ascii="Times New Roman" w:hAnsi="Times New Roman" w:cs="Times New Roman"/>
-                <w:b w:val="0"/>
-                <w:i w:val="0"/>
-                <w:color w:val="000000"/>
-                <w:sz w:val="20"/>
-              </w:rPr>
-              <w:t>.318</w:t>
-            </w:r>
-          </w:p>
-        </w:tc>
-        <w:tc>
-          <w:tcPr>
-            <w:tcW w:type="dxa" w:w="2256"/>
-          </w:tcPr>
-          <w:p>
-            <w:pPr>
-              <w:spacing w:line="240" w:lineRule="auto" w:after="40" w:before="0"/>
-              <w:jc w:val="center"/>
-            </w:pPr>
-            <w:r>
-              <w:rPr>
-                <w:rFonts w:ascii="Times New Roman" w:hAnsi="Times New Roman" w:cs="Times New Roman"/>
-                <w:b w:val="0"/>
-                <w:i w:val="0"/>
-                <w:color w:val="000000"/>
-                <w:sz w:val="20"/>
-              </w:rPr>
-              <w:t>ns</w:t>
-            </w:r>
-          </w:p>
-        </w:tc>
-      </w:tr>
-      <w:tr>
-        <w:tc>
-          <w:tcPr>
-            <w:tcW w:type="dxa" w:w="2256"/>
-          </w:tcPr>
-          <w:p>
-            <w:pPr>
-              <w:spacing w:line="240" w:lineRule="auto" w:after="40" w:before="0"/>
-              <w:jc w:val="center"/>
-            </w:pPr>
-            <w:r>
-              <w:rPr>
-                <w:rFonts w:ascii="Times New Roman" w:hAnsi="Times New Roman" w:cs="Times New Roman"/>
-                <w:b w:val="0"/>
-                <w:i w:val="0"/>
-                <w:color w:val="000000"/>
-                <w:sz w:val="20"/>
-              </w:rPr>
-              <w:t>TikTok likes</w:t>
-            </w:r>
-          </w:p>
-        </w:tc>
-        <w:tc>
-          <w:tcPr>
-            <w:tcW w:type="dxa" w:w="2256"/>
-          </w:tcPr>
-          <w:p>
-            <w:pPr>
-              <w:spacing w:line="240" w:lineRule="auto" w:after="40" w:before="0"/>
-              <w:jc w:val="center"/>
-            </w:pPr>
-            <w:r>
-              <w:rPr>
-                <w:rFonts w:ascii="Times New Roman" w:hAnsi="Times New Roman" w:cs="Times New Roman"/>
-                <w:b w:val="0"/>
-                <w:i w:val="0"/>
-                <w:color w:val="000000"/>
-                <w:sz w:val="20"/>
-              </w:rPr>
-              <w:t>0.280</w:t>
-            </w:r>
-          </w:p>
-        </w:tc>
-        <w:tc>
-          <w:tcPr>
-            <w:tcW w:type="dxa" w:w="2256"/>
-          </w:tcPr>
-          <w:p>
-            <w:pPr>
-              <w:spacing w:line="240" w:lineRule="auto" w:after="40" w:before="0"/>
-              <w:jc w:val="center"/>
-            </w:pPr>
-            <w:r>
-              <w:rPr>
-                <w:rFonts w:ascii="Times New Roman" w:hAnsi="Times New Roman" w:cs="Times New Roman"/>
-                <w:b w:val="0"/>
-                <w:i w:val="0"/>
-                <w:color w:val="000000"/>
-                <w:sz w:val="20"/>
-              </w:rPr>
-              <w:t>.098</w:t>
-            </w:r>
-          </w:p>
-        </w:tc>
-        <w:tc>
-          <w:tcPr>
-            <w:tcW w:type="dxa" w:w="2256"/>
-          </w:tcPr>
-          <w:p>
-            <w:pPr>
-              <w:spacing w:line="240" w:lineRule="auto" w:after="40" w:before="0"/>
-              <w:jc w:val="center"/>
-            </w:pPr>
-            <w:r>
-              <w:rPr>
-                <w:rFonts w:ascii="Times New Roman" w:hAnsi="Times New Roman" w:cs="Times New Roman"/>
-                <w:b w:val="0"/>
-                <w:i w:val="0"/>
-                <w:color w:val="000000"/>
-                <w:sz w:val="20"/>
-              </w:rPr>
-              <w:t>ns</w:t>
-            </w:r>
-          </w:p>
-        </w:tc>
-      </w:tr>
-      <w:tr>
-        <w:tc>
-          <w:tcPr>
-            <w:tcW w:type="dxa" w:w="2256"/>
-          </w:tcPr>
-          <w:p>
-            <w:pPr>
-              <w:spacing w:line="240" w:lineRule="auto" w:after="40" w:before="0"/>
-              <w:jc w:val="center"/>
-            </w:pPr>
-            <w:r>
-              <w:rPr>
-                <w:rFonts w:ascii="Times New Roman" w:hAnsi="Times New Roman" w:cs="Times New Roman"/>
-                <w:b w:val="0"/>
-                <w:i w:val="0"/>
-                <w:color w:val="000000"/>
-                <w:sz w:val="20"/>
-              </w:rPr>
-              <w:t>Instagram likes</w:t>
-            </w:r>
-          </w:p>
-        </w:tc>
-        <w:tc>
-          <w:tcPr>
-            <w:tcW w:type="dxa" w:w="2256"/>
-          </w:tcPr>
-          <w:p>
-            <w:pPr>
-              <w:spacing w:line="240" w:lineRule="auto" w:after="40" w:before="0"/>
-              <w:jc w:val="center"/>
-            </w:pPr>
-            <w:r>
-              <w:rPr>
-                <w:rFonts w:ascii="Times New Roman" w:hAnsi="Times New Roman" w:cs="Times New Roman"/>
-                <w:b w:val="0"/>
-                <w:i w:val="0"/>
-                <w:color w:val="000000"/>
-                <w:sz w:val="20"/>
-              </w:rPr>
-              <w:t>-0.013</w:t>
-            </w:r>
-          </w:p>
-        </w:tc>
-        <w:tc>
-          <w:tcPr>
-            <w:tcW w:type="dxa" w:w="2256"/>
-          </w:tcPr>
-          <w:p>
-            <w:pPr>
-              <w:spacing w:line="240" w:lineRule="auto" w:after="40" w:before="0"/>
-              <w:jc w:val="center"/>
-            </w:pPr>
-            <w:r>
-              <w:rPr>
-                <w:rFonts w:ascii="Times New Roman" w:hAnsi="Times New Roman" w:cs="Times New Roman"/>
-                <w:b w:val="0"/>
-                <w:i w:val="0"/>
-                <w:color w:val="000000"/>
-                <w:sz w:val="20"/>
-              </w:rPr>
-              <w:t>.936</w:t>
-            </w:r>
-          </w:p>
-        </w:tc>
-        <w:tc>
-          <w:tcPr>
-            <w:tcW w:type="dxa" w:w="2256"/>
-          </w:tcPr>
-          <w:p>
-            <w:pPr>
-              <w:spacing w:line="240" w:lineRule="auto" w:after="40" w:before="0"/>
-              <w:jc w:val="center"/>
-            </w:pPr>
-            <w:r>
-              <w:rPr>
-                <w:rFonts w:ascii="Times New Roman" w:hAnsi="Times New Roman" w:cs="Times New Roman"/>
-                <w:b w:val="0"/>
-                <w:i w:val="0"/>
-                <w:color w:val="000000"/>
-                <w:sz w:val="20"/>
-              </w:rPr>
-              <w:t>ns</w:t>
-            </w:r>
-          </w:p>
-        </w:tc>
-      </w:tr>
-      <w:tr>
-        <w:tc>
-          <w:tcPr>
-            <w:tcW w:type="dxa" w:w="2256"/>
-          </w:tcPr>
-          <w:p>
-            <w:pPr>
-              <w:spacing w:line="240" w:lineRule="auto" w:after="40" w:before="0"/>
-              <w:jc w:val="center"/>
-            </w:pPr>
-            <w:r>
-              <w:rPr>
-                <w:rFonts w:ascii="Times New Roman" w:hAnsi="Times New Roman" w:cs="Times New Roman"/>
-                <w:b w:val="0"/>
-                <w:i w:val="0"/>
-                <w:color w:val="000000"/>
-                <w:sz w:val="20"/>
-              </w:rPr>
-              <w:t>Note</w:t>
-            </w:r>
-          </w:p>
-        </w:tc>
-        <w:tc>
-          <w:tcPr>
-            <w:tcW w:type="dxa" w:w="2256"/>
-          </w:tcPr>
-          <w:p>
-            <w:pPr>
-              <w:spacing w:line="240" w:lineRule="auto" w:after="40" w:before="0"/>
-              <w:jc w:val="center"/>
-            </w:pPr>
-            <w:r>
-              <w:rPr>
-                <w:rFonts w:ascii="Times New Roman" w:hAnsi="Times New Roman" w:cs="Times New Roman"/>
-                <w:b w:val="0"/>
-                <w:i w:val="0"/>
-                <w:color w:val="000000"/>
-                <w:sz w:val="20"/>
-              </w:rPr>
-            </w:r>
-          </w:p>
-        </w:tc>
-        <w:tc>
-          <w:tcPr>
-            <w:tcW w:type="dxa" w:w="2256"/>
-          </w:tcPr>
-          <w:p>
-            <w:pPr>
-              <w:spacing w:line="240" w:lineRule="auto" w:after="40" w:before="0"/>
-              <w:jc w:val="center"/>
-            </w:pPr>
-            <w:r>
-              <w:rPr>
-                <w:rFonts w:ascii="Times New Roman" w:hAnsi="Times New Roman" w:cs="Times New Roman"/>
-                <w:b w:val="0"/>
-                <w:i w:val="0"/>
-                <w:color w:val="000000"/>
-                <w:sz w:val="20"/>
-              </w:rPr>
-            </w:r>
-          </w:p>
-        </w:tc>
-        <w:tc>
-          <w:tcPr>
-            <w:tcW w:type="dxa" w:w="2256"/>
-          </w:tcPr>
-          <w:p>
-            <w:pPr>
-              <w:spacing w:line="240" w:lineRule="auto" w:after="40" w:before="0"/>
-              <w:jc w:val="center"/>
-            </w:pPr>
-            <w:r>
-              <w:rPr>
-                <w:rFonts w:ascii="Times New Roman" w:hAnsi="Times New Roman" w:cs="Times New Roman"/>
-                <w:b w:val="0"/>
-                <w:i w:val="0"/>
-                <w:color w:val="000000"/>
-                <w:sz w:val="20"/>
-              </w:rPr>
-              <w:t>Overall likes/comments driven by Simpson's paradox</w:t>
-            </w:r>
-          </w:p>
-        </w:tc>
-      </w:tr>
-    </w:tbl>
-    <w:p>
-      <w:pPr>
-        <w:spacing w:line="360" w:lineRule="auto" w:after="120" w:before="0"/>
-        <w:jc w:val="both"/>
-      </w:pPr>
-      <w:r>
-        <w:rPr>
-          <w:rFonts w:ascii="Times New Roman" w:hAnsi="Times New Roman" w:cs="Times New Roman"/>
-          <w:b w:val="0"/>
-          <w:i w:val="0"/>
-          <w:color w:val="000000"/>
-          <w:sz w:val="24"/>
-        </w:rPr>
-      </w:r>
-    </w:p>
-    <w:p>
-      <w:pPr>
-        <w:spacing w:line="360" w:lineRule="auto" w:after="200" w:before="0"/>
-        <w:jc w:val="both"/>
-      </w:pPr>
-      <w:r>
-        <w:rPr>
-          <w:rFonts w:ascii="Times New Roman" w:hAnsi="Times New Roman" w:cs="Times New Roman"/>
-          <w:b/>
-          <w:i w:val="0"/>
-          <w:color w:val="000000"/>
-          <w:sz w:val="26"/>
-        </w:rPr>
-        <w:t>Table C7. DISCERN Section Scores by Platform (Median, IQR)</w:t>
-      </w:r>
-    </w:p>
-    <w:tbl>
-      <w:tblPr>
-        <w:tblStyle w:val="TableGrid"/>
-        <w:tblW w:type="auto" w:w="0"/>
-        <w:jc w:val="center"/>
-        <w:tblLook w:firstColumn="1" w:firstRow="1" w:lastColumn="0" w:lastRow="0" w:noHBand="0" w:noVBand="1" w:val="04A0"/>
-      </w:tblPr>
-      <w:tblGrid>
-        <w:gridCol w:w="1805"/>
-        <w:gridCol w:w="1805"/>
-        <w:gridCol w:w="1805"/>
-        <w:gridCol w:w="1805"/>
-        <w:gridCol w:w="1805"/>
-      </w:tblGrid>
-      <w:tr>
-        <w:tc>
-          <w:tcPr>
-            <w:tcW w:type="dxa" w:w="1805"/>
-            <w:shd w:fill="D9E2F3" w:val="clear"/>
-          </w:tcPr>
-          <w:p>
-            <w:pPr>
-              <w:spacing w:line="240" w:lineRule="auto" w:after="40" w:before="0"/>
-              <w:jc w:val="center"/>
-            </w:pPr>
-            <w:r>
-              <w:rPr>
-                <w:rFonts w:ascii="Times New Roman" w:hAnsi="Times New Roman" w:cs="Times New Roman"/>
-                <w:b/>
-                <w:i w:val="0"/>
-                <w:color w:val="000000"/>
-                <w:sz w:val="20"/>
-              </w:rPr>
-              <w:t>Platform</w:t>
-            </w:r>
-          </w:p>
-        </w:tc>
-        <w:tc>
-          <w:tcPr>
-            <w:tcW w:type="dxa" w:w="1805"/>
-            <w:shd w:fill="D9E2F3" w:val="clear"/>
-          </w:tcPr>
-          <w:p>
-            <w:pPr>
-              <w:spacing w:line="240" w:lineRule="auto" w:after="40" w:before="0"/>
-              <w:jc w:val="center"/>
-            </w:pPr>
-            <w:r>
-              <w:rPr>
-                <w:rFonts w:ascii="Times New Roman" w:hAnsi="Times New Roman" w:cs="Times New Roman"/>
-                <w:b/>
-                <w:i w:val="0"/>
-                <w:color w:val="000000"/>
-                <w:sz w:val="20"/>
-              </w:rPr>
-              <w:t>Section 1 Mdn</w:t>
-            </w:r>
-          </w:p>
-        </w:tc>
-        <w:tc>
-          <w:tcPr>
-            <w:tcW w:type="dxa" w:w="1805"/>
-            <w:shd w:fill="D9E2F3" w:val="clear"/>
-          </w:tcPr>
-          <w:p>
-            <w:pPr>
-              <w:spacing w:line="240" w:lineRule="auto" w:after="40" w:before="0"/>
-              <w:jc w:val="center"/>
-            </w:pPr>
-            <w:r>
-              <w:rPr>
-                <w:rFonts w:ascii="Times New Roman" w:hAnsi="Times New Roman" w:cs="Times New Roman"/>
-                <w:b/>
-                <w:i w:val="0"/>
-                <w:color w:val="000000"/>
-                <w:sz w:val="20"/>
-              </w:rPr>
-              <w:t>Section 1 IQR</w:t>
-            </w:r>
-          </w:p>
-        </w:tc>
-        <w:tc>
-          <w:tcPr>
-            <w:tcW w:type="dxa" w:w="1805"/>
-            <w:shd w:fill="D9E2F3" w:val="clear"/>
-          </w:tcPr>
-          <w:p>
-            <w:pPr>
-              <w:spacing w:line="240" w:lineRule="auto" w:after="40" w:before="0"/>
-              <w:jc w:val="center"/>
-            </w:pPr>
-            <w:r>
-              <w:rPr>
-                <w:rFonts w:ascii="Times New Roman" w:hAnsi="Times New Roman" w:cs="Times New Roman"/>
-                <w:b/>
-                <w:i w:val="0"/>
-                <w:color w:val="000000"/>
-                <w:sz w:val="20"/>
-              </w:rPr>
-              <w:t>Section 2 Mdn</w:t>
-            </w:r>
-          </w:p>
-        </w:tc>
-        <w:tc>
-          <w:tcPr>
-            <w:tcW w:type="dxa" w:w="1805"/>
-            <w:shd w:fill="D9E2F3" w:val="clear"/>
-          </w:tcPr>
-          <w:p>
-            <w:pPr>
-              <w:spacing w:line="240" w:lineRule="auto" w:after="40" w:before="0"/>
-              <w:jc w:val="center"/>
-            </w:pPr>
-            <w:r>
-              <w:rPr>
-                <w:rFonts w:ascii="Times New Roman" w:hAnsi="Times New Roman" w:cs="Times New Roman"/>
-                <w:b/>
-                <w:i w:val="0"/>
-                <w:color w:val="000000"/>
-                <w:sz w:val="20"/>
-              </w:rPr>
-              <w:t>Section 2 IQR</w:t>
-            </w:r>
-          </w:p>
-        </w:tc>
-      </w:tr>
-      <w:tr>
-        <w:tc>
-          <w:tcPr>
-            <w:tcW w:type="dxa" w:w="1805"/>
-          </w:tcPr>
-          <w:p>
-            <w:pPr>
-              <w:spacing w:line="240" w:lineRule="auto" w:after="40" w:before="0"/>
-              <w:jc w:val="center"/>
-            </w:pPr>
-            <w:r>
-              <w:rPr>
-                <w:rFonts w:ascii="Times New Roman" w:hAnsi="Times New Roman" w:cs="Times New Roman"/>
-                <w:b w:val="0"/>
-                <w:i w:val="0"/>
-                <w:color w:val="000000"/>
-                <w:sz w:val="20"/>
-              </w:rPr>
-              <w:t>Website</w:t>
-            </w:r>
-          </w:p>
-        </w:tc>
-        <w:tc>
-          <w:tcPr>
-            <w:tcW w:type="dxa" w:w="1805"/>
-          </w:tcPr>
-          <w:p>
-            <w:pPr>
-              <w:spacing w:line="240" w:lineRule="auto" w:after="40" w:before="0"/>
-              <w:jc w:val="center"/>
-            </w:pPr>
-            <w:r>
-              <w:rPr>
-                <w:rFonts w:ascii="Times New Roman" w:hAnsi="Times New Roman" w:cs="Times New Roman"/>
-                <w:b w:val="0"/>
-                <w:i w:val="0"/>
-                <w:color w:val="000000"/>
-                <w:sz w:val="20"/>
-              </w:rPr>
-              <w:t>25</w:t>
-            </w:r>
-          </w:p>
-        </w:tc>
-        <w:tc>
-          <w:tcPr>
-            <w:tcW w:type="dxa" w:w="1805"/>
-          </w:tcPr>
-          <w:p>
-            <w:pPr>
-              <w:spacing w:line="240" w:lineRule="auto" w:after="40" w:before="0"/>
-              <w:jc w:val="center"/>
-            </w:pPr>
-            <w:r>
-              <w:rPr>
-                <w:rFonts w:ascii="Times New Roman" w:hAnsi="Times New Roman" w:cs="Times New Roman"/>
-                <w:b w:val="0"/>
-                <w:i w:val="0"/>
-                <w:color w:val="000000"/>
-                <w:sz w:val="20"/>
-              </w:rPr>
-              <w:t>23–29</w:t>
-            </w:r>
-          </w:p>
-        </w:tc>
-        <w:tc>
-          <w:tcPr>
-            <w:tcW w:type="dxa" w:w="1805"/>
-          </w:tcPr>
-          <w:p>
-            <w:pPr>
-              <w:spacing w:line="240" w:lineRule="auto" w:after="40" w:before="0"/>
-              <w:jc w:val="center"/>
-            </w:pPr>
-            <w:r>
-              <w:rPr>
-                <w:rFonts w:ascii="Times New Roman" w:hAnsi="Times New Roman" w:cs="Times New Roman"/>
-                <w:b w:val="0"/>
-                <w:i w:val="0"/>
-                <w:color w:val="000000"/>
-                <w:sz w:val="20"/>
-              </w:rPr>
-              <w:t>18</w:t>
-            </w:r>
-          </w:p>
-        </w:tc>
-        <w:tc>
-          <w:tcPr>
-            <w:tcW w:type="dxa" w:w="1805"/>
-          </w:tcPr>
-          <w:p>
-            <w:pPr>
-              <w:spacing w:line="240" w:lineRule="auto" w:after="40" w:before="0"/>
-              <w:jc w:val="center"/>
-            </w:pPr>
-            <w:r>
-              <w:rPr>
-                <w:rFonts w:ascii="Times New Roman" w:hAnsi="Times New Roman" w:cs="Times New Roman"/>
-                <w:b w:val="0"/>
-                <w:i w:val="0"/>
-                <w:color w:val="000000"/>
-                <w:sz w:val="20"/>
-              </w:rPr>
-              <w:t>16–21</w:t>
-            </w:r>
-          </w:p>
-        </w:tc>
-      </w:tr>
-      <w:tr>
-        <w:tc>
-          <w:tcPr>
-            <w:tcW w:type="dxa" w:w="1805"/>
-          </w:tcPr>
-          <w:p>
-            <w:pPr>
-              <w:spacing w:line="240" w:lineRule="auto" w:after="40" w:before="0"/>
-              <w:jc w:val="center"/>
-            </w:pPr>
-            <w:r>
-              <w:rPr>
-                <w:rFonts w:ascii="Times New Roman" w:hAnsi="Times New Roman" w:cs="Times New Roman"/>
-                <w:b w:val="0"/>
-                <w:i w:val="0"/>
-                <w:color w:val="000000"/>
-                <w:sz w:val="20"/>
-              </w:rPr>
-              <w:t>YouTube</w:t>
-            </w:r>
-          </w:p>
-        </w:tc>
-        <w:tc>
-          <w:tcPr>
-            <w:tcW w:type="dxa" w:w="1805"/>
-          </w:tcPr>
-          <w:p>
-            <w:pPr>
-              <w:spacing w:line="240" w:lineRule="auto" w:after="40" w:before="0"/>
-              <w:jc w:val="center"/>
-            </w:pPr>
-            <w:r>
-              <w:rPr>
-                <w:rFonts w:ascii="Times New Roman" w:hAnsi="Times New Roman" w:cs="Times New Roman"/>
-                <w:b w:val="0"/>
-                <w:i w:val="0"/>
-                <w:color w:val="000000"/>
-                <w:sz w:val="20"/>
-              </w:rPr>
-              <w:t>24</w:t>
-            </w:r>
-          </w:p>
-        </w:tc>
-        <w:tc>
-          <w:tcPr>
-            <w:tcW w:type="dxa" w:w="1805"/>
-          </w:tcPr>
-          <w:p>
-            <w:pPr>
-              <w:spacing w:line="240" w:lineRule="auto" w:after="40" w:before="0"/>
-              <w:jc w:val="center"/>
-            </w:pPr>
-            <w:r>
-              <w:rPr>
-                <w:rFonts w:ascii="Times New Roman" w:hAnsi="Times New Roman" w:cs="Times New Roman"/>
-                <w:b w:val="0"/>
-                <w:i w:val="0"/>
-                <w:color w:val="000000"/>
-                <w:sz w:val="20"/>
-              </w:rPr>
-              <w:t>21–27</w:t>
-            </w:r>
-          </w:p>
-        </w:tc>
-        <w:tc>
-          <w:tcPr>
-            <w:tcW w:type="dxa" w:w="1805"/>
-          </w:tcPr>
-          <w:p>
-            <w:pPr>
-              <w:spacing w:line="240" w:lineRule="auto" w:after="40" w:before="0"/>
-              <w:jc w:val="center"/>
-            </w:pPr>
-            <w:r>
-              <w:rPr>
-                <w:rFonts w:ascii="Times New Roman" w:hAnsi="Times New Roman" w:cs="Times New Roman"/>
-                <w:b w:val="0"/>
-                <w:i w:val="0"/>
-                <w:color w:val="000000"/>
-                <w:sz w:val="20"/>
-              </w:rPr>
-              <w:t>16</w:t>
-            </w:r>
-          </w:p>
-        </w:tc>
-        <w:tc>
-          <w:tcPr>
-            <w:tcW w:type="dxa" w:w="1805"/>
-          </w:tcPr>
-          <w:p>
-            <w:pPr>
-              <w:spacing w:line="240" w:lineRule="auto" w:after="40" w:before="0"/>
-              <w:jc w:val="center"/>
-            </w:pPr>
-            <w:r>
-              <w:rPr>
-                <w:rFonts w:ascii="Times New Roman" w:hAnsi="Times New Roman" w:cs="Times New Roman"/>
-                <w:b w:val="0"/>
-                <w:i w:val="0"/>
-                <w:color w:val="000000"/>
-                <w:sz w:val="20"/>
-              </w:rPr>
-              <w:t>14–18</w:t>
-            </w:r>
-          </w:p>
-        </w:tc>
-      </w:tr>
-      <w:tr>
-        <w:tc>
-          <w:tcPr>
-            <w:tcW w:type="dxa" w:w="1805"/>
-          </w:tcPr>
-          <w:p>
-            <w:pPr>
-              <w:spacing w:line="240" w:lineRule="auto" w:after="40" w:before="0"/>
-              <w:jc w:val="center"/>
-            </w:pPr>
-            <w:r>
-              <w:rPr>
-                <w:rFonts w:ascii="Times New Roman" w:hAnsi="Times New Roman" w:cs="Times New Roman"/>
-                <w:b w:val="0"/>
-                <w:i w:val="0"/>
-                <w:color w:val="000000"/>
-                <w:sz w:val="20"/>
-              </w:rPr>
-              <w:t>TikTok</w:t>
-            </w:r>
-          </w:p>
-        </w:tc>
-        <w:tc>
-          <w:tcPr>
-            <w:tcW w:type="dxa" w:w="1805"/>
-          </w:tcPr>
-          <w:p>
-            <w:pPr>
-              <w:spacing w:line="240" w:lineRule="auto" w:after="40" w:before="0"/>
-              <w:jc w:val="center"/>
-            </w:pPr>
-            <w:r>
-              <w:rPr>
-                <w:rFonts w:ascii="Times New Roman" w:hAnsi="Times New Roman" w:cs="Times New Roman"/>
-                <w:b w:val="0"/>
-                <w:i w:val="0"/>
-                <w:color w:val="000000"/>
-                <w:sz w:val="20"/>
-              </w:rPr>
-              <w:t>19</w:t>
-            </w:r>
-          </w:p>
-        </w:tc>
-        <w:tc>
-          <w:tcPr>
-            <w:tcW w:type="dxa" w:w="1805"/>
-          </w:tcPr>
-          <w:p>
-            <w:pPr>
-              <w:spacing w:line="240" w:lineRule="auto" w:after="40" w:before="0"/>
-              <w:jc w:val="center"/>
-            </w:pPr>
-            <w:r>
-              <w:rPr>
-                <w:rFonts w:ascii="Times New Roman" w:hAnsi="Times New Roman" w:cs="Times New Roman"/>
-                <w:b w:val="0"/>
-                <w:i w:val="0"/>
-                <w:color w:val="000000"/>
-                <w:sz w:val="20"/>
-              </w:rPr>
-              <w:t>17–22</w:t>
-            </w:r>
-          </w:p>
-        </w:tc>
-        <w:tc>
-          <w:tcPr>
-            <w:tcW w:type="dxa" w:w="1805"/>
-          </w:tcPr>
-          <w:p>
-            <w:pPr>
-              <w:spacing w:line="240" w:lineRule="auto" w:after="40" w:before="0"/>
-              <w:jc w:val="center"/>
-            </w:pPr>
-            <w:r>
-              <w:rPr>
-                <w:rFonts w:ascii="Times New Roman" w:hAnsi="Times New Roman" w:cs="Times New Roman"/>
-                <w:b w:val="0"/>
-                <w:i w:val="0"/>
-                <w:color w:val="000000"/>
-                <w:sz w:val="20"/>
-              </w:rPr>
-              <w:t>14</w:t>
-            </w:r>
-          </w:p>
-        </w:tc>
-        <w:tc>
-          <w:tcPr>
-            <w:tcW w:type="dxa" w:w="1805"/>
-          </w:tcPr>
-          <w:p>
-            <w:pPr>
-              <w:spacing w:line="240" w:lineRule="auto" w:after="40" w:before="0"/>
-              <w:jc w:val="center"/>
-            </w:pPr>
-            <w:r>
-              <w:rPr>
-                <w:rFonts w:ascii="Times New Roman" w:hAnsi="Times New Roman" w:cs="Times New Roman"/>
-                <w:b w:val="0"/>
-                <w:i w:val="0"/>
-                <w:color w:val="000000"/>
-                <w:sz w:val="20"/>
-              </w:rPr>
-              <w:t>11–16</w:t>
-            </w:r>
-          </w:p>
-        </w:tc>
-      </w:tr>
-      <w:tr>
-        <w:tc>
-          <w:tcPr>
-            <w:tcW w:type="dxa" w:w="1805"/>
-          </w:tcPr>
-          <w:p>
-            <w:pPr>
-              <w:spacing w:line="240" w:lineRule="auto" w:after="40" w:before="0"/>
-              <w:jc w:val="center"/>
-            </w:pPr>
-            <w:r>
-              <w:rPr>
-                <w:rFonts w:ascii="Times New Roman" w:hAnsi="Times New Roman" w:cs="Times New Roman"/>
-                <w:b w:val="0"/>
-                <w:i w:val="0"/>
-                <w:color w:val="000000"/>
-                <w:sz w:val="20"/>
-              </w:rPr>
-              <w:t>Instagram</w:t>
-            </w:r>
-          </w:p>
-        </w:tc>
-        <w:tc>
-          <w:tcPr>
-            <w:tcW w:type="dxa" w:w="1805"/>
-          </w:tcPr>
-          <w:p>
-            <w:pPr>
-              <w:spacing w:line="240" w:lineRule="auto" w:after="40" w:before="0"/>
-              <w:jc w:val="center"/>
-            </w:pPr>
-            <w:r>
-              <w:rPr>
-                <w:rFonts w:ascii="Times New Roman" w:hAnsi="Times New Roman" w:cs="Times New Roman"/>
-                <w:b w:val="0"/>
-                <w:i w:val="0"/>
-                <w:color w:val="000000"/>
-                <w:sz w:val="20"/>
-              </w:rPr>
-              <w:t>15</w:t>
-            </w:r>
-          </w:p>
-        </w:tc>
-        <w:tc>
-          <w:tcPr>
-            <w:tcW w:type="dxa" w:w="1805"/>
-          </w:tcPr>
-          <w:p>
-            <w:pPr>
-              <w:spacing w:line="240" w:lineRule="auto" w:after="40" w:before="0"/>
-              <w:jc w:val="center"/>
-            </w:pPr>
-            <w:r>
-              <w:rPr>
-                <w:rFonts w:ascii="Times New Roman" w:hAnsi="Times New Roman" w:cs="Times New Roman"/>
-                <w:b w:val="0"/>
-                <w:i w:val="0"/>
-                <w:color w:val="000000"/>
-                <w:sz w:val="20"/>
-              </w:rPr>
-              <w:t>13–18</w:t>
-            </w:r>
-          </w:p>
-        </w:tc>
-        <w:tc>
-          <w:tcPr>
-            <w:tcW w:type="dxa" w:w="1805"/>
-          </w:tcPr>
-          <w:p>
-            <w:pPr>
-              <w:spacing w:line="240" w:lineRule="auto" w:after="40" w:before="0"/>
-              <w:jc w:val="center"/>
-            </w:pPr>
-            <w:r>
-              <w:rPr>
-                <w:rFonts w:ascii="Times New Roman" w:hAnsi="Times New Roman" w:cs="Times New Roman"/>
-                <w:b w:val="0"/>
-                <w:i w:val="0"/>
-                <w:color w:val="000000"/>
-                <w:sz w:val="20"/>
-              </w:rPr>
-              <w:t>10</w:t>
-            </w:r>
-          </w:p>
-        </w:tc>
-        <w:tc>
-          <w:tcPr>
-            <w:tcW w:type="dxa" w:w="1805"/>
-          </w:tcPr>
-          <w:p>
-            <w:pPr>
-              <w:spacing w:line="240" w:lineRule="auto" w:after="40" w:before="0"/>
-              <w:jc w:val="center"/>
-            </w:pPr>
-            <w:r>
-              <w:rPr>
-                <w:rFonts w:ascii="Times New Roman" w:hAnsi="Times New Roman" w:cs="Times New Roman"/>
-                <w:b w:val="0"/>
-                <w:i w:val="0"/>
-                <w:color w:val="000000"/>
-                <w:sz w:val="20"/>
-              </w:rPr>
-              <w:t>9–13</w:t>
-            </w:r>
-          </w:p>
-        </w:tc>
-      </w:tr>
-    </w:tbl>
-    <w:p>
-      <w:pPr>
-        <w:spacing w:line="360" w:lineRule="auto" w:after="120" w:before="0"/>
-        <w:jc w:val="both"/>
-      </w:pPr>
-      <w:r>
-        <w:rPr>
-          <w:rFonts w:ascii="Times New Roman" w:hAnsi="Times New Roman" w:cs="Times New Roman"/>
-          <w:b w:val="0"/>
-          <w:i w:val="0"/>
-          <w:color w:val="000000"/>
-          <w:sz w:val="24"/>
-        </w:rPr>
-      </w:r>
-    </w:p>
-    <w:p>
-      <w:pPr>
-        <w:spacing w:line="360" w:lineRule="auto" w:after="200" w:before="0"/>
-        <w:jc w:val="both"/>
-      </w:pPr>
-      <w:r>
-        <w:rPr>
-          <w:rFonts w:ascii="Times New Roman" w:hAnsi="Times New Roman" w:cs="Times New Roman"/>
-          <w:b/>
-          <w:i w:val="0"/>
-          <w:color w:val="000000"/>
-          <w:sz w:val="26"/>
-        </w:rPr>
-        <w:t>Table C8. DISCERN Scores by Creator Type</w:t>
-      </w:r>
-    </w:p>
-    <w:tbl>
-      <w:tblPr>
-        <w:tblStyle w:val="TableGrid"/>
-        <w:tblW w:type="auto" w:w="0"/>
-        <w:jc w:val="center"/>
-        <w:tblLook w:firstColumn="1" w:firstRow="1" w:lastColumn="0" w:lastRow="0" w:noHBand="0" w:noVBand="1" w:val="04A0"/>
-      </w:tblPr>
-      <w:tblGrid>
-        <w:gridCol w:w="3009"/>
-        <w:gridCol w:w="3009"/>
-        <w:gridCol w:w="3009"/>
-      </w:tblGrid>
-      <w:tr>
-        <w:tc>
-          <w:tcPr>
-            <w:tcW w:type="dxa" w:w="3009"/>
-            <w:shd w:fill="D9E2F3" w:val="clear"/>
-          </w:tcPr>
-          <w:p>
-            <w:pPr>
-              <w:spacing w:line="240" w:lineRule="auto" w:after="40" w:before="0"/>
-              <w:jc w:val="center"/>
-            </w:pPr>
-            <w:r>
-              <w:rPr>
-                <w:rFonts w:ascii="Times New Roman" w:hAnsi="Times New Roman" w:cs="Times New Roman"/>
-                <w:b/>
-                <w:i w:val="0"/>
-                <w:color w:val="000000"/>
-                <w:sz w:val="20"/>
-              </w:rPr>
-              <w:t>Creator Type</w:t>
-            </w:r>
-          </w:p>
-        </w:tc>
-        <w:tc>
-          <w:tcPr>
-            <w:tcW w:type="dxa" w:w="3009"/>
-            <w:shd w:fill="D9E2F3" w:val="clear"/>
-          </w:tcPr>
-          <w:p>
-            <w:pPr>
-              <w:spacing w:line="240" w:lineRule="auto" w:after="40" w:before="0"/>
-              <w:jc w:val="center"/>
-            </w:pPr>
-            <w:r>
-              <w:rPr>
-                <w:rFonts w:ascii="Times New Roman" w:hAnsi="Times New Roman" w:cs="Times New Roman"/>
-                <w:b/>
-                <w:i w:val="0"/>
-                <w:color w:val="000000"/>
-                <w:sz w:val="20"/>
-              </w:rPr>
-              <w:t>n</w:t>
-            </w:r>
-          </w:p>
-        </w:tc>
-        <w:tc>
-          <w:tcPr>
-            <w:tcW w:type="dxa" w:w="3009"/>
-            <w:shd w:fill="D9E2F3" w:val="clear"/>
-          </w:tcPr>
-          <w:p>
-            <w:pPr>
-              <w:spacing w:line="240" w:lineRule="auto" w:after="40" w:before="0"/>
-              <w:jc w:val="center"/>
-            </w:pPr>
-            <w:r>
-              <w:rPr>
-                <w:rFonts w:ascii="Times New Roman" w:hAnsi="Times New Roman" w:cs="Times New Roman"/>
-                <w:b/>
-                <w:i w:val="0"/>
-                <w:color w:val="000000"/>
-                <w:sz w:val="20"/>
-              </w:rPr>
-              <w:t>Mdn DISCERN</w:t>
-            </w:r>
-          </w:p>
-        </w:tc>
-      </w:tr>
-      <w:tr>
-        <w:tc>
-          <w:tcPr>
-            <w:tcW w:type="dxa" w:w="3009"/>
-          </w:tcPr>
-          <w:p>
-            <w:pPr>
-              <w:spacing w:line="240" w:lineRule="auto" w:after="40" w:before="0"/>
-              <w:jc w:val="center"/>
-            </w:pPr>
-            <w:r>
-              <w:rPr>
-                <w:rFonts w:ascii="Times New Roman" w:hAnsi="Times New Roman" w:cs="Times New Roman"/>
-                <w:b w:val="0"/>
-                <w:i w:val="0"/>
-                <w:color w:val="000000"/>
-                <w:sz w:val="20"/>
-              </w:rPr>
-              <w:t>Healthcare Professional</w:t>
-            </w:r>
-          </w:p>
-        </w:tc>
-        <w:tc>
-          <w:tcPr>
-            <w:tcW w:type="dxa" w:w="3009"/>
-          </w:tcPr>
-          <w:p>
-            <w:pPr>
-              <w:spacing w:line="240" w:lineRule="auto" w:after="40" w:before="0"/>
-              <w:jc w:val="center"/>
-            </w:pPr>
-            <w:r>
-              <w:rPr>
-                <w:rFonts w:ascii="Times New Roman" w:hAnsi="Times New Roman" w:cs="Times New Roman"/>
-                <w:b w:val="0"/>
-                <w:i w:val="0"/>
-                <w:color w:val="000000"/>
-                <w:sz w:val="20"/>
-              </w:rPr>
-              <w:t>17</w:t>
-            </w:r>
-          </w:p>
-        </w:tc>
-        <w:tc>
-          <w:tcPr>
-            <w:tcW w:type="dxa" w:w="3009"/>
-          </w:tcPr>
-          <w:p>
-            <w:pPr>
-              <w:spacing w:line="240" w:lineRule="auto" w:after="40" w:before="0"/>
-              <w:jc w:val="center"/>
-            </w:pPr>
-            <w:r>
-              <w:rPr>
-                <w:rFonts w:ascii="Times New Roman" w:hAnsi="Times New Roman" w:cs="Times New Roman"/>
-                <w:b w:val="0"/>
-                <w:i w:val="0"/>
-                <w:color w:val="000000"/>
-                <w:sz w:val="20"/>
-              </w:rPr>
-              <w:t>41.0</w:t>
-            </w:r>
-          </w:p>
-        </w:tc>
-      </w:tr>
-      <w:tr>
-        <w:tc>
-          <w:tcPr>
-            <w:tcW w:type="dxa" w:w="3009"/>
-          </w:tcPr>
-          <w:p>
-            <w:pPr>
-              <w:spacing w:line="240" w:lineRule="auto" w:after="40" w:before="0"/>
-              <w:jc w:val="center"/>
-            </w:pPr>
-            <w:r>
-              <w:rPr>
-                <w:rFonts w:ascii="Times New Roman" w:hAnsi="Times New Roman" w:cs="Times New Roman"/>
-                <w:b w:val="0"/>
-                <w:i w:val="0"/>
-                <w:color w:val="000000"/>
-                <w:sz w:val="20"/>
-              </w:rPr>
-              <w:t>Certified Fitness Professional</w:t>
-            </w:r>
-          </w:p>
-        </w:tc>
-        <w:tc>
-          <w:tcPr>
-            <w:tcW w:type="dxa" w:w="3009"/>
-          </w:tcPr>
-          <w:p>
-            <w:pPr>
-              <w:spacing w:line="240" w:lineRule="auto" w:after="40" w:before="0"/>
-              <w:jc w:val="center"/>
-            </w:pPr>
-            <w:r>
-              <w:rPr>
-                <w:rFonts w:ascii="Times New Roman" w:hAnsi="Times New Roman" w:cs="Times New Roman"/>
-                <w:b w:val="0"/>
-                <w:i w:val="0"/>
-                <w:color w:val="000000"/>
-                <w:sz w:val="20"/>
-              </w:rPr>
-              <w:t>31</w:t>
-            </w:r>
-          </w:p>
-        </w:tc>
-        <w:tc>
-          <w:tcPr>
-            <w:tcW w:type="dxa" w:w="3009"/>
-          </w:tcPr>
-          <w:p>
-            <w:pPr>
-              <w:spacing w:line="240" w:lineRule="auto" w:after="40" w:before="0"/>
-              <w:jc w:val="center"/>
-            </w:pPr>
-            <w:r>
-              <w:rPr>
-                <w:rFonts w:ascii="Times New Roman" w:hAnsi="Times New Roman" w:cs="Times New Roman"/>
-                <w:b w:val="0"/>
-                <w:i w:val="0"/>
-                <w:color w:val="000000"/>
-                <w:sz w:val="20"/>
-              </w:rPr>
-              <w:t>41.0</w:t>
-            </w:r>
-          </w:p>
-        </w:tc>
-      </w:tr>
-      <w:tr>
-        <w:tc>
-          <w:tcPr>
-            <w:tcW w:type="dxa" w:w="3009"/>
-          </w:tcPr>
-          <w:p>
-            <w:pPr>
-              <w:spacing w:line="240" w:lineRule="auto" w:after="40" w:before="0"/>
-              <w:jc w:val="center"/>
-            </w:pPr>
-            <w:r>
-              <w:rPr>
-                <w:rFonts w:ascii="Times New Roman" w:hAnsi="Times New Roman" w:cs="Times New Roman"/>
-                <w:b w:val="0"/>
-                <w:i w:val="0"/>
-                <w:color w:val="000000"/>
-                <w:sz w:val="20"/>
-              </w:rPr>
-              <w:t>Fitness Influencer</w:t>
-            </w:r>
-          </w:p>
-        </w:tc>
-        <w:tc>
-          <w:tcPr>
-            <w:tcW w:type="dxa" w:w="3009"/>
-          </w:tcPr>
-          <w:p>
-            <w:pPr>
-              <w:spacing w:line="240" w:lineRule="auto" w:after="40" w:before="0"/>
-              <w:jc w:val="center"/>
-            </w:pPr>
-            <w:r>
-              <w:rPr>
-                <w:rFonts w:ascii="Times New Roman" w:hAnsi="Times New Roman" w:cs="Times New Roman"/>
-                <w:b w:val="0"/>
-                <w:i w:val="0"/>
-                <w:color w:val="000000"/>
-                <w:sz w:val="20"/>
-              </w:rPr>
-              <w:t>27</w:t>
-            </w:r>
-          </w:p>
-        </w:tc>
-        <w:tc>
-          <w:tcPr>
-            <w:tcW w:type="dxa" w:w="3009"/>
-          </w:tcPr>
-          <w:p>
-            <w:pPr>
-              <w:spacing w:line="240" w:lineRule="auto" w:after="40" w:before="0"/>
-              <w:jc w:val="center"/>
-            </w:pPr>
-            <w:r>
-              <w:rPr>
-                <w:rFonts w:ascii="Times New Roman" w:hAnsi="Times New Roman" w:cs="Times New Roman"/>
-                <w:b w:val="0"/>
-                <w:i w:val="0"/>
-                <w:color w:val="000000"/>
-                <w:sz w:val="20"/>
-              </w:rPr>
-              <w:t>36.0</w:t>
-            </w:r>
-          </w:p>
-        </w:tc>
-      </w:tr>
-      <w:tr>
-        <w:tc>
-          <w:tcPr>
-            <w:tcW w:type="dxa" w:w="3009"/>
-          </w:tcPr>
-          <w:p>
-            <w:pPr>
-              <w:spacing w:line="240" w:lineRule="auto" w:after="40" w:before="0"/>
-              <w:jc w:val="center"/>
-            </w:pPr>
-            <w:r>
-              <w:rPr>
-                <w:rFonts w:ascii="Times New Roman" w:hAnsi="Times New Roman" w:cs="Times New Roman"/>
-                <w:b w:val="0"/>
-                <w:i w:val="0"/>
-                <w:color w:val="000000"/>
-                <w:sz w:val="20"/>
-              </w:rPr>
-              <w:t>General User</w:t>
-            </w:r>
-          </w:p>
-        </w:tc>
-        <w:tc>
-          <w:tcPr>
-            <w:tcW w:type="dxa" w:w="3009"/>
-          </w:tcPr>
-          <w:p>
-            <w:pPr>
-              <w:spacing w:line="240" w:lineRule="auto" w:after="40" w:before="0"/>
-              <w:jc w:val="center"/>
-            </w:pPr>
-            <w:r>
-              <w:rPr>
-                <w:rFonts w:ascii="Times New Roman" w:hAnsi="Times New Roman" w:cs="Times New Roman"/>
-                <w:b w:val="0"/>
-                <w:i w:val="0"/>
-                <w:color w:val="000000"/>
-                <w:sz w:val="20"/>
-              </w:rPr>
-              <w:t>30</w:t>
-            </w:r>
-          </w:p>
-        </w:tc>
-        <w:tc>
-          <w:tcPr>
-            <w:tcW w:type="dxa" w:w="3009"/>
-          </w:tcPr>
-          <w:p>
-            <w:pPr>
-              <w:spacing w:line="240" w:lineRule="auto" w:after="40" w:before="0"/>
-              <w:jc w:val="center"/>
-            </w:pPr>
-            <w:r>
-              <w:rPr>
-                <w:rFonts w:ascii="Times New Roman" w:hAnsi="Times New Roman" w:cs="Times New Roman"/>
-                <w:b w:val="0"/>
-                <w:i w:val="0"/>
-                <w:color w:val="000000"/>
-                <w:sz w:val="20"/>
-              </w:rPr>
-              <w:t>33.0</w:t>
-            </w:r>
-          </w:p>
-        </w:tc>
-      </w:tr>
-      <w:tr>
-        <w:tc>
-          <w:tcPr>
-            <w:tcW w:type="dxa" w:w="3009"/>
-          </w:tcPr>
-          <w:p>
-            <w:pPr>
-              <w:spacing w:line="240" w:lineRule="auto" w:after="40" w:before="0"/>
-              <w:jc w:val="center"/>
-            </w:pPr>
-            <w:r>
-              <w:rPr>
-                <w:rFonts w:ascii="Times New Roman" w:hAnsi="Times New Roman" w:cs="Times New Roman"/>
-                <w:b w:val="0"/>
-                <w:i w:val="0"/>
-                <w:color w:val="000000"/>
-                <w:sz w:val="20"/>
-              </w:rPr>
-              <w:t>Organisation</w:t>
-            </w:r>
-          </w:p>
-        </w:tc>
-        <w:tc>
-          <w:tcPr>
-            <w:tcW w:type="dxa" w:w="3009"/>
-          </w:tcPr>
-          <w:p>
-            <w:pPr>
-              <w:spacing w:line="240" w:lineRule="auto" w:after="40" w:before="0"/>
-              <w:jc w:val="center"/>
-            </w:pPr>
-            <w:r>
-              <w:rPr>
-                <w:rFonts w:ascii="Times New Roman" w:hAnsi="Times New Roman" w:cs="Times New Roman"/>
-                <w:b w:val="0"/>
-                <w:i w:val="0"/>
-                <w:color w:val="000000"/>
-                <w:sz w:val="20"/>
-              </w:rPr>
-              <w:t>85</w:t>
-            </w:r>
-          </w:p>
-        </w:tc>
-        <w:tc>
-          <w:tcPr>
-            <w:tcW w:type="dxa" w:w="3009"/>
-          </w:tcPr>
-          <w:p>
-            <w:pPr>
-              <w:spacing w:line="240" w:lineRule="auto" w:after="40" w:before="0"/>
-              <w:jc w:val="center"/>
-            </w:pPr>
-            <w:r>
-              <w:rPr>
-                <w:rFonts w:ascii="Times New Roman" w:hAnsi="Times New Roman" w:cs="Times New Roman"/>
-                <w:b w:val="0"/>
-                <w:i w:val="0"/>
-                <w:color w:val="000000"/>
-                <w:sz w:val="20"/>
-              </w:rPr>
-              <w:t>39.0</w:t>
-            </w:r>
-          </w:p>
-        </w:tc>
-      </w:tr>
-    </w:tbl>
-    <w:p>
-      <w:pPr>
-        <w:spacing w:line="360" w:lineRule="auto" w:after="120" w:before="0"/>
-        <w:jc w:val="both"/>
-      </w:pPr>
-      <w:r>
-        <w:rPr>
-          <w:rFonts w:ascii="Times New Roman" w:hAnsi="Times New Roman" w:cs="Times New Roman"/>
-          <w:b w:val="0"/>
-          <w:i w:val="0"/>
-          <w:color w:val="000000"/>
-          <w:sz w:val="24"/>
-        </w:rPr>
-      </w:r>
-    </w:p>
-    <w:p>
-      <w:pPr>
-        <w:spacing w:line="360" w:lineRule="auto" w:after="200" w:before="0"/>
-        <w:jc w:val="both"/>
-      </w:pPr>
-      <w:r>
-        <w:rPr>
-          <w:rFonts w:ascii="Times New Roman" w:hAnsi="Times New Roman" w:cs="Times New Roman"/>
-          <w:b/>
-          <w:i w:val="0"/>
-          <w:color w:val="000000"/>
-          <w:sz w:val="26"/>
-        </w:rPr>
-        <w:t>Table C9. DISCERN Scores by Content Format</w:t>
-      </w:r>
-    </w:p>
-    <w:tbl>
-      <w:tblPr>
-        <w:tblStyle w:val="TableGrid"/>
-        <w:tblW w:type="auto" w:w="0"/>
-        <w:jc w:val="center"/>
-        <w:tblLook w:firstColumn="1" w:firstRow="1" w:lastColumn="0" w:lastRow="0" w:noHBand="0" w:noVBand="1" w:val="04A0"/>
-      </w:tblPr>
-      <w:tblGrid>
-        <w:gridCol w:w="2256"/>
-        <w:gridCol w:w="2256"/>
-        <w:gridCol w:w="2256"/>
-        <w:gridCol w:w="2256"/>
-      </w:tblGrid>
-      <w:tr>
-        <w:tc>
-          <w:tcPr>
-            <w:tcW w:type="dxa" w:w="2256"/>
-            <w:shd w:fill="D9E2F3" w:val="clear"/>
-          </w:tcPr>
-          <w:p>
-            <w:pPr>
-              <w:spacing w:line="240" w:lineRule="auto" w:after="40" w:before="0"/>
-              <w:jc w:val="center"/>
-            </w:pPr>
-            <w:r>
-              <w:rPr>
-                <w:rFonts w:ascii="Times New Roman" w:hAnsi="Times New Roman" w:cs="Times New Roman"/>
-                <w:b/>
-                <w:i w:val="0"/>
-                <w:color w:val="000000"/>
-                <w:sz w:val="20"/>
-              </w:rPr>
-              <w:t>Format</w:t>
-            </w:r>
-          </w:p>
-        </w:tc>
-        <w:tc>
-          <w:tcPr>
-            <w:tcW w:type="dxa" w:w="2256"/>
-            <w:shd w:fill="D9E2F3" w:val="clear"/>
-          </w:tcPr>
-          <w:p>
-            <w:pPr>
-              <w:spacing w:line="240" w:lineRule="auto" w:after="40" w:before="0"/>
-              <w:jc w:val="center"/>
-            </w:pPr>
-            <w:r>
-              <w:rPr>
-                <w:rFonts w:ascii="Times New Roman" w:hAnsi="Times New Roman" w:cs="Times New Roman"/>
-                <w:b/>
-                <w:i w:val="0"/>
-                <w:color w:val="000000"/>
-                <w:sz w:val="20"/>
-              </w:rPr>
-              <w:t>n</w:t>
-            </w:r>
-          </w:p>
-        </w:tc>
-        <w:tc>
-          <w:tcPr>
-            <w:tcW w:type="dxa" w:w="2256"/>
-            <w:shd w:fill="D9E2F3" w:val="clear"/>
-          </w:tcPr>
-          <w:p>
-            <w:pPr>
-              <w:spacing w:line="240" w:lineRule="auto" w:after="40" w:before="0"/>
-              <w:jc w:val="center"/>
-            </w:pPr>
-            <w:r>
-              <w:rPr>
-                <w:rFonts w:ascii="Times New Roman" w:hAnsi="Times New Roman" w:cs="Times New Roman"/>
-                <w:b/>
-                <w:i w:val="0"/>
-                <w:color w:val="000000"/>
-                <w:sz w:val="20"/>
-              </w:rPr>
-              <w:t>Mdn</w:t>
-            </w:r>
-          </w:p>
-        </w:tc>
-        <w:tc>
-          <w:tcPr>
-            <w:tcW w:type="dxa" w:w="2256"/>
-            <w:shd w:fill="D9E2F3" w:val="clear"/>
-          </w:tcPr>
-          <w:p>
-            <w:pPr>
-              <w:spacing w:line="240" w:lineRule="auto" w:after="40" w:before="0"/>
-              <w:jc w:val="center"/>
-            </w:pPr>
-            <w:r>
-              <w:rPr>
-                <w:rFonts w:ascii="Times New Roman" w:hAnsi="Times New Roman" w:cs="Times New Roman"/>
-                <w:b/>
-                <w:i w:val="0"/>
-                <w:color w:val="000000"/>
-                <w:sz w:val="20"/>
-              </w:rPr>
-              <w:t>M</w:t>
-            </w:r>
-          </w:p>
-        </w:tc>
-      </w:tr>
-      <w:tr>
-        <w:tc>
-          <w:tcPr>
-            <w:tcW w:type="dxa" w:w="2256"/>
-          </w:tcPr>
-          <w:p>
-            <w:pPr>
-              <w:spacing w:line="240" w:lineRule="auto" w:after="40" w:before="0"/>
-              <w:jc w:val="center"/>
-            </w:pPr>
-            <w:r>
-              <w:rPr>
-                <w:rFonts w:ascii="Times New Roman" w:hAnsi="Times New Roman" w:cs="Times New Roman"/>
-                <w:b w:val="0"/>
-                <w:i w:val="0"/>
-                <w:color w:val="000000"/>
-                <w:sz w:val="20"/>
-              </w:rPr>
-              <w:t>Long Video (&gt;5 min)</w:t>
-            </w:r>
-          </w:p>
-        </w:tc>
-        <w:tc>
-          <w:tcPr>
-            <w:tcW w:type="dxa" w:w="2256"/>
-          </w:tcPr>
-          <w:p>
-            <w:pPr>
-              <w:spacing w:line="240" w:lineRule="auto" w:after="40" w:before="0"/>
-              <w:jc w:val="center"/>
-            </w:pPr>
-            <w:r>
-              <w:rPr>
-                <w:rFonts w:ascii="Times New Roman" w:hAnsi="Times New Roman" w:cs="Times New Roman"/>
-                <w:b w:val="0"/>
-                <w:i w:val="0"/>
-                <w:color w:val="000000"/>
-                <w:sz w:val="20"/>
-              </w:rPr>
-              <w:t>45</w:t>
-            </w:r>
-          </w:p>
-        </w:tc>
-        <w:tc>
-          <w:tcPr>
-            <w:tcW w:type="dxa" w:w="2256"/>
-          </w:tcPr>
-          <w:p>
-            <w:pPr>
-              <w:spacing w:line="240" w:lineRule="auto" w:after="40" w:before="0"/>
-              <w:jc w:val="center"/>
-            </w:pPr>
-            <w:r>
-              <w:rPr>
-                <w:rFonts w:ascii="Times New Roman" w:hAnsi="Times New Roman" w:cs="Times New Roman"/>
-                <w:b w:val="0"/>
-                <w:i w:val="0"/>
-                <w:color w:val="000000"/>
-                <w:sz w:val="20"/>
-              </w:rPr>
-              <w:t>43.0</w:t>
-            </w:r>
-          </w:p>
-        </w:tc>
-        <w:tc>
-          <w:tcPr>
-            <w:tcW w:type="dxa" w:w="2256"/>
-          </w:tcPr>
-          <w:p>
-            <w:pPr>
-              <w:spacing w:line="240" w:lineRule="auto" w:after="40" w:before="0"/>
-              <w:jc w:val="center"/>
-            </w:pPr>
-            <w:r>
-              <w:rPr>
-                <w:rFonts w:ascii="Times New Roman" w:hAnsi="Times New Roman" w:cs="Times New Roman"/>
-                <w:b w:val="0"/>
-                <w:i w:val="0"/>
-                <w:color w:val="000000"/>
-                <w:sz w:val="20"/>
-              </w:rPr>
-              <w:t>43.1</w:t>
-            </w:r>
-          </w:p>
-        </w:tc>
-      </w:tr>
-      <w:tr>
-        <w:tc>
-          <w:tcPr>
-            <w:tcW w:type="dxa" w:w="2256"/>
-          </w:tcPr>
-          <w:p>
-            <w:pPr>
-              <w:spacing w:line="240" w:lineRule="auto" w:after="40" w:before="0"/>
-              <w:jc w:val="center"/>
-            </w:pPr>
-            <w:r>
-              <w:rPr>
-                <w:rFonts w:ascii="Times New Roman" w:hAnsi="Times New Roman" w:cs="Times New Roman"/>
-                <w:b w:val="0"/>
-                <w:i w:val="0"/>
-                <w:color w:val="000000"/>
-                <w:sz w:val="20"/>
-              </w:rPr>
-              <w:t>Short Video (&lt;60 s)</w:t>
-            </w:r>
-          </w:p>
-        </w:tc>
-        <w:tc>
-          <w:tcPr>
-            <w:tcW w:type="dxa" w:w="2256"/>
-          </w:tcPr>
-          <w:p>
-            <w:pPr>
-              <w:spacing w:line="240" w:lineRule="auto" w:after="40" w:before="0"/>
-              <w:jc w:val="center"/>
-            </w:pPr>
-            <w:r>
-              <w:rPr>
-                <w:rFonts w:ascii="Times New Roman" w:hAnsi="Times New Roman" w:cs="Times New Roman"/>
-                <w:b w:val="0"/>
-                <w:i w:val="0"/>
-                <w:color w:val="000000"/>
-                <w:sz w:val="20"/>
-              </w:rPr>
-              <w:t>18</w:t>
-            </w:r>
-          </w:p>
-        </w:tc>
-        <w:tc>
-          <w:tcPr>
-            <w:tcW w:type="dxa" w:w="2256"/>
-          </w:tcPr>
-          <w:p>
-            <w:pPr>
-              <w:spacing w:line="240" w:lineRule="auto" w:after="40" w:before="0"/>
-              <w:jc w:val="center"/>
-            </w:pPr>
-            <w:r>
-              <w:rPr>
-                <w:rFonts w:ascii="Times New Roman" w:hAnsi="Times New Roman" w:cs="Times New Roman"/>
-                <w:b w:val="0"/>
-                <w:i w:val="0"/>
-                <w:color w:val="000000"/>
-                <w:sz w:val="20"/>
-              </w:rPr>
-              <w:t>31.5</w:t>
-            </w:r>
-          </w:p>
-        </w:tc>
-        <w:tc>
-          <w:tcPr>
-            <w:tcW w:type="dxa" w:w="2256"/>
-          </w:tcPr>
-          <w:p>
-            <w:pPr>
-              <w:spacing w:line="240" w:lineRule="auto" w:after="40" w:before="0"/>
-              <w:jc w:val="center"/>
-            </w:pPr>
-            <w:r>
-              <w:rPr>
-                <w:rFonts w:ascii="Times New Roman" w:hAnsi="Times New Roman" w:cs="Times New Roman"/>
-                <w:b w:val="0"/>
-                <w:i w:val="0"/>
-                <w:color w:val="000000"/>
-                <w:sz w:val="20"/>
-              </w:rPr>
-              <w:t>32.8</w:t>
-            </w:r>
-          </w:p>
-        </w:tc>
-      </w:tr>
-      <w:tr>
-        <w:tc>
-          <w:tcPr>
-            <w:tcW w:type="dxa" w:w="2256"/>
-          </w:tcPr>
-          <w:p>
-            <w:pPr>
-              <w:spacing w:line="240" w:lineRule="auto" w:after="40" w:before="0"/>
-              <w:jc w:val="center"/>
-            </w:pPr>
-            <w:r>
-              <w:rPr>
-                <w:rFonts w:ascii="Times New Roman" w:hAnsi="Times New Roman" w:cs="Times New Roman"/>
-                <w:b w:val="0"/>
-                <w:i w:val="0"/>
-                <w:color w:val="000000"/>
-                <w:sz w:val="20"/>
-              </w:rPr>
-              <w:t>Carousel</w:t>
-            </w:r>
-          </w:p>
-        </w:tc>
-        <w:tc>
-          <w:tcPr>
-            <w:tcW w:type="dxa" w:w="2256"/>
-          </w:tcPr>
-          <w:p>
-            <w:pPr>
-              <w:spacing w:line="240" w:lineRule="auto" w:after="40" w:before="0"/>
-              <w:jc w:val="center"/>
-            </w:pPr>
-            <w:r>
-              <w:rPr>
-                <w:rFonts w:ascii="Times New Roman" w:hAnsi="Times New Roman" w:cs="Times New Roman"/>
-                <w:b w:val="0"/>
-                <w:i w:val="0"/>
-                <w:color w:val="000000"/>
-                <w:sz w:val="20"/>
-              </w:rPr>
-              <w:t>50</w:t>
-            </w:r>
-          </w:p>
-        </w:tc>
-        <w:tc>
-          <w:tcPr>
-            <w:tcW w:type="dxa" w:w="2256"/>
-          </w:tcPr>
-          <w:p>
-            <w:pPr>
-              <w:spacing w:line="240" w:lineRule="auto" w:after="40" w:before="0"/>
-              <w:jc w:val="center"/>
-            </w:pPr>
-            <w:r>
-              <w:rPr>
-                <w:rFonts w:ascii="Times New Roman" w:hAnsi="Times New Roman" w:cs="Times New Roman"/>
-                <w:b w:val="0"/>
-                <w:i w:val="0"/>
-                <w:color w:val="000000"/>
-                <w:sz w:val="20"/>
-              </w:rPr>
-              <w:t>27.5</w:t>
-            </w:r>
-          </w:p>
-        </w:tc>
-        <w:tc>
-          <w:tcPr>
-            <w:tcW w:type="dxa" w:w="2256"/>
-          </w:tcPr>
-          <w:p>
-            <w:pPr>
-              <w:spacing w:line="240" w:lineRule="auto" w:after="40" w:before="0"/>
-              <w:jc w:val="center"/>
-            </w:pPr>
-            <w:r>
-              <w:rPr>
-                <w:rFonts w:ascii="Times New Roman" w:hAnsi="Times New Roman" w:cs="Times New Roman"/>
-                <w:b w:val="0"/>
-                <w:i w:val="0"/>
-                <w:color w:val="000000"/>
-                <w:sz w:val="20"/>
-              </w:rPr>
-              <w:t>29.0</w:t>
-            </w:r>
-          </w:p>
-        </w:tc>
-      </w:tr>
-    </w:tbl>
+        <w:t>Note. * p &lt; .05, ** p &lt; .01, *** p &lt; .001.</w:t>
+      </w:r>
+    </w:p>
     <w:p>
       <w:pPr>
         <w:pStyle w:val="Heading1"/>
@@ -21042,7 +19539,7 @@
           <w:rFonts w:ascii="Times New Roman" w:hAnsi="Times New Roman"/>
           <w:sz w:val="24"/>
         </w:rPr>
-        <w:t>Kruskal-Wallis H test (scipy.stats.kruskal) followed by Dunn’s post-hoc test (scikit_posthocs.posthoc_dunn) with Bonferroni correction. Effect size: eta-squared = H / (N-1).</w:t>
+        <w:t>Kruskal-Wallis H test (scipy.stats.kruskal) followed by Mann–Whitney U pairwise comparisons with Bonferroni correction. Effect size: η² = (H − k + 1) / (N − k), where H is the Kruskal-Wallis statistic, k the number of groups, and N the total sample size (Tomczak &amp; Tomczak, 2014). Pairwise effect sizes reported as rank-biserial correlation r.</w:t>
       </w:r>
     </w:p>
     <w:p>

--- a/final/thesis_complete.docx
+++ b/final/thesis_complete.docx
@@ -1899,7 +1899,7 @@
           <w:rFonts w:ascii="Times New Roman" w:hAnsi="Times New Roman"/>
           <w:sz w:val="24"/>
         </w:rPr>
-        <w:t>Instagram's visual-first architecture, centred on images and short captions with a secondary carousel and Reels format, presents unique challenges for health information quality. Research on Brazilian fitness influencers found that prominent Instagram accounts disseminate low-quality information about exercise and health, with only 2.7% of analysed posts citing any scientific reference (Dos Santos et al., 2021). The platform's influencer culture, in which content creators build large followings and monetise their reach through brand partnerships, creates financial incentives that may conflict with evidence-based health communication. As Pilgrim and Bohnet-Joschko (2022) observed, influencers can earn more revenue by creating content that maximises engagement, and misinformation has been linked to higher levels of user engagement.</w:t>
+        <w:t>Instagram's visual-first architecture, centred on images and short captions with a secondary carousel and Reels format, presents unique challenges for health information quality. Research on Brazilian fitness influencers found that prominent Instagram accounts disseminate low-quality information about exercise and health, with only 2.7% of analysed posts citing any scientific reference (Marocolo et al., 2021). The platform's influencer culture, in which content creators build large followings and monetise their reach through brand partnerships, creates financial incentives that may conflict with evidence-based health communication. As Pilgrim and Bohnet-Joschko (2022) observed, influencers can earn more revenue by creating content that maximises engagement, and misinformation has been linked to higher levels of user engagement.</w:t>
       </w:r>
     </w:p>
     <w:p/>
@@ -2051,7 +2051,7 @@
           <w:rFonts w:ascii="Times New Roman" w:hAnsi="Times New Roman"/>
           <w:sz w:val="24"/>
         </w:rPr>
-        <w:t>Creator type has emerged as an important moderator of health information quality. Content produced by healthcare professionals and medical organisations generally scores higher on quality assessment tools than content produced by non-medical influencers and general users (Daraz et al., 2019; Li et al., 2024). However, the proportion of health content created by qualified professionals varies dramatically across platforms. On TikTok, research suggests that medical professionals account for only a minority of health content creators, with the majority being general users or non-medical influencers (Dinis-Oliveira, 2020). On Instagram, even creators with relevant academic qualifications rarely cite scientific evidence; Dos Santos et al. (2021) found that only 2.7% of posts by major Brazilian fitness influencers included references. This pattern suggests that platform culture and incentive structures may override individual creator qualifications in determining information quality.</w:t>
+        <w:t>Creator type has emerged as an important moderator of health information quality. Content produced by healthcare professionals and medical organisations generally scores higher on quality assessment tools than content produced by non-medical influencers and general users (Daraz et al., 2019; Li et al., 2024). However, the proportion of health content created by qualified professionals varies dramatically across platforms. On TikTok, research suggests that medical professionals account for only a minority of health content creators, with the majority being general users or non-medical influencers (Dinis-Oliveira, 2020). On Instagram, even creators with relevant academic qualifications rarely cite scientific evidence; Marocolo et al. (2021) found that only 2.7% of posts by major Brazilian fitness influencers included references. This pattern suggests that platform culture and incentive structures may override individual creator qualifications in determining information quality.</w:t>
       </w:r>
     </w:p>
     <w:p/>
@@ -2312,7 +2312,7 @@
           <w:i w:val="0"/>
           <w:sz w:val="24"/>
         </w:rPr>
-        <w:t>The research follows a deductive approach, applying established quality assessment frameworks—the DISCERN instrument and JAMA benchmarks—to evaluate content across a novel four-platform comparison. While these instruments were originally developed for traditional health information materials, their application to social media content represents a theoretically grounded extension that has been validated in prior research examining YouTube (Azer, 2020), TikTok (Kong et al., 2024), and Instagram health content (Chea &amp; Lim, 2023).</w:t>
+        <w:t>The research follows a deductive approach, applying established quality assessment frameworks—the DISCERN instrument and JAMA benchmarks—to evaluate content across a novel four-platform comparison. While these instruments were originally developed for traditional health information materials, their application to social media content represents a theoretically grounded extension that has been validated in prior research examining YouTube (Azer, 2020), TikTok (Kong et al., 2021), and Instagram health content (Chea &amp; Lim, 2023).</w:t>
       </w:r>
     </w:p>
     <w:p>
@@ -3937,7 +3937,7 @@
           <w:i w:val="0"/>
           <w:sz w:val="24"/>
         </w:rPr>
-        <w:t>For the purposes of the present study, DISCERN quality scores were categorised using the following established thresholds: Very Poor (16–26), Poor (27–38), Fair (39–50), Good (51–62), and Excellent (63–80). These categories facilitate meaningful interpretation and cross-study comparison of quality ratings. In adapting the instrument for social media content, questions pertaining to treatment information were interpreted in the context of exercise and physical activity recommendations, consistent with the approach adopted in prior studies examining fitness-related content (Kocyigit et al., 2024; Kong et al., 2024).</w:t>
+        <w:t>For the purposes of the present study, DISCERN quality scores were categorised using the following established thresholds: Very Poor (16–26), Poor (27–38), Fair (39–50), Good (51–62), and Excellent (63–80). These categories facilitate meaningful interpretation and cross-study comparison of quality ratings. In adapting the instrument for social media content, questions pertaining to treatment information were interpreted in the context of exercise and physical activity recommendations, consistent with the approach adopted in prior studies examining fitness-related content (Kocyigit et al., 2019; Kong et al., 2021).</w:t>
       </w:r>
     </w:p>
     <w:p>
@@ -5254,7 +5254,7 @@
           <w:i w:val="0"/>
           <w:sz w:val="24"/>
         </w:rPr>
-        <w:t>To apply the JAMA benchmarks to social media content, which differs substantially in format from traditional web-based health information, the criteria were operationalised as described in Table 2.3. This operationalisation draws on adaptations employed in prior research assessing social media health content (Delli et al., 2016; Kocyigit et al., 2024).</w:t>
+        <w:t>To apply the JAMA benchmarks to social media content, which differs substantially in format from traditional web-based health information, the criteria were operationalised as described in Table 2.3. This operationalisation draws on adaptations employed in prior research assessing social media health content (Delli et al., 2016; Kocyigit et al., 2019).</w:t>
       </w:r>
     </w:p>
     <w:p>
@@ -5734,7 +5734,7 @@
           <w:i w:val="0"/>
           <w:sz w:val="24"/>
         </w:rPr>
-        <w:t>Each content creator was classified into one of five categories based on the information available in their profile, bio, and content: (a) Healthcare professional (e.g., physicians, physiotherapists, registered nurses), (b) Certified fitness professional (e.g., certified personal trainers, strength and conditioning specialists), (c) Fitness influencer (individuals with substantial followings who create fitness content without verified professional credentials), (d) General user (individuals without identifiable fitness or health credentials), and (e) Organisation (institutional accounts such as hospitals, health agencies, or fitness organisations). This classification scheme was developed based on typologies employed in prior research on health information creators (Kocyigit et al., 2024; Yurdaisik, 2022).</w:t>
+        <w:t>Each content creator was classified into one of five categories based on the information available in their profile, bio, and content: (a) Healthcare professional (e.g., physicians, physiotherapists, registered nurses), (b) Certified fitness professional (e.g., certified personal trainers, strength and conditioning specialists), (c) Fitness influencer (individuals with substantial followings who create fitness content without verified professional credentials), (d) General user (individuals without identifiable fitness or health credentials), and (e) Organisation (institutional accounts such as hospitals, health agencies, or fitness organisations). This classification scheme was developed based on typologies employed in prior research on health information creators (Kocyigit et al., 2019; Yurdaisik, 2022).</w:t>
       </w:r>
     </w:p>
     <w:p>
@@ -12540,7 +12540,7 @@
           <w:rFonts w:ascii="Times New Roman" w:hAnsi="Times New Roman"/>
           <w:sz w:val="24"/>
         </w:rPr>
-        <w:t>Ayyash, M., Albarqouni, L., &amp; Dawkins, B. (2025). Quality of health information on social media: A systematic review and meta-analysis. Journal of Medical Internet Research, 27(2), e65722. https://doi.org/10.2196/65722</w:t>
+        <w:t>Ayyash, M., Albarqouni, L., &amp; Dawkins, B. (2025). Quality assessment of health information on social media: A systematic review and meta-analysis. Journal of Medical Internet Research, 27(2), e65722. https://doi.org/10.2196/65722</w:t>
       </w:r>
     </w:p>
     <w:p>
@@ -12554,7 +12554,7 @@
           <w:rFonts w:ascii="Times New Roman" w:hAnsi="Times New Roman"/>
           <w:sz w:val="24"/>
         </w:rPr>
-        <w:t>Ayyash, M., Musaad, S., Albarqouni, L., &amp; Dawkins, B. (2025). Quality of online health information on traditional websites: A systematic review and meta-analysis. Journal of Medical Internet Research, 27(3), e67481. https://doi.org/10.2196/67481</w:t>
+        <w:t>Ayyash, M., Musaad, S., Albarqouni, L., &amp; Dawkins, B. (2025). Quality of online health information on traditional websites: A systematic review and meta-analysis. Journal of Medical Internet Research, 27(3), e67481.</w:t>
       </w:r>
     </w:p>
     <w:p>
@@ -12568,7 +12568,7 @@
           <w:rFonts w:ascii="Times New Roman" w:hAnsi="Times New Roman"/>
           <w:sz w:val="24"/>
         </w:rPr>
-        <w:t>Azer, S. A. (2020). Are DISCERN and JAMA suitable instruments for assessing YouTube videos on thyroid cancer? Methodological concerns. Journal of Cancer Education, 35(6), 1267–1277.</w:t>
+        <w:t>Azer, S. A. (2020). Are DISCERN and JAMA suitable instruments for assessing YouTube videos on thyroid cancer? Methodological concerns. Journal of Cancer Education, 35(6), 1267–1277. https://doi.org/10.1007/s13187-020-01763-9</w:t>
       </w:r>
     </w:p>
     <w:p>
@@ -12750,7 +12750,7 @@
           <w:rFonts w:ascii="Times New Roman" w:hAnsi="Times New Roman"/>
           <w:sz w:val="24"/>
         </w:rPr>
-        <w:t>Dinis-Oliveira, R. J. (2020). COVID-19 research: Pandemic versus “paperdemic,” integrity, values and risks of the “publish or perish” pressure. Forensic Sciences Research, 5(4), 279–284.</w:t>
+        <w:t>Dinis-Oliveira, R. J. (2020). COVID-19 research: Pandemic versus “paperdemic,” integrity, values and risks of speed science. Forensic Sciences Research, 5(2), 174–187. https://doi.org/10.1080/20961790.2020.1767754</w:t>
       </w:r>
     </w:p>
     <w:p>
@@ -12778,7 +12778,7 @@
           <w:rFonts w:ascii="Times New Roman" w:hAnsi="Times New Roman"/>
           <w:sz w:val="24"/>
         </w:rPr>
-        <w:t>Dos Santos, M. A., Grosso, A. R., &amp; Almeida, C. F. (2021). Is social media spreading misinformation on exercise and health in Brazil? International Journal of Environmental Research and Public Health, 18(22), 11914. https://doi.org/10.3390/ijerph182211914</w:t>
+        <w:t>Drozd, B., Couvillon, E., &amp; Suarez, A. (2018). Medical YouTube videos and methods of evaluation: Literature review. JMIR Medical Education, 4(1), e3. https://doi.org/10.2196/mededu.8527</w:t>
       </w:r>
     </w:p>
     <w:p>
@@ -12792,7 +12792,7 @@
           <w:rFonts w:ascii="Times New Roman" w:hAnsi="Times New Roman"/>
           <w:sz w:val="24"/>
         </w:rPr>
-        <w:t>Drozd, B., Couvillon, E., &amp; Suarez, A. (2018). Medical YouTube videos and methods of evaluation: Literature review. JMIR Medical Education, 4(1), e3. https://doi.org/10.2196/mededu.8527</w:t>
+        <w:t>Eysenbach, G., Powell, J., Kuss, O., &amp; Sa, E. R. (2002). Empirical studies assessing the quality of health information for consumers on the World Wide Web: A systematic review. JAMA, 287(20), 2691–2700. https://doi.org/10.1001/jama.287.20.2691</w:t>
       </w:r>
     </w:p>
     <w:p>
@@ -12806,7 +12806,7 @@
           <w:rFonts w:ascii="Times New Roman" w:hAnsi="Times New Roman"/>
           <w:sz w:val="24"/>
         </w:rPr>
-        <w:t>Eysenbach, G., Powell, J., Kuss, O., &amp; Sa, E. R. (2002). Empirical studies assessing the quality of health information for consumers on the World Wide Web: A systematic review. JAMA, 287(20), 2691–2700. https://doi.org/10.1001/jama.287.20.2691</w:t>
+        <w:t>Feinstein, A. R., &amp; Cicchetti, D. V. (1990). High agreement but low kappa: I. The problems of two paradoxes. Journal of Clinical Epidemiology, 43(6), 543–549. https://doi.org/10.1016/0895-4356(90)90158-L</w:t>
       </w:r>
     </w:p>
     <w:p>
@@ -12820,7 +12820,7 @@
           <w:rFonts w:ascii="Times New Roman" w:hAnsi="Times New Roman"/>
           <w:sz w:val="24"/>
         </w:rPr>
-        <w:t>Feinstein, A. R., &amp; Cicchetti, D. V. (1990). High agreement but low kappa: I. The problems of two paradoxes. Journal of Clinical Epidemiology, 43(6), 543–549. https://doi.org/10.1016/0895-4356(90)90158-L</w:t>
+        <w:t>Finney Rutten, L. J., Blake, K. D., Greenberg-Worisek, A. J., Allen, S. V., Moser, R. P., &amp; Hesse, B. W. (2019). Online health information seeking among US adults: Measuring progress toward a Healthy People 2020 objective. Public Health Reports, 134(6), 617–625. https://doi.org/10.1177/0033354919874074</w:t>
       </w:r>
     </w:p>
     <w:p>
@@ -12834,7 +12834,7 @@
           <w:rFonts w:ascii="Times New Roman" w:hAnsi="Times New Roman"/>
           <w:sz w:val="24"/>
         </w:rPr>
-        <w:t>Finney Rutten, L. J., Blake, K. D., Greenberg-Worisek, A. J., Allen, S. V., Moser, R. P., &amp; Hesse, B. W. (2019). Online health information seeking among US adults: Measuring progress toward a Healthy People 2020 objective. Public Health Reports, 134(6), 617–625. https://doi.org/10.1177/0033354919874074</w:t>
+        <w:t>Fox, S., &amp; Duggan, M. (2013). Health online 2013. Pew Internet and American Life Project. https://www.pewresearch.org/internet/2013/01/15/health-online-2013-2/</w:t>
       </w:r>
     </w:p>
     <w:p>
@@ -12848,7 +12848,7 @@
           <w:rFonts w:ascii="Times New Roman" w:hAnsi="Times New Roman"/>
           <w:sz w:val="24"/>
         </w:rPr>
-        <w:t>Fox, S., &amp; Duggan, M. (2013). Health online 2013. Pew Internet and American Life Project. https://www.pewresearch.org/internet/2013/01/15/health-online-2013-2/</w:t>
+        <w:t>Fritz, C. O., Morris, P. E., &amp; Richler, J. J. (2012). Effect size estimates: Current use, calculations, and interpretation. Journal of Experimental Psychology: General, 141(1), 2–18. https://doi.org/10.1037/a0024338</w:t>
       </w:r>
     </w:p>
     <w:p>
@@ -12862,7 +12862,7 @@
           <w:rFonts w:ascii="Times New Roman" w:hAnsi="Times New Roman"/>
           <w:sz w:val="24"/>
         </w:rPr>
-        <w:t>Fritz, C. O., Morris, P. E., &amp; Richler, J. J. (2012). Effect size estimates: Current use, calculations, and interpretation. Journal of Experimental Psychology: General, 141(1), 2–18. https://doi.org/10.1037/a0024338</w:t>
+        <w:t>Haghighi, R., &amp; Farhadloo, M. (2025). Quality assessment of health information on social media during a public health crisis: Infodemiology study. JMIR Infodemiology, 5(1), e70756. https://doi.org/10.2196/70756</w:t>
       </w:r>
     </w:p>
     <w:p>
@@ -12876,7 +12876,7 @@
           <w:rFonts w:ascii="Times New Roman" w:hAnsi="Times New Roman"/>
           <w:sz w:val="24"/>
         </w:rPr>
-        <w:t>Haghighi, R., &amp; Farhadloo, M. (2025). Quality assessment of health information on social media during a public health crisis: Infodemiology study. JMIR Infodemiology, 5(1), e70756. https://doi.org/10.2196/70756</w:t>
+        <w:t>Kbaier, D., Kalra, P. A., &amp; Alderson, H. V. (2024). Social media health misinformation: Characteristics of sharers and non-sharers. JMIR Infodemiology, 4, e45459.</w:t>
       </w:r>
     </w:p>
     <w:p>
@@ -12890,7 +12890,7 @@
           <w:rFonts w:ascii="Times New Roman" w:hAnsi="Times New Roman"/>
           <w:sz w:val="24"/>
         </w:rPr>
-        <w:t>Kbaier, D., Kalra, P. A., &amp; Alderson, H. V. (2024). Social media health misinformation: Characteristics of sharers and non-sharers. JMIR Infodemiology, 4, e45459.</w:t>
+        <w:t>Kocyigit, B. F., Nacitarhan, V., Koca, T. T., &amp; Berk, E. (2019). YouTube as a source of patient information for ankylosing spondylitis exercises. Clinical Rheumatology, 38(6), 1747–1751. https://doi.org/10.1007/s10067-018-04413-0</w:t>
       </w:r>
     </w:p>
     <w:p>
@@ -12904,7 +12904,7 @@
           <w:rFonts w:ascii="Times New Roman" w:hAnsi="Times New Roman"/>
           <w:sz w:val="24"/>
         </w:rPr>
-        <w:t>Kocyigit, B. F., Akyol, A., &amp; Gundogdu, A. A. (2024). YouTube as a source of information about ankylosing spondylitis exercises. Journal of Education and Health Promotion, 13, 23.</w:t>
+        <w:t>Kong, W., Song, S., Zhao, Y. C., Zhu, Q., &amp; Sha, L. (2021). TikTok as a health information source: Assessment of the quality of information in diabetes-related videos. Journal of Medical Internet Research, 23(9), e30409. https://doi.org/10.2196/30409</w:t>
       </w:r>
     </w:p>
     <w:p>
@@ -12918,7 +12918,7 @@
           <w:rFonts w:ascii="Times New Roman" w:hAnsi="Times New Roman"/>
           <w:sz w:val="24"/>
         </w:rPr>
-        <w:t>Kong, W., Song, S., Zhao, Y. C., Zhu, Q., &amp; Sha, L. (2024). TikTok as a health information source: Assessment of the quality of information in diabetes-related videos. Journal of Medical Internet Research, 26, e49592.</w:t>
+        <w:t>Koo, T. K., &amp; Li, M. Y. (2016). A guideline of selecting and reporting intraclass correlation coefficients for reliability research. Journal of Chiropractic Medicine, 15(2), 155–163. https://doi.org/10.1016/j.jcm.2016.02.012</w:t>
       </w:r>
     </w:p>
     <w:p>
@@ -12932,7 +12932,7 @@
           <w:rFonts w:ascii="Times New Roman" w:hAnsi="Times New Roman"/>
           <w:sz w:val="24"/>
         </w:rPr>
-        <w:t>Koo, T. K., &amp; Li, M. Y. (2016). A guideline of selecting and reporting intraclass correlation coefficients for reliability research. Journal of Chiropractic Medicine, 15(2), 155–163. https://doi.org/10.1016/j.jcm.2016.02.012</w:t>
+        <w:t>Krippendorff, K. (2018). Content analysis: An introduction to its methodology (4th ed.). SAGE Publications.</w:t>
       </w:r>
     </w:p>
     <w:p>
@@ -12946,7 +12946,7 @@
           <w:rFonts w:ascii="Times New Roman" w:hAnsi="Times New Roman"/>
           <w:sz w:val="24"/>
         </w:rPr>
-        <w:t>Krippendorff, K. (2018). Content analysis: An introduction to its methodology (4th ed.). SAGE Publications.</w:t>
+        <w:t>Landis, J. R., &amp; Koch, G. G. (1977). The measurement of observer agreement for categorical data. Biometrics, 33(1), 159–174. https://doi.org/10.2307/2529310</w:t>
       </w:r>
     </w:p>
     <w:p>
@@ -12960,7 +12960,7 @@
           <w:rFonts w:ascii="Times New Roman" w:hAnsi="Times New Roman"/>
           <w:sz w:val="24"/>
         </w:rPr>
-        <w:t>Landis, J. R., &amp; Koch, G. G. (1977). The measurement of observer agreement for categorical data. Biometrics, 33(1), 159–174. https://doi.org/10.2307/2529310</w:t>
+        <w:t>Leong, Q. Y., Sani, S. A., &amp; Khor, G. L. (2021). Quality of nutrition and diet-related information on the internet for consumers: A systematic review. Health Promotion International, 36(3), 686–700. https://doi.org/10.1093/heapro/daaa082</w:t>
       </w:r>
     </w:p>
     <w:p>
@@ -12974,7 +12974,7 @@
           <w:rFonts w:ascii="Times New Roman" w:hAnsi="Times New Roman"/>
           <w:sz w:val="24"/>
         </w:rPr>
-        <w:t>Leong, Q. Y., Sani, S. A., &amp; Khor, G. L. (2021). Quality of nutrition and diet-related information on the internet for consumers: A systematic review. Health Promotion International, 36(3), 686–700. https://doi.org/10.1093/heapro/daaa082</w:t>
+        <w:t>Li, B., Liu, X., Zhang, Y., Wang, Y., &amp; Zheng, L. (2024). Quality assessment of health science-related short videos on TikTok: A scoping review. International Journal of Medical Informatics, 186, 105426. https://doi.org/10.1016/j.ijmedinf.2024.105426</w:t>
       </w:r>
     </w:p>
     <w:p>
@@ -12988,7 +12988,7 @@
           <w:rFonts w:ascii="Times New Roman" w:hAnsi="Times New Roman"/>
           <w:sz w:val="24"/>
         </w:rPr>
-        <w:t>Li, B., Liu, X., Zhang, Y., Wang, Y., &amp; Zheng, L. (2024). Quality assessment of health science-related short videos on TikTok: A scoping review. International Journal of Medical Informatics, 186, 105424. https://doi.org/10.1016/j.ijmedinf.2024.105424</w:t>
+        <w:t>Madathil, K. C., Rivera-Rodriguez, A. J., Greenstein, J. S., &amp; Gramopadhye, A. K. (2015). Healthcare information on YouTube: A systematic review. Health Informatics Journal, 21(3), 173–194. https://doi.org/10.1177/1460458213512220</w:t>
       </w:r>
     </w:p>
     <w:p>
@@ -13002,7 +13002,7 @@
           <w:rFonts w:ascii="Times New Roman" w:hAnsi="Times New Roman"/>
           <w:sz w:val="24"/>
         </w:rPr>
-        <w:t>Madathil, K. C., Rivera-Rodriguez, A. J., Greenstein, J. S., &amp; Gramopadhye, A. K. (2015). Healthcare information on YouTube: A systematic review. Health Informatics Journal, 21(3), 173–194. https://doi.org/10.1177/1460458213512220</w:t>
+        <w:t>Marocolo, M., Meireles, A., de Souza, H. L. R., Mota, G. R., Oranchuk, D. J., Arriel, R. A., &amp; Leite, L. H. R. (2021). Is social media spreading misinformation on exercise and health in Brazil? International Journal of Environmental Research and Public Health, 18(22), 11914. https://doi.org/10.3390/ijerph182211914</w:t>
       </w:r>
     </w:p>
     <w:p>
@@ -13325,6 +13325,20 @@
           <w:sz w:val="24"/>
         </w:rPr>
         <w:t>Wang, R. Y., &amp; Strong, D. M. (1996). Beyond accuracy: What data quality means to data consumers. Journal of Management Information Systems, 12(4), 5–33. https://doi.org/10.1080/07421222.1996.11518099</w:t>
+      </w:r>
+    </w:p>
+    <w:p>
+      <w:pPr>
+        <w:spacing w:line="360" w:lineRule="auto"/>
+        <w:ind w:left="720" w:hanging="720"/>
+        <w:jc w:val="both"/>
+      </w:pPr>
+      <w:r>
+        <w:rPr>
+          <w:rFonts w:ascii="Times New Roman" w:hAnsi="Times New Roman"/>
+          <w:sz w:val="24"/>
+        </w:rPr>
+        <w:t>World Health Organization. (2018). Global action plan on physical activity 2018–2030: More active people for a healthier world. World Health Organization. https://www.who.int/publications/i/item/9789241514187</w:t>
       </w:r>
     </w:p>
     <w:p>

--- a/final/thesis_complete.docx
+++ b/final/thesis_complete.docx
@@ -440,7 +440,7 @@
           <w:rFonts w:ascii="Times New Roman" w:hAnsi="Times New Roman"/>
           <w:sz w:val="24"/>
         </w:rPr>
-        <w:t>4. DISCUSSION</w:t>
+        <w:t xml:space="preserve">    3.1 Sample Characteristics</w:t>
       </w:r>
     </w:p>
     <w:p>
@@ -453,7 +453,228 @@
           <w:rFonts w:ascii="Times New Roman" w:hAnsi="Times New Roman"/>
           <w:sz w:val="24"/>
         </w:rPr>
+        <w:t xml:space="preserve">    3.2 Inter-Rater Reliability</w:t>
+      </w:r>
+    </w:p>
+    <w:p>
+      <w:pPr>
+        <w:spacing w:line="360" w:lineRule="auto"/>
+        <w:jc w:val="left"/>
+      </w:pPr>
+      <w:r>
+        <w:rPr>
+          <w:rFonts w:ascii="Times New Roman" w:hAnsi="Times New Roman"/>
+          <w:sz w:val="24"/>
+        </w:rPr>
+        <w:t xml:space="preserve">    3.3 DISCERN Scores by Platform</w:t>
+      </w:r>
+    </w:p>
+    <w:p>
+      <w:pPr>
+        <w:spacing w:line="360" w:lineRule="auto"/>
+        <w:jc w:val="left"/>
+      </w:pPr>
+      <w:r>
+        <w:rPr>
+          <w:rFonts w:ascii="Times New Roman" w:hAnsi="Times New Roman"/>
+          <w:sz w:val="24"/>
+        </w:rPr>
+        <w:t xml:space="preserve">    3.4 JAMA Benchmark Compliance by Platform</w:t>
+      </w:r>
+    </w:p>
+    <w:p>
+      <w:pPr>
+        <w:spacing w:line="360" w:lineRule="auto"/>
+        <w:jc w:val="left"/>
+      </w:pPr>
+      <w:r>
+        <w:rPr>
+          <w:rFonts w:ascii="Times New Roman" w:hAnsi="Times New Roman"/>
+          <w:sz w:val="24"/>
+        </w:rPr>
+        <w:t xml:space="preserve">    3.5 Creator Type Analysis</w:t>
+      </w:r>
+    </w:p>
+    <w:p>
+      <w:pPr>
+        <w:spacing w:line="360" w:lineRule="auto"/>
+        <w:jc w:val="left"/>
+      </w:pPr>
+      <w:r>
+        <w:rPr>
+          <w:rFonts w:ascii="Times New Roman" w:hAnsi="Times New Roman"/>
+          <w:sz w:val="24"/>
+        </w:rPr>
+        <w:t xml:space="preserve">    3.6 Engagement-Quality Relationship</w:t>
+      </w:r>
+    </w:p>
+    <w:p>
+      <w:pPr>
+        <w:spacing w:line="360" w:lineRule="auto"/>
+        <w:jc w:val="left"/>
+      </w:pPr>
+      <w:r>
+        <w:rPr>
+          <w:rFonts w:ascii="Times New Roman" w:hAnsi="Times New Roman"/>
+          <w:sz w:val="24"/>
+        </w:rPr>
+        <w:t xml:space="preserve">    3.7 DISCERN Question-Level Patterns</w:t>
+      </w:r>
+    </w:p>
+    <w:p>
+      <w:pPr>
+        <w:spacing w:line="360" w:lineRule="auto"/>
+        <w:jc w:val="left"/>
+      </w:pPr>
+      <w:r>
+        <w:rPr>
+          <w:rFonts w:ascii="Times New Roman" w:hAnsi="Times New Roman"/>
+          <w:sz w:val="24"/>
+        </w:rPr>
+        <w:t xml:space="preserve">    3.8 Content Format and Search Term Effects</w:t>
+      </w:r>
+    </w:p>
+    <w:p>
+      <w:pPr>
+        <w:spacing w:line="360" w:lineRule="auto"/>
+        <w:jc w:val="left"/>
+      </w:pPr>
+      <w:r>
+        <w:rPr>
+          <w:rFonts w:ascii="Times New Roman" w:hAnsi="Times New Roman"/>
+          <w:sz w:val="24"/>
+        </w:rPr>
+        <w:t>4. DISCUSSION</w:t>
+      </w:r>
+    </w:p>
+    <w:p>
+      <w:pPr>
+        <w:spacing w:line="360" w:lineRule="auto"/>
+        <w:jc w:val="left"/>
+      </w:pPr>
+      <w:r>
+        <w:rPr>
+          <w:rFonts w:ascii="Times New Roman" w:hAnsi="Times New Roman"/>
+          <w:sz w:val="24"/>
+        </w:rPr>
+        <w:t xml:space="preserve">    4.1 Summary of Key Findings</w:t>
+      </w:r>
+    </w:p>
+    <w:p>
+      <w:pPr>
+        <w:spacing w:line="360" w:lineRule="auto"/>
+        <w:jc w:val="left"/>
+      </w:pPr>
+      <w:r>
+        <w:rPr>
+          <w:rFonts w:ascii="Times New Roman" w:hAnsi="Times New Roman"/>
+          <w:sz w:val="24"/>
+        </w:rPr>
+        <w:t xml:space="preserve">    4.2 Comparison with Existing Literature</w:t>
+      </w:r>
+    </w:p>
+    <w:p>
+      <w:pPr>
+        <w:spacing w:line="360" w:lineRule="auto"/>
+        <w:jc w:val="left"/>
+      </w:pPr>
+      <w:r>
+        <w:rPr>
+          <w:rFonts w:ascii="Times New Roman" w:hAnsi="Times New Roman"/>
+          <w:sz w:val="24"/>
+        </w:rPr>
+        <w:t xml:space="preserve">    4.3 Implications for Public Health Practice</w:t>
+      </w:r>
+    </w:p>
+    <w:p>
+      <w:pPr>
+        <w:spacing w:line="360" w:lineRule="auto"/>
+        <w:jc w:val="left"/>
+      </w:pPr>
+      <w:r>
+        <w:rPr>
+          <w:rFonts w:ascii="Times New Roman" w:hAnsi="Times New Roman"/>
+          <w:sz w:val="24"/>
+        </w:rPr>
+        <w:t xml:space="preserve">    4.4 Strengths of the Study</w:t>
+      </w:r>
+    </w:p>
+    <w:p>
+      <w:pPr>
+        <w:spacing w:line="360" w:lineRule="auto"/>
+        <w:jc w:val="left"/>
+      </w:pPr>
+      <w:r>
+        <w:rPr>
+          <w:rFonts w:ascii="Times New Roman" w:hAnsi="Times New Roman"/>
+          <w:sz w:val="24"/>
+        </w:rPr>
+        <w:t xml:space="preserve">    4.5 Limitations</w:t>
+      </w:r>
+    </w:p>
+    <w:p>
+      <w:pPr>
+        <w:spacing w:line="360" w:lineRule="auto"/>
+        <w:jc w:val="left"/>
+      </w:pPr>
+      <w:r>
+        <w:rPr>
+          <w:rFonts w:ascii="Times New Roman" w:hAnsi="Times New Roman"/>
+          <w:sz w:val="24"/>
+        </w:rPr>
+        <w:t xml:space="preserve">    4.6 Recommendations for Future Research</w:t>
+      </w:r>
+    </w:p>
+    <w:p>
+      <w:pPr>
+        <w:spacing w:line="360" w:lineRule="auto"/>
+        <w:jc w:val="left"/>
+      </w:pPr>
+      <w:r>
+        <w:rPr>
+          <w:rFonts w:ascii="Times New Roman" w:hAnsi="Times New Roman"/>
+          <w:sz w:val="24"/>
+        </w:rPr>
         <w:t>5. CONCLUSIONS AND RECOMMENDATIONS</w:t>
+      </w:r>
+    </w:p>
+    <w:p>
+      <w:pPr>
+        <w:spacing w:line="360" w:lineRule="auto"/>
+        <w:jc w:val="left"/>
+      </w:pPr>
+      <w:r>
+        <w:rPr>
+          <w:rFonts w:ascii="Times New Roman" w:hAnsi="Times New Roman"/>
+          <w:sz w:val="24"/>
+        </w:rPr>
+        <w:t xml:space="preserve">    5.1 Summary of Conclusions</w:t>
+      </w:r>
+    </w:p>
+    <w:p>
+      <w:pPr>
+        <w:spacing w:line="360" w:lineRule="auto"/>
+        <w:jc w:val="left"/>
+      </w:pPr>
+      <w:r>
+        <w:rPr>
+          <w:rFonts w:ascii="Times New Roman" w:hAnsi="Times New Roman"/>
+          <w:sz w:val="24"/>
+        </w:rPr>
+        <w:t xml:space="preserve">    5.2 Practical Recommendations</w:t>
+      </w:r>
+    </w:p>
+    <w:p>
+      <w:pPr>
+        <w:spacing w:line="360" w:lineRule="auto"/>
+        <w:jc w:val="left"/>
+      </w:pPr>
+      <w:r>
+        <w:rPr>
+          <w:rFonts w:ascii="Times New Roman" w:hAnsi="Times New Roman"/>
+          <w:sz w:val="24"/>
+        </w:rPr>
+        <w:t xml:space="preserve">    5.3 Recommendations for Future Research</w:t>
       </w:r>
     </w:p>
     <w:p>

--- a/final/thesis_complete.docx
+++ b/final/thesis_complete.docx
@@ -8526,7 +8526,7 @@
           <w:color w:val="000000"/>
           <w:sz w:val="24"/>
         </w:rPr>
-        <w:t>Content formats varied substantially across platforms (Table 2). Traditional websites exclusively comprised text articles (n = 50, 100%). YouTube content consisted primarily of long-form videos exceeding five minutes (n = 45, 90.0%), with five short videos. TikTok featured predominantly short videos under 60 seconds (n = 42, 84.0%), while Instagram was dominated by carousels (n = 37, 74.0%) and image-with-caption posts (n = 13, 26.0%).</w:t>
+        <w:t>Content formats varied substantially across platforms (Table 2). Traditional websites exclusively comprised text articles (n = 50, 100%). YouTube content consisted primarily of long-form videos exceeding five minutes (n = 45, 90.0%), with five short videos. TikTok featured predominantly short videos under 60 seconds (n = 42, 84.0%) alongside eight image-with-caption posts (16.0%). Instagram was dominated by carousels (n = 37, 74.0%) and image-with-caption posts (n = 13, 26.0%).</w:t>
       </w:r>
     </w:p>
     <w:p>
@@ -15431,61 +15431,1246 @@
     </w:p>
     <w:p>
       <w:pPr>
-        <w:pStyle w:val="Heading1"/>
-      </w:pPr>
-      <w:r>
-        <w:rPr>
-          <w:rFonts w:ascii="Times New Roman" w:hAnsi="Times New Roman"/>
-          <w:color w:val="000000"/>
-        </w:rPr>
-        <w:t>APPENDIX C: COMPLETE DATA SUMMARY TABLES</w:t>
-      </w:r>
-    </w:p>
-    <w:p>
-      <w:pPr>
-        <w:spacing w:line="360" w:lineRule="auto"/>
+        <w:spacing w:line="360" w:lineRule="auto" w:after="240" w:before="0"/>
         <w:jc w:val="both"/>
       </w:pPr>
       <w:r>
         <w:rPr>
-          <w:rFonts w:ascii="Times New Roman" w:hAnsi="Times New Roman"/>
-          <w:b w:val="0"/>
-          <w:i w:val="0"/>
-          <w:sz w:val="24"/>
-        </w:rPr>
-      </w:r>
-    </w:p>
-    <w:p>
-      <w:pPr>
-        <w:pStyle w:val="Heading2"/>
-      </w:pPr>
-      <w:r>
-        <w:rPr>
-          <w:rFonts w:ascii="Times New Roman" w:hAnsi="Times New Roman"/>
-          <w:color w:val="000000"/>
-        </w:rPr>
-        <w:t>C.1 Sample Characteristics</w:t>
-      </w:r>
-    </w:p>
-    <w:p>
-      <w:pPr>
-        <w:spacing w:line="360" w:lineRule="auto"/>
-        <w:jc w:val="left"/>
-      </w:pPr>
-      <w:r>
-        <w:rPr>
-          <w:rFonts w:ascii="Times New Roman" w:hAnsi="Times New Roman"/>
+          <w:rFonts w:ascii="Times New Roman" w:hAnsi="Times New Roman" w:cs="Times New Roman"/>
           <w:b/>
           <w:i w:val="0"/>
-          <w:sz w:val="24"/>
-        </w:rPr>
-        <w:t>Table C1. Creator Type Distribution by Platform</w:t>
+          <w:color w:val="000000"/>
+          <w:sz w:val="28"/>
+        </w:rPr>
+        <w:t>Appendix C: Data Summary Tables</w:t>
+      </w:r>
+    </w:p>
+    <w:p>
+      <w:pPr>
+        <w:spacing w:line="360" w:lineRule="auto" w:after="200" w:before="0"/>
+        <w:jc w:val="both"/>
+      </w:pPr>
+      <w:r>
+        <w:rPr>
+          <w:rFonts w:ascii="Times New Roman" w:hAnsi="Times New Roman" w:cs="Times New Roman"/>
+          <w:b/>
+          <w:i w:val="0"/>
+          <w:color w:val="000000"/>
+          <w:sz w:val="26"/>
+        </w:rPr>
+        <w:t>Table C1. DISCERN Total Score Descriptive Statistics by Platform</w:t>
       </w:r>
     </w:p>
     <w:tbl>
       <w:tblPr>
         <w:tblStyle w:val="TableGrid"/>
         <w:tblW w:type="auto" w:w="0"/>
+        <w:jc w:val="center"/>
+        <w:tblLook w:firstColumn="1" w:firstRow="1" w:lastColumn="0" w:lastRow="0" w:noHBand="0" w:noVBand="1" w:val="04A0"/>
+      </w:tblPr>
+      <w:tblGrid>
+        <w:gridCol w:w="1003"/>
+        <w:gridCol w:w="1003"/>
+        <w:gridCol w:w="1003"/>
+        <w:gridCol w:w="1003"/>
+        <w:gridCol w:w="1003"/>
+        <w:gridCol w:w="1003"/>
+        <w:gridCol w:w="1003"/>
+        <w:gridCol w:w="1003"/>
+        <w:gridCol w:w="1003"/>
+      </w:tblGrid>
+      <w:tr>
+        <w:tc>
+          <w:tcPr>
+            <w:tcW w:type="dxa" w:w="1003"/>
+            <w:shd w:fill="D9E2F3" w:val="clear"/>
+          </w:tcPr>
+          <w:p>
+            <w:pPr>
+              <w:spacing w:line="240" w:lineRule="auto" w:after="40" w:before="0"/>
+              <w:jc w:val="center"/>
+            </w:pPr>
+            <w:r>
+              <w:rPr>
+                <w:rFonts w:ascii="Times New Roman" w:hAnsi="Times New Roman" w:cs="Times New Roman"/>
+                <w:b/>
+                <w:i w:val="0"/>
+                <w:color w:val="000000"/>
+                <w:sz w:val="20"/>
+              </w:rPr>
+              <w:t>Platform</w:t>
+            </w:r>
+          </w:p>
+        </w:tc>
+        <w:tc>
+          <w:tcPr>
+            <w:tcW w:type="dxa" w:w="1003"/>
+            <w:shd w:fill="D9E2F3" w:val="clear"/>
+          </w:tcPr>
+          <w:p>
+            <w:pPr>
+              <w:spacing w:line="240" w:lineRule="auto" w:after="40" w:before="0"/>
+              <w:jc w:val="center"/>
+            </w:pPr>
+            <w:r>
+              <w:rPr>
+                <w:rFonts w:ascii="Times New Roman" w:hAnsi="Times New Roman" w:cs="Times New Roman"/>
+                <w:b/>
+                <w:i w:val="0"/>
+                <w:color w:val="000000"/>
+                <w:sz w:val="20"/>
+              </w:rPr>
+              <w:t>n</w:t>
+            </w:r>
+          </w:p>
+        </w:tc>
+        <w:tc>
+          <w:tcPr>
+            <w:tcW w:type="dxa" w:w="1003"/>
+            <w:shd w:fill="D9E2F3" w:val="clear"/>
+          </w:tcPr>
+          <w:p>
+            <w:pPr>
+              <w:spacing w:line="240" w:lineRule="auto" w:after="40" w:before="0"/>
+              <w:jc w:val="center"/>
+            </w:pPr>
+            <w:r>
+              <w:rPr>
+                <w:rFonts w:ascii="Times New Roman" w:hAnsi="Times New Roman" w:cs="Times New Roman"/>
+                <w:b/>
+                <w:i w:val="0"/>
+                <w:color w:val="000000"/>
+                <w:sz w:val="20"/>
+              </w:rPr>
+              <w:t>M</w:t>
+            </w:r>
+          </w:p>
+        </w:tc>
+        <w:tc>
+          <w:tcPr>
+            <w:tcW w:type="dxa" w:w="1003"/>
+            <w:shd w:fill="D9E2F3" w:val="clear"/>
+          </w:tcPr>
+          <w:p>
+            <w:pPr>
+              <w:spacing w:line="240" w:lineRule="auto" w:after="40" w:before="0"/>
+              <w:jc w:val="center"/>
+            </w:pPr>
+            <w:r>
+              <w:rPr>
+                <w:rFonts w:ascii="Times New Roman" w:hAnsi="Times New Roman" w:cs="Times New Roman"/>
+                <w:b/>
+                <w:i w:val="0"/>
+                <w:color w:val="000000"/>
+                <w:sz w:val="20"/>
+              </w:rPr>
+              <w:t>SD</w:t>
+            </w:r>
+          </w:p>
+        </w:tc>
+        <w:tc>
+          <w:tcPr>
+            <w:tcW w:type="dxa" w:w="1003"/>
+            <w:shd w:fill="D9E2F3" w:val="clear"/>
+          </w:tcPr>
+          <w:p>
+            <w:pPr>
+              <w:spacing w:line="240" w:lineRule="auto" w:after="40" w:before="0"/>
+              <w:jc w:val="center"/>
+            </w:pPr>
+            <w:r>
+              <w:rPr>
+                <w:rFonts w:ascii="Times New Roman" w:hAnsi="Times New Roman" w:cs="Times New Roman"/>
+                <w:b/>
+                <w:i w:val="0"/>
+                <w:color w:val="000000"/>
+                <w:sz w:val="20"/>
+              </w:rPr>
+              <w:t>Mdn</w:t>
+            </w:r>
+          </w:p>
+        </w:tc>
+        <w:tc>
+          <w:tcPr>
+            <w:tcW w:type="dxa" w:w="1003"/>
+            <w:shd w:fill="D9E2F3" w:val="clear"/>
+          </w:tcPr>
+          <w:p>
+            <w:pPr>
+              <w:spacing w:line="240" w:lineRule="auto" w:after="40" w:before="0"/>
+              <w:jc w:val="center"/>
+            </w:pPr>
+            <w:r>
+              <w:rPr>
+                <w:rFonts w:ascii="Times New Roman" w:hAnsi="Times New Roman" w:cs="Times New Roman"/>
+                <w:b/>
+                <w:i w:val="0"/>
+                <w:color w:val="000000"/>
+                <w:sz w:val="20"/>
+              </w:rPr>
+              <w:t>Q1</w:t>
+            </w:r>
+          </w:p>
+        </w:tc>
+        <w:tc>
+          <w:tcPr>
+            <w:tcW w:type="dxa" w:w="1003"/>
+            <w:shd w:fill="D9E2F3" w:val="clear"/>
+          </w:tcPr>
+          <w:p>
+            <w:pPr>
+              <w:spacing w:line="240" w:lineRule="auto" w:after="40" w:before="0"/>
+              <w:jc w:val="center"/>
+            </w:pPr>
+            <w:r>
+              <w:rPr>
+                <w:rFonts w:ascii="Times New Roman" w:hAnsi="Times New Roman" w:cs="Times New Roman"/>
+                <w:b/>
+                <w:i w:val="0"/>
+                <w:color w:val="000000"/>
+                <w:sz w:val="20"/>
+              </w:rPr>
+              <w:t>Q3</w:t>
+            </w:r>
+          </w:p>
+        </w:tc>
+        <w:tc>
+          <w:tcPr>
+            <w:tcW w:type="dxa" w:w="1003"/>
+            <w:shd w:fill="D9E2F3" w:val="clear"/>
+          </w:tcPr>
+          <w:p>
+            <w:pPr>
+              <w:spacing w:line="240" w:lineRule="auto" w:after="40" w:before="0"/>
+              <w:jc w:val="center"/>
+            </w:pPr>
+            <w:r>
+              <w:rPr>
+                <w:rFonts w:ascii="Times New Roman" w:hAnsi="Times New Roman" w:cs="Times New Roman"/>
+                <w:b/>
+                <w:i w:val="0"/>
+                <w:color w:val="000000"/>
+                <w:sz w:val="20"/>
+              </w:rPr>
+              <w:t>Min</w:t>
+            </w:r>
+          </w:p>
+        </w:tc>
+        <w:tc>
+          <w:tcPr>
+            <w:tcW w:type="dxa" w:w="1003"/>
+            <w:shd w:fill="D9E2F3" w:val="clear"/>
+          </w:tcPr>
+          <w:p>
+            <w:pPr>
+              <w:spacing w:line="240" w:lineRule="auto" w:after="40" w:before="0"/>
+              <w:jc w:val="center"/>
+            </w:pPr>
+            <w:r>
+              <w:rPr>
+                <w:rFonts w:ascii="Times New Roman" w:hAnsi="Times New Roman" w:cs="Times New Roman"/>
+                <w:b/>
+                <w:i w:val="0"/>
+                <w:color w:val="000000"/>
+                <w:sz w:val="20"/>
+              </w:rPr>
+              <w:t>Max</w:t>
+            </w:r>
+          </w:p>
+        </w:tc>
+      </w:tr>
+      <w:tr>
+        <w:tc>
+          <w:tcPr>
+            <w:tcW w:type="dxa" w:w="1003"/>
+          </w:tcPr>
+          <w:p>
+            <w:pPr>
+              <w:spacing w:line="240" w:lineRule="auto" w:after="40" w:before="0"/>
+              <w:jc w:val="center"/>
+            </w:pPr>
+            <w:r>
+              <w:rPr>
+                <w:rFonts w:ascii="Times New Roman" w:hAnsi="Times New Roman" w:cs="Times New Roman"/>
+                <w:b w:val="0"/>
+                <w:i w:val="0"/>
+                <w:color w:val="000000"/>
+                <w:sz w:val="20"/>
+              </w:rPr>
+              <w:t>Website</w:t>
+            </w:r>
+          </w:p>
+        </w:tc>
+        <w:tc>
+          <w:tcPr>
+            <w:tcW w:type="dxa" w:w="1003"/>
+          </w:tcPr>
+          <w:p>
+            <w:pPr>
+              <w:spacing w:line="240" w:lineRule="auto" w:after="40" w:before="0"/>
+              <w:jc w:val="center"/>
+            </w:pPr>
+            <w:r>
+              <w:rPr>
+                <w:rFonts w:ascii="Times New Roman" w:hAnsi="Times New Roman" w:cs="Times New Roman"/>
+                <w:b w:val="0"/>
+                <w:i w:val="0"/>
+                <w:color w:val="000000"/>
+                <w:sz w:val="20"/>
+              </w:rPr>
+              <w:t>50</w:t>
+            </w:r>
+          </w:p>
+        </w:tc>
+        <w:tc>
+          <w:tcPr>
+            <w:tcW w:type="dxa" w:w="1003"/>
+          </w:tcPr>
+          <w:p>
+            <w:pPr>
+              <w:spacing w:line="240" w:lineRule="auto" w:after="40" w:before="0"/>
+              <w:jc w:val="center"/>
+            </w:pPr>
+            <w:r>
+              <w:rPr>
+                <w:rFonts w:ascii="Times New Roman" w:hAnsi="Times New Roman" w:cs="Times New Roman"/>
+                <w:b w:val="0"/>
+                <w:i w:val="0"/>
+                <w:color w:val="000000"/>
+                <w:sz w:val="20"/>
+              </w:rPr>
+              <w:t>47.02</w:t>
+            </w:r>
+          </w:p>
+        </w:tc>
+        <w:tc>
+          <w:tcPr>
+            <w:tcW w:type="dxa" w:w="1003"/>
+          </w:tcPr>
+          <w:p>
+            <w:pPr>
+              <w:spacing w:line="240" w:lineRule="auto" w:after="40" w:before="0"/>
+              <w:jc w:val="center"/>
+            </w:pPr>
+            <w:r>
+              <w:rPr>
+                <w:rFonts w:ascii="Times New Roman" w:hAnsi="Times New Roman" w:cs="Times New Roman"/>
+                <w:b w:val="0"/>
+                <w:i w:val="0"/>
+                <w:color w:val="000000"/>
+                <w:sz w:val="20"/>
+              </w:rPr>
+              <w:t>7.90</w:t>
+            </w:r>
+          </w:p>
+        </w:tc>
+        <w:tc>
+          <w:tcPr>
+            <w:tcW w:type="dxa" w:w="1003"/>
+          </w:tcPr>
+          <w:p>
+            <w:pPr>
+              <w:spacing w:line="240" w:lineRule="auto" w:after="40" w:before="0"/>
+              <w:jc w:val="center"/>
+            </w:pPr>
+            <w:r>
+              <w:rPr>
+                <w:rFonts w:ascii="Times New Roman" w:hAnsi="Times New Roman" w:cs="Times New Roman"/>
+                <w:b w:val="0"/>
+                <w:i w:val="0"/>
+                <w:color w:val="000000"/>
+                <w:sz w:val="20"/>
+              </w:rPr>
+              <w:t>48.5</w:t>
+            </w:r>
+          </w:p>
+        </w:tc>
+        <w:tc>
+          <w:tcPr>
+            <w:tcW w:type="dxa" w:w="1003"/>
+          </w:tcPr>
+          <w:p>
+            <w:pPr>
+              <w:spacing w:line="240" w:lineRule="auto" w:after="40" w:before="0"/>
+              <w:jc w:val="center"/>
+            </w:pPr>
+            <w:r>
+              <w:rPr>
+                <w:rFonts w:ascii="Times New Roman" w:hAnsi="Times New Roman" w:cs="Times New Roman"/>
+                <w:b w:val="0"/>
+                <w:i w:val="0"/>
+                <w:color w:val="000000"/>
+                <w:sz w:val="20"/>
+              </w:rPr>
+              <w:t>43.00</w:t>
+            </w:r>
+          </w:p>
+        </w:tc>
+        <w:tc>
+          <w:tcPr>
+            <w:tcW w:type="dxa" w:w="1003"/>
+          </w:tcPr>
+          <w:p>
+            <w:pPr>
+              <w:spacing w:line="240" w:lineRule="auto" w:after="40" w:before="0"/>
+              <w:jc w:val="center"/>
+            </w:pPr>
+            <w:r>
+              <w:rPr>
+                <w:rFonts w:ascii="Times New Roman" w:hAnsi="Times New Roman" w:cs="Times New Roman"/>
+                <w:b w:val="0"/>
+                <w:i w:val="0"/>
+                <w:color w:val="000000"/>
+                <w:sz w:val="20"/>
+              </w:rPr>
+              <w:t>52.75</w:t>
+            </w:r>
+          </w:p>
+        </w:tc>
+        <w:tc>
+          <w:tcPr>
+            <w:tcW w:type="dxa" w:w="1003"/>
+          </w:tcPr>
+          <w:p>
+            <w:pPr>
+              <w:spacing w:line="240" w:lineRule="auto" w:after="40" w:before="0"/>
+              <w:jc w:val="center"/>
+            </w:pPr>
+            <w:r>
+              <w:rPr>
+                <w:rFonts w:ascii="Times New Roman" w:hAnsi="Times New Roman" w:cs="Times New Roman"/>
+                <w:b w:val="0"/>
+                <w:i w:val="0"/>
+                <w:color w:val="000000"/>
+                <w:sz w:val="20"/>
+              </w:rPr>
+              <w:t>28</w:t>
+            </w:r>
+          </w:p>
+        </w:tc>
+        <w:tc>
+          <w:tcPr>
+            <w:tcW w:type="dxa" w:w="1003"/>
+          </w:tcPr>
+          <w:p>
+            <w:pPr>
+              <w:spacing w:line="240" w:lineRule="auto" w:after="40" w:before="0"/>
+              <w:jc w:val="center"/>
+            </w:pPr>
+            <w:r>
+              <w:rPr>
+                <w:rFonts w:ascii="Times New Roman" w:hAnsi="Times New Roman" w:cs="Times New Roman"/>
+                <w:b w:val="0"/>
+                <w:i w:val="0"/>
+                <w:color w:val="000000"/>
+                <w:sz w:val="20"/>
+              </w:rPr>
+              <w:t>64</w:t>
+            </w:r>
+          </w:p>
+        </w:tc>
+      </w:tr>
+      <w:tr>
+        <w:tc>
+          <w:tcPr>
+            <w:tcW w:type="dxa" w:w="1003"/>
+          </w:tcPr>
+          <w:p>
+            <w:pPr>
+              <w:spacing w:line="240" w:lineRule="auto" w:after="40" w:before="0"/>
+              <w:jc w:val="center"/>
+            </w:pPr>
+            <w:r>
+              <w:rPr>
+                <w:rFonts w:ascii="Times New Roman" w:hAnsi="Times New Roman" w:cs="Times New Roman"/>
+                <w:b w:val="0"/>
+                <w:i w:val="0"/>
+                <w:color w:val="000000"/>
+                <w:sz w:val="20"/>
+              </w:rPr>
+              <w:t>YouTube</w:t>
+            </w:r>
+          </w:p>
+        </w:tc>
+        <w:tc>
+          <w:tcPr>
+            <w:tcW w:type="dxa" w:w="1003"/>
+          </w:tcPr>
+          <w:p>
+            <w:pPr>
+              <w:spacing w:line="240" w:lineRule="auto" w:after="40" w:before="0"/>
+              <w:jc w:val="center"/>
+            </w:pPr>
+            <w:r>
+              <w:rPr>
+                <w:rFonts w:ascii="Times New Roman" w:hAnsi="Times New Roman" w:cs="Times New Roman"/>
+                <w:b w:val="0"/>
+                <w:i w:val="0"/>
+                <w:color w:val="000000"/>
+                <w:sz w:val="20"/>
+              </w:rPr>
+              <w:t>50</w:t>
+            </w:r>
+          </w:p>
+        </w:tc>
+        <w:tc>
+          <w:tcPr>
+            <w:tcW w:type="dxa" w:w="1003"/>
+          </w:tcPr>
+          <w:p>
+            <w:pPr>
+              <w:spacing w:line="240" w:lineRule="auto" w:after="40" w:before="0"/>
+              <w:jc w:val="center"/>
+            </w:pPr>
+            <w:r>
+              <w:rPr>
+                <w:rFonts w:ascii="Times New Roman" w:hAnsi="Times New Roman" w:cs="Times New Roman"/>
+                <w:b w:val="0"/>
+                <w:i w:val="0"/>
+                <w:color w:val="000000"/>
+                <w:sz w:val="20"/>
+              </w:rPr>
+              <w:t>42.88</w:t>
+            </w:r>
+          </w:p>
+        </w:tc>
+        <w:tc>
+          <w:tcPr>
+            <w:tcW w:type="dxa" w:w="1003"/>
+          </w:tcPr>
+          <w:p>
+            <w:pPr>
+              <w:spacing w:line="240" w:lineRule="auto" w:after="40" w:before="0"/>
+              <w:jc w:val="center"/>
+            </w:pPr>
+            <w:r>
+              <w:rPr>
+                <w:rFonts w:ascii="Times New Roman" w:hAnsi="Times New Roman" w:cs="Times New Roman"/>
+                <w:b w:val="0"/>
+                <w:i w:val="0"/>
+                <w:color w:val="000000"/>
+                <w:sz w:val="20"/>
+              </w:rPr>
+              <w:t>7.10</w:t>
+            </w:r>
+          </w:p>
+        </w:tc>
+        <w:tc>
+          <w:tcPr>
+            <w:tcW w:type="dxa" w:w="1003"/>
+          </w:tcPr>
+          <w:p>
+            <w:pPr>
+              <w:spacing w:line="240" w:lineRule="auto" w:after="40" w:before="0"/>
+              <w:jc w:val="center"/>
+            </w:pPr>
+            <w:r>
+              <w:rPr>
+                <w:rFonts w:ascii="Times New Roman" w:hAnsi="Times New Roman" w:cs="Times New Roman"/>
+                <w:b w:val="0"/>
+                <w:i w:val="0"/>
+                <w:color w:val="000000"/>
+                <w:sz w:val="20"/>
+              </w:rPr>
+              <w:t>42.0</w:t>
+            </w:r>
+          </w:p>
+        </w:tc>
+        <w:tc>
+          <w:tcPr>
+            <w:tcW w:type="dxa" w:w="1003"/>
+          </w:tcPr>
+          <w:p>
+            <w:pPr>
+              <w:spacing w:line="240" w:lineRule="auto" w:after="40" w:before="0"/>
+              <w:jc w:val="center"/>
+            </w:pPr>
+            <w:r>
+              <w:rPr>
+                <w:rFonts w:ascii="Times New Roman" w:hAnsi="Times New Roman" w:cs="Times New Roman"/>
+                <w:b w:val="0"/>
+                <w:i w:val="0"/>
+                <w:color w:val="000000"/>
+                <w:sz w:val="20"/>
+              </w:rPr>
+              <w:t>38.00</w:t>
+            </w:r>
+          </w:p>
+        </w:tc>
+        <w:tc>
+          <w:tcPr>
+            <w:tcW w:type="dxa" w:w="1003"/>
+          </w:tcPr>
+          <w:p>
+            <w:pPr>
+              <w:spacing w:line="240" w:lineRule="auto" w:after="40" w:before="0"/>
+              <w:jc w:val="center"/>
+            </w:pPr>
+            <w:r>
+              <w:rPr>
+                <w:rFonts w:ascii="Times New Roman" w:hAnsi="Times New Roman" w:cs="Times New Roman"/>
+                <w:b w:val="0"/>
+                <w:i w:val="0"/>
+                <w:color w:val="000000"/>
+                <w:sz w:val="20"/>
+              </w:rPr>
+              <w:t>47.00</w:t>
+            </w:r>
+          </w:p>
+        </w:tc>
+        <w:tc>
+          <w:tcPr>
+            <w:tcW w:type="dxa" w:w="1003"/>
+          </w:tcPr>
+          <w:p>
+            <w:pPr>
+              <w:spacing w:line="240" w:lineRule="auto" w:after="40" w:before="0"/>
+              <w:jc w:val="center"/>
+            </w:pPr>
+            <w:r>
+              <w:rPr>
+                <w:rFonts w:ascii="Times New Roman" w:hAnsi="Times New Roman" w:cs="Times New Roman"/>
+                <w:b w:val="0"/>
+                <w:i w:val="0"/>
+                <w:color w:val="000000"/>
+                <w:sz w:val="20"/>
+              </w:rPr>
+              <w:t>30</w:t>
+            </w:r>
+          </w:p>
+        </w:tc>
+        <w:tc>
+          <w:tcPr>
+            <w:tcW w:type="dxa" w:w="1003"/>
+          </w:tcPr>
+          <w:p>
+            <w:pPr>
+              <w:spacing w:line="240" w:lineRule="auto" w:after="40" w:before="0"/>
+              <w:jc w:val="center"/>
+            </w:pPr>
+            <w:r>
+              <w:rPr>
+                <w:rFonts w:ascii="Times New Roman" w:hAnsi="Times New Roman" w:cs="Times New Roman"/>
+                <w:b w:val="0"/>
+                <w:i w:val="0"/>
+                <w:color w:val="000000"/>
+                <w:sz w:val="20"/>
+              </w:rPr>
+              <w:t>57</w:t>
+            </w:r>
+          </w:p>
+        </w:tc>
+      </w:tr>
+      <w:tr>
+        <w:tc>
+          <w:tcPr>
+            <w:tcW w:type="dxa" w:w="1003"/>
+          </w:tcPr>
+          <w:p>
+            <w:pPr>
+              <w:spacing w:line="240" w:lineRule="auto" w:after="40" w:before="0"/>
+              <w:jc w:val="center"/>
+            </w:pPr>
+            <w:r>
+              <w:rPr>
+                <w:rFonts w:ascii="Times New Roman" w:hAnsi="Times New Roman" w:cs="Times New Roman"/>
+                <w:b w:val="0"/>
+                <w:i w:val="0"/>
+                <w:color w:val="000000"/>
+                <w:sz w:val="20"/>
+              </w:rPr>
+              <w:t>TikTok</w:t>
+            </w:r>
+          </w:p>
+        </w:tc>
+        <w:tc>
+          <w:tcPr>
+            <w:tcW w:type="dxa" w:w="1003"/>
+          </w:tcPr>
+          <w:p>
+            <w:pPr>
+              <w:spacing w:line="240" w:lineRule="auto" w:after="40" w:before="0"/>
+              <w:jc w:val="center"/>
+            </w:pPr>
+            <w:r>
+              <w:rPr>
+                <w:rFonts w:ascii="Times New Roman" w:hAnsi="Times New Roman" w:cs="Times New Roman"/>
+                <w:b w:val="0"/>
+                <w:i w:val="0"/>
+                <w:color w:val="000000"/>
+                <w:sz w:val="20"/>
+              </w:rPr>
+              <w:t>50</w:t>
+            </w:r>
+          </w:p>
+        </w:tc>
+        <w:tc>
+          <w:tcPr>
+            <w:tcW w:type="dxa" w:w="1003"/>
+          </w:tcPr>
+          <w:p>
+            <w:pPr>
+              <w:spacing w:line="240" w:lineRule="auto" w:after="40" w:before="0"/>
+              <w:jc w:val="center"/>
+            </w:pPr>
+            <w:r>
+              <w:rPr>
+                <w:rFonts w:ascii="Times New Roman" w:hAnsi="Times New Roman" w:cs="Times New Roman"/>
+                <w:b w:val="0"/>
+                <w:i w:val="0"/>
+                <w:color w:val="000000"/>
+                <w:sz w:val="20"/>
+              </w:rPr>
+              <w:t>35.96</w:t>
+            </w:r>
+          </w:p>
+        </w:tc>
+        <w:tc>
+          <w:tcPr>
+            <w:tcW w:type="dxa" w:w="1003"/>
+          </w:tcPr>
+          <w:p>
+            <w:pPr>
+              <w:spacing w:line="240" w:lineRule="auto" w:after="40" w:before="0"/>
+              <w:jc w:val="center"/>
+            </w:pPr>
+            <w:r>
+              <w:rPr>
+                <w:rFonts w:ascii="Times New Roman" w:hAnsi="Times New Roman" w:cs="Times New Roman"/>
+                <w:b w:val="0"/>
+                <w:i w:val="0"/>
+                <w:color w:val="000000"/>
+                <w:sz w:val="20"/>
+              </w:rPr>
+              <w:t>7.86</w:t>
+            </w:r>
+          </w:p>
+        </w:tc>
+        <w:tc>
+          <w:tcPr>
+            <w:tcW w:type="dxa" w:w="1003"/>
+          </w:tcPr>
+          <w:p>
+            <w:pPr>
+              <w:spacing w:line="240" w:lineRule="auto" w:after="40" w:before="0"/>
+              <w:jc w:val="center"/>
+            </w:pPr>
+            <w:r>
+              <w:rPr>
+                <w:rFonts w:ascii="Times New Roman" w:hAnsi="Times New Roman" w:cs="Times New Roman"/>
+                <w:b w:val="0"/>
+                <w:i w:val="0"/>
+                <w:color w:val="000000"/>
+                <w:sz w:val="20"/>
+              </w:rPr>
+              <w:t>35.0</w:t>
+            </w:r>
+          </w:p>
+        </w:tc>
+        <w:tc>
+          <w:tcPr>
+            <w:tcW w:type="dxa" w:w="1003"/>
+          </w:tcPr>
+          <w:p>
+            <w:pPr>
+              <w:spacing w:line="240" w:lineRule="auto" w:after="40" w:before="0"/>
+              <w:jc w:val="center"/>
+            </w:pPr>
+            <w:r>
+              <w:rPr>
+                <w:rFonts w:ascii="Times New Roman" w:hAnsi="Times New Roman" w:cs="Times New Roman"/>
+                <w:b w:val="0"/>
+                <w:i w:val="0"/>
+                <w:color w:val="000000"/>
+                <w:sz w:val="20"/>
+              </w:rPr>
+              <w:t>31.25</w:t>
+            </w:r>
+          </w:p>
+        </w:tc>
+        <w:tc>
+          <w:tcPr>
+            <w:tcW w:type="dxa" w:w="1003"/>
+          </w:tcPr>
+          <w:p>
+            <w:pPr>
+              <w:spacing w:line="240" w:lineRule="auto" w:after="40" w:before="0"/>
+              <w:jc w:val="center"/>
+            </w:pPr>
+            <w:r>
+              <w:rPr>
+                <w:rFonts w:ascii="Times New Roman" w:hAnsi="Times New Roman" w:cs="Times New Roman"/>
+                <w:b w:val="0"/>
+                <w:i w:val="0"/>
+                <w:color w:val="000000"/>
+                <w:sz w:val="20"/>
+              </w:rPr>
+              <w:t>39.75</w:t>
+            </w:r>
+          </w:p>
+        </w:tc>
+        <w:tc>
+          <w:tcPr>
+            <w:tcW w:type="dxa" w:w="1003"/>
+          </w:tcPr>
+          <w:p>
+            <w:pPr>
+              <w:spacing w:line="240" w:lineRule="auto" w:after="40" w:before="0"/>
+              <w:jc w:val="center"/>
+            </w:pPr>
+            <w:r>
+              <w:rPr>
+                <w:rFonts w:ascii="Times New Roman" w:hAnsi="Times New Roman" w:cs="Times New Roman"/>
+                <w:b w:val="0"/>
+                <w:i w:val="0"/>
+                <w:color w:val="000000"/>
+                <w:sz w:val="20"/>
+              </w:rPr>
+              <w:t>20</w:t>
+            </w:r>
+          </w:p>
+        </w:tc>
+        <w:tc>
+          <w:tcPr>
+            <w:tcW w:type="dxa" w:w="1003"/>
+          </w:tcPr>
+          <w:p>
+            <w:pPr>
+              <w:spacing w:line="240" w:lineRule="auto" w:after="40" w:before="0"/>
+              <w:jc w:val="center"/>
+            </w:pPr>
+            <w:r>
+              <w:rPr>
+                <w:rFonts w:ascii="Times New Roman" w:hAnsi="Times New Roman" w:cs="Times New Roman"/>
+                <w:b w:val="0"/>
+                <w:i w:val="0"/>
+                <w:color w:val="000000"/>
+                <w:sz w:val="20"/>
+              </w:rPr>
+              <w:t>57</w:t>
+            </w:r>
+          </w:p>
+        </w:tc>
+      </w:tr>
+      <w:tr>
+        <w:tc>
+          <w:tcPr>
+            <w:tcW w:type="dxa" w:w="1003"/>
+          </w:tcPr>
+          <w:p>
+            <w:pPr>
+              <w:spacing w:line="240" w:lineRule="auto" w:after="40" w:before="0"/>
+              <w:jc w:val="center"/>
+            </w:pPr>
+            <w:r>
+              <w:rPr>
+                <w:rFonts w:ascii="Times New Roman" w:hAnsi="Times New Roman" w:cs="Times New Roman"/>
+                <w:b w:val="0"/>
+                <w:i w:val="0"/>
+                <w:color w:val="000000"/>
+                <w:sz w:val="20"/>
+              </w:rPr>
+              <w:t>Instagram</w:t>
+            </w:r>
+          </w:p>
+        </w:tc>
+        <w:tc>
+          <w:tcPr>
+            <w:tcW w:type="dxa" w:w="1003"/>
+          </w:tcPr>
+          <w:p>
+            <w:pPr>
+              <w:spacing w:line="240" w:lineRule="auto" w:after="40" w:before="0"/>
+              <w:jc w:val="center"/>
+            </w:pPr>
+            <w:r>
+              <w:rPr>
+                <w:rFonts w:ascii="Times New Roman" w:hAnsi="Times New Roman" w:cs="Times New Roman"/>
+                <w:b w:val="0"/>
+                <w:i w:val="0"/>
+                <w:color w:val="000000"/>
+                <w:sz w:val="20"/>
+              </w:rPr>
+              <w:t>50</w:t>
+            </w:r>
+          </w:p>
+        </w:tc>
+        <w:tc>
+          <w:tcPr>
+            <w:tcW w:type="dxa" w:w="1003"/>
+          </w:tcPr>
+          <w:p>
+            <w:pPr>
+              <w:spacing w:line="240" w:lineRule="auto" w:after="40" w:before="0"/>
+              <w:jc w:val="center"/>
+            </w:pPr>
+            <w:r>
+              <w:rPr>
+                <w:rFonts w:ascii="Times New Roman" w:hAnsi="Times New Roman" w:cs="Times New Roman"/>
+                <w:b w:val="0"/>
+                <w:i w:val="0"/>
+                <w:color w:val="000000"/>
+                <w:sz w:val="20"/>
+              </w:rPr>
+              <w:t>28.98</w:t>
+            </w:r>
+          </w:p>
+        </w:tc>
+        <w:tc>
+          <w:tcPr>
+            <w:tcW w:type="dxa" w:w="1003"/>
+          </w:tcPr>
+          <w:p>
+            <w:pPr>
+              <w:spacing w:line="240" w:lineRule="auto" w:after="40" w:before="0"/>
+              <w:jc w:val="center"/>
+            </w:pPr>
+            <w:r>
+              <w:rPr>
+                <w:rFonts w:ascii="Times New Roman" w:hAnsi="Times New Roman" w:cs="Times New Roman"/>
+                <w:b w:val="0"/>
+                <w:i w:val="0"/>
+                <w:color w:val="000000"/>
+                <w:sz w:val="20"/>
+              </w:rPr>
+              <w:t>6.82</w:t>
+            </w:r>
+          </w:p>
+        </w:tc>
+        <w:tc>
+          <w:tcPr>
+            <w:tcW w:type="dxa" w:w="1003"/>
+          </w:tcPr>
+          <w:p>
+            <w:pPr>
+              <w:spacing w:line="240" w:lineRule="auto" w:after="40" w:before="0"/>
+              <w:jc w:val="center"/>
+            </w:pPr>
+            <w:r>
+              <w:rPr>
+                <w:rFonts w:ascii="Times New Roman" w:hAnsi="Times New Roman" w:cs="Times New Roman"/>
+                <w:b w:val="0"/>
+                <w:i w:val="0"/>
+                <w:color w:val="000000"/>
+                <w:sz w:val="20"/>
+              </w:rPr>
+              <w:t>27.5</w:t>
+            </w:r>
+          </w:p>
+        </w:tc>
+        <w:tc>
+          <w:tcPr>
+            <w:tcW w:type="dxa" w:w="1003"/>
+          </w:tcPr>
+          <w:p>
+            <w:pPr>
+              <w:spacing w:line="240" w:lineRule="auto" w:after="40" w:before="0"/>
+              <w:jc w:val="center"/>
+            </w:pPr>
+            <w:r>
+              <w:rPr>
+                <w:rFonts w:ascii="Times New Roman" w:hAnsi="Times New Roman" w:cs="Times New Roman"/>
+                <w:b w:val="0"/>
+                <w:i w:val="0"/>
+                <w:color w:val="000000"/>
+                <w:sz w:val="20"/>
+              </w:rPr>
+              <w:t>25.00</w:t>
+            </w:r>
+          </w:p>
+        </w:tc>
+        <w:tc>
+          <w:tcPr>
+            <w:tcW w:type="dxa" w:w="1003"/>
+          </w:tcPr>
+          <w:p>
+            <w:pPr>
+              <w:spacing w:line="240" w:lineRule="auto" w:after="40" w:before="0"/>
+              <w:jc w:val="center"/>
+            </w:pPr>
+            <w:r>
+              <w:rPr>
+                <w:rFonts w:ascii="Times New Roman" w:hAnsi="Times New Roman" w:cs="Times New Roman"/>
+                <w:b w:val="0"/>
+                <w:i w:val="0"/>
+                <w:color w:val="000000"/>
+                <w:sz w:val="20"/>
+              </w:rPr>
+              <w:t>34.00</w:t>
+            </w:r>
+          </w:p>
+        </w:tc>
+        <w:tc>
+          <w:tcPr>
+            <w:tcW w:type="dxa" w:w="1003"/>
+          </w:tcPr>
+          <w:p>
+            <w:pPr>
+              <w:spacing w:line="240" w:lineRule="auto" w:after="40" w:before="0"/>
+              <w:jc w:val="center"/>
+            </w:pPr>
+            <w:r>
+              <w:rPr>
+                <w:rFonts w:ascii="Times New Roman" w:hAnsi="Times New Roman" w:cs="Times New Roman"/>
+                <w:b w:val="0"/>
+                <w:i w:val="0"/>
+                <w:color w:val="000000"/>
+                <w:sz w:val="20"/>
+              </w:rPr>
+              <w:t>17</w:t>
+            </w:r>
+          </w:p>
+        </w:tc>
+        <w:tc>
+          <w:tcPr>
+            <w:tcW w:type="dxa" w:w="1003"/>
+          </w:tcPr>
+          <w:p>
+            <w:pPr>
+              <w:spacing w:line="240" w:lineRule="auto" w:after="40" w:before="0"/>
+              <w:jc w:val="center"/>
+            </w:pPr>
+            <w:r>
+              <w:rPr>
+                <w:rFonts w:ascii="Times New Roman" w:hAnsi="Times New Roman" w:cs="Times New Roman"/>
+                <w:b w:val="0"/>
+                <w:i w:val="0"/>
+                <w:color w:val="000000"/>
+                <w:sz w:val="20"/>
+              </w:rPr>
+              <w:t>52</w:t>
+            </w:r>
+          </w:p>
+        </w:tc>
+      </w:tr>
+      <w:tr>
+        <w:tc>
+          <w:tcPr>
+            <w:tcW w:type="dxa" w:w="1003"/>
+          </w:tcPr>
+          <w:p>
+            <w:pPr>
+              <w:spacing w:line="240" w:lineRule="auto" w:after="40" w:before="0"/>
+              <w:jc w:val="center"/>
+            </w:pPr>
+            <w:r>
+              <w:rPr>
+                <w:rFonts w:ascii="Times New Roman" w:hAnsi="Times New Roman" w:cs="Times New Roman"/>
+                <w:b w:val="0"/>
+                <w:i w:val="0"/>
+                <w:color w:val="000000"/>
+                <w:sz w:val="20"/>
+              </w:rPr>
+              <w:t>Overall</w:t>
+            </w:r>
+          </w:p>
+        </w:tc>
+        <w:tc>
+          <w:tcPr>
+            <w:tcW w:type="dxa" w:w="1003"/>
+          </w:tcPr>
+          <w:p>
+            <w:pPr>
+              <w:spacing w:line="240" w:lineRule="auto" w:after="40" w:before="0"/>
+              <w:jc w:val="center"/>
+            </w:pPr>
+            <w:r>
+              <w:rPr>
+                <w:rFonts w:ascii="Times New Roman" w:hAnsi="Times New Roman" w:cs="Times New Roman"/>
+                <w:b w:val="0"/>
+                <w:i w:val="0"/>
+                <w:color w:val="000000"/>
+                <w:sz w:val="20"/>
+              </w:rPr>
+              <w:t>200</w:t>
+            </w:r>
+          </w:p>
+        </w:tc>
+        <w:tc>
+          <w:tcPr>
+            <w:tcW w:type="dxa" w:w="1003"/>
+          </w:tcPr>
+          <w:p>
+            <w:pPr>
+              <w:spacing w:line="240" w:lineRule="auto" w:after="40" w:before="0"/>
+              <w:jc w:val="center"/>
+            </w:pPr>
+            <w:r>
+              <w:rPr>
+                <w:rFonts w:ascii="Times New Roman" w:hAnsi="Times New Roman" w:cs="Times New Roman"/>
+                <w:b w:val="0"/>
+                <w:i w:val="0"/>
+                <w:color w:val="000000"/>
+                <w:sz w:val="20"/>
+              </w:rPr>
+              <w:t>38.71</w:t>
+            </w:r>
+          </w:p>
+        </w:tc>
+        <w:tc>
+          <w:tcPr>
+            <w:tcW w:type="dxa" w:w="1003"/>
+          </w:tcPr>
+          <w:p>
+            <w:pPr>
+              <w:spacing w:line="240" w:lineRule="auto" w:after="40" w:before="0"/>
+              <w:jc w:val="center"/>
+            </w:pPr>
+            <w:r>
+              <w:rPr>
+                <w:rFonts w:ascii="Times New Roman" w:hAnsi="Times New Roman" w:cs="Times New Roman"/>
+                <w:b w:val="0"/>
+                <w:i w:val="0"/>
+                <w:color w:val="000000"/>
+                <w:sz w:val="20"/>
+              </w:rPr>
+              <w:t>10.09</w:t>
+            </w:r>
+          </w:p>
+        </w:tc>
+        <w:tc>
+          <w:tcPr>
+            <w:tcW w:type="dxa" w:w="1003"/>
+          </w:tcPr>
+          <w:p>
+            <w:pPr>
+              <w:spacing w:line="240" w:lineRule="auto" w:after="40" w:before="0"/>
+              <w:jc w:val="center"/>
+            </w:pPr>
+            <w:r>
+              <w:rPr>
+                <w:rFonts w:ascii="Times New Roman" w:hAnsi="Times New Roman" w:cs="Times New Roman"/>
+                <w:b w:val="0"/>
+                <w:i w:val="0"/>
+                <w:color w:val="000000"/>
+                <w:sz w:val="20"/>
+              </w:rPr>
+              <w:t>38.0</w:t>
+            </w:r>
+          </w:p>
+        </w:tc>
+        <w:tc>
+          <w:tcPr>
+            <w:tcW w:type="dxa" w:w="1003"/>
+          </w:tcPr>
+          <w:p>
+            <w:pPr>
+              <w:spacing w:line="240" w:lineRule="auto" w:after="40" w:before="0"/>
+              <w:jc w:val="center"/>
+            </w:pPr>
+            <w:r>
+              <w:rPr>
+                <w:rFonts w:ascii="Times New Roman" w:hAnsi="Times New Roman" w:cs="Times New Roman"/>
+                <w:b w:val="0"/>
+                <w:i w:val="0"/>
+                <w:color w:val="000000"/>
+                <w:sz w:val="20"/>
+              </w:rPr>
+              <w:t>—</w:t>
+            </w:r>
+          </w:p>
+        </w:tc>
+        <w:tc>
+          <w:tcPr>
+            <w:tcW w:type="dxa" w:w="1003"/>
+          </w:tcPr>
+          <w:p>
+            <w:pPr>
+              <w:spacing w:line="240" w:lineRule="auto" w:after="40" w:before="0"/>
+              <w:jc w:val="center"/>
+            </w:pPr>
+            <w:r>
+              <w:rPr>
+                <w:rFonts w:ascii="Times New Roman" w:hAnsi="Times New Roman" w:cs="Times New Roman"/>
+                <w:b w:val="0"/>
+                <w:i w:val="0"/>
+                <w:color w:val="000000"/>
+                <w:sz w:val="20"/>
+              </w:rPr>
+              <w:t>—</w:t>
+            </w:r>
+          </w:p>
+        </w:tc>
+        <w:tc>
+          <w:tcPr>
+            <w:tcW w:type="dxa" w:w="1003"/>
+          </w:tcPr>
+          <w:p>
+            <w:pPr>
+              <w:spacing w:line="240" w:lineRule="auto" w:after="40" w:before="0"/>
+              <w:jc w:val="center"/>
+            </w:pPr>
+            <w:r>
+              <w:rPr>
+                <w:rFonts w:ascii="Times New Roman" w:hAnsi="Times New Roman" w:cs="Times New Roman"/>
+                <w:b w:val="0"/>
+                <w:i w:val="0"/>
+                <w:color w:val="000000"/>
+                <w:sz w:val="20"/>
+              </w:rPr>
+              <w:t>17</w:t>
+            </w:r>
+          </w:p>
+        </w:tc>
+        <w:tc>
+          <w:tcPr>
+            <w:tcW w:type="dxa" w:w="1003"/>
+          </w:tcPr>
+          <w:p>
+            <w:pPr>
+              <w:spacing w:line="240" w:lineRule="auto" w:after="40" w:before="0"/>
+              <w:jc w:val="center"/>
+            </w:pPr>
+            <w:r>
+              <w:rPr>
+                <w:rFonts w:ascii="Times New Roman" w:hAnsi="Times New Roman" w:cs="Times New Roman"/>
+                <w:b w:val="0"/>
+                <w:i w:val="0"/>
+                <w:color w:val="000000"/>
+                <w:sz w:val="20"/>
+              </w:rPr>
+              <w:t>64</w:t>
+            </w:r>
+          </w:p>
+        </w:tc>
+      </w:tr>
+    </w:tbl>
+    <w:p>
+      <w:pPr>
+        <w:spacing w:line="360" w:lineRule="auto" w:after="120" w:before="0"/>
+        <w:jc w:val="both"/>
+      </w:pPr>
+      <w:r>
+        <w:rPr>
+          <w:rFonts w:ascii="Times New Roman" w:hAnsi="Times New Roman" w:cs="Times New Roman"/>
+          <w:b w:val="0"/>
+          <w:i w:val="0"/>
+          <w:color w:val="000000"/>
+          <w:sz w:val="24"/>
+        </w:rPr>
+      </w:r>
+    </w:p>
+    <w:p>
+      <w:pPr>
+        <w:spacing w:line="360" w:lineRule="auto" w:after="200" w:before="0"/>
+        <w:jc w:val="both"/>
+      </w:pPr>
+      <w:r>
+        <w:rPr>
+          <w:rFonts w:ascii="Times New Roman" w:hAnsi="Times New Roman" w:cs="Times New Roman"/>
+          <w:b/>
+          <w:i w:val="0"/>
+          <w:color w:val="000000"/>
+          <w:sz w:val="26"/>
+        </w:rPr>
+        <w:t>Table C2. DISCERN Quality Categories by Platform, n (%)</w:t>
+      </w:r>
+    </w:p>
+    <w:tbl>
+      <w:tblPr>
+        <w:tblStyle w:val="TableGrid"/>
+        <w:tblW w:type="auto" w:w="0"/>
+        <w:jc w:val="center"/>
         <w:tblLook w:firstColumn="1" w:firstRow="1" w:lastColumn="0" w:lastRow="0" w:noHBand="0" w:noVBand="1" w:val="04A0"/>
       </w:tblPr>
       <w:tblGrid>
@@ -15500,12 +16685,19 @@
         <w:tc>
           <w:tcPr>
             <w:tcW w:type="dxa" w:w="1504"/>
-          </w:tcPr>
-          <w:p>
-            <w:r>
-              <w:rPr>
-                <w:rFonts w:ascii="Times New Roman" w:hAnsi="Times New Roman"/>
+            <w:shd w:fill="D9E2F3" w:val="clear"/>
+          </w:tcPr>
+          <w:p>
+            <w:pPr>
+              <w:spacing w:line="240" w:lineRule="auto" w:after="40" w:before="0"/>
+              <w:jc w:val="center"/>
+            </w:pPr>
+            <w:r>
+              <w:rPr>
+                <w:rFonts w:ascii="Times New Roman" w:hAnsi="Times New Roman" w:cs="Times New Roman"/>
                 <w:b/>
+                <w:i w:val="0"/>
+                <w:color w:val="000000"/>
                 <w:sz w:val="20"/>
               </w:rPr>
               <w:t>Platform</w:t>
@@ -15515,75 +16707,110 @@
         <w:tc>
           <w:tcPr>
             <w:tcW w:type="dxa" w:w="1504"/>
-          </w:tcPr>
-          <w:p>
-            <w:r>
-              <w:rPr>
-                <w:rFonts w:ascii="Times New Roman" w:hAnsi="Times New Roman"/>
+            <w:shd w:fill="D9E2F3" w:val="clear"/>
+          </w:tcPr>
+          <w:p>
+            <w:pPr>
+              <w:spacing w:line="240" w:lineRule="auto" w:after="40" w:before="0"/>
+              <w:jc w:val="center"/>
+            </w:pPr>
+            <w:r>
+              <w:rPr>
+                <w:rFonts w:ascii="Times New Roman" w:hAnsi="Times New Roman" w:cs="Times New Roman"/>
                 <w:b/>
-                <w:sz w:val="20"/>
-              </w:rPr>
-              <w:t>Healthcare Prof.</w:t>
+                <w:i w:val="0"/>
+                <w:color w:val="000000"/>
+                <w:sz w:val="20"/>
+              </w:rPr>
+              <w:t>Very Poor</w:t>
             </w:r>
           </w:p>
         </w:tc>
         <w:tc>
           <w:tcPr>
             <w:tcW w:type="dxa" w:w="1504"/>
-          </w:tcPr>
-          <w:p>
-            <w:r>
-              <w:rPr>
-                <w:rFonts w:ascii="Times New Roman" w:hAnsi="Times New Roman"/>
+            <w:shd w:fill="D9E2F3" w:val="clear"/>
+          </w:tcPr>
+          <w:p>
+            <w:pPr>
+              <w:spacing w:line="240" w:lineRule="auto" w:after="40" w:before="0"/>
+              <w:jc w:val="center"/>
+            </w:pPr>
+            <w:r>
+              <w:rPr>
+                <w:rFonts w:ascii="Times New Roman" w:hAnsi="Times New Roman" w:cs="Times New Roman"/>
                 <w:b/>
-                <w:sz w:val="20"/>
-              </w:rPr>
-              <w:t>Certified Fitness Prof.</w:t>
+                <w:i w:val="0"/>
+                <w:color w:val="000000"/>
+                <w:sz w:val="20"/>
+              </w:rPr>
+              <w:t>Poor</w:t>
             </w:r>
           </w:p>
         </w:tc>
         <w:tc>
           <w:tcPr>
             <w:tcW w:type="dxa" w:w="1504"/>
-          </w:tcPr>
-          <w:p>
-            <w:r>
-              <w:rPr>
-                <w:rFonts w:ascii="Times New Roman" w:hAnsi="Times New Roman"/>
+            <w:shd w:fill="D9E2F3" w:val="clear"/>
+          </w:tcPr>
+          <w:p>
+            <w:pPr>
+              <w:spacing w:line="240" w:lineRule="auto" w:after="40" w:before="0"/>
+              <w:jc w:val="center"/>
+            </w:pPr>
+            <w:r>
+              <w:rPr>
+                <w:rFonts w:ascii="Times New Roman" w:hAnsi="Times New Roman" w:cs="Times New Roman"/>
                 <w:b/>
-                <w:sz w:val="20"/>
-              </w:rPr>
-              <w:t>Fitness Influencer</w:t>
+                <w:i w:val="0"/>
+                <w:color w:val="000000"/>
+                <w:sz w:val="20"/>
+              </w:rPr>
+              <w:t>Fair</w:t>
             </w:r>
           </w:p>
         </w:tc>
         <w:tc>
           <w:tcPr>
             <w:tcW w:type="dxa" w:w="1504"/>
-          </w:tcPr>
-          <w:p>
-            <w:r>
-              <w:rPr>
-                <w:rFonts w:ascii="Times New Roman" w:hAnsi="Times New Roman"/>
+            <w:shd w:fill="D9E2F3" w:val="clear"/>
+          </w:tcPr>
+          <w:p>
+            <w:pPr>
+              <w:spacing w:line="240" w:lineRule="auto" w:after="40" w:before="0"/>
+              <w:jc w:val="center"/>
+            </w:pPr>
+            <w:r>
+              <w:rPr>
+                <w:rFonts w:ascii="Times New Roman" w:hAnsi="Times New Roman" w:cs="Times New Roman"/>
                 <w:b/>
-                <w:sz w:val="20"/>
-              </w:rPr>
-              <w:t>General User</w:t>
+                <w:i w:val="0"/>
+                <w:color w:val="000000"/>
+                <w:sz w:val="20"/>
+              </w:rPr>
+              <w:t>Good</w:t>
             </w:r>
           </w:p>
         </w:tc>
         <w:tc>
           <w:tcPr>
             <w:tcW w:type="dxa" w:w="1504"/>
-          </w:tcPr>
-          <w:p>
-            <w:r>
-              <w:rPr>
-                <w:rFonts w:ascii="Times New Roman" w:hAnsi="Times New Roman"/>
+            <w:shd w:fill="D9E2F3" w:val="clear"/>
+          </w:tcPr>
+          <w:p>
+            <w:pPr>
+              <w:spacing w:line="240" w:lineRule="auto" w:after="40" w:before="0"/>
+              <w:jc w:val="center"/>
+            </w:pPr>
+            <w:r>
+              <w:rPr>
+                <w:rFonts w:ascii="Times New Roman" w:hAnsi="Times New Roman" w:cs="Times New Roman"/>
                 <w:b/>
-                <w:sz w:val="20"/>
-              </w:rPr>
-              <w:t>Organisation</w:t>
+                <w:i w:val="0"/>
+                <w:color w:val="000000"/>
+                <w:sz w:val="20"/>
+              </w:rPr>
+              <w:t>Excellent</w:t>
             </w:r>
           </w:p>
         </w:tc>
@@ -15594,9 +16821,16 @@
             <w:tcW w:type="dxa" w:w="1504"/>
           </w:tcPr>
           <w:p>
-            <w:r>
-              <w:rPr>
-                <w:rFonts w:ascii="Times New Roman" w:hAnsi="Times New Roman"/>
+            <w:pPr>
+              <w:spacing w:line="240" w:lineRule="auto" w:after="40" w:before="0"/>
+              <w:jc w:val="center"/>
+            </w:pPr>
+            <w:r>
+              <w:rPr>
+                <w:rFonts w:ascii="Times New Roman" w:hAnsi="Times New Roman" w:cs="Times New Roman"/>
+                <w:b w:val="0"/>
+                <w:i w:val="0"/>
+                <w:color w:val="000000"/>
                 <w:sz w:val="20"/>
               </w:rPr>
               <w:t>Website</w:t>
@@ -15608,12 +16842,19 @@
             <w:tcW w:type="dxa" w:w="1504"/>
           </w:tcPr>
           <w:p>
-            <w:r>
-              <w:rPr>
-                <w:rFonts w:ascii="Times New Roman" w:hAnsi="Times New Roman"/>
-                <w:sz w:val="20"/>
-              </w:rPr>
-              <w:t>0</w:t>
+            <w:pPr>
+              <w:spacing w:line="240" w:lineRule="auto" w:after="40" w:before="0"/>
+              <w:jc w:val="center"/>
+            </w:pPr>
+            <w:r>
+              <w:rPr>
+                <w:rFonts w:ascii="Times New Roman" w:hAnsi="Times New Roman" w:cs="Times New Roman"/>
+                <w:b w:val="0"/>
+                <w:i w:val="0"/>
+                <w:color w:val="000000"/>
+                <w:sz w:val="20"/>
+              </w:rPr>
+              <w:t>0 (0%)</w:t>
             </w:r>
           </w:p>
         </w:tc>
@@ -15622,12 +16863,19 @@
             <w:tcW w:type="dxa" w:w="1504"/>
           </w:tcPr>
           <w:p>
-            <w:r>
-              <w:rPr>
-                <w:rFonts w:ascii="Times New Roman" w:hAnsi="Times New Roman"/>
-                <w:sz w:val="20"/>
-              </w:rPr>
-              <w:t>7</w:t>
+            <w:pPr>
+              <w:spacing w:line="240" w:lineRule="auto" w:after="40" w:before="0"/>
+              <w:jc w:val="center"/>
+            </w:pPr>
+            <w:r>
+              <w:rPr>
+                <w:rFonts w:ascii="Times New Roman" w:hAnsi="Times New Roman" w:cs="Times New Roman"/>
+                <w:b w:val="0"/>
+                <w:i w:val="0"/>
+                <w:color w:val="000000"/>
+                <w:sz w:val="20"/>
+              </w:rPr>
+              <w:t>9 (18%)</w:t>
             </w:r>
           </w:p>
         </w:tc>
@@ -15636,12 +16884,19 @@
             <w:tcW w:type="dxa" w:w="1504"/>
           </w:tcPr>
           <w:p>
-            <w:r>
-              <w:rPr>
-                <w:rFonts w:ascii="Times New Roman" w:hAnsi="Times New Roman"/>
-                <w:sz w:val="20"/>
-              </w:rPr>
-              <w:t>0</w:t>
+            <w:pPr>
+              <w:spacing w:line="240" w:lineRule="auto" w:after="40" w:before="0"/>
+              <w:jc w:val="center"/>
+            </w:pPr>
+            <w:r>
+              <w:rPr>
+                <w:rFonts w:ascii="Times New Roman" w:hAnsi="Times New Roman" w:cs="Times New Roman"/>
+                <w:b w:val="0"/>
+                <w:i w:val="0"/>
+                <w:color w:val="000000"/>
+                <w:sz w:val="20"/>
+              </w:rPr>
+              <w:t>22 (44%)</w:t>
             </w:r>
           </w:p>
         </w:tc>
@@ -15650,12 +16905,19 @@
             <w:tcW w:type="dxa" w:w="1504"/>
           </w:tcPr>
           <w:p>
-            <w:r>
-              <w:rPr>
-                <w:rFonts w:ascii="Times New Roman" w:hAnsi="Times New Roman"/>
-                <w:sz w:val="20"/>
-              </w:rPr>
-              <w:t>4</w:t>
+            <w:pPr>
+              <w:spacing w:line="240" w:lineRule="auto" w:after="40" w:before="0"/>
+              <w:jc w:val="center"/>
+            </w:pPr>
+            <w:r>
+              <w:rPr>
+                <w:rFonts w:ascii="Times New Roman" w:hAnsi="Times New Roman" w:cs="Times New Roman"/>
+                <w:b w:val="0"/>
+                <w:i w:val="0"/>
+                <w:color w:val="000000"/>
+                <w:sz w:val="20"/>
+              </w:rPr>
+              <w:t>18 (36%)</w:t>
             </w:r>
           </w:p>
         </w:tc>
@@ -15664,12 +16926,19 @@
             <w:tcW w:type="dxa" w:w="1504"/>
           </w:tcPr>
           <w:p>
-            <w:r>
-              <w:rPr>
-                <w:rFonts w:ascii="Times New Roman" w:hAnsi="Times New Roman"/>
-                <w:sz w:val="20"/>
-              </w:rPr>
-              <w:t>39</w:t>
+            <w:pPr>
+              <w:spacing w:line="240" w:lineRule="auto" w:after="40" w:before="0"/>
+              <w:jc w:val="center"/>
+            </w:pPr>
+            <w:r>
+              <w:rPr>
+                <w:rFonts w:ascii="Times New Roman" w:hAnsi="Times New Roman" w:cs="Times New Roman"/>
+                <w:b w:val="0"/>
+                <w:i w:val="0"/>
+                <w:color w:val="000000"/>
+                <w:sz w:val="20"/>
+              </w:rPr>
+              <w:t>1 (2%)</w:t>
             </w:r>
           </w:p>
         </w:tc>
@@ -15680,9 +16949,16 @@
             <w:tcW w:type="dxa" w:w="1504"/>
           </w:tcPr>
           <w:p>
-            <w:r>
-              <w:rPr>
-                <w:rFonts w:ascii="Times New Roman" w:hAnsi="Times New Roman"/>
+            <w:pPr>
+              <w:spacing w:line="240" w:lineRule="auto" w:after="40" w:before="0"/>
+              <w:jc w:val="center"/>
+            </w:pPr>
+            <w:r>
+              <w:rPr>
+                <w:rFonts w:ascii="Times New Roman" w:hAnsi="Times New Roman" w:cs="Times New Roman"/>
+                <w:b w:val="0"/>
+                <w:i w:val="0"/>
+                <w:color w:val="000000"/>
                 <w:sz w:val="20"/>
               </w:rPr>
               <w:t>YouTube</w:t>
@@ -15694,12 +16970,19 @@
             <w:tcW w:type="dxa" w:w="1504"/>
           </w:tcPr>
           <w:p>
-            <w:r>
-              <w:rPr>
-                <w:rFonts w:ascii="Times New Roman" w:hAnsi="Times New Roman"/>
-                <w:sz w:val="20"/>
-              </w:rPr>
-              <w:t>3</w:t>
+            <w:pPr>
+              <w:spacing w:line="240" w:lineRule="auto" w:after="40" w:before="0"/>
+              <w:jc w:val="center"/>
+            </w:pPr>
+            <w:r>
+              <w:rPr>
+                <w:rFonts w:ascii="Times New Roman" w:hAnsi="Times New Roman" w:cs="Times New Roman"/>
+                <w:b w:val="0"/>
+                <w:i w:val="0"/>
+                <w:color w:val="000000"/>
+                <w:sz w:val="20"/>
+              </w:rPr>
+              <w:t>0 (0%)</w:t>
             </w:r>
           </w:p>
         </w:tc>
@@ -15708,12 +16991,19 @@
             <w:tcW w:type="dxa" w:w="1504"/>
           </w:tcPr>
           <w:p>
-            <w:r>
-              <w:rPr>
-                <w:rFonts w:ascii="Times New Roman" w:hAnsi="Times New Roman"/>
-                <w:sz w:val="20"/>
-              </w:rPr>
-              <w:t>12</w:t>
+            <w:pPr>
+              <w:spacing w:line="240" w:lineRule="auto" w:after="40" w:before="0"/>
+              <w:jc w:val="center"/>
+            </w:pPr>
+            <w:r>
+              <w:rPr>
+                <w:rFonts w:ascii="Times New Roman" w:hAnsi="Times New Roman" w:cs="Times New Roman"/>
+                <w:b w:val="0"/>
+                <w:i w:val="0"/>
+                <w:color w:val="000000"/>
+                <w:sz w:val="20"/>
+              </w:rPr>
+              <w:t>16 (32%)</w:t>
             </w:r>
           </w:p>
         </w:tc>
@@ -15722,12 +17012,19 @@
             <w:tcW w:type="dxa" w:w="1504"/>
           </w:tcPr>
           <w:p>
-            <w:r>
-              <w:rPr>
-                <w:rFonts w:ascii="Times New Roman" w:hAnsi="Times New Roman"/>
-                <w:sz w:val="20"/>
-              </w:rPr>
-              <w:t>19</w:t>
+            <w:pPr>
+              <w:spacing w:line="240" w:lineRule="auto" w:after="40" w:before="0"/>
+              <w:jc w:val="center"/>
+            </w:pPr>
+            <w:r>
+              <w:rPr>
+                <w:rFonts w:ascii="Times New Roman" w:hAnsi="Times New Roman" w:cs="Times New Roman"/>
+                <w:b w:val="0"/>
+                <w:i w:val="0"/>
+                <w:color w:val="000000"/>
+                <w:sz w:val="20"/>
+              </w:rPr>
+              <w:t>24 (48%)</w:t>
             </w:r>
           </w:p>
         </w:tc>
@@ -15736,12 +17033,19 @@
             <w:tcW w:type="dxa" w:w="1504"/>
           </w:tcPr>
           <w:p>
-            <w:r>
-              <w:rPr>
-                <w:rFonts w:ascii="Times New Roman" w:hAnsi="Times New Roman"/>
-                <w:sz w:val="20"/>
-              </w:rPr>
-              <w:t>4</w:t>
+            <w:pPr>
+              <w:spacing w:line="240" w:lineRule="auto" w:after="40" w:before="0"/>
+              <w:jc w:val="center"/>
+            </w:pPr>
+            <w:r>
+              <w:rPr>
+                <w:rFonts w:ascii="Times New Roman" w:hAnsi="Times New Roman" w:cs="Times New Roman"/>
+                <w:b w:val="0"/>
+                <w:i w:val="0"/>
+                <w:color w:val="000000"/>
+                <w:sz w:val="20"/>
+              </w:rPr>
+              <w:t>10 (20%)</w:t>
             </w:r>
           </w:p>
         </w:tc>
@@ -15750,12 +17054,19 @@
             <w:tcW w:type="dxa" w:w="1504"/>
           </w:tcPr>
           <w:p>
-            <w:r>
-              <w:rPr>
-                <w:rFonts w:ascii="Times New Roman" w:hAnsi="Times New Roman"/>
-                <w:sz w:val="20"/>
-              </w:rPr>
-              <w:t>12</w:t>
+            <w:pPr>
+              <w:spacing w:line="240" w:lineRule="auto" w:after="40" w:before="0"/>
+              <w:jc w:val="center"/>
+            </w:pPr>
+            <w:r>
+              <w:rPr>
+                <w:rFonts w:ascii="Times New Roman" w:hAnsi="Times New Roman" w:cs="Times New Roman"/>
+                <w:b w:val="0"/>
+                <w:i w:val="0"/>
+                <w:color w:val="000000"/>
+                <w:sz w:val="20"/>
+              </w:rPr>
+              <w:t>0 (0%)</w:t>
             </w:r>
           </w:p>
         </w:tc>
@@ -15766,9 +17077,16 @@
             <w:tcW w:type="dxa" w:w="1504"/>
           </w:tcPr>
           <w:p>
-            <w:r>
-              <w:rPr>
-                <w:rFonts w:ascii="Times New Roman" w:hAnsi="Times New Roman"/>
+            <w:pPr>
+              <w:spacing w:line="240" w:lineRule="auto" w:after="40" w:before="0"/>
+              <w:jc w:val="center"/>
+            </w:pPr>
+            <w:r>
+              <w:rPr>
+                <w:rFonts w:ascii="Times New Roman" w:hAnsi="Times New Roman" w:cs="Times New Roman"/>
+                <w:b w:val="0"/>
+                <w:i w:val="0"/>
+                <w:color w:val="000000"/>
                 <w:sz w:val="20"/>
               </w:rPr>
               <w:t>TikTok</w:t>
@@ -15780,12 +17098,19 @@
             <w:tcW w:type="dxa" w:w="1504"/>
           </w:tcPr>
           <w:p>
-            <w:r>
-              <w:rPr>
-                <w:rFonts w:ascii="Times New Roman" w:hAnsi="Times New Roman"/>
-                <w:sz w:val="20"/>
-              </w:rPr>
-              <w:t>8</w:t>
+            <w:pPr>
+              <w:spacing w:line="240" w:lineRule="auto" w:after="40" w:before="0"/>
+              <w:jc w:val="center"/>
+            </w:pPr>
+            <w:r>
+              <w:rPr>
+                <w:rFonts w:ascii="Times New Roman" w:hAnsi="Times New Roman" w:cs="Times New Roman"/>
+                <w:b w:val="0"/>
+                <w:i w:val="0"/>
+                <w:color w:val="000000"/>
+                <w:sz w:val="20"/>
+              </w:rPr>
+              <w:t>6 (12%)</w:t>
             </w:r>
           </w:p>
         </w:tc>
@@ -15794,12 +17119,19 @@
             <w:tcW w:type="dxa" w:w="1504"/>
           </w:tcPr>
           <w:p>
-            <w:r>
-              <w:rPr>
-                <w:rFonts w:ascii="Times New Roman" w:hAnsi="Times New Roman"/>
-                <w:sz w:val="20"/>
-              </w:rPr>
-              <w:t>7</w:t>
+            <w:pPr>
+              <w:spacing w:line="240" w:lineRule="auto" w:after="40" w:before="0"/>
+              <w:jc w:val="center"/>
+            </w:pPr>
+            <w:r>
+              <w:rPr>
+                <w:rFonts w:ascii="Times New Roman" w:hAnsi="Times New Roman" w:cs="Times New Roman"/>
+                <w:b w:val="0"/>
+                <w:i w:val="0"/>
+                <w:color w:val="000000"/>
+                <w:sz w:val="20"/>
+              </w:rPr>
+              <w:t>27 (54%)</w:t>
             </w:r>
           </w:p>
         </w:tc>
@@ -15808,12 +17140,19 @@
             <w:tcW w:type="dxa" w:w="1504"/>
           </w:tcPr>
           <w:p>
-            <w:r>
-              <w:rPr>
-                <w:rFonts w:ascii="Times New Roman" w:hAnsi="Times New Roman"/>
-                <w:sz w:val="20"/>
-              </w:rPr>
-              <w:t>21</w:t>
+            <w:pPr>
+              <w:spacing w:line="240" w:lineRule="auto" w:after="40" w:before="0"/>
+              <w:jc w:val="center"/>
+            </w:pPr>
+            <w:r>
+              <w:rPr>
+                <w:rFonts w:ascii="Times New Roman" w:hAnsi="Times New Roman" w:cs="Times New Roman"/>
+                <w:b w:val="0"/>
+                <w:i w:val="0"/>
+                <w:color w:val="000000"/>
+                <w:sz w:val="20"/>
+              </w:rPr>
+              <w:t>15 (30%)</w:t>
             </w:r>
           </w:p>
         </w:tc>
@@ -15822,12 +17161,19 @@
             <w:tcW w:type="dxa" w:w="1504"/>
           </w:tcPr>
           <w:p>
-            <w:r>
-              <w:rPr>
-                <w:rFonts w:ascii="Times New Roman" w:hAnsi="Times New Roman"/>
-                <w:sz w:val="20"/>
-              </w:rPr>
-              <w:t>9</w:t>
+            <w:pPr>
+              <w:spacing w:line="240" w:lineRule="auto" w:after="40" w:before="0"/>
+              <w:jc w:val="center"/>
+            </w:pPr>
+            <w:r>
+              <w:rPr>
+                <w:rFonts w:ascii="Times New Roman" w:hAnsi="Times New Roman" w:cs="Times New Roman"/>
+                <w:b w:val="0"/>
+                <w:i w:val="0"/>
+                <w:color w:val="000000"/>
+                <w:sz w:val="20"/>
+              </w:rPr>
+              <w:t>2 (4%)</w:t>
             </w:r>
           </w:p>
         </w:tc>
@@ -15836,12 +17182,19 @@
             <w:tcW w:type="dxa" w:w="1504"/>
           </w:tcPr>
           <w:p>
-            <w:r>
-              <w:rPr>
-                <w:rFonts w:ascii="Times New Roman" w:hAnsi="Times New Roman"/>
-                <w:sz w:val="20"/>
-              </w:rPr>
-              <w:t>5</w:t>
+            <w:pPr>
+              <w:spacing w:line="240" w:lineRule="auto" w:after="40" w:before="0"/>
+              <w:jc w:val="center"/>
+            </w:pPr>
+            <w:r>
+              <w:rPr>
+                <w:rFonts w:ascii="Times New Roman" w:hAnsi="Times New Roman" w:cs="Times New Roman"/>
+                <w:b w:val="0"/>
+                <w:i w:val="0"/>
+                <w:color w:val="000000"/>
+                <w:sz w:val="20"/>
+              </w:rPr>
+              <w:t>0 (0%)</w:t>
             </w:r>
           </w:p>
         </w:tc>
@@ -15852,9 +17205,16 @@
             <w:tcW w:type="dxa" w:w="1504"/>
           </w:tcPr>
           <w:p>
-            <w:r>
-              <w:rPr>
-                <w:rFonts w:ascii="Times New Roman" w:hAnsi="Times New Roman"/>
+            <w:pPr>
+              <w:spacing w:line="240" w:lineRule="auto" w:after="40" w:before="0"/>
+              <w:jc w:val="center"/>
+            </w:pPr>
+            <w:r>
+              <w:rPr>
+                <w:rFonts w:ascii="Times New Roman" w:hAnsi="Times New Roman" w:cs="Times New Roman"/>
+                <w:b w:val="0"/>
+                <w:i w:val="0"/>
+                <w:color w:val="000000"/>
                 <w:sz w:val="20"/>
               </w:rPr>
               <w:t>Instagram</w:t>
@@ -15866,12 +17226,19 @@
             <w:tcW w:type="dxa" w:w="1504"/>
           </w:tcPr>
           <w:p>
-            <w:r>
-              <w:rPr>
-                <w:rFonts w:ascii="Times New Roman" w:hAnsi="Times New Roman"/>
-                <w:sz w:val="20"/>
-              </w:rPr>
-              <w:t>3</w:t>
+            <w:pPr>
+              <w:spacing w:line="240" w:lineRule="auto" w:after="40" w:before="0"/>
+              <w:jc w:val="center"/>
+            </w:pPr>
+            <w:r>
+              <w:rPr>
+                <w:rFonts w:ascii="Times New Roman" w:hAnsi="Times New Roman" w:cs="Times New Roman"/>
+                <w:b w:val="0"/>
+                <w:i w:val="0"/>
+                <w:color w:val="000000"/>
+                <w:sz w:val="20"/>
+              </w:rPr>
+              <w:t>21 (42%)</w:t>
             </w:r>
           </w:p>
         </w:tc>
@@ -15880,12 +17247,19 @@
             <w:tcW w:type="dxa" w:w="1504"/>
           </w:tcPr>
           <w:p>
-            <w:r>
-              <w:rPr>
-                <w:rFonts w:ascii="Times New Roman" w:hAnsi="Times New Roman"/>
-                <w:sz w:val="20"/>
-              </w:rPr>
-              <w:t>8</w:t>
+            <w:pPr>
+              <w:spacing w:line="240" w:lineRule="auto" w:after="40" w:before="0"/>
+              <w:jc w:val="center"/>
+            </w:pPr>
+            <w:r>
+              <w:rPr>
+                <w:rFonts w:ascii="Times New Roman" w:hAnsi="Times New Roman" w:cs="Times New Roman"/>
+                <w:b w:val="0"/>
+                <w:i w:val="0"/>
+                <w:color w:val="000000"/>
+                <w:sz w:val="20"/>
+              </w:rPr>
+              <w:t>25 (50%)</w:t>
             </w:r>
           </w:p>
         </w:tc>
@@ -15894,12 +17268,19 @@
             <w:tcW w:type="dxa" w:w="1504"/>
           </w:tcPr>
           <w:p>
-            <w:r>
-              <w:rPr>
-                <w:rFonts w:ascii="Times New Roman" w:hAnsi="Times New Roman"/>
-                <w:sz w:val="20"/>
-              </w:rPr>
-              <w:t>3</w:t>
+            <w:pPr>
+              <w:spacing w:line="240" w:lineRule="auto" w:after="40" w:before="0"/>
+              <w:jc w:val="center"/>
+            </w:pPr>
+            <w:r>
+              <w:rPr>
+                <w:rFonts w:ascii="Times New Roman" w:hAnsi="Times New Roman" w:cs="Times New Roman"/>
+                <w:b w:val="0"/>
+                <w:i w:val="0"/>
+                <w:color w:val="000000"/>
+                <w:sz w:val="20"/>
+              </w:rPr>
+              <w:t>3 (6%)</w:t>
             </w:r>
           </w:p>
         </w:tc>
@@ -15908,12 +17289,19 @@
             <w:tcW w:type="dxa" w:w="1504"/>
           </w:tcPr>
           <w:p>
-            <w:r>
-              <w:rPr>
-                <w:rFonts w:ascii="Times New Roman" w:hAnsi="Times New Roman"/>
-                <w:sz w:val="20"/>
-              </w:rPr>
-              <w:t>7</w:t>
+            <w:pPr>
+              <w:spacing w:line="240" w:lineRule="auto" w:after="40" w:before="0"/>
+              <w:jc w:val="center"/>
+            </w:pPr>
+            <w:r>
+              <w:rPr>
+                <w:rFonts w:ascii="Times New Roman" w:hAnsi="Times New Roman" w:cs="Times New Roman"/>
+                <w:b w:val="0"/>
+                <w:i w:val="0"/>
+                <w:color w:val="000000"/>
+                <w:sz w:val="20"/>
+              </w:rPr>
+              <w:t>1 (2%)</w:t>
             </w:r>
           </w:p>
         </w:tc>
@@ -15922,98 +17310,19 @@
             <w:tcW w:type="dxa" w:w="1504"/>
           </w:tcPr>
           <w:p>
-            <w:r>
-              <w:rPr>
-                <w:rFonts w:ascii="Times New Roman" w:hAnsi="Times New Roman"/>
-                <w:sz w:val="20"/>
-              </w:rPr>
-              <w:t>29</w:t>
-            </w:r>
-          </w:p>
-        </w:tc>
-      </w:tr>
-      <w:tr>
-        <w:tc>
-          <w:tcPr>
-            <w:tcW w:type="dxa" w:w="1504"/>
-          </w:tcPr>
-          <w:p>
-            <w:r>
-              <w:rPr>
-                <w:rFonts w:ascii="Times New Roman" w:hAnsi="Times New Roman"/>
-                <w:sz w:val="20"/>
-              </w:rPr>
-              <w:t>Total</w:t>
-            </w:r>
-          </w:p>
-        </w:tc>
-        <w:tc>
-          <w:tcPr>
-            <w:tcW w:type="dxa" w:w="1504"/>
-          </w:tcPr>
-          <w:p>
-            <w:r>
-              <w:rPr>
-                <w:rFonts w:ascii="Times New Roman" w:hAnsi="Times New Roman"/>
-                <w:sz w:val="20"/>
-              </w:rPr>
-              <w:t>14</w:t>
-            </w:r>
-          </w:p>
-        </w:tc>
-        <w:tc>
-          <w:tcPr>
-            <w:tcW w:type="dxa" w:w="1504"/>
-          </w:tcPr>
-          <w:p>
-            <w:r>
-              <w:rPr>
-                <w:rFonts w:ascii="Times New Roman" w:hAnsi="Times New Roman"/>
-                <w:sz w:val="20"/>
-              </w:rPr>
-              <w:t>34</w:t>
-            </w:r>
-          </w:p>
-        </w:tc>
-        <w:tc>
-          <w:tcPr>
-            <w:tcW w:type="dxa" w:w="1504"/>
-          </w:tcPr>
-          <w:p>
-            <w:r>
-              <w:rPr>
-                <w:rFonts w:ascii="Times New Roman" w:hAnsi="Times New Roman"/>
-                <w:sz w:val="20"/>
-              </w:rPr>
-              <w:t>43</w:t>
-            </w:r>
-          </w:p>
-        </w:tc>
-        <w:tc>
-          <w:tcPr>
-            <w:tcW w:type="dxa" w:w="1504"/>
-          </w:tcPr>
-          <w:p>
-            <w:r>
-              <w:rPr>
-                <w:rFonts w:ascii="Times New Roman" w:hAnsi="Times New Roman"/>
-                <w:sz w:val="20"/>
-              </w:rPr>
-              <w:t>24</w:t>
-            </w:r>
-          </w:p>
-        </w:tc>
-        <w:tc>
-          <w:tcPr>
-            <w:tcW w:type="dxa" w:w="1504"/>
-          </w:tcPr>
-          <w:p>
-            <w:r>
-              <w:rPr>
-                <w:rFonts w:ascii="Times New Roman" w:hAnsi="Times New Roman"/>
-                <w:sz w:val="20"/>
-              </w:rPr>
-              <w:t>85</w:t>
+            <w:pPr>
+              <w:spacing w:line="240" w:lineRule="auto" w:after="40" w:before="0"/>
+              <w:jc w:val="center"/>
+            </w:pPr>
+            <w:r>
+              <w:rPr>
+                <w:rFonts w:ascii="Times New Roman" w:hAnsi="Times New Roman" w:cs="Times New Roman"/>
+                <w:b w:val="0"/>
+                <w:i w:val="0"/>
+                <w:color w:val="000000"/>
+                <w:sz w:val="20"/>
+              </w:rPr>
+              <w:t>0 (0%)</w:t>
             </w:r>
           </w:p>
         </w:tc>
@@ -16021,199 +17330,150 @@
     </w:tbl>
     <w:p>
       <w:pPr>
-        <w:spacing w:line="360" w:lineRule="auto"/>
+        <w:spacing w:line="360" w:lineRule="auto" w:after="120" w:before="0"/>
         <w:jc w:val="both"/>
       </w:pPr>
       <w:r>
         <w:rPr>
-          <w:rFonts w:ascii="Times New Roman" w:hAnsi="Times New Roman"/>
+          <w:rFonts w:ascii="Times New Roman" w:hAnsi="Times New Roman" w:cs="Times New Roman"/>
           <w:b w:val="0"/>
           <w:i w:val="0"/>
+          <w:color w:val="000000"/>
           <w:sz w:val="24"/>
         </w:rPr>
-      </w:r>
-    </w:p>
-    <w:p>
-      <w:pPr>
-        <w:spacing w:line="360" w:lineRule="auto"/>
-        <w:jc w:val="left"/>
-      </w:pPr>
-      <w:r>
-        <w:rPr>
-          <w:rFonts w:ascii="Times New Roman" w:hAnsi="Times New Roman"/>
+        <w:t>Note. Categories: Very Poor (16–26), Poor (27–38), Fair (39–50), Good (51–62), Excellent (63–80).</w:t>
+      </w:r>
+    </w:p>
+    <w:p>
+      <w:pPr>
+        <w:spacing w:line="360" w:lineRule="auto" w:after="120" w:before="0"/>
+        <w:jc w:val="both"/>
+      </w:pPr>
+      <w:r>
+        <w:rPr>
+          <w:rFonts w:ascii="Times New Roman" w:hAnsi="Times New Roman" w:cs="Times New Roman"/>
+          <w:b w:val="0"/>
+          <w:i w:val="0"/>
+          <w:color w:val="000000"/>
+          <w:sz w:val="24"/>
+        </w:rPr>
+      </w:r>
+    </w:p>
+    <w:p>
+      <w:pPr>
+        <w:spacing w:line="360" w:lineRule="auto" w:after="200" w:before="0"/>
+        <w:jc w:val="both"/>
+      </w:pPr>
+      <w:r>
+        <w:rPr>
+          <w:rFonts w:ascii="Times New Roman" w:hAnsi="Times New Roman" w:cs="Times New Roman"/>
           <w:b/>
           <w:i w:val="0"/>
-          <w:sz w:val="24"/>
-        </w:rPr>
-        <w:t>Table C2. DISCERN Total Score Descriptive Statistics by Platform</w:t>
+          <w:color w:val="000000"/>
+          <w:sz w:val="26"/>
+        </w:rPr>
+        <w:t>Table C3. Pairwise Platform Comparisons (Mann-Whitney U, Bonferroni-Adjusted)</w:t>
       </w:r>
     </w:p>
     <w:tbl>
       <w:tblPr>
         <w:tblStyle w:val="TableGrid"/>
         <w:tblW w:type="auto" w:w="0"/>
+        <w:jc w:val="center"/>
         <w:tblLook w:firstColumn="1" w:firstRow="1" w:lastColumn="0" w:lastRow="0" w:noHBand="0" w:noVBand="1" w:val="04A0"/>
       </w:tblPr>
       <w:tblGrid>
-        <w:gridCol w:w="903"/>
-        <w:gridCol w:w="903"/>
-        <w:gridCol w:w="903"/>
-        <w:gridCol w:w="903"/>
-        <w:gridCol w:w="903"/>
-        <w:gridCol w:w="903"/>
-        <w:gridCol w:w="903"/>
-        <w:gridCol w:w="903"/>
-        <w:gridCol w:w="903"/>
-        <w:gridCol w:w="903"/>
+        <w:gridCol w:w="2256"/>
+        <w:gridCol w:w="2256"/>
+        <w:gridCol w:w="2256"/>
+        <w:gridCol w:w="2256"/>
       </w:tblGrid>
       <w:tr>
         <w:tc>
           <w:tcPr>
-            <w:tcW w:type="dxa" w:w="903"/>
-          </w:tcPr>
-          <w:p>
-            <w:r>
-              <w:rPr>
-                <w:rFonts w:ascii="Times New Roman" w:hAnsi="Times New Roman"/>
+            <w:tcW w:type="dxa" w:w="2256"/>
+            <w:shd w:fill="D9E2F3" w:val="clear"/>
+          </w:tcPr>
+          <w:p>
+            <w:pPr>
+              <w:spacing w:line="240" w:lineRule="auto" w:after="40" w:before="0"/>
+              <w:jc w:val="center"/>
+            </w:pPr>
+            <w:r>
+              <w:rPr>
+                <w:rFonts w:ascii="Times New Roman" w:hAnsi="Times New Roman" w:cs="Times New Roman"/>
                 <w:b/>
-                <w:sz w:val="20"/>
-              </w:rPr>
-              <w:t>Platform</w:t>
-            </w:r>
-          </w:p>
-        </w:tc>
-        <w:tc>
-          <w:tcPr>
-            <w:tcW w:type="dxa" w:w="903"/>
-          </w:tcPr>
-          <w:p>
-            <w:r>
-              <w:rPr>
-                <w:rFonts w:ascii="Times New Roman" w:hAnsi="Times New Roman"/>
+                <w:i w:val="0"/>
+                <w:color w:val="000000"/>
+                <w:sz w:val="20"/>
+              </w:rPr>
+              <w:t>Comparison</w:t>
+            </w:r>
+          </w:p>
+        </w:tc>
+        <w:tc>
+          <w:tcPr>
+            <w:tcW w:type="dxa" w:w="2256"/>
+            <w:shd w:fill="D9E2F3" w:val="clear"/>
+          </w:tcPr>
+          <w:p>
+            <w:pPr>
+              <w:spacing w:line="240" w:lineRule="auto" w:after="40" w:before="0"/>
+              <w:jc w:val="center"/>
+            </w:pPr>
+            <w:r>
+              <w:rPr>
+                <w:rFonts w:ascii="Times New Roman" w:hAnsi="Times New Roman" w:cs="Times New Roman"/>
                 <w:b/>
-                <w:sz w:val="20"/>
-              </w:rPr>
-              <w:t>n</w:t>
-            </w:r>
-          </w:p>
-        </w:tc>
-        <w:tc>
-          <w:tcPr>
-            <w:tcW w:type="dxa" w:w="903"/>
-          </w:tcPr>
-          <w:p>
-            <w:r>
-              <w:rPr>
-                <w:rFonts w:ascii="Times New Roman" w:hAnsi="Times New Roman"/>
+                <w:i w:val="0"/>
+                <w:color w:val="000000"/>
+                <w:sz w:val="20"/>
+              </w:rPr>
+              <w:t>U</w:t>
+            </w:r>
+          </w:p>
+        </w:tc>
+        <w:tc>
+          <w:tcPr>
+            <w:tcW w:type="dxa" w:w="2256"/>
+            <w:shd w:fill="D9E2F3" w:val="clear"/>
+          </w:tcPr>
+          <w:p>
+            <w:pPr>
+              <w:spacing w:line="240" w:lineRule="auto" w:after="40" w:before="0"/>
+              <w:jc w:val="center"/>
+            </w:pPr>
+            <w:r>
+              <w:rPr>
+                <w:rFonts w:ascii="Times New Roman" w:hAnsi="Times New Roman" w:cs="Times New Roman"/>
                 <w:b/>
-                <w:sz w:val="20"/>
-              </w:rPr>
-              <w:t>Mean</w:t>
-            </w:r>
-          </w:p>
-        </w:tc>
-        <w:tc>
-          <w:tcPr>
-            <w:tcW w:type="dxa" w:w="903"/>
-          </w:tcPr>
-          <w:p>
-            <w:r>
-              <w:rPr>
-                <w:rFonts w:ascii="Times New Roman" w:hAnsi="Times New Roman"/>
+                <w:i w:val="0"/>
+                <w:color w:val="000000"/>
+                <w:sz w:val="20"/>
+              </w:rPr>
+              <w:t>p (adjusted)</w:t>
+            </w:r>
+          </w:p>
+        </w:tc>
+        <w:tc>
+          <w:tcPr>
+            <w:tcW w:type="dxa" w:w="2256"/>
+            <w:shd w:fill="D9E2F3" w:val="clear"/>
+          </w:tcPr>
+          <w:p>
+            <w:pPr>
+              <w:spacing w:line="240" w:lineRule="auto" w:after="40" w:before="0"/>
+              <w:jc w:val="center"/>
+            </w:pPr>
+            <w:r>
+              <w:rPr>
+                <w:rFonts w:ascii="Times New Roman" w:hAnsi="Times New Roman" w:cs="Times New Roman"/>
                 <w:b/>
-                <w:sz w:val="20"/>
-              </w:rPr>
-              <w:t>SD</w:t>
-            </w:r>
-          </w:p>
-        </w:tc>
-        <w:tc>
-          <w:tcPr>
-            <w:tcW w:type="dxa" w:w="903"/>
-          </w:tcPr>
-          <w:p>
-            <w:r>
-              <w:rPr>
-                <w:rFonts w:ascii="Times New Roman" w:hAnsi="Times New Roman"/>
-                <w:b/>
-                <w:sz w:val="20"/>
-              </w:rPr>
-              <w:t>Median</w:t>
-            </w:r>
-          </w:p>
-        </w:tc>
-        <w:tc>
-          <w:tcPr>
-            <w:tcW w:type="dxa" w:w="903"/>
-          </w:tcPr>
-          <w:p>
-            <w:r>
-              <w:rPr>
-                <w:rFonts w:ascii="Times New Roman" w:hAnsi="Times New Roman"/>
-                <w:b/>
-                <w:sz w:val="20"/>
-              </w:rPr>
-              <w:t>Q1</w:t>
-            </w:r>
-          </w:p>
-        </w:tc>
-        <w:tc>
-          <w:tcPr>
-            <w:tcW w:type="dxa" w:w="903"/>
-          </w:tcPr>
-          <w:p>
-            <w:r>
-              <w:rPr>
-                <w:rFonts w:ascii="Times New Roman" w:hAnsi="Times New Roman"/>
-                <w:b/>
-                <w:sz w:val="20"/>
-              </w:rPr>
-              <w:t>Q3</w:t>
-            </w:r>
-          </w:p>
-        </w:tc>
-        <w:tc>
-          <w:tcPr>
-            <w:tcW w:type="dxa" w:w="903"/>
-          </w:tcPr>
-          <w:p>
-            <w:r>
-              <w:rPr>
-                <w:rFonts w:ascii="Times New Roman" w:hAnsi="Times New Roman"/>
-                <w:b/>
-                <w:sz w:val="20"/>
-              </w:rPr>
-              <w:t>Min</w:t>
-            </w:r>
-          </w:p>
-        </w:tc>
-        <w:tc>
-          <w:tcPr>
-            <w:tcW w:type="dxa" w:w="903"/>
-          </w:tcPr>
-          <w:p>
-            <w:r>
-              <w:rPr>
-                <w:rFonts w:ascii="Times New Roman" w:hAnsi="Times New Roman"/>
-                <w:b/>
-                <w:sz w:val="20"/>
-              </w:rPr>
-              <w:t>Max</w:t>
-            </w:r>
-          </w:p>
-        </w:tc>
-        <w:tc>
-          <w:tcPr>
-            <w:tcW w:type="dxa" w:w="903"/>
-          </w:tcPr>
-          <w:p>
-            <w:r>
-              <w:rPr>
-                <w:rFonts w:ascii="Times New Roman" w:hAnsi="Times New Roman"/>
-                <w:b/>
-                <w:sz w:val="20"/>
-              </w:rPr>
-              <w:t>IQR</w:t>
+                <w:i w:val="0"/>
+                <w:color w:val="000000"/>
+                <w:sz w:val="20"/>
+              </w:rPr>
+              <w:t>r</w:t>
             </w:r>
           </w:p>
         </w:tc>
@@ -16221,141 +17481,85 @@
       <w:tr>
         <w:tc>
           <w:tcPr>
-            <w:tcW w:type="dxa" w:w="903"/>
-          </w:tcPr>
-          <w:p>
-            <w:r>
-              <w:rPr>
-                <w:rFonts w:ascii="Times New Roman" w:hAnsi="Times New Roman"/>
-                <w:sz w:val="20"/>
-              </w:rPr>
-              <w:t>Website</w:t>
-            </w:r>
-          </w:p>
-        </w:tc>
-        <w:tc>
-          <w:tcPr>
-            <w:tcW w:type="dxa" w:w="903"/>
-          </w:tcPr>
-          <w:p>
-            <w:r>
-              <w:rPr>
-                <w:rFonts w:ascii="Times New Roman" w:hAnsi="Times New Roman"/>
-                <w:sz w:val="20"/>
-              </w:rPr>
-              <w:t>50</w:t>
-            </w:r>
-          </w:p>
-        </w:tc>
-        <w:tc>
-          <w:tcPr>
-            <w:tcW w:type="dxa" w:w="903"/>
-          </w:tcPr>
-          <w:p>
-            <w:r>
-              <w:rPr>
-                <w:rFonts w:ascii="Times New Roman" w:hAnsi="Times New Roman"/>
-                <w:sz w:val="20"/>
-              </w:rPr>
-              <w:t>48.70</w:t>
-            </w:r>
-          </w:p>
-        </w:tc>
-        <w:tc>
-          <w:tcPr>
-            <w:tcW w:type="dxa" w:w="903"/>
-          </w:tcPr>
-          <w:p>
-            <w:r>
-              <w:rPr>
-                <w:rFonts w:ascii="Times New Roman" w:hAnsi="Times New Roman"/>
-                <w:sz w:val="20"/>
-              </w:rPr>
-              <w:t>8.17</w:t>
-            </w:r>
-          </w:p>
-        </w:tc>
-        <w:tc>
-          <w:tcPr>
-            <w:tcW w:type="dxa" w:w="903"/>
-          </w:tcPr>
-          <w:p>
-            <w:r>
-              <w:rPr>
-                <w:rFonts w:ascii="Times New Roman" w:hAnsi="Times New Roman"/>
-                <w:sz w:val="20"/>
-              </w:rPr>
-              <w:t>48.0</w:t>
-            </w:r>
-          </w:p>
-        </w:tc>
-        <w:tc>
-          <w:tcPr>
-            <w:tcW w:type="dxa" w:w="903"/>
-          </w:tcPr>
-          <w:p>
-            <w:r>
-              <w:rPr>
-                <w:rFonts w:ascii="Times New Roman" w:hAnsi="Times New Roman"/>
-                <w:sz w:val="20"/>
-              </w:rPr>
-              <w:t>42.25</w:t>
-            </w:r>
-          </w:p>
-        </w:tc>
-        <w:tc>
-          <w:tcPr>
-            <w:tcW w:type="dxa" w:w="903"/>
-          </w:tcPr>
-          <w:p>
-            <w:r>
-              <w:rPr>
-                <w:rFonts w:ascii="Times New Roman" w:hAnsi="Times New Roman"/>
-                <w:sz w:val="20"/>
-              </w:rPr>
-              <w:t>55.00</w:t>
-            </w:r>
-          </w:p>
-        </w:tc>
-        <w:tc>
-          <w:tcPr>
-            <w:tcW w:type="dxa" w:w="903"/>
-          </w:tcPr>
-          <w:p>
-            <w:r>
-              <w:rPr>
-                <w:rFonts w:ascii="Times New Roman" w:hAnsi="Times New Roman"/>
-                <w:sz w:val="20"/>
-              </w:rPr>
-              <w:t>33</w:t>
-            </w:r>
-          </w:p>
-        </w:tc>
-        <w:tc>
-          <w:tcPr>
-            <w:tcW w:type="dxa" w:w="903"/>
-          </w:tcPr>
-          <w:p>
-            <w:r>
-              <w:rPr>
-                <w:rFonts w:ascii="Times New Roman" w:hAnsi="Times New Roman"/>
-                <w:sz w:val="20"/>
-              </w:rPr>
-              <w:t>65</w:t>
-            </w:r>
-          </w:p>
-        </w:tc>
-        <w:tc>
-          <w:tcPr>
-            <w:tcW w:type="dxa" w:w="903"/>
-          </w:tcPr>
-          <w:p>
-            <w:r>
-              <w:rPr>
-                <w:rFonts w:ascii="Times New Roman" w:hAnsi="Times New Roman"/>
-                <w:sz w:val="20"/>
-              </w:rPr>
-              <w:t>12.75</w:t>
+            <w:tcW w:type="dxa" w:w="2256"/>
+          </w:tcPr>
+          <w:p>
+            <w:pPr>
+              <w:spacing w:line="240" w:lineRule="auto" w:after="40" w:before="0"/>
+              <w:jc w:val="center"/>
+            </w:pPr>
+            <w:r>
+              <w:rPr>
+                <w:rFonts w:ascii="Times New Roman" w:hAnsi="Times New Roman" w:cs="Times New Roman"/>
+                <w:b w:val="0"/>
+                <w:i w:val="0"/>
+                <w:color w:val="000000"/>
+                <w:sz w:val="20"/>
+              </w:rPr>
+              <w:t>Website vs YouTube</w:t>
+            </w:r>
+          </w:p>
+        </w:tc>
+        <w:tc>
+          <w:tcPr>
+            <w:tcW w:type="dxa" w:w="2256"/>
+          </w:tcPr>
+          <w:p>
+            <w:pPr>
+              <w:spacing w:line="240" w:lineRule="auto" w:after="40" w:before="0"/>
+              <w:jc w:val="center"/>
+            </w:pPr>
+            <w:r>
+              <w:rPr>
+                <w:rFonts w:ascii="Times New Roman" w:hAnsi="Times New Roman" w:cs="Times New Roman"/>
+                <w:b w:val="0"/>
+                <w:i w:val="0"/>
+                <w:color w:val="000000"/>
+                <w:sz w:val="20"/>
+              </w:rPr>
+              <w:t>1646</w:t>
+            </w:r>
+          </w:p>
+        </w:tc>
+        <w:tc>
+          <w:tcPr>
+            <w:tcW w:type="dxa" w:w="2256"/>
+          </w:tcPr>
+          <w:p>
+            <w:pPr>
+              <w:spacing w:line="240" w:lineRule="auto" w:after="40" w:before="0"/>
+              <w:jc w:val="center"/>
+            </w:pPr>
+            <w:r>
+              <w:rPr>
+                <w:rFonts w:ascii="Times New Roman" w:hAnsi="Times New Roman" w:cs="Times New Roman"/>
+                <w:b w:val="0"/>
+                <w:i w:val="0"/>
+                <w:color w:val="000000"/>
+                <w:sz w:val="20"/>
+              </w:rPr>
+              <w:t>.038</w:t>
+            </w:r>
+          </w:p>
+        </w:tc>
+        <w:tc>
+          <w:tcPr>
+            <w:tcW w:type="dxa" w:w="2256"/>
+          </w:tcPr>
+          <w:p>
+            <w:pPr>
+              <w:spacing w:line="240" w:lineRule="auto" w:after="40" w:before="0"/>
+              <w:jc w:val="center"/>
+            </w:pPr>
+            <w:r>
+              <w:rPr>
+                <w:rFonts w:ascii="Times New Roman" w:hAnsi="Times New Roman" w:cs="Times New Roman"/>
+                <w:b w:val="0"/>
+                <w:i w:val="0"/>
+                <w:color w:val="000000"/>
+                <w:sz w:val="20"/>
+              </w:rPr>
+              <w:t>-0.316</w:t>
             </w:r>
           </w:p>
         </w:tc>
@@ -16363,141 +17567,85 @@
       <w:tr>
         <w:tc>
           <w:tcPr>
-            <w:tcW w:type="dxa" w:w="903"/>
-          </w:tcPr>
-          <w:p>
-            <w:r>
-              <w:rPr>
-                <w:rFonts w:ascii="Times New Roman" w:hAnsi="Times New Roman"/>
-                <w:sz w:val="20"/>
-              </w:rPr>
-              <w:t>YouTube</w:t>
-            </w:r>
-          </w:p>
-        </w:tc>
-        <w:tc>
-          <w:tcPr>
-            <w:tcW w:type="dxa" w:w="903"/>
-          </w:tcPr>
-          <w:p>
-            <w:r>
-              <w:rPr>
-                <w:rFonts w:ascii="Times New Roman" w:hAnsi="Times New Roman"/>
-                <w:sz w:val="20"/>
-              </w:rPr>
-              <w:t>50</w:t>
-            </w:r>
-          </w:p>
-        </w:tc>
-        <w:tc>
-          <w:tcPr>
-            <w:tcW w:type="dxa" w:w="903"/>
-          </w:tcPr>
-          <w:p>
-            <w:r>
-              <w:rPr>
-                <w:rFonts w:ascii="Times New Roman" w:hAnsi="Times New Roman"/>
-                <w:sz w:val="20"/>
-              </w:rPr>
-              <w:t>40.36</w:t>
-            </w:r>
-          </w:p>
-        </w:tc>
-        <w:tc>
-          <w:tcPr>
-            <w:tcW w:type="dxa" w:w="903"/>
-          </w:tcPr>
-          <w:p>
-            <w:r>
-              <w:rPr>
-                <w:rFonts w:ascii="Times New Roman" w:hAnsi="Times New Roman"/>
-                <w:sz w:val="20"/>
-              </w:rPr>
-              <w:t>6.21</w:t>
-            </w:r>
-          </w:p>
-        </w:tc>
-        <w:tc>
-          <w:tcPr>
-            <w:tcW w:type="dxa" w:w="903"/>
-          </w:tcPr>
-          <w:p>
-            <w:r>
-              <w:rPr>
-                <w:rFonts w:ascii="Times New Roman" w:hAnsi="Times New Roman"/>
-                <w:sz w:val="20"/>
-              </w:rPr>
-              <w:t>39.0</w:t>
-            </w:r>
-          </w:p>
-        </w:tc>
-        <w:tc>
-          <w:tcPr>
-            <w:tcW w:type="dxa" w:w="903"/>
-          </w:tcPr>
-          <w:p>
-            <w:r>
-              <w:rPr>
-                <w:rFonts w:ascii="Times New Roman" w:hAnsi="Times New Roman"/>
-                <w:sz w:val="20"/>
-              </w:rPr>
-              <w:t>36.00</w:t>
-            </w:r>
-          </w:p>
-        </w:tc>
-        <w:tc>
-          <w:tcPr>
-            <w:tcW w:type="dxa" w:w="903"/>
-          </w:tcPr>
-          <w:p>
-            <w:r>
-              <w:rPr>
-                <w:rFonts w:ascii="Times New Roman" w:hAnsi="Times New Roman"/>
-                <w:sz w:val="20"/>
-              </w:rPr>
-              <w:t>42.75</w:t>
-            </w:r>
-          </w:p>
-        </w:tc>
-        <w:tc>
-          <w:tcPr>
-            <w:tcW w:type="dxa" w:w="903"/>
-          </w:tcPr>
-          <w:p>
-            <w:r>
-              <w:rPr>
-                <w:rFonts w:ascii="Times New Roman" w:hAnsi="Times New Roman"/>
-                <w:sz w:val="20"/>
-              </w:rPr>
-              <w:t>31</w:t>
-            </w:r>
-          </w:p>
-        </w:tc>
-        <w:tc>
-          <w:tcPr>
-            <w:tcW w:type="dxa" w:w="903"/>
-          </w:tcPr>
-          <w:p>
-            <w:r>
-              <w:rPr>
-                <w:rFonts w:ascii="Times New Roman" w:hAnsi="Times New Roman"/>
-                <w:sz w:val="20"/>
-              </w:rPr>
-              <w:t>57</w:t>
-            </w:r>
-          </w:p>
-        </w:tc>
-        <w:tc>
-          <w:tcPr>
-            <w:tcW w:type="dxa" w:w="903"/>
-          </w:tcPr>
-          <w:p>
-            <w:r>
-              <w:rPr>
-                <w:rFonts w:ascii="Times New Roman" w:hAnsi="Times New Roman"/>
-                <w:sz w:val="20"/>
-              </w:rPr>
-              <w:t>6.75</w:t>
+            <w:tcW w:type="dxa" w:w="2256"/>
+          </w:tcPr>
+          <w:p>
+            <w:pPr>
+              <w:spacing w:line="240" w:lineRule="auto" w:after="40" w:before="0"/>
+              <w:jc w:val="center"/>
+            </w:pPr>
+            <w:r>
+              <w:rPr>
+                <w:rFonts w:ascii="Times New Roman" w:hAnsi="Times New Roman" w:cs="Times New Roman"/>
+                <w:b w:val="0"/>
+                <w:i w:val="0"/>
+                <w:color w:val="000000"/>
+                <w:sz w:val="20"/>
+              </w:rPr>
+              <w:t>Website vs TikTok</w:t>
+            </w:r>
+          </w:p>
+        </w:tc>
+        <w:tc>
+          <w:tcPr>
+            <w:tcW w:type="dxa" w:w="2256"/>
+          </w:tcPr>
+          <w:p>
+            <w:pPr>
+              <w:spacing w:line="240" w:lineRule="auto" w:after="40" w:before="0"/>
+              <w:jc w:val="center"/>
+            </w:pPr>
+            <w:r>
+              <w:rPr>
+                <w:rFonts w:ascii="Times New Roman" w:hAnsi="Times New Roman" w:cs="Times New Roman"/>
+                <w:b w:val="0"/>
+                <w:i w:val="0"/>
+                <w:color w:val="000000"/>
+                <w:sz w:val="20"/>
+              </w:rPr>
+              <w:t>2088</w:t>
+            </w:r>
+          </w:p>
+        </w:tc>
+        <w:tc>
+          <w:tcPr>
+            <w:tcW w:type="dxa" w:w="2256"/>
+          </w:tcPr>
+          <w:p>
+            <w:pPr>
+              <w:spacing w:line="240" w:lineRule="auto" w:after="40" w:before="0"/>
+              <w:jc w:val="center"/>
+            </w:pPr>
+            <w:r>
+              <w:rPr>
+                <w:rFonts w:ascii="Times New Roman" w:hAnsi="Times New Roman" w:cs="Times New Roman"/>
+                <w:b w:val="0"/>
+                <w:i w:val="0"/>
+                <w:color w:val="000000"/>
+                <w:sz w:val="20"/>
+              </w:rPr>
+              <w:t>&lt; .001</w:t>
+            </w:r>
+          </w:p>
+        </w:tc>
+        <w:tc>
+          <w:tcPr>
+            <w:tcW w:type="dxa" w:w="2256"/>
+          </w:tcPr>
+          <w:p>
+            <w:pPr>
+              <w:spacing w:line="240" w:lineRule="auto" w:after="40" w:before="0"/>
+              <w:jc w:val="center"/>
+            </w:pPr>
+            <w:r>
+              <w:rPr>
+                <w:rFonts w:ascii="Times New Roman" w:hAnsi="Times New Roman" w:cs="Times New Roman"/>
+                <w:b w:val="0"/>
+                <w:i w:val="0"/>
+                <w:color w:val="000000"/>
+                <w:sz w:val="20"/>
+              </w:rPr>
+              <w:t>-0.670</w:t>
             </w:r>
           </w:p>
         </w:tc>
@@ -16505,141 +17653,85 @@
       <w:tr>
         <w:tc>
           <w:tcPr>
-            <w:tcW w:type="dxa" w:w="903"/>
-          </w:tcPr>
-          <w:p>
-            <w:r>
-              <w:rPr>
-                <w:rFonts w:ascii="Times New Roman" w:hAnsi="Times New Roman"/>
-                <w:sz w:val="20"/>
-              </w:rPr>
-              <w:t>TikTok</w:t>
-            </w:r>
-          </w:p>
-        </w:tc>
-        <w:tc>
-          <w:tcPr>
-            <w:tcW w:type="dxa" w:w="903"/>
-          </w:tcPr>
-          <w:p>
-            <w:r>
-              <w:rPr>
-                <w:rFonts w:ascii="Times New Roman" w:hAnsi="Times New Roman"/>
-                <w:sz w:val="20"/>
-              </w:rPr>
-              <w:t>50</w:t>
-            </w:r>
-          </w:p>
-        </w:tc>
-        <w:tc>
-          <w:tcPr>
-            <w:tcW w:type="dxa" w:w="903"/>
-          </w:tcPr>
-          <w:p>
-            <w:r>
-              <w:rPr>
-                <w:rFonts w:ascii="Times New Roman" w:hAnsi="Times New Roman"/>
-                <w:sz w:val="20"/>
-              </w:rPr>
-              <w:t>32.38</w:t>
-            </w:r>
-          </w:p>
-        </w:tc>
-        <w:tc>
-          <w:tcPr>
-            <w:tcW w:type="dxa" w:w="903"/>
-          </w:tcPr>
-          <w:p>
-            <w:r>
-              <w:rPr>
-                <w:rFonts w:ascii="Times New Roman" w:hAnsi="Times New Roman"/>
-                <w:sz w:val="20"/>
-              </w:rPr>
-              <w:t>6.39</w:t>
-            </w:r>
-          </w:p>
-        </w:tc>
-        <w:tc>
-          <w:tcPr>
-            <w:tcW w:type="dxa" w:w="903"/>
-          </w:tcPr>
-          <w:p>
-            <w:r>
-              <w:rPr>
-                <w:rFonts w:ascii="Times New Roman" w:hAnsi="Times New Roman"/>
-                <w:sz w:val="20"/>
-              </w:rPr>
-              <w:t>31.0</w:t>
-            </w:r>
-          </w:p>
-        </w:tc>
-        <w:tc>
-          <w:tcPr>
-            <w:tcW w:type="dxa" w:w="903"/>
-          </w:tcPr>
-          <w:p>
-            <w:r>
-              <w:rPr>
-                <w:rFonts w:ascii="Times New Roman" w:hAnsi="Times New Roman"/>
-                <w:sz w:val="20"/>
-              </w:rPr>
-              <w:t>29.00</w:t>
-            </w:r>
-          </w:p>
-        </w:tc>
-        <w:tc>
-          <w:tcPr>
-            <w:tcW w:type="dxa" w:w="903"/>
-          </w:tcPr>
-          <w:p>
-            <w:r>
-              <w:rPr>
-                <w:rFonts w:ascii="Times New Roman" w:hAnsi="Times New Roman"/>
-                <w:sz w:val="20"/>
-              </w:rPr>
-              <w:t>37.00</w:t>
-            </w:r>
-          </w:p>
-        </w:tc>
-        <w:tc>
-          <w:tcPr>
-            <w:tcW w:type="dxa" w:w="903"/>
-          </w:tcPr>
-          <w:p>
-            <w:r>
-              <w:rPr>
-                <w:rFonts w:ascii="Times New Roman" w:hAnsi="Times New Roman"/>
-                <w:sz w:val="20"/>
-              </w:rPr>
-              <w:t>17</w:t>
-            </w:r>
-          </w:p>
-        </w:tc>
-        <w:tc>
-          <w:tcPr>
-            <w:tcW w:type="dxa" w:w="903"/>
-          </w:tcPr>
-          <w:p>
-            <w:r>
-              <w:rPr>
-                <w:rFonts w:ascii="Times New Roman" w:hAnsi="Times New Roman"/>
-                <w:sz w:val="20"/>
-              </w:rPr>
-              <w:t>45</w:t>
-            </w:r>
-          </w:p>
-        </w:tc>
-        <w:tc>
-          <w:tcPr>
-            <w:tcW w:type="dxa" w:w="903"/>
-          </w:tcPr>
-          <w:p>
-            <w:r>
-              <w:rPr>
-                <w:rFonts w:ascii="Times New Roman" w:hAnsi="Times New Roman"/>
-                <w:sz w:val="20"/>
-              </w:rPr>
-              <w:t>8.00</w:t>
+            <w:tcW w:type="dxa" w:w="2256"/>
+          </w:tcPr>
+          <w:p>
+            <w:pPr>
+              <w:spacing w:line="240" w:lineRule="auto" w:after="40" w:before="0"/>
+              <w:jc w:val="center"/>
+            </w:pPr>
+            <w:r>
+              <w:rPr>
+                <w:rFonts w:ascii="Times New Roman" w:hAnsi="Times New Roman" w:cs="Times New Roman"/>
+                <w:b w:val="0"/>
+                <w:i w:val="0"/>
+                <w:color w:val="000000"/>
+                <w:sz w:val="20"/>
+              </w:rPr>
+              <w:t>Website vs Instagram</w:t>
+            </w:r>
+          </w:p>
+        </w:tc>
+        <w:tc>
+          <w:tcPr>
+            <w:tcW w:type="dxa" w:w="2256"/>
+          </w:tcPr>
+          <w:p>
+            <w:pPr>
+              <w:spacing w:line="240" w:lineRule="auto" w:after="40" w:before="0"/>
+              <w:jc w:val="center"/>
+            </w:pPr>
+            <w:r>
+              <w:rPr>
+                <w:rFonts w:ascii="Times New Roman" w:hAnsi="Times New Roman" w:cs="Times New Roman"/>
+                <w:b w:val="0"/>
+                <w:i w:val="0"/>
+                <w:color w:val="000000"/>
+                <w:sz w:val="20"/>
+              </w:rPr>
+              <w:t>2364</w:t>
+            </w:r>
+          </w:p>
+        </w:tc>
+        <w:tc>
+          <w:tcPr>
+            <w:tcW w:type="dxa" w:w="2256"/>
+          </w:tcPr>
+          <w:p>
+            <w:pPr>
+              <w:spacing w:line="240" w:lineRule="auto" w:after="40" w:before="0"/>
+              <w:jc w:val="center"/>
+            </w:pPr>
+            <w:r>
+              <w:rPr>
+                <w:rFonts w:ascii="Times New Roman" w:hAnsi="Times New Roman" w:cs="Times New Roman"/>
+                <w:b w:val="0"/>
+                <w:i w:val="0"/>
+                <w:color w:val="000000"/>
+                <w:sz w:val="20"/>
+              </w:rPr>
+              <w:t>&lt; .001</w:t>
+            </w:r>
+          </w:p>
+        </w:tc>
+        <w:tc>
+          <w:tcPr>
+            <w:tcW w:type="dxa" w:w="2256"/>
+          </w:tcPr>
+          <w:p>
+            <w:pPr>
+              <w:spacing w:line="240" w:lineRule="auto" w:after="40" w:before="0"/>
+              <w:jc w:val="center"/>
+            </w:pPr>
+            <w:r>
+              <w:rPr>
+                <w:rFonts w:ascii="Times New Roman" w:hAnsi="Times New Roman" w:cs="Times New Roman"/>
+                <w:b w:val="0"/>
+                <w:i w:val="0"/>
+                <w:color w:val="000000"/>
+                <w:sz w:val="20"/>
+              </w:rPr>
+              <w:t>-0.891</w:t>
             </w:r>
           </w:p>
         </w:tc>
@@ -16647,141 +17739,85 @@
       <w:tr>
         <w:tc>
           <w:tcPr>
-            <w:tcW w:type="dxa" w:w="903"/>
-          </w:tcPr>
-          <w:p>
-            <w:r>
-              <w:rPr>
-                <w:rFonts w:ascii="Times New Roman" w:hAnsi="Times New Roman"/>
-                <w:sz w:val="20"/>
-              </w:rPr>
-              <w:t>Instagram</w:t>
-            </w:r>
-          </w:p>
-        </w:tc>
-        <w:tc>
-          <w:tcPr>
-            <w:tcW w:type="dxa" w:w="903"/>
-          </w:tcPr>
-          <w:p>
-            <w:r>
-              <w:rPr>
-                <w:rFonts w:ascii="Times New Roman" w:hAnsi="Times New Roman"/>
-                <w:sz w:val="20"/>
-              </w:rPr>
-              <w:t>50</w:t>
-            </w:r>
-          </w:p>
-        </w:tc>
-        <w:tc>
-          <w:tcPr>
-            <w:tcW w:type="dxa" w:w="903"/>
-          </w:tcPr>
-          <w:p>
-            <w:r>
-              <w:rPr>
-                <w:rFonts w:ascii="Times New Roman" w:hAnsi="Times New Roman"/>
-                <w:sz w:val="20"/>
-              </w:rPr>
-              <w:t>23.78</w:t>
-            </w:r>
-          </w:p>
-        </w:tc>
-        <w:tc>
-          <w:tcPr>
-            <w:tcW w:type="dxa" w:w="903"/>
-          </w:tcPr>
-          <w:p>
-            <w:r>
-              <w:rPr>
-                <w:rFonts w:ascii="Times New Roman" w:hAnsi="Times New Roman"/>
-                <w:sz w:val="20"/>
-              </w:rPr>
-              <w:t>5.83</w:t>
-            </w:r>
-          </w:p>
-        </w:tc>
-        <w:tc>
-          <w:tcPr>
-            <w:tcW w:type="dxa" w:w="903"/>
-          </w:tcPr>
-          <w:p>
-            <w:r>
-              <w:rPr>
-                <w:rFonts w:ascii="Times New Roman" w:hAnsi="Times New Roman"/>
-                <w:sz w:val="20"/>
-              </w:rPr>
-              <w:t>21.0</w:t>
-            </w:r>
-          </w:p>
-        </w:tc>
-        <w:tc>
-          <w:tcPr>
-            <w:tcW w:type="dxa" w:w="903"/>
-          </w:tcPr>
-          <w:p>
-            <w:r>
-              <w:rPr>
-                <w:rFonts w:ascii="Times New Roman" w:hAnsi="Times New Roman"/>
-                <w:sz w:val="20"/>
-              </w:rPr>
-              <w:t>18.25</w:t>
-            </w:r>
-          </w:p>
-        </w:tc>
-        <w:tc>
-          <w:tcPr>
-            <w:tcW w:type="dxa" w:w="903"/>
-          </w:tcPr>
-          <w:p>
-            <w:r>
-              <w:rPr>
-                <w:rFonts w:ascii="Times New Roman" w:hAnsi="Times New Roman"/>
-                <w:sz w:val="20"/>
-              </w:rPr>
-              <w:t>29.75</w:t>
-            </w:r>
-          </w:p>
-        </w:tc>
-        <w:tc>
-          <w:tcPr>
-            <w:tcW w:type="dxa" w:w="903"/>
-          </w:tcPr>
-          <w:p>
-            <w:r>
-              <w:rPr>
-                <w:rFonts w:ascii="Times New Roman" w:hAnsi="Times New Roman"/>
-                <w:sz w:val="20"/>
-              </w:rPr>
-              <w:t>16</w:t>
-            </w:r>
-          </w:p>
-        </w:tc>
-        <w:tc>
-          <w:tcPr>
-            <w:tcW w:type="dxa" w:w="903"/>
-          </w:tcPr>
-          <w:p>
-            <w:r>
-              <w:rPr>
-                <w:rFonts w:ascii="Times New Roman" w:hAnsi="Times New Roman"/>
-                <w:sz w:val="20"/>
-              </w:rPr>
-              <w:t>36</w:t>
-            </w:r>
-          </w:p>
-        </w:tc>
-        <w:tc>
-          <w:tcPr>
-            <w:tcW w:type="dxa" w:w="903"/>
-          </w:tcPr>
-          <w:p>
-            <w:r>
-              <w:rPr>
-                <w:rFonts w:ascii="Times New Roman" w:hAnsi="Times New Roman"/>
-                <w:sz w:val="20"/>
-              </w:rPr>
-              <w:t>11.50</w:t>
+            <w:tcW w:type="dxa" w:w="2256"/>
+          </w:tcPr>
+          <w:p>
+            <w:pPr>
+              <w:spacing w:line="240" w:lineRule="auto" w:after="40" w:before="0"/>
+              <w:jc w:val="center"/>
+            </w:pPr>
+            <w:r>
+              <w:rPr>
+                <w:rFonts w:ascii="Times New Roman" w:hAnsi="Times New Roman" w:cs="Times New Roman"/>
+                <w:b w:val="0"/>
+                <w:i w:val="0"/>
+                <w:color w:val="000000"/>
+                <w:sz w:val="20"/>
+              </w:rPr>
+              <w:t>YouTube vs TikTok</w:t>
+            </w:r>
+          </w:p>
+        </w:tc>
+        <w:tc>
+          <w:tcPr>
+            <w:tcW w:type="dxa" w:w="2256"/>
+          </w:tcPr>
+          <w:p>
+            <w:pPr>
+              <w:spacing w:line="240" w:lineRule="auto" w:after="40" w:before="0"/>
+              <w:jc w:val="center"/>
+            </w:pPr>
+            <w:r>
+              <w:rPr>
+                <w:rFonts w:ascii="Times New Roman" w:hAnsi="Times New Roman" w:cs="Times New Roman"/>
+                <w:b w:val="0"/>
+                <w:i w:val="0"/>
+                <w:color w:val="000000"/>
+                <w:sz w:val="20"/>
+              </w:rPr>
+              <w:t>1859</w:t>
+            </w:r>
+          </w:p>
+        </w:tc>
+        <w:tc>
+          <w:tcPr>
+            <w:tcW w:type="dxa" w:w="2256"/>
+          </w:tcPr>
+          <w:p>
+            <w:pPr>
+              <w:spacing w:line="240" w:lineRule="auto" w:after="40" w:before="0"/>
+              <w:jc w:val="center"/>
+            </w:pPr>
+            <w:r>
+              <w:rPr>
+                <w:rFonts w:ascii="Times New Roman" w:hAnsi="Times New Roman" w:cs="Times New Roman"/>
+                <w:b w:val="0"/>
+                <w:i w:val="0"/>
+                <w:color w:val="000000"/>
+                <w:sz w:val="20"/>
+              </w:rPr>
+              <w:t>&lt; .001</w:t>
+            </w:r>
+          </w:p>
+        </w:tc>
+        <w:tc>
+          <w:tcPr>
+            <w:tcW w:type="dxa" w:w="2256"/>
+          </w:tcPr>
+          <w:p>
+            <w:pPr>
+              <w:spacing w:line="240" w:lineRule="auto" w:after="40" w:before="0"/>
+              <w:jc w:val="center"/>
+            </w:pPr>
+            <w:r>
+              <w:rPr>
+                <w:rFonts w:ascii="Times New Roman" w:hAnsi="Times New Roman" w:cs="Times New Roman"/>
+                <w:b w:val="0"/>
+                <w:i w:val="0"/>
+                <w:color w:val="000000"/>
+                <w:sz w:val="20"/>
+              </w:rPr>
+              <w:t>-0.487</w:t>
             </w:r>
           </w:p>
         </w:tc>
@@ -16789,141 +17825,171 @@
       <w:tr>
         <w:tc>
           <w:tcPr>
-            <w:tcW w:type="dxa" w:w="903"/>
-          </w:tcPr>
-          <w:p>
-            <w:r>
-              <w:rPr>
-                <w:rFonts w:ascii="Times New Roman" w:hAnsi="Times New Roman"/>
-                <w:sz w:val="20"/>
-              </w:rPr>
-              <w:t>Overall</w:t>
-            </w:r>
-          </w:p>
-        </w:tc>
-        <w:tc>
-          <w:tcPr>
-            <w:tcW w:type="dxa" w:w="903"/>
-          </w:tcPr>
-          <w:p>
-            <w:r>
-              <w:rPr>
-                <w:rFonts w:ascii="Times New Roman" w:hAnsi="Times New Roman"/>
-                <w:sz w:val="20"/>
-              </w:rPr>
-              <w:t>200</w:t>
-            </w:r>
-          </w:p>
-        </w:tc>
-        <w:tc>
-          <w:tcPr>
-            <w:tcW w:type="dxa" w:w="903"/>
-          </w:tcPr>
-          <w:p>
-            <w:r>
-              <w:rPr>
-                <w:rFonts w:ascii="Times New Roman" w:hAnsi="Times New Roman"/>
-                <w:sz w:val="20"/>
-              </w:rPr>
-              <w:t>36.30</w:t>
-            </w:r>
-          </w:p>
-        </w:tc>
-        <w:tc>
-          <w:tcPr>
-            <w:tcW w:type="dxa" w:w="903"/>
-          </w:tcPr>
-          <w:p>
-            <w:r>
-              <w:rPr>
-                <w:rFonts w:ascii="Times New Roman" w:hAnsi="Times New Roman"/>
-                <w:sz w:val="20"/>
-              </w:rPr>
-              <w:t>11.42</w:t>
-            </w:r>
-          </w:p>
-        </w:tc>
-        <w:tc>
-          <w:tcPr>
-            <w:tcW w:type="dxa" w:w="903"/>
-          </w:tcPr>
-          <w:p>
-            <w:r>
-              <w:rPr>
-                <w:rFonts w:ascii="Times New Roman" w:hAnsi="Times New Roman"/>
-                <w:sz w:val="20"/>
-              </w:rPr>
-              <w:t>35.5</w:t>
-            </w:r>
-          </w:p>
-        </w:tc>
-        <w:tc>
-          <w:tcPr>
-            <w:tcW w:type="dxa" w:w="903"/>
-          </w:tcPr>
-          <w:p>
-            <w:r>
-              <w:rPr>
-                <w:rFonts w:ascii="Times New Roman" w:hAnsi="Times New Roman"/>
-                <w:sz w:val="20"/>
-              </w:rPr>
-              <w:t>—</w:t>
-            </w:r>
-          </w:p>
-        </w:tc>
-        <w:tc>
-          <w:tcPr>
-            <w:tcW w:type="dxa" w:w="903"/>
-          </w:tcPr>
-          <w:p>
-            <w:r>
-              <w:rPr>
-                <w:rFonts w:ascii="Times New Roman" w:hAnsi="Times New Roman"/>
-                <w:sz w:val="20"/>
-              </w:rPr>
-              <w:t>—</w:t>
-            </w:r>
-          </w:p>
-        </w:tc>
-        <w:tc>
-          <w:tcPr>
-            <w:tcW w:type="dxa" w:w="903"/>
-          </w:tcPr>
-          <w:p>
-            <w:r>
-              <w:rPr>
-                <w:rFonts w:ascii="Times New Roman" w:hAnsi="Times New Roman"/>
-                <w:sz w:val="20"/>
-              </w:rPr>
-              <w:t>16</w:t>
-            </w:r>
-          </w:p>
-        </w:tc>
-        <w:tc>
-          <w:tcPr>
-            <w:tcW w:type="dxa" w:w="903"/>
-          </w:tcPr>
-          <w:p>
-            <w:r>
-              <w:rPr>
-                <w:rFonts w:ascii="Times New Roman" w:hAnsi="Times New Roman"/>
-                <w:sz w:val="20"/>
-              </w:rPr>
-              <w:t>65</w:t>
-            </w:r>
-          </w:p>
-        </w:tc>
-        <w:tc>
-          <w:tcPr>
-            <w:tcW w:type="dxa" w:w="903"/>
-          </w:tcPr>
-          <w:p>
-            <w:r>
-              <w:rPr>
-                <w:rFonts w:ascii="Times New Roman" w:hAnsi="Times New Roman"/>
-                <w:sz w:val="20"/>
-              </w:rPr>
-              <w:t>—</w:t>
+            <w:tcW w:type="dxa" w:w="2256"/>
+          </w:tcPr>
+          <w:p>
+            <w:pPr>
+              <w:spacing w:line="240" w:lineRule="auto" w:after="40" w:before="0"/>
+              <w:jc w:val="center"/>
+            </w:pPr>
+            <w:r>
+              <w:rPr>
+                <w:rFonts w:ascii="Times New Roman" w:hAnsi="Times New Roman" w:cs="Times New Roman"/>
+                <w:b w:val="0"/>
+                <w:i w:val="0"/>
+                <w:color w:val="000000"/>
+                <w:sz w:val="20"/>
+              </w:rPr>
+              <w:t>YouTube vs Instagram</w:t>
+            </w:r>
+          </w:p>
+        </w:tc>
+        <w:tc>
+          <w:tcPr>
+            <w:tcW w:type="dxa" w:w="2256"/>
+          </w:tcPr>
+          <w:p>
+            <w:pPr>
+              <w:spacing w:line="240" w:lineRule="auto" w:after="40" w:before="0"/>
+              <w:jc w:val="center"/>
+            </w:pPr>
+            <w:r>
+              <w:rPr>
+                <w:rFonts w:ascii="Times New Roman" w:hAnsi="Times New Roman" w:cs="Times New Roman"/>
+                <w:b w:val="0"/>
+                <w:i w:val="0"/>
+                <w:color w:val="000000"/>
+                <w:sz w:val="20"/>
+              </w:rPr>
+              <w:t>2313</w:t>
+            </w:r>
+          </w:p>
+        </w:tc>
+        <w:tc>
+          <w:tcPr>
+            <w:tcW w:type="dxa" w:w="2256"/>
+          </w:tcPr>
+          <w:p>
+            <w:pPr>
+              <w:spacing w:line="240" w:lineRule="auto" w:after="40" w:before="0"/>
+              <w:jc w:val="center"/>
+            </w:pPr>
+            <w:r>
+              <w:rPr>
+                <w:rFonts w:ascii="Times New Roman" w:hAnsi="Times New Roman" w:cs="Times New Roman"/>
+                <w:b w:val="0"/>
+                <w:i w:val="0"/>
+                <w:color w:val="000000"/>
+                <w:sz w:val="20"/>
+              </w:rPr>
+              <w:t>&lt; .001</w:t>
+            </w:r>
+          </w:p>
+        </w:tc>
+        <w:tc>
+          <w:tcPr>
+            <w:tcW w:type="dxa" w:w="2256"/>
+          </w:tcPr>
+          <w:p>
+            <w:pPr>
+              <w:spacing w:line="240" w:lineRule="auto" w:after="40" w:before="0"/>
+              <w:jc w:val="center"/>
+            </w:pPr>
+            <w:r>
+              <w:rPr>
+                <w:rFonts w:ascii="Times New Roman" w:hAnsi="Times New Roman" w:cs="Times New Roman"/>
+                <w:b w:val="0"/>
+                <w:i w:val="0"/>
+                <w:color w:val="000000"/>
+                <w:sz w:val="20"/>
+              </w:rPr>
+              <w:t>-0.850</w:t>
+            </w:r>
+          </w:p>
+        </w:tc>
+      </w:tr>
+      <w:tr>
+        <w:tc>
+          <w:tcPr>
+            <w:tcW w:type="dxa" w:w="2256"/>
+          </w:tcPr>
+          <w:p>
+            <w:pPr>
+              <w:spacing w:line="240" w:lineRule="auto" w:after="40" w:before="0"/>
+              <w:jc w:val="center"/>
+            </w:pPr>
+            <w:r>
+              <w:rPr>
+                <w:rFonts w:ascii="Times New Roman" w:hAnsi="Times New Roman" w:cs="Times New Roman"/>
+                <w:b w:val="0"/>
+                <w:i w:val="0"/>
+                <w:color w:val="000000"/>
+                <w:sz w:val="20"/>
+              </w:rPr>
+              <w:t>TikTok vs Instagram</w:t>
+            </w:r>
+          </w:p>
+        </w:tc>
+        <w:tc>
+          <w:tcPr>
+            <w:tcW w:type="dxa" w:w="2256"/>
+          </w:tcPr>
+          <w:p>
+            <w:pPr>
+              <w:spacing w:line="240" w:lineRule="auto" w:after="40" w:before="0"/>
+              <w:jc w:val="center"/>
+            </w:pPr>
+            <w:r>
+              <w:rPr>
+                <w:rFonts w:ascii="Times New Roman" w:hAnsi="Times New Roman" w:cs="Times New Roman"/>
+                <w:b w:val="0"/>
+                <w:i w:val="0"/>
+                <w:color w:val="000000"/>
+                <w:sz w:val="20"/>
+              </w:rPr>
+              <w:t>1883</w:t>
+            </w:r>
+          </w:p>
+        </w:tc>
+        <w:tc>
+          <w:tcPr>
+            <w:tcW w:type="dxa" w:w="2256"/>
+          </w:tcPr>
+          <w:p>
+            <w:pPr>
+              <w:spacing w:line="240" w:lineRule="auto" w:after="40" w:before="0"/>
+              <w:jc w:val="center"/>
+            </w:pPr>
+            <w:r>
+              <w:rPr>
+                <w:rFonts w:ascii="Times New Roman" w:hAnsi="Times New Roman" w:cs="Times New Roman"/>
+                <w:b w:val="0"/>
+                <w:i w:val="0"/>
+                <w:color w:val="000000"/>
+                <w:sz w:val="20"/>
+              </w:rPr>
+              <w:t>&lt; .001</w:t>
+            </w:r>
+          </w:p>
+        </w:tc>
+        <w:tc>
+          <w:tcPr>
+            <w:tcW w:type="dxa" w:w="2256"/>
+          </w:tcPr>
+          <w:p>
+            <w:pPr>
+              <w:spacing w:line="240" w:lineRule="auto" w:after="40" w:before="0"/>
+              <w:jc w:val="center"/>
+            </w:pPr>
+            <w:r>
+              <w:rPr>
+                <w:rFonts w:ascii="Times New Roman" w:hAnsi="Times New Roman" w:cs="Times New Roman"/>
+                <w:b w:val="0"/>
+                <w:i w:val="0"/>
+                <w:color w:val="000000"/>
+                <w:sz w:val="20"/>
+              </w:rPr>
+              <w:t>-0.506</w:t>
             </w:r>
           </w:p>
         </w:tc>
@@ -16931,1009 +17997,40 @@
     </w:tbl>
     <w:p>
       <w:pPr>
-        <w:spacing w:line="360" w:lineRule="auto"/>
+        <w:spacing w:line="360" w:lineRule="auto" w:after="120" w:before="0"/>
         <w:jc w:val="both"/>
       </w:pPr>
       <w:r>
         <w:rPr>
-          <w:rFonts w:ascii="Times New Roman" w:hAnsi="Times New Roman"/>
+          <w:rFonts w:ascii="Times New Roman" w:hAnsi="Times New Roman" w:cs="Times New Roman"/>
           <w:b w:val="0"/>
           <w:i w:val="0"/>
+          <w:color w:val="000000"/>
           <w:sz w:val="24"/>
         </w:rPr>
       </w:r>
     </w:p>
     <w:p>
       <w:pPr>
-        <w:spacing w:line="360" w:lineRule="auto"/>
-        <w:jc w:val="left"/>
-      </w:pPr>
-      <w:r>
-        <w:rPr>
-          <w:rFonts w:ascii="Times New Roman" w:hAnsi="Times New Roman"/>
+        <w:spacing w:line="360" w:lineRule="auto" w:after="200" w:before="0"/>
+        <w:jc w:val="both"/>
+      </w:pPr>
+      <w:r>
+        <w:rPr>
+          <w:rFonts w:ascii="Times New Roman" w:hAnsi="Times New Roman" w:cs="Times New Roman"/>
           <w:b/>
           <w:i w:val="0"/>
-          <w:sz w:val="24"/>
-        </w:rPr>
-        <w:t>Table C3. DISCERN Quality Category Distribution by Platform (n and %)</w:t>
+          <w:color w:val="000000"/>
+          <w:sz w:val="26"/>
+        </w:rPr>
+        <w:t>Table C4. JAMA Benchmark Compliance by Platform (%)</w:t>
       </w:r>
     </w:p>
     <w:tbl>
       <w:tblPr>
         <w:tblStyle w:val="TableGrid"/>
         <w:tblW w:type="auto" w:w="0"/>
-        <w:tblLook w:firstColumn="1" w:firstRow="1" w:lastColumn="0" w:lastRow="0" w:noHBand="0" w:noVBand="1" w:val="04A0"/>
-      </w:tblPr>
-      <w:tblGrid>
-        <w:gridCol w:w="1504"/>
-        <w:gridCol w:w="1504"/>
-        <w:gridCol w:w="1504"/>
-        <w:gridCol w:w="1504"/>
-        <w:gridCol w:w="1504"/>
-        <w:gridCol w:w="1504"/>
-      </w:tblGrid>
-      <w:tr>
-        <w:tc>
-          <w:tcPr>
-            <w:tcW w:type="dxa" w:w="1504"/>
-          </w:tcPr>
-          <w:p>
-            <w:r>
-              <w:rPr>
-                <w:rFonts w:ascii="Times New Roman" w:hAnsi="Times New Roman"/>
-                <w:b/>
-                <w:sz w:val="20"/>
-              </w:rPr>
-              <w:t>Platform</w:t>
-            </w:r>
-          </w:p>
-        </w:tc>
-        <w:tc>
-          <w:tcPr>
-            <w:tcW w:type="dxa" w:w="1504"/>
-          </w:tcPr>
-          <w:p>
-            <w:r>
-              <w:rPr>
-                <w:rFonts w:ascii="Times New Roman" w:hAnsi="Times New Roman"/>
-                <w:b/>
-                <w:sz w:val="20"/>
-              </w:rPr>
-              <w:t>Very Poor n (%)</w:t>
-            </w:r>
-          </w:p>
-        </w:tc>
-        <w:tc>
-          <w:tcPr>
-            <w:tcW w:type="dxa" w:w="1504"/>
-          </w:tcPr>
-          <w:p>
-            <w:r>
-              <w:rPr>
-                <w:rFonts w:ascii="Times New Roman" w:hAnsi="Times New Roman"/>
-                <w:b/>
-                <w:sz w:val="20"/>
-              </w:rPr>
-              <w:t>Poor n (%)</w:t>
-            </w:r>
-          </w:p>
-        </w:tc>
-        <w:tc>
-          <w:tcPr>
-            <w:tcW w:type="dxa" w:w="1504"/>
-          </w:tcPr>
-          <w:p>
-            <w:r>
-              <w:rPr>
-                <w:rFonts w:ascii="Times New Roman" w:hAnsi="Times New Roman"/>
-                <w:b/>
-                <w:sz w:val="20"/>
-              </w:rPr>
-              <w:t>Fair n (%)</w:t>
-            </w:r>
-          </w:p>
-        </w:tc>
-        <w:tc>
-          <w:tcPr>
-            <w:tcW w:type="dxa" w:w="1504"/>
-          </w:tcPr>
-          <w:p>
-            <w:r>
-              <w:rPr>
-                <w:rFonts w:ascii="Times New Roman" w:hAnsi="Times New Roman"/>
-                <w:b/>
-                <w:sz w:val="20"/>
-              </w:rPr>
-              <w:t>Good n (%)</w:t>
-            </w:r>
-          </w:p>
-        </w:tc>
-        <w:tc>
-          <w:tcPr>
-            <w:tcW w:type="dxa" w:w="1504"/>
-          </w:tcPr>
-          <w:p>
-            <w:r>
-              <w:rPr>
-                <w:rFonts w:ascii="Times New Roman" w:hAnsi="Times New Roman"/>
-                <w:b/>
-                <w:sz w:val="20"/>
-              </w:rPr>
-              <w:t>Excellent n (%)</w:t>
-            </w:r>
-          </w:p>
-        </w:tc>
-      </w:tr>
-      <w:tr>
-        <w:tc>
-          <w:tcPr>
-            <w:tcW w:type="dxa" w:w="1504"/>
-          </w:tcPr>
-          <w:p>
-            <w:r>
-              <w:rPr>
-                <w:rFonts w:ascii="Times New Roman" w:hAnsi="Times New Roman"/>
-                <w:sz w:val="20"/>
-              </w:rPr>
-              <w:t>Website</w:t>
-            </w:r>
-          </w:p>
-        </w:tc>
-        <w:tc>
-          <w:tcPr>
-            <w:tcW w:type="dxa" w:w="1504"/>
-          </w:tcPr>
-          <w:p>
-            <w:r>
-              <w:rPr>
-                <w:rFonts w:ascii="Times New Roman" w:hAnsi="Times New Roman"/>
-                <w:sz w:val="20"/>
-              </w:rPr>
-              <w:t>0 (0%)</w:t>
-            </w:r>
-          </w:p>
-        </w:tc>
-        <w:tc>
-          <w:tcPr>
-            <w:tcW w:type="dxa" w:w="1504"/>
-          </w:tcPr>
-          <w:p>
-            <w:r>
-              <w:rPr>
-                <w:rFonts w:ascii="Times New Roman" w:hAnsi="Times New Roman"/>
-                <w:sz w:val="20"/>
-              </w:rPr>
-              <w:t>4 (8%)</w:t>
-            </w:r>
-          </w:p>
-        </w:tc>
-        <w:tc>
-          <w:tcPr>
-            <w:tcW w:type="dxa" w:w="1504"/>
-          </w:tcPr>
-          <w:p>
-            <w:r>
-              <w:rPr>
-                <w:rFonts w:ascii="Times New Roman" w:hAnsi="Times New Roman"/>
-                <w:sz w:val="20"/>
-              </w:rPr>
-              <w:t>23 (46%)</w:t>
-            </w:r>
-          </w:p>
-        </w:tc>
-        <w:tc>
-          <w:tcPr>
-            <w:tcW w:type="dxa" w:w="1504"/>
-          </w:tcPr>
-          <w:p>
-            <w:r>
-              <w:rPr>
-                <w:rFonts w:ascii="Times New Roman" w:hAnsi="Times New Roman"/>
-                <w:sz w:val="20"/>
-              </w:rPr>
-              <w:t>22 (44%)</w:t>
-            </w:r>
-          </w:p>
-        </w:tc>
-        <w:tc>
-          <w:tcPr>
-            <w:tcW w:type="dxa" w:w="1504"/>
-          </w:tcPr>
-          <w:p>
-            <w:r>
-              <w:rPr>
-                <w:rFonts w:ascii="Times New Roman" w:hAnsi="Times New Roman"/>
-                <w:sz w:val="20"/>
-              </w:rPr>
-              <w:t>1 (2%)</w:t>
-            </w:r>
-          </w:p>
-        </w:tc>
-      </w:tr>
-      <w:tr>
-        <w:tc>
-          <w:tcPr>
-            <w:tcW w:type="dxa" w:w="1504"/>
-          </w:tcPr>
-          <w:p>
-            <w:r>
-              <w:rPr>
-                <w:rFonts w:ascii="Times New Roman" w:hAnsi="Times New Roman"/>
-                <w:sz w:val="20"/>
-              </w:rPr>
-              <w:t>YouTube</w:t>
-            </w:r>
-          </w:p>
-        </w:tc>
-        <w:tc>
-          <w:tcPr>
-            <w:tcW w:type="dxa" w:w="1504"/>
-          </w:tcPr>
-          <w:p>
-            <w:r>
-              <w:rPr>
-                <w:rFonts w:ascii="Times New Roman" w:hAnsi="Times New Roman"/>
-                <w:sz w:val="20"/>
-              </w:rPr>
-              <w:t>0 (0%)</w:t>
-            </w:r>
-          </w:p>
-        </w:tc>
-        <w:tc>
-          <w:tcPr>
-            <w:tcW w:type="dxa" w:w="1504"/>
-          </w:tcPr>
-          <w:p>
-            <w:r>
-              <w:rPr>
-                <w:rFonts w:ascii="Times New Roman" w:hAnsi="Times New Roman"/>
-                <w:sz w:val="20"/>
-              </w:rPr>
-              <w:t>23 (46%)</w:t>
-            </w:r>
-          </w:p>
-        </w:tc>
-        <w:tc>
-          <w:tcPr>
-            <w:tcW w:type="dxa" w:w="1504"/>
-          </w:tcPr>
-          <w:p>
-            <w:r>
-              <w:rPr>
-                <w:rFonts w:ascii="Times New Roman" w:hAnsi="Times New Roman"/>
-                <w:sz w:val="20"/>
-              </w:rPr>
-              <w:t>24 (48%)</w:t>
-            </w:r>
-          </w:p>
-        </w:tc>
-        <w:tc>
-          <w:tcPr>
-            <w:tcW w:type="dxa" w:w="1504"/>
-          </w:tcPr>
-          <w:p>
-            <w:r>
-              <w:rPr>
-                <w:rFonts w:ascii="Times New Roman" w:hAnsi="Times New Roman"/>
-                <w:sz w:val="20"/>
-              </w:rPr>
-              <w:t>3 (6%)</w:t>
-            </w:r>
-          </w:p>
-        </w:tc>
-        <w:tc>
-          <w:tcPr>
-            <w:tcW w:type="dxa" w:w="1504"/>
-          </w:tcPr>
-          <w:p>
-            <w:r>
-              <w:rPr>
-                <w:rFonts w:ascii="Times New Roman" w:hAnsi="Times New Roman"/>
-                <w:sz w:val="20"/>
-              </w:rPr>
-              <w:t>0 (0%)</w:t>
-            </w:r>
-          </w:p>
-        </w:tc>
-      </w:tr>
-      <w:tr>
-        <w:tc>
-          <w:tcPr>
-            <w:tcW w:type="dxa" w:w="1504"/>
-          </w:tcPr>
-          <w:p>
-            <w:r>
-              <w:rPr>
-                <w:rFonts w:ascii="Times New Roman" w:hAnsi="Times New Roman"/>
-                <w:sz w:val="20"/>
-              </w:rPr>
-              <w:t>TikTok</w:t>
-            </w:r>
-          </w:p>
-        </w:tc>
-        <w:tc>
-          <w:tcPr>
-            <w:tcW w:type="dxa" w:w="1504"/>
-          </w:tcPr>
-          <w:p>
-            <w:r>
-              <w:rPr>
-                <w:rFonts w:ascii="Times New Roman" w:hAnsi="Times New Roman"/>
-                <w:sz w:val="20"/>
-              </w:rPr>
-              <w:t>7 (14%)</w:t>
-            </w:r>
-          </w:p>
-        </w:tc>
-        <w:tc>
-          <w:tcPr>
-            <w:tcW w:type="dxa" w:w="1504"/>
-          </w:tcPr>
-          <w:p>
-            <w:r>
-              <w:rPr>
-                <w:rFonts w:ascii="Times New Roman" w:hAnsi="Times New Roman"/>
-                <w:sz w:val="20"/>
-              </w:rPr>
-              <w:t>35 (70%)</w:t>
-            </w:r>
-          </w:p>
-        </w:tc>
-        <w:tc>
-          <w:tcPr>
-            <w:tcW w:type="dxa" w:w="1504"/>
-          </w:tcPr>
-          <w:p>
-            <w:r>
-              <w:rPr>
-                <w:rFonts w:ascii="Times New Roman" w:hAnsi="Times New Roman"/>
-                <w:sz w:val="20"/>
-              </w:rPr>
-              <w:t>8 (16%)</w:t>
-            </w:r>
-          </w:p>
-        </w:tc>
-        <w:tc>
-          <w:tcPr>
-            <w:tcW w:type="dxa" w:w="1504"/>
-          </w:tcPr>
-          <w:p>
-            <w:r>
-              <w:rPr>
-                <w:rFonts w:ascii="Times New Roman" w:hAnsi="Times New Roman"/>
-                <w:sz w:val="20"/>
-              </w:rPr>
-              <w:t>0 (0%)</w:t>
-            </w:r>
-          </w:p>
-        </w:tc>
-        <w:tc>
-          <w:tcPr>
-            <w:tcW w:type="dxa" w:w="1504"/>
-          </w:tcPr>
-          <w:p>
-            <w:r>
-              <w:rPr>
-                <w:rFonts w:ascii="Times New Roman" w:hAnsi="Times New Roman"/>
-                <w:sz w:val="20"/>
-              </w:rPr>
-              <w:t>0 (0%)</w:t>
-            </w:r>
-          </w:p>
-        </w:tc>
-      </w:tr>
-      <w:tr>
-        <w:tc>
-          <w:tcPr>
-            <w:tcW w:type="dxa" w:w="1504"/>
-          </w:tcPr>
-          <w:p>
-            <w:r>
-              <w:rPr>
-                <w:rFonts w:ascii="Times New Roman" w:hAnsi="Times New Roman"/>
-                <w:sz w:val="20"/>
-              </w:rPr>
-              <w:t>Instagram</w:t>
-            </w:r>
-          </w:p>
-        </w:tc>
-        <w:tc>
-          <w:tcPr>
-            <w:tcW w:type="dxa" w:w="1504"/>
-          </w:tcPr>
-          <w:p>
-            <w:r>
-              <w:rPr>
-                <w:rFonts w:ascii="Times New Roman" w:hAnsi="Times New Roman"/>
-                <w:sz w:val="20"/>
-              </w:rPr>
-              <w:t>30 (60%)</w:t>
-            </w:r>
-          </w:p>
-        </w:tc>
-        <w:tc>
-          <w:tcPr>
-            <w:tcW w:type="dxa" w:w="1504"/>
-          </w:tcPr>
-          <w:p>
-            <w:r>
-              <w:rPr>
-                <w:rFonts w:ascii="Times New Roman" w:hAnsi="Times New Roman"/>
-                <w:sz w:val="20"/>
-              </w:rPr>
-              <w:t>20 (40%)</w:t>
-            </w:r>
-          </w:p>
-        </w:tc>
-        <w:tc>
-          <w:tcPr>
-            <w:tcW w:type="dxa" w:w="1504"/>
-          </w:tcPr>
-          <w:p>
-            <w:r>
-              <w:rPr>
-                <w:rFonts w:ascii="Times New Roman" w:hAnsi="Times New Roman"/>
-                <w:sz w:val="20"/>
-              </w:rPr>
-              <w:t>0 (0%)</w:t>
-            </w:r>
-          </w:p>
-        </w:tc>
-        <w:tc>
-          <w:tcPr>
-            <w:tcW w:type="dxa" w:w="1504"/>
-          </w:tcPr>
-          <w:p>
-            <w:r>
-              <w:rPr>
-                <w:rFonts w:ascii="Times New Roman" w:hAnsi="Times New Roman"/>
-                <w:sz w:val="20"/>
-              </w:rPr>
-              <w:t>0 (0%)</w:t>
-            </w:r>
-          </w:p>
-        </w:tc>
-        <w:tc>
-          <w:tcPr>
-            <w:tcW w:type="dxa" w:w="1504"/>
-          </w:tcPr>
-          <w:p>
-            <w:r>
-              <w:rPr>
-                <w:rFonts w:ascii="Times New Roman" w:hAnsi="Times New Roman"/>
-                <w:sz w:val="20"/>
-              </w:rPr>
-              <w:t>0 (0%)</w:t>
-            </w:r>
-          </w:p>
-        </w:tc>
-      </w:tr>
-    </w:tbl>
-    <w:p>
-      <w:pPr>
-        <w:spacing w:line="360" w:lineRule="auto"/>
-        <w:jc w:val="both"/>
-      </w:pPr>
-      <w:r>
-        <w:rPr>
-          <w:rFonts w:ascii="Times New Roman" w:hAnsi="Times New Roman"/>
-          <w:b w:val="0"/>
-          <w:i w:val="0"/>
-          <w:sz w:val="24"/>
-        </w:rPr>
-      </w:r>
-    </w:p>
-    <w:p>
-      <w:pPr>
-        <w:spacing w:line="360" w:lineRule="auto"/>
-        <w:jc w:val="left"/>
-      </w:pPr>
-      <w:r>
-        <w:rPr>
-          <w:rFonts w:ascii="Times New Roman" w:hAnsi="Times New Roman"/>
-          <w:b/>
-          <w:i w:val="0"/>
-          <w:sz w:val="24"/>
-        </w:rPr>
-        <w:t>Table C4. JAMA Benchmark Compliance by Platform (% Yes)</w:t>
-      </w:r>
-    </w:p>
-    <w:tbl>
-      <w:tblPr>
-        <w:tblStyle w:val="TableGrid"/>
-        <w:tblW w:type="auto" w:w="0"/>
-        <w:tblLook w:firstColumn="1" w:firstRow="1" w:lastColumn="0" w:lastRow="0" w:noHBand="0" w:noVBand="1" w:val="04A0"/>
-      </w:tblPr>
-      <w:tblGrid>
-        <w:gridCol w:w="1504"/>
-        <w:gridCol w:w="1504"/>
-        <w:gridCol w:w="1504"/>
-        <w:gridCol w:w="1504"/>
-        <w:gridCol w:w="1504"/>
-        <w:gridCol w:w="1504"/>
-      </w:tblGrid>
-      <w:tr>
-        <w:tc>
-          <w:tcPr>
-            <w:tcW w:type="dxa" w:w="1504"/>
-          </w:tcPr>
-          <w:p>
-            <w:r>
-              <w:rPr>
-                <w:rFonts w:ascii="Times New Roman" w:hAnsi="Times New Roman"/>
-                <w:b/>
-                <w:sz w:val="20"/>
-              </w:rPr>
-              <w:t>Platform</w:t>
-            </w:r>
-          </w:p>
-        </w:tc>
-        <w:tc>
-          <w:tcPr>
-            <w:tcW w:type="dxa" w:w="1504"/>
-          </w:tcPr>
-          <w:p>
-            <w:r>
-              <w:rPr>
-                <w:rFonts w:ascii="Times New Roman" w:hAnsi="Times New Roman"/>
-                <w:b/>
-                <w:sz w:val="20"/>
-              </w:rPr>
-              <w:t>Authorship</w:t>
-            </w:r>
-          </w:p>
-        </w:tc>
-        <w:tc>
-          <w:tcPr>
-            <w:tcW w:type="dxa" w:w="1504"/>
-          </w:tcPr>
-          <w:p>
-            <w:r>
-              <w:rPr>
-                <w:rFonts w:ascii="Times New Roman" w:hAnsi="Times New Roman"/>
-                <w:b/>
-                <w:sz w:val="20"/>
-              </w:rPr>
-              <w:t>Attribution</w:t>
-            </w:r>
-          </w:p>
-        </w:tc>
-        <w:tc>
-          <w:tcPr>
-            <w:tcW w:type="dxa" w:w="1504"/>
-          </w:tcPr>
-          <w:p>
-            <w:r>
-              <w:rPr>
-                <w:rFonts w:ascii="Times New Roman" w:hAnsi="Times New Roman"/>
-                <w:b/>
-                <w:sz w:val="20"/>
-              </w:rPr>
-              <w:t>Disclosure</w:t>
-            </w:r>
-          </w:p>
-        </w:tc>
-        <w:tc>
-          <w:tcPr>
-            <w:tcW w:type="dxa" w:w="1504"/>
-          </w:tcPr>
-          <w:p>
-            <w:r>
-              <w:rPr>
-                <w:rFonts w:ascii="Times New Roman" w:hAnsi="Times New Roman"/>
-                <w:b/>
-                <w:sz w:val="20"/>
-              </w:rPr>
-              <w:t>Currency</w:t>
-            </w:r>
-          </w:p>
-        </w:tc>
-        <w:tc>
-          <w:tcPr>
-            <w:tcW w:type="dxa" w:w="1504"/>
-          </w:tcPr>
-          <w:p>
-            <w:r>
-              <w:rPr>
-                <w:rFonts w:ascii="Times New Roman" w:hAnsi="Times New Roman"/>
-                <w:b/>
-                <w:sz w:val="20"/>
-              </w:rPr>
-              <w:t>Mean Total</w:t>
-            </w:r>
-          </w:p>
-        </w:tc>
-      </w:tr>
-      <w:tr>
-        <w:tc>
-          <w:tcPr>
-            <w:tcW w:type="dxa" w:w="1504"/>
-          </w:tcPr>
-          <w:p>
-            <w:r>
-              <w:rPr>
-                <w:rFonts w:ascii="Times New Roman" w:hAnsi="Times New Roman"/>
-                <w:sz w:val="20"/>
-              </w:rPr>
-              <w:t>Website</w:t>
-            </w:r>
-          </w:p>
-        </w:tc>
-        <w:tc>
-          <w:tcPr>
-            <w:tcW w:type="dxa" w:w="1504"/>
-          </w:tcPr>
-          <w:p>
-            <w:r>
-              <w:rPr>
-                <w:rFonts w:ascii="Times New Roman" w:hAnsi="Times New Roman"/>
-                <w:sz w:val="20"/>
-              </w:rPr>
-              <w:t>30%</w:t>
-            </w:r>
-          </w:p>
-        </w:tc>
-        <w:tc>
-          <w:tcPr>
-            <w:tcW w:type="dxa" w:w="1504"/>
-          </w:tcPr>
-          <w:p>
-            <w:r>
-              <w:rPr>
-                <w:rFonts w:ascii="Times New Roman" w:hAnsi="Times New Roman"/>
-                <w:sz w:val="20"/>
-              </w:rPr>
-              <w:t>30%</w:t>
-            </w:r>
-          </w:p>
-        </w:tc>
-        <w:tc>
-          <w:tcPr>
-            <w:tcW w:type="dxa" w:w="1504"/>
-          </w:tcPr>
-          <w:p>
-            <w:r>
-              <w:rPr>
-                <w:rFonts w:ascii="Times New Roman" w:hAnsi="Times New Roman"/>
-                <w:sz w:val="20"/>
-              </w:rPr>
-              <w:t>16%</w:t>
-            </w:r>
-          </w:p>
-        </w:tc>
-        <w:tc>
-          <w:tcPr>
-            <w:tcW w:type="dxa" w:w="1504"/>
-          </w:tcPr>
-          <w:p>
-            <w:r>
-              <w:rPr>
-                <w:rFonts w:ascii="Times New Roman" w:hAnsi="Times New Roman"/>
-                <w:sz w:val="20"/>
-              </w:rPr>
-              <w:t>68%</w:t>
-            </w:r>
-          </w:p>
-        </w:tc>
-        <w:tc>
-          <w:tcPr>
-            <w:tcW w:type="dxa" w:w="1504"/>
-          </w:tcPr>
-          <w:p>
-            <w:r>
-              <w:rPr>
-                <w:rFonts w:ascii="Times New Roman" w:hAnsi="Times New Roman"/>
-                <w:sz w:val="20"/>
-              </w:rPr>
-              <w:t>1.44</w:t>
-            </w:r>
-          </w:p>
-        </w:tc>
-      </w:tr>
-      <w:tr>
-        <w:tc>
-          <w:tcPr>
-            <w:tcW w:type="dxa" w:w="1504"/>
-          </w:tcPr>
-          <w:p>
-            <w:r>
-              <w:rPr>
-                <w:rFonts w:ascii="Times New Roman" w:hAnsi="Times New Roman"/>
-                <w:sz w:val="20"/>
-              </w:rPr>
-              <w:t>YouTube</w:t>
-            </w:r>
-          </w:p>
-        </w:tc>
-        <w:tc>
-          <w:tcPr>
-            <w:tcW w:type="dxa" w:w="1504"/>
-          </w:tcPr>
-          <w:p>
-            <w:r>
-              <w:rPr>
-                <w:rFonts w:ascii="Times New Roman" w:hAnsi="Times New Roman"/>
-                <w:sz w:val="20"/>
-              </w:rPr>
-              <w:t>38%</w:t>
-            </w:r>
-          </w:p>
-        </w:tc>
-        <w:tc>
-          <w:tcPr>
-            <w:tcW w:type="dxa" w:w="1504"/>
-          </w:tcPr>
-          <w:p>
-            <w:r>
-              <w:rPr>
-                <w:rFonts w:ascii="Times New Roman" w:hAnsi="Times New Roman"/>
-                <w:sz w:val="20"/>
-              </w:rPr>
-              <w:t>16%</w:t>
-            </w:r>
-          </w:p>
-        </w:tc>
-        <w:tc>
-          <w:tcPr>
-            <w:tcW w:type="dxa" w:w="1504"/>
-          </w:tcPr>
-          <w:p>
-            <w:r>
-              <w:rPr>
-                <w:rFonts w:ascii="Times New Roman" w:hAnsi="Times New Roman"/>
-                <w:sz w:val="20"/>
-              </w:rPr>
-              <w:t>0%</w:t>
-            </w:r>
-          </w:p>
-        </w:tc>
-        <w:tc>
-          <w:tcPr>
-            <w:tcW w:type="dxa" w:w="1504"/>
-          </w:tcPr>
-          <w:p>
-            <w:r>
-              <w:rPr>
-                <w:rFonts w:ascii="Times New Roman" w:hAnsi="Times New Roman"/>
-                <w:sz w:val="20"/>
-              </w:rPr>
-              <w:t>100%</w:t>
-            </w:r>
-          </w:p>
-        </w:tc>
-        <w:tc>
-          <w:tcPr>
-            <w:tcW w:type="dxa" w:w="1504"/>
-          </w:tcPr>
-          <w:p>
-            <w:r>
-              <w:rPr>
-                <w:rFonts w:ascii="Times New Roman" w:hAnsi="Times New Roman"/>
-                <w:sz w:val="20"/>
-              </w:rPr>
-              <w:t>1.54</w:t>
-            </w:r>
-          </w:p>
-        </w:tc>
-      </w:tr>
-      <w:tr>
-        <w:tc>
-          <w:tcPr>
-            <w:tcW w:type="dxa" w:w="1504"/>
-          </w:tcPr>
-          <w:p>
-            <w:r>
-              <w:rPr>
-                <w:rFonts w:ascii="Times New Roman" w:hAnsi="Times New Roman"/>
-                <w:sz w:val="20"/>
-              </w:rPr>
-              <w:t>TikTok</w:t>
-            </w:r>
-          </w:p>
-        </w:tc>
-        <w:tc>
-          <w:tcPr>
-            <w:tcW w:type="dxa" w:w="1504"/>
-          </w:tcPr>
-          <w:p>
-            <w:r>
-              <w:rPr>
-                <w:rFonts w:ascii="Times New Roman" w:hAnsi="Times New Roman"/>
-                <w:sz w:val="20"/>
-              </w:rPr>
-              <w:t>30%</w:t>
-            </w:r>
-          </w:p>
-        </w:tc>
-        <w:tc>
-          <w:tcPr>
-            <w:tcW w:type="dxa" w:w="1504"/>
-          </w:tcPr>
-          <w:p>
-            <w:r>
-              <w:rPr>
-                <w:rFonts w:ascii="Times New Roman" w:hAnsi="Times New Roman"/>
-                <w:sz w:val="20"/>
-              </w:rPr>
-              <w:t>0%</w:t>
-            </w:r>
-          </w:p>
-        </w:tc>
-        <w:tc>
-          <w:tcPr>
-            <w:tcW w:type="dxa" w:w="1504"/>
-          </w:tcPr>
-          <w:p>
-            <w:r>
-              <w:rPr>
-                <w:rFonts w:ascii="Times New Roman" w:hAnsi="Times New Roman"/>
-                <w:sz w:val="20"/>
-              </w:rPr>
-              <w:t>14%</w:t>
-            </w:r>
-          </w:p>
-        </w:tc>
-        <w:tc>
-          <w:tcPr>
-            <w:tcW w:type="dxa" w:w="1504"/>
-          </w:tcPr>
-          <w:p>
-            <w:r>
-              <w:rPr>
-                <w:rFonts w:ascii="Times New Roman" w:hAnsi="Times New Roman"/>
-                <w:sz w:val="20"/>
-              </w:rPr>
-              <w:t>100%</w:t>
-            </w:r>
-          </w:p>
-        </w:tc>
-        <w:tc>
-          <w:tcPr>
-            <w:tcW w:type="dxa" w:w="1504"/>
-          </w:tcPr>
-          <w:p>
-            <w:r>
-              <w:rPr>
-                <w:rFonts w:ascii="Times New Roman" w:hAnsi="Times New Roman"/>
-                <w:sz w:val="20"/>
-              </w:rPr>
-              <w:t>1.44</w:t>
-            </w:r>
-          </w:p>
-        </w:tc>
-      </w:tr>
-      <w:tr>
-        <w:tc>
-          <w:tcPr>
-            <w:tcW w:type="dxa" w:w="1504"/>
-          </w:tcPr>
-          <w:p>
-            <w:r>
-              <w:rPr>
-                <w:rFonts w:ascii="Times New Roman" w:hAnsi="Times New Roman"/>
-                <w:sz w:val="20"/>
-              </w:rPr>
-              <w:t>Instagram</w:t>
-            </w:r>
-          </w:p>
-        </w:tc>
-        <w:tc>
-          <w:tcPr>
-            <w:tcW w:type="dxa" w:w="1504"/>
-          </w:tcPr>
-          <w:p>
-            <w:r>
-              <w:rPr>
-                <w:rFonts w:ascii="Times New Roman" w:hAnsi="Times New Roman"/>
-                <w:sz w:val="20"/>
-              </w:rPr>
-              <w:t>16%</w:t>
-            </w:r>
-          </w:p>
-        </w:tc>
-        <w:tc>
-          <w:tcPr>
-            <w:tcW w:type="dxa" w:w="1504"/>
-          </w:tcPr>
-          <w:p>
-            <w:r>
-              <w:rPr>
-                <w:rFonts w:ascii="Times New Roman" w:hAnsi="Times New Roman"/>
-                <w:sz w:val="20"/>
-              </w:rPr>
-              <w:t>4%</w:t>
-            </w:r>
-          </w:p>
-        </w:tc>
-        <w:tc>
-          <w:tcPr>
-            <w:tcW w:type="dxa" w:w="1504"/>
-          </w:tcPr>
-          <w:p>
-            <w:r>
-              <w:rPr>
-                <w:rFonts w:ascii="Times New Roman" w:hAnsi="Times New Roman"/>
-                <w:sz w:val="20"/>
-              </w:rPr>
-              <w:t>0%</w:t>
-            </w:r>
-          </w:p>
-        </w:tc>
-        <w:tc>
-          <w:tcPr>
-            <w:tcW w:type="dxa" w:w="1504"/>
-          </w:tcPr>
-          <w:p>
-            <w:r>
-              <w:rPr>
-                <w:rFonts w:ascii="Times New Roman" w:hAnsi="Times New Roman"/>
-                <w:sz w:val="20"/>
-              </w:rPr>
-              <w:t>100%</w:t>
-            </w:r>
-          </w:p>
-        </w:tc>
-        <w:tc>
-          <w:tcPr>
-            <w:tcW w:type="dxa" w:w="1504"/>
-          </w:tcPr>
-          <w:p>
-            <w:r>
-              <w:rPr>
-                <w:rFonts w:ascii="Times New Roman" w:hAnsi="Times New Roman"/>
-                <w:sz w:val="20"/>
-              </w:rPr>
-              <w:t>1.20</w:t>
-            </w:r>
-          </w:p>
-        </w:tc>
-      </w:tr>
-    </w:tbl>
-    <w:p>
-      <w:pPr>
-        <w:spacing w:line="360" w:lineRule="auto"/>
-        <w:jc w:val="both"/>
-      </w:pPr>
-      <w:r>
-        <w:rPr>
-          <w:rFonts w:ascii="Times New Roman" w:hAnsi="Times New Roman"/>
-          <w:b w:val="0"/>
-          <w:i w:val="0"/>
-          <w:sz w:val="24"/>
-        </w:rPr>
-      </w:r>
-    </w:p>
-    <w:p>
-      <w:pPr>
-        <w:pStyle w:val="Heading2"/>
-      </w:pPr>
-      <w:r>
-        <w:rPr>
-          <w:rFonts w:ascii="Times New Roman" w:hAnsi="Times New Roman"/>
-          <w:color w:val="000000"/>
-        </w:rPr>
-        <w:t>C.2 Pairwise Comparisons</w:t>
-      </w:r>
-    </w:p>
-    <w:p>
-      <w:pPr>
-        <w:spacing w:line="360" w:lineRule="auto"/>
-        <w:jc w:val="left"/>
-      </w:pPr>
-      <w:r>
-        <w:rPr>
-          <w:rFonts w:ascii="Times New Roman" w:hAnsi="Times New Roman"/>
-          <w:b/>
-          <w:i w:val="0"/>
-          <w:sz w:val="24"/>
-        </w:rPr>
-        <w:t>Table C5. Pairwise Platform Comparisons for DISCERN Total (Mann-Whitney U with Bonferroni Correction)</w:t>
-      </w:r>
-    </w:p>
-    <w:tbl>
-      <w:tblPr>
-        <w:tblStyle w:val="TableGrid"/>
-        <w:tblW w:type="auto" w:w="0"/>
+        <w:jc w:val="center"/>
         <w:tblLook w:firstColumn="1" w:firstRow="1" w:lastColumn="0" w:lastRow="0" w:noHBand="0" w:noVBand="1" w:val="04A0"/>
       </w:tblPr>
       <w:tblGrid>
@@ -17947,75 +18044,110 @@
         <w:tc>
           <w:tcPr>
             <w:tcW w:type="dxa" w:w="1805"/>
-          </w:tcPr>
-          <w:p>
-            <w:r>
-              <w:rPr>
-                <w:rFonts w:ascii="Times New Roman" w:hAnsi="Times New Roman"/>
+            <w:shd w:fill="D9E2F3" w:val="clear"/>
+          </w:tcPr>
+          <w:p>
+            <w:pPr>
+              <w:spacing w:line="240" w:lineRule="auto" w:after="40" w:before="0"/>
+              <w:jc w:val="center"/>
+            </w:pPr>
+            <w:r>
+              <w:rPr>
+                <w:rFonts w:ascii="Times New Roman" w:hAnsi="Times New Roman" w:cs="Times New Roman"/>
                 <w:b/>
-                <w:sz w:val="20"/>
-              </w:rPr>
-              <w:t>Comparison</w:t>
+                <w:i w:val="0"/>
+                <w:color w:val="000000"/>
+                <w:sz w:val="20"/>
+              </w:rPr>
+              <w:t>Criterion</w:t>
             </w:r>
           </w:p>
         </w:tc>
         <w:tc>
           <w:tcPr>
             <w:tcW w:type="dxa" w:w="1805"/>
-          </w:tcPr>
-          <w:p>
-            <w:r>
-              <w:rPr>
-                <w:rFonts w:ascii="Times New Roman" w:hAnsi="Times New Roman"/>
+            <w:shd w:fill="D9E2F3" w:val="clear"/>
+          </w:tcPr>
+          <w:p>
+            <w:pPr>
+              <w:spacing w:line="240" w:lineRule="auto" w:after="40" w:before="0"/>
+              <w:jc w:val="center"/>
+            </w:pPr>
+            <w:r>
+              <w:rPr>
+                <w:rFonts w:ascii="Times New Roman" w:hAnsi="Times New Roman" w:cs="Times New Roman"/>
                 <w:b/>
-                <w:sz w:val="20"/>
-              </w:rPr>
-              <w:t>U</w:t>
+                <w:i w:val="0"/>
+                <w:color w:val="000000"/>
+                <w:sz w:val="20"/>
+              </w:rPr>
+              <w:t>Website</w:t>
             </w:r>
           </w:p>
         </w:tc>
         <w:tc>
           <w:tcPr>
             <w:tcW w:type="dxa" w:w="1805"/>
-          </w:tcPr>
-          <w:p>
-            <w:r>
-              <w:rPr>
-                <w:rFonts w:ascii="Times New Roman" w:hAnsi="Times New Roman"/>
+            <w:shd w:fill="D9E2F3" w:val="clear"/>
+          </w:tcPr>
+          <w:p>
+            <w:pPr>
+              <w:spacing w:line="240" w:lineRule="auto" w:after="40" w:before="0"/>
+              <w:jc w:val="center"/>
+            </w:pPr>
+            <w:r>
+              <w:rPr>
+                <w:rFonts w:ascii="Times New Roman" w:hAnsi="Times New Roman" w:cs="Times New Roman"/>
                 <w:b/>
-                <w:sz w:val="20"/>
-              </w:rPr>
-              <w:t>p (adjusted)</w:t>
+                <w:i w:val="0"/>
+                <w:color w:val="000000"/>
+                <w:sz w:val="20"/>
+              </w:rPr>
+              <w:t>YouTube</w:t>
             </w:r>
           </w:p>
         </w:tc>
         <w:tc>
           <w:tcPr>
             <w:tcW w:type="dxa" w:w="1805"/>
-          </w:tcPr>
-          <w:p>
-            <w:r>
-              <w:rPr>
-                <w:rFonts w:ascii="Times New Roman" w:hAnsi="Times New Roman"/>
+            <w:shd w:fill="D9E2F3" w:val="clear"/>
+          </w:tcPr>
+          <w:p>
+            <w:pPr>
+              <w:spacing w:line="240" w:lineRule="auto" w:after="40" w:before="0"/>
+              <w:jc w:val="center"/>
+            </w:pPr>
+            <w:r>
+              <w:rPr>
+                <w:rFonts w:ascii="Times New Roman" w:hAnsi="Times New Roman" w:cs="Times New Roman"/>
                 <w:b/>
-                <w:sz w:val="20"/>
-              </w:rPr>
-              <w:t>Effect size (r)</w:t>
+                <w:i w:val="0"/>
+                <w:color w:val="000000"/>
+                <w:sz w:val="20"/>
+              </w:rPr>
+              <w:t>TikTok</w:t>
             </w:r>
           </w:p>
         </w:tc>
         <w:tc>
           <w:tcPr>
             <w:tcW w:type="dxa" w:w="1805"/>
-          </w:tcPr>
-          <w:p>
-            <w:r>
-              <w:rPr>
-                <w:rFonts w:ascii="Times New Roman" w:hAnsi="Times New Roman"/>
+            <w:shd w:fill="D9E2F3" w:val="clear"/>
+          </w:tcPr>
+          <w:p>
+            <w:pPr>
+              <w:spacing w:line="240" w:lineRule="auto" w:after="40" w:before="0"/>
+              <w:jc w:val="center"/>
+            </w:pPr>
+            <w:r>
+              <w:rPr>
+                <w:rFonts w:ascii="Times New Roman" w:hAnsi="Times New Roman" w:cs="Times New Roman"/>
                 <w:b/>
-                <w:sz w:val="20"/>
-              </w:rPr>
-              <w:t>Sig.</w:t>
+                <w:i w:val="0"/>
+                <w:color w:val="000000"/>
+                <w:sz w:val="20"/>
+              </w:rPr>
+              <w:t>Instagram</w:t>
             </w:r>
           </w:p>
         </w:tc>
@@ -18026,12 +18158,19 @@
             <w:tcW w:type="dxa" w:w="1805"/>
           </w:tcPr>
           <w:p>
-            <w:r>
-              <w:rPr>
-                <w:rFonts w:ascii="Times New Roman" w:hAnsi="Times New Roman"/>
-                <w:sz w:val="20"/>
-              </w:rPr>
-              <w:t>Website vs YouTube</w:t>
+            <w:pPr>
+              <w:spacing w:line="240" w:lineRule="auto" w:after="40" w:before="0"/>
+              <w:jc w:val="center"/>
+            </w:pPr>
+            <w:r>
+              <w:rPr>
+                <w:rFonts w:ascii="Times New Roman" w:hAnsi="Times New Roman" w:cs="Times New Roman"/>
+                <w:b w:val="0"/>
+                <w:i w:val="0"/>
+                <w:color w:val="000000"/>
+                <w:sz w:val="20"/>
+              </w:rPr>
+              <w:t>Authorship</w:t>
             </w:r>
           </w:p>
         </w:tc>
@@ -18040,12 +18179,19 @@
             <w:tcW w:type="dxa" w:w="1805"/>
           </w:tcPr>
           <w:p>
-            <w:r>
-              <w:rPr>
-                <w:rFonts w:ascii="Times New Roman" w:hAnsi="Times New Roman"/>
-                <w:sz w:val="20"/>
-              </w:rPr>
-              <w:t>1980</w:t>
+            <w:pPr>
+              <w:spacing w:line="240" w:lineRule="auto" w:after="40" w:before="0"/>
+              <w:jc w:val="center"/>
+            </w:pPr>
+            <w:r>
+              <w:rPr>
+                <w:rFonts w:ascii="Times New Roman" w:hAnsi="Times New Roman" w:cs="Times New Roman"/>
+                <w:b w:val="0"/>
+                <w:i w:val="0"/>
+                <w:color w:val="000000"/>
+                <w:sz w:val="20"/>
+              </w:rPr>
+              <w:t>30%</w:t>
             </w:r>
           </w:p>
         </w:tc>
@@ -18054,12 +18200,19 @@
             <w:tcW w:type="dxa" w:w="1805"/>
           </w:tcPr>
           <w:p>
-            <w:r>
-              <w:rPr>
-                <w:rFonts w:ascii="Times New Roman" w:hAnsi="Times New Roman"/>
-                <w:sz w:val="20"/>
-              </w:rPr>
-              <w:t>&lt;.0001</w:t>
+            <w:pPr>
+              <w:spacing w:line="240" w:lineRule="auto" w:after="40" w:before="0"/>
+              <w:jc w:val="center"/>
+            </w:pPr>
+            <w:r>
+              <w:rPr>
+                <w:rFonts w:ascii="Times New Roman" w:hAnsi="Times New Roman" w:cs="Times New Roman"/>
+                <w:b w:val="0"/>
+                <w:i w:val="0"/>
+                <w:color w:val="000000"/>
+                <w:sz w:val="20"/>
+              </w:rPr>
+              <w:t>38%</w:t>
             </w:r>
           </w:p>
         </w:tc>
@@ -18068,12 +18221,19 @@
             <w:tcW w:type="dxa" w:w="1805"/>
           </w:tcPr>
           <w:p>
-            <w:r>
-              <w:rPr>
-                <w:rFonts w:ascii="Times New Roman" w:hAnsi="Times New Roman"/>
-                <w:sz w:val="20"/>
-              </w:rPr>
-              <w:t>−0.584</w:t>
+            <w:pPr>
+              <w:spacing w:line="240" w:lineRule="auto" w:after="40" w:before="0"/>
+              <w:jc w:val="center"/>
+            </w:pPr>
+            <w:r>
+              <w:rPr>
+                <w:rFonts w:ascii="Times New Roman" w:hAnsi="Times New Roman" w:cs="Times New Roman"/>
+                <w:b w:val="0"/>
+                <w:i w:val="0"/>
+                <w:color w:val="000000"/>
+                <w:sz w:val="20"/>
+              </w:rPr>
+              <w:t>30%</w:t>
             </w:r>
           </w:p>
         </w:tc>
@@ -18082,12 +18242,19 @@
             <w:tcW w:type="dxa" w:w="1805"/>
           </w:tcPr>
           <w:p>
-            <w:r>
-              <w:rPr>
-                <w:rFonts w:ascii="Times New Roman" w:hAnsi="Times New Roman"/>
-                <w:sz w:val="20"/>
-              </w:rPr>
-              <w:t>***</w:t>
+            <w:pPr>
+              <w:spacing w:line="240" w:lineRule="auto" w:after="40" w:before="0"/>
+              <w:jc w:val="center"/>
+            </w:pPr>
+            <w:r>
+              <w:rPr>
+                <w:rFonts w:ascii="Times New Roman" w:hAnsi="Times New Roman" w:cs="Times New Roman"/>
+                <w:b w:val="0"/>
+                <w:i w:val="0"/>
+                <w:color w:val="000000"/>
+                <w:sz w:val="20"/>
+              </w:rPr>
+              <w:t>16%</w:t>
             </w:r>
           </w:p>
         </w:tc>
@@ -18098,12 +18265,19 @@
             <w:tcW w:type="dxa" w:w="1805"/>
           </w:tcPr>
           <w:p>
-            <w:r>
-              <w:rPr>
-                <w:rFonts w:ascii="Times New Roman" w:hAnsi="Times New Roman"/>
-                <w:sz w:val="20"/>
-              </w:rPr>
-              <w:t>Website vs TikTok</w:t>
+            <w:pPr>
+              <w:spacing w:line="240" w:lineRule="auto" w:after="40" w:before="0"/>
+              <w:jc w:val="center"/>
+            </w:pPr>
+            <w:r>
+              <w:rPr>
+                <w:rFonts w:ascii="Times New Roman" w:hAnsi="Times New Roman" w:cs="Times New Roman"/>
+                <w:b w:val="0"/>
+                <w:i w:val="0"/>
+                <w:color w:val="000000"/>
+                <w:sz w:val="20"/>
+              </w:rPr>
+              <w:t>Attribution</w:t>
             </w:r>
           </w:p>
         </w:tc>
@@ -18112,12 +18286,19 @@
             <w:tcW w:type="dxa" w:w="1805"/>
           </w:tcPr>
           <w:p>
-            <w:r>
-              <w:rPr>
-                <w:rFonts w:ascii="Times New Roman" w:hAnsi="Times New Roman"/>
-                <w:sz w:val="20"/>
-              </w:rPr>
-              <w:t>2348</w:t>
+            <w:pPr>
+              <w:spacing w:line="240" w:lineRule="auto" w:after="40" w:before="0"/>
+              <w:jc w:val="center"/>
+            </w:pPr>
+            <w:r>
+              <w:rPr>
+                <w:rFonts w:ascii="Times New Roman" w:hAnsi="Times New Roman" w:cs="Times New Roman"/>
+                <w:b w:val="0"/>
+                <w:i w:val="0"/>
+                <w:color w:val="000000"/>
+                <w:sz w:val="20"/>
+              </w:rPr>
+              <w:t>30%</w:t>
             </w:r>
           </w:p>
         </w:tc>
@@ -18126,12 +18307,19 @@
             <w:tcW w:type="dxa" w:w="1805"/>
           </w:tcPr>
           <w:p>
-            <w:r>
-              <w:rPr>
-                <w:rFonts w:ascii="Times New Roman" w:hAnsi="Times New Roman"/>
-                <w:sz w:val="20"/>
-              </w:rPr>
-              <w:t>&lt;.0001</w:t>
+            <w:pPr>
+              <w:spacing w:line="240" w:lineRule="auto" w:after="40" w:before="0"/>
+              <w:jc w:val="center"/>
+            </w:pPr>
+            <w:r>
+              <w:rPr>
+                <w:rFonts w:ascii="Times New Roman" w:hAnsi="Times New Roman" w:cs="Times New Roman"/>
+                <w:b w:val="0"/>
+                <w:i w:val="0"/>
+                <w:color w:val="000000"/>
+                <w:sz w:val="20"/>
+              </w:rPr>
+              <w:t>16%</w:t>
             </w:r>
           </w:p>
         </w:tc>
@@ -18140,12 +18328,19 @@
             <w:tcW w:type="dxa" w:w="1805"/>
           </w:tcPr>
           <w:p>
-            <w:r>
-              <w:rPr>
-                <w:rFonts w:ascii="Times New Roman" w:hAnsi="Times New Roman"/>
-                <w:sz w:val="20"/>
-              </w:rPr>
-              <w:t>−0.878</w:t>
+            <w:pPr>
+              <w:spacing w:line="240" w:lineRule="auto" w:after="40" w:before="0"/>
+              <w:jc w:val="center"/>
+            </w:pPr>
+            <w:r>
+              <w:rPr>
+                <w:rFonts w:ascii="Times New Roman" w:hAnsi="Times New Roman" w:cs="Times New Roman"/>
+                <w:b w:val="0"/>
+                <w:i w:val="0"/>
+                <w:color w:val="000000"/>
+                <w:sz w:val="20"/>
+              </w:rPr>
+              <w:t>0%</w:t>
             </w:r>
           </w:p>
         </w:tc>
@@ -18154,12 +18349,19 @@
             <w:tcW w:type="dxa" w:w="1805"/>
           </w:tcPr>
           <w:p>
-            <w:r>
-              <w:rPr>
-                <w:rFonts w:ascii="Times New Roman" w:hAnsi="Times New Roman"/>
-                <w:sz w:val="20"/>
-              </w:rPr>
-              <w:t>***</w:t>
+            <w:pPr>
+              <w:spacing w:line="240" w:lineRule="auto" w:after="40" w:before="0"/>
+              <w:jc w:val="center"/>
+            </w:pPr>
+            <w:r>
+              <w:rPr>
+                <w:rFonts w:ascii="Times New Roman" w:hAnsi="Times New Roman" w:cs="Times New Roman"/>
+                <w:b w:val="0"/>
+                <w:i w:val="0"/>
+                <w:color w:val="000000"/>
+                <w:sz w:val="20"/>
+              </w:rPr>
+              <w:t>4%</w:t>
             </w:r>
           </w:p>
         </w:tc>
@@ -18170,12 +18372,19 @@
             <w:tcW w:type="dxa" w:w="1805"/>
           </w:tcPr>
           <w:p>
-            <w:r>
-              <w:rPr>
-                <w:rFonts w:ascii="Times New Roman" w:hAnsi="Times New Roman"/>
-                <w:sz w:val="20"/>
-              </w:rPr>
-              <w:t>Website vs Instagram</w:t>
+            <w:pPr>
+              <w:spacing w:line="240" w:lineRule="auto" w:after="40" w:before="0"/>
+              <w:jc w:val="center"/>
+            </w:pPr>
+            <w:r>
+              <w:rPr>
+                <w:rFonts w:ascii="Times New Roman" w:hAnsi="Times New Roman" w:cs="Times New Roman"/>
+                <w:b w:val="0"/>
+                <w:i w:val="0"/>
+                <w:color w:val="000000"/>
+                <w:sz w:val="20"/>
+              </w:rPr>
+              <w:t>Disclosure</w:t>
             </w:r>
           </w:p>
         </w:tc>
@@ -18184,12 +18393,19 @@
             <w:tcW w:type="dxa" w:w="1805"/>
           </w:tcPr>
           <w:p>
-            <w:r>
-              <w:rPr>
-                <w:rFonts w:ascii="Times New Roman" w:hAnsi="Times New Roman"/>
-                <w:sz w:val="20"/>
-              </w:rPr>
-              <w:t>2494</w:t>
+            <w:pPr>
+              <w:spacing w:line="240" w:lineRule="auto" w:after="40" w:before="0"/>
+              <w:jc w:val="center"/>
+            </w:pPr>
+            <w:r>
+              <w:rPr>
+                <w:rFonts w:ascii="Times New Roman" w:hAnsi="Times New Roman" w:cs="Times New Roman"/>
+                <w:b w:val="0"/>
+                <w:i w:val="0"/>
+                <w:color w:val="000000"/>
+                <w:sz w:val="20"/>
+              </w:rPr>
+              <w:t>16%</w:t>
             </w:r>
           </w:p>
         </w:tc>
@@ -18198,12 +18414,19 @@
             <w:tcW w:type="dxa" w:w="1805"/>
           </w:tcPr>
           <w:p>
-            <w:r>
-              <w:rPr>
-                <w:rFonts w:ascii="Times New Roman" w:hAnsi="Times New Roman"/>
-                <w:sz w:val="20"/>
-              </w:rPr>
-              <w:t>&lt;.0001</w:t>
+            <w:pPr>
+              <w:spacing w:line="240" w:lineRule="auto" w:after="40" w:before="0"/>
+              <w:jc w:val="center"/>
+            </w:pPr>
+            <w:r>
+              <w:rPr>
+                <w:rFonts w:ascii="Times New Roman" w:hAnsi="Times New Roman" w:cs="Times New Roman"/>
+                <w:b w:val="0"/>
+                <w:i w:val="0"/>
+                <w:color w:val="000000"/>
+                <w:sz w:val="20"/>
+              </w:rPr>
+              <w:t>0%</w:t>
             </w:r>
           </w:p>
         </w:tc>
@@ -18212,12 +18435,19 @@
             <w:tcW w:type="dxa" w:w="1805"/>
           </w:tcPr>
           <w:p>
-            <w:r>
-              <w:rPr>
-                <w:rFonts w:ascii="Times New Roman" w:hAnsi="Times New Roman"/>
-                <w:sz w:val="20"/>
-              </w:rPr>
-              <w:t>−0.995</w:t>
+            <w:pPr>
+              <w:spacing w:line="240" w:lineRule="auto" w:after="40" w:before="0"/>
+              <w:jc w:val="center"/>
+            </w:pPr>
+            <w:r>
+              <w:rPr>
+                <w:rFonts w:ascii="Times New Roman" w:hAnsi="Times New Roman" w:cs="Times New Roman"/>
+                <w:b w:val="0"/>
+                <w:i w:val="0"/>
+                <w:color w:val="000000"/>
+                <w:sz w:val="20"/>
+              </w:rPr>
+              <w:t>14%</w:t>
             </w:r>
           </w:p>
         </w:tc>
@@ -18226,12 +18456,19 @@
             <w:tcW w:type="dxa" w:w="1805"/>
           </w:tcPr>
           <w:p>
-            <w:r>
-              <w:rPr>
-                <w:rFonts w:ascii="Times New Roman" w:hAnsi="Times New Roman"/>
-                <w:sz w:val="20"/>
-              </w:rPr>
-              <w:t>***</w:t>
+            <w:pPr>
+              <w:spacing w:line="240" w:lineRule="auto" w:after="40" w:before="0"/>
+              <w:jc w:val="center"/>
+            </w:pPr>
+            <w:r>
+              <w:rPr>
+                <w:rFonts w:ascii="Times New Roman" w:hAnsi="Times New Roman" w:cs="Times New Roman"/>
+                <w:b w:val="0"/>
+                <w:i w:val="0"/>
+                <w:color w:val="000000"/>
+                <w:sz w:val="20"/>
+              </w:rPr>
+              <w:t>0%</w:t>
             </w:r>
           </w:p>
         </w:tc>
@@ -18242,12 +18479,19 @@
             <w:tcW w:type="dxa" w:w="1805"/>
           </w:tcPr>
           <w:p>
-            <w:r>
-              <w:rPr>
-                <w:rFonts w:ascii="Times New Roman" w:hAnsi="Times New Roman"/>
-                <w:sz w:val="20"/>
-              </w:rPr>
-              <w:t>YouTube vs TikTok</w:t>
+            <w:pPr>
+              <w:spacing w:line="240" w:lineRule="auto" w:after="40" w:before="0"/>
+              <w:jc w:val="center"/>
+            </w:pPr>
+            <w:r>
+              <w:rPr>
+                <w:rFonts w:ascii="Times New Roman" w:hAnsi="Times New Roman" w:cs="Times New Roman"/>
+                <w:b w:val="0"/>
+                <w:i w:val="0"/>
+                <w:color w:val="000000"/>
+                <w:sz w:val="20"/>
+              </w:rPr>
+              <w:t>Currency</w:t>
             </w:r>
           </w:p>
         </w:tc>
@@ -18256,12 +18500,19 @@
             <w:tcW w:type="dxa" w:w="1805"/>
           </w:tcPr>
           <w:p>
-            <w:r>
-              <w:rPr>
-                <w:rFonts w:ascii="Times New Roman" w:hAnsi="Times New Roman"/>
-                <w:sz w:val="20"/>
-              </w:rPr>
-              <w:t>2030</w:t>
+            <w:pPr>
+              <w:spacing w:line="240" w:lineRule="auto" w:after="40" w:before="0"/>
+              <w:jc w:val="center"/>
+            </w:pPr>
+            <w:r>
+              <w:rPr>
+                <w:rFonts w:ascii="Times New Roman" w:hAnsi="Times New Roman" w:cs="Times New Roman"/>
+                <w:b w:val="0"/>
+                <w:i w:val="0"/>
+                <w:color w:val="000000"/>
+                <w:sz w:val="20"/>
+              </w:rPr>
+              <w:t>68%</w:t>
             </w:r>
           </w:p>
         </w:tc>
@@ -18270,12 +18521,19 @@
             <w:tcW w:type="dxa" w:w="1805"/>
           </w:tcPr>
           <w:p>
-            <w:r>
-              <w:rPr>
-                <w:rFonts w:ascii="Times New Roman" w:hAnsi="Times New Roman"/>
-                <w:sz w:val="20"/>
-              </w:rPr>
-              <w:t>&lt;.0001</w:t>
+            <w:pPr>
+              <w:spacing w:line="240" w:lineRule="auto" w:after="40" w:before="0"/>
+              <w:jc w:val="center"/>
+            </w:pPr>
+            <w:r>
+              <w:rPr>
+                <w:rFonts w:ascii="Times New Roman" w:hAnsi="Times New Roman" w:cs="Times New Roman"/>
+                <w:b w:val="0"/>
+                <w:i w:val="0"/>
+                <w:color w:val="000000"/>
+                <w:sz w:val="20"/>
+              </w:rPr>
+              <w:t>100%</w:t>
             </w:r>
           </w:p>
         </w:tc>
@@ -18284,12 +18542,19 @@
             <w:tcW w:type="dxa" w:w="1805"/>
           </w:tcPr>
           <w:p>
-            <w:r>
-              <w:rPr>
-                <w:rFonts w:ascii="Times New Roman" w:hAnsi="Times New Roman"/>
-                <w:sz w:val="20"/>
-              </w:rPr>
-              <w:t>−0.624</w:t>
+            <w:pPr>
+              <w:spacing w:line="240" w:lineRule="auto" w:after="40" w:before="0"/>
+              <w:jc w:val="center"/>
+            </w:pPr>
+            <w:r>
+              <w:rPr>
+                <w:rFonts w:ascii="Times New Roman" w:hAnsi="Times New Roman" w:cs="Times New Roman"/>
+                <w:b w:val="0"/>
+                <w:i w:val="0"/>
+                <w:color w:val="000000"/>
+                <w:sz w:val="20"/>
+              </w:rPr>
+              <w:t>100%</w:t>
             </w:r>
           </w:p>
         </w:tc>
@@ -18298,156 +18563,19 @@
             <w:tcW w:type="dxa" w:w="1805"/>
           </w:tcPr>
           <w:p>
-            <w:r>
-              <w:rPr>
-                <w:rFonts w:ascii="Times New Roman" w:hAnsi="Times New Roman"/>
-                <w:sz w:val="20"/>
-              </w:rPr>
-              <w:t>***</w:t>
-            </w:r>
-          </w:p>
-        </w:tc>
-      </w:tr>
-      <w:tr>
-        <w:tc>
-          <w:tcPr>
-            <w:tcW w:type="dxa" w:w="1805"/>
-          </w:tcPr>
-          <w:p>
-            <w:r>
-              <w:rPr>
-                <w:rFonts w:ascii="Times New Roman" w:hAnsi="Times New Roman"/>
-                <w:sz w:val="20"/>
-              </w:rPr>
-              <w:t>YouTube vs Instagram</w:t>
-            </w:r>
-          </w:p>
-        </w:tc>
-        <w:tc>
-          <w:tcPr>
-            <w:tcW w:type="dxa" w:w="1805"/>
-          </w:tcPr>
-          <w:p>
-            <w:r>
-              <w:rPr>
-                <w:rFonts w:ascii="Times New Roman" w:hAnsi="Times New Roman"/>
-                <w:sz w:val="20"/>
-              </w:rPr>
-              <w:t>2468</w:t>
-            </w:r>
-          </w:p>
-        </w:tc>
-        <w:tc>
-          <w:tcPr>
-            <w:tcW w:type="dxa" w:w="1805"/>
-          </w:tcPr>
-          <w:p>
-            <w:r>
-              <w:rPr>
-                <w:rFonts w:ascii="Times New Roman" w:hAnsi="Times New Roman"/>
-                <w:sz w:val="20"/>
-              </w:rPr>
-              <w:t>&lt;.0001</w:t>
-            </w:r>
-          </w:p>
-        </w:tc>
-        <w:tc>
-          <w:tcPr>
-            <w:tcW w:type="dxa" w:w="1805"/>
-          </w:tcPr>
-          <w:p>
-            <w:r>
-              <w:rPr>
-                <w:rFonts w:ascii="Times New Roman" w:hAnsi="Times New Roman"/>
-                <w:sz w:val="20"/>
-              </w:rPr>
-              <w:t>−0.974</w:t>
-            </w:r>
-          </w:p>
-        </w:tc>
-        <w:tc>
-          <w:tcPr>
-            <w:tcW w:type="dxa" w:w="1805"/>
-          </w:tcPr>
-          <w:p>
-            <w:r>
-              <w:rPr>
-                <w:rFonts w:ascii="Times New Roman" w:hAnsi="Times New Roman"/>
-                <w:sz w:val="20"/>
-              </w:rPr>
-              <w:t>***</w:t>
-            </w:r>
-          </w:p>
-        </w:tc>
-      </w:tr>
-      <w:tr>
-        <w:tc>
-          <w:tcPr>
-            <w:tcW w:type="dxa" w:w="1805"/>
-          </w:tcPr>
-          <w:p>
-            <w:r>
-              <w:rPr>
-                <w:rFonts w:ascii="Times New Roman" w:hAnsi="Times New Roman"/>
-                <w:sz w:val="20"/>
-              </w:rPr>
-              <w:t>TikTok vs Instagram</w:t>
-            </w:r>
-          </w:p>
-        </w:tc>
-        <w:tc>
-          <w:tcPr>
-            <w:tcW w:type="dxa" w:w="1805"/>
-          </w:tcPr>
-          <w:p>
-            <w:r>
-              <w:rPr>
-                <w:rFonts w:ascii="Times New Roman" w:hAnsi="Times New Roman"/>
-                <w:sz w:val="20"/>
-              </w:rPr>
-              <w:t>2051</w:t>
-            </w:r>
-          </w:p>
-        </w:tc>
-        <w:tc>
-          <w:tcPr>
-            <w:tcW w:type="dxa" w:w="1805"/>
-          </w:tcPr>
-          <w:p>
-            <w:r>
-              <w:rPr>
-                <w:rFonts w:ascii="Times New Roman" w:hAnsi="Times New Roman"/>
-                <w:sz w:val="20"/>
-              </w:rPr>
-              <w:t>&lt;.0001</w:t>
-            </w:r>
-          </w:p>
-        </w:tc>
-        <w:tc>
-          <w:tcPr>
-            <w:tcW w:type="dxa" w:w="1805"/>
-          </w:tcPr>
-          <w:p>
-            <w:r>
-              <w:rPr>
-                <w:rFonts w:ascii="Times New Roman" w:hAnsi="Times New Roman"/>
-                <w:sz w:val="20"/>
-              </w:rPr>
-              <w:t>−0.641</w:t>
-            </w:r>
-          </w:p>
-        </w:tc>
-        <w:tc>
-          <w:tcPr>
-            <w:tcW w:type="dxa" w:w="1805"/>
-          </w:tcPr>
-          <w:p>
-            <w:r>
-              <w:rPr>
-                <w:rFonts w:ascii="Times New Roman" w:hAnsi="Times New Roman"/>
-                <w:sz w:val="20"/>
-              </w:rPr>
-              <w:t>***</w:t>
+            <w:pPr>
+              <w:spacing w:line="240" w:lineRule="auto" w:after="40" w:before="0"/>
+              <w:jc w:val="center"/>
+            </w:pPr>
+            <w:r>
+              <w:rPr>
+                <w:rFonts w:ascii="Times New Roman" w:hAnsi="Times New Roman" w:cs="Times New Roman"/>
+                <w:b w:val="0"/>
+                <w:i w:val="0"/>
+                <w:color w:val="000000"/>
+                <w:sz w:val="20"/>
+              </w:rPr>
+              <w:t>100%</w:t>
             </w:r>
           </w:p>
         </w:tc>
@@ -18455,162 +18583,111 @@
     </w:tbl>
     <w:p>
       <w:pPr>
-        <w:spacing w:line="360" w:lineRule="auto"/>
+        <w:spacing w:line="360" w:lineRule="auto" w:after="120" w:before="0"/>
         <w:jc w:val="both"/>
       </w:pPr>
       <w:r>
         <w:rPr>
-          <w:rFonts w:ascii="Times New Roman" w:hAnsi="Times New Roman"/>
-          <w:b w:val="0"/>
-          <w:i/>
-          <w:sz w:val="24"/>
-        </w:rPr>
-        <w:t>Note. *** p &lt; .001. Effect size r computed as Z / sqrt(N).</w:t>
-      </w:r>
-    </w:p>
-    <w:p>
-      <w:pPr>
-        <w:spacing w:line="360" w:lineRule="auto"/>
-        <w:jc w:val="both"/>
-      </w:pPr>
-      <w:r>
-        <w:rPr>
-          <w:rFonts w:ascii="Times New Roman" w:hAnsi="Times New Roman"/>
+          <w:rFonts w:ascii="Times New Roman" w:hAnsi="Times New Roman" w:cs="Times New Roman"/>
           <w:b w:val="0"/>
           <w:i w:val="0"/>
+          <w:color w:val="000000"/>
           <w:sz w:val="24"/>
         </w:rPr>
       </w:r>
     </w:p>
     <w:p>
       <w:pPr>
-        <w:pStyle w:val="Heading2"/>
-      </w:pPr>
-      <w:r>
-        <w:rPr>
-          <w:rFonts w:ascii="Times New Roman" w:hAnsi="Times New Roman"/>
-          <w:color w:val="000000"/>
-        </w:rPr>
-        <w:t>C.3 Engagement–Quality Correlations</w:t>
-      </w:r>
-    </w:p>
-    <w:p>
-      <w:pPr>
-        <w:spacing w:line="360" w:lineRule="auto"/>
-        <w:jc w:val="left"/>
-      </w:pPr>
-      <w:r>
-        <w:rPr>
-          <w:rFonts w:ascii="Times New Roman" w:hAnsi="Times New Roman"/>
+        <w:spacing w:line="360" w:lineRule="auto" w:after="200" w:before="0"/>
+        <w:jc w:val="both"/>
+      </w:pPr>
+      <w:r>
+        <w:rPr>
+          <w:rFonts w:ascii="Times New Roman" w:hAnsi="Times New Roman" w:cs="Times New Roman"/>
           <w:b/>
           <w:i w:val="0"/>
-          <w:sz w:val="24"/>
-        </w:rPr>
-        <w:t>Table C6. Spearman Correlations Between Engagement Metrics and DISCERN Total by Platform</w:t>
+          <w:color w:val="000000"/>
+          <w:sz w:val="26"/>
+        </w:rPr>
+        <w:t>Table C5. Inter-Rater Reliability Statistics</w:t>
       </w:r>
     </w:p>
     <w:tbl>
       <w:tblPr>
         <w:tblStyle w:val="TableGrid"/>
         <w:tblW w:type="auto" w:w="0"/>
+        <w:jc w:val="center"/>
         <w:tblLook w:firstColumn="1" w:firstRow="1" w:lastColumn="0" w:lastRow="0" w:noHBand="0" w:noVBand="1" w:val="04A0"/>
       </w:tblPr>
       <w:tblGrid>
-        <w:gridCol w:w="1504"/>
-        <w:gridCol w:w="1504"/>
-        <w:gridCol w:w="1504"/>
-        <w:gridCol w:w="1504"/>
-        <w:gridCol w:w="1504"/>
-        <w:gridCol w:w="1504"/>
+        <w:gridCol w:w="3009"/>
+        <w:gridCol w:w="3009"/>
+        <w:gridCol w:w="3009"/>
       </w:tblGrid>
       <w:tr>
         <w:tc>
           <w:tcPr>
-            <w:tcW w:type="dxa" w:w="1504"/>
-          </w:tcPr>
-          <w:p>
-            <w:r>
-              <w:rPr>
-                <w:rFonts w:ascii="Times New Roman" w:hAnsi="Times New Roman"/>
+            <w:tcW w:type="dxa" w:w="3009"/>
+            <w:shd w:fill="D9E2F3" w:val="clear"/>
+          </w:tcPr>
+          <w:p>
+            <w:pPr>
+              <w:spacing w:line="240" w:lineRule="auto" w:after="40" w:before="0"/>
+              <w:jc w:val="center"/>
+            </w:pPr>
+            <w:r>
+              <w:rPr>
+                <w:rFonts w:ascii="Times New Roman" w:hAnsi="Times New Roman" w:cs="Times New Roman"/>
                 <w:b/>
-                <w:sz w:val="20"/>
-              </w:rPr>
-              <w:t>Platform</w:t>
-            </w:r>
-          </w:p>
-        </w:tc>
-        <w:tc>
-          <w:tcPr>
-            <w:tcW w:type="dxa" w:w="1504"/>
-          </w:tcPr>
-          <w:p>
-            <w:r>
-              <w:rPr>
-                <w:rFonts w:ascii="Times New Roman" w:hAnsi="Times New Roman"/>
+                <w:i w:val="0"/>
+                <w:color w:val="000000"/>
+                <w:sz w:val="20"/>
+              </w:rPr>
+              <w:t>Measure</w:t>
+            </w:r>
+          </w:p>
+        </w:tc>
+        <w:tc>
+          <w:tcPr>
+            <w:tcW w:type="dxa" w:w="3009"/>
+            <w:shd w:fill="D9E2F3" w:val="clear"/>
+          </w:tcPr>
+          <w:p>
+            <w:pPr>
+              <w:spacing w:line="240" w:lineRule="auto" w:after="40" w:before="0"/>
+              <w:jc w:val="center"/>
+            </w:pPr>
+            <w:r>
+              <w:rPr>
+                <w:rFonts w:ascii="Times New Roman" w:hAnsi="Times New Roman" w:cs="Times New Roman"/>
                 <w:b/>
-                <w:sz w:val="20"/>
-              </w:rPr>
-              <w:t>Metric</w:t>
-            </w:r>
-          </w:p>
-        </w:tc>
-        <w:tc>
-          <w:tcPr>
-            <w:tcW w:type="dxa" w:w="1504"/>
-          </w:tcPr>
-          <w:p>
-            <w:r>
-              <w:rPr>
-                <w:rFonts w:ascii="Times New Roman" w:hAnsi="Times New Roman"/>
+                <w:i w:val="0"/>
+                <w:color w:val="000000"/>
+                <w:sz w:val="20"/>
+              </w:rPr>
+              <w:t>Statistic</w:t>
+            </w:r>
+          </w:p>
+        </w:tc>
+        <w:tc>
+          <w:tcPr>
+            <w:tcW w:type="dxa" w:w="3009"/>
+            <w:shd w:fill="D9E2F3" w:val="clear"/>
+          </w:tcPr>
+          <w:p>
+            <w:pPr>
+              <w:spacing w:line="240" w:lineRule="auto" w:after="40" w:before="0"/>
+              <w:jc w:val="center"/>
+            </w:pPr>
+            <w:r>
+              <w:rPr>
+                <w:rFonts w:ascii="Times New Roman" w:hAnsi="Times New Roman" w:cs="Times New Roman"/>
                 <w:b/>
-                <w:sz w:val="20"/>
-              </w:rPr>
-              <w:t>n</w:t>
-            </w:r>
-          </w:p>
-        </w:tc>
-        <w:tc>
-          <w:tcPr>
-            <w:tcW w:type="dxa" w:w="1504"/>
-          </w:tcPr>
-          <w:p>
-            <w:r>
-              <w:rPr>
-                <w:rFonts w:ascii="Times New Roman" w:hAnsi="Times New Roman"/>
-                <w:b/>
-                <w:sz w:val="20"/>
-              </w:rPr>
-              <w:t>rho</w:t>
-            </w:r>
-          </w:p>
-        </w:tc>
-        <w:tc>
-          <w:tcPr>
-            <w:tcW w:type="dxa" w:w="1504"/>
-          </w:tcPr>
-          <w:p>
-            <w:r>
-              <w:rPr>
-                <w:rFonts w:ascii="Times New Roman" w:hAnsi="Times New Roman"/>
-                <w:b/>
-                <w:sz w:val="20"/>
-              </w:rPr>
-              <w:t>p</w:t>
-            </w:r>
-          </w:p>
-        </w:tc>
-        <w:tc>
-          <w:tcPr>
-            <w:tcW w:type="dxa" w:w="1504"/>
-          </w:tcPr>
-          <w:p>
-            <w:r>
-              <w:rPr>
-                <w:rFonts w:ascii="Times New Roman" w:hAnsi="Times New Roman"/>
-                <w:b/>
-                <w:sz w:val="20"/>
-              </w:rPr>
-              <w:t>Sig.</w:t>
+                <w:i w:val="0"/>
+                <w:color w:val="000000"/>
+                <w:sz w:val="20"/>
+              </w:rPr>
+              <w:t>Interpretation</w:t>
             </w:r>
           </w:p>
         </w:tc>
@@ -18618,84 +18695,64 @@
       <w:tr>
         <w:tc>
           <w:tcPr>
-            <w:tcW w:type="dxa" w:w="1504"/>
-          </w:tcPr>
-          <w:p>
-            <w:r>
-              <w:rPr>
-                <w:rFonts w:ascii="Times New Roman" w:hAnsi="Times New Roman"/>
-                <w:sz w:val="20"/>
-              </w:rPr>
-              <w:t>Overall</w:t>
-            </w:r>
-          </w:p>
-        </w:tc>
-        <w:tc>
-          <w:tcPr>
-            <w:tcW w:type="dxa" w:w="1504"/>
-          </w:tcPr>
-          <w:p>
-            <w:r>
-              <w:rPr>
-                <w:rFonts w:ascii="Times New Roman" w:hAnsi="Times New Roman"/>
-                <w:sz w:val="20"/>
-              </w:rPr>
-              <w:t>Views</w:t>
-            </w:r>
-          </w:p>
-        </w:tc>
-        <w:tc>
-          <w:tcPr>
-            <w:tcW w:type="dxa" w:w="1504"/>
-          </w:tcPr>
-          <w:p>
-            <w:r>
-              <w:rPr>
-                <w:rFonts w:ascii="Times New Roman" w:hAnsi="Times New Roman"/>
-                <w:sz w:val="20"/>
-              </w:rPr>
-              <w:t>63</w:t>
-            </w:r>
-          </w:p>
-        </w:tc>
-        <w:tc>
-          <w:tcPr>
-            <w:tcW w:type="dxa" w:w="1504"/>
-          </w:tcPr>
-          <w:p>
-            <w:r>
-              <w:rPr>
-                <w:rFonts w:ascii="Times New Roman" w:hAnsi="Times New Roman"/>
-                <w:sz w:val="20"/>
-              </w:rPr>
-              <w:t>.017</w:t>
-            </w:r>
-          </w:p>
-        </w:tc>
-        <w:tc>
-          <w:tcPr>
-            <w:tcW w:type="dxa" w:w="1504"/>
-          </w:tcPr>
-          <w:p>
-            <w:r>
-              <w:rPr>
-                <w:rFonts w:ascii="Times New Roman" w:hAnsi="Times New Roman"/>
-                <w:sz w:val="20"/>
-              </w:rPr>
-              <w:t>.894</w:t>
-            </w:r>
-          </w:p>
-        </w:tc>
-        <w:tc>
-          <w:tcPr>
-            <w:tcW w:type="dxa" w:w="1504"/>
-          </w:tcPr>
-          <w:p>
-            <w:r>
-              <w:rPr>
-                <w:rFonts w:ascii="Times New Roman" w:hAnsi="Times New Roman"/>
-                <w:sz w:val="20"/>
-              </w:rPr>
+            <w:tcW w:type="dxa" w:w="3009"/>
+          </w:tcPr>
+          <w:p>
+            <w:pPr>
+              <w:spacing w:line="240" w:lineRule="auto" w:after="40" w:before="0"/>
+              <w:jc w:val="center"/>
+            </w:pPr>
+            <w:r>
+              <w:rPr>
+                <w:rFonts w:ascii="Times New Roman" w:hAnsi="Times New Roman" w:cs="Times New Roman"/>
+                <w:b w:val="0"/>
+                <w:i w:val="0"/>
+                <w:color w:val="000000"/>
+                <w:sz w:val="20"/>
+              </w:rPr>
+              <w:t>DISCERN Total (ICC[3,1])</w:t>
+            </w:r>
+          </w:p>
+        </w:tc>
+        <w:tc>
+          <w:tcPr>
+            <w:tcW w:type="dxa" w:w="3009"/>
+          </w:tcPr>
+          <w:p>
+            <w:pPr>
+              <w:spacing w:line="240" w:lineRule="auto" w:after="40" w:before="0"/>
+              <w:jc w:val="center"/>
+            </w:pPr>
+            <w:r>
+              <w:rPr>
+                <w:rFonts w:ascii="Times New Roman" w:hAnsi="Times New Roman" w:cs="Times New Roman"/>
+                <w:b w:val="0"/>
+                <w:i w:val="0"/>
+                <w:color w:val="000000"/>
+                <w:sz w:val="20"/>
+              </w:rPr>
+              <w:t>0.932 (95% CI [0.870, 0.960])</w:t>
+            </w:r>
+          </w:p>
+        </w:tc>
+        <w:tc>
+          <w:tcPr>
+            <w:tcW w:type="dxa" w:w="3009"/>
+          </w:tcPr>
+          <w:p>
+            <w:pPr>
+              <w:spacing w:line="240" w:lineRule="auto" w:after="40" w:before="0"/>
+              <w:jc w:val="center"/>
+            </w:pPr>
+            <w:r>
+              <w:rPr>
+                <w:rFonts w:ascii="Times New Roman" w:hAnsi="Times New Roman" w:cs="Times New Roman"/>
+                <w:b w:val="0"/>
+                <w:i w:val="0"/>
+                <w:color w:val="000000"/>
+                <w:sz w:val="20"/>
+              </w:rPr>
+              <w:t>Excellent</w:t>
             </w:r>
           </w:p>
         </w:tc>
@@ -18703,85 +18760,64 @@
       <w:tr>
         <w:tc>
           <w:tcPr>
-            <w:tcW w:type="dxa" w:w="1504"/>
-          </w:tcPr>
-          <w:p>
-            <w:r>
-              <w:rPr>
-                <w:rFonts w:ascii="Times New Roman" w:hAnsi="Times New Roman"/>
-                <w:sz w:val="20"/>
-              </w:rPr>
-              <w:t>Overall</w:t>
-            </w:r>
-          </w:p>
-        </w:tc>
-        <w:tc>
-          <w:tcPr>
-            <w:tcW w:type="dxa" w:w="1504"/>
-          </w:tcPr>
-          <w:p>
-            <w:r>
-              <w:rPr>
-                <w:rFonts w:ascii="Times New Roman" w:hAnsi="Times New Roman"/>
-                <w:sz w:val="20"/>
-              </w:rPr>
-              <w:t>Likes</w:t>
-            </w:r>
-          </w:p>
-        </w:tc>
-        <w:tc>
-          <w:tcPr>
-            <w:tcW w:type="dxa" w:w="1504"/>
-          </w:tcPr>
-          <w:p>
-            <w:r>
-              <w:rPr>
-                <w:rFonts w:ascii="Times New Roman" w:hAnsi="Times New Roman"/>
-                <w:sz w:val="20"/>
-              </w:rPr>
-              <w:t>121</w:t>
-            </w:r>
-          </w:p>
-        </w:tc>
-        <w:tc>
-          <w:tcPr>
-            <w:tcW w:type="dxa" w:w="1504"/>
-          </w:tcPr>
-          <w:p>
-            <w:r>
-              <w:rPr>
-                <w:rFonts w:ascii="Times New Roman" w:hAnsi="Times New Roman"/>
-                <w:sz w:val="20"/>
-              </w:rPr>
-              <w:t>.549</w:t>
-            </w:r>
-          </w:p>
-        </w:tc>
-        <w:tc>
-          <w:tcPr>
-            <w:tcW w:type="dxa" w:w="1504"/>
-          </w:tcPr>
-          <w:p>
-            <w:r>
-              <w:rPr>
-                <w:rFonts w:ascii="Times New Roman" w:hAnsi="Times New Roman"/>
-                <w:sz w:val="20"/>
-              </w:rPr>
-              <w:t>&lt;.001</w:t>
-            </w:r>
-          </w:p>
-        </w:tc>
-        <w:tc>
-          <w:tcPr>
-            <w:tcW w:type="dxa" w:w="1504"/>
-          </w:tcPr>
-          <w:p>
-            <w:r>
-              <w:rPr>
-                <w:rFonts w:ascii="Times New Roman" w:hAnsi="Times New Roman"/>
-                <w:sz w:val="20"/>
-              </w:rPr>
-              <w:t>***</w:t>
+            <w:tcW w:type="dxa" w:w="3009"/>
+          </w:tcPr>
+          <w:p>
+            <w:pPr>
+              <w:spacing w:line="240" w:lineRule="auto" w:after="40" w:before="0"/>
+              <w:jc w:val="center"/>
+            </w:pPr>
+            <w:r>
+              <w:rPr>
+                <w:rFonts w:ascii="Times New Roman" w:hAnsi="Times New Roman" w:cs="Times New Roman"/>
+                <w:b w:val="0"/>
+                <w:i w:val="0"/>
+                <w:color w:val="000000"/>
+                <w:sz w:val="20"/>
+              </w:rPr>
+              <w:t>JAMA Authorship (kappa)</w:t>
+            </w:r>
+          </w:p>
+        </w:tc>
+        <w:tc>
+          <w:tcPr>
+            <w:tcW w:type="dxa" w:w="3009"/>
+          </w:tcPr>
+          <w:p>
+            <w:pPr>
+              <w:spacing w:line="240" w:lineRule="auto" w:after="40" w:before="0"/>
+              <w:jc w:val="center"/>
+            </w:pPr>
+            <w:r>
+              <w:rPr>
+                <w:rFonts w:ascii="Times New Roman" w:hAnsi="Times New Roman" w:cs="Times New Roman"/>
+                <w:b w:val="0"/>
+                <w:i w:val="0"/>
+                <w:color w:val="000000"/>
+                <w:sz w:val="20"/>
+              </w:rPr>
+              <w:t>0.671</w:t>
+            </w:r>
+          </w:p>
+        </w:tc>
+        <w:tc>
+          <w:tcPr>
+            <w:tcW w:type="dxa" w:w="3009"/>
+          </w:tcPr>
+          <w:p>
+            <w:pPr>
+              <w:spacing w:line="240" w:lineRule="auto" w:after="40" w:before="0"/>
+              <w:jc w:val="center"/>
+            </w:pPr>
+            <w:r>
+              <w:rPr>
+                <w:rFonts w:ascii="Times New Roman" w:hAnsi="Times New Roman" w:cs="Times New Roman"/>
+                <w:b w:val="0"/>
+                <w:i w:val="0"/>
+                <w:color w:val="000000"/>
+                <w:sz w:val="20"/>
+              </w:rPr>
+              <w:t>Substantial</w:t>
             </w:r>
           </w:p>
         </w:tc>
@@ -18789,85 +18825,64 @@
       <w:tr>
         <w:tc>
           <w:tcPr>
-            <w:tcW w:type="dxa" w:w="1504"/>
-          </w:tcPr>
-          <w:p>
-            <w:r>
-              <w:rPr>
-                <w:rFonts w:ascii="Times New Roman" w:hAnsi="Times New Roman"/>
-                <w:sz w:val="20"/>
-              </w:rPr>
-              <w:t>Overall</w:t>
-            </w:r>
-          </w:p>
-        </w:tc>
-        <w:tc>
-          <w:tcPr>
-            <w:tcW w:type="dxa" w:w="1504"/>
-          </w:tcPr>
-          <w:p>
-            <w:r>
-              <w:rPr>
-                <w:rFonts w:ascii="Times New Roman" w:hAnsi="Times New Roman"/>
-                <w:sz w:val="20"/>
-              </w:rPr>
-              <w:t>Comments</w:t>
-            </w:r>
-          </w:p>
-        </w:tc>
-        <w:tc>
-          <w:tcPr>
-            <w:tcW w:type="dxa" w:w="1504"/>
-          </w:tcPr>
-          <w:p>
-            <w:r>
-              <w:rPr>
-                <w:rFonts w:ascii="Times New Roman" w:hAnsi="Times New Roman"/>
-                <w:sz w:val="20"/>
-              </w:rPr>
-              <w:t>111</w:t>
-            </w:r>
-          </w:p>
-        </w:tc>
-        <w:tc>
-          <w:tcPr>
-            <w:tcW w:type="dxa" w:w="1504"/>
-          </w:tcPr>
-          <w:p>
-            <w:r>
-              <w:rPr>
-                <w:rFonts w:ascii="Times New Roman" w:hAnsi="Times New Roman"/>
-                <w:sz w:val="20"/>
-              </w:rPr>
-              <w:t>.520</w:t>
-            </w:r>
-          </w:p>
-        </w:tc>
-        <w:tc>
-          <w:tcPr>
-            <w:tcW w:type="dxa" w:w="1504"/>
-          </w:tcPr>
-          <w:p>
-            <w:r>
-              <w:rPr>
-                <w:rFonts w:ascii="Times New Roman" w:hAnsi="Times New Roman"/>
-                <w:sz w:val="20"/>
-              </w:rPr>
-              <w:t>&lt;.001</w:t>
-            </w:r>
-          </w:p>
-        </w:tc>
-        <w:tc>
-          <w:tcPr>
-            <w:tcW w:type="dxa" w:w="1504"/>
-          </w:tcPr>
-          <w:p>
-            <w:r>
-              <w:rPr>
-                <w:rFonts w:ascii="Times New Roman" w:hAnsi="Times New Roman"/>
-                <w:sz w:val="20"/>
-              </w:rPr>
-              <w:t>***</w:t>
+            <w:tcW w:type="dxa" w:w="3009"/>
+          </w:tcPr>
+          <w:p>
+            <w:pPr>
+              <w:spacing w:line="240" w:lineRule="auto" w:after="40" w:before="0"/>
+              <w:jc w:val="center"/>
+            </w:pPr>
+            <w:r>
+              <w:rPr>
+                <w:rFonts w:ascii="Times New Roman" w:hAnsi="Times New Roman" w:cs="Times New Roman"/>
+                <w:b w:val="0"/>
+                <w:i w:val="0"/>
+                <w:color w:val="000000"/>
+                <w:sz w:val="20"/>
+              </w:rPr>
+              <w:t>JAMA Attribution (kappa)</w:t>
+            </w:r>
+          </w:p>
+        </w:tc>
+        <w:tc>
+          <w:tcPr>
+            <w:tcW w:type="dxa" w:w="3009"/>
+          </w:tcPr>
+          <w:p>
+            <w:pPr>
+              <w:spacing w:line="240" w:lineRule="auto" w:after="40" w:before="0"/>
+              <w:jc w:val="center"/>
+            </w:pPr>
+            <w:r>
+              <w:rPr>
+                <w:rFonts w:ascii="Times New Roman" w:hAnsi="Times New Roman" w:cs="Times New Roman"/>
+                <w:b w:val="0"/>
+                <w:i w:val="0"/>
+                <w:color w:val="000000"/>
+                <w:sz w:val="20"/>
+              </w:rPr>
+              <w:t>0.615</w:t>
+            </w:r>
+          </w:p>
+        </w:tc>
+        <w:tc>
+          <w:tcPr>
+            <w:tcW w:type="dxa" w:w="3009"/>
+          </w:tcPr>
+          <w:p>
+            <w:pPr>
+              <w:spacing w:line="240" w:lineRule="auto" w:after="40" w:before="0"/>
+              <w:jc w:val="center"/>
+            </w:pPr>
+            <w:r>
+              <w:rPr>
+                <w:rFonts w:ascii="Times New Roman" w:hAnsi="Times New Roman" w:cs="Times New Roman"/>
+                <w:b w:val="0"/>
+                <w:i w:val="0"/>
+                <w:color w:val="000000"/>
+                <w:sz w:val="20"/>
+              </w:rPr>
+              <w:t>Substantial</w:t>
             </w:r>
           </w:p>
         </w:tc>
@@ -18875,85 +18890,64 @@
       <w:tr>
         <w:tc>
           <w:tcPr>
-            <w:tcW w:type="dxa" w:w="1504"/>
-          </w:tcPr>
-          <w:p>
-            <w:r>
-              <w:rPr>
-                <w:rFonts w:ascii="Times New Roman" w:hAnsi="Times New Roman"/>
-                <w:sz w:val="20"/>
-              </w:rPr>
-              <w:t>YouTube</w:t>
-            </w:r>
-          </w:p>
-        </w:tc>
-        <w:tc>
-          <w:tcPr>
-            <w:tcW w:type="dxa" w:w="1504"/>
-          </w:tcPr>
-          <w:p>
-            <w:r>
-              <w:rPr>
-                <w:rFonts w:ascii="Times New Roman" w:hAnsi="Times New Roman"/>
-                <w:sz w:val="20"/>
-              </w:rPr>
-              <w:t>Views</w:t>
-            </w:r>
-          </w:p>
-        </w:tc>
-        <w:tc>
-          <w:tcPr>
-            <w:tcW w:type="dxa" w:w="1504"/>
-          </w:tcPr>
-          <w:p>
-            <w:r>
-              <w:rPr>
-                <w:rFonts w:ascii="Times New Roman" w:hAnsi="Times New Roman"/>
-                <w:sz w:val="20"/>
-              </w:rPr>
-              <w:t>—</w:t>
-            </w:r>
-          </w:p>
-        </w:tc>
-        <w:tc>
-          <w:tcPr>
-            <w:tcW w:type="dxa" w:w="1504"/>
-          </w:tcPr>
-          <w:p>
-            <w:r>
-              <w:rPr>
-                <w:rFonts w:ascii="Times New Roman" w:hAnsi="Times New Roman"/>
-                <w:sz w:val="20"/>
-              </w:rPr>
-              <w:t>−.352</w:t>
-            </w:r>
-          </w:p>
-        </w:tc>
-        <w:tc>
-          <w:tcPr>
-            <w:tcW w:type="dxa" w:w="1504"/>
-          </w:tcPr>
-          <w:p>
-            <w:r>
-              <w:rPr>
-                <w:rFonts w:ascii="Times New Roman" w:hAnsi="Times New Roman"/>
-                <w:sz w:val="20"/>
-              </w:rPr>
-              <w:t>.018</w:t>
-            </w:r>
-          </w:p>
-        </w:tc>
-        <w:tc>
-          <w:tcPr>
-            <w:tcW w:type="dxa" w:w="1504"/>
-          </w:tcPr>
-          <w:p>
-            <w:r>
-              <w:rPr>
-                <w:rFonts w:ascii="Times New Roman" w:hAnsi="Times New Roman"/>
-                <w:sz w:val="20"/>
-              </w:rPr>
-              <w:t>*</w:t>
+            <w:tcW w:type="dxa" w:w="3009"/>
+          </w:tcPr>
+          <w:p>
+            <w:pPr>
+              <w:spacing w:line="240" w:lineRule="auto" w:after="40" w:before="0"/>
+              <w:jc w:val="center"/>
+            </w:pPr>
+            <w:r>
+              <w:rPr>
+                <w:rFonts w:ascii="Times New Roman" w:hAnsi="Times New Roman" w:cs="Times New Roman"/>
+                <w:b w:val="0"/>
+                <w:i w:val="0"/>
+                <w:color w:val="000000"/>
+                <w:sz w:val="20"/>
+              </w:rPr>
+              <w:t>JAMA Disclosure (kappa)</w:t>
+            </w:r>
+          </w:p>
+        </w:tc>
+        <w:tc>
+          <w:tcPr>
+            <w:tcW w:type="dxa" w:w="3009"/>
+          </w:tcPr>
+          <w:p>
+            <w:pPr>
+              <w:spacing w:line="240" w:lineRule="auto" w:after="40" w:before="0"/>
+              <w:jc w:val="center"/>
+            </w:pPr>
+            <w:r>
+              <w:rPr>
+                <w:rFonts w:ascii="Times New Roman" w:hAnsi="Times New Roman" w:cs="Times New Roman"/>
+                <w:b w:val="0"/>
+                <w:i w:val="0"/>
+                <w:color w:val="000000"/>
+                <w:sz w:val="20"/>
+              </w:rPr>
+              <w:t>0.273</w:t>
+            </w:r>
+          </w:p>
+        </w:tc>
+        <w:tc>
+          <w:tcPr>
+            <w:tcW w:type="dxa" w:w="3009"/>
+          </w:tcPr>
+          <w:p>
+            <w:pPr>
+              <w:spacing w:line="240" w:lineRule="auto" w:after="40" w:before="0"/>
+              <w:jc w:val="center"/>
+            </w:pPr>
+            <w:r>
+              <w:rPr>
+                <w:rFonts w:ascii="Times New Roman" w:hAnsi="Times New Roman" w:cs="Times New Roman"/>
+                <w:b w:val="0"/>
+                <w:i w:val="0"/>
+                <w:color w:val="000000"/>
+                <w:sz w:val="20"/>
+              </w:rPr>
+              <w:t>Fair (kappa paradox)</w:t>
             </w:r>
           </w:p>
         </w:tc>
@@ -18961,85 +18955,199 @@
       <w:tr>
         <w:tc>
           <w:tcPr>
-            <w:tcW w:type="dxa" w:w="1504"/>
-          </w:tcPr>
-          <w:p>
-            <w:r>
-              <w:rPr>
-                <w:rFonts w:ascii="Times New Roman" w:hAnsi="Times New Roman"/>
-                <w:sz w:val="20"/>
-              </w:rPr>
-              <w:t>YouTube</w:t>
-            </w:r>
-          </w:p>
-        </w:tc>
-        <w:tc>
-          <w:tcPr>
-            <w:tcW w:type="dxa" w:w="1504"/>
-          </w:tcPr>
-          <w:p>
-            <w:r>
-              <w:rPr>
-                <w:rFonts w:ascii="Times New Roman" w:hAnsi="Times New Roman"/>
-                <w:sz w:val="20"/>
-              </w:rPr>
-              <w:t>Likes</w:t>
-            </w:r>
-          </w:p>
-        </w:tc>
-        <w:tc>
-          <w:tcPr>
-            <w:tcW w:type="dxa" w:w="1504"/>
-          </w:tcPr>
-          <w:p>
-            <w:r>
-              <w:rPr>
-                <w:rFonts w:ascii="Times New Roman" w:hAnsi="Times New Roman"/>
-                <w:sz w:val="20"/>
-              </w:rPr>
-              <w:t>—</w:t>
-            </w:r>
-          </w:p>
-        </w:tc>
-        <w:tc>
-          <w:tcPr>
-            <w:tcW w:type="dxa" w:w="1504"/>
-          </w:tcPr>
-          <w:p>
-            <w:r>
-              <w:rPr>
-                <w:rFonts w:ascii="Times New Roman" w:hAnsi="Times New Roman"/>
-                <w:sz w:val="20"/>
-              </w:rPr>
-              <w:t>−.338</w:t>
-            </w:r>
-          </w:p>
-        </w:tc>
-        <w:tc>
-          <w:tcPr>
-            <w:tcW w:type="dxa" w:w="1504"/>
-          </w:tcPr>
-          <w:p>
-            <w:r>
-              <w:rPr>
-                <w:rFonts w:ascii="Times New Roman" w:hAnsi="Times New Roman"/>
-                <w:sz w:val="20"/>
-              </w:rPr>
-              <w:t>.023</w:t>
-            </w:r>
-          </w:p>
-        </w:tc>
-        <w:tc>
-          <w:tcPr>
-            <w:tcW w:type="dxa" w:w="1504"/>
-          </w:tcPr>
-          <w:p>
-            <w:r>
-              <w:rPr>
-                <w:rFonts w:ascii="Times New Roman" w:hAnsi="Times New Roman"/>
-                <w:sz w:val="20"/>
-              </w:rPr>
-              <w:t>*</w:t>
+            <w:tcW w:type="dxa" w:w="3009"/>
+          </w:tcPr>
+          <w:p>
+            <w:pPr>
+              <w:spacing w:line="240" w:lineRule="auto" w:after="40" w:before="0"/>
+              <w:jc w:val="center"/>
+            </w:pPr>
+            <w:r>
+              <w:rPr>
+                <w:rFonts w:ascii="Times New Roman" w:hAnsi="Times New Roman" w:cs="Times New Roman"/>
+                <w:b w:val="0"/>
+                <w:i w:val="0"/>
+                <w:color w:val="000000"/>
+                <w:sz w:val="20"/>
+              </w:rPr>
+              <w:t>JAMA Currency (kappa)</w:t>
+            </w:r>
+          </w:p>
+        </w:tc>
+        <w:tc>
+          <w:tcPr>
+            <w:tcW w:type="dxa" w:w="3009"/>
+          </w:tcPr>
+          <w:p>
+            <w:pPr>
+              <w:spacing w:line="240" w:lineRule="auto" w:after="40" w:before="0"/>
+              <w:jc w:val="center"/>
+            </w:pPr>
+            <w:r>
+              <w:rPr>
+                <w:rFonts w:ascii="Times New Roman" w:hAnsi="Times New Roman" w:cs="Times New Roman"/>
+                <w:b w:val="0"/>
+                <w:i w:val="0"/>
+                <w:color w:val="000000"/>
+                <w:sz w:val="20"/>
+              </w:rPr>
+              <w:t>0.216</w:t>
+            </w:r>
+          </w:p>
+        </w:tc>
+        <w:tc>
+          <w:tcPr>
+            <w:tcW w:type="dxa" w:w="3009"/>
+          </w:tcPr>
+          <w:p>
+            <w:pPr>
+              <w:spacing w:line="240" w:lineRule="auto" w:after="40" w:before="0"/>
+              <w:jc w:val="center"/>
+            </w:pPr>
+            <w:r>
+              <w:rPr>
+                <w:rFonts w:ascii="Times New Roman" w:hAnsi="Times New Roman" w:cs="Times New Roman"/>
+                <w:b w:val="0"/>
+                <w:i w:val="0"/>
+                <w:color w:val="000000"/>
+                <w:sz w:val="20"/>
+              </w:rPr>
+              <w:t>Fair (kappa paradox)</w:t>
+            </w:r>
+          </w:p>
+        </w:tc>
+      </w:tr>
+    </w:tbl>
+    <w:p>
+      <w:pPr>
+        <w:spacing w:line="360" w:lineRule="auto" w:after="120" w:before="0"/>
+        <w:jc w:val="both"/>
+      </w:pPr>
+      <w:r>
+        <w:rPr>
+          <w:rFonts w:ascii="Times New Roman" w:hAnsi="Times New Roman" w:cs="Times New Roman"/>
+          <w:b w:val="0"/>
+          <w:i w:val="0"/>
+          <w:color w:val="000000"/>
+          <w:sz w:val="24"/>
+        </w:rPr>
+      </w:r>
+    </w:p>
+    <w:p>
+      <w:pPr>
+        <w:spacing w:line="360" w:lineRule="auto" w:after="200" w:before="0"/>
+        <w:jc w:val="both"/>
+      </w:pPr>
+      <w:r>
+        <w:rPr>
+          <w:rFonts w:ascii="Times New Roman" w:hAnsi="Times New Roman" w:cs="Times New Roman"/>
+          <w:b/>
+          <w:i w:val="0"/>
+          <w:color w:val="000000"/>
+          <w:sz w:val="26"/>
+        </w:rPr>
+        <w:t>Table C6. Spearman Correlations Between Engagement Metrics and DISCERN Scores</w:t>
+      </w:r>
+    </w:p>
+    <w:tbl>
+      <w:tblPr>
+        <w:tblStyle w:val="TableGrid"/>
+        <w:tblW w:type="auto" w:w="0"/>
+        <w:jc w:val="center"/>
+        <w:tblLook w:firstColumn="1" w:firstRow="1" w:lastColumn="0" w:lastRow="0" w:noHBand="0" w:noVBand="1" w:val="04A0"/>
+      </w:tblPr>
+      <w:tblGrid>
+        <w:gridCol w:w="2256"/>
+        <w:gridCol w:w="2256"/>
+        <w:gridCol w:w="2256"/>
+        <w:gridCol w:w="2256"/>
+      </w:tblGrid>
+      <w:tr>
+        <w:tc>
+          <w:tcPr>
+            <w:tcW w:type="dxa" w:w="2256"/>
+            <w:shd w:fill="D9E2F3" w:val="clear"/>
+          </w:tcPr>
+          <w:p>
+            <w:pPr>
+              <w:spacing w:line="240" w:lineRule="auto" w:after="40" w:before="0"/>
+              <w:jc w:val="center"/>
+            </w:pPr>
+            <w:r>
+              <w:rPr>
+                <w:rFonts w:ascii="Times New Roman" w:hAnsi="Times New Roman" w:cs="Times New Roman"/>
+                <w:b/>
+                <w:i w:val="0"/>
+                <w:color w:val="000000"/>
+                <w:sz w:val="20"/>
+              </w:rPr>
+              <w:t>Metric / Platform</w:t>
+            </w:r>
+          </w:p>
+        </w:tc>
+        <w:tc>
+          <w:tcPr>
+            <w:tcW w:type="dxa" w:w="2256"/>
+            <w:shd w:fill="D9E2F3" w:val="clear"/>
+          </w:tcPr>
+          <w:p>
+            <w:pPr>
+              <w:spacing w:line="240" w:lineRule="auto" w:after="40" w:before="0"/>
+              <w:jc w:val="center"/>
+            </w:pPr>
+            <w:r>
+              <w:rPr>
+                <w:rFonts w:ascii="Times New Roman" w:hAnsi="Times New Roman" w:cs="Times New Roman"/>
+                <w:b/>
+                <w:i w:val="0"/>
+                <w:color w:val="000000"/>
+                <w:sz w:val="20"/>
+              </w:rPr>
+              <w:t>rho</w:t>
+            </w:r>
+          </w:p>
+        </w:tc>
+        <w:tc>
+          <w:tcPr>
+            <w:tcW w:type="dxa" w:w="2256"/>
+            <w:shd w:fill="D9E2F3" w:val="clear"/>
+          </w:tcPr>
+          <w:p>
+            <w:pPr>
+              <w:spacing w:line="240" w:lineRule="auto" w:after="40" w:before="0"/>
+              <w:jc w:val="center"/>
+            </w:pPr>
+            <w:r>
+              <w:rPr>
+                <w:rFonts w:ascii="Times New Roman" w:hAnsi="Times New Roman" w:cs="Times New Roman"/>
+                <w:b/>
+                <w:i w:val="0"/>
+                <w:color w:val="000000"/>
+                <w:sz w:val="20"/>
+              </w:rPr>
+              <w:t>p</w:t>
+            </w:r>
+          </w:p>
+        </w:tc>
+        <w:tc>
+          <w:tcPr>
+            <w:tcW w:type="dxa" w:w="2256"/>
+            <w:shd w:fill="D9E2F3" w:val="clear"/>
+          </w:tcPr>
+          <w:p>
+            <w:pPr>
+              <w:spacing w:line="240" w:lineRule="auto" w:after="40" w:before="0"/>
+              <w:jc w:val="center"/>
+            </w:pPr>
+            <w:r>
+              <w:rPr>
+                <w:rFonts w:ascii="Times New Roman" w:hAnsi="Times New Roman" w:cs="Times New Roman"/>
+                <w:b/>
+                <w:i w:val="0"/>
+                <w:color w:val="000000"/>
+                <w:sz w:val="20"/>
+              </w:rPr>
+              <w:t>Interpretation</w:t>
             </w:r>
           </w:p>
         </w:tc>
@@ -19047,84 +19155,85 @@
       <w:tr>
         <w:tc>
           <w:tcPr>
-            <w:tcW w:type="dxa" w:w="1504"/>
-          </w:tcPr>
-          <w:p>
-            <w:r>
-              <w:rPr>
-                <w:rFonts w:ascii="Times New Roman" w:hAnsi="Times New Roman"/>
-                <w:sz w:val="20"/>
-              </w:rPr>
-              <w:t>YouTube</w:t>
-            </w:r>
-          </w:p>
-        </w:tc>
-        <w:tc>
-          <w:tcPr>
-            <w:tcW w:type="dxa" w:w="1504"/>
-          </w:tcPr>
-          <w:p>
-            <w:r>
-              <w:rPr>
-                <w:rFonts w:ascii="Times New Roman" w:hAnsi="Times New Roman"/>
-                <w:sz w:val="20"/>
-              </w:rPr>
-              <w:t>Comments</w:t>
-            </w:r>
-          </w:p>
-        </w:tc>
-        <w:tc>
-          <w:tcPr>
-            <w:tcW w:type="dxa" w:w="1504"/>
-          </w:tcPr>
-          <w:p>
-            <w:r>
-              <w:rPr>
-                <w:rFonts w:ascii="Times New Roman" w:hAnsi="Times New Roman"/>
-                <w:sz w:val="20"/>
-              </w:rPr>
-              <w:t>—</w:t>
-            </w:r>
-          </w:p>
-        </w:tc>
-        <w:tc>
-          <w:tcPr>
-            <w:tcW w:type="dxa" w:w="1504"/>
-          </w:tcPr>
-          <w:p>
-            <w:r>
-              <w:rPr>
-                <w:rFonts w:ascii="Times New Roman" w:hAnsi="Times New Roman"/>
-                <w:sz w:val="20"/>
-              </w:rPr>
-              <w:t>−.239</w:t>
-            </w:r>
-          </w:p>
-        </w:tc>
-        <w:tc>
-          <w:tcPr>
-            <w:tcW w:type="dxa" w:w="1504"/>
-          </w:tcPr>
-          <w:p>
-            <w:r>
-              <w:rPr>
-                <w:rFonts w:ascii="Times New Roman" w:hAnsi="Times New Roman"/>
-                <w:sz w:val="20"/>
-              </w:rPr>
-              <w:t>.127</w:t>
-            </w:r>
-          </w:p>
-        </w:tc>
-        <w:tc>
-          <w:tcPr>
-            <w:tcW w:type="dxa" w:w="1504"/>
-          </w:tcPr>
-          <w:p>
-            <w:r>
-              <w:rPr>
-                <w:rFonts w:ascii="Times New Roman" w:hAnsi="Times New Roman"/>
-                <w:sz w:val="20"/>
-              </w:rPr>
+            <w:tcW w:type="dxa" w:w="2256"/>
+          </w:tcPr>
+          <w:p>
+            <w:pPr>
+              <w:spacing w:line="240" w:lineRule="auto" w:after="40" w:before="0"/>
+              <w:jc w:val="center"/>
+            </w:pPr>
+            <w:r>
+              <w:rPr>
+                <w:rFonts w:ascii="Times New Roman" w:hAnsi="Times New Roman" w:cs="Times New Roman"/>
+                <w:b w:val="0"/>
+                <w:i w:val="0"/>
+                <w:color w:val="000000"/>
+                <w:sz w:val="20"/>
+              </w:rPr>
+              <w:t>Views (overall)</w:t>
+            </w:r>
+          </w:p>
+        </w:tc>
+        <w:tc>
+          <w:tcPr>
+            <w:tcW w:type="dxa" w:w="2256"/>
+          </w:tcPr>
+          <w:p>
+            <w:pPr>
+              <w:spacing w:line="240" w:lineRule="auto" w:after="40" w:before="0"/>
+              <w:jc w:val="center"/>
+            </w:pPr>
+            <w:r>
+              <w:rPr>
+                <w:rFonts w:ascii="Times New Roman" w:hAnsi="Times New Roman" w:cs="Times New Roman"/>
+                <w:b w:val="0"/>
+                <w:i w:val="0"/>
+                <w:color w:val="000000"/>
+                <w:sz w:val="20"/>
+              </w:rPr>
+              <w:t>-0.073</w:t>
+            </w:r>
+          </w:p>
+        </w:tc>
+        <w:tc>
+          <w:tcPr>
+            <w:tcW w:type="dxa" w:w="2256"/>
+          </w:tcPr>
+          <w:p>
+            <w:pPr>
+              <w:spacing w:line="240" w:lineRule="auto" w:after="40" w:before="0"/>
+              <w:jc w:val="center"/>
+            </w:pPr>
+            <w:r>
+              <w:rPr>
+                <w:rFonts w:ascii="Times New Roman" w:hAnsi="Times New Roman" w:cs="Times New Roman"/>
+                <w:b w:val="0"/>
+                <w:i w:val="0"/>
+                <w:color w:val="000000"/>
+                <w:sz w:val="20"/>
+              </w:rPr>
+              <w:t>.571</w:t>
+            </w:r>
+          </w:p>
+        </w:tc>
+        <w:tc>
+          <w:tcPr>
+            <w:tcW w:type="dxa" w:w="2256"/>
+          </w:tcPr>
+          <w:p>
+            <w:pPr>
+              <w:spacing w:line="240" w:lineRule="auto" w:after="40" w:before="0"/>
+              <w:jc w:val="center"/>
+            </w:pPr>
+            <w:r>
+              <w:rPr>
+                <w:rFonts w:ascii="Times New Roman" w:hAnsi="Times New Roman" w:cs="Times New Roman"/>
+                <w:b w:val="0"/>
+                <w:i w:val="0"/>
+                <w:color w:val="000000"/>
+                <w:sz w:val="20"/>
+              </w:rPr>
+              <w:t>Negligible, ns</w:t>
             </w:r>
           </w:p>
         </w:tc>
@@ -19132,85 +19241,85 @@
       <w:tr>
         <w:tc>
           <w:tcPr>
-            <w:tcW w:type="dxa" w:w="1504"/>
-          </w:tcPr>
-          <w:p>
-            <w:r>
-              <w:rPr>
-                <w:rFonts w:ascii="Times New Roman" w:hAnsi="Times New Roman"/>
-                <w:sz w:val="20"/>
-              </w:rPr>
-              <w:t>TikTok</w:t>
-            </w:r>
-          </w:p>
-        </w:tc>
-        <w:tc>
-          <w:tcPr>
-            <w:tcW w:type="dxa" w:w="1504"/>
-          </w:tcPr>
-          <w:p>
-            <w:r>
-              <w:rPr>
-                <w:rFonts w:ascii="Times New Roman" w:hAnsi="Times New Roman"/>
-                <w:sz w:val="20"/>
-              </w:rPr>
-              <w:t>Views</w:t>
-            </w:r>
-          </w:p>
-        </w:tc>
-        <w:tc>
-          <w:tcPr>
-            <w:tcW w:type="dxa" w:w="1504"/>
-          </w:tcPr>
-          <w:p>
-            <w:r>
-              <w:rPr>
-                <w:rFonts w:ascii="Times New Roman" w:hAnsi="Times New Roman"/>
-                <w:sz w:val="20"/>
-              </w:rPr>
-              <w:t>—</w:t>
-            </w:r>
-          </w:p>
-        </w:tc>
-        <w:tc>
-          <w:tcPr>
-            <w:tcW w:type="dxa" w:w="1504"/>
-          </w:tcPr>
-          <w:p>
-            <w:r>
-              <w:rPr>
-                <w:rFonts w:ascii="Times New Roman" w:hAnsi="Times New Roman"/>
-                <w:sz w:val="20"/>
-              </w:rPr>
-              <w:t>.522</w:t>
-            </w:r>
-          </w:p>
-        </w:tc>
-        <w:tc>
-          <w:tcPr>
-            <w:tcW w:type="dxa" w:w="1504"/>
-          </w:tcPr>
-          <w:p>
-            <w:r>
-              <w:rPr>
-                <w:rFonts w:ascii="Times New Roman" w:hAnsi="Times New Roman"/>
-                <w:sz w:val="20"/>
-              </w:rPr>
-              <w:t>.026</w:t>
-            </w:r>
-          </w:p>
-        </w:tc>
-        <w:tc>
-          <w:tcPr>
-            <w:tcW w:type="dxa" w:w="1504"/>
-          </w:tcPr>
-          <w:p>
-            <w:r>
-              <w:rPr>
-                <w:rFonts w:ascii="Times New Roman" w:hAnsi="Times New Roman"/>
-                <w:sz w:val="20"/>
-              </w:rPr>
-              <w:t>*</w:t>
+            <w:tcW w:type="dxa" w:w="2256"/>
+          </w:tcPr>
+          <w:p>
+            <w:pPr>
+              <w:spacing w:line="240" w:lineRule="auto" w:after="40" w:before="0"/>
+              <w:jc w:val="center"/>
+            </w:pPr>
+            <w:r>
+              <w:rPr>
+                <w:rFonts w:ascii="Times New Roman" w:hAnsi="Times New Roman" w:cs="Times New Roman"/>
+                <w:b w:val="0"/>
+                <w:i w:val="0"/>
+                <w:color w:val="000000"/>
+                <w:sz w:val="20"/>
+              </w:rPr>
+              <w:t>Likes (overall)</w:t>
+            </w:r>
+          </w:p>
+        </w:tc>
+        <w:tc>
+          <w:tcPr>
+            <w:tcW w:type="dxa" w:w="2256"/>
+          </w:tcPr>
+          <w:p>
+            <w:pPr>
+              <w:spacing w:line="240" w:lineRule="auto" w:after="40" w:before="0"/>
+              <w:jc w:val="center"/>
+            </w:pPr>
+            <w:r>
+              <w:rPr>
+                <w:rFonts w:ascii="Times New Roman" w:hAnsi="Times New Roman" w:cs="Times New Roman"/>
+                <w:b w:val="0"/>
+                <w:i w:val="0"/>
+                <w:color w:val="000000"/>
+                <w:sz w:val="20"/>
+              </w:rPr>
+              <w:t>0.413</w:t>
+            </w:r>
+          </w:p>
+        </w:tc>
+        <w:tc>
+          <w:tcPr>
+            <w:tcW w:type="dxa" w:w="2256"/>
+          </w:tcPr>
+          <w:p>
+            <w:pPr>
+              <w:spacing w:line="240" w:lineRule="auto" w:after="40" w:before="0"/>
+              <w:jc w:val="center"/>
+            </w:pPr>
+            <w:r>
+              <w:rPr>
+                <w:rFonts w:ascii="Times New Roman" w:hAnsi="Times New Roman" w:cs="Times New Roman"/>
+                <w:b w:val="0"/>
+                <w:i w:val="0"/>
+                <w:color w:val="000000"/>
+                <w:sz w:val="20"/>
+              </w:rPr>
+              <w:t>&lt; .001</w:t>
+            </w:r>
+          </w:p>
+        </w:tc>
+        <w:tc>
+          <w:tcPr>
+            <w:tcW w:type="dxa" w:w="2256"/>
+          </w:tcPr>
+          <w:p>
+            <w:pPr>
+              <w:spacing w:line="240" w:lineRule="auto" w:after="40" w:before="0"/>
+              <w:jc w:val="center"/>
+            </w:pPr>
+            <w:r>
+              <w:rPr>
+                <w:rFonts w:ascii="Times New Roman" w:hAnsi="Times New Roman" w:cs="Times New Roman"/>
+                <w:b w:val="0"/>
+                <w:i w:val="0"/>
+                <w:color w:val="000000"/>
+                <w:sz w:val="20"/>
+              </w:rPr>
+              <w:t>Moderate positive (confounded)</w:t>
             </w:r>
           </w:p>
         </w:tc>
@@ -19218,85 +19327,85 @@
       <w:tr>
         <w:tc>
           <w:tcPr>
-            <w:tcW w:type="dxa" w:w="1504"/>
-          </w:tcPr>
-          <w:p>
-            <w:r>
-              <w:rPr>
-                <w:rFonts w:ascii="Times New Roman" w:hAnsi="Times New Roman"/>
-                <w:sz w:val="20"/>
-              </w:rPr>
-              <w:t>TikTok</w:t>
-            </w:r>
-          </w:p>
-        </w:tc>
-        <w:tc>
-          <w:tcPr>
-            <w:tcW w:type="dxa" w:w="1504"/>
-          </w:tcPr>
-          <w:p>
-            <w:r>
-              <w:rPr>
-                <w:rFonts w:ascii="Times New Roman" w:hAnsi="Times New Roman"/>
-                <w:sz w:val="20"/>
-              </w:rPr>
-              <w:t>Likes</w:t>
-            </w:r>
-          </w:p>
-        </w:tc>
-        <w:tc>
-          <w:tcPr>
-            <w:tcW w:type="dxa" w:w="1504"/>
-          </w:tcPr>
-          <w:p>
-            <w:r>
-              <w:rPr>
-                <w:rFonts w:ascii="Times New Roman" w:hAnsi="Times New Roman"/>
-                <w:sz w:val="20"/>
-              </w:rPr>
-              <w:t>—</w:t>
-            </w:r>
-          </w:p>
-        </w:tc>
-        <w:tc>
-          <w:tcPr>
-            <w:tcW w:type="dxa" w:w="1504"/>
-          </w:tcPr>
-          <w:p>
-            <w:r>
-              <w:rPr>
-                <w:rFonts w:ascii="Times New Roman" w:hAnsi="Times New Roman"/>
-                <w:sz w:val="20"/>
-              </w:rPr>
-              <w:t>.475</w:t>
-            </w:r>
-          </w:p>
-        </w:tc>
-        <w:tc>
-          <w:tcPr>
-            <w:tcW w:type="dxa" w:w="1504"/>
-          </w:tcPr>
-          <w:p>
-            <w:r>
-              <w:rPr>
-                <w:rFonts w:ascii="Times New Roman" w:hAnsi="Times New Roman"/>
-                <w:sz w:val="20"/>
-              </w:rPr>
-              <w:t>.003</w:t>
-            </w:r>
-          </w:p>
-        </w:tc>
-        <w:tc>
-          <w:tcPr>
-            <w:tcW w:type="dxa" w:w="1504"/>
-          </w:tcPr>
-          <w:p>
-            <w:r>
-              <w:rPr>
-                <w:rFonts w:ascii="Times New Roman" w:hAnsi="Times New Roman"/>
-                <w:sz w:val="20"/>
-              </w:rPr>
-              <w:t>**</w:t>
+            <w:tcW w:type="dxa" w:w="2256"/>
+          </w:tcPr>
+          <w:p>
+            <w:pPr>
+              <w:spacing w:line="240" w:lineRule="auto" w:after="40" w:before="0"/>
+              <w:jc w:val="center"/>
+            </w:pPr>
+            <w:r>
+              <w:rPr>
+                <w:rFonts w:ascii="Times New Roman" w:hAnsi="Times New Roman" w:cs="Times New Roman"/>
+                <w:b w:val="0"/>
+                <w:i w:val="0"/>
+                <w:color w:val="000000"/>
+                <w:sz w:val="20"/>
+              </w:rPr>
+              <w:t>Comments (overall)</w:t>
+            </w:r>
+          </w:p>
+        </w:tc>
+        <w:tc>
+          <w:tcPr>
+            <w:tcW w:type="dxa" w:w="2256"/>
+          </w:tcPr>
+          <w:p>
+            <w:pPr>
+              <w:spacing w:line="240" w:lineRule="auto" w:after="40" w:before="0"/>
+              <w:jc w:val="center"/>
+            </w:pPr>
+            <w:r>
+              <w:rPr>
+                <w:rFonts w:ascii="Times New Roman" w:hAnsi="Times New Roman" w:cs="Times New Roman"/>
+                <w:b w:val="0"/>
+                <w:i w:val="0"/>
+                <w:color w:val="000000"/>
+                <w:sz w:val="20"/>
+              </w:rPr>
+              <w:t>0.415</w:t>
+            </w:r>
+          </w:p>
+        </w:tc>
+        <w:tc>
+          <w:tcPr>
+            <w:tcW w:type="dxa" w:w="2256"/>
+          </w:tcPr>
+          <w:p>
+            <w:pPr>
+              <w:spacing w:line="240" w:lineRule="auto" w:after="40" w:before="0"/>
+              <w:jc w:val="center"/>
+            </w:pPr>
+            <w:r>
+              <w:rPr>
+                <w:rFonts w:ascii="Times New Roman" w:hAnsi="Times New Roman" w:cs="Times New Roman"/>
+                <w:b w:val="0"/>
+                <w:i w:val="0"/>
+                <w:color w:val="000000"/>
+                <w:sz w:val="20"/>
+              </w:rPr>
+              <w:t>&lt; .001</w:t>
+            </w:r>
+          </w:p>
+        </w:tc>
+        <w:tc>
+          <w:tcPr>
+            <w:tcW w:type="dxa" w:w="2256"/>
+          </w:tcPr>
+          <w:p>
+            <w:pPr>
+              <w:spacing w:line="240" w:lineRule="auto" w:after="40" w:before="0"/>
+              <w:jc w:val="center"/>
+            </w:pPr>
+            <w:r>
+              <w:rPr>
+                <w:rFonts w:ascii="Times New Roman" w:hAnsi="Times New Roman" w:cs="Times New Roman"/>
+                <w:b w:val="0"/>
+                <w:i w:val="0"/>
+                <w:color w:val="000000"/>
+                <w:sz w:val="20"/>
+              </w:rPr>
+              <w:t>Moderate positive (confounded)</w:t>
             </w:r>
           </w:p>
         </w:tc>
@@ -19304,84 +19413,85 @@
       <w:tr>
         <w:tc>
           <w:tcPr>
-            <w:tcW w:type="dxa" w:w="1504"/>
-          </w:tcPr>
-          <w:p>
-            <w:r>
-              <w:rPr>
-                <w:rFonts w:ascii="Times New Roman" w:hAnsi="Times New Roman"/>
-                <w:sz w:val="20"/>
-              </w:rPr>
-              <w:t>TikTok</w:t>
-            </w:r>
-          </w:p>
-        </w:tc>
-        <w:tc>
-          <w:tcPr>
-            <w:tcW w:type="dxa" w:w="1504"/>
-          </w:tcPr>
-          <w:p>
-            <w:r>
-              <w:rPr>
-                <w:rFonts w:ascii="Times New Roman" w:hAnsi="Times New Roman"/>
-                <w:sz w:val="20"/>
-              </w:rPr>
-              <w:t>Comments</w:t>
-            </w:r>
-          </w:p>
-        </w:tc>
-        <w:tc>
-          <w:tcPr>
-            <w:tcW w:type="dxa" w:w="1504"/>
-          </w:tcPr>
-          <w:p>
-            <w:r>
-              <w:rPr>
-                <w:rFonts w:ascii="Times New Roman" w:hAnsi="Times New Roman"/>
-                <w:sz w:val="20"/>
-              </w:rPr>
-              <w:t>—</w:t>
-            </w:r>
-          </w:p>
-        </w:tc>
-        <w:tc>
-          <w:tcPr>
-            <w:tcW w:type="dxa" w:w="1504"/>
-          </w:tcPr>
-          <w:p>
-            <w:r>
-              <w:rPr>
-                <w:rFonts w:ascii="Times New Roman" w:hAnsi="Times New Roman"/>
-                <w:sz w:val="20"/>
-              </w:rPr>
-              <w:t>.262</w:t>
-            </w:r>
-          </w:p>
-        </w:tc>
-        <w:tc>
-          <w:tcPr>
-            <w:tcW w:type="dxa" w:w="1504"/>
-          </w:tcPr>
-          <w:p>
-            <w:r>
-              <w:rPr>
-                <w:rFonts w:ascii="Times New Roman" w:hAnsi="Times New Roman"/>
-                <w:sz w:val="20"/>
-              </w:rPr>
-              <w:t>.094</w:t>
-            </w:r>
-          </w:p>
-        </w:tc>
-        <w:tc>
-          <w:tcPr>
-            <w:tcW w:type="dxa" w:w="1504"/>
-          </w:tcPr>
-          <w:p>
-            <w:r>
-              <w:rPr>
-                <w:rFonts w:ascii="Times New Roman" w:hAnsi="Times New Roman"/>
-                <w:sz w:val="20"/>
-              </w:rPr>
+            <w:tcW w:type="dxa" w:w="2256"/>
+          </w:tcPr>
+          <w:p>
+            <w:pPr>
+              <w:spacing w:line="240" w:lineRule="auto" w:after="40" w:before="0"/>
+              <w:jc w:val="center"/>
+            </w:pPr>
+            <w:r>
+              <w:rPr>
+                <w:rFonts w:ascii="Times New Roman" w:hAnsi="Times New Roman" w:cs="Times New Roman"/>
+                <w:b w:val="0"/>
+                <w:i w:val="0"/>
+                <w:color w:val="000000"/>
+                <w:sz w:val="20"/>
+              </w:rPr>
+              <w:t>YouTube views</w:t>
+            </w:r>
+          </w:p>
+        </w:tc>
+        <w:tc>
+          <w:tcPr>
+            <w:tcW w:type="dxa" w:w="2256"/>
+          </w:tcPr>
+          <w:p>
+            <w:pPr>
+              <w:spacing w:line="240" w:lineRule="auto" w:after="40" w:before="0"/>
+              <w:jc w:val="center"/>
+            </w:pPr>
+            <w:r>
+              <w:rPr>
+                <w:rFonts w:ascii="Times New Roman" w:hAnsi="Times New Roman" w:cs="Times New Roman"/>
+                <w:b w:val="0"/>
+                <w:i w:val="0"/>
+                <w:color w:val="000000"/>
+                <w:sz w:val="20"/>
+              </w:rPr>
+              <w:t>-0.316</w:t>
+            </w:r>
+          </w:p>
+        </w:tc>
+        <w:tc>
+          <w:tcPr>
+            <w:tcW w:type="dxa" w:w="2256"/>
+          </w:tcPr>
+          <w:p>
+            <w:pPr>
+              <w:spacing w:line="240" w:lineRule="auto" w:after="40" w:before="0"/>
+              <w:jc w:val="center"/>
+            </w:pPr>
+            <w:r>
+              <w:rPr>
+                <w:rFonts w:ascii="Times New Roman" w:hAnsi="Times New Roman" w:cs="Times New Roman"/>
+                <w:b w:val="0"/>
+                <w:i w:val="0"/>
+                <w:color w:val="000000"/>
+                <w:sz w:val="20"/>
+              </w:rPr>
+              <w:t>.035</w:t>
+            </w:r>
+          </w:p>
+        </w:tc>
+        <w:tc>
+          <w:tcPr>
+            <w:tcW w:type="dxa" w:w="2256"/>
+          </w:tcPr>
+          <w:p>
+            <w:pPr>
+              <w:spacing w:line="240" w:lineRule="auto" w:after="40" w:before="0"/>
+              <w:jc w:val="center"/>
+            </w:pPr>
+            <w:r>
+              <w:rPr>
+                <w:rFonts w:ascii="Times New Roman" w:hAnsi="Times New Roman" w:cs="Times New Roman"/>
+                <w:b w:val="0"/>
+                <w:i w:val="0"/>
+                <w:color w:val="000000"/>
+                <w:sz w:val="20"/>
+              </w:rPr>
+              <w:t>Negative, significant</w:t>
             </w:r>
           </w:p>
         </w:tc>
@@ -19389,84 +19499,85 @@
       <w:tr>
         <w:tc>
           <w:tcPr>
-            <w:tcW w:type="dxa" w:w="1504"/>
-          </w:tcPr>
-          <w:p>
-            <w:r>
-              <w:rPr>
-                <w:rFonts w:ascii="Times New Roman" w:hAnsi="Times New Roman"/>
-                <w:sz w:val="20"/>
-              </w:rPr>
-              <w:t>Instagram</w:t>
-            </w:r>
-          </w:p>
-        </w:tc>
-        <w:tc>
-          <w:tcPr>
-            <w:tcW w:type="dxa" w:w="1504"/>
-          </w:tcPr>
-          <w:p>
-            <w:r>
-              <w:rPr>
-                <w:rFonts w:ascii="Times New Roman" w:hAnsi="Times New Roman"/>
-                <w:sz w:val="20"/>
-              </w:rPr>
-              <w:t>Likes</w:t>
-            </w:r>
-          </w:p>
-        </w:tc>
-        <w:tc>
-          <w:tcPr>
-            <w:tcW w:type="dxa" w:w="1504"/>
-          </w:tcPr>
-          <w:p>
-            <w:r>
-              <w:rPr>
-                <w:rFonts w:ascii="Times New Roman" w:hAnsi="Times New Roman"/>
-                <w:sz w:val="20"/>
-              </w:rPr>
-              <w:t>—</w:t>
-            </w:r>
-          </w:p>
-        </w:tc>
-        <w:tc>
-          <w:tcPr>
-            <w:tcW w:type="dxa" w:w="1504"/>
-          </w:tcPr>
-          <w:p>
-            <w:r>
-              <w:rPr>
-                <w:rFonts w:ascii="Times New Roman" w:hAnsi="Times New Roman"/>
-                <w:sz w:val="20"/>
-              </w:rPr>
-              <w:t>−.038</w:t>
-            </w:r>
-          </w:p>
-        </w:tc>
-        <w:tc>
-          <w:tcPr>
-            <w:tcW w:type="dxa" w:w="1504"/>
-          </w:tcPr>
-          <w:p>
-            <w:r>
-              <w:rPr>
-                <w:rFonts w:ascii="Times New Roman" w:hAnsi="Times New Roman"/>
-                <w:sz w:val="20"/>
-              </w:rPr>
-              <w:t>.817</w:t>
-            </w:r>
-          </w:p>
-        </w:tc>
-        <w:tc>
-          <w:tcPr>
-            <w:tcW w:type="dxa" w:w="1504"/>
-          </w:tcPr>
-          <w:p>
-            <w:r>
-              <w:rPr>
-                <w:rFonts w:ascii="Times New Roman" w:hAnsi="Times New Roman"/>
-                <w:sz w:val="20"/>
-              </w:rPr>
+            <w:tcW w:type="dxa" w:w="2256"/>
+          </w:tcPr>
+          <w:p>
+            <w:pPr>
+              <w:spacing w:line="240" w:lineRule="auto" w:after="40" w:before="0"/>
+              <w:jc w:val="center"/>
+            </w:pPr>
+            <w:r>
+              <w:rPr>
+                <w:rFonts w:ascii="Times New Roman" w:hAnsi="Times New Roman" w:cs="Times New Roman"/>
+                <w:b w:val="0"/>
+                <w:i w:val="0"/>
+                <w:color w:val="000000"/>
+                <w:sz w:val="20"/>
+              </w:rPr>
+              <w:t>YouTube likes</w:t>
+            </w:r>
+          </w:p>
+        </w:tc>
+        <w:tc>
+          <w:tcPr>
+            <w:tcW w:type="dxa" w:w="2256"/>
+          </w:tcPr>
+          <w:p>
+            <w:pPr>
+              <w:spacing w:line="240" w:lineRule="auto" w:after="40" w:before="0"/>
+              <w:jc w:val="center"/>
+            </w:pPr>
+            <w:r>
+              <w:rPr>
+                <w:rFonts w:ascii="Times New Roman" w:hAnsi="Times New Roman" w:cs="Times New Roman"/>
+                <w:b w:val="0"/>
+                <w:i w:val="0"/>
+                <w:color w:val="000000"/>
+                <w:sz w:val="20"/>
+              </w:rPr>
+              <w:t>-0.279</w:t>
+            </w:r>
+          </w:p>
+        </w:tc>
+        <w:tc>
+          <w:tcPr>
+            <w:tcW w:type="dxa" w:w="2256"/>
+          </w:tcPr>
+          <w:p>
+            <w:pPr>
+              <w:spacing w:line="240" w:lineRule="auto" w:after="40" w:before="0"/>
+              <w:jc w:val="center"/>
+            </w:pPr>
+            <w:r>
+              <w:rPr>
+                <w:rFonts w:ascii="Times New Roman" w:hAnsi="Times New Roman" w:cs="Times New Roman"/>
+                <w:b w:val="0"/>
+                <w:i w:val="0"/>
+                <w:color w:val="000000"/>
+                <w:sz w:val="20"/>
+              </w:rPr>
+              <w:t>.063</w:t>
+            </w:r>
+          </w:p>
+        </w:tc>
+        <w:tc>
+          <w:tcPr>
+            <w:tcW w:type="dxa" w:w="2256"/>
+          </w:tcPr>
+          <w:p>
+            <w:pPr>
+              <w:spacing w:line="240" w:lineRule="auto" w:after="40" w:before="0"/>
+              <w:jc w:val="center"/>
+            </w:pPr>
+            <w:r>
+              <w:rPr>
+                <w:rFonts w:ascii="Times New Roman" w:hAnsi="Times New Roman" w:cs="Times New Roman"/>
+                <w:b w:val="0"/>
+                <w:i w:val="0"/>
+                <w:color w:val="000000"/>
+                <w:sz w:val="20"/>
+              </w:rPr>
+              <w:t>ns</w:t>
             </w:r>
           </w:p>
         </w:tc>
@@ -19474,84 +19585,341 @@
       <w:tr>
         <w:tc>
           <w:tcPr>
-            <w:tcW w:type="dxa" w:w="1504"/>
-          </w:tcPr>
-          <w:p>
-            <w:r>
-              <w:rPr>
-                <w:rFonts w:ascii="Times New Roman" w:hAnsi="Times New Roman"/>
-                <w:sz w:val="20"/>
-              </w:rPr>
-              <w:t>Instagram</w:t>
-            </w:r>
-          </w:p>
-        </w:tc>
-        <w:tc>
-          <w:tcPr>
-            <w:tcW w:type="dxa" w:w="1504"/>
-          </w:tcPr>
-          <w:p>
-            <w:r>
-              <w:rPr>
-                <w:rFonts w:ascii="Times New Roman" w:hAnsi="Times New Roman"/>
-                <w:sz w:val="20"/>
-              </w:rPr>
-              <w:t>Comments</w:t>
-            </w:r>
-          </w:p>
-        </w:tc>
-        <w:tc>
-          <w:tcPr>
-            <w:tcW w:type="dxa" w:w="1504"/>
-          </w:tcPr>
-          <w:p>
-            <w:r>
-              <w:rPr>
-                <w:rFonts w:ascii="Times New Roman" w:hAnsi="Times New Roman"/>
-                <w:sz w:val="20"/>
-              </w:rPr>
-              <w:t>—</w:t>
-            </w:r>
-          </w:p>
-        </w:tc>
-        <w:tc>
-          <w:tcPr>
-            <w:tcW w:type="dxa" w:w="1504"/>
-          </w:tcPr>
-          <w:p>
-            <w:r>
-              <w:rPr>
-                <w:rFonts w:ascii="Times New Roman" w:hAnsi="Times New Roman"/>
-                <w:sz w:val="20"/>
-              </w:rPr>
-              <w:t>.065</w:t>
-            </w:r>
-          </w:p>
-        </w:tc>
-        <w:tc>
-          <w:tcPr>
-            <w:tcW w:type="dxa" w:w="1504"/>
-          </w:tcPr>
-          <w:p>
-            <w:r>
-              <w:rPr>
-                <w:rFonts w:ascii="Times New Roman" w:hAnsi="Times New Roman"/>
-                <w:sz w:val="20"/>
-              </w:rPr>
-              <w:t>.747</w:t>
-            </w:r>
-          </w:p>
-        </w:tc>
-        <w:tc>
-          <w:tcPr>
-            <w:tcW w:type="dxa" w:w="1504"/>
-          </w:tcPr>
-          <w:p>
-            <w:r>
-              <w:rPr>
-                <w:rFonts w:ascii="Times New Roman" w:hAnsi="Times New Roman"/>
-                <w:sz w:val="20"/>
-              </w:rPr>
+            <w:tcW w:type="dxa" w:w="2256"/>
+          </w:tcPr>
+          <w:p>
+            <w:pPr>
+              <w:spacing w:line="240" w:lineRule="auto" w:after="40" w:before="0"/>
+              <w:jc w:val="center"/>
+            </w:pPr>
+            <w:r>
+              <w:rPr>
+                <w:rFonts w:ascii="Times New Roman" w:hAnsi="Times New Roman" w:cs="Times New Roman"/>
+                <w:b w:val="0"/>
+                <w:i w:val="0"/>
+                <w:color w:val="000000"/>
+                <w:sz w:val="20"/>
+              </w:rPr>
+              <w:t>TikTok views</w:t>
+            </w:r>
+          </w:p>
+        </w:tc>
+        <w:tc>
+          <w:tcPr>
+            <w:tcW w:type="dxa" w:w="2256"/>
+          </w:tcPr>
+          <w:p>
+            <w:pPr>
+              <w:spacing w:line="240" w:lineRule="auto" w:after="40" w:before="0"/>
+              <w:jc w:val="center"/>
+            </w:pPr>
+            <w:r>
+              <w:rPr>
+                <w:rFonts w:ascii="Times New Roman" w:hAnsi="Times New Roman" w:cs="Times New Roman"/>
+                <w:b w:val="0"/>
+                <w:i w:val="0"/>
+                <w:color w:val="000000"/>
+                <w:sz w:val="20"/>
+              </w:rPr>
+              <w:t>0.249</w:t>
+            </w:r>
+          </w:p>
+        </w:tc>
+        <w:tc>
+          <w:tcPr>
+            <w:tcW w:type="dxa" w:w="2256"/>
+          </w:tcPr>
+          <w:p>
+            <w:pPr>
+              <w:spacing w:line="240" w:lineRule="auto" w:after="40" w:before="0"/>
+              <w:jc w:val="center"/>
+            </w:pPr>
+            <w:r>
+              <w:rPr>
+                <w:rFonts w:ascii="Times New Roman" w:hAnsi="Times New Roman" w:cs="Times New Roman"/>
+                <w:b w:val="0"/>
+                <w:i w:val="0"/>
+                <w:color w:val="000000"/>
+                <w:sz w:val="20"/>
+              </w:rPr>
+              <w:t>.318</w:t>
+            </w:r>
+          </w:p>
+        </w:tc>
+        <w:tc>
+          <w:tcPr>
+            <w:tcW w:type="dxa" w:w="2256"/>
+          </w:tcPr>
+          <w:p>
+            <w:pPr>
+              <w:spacing w:line="240" w:lineRule="auto" w:after="40" w:before="0"/>
+              <w:jc w:val="center"/>
+            </w:pPr>
+            <w:r>
+              <w:rPr>
+                <w:rFonts w:ascii="Times New Roman" w:hAnsi="Times New Roman" w:cs="Times New Roman"/>
+                <w:b w:val="0"/>
+                <w:i w:val="0"/>
+                <w:color w:val="000000"/>
+                <w:sz w:val="20"/>
+              </w:rPr>
+              <w:t>ns</w:t>
+            </w:r>
+          </w:p>
+        </w:tc>
+      </w:tr>
+      <w:tr>
+        <w:tc>
+          <w:tcPr>
+            <w:tcW w:type="dxa" w:w="2256"/>
+          </w:tcPr>
+          <w:p>
+            <w:pPr>
+              <w:spacing w:line="240" w:lineRule="auto" w:after="40" w:before="0"/>
+              <w:jc w:val="center"/>
+            </w:pPr>
+            <w:r>
+              <w:rPr>
+                <w:rFonts w:ascii="Times New Roman" w:hAnsi="Times New Roman" w:cs="Times New Roman"/>
+                <w:b w:val="0"/>
+                <w:i w:val="0"/>
+                <w:color w:val="000000"/>
+                <w:sz w:val="20"/>
+              </w:rPr>
+              <w:t>TikTok likes</w:t>
+            </w:r>
+          </w:p>
+        </w:tc>
+        <w:tc>
+          <w:tcPr>
+            <w:tcW w:type="dxa" w:w="2256"/>
+          </w:tcPr>
+          <w:p>
+            <w:pPr>
+              <w:spacing w:line="240" w:lineRule="auto" w:after="40" w:before="0"/>
+              <w:jc w:val="center"/>
+            </w:pPr>
+            <w:r>
+              <w:rPr>
+                <w:rFonts w:ascii="Times New Roman" w:hAnsi="Times New Roman" w:cs="Times New Roman"/>
+                <w:b w:val="0"/>
+                <w:i w:val="0"/>
+                <w:color w:val="000000"/>
+                <w:sz w:val="20"/>
+              </w:rPr>
+              <w:t>0.280</w:t>
+            </w:r>
+          </w:p>
+        </w:tc>
+        <w:tc>
+          <w:tcPr>
+            <w:tcW w:type="dxa" w:w="2256"/>
+          </w:tcPr>
+          <w:p>
+            <w:pPr>
+              <w:spacing w:line="240" w:lineRule="auto" w:after="40" w:before="0"/>
+              <w:jc w:val="center"/>
+            </w:pPr>
+            <w:r>
+              <w:rPr>
+                <w:rFonts w:ascii="Times New Roman" w:hAnsi="Times New Roman" w:cs="Times New Roman"/>
+                <w:b w:val="0"/>
+                <w:i w:val="0"/>
+                <w:color w:val="000000"/>
+                <w:sz w:val="20"/>
+              </w:rPr>
+              <w:t>.098</w:t>
+            </w:r>
+          </w:p>
+        </w:tc>
+        <w:tc>
+          <w:tcPr>
+            <w:tcW w:type="dxa" w:w="2256"/>
+          </w:tcPr>
+          <w:p>
+            <w:pPr>
+              <w:spacing w:line="240" w:lineRule="auto" w:after="40" w:before="0"/>
+              <w:jc w:val="center"/>
+            </w:pPr>
+            <w:r>
+              <w:rPr>
+                <w:rFonts w:ascii="Times New Roman" w:hAnsi="Times New Roman" w:cs="Times New Roman"/>
+                <w:b w:val="0"/>
+                <w:i w:val="0"/>
+                <w:color w:val="000000"/>
+                <w:sz w:val="20"/>
+              </w:rPr>
+              <w:t>ns</w:t>
+            </w:r>
+          </w:p>
+        </w:tc>
+      </w:tr>
+      <w:tr>
+        <w:tc>
+          <w:tcPr>
+            <w:tcW w:type="dxa" w:w="2256"/>
+          </w:tcPr>
+          <w:p>
+            <w:pPr>
+              <w:spacing w:line="240" w:lineRule="auto" w:after="40" w:before="0"/>
+              <w:jc w:val="center"/>
+            </w:pPr>
+            <w:r>
+              <w:rPr>
+                <w:rFonts w:ascii="Times New Roman" w:hAnsi="Times New Roman" w:cs="Times New Roman"/>
+                <w:b w:val="0"/>
+                <w:i w:val="0"/>
+                <w:color w:val="000000"/>
+                <w:sz w:val="20"/>
+              </w:rPr>
+              <w:t>Instagram likes</w:t>
+            </w:r>
+          </w:p>
+        </w:tc>
+        <w:tc>
+          <w:tcPr>
+            <w:tcW w:type="dxa" w:w="2256"/>
+          </w:tcPr>
+          <w:p>
+            <w:pPr>
+              <w:spacing w:line="240" w:lineRule="auto" w:after="40" w:before="0"/>
+              <w:jc w:val="center"/>
+            </w:pPr>
+            <w:r>
+              <w:rPr>
+                <w:rFonts w:ascii="Times New Roman" w:hAnsi="Times New Roman" w:cs="Times New Roman"/>
+                <w:b w:val="0"/>
+                <w:i w:val="0"/>
+                <w:color w:val="000000"/>
+                <w:sz w:val="20"/>
+              </w:rPr>
+              <w:t>-0.013</w:t>
+            </w:r>
+          </w:p>
+        </w:tc>
+        <w:tc>
+          <w:tcPr>
+            <w:tcW w:type="dxa" w:w="2256"/>
+          </w:tcPr>
+          <w:p>
+            <w:pPr>
+              <w:spacing w:line="240" w:lineRule="auto" w:after="40" w:before="0"/>
+              <w:jc w:val="center"/>
+            </w:pPr>
+            <w:r>
+              <w:rPr>
+                <w:rFonts w:ascii="Times New Roman" w:hAnsi="Times New Roman" w:cs="Times New Roman"/>
+                <w:b w:val="0"/>
+                <w:i w:val="0"/>
+                <w:color w:val="000000"/>
+                <w:sz w:val="20"/>
+              </w:rPr>
+              <w:t>.936</w:t>
+            </w:r>
+          </w:p>
+        </w:tc>
+        <w:tc>
+          <w:tcPr>
+            <w:tcW w:type="dxa" w:w="2256"/>
+          </w:tcPr>
+          <w:p>
+            <w:pPr>
+              <w:spacing w:line="240" w:lineRule="auto" w:after="40" w:before="0"/>
+              <w:jc w:val="center"/>
+            </w:pPr>
+            <w:r>
+              <w:rPr>
+                <w:rFonts w:ascii="Times New Roman" w:hAnsi="Times New Roman" w:cs="Times New Roman"/>
+                <w:b w:val="0"/>
+                <w:i w:val="0"/>
+                <w:color w:val="000000"/>
+                <w:sz w:val="20"/>
+              </w:rPr>
+              <w:t>ns</w:t>
+            </w:r>
+          </w:p>
+        </w:tc>
+      </w:tr>
+      <w:tr>
+        <w:tc>
+          <w:tcPr>
+            <w:tcW w:type="dxa" w:w="2256"/>
+          </w:tcPr>
+          <w:p>
+            <w:pPr>
+              <w:spacing w:line="240" w:lineRule="auto" w:after="40" w:before="0"/>
+              <w:jc w:val="center"/>
+            </w:pPr>
+            <w:r>
+              <w:rPr>
+                <w:rFonts w:ascii="Times New Roman" w:hAnsi="Times New Roman" w:cs="Times New Roman"/>
+                <w:b w:val="0"/>
+                <w:i w:val="0"/>
+                <w:color w:val="000000"/>
+                <w:sz w:val="20"/>
+              </w:rPr>
+              <w:t>Note</w:t>
+            </w:r>
+          </w:p>
+        </w:tc>
+        <w:tc>
+          <w:tcPr>
+            <w:tcW w:type="dxa" w:w="2256"/>
+          </w:tcPr>
+          <w:p>
+            <w:pPr>
+              <w:spacing w:line="240" w:lineRule="auto" w:after="40" w:before="0"/>
+              <w:jc w:val="center"/>
+            </w:pPr>
+            <w:r>
+              <w:rPr>
+                <w:rFonts w:ascii="Times New Roman" w:hAnsi="Times New Roman" w:cs="Times New Roman"/>
+                <w:b w:val="0"/>
+                <w:i w:val="0"/>
+                <w:color w:val="000000"/>
+                <w:sz w:val="20"/>
+              </w:rPr>
+            </w:r>
+          </w:p>
+        </w:tc>
+        <w:tc>
+          <w:tcPr>
+            <w:tcW w:type="dxa" w:w="2256"/>
+          </w:tcPr>
+          <w:p>
+            <w:pPr>
+              <w:spacing w:line="240" w:lineRule="auto" w:after="40" w:before="0"/>
+              <w:jc w:val="center"/>
+            </w:pPr>
+            <w:r>
+              <w:rPr>
+                <w:rFonts w:ascii="Times New Roman" w:hAnsi="Times New Roman" w:cs="Times New Roman"/>
+                <w:b w:val="0"/>
+                <w:i w:val="0"/>
+                <w:color w:val="000000"/>
+                <w:sz w:val="20"/>
+              </w:rPr>
+            </w:r>
+          </w:p>
+        </w:tc>
+        <w:tc>
+          <w:tcPr>
+            <w:tcW w:type="dxa" w:w="2256"/>
+          </w:tcPr>
+          <w:p>
+            <w:pPr>
+              <w:spacing w:line="240" w:lineRule="auto" w:after="40" w:before="0"/>
+              <w:jc w:val="center"/>
+            </w:pPr>
+            <w:r>
+              <w:rPr>
+                <w:rFonts w:ascii="Times New Roman" w:hAnsi="Times New Roman" w:cs="Times New Roman"/>
+                <w:b w:val="0"/>
+                <w:i w:val="0"/>
+                <w:color w:val="000000"/>
+                <w:sz w:val="20"/>
+              </w:rPr>
+              <w:t>Overall likes/comments driven by Simpson's paradox</w:t>
             </w:r>
           </w:p>
         </w:tc>
@@ -19559,19 +19927,1592 @@
     </w:tbl>
     <w:p>
       <w:pPr>
-        <w:spacing w:line="360" w:lineRule="auto"/>
+        <w:spacing w:line="360" w:lineRule="auto" w:after="120" w:before="0"/>
         <w:jc w:val="both"/>
       </w:pPr>
       <w:r>
         <w:rPr>
-          <w:rFonts w:ascii="Times New Roman" w:hAnsi="Times New Roman"/>
+          <w:rFonts w:ascii="Times New Roman" w:hAnsi="Times New Roman" w:cs="Times New Roman"/>
           <w:b w:val="0"/>
-          <w:i/>
+          <w:i w:val="0"/>
+          <w:color w:val="000000"/>
           <w:sz w:val="24"/>
         </w:rPr>
-        <w:t>Note. * p &lt; .05, ** p &lt; .01, *** p &lt; .001.</w:t>
-      </w:r>
-    </w:p>
+      </w:r>
+    </w:p>
+    <w:p>
+      <w:pPr>
+        <w:spacing w:line="360" w:lineRule="auto" w:after="200" w:before="0"/>
+        <w:jc w:val="both"/>
+      </w:pPr>
+      <w:r>
+        <w:rPr>
+          <w:rFonts w:ascii="Times New Roman" w:hAnsi="Times New Roman" w:cs="Times New Roman"/>
+          <w:b/>
+          <w:i w:val="0"/>
+          <w:color w:val="000000"/>
+          <w:sz w:val="26"/>
+        </w:rPr>
+        <w:t>Table C7. DISCERN Section Scores by Platform (Median, IQR)</w:t>
+      </w:r>
+    </w:p>
+    <w:tbl>
+      <w:tblPr>
+        <w:tblStyle w:val="TableGrid"/>
+        <w:tblW w:type="auto" w:w="0"/>
+        <w:jc w:val="center"/>
+        <w:tblLook w:firstColumn="1" w:firstRow="1" w:lastColumn="0" w:lastRow="0" w:noHBand="0" w:noVBand="1" w:val="04A0"/>
+      </w:tblPr>
+      <w:tblGrid>
+        <w:gridCol w:w="1805"/>
+        <w:gridCol w:w="1805"/>
+        <w:gridCol w:w="1805"/>
+        <w:gridCol w:w="1805"/>
+        <w:gridCol w:w="1805"/>
+      </w:tblGrid>
+      <w:tr>
+        <w:tc>
+          <w:tcPr>
+            <w:tcW w:type="dxa" w:w="1805"/>
+            <w:shd w:fill="D9E2F3" w:val="clear"/>
+          </w:tcPr>
+          <w:p>
+            <w:pPr>
+              <w:spacing w:line="240" w:lineRule="auto" w:after="40" w:before="0"/>
+              <w:jc w:val="center"/>
+            </w:pPr>
+            <w:r>
+              <w:rPr>
+                <w:rFonts w:ascii="Times New Roman" w:hAnsi="Times New Roman" w:cs="Times New Roman"/>
+                <w:b/>
+                <w:i w:val="0"/>
+                <w:color w:val="000000"/>
+                <w:sz w:val="20"/>
+              </w:rPr>
+              <w:t>Platform</w:t>
+            </w:r>
+          </w:p>
+        </w:tc>
+        <w:tc>
+          <w:tcPr>
+            <w:tcW w:type="dxa" w:w="1805"/>
+            <w:shd w:fill="D9E2F3" w:val="clear"/>
+          </w:tcPr>
+          <w:p>
+            <w:pPr>
+              <w:spacing w:line="240" w:lineRule="auto" w:after="40" w:before="0"/>
+              <w:jc w:val="center"/>
+            </w:pPr>
+            <w:r>
+              <w:rPr>
+                <w:rFonts w:ascii="Times New Roman" w:hAnsi="Times New Roman" w:cs="Times New Roman"/>
+                <w:b/>
+                <w:i w:val="0"/>
+                <w:color w:val="000000"/>
+                <w:sz w:val="20"/>
+              </w:rPr>
+              <w:t>Section 1 Mdn</w:t>
+            </w:r>
+          </w:p>
+        </w:tc>
+        <w:tc>
+          <w:tcPr>
+            <w:tcW w:type="dxa" w:w="1805"/>
+            <w:shd w:fill="D9E2F3" w:val="clear"/>
+          </w:tcPr>
+          <w:p>
+            <w:pPr>
+              <w:spacing w:line="240" w:lineRule="auto" w:after="40" w:before="0"/>
+              <w:jc w:val="center"/>
+            </w:pPr>
+            <w:r>
+              <w:rPr>
+                <w:rFonts w:ascii="Times New Roman" w:hAnsi="Times New Roman" w:cs="Times New Roman"/>
+                <w:b/>
+                <w:i w:val="0"/>
+                <w:color w:val="000000"/>
+                <w:sz w:val="20"/>
+              </w:rPr>
+              <w:t>Section 1 IQR</w:t>
+            </w:r>
+          </w:p>
+        </w:tc>
+        <w:tc>
+          <w:tcPr>
+            <w:tcW w:type="dxa" w:w="1805"/>
+            <w:shd w:fill="D9E2F3" w:val="clear"/>
+          </w:tcPr>
+          <w:p>
+            <w:pPr>
+              <w:spacing w:line="240" w:lineRule="auto" w:after="40" w:before="0"/>
+              <w:jc w:val="center"/>
+            </w:pPr>
+            <w:r>
+              <w:rPr>
+                <w:rFonts w:ascii="Times New Roman" w:hAnsi="Times New Roman" w:cs="Times New Roman"/>
+                <w:b/>
+                <w:i w:val="0"/>
+                <w:color w:val="000000"/>
+                <w:sz w:val="20"/>
+              </w:rPr>
+              <w:t>Section 2 Mdn</w:t>
+            </w:r>
+          </w:p>
+        </w:tc>
+        <w:tc>
+          <w:tcPr>
+            <w:tcW w:type="dxa" w:w="1805"/>
+            <w:shd w:fill="D9E2F3" w:val="clear"/>
+          </w:tcPr>
+          <w:p>
+            <w:pPr>
+              <w:spacing w:line="240" w:lineRule="auto" w:after="40" w:before="0"/>
+              <w:jc w:val="center"/>
+            </w:pPr>
+            <w:r>
+              <w:rPr>
+                <w:rFonts w:ascii="Times New Roman" w:hAnsi="Times New Roman" w:cs="Times New Roman"/>
+                <w:b/>
+                <w:i w:val="0"/>
+                <w:color w:val="000000"/>
+                <w:sz w:val="20"/>
+              </w:rPr>
+              <w:t>Section 2 IQR</w:t>
+            </w:r>
+          </w:p>
+        </w:tc>
+      </w:tr>
+      <w:tr>
+        <w:tc>
+          <w:tcPr>
+            <w:tcW w:type="dxa" w:w="1805"/>
+          </w:tcPr>
+          <w:p>
+            <w:pPr>
+              <w:spacing w:line="240" w:lineRule="auto" w:after="40" w:before="0"/>
+              <w:jc w:val="center"/>
+            </w:pPr>
+            <w:r>
+              <w:rPr>
+                <w:rFonts w:ascii="Times New Roman" w:hAnsi="Times New Roman" w:cs="Times New Roman"/>
+                <w:b w:val="0"/>
+                <w:i w:val="0"/>
+                <w:color w:val="000000"/>
+                <w:sz w:val="20"/>
+              </w:rPr>
+              <w:t>Website</w:t>
+            </w:r>
+          </w:p>
+        </w:tc>
+        <w:tc>
+          <w:tcPr>
+            <w:tcW w:type="dxa" w:w="1805"/>
+          </w:tcPr>
+          <w:p>
+            <w:pPr>
+              <w:spacing w:line="240" w:lineRule="auto" w:after="40" w:before="0"/>
+              <w:jc w:val="center"/>
+            </w:pPr>
+            <w:r>
+              <w:rPr>
+                <w:rFonts w:ascii="Times New Roman" w:hAnsi="Times New Roman" w:cs="Times New Roman"/>
+                <w:b w:val="0"/>
+                <w:i w:val="0"/>
+                <w:color w:val="000000"/>
+                <w:sz w:val="20"/>
+              </w:rPr>
+              <w:t>25</w:t>
+            </w:r>
+          </w:p>
+        </w:tc>
+        <w:tc>
+          <w:tcPr>
+            <w:tcW w:type="dxa" w:w="1805"/>
+          </w:tcPr>
+          <w:p>
+            <w:pPr>
+              <w:spacing w:line="240" w:lineRule="auto" w:after="40" w:before="0"/>
+              <w:jc w:val="center"/>
+            </w:pPr>
+            <w:r>
+              <w:rPr>
+                <w:rFonts w:ascii="Times New Roman" w:hAnsi="Times New Roman" w:cs="Times New Roman"/>
+                <w:b w:val="0"/>
+                <w:i w:val="0"/>
+                <w:color w:val="000000"/>
+                <w:sz w:val="20"/>
+              </w:rPr>
+              <w:t>23–29</w:t>
+            </w:r>
+          </w:p>
+        </w:tc>
+        <w:tc>
+          <w:tcPr>
+            <w:tcW w:type="dxa" w:w="1805"/>
+          </w:tcPr>
+          <w:p>
+            <w:pPr>
+              <w:spacing w:line="240" w:lineRule="auto" w:after="40" w:before="0"/>
+              <w:jc w:val="center"/>
+            </w:pPr>
+            <w:r>
+              <w:rPr>
+                <w:rFonts w:ascii="Times New Roman" w:hAnsi="Times New Roman" w:cs="Times New Roman"/>
+                <w:b w:val="0"/>
+                <w:i w:val="0"/>
+                <w:color w:val="000000"/>
+                <w:sz w:val="20"/>
+              </w:rPr>
+              <w:t>18</w:t>
+            </w:r>
+          </w:p>
+        </w:tc>
+        <w:tc>
+          <w:tcPr>
+            <w:tcW w:type="dxa" w:w="1805"/>
+          </w:tcPr>
+          <w:p>
+            <w:pPr>
+              <w:spacing w:line="240" w:lineRule="auto" w:after="40" w:before="0"/>
+              <w:jc w:val="center"/>
+            </w:pPr>
+            <w:r>
+              <w:rPr>
+                <w:rFonts w:ascii="Times New Roman" w:hAnsi="Times New Roman" w:cs="Times New Roman"/>
+                <w:b w:val="0"/>
+                <w:i w:val="0"/>
+                <w:color w:val="000000"/>
+                <w:sz w:val="20"/>
+              </w:rPr>
+              <w:t>16–21</w:t>
+            </w:r>
+          </w:p>
+        </w:tc>
+      </w:tr>
+      <w:tr>
+        <w:tc>
+          <w:tcPr>
+            <w:tcW w:type="dxa" w:w="1805"/>
+          </w:tcPr>
+          <w:p>
+            <w:pPr>
+              <w:spacing w:line="240" w:lineRule="auto" w:after="40" w:before="0"/>
+              <w:jc w:val="center"/>
+            </w:pPr>
+            <w:r>
+              <w:rPr>
+                <w:rFonts w:ascii="Times New Roman" w:hAnsi="Times New Roman" w:cs="Times New Roman"/>
+                <w:b w:val="0"/>
+                <w:i w:val="0"/>
+                <w:color w:val="000000"/>
+                <w:sz w:val="20"/>
+              </w:rPr>
+              <w:t>YouTube</w:t>
+            </w:r>
+          </w:p>
+        </w:tc>
+        <w:tc>
+          <w:tcPr>
+            <w:tcW w:type="dxa" w:w="1805"/>
+          </w:tcPr>
+          <w:p>
+            <w:pPr>
+              <w:spacing w:line="240" w:lineRule="auto" w:after="40" w:before="0"/>
+              <w:jc w:val="center"/>
+            </w:pPr>
+            <w:r>
+              <w:rPr>
+                <w:rFonts w:ascii="Times New Roman" w:hAnsi="Times New Roman" w:cs="Times New Roman"/>
+                <w:b w:val="0"/>
+                <w:i w:val="0"/>
+                <w:color w:val="000000"/>
+                <w:sz w:val="20"/>
+              </w:rPr>
+              <w:t>24</w:t>
+            </w:r>
+          </w:p>
+        </w:tc>
+        <w:tc>
+          <w:tcPr>
+            <w:tcW w:type="dxa" w:w="1805"/>
+          </w:tcPr>
+          <w:p>
+            <w:pPr>
+              <w:spacing w:line="240" w:lineRule="auto" w:after="40" w:before="0"/>
+              <w:jc w:val="center"/>
+            </w:pPr>
+            <w:r>
+              <w:rPr>
+                <w:rFonts w:ascii="Times New Roman" w:hAnsi="Times New Roman" w:cs="Times New Roman"/>
+                <w:b w:val="0"/>
+                <w:i w:val="0"/>
+                <w:color w:val="000000"/>
+                <w:sz w:val="20"/>
+              </w:rPr>
+              <w:t>21–27</w:t>
+            </w:r>
+          </w:p>
+        </w:tc>
+        <w:tc>
+          <w:tcPr>
+            <w:tcW w:type="dxa" w:w="1805"/>
+          </w:tcPr>
+          <w:p>
+            <w:pPr>
+              <w:spacing w:line="240" w:lineRule="auto" w:after="40" w:before="0"/>
+              <w:jc w:val="center"/>
+            </w:pPr>
+            <w:r>
+              <w:rPr>
+                <w:rFonts w:ascii="Times New Roman" w:hAnsi="Times New Roman" w:cs="Times New Roman"/>
+                <w:b w:val="0"/>
+                <w:i w:val="0"/>
+                <w:color w:val="000000"/>
+                <w:sz w:val="20"/>
+              </w:rPr>
+              <w:t>16</w:t>
+            </w:r>
+          </w:p>
+        </w:tc>
+        <w:tc>
+          <w:tcPr>
+            <w:tcW w:type="dxa" w:w="1805"/>
+          </w:tcPr>
+          <w:p>
+            <w:pPr>
+              <w:spacing w:line="240" w:lineRule="auto" w:after="40" w:before="0"/>
+              <w:jc w:val="center"/>
+            </w:pPr>
+            <w:r>
+              <w:rPr>
+                <w:rFonts w:ascii="Times New Roman" w:hAnsi="Times New Roman" w:cs="Times New Roman"/>
+                <w:b w:val="0"/>
+                <w:i w:val="0"/>
+                <w:color w:val="000000"/>
+                <w:sz w:val="20"/>
+              </w:rPr>
+              <w:t>14–18</w:t>
+            </w:r>
+          </w:p>
+        </w:tc>
+      </w:tr>
+      <w:tr>
+        <w:tc>
+          <w:tcPr>
+            <w:tcW w:type="dxa" w:w="1805"/>
+          </w:tcPr>
+          <w:p>
+            <w:pPr>
+              <w:spacing w:line="240" w:lineRule="auto" w:after="40" w:before="0"/>
+              <w:jc w:val="center"/>
+            </w:pPr>
+            <w:r>
+              <w:rPr>
+                <w:rFonts w:ascii="Times New Roman" w:hAnsi="Times New Roman" w:cs="Times New Roman"/>
+                <w:b w:val="0"/>
+                <w:i w:val="0"/>
+                <w:color w:val="000000"/>
+                <w:sz w:val="20"/>
+              </w:rPr>
+              <w:t>TikTok</w:t>
+            </w:r>
+          </w:p>
+        </w:tc>
+        <w:tc>
+          <w:tcPr>
+            <w:tcW w:type="dxa" w:w="1805"/>
+          </w:tcPr>
+          <w:p>
+            <w:pPr>
+              <w:spacing w:line="240" w:lineRule="auto" w:after="40" w:before="0"/>
+              <w:jc w:val="center"/>
+            </w:pPr>
+            <w:r>
+              <w:rPr>
+                <w:rFonts w:ascii="Times New Roman" w:hAnsi="Times New Roman" w:cs="Times New Roman"/>
+                <w:b w:val="0"/>
+                <w:i w:val="0"/>
+                <w:color w:val="000000"/>
+                <w:sz w:val="20"/>
+              </w:rPr>
+              <w:t>19</w:t>
+            </w:r>
+          </w:p>
+        </w:tc>
+        <w:tc>
+          <w:tcPr>
+            <w:tcW w:type="dxa" w:w="1805"/>
+          </w:tcPr>
+          <w:p>
+            <w:pPr>
+              <w:spacing w:line="240" w:lineRule="auto" w:after="40" w:before="0"/>
+              <w:jc w:val="center"/>
+            </w:pPr>
+            <w:r>
+              <w:rPr>
+                <w:rFonts w:ascii="Times New Roman" w:hAnsi="Times New Roman" w:cs="Times New Roman"/>
+                <w:b w:val="0"/>
+                <w:i w:val="0"/>
+                <w:color w:val="000000"/>
+                <w:sz w:val="20"/>
+              </w:rPr>
+              <w:t>17–22</w:t>
+            </w:r>
+          </w:p>
+        </w:tc>
+        <w:tc>
+          <w:tcPr>
+            <w:tcW w:type="dxa" w:w="1805"/>
+          </w:tcPr>
+          <w:p>
+            <w:pPr>
+              <w:spacing w:line="240" w:lineRule="auto" w:after="40" w:before="0"/>
+              <w:jc w:val="center"/>
+            </w:pPr>
+            <w:r>
+              <w:rPr>
+                <w:rFonts w:ascii="Times New Roman" w:hAnsi="Times New Roman" w:cs="Times New Roman"/>
+                <w:b w:val="0"/>
+                <w:i w:val="0"/>
+                <w:color w:val="000000"/>
+                <w:sz w:val="20"/>
+              </w:rPr>
+              <w:t>14</w:t>
+            </w:r>
+          </w:p>
+        </w:tc>
+        <w:tc>
+          <w:tcPr>
+            <w:tcW w:type="dxa" w:w="1805"/>
+          </w:tcPr>
+          <w:p>
+            <w:pPr>
+              <w:spacing w:line="240" w:lineRule="auto" w:after="40" w:before="0"/>
+              <w:jc w:val="center"/>
+            </w:pPr>
+            <w:r>
+              <w:rPr>
+                <w:rFonts w:ascii="Times New Roman" w:hAnsi="Times New Roman" w:cs="Times New Roman"/>
+                <w:b w:val="0"/>
+                <w:i w:val="0"/>
+                <w:color w:val="000000"/>
+                <w:sz w:val="20"/>
+              </w:rPr>
+              <w:t>11–16</w:t>
+            </w:r>
+          </w:p>
+        </w:tc>
+      </w:tr>
+      <w:tr>
+        <w:tc>
+          <w:tcPr>
+            <w:tcW w:type="dxa" w:w="1805"/>
+          </w:tcPr>
+          <w:p>
+            <w:pPr>
+              <w:spacing w:line="240" w:lineRule="auto" w:after="40" w:before="0"/>
+              <w:jc w:val="center"/>
+            </w:pPr>
+            <w:r>
+              <w:rPr>
+                <w:rFonts w:ascii="Times New Roman" w:hAnsi="Times New Roman" w:cs="Times New Roman"/>
+                <w:b w:val="0"/>
+                <w:i w:val="0"/>
+                <w:color w:val="000000"/>
+                <w:sz w:val="20"/>
+              </w:rPr>
+              <w:t>Instagram</w:t>
+            </w:r>
+          </w:p>
+        </w:tc>
+        <w:tc>
+          <w:tcPr>
+            <w:tcW w:type="dxa" w:w="1805"/>
+          </w:tcPr>
+          <w:p>
+            <w:pPr>
+              <w:spacing w:line="240" w:lineRule="auto" w:after="40" w:before="0"/>
+              <w:jc w:val="center"/>
+            </w:pPr>
+            <w:r>
+              <w:rPr>
+                <w:rFonts w:ascii="Times New Roman" w:hAnsi="Times New Roman" w:cs="Times New Roman"/>
+                <w:b w:val="0"/>
+                <w:i w:val="0"/>
+                <w:color w:val="000000"/>
+                <w:sz w:val="20"/>
+              </w:rPr>
+              <w:t>15</w:t>
+            </w:r>
+          </w:p>
+        </w:tc>
+        <w:tc>
+          <w:tcPr>
+            <w:tcW w:type="dxa" w:w="1805"/>
+          </w:tcPr>
+          <w:p>
+            <w:pPr>
+              <w:spacing w:line="240" w:lineRule="auto" w:after="40" w:before="0"/>
+              <w:jc w:val="center"/>
+            </w:pPr>
+            <w:r>
+              <w:rPr>
+                <w:rFonts w:ascii="Times New Roman" w:hAnsi="Times New Roman" w:cs="Times New Roman"/>
+                <w:b w:val="0"/>
+                <w:i w:val="0"/>
+                <w:color w:val="000000"/>
+                <w:sz w:val="20"/>
+              </w:rPr>
+              <w:t>13–18</w:t>
+            </w:r>
+          </w:p>
+        </w:tc>
+        <w:tc>
+          <w:tcPr>
+            <w:tcW w:type="dxa" w:w="1805"/>
+          </w:tcPr>
+          <w:p>
+            <w:pPr>
+              <w:spacing w:line="240" w:lineRule="auto" w:after="40" w:before="0"/>
+              <w:jc w:val="center"/>
+            </w:pPr>
+            <w:r>
+              <w:rPr>
+                <w:rFonts w:ascii="Times New Roman" w:hAnsi="Times New Roman" w:cs="Times New Roman"/>
+                <w:b w:val="0"/>
+                <w:i w:val="0"/>
+                <w:color w:val="000000"/>
+                <w:sz w:val="20"/>
+              </w:rPr>
+              <w:t>10</w:t>
+            </w:r>
+          </w:p>
+        </w:tc>
+        <w:tc>
+          <w:tcPr>
+            <w:tcW w:type="dxa" w:w="1805"/>
+          </w:tcPr>
+          <w:p>
+            <w:pPr>
+              <w:spacing w:line="240" w:lineRule="auto" w:after="40" w:before="0"/>
+              <w:jc w:val="center"/>
+            </w:pPr>
+            <w:r>
+              <w:rPr>
+                <w:rFonts w:ascii="Times New Roman" w:hAnsi="Times New Roman" w:cs="Times New Roman"/>
+                <w:b w:val="0"/>
+                <w:i w:val="0"/>
+                <w:color w:val="000000"/>
+                <w:sz w:val="20"/>
+              </w:rPr>
+              <w:t>9–13</w:t>
+            </w:r>
+          </w:p>
+        </w:tc>
+      </w:tr>
+    </w:tbl>
+    <w:p>
+      <w:pPr>
+        <w:spacing w:line="360" w:lineRule="auto" w:after="120" w:before="0"/>
+        <w:jc w:val="both"/>
+      </w:pPr>
+      <w:r>
+        <w:rPr>
+          <w:rFonts w:ascii="Times New Roman" w:hAnsi="Times New Roman" w:cs="Times New Roman"/>
+          <w:b w:val="0"/>
+          <w:i w:val="0"/>
+          <w:color w:val="000000"/>
+          <w:sz w:val="24"/>
+        </w:rPr>
+      </w:r>
+    </w:p>
+    <w:p>
+      <w:pPr>
+        <w:spacing w:line="360" w:lineRule="auto" w:after="200" w:before="0"/>
+        <w:jc w:val="both"/>
+      </w:pPr>
+      <w:r>
+        <w:rPr>
+          <w:rFonts w:ascii="Times New Roman" w:hAnsi="Times New Roman" w:cs="Times New Roman"/>
+          <w:b/>
+          <w:i w:val="0"/>
+          <w:color w:val="000000"/>
+          <w:sz w:val="26"/>
+        </w:rPr>
+        <w:t>Table C8. DISCERN Scores by Creator Type</w:t>
+      </w:r>
+    </w:p>
+    <w:tbl>
+      <w:tblPr>
+        <w:tblStyle w:val="TableGrid"/>
+        <w:tblW w:type="auto" w:w="0"/>
+        <w:jc w:val="center"/>
+        <w:tblLook w:firstColumn="1" w:firstRow="1" w:lastColumn="0" w:lastRow="0" w:noHBand="0" w:noVBand="1" w:val="04A0"/>
+      </w:tblPr>
+      <w:tblGrid>
+        <w:gridCol w:w="3009"/>
+        <w:gridCol w:w="3009"/>
+        <w:gridCol w:w="3009"/>
+      </w:tblGrid>
+      <w:tr>
+        <w:tc>
+          <w:tcPr>
+            <w:tcW w:type="dxa" w:w="3009"/>
+            <w:shd w:fill="D9E2F3" w:val="clear"/>
+          </w:tcPr>
+          <w:p>
+            <w:pPr>
+              <w:spacing w:line="240" w:lineRule="auto" w:after="40" w:before="0"/>
+              <w:jc w:val="center"/>
+            </w:pPr>
+            <w:r>
+              <w:rPr>
+                <w:rFonts w:ascii="Times New Roman" w:hAnsi="Times New Roman" w:cs="Times New Roman"/>
+                <w:b/>
+                <w:i w:val="0"/>
+                <w:color w:val="000000"/>
+                <w:sz w:val="20"/>
+              </w:rPr>
+              <w:t>Creator Type</w:t>
+            </w:r>
+          </w:p>
+        </w:tc>
+        <w:tc>
+          <w:tcPr>
+            <w:tcW w:type="dxa" w:w="3009"/>
+            <w:shd w:fill="D9E2F3" w:val="clear"/>
+          </w:tcPr>
+          <w:p>
+            <w:pPr>
+              <w:spacing w:line="240" w:lineRule="auto" w:after="40" w:before="0"/>
+              <w:jc w:val="center"/>
+            </w:pPr>
+            <w:r>
+              <w:rPr>
+                <w:rFonts w:ascii="Times New Roman" w:hAnsi="Times New Roman" w:cs="Times New Roman"/>
+                <w:b/>
+                <w:i w:val="0"/>
+                <w:color w:val="000000"/>
+                <w:sz w:val="20"/>
+              </w:rPr>
+              <w:t>n</w:t>
+            </w:r>
+          </w:p>
+        </w:tc>
+        <w:tc>
+          <w:tcPr>
+            <w:tcW w:type="dxa" w:w="3009"/>
+            <w:shd w:fill="D9E2F3" w:val="clear"/>
+          </w:tcPr>
+          <w:p>
+            <w:pPr>
+              <w:spacing w:line="240" w:lineRule="auto" w:after="40" w:before="0"/>
+              <w:jc w:val="center"/>
+            </w:pPr>
+            <w:r>
+              <w:rPr>
+                <w:rFonts w:ascii="Times New Roman" w:hAnsi="Times New Roman" w:cs="Times New Roman"/>
+                <w:b/>
+                <w:i w:val="0"/>
+                <w:color w:val="000000"/>
+                <w:sz w:val="20"/>
+              </w:rPr>
+              <w:t>Mdn DISCERN</w:t>
+            </w:r>
+          </w:p>
+        </w:tc>
+      </w:tr>
+      <w:tr>
+        <w:tc>
+          <w:tcPr>
+            <w:tcW w:type="dxa" w:w="3009"/>
+          </w:tcPr>
+          <w:p>
+            <w:pPr>
+              <w:spacing w:line="240" w:lineRule="auto" w:after="40" w:before="0"/>
+              <w:jc w:val="center"/>
+            </w:pPr>
+            <w:r>
+              <w:rPr>
+                <w:rFonts w:ascii="Times New Roman" w:hAnsi="Times New Roman" w:cs="Times New Roman"/>
+                <w:b w:val="0"/>
+                <w:i w:val="0"/>
+                <w:color w:val="000000"/>
+                <w:sz w:val="20"/>
+              </w:rPr>
+              <w:t>Healthcare Professional</w:t>
+            </w:r>
+          </w:p>
+        </w:tc>
+        <w:tc>
+          <w:tcPr>
+            <w:tcW w:type="dxa" w:w="3009"/>
+          </w:tcPr>
+          <w:p>
+            <w:pPr>
+              <w:spacing w:line="240" w:lineRule="auto" w:after="40" w:before="0"/>
+              <w:jc w:val="center"/>
+            </w:pPr>
+            <w:r>
+              <w:rPr>
+                <w:rFonts w:ascii="Times New Roman" w:hAnsi="Times New Roman" w:cs="Times New Roman"/>
+                <w:b w:val="0"/>
+                <w:i w:val="0"/>
+                <w:color w:val="000000"/>
+                <w:sz w:val="20"/>
+              </w:rPr>
+              <w:t>17</w:t>
+            </w:r>
+          </w:p>
+        </w:tc>
+        <w:tc>
+          <w:tcPr>
+            <w:tcW w:type="dxa" w:w="3009"/>
+          </w:tcPr>
+          <w:p>
+            <w:pPr>
+              <w:spacing w:line="240" w:lineRule="auto" w:after="40" w:before="0"/>
+              <w:jc w:val="center"/>
+            </w:pPr>
+            <w:r>
+              <w:rPr>
+                <w:rFonts w:ascii="Times New Roman" w:hAnsi="Times New Roman" w:cs="Times New Roman"/>
+                <w:b w:val="0"/>
+                <w:i w:val="0"/>
+                <w:color w:val="000000"/>
+                <w:sz w:val="20"/>
+              </w:rPr>
+              <w:t>41.0</w:t>
+            </w:r>
+          </w:p>
+        </w:tc>
+      </w:tr>
+      <w:tr>
+        <w:tc>
+          <w:tcPr>
+            <w:tcW w:type="dxa" w:w="3009"/>
+          </w:tcPr>
+          <w:p>
+            <w:pPr>
+              <w:spacing w:line="240" w:lineRule="auto" w:after="40" w:before="0"/>
+              <w:jc w:val="center"/>
+            </w:pPr>
+            <w:r>
+              <w:rPr>
+                <w:rFonts w:ascii="Times New Roman" w:hAnsi="Times New Roman" w:cs="Times New Roman"/>
+                <w:b w:val="0"/>
+                <w:i w:val="0"/>
+                <w:color w:val="000000"/>
+                <w:sz w:val="20"/>
+              </w:rPr>
+              <w:t>Certified Fitness Professional</w:t>
+            </w:r>
+          </w:p>
+        </w:tc>
+        <w:tc>
+          <w:tcPr>
+            <w:tcW w:type="dxa" w:w="3009"/>
+          </w:tcPr>
+          <w:p>
+            <w:pPr>
+              <w:spacing w:line="240" w:lineRule="auto" w:after="40" w:before="0"/>
+              <w:jc w:val="center"/>
+            </w:pPr>
+            <w:r>
+              <w:rPr>
+                <w:rFonts w:ascii="Times New Roman" w:hAnsi="Times New Roman" w:cs="Times New Roman"/>
+                <w:b w:val="0"/>
+                <w:i w:val="0"/>
+                <w:color w:val="000000"/>
+                <w:sz w:val="20"/>
+              </w:rPr>
+              <w:t>31</w:t>
+            </w:r>
+          </w:p>
+        </w:tc>
+        <w:tc>
+          <w:tcPr>
+            <w:tcW w:type="dxa" w:w="3009"/>
+          </w:tcPr>
+          <w:p>
+            <w:pPr>
+              <w:spacing w:line="240" w:lineRule="auto" w:after="40" w:before="0"/>
+              <w:jc w:val="center"/>
+            </w:pPr>
+            <w:r>
+              <w:rPr>
+                <w:rFonts w:ascii="Times New Roman" w:hAnsi="Times New Roman" w:cs="Times New Roman"/>
+                <w:b w:val="0"/>
+                <w:i w:val="0"/>
+                <w:color w:val="000000"/>
+                <w:sz w:val="20"/>
+              </w:rPr>
+              <w:t>41.0</w:t>
+            </w:r>
+          </w:p>
+        </w:tc>
+      </w:tr>
+      <w:tr>
+        <w:tc>
+          <w:tcPr>
+            <w:tcW w:type="dxa" w:w="3009"/>
+          </w:tcPr>
+          <w:p>
+            <w:pPr>
+              <w:spacing w:line="240" w:lineRule="auto" w:after="40" w:before="0"/>
+              <w:jc w:val="center"/>
+            </w:pPr>
+            <w:r>
+              <w:rPr>
+                <w:rFonts w:ascii="Times New Roman" w:hAnsi="Times New Roman" w:cs="Times New Roman"/>
+                <w:b w:val="0"/>
+                <w:i w:val="0"/>
+                <w:color w:val="000000"/>
+                <w:sz w:val="20"/>
+              </w:rPr>
+              <w:t>Fitness Influencer</w:t>
+            </w:r>
+          </w:p>
+        </w:tc>
+        <w:tc>
+          <w:tcPr>
+            <w:tcW w:type="dxa" w:w="3009"/>
+          </w:tcPr>
+          <w:p>
+            <w:pPr>
+              <w:spacing w:line="240" w:lineRule="auto" w:after="40" w:before="0"/>
+              <w:jc w:val="center"/>
+            </w:pPr>
+            <w:r>
+              <w:rPr>
+                <w:rFonts w:ascii="Times New Roman" w:hAnsi="Times New Roman" w:cs="Times New Roman"/>
+                <w:b w:val="0"/>
+                <w:i w:val="0"/>
+                <w:color w:val="000000"/>
+                <w:sz w:val="20"/>
+              </w:rPr>
+              <w:t>27</w:t>
+            </w:r>
+          </w:p>
+        </w:tc>
+        <w:tc>
+          <w:tcPr>
+            <w:tcW w:type="dxa" w:w="3009"/>
+          </w:tcPr>
+          <w:p>
+            <w:pPr>
+              <w:spacing w:line="240" w:lineRule="auto" w:after="40" w:before="0"/>
+              <w:jc w:val="center"/>
+            </w:pPr>
+            <w:r>
+              <w:rPr>
+                <w:rFonts w:ascii="Times New Roman" w:hAnsi="Times New Roman" w:cs="Times New Roman"/>
+                <w:b w:val="0"/>
+                <w:i w:val="0"/>
+                <w:color w:val="000000"/>
+                <w:sz w:val="20"/>
+              </w:rPr>
+              <w:t>36.0</w:t>
+            </w:r>
+          </w:p>
+        </w:tc>
+      </w:tr>
+      <w:tr>
+        <w:tc>
+          <w:tcPr>
+            <w:tcW w:type="dxa" w:w="3009"/>
+          </w:tcPr>
+          <w:p>
+            <w:pPr>
+              <w:spacing w:line="240" w:lineRule="auto" w:after="40" w:before="0"/>
+              <w:jc w:val="center"/>
+            </w:pPr>
+            <w:r>
+              <w:rPr>
+                <w:rFonts w:ascii="Times New Roman" w:hAnsi="Times New Roman" w:cs="Times New Roman"/>
+                <w:b w:val="0"/>
+                <w:i w:val="0"/>
+                <w:color w:val="000000"/>
+                <w:sz w:val="20"/>
+              </w:rPr>
+              <w:t>General User</w:t>
+            </w:r>
+          </w:p>
+        </w:tc>
+        <w:tc>
+          <w:tcPr>
+            <w:tcW w:type="dxa" w:w="3009"/>
+          </w:tcPr>
+          <w:p>
+            <w:pPr>
+              <w:spacing w:line="240" w:lineRule="auto" w:after="40" w:before="0"/>
+              <w:jc w:val="center"/>
+            </w:pPr>
+            <w:r>
+              <w:rPr>
+                <w:rFonts w:ascii="Times New Roman" w:hAnsi="Times New Roman" w:cs="Times New Roman"/>
+                <w:b w:val="0"/>
+                <w:i w:val="0"/>
+                <w:color w:val="000000"/>
+                <w:sz w:val="20"/>
+              </w:rPr>
+              <w:t>30</w:t>
+            </w:r>
+          </w:p>
+        </w:tc>
+        <w:tc>
+          <w:tcPr>
+            <w:tcW w:type="dxa" w:w="3009"/>
+          </w:tcPr>
+          <w:p>
+            <w:pPr>
+              <w:spacing w:line="240" w:lineRule="auto" w:after="40" w:before="0"/>
+              <w:jc w:val="center"/>
+            </w:pPr>
+            <w:r>
+              <w:rPr>
+                <w:rFonts w:ascii="Times New Roman" w:hAnsi="Times New Roman" w:cs="Times New Roman"/>
+                <w:b w:val="0"/>
+                <w:i w:val="0"/>
+                <w:color w:val="000000"/>
+                <w:sz w:val="20"/>
+              </w:rPr>
+              <w:t>33.0</w:t>
+            </w:r>
+          </w:p>
+        </w:tc>
+      </w:tr>
+      <w:tr>
+        <w:tc>
+          <w:tcPr>
+            <w:tcW w:type="dxa" w:w="3009"/>
+          </w:tcPr>
+          <w:p>
+            <w:pPr>
+              <w:spacing w:line="240" w:lineRule="auto" w:after="40" w:before="0"/>
+              <w:jc w:val="center"/>
+            </w:pPr>
+            <w:r>
+              <w:rPr>
+                <w:rFonts w:ascii="Times New Roman" w:hAnsi="Times New Roman" w:cs="Times New Roman"/>
+                <w:b w:val="0"/>
+                <w:i w:val="0"/>
+                <w:color w:val="000000"/>
+                <w:sz w:val="20"/>
+              </w:rPr>
+              <w:t>Organisation</w:t>
+            </w:r>
+          </w:p>
+        </w:tc>
+        <w:tc>
+          <w:tcPr>
+            <w:tcW w:type="dxa" w:w="3009"/>
+          </w:tcPr>
+          <w:p>
+            <w:pPr>
+              <w:spacing w:line="240" w:lineRule="auto" w:after="40" w:before="0"/>
+              <w:jc w:val="center"/>
+            </w:pPr>
+            <w:r>
+              <w:rPr>
+                <w:rFonts w:ascii="Times New Roman" w:hAnsi="Times New Roman" w:cs="Times New Roman"/>
+                <w:b w:val="0"/>
+                <w:i w:val="0"/>
+                <w:color w:val="000000"/>
+                <w:sz w:val="20"/>
+              </w:rPr>
+              <w:t>85</w:t>
+            </w:r>
+          </w:p>
+        </w:tc>
+        <w:tc>
+          <w:tcPr>
+            <w:tcW w:type="dxa" w:w="3009"/>
+          </w:tcPr>
+          <w:p>
+            <w:pPr>
+              <w:spacing w:line="240" w:lineRule="auto" w:after="40" w:before="0"/>
+              <w:jc w:val="center"/>
+            </w:pPr>
+            <w:r>
+              <w:rPr>
+                <w:rFonts w:ascii="Times New Roman" w:hAnsi="Times New Roman" w:cs="Times New Roman"/>
+                <w:b w:val="0"/>
+                <w:i w:val="0"/>
+                <w:color w:val="000000"/>
+                <w:sz w:val="20"/>
+              </w:rPr>
+              <w:t>39.0</w:t>
+            </w:r>
+          </w:p>
+        </w:tc>
+      </w:tr>
+    </w:tbl>
+    <w:p>
+      <w:pPr>
+        <w:spacing w:line="360" w:lineRule="auto" w:after="120" w:before="0"/>
+        <w:jc w:val="both"/>
+      </w:pPr>
+      <w:r>
+        <w:rPr>
+          <w:rFonts w:ascii="Times New Roman" w:hAnsi="Times New Roman" w:cs="Times New Roman"/>
+          <w:b w:val="0"/>
+          <w:i w:val="0"/>
+          <w:color w:val="000000"/>
+          <w:sz w:val="24"/>
+        </w:rPr>
+      </w:r>
+    </w:p>
+    <w:p>
+      <w:pPr>
+        <w:spacing w:line="360" w:lineRule="auto" w:after="200" w:before="0"/>
+        <w:jc w:val="both"/>
+      </w:pPr>
+      <w:r>
+        <w:rPr>
+          <w:rFonts w:ascii="Times New Roman" w:hAnsi="Times New Roman" w:cs="Times New Roman"/>
+          <w:b/>
+          <w:i w:val="0"/>
+          <w:color w:val="000000"/>
+          <w:sz w:val="26"/>
+        </w:rPr>
+        <w:t>Table C9. DISCERN Scores by Content Format</w:t>
+      </w:r>
+    </w:p>
+    <w:tbl>
+      <w:tblPr>
+        <w:tblStyle w:val="TableGrid"/>
+        <w:tblW w:type="auto" w:w="0"/>
+        <w:jc w:val="center"/>
+        <w:tblLook w:firstColumn="1" w:firstRow="1" w:lastColumn="0" w:lastRow="0" w:noHBand="0" w:noVBand="1" w:val="04A0"/>
+      </w:tblPr>
+      <w:tblGrid>
+        <w:gridCol w:w="2256"/>
+        <w:gridCol w:w="2256"/>
+        <w:gridCol w:w="2256"/>
+        <w:gridCol w:w="2256"/>
+      </w:tblGrid>
+      <w:tr>
+        <w:tc>
+          <w:tcPr>
+            <w:tcW w:type="dxa" w:w="2256"/>
+            <w:shd w:fill="D9E2F3" w:val="clear"/>
+          </w:tcPr>
+          <w:p>
+            <w:pPr>
+              <w:spacing w:line="240" w:lineRule="auto" w:after="40" w:before="0"/>
+              <w:jc w:val="center"/>
+            </w:pPr>
+            <w:r>
+              <w:rPr>
+                <w:rFonts w:ascii="Times New Roman" w:hAnsi="Times New Roman" w:cs="Times New Roman"/>
+                <w:b/>
+                <w:i w:val="0"/>
+                <w:color w:val="000000"/>
+                <w:sz w:val="20"/>
+              </w:rPr>
+              <w:t>Format</w:t>
+            </w:r>
+          </w:p>
+        </w:tc>
+        <w:tc>
+          <w:tcPr>
+            <w:tcW w:type="dxa" w:w="2256"/>
+            <w:shd w:fill="D9E2F3" w:val="clear"/>
+          </w:tcPr>
+          <w:p>
+            <w:pPr>
+              <w:spacing w:line="240" w:lineRule="auto" w:after="40" w:before="0"/>
+              <w:jc w:val="center"/>
+            </w:pPr>
+            <w:r>
+              <w:rPr>
+                <w:rFonts w:ascii="Times New Roman" w:hAnsi="Times New Roman" w:cs="Times New Roman"/>
+                <w:b/>
+                <w:i w:val="0"/>
+                <w:color w:val="000000"/>
+                <w:sz w:val="20"/>
+              </w:rPr>
+              <w:t>n</w:t>
+            </w:r>
+          </w:p>
+        </w:tc>
+        <w:tc>
+          <w:tcPr>
+            <w:tcW w:type="dxa" w:w="2256"/>
+            <w:shd w:fill="D9E2F3" w:val="clear"/>
+          </w:tcPr>
+          <w:p>
+            <w:pPr>
+              <w:spacing w:line="240" w:lineRule="auto" w:after="40" w:before="0"/>
+              <w:jc w:val="center"/>
+            </w:pPr>
+            <w:r>
+              <w:rPr>
+                <w:rFonts w:ascii="Times New Roman" w:hAnsi="Times New Roman" w:cs="Times New Roman"/>
+                <w:b/>
+                <w:i w:val="0"/>
+                <w:color w:val="000000"/>
+                <w:sz w:val="20"/>
+              </w:rPr>
+              <w:t>Mdn</w:t>
+            </w:r>
+          </w:p>
+        </w:tc>
+        <w:tc>
+          <w:tcPr>
+            <w:tcW w:type="dxa" w:w="2256"/>
+            <w:shd w:fill="D9E2F3" w:val="clear"/>
+          </w:tcPr>
+          <w:p>
+            <w:pPr>
+              <w:spacing w:line="240" w:lineRule="auto" w:after="40" w:before="0"/>
+              <w:jc w:val="center"/>
+            </w:pPr>
+            <w:r>
+              <w:rPr>
+                <w:rFonts w:ascii="Times New Roman" w:hAnsi="Times New Roman" w:cs="Times New Roman"/>
+                <w:b/>
+                <w:i w:val="0"/>
+                <w:color w:val="000000"/>
+                <w:sz w:val="20"/>
+              </w:rPr>
+              <w:t>M</w:t>
+            </w:r>
+          </w:p>
+        </w:tc>
+      </w:tr>
+      <w:tr>
+        <w:tc>
+          <w:tcPr>
+            <w:tcW w:type="dxa" w:w="2256"/>
+          </w:tcPr>
+          <w:p>
+            <w:pPr>
+              <w:spacing w:line="240" w:lineRule="auto" w:after="40" w:before="0"/>
+              <w:jc w:val="center"/>
+            </w:pPr>
+            <w:r>
+              <w:rPr>
+                <w:rFonts w:ascii="Times New Roman" w:hAnsi="Times New Roman" w:cs="Times New Roman"/>
+                <w:b w:val="0"/>
+                <w:i w:val="0"/>
+                <w:color w:val="000000"/>
+                <w:sz w:val="20"/>
+              </w:rPr>
+              <w:t>Text Article</w:t>
+            </w:r>
+          </w:p>
+        </w:tc>
+        <w:tc>
+          <w:tcPr>
+            <w:tcW w:type="dxa" w:w="2256"/>
+          </w:tcPr>
+          <w:p>
+            <w:pPr>
+              <w:spacing w:line="240" w:lineRule="auto" w:after="40" w:before="0"/>
+              <w:jc w:val="center"/>
+            </w:pPr>
+            <w:r>
+              <w:rPr>
+                <w:rFonts w:ascii="Times New Roman" w:hAnsi="Times New Roman" w:cs="Times New Roman"/>
+                <w:b w:val="0"/>
+                <w:i w:val="0"/>
+                <w:color w:val="000000"/>
+                <w:sz w:val="20"/>
+              </w:rPr>
+              <w:t>50</w:t>
+            </w:r>
+          </w:p>
+        </w:tc>
+        <w:tc>
+          <w:tcPr>
+            <w:tcW w:type="dxa" w:w="2256"/>
+          </w:tcPr>
+          <w:p>
+            <w:pPr>
+              <w:spacing w:line="240" w:lineRule="auto" w:after="40" w:before="0"/>
+              <w:jc w:val="center"/>
+            </w:pPr>
+            <w:r>
+              <w:rPr>
+                <w:rFonts w:ascii="Times New Roman" w:hAnsi="Times New Roman" w:cs="Times New Roman"/>
+                <w:b w:val="0"/>
+                <w:i w:val="0"/>
+                <w:color w:val="000000"/>
+                <w:sz w:val="20"/>
+              </w:rPr>
+              <w:t>48.5</w:t>
+            </w:r>
+          </w:p>
+        </w:tc>
+        <w:tc>
+          <w:tcPr>
+            <w:tcW w:type="dxa" w:w="2256"/>
+          </w:tcPr>
+          <w:p>
+            <w:pPr>
+              <w:spacing w:line="240" w:lineRule="auto" w:after="40" w:before="0"/>
+              <w:jc w:val="center"/>
+            </w:pPr>
+            <w:r>
+              <w:rPr>
+                <w:rFonts w:ascii="Times New Roman" w:hAnsi="Times New Roman" w:cs="Times New Roman"/>
+                <w:b w:val="0"/>
+                <w:i w:val="0"/>
+                <w:color w:val="000000"/>
+                <w:sz w:val="20"/>
+              </w:rPr>
+              <w:t>47.0</w:t>
+            </w:r>
+          </w:p>
+        </w:tc>
+      </w:tr>
+      <w:tr>
+        <w:tc>
+          <w:tcPr>
+            <w:tcW w:type="dxa" w:w="2256"/>
+          </w:tcPr>
+          <w:p>
+            <w:pPr>
+              <w:spacing w:line="240" w:lineRule="auto" w:after="40" w:before="0"/>
+              <w:jc w:val="center"/>
+            </w:pPr>
+            <w:r>
+              <w:rPr>
+                <w:rFonts w:ascii="Times New Roman" w:hAnsi="Times New Roman" w:cs="Times New Roman"/>
+                <w:b w:val="0"/>
+                <w:i w:val="0"/>
+                <w:color w:val="000000"/>
+                <w:sz w:val="20"/>
+              </w:rPr>
+              <w:t>Long Video (&gt;5 min)</w:t>
+            </w:r>
+          </w:p>
+        </w:tc>
+        <w:tc>
+          <w:tcPr>
+            <w:tcW w:type="dxa" w:w="2256"/>
+          </w:tcPr>
+          <w:p>
+            <w:pPr>
+              <w:spacing w:line="240" w:lineRule="auto" w:after="40" w:before="0"/>
+              <w:jc w:val="center"/>
+            </w:pPr>
+            <w:r>
+              <w:rPr>
+                <w:rFonts w:ascii="Times New Roman" w:hAnsi="Times New Roman" w:cs="Times New Roman"/>
+                <w:b w:val="0"/>
+                <w:i w:val="0"/>
+                <w:color w:val="000000"/>
+                <w:sz w:val="20"/>
+              </w:rPr>
+              <w:t>45</w:t>
+            </w:r>
+          </w:p>
+        </w:tc>
+        <w:tc>
+          <w:tcPr>
+            <w:tcW w:type="dxa" w:w="2256"/>
+          </w:tcPr>
+          <w:p>
+            <w:pPr>
+              <w:spacing w:line="240" w:lineRule="auto" w:after="40" w:before="0"/>
+              <w:jc w:val="center"/>
+            </w:pPr>
+            <w:r>
+              <w:rPr>
+                <w:rFonts w:ascii="Times New Roman" w:hAnsi="Times New Roman" w:cs="Times New Roman"/>
+                <w:b w:val="0"/>
+                <w:i w:val="0"/>
+                <w:color w:val="000000"/>
+                <w:sz w:val="20"/>
+              </w:rPr>
+              <w:t>43.0</w:t>
+            </w:r>
+          </w:p>
+        </w:tc>
+        <w:tc>
+          <w:tcPr>
+            <w:tcW w:type="dxa" w:w="2256"/>
+          </w:tcPr>
+          <w:p>
+            <w:pPr>
+              <w:spacing w:line="240" w:lineRule="auto" w:after="40" w:before="0"/>
+              <w:jc w:val="center"/>
+            </w:pPr>
+            <w:r>
+              <w:rPr>
+                <w:rFonts w:ascii="Times New Roman" w:hAnsi="Times New Roman" w:cs="Times New Roman"/>
+                <w:b w:val="0"/>
+                <w:i w:val="0"/>
+                <w:color w:val="000000"/>
+                <w:sz w:val="20"/>
+              </w:rPr>
+              <w:t>43.1</w:t>
+            </w:r>
+          </w:p>
+        </w:tc>
+      </w:tr>
+      <w:tr>
+        <w:tc>
+          <w:tcPr>
+            <w:tcW w:type="dxa" w:w="2256"/>
+          </w:tcPr>
+          <w:p>
+            <w:pPr>
+              <w:spacing w:line="240" w:lineRule="auto" w:after="40" w:before="0"/>
+              <w:jc w:val="center"/>
+            </w:pPr>
+            <w:r>
+              <w:rPr>
+                <w:rFonts w:ascii="Times New Roman" w:hAnsi="Times New Roman" w:cs="Times New Roman"/>
+                <w:b w:val="0"/>
+                <w:i w:val="0"/>
+                <w:color w:val="000000"/>
+                <w:sz w:val="20"/>
+              </w:rPr>
+              <w:t>Short Video (&lt;60 s)</w:t>
+            </w:r>
+          </w:p>
+        </w:tc>
+        <w:tc>
+          <w:tcPr>
+            <w:tcW w:type="dxa" w:w="2256"/>
+          </w:tcPr>
+          <w:p>
+            <w:pPr>
+              <w:spacing w:line="240" w:lineRule="auto" w:after="40" w:before="0"/>
+              <w:jc w:val="center"/>
+            </w:pPr>
+            <w:r>
+              <w:rPr>
+                <w:rFonts w:ascii="Times New Roman" w:hAnsi="Times New Roman" w:cs="Times New Roman"/>
+                <w:b w:val="0"/>
+                <w:i w:val="0"/>
+                <w:color w:val="000000"/>
+                <w:sz w:val="20"/>
+              </w:rPr>
+              <w:t>47</w:t>
+            </w:r>
+          </w:p>
+        </w:tc>
+        <w:tc>
+          <w:tcPr>
+            <w:tcW w:type="dxa" w:w="2256"/>
+          </w:tcPr>
+          <w:p>
+            <w:pPr>
+              <w:spacing w:line="240" w:lineRule="auto" w:after="40" w:before="0"/>
+              <w:jc w:val="center"/>
+            </w:pPr>
+            <w:r>
+              <w:rPr>
+                <w:rFonts w:ascii="Times New Roman" w:hAnsi="Times New Roman" w:cs="Times New Roman"/>
+                <w:b w:val="0"/>
+                <w:i w:val="0"/>
+                <w:color w:val="000000"/>
+                <w:sz w:val="20"/>
+              </w:rPr>
+              <w:t>34.0</w:t>
+            </w:r>
+          </w:p>
+        </w:tc>
+        <w:tc>
+          <w:tcPr>
+            <w:tcW w:type="dxa" w:w="2256"/>
+          </w:tcPr>
+          <w:p>
+            <w:pPr>
+              <w:spacing w:line="240" w:lineRule="auto" w:after="40" w:before="0"/>
+              <w:jc w:val="center"/>
+            </w:pPr>
+            <w:r>
+              <w:rPr>
+                <w:rFonts w:ascii="Times New Roman" w:hAnsi="Times New Roman" w:cs="Times New Roman"/>
+                <w:b w:val="0"/>
+                <w:i w:val="0"/>
+                <w:color w:val="000000"/>
+                <w:sz w:val="20"/>
+              </w:rPr>
+              <w:t>33.8</w:t>
+            </w:r>
+          </w:p>
+        </w:tc>
+      </w:tr>
+      <w:tr>
+        <w:tc>
+          <w:tcPr>
+            <w:tcW w:type="dxa" w:w="2256"/>
+          </w:tcPr>
+          <w:p>
+            <w:pPr>
+              <w:spacing w:line="240" w:lineRule="auto" w:after="40" w:before="0"/>
+              <w:jc w:val="center"/>
+            </w:pPr>
+            <w:r>
+              <w:rPr>
+                <w:rFonts w:ascii="Times New Roman" w:hAnsi="Times New Roman" w:cs="Times New Roman"/>
+                <w:b w:val="0"/>
+                <w:i w:val="0"/>
+                <w:color w:val="000000"/>
+                <w:sz w:val="20"/>
+              </w:rPr>
+              <w:t>Image + Caption</w:t>
+            </w:r>
+          </w:p>
+        </w:tc>
+        <w:tc>
+          <w:tcPr>
+            <w:tcW w:type="dxa" w:w="2256"/>
+          </w:tcPr>
+          <w:p>
+            <w:pPr>
+              <w:spacing w:line="240" w:lineRule="auto" w:after="40" w:before="0"/>
+              <w:jc w:val="center"/>
+            </w:pPr>
+            <w:r>
+              <w:rPr>
+                <w:rFonts w:ascii="Times New Roman" w:hAnsi="Times New Roman" w:cs="Times New Roman"/>
+                <w:b w:val="0"/>
+                <w:i w:val="0"/>
+                <w:color w:val="000000"/>
+                <w:sz w:val="20"/>
+              </w:rPr>
+              <w:t>21</w:t>
+            </w:r>
+          </w:p>
+        </w:tc>
+        <w:tc>
+          <w:tcPr>
+            <w:tcW w:type="dxa" w:w="2256"/>
+          </w:tcPr>
+          <w:p>
+            <w:pPr>
+              <w:spacing w:line="240" w:lineRule="auto" w:after="40" w:before="0"/>
+              <w:jc w:val="center"/>
+            </w:pPr>
+            <w:r>
+              <w:rPr>
+                <w:rFonts w:ascii="Times New Roman" w:hAnsi="Times New Roman" w:cs="Times New Roman"/>
+                <w:b w:val="0"/>
+                <w:i w:val="0"/>
+                <w:color w:val="000000"/>
+                <w:sz w:val="20"/>
+              </w:rPr>
+              <w:t>30.0</w:t>
+            </w:r>
+          </w:p>
+        </w:tc>
+        <w:tc>
+          <w:tcPr>
+            <w:tcW w:type="dxa" w:w="2256"/>
+          </w:tcPr>
+          <w:p>
+            <w:pPr>
+              <w:spacing w:line="240" w:lineRule="auto" w:after="40" w:before="0"/>
+              <w:jc w:val="center"/>
+            </w:pPr>
+            <w:r>
+              <w:rPr>
+                <w:rFonts w:ascii="Times New Roman" w:hAnsi="Times New Roman" w:cs="Times New Roman"/>
+                <w:b w:val="0"/>
+                <w:i w:val="0"/>
+                <w:color w:val="000000"/>
+                <w:sz w:val="20"/>
+              </w:rPr>
+              <w:t>30.5</w:t>
+            </w:r>
+          </w:p>
+        </w:tc>
+      </w:tr>
+      <w:tr>
+        <w:tc>
+          <w:tcPr>
+            <w:tcW w:type="dxa" w:w="2256"/>
+          </w:tcPr>
+          <w:p>
+            <w:pPr>
+              <w:spacing w:line="240" w:lineRule="auto" w:after="40" w:before="0"/>
+              <w:jc w:val="center"/>
+            </w:pPr>
+            <w:r>
+              <w:rPr>
+                <w:rFonts w:ascii="Times New Roman" w:hAnsi="Times New Roman" w:cs="Times New Roman"/>
+                <w:b w:val="0"/>
+                <w:i w:val="0"/>
+                <w:color w:val="000000"/>
+                <w:sz w:val="20"/>
+              </w:rPr>
+              <w:t>Carousel</w:t>
+            </w:r>
+          </w:p>
+        </w:tc>
+        <w:tc>
+          <w:tcPr>
+            <w:tcW w:type="dxa" w:w="2256"/>
+          </w:tcPr>
+          <w:p>
+            <w:pPr>
+              <w:spacing w:line="240" w:lineRule="auto" w:after="40" w:before="0"/>
+              <w:jc w:val="center"/>
+            </w:pPr>
+            <w:r>
+              <w:rPr>
+                <w:rFonts w:ascii="Times New Roman" w:hAnsi="Times New Roman" w:cs="Times New Roman"/>
+                <w:b w:val="0"/>
+                <w:i w:val="0"/>
+                <w:color w:val="000000"/>
+                <w:sz w:val="20"/>
+              </w:rPr>
+              <w:t>37</w:t>
+            </w:r>
+          </w:p>
+        </w:tc>
+        <w:tc>
+          <w:tcPr>
+            <w:tcW w:type="dxa" w:w="2256"/>
+          </w:tcPr>
+          <w:p>
+            <w:pPr>
+              <w:spacing w:line="240" w:lineRule="auto" w:after="40" w:before="0"/>
+              <w:jc w:val="center"/>
+            </w:pPr>
+            <w:r>
+              <w:rPr>
+                <w:rFonts w:ascii="Times New Roman" w:hAnsi="Times New Roman" w:cs="Times New Roman"/>
+                <w:b w:val="0"/>
+                <w:i w:val="0"/>
+                <w:color w:val="000000"/>
+                <w:sz w:val="20"/>
+              </w:rPr>
+              <w:t>27.5</w:t>
+            </w:r>
+          </w:p>
+        </w:tc>
+        <w:tc>
+          <w:tcPr>
+            <w:tcW w:type="dxa" w:w="2256"/>
+          </w:tcPr>
+          <w:p>
+            <w:pPr>
+              <w:spacing w:line="240" w:lineRule="auto" w:after="40" w:before="0"/>
+              <w:jc w:val="center"/>
+            </w:pPr>
+            <w:r>
+              <w:rPr>
+                <w:rFonts w:ascii="Times New Roman" w:hAnsi="Times New Roman" w:cs="Times New Roman"/>
+                <w:b w:val="0"/>
+                <w:i w:val="0"/>
+                <w:color w:val="000000"/>
+                <w:sz w:val="20"/>
+              </w:rPr>
+              <w:t>28.4</w:t>
+            </w:r>
+          </w:p>
+        </w:tc>
+      </w:tr>
+    </w:tbl>
     <w:p>
       <w:pPr>
         <w:pStyle w:val="Heading1"/>

--- a/final/thesis_complete.docx
+++ b/final/thesis_complete.docx
@@ -559,7 +559,12 @@
           <w:tab w:val="right" w:leader="dot" w:pos="9016"/>
         </w:tabs>
         <w:rPr>
+          <w:rFonts w:asciiTheme="minorHAnsi" w:hAnsiTheme="minorHAnsi"/>
           <w:noProof/>
+          <w:color w:val="auto"/>
+          <w:kern w:val="2"/>
+          <w:szCs w:val="24"/>
+          <w14:ligatures w14:val="standardContextual"/>
         </w:rPr>
       </w:pPr>
       <w:r>
@@ -571,7 +576,7 @@
       <w:r>
         <w:fldChar w:fldCharType="separate"/>
       </w:r>
-      <w:hyperlink w:anchor="_Toc225187732" w:history="1">
+      <w:hyperlink w:anchor="_Toc225211720" w:history="1">
         <w:r>
           <w:rPr>
             <w:rStyle w:val="Hyperlink"/>
@@ -598,75 +603,7 @@
             <w:noProof/>
             <w:webHidden/>
           </w:rPr>
-          <w:instrText xml:space="preserve"> PAGEREF _Toc225187732 \h </w:instrText>
-        </w:r>
-        <w:r>
-          <w:rPr>
-            <w:noProof/>
-            <w:webHidden/>
-          </w:rPr>
-        </w:r>
-        <w:r>
-          <w:rPr>
-            <w:noProof/>
-            <w:webHidden/>
-          </w:rPr>
-          <w:fldChar w:fldCharType="separate"/>
-        </w:r>
-        <w:r>
-          <w:rPr>
-            <w:noProof/>
-            <w:webHidden/>
-          </w:rPr>
-          <w:t>10</w:t>
-        </w:r>
-        <w:r>
-          <w:rPr>
-            <w:noProof/>
-            <w:webHidden/>
-          </w:rPr>
-          <w:fldChar w:fldCharType="end"/>
-        </w:r>
-      </w:hyperlink>
-    </w:p>
-    <w:p>
-      <w:pPr>
-        <w:pStyle w:val="TOC1"/>
-        <w:tabs>
-          <w:tab w:val="right" w:leader="dot" w:pos="9016"/>
-        </w:tabs>
-        <w:rPr>
-          <w:noProof/>
-        </w:rPr>
-      </w:pPr>
-      <w:hyperlink w:anchor="_Toc225187733" w:history="1">
-        <w:r>
-          <w:rPr>
-            <w:rStyle w:val="Hyperlink"/>
-            <w:noProof/>
-          </w:rPr>
-          <w:t>CHAPTER 1. LITERATURE REVIEW</w:t>
-        </w:r>
-        <w:r>
-          <w:rPr>
-            <w:noProof/>
-            <w:webHidden/>
-          </w:rPr>
-          <w:tab/>
-        </w:r>
-        <w:r>
-          <w:rPr>
-            <w:noProof/>
-            <w:webHidden/>
-          </w:rPr>
-          <w:fldChar w:fldCharType="begin"/>
-        </w:r>
-        <w:r>
-          <w:rPr>
-            <w:noProof/>
-            <w:webHidden/>
-          </w:rPr>
-          <w:instrText xml:space="preserve"> PAGEREF _Toc225187733 \h </w:instrText>
+          <w:instrText xml:space="preserve"> PAGEREF _Toc225211720 \h </w:instrText>
         </w:r>
         <w:r>
           <w:rPr>
@@ -699,21 +636,26 @@
     </w:p>
     <w:p>
       <w:pPr>
-        <w:pStyle w:val="TOC2"/>
+        <w:pStyle w:val="TOC1"/>
         <w:tabs>
           <w:tab w:val="right" w:leader="dot" w:pos="9016"/>
         </w:tabs>
         <w:rPr>
+          <w:rFonts w:asciiTheme="minorHAnsi" w:hAnsiTheme="minorHAnsi"/>
           <w:noProof/>
-        </w:rPr>
-      </w:pPr>
-      <w:hyperlink w:anchor="_Toc225187734" w:history="1">
+          <w:color w:val="auto"/>
+          <w:kern w:val="2"/>
+          <w:szCs w:val="24"/>
+          <w14:ligatures w14:val="standardContextual"/>
+        </w:rPr>
+      </w:pPr>
+      <w:hyperlink w:anchor="_Toc225211721" w:history="1">
         <w:r>
           <w:rPr>
             <w:rStyle w:val="Hyperlink"/>
             <w:noProof/>
           </w:rPr>
-          <w:t>1.1 Digital Transformation of Health Information Seeking</w:t>
+          <w:t>CHAPTER 1. LITERATURE REVIEW</w:t>
         </w:r>
         <w:r>
           <w:rPr>
@@ -734,75 +676,7 @@
             <w:noProof/>
             <w:webHidden/>
           </w:rPr>
-          <w:instrText xml:space="preserve"> PAGEREF _Toc225187734 \h </w:instrText>
-        </w:r>
-        <w:r>
-          <w:rPr>
-            <w:noProof/>
-            <w:webHidden/>
-          </w:rPr>
-        </w:r>
-        <w:r>
-          <w:rPr>
-            <w:noProof/>
-            <w:webHidden/>
-          </w:rPr>
-          <w:fldChar w:fldCharType="separate"/>
-        </w:r>
-        <w:r>
-          <w:rPr>
-            <w:noProof/>
-            <w:webHidden/>
-          </w:rPr>
-          <w:t>11</w:t>
-        </w:r>
-        <w:r>
-          <w:rPr>
-            <w:noProof/>
-            <w:webHidden/>
-          </w:rPr>
-          <w:fldChar w:fldCharType="end"/>
-        </w:r>
-      </w:hyperlink>
-    </w:p>
-    <w:p>
-      <w:pPr>
-        <w:pStyle w:val="TOC2"/>
-        <w:tabs>
-          <w:tab w:val="right" w:leader="dot" w:pos="9016"/>
-        </w:tabs>
-        <w:rPr>
-          <w:noProof/>
-        </w:rPr>
-      </w:pPr>
-      <w:hyperlink w:anchor="_Toc225187735" w:history="1">
-        <w:r>
-          <w:rPr>
-            <w:rStyle w:val="Hyperlink"/>
-            <w:noProof/>
-          </w:rPr>
-          <w:t>1.2 Theoretical Frameworks</w:t>
-        </w:r>
-        <w:r>
-          <w:rPr>
-            <w:noProof/>
-            <w:webHidden/>
-          </w:rPr>
-          <w:tab/>
-        </w:r>
-        <w:r>
-          <w:rPr>
-            <w:noProof/>
-            <w:webHidden/>
-          </w:rPr>
-          <w:fldChar w:fldCharType="begin"/>
-        </w:r>
-        <w:r>
-          <w:rPr>
-            <w:noProof/>
-            <w:webHidden/>
-          </w:rPr>
-          <w:instrText xml:space="preserve"> PAGEREF _Toc225187735 \h </w:instrText>
+          <w:instrText xml:space="preserve"> PAGEREF _Toc225211721 \h </w:instrText>
         </w:r>
         <w:r>
           <w:rPr>
@@ -840,10 +714,161 @@
           <w:tab w:val="right" w:leader="dot" w:pos="9016"/>
         </w:tabs>
         <w:rPr>
+          <w:rFonts w:asciiTheme="minorHAnsi" w:hAnsiTheme="minorHAnsi"/>
           <w:noProof/>
-        </w:rPr>
-      </w:pPr>
-      <w:hyperlink w:anchor="_Toc225187736" w:history="1">
+          <w:color w:val="auto"/>
+          <w:kern w:val="2"/>
+          <w:szCs w:val="24"/>
+          <w14:ligatures w14:val="standardContextual"/>
+        </w:rPr>
+      </w:pPr>
+      <w:hyperlink w:anchor="_Toc225211722" w:history="1">
+        <w:r>
+          <w:rPr>
+            <w:rStyle w:val="Hyperlink"/>
+            <w:noProof/>
+          </w:rPr>
+          <w:t>1.1 Digital Transformation of Health Information Seeking</w:t>
+        </w:r>
+        <w:r>
+          <w:rPr>
+            <w:noProof/>
+            <w:webHidden/>
+          </w:rPr>
+          <w:tab/>
+        </w:r>
+        <w:r>
+          <w:rPr>
+            <w:noProof/>
+            <w:webHidden/>
+          </w:rPr>
+          <w:fldChar w:fldCharType="begin"/>
+        </w:r>
+        <w:r>
+          <w:rPr>
+            <w:noProof/>
+            <w:webHidden/>
+          </w:rPr>
+          <w:instrText xml:space="preserve"> PAGEREF _Toc225211722 \h </w:instrText>
+        </w:r>
+        <w:r>
+          <w:rPr>
+            <w:noProof/>
+            <w:webHidden/>
+          </w:rPr>
+        </w:r>
+        <w:r>
+          <w:rPr>
+            <w:noProof/>
+            <w:webHidden/>
+          </w:rPr>
+          <w:fldChar w:fldCharType="separate"/>
+        </w:r>
+        <w:r>
+          <w:rPr>
+            <w:noProof/>
+            <w:webHidden/>
+          </w:rPr>
+          <w:t>12</w:t>
+        </w:r>
+        <w:r>
+          <w:rPr>
+            <w:noProof/>
+            <w:webHidden/>
+          </w:rPr>
+          <w:fldChar w:fldCharType="end"/>
+        </w:r>
+      </w:hyperlink>
+    </w:p>
+    <w:p>
+      <w:pPr>
+        <w:pStyle w:val="TOC2"/>
+        <w:tabs>
+          <w:tab w:val="right" w:leader="dot" w:pos="9016"/>
+        </w:tabs>
+        <w:rPr>
+          <w:rFonts w:asciiTheme="minorHAnsi" w:hAnsiTheme="minorHAnsi"/>
+          <w:noProof/>
+          <w:color w:val="auto"/>
+          <w:kern w:val="2"/>
+          <w:szCs w:val="24"/>
+          <w14:ligatures w14:val="standardContextual"/>
+        </w:rPr>
+      </w:pPr>
+      <w:hyperlink w:anchor="_Toc225211723" w:history="1">
+        <w:r>
+          <w:rPr>
+            <w:rStyle w:val="Hyperlink"/>
+            <w:noProof/>
+          </w:rPr>
+          <w:t>1.2 Theoretical Frameworks</w:t>
+        </w:r>
+        <w:r>
+          <w:rPr>
+            <w:noProof/>
+            <w:webHidden/>
+          </w:rPr>
+          <w:tab/>
+        </w:r>
+        <w:r>
+          <w:rPr>
+            <w:noProof/>
+            <w:webHidden/>
+          </w:rPr>
+          <w:fldChar w:fldCharType="begin"/>
+        </w:r>
+        <w:r>
+          <w:rPr>
+            <w:noProof/>
+            <w:webHidden/>
+          </w:rPr>
+          <w:instrText xml:space="preserve"> PAGEREF _Toc225211723 \h </w:instrText>
+        </w:r>
+        <w:r>
+          <w:rPr>
+            <w:noProof/>
+            <w:webHidden/>
+          </w:rPr>
+        </w:r>
+        <w:r>
+          <w:rPr>
+            <w:noProof/>
+            <w:webHidden/>
+          </w:rPr>
+          <w:fldChar w:fldCharType="separate"/>
+        </w:r>
+        <w:r>
+          <w:rPr>
+            <w:noProof/>
+            <w:webHidden/>
+          </w:rPr>
+          <w:t>13</w:t>
+        </w:r>
+        <w:r>
+          <w:rPr>
+            <w:noProof/>
+            <w:webHidden/>
+          </w:rPr>
+          <w:fldChar w:fldCharType="end"/>
+        </w:r>
+      </w:hyperlink>
+    </w:p>
+    <w:p>
+      <w:pPr>
+        <w:pStyle w:val="TOC2"/>
+        <w:tabs>
+          <w:tab w:val="right" w:leader="dot" w:pos="9016"/>
+        </w:tabs>
+        <w:rPr>
+          <w:rFonts w:asciiTheme="minorHAnsi" w:hAnsiTheme="minorHAnsi"/>
+          <w:noProof/>
+          <w:color w:val="auto"/>
+          <w:kern w:val="2"/>
+          <w:szCs w:val="24"/>
+          <w14:ligatures w14:val="standardContextual"/>
+        </w:rPr>
+      </w:pPr>
+      <w:hyperlink w:anchor="_Toc225211724" w:history="1">
         <w:r>
           <w:rPr>
             <w:rStyle w:val="Hyperlink"/>
@@ -870,7 +895,7 @@
             <w:noProof/>
             <w:webHidden/>
           </w:rPr>
-          <w:instrText xml:space="preserve"> PAGEREF _Toc225187736 \h </w:instrText>
+          <w:instrText xml:space="preserve"> PAGEREF _Toc225211724 \h </w:instrText>
         </w:r>
         <w:r>
           <w:rPr>
@@ -890,7 +915,7 @@
             <w:noProof/>
             <w:webHidden/>
           </w:rPr>
-          <w:t>14</w:t>
+          <w:t>15</w:t>
         </w:r>
         <w:r>
           <w:rPr>
@@ -908,10 +933,15 @@
           <w:tab w:val="right" w:leader="dot" w:pos="9016"/>
         </w:tabs>
         <w:rPr>
+          <w:rFonts w:asciiTheme="minorHAnsi" w:hAnsiTheme="minorHAnsi"/>
           <w:noProof/>
-        </w:rPr>
-      </w:pPr>
-      <w:hyperlink w:anchor="_Toc225187737" w:history="1">
+          <w:color w:val="auto"/>
+          <w:kern w:val="2"/>
+          <w:szCs w:val="24"/>
+          <w14:ligatures w14:val="standardContextual"/>
+        </w:rPr>
+      </w:pPr>
+      <w:hyperlink w:anchor="_Toc225211725" w:history="1">
         <w:r>
           <w:rPr>
             <w:rStyle w:val="Hyperlink"/>
@@ -938,75 +968,7 @@
             <w:noProof/>
             <w:webHidden/>
           </w:rPr>
-          <w:instrText xml:space="preserve"> PAGEREF _Toc225187737 \h </w:instrText>
-        </w:r>
-        <w:r>
-          <w:rPr>
-            <w:noProof/>
-            <w:webHidden/>
-          </w:rPr>
-        </w:r>
-        <w:r>
-          <w:rPr>
-            <w:noProof/>
-            <w:webHidden/>
-          </w:rPr>
-          <w:fldChar w:fldCharType="separate"/>
-        </w:r>
-        <w:r>
-          <w:rPr>
-            <w:noProof/>
-            <w:webHidden/>
-          </w:rPr>
-          <w:t>16</w:t>
-        </w:r>
-        <w:r>
-          <w:rPr>
-            <w:noProof/>
-            <w:webHidden/>
-          </w:rPr>
-          <w:fldChar w:fldCharType="end"/>
-        </w:r>
-      </w:hyperlink>
-    </w:p>
-    <w:p>
-      <w:pPr>
-        <w:pStyle w:val="TOC2"/>
-        <w:tabs>
-          <w:tab w:val="right" w:leader="dot" w:pos="9016"/>
-        </w:tabs>
-        <w:rPr>
-          <w:noProof/>
-        </w:rPr>
-      </w:pPr>
-      <w:hyperlink w:anchor="_Toc225187738" w:history="1">
-        <w:r>
-          <w:rPr>
-            <w:rStyle w:val="Hyperlink"/>
-            <w:noProof/>
-          </w:rPr>
-          <w:t>1.5 Quality Assessment Tools and Cross-Platform Applicability</w:t>
-        </w:r>
-        <w:r>
-          <w:rPr>
-            <w:noProof/>
-            <w:webHidden/>
-          </w:rPr>
-          <w:tab/>
-        </w:r>
-        <w:r>
-          <w:rPr>
-            <w:noProof/>
-            <w:webHidden/>
-          </w:rPr>
-          <w:fldChar w:fldCharType="begin"/>
-        </w:r>
-        <w:r>
-          <w:rPr>
-            <w:noProof/>
-            <w:webHidden/>
-          </w:rPr>
-          <w:instrText xml:space="preserve"> PAGEREF _Toc225187738 \h </w:instrText>
+          <w:instrText xml:space="preserve"> PAGEREF _Toc225211725 \h </w:instrText>
         </w:r>
         <w:r>
           <w:rPr>
@@ -1044,10 +1006,88 @@
           <w:tab w:val="right" w:leader="dot" w:pos="9016"/>
         </w:tabs>
         <w:rPr>
+          <w:rFonts w:asciiTheme="minorHAnsi" w:hAnsiTheme="minorHAnsi"/>
           <w:noProof/>
-        </w:rPr>
-      </w:pPr>
-      <w:hyperlink w:anchor="_Toc225187739" w:history="1">
+          <w:color w:val="auto"/>
+          <w:kern w:val="2"/>
+          <w:szCs w:val="24"/>
+          <w14:ligatures w14:val="standardContextual"/>
+        </w:rPr>
+      </w:pPr>
+      <w:hyperlink w:anchor="_Toc225211726" w:history="1">
+        <w:r>
+          <w:rPr>
+            <w:rStyle w:val="Hyperlink"/>
+            <w:noProof/>
+          </w:rPr>
+          <w:t>1.5 Quality Assessment Tools and Cross-Platform Applicability</w:t>
+        </w:r>
+        <w:r>
+          <w:rPr>
+            <w:noProof/>
+            <w:webHidden/>
+          </w:rPr>
+          <w:tab/>
+        </w:r>
+        <w:r>
+          <w:rPr>
+            <w:noProof/>
+            <w:webHidden/>
+          </w:rPr>
+          <w:fldChar w:fldCharType="begin"/>
+        </w:r>
+        <w:r>
+          <w:rPr>
+            <w:noProof/>
+            <w:webHidden/>
+          </w:rPr>
+          <w:instrText xml:space="preserve"> PAGEREF _Toc225211726 \h </w:instrText>
+        </w:r>
+        <w:r>
+          <w:rPr>
+            <w:noProof/>
+            <w:webHidden/>
+          </w:rPr>
+        </w:r>
+        <w:r>
+          <w:rPr>
+            <w:noProof/>
+            <w:webHidden/>
+          </w:rPr>
+          <w:fldChar w:fldCharType="separate"/>
+        </w:r>
+        <w:r>
+          <w:rPr>
+            <w:noProof/>
+            <w:webHidden/>
+          </w:rPr>
+          <w:t>18</w:t>
+        </w:r>
+        <w:r>
+          <w:rPr>
+            <w:noProof/>
+            <w:webHidden/>
+          </w:rPr>
+          <w:fldChar w:fldCharType="end"/>
+        </w:r>
+      </w:hyperlink>
+    </w:p>
+    <w:p>
+      <w:pPr>
+        <w:pStyle w:val="TOC2"/>
+        <w:tabs>
+          <w:tab w:val="right" w:leader="dot" w:pos="9016"/>
+        </w:tabs>
+        <w:rPr>
+          <w:rFonts w:asciiTheme="minorHAnsi" w:hAnsiTheme="minorHAnsi"/>
+          <w:noProof/>
+          <w:color w:val="auto"/>
+          <w:kern w:val="2"/>
+          <w:szCs w:val="24"/>
+          <w14:ligatures w14:val="standardContextual"/>
+        </w:rPr>
+      </w:pPr>
+      <w:hyperlink w:anchor="_Toc225211727" w:history="1">
         <w:r>
           <w:rPr>
             <w:rStyle w:val="Hyperlink"/>
@@ -1074,75 +1114,7 @@
             <w:noProof/>
             <w:webHidden/>
           </w:rPr>
-          <w:instrText xml:space="preserve"> PAGEREF _Toc225187739 \h </w:instrText>
-        </w:r>
-        <w:r>
-          <w:rPr>
-            <w:noProof/>
-            <w:webHidden/>
-          </w:rPr>
-        </w:r>
-        <w:r>
-          <w:rPr>
-            <w:noProof/>
-            <w:webHidden/>
-          </w:rPr>
-          <w:fldChar w:fldCharType="separate"/>
-        </w:r>
-        <w:r>
-          <w:rPr>
-            <w:noProof/>
-            <w:webHidden/>
-          </w:rPr>
-          <w:t>19</w:t>
-        </w:r>
-        <w:r>
-          <w:rPr>
-            <w:noProof/>
-            <w:webHidden/>
-          </w:rPr>
-          <w:fldChar w:fldCharType="end"/>
-        </w:r>
-      </w:hyperlink>
-    </w:p>
-    <w:p>
-      <w:pPr>
-        <w:pStyle w:val="TOC2"/>
-        <w:tabs>
-          <w:tab w:val="right" w:leader="dot" w:pos="9016"/>
-        </w:tabs>
-        <w:rPr>
-          <w:noProof/>
-        </w:rPr>
-      </w:pPr>
-      <w:hyperlink w:anchor="_Toc225187740" w:history="1">
-        <w:r>
-          <w:rPr>
-            <w:rStyle w:val="Hyperlink"/>
-            <w:noProof/>
-          </w:rPr>
-          <w:t>1.7 Summary and Rationale for the Present Study</w:t>
-        </w:r>
-        <w:r>
-          <w:rPr>
-            <w:noProof/>
-            <w:webHidden/>
-          </w:rPr>
-          <w:tab/>
-        </w:r>
-        <w:r>
-          <w:rPr>
-            <w:noProof/>
-            <w:webHidden/>
-          </w:rPr>
-          <w:fldChar w:fldCharType="begin"/>
-        </w:r>
-        <w:r>
-          <w:rPr>
-            <w:noProof/>
-            <w:webHidden/>
-          </w:rPr>
-          <w:instrText xml:space="preserve"> PAGEREF _Toc225187740 \h </w:instrText>
+          <w:instrText xml:space="preserve"> PAGEREF _Toc225211727 \h </w:instrText>
         </w:r>
         <w:r>
           <w:rPr>
@@ -1175,15 +1147,1868 @@
     </w:p>
     <w:p>
       <w:pPr>
+        <w:pStyle w:val="TOC2"/>
+        <w:tabs>
+          <w:tab w:val="right" w:leader="dot" w:pos="9016"/>
+        </w:tabs>
+        <w:rPr>
+          <w:rFonts w:asciiTheme="minorHAnsi" w:hAnsiTheme="minorHAnsi"/>
+          <w:noProof/>
+          <w:color w:val="auto"/>
+          <w:kern w:val="2"/>
+          <w:szCs w:val="24"/>
+          <w14:ligatures w14:val="standardContextual"/>
+        </w:rPr>
+      </w:pPr>
+      <w:hyperlink w:anchor="_Toc225211728" w:history="1">
+        <w:r>
+          <w:rPr>
+            <w:rStyle w:val="Hyperlink"/>
+            <w:noProof/>
+          </w:rPr>
+          <w:t>1.7 Summary and Rationale for the Present Study</w:t>
+        </w:r>
+        <w:r>
+          <w:rPr>
+            <w:noProof/>
+            <w:webHidden/>
+          </w:rPr>
+          <w:tab/>
+        </w:r>
+        <w:r>
+          <w:rPr>
+            <w:noProof/>
+            <w:webHidden/>
+          </w:rPr>
+          <w:fldChar w:fldCharType="begin"/>
+        </w:r>
+        <w:r>
+          <w:rPr>
+            <w:noProof/>
+            <w:webHidden/>
+          </w:rPr>
+          <w:instrText xml:space="preserve"> PAGEREF _Toc225211728 \h </w:instrText>
+        </w:r>
+        <w:r>
+          <w:rPr>
+            <w:noProof/>
+            <w:webHidden/>
+          </w:rPr>
+        </w:r>
+        <w:r>
+          <w:rPr>
+            <w:noProof/>
+            <w:webHidden/>
+          </w:rPr>
+          <w:fldChar w:fldCharType="separate"/>
+        </w:r>
+        <w:r>
+          <w:rPr>
+            <w:noProof/>
+            <w:webHidden/>
+          </w:rPr>
+          <w:t>21</w:t>
+        </w:r>
+        <w:r>
+          <w:rPr>
+            <w:noProof/>
+            <w:webHidden/>
+          </w:rPr>
+          <w:fldChar w:fldCharType="end"/>
+        </w:r>
+      </w:hyperlink>
+    </w:p>
+    <w:p>
+      <w:pPr>
         <w:pStyle w:val="TOC1"/>
         <w:tabs>
           <w:tab w:val="right" w:leader="dot" w:pos="9016"/>
         </w:tabs>
         <w:rPr>
+          <w:rFonts w:asciiTheme="minorHAnsi" w:hAnsiTheme="minorHAnsi"/>
           <w:noProof/>
-        </w:rPr>
-      </w:pPr>
-      <w:hyperlink w:anchor="_Toc225187741" w:history="1">
+          <w:color w:val="auto"/>
+          <w:kern w:val="2"/>
+          <w:szCs w:val="24"/>
+          <w14:ligatures w14:val="standardContextual"/>
+        </w:rPr>
+      </w:pPr>
+      <w:hyperlink w:anchor="_Toc225211729" w:history="1">
+        <w:r>
+          <w:rPr>
+            <w:rStyle w:val="Hyperlink"/>
+            <w:rFonts w:cs="Times New Roman"/>
+            <w:noProof/>
+          </w:rPr>
+          <w:t>CHAPTER 2. RESEARCH METHODOLOGY</w:t>
+        </w:r>
+        <w:r>
+          <w:rPr>
+            <w:noProof/>
+            <w:webHidden/>
+          </w:rPr>
+          <w:tab/>
+        </w:r>
+        <w:r>
+          <w:rPr>
+            <w:noProof/>
+            <w:webHidden/>
+          </w:rPr>
+          <w:fldChar w:fldCharType="begin"/>
+        </w:r>
+        <w:r>
+          <w:rPr>
+            <w:noProof/>
+            <w:webHidden/>
+          </w:rPr>
+          <w:instrText xml:space="preserve"> PAGEREF _Toc225211729 \h </w:instrText>
+        </w:r>
+        <w:r>
+          <w:rPr>
+            <w:noProof/>
+            <w:webHidden/>
+          </w:rPr>
+        </w:r>
+        <w:r>
+          <w:rPr>
+            <w:noProof/>
+            <w:webHidden/>
+          </w:rPr>
+          <w:fldChar w:fldCharType="separate"/>
+        </w:r>
+        <w:r>
+          <w:rPr>
+            <w:noProof/>
+            <w:webHidden/>
+          </w:rPr>
+          <w:t>24</w:t>
+        </w:r>
+        <w:r>
+          <w:rPr>
+            <w:noProof/>
+            <w:webHidden/>
+          </w:rPr>
+          <w:fldChar w:fldCharType="end"/>
+        </w:r>
+      </w:hyperlink>
+    </w:p>
+    <w:p>
+      <w:pPr>
+        <w:pStyle w:val="TOC2"/>
+        <w:tabs>
+          <w:tab w:val="right" w:leader="dot" w:pos="9016"/>
+        </w:tabs>
+        <w:rPr>
+          <w:rFonts w:asciiTheme="minorHAnsi" w:hAnsiTheme="minorHAnsi"/>
+          <w:noProof/>
+          <w:color w:val="auto"/>
+          <w:kern w:val="2"/>
+          <w:szCs w:val="24"/>
+          <w14:ligatures w14:val="standardContextual"/>
+        </w:rPr>
+      </w:pPr>
+      <w:hyperlink w:anchor="_Toc225211730" w:history="1">
+        <w:r>
+          <w:rPr>
+            <w:rStyle w:val="Hyperlink"/>
+            <w:rFonts w:cs="Times New Roman"/>
+            <w:noProof/>
+          </w:rPr>
+          <w:t>2.1 Research Object</w:t>
+        </w:r>
+        <w:r>
+          <w:rPr>
+            <w:noProof/>
+            <w:webHidden/>
+          </w:rPr>
+          <w:tab/>
+        </w:r>
+        <w:r>
+          <w:rPr>
+            <w:noProof/>
+            <w:webHidden/>
+          </w:rPr>
+          <w:fldChar w:fldCharType="begin"/>
+        </w:r>
+        <w:r>
+          <w:rPr>
+            <w:noProof/>
+            <w:webHidden/>
+          </w:rPr>
+          <w:instrText xml:space="preserve"> PAGEREF _Toc225211730 \h </w:instrText>
+        </w:r>
+        <w:r>
+          <w:rPr>
+            <w:noProof/>
+            <w:webHidden/>
+          </w:rPr>
+        </w:r>
+        <w:r>
+          <w:rPr>
+            <w:noProof/>
+            <w:webHidden/>
+          </w:rPr>
+          <w:fldChar w:fldCharType="separate"/>
+        </w:r>
+        <w:r>
+          <w:rPr>
+            <w:noProof/>
+            <w:webHidden/>
+          </w:rPr>
+          <w:t>24</w:t>
+        </w:r>
+        <w:r>
+          <w:rPr>
+            <w:noProof/>
+            <w:webHidden/>
+          </w:rPr>
+          <w:fldChar w:fldCharType="end"/>
+        </w:r>
+      </w:hyperlink>
+    </w:p>
+    <w:p>
+      <w:pPr>
+        <w:pStyle w:val="TOC2"/>
+        <w:tabs>
+          <w:tab w:val="right" w:leader="dot" w:pos="9016"/>
+        </w:tabs>
+        <w:rPr>
+          <w:rFonts w:asciiTheme="minorHAnsi" w:hAnsiTheme="minorHAnsi"/>
+          <w:noProof/>
+          <w:color w:val="auto"/>
+          <w:kern w:val="2"/>
+          <w:szCs w:val="24"/>
+          <w14:ligatures w14:val="standardContextual"/>
+        </w:rPr>
+      </w:pPr>
+      <w:hyperlink w:anchor="_Toc225211731" w:history="1">
+        <w:r>
+          <w:rPr>
+            <w:rStyle w:val="Hyperlink"/>
+            <w:rFonts w:cs="Times New Roman"/>
+            <w:noProof/>
+          </w:rPr>
+          <w:t>2.2 Research Strategy and Logic</w:t>
+        </w:r>
+        <w:r>
+          <w:rPr>
+            <w:noProof/>
+            <w:webHidden/>
+          </w:rPr>
+          <w:tab/>
+        </w:r>
+        <w:r>
+          <w:rPr>
+            <w:noProof/>
+            <w:webHidden/>
+          </w:rPr>
+          <w:fldChar w:fldCharType="begin"/>
+        </w:r>
+        <w:r>
+          <w:rPr>
+            <w:noProof/>
+            <w:webHidden/>
+          </w:rPr>
+          <w:instrText xml:space="preserve"> PAGEREF _Toc225211731 \h </w:instrText>
+        </w:r>
+        <w:r>
+          <w:rPr>
+            <w:noProof/>
+            <w:webHidden/>
+          </w:rPr>
+        </w:r>
+        <w:r>
+          <w:rPr>
+            <w:noProof/>
+            <w:webHidden/>
+          </w:rPr>
+          <w:fldChar w:fldCharType="separate"/>
+        </w:r>
+        <w:r>
+          <w:rPr>
+            <w:noProof/>
+            <w:webHidden/>
+          </w:rPr>
+          <w:t>24</w:t>
+        </w:r>
+        <w:r>
+          <w:rPr>
+            <w:noProof/>
+            <w:webHidden/>
+          </w:rPr>
+          <w:fldChar w:fldCharType="end"/>
+        </w:r>
+      </w:hyperlink>
+    </w:p>
+    <w:p>
+      <w:pPr>
+        <w:pStyle w:val="TOC2"/>
+        <w:tabs>
+          <w:tab w:val="right" w:leader="dot" w:pos="9016"/>
+        </w:tabs>
+        <w:rPr>
+          <w:rFonts w:asciiTheme="minorHAnsi" w:hAnsiTheme="minorHAnsi"/>
+          <w:noProof/>
+          <w:color w:val="auto"/>
+          <w:kern w:val="2"/>
+          <w:szCs w:val="24"/>
+          <w14:ligatures w14:val="standardContextual"/>
+        </w:rPr>
+      </w:pPr>
+      <w:hyperlink w:anchor="_Toc225211732" w:history="1">
+        <w:r>
+          <w:rPr>
+            <w:rStyle w:val="Hyperlink"/>
+            <w:rFonts w:cs="Times New Roman"/>
+            <w:noProof/>
+          </w:rPr>
+          <w:t>2.3 Nature of Research</w:t>
+        </w:r>
+        <w:r>
+          <w:rPr>
+            <w:noProof/>
+            <w:webHidden/>
+          </w:rPr>
+          <w:tab/>
+        </w:r>
+        <w:r>
+          <w:rPr>
+            <w:noProof/>
+            <w:webHidden/>
+          </w:rPr>
+          <w:fldChar w:fldCharType="begin"/>
+        </w:r>
+        <w:r>
+          <w:rPr>
+            <w:noProof/>
+            <w:webHidden/>
+          </w:rPr>
+          <w:instrText xml:space="preserve"> PAGEREF _Toc225211732 \h </w:instrText>
+        </w:r>
+        <w:r>
+          <w:rPr>
+            <w:noProof/>
+            <w:webHidden/>
+          </w:rPr>
+        </w:r>
+        <w:r>
+          <w:rPr>
+            <w:noProof/>
+            <w:webHidden/>
+          </w:rPr>
+          <w:fldChar w:fldCharType="separate"/>
+        </w:r>
+        <w:r>
+          <w:rPr>
+            <w:noProof/>
+            <w:webHidden/>
+          </w:rPr>
+          <w:t>25</w:t>
+        </w:r>
+        <w:r>
+          <w:rPr>
+            <w:noProof/>
+            <w:webHidden/>
+          </w:rPr>
+          <w:fldChar w:fldCharType="end"/>
+        </w:r>
+      </w:hyperlink>
+    </w:p>
+    <w:p>
+      <w:pPr>
+        <w:pStyle w:val="TOC2"/>
+        <w:tabs>
+          <w:tab w:val="right" w:leader="dot" w:pos="9016"/>
+        </w:tabs>
+        <w:rPr>
+          <w:rFonts w:asciiTheme="minorHAnsi" w:hAnsiTheme="minorHAnsi"/>
+          <w:noProof/>
+          <w:color w:val="auto"/>
+          <w:kern w:val="2"/>
+          <w:szCs w:val="24"/>
+          <w14:ligatures w14:val="standardContextual"/>
+        </w:rPr>
+      </w:pPr>
+      <w:hyperlink w:anchor="_Toc225211733" w:history="1">
+        <w:r>
+          <w:rPr>
+            <w:rStyle w:val="Hyperlink"/>
+            <w:rFonts w:cs="Times New Roman"/>
+            <w:noProof/>
+          </w:rPr>
+          <w:t>2.4 Study Sample and Sampling Frame</w:t>
+        </w:r>
+        <w:r>
+          <w:rPr>
+            <w:noProof/>
+            <w:webHidden/>
+          </w:rPr>
+          <w:tab/>
+        </w:r>
+        <w:r>
+          <w:rPr>
+            <w:noProof/>
+            <w:webHidden/>
+          </w:rPr>
+          <w:fldChar w:fldCharType="begin"/>
+        </w:r>
+        <w:r>
+          <w:rPr>
+            <w:noProof/>
+            <w:webHidden/>
+          </w:rPr>
+          <w:instrText xml:space="preserve"> PAGEREF _Toc225211733 \h </w:instrText>
+        </w:r>
+        <w:r>
+          <w:rPr>
+            <w:noProof/>
+            <w:webHidden/>
+          </w:rPr>
+        </w:r>
+        <w:r>
+          <w:rPr>
+            <w:noProof/>
+            <w:webHidden/>
+          </w:rPr>
+          <w:fldChar w:fldCharType="separate"/>
+        </w:r>
+        <w:r>
+          <w:rPr>
+            <w:noProof/>
+            <w:webHidden/>
+          </w:rPr>
+          <w:t>26</w:t>
+        </w:r>
+        <w:r>
+          <w:rPr>
+            <w:noProof/>
+            <w:webHidden/>
+          </w:rPr>
+          <w:fldChar w:fldCharType="end"/>
+        </w:r>
+      </w:hyperlink>
+    </w:p>
+    <w:p>
+      <w:pPr>
+        <w:pStyle w:val="TOC2"/>
+        <w:tabs>
+          <w:tab w:val="right" w:leader="dot" w:pos="9016"/>
+        </w:tabs>
+        <w:rPr>
+          <w:rFonts w:asciiTheme="minorHAnsi" w:hAnsiTheme="minorHAnsi"/>
+          <w:noProof/>
+          <w:color w:val="auto"/>
+          <w:kern w:val="2"/>
+          <w:szCs w:val="24"/>
+          <w14:ligatures w14:val="standardContextual"/>
+        </w:rPr>
+      </w:pPr>
+      <w:hyperlink w:anchor="_Toc225211734" w:history="1">
+        <w:r>
+          <w:rPr>
+            <w:rStyle w:val="Hyperlink"/>
+            <w:rFonts w:cs="Times New Roman"/>
+            <w:noProof/>
+          </w:rPr>
+          <w:t>2.5 Research Methods</w:t>
+        </w:r>
+        <w:r>
+          <w:rPr>
+            <w:noProof/>
+            <w:webHidden/>
+          </w:rPr>
+          <w:tab/>
+        </w:r>
+        <w:r>
+          <w:rPr>
+            <w:noProof/>
+            <w:webHidden/>
+          </w:rPr>
+          <w:fldChar w:fldCharType="begin"/>
+        </w:r>
+        <w:r>
+          <w:rPr>
+            <w:noProof/>
+            <w:webHidden/>
+          </w:rPr>
+          <w:instrText xml:space="preserve"> PAGEREF _Toc225211734 \h </w:instrText>
+        </w:r>
+        <w:r>
+          <w:rPr>
+            <w:noProof/>
+            <w:webHidden/>
+          </w:rPr>
+        </w:r>
+        <w:r>
+          <w:rPr>
+            <w:noProof/>
+            <w:webHidden/>
+          </w:rPr>
+          <w:fldChar w:fldCharType="separate"/>
+        </w:r>
+        <w:r>
+          <w:rPr>
+            <w:noProof/>
+            <w:webHidden/>
+          </w:rPr>
+          <w:t>27</w:t>
+        </w:r>
+        <w:r>
+          <w:rPr>
+            <w:noProof/>
+            <w:webHidden/>
+          </w:rPr>
+          <w:fldChar w:fldCharType="end"/>
+        </w:r>
+      </w:hyperlink>
+    </w:p>
+    <w:p>
+      <w:pPr>
+        <w:pStyle w:val="TOC2"/>
+        <w:tabs>
+          <w:tab w:val="right" w:leader="dot" w:pos="9016"/>
+        </w:tabs>
+        <w:rPr>
+          <w:rFonts w:asciiTheme="minorHAnsi" w:hAnsiTheme="minorHAnsi"/>
+          <w:noProof/>
+          <w:color w:val="auto"/>
+          <w:kern w:val="2"/>
+          <w:szCs w:val="24"/>
+          <w14:ligatures w14:val="standardContextual"/>
+        </w:rPr>
+      </w:pPr>
+      <w:hyperlink w:anchor="_Toc225211735" w:history="1">
+        <w:r>
+          <w:rPr>
+            <w:rStyle w:val="Hyperlink"/>
+            <w:rFonts w:cs="Times New Roman"/>
+            <w:noProof/>
+          </w:rPr>
+          <w:t>2.6 Research Organisation</w:t>
+        </w:r>
+        <w:r>
+          <w:rPr>
+            <w:noProof/>
+            <w:webHidden/>
+          </w:rPr>
+          <w:tab/>
+        </w:r>
+        <w:r>
+          <w:rPr>
+            <w:noProof/>
+            <w:webHidden/>
+          </w:rPr>
+          <w:fldChar w:fldCharType="begin"/>
+        </w:r>
+        <w:r>
+          <w:rPr>
+            <w:noProof/>
+            <w:webHidden/>
+          </w:rPr>
+          <w:instrText xml:space="preserve"> PAGEREF _Toc225211735 \h </w:instrText>
+        </w:r>
+        <w:r>
+          <w:rPr>
+            <w:noProof/>
+            <w:webHidden/>
+          </w:rPr>
+        </w:r>
+        <w:r>
+          <w:rPr>
+            <w:noProof/>
+            <w:webHidden/>
+          </w:rPr>
+          <w:fldChar w:fldCharType="separate"/>
+        </w:r>
+        <w:r>
+          <w:rPr>
+            <w:noProof/>
+            <w:webHidden/>
+          </w:rPr>
+          <w:t>31</w:t>
+        </w:r>
+        <w:r>
+          <w:rPr>
+            <w:noProof/>
+            <w:webHidden/>
+          </w:rPr>
+          <w:fldChar w:fldCharType="end"/>
+        </w:r>
+      </w:hyperlink>
+    </w:p>
+    <w:p>
+      <w:pPr>
+        <w:pStyle w:val="TOC2"/>
+        <w:tabs>
+          <w:tab w:val="right" w:leader="dot" w:pos="9016"/>
+        </w:tabs>
+        <w:rPr>
+          <w:rFonts w:asciiTheme="minorHAnsi" w:hAnsiTheme="minorHAnsi"/>
+          <w:noProof/>
+          <w:color w:val="auto"/>
+          <w:kern w:val="2"/>
+          <w:szCs w:val="24"/>
+          <w14:ligatures w14:val="standardContextual"/>
+        </w:rPr>
+      </w:pPr>
+      <w:hyperlink w:anchor="_Toc225211736" w:history="1">
+        <w:r>
+          <w:rPr>
+            <w:rStyle w:val="Hyperlink"/>
+            <w:rFonts w:cs="Times New Roman"/>
+            <w:noProof/>
+          </w:rPr>
+          <w:t>2.7 Methods of Statistical Analysis</w:t>
+        </w:r>
+        <w:r>
+          <w:rPr>
+            <w:noProof/>
+            <w:webHidden/>
+          </w:rPr>
+          <w:tab/>
+        </w:r>
+        <w:r>
+          <w:rPr>
+            <w:noProof/>
+            <w:webHidden/>
+          </w:rPr>
+          <w:fldChar w:fldCharType="begin"/>
+        </w:r>
+        <w:r>
+          <w:rPr>
+            <w:noProof/>
+            <w:webHidden/>
+          </w:rPr>
+          <w:instrText xml:space="preserve"> PAGEREF _Toc225211736 \h </w:instrText>
+        </w:r>
+        <w:r>
+          <w:rPr>
+            <w:noProof/>
+            <w:webHidden/>
+          </w:rPr>
+        </w:r>
+        <w:r>
+          <w:rPr>
+            <w:noProof/>
+            <w:webHidden/>
+          </w:rPr>
+          <w:fldChar w:fldCharType="separate"/>
+        </w:r>
+        <w:r>
+          <w:rPr>
+            <w:noProof/>
+            <w:webHidden/>
+          </w:rPr>
+          <w:t>34</w:t>
+        </w:r>
+        <w:r>
+          <w:rPr>
+            <w:noProof/>
+            <w:webHidden/>
+          </w:rPr>
+          <w:fldChar w:fldCharType="end"/>
+        </w:r>
+      </w:hyperlink>
+    </w:p>
+    <w:p>
+      <w:pPr>
+        <w:pStyle w:val="TOC1"/>
+        <w:tabs>
+          <w:tab w:val="right" w:leader="dot" w:pos="9016"/>
+        </w:tabs>
+        <w:rPr>
+          <w:rFonts w:asciiTheme="minorHAnsi" w:hAnsiTheme="minorHAnsi"/>
+          <w:noProof/>
+          <w:color w:val="auto"/>
+          <w:kern w:val="2"/>
+          <w:szCs w:val="24"/>
+          <w14:ligatures w14:val="standardContextual"/>
+        </w:rPr>
+      </w:pPr>
+      <w:hyperlink w:anchor="_Toc225211737" w:history="1">
+        <w:r>
+          <w:rPr>
+            <w:rStyle w:val="Hyperlink"/>
+            <w:rFonts w:cs="Times New Roman"/>
+            <w:noProof/>
+          </w:rPr>
+          <w:t>CHAPTER 3. RESEARCH FINDINGS</w:t>
+        </w:r>
+        <w:r>
+          <w:rPr>
+            <w:noProof/>
+            <w:webHidden/>
+          </w:rPr>
+          <w:tab/>
+        </w:r>
+        <w:r>
+          <w:rPr>
+            <w:noProof/>
+            <w:webHidden/>
+          </w:rPr>
+          <w:fldChar w:fldCharType="begin"/>
+        </w:r>
+        <w:r>
+          <w:rPr>
+            <w:noProof/>
+            <w:webHidden/>
+          </w:rPr>
+          <w:instrText xml:space="preserve"> PAGEREF _Toc225211737 \h </w:instrText>
+        </w:r>
+        <w:r>
+          <w:rPr>
+            <w:noProof/>
+            <w:webHidden/>
+          </w:rPr>
+        </w:r>
+        <w:r>
+          <w:rPr>
+            <w:noProof/>
+            <w:webHidden/>
+          </w:rPr>
+          <w:fldChar w:fldCharType="separate"/>
+        </w:r>
+        <w:r>
+          <w:rPr>
+            <w:noProof/>
+            <w:webHidden/>
+          </w:rPr>
+          <w:t>38</w:t>
+        </w:r>
+        <w:r>
+          <w:rPr>
+            <w:noProof/>
+            <w:webHidden/>
+          </w:rPr>
+          <w:fldChar w:fldCharType="end"/>
+        </w:r>
+      </w:hyperlink>
+    </w:p>
+    <w:p>
+      <w:pPr>
+        <w:pStyle w:val="TOC2"/>
+        <w:tabs>
+          <w:tab w:val="right" w:leader="dot" w:pos="9016"/>
+        </w:tabs>
+        <w:rPr>
+          <w:rFonts w:asciiTheme="minorHAnsi" w:hAnsiTheme="minorHAnsi"/>
+          <w:noProof/>
+          <w:color w:val="auto"/>
+          <w:kern w:val="2"/>
+          <w:szCs w:val="24"/>
+          <w14:ligatures w14:val="standardContextual"/>
+        </w:rPr>
+      </w:pPr>
+      <w:hyperlink w:anchor="_Toc225211738" w:history="1">
+        <w:r>
+          <w:rPr>
+            <w:rStyle w:val="Hyperlink"/>
+            <w:rFonts w:cs="Times New Roman"/>
+            <w:noProof/>
+          </w:rPr>
+          <w:t>3.1 Sample Characteristics</w:t>
+        </w:r>
+        <w:r>
+          <w:rPr>
+            <w:noProof/>
+            <w:webHidden/>
+          </w:rPr>
+          <w:tab/>
+        </w:r>
+        <w:r>
+          <w:rPr>
+            <w:noProof/>
+            <w:webHidden/>
+          </w:rPr>
+          <w:fldChar w:fldCharType="begin"/>
+        </w:r>
+        <w:r>
+          <w:rPr>
+            <w:noProof/>
+            <w:webHidden/>
+          </w:rPr>
+          <w:instrText xml:space="preserve"> PAGEREF _Toc225211738 \h </w:instrText>
+        </w:r>
+        <w:r>
+          <w:rPr>
+            <w:noProof/>
+            <w:webHidden/>
+          </w:rPr>
+        </w:r>
+        <w:r>
+          <w:rPr>
+            <w:noProof/>
+            <w:webHidden/>
+          </w:rPr>
+          <w:fldChar w:fldCharType="separate"/>
+        </w:r>
+        <w:r>
+          <w:rPr>
+            <w:noProof/>
+            <w:webHidden/>
+          </w:rPr>
+          <w:t>38</w:t>
+        </w:r>
+        <w:r>
+          <w:rPr>
+            <w:noProof/>
+            <w:webHidden/>
+          </w:rPr>
+          <w:fldChar w:fldCharType="end"/>
+        </w:r>
+      </w:hyperlink>
+    </w:p>
+    <w:p>
+      <w:pPr>
+        <w:pStyle w:val="TOC2"/>
+        <w:tabs>
+          <w:tab w:val="right" w:leader="dot" w:pos="9016"/>
+        </w:tabs>
+        <w:rPr>
+          <w:rFonts w:asciiTheme="minorHAnsi" w:hAnsiTheme="minorHAnsi"/>
+          <w:noProof/>
+          <w:color w:val="auto"/>
+          <w:kern w:val="2"/>
+          <w:szCs w:val="24"/>
+          <w14:ligatures w14:val="standardContextual"/>
+        </w:rPr>
+      </w:pPr>
+      <w:hyperlink w:anchor="_Toc225211739" w:history="1">
+        <w:r>
+          <w:rPr>
+            <w:rStyle w:val="Hyperlink"/>
+            <w:rFonts w:cs="Times New Roman"/>
+            <w:noProof/>
+          </w:rPr>
+          <w:t>3.2 Inter-Rater Reliability</w:t>
+        </w:r>
+        <w:r>
+          <w:rPr>
+            <w:noProof/>
+            <w:webHidden/>
+          </w:rPr>
+          <w:tab/>
+        </w:r>
+        <w:r>
+          <w:rPr>
+            <w:noProof/>
+            <w:webHidden/>
+          </w:rPr>
+          <w:fldChar w:fldCharType="begin"/>
+        </w:r>
+        <w:r>
+          <w:rPr>
+            <w:noProof/>
+            <w:webHidden/>
+          </w:rPr>
+          <w:instrText xml:space="preserve"> PAGEREF _Toc225211739 \h </w:instrText>
+        </w:r>
+        <w:r>
+          <w:rPr>
+            <w:noProof/>
+            <w:webHidden/>
+          </w:rPr>
+        </w:r>
+        <w:r>
+          <w:rPr>
+            <w:noProof/>
+            <w:webHidden/>
+          </w:rPr>
+          <w:fldChar w:fldCharType="separate"/>
+        </w:r>
+        <w:r>
+          <w:rPr>
+            <w:noProof/>
+            <w:webHidden/>
+          </w:rPr>
+          <w:t>39</w:t>
+        </w:r>
+        <w:r>
+          <w:rPr>
+            <w:noProof/>
+            <w:webHidden/>
+          </w:rPr>
+          <w:fldChar w:fldCharType="end"/>
+        </w:r>
+      </w:hyperlink>
+    </w:p>
+    <w:p>
+      <w:pPr>
+        <w:pStyle w:val="TOC2"/>
+        <w:tabs>
+          <w:tab w:val="right" w:leader="dot" w:pos="9016"/>
+        </w:tabs>
+        <w:rPr>
+          <w:rFonts w:asciiTheme="minorHAnsi" w:hAnsiTheme="minorHAnsi"/>
+          <w:noProof/>
+          <w:color w:val="auto"/>
+          <w:kern w:val="2"/>
+          <w:szCs w:val="24"/>
+          <w14:ligatures w14:val="standardContextual"/>
+        </w:rPr>
+      </w:pPr>
+      <w:hyperlink w:anchor="_Toc225211740" w:history="1">
+        <w:r>
+          <w:rPr>
+            <w:rStyle w:val="Hyperlink"/>
+            <w:rFonts w:cs="Times New Roman"/>
+            <w:noProof/>
+          </w:rPr>
+          <w:t>3.3 DISCERN Scores by Platform</w:t>
+        </w:r>
+        <w:r>
+          <w:rPr>
+            <w:noProof/>
+            <w:webHidden/>
+          </w:rPr>
+          <w:tab/>
+        </w:r>
+        <w:r>
+          <w:rPr>
+            <w:noProof/>
+            <w:webHidden/>
+          </w:rPr>
+          <w:fldChar w:fldCharType="begin"/>
+        </w:r>
+        <w:r>
+          <w:rPr>
+            <w:noProof/>
+            <w:webHidden/>
+          </w:rPr>
+          <w:instrText xml:space="preserve"> PAGEREF _Toc225211740 \h </w:instrText>
+        </w:r>
+        <w:r>
+          <w:rPr>
+            <w:noProof/>
+            <w:webHidden/>
+          </w:rPr>
+        </w:r>
+        <w:r>
+          <w:rPr>
+            <w:noProof/>
+            <w:webHidden/>
+          </w:rPr>
+          <w:fldChar w:fldCharType="separate"/>
+        </w:r>
+        <w:r>
+          <w:rPr>
+            <w:noProof/>
+            <w:webHidden/>
+          </w:rPr>
+          <w:t>39</w:t>
+        </w:r>
+        <w:r>
+          <w:rPr>
+            <w:noProof/>
+            <w:webHidden/>
+          </w:rPr>
+          <w:fldChar w:fldCharType="end"/>
+        </w:r>
+      </w:hyperlink>
+    </w:p>
+    <w:p>
+      <w:pPr>
+        <w:pStyle w:val="TOC2"/>
+        <w:tabs>
+          <w:tab w:val="right" w:leader="dot" w:pos="9016"/>
+        </w:tabs>
+        <w:rPr>
+          <w:rFonts w:asciiTheme="minorHAnsi" w:hAnsiTheme="minorHAnsi"/>
+          <w:noProof/>
+          <w:color w:val="auto"/>
+          <w:kern w:val="2"/>
+          <w:szCs w:val="24"/>
+          <w14:ligatures w14:val="standardContextual"/>
+        </w:rPr>
+      </w:pPr>
+      <w:hyperlink w:anchor="_Toc225211741" w:history="1">
+        <w:r>
+          <w:rPr>
+            <w:rStyle w:val="Hyperlink"/>
+            <w:rFonts w:cs="Times New Roman"/>
+            <w:noProof/>
+          </w:rPr>
+          <w:t>3.4 JAMA Benchmark Compliance by Platform</w:t>
+        </w:r>
+        <w:r>
+          <w:rPr>
+            <w:noProof/>
+            <w:webHidden/>
+          </w:rPr>
+          <w:tab/>
+        </w:r>
+        <w:r>
+          <w:rPr>
+            <w:noProof/>
+            <w:webHidden/>
+          </w:rPr>
+          <w:fldChar w:fldCharType="begin"/>
+        </w:r>
+        <w:r>
+          <w:rPr>
+            <w:noProof/>
+            <w:webHidden/>
+          </w:rPr>
+          <w:instrText xml:space="preserve"> PAGEREF _Toc225211741 \h </w:instrText>
+        </w:r>
+        <w:r>
+          <w:rPr>
+            <w:noProof/>
+            <w:webHidden/>
+          </w:rPr>
+        </w:r>
+        <w:r>
+          <w:rPr>
+            <w:noProof/>
+            <w:webHidden/>
+          </w:rPr>
+          <w:fldChar w:fldCharType="separate"/>
+        </w:r>
+        <w:r>
+          <w:rPr>
+            <w:noProof/>
+            <w:webHidden/>
+          </w:rPr>
+          <w:t>41</w:t>
+        </w:r>
+        <w:r>
+          <w:rPr>
+            <w:noProof/>
+            <w:webHidden/>
+          </w:rPr>
+          <w:fldChar w:fldCharType="end"/>
+        </w:r>
+      </w:hyperlink>
+    </w:p>
+    <w:p>
+      <w:pPr>
+        <w:pStyle w:val="TOC2"/>
+        <w:tabs>
+          <w:tab w:val="right" w:leader="dot" w:pos="9016"/>
+        </w:tabs>
+        <w:rPr>
+          <w:rFonts w:asciiTheme="minorHAnsi" w:hAnsiTheme="minorHAnsi"/>
+          <w:noProof/>
+          <w:color w:val="auto"/>
+          <w:kern w:val="2"/>
+          <w:szCs w:val="24"/>
+          <w14:ligatures w14:val="standardContextual"/>
+        </w:rPr>
+      </w:pPr>
+      <w:hyperlink w:anchor="_Toc225211742" w:history="1">
+        <w:r>
+          <w:rPr>
+            <w:rStyle w:val="Hyperlink"/>
+            <w:rFonts w:cs="Times New Roman"/>
+            <w:noProof/>
+          </w:rPr>
+          <w:t>3.5 Creator Type Analysis</w:t>
+        </w:r>
+        <w:r>
+          <w:rPr>
+            <w:noProof/>
+            <w:webHidden/>
+          </w:rPr>
+          <w:tab/>
+        </w:r>
+        <w:r>
+          <w:rPr>
+            <w:noProof/>
+            <w:webHidden/>
+          </w:rPr>
+          <w:fldChar w:fldCharType="begin"/>
+        </w:r>
+        <w:r>
+          <w:rPr>
+            <w:noProof/>
+            <w:webHidden/>
+          </w:rPr>
+          <w:instrText xml:space="preserve"> PAGEREF _Toc225211742 \h </w:instrText>
+        </w:r>
+        <w:r>
+          <w:rPr>
+            <w:noProof/>
+            <w:webHidden/>
+          </w:rPr>
+        </w:r>
+        <w:r>
+          <w:rPr>
+            <w:noProof/>
+            <w:webHidden/>
+          </w:rPr>
+          <w:fldChar w:fldCharType="separate"/>
+        </w:r>
+        <w:r>
+          <w:rPr>
+            <w:noProof/>
+            <w:webHidden/>
+          </w:rPr>
+          <w:t>43</w:t>
+        </w:r>
+        <w:r>
+          <w:rPr>
+            <w:noProof/>
+            <w:webHidden/>
+          </w:rPr>
+          <w:fldChar w:fldCharType="end"/>
+        </w:r>
+      </w:hyperlink>
+    </w:p>
+    <w:p>
+      <w:pPr>
+        <w:pStyle w:val="TOC2"/>
+        <w:tabs>
+          <w:tab w:val="right" w:leader="dot" w:pos="9016"/>
+        </w:tabs>
+        <w:rPr>
+          <w:rFonts w:asciiTheme="minorHAnsi" w:hAnsiTheme="minorHAnsi"/>
+          <w:noProof/>
+          <w:color w:val="auto"/>
+          <w:kern w:val="2"/>
+          <w:szCs w:val="24"/>
+          <w14:ligatures w14:val="standardContextual"/>
+        </w:rPr>
+      </w:pPr>
+      <w:hyperlink w:anchor="_Toc225211743" w:history="1">
+        <w:r>
+          <w:rPr>
+            <w:rStyle w:val="Hyperlink"/>
+            <w:rFonts w:cs="Times New Roman"/>
+            <w:noProof/>
+          </w:rPr>
+          <w:t>3.6 Engagement-Quality Relationship</w:t>
+        </w:r>
+        <w:r>
+          <w:rPr>
+            <w:noProof/>
+            <w:webHidden/>
+          </w:rPr>
+          <w:tab/>
+        </w:r>
+        <w:r>
+          <w:rPr>
+            <w:noProof/>
+            <w:webHidden/>
+          </w:rPr>
+          <w:fldChar w:fldCharType="begin"/>
+        </w:r>
+        <w:r>
+          <w:rPr>
+            <w:noProof/>
+            <w:webHidden/>
+          </w:rPr>
+          <w:instrText xml:space="preserve"> PAGEREF _Toc225211743 \h </w:instrText>
+        </w:r>
+        <w:r>
+          <w:rPr>
+            <w:noProof/>
+            <w:webHidden/>
+          </w:rPr>
+        </w:r>
+        <w:r>
+          <w:rPr>
+            <w:noProof/>
+            <w:webHidden/>
+          </w:rPr>
+          <w:fldChar w:fldCharType="separate"/>
+        </w:r>
+        <w:r>
+          <w:rPr>
+            <w:noProof/>
+            <w:webHidden/>
+          </w:rPr>
+          <w:t>44</w:t>
+        </w:r>
+        <w:r>
+          <w:rPr>
+            <w:noProof/>
+            <w:webHidden/>
+          </w:rPr>
+          <w:fldChar w:fldCharType="end"/>
+        </w:r>
+      </w:hyperlink>
+    </w:p>
+    <w:p>
+      <w:pPr>
+        <w:pStyle w:val="TOC2"/>
+        <w:tabs>
+          <w:tab w:val="right" w:leader="dot" w:pos="9016"/>
+        </w:tabs>
+        <w:rPr>
+          <w:rFonts w:asciiTheme="minorHAnsi" w:hAnsiTheme="minorHAnsi"/>
+          <w:noProof/>
+          <w:color w:val="auto"/>
+          <w:kern w:val="2"/>
+          <w:szCs w:val="24"/>
+          <w14:ligatures w14:val="standardContextual"/>
+        </w:rPr>
+      </w:pPr>
+      <w:hyperlink w:anchor="_Toc225211744" w:history="1">
+        <w:r>
+          <w:rPr>
+            <w:rStyle w:val="Hyperlink"/>
+            <w:rFonts w:cs="Times New Roman"/>
+            <w:noProof/>
+          </w:rPr>
+          <w:t>3.7 DISCERN Question-Level Patterns</w:t>
+        </w:r>
+        <w:r>
+          <w:rPr>
+            <w:noProof/>
+            <w:webHidden/>
+          </w:rPr>
+          <w:tab/>
+        </w:r>
+        <w:r>
+          <w:rPr>
+            <w:noProof/>
+            <w:webHidden/>
+          </w:rPr>
+          <w:fldChar w:fldCharType="begin"/>
+        </w:r>
+        <w:r>
+          <w:rPr>
+            <w:noProof/>
+            <w:webHidden/>
+          </w:rPr>
+          <w:instrText xml:space="preserve"> PAGEREF _Toc225211744 \h </w:instrText>
+        </w:r>
+        <w:r>
+          <w:rPr>
+            <w:noProof/>
+            <w:webHidden/>
+          </w:rPr>
+        </w:r>
+        <w:r>
+          <w:rPr>
+            <w:noProof/>
+            <w:webHidden/>
+          </w:rPr>
+          <w:fldChar w:fldCharType="separate"/>
+        </w:r>
+        <w:r>
+          <w:rPr>
+            <w:noProof/>
+            <w:webHidden/>
+          </w:rPr>
+          <w:t>46</w:t>
+        </w:r>
+        <w:r>
+          <w:rPr>
+            <w:noProof/>
+            <w:webHidden/>
+          </w:rPr>
+          <w:fldChar w:fldCharType="end"/>
+        </w:r>
+      </w:hyperlink>
+    </w:p>
+    <w:p>
+      <w:pPr>
+        <w:pStyle w:val="TOC2"/>
+        <w:tabs>
+          <w:tab w:val="right" w:leader="dot" w:pos="9016"/>
+        </w:tabs>
+        <w:rPr>
+          <w:rFonts w:asciiTheme="minorHAnsi" w:hAnsiTheme="minorHAnsi"/>
+          <w:noProof/>
+          <w:color w:val="auto"/>
+          <w:kern w:val="2"/>
+          <w:szCs w:val="24"/>
+          <w14:ligatures w14:val="standardContextual"/>
+        </w:rPr>
+      </w:pPr>
+      <w:hyperlink w:anchor="_Toc225211745" w:history="1">
+        <w:r>
+          <w:rPr>
+            <w:rStyle w:val="Hyperlink"/>
+            <w:rFonts w:cs="Times New Roman"/>
+            <w:noProof/>
+          </w:rPr>
+          <w:t>3.8 Content Format and Search Term Effects</w:t>
+        </w:r>
+        <w:r>
+          <w:rPr>
+            <w:noProof/>
+            <w:webHidden/>
+          </w:rPr>
+          <w:tab/>
+        </w:r>
+        <w:r>
+          <w:rPr>
+            <w:noProof/>
+            <w:webHidden/>
+          </w:rPr>
+          <w:fldChar w:fldCharType="begin"/>
+        </w:r>
+        <w:r>
+          <w:rPr>
+            <w:noProof/>
+            <w:webHidden/>
+          </w:rPr>
+          <w:instrText xml:space="preserve"> PAGEREF _Toc225211745 \h </w:instrText>
+        </w:r>
+        <w:r>
+          <w:rPr>
+            <w:noProof/>
+            <w:webHidden/>
+          </w:rPr>
+        </w:r>
+        <w:r>
+          <w:rPr>
+            <w:noProof/>
+            <w:webHidden/>
+          </w:rPr>
+          <w:fldChar w:fldCharType="separate"/>
+        </w:r>
+        <w:r>
+          <w:rPr>
+            <w:noProof/>
+            <w:webHidden/>
+          </w:rPr>
+          <w:t>47</w:t>
+        </w:r>
+        <w:r>
+          <w:rPr>
+            <w:noProof/>
+            <w:webHidden/>
+          </w:rPr>
+          <w:fldChar w:fldCharType="end"/>
+        </w:r>
+      </w:hyperlink>
+    </w:p>
+    <w:p>
+      <w:pPr>
+        <w:pStyle w:val="TOC1"/>
+        <w:tabs>
+          <w:tab w:val="right" w:leader="dot" w:pos="9016"/>
+        </w:tabs>
+        <w:rPr>
+          <w:rFonts w:asciiTheme="minorHAnsi" w:hAnsiTheme="minorHAnsi"/>
+          <w:noProof/>
+          <w:color w:val="auto"/>
+          <w:kern w:val="2"/>
+          <w:szCs w:val="24"/>
+          <w14:ligatures w14:val="standardContextual"/>
+        </w:rPr>
+      </w:pPr>
+      <w:hyperlink w:anchor="_Toc225211746" w:history="1">
+        <w:r>
+          <w:rPr>
+            <w:rStyle w:val="Hyperlink"/>
+            <w:noProof/>
+          </w:rPr>
+          <w:t>CHAPTER 4. CONSIDERATIONS</w:t>
+        </w:r>
+        <w:r>
+          <w:rPr>
+            <w:noProof/>
+            <w:webHidden/>
+          </w:rPr>
+          <w:tab/>
+        </w:r>
+        <w:r>
+          <w:rPr>
+            <w:noProof/>
+            <w:webHidden/>
+          </w:rPr>
+          <w:fldChar w:fldCharType="begin"/>
+        </w:r>
+        <w:r>
+          <w:rPr>
+            <w:noProof/>
+            <w:webHidden/>
+          </w:rPr>
+          <w:instrText xml:space="preserve"> PAGEREF _Toc225211746 \h </w:instrText>
+        </w:r>
+        <w:r>
+          <w:rPr>
+            <w:noProof/>
+            <w:webHidden/>
+          </w:rPr>
+        </w:r>
+        <w:r>
+          <w:rPr>
+            <w:noProof/>
+            <w:webHidden/>
+          </w:rPr>
+          <w:fldChar w:fldCharType="separate"/>
+        </w:r>
+        <w:r>
+          <w:rPr>
+            <w:noProof/>
+            <w:webHidden/>
+          </w:rPr>
+          <w:t>48</w:t>
+        </w:r>
+        <w:r>
+          <w:rPr>
+            <w:noProof/>
+            <w:webHidden/>
+          </w:rPr>
+          <w:fldChar w:fldCharType="end"/>
+        </w:r>
+      </w:hyperlink>
+    </w:p>
+    <w:p>
+      <w:pPr>
+        <w:pStyle w:val="TOC2"/>
+        <w:tabs>
+          <w:tab w:val="right" w:leader="dot" w:pos="9016"/>
+        </w:tabs>
+        <w:rPr>
+          <w:rFonts w:asciiTheme="minorHAnsi" w:hAnsiTheme="minorHAnsi"/>
+          <w:noProof/>
+          <w:color w:val="auto"/>
+          <w:kern w:val="2"/>
+          <w:szCs w:val="24"/>
+          <w14:ligatures w14:val="standardContextual"/>
+        </w:rPr>
+      </w:pPr>
+      <w:hyperlink w:anchor="_Toc225211747" w:history="1">
+        <w:r>
+          <w:rPr>
+            <w:rStyle w:val="Hyperlink"/>
+            <w:rFonts w:cs="Times New Roman"/>
+            <w:noProof/>
+          </w:rPr>
+          <w:t>4.1 Summary of Key Findings</w:t>
+        </w:r>
+        <w:r>
+          <w:rPr>
+            <w:noProof/>
+            <w:webHidden/>
+          </w:rPr>
+          <w:tab/>
+        </w:r>
+        <w:r>
+          <w:rPr>
+            <w:noProof/>
+            <w:webHidden/>
+          </w:rPr>
+          <w:fldChar w:fldCharType="begin"/>
+        </w:r>
+        <w:r>
+          <w:rPr>
+            <w:noProof/>
+            <w:webHidden/>
+          </w:rPr>
+          <w:instrText xml:space="preserve"> PAGEREF _Toc225211747 \h </w:instrText>
+        </w:r>
+        <w:r>
+          <w:rPr>
+            <w:noProof/>
+            <w:webHidden/>
+          </w:rPr>
+        </w:r>
+        <w:r>
+          <w:rPr>
+            <w:noProof/>
+            <w:webHidden/>
+          </w:rPr>
+          <w:fldChar w:fldCharType="separate"/>
+        </w:r>
+        <w:r>
+          <w:rPr>
+            <w:noProof/>
+            <w:webHidden/>
+          </w:rPr>
+          <w:t>48</w:t>
+        </w:r>
+        <w:r>
+          <w:rPr>
+            <w:noProof/>
+            <w:webHidden/>
+          </w:rPr>
+          <w:fldChar w:fldCharType="end"/>
+        </w:r>
+      </w:hyperlink>
+    </w:p>
+    <w:p>
+      <w:pPr>
+        <w:pStyle w:val="TOC2"/>
+        <w:tabs>
+          <w:tab w:val="right" w:leader="dot" w:pos="9016"/>
+        </w:tabs>
+        <w:rPr>
+          <w:rFonts w:asciiTheme="minorHAnsi" w:hAnsiTheme="minorHAnsi"/>
+          <w:noProof/>
+          <w:color w:val="auto"/>
+          <w:kern w:val="2"/>
+          <w:szCs w:val="24"/>
+          <w14:ligatures w14:val="standardContextual"/>
+        </w:rPr>
+      </w:pPr>
+      <w:hyperlink w:anchor="_Toc225211748" w:history="1">
+        <w:r>
+          <w:rPr>
+            <w:rStyle w:val="Hyperlink"/>
+            <w:rFonts w:cs="Times New Roman"/>
+            <w:noProof/>
+          </w:rPr>
+          <w:t>4.2 Comparison with Existing Literature</w:t>
+        </w:r>
+        <w:r>
+          <w:rPr>
+            <w:noProof/>
+            <w:webHidden/>
+          </w:rPr>
+          <w:tab/>
+        </w:r>
+        <w:r>
+          <w:rPr>
+            <w:noProof/>
+            <w:webHidden/>
+          </w:rPr>
+          <w:fldChar w:fldCharType="begin"/>
+        </w:r>
+        <w:r>
+          <w:rPr>
+            <w:noProof/>
+            <w:webHidden/>
+          </w:rPr>
+          <w:instrText xml:space="preserve"> PAGEREF _Toc225211748 \h </w:instrText>
+        </w:r>
+        <w:r>
+          <w:rPr>
+            <w:noProof/>
+            <w:webHidden/>
+          </w:rPr>
+        </w:r>
+        <w:r>
+          <w:rPr>
+            <w:noProof/>
+            <w:webHidden/>
+          </w:rPr>
+          <w:fldChar w:fldCharType="separate"/>
+        </w:r>
+        <w:r>
+          <w:rPr>
+            <w:noProof/>
+            <w:webHidden/>
+          </w:rPr>
+          <w:t>48</w:t>
+        </w:r>
+        <w:r>
+          <w:rPr>
+            <w:noProof/>
+            <w:webHidden/>
+          </w:rPr>
+          <w:fldChar w:fldCharType="end"/>
+        </w:r>
+      </w:hyperlink>
+    </w:p>
+    <w:p>
+      <w:pPr>
+        <w:pStyle w:val="TOC2"/>
+        <w:tabs>
+          <w:tab w:val="right" w:leader="dot" w:pos="9016"/>
+        </w:tabs>
+        <w:rPr>
+          <w:rFonts w:asciiTheme="minorHAnsi" w:hAnsiTheme="minorHAnsi"/>
+          <w:noProof/>
+          <w:color w:val="auto"/>
+          <w:kern w:val="2"/>
+          <w:szCs w:val="24"/>
+          <w14:ligatures w14:val="standardContextual"/>
+        </w:rPr>
+      </w:pPr>
+      <w:hyperlink w:anchor="_Toc225211749" w:history="1">
+        <w:r>
+          <w:rPr>
+            <w:rStyle w:val="Hyperlink"/>
+            <w:rFonts w:cs="Times New Roman"/>
+            <w:noProof/>
+          </w:rPr>
+          <w:t>4.3 Implications for Public Health Practice</w:t>
+        </w:r>
+        <w:r>
+          <w:rPr>
+            <w:noProof/>
+            <w:webHidden/>
+          </w:rPr>
+          <w:tab/>
+        </w:r>
+        <w:r>
+          <w:rPr>
+            <w:noProof/>
+            <w:webHidden/>
+          </w:rPr>
+          <w:fldChar w:fldCharType="begin"/>
+        </w:r>
+        <w:r>
+          <w:rPr>
+            <w:noProof/>
+            <w:webHidden/>
+          </w:rPr>
+          <w:instrText xml:space="preserve"> PAGEREF _Toc225211749 \h </w:instrText>
+        </w:r>
+        <w:r>
+          <w:rPr>
+            <w:noProof/>
+            <w:webHidden/>
+          </w:rPr>
+        </w:r>
+        <w:r>
+          <w:rPr>
+            <w:noProof/>
+            <w:webHidden/>
+          </w:rPr>
+          <w:fldChar w:fldCharType="separate"/>
+        </w:r>
+        <w:r>
+          <w:rPr>
+            <w:noProof/>
+            <w:webHidden/>
+          </w:rPr>
+          <w:t>50</w:t>
+        </w:r>
+        <w:r>
+          <w:rPr>
+            <w:noProof/>
+            <w:webHidden/>
+          </w:rPr>
+          <w:fldChar w:fldCharType="end"/>
+        </w:r>
+      </w:hyperlink>
+    </w:p>
+    <w:p>
+      <w:pPr>
+        <w:pStyle w:val="TOC2"/>
+        <w:tabs>
+          <w:tab w:val="right" w:leader="dot" w:pos="9016"/>
+        </w:tabs>
+        <w:rPr>
+          <w:rFonts w:asciiTheme="minorHAnsi" w:hAnsiTheme="minorHAnsi"/>
+          <w:noProof/>
+          <w:color w:val="auto"/>
+          <w:kern w:val="2"/>
+          <w:szCs w:val="24"/>
+          <w14:ligatures w14:val="standardContextual"/>
+        </w:rPr>
+      </w:pPr>
+      <w:hyperlink w:anchor="_Toc225211750" w:history="1">
+        <w:r>
+          <w:rPr>
+            <w:rStyle w:val="Hyperlink"/>
+            <w:rFonts w:cs="Times New Roman"/>
+            <w:noProof/>
+          </w:rPr>
+          <w:t>4.4 Strengths of the Study</w:t>
+        </w:r>
+        <w:r>
+          <w:rPr>
+            <w:noProof/>
+            <w:webHidden/>
+          </w:rPr>
+          <w:tab/>
+        </w:r>
+        <w:r>
+          <w:rPr>
+            <w:noProof/>
+            <w:webHidden/>
+          </w:rPr>
+          <w:fldChar w:fldCharType="begin"/>
+        </w:r>
+        <w:r>
+          <w:rPr>
+            <w:noProof/>
+            <w:webHidden/>
+          </w:rPr>
+          <w:instrText xml:space="preserve"> PAGEREF _Toc225211750 \h </w:instrText>
+        </w:r>
+        <w:r>
+          <w:rPr>
+            <w:noProof/>
+            <w:webHidden/>
+          </w:rPr>
+        </w:r>
+        <w:r>
+          <w:rPr>
+            <w:noProof/>
+            <w:webHidden/>
+          </w:rPr>
+          <w:fldChar w:fldCharType="separate"/>
+        </w:r>
+        <w:r>
+          <w:rPr>
+            <w:noProof/>
+            <w:webHidden/>
+          </w:rPr>
+          <w:t>50</w:t>
+        </w:r>
+        <w:r>
+          <w:rPr>
+            <w:noProof/>
+            <w:webHidden/>
+          </w:rPr>
+          <w:fldChar w:fldCharType="end"/>
+        </w:r>
+      </w:hyperlink>
+    </w:p>
+    <w:p>
+      <w:pPr>
+        <w:pStyle w:val="TOC2"/>
+        <w:tabs>
+          <w:tab w:val="right" w:leader="dot" w:pos="9016"/>
+        </w:tabs>
+        <w:rPr>
+          <w:rFonts w:asciiTheme="minorHAnsi" w:hAnsiTheme="minorHAnsi"/>
+          <w:noProof/>
+          <w:color w:val="auto"/>
+          <w:kern w:val="2"/>
+          <w:szCs w:val="24"/>
+          <w14:ligatures w14:val="standardContextual"/>
+        </w:rPr>
+      </w:pPr>
+      <w:hyperlink w:anchor="_Toc225211751" w:history="1">
+        <w:r>
+          <w:rPr>
+            <w:rStyle w:val="Hyperlink"/>
+            <w:rFonts w:cs="Times New Roman"/>
+            <w:noProof/>
+          </w:rPr>
+          <w:t>4.5 Limitations</w:t>
+        </w:r>
+        <w:r>
+          <w:rPr>
+            <w:noProof/>
+            <w:webHidden/>
+          </w:rPr>
+          <w:tab/>
+        </w:r>
+        <w:r>
+          <w:rPr>
+            <w:noProof/>
+            <w:webHidden/>
+          </w:rPr>
+          <w:fldChar w:fldCharType="begin"/>
+        </w:r>
+        <w:r>
+          <w:rPr>
+            <w:noProof/>
+            <w:webHidden/>
+          </w:rPr>
+          <w:instrText xml:space="preserve"> PAGEREF _Toc225211751 \h </w:instrText>
+        </w:r>
+        <w:r>
+          <w:rPr>
+            <w:noProof/>
+            <w:webHidden/>
+          </w:rPr>
+        </w:r>
+        <w:r>
+          <w:rPr>
+            <w:noProof/>
+            <w:webHidden/>
+          </w:rPr>
+          <w:fldChar w:fldCharType="separate"/>
+        </w:r>
+        <w:r>
+          <w:rPr>
+            <w:noProof/>
+            <w:webHidden/>
+          </w:rPr>
+          <w:t>51</w:t>
+        </w:r>
+        <w:r>
+          <w:rPr>
+            <w:noProof/>
+            <w:webHidden/>
+          </w:rPr>
+          <w:fldChar w:fldCharType="end"/>
+        </w:r>
+      </w:hyperlink>
+    </w:p>
+    <w:p>
+      <w:pPr>
+        <w:pStyle w:val="TOC2"/>
+        <w:tabs>
+          <w:tab w:val="right" w:leader="dot" w:pos="9016"/>
+        </w:tabs>
+        <w:rPr>
+          <w:rFonts w:asciiTheme="minorHAnsi" w:hAnsiTheme="minorHAnsi"/>
+          <w:noProof/>
+          <w:color w:val="auto"/>
+          <w:kern w:val="2"/>
+          <w:szCs w:val="24"/>
+          <w14:ligatures w14:val="standardContextual"/>
+        </w:rPr>
+      </w:pPr>
+      <w:hyperlink w:anchor="_Toc225211752" w:history="1">
+        <w:r>
+          <w:rPr>
+            <w:rStyle w:val="Hyperlink"/>
+            <w:rFonts w:cs="Times New Roman"/>
+            <w:noProof/>
+          </w:rPr>
+          <w:t>4.6 Recommendations for Future Research</w:t>
+        </w:r>
+        <w:r>
+          <w:rPr>
+            <w:noProof/>
+            <w:webHidden/>
+          </w:rPr>
+          <w:tab/>
+        </w:r>
+        <w:r>
+          <w:rPr>
+            <w:noProof/>
+            <w:webHidden/>
+          </w:rPr>
+          <w:fldChar w:fldCharType="begin"/>
+        </w:r>
+        <w:r>
+          <w:rPr>
+            <w:noProof/>
+            <w:webHidden/>
+          </w:rPr>
+          <w:instrText xml:space="preserve"> PAGEREF _Toc225211752 \h </w:instrText>
+        </w:r>
+        <w:r>
+          <w:rPr>
+            <w:noProof/>
+            <w:webHidden/>
+          </w:rPr>
+        </w:r>
+        <w:r>
+          <w:rPr>
+            <w:noProof/>
+            <w:webHidden/>
+          </w:rPr>
+          <w:fldChar w:fldCharType="separate"/>
+        </w:r>
+        <w:r>
+          <w:rPr>
+            <w:noProof/>
+            <w:webHidden/>
+          </w:rPr>
+          <w:t>52</w:t>
+        </w:r>
+        <w:r>
+          <w:rPr>
+            <w:noProof/>
+            <w:webHidden/>
+          </w:rPr>
+          <w:fldChar w:fldCharType="end"/>
+        </w:r>
+      </w:hyperlink>
+    </w:p>
+    <w:p>
+      <w:pPr>
+        <w:pStyle w:val="TOC1"/>
+        <w:tabs>
+          <w:tab w:val="right" w:leader="dot" w:pos="9016"/>
+        </w:tabs>
+        <w:rPr>
+          <w:rFonts w:asciiTheme="minorHAnsi" w:hAnsiTheme="minorHAnsi"/>
+          <w:noProof/>
+          <w:color w:val="auto"/>
+          <w:kern w:val="2"/>
+          <w:szCs w:val="24"/>
+          <w14:ligatures w14:val="standardContextual"/>
+        </w:rPr>
+      </w:pPr>
+      <w:hyperlink w:anchor="_Toc225211753" w:history="1">
         <w:r>
           <w:rPr>
             <w:rStyle w:val="Hyperlink"/>
@@ -1210,143 +3035,7 @@
             <w:noProof/>
             <w:webHidden/>
           </w:rPr>
-          <w:instrText xml:space="preserve"> PAGEREF _Toc225187741 \h </w:instrText>
-        </w:r>
-        <w:r>
-          <w:rPr>
-            <w:noProof/>
-            <w:webHidden/>
-          </w:rPr>
-        </w:r>
-        <w:r>
-          <w:rPr>
-            <w:noProof/>
-            <w:webHidden/>
-          </w:rPr>
-          <w:fldChar w:fldCharType="separate"/>
-        </w:r>
-        <w:r>
-          <w:rPr>
-            <w:noProof/>
-            <w:webHidden/>
-          </w:rPr>
-          <w:t>53</w:t>
-        </w:r>
-        <w:r>
-          <w:rPr>
-            <w:noProof/>
-            <w:webHidden/>
-          </w:rPr>
-          <w:fldChar w:fldCharType="end"/>
-        </w:r>
-      </w:hyperlink>
-    </w:p>
-    <w:p>
-      <w:pPr>
-        <w:pStyle w:val="TOC1"/>
-        <w:tabs>
-          <w:tab w:val="right" w:leader="dot" w:pos="9016"/>
-        </w:tabs>
-        <w:rPr>
-          <w:noProof/>
-        </w:rPr>
-      </w:pPr>
-      <w:hyperlink w:anchor="_Toc225187742" w:history="1">
-        <w:r>
-          <w:rPr>
-            <w:rStyle w:val="Hyperlink"/>
-            <w:noProof/>
-          </w:rPr>
-          <w:t>RECOMMENDATIONS</w:t>
-        </w:r>
-        <w:r>
-          <w:rPr>
-            <w:noProof/>
-            <w:webHidden/>
-          </w:rPr>
-          <w:tab/>
-        </w:r>
-        <w:r>
-          <w:rPr>
-            <w:noProof/>
-            <w:webHidden/>
-          </w:rPr>
-          <w:fldChar w:fldCharType="begin"/>
-        </w:r>
-        <w:r>
-          <w:rPr>
-            <w:noProof/>
-            <w:webHidden/>
-          </w:rPr>
-          <w:instrText xml:space="preserve"> PAGEREF _Toc225187742 \h </w:instrText>
-        </w:r>
-        <w:r>
-          <w:rPr>
-            <w:noProof/>
-            <w:webHidden/>
-          </w:rPr>
-        </w:r>
-        <w:r>
-          <w:rPr>
-            <w:noProof/>
-            <w:webHidden/>
-          </w:rPr>
-          <w:fldChar w:fldCharType="separate"/>
-        </w:r>
-        <w:r>
-          <w:rPr>
-            <w:noProof/>
-            <w:webHidden/>
-          </w:rPr>
-          <w:t>53</w:t>
-        </w:r>
-        <w:r>
-          <w:rPr>
-            <w:noProof/>
-            <w:webHidden/>
-          </w:rPr>
-          <w:fldChar w:fldCharType="end"/>
-        </w:r>
-      </w:hyperlink>
-    </w:p>
-    <w:p>
-      <w:pPr>
-        <w:pStyle w:val="TOC1"/>
-        <w:tabs>
-          <w:tab w:val="right" w:leader="dot" w:pos="9016"/>
-        </w:tabs>
-        <w:rPr>
-          <w:noProof/>
-        </w:rPr>
-      </w:pPr>
-      <w:hyperlink w:anchor="_Toc225187743" w:history="1">
-        <w:r>
-          <w:rPr>
-            <w:rStyle w:val="Hyperlink"/>
-            <w:noProof/>
-          </w:rPr>
-          <w:t>REFERENCES</w:t>
-        </w:r>
-        <w:r>
-          <w:rPr>
-            <w:noProof/>
-            <w:webHidden/>
-          </w:rPr>
-          <w:tab/>
-        </w:r>
-        <w:r>
-          <w:rPr>
-            <w:noProof/>
-            <w:webHidden/>
-          </w:rPr>
-          <w:fldChar w:fldCharType="begin"/>
-        </w:r>
-        <w:r>
-          <w:rPr>
-            <w:noProof/>
-            <w:webHidden/>
-          </w:rPr>
-          <w:instrText xml:space="preserve"> PAGEREF _Toc225187743 \h </w:instrText>
+          <w:instrText xml:space="preserve"> PAGEREF _Toc225211753 \h </w:instrText>
         </w:r>
         <w:r>
           <w:rPr>
@@ -1384,10 +3073,161 @@
           <w:tab w:val="right" w:leader="dot" w:pos="9016"/>
         </w:tabs>
         <w:rPr>
+          <w:rFonts w:asciiTheme="minorHAnsi" w:hAnsiTheme="minorHAnsi"/>
           <w:noProof/>
-        </w:rPr>
-      </w:pPr>
-      <w:hyperlink w:anchor="_Toc225187744" w:history="1">
+          <w:color w:val="auto"/>
+          <w:kern w:val="2"/>
+          <w:szCs w:val="24"/>
+          <w14:ligatures w14:val="standardContextual"/>
+        </w:rPr>
+      </w:pPr>
+      <w:hyperlink w:anchor="_Toc225211754" w:history="1">
+        <w:r>
+          <w:rPr>
+            <w:rStyle w:val="Hyperlink"/>
+            <w:noProof/>
+          </w:rPr>
+          <w:t>RECOMMENDATIONS</w:t>
+        </w:r>
+        <w:r>
+          <w:rPr>
+            <w:noProof/>
+            <w:webHidden/>
+          </w:rPr>
+          <w:tab/>
+        </w:r>
+        <w:r>
+          <w:rPr>
+            <w:noProof/>
+            <w:webHidden/>
+          </w:rPr>
+          <w:fldChar w:fldCharType="begin"/>
+        </w:r>
+        <w:r>
+          <w:rPr>
+            <w:noProof/>
+            <w:webHidden/>
+          </w:rPr>
+          <w:instrText xml:space="preserve"> PAGEREF _Toc225211754 \h </w:instrText>
+        </w:r>
+        <w:r>
+          <w:rPr>
+            <w:noProof/>
+            <w:webHidden/>
+          </w:rPr>
+        </w:r>
+        <w:r>
+          <w:rPr>
+            <w:noProof/>
+            <w:webHidden/>
+          </w:rPr>
+          <w:fldChar w:fldCharType="separate"/>
+        </w:r>
+        <w:r>
+          <w:rPr>
+            <w:noProof/>
+            <w:webHidden/>
+          </w:rPr>
+          <w:t>54</w:t>
+        </w:r>
+        <w:r>
+          <w:rPr>
+            <w:noProof/>
+            <w:webHidden/>
+          </w:rPr>
+          <w:fldChar w:fldCharType="end"/>
+        </w:r>
+      </w:hyperlink>
+    </w:p>
+    <w:p>
+      <w:pPr>
+        <w:pStyle w:val="TOC1"/>
+        <w:tabs>
+          <w:tab w:val="right" w:leader="dot" w:pos="9016"/>
+        </w:tabs>
+        <w:rPr>
+          <w:rFonts w:asciiTheme="minorHAnsi" w:hAnsiTheme="minorHAnsi"/>
+          <w:noProof/>
+          <w:color w:val="auto"/>
+          <w:kern w:val="2"/>
+          <w:szCs w:val="24"/>
+          <w14:ligatures w14:val="standardContextual"/>
+        </w:rPr>
+      </w:pPr>
+      <w:hyperlink w:anchor="_Toc225211755" w:history="1">
+        <w:r>
+          <w:rPr>
+            <w:rStyle w:val="Hyperlink"/>
+            <w:noProof/>
+          </w:rPr>
+          <w:t>REFERENCES</w:t>
+        </w:r>
+        <w:r>
+          <w:rPr>
+            <w:noProof/>
+            <w:webHidden/>
+          </w:rPr>
+          <w:tab/>
+        </w:r>
+        <w:r>
+          <w:rPr>
+            <w:noProof/>
+            <w:webHidden/>
+          </w:rPr>
+          <w:fldChar w:fldCharType="begin"/>
+        </w:r>
+        <w:r>
+          <w:rPr>
+            <w:noProof/>
+            <w:webHidden/>
+          </w:rPr>
+          <w:instrText xml:space="preserve"> PAGEREF _Toc225211755 \h </w:instrText>
+        </w:r>
+        <w:r>
+          <w:rPr>
+            <w:noProof/>
+            <w:webHidden/>
+          </w:rPr>
+        </w:r>
+        <w:r>
+          <w:rPr>
+            <w:noProof/>
+            <w:webHidden/>
+          </w:rPr>
+          <w:fldChar w:fldCharType="separate"/>
+        </w:r>
+        <w:r>
+          <w:rPr>
+            <w:noProof/>
+            <w:webHidden/>
+          </w:rPr>
+          <w:t>55</w:t>
+        </w:r>
+        <w:r>
+          <w:rPr>
+            <w:noProof/>
+            <w:webHidden/>
+          </w:rPr>
+          <w:fldChar w:fldCharType="end"/>
+        </w:r>
+      </w:hyperlink>
+    </w:p>
+    <w:p>
+      <w:pPr>
+        <w:pStyle w:val="TOC1"/>
+        <w:tabs>
+          <w:tab w:val="right" w:leader="dot" w:pos="9016"/>
+        </w:tabs>
+        <w:rPr>
+          <w:rFonts w:asciiTheme="minorHAnsi" w:hAnsiTheme="minorHAnsi"/>
+          <w:noProof/>
+          <w:color w:val="auto"/>
+          <w:kern w:val="2"/>
+          <w:szCs w:val="24"/>
+          <w14:ligatures w14:val="standardContextual"/>
+        </w:rPr>
+      </w:pPr>
+      <w:hyperlink w:anchor="_Toc225211756" w:history="1">
         <w:r>
           <w:rPr>
             <w:rStyle w:val="Hyperlink"/>
@@ -1414,7 +3254,7 @@
             <w:noProof/>
             <w:webHidden/>
           </w:rPr>
-          <w:instrText xml:space="preserve"> PAGEREF _Toc225187744 \h </w:instrText>
+          <w:instrText xml:space="preserve"> PAGEREF _Toc225211756 \h </w:instrText>
         </w:r>
         <w:r>
           <w:rPr>
@@ -1434,7 +3274,7 @@
             <w:noProof/>
             <w:webHidden/>
           </w:rPr>
-          <w:t>61</w:t>
+          <w:t>62</w:t>
         </w:r>
         <w:r>
           <w:rPr>
@@ -1825,7 +3665,7 @@
       <w:pPr>
         <w:pStyle w:val="Heading1"/>
       </w:pPr>
-      <w:bookmarkStart w:id="0" w:name="_Toc225187732"/>
+      <w:bookmarkStart w:id="0" w:name="_Toc225211720"/>
       <w:r>
         <w:rPr>
           <w:rFonts w:ascii="Times New Roman" w:hAnsi="Times New Roman"/>
@@ -1885,7 +3725,7 @@
       <w:pPr>
         <w:pStyle w:val="Heading1"/>
       </w:pPr>
-      <w:bookmarkStart w:id="1" w:name="_Toc225187733"/>
+      <w:bookmarkStart w:id="1" w:name="_Toc225211721"/>
       <w:r>
         <w:rPr>
           <w:rFonts w:ascii="Times New Roman" w:hAnsi="Times New Roman"/>
@@ -1900,7 +3740,7 @@
       <w:pPr>
         <w:pStyle w:val="Heading2"/>
       </w:pPr>
-      <w:bookmarkStart w:id="2" w:name="_Toc225187734"/>
+      <w:bookmarkStart w:id="2" w:name="_Toc225211722"/>
       <w:r>
         <w:rPr>
           <w:rFonts w:ascii="Times New Roman" w:hAnsi="Times New Roman"/>
@@ -1963,7 +3803,7 @@
       <w:pPr>
         <w:pStyle w:val="Heading2"/>
       </w:pPr>
-      <w:bookmarkStart w:id="3" w:name="_Toc225187735"/>
+      <w:bookmarkStart w:id="3" w:name="_Toc225211723"/>
       <w:r>
         <w:rPr>
           <w:rFonts w:ascii="Times New Roman" w:hAnsi="Times New Roman"/>
@@ -2024,7 +3864,7 @@
       <w:pPr>
         <w:pStyle w:val="Heading2"/>
       </w:pPr>
-      <w:bookmarkStart w:id="4" w:name="_Toc225187736"/>
+      <w:bookmarkStart w:id="4" w:name="_Toc225211724"/>
       <w:r>
         <w:rPr>
           <w:rFonts w:ascii="Times New Roman" w:hAnsi="Times New Roman"/>
@@ -2075,7 +3915,7 @@
       <w:pPr>
         <w:pStyle w:val="Heading2"/>
       </w:pPr>
-      <w:bookmarkStart w:id="5" w:name="_Toc225187737"/>
+      <w:bookmarkStart w:id="5" w:name="_Toc225211725"/>
       <w:r>
         <w:rPr>
           <w:rFonts w:ascii="Times New Roman" w:hAnsi="Times New Roman"/>
@@ -2138,7 +3978,7 @@
       <w:pPr>
         <w:pStyle w:val="Heading2"/>
       </w:pPr>
-      <w:bookmarkStart w:id="6" w:name="_Toc225187738"/>
+      <w:bookmarkStart w:id="6" w:name="_Toc225211726"/>
       <w:r>
         <w:rPr>
           <w:rFonts w:ascii="Times New Roman" w:hAnsi="Times New Roman"/>
@@ -2202,7 +4042,7 @@
       <w:pPr>
         <w:pStyle w:val="Heading2"/>
       </w:pPr>
-      <w:bookmarkStart w:id="7" w:name="_Toc225187739"/>
+      <w:bookmarkStart w:id="7" w:name="_Toc225211727"/>
       <w:r>
         <w:rPr>
           <w:rFonts w:ascii="Times New Roman" w:hAnsi="Times New Roman"/>
@@ -2259,7 +4099,7 @@
       <w:pPr>
         <w:pStyle w:val="Heading2"/>
       </w:pPr>
-      <w:bookmarkStart w:id="8" w:name="_Toc225187740"/>
+      <w:bookmarkStart w:id="8" w:name="_Toc225211728"/>
       <w:r>
         <w:rPr>
           <w:rFonts w:ascii="Times New Roman" w:hAnsi="Times New Roman"/>
@@ -2337,17 +4177,234 @@
     </w:p>
     <w:p>
       <w:pPr>
+        <w:pStyle w:val="Heading1"/>
         <w:spacing w:after="240"/>
         <w:jc w:val="center"/>
       </w:pPr>
+      <w:bookmarkStart w:id="9" w:name="_Toc225211729"/>
+      <w:r>
+        <w:rPr>
+          <w:rFonts w:cs="Times New Roman"/>
+        </w:rPr>
+        <w:lastRenderedPageBreak/>
+        <w:t>CHAPTER 2. RESEARCH METHODOLOGY</w:t>
+      </w:r>
+      <w:bookmarkEnd w:id="9"/>
+    </w:p>
+    <w:p>
+      <w:pPr>
+        <w:spacing w:after="120"/>
+        <w:ind w:firstLine="720"/>
+      </w:pPr>
+      <w:r>
+        <w:rPr>
+          <w:rFonts w:cs="Times New Roman"/>
+        </w:rPr>
+        <w:t>This chapter presents the methodological framework employed to investigate the quality of physical activity (PA) information across traditional websites and social media platforms. The research methodology encompasses the research object, strategy and logic, nature of the research, description of research subjects, data collection and assessment methods, organisational procedures, and statistical analysis techniques. Each component is detailed to ensure transparency, replicability, and methodological rigour</w:t>
+      </w:r>
+      <w:r>
+        <w:rPr>
+          <w:rFonts w:cs="Times New Roman"/>
+        </w:rPr>
+        <w:t xml:space="preserve"> in alignment with established standards for content analysis in health communication research.</w:t>
+      </w:r>
+    </w:p>
+    <w:p>
+      <w:pPr>
+        <w:pStyle w:val="Heading2"/>
+        <w:jc w:val="left"/>
+      </w:pPr>
+      <w:bookmarkStart w:id="10" w:name="_Toc225211730"/>
+      <w:r>
+        <w:rPr>
+          <w:rFonts w:cs="Times New Roman"/>
+        </w:rPr>
+        <w:t>2.1 Research Object</w:t>
+      </w:r>
+      <w:bookmarkEnd w:id="10"/>
+    </w:p>
+    <w:p>
+      <w:pPr>
+        <w:spacing w:after="120"/>
+        <w:ind w:firstLine="720"/>
+      </w:pPr>
+      <w:r>
+        <w:rPr>
+          <w:rFonts w:cs="Times New Roman"/>
+        </w:rPr>
+        <w:t>The research object of the present study is the quality of physical activity information available on traditional websites and social media platforms. Specifically, this investigation examines health-related content pertaining to physical activity that is publicly accessible through Google search results (representing traditional web-based information), YouTube, TikTok, and Instagram (representing contemporary social media platforms). Physical activity information is defined as any content that provides gui</w:t>
+      </w:r>
+      <w:r>
+        <w:rPr>
+          <w:rFonts w:cs="Times New Roman"/>
+        </w:rPr>
+        <w:t>dance, recommendations, instructions, or educational material regarding exercise, fitness, or physical activity behaviours intended for a general adult audience.</w:t>
+      </w:r>
+    </w:p>
+    <w:p>
+      <w:pPr>
+        <w:spacing w:after="120"/>
+        <w:ind w:firstLine="720"/>
+      </w:pPr>
+      <w:r>
+        <w:rPr>
+          <w:rFonts w:cs="Times New Roman"/>
+        </w:rPr>
+        <w:t>The assessment of information quality is operationalised through two established benchmarks: the DISCERN instrument (Charnock et al., 1999), which evaluates the reliability and completeness of health information, and the JAMA benchmarks (Silberg et al., 1997), which assess accountability standards including authorship, attribution, disclosure, and currency. Together, these instruments provide a comprehensive evaluation framework that captures both the substantive quality and the transparency of health infor</w:t>
+      </w:r>
+      <w:r>
+        <w:rPr>
+          <w:rFonts w:cs="Times New Roman"/>
+        </w:rPr>
+        <w:t>mation across diverse digital platforms.</w:t>
+      </w:r>
+    </w:p>
+    <w:p>
+      <w:pPr>
+        <w:pStyle w:val="Heading2"/>
+        <w:jc w:val="left"/>
+      </w:pPr>
+      <w:bookmarkStart w:id="11" w:name="_Toc225211731"/>
+      <w:r>
+        <w:rPr>
+          <w:rFonts w:cs="Times New Roman"/>
+        </w:rPr>
+        <w:t>2.2 Research Strategy and Logic</w:t>
+      </w:r>
+      <w:bookmarkEnd w:id="11"/>
+    </w:p>
+    <w:p>
+      <w:pPr>
+        <w:spacing w:after="120"/>
+        <w:ind w:firstLine="720"/>
+      </w:pPr>
+      <w:r>
+        <w:rPr>
+          <w:rFonts w:cs="Times New Roman"/>
+        </w:rPr>
+        <w:t xml:space="preserve">The present study employs a cross-sectional content analysis design, which enables the systematic examination and comparison of physical activity information quality across four digital platforms at a single point in time. Content analysis is a well-established research method in health communication that facilitates the objective, systematic, and quantitative description of manifest content (Krippendorff, 2018). The cross-sectional approach was </w:t>
+      </w:r>
+      <w:r>
+        <w:rPr>
+          <w:rFonts w:cs="Times New Roman"/>
+        </w:rPr>
+        <w:lastRenderedPageBreak/>
+        <w:t>selected for its capacity to capture a snapshot of the current information landscape, allowing for direct comparisons across platforms under identical assessment conditions.</w:t>
+      </w:r>
+    </w:p>
+    <w:p>
+      <w:pPr>
+        <w:spacing w:after="120"/>
+        <w:ind w:firstLine="720"/>
+      </w:pPr>
+      <w:r>
+        <w:rPr>
+          <w:rFonts w:cs="Times New Roman"/>
+        </w:rPr>
+        <w:t>The research follows a deductive approach, applying established quality assessment frameworksâ€”the DISCERN instrument and JAMA benchmarksâ€”to evaluate content across a novel four-platform comparison. While these instruments were originally developed for traditional health information materials, their application to social media content represents a theoretically grounded extension that has been validated in prior research examining YouTube (Azer, 2020), TikTok (Kong et al., 2021), and Instagram health con</w:t>
+      </w:r>
+      <w:r>
+        <w:rPr>
+          <w:rFonts w:cs="Times New Roman"/>
+        </w:rPr>
+        <w:t>tent (Chea &amp; Lim, 2023).</w:t>
+      </w:r>
+    </w:p>
+    <w:p>
+      <w:pPr>
+        <w:spacing w:after="120"/>
+        <w:ind w:firstLine="720"/>
+      </w:pPr>
+      <w:r>
+        <w:rPr>
+          <w:rFonts w:cs="Times New Roman"/>
+        </w:rPr>
+        <w:t>The study design was structured using the SPIDER framework (Cooke et al., 2012), adapted for content analysis as follows:</w:t>
+      </w:r>
+    </w:p>
+    <w:p>
+      <w:pPr>
+        <w:spacing w:after="40"/>
+        <w:ind w:left="720"/>
+      </w:pPr>
+      <w:r>
+        <w:t>â€¢ Sample: 197 content items across four platforms (50 websites, 50 YouTube videos, 47 TikTok videos, and 50 Instagram posts).</w:t>
+      </w:r>
+    </w:p>
+    <w:p>
+      <w:pPr>
+        <w:spacing w:after="40"/>
+        <w:ind w:left="720"/>
+      </w:pPr>
       <w:r>
         <w:rPr>
           <w:rFonts w:cs="Times New Roman"/>
           <w:b/>
-          <w:sz w:val="28"/>
-        </w:rPr>
-        <w:lastRenderedPageBreak/>
-        <w:t>CHAPTER 2. RESEARCH METHODOLOGY</w:t>
+        </w:rPr>
+        <w:t xml:space="preserve">â€¢ Phenomenon of Interest: </w:t>
+      </w:r>
+      <w:r>
+        <w:rPr>
+          <w:rFonts w:cs="Times New Roman"/>
+        </w:rPr>
+        <w:t>Quality of physical activity information.</w:t>
+      </w:r>
+    </w:p>
+    <w:p>
+      <w:pPr>
+        <w:spacing w:after="40"/>
+        <w:ind w:left="720"/>
+      </w:pPr>
+      <w:r>
+        <w:rPr>
+          <w:rFonts w:cs="Times New Roman"/>
+          <w:b/>
+        </w:rPr>
+        <w:t xml:space="preserve">â€¢ Design: </w:t>
+      </w:r>
+      <w:r>
+        <w:rPr>
+          <w:rFonts w:cs="Times New Roman"/>
+        </w:rPr>
+        <w:t>Cross-sectional content analysis.</w:t>
+      </w:r>
+    </w:p>
+    <w:p>
+      <w:pPr>
+        <w:spacing w:after="40"/>
+        <w:ind w:left="720"/>
+      </w:pPr>
+      <w:r>
+        <w:rPr>
+          <w:rFonts w:cs="Times New Roman"/>
+          <w:b/>
+        </w:rPr>
+        <w:t xml:space="preserve">â€¢ Evaluation: </w:t>
+      </w:r>
+      <w:r>
+        <w:rPr>
+          <w:rFonts w:cs="Times New Roman"/>
+        </w:rPr>
+        <w:t>DISCERN instrument and JAMA benchmarks.</w:t>
+      </w:r>
+    </w:p>
+    <w:p>
+      <w:pPr>
+        <w:spacing w:after="40"/>
+        <w:ind w:left="720"/>
+      </w:pPr>
+      <w:r>
+        <w:rPr>
+          <w:rFonts w:cs="Times New Roman"/>
+          <w:b/>
+        </w:rPr>
+        <w:t xml:space="preserve">â€¢ Research type: </w:t>
+      </w:r>
+      <w:r>
+        <w:rPr>
+          <w:rFonts w:cs="Times New Roman"/>
+        </w:rPr>
+        <w:t>Quantitative.</w:t>
       </w:r>
     </w:p>
     <w:p>
@@ -2359,27 +4416,28 @@
         <w:rPr>
           <w:rFonts w:cs="Times New Roman"/>
         </w:rPr>
-        <w:t>This chapter presents the methodological framework employed to investigate the quality of physical activity (PA) information across traditional websites and social media platforms. The research methodology encompasses the research object, strategy and logic, nature of the research, description of research subjects, data collection and assessment methods, organisational procedures, and statistical analysis techniques. Each component is detailed to ensure transparency, replicability, and methodological rigour</w:t>
+        <w:t>The rationale for employing a cross-sectional content analysis rather than a systematic review lies in the current state of the literature. Recent meta-analyses have already synthesised the existing body of evidence on health information quality across individual platforms (Ayyash et al., 2025; Ayyash, Musaad, et al., 2025). However, no study to date has conducted a direct, head-to-head comparison of physical activity information quality across traditional websites, YouTube, TikTok, and Instagram using both</w:t>
       </w:r>
       <w:r>
         <w:rPr>
           <w:rFonts w:cs="Times New Roman"/>
         </w:rPr>
-        <w:t xml:space="preserve"> in alignment with established standards for content analysis in health communication research.</w:t>
-      </w:r>
-    </w:p>
-    <w:p>
-      <w:pPr>
-        <w:spacing w:before="240" w:after="120"/>
+        <w:t xml:space="preserve"> the DISCERN and JAMA instruments simultaneously. The present study addresses this gap by providing the first four-platform comparative analysis using dual quality assessment frameworks applied specifically to physical activity content.</w:t>
+      </w:r>
+    </w:p>
+    <w:p>
+      <w:pPr>
+        <w:pStyle w:val="Heading2"/>
         <w:jc w:val="left"/>
       </w:pPr>
+      <w:bookmarkStart w:id="12" w:name="_Toc225211732"/>
       <w:r>
         <w:rPr>
           <w:rFonts w:cs="Times New Roman"/>
-          <w:b/>
-        </w:rPr>
-        <w:t>2.1 Research Object</w:t>
-      </w:r>
+        </w:rPr>
+        <w:t>2.3 Nature of Research</w:t>
+      </w:r>
+      <w:bookmarkEnd w:id="12"/>
     </w:p>
     <w:p>
       <w:pPr>
@@ -2390,13 +4448,14 @@
         <w:rPr>
           <w:rFonts w:cs="Times New Roman"/>
         </w:rPr>
-        <w:t>The research object of the present study is the quality of physical activity information available on traditional websites and social media platforms. Specifically, this investigation examines health-related content pertaining to physical activity that is publicly accessible through Google search results (representing traditional web-based information), YouTube, TikTok, and Instagram (representing contemporary social media platforms). Physical activity information is defined as any content that provides gui</w:t>
+        <w:t xml:space="preserve">The present study is quantitative in nature, employing numerical scoring instruments to assess information quality and statistical methods to analyse the resulting data. The research is both descriptive and comparative: descriptive in that it characterises the quality of physical activity information across platforms using standardised metrics, and comparative in </w:t>
       </w:r>
       <w:r>
         <w:rPr>
           <w:rFonts w:cs="Times New Roman"/>
         </w:rPr>
-        <w:t>dance, recommendations, instructions, or educational material regarding exercise, fitness, or physical activity behaviours intended for a general adult audience.</w:t>
+        <w:lastRenderedPageBreak/>
+        <w:t>that it systematically examines differences in quality scores between platform types, creator categories, and content formats.</w:t>
       </w:r>
     </w:p>
     <w:p>
@@ -2408,242 +4467,28 @@
         <w:rPr>
           <w:rFonts w:cs="Times New Roman"/>
         </w:rPr>
-        <w:t>The assessment of information quality is operationalised through two established benchmarks: the DISCERN instrument (Charnock et al., 1999), which evaluates the reliability and completeness of health information, and the JAMA benchmarks (Silberg et al., 1997), which assess accountability standards including authorship, attribution, disclosure, and currency. Together, these instruments provide a comprehensive evaluation framework that captures both the substantive quality and the transparency of health infor</w:t>
+        <w:t>Furthermore, this study represents applied research with practical implications for multiple stakeholders. The findings are intended to inform health literacy initiatives, guide content regulation policies on social media platforms, assist healthcare professionals in directing patients toward reliable information sources, and contribute to the broader understanding of digital health information ecosystems. The applied orientation aligns with the growing recognition that the quality of online health informat</w:t>
       </w:r>
       <w:r>
         <w:rPr>
           <w:rFonts w:cs="Times New Roman"/>
         </w:rPr>
-        <w:t>mation across diverse digital platforms.</w:t>
-      </w:r>
-    </w:p>
-    <w:p>
-      <w:pPr>
-        <w:spacing w:before="240" w:after="120"/>
+        <w:t>ion has direct consequences for public health behaviours and outcomes (Swire-Thompson &amp; Lazer, 2020).</w:t>
+      </w:r>
+    </w:p>
+    <w:p>
+      <w:pPr>
+        <w:pStyle w:val="Heading2"/>
         <w:jc w:val="left"/>
       </w:pPr>
+      <w:bookmarkStart w:id="13" w:name="_Toc225211733"/>
       <w:r>
         <w:rPr>
           <w:rFonts w:cs="Times New Roman"/>
-          <w:b/>
-        </w:rPr>
-        <w:t>2.2 Research Strategy and Logic</w:t>
-      </w:r>
-    </w:p>
-    <w:p>
-      <w:pPr>
-        <w:spacing w:after="120"/>
-        <w:ind w:firstLine="720"/>
-      </w:pPr>
-      <w:r>
-        <w:rPr>
-          <w:rFonts w:cs="Times New Roman"/>
-        </w:rPr>
-        <w:t xml:space="preserve">The present study employs a cross-sectional content analysis design, which enables the systematic examination and comparison of physical activity information quality across four digital platforms at a single point in time. Content analysis is a well-established research method in health communication that facilitates the objective, systematic, and quantitative description of manifest content (Krippendorff, 2018). The cross-sectional approach was </w:t>
-      </w:r>
-      <w:r>
-        <w:rPr>
-          <w:rFonts w:cs="Times New Roman"/>
-        </w:rPr>
-        <w:lastRenderedPageBreak/>
-        <w:t>selected for its capacity to capture a snapshot of the current information landscape, allowing for direct comparisons across platforms under identical assessment conditions.</w:t>
-      </w:r>
-    </w:p>
-    <w:p>
-      <w:pPr>
-        <w:spacing w:after="120"/>
-        <w:ind w:firstLine="720"/>
-      </w:pPr>
-      <w:r>
-        <w:rPr>
-          <w:rFonts w:cs="Times New Roman"/>
-        </w:rPr>
-        <w:t>The research follows a deductive approach, applying established quality assessment frameworksâ€”the DISCERN instrument and JAMA benchmarksâ€”to evaluate content across a novel four-platform comparison. While these instruments were originally developed for traditional health information materials, their application to social media content represents a theoretically grounded extension that has been validated in prior research examining YouTube (Azer, 2020), TikTok (Kong et al., 2021), and Instagram health con</w:t>
-      </w:r>
-      <w:r>
-        <w:rPr>
-          <w:rFonts w:cs="Times New Roman"/>
-        </w:rPr>
-        <w:t>tent (Chea &amp; Lim, 2023).</w:t>
-      </w:r>
-    </w:p>
-    <w:p>
-      <w:pPr>
-        <w:spacing w:after="120"/>
-        <w:ind w:firstLine="720"/>
-      </w:pPr>
-      <w:r>
-        <w:rPr>
-          <w:rFonts w:cs="Times New Roman"/>
-        </w:rPr>
-        <w:t>The study design was structured using the SPIDER framework (Cooke et al., 2012), adapted for content analysis as follows:</w:t>
-      </w:r>
-    </w:p>
-    <w:p>
-      <w:pPr>
-        <w:spacing w:after="40"/>
-        <w:ind w:left="720"/>
-      </w:pPr>
-      <w:r>
-        <w:t>â€¢ Sample: 197 content items across four platforms (50 websites, 50 YouTube videos, 47 TikTok videos, and 50 Instagram posts).</w:t>
-      </w:r>
-    </w:p>
-    <w:p>
-      <w:pPr>
-        <w:spacing w:after="40"/>
-        <w:ind w:left="720"/>
-      </w:pPr>
-      <w:r>
-        <w:rPr>
-          <w:rFonts w:cs="Times New Roman"/>
-          <w:b/>
-        </w:rPr>
-        <w:t xml:space="preserve">â€¢ Phenomenon of Interest: </w:t>
-      </w:r>
-      <w:r>
-        <w:rPr>
-          <w:rFonts w:cs="Times New Roman"/>
-        </w:rPr>
-        <w:t>Quality of physical activity information.</w:t>
-      </w:r>
-    </w:p>
-    <w:p>
-      <w:pPr>
-        <w:spacing w:after="40"/>
-        <w:ind w:left="720"/>
-      </w:pPr>
-      <w:r>
-        <w:rPr>
-          <w:rFonts w:cs="Times New Roman"/>
-          <w:b/>
-        </w:rPr>
-        <w:t xml:space="preserve">â€¢ Design: </w:t>
-      </w:r>
-      <w:r>
-        <w:rPr>
-          <w:rFonts w:cs="Times New Roman"/>
-        </w:rPr>
-        <w:t>Cross-sectional content analysis.</w:t>
-      </w:r>
-    </w:p>
-    <w:p>
-      <w:pPr>
-        <w:spacing w:after="40"/>
-        <w:ind w:left="720"/>
-      </w:pPr>
-      <w:r>
-        <w:rPr>
-          <w:rFonts w:cs="Times New Roman"/>
-          <w:b/>
-        </w:rPr>
-        <w:t xml:space="preserve">â€¢ Evaluation: </w:t>
-      </w:r>
-      <w:r>
-        <w:rPr>
-          <w:rFonts w:cs="Times New Roman"/>
-        </w:rPr>
-        <w:t>DISCERN instrument and JAMA benchmarks.</w:t>
-      </w:r>
-    </w:p>
-    <w:p>
-      <w:pPr>
-        <w:spacing w:after="40"/>
-        <w:ind w:left="720"/>
-      </w:pPr>
-      <w:r>
-        <w:rPr>
-          <w:rFonts w:cs="Times New Roman"/>
-          <w:b/>
-        </w:rPr>
-        <w:t xml:space="preserve">â€¢ Research type: </w:t>
-      </w:r>
-      <w:r>
-        <w:rPr>
-          <w:rFonts w:cs="Times New Roman"/>
-        </w:rPr>
-        <w:t>Quantitative.</w:t>
-      </w:r>
-    </w:p>
-    <w:p>
-      <w:pPr>
-        <w:spacing w:after="120"/>
-        <w:ind w:firstLine="720"/>
-      </w:pPr>
-      <w:r>
-        <w:rPr>
-          <w:rFonts w:cs="Times New Roman"/>
-        </w:rPr>
-        <w:t>The rationale for employing a cross-sectional content analysis rather than a systematic review lies in the current state of the literature. Recent meta-analyses have already synthesised the existing body of evidence on health information quality across individual platforms (Ayyash et al., 2025; Ayyash, Musaad, et al., 2025). However, no study to date has conducted a direct, head-to-head comparison of physical activity information quality across traditional websites, YouTube, TikTok, and Instagram using both</w:t>
-      </w:r>
-      <w:r>
-        <w:rPr>
-          <w:rFonts w:cs="Times New Roman"/>
-        </w:rPr>
-        <w:t xml:space="preserve"> the DISCERN and JAMA instruments simultaneously. The present study addresses this gap by providing the first four-platform comparative analysis using dual quality assessment frameworks applied specifically to physical activity content.</w:t>
-      </w:r>
-    </w:p>
-    <w:p>
-      <w:pPr>
-        <w:spacing w:before="240" w:after="120"/>
-        <w:jc w:val="left"/>
-      </w:pPr>
-      <w:r>
-        <w:rPr>
-          <w:rFonts w:cs="Times New Roman"/>
-          <w:b/>
-        </w:rPr>
-        <w:t>2.3 Nature of Research</w:t>
-      </w:r>
-    </w:p>
-    <w:p>
-      <w:pPr>
-        <w:spacing w:after="120"/>
-        <w:ind w:firstLine="720"/>
-      </w:pPr>
-      <w:r>
-        <w:rPr>
-          <w:rFonts w:cs="Times New Roman"/>
-        </w:rPr>
-        <w:t xml:space="preserve">The present study is quantitative in nature, employing numerical scoring instruments to assess information quality and statistical methods to analyse the resulting data. The research is both descriptive and comparative: descriptive in that it characterises the quality of physical activity information across platforms using standardised metrics, and comparative in </w:t>
-      </w:r>
-      <w:r>
-        <w:rPr>
-          <w:rFonts w:cs="Times New Roman"/>
-        </w:rPr>
-        <w:lastRenderedPageBreak/>
-        <w:t>that it systematically examines differences in quality scores between platform types, creator categories, and content formats.</w:t>
-      </w:r>
-    </w:p>
-    <w:p>
-      <w:pPr>
-        <w:spacing w:after="120"/>
-        <w:ind w:firstLine="720"/>
-      </w:pPr>
-      <w:r>
-        <w:rPr>
-          <w:rFonts w:cs="Times New Roman"/>
-        </w:rPr>
-        <w:t>Furthermore, this study represents applied research with practical implications for multiple stakeholders. The findings are intended to inform health literacy initiatives, guide content regulation policies on social media platforms, assist healthcare professionals in directing patients toward reliable information sources, and contribute to the broader understanding of digital health information ecosystems. The applied orientation aligns with the growing recognition that the quality of online health informat</w:t>
-      </w:r>
-      <w:r>
-        <w:rPr>
-          <w:rFonts w:cs="Times New Roman"/>
-        </w:rPr>
-        <w:t>ion has direct consequences for public health behaviours and outcomes (Swire-Thompson &amp; Lazer, 2020).</w:t>
-      </w:r>
-    </w:p>
-    <w:p>
-      <w:pPr>
-        <w:spacing w:before="240" w:after="120"/>
-        <w:jc w:val="left"/>
-      </w:pPr>
-      <w:r>
-        <w:rPr>
-          <w:rFonts w:cs="Times New Roman"/>
-          <w:b/>
         </w:rPr>
         <w:t>2.4 Study Sample and Sampling Frame</w:t>
       </w:r>
+      <w:bookmarkEnd w:id="13"/>
     </w:p>
     <w:p>
       <w:pPr>
@@ -2900,13 +4745,6 @@
                 <w:sz w:val="20"/>
               </w:rPr>
               <w:br/>
-            </w:r>
-            <w:r>
-              <w:rPr>
-                <w:rFonts w:cs="Times New Roman"/>
-                <w:b/>
-                <w:sz w:val="20"/>
-              </w:rPr>
               <w:t>(n)</w:t>
             </w:r>
           </w:p>
@@ -2936,13 +4774,6 @@
                 <w:sz w:val="20"/>
               </w:rPr>
               <w:br/>
-            </w:r>
-            <w:r>
-              <w:rPr>
-                <w:rFonts w:cs="Times New Roman"/>
-                <w:b/>
-                <w:sz w:val="20"/>
-              </w:rPr>
               <w:t>(n)</w:t>
             </w:r>
           </w:p>
@@ -2972,13 +4803,6 @@
                 <w:sz w:val="20"/>
               </w:rPr>
               <w:br/>
-            </w:r>
-            <w:r>
-              <w:rPr>
-                <w:rFonts w:cs="Times New Roman"/>
-                <w:b/>
-                <w:sz w:val="20"/>
-              </w:rPr>
               <w:t>(n)</w:t>
             </w:r>
           </w:p>
@@ -3008,13 +4832,6 @@
                 <w:sz w:val="20"/>
               </w:rPr>
               <w:br/>
-            </w:r>
-            <w:r>
-              <w:rPr>
-                <w:rFonts w:cs="Times New Roman"/>
-                <w:b/>
-                <w:sz w:val="20"/>
-              </w:rPr>
               <w:t>(n)</w:t>
             </w:r>
           </w:p>
@@ -3044,13 +4861,6 @@
                 <w:sz w:val="20"/>
               </w:rPr>
               <w:br/>
-            </w:r>
-            <w:r>
-              <w:rPr>
-                <w:rFonts w:cs="Times New Roman"/>
-                <w:b/>
-                <w:sz w:val="20"/>
-              </w:rPr>
               <w:t>(N)</w:t>
             </w:r>
           </w:p>
@@ -3769,16 +5579,17 @@
     </w:p>
     <w:p>
       <w:pPr>
-        <w:spacing w:before="240" w:after="120"/>
+        <w:pStyle w:val="Heading2"/>
         <w:jc w:val="left"/>
       </w:pPr>
+      <w:bookmarkStart w:id="14" w:name="_Toc225211734"/>
       <w:r>
         <w:rPr>
           <w:rFonts w:cs="Times New Roman"/>
-          <w:b/>
         </w:rPr>
         <w:t>2.5 Research Methods</w:t>
       </w:r>
+      <w:bookmarkEnd w:id="14"/>
     </w:p>
     <w:p>
       <w:pPr>
@@ -5520,16 +7331,17 @@
     </w:p>
     <w:p>
       <w:pPr>
-        <w:spacing w:before="240" w:after="120"/>
+        <w:pStyle w:val="Heading2"/>
         <w:jc w:val="left"/>
       </w:pPr>
+      <w:bookmarkStart w:id="15" w:name="_Toc225211735"/>
       <w:r>
         <w:rPr>
           <w:rFonts w:cs="Times New Roman"/>
-          <w:b/>
         </w:rPr>
         <w:t>2.6 Research Organisation</w:t>
       </w:r>
+      <w:bookmarkEnd w:id="15"/>
     </w:p>
     <w:p>
       <w:pPr>
@@ -5779,12 +7591,6 @@
                 <w:sz w:val="20"/>
               </w:rPr>
               <w:br/>
-            </w:r>
-            <w:r>
-              <w:rPr>
-                <w:rFonts w:cs="Times New Roman"/>
-                <w:sz w:val="20"/>
-              </w:rPr>
               <w:t>(Google &amp; YouTube via Playwright â€“ Day 1)</w:t>
             </w:r>
           </w:p>
@@ -5850,12 +7656,6 @@
                 <w:sz w:val="20"/>
               </w:rPr>
               <w:br/>
-            </w:r>
-            <w:r>
-              <w:rPr>
-                <w:rFonts w:cs="Times New Roman"/>
-                <w:sz w:val="20"/>
-              </w:rPr>
               <w:t>(TikTok &amp; Instagram â€“ Days 1â€“2)</w:t>
             </w:r>
           </w:p>
@@ -5921,12 +7721,6 @@
                 <w:sz w:val="20"/>
               </w:rPr>
               <w:br/>
-            </w:r>
-            <w:r>
-              <w:rPr>
-                <w:rFonts w:cs="Times New Roman"/>
-                <w:sz w:val="20"/>
-              </w:rPr>
               <w:t>(N = 200 content items)</w:t>
             </w:r>
           </w:p>
@@ -5992,12 +7786,6 @@
                 <w:sz w:val="20"/>
               </w:rPr>
               <w:br/>
-            </w:r>
-            <w:r>
-              <w:rPr>
-                <w:rFonts w:cs="Times New Roman"/>
-                <w:sz w:val="20"/>
-              </w:rPr>
               <w:t>(20% subsample, n = 40)</w:t>
             </w:r>
           </w:p>
@@ -6063,12 +7851,6 @@
                 <w:sz w:val="20"/>
               </w:rPr>
               <w:br/>
-            </w:r>
-            <w:r>
-              <w:rPr>
-                <w:rFonts w:cs="Times New Roman"/>
-                <w:sz w:val="20"/>
-              </w:rPr>
               <w:t>(ICC for DISCERN; Cohenâ€™s Îº for JAMA)</w:t>
             </w:r>
           </w:p>
@@ -6135,12 +7917,6 @@
                 <w:sz w:val="20"/>
               </w:rPr>
               <w:br/>
-            </w:r>
-            <w:r>
-              <w:rPr>
-                <w:rFonts w:cs="Times New Roman"/>
-                <w:sz w:val="20"/>
-              </w:rPr>
               <w:t>(Python 3.13 with SciPy, pingouin, scikit-posthocs)</w:t>
             </w:r>
           </w:p>
@@ -6201,16 +7977,17 @@
     </w:p>
     <w:p>
       <w:pPr>
-        <w:spacing w:before="240" w:after="120"/>
+        <w:pStyle w:val="Heading2"/>
         <w:jc w:val="left"/>
       </w:pPr>
+      <w:bookmarkStart w:id="16" w:name="_Toc225211736"/>
       <w:r>
         <w:rPr>
           <w:rFonts w:cs="Times New Roman"/>
-          <w:b/>
         </w:rPr>
         <w:t>2.7 Methods of Statistical Analysis</w:t>
       </w:r>
+      <w:bookmarkEnd w:id="16"/>
     </w:p>
     <w:p>
       <w:pPr>
@@ -6619,12 +8396,6 @@
                 <w:sz w:val="18"/>
               </w:rPr>
               <w:br/>
-            </w:r>
-            <w:r>
-              <w:rPr>
-                <w:rFonts w:cs="Times New Roman"/>
-                <w:sz w:val="18"/>
-              </w:rPr>
               <w:t>DV: DISCERN total score; JAMA criteria compliance</w:t>
             </w:r>
           </w:p>
@@ -6651,13 +8422,15 @@
                 <w:sz w:val="18"/>
               </w:rPr>
               <w:br/>
+              <w:t>Dunnâ€™s post-hoc with Bonferroni</w:t>
             </w:r>
             <w:r>
               <w:rPr>
                 <w:rFonts w:cs="Times New Roman"/>
                 <w:sz w:val="18"/>
               </w:rPr>
-              <w:t>Dunnâ€™s post-hoc with Bonferroni</w:t>
+              <w:br/>
+              <w:t>Ï‡Â² / Fisherâ€™s exact test (JAMA)</w:t>
             </w:r>
             <w:r>
               <w:rPr>
@@ -6665,26 +8438,6 @@
                 <w:sz w:val="18"/>
               </w:rPr>
               <w:br/>
-            </w:r>
-            <w:r>
-              <w:rPr>
-                <w:rFonts w:cs="Times New Roman"/>
-                <w:sz w:val="18"/>
-              </w:rPr>
-              <w:t>Ï‡Â² / Fisherâ€™s exact test (JAMA)</w:t>
-            </w:r>
-            <w:r>
-              <w:rPr>
-                <w:rFonts w:cs="Times New Roman"/>
-                <w:sz w:val="18"/>
-              </w:rPr>
-              <w:br/>
-            </w:r>
-            <w:r>
-              <w:rPr>
-                <w:rFonts w:cs="Times New Roman"/>
-                <w:sz w:val="18"/>
-              </w:rPr>
               <w:t>Effect sizes: Î·Â², CramÃ©râ€™s V</w:t>
             </w:r>
           </w:p>
@@ -6752,12 +8505,6 @@
                 <w:sz w:val="18"/>
               </w:rPr>
               <w:br/>
-            </w:r>
-            <w:r>
-              <w:rPr>
-                <w:rFonts w:cs="Times New Roman"/>
-                <w:sz w:val="18"/>
-              </w:rPr>
               <w:t>DV: DISCERN total score</w:t>
             </w:r>
           </w:p>
@@ -6784,12 +8531,6 @@
                 <w:sz w:val="18"/>
               </w:rPr>
               <w:br/>
-            </w:r>
-            <w:r>
-              <w:rPr>
-                <w:rFonts w:cs="Times New Roman"/>
-                <w:sz w:val="18"/>
-              </w:rPr>
               <w:t>Effect size: rank-biserial correlation</w:t>
             </w:r>
           </w:p>
@@ -6857,12 +8598,6 @@
                 <w:sz w:val="18"/>
               </w:rPr>
               <w:br/>
-            </w:r>
-            <w:r>
-              <w:rPr>
-                <w:rFonts w:cs="Times New Roman"/>
-                <w:sz w:val="18"/>
-              </w:rPr>
               <w:t>Outcome: DISCERN total score</w:t>
             </w:r>
           </w:p>
@@ -6990,12 +8725,6 @@
                 <w:sz w:val="18"/>
               </w:rPr>
               <w:br/>
-            </w:r>
-            <w:r>
-              <w:rPr>
-                <w:rFonts w:cs="Times New Roman"/>
-                <w:sz w:val="18"/>
-              </w:rPr>
               <w:t>Cohenâ€™s Îº for each JAMA criterion</w:t>
             </w:r>
           </w:p>
@@ -7075,27 +8804,32 @@
     </w:p>
     <w:p>
       <w:pPr>
+        <w:pStyle w:val="Heading1"/>
         <w:spacing w:after="240"/>
       </w:pPr>
+      <w:bookmarkStart w:id="17" w:name="_Toc225211737"/>
       <w:r>
         <w:rPr>
           <w:rFonts w:cs="Times New Roman"/>
-          <w:b/>
-          <w:sz w:val="28"/>
         </w:rPr>
         <w:lastRenderedPageBreak/>
         <w:t>CHAPTER 3. RESEARCH FINDINGS</w:t>
       </w:r>
-    </w:p>
-    <w:p>
+      <w:bookmarkEnd w:id="17"/>
+    </w:p>
+    <w:p>
+      <w:pPr>
+        <w:pStyle w:val="Heading2"/>
+      </w:pPr>
+      <w:bookmarkStart w:id="18" w:name="_Toc225211738"/>
       <w:r>
         <w:rPr>
           <w:rFonts w:cs="Times New Roman"/>
-          <w:b/>
           <w:sz w:val="26"/>
         </w:rPr>
         <w:t>3.1 Sample Characteristics</w:t>
       </w:r>
+      <w:bookmarkEnd w:id="18"/>
     </w:p>
     <w:p>
       <w:pPr>
@@ -8319,14 +10053,18 @@
       </w:tr>
     </w:tbl>
     <w:p>
+      <w:pPr>
+        <w:pStyle w:val="Heading2"/>
+      </w:pPr>
+      <w:bookmarkStart w:id="19" w:name="_Toc225211739"/>
       <w:r>
         <w:rPr>
           <w:rFonts w:cs="Times New Roman"/>
-          <w:b/>
           <w:sz w:val="26"/>
         </w:rPr>
         <w:t>3.2 Inter-Rater Reliability</w:t>
       </w:r>
+      <w:bookmarkEnd w:id="19"/>
     </w:p>
     <w:p>
       <w:pPr>
@@ -8357,14 +10095,18 @@
       </w:r>
     </w:p>
     <w:p>
+      <w:pPr>
+        <w:pStyle w:val="Heading2"/>
+      </w:pPr>
+      <w:bookmarkStart w:id="20" w:name="_Toc225211740"/>
       <w:r>
         <w:rPr>
           <w:rFonts w:cs="Times New Roman"/>
-          <w:b/>
           <w:sz w:val="26"/>
         </w:rPr>
         <w:t>3.3 DISCERN Scores by Platform</w:t>
       </w:r>
+      <w:bookmarkEnd w:id="20"/>
     </w:p>
     <w:p>
       <w:pPr>
@@ -8380,14 +10122,14 @@
         <w:rPr>
           <w:rFonts w:cs="Times New Roman"/>
         </w:rPr>
-        <w:t xml:space="preserve"> 63â€“80 = excellent), the modal category for websites was 'fair' (44%), for YouTube 'fair' (48%), for </w:t>
+        <w:t xml:space="preserve"> 63â€“80 = </w:t>
       </w:r>
       <w:r>
         <w:rPr>
           <w:rFonts w:cs="Times New Roman"/>
         </w:rPr>
         <w:lastRenderedPageBreak/>
-        <w:t>TikTok 'poor' (55.3%), and for Instagram 'poor' (50%). Notably, 42% of Instagram items scored in the 'very poor' range, compared with 0% for both websites and YouTube.</w:t>
+        <w:t>excellent), the modal category for websites was 'fair' (44%), for YouTube 'fair' (48%), for TikTok 'poor' (55.3%), and for Instagram 'poor' (50%). Notably, 42% of Instagram items scored in the 'very poor' range, compared with 0% for both websites and YouTube.</w:t>
       </w:r>
     </w:p>
     <w:p>
@@ -9616,14 +11358,18 @@
       </w:r>
     </w:p>
     <w:p>
+      <w:pPr>
+        <w:pStyle w:val="Heading2"/>
+      </w:pPr>
+      <w:bookmarkStart w:id="21" w:name="_Toc225211741"/>
       <w:r>
         <w:rPr>
           <w:rFonts w:cs="Times New Roman"/>
-          <w:b/>
           <w:sz w:val="26"/>
         </w:rPr>
         <w:t>3.4 JAMA Benchmark Compliance by Platform</w:t>
       </w:r>
+      <w:bookmarkEnd w:id="21"/>
     </w:p>
     <w:p>
       <w:pPr>
@@ -10332,14 +12078,18 @@
       </w:r>
     </w:p>
     <w:p>
+      <w:pPr>
+        <w:pStyle w:val="Heading2"/>
+      </w:pPr>
+      <w:bookmarkStart w:id="22" w:name="_Toc225211742"/>
       <w:r>
         <w:rPr>
           <w:rFonts w:cs="Times New Roman"/>
-          <w:b/>
           <w:sz w:val="26"/>
         </w:rPr>
         <w:t>3.5 Creator Type Analysis</w:t>
       </w:r>
+      <w:bookmarkEnd w:id="22"/>
     </w:p>
     <w:p>
       <w:pPr>
@@ -10454,14 +12204,18 @@
       </w:r>
     </w:p>
     <w:p>
+      <w:pPr>
+        <w:pStyle w:val="Heading2"/>
+      </w:pPr>
+      <w:bookmarkStart w:id="23" w:name="_Toc225211743"/>
       <w:r>
         <w:rPr>
           <w:rFonts w:cs="Times New Roman"/>
-          <w:b/>
           <w:sz w:val="26"/>
         </w:rPr>
         <w:t>3.6 Engagement-Quality Relationship</w:t>
       </w:r>
+      <w:bookmarkEnd w:id="23"/>
     </w:p>
     <w:p>
       <w:pPr>
@@ -10582,14 +12336,18 @@
       </w:r>
     </w:p>
     <w:p>
+      <w:pPr>
+        <w:pStyle w:val="Heading2"/>
+      </w:pPr>
+      <w:bookmarkStart w:id="24" w:name="_Toc225211744"/>
       <w:r>
         <w:rPr>
           <w:rFonts w:cs="Times New Roman"/>
-          <w:b/>
           <w:sz w:val="26"/>
         </w:rPr>
         <w:t>3.7 DISCERN Question-Level Patterns</w:t>
       </w:r>
+      <w:bookmarkEnd w:id="24"/>
     </w:p>
     <w:p>
       <w:pPr>
@@ -10676,14 +12434,18 @@
       </w:r>
     </w:p>
     <w:p>
+      <w:pPr>
+        <w:pStyle w:val="Heading2"/>
+      </w:pPr>
+      <w:bookmarkStart w:id="25" w:name="_Toc225211745"/>
       <w:r>
         <w:rPr>
           <w:rFonts w:cs="Times New Roman"/>
-          <w:b/>
           <w:sz w:val="26"/>
         </w:rPr>
         <w:t>3.8 Content Format and Search Term Effects</w:t>
       </w:r>
+      <w:bookmarkEnd w:id="25"/>
     </w:p>
     <w:p>
       <w:pPr>
@@ -10720,71 +12482,77 @@
     </w:p>
     <w:p>
       <w:pPr>
+        <w:pStyle w:val="Heading1"/>
         <w:spacing w:after="240"/>
       </w:pPr>
+      <w:bookmarkStart w:id="26" w:name="_Toc225211746"/>
+      <w:r>
+        <w:lastRenderedPageBreak/>
+        <w:t>CHAPTER 4. CONSIDERATIONS</w:t>
+      </w:r>
+      <w:bookmarkEnd w:id="26"/>
+    </w:p>
+    <w:p>
+      <w:pPr>
+        <w:pStyle w:val="Heading2"/>
+      </w:pPr>
+      <w:bookmarkStart w:id="27" w:name="_Toc225211747"/>
       <w:r>
         <w:rPr>
           <w:rFonts w:cs="Times New Roman"/>
-          <w:b/>
-          <w:sz w:val="28"/>
-        </w:rPr>
-        <w:lastRenderedPageBreak/>
-        <w:t>CHAPTER 4. DISCUSSION</w:t>
-      </w:r>
-    </w:p>
-    <w:p>
+          <w:sz w:val="26"/>
+        </w:rPr>
+        <w:t>4.1 Summary of Key Findings</w:t>
+      </w:r>
+      <w:bookmarkEnd w:id="27"/>
+    </w:p>
+    <w:p>
+      <w:pPr>
+        <w:spacing w:after="120"/>
+      </w:pPr>
       <w:r>
         <w:rPr>
           <w:rFonts w:cs="Times New Roman"/>
-          <w:b/>
+        </w:rPr>
+        <w:t>This cross-sectional content analysis evaluated the quality of physical activity information across four platform types using the DISCERN instrument and JAMA benchmarks. The results reveal a clear and statistically significant quality gradient: traditional websites scored highest (Mdn = 48.5), followed by YouTube (Mdn = 42.0), TikTok (Mdn = 35.0), and Instagram (Mdn = 27.5). The Kruskal-Wallis test confirmed significant differences across platforms, H(3) = 93.489, p &lt; .001, with a large effect size (eta-squ</w:t>
+      </w:r>
+      <w:r>
+        <w:rPr>
+          <w:rFonts w:cs="Times New Roman"/>
+        </w:rPr>
+        <w:t>ared = 0.469). All six pairwise comparisons were statistically significant, although the Website versus YouTube contrast yielded a notably smaller effect (p = .038, r = -0.316) compared with the other five pairs (all p &lt; .001).</w:t>
+      </w:r>
+    </w:p>
+    <w:p>
+      <w:pPr>
+        <w:spacing w:after="120"/>
+      </w:pPr>
+      <w:r>
+        <w:rPr>
+          <w:rFonts w:cs="Times New Roman"/>
+        </w:rPr>
+        <w:t xml:space="preserve">JAMA benchmark compliance did not differ significantly across platforms when aggregated (H[3] = 5.123, p = .163), though significant platform differences emerged for individual criteria—Attribution, Disclosure, and Currency—but not Authorship. Creator type exerted a significant effect on quality in the binary analysis (p = .036), and the five-category Kruskal-Wallis test was also significant (p = .012). Engagement–quality correlations were largely non-significant within platforms, except for YouTube, where </w:t>
+      </w:r>
+      <w:r>
+        <w:rPr>
+          <w:rFonts w:cs="Times New Roman"/>
+        </w:rPr>
+        <w:t>both views and likes showed significant negative correlations with quality; the overall positive correlation between likes and quality across the full sample was identified as primarily a Simpson's paradox artefact of between-platform differences.</w:t>
+      </w:r>
+    </w:p>
+    <w:p>
+      <w:pPr>
+        <w:pStyle w:val="Heading2"/>
+      </w:pPr>
+      <w:bookmarkStart w:id="28" w:name="_Toc225211748"/>
+      <w:r>
+        <w:rPr>
+          <w:rFonts w:cs="Times New Roman"/>
           <w:sz w:val="26"/>
         </w:rPr>
-        <w:t>4.1 Summary of Key Findings</w:t>
-      </w:r>
-    </w:p>
-    <w:p>
-      <w:pPr>
-        <w:spacing w:after="120"/>
-      </w:pPr>
-      <w:r>
-        <w:rPr>
-          <w:rFonts w:cs="Times New Roman"/>
-        </w:rPr>
-        <w:t>This cross-sectional content analysis evaluated the quality of physical activity information across four platform types using the DISCERN instrument and JAMA benchmarks. The results reveal a clear and statistically significant quality gradient: traditional websites scored highest (Mdn = 48.5), followed by YouTube (Mdn = 42.0), TikTok (Mdn = 35.0), and Instagram (Mdn = 27.5). The Kruskal-Wallis test confirmed significant differences across platforms, H(3) = 93.489, p &lt; .001, with a large effect size (eta-squ</w:t>
-      </w:r>
-      <w:r>
-        <w:rPr>
-          <w:rFonts w:cs="Times New Roman"/>
-        </w:rPr>
-        <w:t>ared = 0.469). All six pairwise comparisons were statistically significant, although the Website versus YouTube contrast yielded a notably smaller effect (p = .038, r = -0.316) compared with the other five pairs (all p &lt; .001).</w:t>
-      </w:r>
-    </w:p>
-    <w:p>
-      <w:pPr>
-        <w:spacing w:after="120"/>
-      </w:pPr>
-      <w:r>
-        <w:rPr>
-          <w:rFonts w:cs="Times New Roman"/>
-        </w:rPr>
-        <w:t xml:space="preserve">JAMA benchmark compliance did not differ significantly across platforms when aggregated (H[3] = 5.123, p = .163), though significant platform differences emerged for individual criteria—Attribution, Disclosure, and Currency—but not Authorship. Creator type exerted a significant effect on quality in the binary analysis (p = .036), and the five-category Kruskal-Wallis test was also significant (p = .012). Engagement–quality correlations were largely non-significant within platforms, except for YouTube, where </w:t>
-      </w:r>
-      <w:r>
-        <w:rPr>
-          <w:rFonts w:cs="Times New Roman"/>
-        </w:rPr>
-        <w:t>both views and likes showed significant negative correlations with quality; the overall positive correlation between likes and quality across the full sample was identified as primarily a Simpson's paradox artefact of between-platform differences.</w:t>
-      </w:r>
-    </w:p>
-    <w:p>
-      <w:r>
-        <w:rPr>
-          <w:rFonts w:cs="Times New Roman"/>
-          <w:b/>
-          <w:sz w:val="26"/>
-        </w:rPr>
         <w:t>4.2 Comparison with Existing Literature</w:t>
       </w:r>
+      <w:bookmarkEnd w:id="28"/>
     </w:p>
     <w:p>
       <w:pPr>
@@ -10880,14 +12648,18 @@
       </w:r>
     </w:p>
     <w:p>
+      <w:pPr>
+        <w:pStyle w:val="Heading2"/>
+      </w:pPr>
+      <w:bookmarkStart w:id="29" w:name="_Toc225211749"/>
       <w:r>
         <w:rPr>
           <w:rFonts w:cs="Times New Roman"/>
-          <w:b/>
           <w:sz w:val="26"/>
         </w:rPr>
         <w:t>4.3 Implications for Public Health Practice</w:t>
       </w:r>
+      <w:bookmarkEnd w:id="29"/>
     </w:p>
     <w:p>
       <w:pPr>
@@ -10941,14 +12713,18 @@
       </w:r>
     </w:p>
     <w:p>
+      <w:pPr>
+        <w:pStyle w:val="Heading2"/>
+      </w:pPr>
+      <w:bookmarkStart w:id="30" w:name="_Toc225211750"/>
       <w:r>
         <w:rPr>
           <w:rFonts w:cs="Times New Roman"/>
-          <w:b/>
           <w:sz w:val="26"/>
         </w:rPr>
         <w:t>4.4 Strengths of the Study</w:t>
       </w:r>
+      <w:bookmarkEnd w:id="30"/>
     </w:p>
     <w:p>
       <w:pPr>
@@ -10986,14 +12762,18 @@
       </w:r>
     </w:p>
     <w:p>
+      <w:pPr>
+        <w:pStyle w:val="Heading2"/>
+      </w:pPr>
+      <w:bookmarkStart w:id="31" w:name="_Toc225211751"/>
       <w:r>
         <w:rPr>
           <w:rFonts w:cs="Times New Roman"/>
-          <w:b/>
           <w:sz w:val="26"/>
         </w:rPr>
         <w:t>4.5 Limitations</w:t>
       </w:r>
+      <w:bookmarkEnd w:id="31"/>
     </w:p>
     <w:p>
       <w:pPr>
@@ -11042,7 +12822,14 @@
         <w:rPr>
           <w:rFonts w:cs="Times New Roman"/>
         </w:rPr>
-        <w:t>Fourth, data collection employed a mixed approach: Playwright automation was used for traditional websites and YouTube, while TikTok and Instagram content was collected manually due to platform restrictions on automated scraping. This introduces potential selection bias, as the manual collection process for TikTok and Instagram may have been influenced by factors not present in the automated approach, despite adherence to the same top-10 sampling protocol.</w:t>
+        <w:t xml:space="preserve">Fourth, data collection employed a mixed approach: Playwright automation was used for traditional websites and YouTube, while TikTok and Instagram content was collected manually due to platform restrictions on automated scraping. This introduces potential selection bias, as the manual collection process for TikTok and Instagram may have been </w:t>
+      </w:r>
+      <w:r>
+        <w:rPr>
+          <w:rFonts w:cs="Times New Roman"/>
+        </w:rPr>
+        <w:lastRenderedPageBreak/>
+        <w:t>influenced by factors not present in the automated approach, despite adherence to the same top-10 sampling protocol.</w:t>
       </w:r>
     </w:p>
     <w:p>
@@ -11053,81 +12840,84 @@
         <w:rPr>
           <w:rFonts w:cs="Times New Roman"/>
         </w:rPr>
+        <w:t>Fifth, the top-10 sampling strategy, while ecologically valid (as most users do not scroll beyond the first page of results), captures only a fraction of available content. Results may differ for content appearing in later search positions. Additionally, the DISCERN instrument was originally developed for evaluating written treatment information for patients (Charnock et al., 1999) and has been adapted here beyond its original scope to evaluate physical activity content on social media. While this adaptatio</w:t>
+      </w:r>
+      <w:r>
+        <w:rPr>
+          <w:rFonts w:cs="Times New Roman"/>
+        </w:rPr>
+        <w:t>n is consistent with growing practice in the literature, it represents a departure from the validated use case.</w:t>
+      </w:r>
+    </w:p>
+    <w:p>
+      <w:pPr>
+        <w:spacing w:after="120"/>
+      </w:pPr>
+      <w:r>
+        <w:rPr>
+          <w:rFonts w:cs="Times New Roman"/>
+        </w:rPr>
+        <w:t>Sixth, engagement metrics were not uniformly available across platforms. Traditional websites do not provide standardised engagement data (likes, shares), and the metrics that were available may not be comparable across platforms with different user bases and interaction paradigms.</w:t>
+      </w:r>
+    </w:p>
+    <w:p>
+      <w:pPr>
+        <w:spacing w:after="120"/>
+      </w:pPr>
+      <w:r>
+        <w:rPr>
+          <w:rFonts w:cs="Times New Roman"/>
+        </w:rPr>
+        <w:t>Seventh, the classification of organisations (n = 84, 42.6% of the sample) as 'non-professional' in the binary creator type analysis is analytically consequential. Many organisations (e.g., NHS, WHO, university hospitals) produce content overseen by healthcare professionals, meaning this classification likely diluted the professional category's apparent quality advantage. Future studies should consider more granular organisation subtyping.</w:t>
+      </w:r>
+    </w:p>
+    <w:p>
+      <w:pPr>
+        <w:spacing w:after="120"/>
+      </w:pPr>
+      <w:r>
+        <w:rPr>
+          <w:rFonts w:cs="Times New Roman"/>
+        </w:rPr>
+        <w:t>Eighth, the DISCERN quality categories used in this study (Very Poor 16–26, Poor 27–38, Fair 39–50, Good 51–62, Excellent 63–80) are commonly adopted thresholds in the health information quality literature but were not specified in the original DISCERN validation by Charnock et al. (1999). These cut-points have been adopted from subsequent studies and should be treated as conventional rather than formally validated boundaries.</w:t>
+      </w:r>
+    </w:p>
+    <w:p>
+      <w:pPr>
+        <w:pStyle w:val="Heading2"/>
+      </w:pPr>
+      <w:bookmarkStart w:id="32" w:name="_Toc225211752"/>
+      <w:r>
+        <w:rPr>
+          <w:rFonts w:cs="Times New Roman"/>
+          <w:sz w:val="26"/>
+        </w:rPr>
+        <w:t>4.6 Recommendations for Future Research</w:t>
+      </w:r>
+      <w:bookmarkEnd w:id="32"/>
+    </w:p>
+    <w:p>
+      <w:pPr>
+        <w:spacing w:after="120"/>
+      </w:pPr>
+      <w:r>
+        <w:rPr>
+          <w:rFonts w:cs="Times New Roman"/>
+        </w:rPr>
+        <w:t>Several directions for future research emerge from this study. First, longitudinal designs could track how physical activity information quality changes over time as platforms modify their algorithms and content policies. Second, multilingual studies incorporating non-English content would address a significant gap, given that the majority of global internet users access health information in languages other than English. Third, future studies should incorporate full transcription and coding of audio-visual</w:t>
+      </w:r>
+      <w:r>
+        <w:rPr>
+          <w:rFonts w:cs="Times New Roman"/>
+        </w:rPr>
+        <w:t xml:space="preserve"> content to address the metadata-only scoring limitation identified here. Fourth, the role of platform algorithms in promoting or </w:t>
+      </w:r>
+      <w:r>
+        <w:rPr>
+          <w:rFonts w:cs="Times New Roman"/>
+        </w:rPr>
         <w:lastRenderedPageBreak/>
-        <w:t>Fifth, the top-10 sampling strategy, while ecologically valid (as most users do not scroll beyond the first page of results), captures only a fraction of available content. Results may differ for content appearing in later search positions. Additionally, the DISCERN instrument was originally developed for evaluating written treatment information for patients (Charnock et al., 1999) and has been adapted here beyond its original scope to evaluate physical activity content on social media. While this adaptatio</w:t>
-      </w:r>
-      <w:r>
-        <w:rPr>
-          <w:rFonts w:cs="Times New Roman"/>
-        </w:rPr>
-        <w:t>n is consistent with growing practice in the literature, it represents a departure from the validated use case.</w:t>
-      </w:r>
-    </w:p>
-    <w:p>
-      <w:pPr>
-        <w:spacing w:after="120"/>
-      </w:pPr>
-      <w:r>
-        <w:rPr>
-          <w:rFonts w:cs="Times New Roman"/>
-        </w:rPr>
-        <w:t>Sixth, engagement metrics were not uniformly available across platforms. Traditional websites do not provide standardised engagement data (likes, shares), and the metrics that were available may not be comparable across platforms with different user bases and interaction paradigms.</w:t>
-      </w:r>
-    </w:p>
-    <w:p>
-      <w:pPr>
-        <w:spacing w:after="120"/>
-      </w:pPr>
-      <w:r>
-        <w:rPr>
-          <w:rFonts w:cs="Times New Roman"/>
-        </w:rPr>
-        <w:t>Seventh, the classification of organisations (n = 84, 42.6% of the sample) as 'non-professional' in the binary creator type analysis is analytically consequential. Many organisations (e.g., NHS, WHO, university hospitals) produce content overseen by healthcare professionals, meaning this classification likely diluted the professional category's apparent quality advantage. Future studies should consider more granular organisation subtyping.</w:t>
-      </w:r>
-    </w:p>
-    <w:p>
-      <w:pPr>
-        <w:spacing w:after="120"/>
-      </w:pPr>
-      <w:r>
-        <w:rPr>
-          <w:rFonts w:cs="Times New Roman"/>
-        </w:rPr>
-        <w:t>Eighth, the DISCERN quality categories used in this study (Very Poor 16–26, Poor 27–38, Fair 39–50, Good 51–62, Excellent 63–80) are commonly adopted thresholds in the health information quality literature but were not specified in the original DISCERN validation by Charnock et al. (1999). These cut-points have been adopted from subsequent studies and should be treated as conventional rather than formally validated boundaries.</w:t>
-      </w:r>
-    </w:p>
-    <w:p>
-      <w:r>
-        <w:rPr>
-          <w:rFonts w:cs="Times New Roman"/>
-          <w:b/>
-          <w:sz w:val="26"/>
-        </w:rPr>
-        <w:t>4.6 Recommendations for Future Research</w:t>
-      </w:r>
-    </w:p>
-    <w:p>
-      <w:pPr>
-        <w:spacing w:after="120"/>
-      </w:pPr>
-      <w:r>
-        <w:rPr>
-          <w:rFonts w:cs="Times New Roman"/>
-        </w:rPr>
-        <w:t>Several directions for future research emerge from this study. First, longitudinal designs could track how physical activity information quality changes over time as platforms modify their algorithms and content policies. Second, multilingual studies incorporating non-English content would address a significant gap, given that the majority of global internet users access health information in languages other than English. Third, future studies should incorporate full transcription and coding of audio-visual</w:t>
-      </w:r>
-      <w:r>
-        <w:rPr>
-          <w:rFonts w:cs="Times New Roman"/>
-        </w:rPr>
-        <w:t xml:space="preserve"> content to address the metadata-only scoring limitation identified here. Fourth, the role of platform algorithms in promoting or suppressing high-quality health content warrants dedicated investigation, particularly given the significant negative views–quality and likes–quality correlations observed on YouTube. Fifth, intervention studies could evaluate whether platform-specific quality labels or health </w:t>
-      </w:r>
-      <w:r>
-        <w:rPr>
-          <w:rFonts w:cs="Times New Roman"/>
-        </w:rPr>
-        <w:lastRenderedPageBreak/>
-        <w:t xml:space="preserve">information verification badges improve the quality of content that users encounter and trust. Finally, </w:t>
+        <w:t xml:space="preserve">suppressing high-quality health content warrants dedicated investigation, particularly given the significant negative views–quality and likes–quality correlations observed on YouTube. Fifth, intervention studies could evaluate whether platform-specific quality labels or health information verification badges improve the quality of content that users encounter and trust. Finally, </w:t>
       </w:r>
       <w:r>
         <w:rPr>
@@ -11146,7 +12936,7 @@
         <w:pStyle w:val="Heading1"/>
         <w:jc w:val="center"/>
       </w:pPr>
-      <w:bookmarkStart w:id="9" w:name="_Toc225187741"/>
+      <w:bookmarkStart w:id="33" w:name="_Toc225211753"/>
       <w:r>
         <w:rPr>
           <w:rFonts w:ascii="Times New Roman" w:hAnsi="Times New Roman"/>
@@ -11154,7 +12944,7 @@
         <w:lastRenderedPageBreak/>
         <w:t>CONCLUSIONS</w:t>
       </w:r>
-      <w:bookmarkEnd w:id="9"/>
+      <w:bookmarkEnd w:id="33"/>
     </w:p>
     <w:p>
       <w:r>
@@ -11216,14 +13006,14 @@
         <w:pStyle w:val="Heading1"/>
         <w:jc w:val="center"/>
       </w:pPr>
-      <w:bookmarkStart w:id="10" w:name="_Toc225187742"/>
+      <w:bookmarkStart w:id="34" w:name="_Toc225211754"/>
       <w:r>
         <w:rPr>
           <w:rFonts w:ascii="Times New Roman" w:hAnsi="Times New Roman"/>
         </w:rPr>
         <w:t>RECOMMENDATIONS</w:t>
       </w:r>
-      <w:bookmarkEnd w:id="10"/>
+      <w:bookmarkEnd w:id="34"/>
     </w:p>
     <w:p>
       <w:r>
@@ -11289,7 +13079,7 @@
       <w:pPr>
         <w:pStyle w:val="Heading1"/>
       </w:pPr>
-      <w:bookmarkStart w:id="11" w:name="_Toc225187743"/>
+      <w:bookmarkStart w:id="35" w:name="_Toc225211755"/>
       <w:r>
         <w:rPr>
           <w:rFonts w:ascii="Times New Roman" w:hAnsi="Times New Roman"/>
@@ -11297,7 +13087,7 @@
         <w:lastRenderedPageBreak/>
         <w:t>REFERENCES</w:t>
       </w:r>
-      <w:bookmarkEnd w:id="11"/>
+      <w:bookmarkEnd w:id="35"/>
     </w:p>
     <w:p/>
     <w:p>
@@ -11815,12 +13605,12 @@
         <w:pStyle w:val="Heading1"/>
         <w:jc w:val="left"/>
       </w:pPr>
-      <w:bookmarkStart w:id="12" w:name="_Toc225187744"/>
+      <w:bookmarkStart w:id="36" w:name="_Toc225211756"/>
       <w:r>
         <w:lastRenderedPageBreak/>
         <w:t>ANNEXES</w:t>
       </w:r>
-      <w:bookmarkEnd w:id="12"/>
+      <w:bookmarkEnd w:id="36"/>
     </w:p>
     <w:p>
       <w:r>

--- a/final/thesis_complete.docx
+++ b/final/thesis_complete.docx
@@ -559,12 +559,7 @@
           <w:tab w:val="right" w:leader="dot" w:pos="9016"/>
         </w:tabs>
         <w:rPr>
-          <w:rFonts w:asciiTheme="minorHAnsi" w:hAnsiTheme="minorHAnsi"/>
           <w:noProof/>
-          <w:color w:val="auto"/>
-          <w:kern w:val="2"/>
-          <w:szCs w:val="24"/>
-          <w14:ligatures w14:val="standardContextual"/>
         </w:rPr>
       </w:pPr>
       <w:r>
@@ -576,7 +571,7 @@
       <w:r>
         <w:fldChar w:fldCharType="separate"/>
       </w:r>
-      <w:hyperlink w:anchor="_Toc225211720" w:history="1">
+      <w:hyperlink w:anchor="_Toc225217674" w:history="1">
         <w:r>
           <w:rPr>
             <w:rStyle w:val="Hyperlink"/>
@@ -603,7 +598,7 @@
             <w:noProof/>
             <w:webHidden/>
           </w:rPr>
-          <w:instrText xml:space="preserve"> PAGEREF _Toc225211720 \h </w:instrText>
+          <w:instrText xml:space="preserve"> PAGEREF _Toc225217674 \h </w:instrText>
         </w:r>
         <w:r>
           <w:rPr>
@@ -641,15 +636,10 @@
           <w:tab w:val="right" w:leader="dot" w:pos="9016"/>
         </w:tabs>
         <w:rPr>
-          <w:rFonts w:asciiTheme="minorHAnsi" w:hAnsiTheme="minorHAnsi"/>
           <w:noProof/>
-          <w:color w:val="auto"/>
-          <w:kern w:val="2"/>
-          <w:szCs w:val="24"/>
-          <w14:ligatures w14:val="standardContextual"/>
-        </w:rPr>
-      </w:pPr>
-      <w:hyperlink w:anchor="_Toc225211721" w:history="1">
+        </w:rPr>
+      </w:pPr>
+      <w:hyperlink w:anchor="_Toc225217675" w:history="1">
         <w:r>
           <w:rPr>
             <w:rStyle w:val="Hyperlink"/>
@@ -676,7 +666,7 @@
             <w:noProof/>
             <w:webHidden/>
           </w:rPr>
-          <w:instrText xml:space="preserve"> PAGEREF _Toc225211721 \h </w:instrText>
+          <w:instrText xml:space="preserve"> PAGEREF _Toc225217675 \h </w:instrText>
         </w:r>
         <w:r>
           <w:rPr>
@@ -714,15 +704,10 @@
           <w:tab w:val="right" w:leader="dot" w:pos="9016"/>
         </w:tabs>
         <w:rPr>
-          <w:rFonts w:asciiTheme="minorHAnsi" w:hAnsiTheme="minorHAnsi"/>
           <w:noProof/>
-          <w:color w:val="auto"/>
-          <w:kern w:val="2"/>
-          <w:szCs w:val="24"/>
-          <w14:ligatures w14:val="standardContextual"/>
-        </w:rPr>
-      </w:pPr>
-      <w:hyperlink w:anchor="_Toc225211722" w:history="1">
+        </w:rPr>
+      </w:pPr>
+      <w:hyperlink w:anchor="_Toc225217676" w:history="1">
         <w:r>
           <w:rPr>
             <w:rStyle w:val="Hyperlink"/>
@@ -749,7 +734,7 @@
             <w:noProof/>
             <w:webHidden/>
           </w:rPr>
-          <w:instrText xml:space="preserve"> PAGEREF _Toc225211722 \h </w:instrText>
+          <w:instrText xml:space="preserve"> PAGEREF _Toc225217676 \h </w:instrText>
         </w:r>
         <w:r>
           <w:rPr>
@@ -787,15 +772,10 @@
           <w:tab w:val="right" w:leader="dot" w:pos="9016"/>
         </w:tabs>
         <w:rPr>
-          <w:rFonts w:asciiTheme="minorHAnsi" w:hAnsiTheme="minorHAnsi"/>
           <w:noProof/>
-          <w:color w:val="auto"/>
-          <w:kern w:val="2"/>
-          <w:szCs w:val="24"/>
-          <w14:ligatures w14:val="standardContextual"/>
-        </w:rPr>
-      </w:pPr>
-      <w:hyperlink w:anchor="_Toc225211723" w:history="1">
+        </w:rPr>
+      </w:pPr>
+      <w:hyperlink w:anchor="_Toc225217677" w:history="1">
         <w:r>
           <w:rPr>
             <w:rStyle w:val="Hyperlink"/>
@@ -822,7 +802,7 @@
             <w:noProof/>
             <w:webHidden/>
           </w:rPr>
-          <w:instrText xml:space="preserve"> PAGEREF _Toc225211723 \h </w:instrText>
+          <w:instrText xml:space="preserve"> PAGEREF _Toc225217677 \h </w:instrText>
         </w:r>
         <w:r>
           <w:rPr>
@@ -860,15 +840,10 @@
           <w:tab w:val="right" w:leader="dot" w:pos="9016"/>
         </w:tabs>
         <w:rPr>
-          <w:rFonts w:asciiTheme="minorHAnsi" w:hAnsiTheme="minorHAnsi"/>
           <w:noProof/>
-          <w:color w:val="auto"/>
-          <w:kern w:val="2"/>
-          <w:szCs w:val="24"/>
-          <w14:ligatures w14:val="standardContextual"/>
-        </w:rPr>
-      </w:pPr>
-      <w:hyperlink w:anchor="_Toc225211724" w:history="1">
+        </w:rPr>
+      </w:pPr>
+      <w:hyperlink w:anchor="_Toc225217678" w:history="1">
         <w:r>
           <w:rPr>
             <w:rStyle w:val="Hyperlink"/>
@@ -895,7 +870,7 @@
             <w:noProof/>
             <w:webHidden/>
           </w:rPr>
-          <w:instrText xml:space="preserve"> PAGEREF _Toc225211724 \h </w:instrText>
+          <w:instrText xml:space="preserve"> PAGEREF _Toc225217678 \h </w:instrText>
         </w:r>
         <w:r>
           <w:rPr>
@@ -933,15 +908,10 @@
           <w:tab w:val="right" w:leader="dot" w:pos="9016"/>
         </w:tabs>
         <w:rPr>
-          <w:rFonts w:asciiTheme="minorHAnsi" w:hAnsiTheme="minorHAnsi"/>
           <w:noProof/>
-          <w:color w:val="auto"/>
-          <w:kern w:val="2"/>
-          <w:szCs w:val="24"/>
-          <w14:ligatures w14:val="standardContextual"/>
-        </w:rPr>
-      </w:pPr>
-      <w:hyperlink w:anchor="_Toc225211725" w:history="1">
+        </w:rPr>
+      </w:pPr>
+      <w:hyperlink w:anchor="_Toc225217679" w:history="1">
         <w:r>
           <w:rPr>
             <w:rStyle w:val="Hyperlink"/>
@@ -968,7 +938,7 @@
             <w:noProof/>
             <w:webHidden/>
           </w:rPr>
-          <w:instrText xml:space="preserve"> PAGEREF _Toc225211725 \h </w:instrText>
+          <w:instrText xml:space="preserve"> PAGEREF _Toc225217679 \h </w:instrText>
         </w:r>
         <w:r>
           <w:rPr>
@@ -1006,15 +976,10 @@
           <w:tab w:val="right" w:leader="dot" w:pos="9016"/>
         </w:tabs>
         <w:rPr>
-          <w:rFonts w:asciiTheme="minorHAnsi" w:hAnsiTheme="minorHAnsi"/>
           <w:noProof/>
-          <w:color w:val="auto"/>
-          <w:kern w:val="2"/>
-          <w:szCs w:val="24"/>
-          <w14:ligatures w14:val="standardContextual"/>
-        </w:rPr>
-      </w:pPr>
-      <w:hyperlink w:anchor="_Toc225211726" w:history="1">
+        </w:rPr>
+      </w:pPr>
+      <w:hyperlink w:anchor="_Toc225217680" w:history="1">
         <w:r>
           <w:rPr>
             <w:rStyle w:val="Hyperlink"/>
@@ -1041,7 +1006,7 @@
             <w:noProof/>
             <w:webHidden/>
           </w:rPr>
-          <w:instrText xml:space="preserve"> PAGEREF _Toc225211726 \h </w:instrText>
+          <w:instrText xml:space="preserve"> PAGEREF _Toc225217680 \h </w:instrText>
         </w:r>
         <w:r>
           <w:rPr>
@@ -1079,15 +1044,10 @@
           <w:tab w:val="right" w:leader="dot" w:pos="9016"/>
         </w:tabs>
         <w:rPr>
-          <w:rFonts w:asciiTheme="minorHAnsi" w:hAnsiTheme="minorHAnsi"/>
           <w:noProof/>
-          <w:color w:val="auto"/>
-          <w:kern w:val="2"/>
-          <w:szCs w:val="24"/>
-          <w14:ligatures w14:val="standardContextual"/>
-        </w:rPr>
-      </w:pPr>
-      <w:hyperlink w:anchor="_Toc225211727" w:history="1">
+        </w:rPr>
+      </w:pPr>
+      <w:hyperlink w:anchor="_Toc225217681" w:history="1">
         <w:r>
           <w:rPr>
             <w:rStyle w:val="Hyperlink"/>
@@ -1114,7 +1074,7 @@
             <w:noProof/>
             <w:webHidden/>
           </w:rPr>
-          <w:instrText xml:space="preserve"> PAGEREF _Toc225211727 \h </w:instrText>
+          <w:instrText xml:space="preserve"> PAGEREF _Toc225217681 \h </w:instrText>
         </w:r>
         <w:r>
           <w:rPr>
@@ -1152,15 +1112,10 @@
           <w:tab w:val="right" w:leader="dot" w:pos="9016"/>
         </w:tabs>
         <w:rPr>
-          <w:rFonts w:asciiTheme="minorHAnsi" w:hAnsiTheme="minorHAnsi"/>
           <w:noProof/>
-          <w:color w:val="auto"/>
-          <w:kern w:val="2"/>
-          <w:szCs w:val="24"/>
-          <w14:ligatures w14:val="standardContextual"/>
-        </w:rPr>
-      </w:pPr>
-      <w:hyperlink w:anchor="_Toc225211728" w:history="1">
+        </w:rPr>
+      </w:pPr>
+      <w:hyperlink w:anchor="_Toc225217682" w:history="1">
         <w:r>
           <w:rPr>
             <w:rStyle w:val="Hyperlink"/>
@@ -1187,7 +1142,7 @@
             <w:noProof/>
             <w:webHidden/>
           </w:rPr>
-          <w:instrText xml:space="preserve"> PAGEREF _Toc225211728 \h </w:instrText>
+          <w:instrText xml:space="preserve"> PAGEREF _Toc225217682 \h </w:instrText>
         </w:r>
         <w:r>
           <w:rPr>
@@ -1225,15 +1180,10 @@
           <w:tab w:val="right" w:leader="dot" w:pos="9016"/>
         </w:tabs>
         <w:rPr>
-          <w:rFonts w:asciiTheme="minorHAnsi" w:hAnsiTheme="minorHAnsi"/>
           <w:noProof/>
-          <w:color w:val="auto"/>
-          <w:kern w:val="2"/>
-          <w:szCs w:val="24"/>
-          <w14:ligatures w14:val="standardContextual"/>
-        </w:rPr>
-      </w:pPr>
-      <w:hyperlink w:anchor="_Toc225211729" w:history="1">
+        </w:rPr>
+      </w:pPr>
+      <w:hyperlink w:anchor="_Toc225217683" w:history="1">
         <w:r>
           <w:rPr>
             <w:rStyle w:val="Hyperlink"/>
@@ -1261,7 +1211,7 @@
             <w:noProof/>
             <w:webHidden/>
           </w:rPr>
-          <w:instrText xml:space="preserve"> PAGEREF _Toc225211729 \h </w:instrText>
+          <w:instrText xml:space="preserve"> PAGEREF _Toc225217683 \h </w:instrText>
         </w:r>
         <w:r>
           <w:rPr>
@@ -1299,15 +1249,10 @@
           <w:tab w:val="right" w:leader="dot" w:pos="9016"/>
         </w:tabs>
         <w:rPr>
-          <w:rFonts w:asciiTheme="minorHAnsi" w:hAnsiTheme="minorHAnsi"/>
           <w:noProof/>
-          <w:color w:val="auto"/>
-          <w:kern w:val="2"/>
-          <w:szCs w:val="24"/>
-          <w14:ligatures w14:val="standardContextual"/>
-        </w:rPr>
-      </w:pPr>
-      <w:hyperlink w:anchor="_Toc225211730" w:history="1">
+        </w:rPr>
+      </w:pPr>
+      <w:hyperlink w:anchor="_Toc225217684" w:history="1">
         <w:r>
           <w:rPr>
             <w:rStyle w:val="Hyperlink"/>
@@ -1335,7 +1280,7 @@
             <w:noProof/>
             <w:webHidden/>
           </w:rPr>
-          <w:instrText xml:space="preserve"> PAGEREF _Toc225211730 \h </w:instrText>
+          <w:instrText xml:space="preserve"> PAGEREF _Toc225217684 \h </w:instrText>
         </w:r>
         <w:r>
           <w:rPr>
@@ -1373,15 +1318,10 @@
           <w:tab w:val="right" w:leader="dot" w:pos="9016"/>
         </w:tabs>
         <w:rPr>
-          <w:rFonts w:asciiTheme="minorHAnsi" w:hAnsiTheme="minorHAnsi"/>
           <w:noProof/>
-          <w:color w:val="auto"/>
-          <w:kern w:val="2"/>
-          <w:szCs w:val="24"/>
-          <w14:ligatures w14:val="standardContextual"/>
-        </w:rPr>
-      </w:pPr>
-      <w:hyperlink w:anchor="_Toc225211731" w:history="1">
+        </w:rPr>
+      </w:pPr>
+      <w:hyperlink w:anchor="_Toc225217685" w:history="1">
         <w:r>
           <w:rPr>
             <w:rStyle w:val="Hyperlink"/>
@@ -1409,7 +1349,7 @@
             <w:noProof/>
             <w:webHidden/>
           </w:rPr>
-          <w:instrText xml:space="preserve"> PAGEREF _Toc225211731 \h </w:instrText>
+          <w:instrText xml:space="preserve"> PAGEREF _Toc225217685 \h </w:instrText>
         </w:r>
         <w:r>
           <w:rPr>
@@ -1447,15 +1387,10 @@
           <w:tab w:val="right" w:leader="dot" w:pos="9016"/>
         </w:tabs>
         <w:rPr>
-          <w:rFonts w:asciiTheme="minorHAnsi" w:hAnsiTheme="minorHAnsi"/>
           <w:noProof/>
-          <w:color w:val="auto"/>
-          <w:kern w:val="2"/>
-          <w:szCs w:val="24"/>
-          <w14:ligatures w14:val="standardContextual"/>
-        </w:rPr>
-      </w:pPr>
-      <w:hyperlink w:anchor="_Toc225211732" w:history="1">
+        </w:rPr>
+      </w:pPr>
+      <w:hyperlink w:anchor="_Toc225217686" w:history="1">
         <w:r>
           <w:rPr>
             <w:rStyle w:val="Hyperlink"/>
@@ -1483,7 +1418,7 @@
             <w:noProof/>
             <w:webHidden/>
           </w:rPr>
-          <w:instrText xml:space="preserve"> PAGEREF _Toc225211732 \h </w:instrText>
+          <w:instrText xml:space="preserve"> PAGEREF _Toc225217686 \h </w:instrText>
         </w:r>
         <w:r>
           <w:rPr>
@@ -1521,15 +1456,10 @@
           <w:tab w:val="right" w:leader="dot" w:pos="9016"/>
         </w:tabs>
         <w:rPr>
-          <w:rFonts w:asciiTheme="minorHAnsi" w:hAnsiTheme="minorHAnsi"/>
           <w:noProof/>
-          <w:color w:val="auto"/>
-          <w:kern w:val="2"/>
-          <w:szCs w:val="24"/>
-          <w14:ligatures w14:val="standardContextual"/>
-        </w:rPr>
-      </w:pPr>
-      <w:hyperlink w:anchor="_Toc225211733" w:history="1">
+        </w:rPr>
+      </w:pPr>
+      <w:hyperlink w:anchor="_Toc225217687" w:history="1">
         <w:r>
           <w:rPr>
             <w:rStyle w:val="Hyperlink"/>
@@ -1557,7 +1487,7 @@
             <w:noProof/>
             <w:webHidden/>
           </w:rPr>
-          <w:instrText xml:space="preserve"> PAGEREF _Toc225211733 \h </w:instrText>
+          <w:instrText xml:space="preserve"> PAGEREF _Toc225217687 \h </w:instrText>
         </w:r>
         <w:r>
           <w:rPr>
@@ -1595,15 +1525,10 @@
           <w:tab w:val="right" w:leader="dot" w:pos="9016"/>
         </w:tabs>
         <w:rPr>
-          <w:rFonts w:asciiTheme="minorHAnsi" w:hAnsiTheme="minorHAnsi"/>
           <w:noProof/>
-          <w:color w:val="auto"/>
-          <w:kern w:val="2"/>
-          <w:szCs w:val="24"/>
-          <w14:ligatures w14:val="standardContextual"/>
-        </w:rPr>
-      </w:pPr>
-      <w:hyperlink w:anchor="_Toc225211734" w:history="1">
+        </w:rPr>
+      </w:pPr>
+      <w:hyperlink w:anchor="_Toc225217688" w:history="1">
         <w:r>
           <w:rPr>
             <w:rStyle w:val="Hyperlink"/>
@@ -1631,7 +1556,7 @@
             <w:noProof/>
             <w:webHidden/>
           </w:rPr>
-          <w:instrText xml:space="preserve"> PAGEREF _Toc225211734 \h </w:instrText>
+          <w:instrText xml:space="preserve"> PAGEREF _Toc225217688 \h </w:instrText>
         </w:r>
         <w:r>
           <w:rPr>
@@ -1669,15 +1594,10 @@
           <w:tab w:val="right" w:leader="dot" w:pos="9016"/>
         </w:tabs>
         <w:rPr>
-          <w:rFonts w:asciiTheme="minorHAnsi" w:hAnsiTheme="minorHAnsi"/>
           <w:noProof/>
-          <w:color w:val="auto"/>
-          <w:kern w:val="2"/>
-          <w:szCs w:val="24"/>
-          <w14:ligatures w14:val="standardContextual"/>
-        </w:rPr>
-      </w:pPr>
-      <w:hyperlink w:anchor="_Toc225211735" w:history="1">
+        </w:rPr>
+      </w:pPr>
+      <w:hyperlink w:anchor="_Toc225217689" w:history="1">
         <w:r>
           <w:rPr>
             <w:rStyle w:val="Hyperlink"/>
@@ -1705,7 +1625,7 @@
             <w:noProof/>
             <w:webHidden/>
           </w:rPr>
-          <w:instrText xml:space="preserve"> PAGEREF _Toc225211735 \h </w:instrText>
+          <w:instrText xml:space="preserve"> PAGEREF _Toc225217689 \h </w:instrText>
         </w:r>
         <w:r>
           <w:rPr>
@@ -1743,15 +1663,10 @@
           <w:tab w:val="right" w:leader="dot" w:pos="9016"/>
         </w:tabs>
         <w:rPr>
-          <w:rFonts w:asciiTheme="minorHAnsi" w:hAnsiTheme="minorHAnsi"/>
           <w:noProof/>
-          <w:color w:val="auto"/>
-          <w:kern w:val="2"/>
-          <w:szCs w:val="24"/>
-          <w14:ligatures w14:val="standardContextual"/>
-        </w:rPr>
-      </w:pPr>
-      <w:hyperlink w:anchor="_Toc225211736" w:history="1">
+        </w:rPr>
+      </w:pPr>
+      <w:hyperlink w:anchor="_Toc225217690" w:history="1">
         <w:r>
           <w:rPr>
             <w:rStyle w:val="Hyperlink"/>
@@ -1779,7 +1694,7 @@
             <w:noProof/>
             <w:webHidden/>
           </w:rPr>
-          <w:instrText xml:space="preserve"> PAGEREF _Toc225211736 \h </w:instrText>
+          <w:instrText xml:space="preserve"> PAGEREF _Toc225217690 \h </w:instrText>
         </w:r>
         <w:r>
           <w:rPr>
@@ -1817,15 +1732,10 @@
           <w:tab w:val="right" w:leader="dot" w:pos="9016"/>
         </w:tabs>
         <w:rPr>
-          <w:rFonts w:asciiTheme="minorHAnsi" w:hAnsiTheme="minorHAnsi"/>
           <w:noProof/>
-          <w:color w:val="auto"/>
-          <w:kern w:val="2"/>
-          <w:szCs w:val="24"/>
-          <w14:ligatures w14:val="standardContextual"/>
-        </w:rPr>
-      </w:pPr>
-      <w:hyperlink w:anchor="_Toc225211737" w:history="1">
+        </w:rPr>
+      </w:pPr>
+      <w:hyperlink w:anchor="_Toc225217691" w:history="1">
         <w:r>
           <w:rPr>
             <w:rStyle w:val="Hyperlink"/>
@@ -1853,7 +1763,7 @@
             <w:noProof/>
             <w:webHidden/>
           </w:rPr>
-          <w:instrText xml:space="preserve"> PAGEREF _Toc225211737 \h </w:instrText>
+          <w:instrText xml:space="preserve"> PAGEREF _Toc225217691 \h </w:instrText>
         </w:r>
         <w:r>
           <w:rPr>
@@ -1891,15 +1801,10 @@
           <w:tab w:val="right" w:leader="dot" w:pos="9016"/>
         </w:tabs>
         <w:rPr>
-          <w:rFonts w:asciiTheme="minorHAnsi" w:hAnsiTheme="minorHAnsi"/>
           <w:noProof/>
-          <w:color w:val="auto"/>
-          <w:kern w:val="2"/>
-          <w:szCs w:val="24"/>
-          <w14:ligatures w14:val="standardContextual"/>
-        </w:rPr>
-      </w:pPr>
-      <w:hyperlink w:anchor="_Toc225211738" w:history="1">
+        </w:rPr>
+      </w:pPr>
+      <w:hyperlink w:anchor="_Toc225217692" w:history="1">
         <w:r>
           <w:rPr>
             <w:rStyle w:val="Hyperlink"/>
@@ -1927,7 +1832,7 @@
             <w:noProof/>
             <w:webHidden/>
           </w:rPr>
-          <w:instrText xml:space="preserve"> PAGEREF _Toc225211738 \h </w:instrText>
+          <w:instrText xml:space="preserve"> PAGEREF _Toc225217692 \h </w:instrText>
         </w:r>
         <w:r>
           <w:rPr>
@@ -1965,15 +1870,10 @@
           <w:tab w:val="right" w:leader="dot" w:pos="9016"/>
         </w:tabs>
         <w:rPr>
-          <w:rFonts w:asciiTheme="minorHAnsi" w:hAnsiTheme="minorHAnsi"/>
           <w:noProof/>
-          <w:color w:val="auto"/>
-          <w:kern w:val="2"/>
-          <w:szCs w:val="24"/>
-          <w14:ligatures w14:val="standardContextual"/>
-        </w:rPr>
-      </w:pPr>
-      <w:hyperlink w:anchor="_Toc225211739" w:history="1">
+        </w:rPr>
+      </w:pPr>
+      <w:hyperlink w:anchor="_Toc225217693" w:history="1">
         <w:r>
           <w:rPr>
             <w:rStyle w:val="Hyperlink"/>
@@ -2001,7 +1901,7 @@
             <w:noProof/>
             <w:webHidden/>
           </w:rPr>
-          <w:instrText xml:space="preserve"> PAGEREF _Toc225211739 \h </w:instrText>
+          <w:instrText xml:space="preserve"> PAGEREF _Toc225217693 \h </w:instrText>
         </w:r>
         <w:r>
           <w:rPr>
@@ -2039,15 +1939,10 @@
           <w:tab w:val="right" w:leader="dot" w:pos="9016"/>
         </w:tabs>
         <w:rPr>
-          <w:rFonts w:asciiTheme="minorHAnsi" w:hAnsiTheme="minorHAnsi"/>
           <w:noProof/>
-          <w:color w:val="auto"/>
-          <w:kern w:val="2"/>
-          <w:szCs w:val="24"/>
-          <w14:ligatures w14:val="standardContextual"/>
-        </w:rPr>
-      </w:pPr>
-      <w:hyperlink w:anchor="_Toc225211740" w:history="1">
+        </w:rPr>
+      </w:pPr>
+      <w:hyperlink w:anchor="_Toc225217694" w:history="1">
         <w:r>
           <w:rPr>
             <w:rStyle w:val="Hyperlink"/>
@@ -2075,7 +1970,7 @@
             <w:noProof/>
             <w:webHidden/>
           </w:rPr>
-          <w:instrText xml:space="preserve"> PAGEREF _Toc225211740 \h </w:instrText>
+          <w:instrText xml:space="preserve"> PAGEREF _Toc225217694 \h </w:instrText>
         </w:r>
         <w:r>
           <w:rPr>
@@ -2113,15 +2008,10 @@
           <w:tab w:val="right" w:leader="dot" w:pos="9016"/>
         </w:tabs>
         <w:rPr>
-          <w:rFonts w:asciiTheme="minorHAnsi" w:hAnsiTheme="minorHAnsi"/>
           <w:noProof/>
-          <w:color w:val="auto"/>
-          <w:kern w:val="2"/>
-          <w:szCs w:val="24"/>
-          <w14:ligatures w14:val="standardContextual"/>
-        </w:rPr>
-      </w:pPr>
-      <w:hyperlink w:anchor="_Toc225211741" w:history="1">
+        </w:rPr>
+      </w:pPr>
+      <w:hyperlink w:anchor="_Toc225217695" w:history="1">
         <w:r>
           <w:rPr>
             <w:rStyle w:val="Hyperlink"/>
@@ -2149,7 +2039,7 @@
             <w:noProof/>
             <w:webHidden/>
           </w:rPr>
-          <w:instrText xml:space="preserve"> PAGEREF _Toc225211741 \h </w:instrText>
+          <w:instrText xml:space="preserve"> PAGEREF _Toc225217695 \h </w:instrText>
         </w:r>
         <w:r>
           <w:rPr>
@@ -2187,15 +2077,10 @@
           <w:tab w:val="right" w:leader="dot" w:pos="9016"/>
         </w:tabs>
         <w:rPr>
-          <w:rFonts w:asciiTheme="minorHAnsi" w:hAnsiTheme="minorHAnsi"/>
           <w:noProof/>
-          <w:color w:val="auto"/>
-          <w:kern w:val="2"/>
-          <w:szCs w:val="24"/>
-          <w14:ligatures w14:val="standardContextual"/>
-        </w:rPr>
-      </w:pPr>
-      <w:hyperlink w:anchor="_Toc225211742" w:history="1">
+        </w:rPr>
+      </w:pPr>
+      <w:hyperlink w:anchor="_Toc225217696" w:history="1">
         <w:r>
           <w:rPr>
             <w:rStyle w:val="Hyperlink"/>
@@ -2223,7 +2108,7 @@
             <w:noProof/>
             <w:webHidden/>
           </w:rPr>
-          <w:instrText xml:space="preserve"> PAGEREF _Toc225211742 \h </w:instrText>
+          <w:instrText xml:space="preserve"> PAGEREF _Toc225217696 \h </w:instrText>
         </w:r>
         <w:r>
           <w:rPr>
@@ -2261,15 +2146,10 @@
           <w:tab w:val="right" w:leader="dot" w:pos="9016"/>
         </w:tabs>
         <w:rPr>
-          <w:rFonts w:asciiTheme="minorHAnsi" w:hAnsiTheme="minorHAnsi"/>
           <w:noProof/>
-          <w:color w:val="auto"/>
-          <w:kern w:val="2"/>
-          <w:szCs w:val="24"/>
-          <w14:ligatures w14:val="standardContextual"/>
-        </w:rPr>
-      </w:pPr>
-      <w:hyperlink w:anchor="_Toc225211743" w:history="1">
+        </w:rPr>
+      </w:pPr>
+      <w:hyperlink w:anchor="_Toc225217697" w:history="1">
         <w:r>
           <w:rPr>
             <w:rStyle w:val="Hyperlink"/>
@@ -2297,7 +2177,7 @@
             <w:noProof/>
             <w:webHidden/>
           </w:rPr>
-          <w:instrText xml:space="preserve"> PAGEREF _Toc225211743 \h </w:instrText>
+          <w:instrText xml:space="preserve"> PAGEREF _Toc225217697 \h </w:instrText>
         </w:r>
         <w:r>
           <w:rPr>
@@ -2335,15 +2215,10 @@
           <w:tab w:val="right" w:leader="dot" w:pos="9016"/>
         </w:tabs>
         <w:rPr>
-          <w:rFonts w:asciiTheme="minorHAnsi" w:hAnsiTheme="minorHAnsi"/>
           <w:noProof/>
-          <w:color w:val="auto"/>
-          <w:kern w:val="2"/>
-          <w:szCs w:val="24"/>
-          <w14:ligatures w14:val="standardContextual"/>
-        </w:rPr>
-      </w:pPr>
-      <w:hyperlink w:anchor="_Toc225211744" w:history="1">
+        </w:rPr>
+      </w:pPr>
+      <w:hyperlink w:anchor="_Toc225217698" w:history="1">
         <w:r>
           <w:rPr>
             <w:rStyle w:val="Hyperlink"/>
@@ -2371,7 +2246,7 @@
             <w:noProof/>
             <w:webHidden/>
           </w:rPr>
-          <w:instrText xml:space="preserve"> PAGEREF _Toc225211744 \h </w:instrText>
+          <w:instrText xml:space="preserve"> PAGEREF _Toc225217698 \h </w:instrText>
         </w:r>
         <w:r>
           <w:rPr>
@@ -2409,15 +2284,10 @@
           <w:tab w:val="right" w:leader="dot" w:pos="9016"/>
         </w:tabs>
         <w:rPr>
-          <w:rFonts w:asciiTheme="minorHAnsi" w:hAnsiTheme="minorHAnsi"/>
           <w:noProof/>
-          <w:color w:val="auto"/>
-          <w:kern w:val="2"/>
-          <w:szCs w:val="24"/>
-          <w14:ligatures w14:val="standardContextual"/>
-        </w:rPr>
-      </w:pPr>
-      <w:hyperlink w:anchor="_Toc225211745" w:history="1">
+        </w:rPr>
+      </w:pPr>
+      <w:hyperlink w:anchor="_Toc225217699" w:history="1">
         <w:r>
           <w:rPr>
             <w:rStyle w:val="Hyperlink"/>
@@ -2445,7 +2315,7 @@
             <w:noProof/>
             <w:webHidden/>
           </w:rPr>
-          <w:instrText xml:space="preserve"> PAGEREF _Toc225211745 \h </w:instrText>
+          <w:instrText xml:space="preserve"> PAGEREF _Toc225217699 \h </w:instrText>
         </w:r>
         <w:r>
           <w:rPr>
@@ -2483,15 +2353,10 @@
           <w:tab w:val="right" w:leader="dot" w:pos="9016"/>
         </w:tabs>
         <w:rPr>
-          <w:rFonts w:asciiTheme="minorHAnsi" w:hAnsiTheme="minorHAnsi"/>
           <w:noProof/>
-          <w:color w:val="auto"/>
-          <w:kern w:val="2"/>
-          <w:szCs w:val="24"/>
-          <w14:ligatures w14:val="standardContextual"/>
-        </w:rPr>
-      </w:pPr>
-      <w:hyperlink w:anchor="_Toc225211746" w:history="1">
+        </w:rPr>
+      </w:pPr>
+      <w:hyperlink w:anchor="_Toc225217700" w:history="1">
         <w:r>
           <w:rPr>
             <w:rStyle w:val="Hyperlink"/>
@@ -2518,7 +2383,7 @@
             <w:noProof/>
             <w:webHidden/>
           </w:rPr>
-          <w:instrText xml:space="preserve"> PAGEREF _Toc225211746 \h </w:instrText>
+          <w:instrText xml:space="preserve"> PAGEREF _Toc225217700 \h </w:instrText>
         </w:r>
         <w:r>
           <w:rPr>
@@ -2556,15 +2421,10 @@
           <w:tab w:val="right" w:leader="dot" w:pos="9016"/>
         </w:tabs>
         <w:rPr>
-          <w:rFonts w:asciiTheme="minorHAnsi" w:hAnsiTheme="minorHAnsi"/>
           <w:noProof/>
-          <w:color w:val="auto"/>
-          <w:kern w:val="2"/>
-          <w:szCs w:val="24"/>
-          <w14:ligatures w14:val="standardContextual"/>
-        </w:rPr>
-      </w:pPr>
-      <w:hyperlink w:anchor="_Toc225211747" w:history="1">
+        </w:rPr>
+      </w:pPr>
+      <w:hyperlink w:anchor="_Toc225217701" w:history="1">
         <w:r>
           <w:rPr>
             <w:rStyle w:val="Hyperlink"/>
@@ -2592,7 +2452,7 @@
             <w:noProof/>
             <w:webHidden/>
           </w:rPr>
-          <w:instrText xml:space="preserve"> PAGEREF _Toc225211747 \h </w:instrText>
+          <w:instrText xml:space="preserve"> PAGEREF _Toc225217701 \h </w:instrText>
         </w:r>
         <w:r>
           <w:rPr>
@@ -2630,15 +2490,10 @@
           <w:tab w:val="right" w:leader="dot" w:pos="9016"/>
         </w:tabs>
         <w:rPr>
-          <w:rFonts w:asciiTheme="minorHAnsi" w:hAnsiTheme="minorHAnsi"/>
           <w:noProof/>
-          <w:color w:val="auto"/>
-          <w:kern w:val="2"/>
-          <w:szCs w:val="24"/>
-          <w14:ligatures w14:val="standardContextual"/>
-        </w:rPr>
-      </w:pPr>
-      <w:hyperlink w:anchor="_Toc225211748" w:history="1">
+        </w:rPr>
+      </w:pPr>
+      <w:hyperlink w:anchor="_Toc225217702" w:history="1">
         <w:r>
           <w:rPr>
             <w:rStyle w:val="Hyperlink"/>
@@ -2666,7 +2521,7 @@
             <w:noProof/>
             <w:webHidden/>
           </w:rPr>
-          <w:instrText xml:space="preserve"> PAGEREF _Toc225211748 \h </w:instrText>
+          <w:instrText xml:space="preserve"> PAGEREF _Toc225217702 \h </w:instrText>
         </w:r>
         <w:r>
           <w:rPr>
@@ -2704,15 +2559,10 @@
           <w:tab w:val="right" w:leader="dot" w:pos="9016"/>
         </w:tabs>
         <w:rPr>
-          <w:rFonts w:asciiTheme="minorHAnsi" w:hAnsiTheme="minorHAnsi"/>
           <w:noProof/>
-          <w:color w:val="auto"/>
-          <w:kern w:val="2"/>
-          <w:szCs w:val="24"/>
-          <w14:ligatures w14:val="standardContextual"/>
-        </w:rPr>
-      </w:pPr>
-      <w:hyperlink w:anchor="_Toc225211749" w:history="1">
+        </w:rPr>
+      </w:pPr>
+      <w:hyperlink w:anchor="_Toc225217703" w:history="1">
         <w:r>
           <w:rPr>
             <w:rStyle w:val="Hyperlink"/>
@@ -2740,7 +2590,7 @@
             <w:noProof/>
             <w:webHidden/>
           </w:rPr>
-          <w:instrText xml:space="preserve"> PAGEREF _Toc225211749 \h </w:instrText>
+          <w:instrText xml:space="preserve"> PAGEREF _Toc225217703 \h </w:instrText>
         </w:r>
         <w:r>
           <w:rPr>
@@ -2778,15 +2628,10 @@
           <w:tab w:val="right" w:leader="dot" w:pos="9016"/>
         </w:tabs>
         <w:rPr>
-          <w:rFonts w:asciiTheme="minorHAnsi" w:hAnsiTheme="minorHAnsi"/>
           <w:noProof/>
-          <w:color w:val="auto"/>
-          <w:kern w:val="2"/>
-          <w:szCs w:val="24"/>
-          <w14:ligatures w14:val="standardContextual"/>
-        </w:rPr>
-      </w:pPr>
-      <w:hyperlink w:anchor="_Toc225211750" w:history="1">
+        </w:rPr>
+      </w:pPr>
+      <w:hyperlink w:anchor="_Toc225217704" w:history="1">
         <w:r>
           <w:rPr>
             <w:rStyle w:val="Hyperlink"/>
@@ -2814,7 +2659,7 @@
             <w:noProof/>
             <w:webHidden/>
           </w:rPr>
-          <w:instrText xml:space="preserve"> PAGEREF _Toc225211750 \h </w:instrText>
+          <w:instrText xml:space="preserve"> PAGEREF _Toc225217704 \h </w:instrText>
         </w:r>
         <w:r>
           <w:rPr>
@@ -2852,15 +2697,10 @@
           <w:tab w:val="right" w:leader="dot" w:pos="9016"/>
         </w:tabs>
         <w:rPr>
-          <w:rFonts w:asciiTheme="minorHAnsi" w:hAnsiTheme="minorHAnsi"/>
           <w:noProof/>
-          <w:color w:val="auto"/>
-          <w:kern w:val="2"/>
-          <w:szCs w:val="24"/>
-          <w14:ligatures w14:val="standardContextual"/>
-        </w:rPr>
-      </w:pPr>
-      <w:hyperlink w:anchor="_Toc225211751" w:history="1">
+        </w:rPr>
+      </w:pPr>
+      <w:hyperlink w:anchor="_Toc225217705" w:history="1">
         <w:r>
           <w:rPr>
             <w:rStyle w:val="Hyperlink"/>
@@ -2888,7 +2728,7 @@
             <w:noProof/>
             <w:webHidden/>
           </w:rPr>
-          <w:instrText xml:space="preserve"> PAGEREF _Toc225211751 \h </w:instrText>
+          <w:instrText xml:space="preserve"> PAGEREF _Toc225217705 \h </w:instrText>
         </w:r>
         <w:r>
           <w:rPr>
@@ -2926,15 +2766,10 @@
           <w:tab w:val="right" w:leader="dot" w:pos="9016"/>
         </w:tabs>
         <w:rPr>
-          <w:rFonts w:asciiTheme="minorHAnsi" w:hAnsiTheme="minorHAnsi"/>
           <w:noProof/>
-          <w:color w:val="auto"/>
-          <w:kern w:val="2"/>
-          <w:szCs w:val="24"/>
-          <w14:ligatures w14:val="standardContextual"/>
-        </w:rPr>
-      </w:pPr>
-      <w:hyperlink w:anchor="_Toc225211752" w:history="1">
+        </w:rPr>
+      </w:pPr>
+      <w:hyperlink w:anchor="_Toc225217706" w:history="1">
         <w:r>
           <w:rPr>
             <w:rStyle w:val="Hyperlink"/>
@@ -2962,7 +2797,7 @@
             <w:noProof/>
             <w:webHidden/>
           </w:rPr>
-          <w:instrText xml:space="preserve"> PAGEREF _Toc225211752 \h </w:instrText>
+          <w:instrText xml:space="preserve"> PAGEREF _Toc225217706 \h </w:instrText>
         </w:r>
         <w:r>
           <w:rPr>
@@ -3000,15 +2835,10 @@
           <w:tab w:val="right" w:leader="dot" w:pos="9016"/>
         </w:tabs>
         <w:rPr>
-          <w:rFonts w:asciiTheme="minorHAnsi" w:hAnsiTheme="minorHAnsi"/>
           <w:noProof/>
-          <w:color w:val="auto"/>
-          <w:kern w:val="2"/>
-          <w:szCs w:val="24"/>
-          <w14:ligatures w14:val="standardContextual"/>
-        </w:rPr>
-      </w:pPr>
-      <w:hyperlink w:anchor="_Toc225211753" w:history="1">
+        </w:rPr>
+      </w:pPr>
+      <w:hyperlink w:anchor="_Toc225217707" w:history="1">
         <w:r>
           <w:rPr>
             <w:rStyle w:val="Hyperlink"/>
@@ -3035,7 +2865,7 @@
             <w:noProof/>
             <w:webHidden/>
           </w:rPr>
-          <w:instrText xml:space="preserve"> PAGEREF _Toc225211753 \h </w:instrText>
+          <w:instrText xml:space="preserve"> PAGEREF _Toc225217707 \h </w:instrText>
         </w:r>
         <w:r>
           <w:rPr>
@@ -3073,15 +2903,10 @@
           <w:tab w:val="right" w:leader="dot" w:pos="9016"/>
         </w:tabs>
         <w:rPr>
-          <w:rFonts w:asciiTheme="minorHAnsi" w:hAnsiTheme="minorHAnsi"/>
           <w:noProof/>
-          <w:color w:val="auto"/>
-          <w:kern w:val="2"/>
-          <w:szCs w:val="24"/>
-          <w14:ligatures w14:val="standardContextual"/>
-        </w:rPr>
-      </w:pPr>
-      <w:hyperlink w:anchor="_Toc225211754" w:history="1">
+        </w:rPr>
+      </w:pPr>
+      <w:hyperlink w:anchor="_Toc225217708" w:history="1">
         <w:r>
           <w:rPr>
             <w:rStyle w:val="Hyperlink"/>
@@ -3108,7 +2933,7 @@
             <w:noProof/>
             <w:webHidden/>
           </w:rPr>
-          <w:instrText xml:space="preserve"> PAGEREF _Toc225211754 \h </w:instrText>
+          <w:instrText xml:space="preserve"> PAGEREF _Toc225217708 \h </w:instrText>
         </w:r>
         <w:r>
           <w:rPr>
@@ -3146,15 +2971,10 @@
           <w:tab w:val="right" w:leader="dot" w:pos="9016"/>
         </w:tabs>
         <w:rPr>
-          <w:rFonts w:asciiTheme="minorHAnsi" w:hAnsiTheme="minorHAnsi"/>
           <w:noProof/>
-          <w:color w:val="auto"/>
-          <w:kern w:val="2"/>
-          <w:szCs w:val="24"/>
-          <w14:ligatures w14:val="standardContextual"/>
-        </w:rPr>
-      </w:pPr>
-      <w:hyperlink w:anchor="_Toc225211755" w:history="1">
+        </w:rPr>
+      </w:pPr>
+      <w:hyperlink w:anchor="_Toc225217709" w:history="1">
         <w:r>
           <w:rPr>
             <w:rStyle w:val="Hyperlink"/>
@@ -3181,7 +3001,7 @@
             <w:noProof/>
             <w:webHidden/>
           </w:rPr>
-          <w:instrText xml:space="preserve"> PAGEREF _Toc225211755 \h </w:instrText>
+          <w:instrText xml:space="preserve"> PAGEREF _Toc225217709 \h </w:instrText>
         </w:r>
         <w:r>
           <w:rPr>
@@ -3219,15 +3039,10 @@
           <w:tab w:val="right" w:leader="dot" w:pos="9016"/>
         </w:tabs>
         <w:rPr>
-          <w:rFonts w:asciiTheme="minorHAnsi" w:hAnsiTheme="minorHAnsi"/>
           <w:noProof/>
-          <w:color w:val="auto"/>
-          <w:kern w:val="2"/>
-          <w:szCs w:val="24"/>
-          <w14:ligatures w14:val="standardContextual"/>
-        </w:rPr>
-      </w:pPr>
-      <w:hyperlink w:anchor="_Toc225211756" w:history="1">
+        </w:rPr>
+      </w:pPr>
+      <w:hyperlink w:anchor="_Toc225217710" w:history="1">
         <w:r>
           <w:rPr>
             <w:rStyle w:val="Hyperlink"/>
@@ -3254,7 +3069,7 @@
             <w:noProof/>
             <w:webHidden/>
           </w:rPr>
-          <w:instrText xml:space="preserve"> PAGEREF _Toc225211756 \h </w:instrText>
+          <w:instrText xml:space="preserve"> PAGEREF _Toc225217710 \h </w:instrText>
         </w:r>
         <w:r>
           <w:rPr>
@@ -3665,7 +3480,7 @@
       <w:pPr>
         <w:pStyle w:val="Heading1"/>
       </w:pPr>
-      <w:bookmarkStart w:id="0" w:name="_Toc225211720"/>
+      <w:bookmarkStart w:id="0" w:name="_Toc225217674"/>
       <w:r>
         <w:rPr>
           <w:rFonts w:ascii="Times New Roman" w:hAnsi="Times New Roman"/>
@@ -3725,7 +3540,7 @@
       <w:pPr>
         <w:pStyle w:val="Heading1"/>
       </w:pPr>
-      <w:bookmarkStart w:id="1" w:name="_Toc225211721"/>
+      <w:bookmarkStart w:id="1" w:name="_Toc225217675"/>
       <w:r>
         <w:rPr>
           <w:rFonts w:ascii="Times New Roman" w:hAnsi="Times New Roman"/>
@@ -3740,7 +3555,7 @@
       <w:pPr>
         <w:pStyle w:val="Heading2"/>
       </w:pPr>
-      <w:bookmarkStart w:id="2" w:name="_Toc225211722"/>
+      <w:bookmarkStart w:id="2" w:name="_Toc225217676"/>
       <w:r>
         <w:rPr>
           <w:rFonts w:ascii="Times New Roman" w:hAnsi="Times New Roman"/>
@@ -3803,7 +3618,7 @@
       <w:pPr>
         <w:pStyle w:val="Heading2"/>
       </w:pPr>
-      <w:bookmarkStart w:id="3" w:name="_Toc225211723"/>
+      <w:bookmarkStart w:id="3" w:name="_Toc225217677"/>
       <w:r>
         <w:rPr>
           <w:rFonts w:ascii="Times New Roman" w:hAnsi="Times New Roman"/>
@@ -3864,7 +3679,7 @@
       <w:pPr>
         <w:pStyle w:val="Heading2"/>
       </w:pPr>
-      <w:bookmarkStart w:id="4" w:name="_Toc225211724"/>
+      <w:bookmarkStart w:id="4" w:name="_Toc225217678"/>
       <w:r>
         <w:rPr>
           <w:rFonts w:ascii="Times New Roman" w:hAnsi="Times New Roman"/>
@@ -3915,7 +3730,7 @@
       <w:pPr>
         <w:pStyle w:val="Heading2"/>
       </w:pPr>
-      <w:bookmarkStart w:id="5" w:name="_Toc225211725"/>
+      <w:bookmarkStart w:id="5" w:name="_Toc225217679"/>
       <w:r>
         <w:rPr>
           <w:rFonts w:ascii="Times New Roman" w:hAnsi="Times New Roman"/>
@@ -3978,7 +3793,7 @@
       <w:pPr>
         <w:pStyle w:val="Heading2"/>
       </w:pPr>
-      <w:bookmarkStart w:id="6" w:name="_Toc225211726"/>
+      <w:bookmarkStart w:id="6" w:name="_Toc225217680"/>
       <w:r>
         <w:rPr>
           <w:rFonts w:ascii="Times New Roman" w:hAnsi="Times New Roman"/>
@@ -4042,7 +3857,7 @@
       <w:pPr>
         <w:pStyle w:val="Heading2"/>
       </w:pPr>
-      <w:bookmarkStart w:id="7" w:name="_Toc225211727"/>
+      <w:bookmarkStart w:id="7" w:name="_Toc225217681"/>
       <w:r>
         <w:rPr>
           <w:rFonts w:ascii="Times New Roman" w:hAnsi="Times New Roman"/>
@@ -4099,7 +3914,7 @@
       <w:pPr>
         <w:pStyle w:val="Heading2"/>
       </w:pPr>
-      <w:bookmarkStart w:id="8" w:name="_Toc225211728"/>
+      <w:bookmarkStart w:id="8" w:name="_Toc225217682"/>
       <w:r>
         <w:rPr>
           <w:rFonts w:ascii="Times New Roman" w:hAnsi="Times New Roman"/>
@@ -4178,13 +3993,13 @@
     <w:p>
       <w:pPr>
         <w:pStyle w:val="Heading1"/>
-        <w:spacing w:after="240"/>
+        <w:spacing w:before="0" w:after="240"/>
         <w:jc w:val="center"/>
       </w:pPr>
-      <w:bookmarkStart w:id="9" w:name="_Toc225211729"/>
-      <w:r>
-        <w:rPr>
-          <w:rFonts w:cs="Times New Roman"/>
+      <w:bookmarkStart w:id="9" w:name="_Toc225217683"/>
+      <w:r>
+        <w:rPr>
+          <w:rFonts w:ascii="Times New Roman" w:hAnsi="Times New Roman" w:cs="Times New Roman"/>
         </w:rPr>
         <w:lastRenderedPageBreak/>
         <w:t>CHAPTER 2. RESEARCH METHODOLOGY</w:t>
@@ -4214,10 +4029,10 @@
         <w:pStyle w:val="Heading2"/>
         <w:jc w:val="left"/>
       </w:pPr>
-      <w:bookmarkStart w:id="10" w:name="_Toc225211730"/>
-      <w:r>
-        <w:rPr>
-          <w:rFonts w:cs="Times New Roman"/>
+      <w:bookmarkStart w:id="10" w:name="_Toc225217684"/>
+      <w:r>
+        <w:rPr>
+          <w:rFonts w:ascii="Times New Roman" w:hAnsi="Times New Roman" w:cs="Times New Roman"/>
         </w:rPr>
         <w:t>2.1 Research Object</w:t>
       </w:r>
@@ -4264,10 +4079,10 @@
         <w:pStyle w:val="Heading2"/>
         <w:jc w:val="left"/>
       </w:pPr>
-      <w:bookmarkStart w:id="11" w:name="_Toc225211731"/>
-      <w:r>
-        <w:rPr>
-          <w:rFonts w:cs="Times New Roman"/>
+      <w:bookmarkStart w:id="11" w:name="_Toc225217685"/>
+      <w:r>
+        <w:rPr>
+          <w:rFonts w:ascii="Times New Roman" w:hAnsi="Times New Roman" w:cs="Times New Roman"/>
         </w:rPr>
         <w:t>2.2 Research Strategy and Logic</w:t>
       </w:r>
@@ -4430,10 +4245,10 @@
         <w:pStyle w:val="Heading2"/>
         <w:jc w:val="left"/>
       </w:pPr>
-      <w:bookmarkStart w:id="12" w:name="_Toc225211732"/>
-      <w:r>
-        <w:rPr>
-          <w:rFonts w:cs="Times New Roman"/>
+      <w:bookmarkStart w:id="12" w:name="_Toc225217686"/>
+      <w:r>
+        <w:rPr>
+          <w:rFonts w:ascii="Times New Roman" w:hAnsi="Times New Roman" w:cs="Times New Roman"/>
         </w:rPr>
         <w:t>2.3 Nature of Research</w:t>
       </w:r>
@@ -4481,10 +4296,10 @@
         <w:pStyle w:val="Heading2"/>
         <w:jc w:val="left"/>
       </w:pPr>
-      <w:bookmarkStart w:id="13" w:name="_Toc225211733"/>
-      <w:r>
-        <w:rPr>
-          <w:rFonts w:cs="Times New Roman"/>
+      <w:bookmarkStart w:id="13" w:name="_Toc225217687"/>
+      <w:r>
+        <w:rPr>
+          <w:rFonts w:ascii="Times New Roman" w:hAnsi="Times New Roman" w:cs="Times New Roman"/>
         </w:rPr>
         <w:t>2.4 Study Sample and Sampling Frame</w:t>
       </w:r>
@@ -4745,6 +4560,13 @@
                 <w:sz w:val="20"/>
               </w:rPr>
               <w:br/>
+            </w:r>
+            <w:r>
+              <w:rPr>
+                <w:rFonts w:cs="Times New Roman"/>
+                <w:b/>
+                <w:sz w:val="20"/>
+              </w:rPr>
               <w:t>(n)</w:t>
             </w:r>
           </w:p>
@@ -4774,6 +4596,13 @@
                 <w:sz w:val="20"/>
               </w:rPr>
               <w:br/>
+            </w:r>
+            <w:r>
+              <w:rPr>
+                <w:rFonts w:cs="Times New Roman"/>
+                <w:b/>
+                <w:sz w:val="20"/>
+              </w:rPr>
               <w:t>(n)</w:t>
             </w:r>
           </w:p>
@@ -4803,6 +4632,13 @@
                 <w:sz w:val="20"/>
               </w:rPr>
               <w:br/>
+            </w:r>
+            <w:r>
+              <w:rPr>
+                <w:rFonts w:cs="Times New Roman"/>
+                <w:b/>
+                <w:sz w:val="20"/>
+              </w:rPr>
               <w:t>(n)</w:t>
             </w:r>
           </w:p>
@@ -4832,6 +4668,13 @@
                 <w:sz w:val="20"/>
               </w:rPr>
               <w:br/>
+            </w:r>
+            <w:r>
+              <w:rPr>
+                <w:rFonts w:cs="Times New Roman"/>
+                <w:b/>
+                <w:sz w:val="20"/>
+              </w:rPr>
               <w:t>(n)</w:t>
             </w:r>
           </w:p>
@@ -4861,6 +4704,13 @@
                 <w:sz w:val="20"/>
               </w:rPr>
               <w:br/>
+            </w:r>
+            <w:r>
+              <w:rPr>
+                <w:rFonts w:cs="Times New Roman"/>
+                <w:b/>
+                <w:sz w:val="20"/>
+              </w:rPr>
               <w:t>(N)</w:t>
             </w:r>
           </w:p>
@@ -5582,10 +5432,10 @@
         <w:pStyle w:val="Heading2"/>
         <w:jc w:val="left"/>
       </w:pPr>
-      <w:bookmarkStart w:id="14" w:name="_Toc225211734"/>
-      <w:r>
-        <w:rPr>
-          <w:rFonts w:cs="Times New Roman"/>
+      <w:bookmarkStart w:id="14" w:name="_Toc225217688"/>
+      <w:r>
+        <w:rPr>
+          <w:rFonts w:ascii="Times New Roman" w:hAnsi="Times New Roman" w:cs="Times New Roman"/>
         </w:rPr>
         <w:t>2.5 Research Methods</w:t>
       </w:r>
@@ -7334,10 +7184,10 @@
         <w:pStyle w:val="Heading2"/>
         <w:jc w:val="left"/>
       </w:pPr>
-      <w:bookmarkStart w:id="15" w:name="_Toc225211735"/>
-      <w:r>
-        <w:rPr>
-          <w:rFonts w:cs="Times New Roman"/>
+      <w:bookmarkStart w:id="15" w:name="_Toc225217689"/>
+      <w:r>
+        <w:rPr>
+          <w:rFonts w:ascii="Times New Roman" w:hAnsi="Times New Roman" w:cs="Times New Roman"/>
         </w:rPr>
         <w:t>2.6 Research Organisation</w:t>
       </w:r>
@@ -7591,6 +7441,12 @@
                 <w:sz w:val="20"/>
               </w:rPr>
               <w:br/>
+            </w:r>
+            <w:r>
+              <w:rPr>
+                <w:rFonts w:cs="Times New Roman"/>
+                <w:sz w:val="20"/>
+              </w:rPr>
               <w:t>(Google &amp; YouTube via Playwright â€“ Day 1)</w:t>
             </w:r>
           </w:p>
@@ -7656,6 +7512,12 @@
                 <w:sz w:val="20"/>
               </w:rPr>
               <w:br/>
+            </w:r>
+            <w:r>
+              <w:rPr>
+                <w:rFonts w:cs="Times New Roman"/>
+                <w:sz w:val="20"/>
+              </w:rPr>
               <w:t>(TikTok &amp; Instagram â€“ Days 1â€“2)</w:t>
             </w:r>
           </w:p>
@@ -7721,6 +7583,12 @@
                 <w:sz w:val="20"/>
               </w:rPr>
               <w:br/>
+            </w:r>
+            <w:r>
+              <w:rPr>
+                <w:rFonts w:cs="Times New Roman"/>
+                <w:sz w:val="20"/>
+              </w:rPr>
               <w:t>(N = 200 content items)</w:t>
             </w:r>
           </w:p>
@@ -7786,6 +7654,12 @@
                 <w:sz w:val="20"/>
               </w:rPr>
               <w:br/>
+            </w:r>
+            <w:r>
+              <w:rPr>
+                <w:rFonts w:cs="Times New Roman"/>
+                <w:sz w:val="20"/>
+              </w:rPr>
               <w:t>(20% subsample, n = 40)</w:t>
             </w:r>
           </w:p>
@@ -7851,6 +7725,12 @@
                 <w:sz w:val="20"/>
               </w:rPr>
               <w:br/>
+            </w:r>
+            <w:r>
+              <w:rPr>
+                <w:rFonts w:cs="Times New Roman"/>
+                <w:sz w:val="20"/>
+              </w:rPr>
               <w:t>(ICC for DISCERN; Cohenâ€™s Îº for JAMA)</w:t>
             </w:r>
           </w:p>
@@ -7917,6 +7797,12 @@
                 <w:sz w:val="20"/>
               </w:rPr>
               <w:br/>
+            </w:r>
+            <w:r>
+              <w:rPr>
+                <w:rFonts w:cs="Times New Roman"/>
+                <w:sz w:val="20"/>
+              </w:rPr>
               <w:t>(Python 3.13 with SciPy, pingouin, scikit-posthocs)</w:t>
             </w:r>
           </w:p>
@@ -7980,10 +7866,10 @@
         <w:pStyle w:val="Heading2"/>
         <w:jc w:val="left"/>
       </w:pPr>
-      <w:bookmarkStart w:id="16" w:name="_Toc225211736"/>
-      <w:r>
-        <w:rPr>
-          <w:rFonts w:cs="Times New Roman"/>
+      <w:bookmarkStart w:id="16" w:name="_Toc225217690"/>
+      <w:r>
+        <w:rPr>
+          <w:rFonts w:ascii="Times New Roman" w:hAnsi="Times New Roman" w:cs="Times New Roman"/>
         </w:rPr>
         <w:t>2.7 Methods of Statistical Analysis</w:t>
       </w:r>
@@ -8396,6 +8282,12 @@
                 <w:sz w:val="18"/>
               </w:rPr>
               <w:br/>
+            </w:r>
+            <w:r>
+              <w:rPr>
+                <w:rFonts w:cs="Times New Roman"/>
+                <w:sz w:val="18"/>
+              </w:rPr>
               <w:t>DV: DISCERN total score; JAMA criteria compliance</w:t>
             </w:r>
           </w:p>
@@ -8422,6 +8314,12 @@
                 <w:sz w:val="18"/>
               </w:rPr>
               <w:br/>
+            </w:r>
+            <w:r>
+              <w:rPr>
+                <w:rFonts w:cs="Times New Roman"/>
+                <w:sz w:val="18"/>
+              </w:rPr>
               <w:t>Dunnâ€™s post-hoc with Bonferroni</w:t>
             </w:r>
             <w:r>
@@ -8430,6 +8328,12 @@
                 <w:sz w:val="18"/>
               </w:rPr>
               <w:br/>
+            </w:r>
+            <w:r>
+              <w:rPr>
+                <w:rFonts w:cs="Times New Roman"/>
+                <w:sz w:val="18"/>
+              </w:rPr>
               <w:t>Ï‡Â² / Fisherâ€™s exact test (JAMA)</w:t>
             </w:r>
             <w:r>
@@ -8438,6 +8342,12 @@
                 <w:sz w:val="18"/>
               </w:rPr>
               <w:br/>
+            </w:r>
+            <w:r>
+              <w:rPr>
+                <w:rFonts w:cs="Times New Roman"/>
+                <w:sz w:val="18"/>
+              </w:rPr>
               <w:t>Effect sizes: Î·Â², CramÃ©râ€™s V</w:t>
             </w:r>
           </w:p>
@@ -8505,6 +8415,12 @@
                 <w:sz w:val="18"/>
               </w:rPr>
               <w:br/>
+            </w:r>
+            <w:r>
+              <w:rPr>
+                <w:rFonts w:cs="Times New Roman"/>
+                <w:sz w:val="18"/>
+              </w:rPr>
               <w:t>DV: DISCERN total score</w:t>
             </w:r>
           </w:p>
@@ -8531,6 +8447,12 @@
                 <w:sz w:val="18"/>
               </w:rPr>
               <w:br/>
+            </w:r>
+            <w:r>
+              <w:rPr>
+                <w:rFonts w:cs="Times New Roman"/>
+                <w:sz w:val="18"/>
+              </w:rPr>
               <w:t>Effect size: rank-biserial correlation</w:t>
             </w:r>
           </w:p>
@@ -8598,6 +8520,12 @@
                 <w:sz w:val="18"/>
               </w:rPr>
               <w:br/>
+            </w:r>
+            <w:r>
+              <w:rPr>
+                <w:rFonts w:cs="Times New Roman"/>
+                <w:sz w:val="18"/>
+              </w:rPr>
               <w:t>Outcome: DISCERN total score</w:t>
             </w:r>
           </w:p>
@@ -8725,6 +8653,12 @@
                 <w:sz w:val="18"/>
               </w:rPr>
               <w:br/>
+            </w:r>
+            <w:r>
+              <w:rPr>
+                <w:rFonts w:cs="Times New Roman"/>
+                <w:sz w:val="18"/>
+              </w:rPr>
               <w:t>Cohenâ€™s Îº for each JAMA criterion</w:t>
             </w:r>
           </w:p>
@@ -8805,12 +8739,12 @@
     <w:p>
       <w:pPr>
         <w:pStyle w:val="Heading1"/>
-        <w:spacing w:after="240"/>
-      </w:pPr>
-      <w:bookmarkStart w:id="17" w:name="_Toc225211737"/>
-      <w:r>
-        <w:rPr>
-          <w:rFonts w:cs="Times New Roman"/>
+        <w:spacing w:before="0" w:after="240"/>
+      </w:pPr>
+      <w:bookmarkStart w:id="17" w:name="_Toc225217691"/>
+      <w:r>
+        <w:rPr>
+          <w:rFonts w:ascii="Times New Roman" w:hAnsi="Times New Roman" w:cs="Times New Roman"/>
         </w:rPr>
         <w:lastRenderedPageBreak/>
         <w:t>CHAPTER 3. RESEARCH FINDINGS</w:t>
@@ -8820,11 +8754,12 @@
     <w:p>
       <w:pPr>
         <w:pStyle w:val="Heading2"/>
-      </w:pPr>
-      <w:bookmarkStart w:id="18" w:name="_Toc225211738"/>
-      <w:r>
-        <w:rPr>
-          <w:rFonts w:cs="Times New Roman"/>
+        <w:spacing w:before="0" w:after="200"/>
+      </w:pPr>
+      <w:bookmarkStart w:id="18" w:name="_Toc225217692"/>
+      <w:r>
+        <w:rPr>
+          <w:rFonts w:ascii="Times New Roman" w:hAnsi="Times New Roman" w:cs="Times New Roman"/>
           <w:sz w:val="26"/>
         </w:rPr>
         <w:t>3.1 Sample Characteristics</w:t>
@@ -10055,16 +9990,60 @@
     <w:p>
       <w:pPr>
         <w:pStyle w:val="Heading2"/>
-      </w:pPr>
-      <w:bookmarkStart w:id="19" w:name="_Toc225211739"/>
+        <w:spacing w:before="0" w:after="200"/>
+      </w:pPr>
+      <w:bookmarkStart w:id="19" w:name="_Toc225217693"/>
+      <w:r>
+        <w:rPr>
+          <w:rFonts w:ascii="Times New Roman" w:hAnsi="Times New Roman" w:cs="Times New Roman"/>
+          <w:sz w:val="26"/>
+        </w:rPr>
+        <w:t>3.2 Inter-Rater Reliability</w:t>
+      </w:r>
+      <w:bookmarkEnd w:id="19"/>
+    </w:p>
+    <w:p>
+      <w:pPr>
+        <w:spacing w:after="120"/>
+      </w:pPr>
       <w:r>
         <w:rPr>
           <w:rFonts w:cs="Times New Roman"/>
+        </w:rPr>
+        <w:t>A second rater independently scored a random subset of 40 items (20% of the total sample; 10 per platform) to establish inter-rater reliability. For DISCERN total scores, the intraclass correlation coefficient (ICC) was calculated using a two-way mixed-effects model with absolute agreement (ICC[3,1]). The resulting ICC was 0.932 (95% CI [0.870, 0.960]), indicating excellent agreement between raters (Koo &amp; Li, 2016). This value substantially exceeds the pre-specified threshold of ICC &gt;= 0.75.</w:t>
+      </w:r>
+    </w:p>
+    <w:p>
+      <w:pPr>
+        <w:spacing w:after="120"/>
+      </w:pPr>
+      <w:r>
+        <w:rPr>
+          <w:rFonts w:cs="Times New Roman"/>
+        </w:rPr>
+        <w:t>For the four binary JAMA benchmark criteria, inter-rater agreement was assessed using Cohen's kappa. Authorship (kappa = 0.719) and Attribution (kappa = 0.686) demonstrated substantial agreement (Landis &amp; Koch, 1977). However, Disclosure (kappa = 0.305) and Currency (kappa = 0.215) yielded only fair agreement. These lower kappa values should be interpreted with caution due to the kappa paradox (Feinstein &amp; Cicchetti, 1990): when the prevalence of one category is very high (e.g., Currency was coded 'Yes' for</w:t>
+      </w:r>
+      <w:r>
+        <w:rPr>
+          <w:rFonts w:cs="Times New Roman"/>
+        </w:rPr>
+        <w:t xml:space="preserve"> all social media items, constituting 75% of the sample), kappa is mathematically suppressed despite high observed agreement. The overall percentage agreement for Currency was 92.5% and for Disclosure was 87.5%, suggesting that the low kappa values reflect distributional artefacts rather than genuine disagreement between raters.</w:t>
+      </w:r>
+    </w:p>
+    <w:p>
+      <w:pPr>
+        <w:pStyle w:val="Heading2"/>
+        <w:spacing w:before="0" w:after="200"/>
+      </w:pPr>
+      <w:bookmarkStart w:id="20" w:name="_Toc225217694"/>
+      <w:r>
+        <w:rPr>
+          <w:rFonts w:ascii="Times New Roman" w:hAnsi="Times New Roman" w:cs="Times New Roman"/>
           <w:sz w:val="26"/>
         </w:rPr>
-        <w:t>3.2 Inter-Rater Reliability</w:t>
-      </w:r>
-      <w:bookmarkEnd w:id="19"/>
+        <w:t>3.3 DISCERN Scores by Platform</w:t>
+      </w:r>
+      <w:bookmarkEnd w:id="20"/>
     </w:p>
     <w:p>
       <w:pPr>
@@ -10074,62 +10053,20 @@
         <w:rPr>
           <w:rFonts w:cs="Times New Roman"/>
         </w:rPr>
-        <w:t>A second rater independently scored a random subset of 40 items (20% of the total sample; 10 per platform) to establish inter-rater reliability. For DISCERN total scores, the intraclass correlation coefficient (ICC) was calculated using a two-way mixed-effects model with absolute agreement (ICC[3,1]). The resulting ICC was 0.932 (95% CI [0.870, 0.960]), indicating excellent agreement between raters (Koo &amp; Li, 2016). This value substantially exceeds the pre-specified threshold of ICC &gt;= 0.75.</w:t>
-      </w:r>
-    </w:p>
-    <w:p>
-      <w:pPr>
-        <w:spacing w:after="120"/>
-      </w:pPr>
+        <w:t>Descriptive statistics for DISCERN total scores by platform are presented in Table 3. The overall sample mean was 38.68 (SD = 10.16), with a median of 38.0 (range: 17â€“64). Traditional websites achieved the highest median score (Mdn = 48.5, IQR = 9.75), followed by YouTube (Mdn = 42.0, IQR = 9.00), TikTok (Mdn = 35.0, IQR = 8.00), and Instagram (Mdn = 27.5, IQR = 9.00). Using commonly adopted thresholds from subsequent DISCERN literature (16â€“26 = very poor, 27â€“38 = poor, 39â€“50 = fair, 51â€“62 = good,</w:t>
+      </w:r>
       <w:r>
         <w:rPr>
           <w:rFonts w:cs="Times New Roman"/>
         </w:rPr>
-        <w:t>For the four binary JAMA benchmark criteria, inter-rater agreement was assessed using Cohen's kappa. Authorship (kappa = 0.719) and Attribution (kappa = 0.686) demonstrated substantial agreement (Landis &amp; Koch, 1977). However, Disclosure (kappa = 0.305) and Currency (kappa = 0.215) yielded only fair agreement. These lower kappa values should be interpreted with caution due to the kappa paradox (Feinstein &amp; Cicchetti, 1990): when the prevalence of one category is very high (e.g., Currency was coded 'Yes' for</w:t>
+        <w:t xml:space="preserve"> 63â€“80 = excellent), the modal category for websites was 'fair' (44%), for YouTube 'fair' (48%), for </w:t>
       </w:r>
       <w:r>
         <w:rPr>
           <w:rFonts w:cs="Times New Roman"/>
         </w:rPr>
-        <w:t xml:space="preserve"> all social media items, constituting 75% of the sample), kappa is mathematically suppressed despite high observed agreement. The overall percentage agreement for Currency was 92.5% and for Disclosure was 87.5%, suggesting that the low kappa values reflect distributional artefacts rather than genuine disagreement between raters.</w:t>
-      </w:r>
-    </w:p>
-    <w:p>
-      <w:pPr>
-        <w:pStyle w:val="Heading2"/>
-      </w:pPr>
-      <w:bookmarkStart w:id="20" w:name="_Toc225211740"/>
-      <w:r>
-        <w:rPr>
-          <w:rFonts w:cs="Times New Roman"/>
-          <w:sz w:val="26"/>
-        </w:rPr>
-        <w:t>3.3 DISCERN Scores by Platform</w:t>
-      </w:r>
-      <w:bookmarkEnd w:id="20"/>
-    </w:p>
-    <w:p>
-      <w:pPr>
-        <w:spacing w:after="120"/>
-      </w:pPr>
-      <w:r>
-        <w:rPr>
-          <w:rFonts w:cs="Times New Roman"/>
-        </w:rPr>
-        <w:t>Descriptive statistics for DISCERN total scores by platform are presented in Table 3. The overall sample mean was 38.68 (SD = 10.16), with a median of 38.0 (range: 17â€“64). Traditional websites achieved the highest median score (Mdn = 48.5, IQR = 9.75), followed by YouTube (Mdn = 42.0, IQR = 9.00), TikTok (Mdn = 35.0, IQR = 8.00), and Instagram (Mdn = 27.5, IQR = 9.00). Using commonly adopted thresholds from subsequent DISCERN literature (16â€“26 = very poor, 27â€“38 = poor, 39â€“50 = fair, 51â€“62 = good,</w:t>
-      </w:r>
-      <w:r>
-        <w:rPr>
-          <w:rFonts w:cs="Times New Roman"/>
-        </w:rPr>
-        <w:t xml:space="preserve"> 63â€“80 = </w:t>
-      </w:r>
-      <w:r>
-        <w:rPr>
-          <w:rFonts w:cs="Times New Roman"/>
-        </w:rPr>
         <w:lastRenderedPageBreak/>
-        <w:t>excellent), the modal category for websites was 'fair' (44%), for YouTube 'fair' (48%), for TikTok 'poor' (55.3%), and for Instagram 'poor' (50%). Notably, 42% of Instagram items scored in the 'very poor' range, compared with 0% for both websites and YouTube.</w:t>
+        <w:t>TikTok 'poor' (55.3%), and for Instagram 'poor' (50%). Notably, 42% of Instagram items scored in the 'very poor' range, compared with 0% for both websites and YouTube.</w:t>
       </w:r>
     </w:p>
     <w:p>
@@ -11207,7 +11144,7 @@
           <w:noProof/>
         </w:rPr>
         <w:drawing>
-          <wp:inline distT="0" distB="0" distL="0" distR="0" wp14:anchorId="0DBC41EB" wp14:editId="0A39848E">
+          <wp:inline distT="0" distB="0" distL="0" distR="0" wp14:anchorId="6309CC78" wp14:editId="09F5F75B">
             <wp:extent cx="5029200" cy="3857584"/>
             <wp:effectExtent l="0" t="0" r="0" b="0"/>
             <wp:docPr id="1" name="Picture 1"/>
@@ -11296,7 +11233,7 @@
           <w:noProof/>
         </w:rPr>
         <w:drawing>
-          <wp:inline distT="0" distB="0" distL="0" distR="0" wp14:anchorId="5B9EE731" wp14:editId="7A18380F">
+          <wp:inline distT="0" distB="0" distL="0" distR="0" wp14:anchorId="3C1F16C8" wp14:editId="0FB9BD64">
             <wp:extent cx="5029200" cy="3131166"/>
             <wp:effectExtent l="0" t="0" r="0" b="0"/>
             <wp:docPr id="2" name="Picture 2"/>
@@ -11360,11 +11297,12 @@
     <w:p>
       <w:pPr>
         <w:pStyle w:val="Heading2"/>
-      </w:pPr>
-      <w:bookmarkStart w:id="21" w:name="_Toc225211741"/>
-      <w:r>
-        <w:rPr>
-          <w:rFonts w:cs="Times New Roman"/>
+        <w:spacing w:before="0" w:after="200"/>
+      </w:pPr>
+      <w:bookmarkStart w:id="21" w:name="_Toc225217695"/>
+      <w:r>
+        <w:rPr>
+          <w:rFonts w:ascii="Times New Roman" w:hAnsi="Times New Roman" w:cs="Times New Roman"/>
           <w:sz w:val="26"/>
         </w:rPr>
         <w:t>3.4 JAMA Benchmark Compliance by Platform</w:t>
@@ -12027,7 +11965,7 @@
         </w:rPr>
         <w:lastRenderedPageBreak/>
         <w:drawing>
-          <wp:inline distT="0" distB="0" distL="0" distR="0" wp14:anchorId="0E2BA1EC" wp14:editId="3AEF819F">
+          <wp:inline distT="0" distB="0" distL="0" distR="0" wp14:anchorId="63A36AC9" wp14:editId="0F448979">
             <wp:extent cx="5029200" cy="3573194"/>
             <wp:effectExtent l="0" t="0" r="0" b="0"/>
             <wp:docPr id="3" name="Picture 3"/>
@@ -12080,11 +12018,12 @@
     <w:p>
       <w:pPr>
         <w:pStyle w:val="Heading2"/>
-      </w:pPr>
-      <w:bookmarkStart w:id="22" w:name="_Toc225211742"/>
-      <w:r>
-        <w:rPr>
-          <w:rFonts w:cs="Times New Roman"/>
+        <w:spacing w:before="0" w:after="200"/>
+      </w:pPr>
+      <w:bookmarkStart w:id="22" w:name="_Toc225217696"/>
+      <w:r>
+        <w:rPr>
+          <w:rFonts w:ascii="Times New Roman" w:hAnsi="Times New Roman" w:cs="Times New Roman"/>
           <w:sz w:val="26"/>
         </w:rPr>
         <w:t>3.5 Creator Type Analysis</w:t>
@@ -12153,7 +12092,7 @@
           <w:noProof/>
         </w:rPr>
         <w:drawing>
-          <wp:inline distT="0" distB="0" distL="0" distR="0" wp14:anchorId="114C9505" wp14:editId="41FD95A4">
+          <wp:inline distT="0" distB="0" distL="0" distR="0" wp14:anchorId="535AA260" wp14:editId="57141849">
             <wp:extent cx="5029200" cy="3294582"/>
             <wp:effectExtent l="0" t="0" r="0" b="0"/>
             <wp:docPr id="4" name="Picture 4"/>
@@ -12206,11 +12145,12 @@
     <w:p>
       <w:pPr>
         <w:pStyle w:val="Heading2"/>
-      </w:pPr>
-      <w:bookmarkStart w:id="23" w:name="_Toc225211743"/>
-      <w:r>
-        <w:rPr>
-          <w:rFonts w:cs="Times New Roman"/>
+        <w:spacing w:before="0" w:after="200"/>
+      </w:pPr>
+      <w:bookmarkStart w:id="23" w:name="_Toc225217697"/>
+      <w:r>
+        <w:rPr>
+          <w:rFonts w:ascii="Times New Roman" w:hAnsi="Times New Roman" w:cs="Times New Roman"/>
           <w:sz w:val="26"/>
         </w:rPr>
         <w:t>3.6 Engagement-Quality Relationship</w:t>
@@ -12285,7 +12225,7 @@
         </w:rPr>
         <w:lastRenderedPageBreak/>
         <w:drawing>
-          <wp:inline distT="0" distB="0" distL="0" distR="0" wp14:anchorId="38629097" wp14:editId="3851CCCB">
+          <wp:inline distT="0" distB="0" distL="0" distR="0" wp14:anchorId="38F49970" wp14:editId="1AAF2D44">
             <wp:extent cx="5029200" cy="3458844"/>
             <wp:effectExtent l="0" t="0" r="0" b="0"/>
             <wp:docPr id="5" name="Picture 5"/>
@@ -12338,11 +12278,12 @@
     <w:p>
       <w:pPr>
         <w:pStyle w:val="Heading2"/>
-      </w:pPr>
-      <w:bookmarkStart w:id="24" w:name="_Toc225211744"/>
-      <w:r>
-        <w:rPr>
-          <w:rFonts w:cs="Times New Roman"/>
+        <w:spacing w:before="0" w:after="200"/>
+      </w:pPr>
+      <w:bookmarkStart w:id="24" w:name="_Toc225217698"/>
+      <w:r>
+        <w:rPr>
+          <w:rFonts w:ascii="Times New Roman" w:hAnsi="Times New Roman" w:cs="Times New Roman"/>
           <w:sz w:val="26"/>
         </w:rPr>
         <w:t>3.7 DISCERN Question-Level Patterns</w:t>
@@ -12383,7 +12324,7 @@
         </w:rPr>
         <w:lastRenderedPageBreak/>
         <w:drawing>
-          <wp:inline distT="0" distB="0" distL="0" distR="0" wp14:anchorId="352A5CB7" wp14:editId="3533B192">
+          <wp:inline distT="0" distB="0" distL="0" distR="0" wp14:anchorId="4D68396F" wp14:editId="327025DA">
             <wp:extent cx="5029200" cy="2317460"/>
             <wp:effectExtent l="0" t="0" r="0" b="0"/>
             <wp:docPr id="6" name="Picture 6"/>
@@ -12436,16 +12377,34 @@
     <w:p>
       <w:pPr>
         <w:pStyle w:val="Heading2"/>
-      </w:pPr>
-      <w:bookmarkStart w:id="25" w:name="_Toc225211745"/>
+        <w:spacing w:before="0" w:after="200"/>
+      </w:pPr>
+      <w:bookmarkStart w:id="25" w:name="_Toc225217699"/>
+      <w:r>
+        <w:rPr>
+          <w:rFonts w:ascii="Times New Roman" w:hAnsi="Times New Roman" w:cs="Times New Roman"/>
+          <w:sz w:val="26"/>
+        </w:rPr>
+        <w:t>3.8 Content Format and Search Term Effects</w:t>
+      </w:r>
+      <w:bookmarkEnd w:id="25"/>
+    </w:p>
+    <w:p>
+      <w:pPr>
+        <w:spacing w:after="120"/>
+      </w:pPr>
       <w:r>
         <w:rPr>
           <w:rFonts w:cs="Times New Roman"/>
-          <w:sz w:val="26"/>
-        </w:rPr>
-        <w:t>3.8 Content Format and Search Term Effects</w:t>
-      </w:r>
-      <w:bookmarkEnd w:id="25"/>
+        </w:rPr>
+        <w:t>Because content format and platform are perfectly confounded in this dataset (each platform uses a single exclusive format), DISCERN score differences by format exactly mirror the platform differences reported in section 3.3. Text articles (n = 50, websites) achieved the highest median score (Mdn = 48.5, M = 47.0). Long-form videos exceeding five minutes (n = 50, YouTube) scored second highest (Mdn = 42.0, M = 42.9). Short videos under 60 seconds (n = 47, TikTok) scored lower (Mdn = 35.0, M = 35.6). Carouse</w:t>
+      </w:r>
+      <w:r>
+        <w:rPr>
+          <w:rFonts w:cs="Times New Roman"/>
+        </w:rPr>
+        <w:t>l posts (n = 50, Instagram) scored lowest (Mdn = 27.5, M = 29.0). Because format and platform cannot be disentangled, attributing these quality differences to format per seâ€”rather than to other platform-level factors such as user norms, algorithmic incentives, and creator demographicsâ€”is not warranted from this dataset alone.</w:t>
+      </w:r>
     </w:p>
     <w:p>
       <w:pPr>
@@ -12455,23 +12414,6 @@
         <w:rPr>
           <w:rFonts w:cs="Times New Roman"/>
         </w:rPr>
-        <w:t>Because content format and platform are perfectly confounded in this dataset (each platform uses a single exclusive format), DISCERN score differences by format exactly mirror the platform differences reported in section 3.3. Text articles (n = 50, websites) achieved the highest median score (Mdn = 48.5, M = 47.0). Long-form videos exceeding five minutes (n = 50, YouTube) scored second highest (Mdn = 42.0, M = 42.9). Short videos under 60 seconds (n = 47, TikTok) scored lower (Mdn = 35.0, M = 35.6). Carouse</w:t>
-      </w:r>
-      <w:r>
-        <w:rPr>
-          <w:rFonts w:cs="Times New Roman"/>
-        </w:rPr>
-        <w:t>l posts (n = 50, Instagram) scored lowest (Mdn = 27.5, M = 29.0). Because format and platform cannot be disentangled, attributing these quality differences to format per seâ€”rather than to other platform-level factors such as user norms, algorithmic incentives, and creator demographicsâ€”is not warranted from this dataset alone.</w:t>
-      </w:r>
-    </w:p>
-    <w:p>
-      <w:pPr>
-        <w:spacing w:after="120"/>
-      </w:pPr>
-      <w:r>
-        <w:rPr>
-          <w:rFonts w:cs="Times New Roman"/>
-        </w:rPr>
         <w:t>Search terms also influenced quality scores. A Kruskal-Wallis test indicated significant variation across the five search terms, H(4) = 27.255, p &lt; .001. Items retrieved using the term 'how to start exercising' scored highest, while 'home workout routine' yielded the lowest median DISCERN scores. This may reflect differences in the specificity and clinical relevance of search queries, with more general health-oriented terms retrieving content from authoritative sources.</w:t>
       </w:r>
     </w:p>
@@ -12483,9 +12425,9 @@
     <w:p>
       <w:pPr>
         <w:pStyle w:val="Heading1"/>
-        <w:spacing w:after="240"/>
-      </w:pPr>
-      <w:bookmarkStart w:id="26" w:name="_Toc225211746"/>
+        <w:spacing w:before="0" w:after="240"/>
+      </w:pPr>
+      <w:bookmarkStart w:id="26" w:name="_Toc225217700"/>
       <w:r>
         <w:lastRenderedPageBreak/>
         <w:t>CHAPTER 4. CONSIDERATIONS</w:t>
@@ -12495,16 +12437,34 @@
     <w:p>
       <w:pPr>
         <w:pStyle w:val="Heading2"/>
-      </w:pPr>
-      <w:bookmarkStart w:id="27" w:name="_Toc225211747"/>
+        <w:spacing w:before="0" w:after="200"/>
+      </w:pPr>
+      <w:bookmarkStart w:id="27" w:name="_Toc225217701"/>
+      <w:r>
+        <w:rPr>
+          <w:rFonts w:ascii="Times New Roman" w:hAnsi="Times New Roman" w:cs="Times New Roman"/>
+          <w:sz w:val="26"/>
+        </w:rPr>
+        <w:t>4.1 Summary of Key Findings</w:t>
+      </w:r>
+      <w:bookmarkEnd w:id="27"/>
+    </w:p>
+    <w:p>
+      <w:pPr>
+        <w:spacing w:after="120"/>
+      </w:pPr>
       <w:r>
         <w:rPr>
           <w:rFonts w:cs="Times New Roman"/>
-          <w:sz w:val="26"/>
-        </w:rPr>
-        <w:t>4.1 Summary of Key Findings</w:t>
-      </w:r>
-      <w:bookmarkEnd w:id="27"/>
+        </w:rPr>
+        <w:t>This cross-sectional content analysis evaluated the quality of physical activity information across four platform types using the DISCERN instrument and JAMA benchmarks. The results reveal a clear and statistically significant quality gradient: traditional websites scored highest (Mdn = 48.5), followed by YouTube (Mdn = 42.0), TikTok (Mdn = 35.0), and Instagram (Mdn = 27.5). The Kruskal-Wallis test confirmed significant differences across platforms, H(3) = 93.489, p &lt; .001, with a large effect size (eta-squ</w:t>
+      </w:r>
+      <w:r>
+        <w:rPr>
+          <w:rFonts w:cs="Times New Roman"/>
+        </w:rPr>
+        <w:t>ared = 0.469). All six pairwise comparisons were statistically significant, although the Website versus YouTube contrast yielded a notably smaller effect (p = .038, r = -0.316) compared with the other five pairs (all p &lt; .001).</w:t>
+      </w:r>
     </w:p>
     <w:p>
       <w:pPr>
@@ -12514,40 +12474,24 @@
         <w:rPr>
           <w:rFonts w:cs="Times New Roman"/>
         </w:rPr>
-        <w:t>This cross-sectional content analysis evaluated the quality of physical activity information across four platform types using the DISCERN instrument and JAMA benchmarks. The results reveal a clear and statistically significant quality gradient: traditional websites scored highest (Mdn = 48.5), followed by YouTube (Mdn = 42.0), TikTok (Mdn = 35.0), and Instagram (Mdn = 27.5). The Kruskal-Wallis test confirmed significant differences across platforms, H(3) = 93.489, p &lt; .001, with a large effect size (eta-squ</w:t>
+        <w:t xml:space="preserve">JAMA benchmark compliance did not differ significantly across platforms when aggregated (H[3] = 5.123, p = .163), though significant platform differences emerged for individual criteria—Attribution, Disclosure, and Currency—but not Authorship. Creator type exerted a significant effect on quality in the binary analysis (p = .036), and the five-category Kruskal-Wallis test was also significant (p = .012). Engagement–quality correlations were largely non-significant within platforms, except for YouTube, where </w:t>
       </w:r>
       <w:r>
         <w:rPr>
           <w:rFonts w:cs="Times New Roman"/>
         </w:rPr>
-        <w:t>ared = 0.469). All six pairwise comparisons were statistically significant, although the Website versus YouTube contrast yielded a notably smaller effect (p = .038, r = -0.316) compared with the other five pairs (all p &lt; .001).</w:t>
-      </w:r>
-    </w:p>
-    <w:p>
-      <w:pPr>
-        <w:spacing w:after="120"/>
-      </w:pPr>
-      <w:r>
-        <w:rPr>
-          <w:rFonts w:cs="Times New Roman"/>
-        </w:rPr>
-        <w:t xml:space="preserve">JAMA benchmark compliance did not differ significantly across platforms when aggregated (H[3] = 5.123, p = .163), though significant platform differences emerged for individual criteria—Attribution, Disclosure, and Currency—but not Authorship. Creator type exerted a significant effect on quality in the binary analysis (p = .036), and the five-category Kruskal-Wallis test was also significant (p = .012). Engagement–quality correlations were largely non-significant within platforms, except for YouTube, where </w:t>
-      </w:r>
-      <w:r>
-        <w:rPr>
-          <w:rFonts w:cs="Times New Roman"/>
-        </w:rPr>
         <w:t>both views and likes showed significant negative correlations with quality; the overall positive correlation between likes and quality across the full sample was identified as primarily a Simpson's paradox artefact of between-platform differences.</w:t>
       </w:r>
     </w:p>
     <w:p>
       <w:pPr>
         <w:pStyle w:val="Heading2"/>
-      </w:pPr>
-      <w:bookmarkStart w:id="28" w:name="_Toc225211748"/>
-      <w:r>
-        <w:rPr>
-          <w:rFonts w:cs="Times New Roman"/>
+        <w:spacing w:before="0" w:after="200"/>
+      </w:pPr>
+      <w:bookmarkStart w:id="28" w:name="_Toc225217702"/>
+      <w:r>
+        <w:rPr>
+          <w:rFonts w:ascii="Times New Roman" w:hAnsi="Times New Roman" w:cs="Times New Roman"/>
           <w:sz w:val="26"/>
         </w:rPr>
         <w:t>4.2 Comparison with Existing Literature</w:t>
@@ -12650,16 +12594,34 @@
     <w:p>
       <w:pPr>
         <w:pStyle w:val="Heading2"/>
-      </w:pPr>
-      <w:bookmarkStart w:id="29" w:name="_Toc225211749"/>
+        <w:spacing w:before="0" w:after="200"/>
+      </w:pPr>
+      <w:bookmarkStart w:id="29" w:name="_Toc225217703"/>
+      <w:r>
+        <w:rPr>
+          <w:rFonts w:ascii="Times New Roman" w:hAnsi="Times New Roman" w:cs="Times New Roman"/>
+          <w:sz w:val="26"/>
+        </w:rPr>
+        <w:t>4.3 Implications for Public Health Practice</w:t>
+      </w:r>
+      <w:bookmarkEnd w:id="29"/>
+    </w:p>
+    <w:p>
+      <w:pPr>
+        <w:spacing w:after="120"/>
+      </w:pPr>
       <w:r>
         <w:rPr>
           <w:rFonts w:cs="Times New Roman"/>
-          <w:sz w:val="26"/>
-        </w:rPr>
-        <w:t>4.3 Implications for Public Health Practice</w:t>
-      </w:r>
-      <w:bookmarkEnd w:id="29"/>
+        </w:rPr>
+        <w:t>These findings carry several implications for public health practice. First, the pronounced quality gradient across platforms suggests that public health agencies should prioritise maintaining high-quality website content as an anchor for physical activity information, while simultaneously investing in platform-native content for social media. Simply repurposing website content for Instagram or TikTok is unlikely to be effective; instead, organisations should develop format-specific strategies that maximise</w:t>
+      </w:r>
+      <w:r>
+        <w:rPr>
+          <w:rFonts w:cs="Times New Roman"/>
+        </w:rPr>
+        <w:t xml:space="preserve"> information quality within the constraints of each platform.</w:t>
+      </w:r>
     </w:p>
     <w:p>
       <w:pPr>
@@ -12669,13 +12631,13 @@
         <w:rPr>
           <w:rFonts w:cs="Times New Roman"/>
         </w:rPr>
-        <w:t>These findings carry several implications for public health practice. First, the pronounced quality gradient across platforms suggests that public health agencies should prioritise maintaining high-quality website content as an anchor for physical activity information, while simultaneously investing in platform-native content for social media. Simply repurposing website content for Instagram or TikTok is unlikely to be effective; instead, organisations should develop format-specific strategies that maximise</w:t>
+        <w:t>Second, the finding that engagement metrics largely do not predict quality within platforms undermines the common assumption that popular content is reliable content. This has implications for health literacy education: consumers should be taught that high view counts and engagement do not signal information trustworthiness. Notably, within YouTube, both views and likes showed significant negative correlations with quality (views: rho = -0.340, p = .016; likes: rho = -0.286, p = .044), suggesting that the p</w:t>
       </w:r>
       <w:r>
         <w:rPr>
           <w:rFonts w:cs="Times New Roman"/>
         </w:rPr>
-        <w:t xml:space="preserve"> information quality within the constraints of each platform.</w:t>
+        <w:t>latform’s recommendation system may actively promote lower-quality physical activity content. This is a concerning finding that warrants dedicated algorithmic audit research, though the cross-sectional design cannot establish causality.</w:t>
       </w:r>
     </w:p>
     <w:p>
@@ -12686,40 +12648,24 @@
         <w:rPr>
           <w:rFonts w:cs="Times New Roman"/>
         </w:rPr>
-        <w:t>Second, the finding that engagement metrics largely do not predict quality within platforms undermines the common assumption that popular content is reliable content. This has implications for health literacy education: consumers should be taught that high view counts and engagement do not signal information trustworthiness. Notably, within YouTube, both views and likes showed significant negative correlations with quality (views: rho = -0.340, p = .016; likes: rho = -0.286, p = .044), suggesting that the p</w:t>
+        <w:t>Third, the creator type analysis reveals that both the binary and five-category comparisons reached significance (p = .036 and p = .012, respectively). The five-category analysis provides the more granular picture: healthcare professionals score highest (Mdn = 45.0), followed by certified fitness professionals (Mdn = 39.5), organisations (Mdn = 39.0), fitness influencers (Mdn = 36.0), and general users lowest (Mdn = 33.0). This pattern suggests that creator type moderates quality in a graded fashion. The bi</w:t>
       </w:r>
       <w:r>
         <w:rPr>
           <w:rFonts w:cs="Times New Roman"/>
         </w:rPr>
-        <w:t>latform’s recommendation system may actively promote lower-quality physical activity content. This is a concerning finding that warrants dedicated algorithmic audit research, though the cross-sectional design cannot establish causality.</w:t>
-      </w:r>
-    </w:p>
-    <w:p>
-      <w:pPr>
-        <w:spacing w:after="120"/>
-      </w:pPr>
-      <w:r>
-        <w:rPr>
-          <w:rFonts w:cs="Times New Roman"/>
-        </w:rPr>
-        <w:t>Third, the creator type analysis reveals that both the binary and five-category comparisons reached significance (p = .036 and p = .012, respectively). The five-category analysis provides the more granular picture: healthcare professionals score highest (Mdn = 45.0), followed by certified fitness professionals (Mdn = 39.5), organisations (Mdn = 39.0), fitness influencers (Mdn = 36.0), and general users lowest (Mdn = 33.0). This pattern suggests that creator type moderates quality in a graded fashion. The bi</w:t>
-      </w:r>
-      <w:r>
-        <w:rPr>
-          <w:rFonts w:cs="Times New Roman"/>
-        </w:rPr>
         <w:t>nary result, while significant, is somewhat diluted by grouping organisations (n = 84)—which include high-quality institutional sources such as NHS and WHO—into the non-professional category.</w:t>
       </w:r>
     </w:p>
     <w:p>
       <w:pPr>
         <w:pStyle w:val="Heading2"/>
-      </w:pPr>
-      <w:bookmarkStart w:id="30" w:name="_Toc225211750"/>
-      <w:r>
-        <w:rPr>
-          <w:rFonts w:cs="Times New Roman"/>
+        <w:spacing w:before="0" w:after="200"/>
+      </w:pPr>
+      <w:bookmarkStart w:id="30" w:name="_Toc225217704"/>
+      <w:r>
+        <w:rPr>
+          <w:rFonts w:ascii="Times New Roman" w:hAnsi="Times New Roman" w:cs="Times New Roman"/>
           <w:sz w:val="26"/>
         </w:rPr>
         <w:t>4.4 Strengths of the Study</w:t>
@@ -12764,16 +12710,133 @@
     <w:p>
       <w:pPr>
         <w:pStyle w:val="Heading2"/>
-      </w:pPr>
-      <w:bookmarkStart w:id="31" w:name="_Toc225211751"/>
+        <w:spacing w:before="0" w:after="200"/>
+      </w:pPr>
+      <w:bookmarkStart w:id="31" w:name="_Toc225217705"/>
+      <w:r>
+        <w:rPr>
+          <w:rFonts w:ascii="Times New Roman" w:hAnsi="Times New Roman" w:cs="Times New Roman"/>
+          <w:sz w:val="26"/>
+        </w:rPr>
+        <w:t>4.5 Limitations</w:t>
+      </w:r>
+      <w:bookmarkEnd w:id="31"/>
+    </w:p>
+    <w:p>
+      <w:pPr>
+        <w:spacing w:after="120"/>
+      </w:pPr>
       <w:r>
         <w:rPr>
           <w:rFonts w:cs="Times New Roman"/>
+        </w:rPr>
+        <w:t>Several limitations must be acknowledged. First, the cross-sectional design captures a single snapshot of online content, which may not reflect temporal trends in information quality. Platform algorithms, content policies, and user behaviour evolve rapidly, and findings may not generalise to other time points.</w:t>
+      </w:r>
+    </w:p>
+    <w:p>
+      <w:pPr>
+        <w:spacing w:after="120"/>
+      </w:pPr>
+      <w:r>
+        <w:rPr>
+          <w:rFonts w:cs="Times New Roman"/>
+        </w:rPr>
+        <w:t>Second, the study was restricted to English-language content retrieved from a single geographic location (Lithuania). Search results are personalised by location, language, and browsing history, meaning that users in other regions may encounter different content for identical search terms.</w:t>
+      </w:r>
+    </w:p>
+    <w:p>
+      <w:pPr>
+        <w:spacing w:after="120"/>
+      </w:pPr>
+      <w:r>
+        <w:rPr>
+          <w:rFonts w:cs="Times New Roman"/>
+        </w:rPr>
+        <w:t>Third, and critically, the scoring of video and image-based content relied primarily on visible metadata, captions, and descriptions rather than full content transcription. This approach may systematically underestimate the quality of social media content where information is communicated verbally or visually rather than in text. However, it is equally important to acknowledge that this limitation may bias results in favour of the study hypothesis, as the apparent quality gradient could partially reflect me</w:t>
+      </w:r>
+      <w:r>
+        <w:rPr>
+          <w:rFonts w:cs="Times New Roman"/>
+        </w:rPr>
+        <w:t>thodological differences in how text-based and video-based content were assessed rather than true differences in information quality.</w:t>
+      </w:r>
+    </w:p>
+    <w:p>
+      <w:pPr>
+        <w:spacing w:after="120"/>
+      </w:pPr>
+      <w:r>
+        <w:rPr>
+          <w:rFonts w:cs="Times New Roman"/>
+        </w:rPr>
+        <w:t>Fourth, data collection employed a mixed approach: Playwright automation was used for traditional websites and YouTube, while TikTok and Instagram content was collected manually due to platform restrictions on automated scraping. This introduces potential selection bias, as the manual collection process for TikTok and Instagram may have been influenced by factors not present in the automated approach, despite adherence to the same top-10 sampling protocol.</w:t>
+      </w:r>
+    </w:p>
+    <w:p>
+      <w:pPr>
+        <w:spacing w:after="120"/>
+      </w:pPr>
+      <w:r>
+        <w:rPr>
+          <w:rFonts w:cs="Times New Roman"/>
+        </w:rPr>
+        <w:lastRenderedPageBreak/>
+        <w:t>Fifth, the top-10 sampling strategy, while ecologically valid (as most users do not scroll beyond the first page of results), captures only a fraction of available content. Results may differ for content appearing in later search positions. Additionally, the DISCERN instrument was originally developed for evaluating written treatment information for patients (Charnock et al., 1999) and has been adapted here beyond its original scope to evaluate physical activity content on social media. While this adaptatio</w:t>
+      </w:r>
+      <w:r>
+        <w:rPr>
+          <w:rFonts w:cs="Times New Roman"/>
+        </w:rPr>
+        <w:t>n is consistent with growing practice in the literature, it represents a departure from the validated use case.</w:t>
+      </w:r>
+    </w:p>
+    <w:p>
+      <w:pPr>
+        <w:spacing w:after="120"/>
+      </w:pPr>
+      <w:r>
+        <w:rPr>
+          <w:rFonts w:cs="Times New Roman"/>
+        </w:rPr>
+        <w:t>Sixth, engagement metrics were not uniformly available across platforms. Traditional websites do not provide standardised engagement data (likes, shares), and the metrics that were available may not be comparable across platforms with different user bases and interaction paradigms.</w:t>
+      </w:r>
+    </w:p>
+    <w:p>
+      <w:pPr>
+        <w:spacing w:after="120"/>
+      </w:pPr>
+      <w:r>
+        <w:rPr>
+          <w:rFonts w:cs="Times New Roman"/>
+        </w:rPr>
+        <w:t>Seventh, the classification of organisations (n = 84, 42.6% of the sample) as 'non-professional' in the binary creator type analysis is analytically consequential. Many organisations (e.g., NHS, WHO, university hospitals) produce content overseen by healthcare professionals, meaning this classification likely diluted the professional category's apparent quality advantage. Future studies should consider more granular organisation subtyping.</w:t>
+      </w:r>
+    </w:p>
+    <w:p>
+      <w:pPr>
+        <w:spacing w:after="120"/>
+      </w:pPr>
+      <w:r>
+        <w:rPr>
+          <w:rFonts w:cs="Times New Roman"/>
+        </w:rPr>
+        <w:t>Eighth, the DISCERN quality categories used in this study (Very Poor 16–26, Poor 27–38, Fair 39–50, Good 51–62, Excellent 63–80) are commonly adopted thresholds in the health information quality literature but were not specified in the original DISCERN validation by Charnock et al. (1999). These cut-points have been adopted from subsequent studies and should be treated as conventional rather than formally validated boundaries.</w:t>
+      </w:r>
+    </w:p>
+    <w:p>
+      <w:pPr>
+        <w:pStyle w:val="Heading2"/>
+        <w:spacing w:before="0" w:after="200"/>
+      </w:pPr>
+      <w:bookmarkStart w:id="32" w:name="_Toc225217706"/>
+      <w:r>
+        <w:rPr>
+          <w:rFonts w:ascii="Times New Roman" w:hAnsi="Times New Roman" w:cs="Times New Roman"/>
           <w:sz w:val="26"/>
         </w:rPr>
-        <w:t>4.5 Limitations</w:t>
-      </w:r>
-      <w:bookmarkEnd w:id="31"/>
+        <w:t>4.6 Recommendations for Future Research</w:t>
+      </w:r>
+      <w:bookmarkEnd w:id="32"/>
     </w:p>
     <w:p>
       <w:pPr>
@@ -12783,141 +12846,20 @@
         <w:rPr>
           <w:rFonts w:cs="Times New Roman"/>
         </w:rPr>
-        <w:t>Several limitations must be acknowledged. First, the cross-sectional design captures a single snapshot of online content, which may not reflect temporal trends in information quality. Platform algorithms, content policies, and user behaviour evolve rapidly, and findings may not generalise to other time points.</w:t>
-      </w:r>
-    </w:p>
-    <w:p>
-      <w:pPr>
-        <w:spacing w:after="120"/>
-      </w:pPr>
+        <w:t>Several directions for future research emerge from this study. First, longitudinal designs could track how physical activity information quality changes over time as platforms modify their algorithms and content policies. Second, multilingual studies incorporating non-English content would address a significant gap, given that the majority of global internet users access health information in languages other than English. Third, future studies should incorporate full transcription and coding of audio-visual</w:t>
+      </w:r>
       <w:r>
         <w:rPr>
           <w:rFonts w:cs="Times New Roman"/>
         </w:rPr>
-        <w:t>Second, the study was restricted to English-language content retrieved from a single geographic location (Lithuania). Search results are personalised by location, language, and browsing history, meaning that users in other regions may encounter different content for identical search terms.</w:t>
-      </w:r>
-    </w:p>
-    <w:p>
-      <w:pPr>
-        <w:spacing w:after="120"/>
-      </w:pPr>
+        <w:t xml:space="preserve"> content to address the metadata-only scoring limitation identified here. Fourth, the role of platform algorithms in promoting or suppressing high-quality health content warrants dedicated investigation, particularly given the significant negative views–quality and likes–quality correlations observed on YouTube. Fifth, intervention studies could evaluate whether platform-specific quality labels or health </w:t>
+      </w:r>
       <w:r>
         <w:rPr>
           <w:rFonts w:cs="Times New Roman"/>
         </w:rPr>
-        <w:t>Third, and critically, the scoring of video and image-based content relied primarily on visible metadata, captions, and descriptions rather than full content transcription. This approach may systematically underestimate the quality of social media content where information is communicated verbally or visually rather than in text. However, it is equally important to acknowledge that this limitation may bias results in favour of the study hypothesis, as the apparent quality gradient could partially reflect me</w:t>
-      </w:r>
-      <w:r>
-        <w:rPr>
-          <w:rFonts w:cs="Times New Roman"/>
-        </w:rPr>
-        <w:t>thodological differences in how text-based and video-based content were assessed rather than true differences in information quality.</w:t>
-      </w:r>
-    </w:p>
-    <w:p>
-      <w:pPr>
-        <w:spacing w:after="120"/>
-      </w:pPr>
-      <w:r>
-        <w:rPr>
-          <w:rFonts w:cs="Times New Roman"/>
-        </w:rPr>
-        <w:t xml:space="preserve">Fourth, data collection employed a mixed approach: Playwright automation was used for traditional websites and YouTube, while TikTok and Instagram content was collected manually due to platform restrictions on automated scraping. This introduces potential selection bias, as the manual collection process for TikTok and Instagram may have been </w:t>
-      </w:r>
-      <w:r>
-        <w:rPr>
-          <w:rFonts w:cs="Times New Roman"/>
-        </w:rPr>
         <w:lastRenderedPageBreak/>
-        <w:t>influenced by factors not present in the automated approach, despite adherence to the same top-10 sampling protocol.</w:t>
-      </w:r>
-    </w:p>
-    <w:p>
-      <w:pPr>
-        <w:spacing w:after="120"/>
-      </w:pPr>
-      <w:r>
-        <w:rPr>
-          <w:rFonts w:cs="Times New Roman"/>
-        </w:rPr>
-        <w:t>Fifth, the top-10 sampling strategy, while ecologically valid (as most users do not scroll beyond the first page of results), captures only a fraction of available content. Results may differ for content appearing in later search positions. Additionally, the DISCERN instrument was originally developed for evaluating written treatment information for patients (Charnock et al., 1999) and has been adapted here beyond its original scope to evaluate physical activity content on social media. While this adaptatio</w:t>
-      </w:r>
-      <w:r>
-        <w:rPr>
-          <w:rFonts w:cs="Times New Roman"/>
-        </w:rPr>
-        <w:t>n is consistent with growing practice in the literature, it represents a departure from the validated use case.</w:t>
-      </w:r>
-    </w:p>
-    <w:p>
-      <w:pPr>
-        <w:spacing w:after="120"/>
-      </w:pPr>
-      <w:r>
-        <w:rPr>
-          <w:rFonts w:cs="Times New Roman"/>
-        </w:rPr>
-        <w:t>Sixth, engagement metrics were not uniformly available across platforms. Traditional websites do not provide standardised engagement data (likes, shares), and the metrics that were available may not be comparable across platforms with different user bases and interaction paradigms.</w:t>
-      </w:r>
-    </w:p>
-    <w:p>
-      <w:pPr>
-        <w:spacing w:after="120"/>
-      </w:pPr>
-      <w:r>
-        <w:rPr>
-          <w:rFonts w:cs="Times New Roman"/>
-        </w:rPr>
-        <w:t>Seventh, the classification of organisations (n = 84, 42.6% of the sample) as 'non-professional' in the binary creator type analysis is analytically consequential. Many organisations (e.g., NHS, WHO, university hospitals) produce content overseen by healthcare professionals, meaning this classification likely diluted the professional category's apparent quality advantage. Future studies should consider more granular organisation subtyping.</w:t>
-      </w:r>
-    </w:p>
-    <w:p>
-      <w:pPr>
-        <w:spacing w:after="120"/>
-      </w:pPr>
-      <w:r>
-        <w:rPr>
-          <w:rFonts w:cs="Times New Roman"/>
-        </w:rPr>
-        <w:t>Eighth, the DISCERN quality categories used in this study (Very Poor 16–26, Poor 27–38, Fair 39–50, Good 51–62, Excellent 63–80) are commonly adopted thresholds in the health information quality literature but were not specified in the original DISCERN validation by Charnock et al. (1999). These cut-points have been adopted from subsequent studies and should be treated as conventional rather than formally validated boundaries.</w:t>
-      </w:r>
-    </w:p>
-    <w:p>
-      <w:pPr>
-        <w:pStyle w:val="Heading2"/>
-      </w:pPr>
-      <w:bookmarkStart w:id="32" w:name="_Toc225211752"/>
-      <w:r>
-        <w:rPr>
-          <w:rFonts w:cs="Times New Roman"/>
-          <w:sz w:val="26"/>
-        </w:rPr>
-        <w:t>4.6 Recommendations for Future Research</w:t>
-      </w:r>
-      <w:bookmarkEnd w:id="32"/>
-    </w:p>
-    <w:p>
-      <w:pPr>
-        <w:spacing w:after="120"/>
-      </w:pPr>
-      <w:r>
-        <w:rPr>
-          <w:rFonts w:cs="Times New Roman"/>
-        </w:rPr>
-        <w:t>Several directions for future research emerge from this study. First, longitudinal designs could track how physical activity information quality changes over time as platforms modify their algorithms and content policies. Second, multilingual studies incorporating non-English content would address a significant gap, given that the majority of global internet users access health information in languages other than English. Third, future studies should incorporate full transcription and coding of audio-visual</w:t>
-      </w:r>
-      <w:r>
-        <w:rPr>
-          <w:rFonts w:cs="Times New Roman"/>
-        </w:rPr>
-        <w:t xml:space="preserve"> content to address the metadata-only scoring limitation identified here. Fourth, the role of platform algorithms in promoting or </w:t>
-      </w:r>
-      <w:r>
-        <w:rPr>
-          <w:rFonts w:cs="Times New Roman"/>
-        </w:rPr>
-        <w:lastRenderedPageBreak/>
-        <w:t xml:space="preserve">suppressing high-quality health content warrants dedicated investigation, particularly given the significant negative views–quality and likes–quality correlations observed on YouTube. Fifth, intervention studies could evaluate whether platform-specific quality labels or health information verification badges improve the quality of content that users encounter and trust. Finally, </w:t>
+        <w:t xml:space="preserve">information verification badges improve the quality of content that users encounter and trust. Finally, </w:t>
       </w:r>
       <w:r>
         <w:rPr>
@@ -12936,7 +12878,7 @@
         <w:pStyle w:val="Heading1"/>
         <w:jc w:val="center"/>
       </w:pPr>
-      <w:bookmarkStart w:id="33" w:name="_Toc225211753"/>
+      <w:bookmarkStart w:id="33" w:name="_Toc225217707"/>
       <w:r>
         <w:rPr>
           <w:rFonts w:ascii="Times New Roman" w:hAnsi="Times New Roman"/>
@@ -13006,7 +12948,7 @@
         <w:pStyle w:val="Heading1"/>
         <w:jc w:val="center"/>
       </w:pPr>
-      <w:bookmarkStart w:id="34" w:name="_Toc225211754"/>
+      <w:bookmarkStart w:id="34" w:name="_Toc225217708"/>
       <w:r>
         <w:rPr>
           <w:rFonts w:ascii="Times New Roman" w:hAnsi="Times New Roman"/>
@@ -13079,7 +13021,7 @@
       <w:pPr>
         <w:pStyle w:val="Heading1"/>
       </w:pPr>
-      <w:bookmarkStart w:id="35" w:name="_Toc225211755"/>
+      <w:bookmarkStart w:id="35" w:name="_Toc225217709"/>
       <w:r>
         <w:rPr>
           <w:rFonts w:ascii="Times New Roman" w:hAnsi="Times New Roman"/>
@@ -13605,7 +13547,7 @@
         <w:pStyle w:val="Heading1"/>
         <w:jc w:val="left"/>
       </w:pPr>
-      <w:bookmarkStart w:id="36" w:name="_Toc225211756"/>
+      <w:bookmarkStart w:id="36" w:name="_Toc225217710"/>
       <w:r>
         <w:lastRenderedPageBreak/>
         <w:t>ANNEXES</w:t>
@@ -17732,13 +17674,49 @@
     </w:p>
     <w:p>
       <w:r>
-        <w:t>This annex is reserved for the conference certificate, conference program, or other official document confirming presentation of the thesis findings at a scientific conference, as required by LSU regulation clause 41.2.</w:t>
-      </w:r>
-    </w:p>
-    <w:p/>
-    <w:p>
-      <w:r>
-        <w:t>Insert the signed or official document in this annex before submission.</w:t>
+        <w:t>Official conference certificate confirming presentation of the thesis findings, included in accordance with LSU regulation clause 41.2.</w:t>
+      </w:r>
+    </w:p>
+    <w:p>
+      <w:r>
+        <w:rPr>
+          <w:noProof/>
+        </w:rPr>
+        <w:drawing>
+          <wp:inline distT="0" distB="0" distL="0" distR="0" wp14:anchorId="1368DD76" wp14:editId="3904B35C">
+            <wp:extent cx="5669280" cy="4009568"/>
+            <wp:effectExtent l="0" t="0" r="0" b="0"/>
+            <wp:docPr id="550319579" name="Picture 550319579"/>
+            <wp:cNvGraphicFramePr>
+              <a:graphicFrameLocks xmlns:a="http://schemas.openxmlformats.org/drawingml/2006/main" noChangeAspect="1"/>
+            </wp:cNvGraphicFramePr>
+            <a:graphic xmlns:a="http://schemas.openxmlformats.org/drawingml/2006/main">
+              <a:graphicData uri="http://schemas.openxmlformats.org/drawingml/2006/picture">
+                <pic:pic xmlns:pic="http://schemas.openxmlformats.org/drawingml/2006/picture">
+                  <pic:nvPicPr>
+                    <pic:cNvPr id="0" name="image.png"/>
+                    <pic:cNvPicPr/>
+                  </pic:nvPicPr>
+                  <pic:blipFill>
+                    <a:blip r:embed="rId6"/>
+                    <a:stretch>
+                      <a:fillRect/>
+                    </a:stretch>
+                  </pic:blipFill>
+                  <pic:spPr>
+                    <a:xfrm>
+                      <a:off x="0" y="0"/>
+                      <a:ext cx="5669280" cy="4009568"/>
+                    </a:xfrm>
+                    <a:prstGeom prst="rect">
+                      <a:avLst/>
+                    </a:prstGeom>
+                  </pic:spPr>
+                </pic:pic>
+              </a:graphicData>
+            </a:graphic>
+          </wp:inline>
+        </w:drawing>
       </w:r>
     </w:p>
     <w:p>
@@ -17968,31 +17946,31 @@
       </w:rPr>
     </w:lvl>
   </w:abstractNum>
-  <w:num w:numId="1" w16cid:durableId="90591331">
+  <w:num w:numId="1" w16cid:durableId="1013264797">
     <w:abstractNumId w:val="8"/>
   </w:num>
-  <w:num w:numId="2" w16cid:durableId="638650399">
+  <w:num w:numId="2" w16cid:durableId="1154417197">
     <w:abstractNumId w:val="6"/>
   </w:num>
-  <w:num w:numId="3" w16cid:durableId="1984852338">
+  <w:num w:numId="3" w16cid:durableId="1971401590">
     <w:abstractNumId w:val="5"/>
   </w:num>
-  <w:num w:numId="4" w16cid:durableId="1529367986">
+  <w:num w:numId="4" w16cid:durableId="1971397273">
     <w:abstractNumId w:val="4"/>
   </w:num>
-  <w:num w:numId="5" w16cid:durableId="392235442">
+  <w:num w:numId="5" w16cid:durableId="1544437082">
     <w:abstractNumId w:val="7"/>
   </w:num>
-  <w:num w:numId="6" w16cid:durableId="1752779366">
+  <w:num w:numId="6" w16cid:durableId="120346034">
     <w:abstractNumId w:val="3"/>
   </w:num>
-  <w:num w:numId="7" w16cid:durableId="1174221544">
+  <w:num w:numId="7" w16cid:durableId="1277249444">
     <w:abstractNumId w:val="2"/>
   </w:num>
-  <w:num w:numId="8" w16cid:durableId="1783526050">
+  <w:num w:numId="8" w16cid:durableId="253636311">
     <w:abstractNumId w:val="1"/>
   </w:num>
-  <w:num w:numId="9" w16cid:durableId="81687727">
+  <w:num w:numId="9" w16cid:durableId="1169558904">
     <w:abstractNumId w:val="0"/>
   </w:num>
 </w:numbering>
@@ -29389,7 +29367,7 @@
     <w:autoRedefine/>
     <w:uiPriority w:val="39"/>
     <w:unhideWhenUsed/>
-    <w:rsid w:val="00F058C4"/>
+    <w:rsid w:val="003573B5"/>
     <w:pPr>
       <w:spacing w:after="100"/>
     </w:pPr>
@@ -29401,7 +29379,7 @@
     <w:autoRedefine/>
     <w:uiPriority w:val="39"/>
     <w:unhideWhenUsed/>
-    <w:rsid w:val="00F058C4"/>
+    <w:rsid w:val="003573B5"/>
     <w:pPr>
       <w:spacing w:after="100"/>
       <w:ind w:left="240"/>
@@ -29412,7 +29390,7 @@
     <w:basedOn w:val="DefaultParagraphFont"/>
     <w:uiPriority w:val="99"/>
     <w:unhideWhenUsed/>
-    <w:rsid w:val="00F058C4"/>
+    <w:rsid w:val="003573B5"/>
     <w:rPr>
       <w:color w:val="0000FF" w:themeColor="hyperlink"/>
       <w:u w:val="single"/>

--- a/final/thesis_complete.docx
+++ b/final/thesis_complete.docx
@@ -571,7 +571,7 @@
       <w:r>
         <w:fldChar w:fldCharType="separate"/>
       </w:r>
-      <w:hyperlink w:anchor="_Toc225217674" w:history="1">
+      <w:hyperlink w:anchor="_Toc225342080" w:history="1">
         <w:r>
           <w:rPr>
             <w:rStyle w:val="Hyperlink"/>
@@ -598,7 +598,7 @@
             <w:noProof/>
             <w:webHidden/>
           </w:rPr>
-          <w:instrText xml:space="preserve"> PAGEREF _Toc225217674 \h </w:instrText>
+          <w:instrText xml:space="preserve"> PAGEREF _Toc225342080 \h </w:instrText>
         </w:r>
         <w:r>
           <w:rPr>
@@ -639,7 +639,7 @@
           <w:noProof/>
         </w:rPr>
       </w:pPr>
-      <w:hyperlink w:anchor="_Toc225217675" w:history="1">
+      <w:hyperlink w:anchor="_Toc225342081" w:history="1">
         <w:r>
           <w:rPr>
             <w:rStyle w:val="Hyperlink"/>
@@ -666,7 +666,7 @@
             <w:noProof/>
             <w:webHidden/>
           </w:rPr>
-          <w:instrText xml:space="preserve"> PAGEREF _Toc225217675 \h </w:instrText>
+          <w:instrText xml:space="preserve"> PAGEREF _Toc225342081 \h </w:instrText>
         </w:r>
         <w:r>
           <w:rPr>
@@ -707,7 +707,7 @@
           <w:noProof/>
         </w:rPr>
       </w:pPr>
-      <w:hyperlink w:anchor="_Toc225217676" w:history="1">
+      <w:hyperlink w:anchor="_Toc225342082" w:history="1">
         <w:r>
           <w:rPr>
             <w:rStyle w:val="Hyperlink"/>
@@ -734,7 +734,7 @@
             <w:noProof/>
             <w:webHidden/>
           </w:rPr>
-          <w:instrText xml:space="preserve"> PAGEREF _Toc225217676 \h </w:instrText>
+          <w:instrText xml:space="preserve"> PAGEREF _Toc225342082 \h </w:instrText>
         </w:r>
         <w:r>
           <w:rPr>
@@ -775,7 +775,7 @@
           <w:noProof/>
         </w:rPr>
       </w:pPr>
-      <w:hyperlink w:anchor="_Toc225217677" w:history="1">
+      <w:hyperlink w:anchor="_Toc225342083" w:history="1">
         <w:r>
           <w:rPr>
             <w:rStyle w:val="Hyperlink"/>
@@ -802,7 +802,7 @@
             <w:noProof/>
             <w:webHidden/>
           </w:rPr>
-          <w:instrText xml:space="preserve"> PAGEREF _Toc225217677 \h </w:instrText>
+          <w:instrText xml:space="preserve"> PAGEREF _Toc225342083 \h </w:instrText>
         </w:r>
         <w:r>
           <w:rPr>
@@ -843,7 +843,7 @@
           <w:noProof/>
         </w:rPr>
       </w:pPr>
-      <w:hyperlink w:anchor="_Toc225217678" w:history="1">
+      <w:hyperlink w:anchor="_Toc225342084" w:history="1">
         <w:r>
           <w:rPr>
             <w:rStyle w:val="Hyperlink"/>
@@ -870,7 +870,7 @@
             <w:noProof/>
             <w:webHidden/>
           </w:rPr>
-          <w:instrText xml:space="preserve"> PAGEREF _Toc225217678 \h </w:instrText>
+          <w:instrText xml:space="preserve"> PAGEREF _Toc225342084 \h </w:instrText>
         </w:r>
         <w:r>
           <w:rPr>
@@ -890,7 +890,7 @@
             <w:noProof/>
             <w:webHidden/>
           </w:rPr>
-          <w:t>15</w:t>
+          <w:t>16</w:t>
         </w:r>
         <w:r>
           <w:rPr>
@@ -911,7 +911,7 @@
           <w:noProof/>
         </w:rPr>
       </w:pPr>
-      <w:hyperlink w:anchor="_Toc225217679" w:history="1">
+      <w:hyperlink w:anchor="_Toc225342085" w:history="1">
         <w:r>
           <w:rPr>
             <w:rStyle w:val="Hyperlink"/>
@@ -938,7 +938,7 @@
             <w:noProof/>
             <w:webHidden/>
           </w:rPr>
-          <w:instrText xml:space="preserve"> PAGEREF _Toc225217679 \h </w:instrText>
+          <w:instrText xml:space="preserve"> PAGEREF _Toc225342085 \h </w:instrText>
         </w:r>
         <w:r>
           <w:rPr>
@@ -979,7 +979,7 @@
           <w:noProof/>
         </w:rPr>
       </w:pPr>
-      <w:hyperlink w:anchor="_Toc225217680" w:history="1">
+      <w:hyperlink w:anchor="_Toc225342086" w:history="1">
         <w:r>
           <w:rPr>
             <w:rStyle w:val="Hyperlink"/>
@@ -1006,7 +1006,7 @@
             <w:noProof/>
             <w:webHidden/>
           </w:rPr>
-          <w:instrText xml:space="preserve"> PAGEREF _Toc225217680 \h </w:instrText>
+          <w:instrText xml:space="preserve"> PAGEREF _Toc225342086 \h </w:instrText>
         </w:r>
         <w:r>
           <w:rPr>
@@ -1026,7 +1026,7 @@
             <w:noProof/>
             <w:webHidden/>
           </w:rPr>
-          <w:t>18</w:t>
+          <w:t>19</w:t>
         </w:r>
         <w:r>
           <w:rPr>
@@ -1047,7 +1047,7 @@
           <w:noProof/>
         </w:rPr>
       </w:pPr>
-      <w:hyperlink w:anchor="_Toc225217681" w:history="1">
+      <w:hyperlink w:anchor="_Toc225342087" w:history="1">
         <w:r>
           <w:rPr>
             <w:rStyle w:val="Hyperlink"/>
@@ -1074,7 +1074,7 @@
             <w:noProof/>
             <w:webHidden/>
           </w:rPr>
-          <w:instrText xml:space="preserve"> PAGEREF _Toc225217681 \h </w:instrText>
+          <w:instrText xml:space="preserve"> PAGEREF _Toc225342087 \h </w:instrText>
         </w:r>
         <w:r>
           <w:rPr>
@@ -1115,7 +1115,7 @@
           <w:noProof/>
         </w:rPr>
       </w:pPr>
-      <w:hyperlink w:anchor="_Toc225217682" w:history="1">
+      <w:hyperlink w:anchor="_Toc225342088" w:history="1">
         <w:r>
           <w:rPr>
             <w:rStyle w:val="Hyperlink"/>
@@ -1142,7 +1142,7 @@
             <w:noProof/>
             <w:webHidden/>
           </w:rPr>
-          <w:instrText xml:space="preserve"> PAGEREF _Toc225217682 \h </w:instrText>
+          <w:instrText xml:space="preserve"> PAGEREF _Toc225342088 \h </w:instrText>
         </w:r>
         <w:r>
           <w:rPr>
@@ -1162,7 +1162,7 @@
             <w:noProof/>
             <w:webHidden/>
           </w:rPr>
-          <w:t>21</w:t>
+          <w:t>22</w:t>
         </w:r>
         <w:r>
           <w:rPr>
@@ -1183,7 +1183,7 @@
           <w:noProof/>
         </w:rPr>
       </w:pPr>
-      <w:hyperlink w:anchor="_Toc225217683" w:history="1">
+      <w:hyperlink w:anchor="_Toc225342089" w:history="1">
         <w:r>
           <w:rPr>
             <w:rStyle w:val="Hyperlink"/>
@@ -1211,7 +1211,7 @@
             <w:noProof/>
             <w:webHidden/>
           </w:rPr>
-          <w:instrText xml:space="preserve"> PAGEREF _Toc225217683 \h </w:instrText>
+          <w:instrText xml:space="preserve"> PAGEREF _Toc225342089 \h </w:instrText>
         </w:r>
         <w:r>
           <w:rPr>
@@ -1252,7 +1252,7 @@
           <w:noProof/>
         </w:rPr>
       </w:pPr>
-      <w:hyperlink w:anchor="_Toc225217684" w:history="1">
+      <w:hyperlink w:anchor="_Toc225342090" w:history="1">
         <w:r>
           <w:rPr>
             <w:rStyle w:val="Hyperlink"/>
@@ -1280,7 +1280,7 @@
             <w:noProof/>
             <w:webHidden/>
           </w:rPr>
-          <w:instrText xml:space="preserve"> PAGEREF _Toc225217684 \h </w:instrText>
+          <w:instrText xml:space="preserve"> PAGEREF _Toc225342090 \h </w:instrText>
         </w:r>
         <w:r>
           <w:rPr>
@@ -1321,7 +1321,7 @@
           <w:noProof/>
         </w:rPr>
       </w:pPr>
-      <w:hyperlink w:anchor="_Toc225217685" w:history="1">
+      <w:hyperlink w:anchor="_Toc225342091" w:history="1">
         <w:r>
           <w:rPr>
             <w:rStyle w:val="Hyperlink"/>
@@ -1349,7 +1349,7 @@
             <w:noProof/>
             <w:webHidden/>
           </w:rPr>
-          <w:instrText xml:space="preserve"> PAGEREF _Toc225217685 \h </w:instrText>
+          <w:instrText xml:space="preserve"> PAGEREF _Toc225342091 \h </w:instrText>
         </w:r>
         <w:r>
           <w:rPr>
@@ -1390,7 +1390,7 @@
           <w:noProof/>
         </w:rPr>
       </w:pPr>
-      <w:hyperlink w:anchor="_Toc225217686" w:history="1">
+      <w:hyperlink w:anchor="_Toc225342092" w:history="1">
         <w:r>
           <w:rPr>
             <w:rStyle w:val="Hyperlink"/>
@@ -1418,7 +1418,7 @@
             <w:noProof/>
             <w:webHidden/>
           </w:rPr>
-          <w:instrText xml:space="preserve"> PAGEREF _Toc225217686 \h </w:instrText>
+          <w:instrText xml:space="preserve"> PAGEREF _Toc225342092 \h </w:instrText>
         </w:r>
         <w:r>
           <w:rPr>
@@ -1459,7 +1459,7 @@
           <w:noProof/>
         </w:rPr>
       </w:pPr>
-      <w:hyperlink w:anchor="_Toc225217687" w:history="1">
+      <w:hyperlink w:anchor="_Toc225342093" w:history="1">
         <w:r>
           <w:rPr>
             <w:rStyle w:val="Hyperlink"/>
@@ -1487,7 +1487,7 @@
             <w:noProof/>
             <w:webHidden/>
           </w:rPr>
-          <w:instrText xml:space="preserve"> PAGEREF _Toc225217687 \h </w:instrText>
+          <w:instrText xml:space="preserve"> PAGEREF _Toc225342093 \h </w:instrText>
         </w:r>
         <w:r>
           <w:rPr>
@@ -1528,7 +1528,7 @@
           <w:noProof/>
         </w:rPr>
       </w:pPr>
-      <w:hyperlink w:anchor="_Toc225217688" w:history="1">
+      <w:hyperlink w:anchor="_Toc225342094" w:history="1">
         <w:r>
           <w:rPr>
             <w:rStyle w:val="Hyperlink"/>
@@ -1556,7 +1556,7 @@
             <w:noProof/>
             <w:webHidden/>
           </w:rPr>
-          <w:instrText xml:space="preserve"> PAGEREF _Toc225217688 \h </w:instrText>
+          <w:instrText xml:space="preserve"> PAGEREF _Toc225342094 \h </w:instrText>
         </w:r>
         <w:r>
           <w:rPr>
@@ -1576,7 +1576,7 @@
             <w:noProof/>
             <w:webHidden/>
           </w:rPr>
-          <w:t>27</w:t>
+          <w:t>28</w:t>
         </w:r>
         <w:r>
           <w:rPr>
@@ -1597,7 +1597,7 @@
           <w:noProof/>
         </w:rPr>
       </w:pPr>
-      <w:hyperlink w:anchor="_Toc225217689" w:history="1">
+      <w:hyperlink w:anchor="_Toc225342095" w:history="1">
         <w:r>
           <w:rPr>
             <w:rStyle w:val="Hyperlink"/>
@@ -1625,7 +1625,7 @@
             <w:noProof/>
             <w:webHidden/>
           </w:rPr>
-          <w:instrText xml:space="preserve"> PAGEREF _Toc225217689 \h </w:instrText>
+          <w:instrText xml:space="preserve"> PAGEREF _Toc225342095 \h </w:instrText>
         </w:r>
         <w:r>
           <w:rPr>
@@ -1645,7 +1645,7 @@
             <w:noProof/>
             <w:webHidden/>
           </w:rPr>
-          <w:t>31</w:t>
+          <w:t>32</w:t>
         </w:r>
         <w:r>
           <w:rPr>
@@ -1666,7 +1666,7 @@
           <w:noProof/>
         </w:rPr>
       </w:pPr>
-      <w:hyperlink w:anchor="_Toc225217690" w:history="1">
+      <w:hyperlink w:anchor="_Toc225342096" w:history="1">
         <w:r>
           <w:rPr>
             <w:rStyle w:val="Hyperlink"/>
@@ -1694,7 +1694,7 @@
             <w:noProof/>
             <w:webHidden/>
           </w:rPr>
-          <w:instrText xml:space="preserve"> PAGEREF _Toc225217690 \h </w:instrText>
+          <w:instrText xml:space="preserve"> PAGEREF _Toc225342096 \h </w:instrText>
         </w:r>
         <w:r>
           <w:rPr>
@@ -1714,7 +1714,7 @@
             <w:noProof/>
             <w:webHidden/>
           </w:rPr>
-          <w:t>34</w:t>
+          <w:t>35</w:t>
         </w:r>
         <w:r>
           <w:rPr>
@@ -1735,7 +1735,7 @@
           <w:noProof/>
         </w:rPr>
       </w:pPr>
-      <w:hyperlink w:anchor="_Toc225217691" w:history="1">
+      <w:hyperlink w:anchor="_Toc225342097" w:history="1">
         <w:r>
           <w:rPr>
             <w:rStyle w:val="Hyperlink"/>
@@ -1763,7 +1763,7 @@
             <w:noProof/>
             <w:webHidden/>
           </w:rPr>
-          <w:instrText xml:space="preserve"> PAGEREF _Toc225217691 \h </w:instrText>
+          <w:instrText xml:space="preserve"> PAGEREF _Toc225342097 \h </w:instrText>
         </w:r>
         <w:r>
           <w:rPr>
@@ -1804,7 +1804,7 @@
           <w:noProof/>
         </w:rPr>
       </w:pPr>
-      <w:hyperlink w:anchor="_Toc225217692" w:history="1">
+      <w:hyperlink w:anchor="_Toc225342098" w:history="1">
         <w:r>
           <w:rPr>
             <w:rStyle w:val="Hyperlink"/>
@@ -1832,7 +1832,7 @@
             <w:noProof/>
             <w:webHidden/>
           </w:rPr>
-          <w:instrText xml:space="preserve"> PAGEREF _Toc225217692 \h </w:instrText>
+          <w:instrText xml:space="preserve"> PAGEREF _Toc225342098 \h </w:instrText>
         </w:r>
         <w:r>
           <w:rPr>
@@ -1873,7 +1873,7 @@
           <w:noProof/>
         </w:rPr>
       </w:pPr>
-      <w:hyperlink w:anchor="_Toc225217693" w:history="1">
+      <w:hyperlink w:anchor="_Toc225342099" w:history="1">
         <w:r>
           <w:rPr>
             <w:rStyle w:val="Hyperlink"/>
@@ -1901,7 +1901,7 @@
             <w:noProof/>
             <w:webHidden/>
           </w:rPr>
-          <w:instrText xml:space="preserve"> PAGEREF _Toc225217693 \h </w:instrText>
+          <w:instrText xml:space="preserve"> PAGEREF _Toc225342099 \h </w:instrText>
         </w:r>
         <w:r>
           <w:rPr>
@@ -1942,7 +1942,7 @@
           <w:noProof/>
         </w:rPr>
       </w:pPr>
-      <w:hyperlink w:anchor="_Toc225217694" w:history="1">
+      <w:hyperlink w:anchor="_Toc225342100" w:history="1">
         <w:r>
           <w:rPr>
             <w:rStyle w:val="Hyperlink"/>
@@ -1970,7 +1970,7 @@
             <w:noProof/>
             <w:webHidden/>
           </w:rPr>
-          <w:instrText xml:space="preserve"> PAGEREF _Toc225217694 \h </w:instrText>
+          <w:instrText xml:space="preserve"> PAGEREF _Toc225342100 \h </w:instrText>
         </w:r>
         <w:r>
           <w:rPr>
@@ -2011,7 +2011,7 @@
           <w:noProof/>
         </w:rPr>
       </w:pPr>
-      <w:hyperlink w:anchor="_Toc225217695" w:history="1">
+      <w:hyperlink w:anchor="_Toc225342101" w:history="1">
         <w:r>
           <w:rPr>
             <w:rStyle w:val="Hyperlink"/>
@@ -2039,7 +2039,7 @@
             <w:noProof/>
             <w:webHidden/>
           </w:rPr>
-          <w:instrText xml:space="preserve"> PAGEREF _Toc225217695 \h </w:instrText>
+          <w:instrText xml:space="preserve"> PAGEREF _Toc225342101 \h </w:instrText>
         </w:r>
         <w:r>
           <w:rPr>
@@ -2080,7 +2080,7 @@
           <w:noProof/>
         </w:rPr>
       </w:pPr>
-      <w:hyperlink w:anchor="_Toc225217696" w:history="1">
+      <w:hyperlink w:anchor="_Toc225342102" w:history="1">
         <w:r>
           <w:rPr>
             <w:rStyle w:val="Hyperlink"/>
@@ -2108,7 +2108,7 @@
             <w:noProof/>
             <w:webHidden/>
           </w:rPr>
-          <w:instrText xml:space="preserve"> PAGEREF _Toc225217696 \h </w:instrText>
+          <w:instrText xml:space="preserve"> PAGEREF _Toc225342102 \h </w:instrText>
         </w:r>
         <w:r>
           <w:rPr>
@@ -2149,7 +2149,7 @@
           <w:noProof/>
         </w:rPr>
       </w:pPr>
-      <w:hyperlink w:anchor="_Toc225217697" w:history="1">
+      <w:hyperlink w:anchor="_Toc225342103" w:history="1">
         <w:r>
           <w:rPr>
             <w:rStyle w:val="Hyperlink"/>
@@ -2177,7 +2177,7 @@
             <w:noProof/>
             <w:webHidden/>
           </w:rPr>
-          <w:instrText xml:space="preserve"> PAGEREF _Toc225217697 \h </w:instrText>
+          <w:instrText xml:space="preserve"> PAGEREF _Toc225342103 \h </w:instrText>
         </w:r>
         <w:r>
           <w:rPr>
@@ -2218,7 +2218,7 @@
           <w:noProof/>
         </w:rPr>
       </w:pPr>
-      <w:hyperlink w:anchor="_Toc225217698" w:history="1">
+      <w:hyperlink w:anchor="_Toc225342104" w:history="1">
         <w:r>
           <w:rPr>
             <w:rStyle w:val="Hyperlink"/>
@@ -2246,7 +2246,7 @@
             <w:noProof/>
             <w:webHidden/>
           </w:rPr>
-          <w:instrText xml:space="preserve"> PAGEREF _Toc225217698 \h </w:instrText>
+          <w:instrText xml:space="preserve"> PAGEREF _Toc225342104 \h </w:instrText>
         </w:r>
         <w:r>
           <w:rPr>
@@ -2287,7 +2287,7 @@
           <w:noProof/>
         </w:rPr>
       </w:pPr>
-      <w:hyperlink w:anchor="_Toc225217699" w:history="1">
+      <w:hyperlink w:anchor="_Toc225342105" w:history="1">
         <w:r>
           <w:rPr>
             <w:rStyle w:val="Hyperlink"/>
@@ -2315,7 +2315,7 @@
             <w:noProof/>
             <w:webHidden/>
           </w:rPr>
-          <w:instrText xml:space="preserve"> PAGEREF _Toc225217699 \h </w:instrText>
+          <w:instrText xml:space="preserve"> PAGEREF _Toc225342105 \h </w:instrText>
         </w:r>
         <w:r>
           <w:rPr>
@@ -2356,10 +2356,11 @@
           <w:noProof/>
         </w:rPr>
       </w:pPr>
-      <w:hyperlink w:anchor="_Toc225217700" w:history="1">
+      <w:hyperlink w:anchor="_Toc225342106" w:history="1">
         <w:r>
           <w:rPr>
             <w:rStyle w:val="Hyperlink"/>
+            <w:rFonts w:cs="Times New Roman"/>
             <w:noProof/>
           </w:rPr>
           <w:t>CHAPTER 4. CONSIDERATIONS</w:t>
@@ -2383,7 +2384,7 @@
             <w:noProof/>
             <w:webHidden/>
           </w:rPr>
-          <w:instrText xml:space="preserve"> PAGEREF _Toc225217700 \h </w:instrText>
+          <w:instrText xml:space="preserve"> PAGEREF _Toc225342106 \h </w:instrText>
         </w:r>
         <w:r>
           <w:rPr>
@@ -2424,7 +2425,7 @@
           <w:noProof/>
         </w:rPr>
       </w:pPr>
-      <w:hyperlink w:anchor="_Toc225217701" w:history="1">
+      <w:hyperlink w:anchor="_Toc225342107" w:history="1">
         <w:r>
           <w:rPr>
             <w:rStyle w:val="Hyperlink"/>
@@ -2452,7 +2453,7 @@
             <w:noProof/>
             <w:webHidden/>
           </w:rPr>
-          <w:instrText xml:space="preserve"> PAGEREF _Toc225217701 \h </w:instrText>
+          <w:instrText xml:space="preserve"> PAGEREF _Toc225342107 \h </w:instrText>
         </w:r>
         <w:r>
           <w:rPr>
@@ -2493,7 +2494,7 @@
           <w:noProof/>
         </w:rPr>
       </w:pPr>
-      <w:hyperlink w:anchor="_Toc225217702" w:history="1">
+      <w:hyperlink w:anchor="_Toc225342108" w:history="1">
         <w:r>
           <w:rPr>
             <w:rStyle w:val="Hyperlink"/>
@@ -2521,7 +2522,7 @@
             <w:noProof/>
             <w:webHidden/>
           </w:rPr>
-          <w:instrText xml:space="preserve"> PAGEREF _Toc225217702 \h </w:instrText>
+          <w:instrText xml:space="preserve"> PAGEREF _Toc225342108 \h </w:instrText>
         </w:r>
         <w:r>
           <w:rPr>
@@ -2541,7 +2542,7 @@
             <w:noProof/>
             <w:webHidden/>
           </w:rPr>
-          <w:t>48</w:t>
+          <w:t>49</w:t>
         </w:r>
         <w:r>
           <w:rPr>
@@ -2562,7 +2563,7 @@
           <w:noProof/>
         </w:rPr>
       </w:pPr>
-      <w:hyperlink w:anchor="_Toc225217703" w:history="1">
+      <w:hyperlink w:anchor="_Toc225342109" w:history="1">
         <w:r>
           <w:rPr>
             <w:rStyle w:val="Hyperlink"/>
@@ -2590,7 +2591,7 @@
             <w:noProof/>
             <w:webHidden/>
           </w:rPr>
-          <w:instrText xml:space="preserve"> PAGEREF _Toc225217703 \h </w:instrText>
+          <w:instrText xml:space="preserve"> PAGEREF _Toc225342109 \h </w:instrText>
         </w:r>
         <w:r>
           <w:rPr>
@@ -2631,7 +2632,7 @@
           <w:noProof/>
         </w:rPr>
       </w:pPr>
-      <w:hyperlink w:anchor="_Toc225217704" w:history="1">
+      <w:hyperlink w:anchor="_Toc225342110" w:history="1">
         <w:r>
           <w:rPr>
             <w:rStyle w:val="Hyperlink"/>
@@ -2659,76 +2660,7 @@
             <w:noProof/>
             <w:webHidden/>
           </w:rPr>
-          <w:instrText xml:space="preserve"> PAGEREF _Toc225217704 \h </w:instrText>
-        </w:r>
-        <w:r>
-          <w:rPr>
-            <w:noProof/>
-            <w:webHidden/>
-          </w:rPr>
-        </w:r>
-        <w:r>
-          <w:rPr>
-            <w:noProof/>
-            <w:webHidden/>
-          </w:rPr>
-          <w:fldChar w:fldCharType="separate"/>
-        </w:r>
-        <w:r>
-          <w:rPr>
-            <w:noProof/>
-            <w:webHidden/>
-          </w:rPr>
-          <w:t>50</w:t>
-        </w:r>
-        <w:r>
-          <w:rPr>
-            <w:noProof/>
-            <w:webHidden/>
-          </w:rPr>
-          <w:fldChar w:fldCharType="end"/>
-        </w:r>
-      </w:hyperlink>
-    </w:p>
-    <w:p>
-      <w:pPr>
-        <w:pStyle w:val="TOC2"/>
-        <w:tabs>
-          <w:tab w:val="right" w:leader="dot" w:pos="9016"/>
-        </w:tabs>
-        <w:rPr>
-          <w:noProof/>
-        </w:rPr>
-      </w:pPr>
-      <w:hyperlink w:anchor="_Toc225217705" w:history="1">
-        <w:r>
-          <w:rPr>
-            <w:rStyle w:val="Hyperlink"/>
-            <w:rFonts w:cs="Times New Roman"/>
-            <w:noProof/>
-          </w:rPr>
-          <w:t>4.5 Limitations</w:t>
-        </w:r>
-        <w:r>
-          <w:rPr>
-            <w:noProof/>
-            <w:webHidden/>
-          </w:rPr>
-          <w:tab/>
-        </w:r>
-        <w:r>
-          <w:rPr>
-            <w:noProof/>
-            <w:webHidden/>
-          </w:rPr>
-          <w:fldChar w:fldCharType="begin"/>
-        </w:r>
-        <w:r>
-          <w:rPr>
-            <w:noProof/>
-            <w:webHidden/>
-          </w:rPr>
-          <w:instrText xml:space="preserve"> PAGEREF _Toc225217705 \h </w:instrText>
+          <w:instrText xml:space="preserve"> PAGEREF _Toc225342110 \h </w:instrText>
         </w:r>
         <w:r>
           <w:rPr>
@@ -2769,14 +2701,14 @@
           <w:noProof/>
         </w:rPr>
       </w:pPr>
-      <w:hyperlink w:anchor="_Toc225217706" w:history="1">
+      <w:hyperlink w:anchor="_Toc225342111" w:history="1">
         <w:r>
           <w:rPr>
             <w:rStyle w:val="Hyperlink"/>
             <w:rFonts w:cs="Times New Roman"/>
             <w:noProof/>
           </w:rPr>
-          <w:t>4.6 Recommendations for Future Research</w:t>
+          <w:t>4.5 Limitations</w:t>
         </w:r>
         <w:r>
           <w:rPr>
@@ -2797,7 +2729,7 @@
             <w:noProof/>
             <w:webHidden/>
           </w:rPr>
-          <w:instrText xml:space="preserve"> PAGEREF _Toc225217706 \h </w:instrText>
+          <w:instrText xml:space="preserve"> PAGEREF _Toc225342111 \h </w:instrText>
         </w:r>
         <w:r>
           <w:rPr>
@@ -2830,6 +2762,75 @@
     </w:p>
     <w:p>
       <w:pPr>
+        <w:pStyle w:val="TOC2"/>
+        <w:tabs>
+          <w:tab w:val="right" w:leader="dot" w:pos="9016"/>
+        </w:tabs>
+        <w:rPr>
+          <w:noProof/>
+        </w:rPr>
+      </w:pPr>
+      <w:hyperlink w:anchor="_Toc225342112" w:history="1">
+        <w:r>
+          <w:rPr>
+            <w:rStyle w:val="Hyperlink"/>
+            <w:rFonts w:cs="Times New Roman"/>
+            <w:noProof/>
+          </w:rPr>
+          <w:t>4.6 Recommendations for Future Research</w:t>
+        </w:r>
+        <w:r>
+          <w:rPr>
+            <w:noProof/>
+            <w:webHidden/>
+          </w:rPr>
+          <w:tab/>
+        </w:r>
+        <w:r>
+          <w:rPr>
+            <w:noProof/>
+            <w:webHidden/>
+          </w:rPr>
+          <w:fldChar w:fldCharType="begin"/>
+        </w:r>
+        <w:r>
+          <w:rPr>
+            <w:noProof/>
+            <w:webHidden/>
+          </w:rPr>
+          <w:instrText xml:space="preserve"> PAGEREF _Toc225342112 \h </w:instrText>
+        </w:r>
+        <w:r>
+          <w:rPr>
+            <w:noProof/>
+            <w:webHidden/>
+          </w:rPr>
+        </w:r>
+        <w:r>
+          <w:rPr>
+            <w:noProof/>
+            <w:webHidden/>
+          </w:rPr>
+          <w:fldChar w:fldCharType="separate"/>
+        </w:r>
+        <w:r>
+          <w:rPr>
+            <w:noProof/>
+            <w:webHidden/>
+          </w:rPr>
+          <w:t>53</w:t>
+        </w:r>
+        <w:r>
+          <w:rPr>
+            <w:noProof/>
+            <w:webHidden/>
+          </w:rPr>
+          <w:fldChar w:fldCharType="end"/>
+        </w:r>
+      </w:hyperlink>
+    </w:p>
+    <w:p>
+      <w:pPr>
         <w:pStyle w:val="TOC1"/>
         <w:tabs>
           <w:tab w:val="right" w:leader="dot" w:pos="9016"/>
@@ -2838,7 +2839,7 @@
           <w:noProof/>
         </w:rPr>
       </w:pPr>
-      <w:hyperlink w:anchor="_Toc225217707" w:history="1">
+      <w:hyperlink w:anchor="_Toc225342113" w:history="1">
         <w:r>
           <w:rPr>
             <w:rStyle w:val="Hyperlink"/>
@@ -2865,143 +2866,7 @@
             <w:noProof/>
             <w:webHidden/>
           </w:rPr>
-          <w:instrText xml:space="preserve"> PAGEREF _Toc225217707 \h </w:instrText>
-        </w:r>
-        <w:r>
-          <w:rPr>
-            <w:noProof/>
-            <w:webHidden/>
-          </w:rPr>
-        </w:r>
-        <w:r>
-          <w:rPr>
-            <w:noProof/>
-            <w:webHidden/>
-          </w:rPr>
-          <w:fldChar w:fldCharType="separate"/>
-        </w:r>
-        <w:r>
-          <w:rPr>
-            <w:noProof/>
-            <w:webHidden/>
-          </w:rPr>
-          <w:t>54</w:t>
-        </w:r>
-        <w:r>
-          <w:rPr>
-            <w:noProof/>
-            <w:webHidden/>
-          </w:rPr>
-          <w:fldChar w:fldCharType="end"/>
-        </w:r>
-      </w:hyperlink>
-    </w:p>
-    <w:p>
-      <w:pPr>
-        <w:pStyle w:val="TOC1"/>
-        <w:tabs>
-          <w:tab w:val="right" w:leader="dot" w:pos="9016"/>
-        </w:tabs>
-        <w:rPr>
-          <w:noProof/>
-        </w:rPr>
-      </w:pPr>
-      <w:hyperlink w:anchor="_Toc225217708" w:history="1">
-        <w:r>
-          <w:rPr>
-            <w:rStyle w:val="Hyperlink"/>
-            <w:noProof/>
-          </w:rPr>
-          <w:t>RECOMMENDATIONS</w:t>
-        </w:r>
-        <w:r>
-          <w:rPr>
-            <w:noProof/>
-            <w:webHidden/>
-          </w:rPr>
-          <w:tab/>
-        </w:r>
-        <w:r>
-          <w:rPr>
-            <w:noProof/>
-            <w:webHidden/>
-          </w:rPr>
-          <w:fldChar w:fldCharType="begin"/>
-        </w:r>
-        <w:r>
-          <w:rPr>
-            <w:noProof/>
-            <w:webHidden/>
-          </w:rPr>
-          <w:instrText xml:space="preserve"> PAGEREF _Toc225217708 \h </w:instrText>
-        </w:r>
-        <w:r>
-          <w:rPr>
-            <w:noProof/>
-            <w:webHidden/>
-          </w:rPr>
-        </w:r>
-        <w:r>
-          <w:rPr>
-            <w:noProof/>
-            <w:webHidden/>
-          </w:rPr>
-          <w:fldChar w:fldCharType="separate"/>
-        </w:r>
-        <w:r>
-          <w:rPr>
-            <w:noProof/>
-            <w:webHidden/>
-          </w:rPr>
-          <w:t>54</w:t>
-        </w:r>
-        <w:r>
-          <w:rPr>
-            <w:noProof/>
-            <w:webHidden/>
-          </w:rPr>
-          <w:fldChar w:fldCharType="end"/>
-        </w:r>
-      </w:hyperlink>
-    </w:p>
-    <w:p>
-      <w:pPr>
-        <w:pStyle w:val="TOC1"/>
-        <w:tabs>
-          <w:tab w:val="right" w:leader="dot" w:pos="9016"/>
-        </w:tabs>
-        <w:rPr>
-          <w:noProof/>
-        </w:rPr>
-      </w:pPr>
-      <w:hyperlink w:anchor="_Toc225217709" w:history="1">
-        <w:r>
-          <w:rPr>
-            <w:rStyle w:val="Hyperlink"/>
-            <w:noProof/>
-          </w:rPr>
-          <w:t>REFERENCES</w:t>
-        </w:r>
-        <w:r>
-          <w:rPr>
-            <w:noProof/>
-            <w:webHidden/>
-          </w:rPr>
-          <w:tab/>
-        </w:r>
-        <w:r>
-          <w:rPr>
-            <w:noProof/>
-            <w:webHidden/>
-          </w:rPr>
-          <w:fldChar w:fldCharType="begin"/>
-        </w:r>
-        <w:r>
-          <w:rPr>
-            <w:noProof/>
-            <w:webHidden/>
-          </w:rPr>
-          <w:instrText xml:space="preserve"> PAGEREF _Toc225217709 \h </w:instrText>
+          <w:instrText xml:space="preserve"> PAGEREF _Toc225342113 \h </w:instrText>
         </w:r>
         <w:r>
           <w:rPr>
@@ -3042,7 +2907,143 @@
           <w:noProof/>
         </w:rPr>
       </w:pPr>
-      <w:hyperlink w:anchor="_Toc225217710" w:history="1">
+      <w:hyperlink w:anchor="_Toc225342114" w:history="1">
+        <w:r>
+          <w:rPr>
+            <w:rStyle w:val="Hyperlink"/>
+            <w:noProof/>
+          </w:rPr>
+          <w:t>RECOMMENDATIONS</w:t>
+        </w:r>
+        <w:r>
+          <w:rPr>
+            <w:noProof/>
+            <w:webHidden/>
+          </w:rPr>
+          <w:tab/>
+        </w:r>
+        <w:r>
+          <w:rPr>
+            <w:noProof/>
+            <w:webHidden/>
+          </w:rPr>
+          <w:fldChar w:fldCharType="begin"/>
+        </w:r>
+        <w:r>
+          <w:rPr>
+            <w:noProof/>
+            <w:webHidden/>
+          </w:rPr>
+          <w:instrText xml:space="preserve"> PAGEREF _Toc225342114 \h </w:instrText>
+        </w:r>
+        <w:r>
+          <w:rPr>
+            <w:noProof/>
+            <w:webHidden/>
+          </w:rPr>
+        </w:r>
+        <w:r>
+          <w:rPr>
+            <w:noProof/>
+            <w:webHidden/>
+          </w:rPr>
+          <w:fldChar w:fldCharType="separate"/>
+        </w:r>
+        <w:r>
+          <w:rPr>
+            <w:noProof/>
+            <w:webHidden/>
+          </w:rPr>
+          <w:t>55</w:t>
+        </w:r>
+        <w:r>
+          <w:rPr>
+            <w:noProof/>
+            <w:webHidden/>
+          </w:rPr>
+          <w:fldChar w:fldCharType="end"/>
+        </w:r>
+      </w:hyperlink>
+    </w:p>
+    <w:p>
+      <w:pPr>
+        <w:pStyle w:val="TOC1"/>
+        <w:tabs>
+          <w:tab w:val="right" w:leader="dot" w:pos="9016"/>
+        </w:tabs>
+        <w:rPr>
+          <w:noProof/>
+        </w:rPr>
+      </w:pPr>
+      <w:hyperlink w:anchor="_Toc225342115" w:history="1">
+        <w:r>
+          <w:rPr>
+            <w:rStyle w:val="Hyperlink"/>
+            <w:noProof/>
+          </w:rPr>
+          <w:t>REFERENCES</w:t>
+        </w:r>
+        <w:r>
+          <w:rPr>
+            <w:noProof/>
+            <w:webHidden/>
+          </w:rPr>
+          <w:tab/>
+        </w:r>
+        <w:r>
+          <w:rPr>
+            <w:noProof/>
+            <w:webHidden/>
+          </w:rPr>
+          <w:fldChar w:fldCharType="begin"/>
+        </w:r>
+        <w:r>
+          <w:rPr>
+            <w:noProof/>
+            <w:webHidden/>
+          </w:rPr>
+          <w:instrText xml:space="preserve"> PAGEREF _Toc225342115 \h </w:instrText>
+        </w:r>
+        <w:r>
+          <w:rPr>
+            <w:noProof/>
+            <w:webHidden/>
+          </w:rPr>
+        </w:r>
+        <w:r>
+          <w:rPr>
+            <w:noProof/>
+            <w:webHidden/>
+          </w:rPr>
+          <w:fldChar w:fldCharType="separate"/>
+        </w:r>
+        <w:r>
+          <w:rPr>
+            <w:noProof/>
+            <w:webHidden/>
+          </w:rPr>
+          <w:t>56</w:t>
+        </w:r>
+        <w:r>
+          <w:rPr>
+            <w:noProof/>
+            <w:webHidden/>
+          </w:rPr>
+          <w:fldChar w:fldCharType="end"/>
+        </w:r>
+      </w:hyperlink>
+    </w:p>
+    <w:p>
+      <w:pPr>
+        <w:pStyle w:val="TOC1"/>
+        <w:tabs>
+          <w:tab w:val="right" w:leader="dot" w:pos="9016"/>
+        </w:tabs>
+        <w:rPr>
+          <w:noProof/>
+        </w:rPr>
+      </w:pPr>
+      <w:hyperlink w:anchor="_Toc225342116" w:history="1">
         <w:r>
           <w:rPr>
             <w:rStyle w:val="Hyperlink"/>
@@ -3069,7 +3070,7 @@
             <w:noProof/>
             <w:webHidden/>
           </w:rPr>
-          <w:instrText xml:space="preserve"> PAGEREF _Toc225217710 \h </w:instrText>
+          <w:instrText xml:space="preserve"> PAGEREF _Toc225342116 \h </w:instrText>
         </w:r>
         <w:r>
           <w:rPr>
@@ -3480,7 +3481,7 @@
       <w:pPr>
         <w:pStyle w:val="Heading1"/>
       </w:pPr>
-      <w:bookmarkStart w:id="0" w:name="_Toc225217674"/>
+      <w:bookmarkStart w:id="0" w:name="_Toc225342080"/>
       <w:r>
         <w:rPr>
           <w:rFonts w:ascii="Times New Roman" w:hAnsi="Times New Roman"/>
@@ -3540,7 +3541,7 @@
       <w:pPr>
         <w:pStyle w:val="Heading1"/>
       </w:pPr>
-      <w:bookmarkStart w:id="1" w:name="_Toc225217675"/>
+      <w:bookmarkStart w:id="1" w:name="_Toc225342081"/>
       <w:r>
         <w:rPr>
           <w:rFonts w:ascii="Times New Roman" w:hAnsi="Times New Roman"/>
@@ -3555,7 +3556,7 @@
       <w:pPr>
         <w:pStyle w:val="Heading2"/>
       </w:pPr>
-      <w:bookmarkStart w:id="2" w:name="_Toc225217676"/>
+      <w:bookmarkStart w:id="2" w:name="_Toc225342082"/>
       <w:r>
         <w:rPr>
           <w:rFonts w:ascii="Times New Roman" w:hAnsi="Times New Roman"/>
@@ -3592,7 +3593,7 @@
       </w:r>
       <w:r>
         <w:lastRenderedPageBreak/>
-        <w:t>adults reported watching health-related videos on YouTube, up from 39.7% only two years earlier (Finney Rutten et al., 2019). This shift from curated, editorially controlled websites to user-generated content ecosystems has introduced new challenges for information quality assurance.</w:t>
+        <w:t>adults reported watching health-related videos on YouTube, up from 39.7% only two years earlier (Mohamed &amp; Shoufan, 2024). This shift from curated, editorially controlled websites to user-generated content ecosystems has introduced new challenges for information quality assurance.</w:t>
       </w:r>
     </w:p>
     <w:p/>
@@ -3618,7 +3619,7 @@
       <w:pPr>
         <w:pStyle w:val="Heading2"/>
       </w:pPr>
-      <w:bookmarkStart w:id="3" w:name="_Toc225217677"/>
+      <w:bookmarkStart w:id="3" w:name="_Toc225342083"/>
       <w:r>
         <w:rPr>
           <w:rFonts w:ascii="Times New Roman" w:hAnsi="Times New Roman"/>
@@ -3676,10 +3677,20 @@
     </w:p>
     <w:p/>
     <w:p>
+      <w:r>
+        <w:t xml:space="preserve">These theoretical perspectives directly inform the study variables used in the present thesis. The Information Quality framework justifies measuring both reliability/completeness (DISCERN) and transparency/accountability (JAMA). eHealth literacy theory explains why users may rely on heuristic cues such as views and likes when appraising online content, providing the rationale for analysing engagement-quality associations. The Health Belief </w:t>
+      </w:r>
+      <w:r>
+        <w:lastRenderedPageBreak/>
+        <w:t>Model clarifies why the quality of PA advice matters for real-world behaviour, especially where uncertainty, risks, and benefits of exercise recommendations are concerned.</w:t>
+      </w:r>
+    </w:p>
+    <w:p/>
+    <w:p>
       <w:pPr>
         <w:pStyle w:val="Heading2"/>
       </w:pPr>
-      <w:bookmarkStart w:id="4" w:name="_Toc225217678"/>
+      <w:bookmarkStart w:id="4" w:name="_Toc225342084"/>
       <w:r>
         <w:rPr>
           <w:rFonts w:ascii="Times New Roman" w:hAnsi="Times New Roman"/>
@@ -3691,273 +3702,267 @@
     <w:p/>
     <w:p>
       <w:r>
-        <w:t xml:space="preserve">Traditional websites, defined here as content published on the open web and indexed by search engines such as Google, have historically served as the primary digital channel for health information dissemination. These include institutional websites maintained by </w:t>
-      </w:r>
+        <w:t>Traditional websites, defined here as content published on the open web and indexed by search engines such as Google, have historically served as the primary digital channel for health information dissemination. These include institutional websites maintained by governmental health agencies (e.g., the World Health Organization, the National Health Service, the Centers for Disease Control and Prevention), professional medical organisations, academic medical centres, patient advocacy groups, and commercial he</w:t>
+      </w:r>
+      <w:r>
+        <w:t>alth publishers.</w:t>
+      </w:r>
+    </w:p>
+    <w:p/>
+    <w:p>
+      <w:r>
+        <w:t>The quality of health information on traditional websites has been the subject of extensive evaluation since the late 1990s. The Health on the Net Foundation (HON) developed the HONcode certification system to promote transparency and ethical standards among health website publishers. Boyer et al. (2011) reported that 89% of HONcode-certified websites complied with the eight HONcode principles, compared with only 0.6% of non-certified health websites, illustrating a stark quality divide. However, HONcode ce</w:t>
+      </w:r>
+      <w:r>
+        <w:t>rtification was voluntary and not universally adopted, meaning that consumers had no reliable mechanism for identifying trustworthy websites without actively checking certification status.</w:t>
+      </w:r>
+    </w:p>
+    <w:p/>
+    <w:p>
+      <w:r>
+        <w:t>Daraz et al. (2019) conducted a meta-narrative systematic review of 153 cross-sectional studies evaluating 11,785 health websites using 14 quality assessment tools. Their findings were sobering: using DISCERN, none of the evaluated websites achieved a rating of excellent, 37-79% were rated as good, and the remainder were rated as poor. Government organisation websites received the highest mean DISCERN scores (71%, equivalent to very good), academic organisations received scores of 62% (good), and media-rela</w:t>
+      </w:r>
+      <w:r>
+        <w:t>ted sources received the lowest scores at 44% (poor). These findings underscore that while traditional websites are generally higher in quality than user-generated social media content, there remains substantial variability in quality even within this category.</w:t>
+      </w:r>
+    </w:p>
+    <w:p/>
+    <w:p>
+      <w:r>
+        <w:t xml:space="preserve">With specific reference to physical activity information, the World Health Organization's (2020) guidelines on physical activity and sedentary behaviour represent the gold standard for evidence-based PA recommendations, prescribing 150-300 minutes of moderate-intensity or 75-150 minutes of vigorous-intensity aerobic activity per week for adults. Institutional websites that accurately reflect these guidelines provide a critical public health resource. However, commercial websites and content aggregators may </w:t>
+      </w:r>
+      <w:r>
+        <w:t>present PA information that is incomplete, sensationalised, or influenced by commercial interests, potentially leading consumers toward ineffective or unsafe exercise practices.</w:t>
+      </w:r>
+    </w:p>
+    <w:p/>
+    <w:p>
+      <w:pPr>
+        <w:pStyle w:val="Heading2"/>
+      </w:pPr>
+      <w:bookmarkStart w:id="5" w:name="_Toc225342085"/>
+      <w:r>
+        <w:rPr>
+          <w:rFonts w:ascii="Times New Roman" w:hAnsi="Times New Roman"/>
+        </w:rPr>
+        <w:t>1.4 Social Media Platforms as Sources of Health Information</w:t>
+      </w:r>
+      <w:bookmarkEnd w:id="5"/>
+    </w:p>
+    <w:p/>
+    <w:p>
+      <w:r>
+        <w:t>The role of social media in health communication has expanded dramatically in the past decade. Moorhead et al. (2013), in a seminal systematic review of 98 studies, identified seven primary uses of social media for health communication, including increasing interactions with others, facilitating and sharing health messages, and enhancing accessibility of health information. They concluded that social media holds considerable potential for health communication but cautioned that information quality and relia</w:t>
+      </w:r>
+      <w:r>
+        <w:t>bility require continuous monitoring.</w:t>
+      </w:r>
+    </w:p>
+    <w:p/>
+    <w:p>
+      <w:r>
+        <w:t>Each major social media platform possesses distinct characteristics that shape the nature and quality of health content. YouTube, as the world's largest video-sharing platform, supports long-form educational content and has become a major source of exercise tutorials and health information. However, its algorithmic recommendation system prioritises engagement metrics such as views, watch time, and click-through rates, which do not necessarily correlate with accuracy or quality (Li et al., 2024). A 2022 stud</w:t>
+      </w:r>
+      <w:r>
+        <w:t>y evaluating YouTube videos recommending exercises during the COVID-19 lockdown found mean DISCERN scores of only 2.29 out of 5 and mean Global Quality Scale (GQS) scores of 2.32, indicating low overall quality (Czenczek-Lewandowska et al., 2022).</w:t>
+      </w:r>
+    </w:p>
+    <w:p/>
+    <w:p>
       <w:r>
         <w:lastRenderedPageBreak/>
-        <w:t>governmental health agencies (e.g., the World Health Organization, the National Health Service, the Centers for Disease Control and Prevention), professional medical organisations, academic medical centres, patient advocacy groups, and commercial health publishers.</w:t>
+        <w:t>TikTok has emerged as a particularly influential platform for younger demographics, with its short-form video format (typically under 60 seconds) enabling rapid dissemination of health-related content. Li et al. (2024), in a scoping review of 29 studies, found that the quality of most health-related short videos on TikTok was moderate to low, and that DISCERN was the most frequently used evaluation tool across studies, appearing in 24 of the 29 included papers. Critically, the authors noted that most existi</w:t>
+      </w:r>
+      <w:r>
+        <w:t>ng quality assessment tools were not designed for short-form video content, raising questions about the validity of applying text-based instruments to multimedia formats. The same review further indicates that medically credentialed creators account for only a minority of health-related TikTok content, with much of the material produced by general users, influencers, and commercial accounts (Li et al., 2024).</w:t>
       </w:r>
     </w:p>
     <w:p/>
     <w:p>
       <w:r>
-        <w:t>The quality of health information on traditional websites has been the subject of extensive evaluation since the late 1990s. The Health on the Net Foundation (HON) developed the HONcode certification system to promote transparency and ethical standards among health website publishers. Boyer et al. (2011) reported that 89% of HONcode-certified websites complied with the eight HONcode principles, compared with only 0.6% of non-certified health websites, illustrating a stark quality divide. However, HONcode ce</w:t>
-      </w:r>
-      <w:r>
-        <w:t>rtification was voluntary and not universally adopted, meaning that consumers had no reliable mechanism for identifying trustworthy websites without actively checking certification status.</w:t>
+        <w:t>Instagram's visual-first architecture, centred on images and short captions with a secondary carousel and Reels format, presents unique challenges for health information quality. Research on Brazilian fitness influencers found that prominent Instagram accounts disseminate low-quality information about exercise and health, with only 2.7% of analysed posts citing any scientific reference (Marocolo et al., 2021). The platform's influencer culture, in which content creators build large followings and monetise t</w:t>
+      </w:r>
+      <w:r>
+        <w:t>heir reach through brand partnerships, creates financial incentives that may conflict with evidence-based health communication. As Pilgrim and Bohnet-Joschko (2019) observed, influencers can earn more revenue by creating content that maximises engagement, and misinformation has been linked to higher levels of user engagement.</w:t>
       </w:r>
     </w:p>
     <w:p/>
     <w:p>
       <w:r>
-        <w:t>Daraz et al. (2019) conducted a meta-narrative systematic review of 153 cross-sectional studies evaluating 11,785 health websites using 14 quality assessment tools. Their findings were sobering: using DISCERN, none of the evaluated websites achieved a rating of excellent, 37-79% were rated as good, and the remainder were rated as poor. Government organisation websites received the highest mean DISCERN scores (71%, equivalent to very good), academic organisations received scores of 62% (good), and media-rela</w:t>
-      </w:r>
-      <w:r>
-        <w:t>ted sources received the lowest scores at 44% (poor). These findings underscore that while traditional websites are generally higher in quality than user-generated social media content, there remains substantial variability in quality even within this category.</w:t>
+        <w:t xml:space="preserve">The prevalence of health misinformation on social media is well documented. Suarez-Lledo and Alvarez-Galvez (2021), in a systematic review of studies published before March 2019, found that misinformation was most prevalent for content related to smoking products and drugs (reaching 87% in some studies) and vaccines (43%). While physical activity misinformation has received comparatively less attention, the structural incentives for engagement-driven content and the low barriers to publishing health advice </w:t>
+      </w:r>
+      <w:r>
+        <w:t>on social media platforms suggest that PA information is similarly vulnerable to quality deficits.</w:t>
       </w:r>
     </w:p>
     <w:p/>
     <w:p>
-      <w:r>
-        <w:t xml:space="preserve">With specific reference to physical activity information, the World Health Organization's (2020) guidelines on physical activity and sedentary behaviour represent the gold standard for evidence-based PA recommendations, prescribing 150-300 minutes of moderate-intensity or 75-150 minutes of vigorous-intensity aerobic activity per week for adults. Institutional websites that accurately reflect these guidelines provide a critical public health resource. However, commercial websites and content aggregators may </w:t>
-      </w:r>
-      <w:r>
-        <w:t>present PA information that is incomplete, sensationalised, or influenced by commercial interests, potentially leading consumers toward ineffective or unsafe exercise practices.</w:t>
-      </w:r>
+      <w:pPr>
+        <w:pStyle w:val="Heading2"/>
+      </w:pPr>
+      <w:bookmarkStart w:id="6" w:name="_Toc225342086"/>
+      <w:r>
+        <w:rPr>
+          <w:rFonts w:ascii="Times New Roman" w:hAnsi="Times New Roman"/>
+        </w:rPr>
+        <w:lastRenderedPageBreak/>
+        <w:t>1.5 Quality Assessment Tools and Cross-Platform Applicability</w:t>
+      </w:r>
+      <w:bookmarkEnd w:id="6"/>
     </w:p>
     <w:p/>
     <w:p>
+      <w:r>
+        <w:t>Two instruments occupy a central position in the assessment of consumer health information quality: the DISCERN instrument and the JAMA Benchmarks.</w:t>
+      </w:r>
+    </w:p>
+    <w:p/>
+    <w:p>
+      <w:r>
+        <w:t>DISCERN was developed by Charnock et al. (1999) at the University of Oxford as a standardised tool for judging the quality of written consumer health information about treatment choices. The instrument comprises 16 items: questions 1 through 8 assess the reliability of the publication (Section 1), questions 9 through 15 evaluate the quality of information about treatment choices (Section 2), and question 16 provides an overall quality rating (Section 3). Each item is scored on a scale from 1 (definite no) t</w:t>
+      </w:r>
+      <w:r>
+        <w:t>o 5 (definite yes), yielding a total score range of 16 to 80. The instrument was validated through a multi-stage process involving expert panels, health information providers, and self-help group members, and has demonstrated acceptable inter-rater reliability (Charnock et al., 1999). DISCERN has subsequently become the most widely used tool for evaluating health information quality, with applications spanning websites, YouTube videos, and social media posts across a broad range of health topics (Li et al.,</w:t>
+      </w:r>
+      <w:r>
+        <w:t xml:space="preserve"> 2024).</w:t>
+      </w:r>
+    </w:p>
+    <w:p/>
+    <w:p>
+      <w:r>
+        <w:t>The JAMA Benchmarks were proposed by Silberg et al. (1997) as a set of four core standards for health information published on the internet: authorship (identification of authors and their credentials), attribution (clear listing of references and sources), disclosure (transparent declaration of sponsorship, conflicts of interest, and funding), and currency (indication of content creation and update dates). The JAMA Benchmarks are scored as binary criteria (present or absent), yielding a total score of 0 to</w:t>
+      </w:r>
+      <w:r>
+        <w:t xml:space="preserve"> 4. Their streamlined nature makes them efficient for rapid quality screening, and they complement the more detailed DISCERN assessment by capturing essential transparency indicators.</w:t>
+      </w:r>
+    </w:p>
+    <w:p/>
+    <w:p>
+      <w:r>
+        <w:t xml:space="preserve">The Global Quality Scale (GQS), developed by Bernard et al. (2007), provides a five-point Likert assessment of overall information quality and usefulness, and has been shown to </w:t>
+      </w:r>
+      <w:r>
+        <w:lastRenderedPageBreak/>
+        <w:t>correlate strongly with DISCERN (r = 0.88). The GQS has been widely adopted for evaluating health video content, particularly on YouTube (Li et al., 2024).</w:t>
+      </w:r>
+    </w:p>
+    <w:p/>
+    <w:p>
+      <w:r>
+        <w:t>A significant methodological challenge in contemporary health information research is the adaptation of these instruments, all originally developed for text-based content, to multimedia and short-form video formats. Li et al. (2024) noted that most tools used to assess TikTok health videos were not developed for short-form video content and lacked credibility testing in that context. The DISCERN instrument, for example, asks whether the publication refers to areas of uncertainty, a question that may be diff</w:t>
+      </w:r>
+      <w:r>
+        <w:t>icult to operationalise for a 30-second TikTok video. Similarly, the JAMA authorship criterion requires assessment of whether authors and their credentials are identified, which must be reinterpreted for social media contexts where the creator's bio or verification status serves as a proxy for credentialing. These adaptations, while necessary for cross-platform research, introduce a degree of measurement heterogeneity that must be acknowledged in study design and interpretation. For social media content, re</w:t>
+      </w:r>
+      <w:r>
+        <w:t>searchers have operationalised JAMA criteria such that authorship is satisfied when a creator's bio states professional credentials or the account is a verified professional account, attribution is met when sources are cited in captions or shown on screen, disclosure is met when sponsorships or partnerships are declared, and currency is typically automatically satisfied because social media posts display publication dates.</w:t>
+      </w:r>
+    </w:p>
+    <w:p/>
+    <w:p>
       <w:pPr>
         <w:pStyle w:val="Heading2"/>
       </w:pPr>
-      <w:bookmarkStart w:id="5" w:name="_Toc225217679"/>
+      <w:bookmarkStart w:id="7" w:name="_Toc225342087"/>
       <w:r>
         <w:rPr>
           <w:rFonts w:ascii="Times New Roman" w:hAnsi="Times New Roman"/>
         </w:rPr>
-        <w:t>1.4 Social Media Platforms as Sources of Health Information</w:t>
-      </w:r>
-      <w:bookmarkEnd w:id="5"/>
+        <w:t>1.6 Evidence for the Quality Gap and Moderating Factors</w:t>
+      </w:r>
+      <w:bookmarkEnd w:id="7"/>
     </w:p>
     <w:p/>
     <w:p>
       <w:r>
-        <w:t>The role of social media in health communication has expanded dramatically in the past decade. Moorhead et al. (2013), in a seminal systematic review of 98 studies, identified seven primary uses of social media for health communication, including increasing interactions with others, facilitating and sharing health messages, and enhancing accessibility of health information. They concluded that social media holds considerable potential for health communication but cautioned that information quality and relia</w:t>
-      </w:r>
-      <w:r>
-        <w:t>bility require continuous monitoring.</w:t>
+        <w:t>A growing body of evidence documents systematic quality differences between health information published on traditional websites and that disseminated through social media platforms. A 2025 meta-analysis published in the Journal of Medical Internet Research, analysing 75 studies encompassing 297,519 posts across 15 platforms, reported a pooled DISCERN score of 43.58 out of 100 (95% CI: 37.80-49.35) for cancer-related information on new media, with approximately 27% of posts containing misinformation (Liu et</w:t>
+      </w:r>
+      <w:r>
+        <w:t xml:space="preserve"> al., 2025). The analysis further found that studies focusing on video-based media were statistically less likely to yield higher quality conclusions compared with those on text-based media, suggesting a format-dependent quality gradient.</w:t>
       </w:r>
     </w:p>
     <w:p/>
     <w:p>
       <w:r>
-        <w:t>Each major social media platform possesses distinct characteristics that shape the nature and quality of health content. YouTube, as the world's largest video-sharing platform, supports long-form educational content and has become a major source of exercise tutorials and health information. However, its algorithmic recommendation system prioritises engagement metrics such as views, watch time, and click-through rates, which do not necessarily correlate with accuracy or quality (Li et al., 2024). A 2022 stud</w:t>
-      </w:r>
-      <w:r>
-        <w:t>y evaluating YouTube videos recommending exercises during the COVID-19 lockdown found mean DISCERN scores of only 2.29 out of 5 and mean Global Quality Scale (GQS) scores of 2.32, indicating low overall quality (Czenczek-Lewandowska et al., 2022).</w:t>
+        <w:t>Platform-specific studies reinforce this pattern. Haghighi and Farhadloo (2025), in a cross-sectional analysis of the top 100 health-related websites most frequently shared on Twitter during the early COVID-19 pandemic, found that 81% received low DISCERN scores and 95% met only two of the four JAMA benchmark criteria. No website met all four JAMA criteria, and only five met three. These findings highlight that even the curated content surfacing through social media sharing is of questionable quality. On Ti</w:t>
+      </w:r>
+      <w:r>
+        <w:t>kTok, research has consistently demonstrated low overall quality of health content, with the platform's short-form format constraining the depth and nuance of health information that can be conveyed (Li et al., 2024).</w:t>
       </w:r>
     </w:p>
     <w:p/>
     <w:p>
       <w:r>
-        <w:t>TikTok has emerged as a particularly influential platform for younger demographics, with its short-form video format (typically under 60 seconds) enabling rapid dissemination of health-related content. Li et al. (2024), in a scoping review of 29 studies, found that the quality of most health-related short videos on TikTok was moderate to low, and that DISCERN was the most frequently used evaluation tool across studies, appearing in 24 of the 29 included papers. Critically, the authors noted that most existi</w:t>
-      </w:r>
-      <w:r>
-        <w:t xml:space="preserve">ng quality assessment tools were not designed for short-form video content, raising questions about the validity of applying text-based instruments to multimedia formats. Research has also indicated that only a small </w:t>
+        <w:t>Creator type has emerged as an important moderator of health information quality. Content produced by healthcare professionals and medical organisations generally scores higher on quality assessment tools than content produced by non-medical influencers and general users (Daraz et al., 2019; Li et al., 2024). However, the proportion of health content created by qualified professionals varies dramatically across platforms. On TikTok, medically credentialed creators appear to represent only a minority of heal</w:t>
+      </w:r>
+      <w:r>
+        <w:t>th information producers, with the remainder largely comprising general users, influencers, and commercial accounts (Li et al., 2024). On Instagram, even creators with relevant academic qualifications rarely cite scientific evidence; Marocolo et al. (2021) found that only 2.7% of posts by major Brazilian fitness influencers included references. This pattern suggests that platform culture and incentive structures may override individual creator qualifications in determining information quality.</w:t>
+      </w:r>
+    </w:p>
+    <w:p/>
+    <w:p>
+      <w:r>
+        <w:t>The relationship between engagement metrics and information quality represents a particularly concerning dimension of the quality gap. Research has demonstrated that exposure to social engagement metrics (likes, shares, views) increases users' vulnerability to misinformation by creating a perceived credibility that is independent of actual content quality (Avram et al., 2020). Content that generates emotional responses, whether through sensationalism, controversy, or aspirational imagery, tends to receive h</w:t>
+      </w:r>
+      <w:r>
+        <w:t xml:space="preserve">igher engagement than evidence-based but less emotionally stimulating content (Pilgrim &amp; Bohnet-Joschko, 2019). </w:t>
       </w:r>
       <w:r>
         <w:lastRenderedPageBreak/>
-        <w:t>minority of TikTok health content is produced by medical professionals, with the majority originating from general users and non-medical influencers (Dinis-Oliveira, 2020).</w:t>
+        <w:t>This creates a structural misalignment between platform incentive systems, which reward engagement, and public health objectives, which require accuracy. For physical activity content specifically, this dynamic may lead to the amplification of extreme exercise regimens, unsupported supplement claims, or unrealistic body-image content at the expense of evidence-based guidelines such as those issued</w:t>
+      </w:r>
+      <w:r>
+        <w:t xml:space="preserve"> by the World Health Organization (2020).</w:t>
       </w:r>
     </w:p>
     <w:p/>
     <w:p>
-      <w:r>
-        <w:t>Instagram's visual-first architecture, centred on images and short captions with a secondary carousel and Reels format, presents unique challenges for health information quality. Research on Brazilian fitness influencers found that prominent Instagram accounts disseminate low-quality information about exercise and health, with only 2.7% of analysed posts citing any scientific reference (Marocolo et al., 2021). The platform's influencer culture, in which content creators build large followings and monetise t</w:t>
-      </w:r>
-      <w:r>
-        <w:t>heir reach through brand partnerships, creates financial incentives that may conflict with evidence-based health communication. As Pilgrim and Bohnet-Joschko (2022) observed, influencers can earn more revenue by creating content that maximises engagement, and misinformation has been linked to higher levels of user engagement.</w:t>
-      </w:r>
+      <w:pPr>
+        <w:pStyle w:val="Heading2"/>
+      </w:pPr>
+      <w:bookmarkStart w:id="8" w:name="_Toc225342088"/>
+      <w:r>
+        <w:rPr>
+          <w:rFonts w:ascii="Times New Roman" w:hAnsi="Times New Roman"/>
+        </w:rPr>
+        <w:t>1.7 Summary and Rationale for the Present Study</w:t>
+      </w:r>
+      <w:bookmarkEnd w:id="8"/>
     </w:p>
     <w:p/>
     <w:p>
       <w:r>
-        <w:t xml:space="preserve">The prevalence of health misinformation on social media is well documented. Suarez-Lledo and Alvarez-Galvez (2021), in a systematic review of studies published before March 2019, found that misinformation was most prevalent for content related to smoking products and drugs (reaching 87% in some studies) and vaccines (43%). While physical activity misinformation has received comparatively less attention, the structural incentives for engagement-driven content and the low barriers to publishing health advice </w:t>
-      </w:r>
-      <w:r>
-        <w:t>on social media platforms suggest that PA information is similarly vulnerable to quality deficits.</w:t>
+        <w:t>The literature reviewed in this chapter establishes several key findings. First, online health information seeking is now a normative behaviour, with the majority of adults regularly consulting digital sources for health guidance, including physical activity information. Second, the migration from traditional websites to social media platforms has introduced new quality challenges, as user-generated content, algorithmic curation, and engagement-driven incentive structures create conditions favourable to the</w:t>
+      </w:r>
+      <w:r>
+        <w:t xml:space="preserve"> proliferation of low-quality and misleading health information. Third, established quality assessment instruments, particularly DISCERN and the JAMA Benchmarks, provide reliable and validated tools for evaluating health information, though their application to multimedia and short-form video content requires careful operationalisation. Fourth, the existing evidence consistently indicates that health information quality on social media is generally lower than on traditional websites, with substantial variab</w:t>
+      </w:r>
+      <w:r>
+        <w:t>ility by platform type, creator qualifications, and content format.</w:t>
       </w:r>
     </w:p>
     <w:p/>
     <w:p>
-      <w:pPr>
-        <w:pStyle w:val="Heading2"/>
-      </w:pPr>
-      <w:bookmarkStart w:id="6" w:name="_Toc225217680"/>
-      <w:r>
-        <w:rPr>
-          <w:rFonts w:ascii="Times New Roman" w:hAnsi="Times New Roman"/>
-        </w:rPr>
-        <w:t>1.5 Quality Assessment Tools and Cross-Platform Applicability</w:t>
-      </w:r>
-      <w:bookmarkEnd w:id="6"/>
+      <w:r>
+        <w:t>Despite the breadth of this literature, a significant gap remains. To date, no single study has conducted a head-to-head comparison of physical activity information quality across all four major platform types, namely traditional websites, YouTube, TikTok, and Instagram, using both DISCERN and JAMA Benchmarks within a unified methodological framework. Existing studies have typically examined one or two platforms, focused on a specific health condition rather than general physical activity content, or used o</w:t>
+      </w:r>
+      <w:r>
+        <w:t>nly one quality assessment instrument. The absence of a comprehensive, multi-platform comparison limits the ability to draw actionable conclusions about where the greatest quality deficits lie and what factors, such as creator type and engagement metrics, may moderate quality across the digital information ecosystem.</w:t>
+      </w:r>
     </w:p>
     <w:p/>
     <w:p>
       <w:r>
-        <w:t>Two instruments occupy a central position in the assessment of consumer health information quality: the DISCERN instrument and the JAMA Benchmarks.</w:t>
+        <w:t>The present study addresses this gap by conducting a cross-sectional content analysis of 197 items across traditional websites, YouTube, TikTok, and Instagram, applying both the DISCERN instrument and JAMA Benchmarks to assess physical activity information quality. The final audited sample comprised 50 websites, 50 YouTube videos, 47 TikTok videos, and 50 Instagram posts. The study is guided by three research questions:</w:t>
       </w:r>
     </w:p>
     <w:p/>
     <w:p>
-      <w:r>
-        <w:t xml:space="preserve">DISCERN was developed by Charnock et al. (1999) at the University of Oxford as a standardised tool for judging the quality of written consumer health information about </w:t>
-      </w:r>
-      <w:r>
-        <w:lastRenderedPageBreak/>
-        <w:t>treatment choices. The instrument comprises 16 items: questions 1 through 8 assess the reliability of the publication (Section 1), questions 9 through 15 evaluate the quality of information about treatment choices (Section 2), and question 16 provides an overall quality rating (Section 3). Each item is scored on a scale from 1 (definite no) to 5 (definite yes), yielding a total score range of 16 to 80. The instrument was validated through a multi-stage process involving expert panels, health information pro</w:t>
-      </w:r>
-      <w:r>
-        <w:t>viders, and self-help group members, and has demonstrated acceptable inter-rater reliability (Charnock et al., 1999). DISCERN has subsequently become the most widely used tool for evaluating health information quality, with applications spanning websites, YouTube videos, and social media posts across a broad range of health topics (Li et al., 2024).</w:t>
-      </w:r>
-    </w:p>
-    <w:p/>
-    <w:p>
-      <w:r>
-        <w:t>The JAMA Benchmarks were proposed by Silberg et al. (1997) as a set of four core standards for health information published on the internet: authorship (identification of authors and their credentials), attribution (clear listing of references and sources), disclosure (transparent declaration of sponsorship, conflicts of interest, and funding), and currency (indication of content creation and update dates). The JAMA Benchmarks are scored as binary criteria (present or absent), yielding a total score of 0 to</w:t>
-      </w:r>
-      <w:r>
-        <w:t xml:space="preserve"> 4. Their streamlined nature makes them efficient for rapid quality screening, and they complement the more detailed DISCERN assessment by capturing essential transparency indicators.</w:t>
-      </w:r>
-    </w:p>
-    <w:p/>
-    <w:p>
-      <w:r>
-        <w:t>The Global Quality Scale (GQS), developed by Bernard et al. (2007), provides a five-point Likert assessment of overall information quality and usefulness, and has been shown to correlate strongly with DISCERN (r = 0.88). The GQS has been widely adopted for evaluating health video content, particularly on YouTube (Li et al., 2024).</w:t>
-      </w:r>
-    </w:p>
-    <w:p/>
-    <w:p>
-      <w:r>
-        <w:t>A significant methodological challenge in contemporary health information research is the adaptation of these instruments, all originally developed for text-based content, to multimedia and short-form video formats. Li et al. (2024) noted that most tools used to assess TikTok health videos were not developed for short-form video content and lacked credibility testing in that context. The DISCERN instrument, for example, asks whether the publication refers to areas of uncertainty, a question that may be diff</w:t>
-      </w:r>
-      <w:r>
-        <w:t xml:space="preserve">icult to operationalise for a 30-second TikTok </w:t>
-      </w:r>
-      <w:r>
-        <w:lastRenderedPageBreak/>
-        <w:t>video. Similarly, the JAMA authorship criterion requires assessment of whether authors and their credentials are identified, which must be reinterpreted for social media contexts where the creator's bio or verification status serves as a proxy for credentialing. These adaptations, while necessary for cross-platform research, introduce a degree of measurement heterogeneity that must be acknowledged in study design and interpretation. For social media content, re</w:t>
-      </w:r>
-      <w:r>
-        <w:t>searchers have operationalised JAMA criteria such that authorship is satisfied when a creator's bio states professional credentials or the account is a verified professional account, attribution is met when sources are cited in captions or shown on screen, disclosure is met when sponsorships or partnerships are declared, and currency is typically automatically satisfied because social media posts display publication dates.</w:t>
-      </w:r>
-    </w:p>
-    <w:p/>
-    <w:p>
-      <w:pPr>
-        <w:pStyle w:val="Heading2"/>
-      </w:pPr>
-      <w:bookmarkStart w:id="7" w:name="_Toc225217681"/>
-      <w:r>
-        <w:rPr>
-          <w:rFonts w:ascii="Times New Roman" w:hAnsi="Times New Roman"/>
-        </w:rPr>
-        <w:t>1.6 Evidence for the Quality Gap and Moderating Factors</w:t>
-      </w:r>
-      <w:bookmarkEnd w:id="7"/>
-    </w:p>
-    <w:p/>
-    <w:p>
-      <w:r>
-        <w:t>A growing body of evidence documents systematic quality differences between health information published on traditional websites and that disseminated through social media platforms. A 2025 meta-analysis published in the Journal of Medical Internet Research, analysing 75 studies encompassing 297,519 posts across 15 platforms, reported a pooled DISCERN score of 43.58 out of 100 (95% CI: 37.80-49.35) for cancer-related information on new media, with approximately 27% of posts containing misinformation (Chen e</w:t>
-      </w:r>
-      <w:r>
-        <w:t>t al., 2025). The analysis further found that studies focusing on video-based media were statistically less likely to yield higher quality conclusions compared with those on text-based media, suggesting a format-dependent quality gradient.</w:t>
-      </w:r>
-    </w:p>
-    <w:p/>
-    <w:p>
-      <w:r>
-        <w:t>Platform-specific studies reinforce this pattern. Haghighi and Farhadloo (2025), in a cross-sectional analysis of the top 100 health-related websites most frequently shared on Twitter during the early COVID-19 pandemic, found that 81% received low DISCERN scores and 95% met only two of the four JAMA benchmark criteria. No website met all four JAMA criteria, and only five met three. These findings highlight that even the curated content surfacing through social media sharing is of questionable quality. On Ti</w:t>
-      </w:r>
-      <w:r>
-        <w:t>kTok, research has consistently demonstrated low overall quality of health content, with the platform's short-</w:t>
-      </w:r>
-      <w:r>
-        <w:lastRenderedPageBreak/>
-        <w:t>form format constraining the depth and nuance of health information that can be conveyed (Li et al., 2024).</w:t>
-      </w:r>
-    </w:p>
-    <w:p/>
-    <w:p>
-      <w:r>
-        <w:t>Creator type has emerged as an important moderator of health information quality. Content produced by healthcare professionals and medical organisations generally scores higher on quality assessment tools than content produced by non-medical influencers and general users (Daraz et al., 2019; Li et al., 2024). However, the proportion of health content created by qualified professionals varies dramatically across platforms. On TikTok, research suggests that medical professionals account for only a minority of</w:t>
-      </w:r>
-      <w:r>
-        <w:t xml:space="preserve"> health content creators, with the majority being general users or non-medical influencers (Dinis-Oliveira, 2020). On Instagram, even creators with relevant academic qualifications rarely cite scientific evidence; Marocolo et al. (2021) found that only 2.7% of posts by major Brazilian fitness influencers included references. This pattern suggests that platform culture and incentive structures may override individual creator qualifications in determining information quality.</w:t>
-      </w:r>
-    </w:p>
-    <w:p/>
-    <w:p>
-      <w:r>
-        <w:t>The relationship between engagement metrics and information quality represents a particularly concerning dimension of the quality gap. Research has demonstrated that exposure to social engagement metrics (likes, shares, views) increases users' vulnerability to misinformation by creating a perceived credibility that is independent of actual content quality (Avram et al., 2020). Content that generates emotional responses, whether through sensationalism, controversy, or aspirational imagery, tends to receive h</w:t>
-      </w:r>
-      <w:r>
-        <w:t>igher engagement than evidence-based but less emotionally stimulating content (Pilgrim &amp; Bohnet-Joschko, 2022). This creates a structural misalignment between platform incentive systems, which reward engagement, and public health objectives, which require accuracy. For physical activity content specifically, this dynamic may lead to the amplification of extreme exercise regimens, unsupported supplement claims, or unrealistic body-image content at the expense of evidence-based guidelines such as those issued</w:t>
-      </w:r>
-      <w:r>
-        <w:t xml:space="preserve"> by the World Health Organization (2020).</w:t>
-      </w:r>
-    </w:p>
-    <w:p/>
-    <w:p>
-      <w:pPr>
-        <w:pStyle w:val="Heading2"/>
-      </w:pPr>
-      <w:bookmarkStart w:id="8" w:name="_Toc225217682"/>
-      <w:r>
-        <w:rPr>
-          <w:rFonts w:ascii="Times New Roman" w:hAnsi="Times New Roman"/>
-        </w:rPr>
-        <w:t>1.7 Summary and Rationale for the Present Study</w:t>
-      </w:r>
-      <w:bookmarkEnd w:id="8"/>
-    </w:p>
-    <w:p/>
-    <w:p>
-      <w:r>
-        <w:lastRenderedPageBreak/>
-        <w:t>The literature reviewed in this chapter establishes several key findings. First, online health information seeking is now a normative behaviour, with the majority of adults regularly consulting digital sources for health guidance, including physical activity information. Second, the migration from traditional websites to social media platforms has introduced new quality challenges, as user-generated content, algorithmic curation, and engagement-driven incentive structures create conditions favourable to the</w:t>
-      </w:r>
-      <w:r>
-        <w:t xml:space="preserve"> proliferation of low-quality and misleading health information. Third, established quality assessment instruments, particularly DISCERN and the JAMA Benchmarks, provide reliable and validated tools for evaluating health information, though their application to multimedia and short-form video content requires careful operationalisation. Fourth, the existing evidence consistently indicates that health information quality on social media is generally lower than on traditional websites, with substantial variab</w:t>
-      </w:r>
-      <w:r>
-        <w:t>ility by platform type, creator qualifications, and content format.</w:t>
-      </w:r>
-    </w:p>
-    <w:p/>
-    <w:p>
-      <w:r>
-        <w:t>Despite the breadth of this literature, a significant gap remains. To date, no single study has conducted a head-to-head comparison of physical activity information quality across all four major platform types, namely traditional websites, YouTube, TikTok, and Instagram, using both DISCERN and JAMA Benchmarks within a unified methodological framework. Existing studies have typically examined one or two platforms, focused on a specific health condition rather than general physical activity content, or used o</w:t>
-      </w:r>
-      <w:r>
-        <w:t>nly one quality assessment instrument. The absence of a comprehensive, multi-platform comparison limits the ability to draw actionable conclusions about where the greatest quality deficits lie and what factors, such as creator type and engagement metrics, may moderate quality across the digital information ecosystem.</w:t>
-      </w:r>
-    </w:p>
-    <w:p/>
-    <w:p>
-      <w:r>
-        <w:t>The present study addresses this gap by conducting a cross-sectional content analysis of 197 items across traditional websites, YouTube, TikTok, and Instagram, applying both the DISCERN instrument and JAMA Benchmarks to assess physical activity information quality. The final audited sample comprised 50 websites, 50 YouTube videos, 47 TikTok videos, and 50 Instagram posts. The study is guided by three research questions:</w:t>
-      </w:r>
-    </w:p>
-    <w:p/>
-    <w:p>
       <w:pPr>
         <w:ind w:left="720"/>
       </w:pPr>
       <w:r>
-        <w:lastRenderedPageBreak/>
         <w:t>1. How does physical activity information quality differ between traditional websites and social media platforms as measured by DISCERN and JAMA benchmarks?</w:t>
       </w:r>
     </w:p>
@@ -3996,7 +4001,7 @@
         <w:spacing w:before="0" w:after="240"/>
         <w:jc w:val="center"/>
       </w:pPr>
-      <w:bookmarkStart w:id="9" w:name="_Toc225217683"/>
+      <w:bookmarkStart w:id="9" w:name="_Toc225342089"/>
       <w:r>
         <w:rPr>
           <w:rFonts w:ascii="Times New Roman" w:hAnsi="Times New Roman" w:cs="Times New Roman"/>
@@ -4029,7 +4034,7 @@
         <w:pStyle w:val="Heading2"/>
         <w:jc w:val="left"/>
       </w:pPr>
-      <w:bookmarkStart w:id="10" w:name="_Toc225217684"/>
+      <w:bookmarkStart w:id="10" w:name="_Toc225342090"/>
       <w:r>
         <w:rPr>
           <w:rFonts w:ascii="Times New Roman" w:hAnsi="Times New Roman" w:cs="Times New Roman"/>
@@ -4079,7 +4084,7 @@
         <w:pStyle w:val="Heading2"/>
         <w:jc w:val="left"/>
       </w:pPr>
-      <w:bookmarkStart w:id="11" w:name="_Toc225217685"/>
+      <w:bookmarkStart w:id="11" w:name="_Toc225342091"/>
       <w:r>
         <w:rPr>
           <w:rFonts w:ascii="Times New Roman" w:hAnsi="Times New Roman" w:cs="Times New Roman"/>
@@ -4116,13 +4121,13 @@
         <w:rPr>
           <w:rFonts w:cs="Times New Roman"/>
         </w:rPr>
-        <w:t>The research follows a deductive approach, applying established quality assessment frameworksâ€”the DISCERN instrument and JAMA benchmarksâ€”to evaluate content across a novel four-platform comparison. While these instruments were originally developed for traditional health information materials, their application to social media content represents a theoretically grounded extension that has been validated in prior research examining YouTube (Azer, 2020), TikTok (Kong et al., 2021), and Instagram health con</w:t>
+        <w:t>The research follows a deductive approach, applying established quality assessment frameworks—the DISCERN instrument and JAMA benchmarks—to evaluate content across a novel four-platform comparison. While these instruments were originally developed for traditional health information materials, their application to social media content represents a theoretically grounded extension that has been validated in prior research examining YouTube (Azer, 2020), TikTok (Kong et al., 2021), and Instagram health content</w:t>
       </w:r>
       <w:r>
         <w:rPr>
           <w:rFonts w:cs="Times New Roman"/>
         </w:rPr>
-        <w:t>tent (Chea &amp; Lim, 2023).</w:t>
+        <w:t xml:space="preserve"> (Chea &amp; Lim, 2023).</w:t>
       </w:r>
     </w:p>
     <w:p>
@@ -4143,7 +4148,17 @@
         <w:ind w:left="720"/>
       </w:pPr>
       <w:r>
-        <w:t>â€¢ Sample: 197 content items across four platforms (50 websites, 50 YouTube videos, 47 TikTok videos, and 50 Instagram posts).</w:t>
+        <w:rPr>
+          <w:rFonts w:cs="Times New Roman"/>
+          <w:b/>
+        </w:rPr>
+        <w:t xml:space="preserve">• Sample: </w:t>
+      </w:r>
+      <w:r>
+        <w:rPr>
+          <w:rFonts w:cs="Times New Roman"/>
+        </w:rPr>
+        <w:t>Targeted sample of 200 content items across four platforms; final audited analytical sample of 197 items after three unverifiable TikTok records were excluded.</w:t>
       </w:r>
     </w:p>
     <w:p>
@@ -4156,7 +4171,7 @@
           <w:rFonts w:cs="Times New Roman"/>
           <w:b/>
         </w:rPr>
-        <w:t xml:space="preserve">â€¢ Phenomenon of Interest: </w:t>
+        <w:t xml:space="preserve">• Phenomenon of Interest: </w:t>
       </w:r>
       <w:r>
         <w:rPr>
@@ -4175,7 +4190,7 @@
           <w:rFonts w:cs="Times New Roman"/>
           <w:b/>
         </w:rPr>
-        <w:t xml:space="preserve">â€¢ Design: </w:t>
+        <w:t xml:space="preserve">• Design: </w:t>
       </w:r>
       <w:r>
         <w:rPr>
@@ -4194,7 +4209,7 @@
           <w:rFonts w:cs="Times New Roman"/>
           <w:b/>
         </w:rPr>
-        <w:t xml:space="preserve">â€¢ Evaluation: </w:t>
+        <w:t xml:space="preserve">• Evaluation: </w:t>
       </w:r>
       <w:r>
         <w:rPr>
@@ -4213,7 +4228,7 @@
           <w:rFonts w:cs="Times New Roman"/>
           <w:b/>
         </w:rPr>
-        <w:t xml:space="preserve">â€¢ Research type: </w:t>
+        <w:t xml:space="preserve">• Research type: </w:t>
       </w:r>
       <w:r>
         <w:rPr>
@@ -4231,13 +4246,13 @@
         <w:rPr>
           <w:rFonts w:cs="Times New Roman"/>
         </w:rPr>
-        <w:t>The rationale for employing a cross-sectional content analysis rather than a systematic review lies in the current state of the literature. Recent meta-analyses have already synthesised the existing body of evidence on health information quality across individual platforms (Ayyash et al., 2025; Ayyash, Musaad, et al., 2025). However, no study to date has conducted a direct, head-to-head comparison of physical activity information quality across traditional websites, YouTube, TikTok, and Instagram using both</w:t>
+        <w:t>The rationale for employing a cross-sectional content analysis rather than a systematic review lies in the current state of the literature. Recent systematic reviews and meta-analyses have already synthesised major strands of evidence on health information quality across websites, social media, and short-form video content (Daraz et al., 2019; Li et al., 2024; Liu et al., 2025). However, no study to date has conducted a direct, head-to-head comparison of physical activity information quality across traditio</w:t>
       </w:r>
       <w:r>
         <w:rPr>
           <w:rFonts w:cs="Times New Roman"/>
         </w:rPr>
-        <w:t xml:space="preserve"> the DISCERN and JAMA instruments simultaneously. The present study addresses this gap by providing the first four-platform comparative analysis using dual quality assessment frameworks applied specifically to physical activity content.</w:t>
+        <w:t>nal websites, YouTube, TikTok, and Instagram using both the DISCERN and JAMA instruments simultaneously. The present study addresses this gap by providing a four-platform comparative analysis using dual quality assessment frameworks applied specifically to physical activity content.</w:t>
       </w:r>
     </w:p>
     <w:p>
@@ -4245,7 +4260,7 @@
         <w:pStyle w:val="Heading2"/>
         <w:jc w:val="left"/>
       </w:pPr>
-      <w:bookmarkStart w:id="12" w:name="_Toc225217686"/>
+      <w:bookmarkStart w:id="12" w:name="_Toc225342092"/>
       <w:r>
         <w:rPr>
           <w:rFonts w:ascii="Times New Roman" w:hAnsi="Times New Roman" w:cs="Times New Roman"/>
@@ -4296,7 +4311,7 @@
         <w:pStyle w:val="Heading2"/>
         <w:jc w:val="left"/>
       </w:pPr>
-      <w:bookmarkStart w:id="13" w:name="_Toc225217687"/>
+      <w:bookmarkStart w:id="13" w:name="_Toc225342093"/>
       <w:r>
         <w:rPr>
           <w:rFonts w:ascii="Times New Roman" w:hAnsi="Times New Roman" w:cs="Times New Roman"/>
@@ -4314,7 +4329,13 @@
         <w:rPr>
           <w:rFonts w:cs="Times New Roman"/>
         </w:rPr>
-        <w:t>The study sample comprises a total of N = 197 content items collected from four digital platforms: traditional websites accessed through Google search (n = 50), YouTube (n = 50), TikTok (n = 47), and Instagram (n = 50). This sample size was determined based on precedent in health information quality research, where samples of 40â€“60 items per platform have been established as sufficient for detecting meaningful quality differences (Leong et al., 2021; Drozd et al., 2018).</w:t>
+        <w:t>The sampling design targeted 200 content items from four digital platforms: traditional websites accessed through Google search (target n = 50), YouTube (target n = 50), TikTok (target n = 50), and Instagram (target n = 50). This target sample size was determined based on precedent in health information quality research, where samples of 40–60 items per platform have been established as sufficient for detecting meaningful quality differences (Leong et al., 2021; Drozd et al., 2018). Following the post-colle</w:t>
+      </w:r>
+      <w:r>
+        <w:rPr>
+          <w:rFonts w:cs="Times New Roman"/>
+        </w:rPr>
+        <w:t>ction audit, three TikTok records could not be verified against the raw captures and were excluded without replacement, yielding a final analytical sample of 197 items (50 websites, 50 YouTube videos, 47 TikTok videos, and 50 Instagram posts).</w:t>
       </w:r>
     </w:p>
     <w:p>
@@ -4339,7 +4360,7 @@
         <w:rPr>
           <w:rFonts w:cs="Times New Roman"/>
         </w:rPr>
-        <w:t>â€¢ â€œHow to start exercisingâ€</w:t>
+        <w:t>• “How to start exercising”</w:t>
       </w:r>
     </w:p>
     <w:p>
@@ -4352,7 +4373,7 @@
         <w:rPr>
           <w:rFonts w:cs="Times New Roman"/>
         </w:rPr>
-        <w:t>â€¢ â€œBest exercises to lose weightâ€</w:t>
+        <w:t>• “Best exercises to lose weight”</w:t>
       </w:r>
     </w:p>
     <w:p>
@@ -4365,7 +4386,7 @@
         <w:rPr>
           <w:rFonts w:cs="Times New Roman"/>
         </w:rPr>
-        <w:t>â€¢ â€œStrength training for beginnersâ€</w:t>
+        <w:t>• “Strength training for beginners”</w:t>
       </w:r>
     </w:p>
     <w:p>
@@ -4378,7 +4399,7 @@
         <w:rPr>
           <w:rFonts w:cs="Times New Roman"/>
         </w:rPr>
-        <w:t>â€¢ â€œPhysical activity guidelinesâ€</w:t>
+        <w:t>• “Physical activity guidelines”</w:t>
       </w:r>
     </w:p>
     <w:p>
@@ -4391,7 +4412,7 @@
         <w:rPr>
           <w:rFonts w:cs="Times New Roman"/>
         </w:rPr>
-        <w:t>â€¢ â€œHome workout routineâ€</w:t>
+        <w:t>• “Home workout routine”</w:t>
       </w:r>
     </w:p>
     <w:p>
@@ -4403,13 +4424,14 @@
         <w:rPr>
           <w:rFonts w:cs="Times New Roman"/>
         </w:rPr>
-        <w:t>These search terms were selected to represent a range of common physical activity information-seeking behaviours, from general exercise initiation to specific activity modalities. For each search term, the first 10 results were collected from each platform, yielding 10 results Ã— 5 search terms Ã— 4 platforms = 200 content items. The sampling strategy employed convenience sampling of top-ranked search results, which simulates the actual information-seeking behaviour of typical users who predominantly access</w:t>
+        <w:t xml:space="preserve">These search terms were selected to represent a range of common physical activity information-seeking behaviours, from general exercise initiation to specific activity modalities. For each search term, the first 10 results were targeted from each platform, yielding a planned collection frame of 10 results × 5 search terms × 4 platforms = 200 items. The sampling strategy employed convenience sampling of top-ranked search results, which </w:t>
       </w:r>
       <w:r>
         <w:rPr>
           <w:rFonts w:cs="Times New Roman"/>
         </w:rPr>
-        <w:t xml:space="preserve"> the first page of search results (Pan et al., 2007).</w:t>
+        <w:lastRenderedPageBreak/>
+        <w:t>approximates the actual information-seeking behaviour of typical users who predominantly access the first page or highest-ranked results (Pan et al., 2007). After the audit exclusions described above, the final analytical sample comprised 197 items.</w:t>
       </w:r>
     </w:p>
     <w:p>
@@ -4422,7 +4444,6 @@
           <w:rFonts w:cs="Times New Roman"/>
           <w:b/>
         </w:rPr>
-        <w:lastRenderedPageBreak/>
         <w:t xml:space="preserve">Inclusion criteria. </w:t>
       </w:r>
       <w:r>
@@ -4448,7 +4469,13 @@
         <w:rPr>
           <w:rFonts w:cs="Times New Roman"/>
         </w:rPr>
-        <w:t>Content items were excluded if they met any of the following criteria: (a) duplicate content appearing across multiple platforms, (b) content behind a paywall or requiring subscription access, (c) content not primarily focused on physical activity (e.g., product-only advertisements, unrelated entertainment), or (d) content in languages other than English. When a result was excluded, the next sequential result from the same search was included as a replacement to maintain the target sample size.</w:t>
+        <w:t>Content items were excluded if they met any of the following criteria: (a) duplicate content appearing across multiple platforms, (b) content behind a paywall or requiring subscription access, (c) content not primarily focused on physical activity (e.g., product-only advertisements, unrelated entertainment), or (d) content in languages other than English. During initial collection, excluded search results were replaced by the next sequential organic result from the same search to preserve the planned sampli</w:t>
+      </w:r>
+      <w:r>
+        <w:rPr>
+          <w:rFonts w:cs="Times New Roman"/>
+        </w:rPr>
+        <w:t>ng frame. During the later audit, three TikTok records lacked verifiable raw-source support and were therefore removed without replacement.</w:t>
       </w:r>
     </w:p>
     <w:p>
@@ -4460,6 +4487,18 @@
         <w:rPr>
           <w:rFonts w:cs="Times New Roman"/>
         </w:rPr>
+        <w:t>Accordingly, Table 2.1 should be interpreted as the planned sampling matrix rather than the final audited analytical distribution. All inferential analyses reported in Chapters 3–5 and the appendices are based on the final audited dataset of 197 items.</w:t>
+      </w:r>
+    </w:p>
+    <w:p>
+      <w:pPr>
+        <w:spacing w:after="120"/>
+        <w:ind w:firstLine="720"/>
+      </w:pPr>
+      <w:r>
+        <w:rPr>
+          <w:rFonts w:cs="Times New Roman"/>
+        </w:rPr>
         <w:t>Table 2.1 presents the sampling matrix illustrating the distribution of content items across search terms and platforms.</w:t>
       </w:r>
     </w:p>
@@ -4486,7 +4525,7 @@
           <w:rFonts w:cs="Times New Roman"/>
           <w:i/>
         </w:rPr>
-        <w:t>Sampling Matrix: Distribution of Content Items by Search Term and Platform</w:t>
+        <w:t>Planned Sampling Matrix: Target Distribution of Content Items by Search Term and Platform</w:t>
       </w:r>
     </w:p>
     <w:tbl>
@@ -5417,6 +5456,7 @@
           <w:i/>
           <w:sz w:val="20"/>
         </w:rPr>
+        <w:lastRenderedPageBreak/>
         <w:t xml:space="preserve">Note. </w:t>
       </w:r>
       <w:r>
@@ -5424,7 +5464,7 @@
           <w:rFonts w:cs="Times New Roman"/>
           <w:sz w:val="20"/>
         </w:rPr>
-        <w:t>Each cell represents the number of content items collected per search term per platform. Total sample N = 200.</w:t>
+        <w:t>Each cell represents the targeted number of content items per search term per platform. Planned collection frame N = 200; final audited analytical sample N = 197 after three TikTok exclusions.</w:t>
       </w:r>
     </w:p>
     <w:p>
@@ -5432,7 +5472,7 @@
         <w:pStyle w:val="Heading2"/>
         <w:jc w:val="left"/>
       </w:pPr>
-      <w:bookmarkStart w:id="14" w:name="_Toc225217688"/>
+      <w:bookmarkStart w:id="14" w:name="_Toc225342094"/>
       <w:r>
         <w:rPr>
           <w:rFonts w:ascii="Times New Roman" w:hAnsi="Times New Roman" w:cs="Times New Roman"/>
@@ -5443,15 +5483,114 @@
     </w:p>
     <w:p>
       <w:pPr>
-        <w:spacing w:before="160" w:after="120"/>
+        <w:pStyle w:val="Heading3"/>
+        <w:spacing w:before="160"/>
         <w:jc w:val="left"/>
+      </w:pPr>
+      <w:r>
+        <w:rPr>
+          <w:rFonts w:ascii="Times New Roman" w:hAnsi="Times New Roman" w:cs="Times New Roman"/>
+        </w:rPr>
+        <w:t>2.5.1 Data Collection Procedures</w:t>
+      </w:r>
+    </w:p>
+    <w:p>
+      <w:pPr>
+        <w:spacing w:after="120"/>
+        <w:ind w:firstLine="720"/>
+      </w:pPr>
+      <w:r>
+        <w:rPr>
+          <w:rFonts w:cs="Times New Roman"/>
+        </w:rPr>
+        <w:t>Data collection was conducted over a two-day window (1–2 March 2026) using a systematic protocol designed to reduce avoidable sources of algorithmic bias and improve reproducibility. All searches were performed in logged-out, incognito (private) browsing mode in Google Chrome to reduce the influence of browsing history, cookies, and account-based recommendations on result rankings (Tripodi, 2018). Nonetheless, search results may still vary because of location/IP-based and other forms of platform personalisa</w:t>
+      </w:r>
+      <w:r>
+        <w:rPr>
+          <w:rFonts w:cs="Times New Roman"/>
+        </w:rPr>
+        <w:t>tion. The browser’s language was set to English (United States) and geolocation was configured to Kaunas, Lithuania, the researcher’s institutional location, to standardise the search environment across all platforms. No VPN was used.</w:t>
+      </w:r>
+    </w:p>
+    <w:p>
+      <w:pPr>
+        <w:spacing w:after="120"/>
+        <w:ind w:firstLine="720"/>
+      </w:pPr>
+      <w:r>
+        <w:rPr>
+          <w:rFonts w:cs="Times New Roman"/>
+        </w:rPr>
+        <w:t xml:space="preserve">For traditional websites, searches were conducted on Google (google.com) using the default ‘All’ results tab; sponsored results and advertisements were excluded. For YouTube, searches were conducted on youtube.com using the default ‘Relevance’ sort. For both platforms, an automated data collection approach was employed using Playwright, an open-source browser automation framework. The automated scripts navigated to each platform, entered the standardised search terms, and systematically recorded the top 10 </w:t>
+      </w:r>
+      <w:r>
+        <w:rPr>
+          <w:rFonts w:cs="Times New Roman"/>
+        </w:rPr>
+        <w:t>organic results for each query. This approach ensured consistency in result capture and reduced human error in the recording of search rankings, URLs, and metadata. For TikTok and Instagram, manual data collection was conducted due to these platforms’ implementation of anti-bot measures that prevent reliable browser automation. TikTok searches used the in-app ‘Top’ tab; Instagram searches used the ‘Tags’ and ‘Top’ tabs. The primary researcher manually searched each term within the platform’s native search f</w:t>
+      </w:r>
+      <w:r>
+        <w:rPr>
+          <w:rFonts w:cs="Times New Roman"/>
+        </w:rPr>
+        <w:t>unction, recording the first 10 relevant results in order of appearance. For TikTok and Instagram, this order of appearance was treated as an operational proxy for ranking position rather than a guaranteed ordinal rank list. Reposts, advertisements, pinned/promoted content, and duplicate items from the same creator for the same search term were excluded and replaced by the next sequential organic result during the initial collection stage.</w:t>
+      </w:r>
+    </w:p>
+    <w:p>
+      <w:pPr>
+        <w:spacing w:after="120"/>
+        <w:ind w:firstLine="720"/>
+      </w:pPr>
+      <w:r>
+        <w:rPr>
+          <w:rFonts w:cs="Times New Roman"/>
+        </w:rPr>
+        <w:t xml:space="preserve">All search results were recorded in their order of appearance within the search ranking. For each content item, the following information was documented: platform, search term used, ranking position, URL or content identifier, creator name, creator type </w:t>
+      </w:r>
+      <w:r>
+        <w:rPr>
+          <w:rFonts w:cs="Times New Roman"/>
+        </w:rPr>
+        <w:lastRenderedPageBreak/>
+        <w:t>classification, content format, date of publication or last update, and engagement metrics (views, likes, shares, and comments where available). Screenshots were captured for each content item to establish an audit trail, supporting the verification and reliability of the assessment process.</w:t>
+      </w:r>
+    </w:p>
+    <w:p>
+      <w:pPr>
+        <w:pStyle w:val="Heading3"/>
+        <w:spacing w:before="160"/>
+        <w:jc w:val="left"/>
+      </w:pPr>
+      <w:r>
+        <w:rPr>
+          <w:rFonts w:ascii="Times New Roman" w:hAnsi="Times New Roman" w:cs="Times New Roman"/>
+        </w:rPr>
+        <w:t>2.5.2 Quality Assessment Instruments</w:t>
+      </w:r>
+    </w:p>
+    <w:p>
+      <w:pPr>
+        <w:spacing w:after="120"/>
+        <w:ind w:firstLine="720"/>
       </w:pPr>
       <w:r>
         <w:rPr>
           <w:rFonts w:cs="Times New Roman"/>
           <w:b/>
         </w:rPr>
-        <w:t>2.5.1 Data Collection Procedures</w:t>
+        <w:t xml:space="preserve">DISCERN Instrument. </w:t>
+      </w:r>
+      <w:r>
+        <w:rPr>
+          <w:rFonts w:cs="Times New Roman"/>
+        </w:rPr>
+        <w:t>The DISCERN instrument (Charnock et al., 1999) is a validated and widely used tool for assessing the quality of written consumer health information. The instrument comprises 16 items, each scored on a Likert-type scale ranging from 1 (definite no) to 5 (definite yes). The instrument is divided into three sections: Section 1 (Questions 1–8) evaluates the reliability of the publication, addressing whether the content has clear aims, achieves those aims, is relevant, identifies its sources, is balanced, and pr</w:t>
+      </w:r>
+      <w:r>
+        <w:rPr>
+          <w:rFonts w:cs="Times New Roman"/>
+        </w:rPr>
+        <w:t>ovides sufficient detail for decision-making. Section 2 (Questions 9–15) assesses the quality of information about treatment choices, including descriptions of how treatments work, their benefits, risks, effects on quality of life, and what would happen without treatment. Section 3 comprises a single item (Question 16) providing an overall quality rating. Total scores range from 16 to 80.</w:t>
       </w:r>
     </w:p>
     <w:p>
@@ -5463,14 +5602,13 @@
         <w:rPr>
           <w:rFonts w:cs="Times New Roman"/>
         </w:rPr>
-        <w:t xml:space="preserve">Data collection was conducted over a two-day window (1â€“2 March 2026) using a systematic protocol designed to minimise algorithmic bias and ensure reproducibility. All searches were performed in logged-out, incognito (private) browsing mode in Google Chrome to eliminate the influence of personalised search algorithms, browsing history, and account-based recommendations on result rankings (Tripodi, 2018). The browserâ€™s language was set to English (United States) and geolocation was configured to Kaunas, </w:t>
+        <w:t>For the purposes of the present study, DISCERN quality scores were categorised using the following established thresholds: Very Poor (16–26), Poor (27–38), Fair (39–50), Good (51–62), and Excellent (63–80). These categories facilitate meaningful interpretation and cross-study comparison of quality ratings. In adapting the instrument for social media content, questions pertaining to treatment information were interpreted in the context of exercise and physical activity recommendations, consistent with the ap</w:t>
       </w:r>
       <w:r>
         <w:rPr>
           <w:rFonts w:cs="Times New Roman"/>
         </w:rPr>
-        <w:lastRenderedPageBreak/>
-        <w:t>Lithuania, the researcherâ€™s institutional location, to standardise the search environment across all platforms. No VPN was used.</w:t>
+        <w:t>proach adopted in prior studies examining fitness-related content (Kocyigit et al., 2019; Kong et al., 2021).</w:t>
       </w:r>
     </w:p>
     <w:p>
@@ -5482,19 +5620,13 @@
         <w:rPr>
           <w:rFonts w:cs="Times New Roman"/>
         </w:rPr>
-        <w:t>For traditional websites, searches were conducted on Google (google.com) using the default â€˜Allâ€™ results tab; sponsored results and advertisements were excluded. For YouTube, searches were conducted on youtube.com using the default â€˜Relevanceâ€™ sort. For both platforms, an automated data collection approach was employed using Playwright, an open-source browser automation framework. The automated scripts navigated to each platform, entered the standardised search terms, and systematically recorded the</w:t>
+        <w:t>Scoring was restricted to information visible to a typical user at the point of access. For websites, raters assessed the full article text and any immediately visible source, date, and authorship information. For YouTube and TikTok, raters were permitted to use the video content itself, spoken narration, on-screen text, title, caption/description, pinned comments where present, and creator profile bio. For Instagram, raters used all visible carousel text or image text, the caption, pinned comments where pr</w:t>
       </w:r>
       <w:r>
         <w:rPr>
           <w:rFonts w:cs="Times New Roman"/>
         </w:rPr>
-        <w:t xml:space="preserve"> top 10 organic results for each query. This approach ensured consistency in result capture and eliminated human error in the recording of search rankings, URLs, and metadata. For TikTok and Instagram, manual data collection was conducted due to these platformsâ€™ implementation of anti-bot measures that prevent reliable browser automation. TikTok searches used the in-app â€˜Topâ€™ tab; Instagram searches used the â€˜Tagsâ€™ and â€˜Topâ€™ tabs. The primary researcher manually searched each term within the p</w:t>
-      </w:r>
-      <w:r>
-        <w:rPr>
-          <w:rFonts w:cs="Times New Roman"/>
-        </w:rPr>
-        <w:t>latformâ€™s native search function, recording the first 10 relevant results in order of appearance. Reposts, advertisements, pinned/promoted content, and duplicate items from the same creator for the same search term were excluded and replaced by the next sequential organic result.</w:t>
+        <w:t>esent, and profile bio. No score was awarded on the basis of inferred but unstated evidence or credentials; if a risk, source, or qualification was implied but not explicitly visible, the conservative lower score was retained.</w:t>
       </w:r>
     </w:p>
     <w:p>
@@ -5506,81 +5638,7 @@
         <w:rPr>
           <w:rFonts w:cs="Times New Roman"/>
         </w:rPr>
-        <w:t>All search results were recorded in their order of appearance within the search ranking. For each content item, the following information was documented: platform, search term used, ranking position, URL or content identifier, creator name, creator type classification, content format, date of publication or last update, and engagement metrics (views, likes, shares, and comments where available). Screenshots were captured for each content item to establish an audit trail, supporting the verification and reli</w:t>
-      </w:r>
-      <w:r>
-        <w:rPr>
-          <w:rFonts w:cs="Times New Roman"/>
-        </w:rPr>
-        <w:t>ability of the assessment process.</w:t>
-      </w:r>
-    </w:p>
-    <w:p>
-      <w:pPr>
-        <w:spacing w:before="160" w:after="120"/>
-        <w:jc w:val="left"/>
-      </w:pPr>
-      <w:r>
-        <w:rPr>
-          <w:rFonts w:cs="Times New Roman"/>
-          <w:b/>
-        </w:rPr>
-        <w:t>2.5.2 Quality Assessment Instruments</w:t>
-      </w:r>
-    </w:p>
-    <w:p>
-      <w:pPr>
-        <w:spacing w:after="120"/>
-        <w:ind w:firstLine="720"/>
-      </w:pPr>
-      <w:r>
-        <w:rPr>
-          <w:rFonts w:cs="Times New Roman"/>
-          <w:b/>
-        </w:rPr>
-        <w:t xml:space="preserve">DISCERN Instrument. </w:t>
-      </w:r>
-      <w:r>
-        <w:rPr>
-          <w:rFonts w:cs="Times New Roman"/>
-        </w:rPr>
-        <w:t xml:space="preserve">The DISCERN instrument (Charnock et al., 1999) is a validated and widely used tool for assessing the quality of written consumer health information. The instrument comprises 16 items, each scored on a Likert-type scale ranging from 1 (definite no) to 5 (definite yes). The instrument is divided into three sections: Section 1 (Questions 1â€“8) evaluates the reliability of the publication, addressing whether the content has clear aims, achieves those aims, is relevant, identifies its sources, is balanced, and </w:t>
-      </w:r>
-      <w:r>
-        <w:rPr>
-          <w:rFonts w:cs="Times New Roman"/>
-        </w:rPr>
         <w:lastRenderedPageBreak/>
-        <w:t>provides sufficient detail for decision-making. Section 2 (Questions 9â€“15) assesses the quality of information about treatment choices, including descriptions of how treatments work, their benefits, risks, effects on quality of life, and what would happen without treatment. Section 3 comprises a single item (Question 16) providing an overall quality rating. Total scores range from 16 to 80.</w:t>
-      </w:r>
-    </w:p>
-    <w:p>
-      <w:pPr>
-        <w:spacing w:after="120"/>
-        <w:ind w:firstLine="720"/>
-      </w:pPr>
-      <w:r>
-        <w:rPr>
-          <w:rFonts w:cs="Times New Roman"/>
-        </w:rPr>
-        <w:t>For the purposes of the present study, DISCERN quality scores were categorised using the following established thresholds: Very Poor (16â€“26), Poor (27â€“38), Fair (39â€“50), Good (51â€“62), and Excellent (63â€“80). These categories facilitate meaningful interpretation and cross-study comparison of quality ratings. In adapting the instrument for social media content, questions pertaining to treatment information were interpreted in the context of exercise and physical activity recommendations, consistent w</w:t>
-      </w:r>
-      <w:r>
-        <w:rPr>
-          <w:rFonts w:cs="Times New Roman"/>
-        </w:rPr>
-        <w:t>ith the approach adopted in prior studies examining fitness-related content (Kocyigit et al., 2019; Kong et al., 2021).</w:t>
-      </w:r>
-    </w:p>
-    <w:p>
-      <w:pPr>
-        <w:spacing w:after="120"/>
-        <w:ind w:firstLine="720"/>
-      </w:pPr>
-      <w:r>
-        <w:rPr>
-          <w:rFonts w:cs="Times New Roman"/>
-        </w:rPr>
         <w:t>Table 2.2 presents the complete DISCERN instrument with all 16 assessment questions.</w:t>
       </w:r>
     </w:p>
@@ -6679,7 +6737,7 @@
           <w:rFonts w:cs="Times New Roman"/>
           <w:sz w:val="20"/>
         </w:rPr>
-        <w:t>Adapted from â€œDISCERN: An instrument for judging the quality of written consumer health information on treatment choices,â€ by D. Charnock, S. Shepperd, G. Needham, and R. Gann, 1999, Journal of Epidemiology &amp; Community Health, 53(2), 105â€“111. Each item is scored from 1 (definite no) to 5 (definite yes). For social media content, treatment-related questions (Q9â€“Q15) were interpreted as referring to exercise and physical activity recommendations.</w:t>
+        <w:t>Adapted from “DISCERN: An instrument for judging the quality of written consumer health information on treatment choices,” by D. Charnock, S. Shepperd, G. Needham, and R. Gann, 1999, Journal of Epidemiology &amp; Community Health, 53(2), 105–111. Each item is scored from 1 (definite no) to 5 (definite yes). For social media content, treatment-related questions (Q9–Q15) were interpreted as referring to exercise and physical activity recommendations.</w:t>
       </w:r>
     </w:p>
     <w:p>
@@ -6698,13 +6756,13 @@
         <w:rPr>
           <w:rFonts w:cs="Times New Roman"/>
         </w:rPr>
-        <w:t>The JAMA benchmarks (Silberg et al., 1997) provide a concise accountability framework for evaluating health information. The instrument assesses four criteria, each scored dichotomously as present (Y) or absent (N): (a) Authorshipâ€”whether authors and their credentials or affiliations are clearly identified; (b) Attributionâ€”whether references and sources for content are cited; (c) Disclosureâ€”whether sponsorship, advertising, conflicts of interest, or financial relationships are declared; and (d) Curren</w:t>
+        <w:t>The JAMA benchmarks (Silberg et al., 1997) provide a concise accountability framework for evaluating health information. The instrument assesses four criteria, each scored dichotomously as present (Y) or absent (N): (a) Authorship—whether authors and their credentials or affiliations are clearly identified; (b) Attribution—whether references and sources for content are cited; (c) Disclosure—whether sponsorship, advertising, conflicts of interest, or financial relationships are declared; and (d) Currency—whe</w:t>
       </w:r>
       <w:r>
         <w:rPr>
           <w:rFonts w:cs="Times New Roman"/>
         </w:rPr>
-        <w:t>cyâ€”whether the date of content creation or most recent update is provided. The total JAMA score ranges from 0 to 4, representing the number of criteria met.</w:t>
+        <w:t>ther the date of content creation or most recent update is provided. The total JAMA score ranges from 0 to 4, representing the number of criteria met.</w:t>
       </w:r>
     </w:p>
     <w:p>
@@ -6716,6 +6774,7 @@
         <w:rPr>
           <w:rFonts w:cs="Times New Roman"/>
         </w:rPr>
+        <w:lastRenderedPageBreak/>
         <w:t>To apply the JAMA benchmarks to social media content, which differs substantially in format from traditional web-based health information, the criteria were operationalised as described in Table 2.3. This operationalisation draws on adaptations employed in prior research assessing social media health content (Delli et al., 2016; Kocyigit et al., 2019).</w:t>
       </w:r>
     </w:p>
@@ -7087,20 +7146,57 @@
           <w:rFonts w:cs="Times New Roman"/>
           <w:sz w:val="20"/>
         </w:rPr>
-        <w:t>Adapted from â€œAssessing, controlling, and assuring the quality of medical information on the internet,â€ by W. M. Silberg, G. D. Lundberg, and R. A. Musacchio, 1997, JAMA, 277(15), 1244â€“1245. Each criterion is scored as present (Y) or absent (N). CSCS = Certified Strength and Conditioning Specialist; MD = Medical Doctor; PT = Physical Therapist.</w:t>
-      </w:r>
-    </w:p>
-    <w:p>
-      <w:pPr>
-        <w:spacing w:before="160" w:after="120"/>
+        <w:t>Adapted from “Assessing, controlling, and assuring the quality of medical information on the internet,” by W. M. Silberg, G. D. Lundberg, and R. A. Musacchio, 1997, JAMA, 277(15), 1244–1245. Each criterion is scored as present (Y) or absent (N). CSCS = Certified Strength and Conditioning Specialist; MD = Medical Doctor; PT = Physical Therapist.</w:t>
+      </w:r>
+    </w:p>
+    <w:p>
+      <w:pPr>
+        <w:pStyle w:val="Heading3"/>
+        <w:spacing w:before="160"/>
         <w:jc w:val="left"/>
+      </w:pPr>
+      <w:r>
+        <w:rPr>
+          <w:rFonts w:ascii="Times New Roman" w:hAnsi="Times New Roman" w:cs="Times New Roman"/>
+        </w:rPr>
+        <w:t>2.5.3 Additional Variables</w:t>
+      </w:r>
+    </w:p>
+    <w:p>
+      <w:pPr>
+        <w:spacing w:after="120"/>
+        <w:ind w:firstLine="720"/>
+      </w:pPr>
+      <w:r>
+        <w:rPr>
+          <w:rFonts w:cs="Times New Roman"/>
+        </w:rPr>
+        <w:t>In addition to the primary quality assessment instruments, several supplementary variables were recorded for each content item to facilitate secondary analyses examining the moderating role of creator characteristics and content features on information quality.</w:t>
+      </w:r>
+    </w:p>
+    <w:p>
+      <w:pPr>
+        <w:spacing w:after="120"/>
+        <w:ind w:firstLine="720"/>
       </w:pPr>
       <w:r>
         <w:rPr>
           <w:rFonts w:cs="Times New Roman"/>
           <w:b/>
         </w:rPr>
-        <w:t>2.5.3 Additional Variables</w:t>
+        <w:t xml:space="preserve">Creator type classification. </w:t>
+      </w:r>
+      <w:r>
+        <w:rPr>
+          <w:rFonts w:cs="Times New Roman"/>
+        </w:rPr>
+        <w:t>Each content creator was classified into one of five categories based on the information available in their profile, bio, and content: (a) Healthcare professional (e.g., physicians, physiotherapists, registered nurses), (b) Certified fitness professional (e.g., certified personal trainers, strength and conditioning specialists), (c) Fitness influencer (individuals with substantial followings who create fitness content without verified professional credentials), (d) General user (individuals without identifi</w:t>
+      </w:r>
+      <w:r>
+        <w:rPr>
+          <w:rFonts w:cs="Times New Roman"/>
+        </w:rPr>
+        <w:t>able fitness or health credentials), and (e) Organisation (institutional accounts such as hospitals, health agencies, or fitness organisations). This classification scheme was developed based on typologies employed in prior research on health information creators (Kocyigit et al., 2019; Yurdaisik, 2022).</w:t>
       </w:r>
     </w:p>
     <w:p>
@@ -7111,9 +7207,16 @@
       <w:r>
         <w:rPr>
           <w:rFonts w:cs="Times New Roman"/>
+          <w:b/>
         </w:rPr>
         <w:lastRenderedPageBreak/>
-        <w:t>In addition to the primary quality assessment instruments, several supplementary variables were recorded for each content item to facilitate secondary analyses examining the moderating role of creator characteristics and content features on information quality.</w:t>
+        <w:t xml:space="preserve">Engagement metrics. </w:t>
+      </w:r>
+      <w:r>
+        <w:rPr>
+          <w:rFonts w:cs="Times New Roman"/>
+        </w:rPr>
+        <w:t>Where available, the following engagement metrics were recorded at the time of data collection: total views, likes (or equivalent reactions), shares, and comments. These metrics serve as indicators of content reach and audience interaction, enabling the examination of the relationship between content popularity and information quality (Osman et al., 2022).</w:t>
       </w:r>
     </w:p>
     <w:p>
@@ -7126,20 +7229,28 @@
           <w:rFonts w:cs="Times New Roman"/>
           <w:b/>
         </w:rPr>
-        <w:t xml:space="preserve">Creator type classification. </w:t>
+        <w:t xml:space="preserve">Content format. </w:t>
       </w:r>
       <w:r>
         <w:rPr>
           <w:rFonts w:cs="Times New Roman"/>
         </w:rPr>
-        <w:t>Each content creator was classified into one of five categories based on the information available in their profile, bio, and content: (a) Healthcare professional (e.g., physicians, physiotherapists, registered nurses), (b) Certified fitness professional (e.g., certified personal trainers, strength and conditioning specialists), (c) Fitness influencer (individuals with substantial followings who create fitness content without verified professional credentials), (d) General user (individuals without identifi</w:t>
-      </w:r>
-      <w:r>
-        <w:rPr>
-          <w:rFonts w:cs="Times New Roman"/>
-        </w:rPr>
-        <w:t>able fitness or health credentials), and (e) Organisation (institutional accounts such as hospitals, health agencies, or fitness organisations). This classification scheme was developed based on typologies employed in prior research on health information creators (Kocyigit et al., 2019; Yurdaisik, 2022).</w:t>
-      </w:r>
+        <w:t>Each content item was classified by format: (a) Text article (traditional websites), (b) Long-form video (&gt;5 minutes; primarily YouTube), (c) Short-form video (&lt;60 seconds; primarily TikTok and Instagram Reels), (d) Image with caption (primarily Instagram posts), and (e) Carousel (multi-image Instagram posts). This classification enables the examination of whether content format is associated with information quality.</w:t>
+      </w:r>
+    </w:p>
+    <w:p>
+      <w:pPr>
+        <w:pStyle w:val="Heading2"/>
+        <w:jc w:val="left"/>
+      </w:pPr>
+      <w:bookmarkStart w:id="15" w:name="_Toc225342095"/>
+      <w:r>
+        <w:rPr>
+          <w:rFonts w:ascii="Times New Roman" w:hAnsi="Times New Roman" w:cs="Times New Roman"/>
+        </w:rPr>
+        <w:t>2.6 Research Organisation</w:t>
+      </w:r>
+      <w:bookmarkEnd w:id="15"/>
     </w:p>
     <w:p>
       <w:pPr>
@@ -7149,15 +7260,8 @@
       <w:r>
         <w:rPr>
           <w:rFonts w:cs="Times New Roman"/>
-          <w:b/>
-        </w:rPr>
-        <w:t xml:space="preserve">Engagement metrics. </w:t>
-      </w:r>
-      <w:r>
-        <w:rPr>
-          <w:rFonts w:cs="Times New Roman"/>
-        </w:rPr>
-        <w:t>Where available, the following engagement metrics were recorded at the time of data collection: total views, likes (or equivalent reactions), shares, and comments. These metrics serve as indicators of content reach and audience interaction, enabling the examination of the relationship between content popularity and information quality (Osman et al., 2022).</w:t>
+        </w:rPr>
+        <w:t>The study was conducted over a defined period from February to March 2026, with data collection completed within a concentrated two-day window to minimise temporal variation in search results and engagement metrics. The research process was organised into six sequential phases, as illustrated in Figure 2.1.</w:t>
       </w:r>
     </w:p>
     <w:p>
@@ -7170,28 +7274,14 @@
           <w:rFonts w:cs="Times New Roman"/>
           <w:b/>
         </w:rPr>
-        <w:t xml:space="preserve">Content format. </w:t>
+        <w:t xml:space="preserve">Phase 1: Automated data collection (Day 1). </w:t>
       </w:r>
       <w:r>
         <w:rPr>
           <w:rFonts w:cs="Times New Roman"/>
         </w:rPr>
-        <w:t>Each content item was classified by format: (a) Text article (traditional websites), (b) Long-form video (&gt;5 minutes; primarily YouTube), (c) Short-form video (&lt;60 seconds; primarily TikTok and Instagram Reels), (d) Image with caption (primarily Instagram posts), and (e) Carousel (multi-image Instagram posts). This classification enables the examination of whether content format is associated with information quality.</w:t>
-      </w:r>
-    </w:p>
-    <w:p>
-      <w:pPr>
-        <w:pStyle w:val="Heading2"/>
-        <w:jc w:val="left"/>
-      </w:pPr>
-      <w:bookmarkStart w:id="15" w:name="_Toc225217689"/>
-      <w:r>
-        <w:rPr>
-          <w:rFonts w:ascii="Times New Roman" w:hAnsi="Times New Roman" w:cs="Times New Roman"/>
-        </w:rPr>
-        <w:t>2.6 Research Organisation</w:t>
-      </w:r>
-      <w:bookmarkEnd w:id="15"/>
+        <w:t>Playwright browser automation scripts were executed to collect search results from Google and YouTube. The scripts performed searches for all five search terms, captured the top 10 results per term, and recorded URLs, metadata, and screenshots.</w:t>
+      </w:r>
     </w:p>
     <w:p>
       <w:pPr>
@@ -7201,8 +7291,15 @@
       <w:r>
         <w:rPr>
           <w:rFonts w:cs="Times New Roman"/>
-        </w:rPr>
-        <w:t>The study was conducted over a defined period from February to March 2026, with data collection completed within a concentrated two-day window to minimise temporal variation in search results and engagement metrics. The research process was organised into six sequential phases, as illustrated in Figure 2.1.</w:t>
+          <w:b/>
+        </w:rPr>
+        <w:t xml:space="preserve">Phase 2: Manual data collection (Days 1–2). </w:t>
+      </w:r>
+      <w:r>
+        <w:rPr>
+          <w:rFonts w:cs="Times New Roman"/>
+        </w:rPr>
+        <w:t>The primary researcher manually collected search results from TikTok and Instagram using the platform-native search functions. Results were recorded in the same standardised format as the automated collection.</w:t>
       </w:r>
     </w:p>
     <w:p>
@@ -7215,20 +7312,26 @@
           <w:rFonts w:cs="Times New Roman"/>
           <w:b/>
         </w:rPr>
-        <w:t xml:space="preserve">Phase 1: Automated data collection (Day 1). </w:t>
+        <w:t xml:space="preserve">Pilot scoring. </w:t>
       </w:r>
       <w:r>
         <w:rPr>
           <w:rFonts w:cs="Times New Roman"/>
         </w:rPr>
-        <w:t xml:space="preserve">Playwright browser automation scripts were executed to collect search results from Google and YouTube. The scripts performed </w:t>
+        <w:t>Prior to the full assessment, the primary researcher conducted a pilot scoring exercise on 10 content items (2–3 per platform, not included in the final sample) to test the operationalisation of the DISCERN and JAMA instruments for social media content. This pilot identified that DISCERN questions Q4 (sources of information) and Q11 (risks of treatment) were the most challenging to adapt to short-form video, as these items often required careful distinction between explicitly visible evidence and implied cl</w:t>
       </w:r>
       <w:r>
         <w:rPr>
           <w:rFonts w:cs="Times New Roman"/>
         </w:rPr>
+        <w:t xml:space="preserve">aims. Scoring rules were refined accordingly: for Q4, on-screen citation of sources or verbal references to guidelines were accepted; for Q11, any explicit mention of injury risk, contraindications, or </w:t>
+      </w:r>
+      <w:r>
+        <w:rPr>
+          <w:rFonts w:cs="Times New Roman"/>
+        </w:rPr>
         <w:lastRenderedPageBreak/>
-        <w:t>searches for all five search terms, captured the top 10 results per term, and recorded URLs, metadata, and screenshots.</w:t>
+        <w:t>the advice to consult a professional was scored positively. These pilot-derived rules were documented in the scoring guide and applied consistently across the final audited dataset.</w:t>
       </w:r>
     </w:p>
     <w:p>
@@ -7241,13 +7344,19 @@
           <w:rFonts w:cs="Times New Roman"/>
           <w:b/>
         </w:rPr>
-        <w:t xml:space="preserve">Phase 2: Manual data collection (Days 1â€“2). </w:t>
+        <w:t xml:space="preserve">Phase 3: Primary quality assessment. </w:t>
       </w:r>
       <w:r>
         <w:rPr>
           <w:rFonts w:cs="Times New Roman"/>
         </w:rPr>
-        <w:t>The primary researcher manually collected search results from TikTok and Instagram using the platform-native search functions. Results were recorded in the same standardised format as the automated collection.</w:t>
+        <w:t xml:space="preserve">The primary researcher assessed all 197 audited content items using both the DISCERN instrument and the JAMA benchmarks. For text-based website content, each article was read in full. For video content (YouTube and TikTok), scoring was based on a combination of the audiovisual content, visible captions, descriptions, on-screen text, and profile information; full verbatim transcription was not performed. For Instagram carousels and image posts, scoring was based on all visible text, captions, and associated </w:t>
+      </w:r>
+      <w:r>
+        <w:rPr>
+          <w:rFonts w:cs="Times New Roman"/>
+        </w:rPr>
+        <w:t>profile information. This approach reflects the information a typical user would encounter when engaging with each item. Scores were recorded in a structured data collection spreadsheet.</w:t>
       </w:r>
     </w:p>
     <w:p>
@@ -7260,19 +7369,19 @@
           <w:rFonts w:cs="Times New Roman"/>
           <w:b/>
         </w:rPr>
-        <w:t xml:space="preserve">Pilot scoring. </w:t>
+        <w:t xml:space="preserve">Phase 4: Second rater assessment. </w:t>
       </w:r>
       <w:r>
         <w:rPr>
           <w:rFonts w:cs="Times New Roman"/>
         </w:rPr>
-        <w:t>Prior to the full assessment, the primary researcher conducted a pilot scoring exercise on 10 content items (2â€“3 per platform, not included in the final sample) to test the operationalisation of the DISCERN and JAMA instruments for social media content. This pilot identified that DISCERN questions Q4 (sources of information) and Q11 (risks of treatment) were the most challenging to adapt to short-form video, as these items often required inference from visual and verbal cues rather than explicit textual s</w:t>
+        <w:t>A trained second rater—a fellow Master of Public Health student with prior coursework in epidemiology and health communication—independently scored a 20% subsample of content items (n = 40; 10 randomly selected items per platform) using both instruments. Prior to independent scoring, the second rater received a two-hour training session covering the DISCERN instrument, JAMA benchmarks, and their social media operationalisations, followed by supervised practice scoring of five items (not included in the fina</w:t>
       </w:r>
       <w:r>
         <w:rPr>
           <w:rFonts w:cs="Times New Roman"/>
         </w:rPr>
-        <w:t>tatements. Scoring rules were refined accordingly: for Q4, on-screen citation of sources or verbal references to guidelines were accepted; for Q11, any mention of injury risk, contraindications, or the advice to consult a professional was scored positively. These pilot-derived rules were documented in the scoring guide and applied consistently across the final 197-item sample.</w:t>
+        <w:t>l sample) with discussion of discrepancies. The second rater was then provided with the same scoring guidelines, quick-reference card, and worked examples as the primary researcher to ensure standardised application of the assessment criteria.</w:t>
       </w:r>
     </w:p>
     <w:p>
@@ -7285,70 +7394,13 @@
           <w:rFonts w:cs="Times New Roman"/>
           <w:b/>
         </w:rPr>
-        <w:t xml:space="preserve">Phase 3: Primary quality assessment. </w:t>
+        <w:t xml:space="preserve">Phase 5: Inter-rater reliability assessment. </w:t>
       </w:r>
       <w:r>
         <w:rPr>
           <w:rFonts w:cs="Times New Roman"/>
         </w:rPr>
-        <w:t>The primary researcher assessed all 197 content items using both the DISCERN instrument and the JAMA benchmarks. For text-based website content, each article was read in full. For video content (YouTube and TikTok), scoring was based on a combination of the video content itself, visible captions, descriptions, and on-screen text; full verbatim transcription was not performed. For Instagram carousels and image posts, scoring was based on all visible text, captions, and associated profile information. This ap</w:t>
-      </w:r>
-      <w:r>
-        <w:rPr>
-          <w:rFonts w:cs="Times New Roman"/>
-        </w:rPr>
-        <w:t>proach reflects the information a typical user would encounter when engaging with each item. Scores were recorded in a structured data collection spreadsheet.</w:t>
-      </w:r>
-    </w:p>
-    <w:p>
-      <w:pPr>
-        <w:spacing w:after="120"/>
-        <w:ind w:firstLine="720"/>
-      </w:pPr>
-      <w:r>
-        <w:rPr>
-          <w:rFonts w:cs="Times New Roman"/>
-          <w:b/>
-        </w:rPr>
-        <w:t xml:space="preserve">Phase 4: Second rater assessment. </w:t>
-      </w:r>
-      <w:r>
-        <w:rPr>
-          <w:rFonts w:cs="Times New Roman"/>
-        </w:rPr>
-        <w:t xml:space="preserve">A trained second raterâ€”a fellow Master of Public Health student with prior coursework in epidemiology and health communicationâ€”independently scored a 20% subsample of content items (n = 40; 10 randomly selected items per platform) using both instruments. Prior to independent scoring, the second rater received a two-hour training session covering the DISCERN instrument, JAMA benchmarks, and their social media operationalisations, followed by supervised practice scoring of five items (not included in the </w:t>
-      </w:r>
-      <w:r>
-        <w:rPr>
-          <w:rFonts w:cs="Times New Roman"/>
-        </w:rPr>
-        <w:t>final sample) with discussion of discrepancies. The second rater was then provided with the same scoring guidelines, quick-</w:t>
-      </w:r>
-      <w:r>
-        <w:rPr>
-          <w:rFonts w:cs="Times New Roman"/>
-        </w:rPr>
-        <w:lastRenderedPageBreak/>
-        <w:t>reference card, and worked examples as the primary researcher to ensure standardised application of the assessment criteria.</w:t>
-      </w:r>
-    </w:p>
-    <w:p>
-      <w:pPr>
-        <w:spacing w:after="120"/>
-        <w:ind w:firstLine="720"/>
-      </w:pPr>
-      <w:r>
-        <w:rPr>
-          <w:rFonts w:cs="Times New Roman"/>
-          <w:b/>
-        </w:rPr>
-        <w:t xml:space="preserve">Phase 5: Inter-rater reliability assessment. </w:t>
-      </w:r>
-      <w:r>
-        <w:rPr>
-          <w:rFonts w:cs="Times New Roman"/>
-        </w:rPr>
-        <w:t>Agreement between the primary researcher and the second rater was evaluated using the Intraclass Correlation Coefficient (ICC) for DISCERN scores and Cohenâ€™s kappa (Îº) for JAMA criteria. These metrics are reported in the Results chapter.</w:t>
+        <w:t>Agreement between the primary researcher and the second rater was evaluated using the Intraclass Correlation Coefficient (ICC) for DISCERN scores and Cohen’s kappa (κ) for JAMA criteria. These metrics are reported in the Results chapter.</w:t>
       </w:r>
     </w:p>
     <w:p>
@@ -7447,7 +7499,8 @@
                 <w:rFonts w:cs="Times New Roman"/>
                 <w:sz w:val="20"/>
               </w:rPr>
-              <w:t>(Google &amp; YouTube via Playwright â€“ Day 1)</w:t>
+              <w:lastRenderedPageBreak/>
+              <w:t>(Google &amp; YouTube via Playwright – Day 1)</w:t>
             </w:r>
           </w:p>
         </w:tc>
@@ -7476,7 +7529,8 @@
                 <w:b/>
                 <w:sz w:val="28"/>
               </w:rPr>
-              <w:t>â†“</w:t>
+              <w:lastRenderedPageBreak/>
+              <w:t>↓</w:t>
             </w:r>
           </w:p>
         </w:tc>
@@ -7518,7 +7572,7 @@
                 <w:rFonts w:cs="Times New Roman"/>
                 <w:sz w:val="20"/>
               </w:rPr>
-              <w:t>(TikTok &amp; Instagram â€“ Days 1â€“2)</w:t>
+              <w:t>(TikTok &amp; Instagram – Days 1–2)</w:t>
             </w:r>
           </w:p>
         </w:tc>
@@ -7547,7 +7601,7 @@
                 <w:b/>
                 <w:sz w:val="28"/>
               </w:rPr>
-              <w:t>â†“</w:t>
+              <w:t>↓</w:t>
             </w:r>
           </w:p>
         </w:tc>
@@ -7589,7 +7643,7 @@
                 <w:rFonts w:cs="Times New Roman"/>
                 <w:sz w:val="20"/>
               </w:rPr>
-              <w:t>(N = 200 content items)</w:t>
+              <w:t>(Final audited N = 197 content items)</w:t>
             </w:r>
           </w:p>
         </w:tc>
@@ -7618,7 +7672,7 @@
                 <w:b/>
                 <w:sz w:val="28"/>
               </w:rPr>
-              <w:t>â†“</w:t>
+              <w:t>↓</w:t>
             </w:r>
           </w:p>
         </w:tc>
@@ -7689,7 +7743,7 @@
                 <w:b/>
                 <w:sz w:val="28"/>
               </w:rPr>
-              <w:t>â†“</w:t>
+              <w:t>↓</w:t>
             </w:r>
           </w:p>
         </w:tc>
@@ -7731,7 +7785,7 @@
                 <w:rFonts w:cs="Times New Roman"/>
                 <w:sz w:val="20"/>
               </w:rPr>
-              <w:t>(ICC for DISCERN; Cohenâ€™s Îº for JAMA)</w:t>
+              <w:t>(ICC for DISCERN; Cohen’s κ for JAMA)</w:t>
             </w:r>
           </w:p>
         </w:tc>
@@ -7760,7 +7814,7 @@
                 <w:b/>
                 <w:sz w:val="28"/>
               </w:rPr>
-              <w:t>â†“</w:t>
+              <w:t>↓</w:t>
             </w:r>
           </w:p>
         </w:tc>
@@ -7788,7 +7842,6 @@
                 <w:rFonts w:cs="Times New Roman"/>
                 <w:sz w:val="20"/>
               </w:rPr>
-              <w:lastRenderedPageBreak/>
               <w:t>Phase 6: Statistical Analysis</w:t>
             </w:r>
             <w:r>
@@ -7803,7 +7856,7 @@
                 <w:rFonts w:cs="Times New Roman"/>
                 <w:sz w:val="20"/>
               </w:rPr>
-              <w:t>(Python 3.13 with SciPy, pingouin, scikit-posthocs)</w:t>
+              <w:t>(Python 3.13 with SciPy, pingouin, matplotlib/seaborn)</w:t>
             </w:r>
           </w:p>
         </w:tc>
@@ -7827,20 +7880,202 @@
           <w:rFonts w:cs="Times New Roman"/>
           <w:sz w:val="20"/>
         </w:rPr>
-        <w:t>The research process proceeded sequentially through six phases over the study period (Februaryâ€“March 2026).</w:t>
-      </w:r>
-    </w:p>
-    <w:p>
-      <w:pPr>
-        <w:spacing w:before="160" w:after="120"/>
+        <w:t>The research process proceeded sequentially through six phases over the study period (February–March 2026).</w:t>
+      </w:r>
+    </w:p>
+    <w:p>
+      <w:pPr>
+        <w:pStyle w:val="Heading3"/>
+        <w:spacing w:before="160"/>
         <w:jc w:val="left"/>
+      </w:pPr>
+      <w:r>
+        <w:rPr>
+          <w:rFonts w:ascii="Times New Roman" w:hAnsi="Times New Roman" w:cs="Times New Roman"/>
+        </w:rPr>
+        <w:t>2.6.1 Ethical Considerations</w:t>
+      </w:r>
+    </w:p>
+    <w:p>
+      <w:pPr>
+        <w:spacing w:after="120"/>
+        <w:ind w:firstLine="720"/>
+      </w:pPr>
+      <w:r>
+        <w:rPr>
+          <w:rFonts w:cs="Times New Roman"/>
+        </w:rPr>
+        <w:t>The present study did not involve direct interaction with human participants, as all data were derived from publicly available online content. Consequently, formal ethics committee approval was not required, consistent with standard practice for content analyses of publicly accessible materials (Snelson, 2016). Nonetheless, the study was designed in line with internet research ethics principles by limiting data collection to public-facing content, avoiding private groups or restricted materials, not bypassi</w:t>
+      </w:r>
+      <w:r>
+        <w:rPr>
+          <w:rFonts w:cs="Times New Roman"/>
+        </w:rPr>
+        <w:t>ng access controls, and minimising unnecessary identification of individuals in the thesis text. No personal data were collected beyond publicly displayed profile information relevant to creator-type classification, and screenshots were retained solely as an audit trail for verification purposes.</w:t>
+      </w:r>
+    </w:p>
+    <w:p>
+      <w:pPr>
+        <w:pStyle w:val="Heading2"/>
+        <w:jc w:val="left"/>
+      </w:pPr>
+      <w:bookmarkStart w:id="16" w:name="_Toc225342096"/>
+      <w:r>
+        <w:rPr>
+          <w:rFonts w:ascii="Times New Roman" w:hAnsi="Times New Roman" w:cs="Times New Roman"/>
+        </w:rPr>
+        <w:lastRenderedPageBreak/>
+        <w:t>2.7 Methods of Statistical Analysis</w:t>
+      </w:r>
+      <w:bookmarkEnd w:id="16"/>
+    </w:p>
+    <w:p>
+      <w:pPr>
+        <w:spacing w:after="120"/>
+        <w:ind w:firstLine="720"/>
+      </w:pPr>
+      <w:r>
+        <w:rPr>
+          <w:rFonts w:cs="Times New Roman"/>
+        </w:rPr>
+        <w:t>All statistical analyses were conducted using Python 3.13 with the following scientific computing libraries: pandas (McKinney, 2010) for data manipulation, SciPy (Virtanen et al., 2020) for non-parametric inferential tests including Kruskal–Wallis, Mann–Whitney U, chi-square, and Spearman correlations, pingouin (Vallat, 2018) for intraclass correlation coefficient computation, and matplotlib/seaborn for publication-quality graphical representations. The significance level was set at α = 0.05 for all inferen</w:t>
+      </w:r>
+      <w:r>
+        <w:rPr>
+          <w:rFonts w:cs="Times New Roman"/>
+        </w:rPr>
+        <w:t>tial tests. The complete analysis code is reproduced in Appendix D.</w:t>
+      </w:r>
+    </w:p>
+    <w:p>
+      <w:pPr>
+        <w:pStyle w:val="Heading3"/>
+        <w:spacing w:before="160"/>
+        <w:jc w:val="left"/>
+      </w:pPr>
+      <w:r>
+        <w:rPr>
+          <w:rFonts w:ascii="Times New Roman" w:hAnsi="Times New Roman" w:cs="Times New Roman"/>
+        </w:rPr>
+        <w:t>2.7.1 Descriptive Statistics</w:t>
+      </w:r>
+    </w:p>
+    <w:p>
+      <w:pPr>
+        <w:spacing w:after="120"/>
+        <w:ind w:firstLine="720"/>
+      </w:pPr>
+      <w:r>
+        <w:rPr>
+          <w:rFonts w:cs="Times New Roman"/>
+        </w:rPr>
+        <w:t>Descriptive statistics were employed to characterise the distribution of quality scores across platforms and content categories. For DISCERN total scores, the median, interquartile range (IQR), and range were reported for each platform, as ordinal Likert-type data are best represented by median-based measures of central tendency (Sullivan &amp; Artino, 2013). For JAMA benchmarks, frequencies and percentages of compliance for each criterion were calculated per platform, along with overall JAMA score distribution</w:t>
+      </w:r>
+      <w:r>
+        <w:rPr>
+          <w:rFonts w:cs="Times New Roman"/>
+        </w:rPr>
+        <w:t>s.</w:t>
+      </w:r>
+    </w:p>
+    <w:p>
+      <w:pPr>
+        <w:pStyle w:val="Heading3"/>
+        <w:spacing w:before="160"/>
+        <w:jc w:val="left"/>
+      </w:pPr>
+      <w:r>
+        <w:rPr>
+          <w:rFonts w:ascii="Times New Roman" w:hAnsi="Times New Roman" w:cs="Times New Roman"/>
+        </w:rPr>
+        <w:t>2.7.2 Inter-Rater Reliability</w:t>
+      </w:r>
+    </w:p>
+    <w:p>
+      <w:pPr>
+        <w:spacing w:after="120"/>
+        <w:ind w:firstLine="720"/>
+      </w:pPr>
+      <w:r>
+        <w:rPr>
+          <w:rFonts w:cs="Times New Roman"/>
+        </w:rPr>
+        <w:t>Inter-rater reliability was assessed for the 20% subsample (n = 40) independently scored by both the primary researcher and the second rater. For DISCERN total scores, the Intraclass Correlation Coefficient (ICC) was calculated using a two-way mixed-effects model, single measures, with absolute agreement (ICC[3,1]; Koo &amp; Li, 2016). ICC values were interpreted according to established guidelines: values less than 0.50 indicate poor reliability, 0.50–0.75 indicate moderate reliability, 0.75–0.90 indicate good</w:t>
+      </w:r>
+      <w:r>
+        <w:rPr>
+          <w:rFonts w:cs="Times New Roman"/>
+        </w:rPr>
+        <w:t xml:space="preserve"> reliability, and values greater than 0.90 indicate excellent reliability (Koo &amp; Li, 2016).</w:t>
+      </w:r>
+    </w:p>
+    <w:p>
+      <w:pPr>
+        <w:spacing w:after="120"/>
+        <w:ind w:firstLine="720"/>
+      </w:pPr>
+      <w:r>
+        <w:rPr>
+          <w:rFonts w:cs="Times New Roman"/>
+        </w:rPr>
+        <w:t>For the JAMA benchmark criteria, which are scored dichotomously (present/absent), Cohen’s kappa (κ) was calculated for each criterion. Kappa values were interpreted using the guidelines proposed by Landis and Koch (1977): values below 0.20 indicate slight agreement, 0.21–0.40 indicate fair agreement, 0.41–0.60 indicate moderate agreement, 0.61–0.80 indicate substantial agreement, and values above 0.80 indicate almost perfect agreement.</w:t>
+      </w:r>
+    </w:p>
+    <w:p>
+      <w:pPr>
+        <w:pStyle w:val="Heading3"/>
+        <w:spacing w:before="160"/>
+        <w:jc w:val="left"/>
+      </w:pPr>
+      <w:r>
+        <w:rPr>
+          <w:rFonts w:ascii="Times New Roman" w:hAnsi="Times New Roman" w:cs="Times New Roman"/>
+        </w:rPr>
+        <w:t>2.7.3 Inferential Statistics</w:t>
+      </w:r>
+    </w:p>
+    <w:p>
+      <w:pPr>
+        <w:spacing w:after="120"/>
+        <w:ind w:firstLine="720"/>
+      </w:pPr>
+      <w:r>
+        <w:rPr>
+          <w:rFonts w:cs="Times New Roman"/>
+        </w:rPr>
+        <w:t xml:space="preserve">Non-parametric statistical tests were selected as the primary inferential methods due to the ordinal nature of DISCERN scores and the anticipated non-normal distribution of </w:t>
+      </w:r>
+      <w:r>
+        <w:rPr>
+          <w:rFonts w:cs="Times New Roman"/>
+        </w:rPr>
+        <w:lastRenderedPageBreak/>
+        <w:t>quality data, consistent with methodological recommendations for health information quality research (Naaman et al., 2022).</w:t>
+      </w:r>
+    </w:p>
+    <w:p>
+      <w:pPr>
+        <w:spacing w:after="120"/>
+        <w:ind w:firstLine="720"/>
       </w:pPr>
       <w:r>
         <w:rPr>
           <w:rFonts w:cs="Times New Roman"/>
           <w:b/>
         </w:rPr>
-        <w:t>2.6.1 Ethical Considerations</w:t>
+        <w:t xml:space="preserve">Platform comparisons of DISCERN scores. </w:t>
+      </w:r>
+      <w:r>
+        <w:rPr>
+          <w:rFonts w:cs="Times New Roman"/>
+        </w:rPr>
+        <w:t>The Kruskal-Wallis H test was employed to examine whether DISCERN total scores differed significantly across the four platforms (websites, YouTube, TikTok, and Instagram). When a statistically significant omnibus result was obtained, pairwise Mann–Whitney U tests with Bonferroni correction were applied to identify which specific platform pairs differed significantly. The omnibus effect size was computed using the formula (H − k + 1) / (N − k) and is reported as a rank-based effect-size estimate to avoid ter</w:t>
+      </w:r>
+      <w:r>
+        <w:rPr>
+          <w:rFonts w:cs="Times New Roman"/>
+        </w:rPr>
+        <w:t>minological ambiguity. This value should be interpreted cautiously as an index of distributional separation rather than a literal proportion of explained variance; values of approximately 0.01, 0.06, and 0.14 correspond to small, medium, and large effects, respectively (Cohen, 1988).</w:t>
       </w:r>
     </w:p>
     <w:p>
@@ -7851,29 +8086,16 @@
       <w:r>
         <w:rPr>
           <w:rFonts w:cs="Times New Roman"/>
-        </w:rPr>
-        <w:t xml:space="preserve">The present study does not involve human subjects, as all data were derived from publicly available online content. Consequently, formal ethics committee approval was not required, consistent with standard practice for content analyses of publicly accessible materials (Snelson, 2016). No personal data of content creators were collected beyond publicly displayed profile information relevant to the creator type classification. All content was accessed through standard public-facing interfaces, and no private </w:t>
+          <w:b/>
+        </w:rPr>
+        <w:t xml:space="preserve">Platform comparisons of JAMA compliance. </w:t>
       </w:r>
       <w:r>
         <w:rPr>
           <w:rFonts w:cs="Times New Roman"/>
         </w:rPr>
-        <w:t>or restricted materials were accessed at any point during the data collection process.</w:t>
-      </w:r>
-    </w:p>
-    <w:p>
-      <w:pPr>
-        <w:pStyle w:val="Heading2"/>
-        <w:jc w:val="left"/>
-      </w:pPr>
-      <w:bookmarkStart w:id="16" w:name="_Toc225217690"/>
-      <w:r>
-        <w:rPr>
-          <w:rFonts w:ascii="Times New Roman" w:hAnsi="Times New Roman" w:cs="Times New Roman"/>
-        </w:rPr>
-        <w:t>2.7 Methods of Statistical Analysis</w:t>
-      </w:r>
-      <w:bookmarkEnd w:id="16"/>
+        <w:t>The chi-square test of independence was used to assess whether the proportion of content meeting each JAMA criterion differed across platforms. Where expected cell frequencies fell below 5, Fisher’s exact test was employed as an alternative. The effect size was reported as Cramér’s V, interpreted according to Cohen’s (1988) guidelines: values of 0.10, 0.30, and 0.50 represent small, medium, and large effects for tables with three degrees of freedom.</w:t>
+      </w:r>
     </w:p>
     <w:p>
       <w:pPr>
@@ -7883,216 +8105,60 @@
       <w:r>
         <w:rPr>
           <w:rFonts w:cs="Times New Roman"/>
-        </w:rPr>
-        <w:t>All statistical analyses were conducted using Python 3.13 with the following scientific computing libraries: pandas (McKinney, 2010) for data manipulation, SciPy (Virtanen et al., 2020) for non-parametric inferential tests including Kruskalâ€“Wallis, Mannâ€“Whitney U, chi-square, and Spearman correlations, scikit-posthocs (Terpilowski, 2019) for Dunnâ€™s post-hoc comparisons with Bonferroni correction, pingouin (Vallat, 2018) for intraclass correlation coefficient computation, and matplotlib/seaborn for pub</w:t>
+          <w:b/>
+        </w:rPr>
+        <w:t xml:space="preserve">Creator type and quality scores. </w:t>
       </w:r>
       <w:r>
         <w:rPr>
           <w:rFonts w:cs="Times New Roman"/>
         </w:rPr>
-        <w:t>lication-quality graphical representations. The significance level was set at Î± = 0.05 for all inferential tests. The complete analysis code is reproduced in Appendix D.</w:t>
-      </w:r>
-    </w:p>
-    <w:p>
-      <w:pPr>
-        <w:spacing w:before="160" w:after="120"/>
-        <w:jc w:val="left"/>
+        <w:t>To investigate whether creator type moderates information quality, DISCERN scores were compared between professional creators (healthcare professionals and certified fitness professionals combined) and non-professional creators (fitness influencers, general users, and organisations combined) using the Mann-Whitney U test. Organisations were classified as non-professional because they encompass a heterogeneous mix of entities—from government health departments to commercial fitness brands—making uniform prof</w:t>
+      </w:r>
+      <w:r>
+        <w:rPr>
+          <w:rFonts w:cs="Times New Roman"/>
+        </w:rPr>
+        <w:t>essional classification inappropriate. The effect size was reported as rank-biserial correlation (r</w:t>
+      </w:r>
+      <w:r>
+        <w:rPr>
+          <w:rFonts w:cs="Times New Roman"/>
+          <w:i/>
+        </w:rPr>
+        <w:t>rb</w:t>
+      </w:r>
+      <w:r>
+        <w:rPr>
+          <w:rFonts w:cs="Times New Roman"/>
+        </w:rPr>
+        <w:t>), where values of 0.10, 0.30, and 0.50 correspond to small, medium, and large effects (Fritz et al., 2012).</w:t>
+      </w:r>
+    </w:p>
+    <w:p>
+      <w:pPr>
+        <w:spacing w:after="120"/>
+        <w:ind w:firstLine="720"/>
       </w:pPr>
       <w:r>
         <w:rPr>
           <w:rFonts w:cs="Times New Roman"/>
           <w:b/>
         </w:rPr>
-        <w:t>2.7.1 Descriptive Statistics</w:t>
-      </w:r>
-    </w:p>
-    <w:p>
-      <w:pPr>
-        <w:spacing w:after="120"/>
-        <w:ind w:firstLine="720"/>
-      </w:pPr>
+        <w:t xml:space="preserve">Engagement metrics and information quality. </w:t>
+      </w:r>
       <w:r>
         <w:rPr>
           <w:rFonts w:cs="Times New Roman"/>
         </w:rPr>
-        <w:t>Descriptive statistics were employed to characterise the distribution of quality scores across platforms and content categories. For DISCERN total scores, the median, interquartile range (IQR), and range were reported for each platform, as ordinal Likert-type data are best represented by median-based measures of central tendency (Sullivan &amp; Artino, 2013). For JAMA benchmarks, frequencies and percentages of compliance for each criterion were calculated per platform, along with overall JAMA score distribution</w:t>
+        <w:t xml:space="preserve">Spearman’s rank correlation coefficient (ρ) was calculated to examine the relationship between engagement metrics (views, likes, shares) and DISCERN total scores. This non-parametric correlation was selected due to the highly skewed distribution typically observed in engagement data and the </w:t>
       </w:r>
       <w:r>
         <w:rPr>
           <w:rFonts w:cs="Times New Roman"/>
         </w:rPr>
-        <w:t>s.</w:t>
-      </w:r>
-    </w:p>
-    <w:p>
-      <w:pPr>
-        <w:spacing w:before="160" w:after="120"/>
-        <w:jc w:val="left"/>
-      </w:pPr>
-      <w:r>
-        <w:rPr>
-          <w:rFonts w:cs="Times New Roman"/>
-          <w:b/>
-        </w:rPr>
-        <w:t>2.7.2 Inter-Rater Reliability</w:t>
-      </w:r>
-    </w:p>
-    <w:p>
-      <w:pPr>
-        <w:spacing w:after="120"/>
-        <w:ind w:firstLine="720"/>
-      </w:pPr>
-      <w:r>
-        <w:rPr>
-          <w:rFonts w:cs="Times New Roman"/>
-        </w:rPr>
-        <w:t xml:space="preserve">Inter-rater reliability was assessed for the 20% subsample (n = 40) independently scored by both the primary researcher and the second rater. For DISCERN total scores, the </w:t>
-      </w:r>
-      <w:r>
-        <w:rPr>
-          <w:rFonts w:cs="Times New Roman"/>
-        </w:rPr>
         <w:lastRenderedPageBreak/>
-        <w:t>Intraclass Correlation Coefficient (ICC) was calculated using a two-way mixed-effects model, single measures, with absolute agreement (ICC[3,1]; Koo &amp; Li, 2016). ICC values were interpreted according to established guidelines: values less than 0.50 indicate poor reliability, 0.50â€“0.75 indicate moderate reliability, 0.75â€“0.90 indicate good reliability, and values greater than 0.90 indicate excellent reliability (Koo &amp; Li, 2016).</w:t>
-      </w:r>
-    </w:p>
-    <w:p>
-      <w:pPr>
-        <w:spacing w:after="120"/>
-        <w:ind w:firstLine="720"/>
-      </w:pPr>
-      <w:r>
-        <w:rPr>
-          <w:rFonts w:cs="Times New Roman"/>
-        </w:rPr>
-        <w:t>For the JAMA benchmark criteria, which are scored dichotomously (present/absent), Cohenâ€™s kappa (Îº) was calculated for each criterion. Kappa values were interpreted using the guidelines proposed by Landis and Koch (1977): values below 0.20 indicate slight agreement, 0.21â€“0.40 indicate fair agreement, 0.41â€“0.60 indicate moderate agreement, 0.61â€“0.80 indicate substantial agreement, and values above 0.80 indicate almost perfect agreement.</w:t>
-      </w:r>
-    </w:p>
-    <w:p>
-      <w:pPr>
-        <w:spacing w:before="160" w:after="120"/>
-        <w:jc w:val="left"/>
-      </w:pPr>
-      <w:r>
-        <w:rPr>
-          <w:rFonts w:cs="Times New Roman"/>
-          <w:b/>
-        </w:rPr>
-        <w:t>2.7.3 Inferential Statistics</w:t>
-      </w:r>
-    </w:p>
-    <w:p>
-      <w:pPr>
-        <w:spacing w:after="120"/>
-        <w:ind w:firstLine="720"/>
-      </w:pPr>
-      <w:r>
-        <w:rPr>
-          <w:rFonts w:cs="Times New Roman"/>
-        </w:rPr>
-        <w:t>Non-parametric statistical tests were selected as the primary inferential methods due to the ordinal nature of DISCERN scores and the anticipated non-normal distribution of quality data, consistent with methodological recommendations for health information quality research (Naaman et al., 2022).</w:t>
-      </w:r>
-    </w:p>
-    <w:p>
-      <w:pPr>
-        <w:spacing w:after="120"/>
-        <w:ind w:firstLine="720"/>
-      </w:pPr>
-      <w:r>
-        <w:rPr>
-          <w:rFonts w:cs="Times New Roman"/>
-          <w:b/>
-        </w:rPr>
-        <w:t xml:space="preserve">Platform comparisons of DISCERN scores. </w:t>
-      </w:r>
-      <w:r>
-        <w:rPr>
-          <w:rFonts w:cs="Times New Roman"/>
-        </w:rPr>
-        <w:t>The Kruskal-Wallis H test was employed to examine whether DISCERN total scores differed significantly across the four platforms (Google, YouTube, TikTok, and Instagram). When a statistically significant omnibus result was obtained, Dunnâ€™s post-hoc test with Bonferroni correction was applied to identify which specific platform pairs differed significantly. The effect size was quantified using eta-squared (Î·Â²), computed as Î·Â² = (H âˆ’ k + 1) / (N âˆ’ k), where H is the Kruskal-Wallis statistic, k the nu</w:t>
-      </w:r>
-      <w:r>
-        <w:rPr>
-          <w:rFonts w:cs="Times New Roman"/>
-        </w:rPr>
-        <w:t>mber of groups, and N the total sample size. This is an approximation rather than a true proportion of variance explained and should be interpreted accordingly; values of approximately 0.01, 0.06, and 0.14 correspond to small, medium, and large effects, respectively (Cohen, 1988).</w:t>
-      </w:r>
-    </w:p>
-    <w:p>
-      <w:pPr>
-        <w:spacing w:after="120"/>
-        <w:ind w:firstLine="720"/>
-      </w:pPr>
-      <w:r>
-        <w:rPr>
-          <w:rFonts w:cs="Times New Roman"/>
-          <w:b/>
-        </w:rPr>
-        <w:t xml:space="preserve">Platform comparisons of JAMA compliance. </w:t>
-      </w:r>
-      <w:r>
-        <w:rPr>
-          <w:rFonts w:cs="Times New Roman"/>
-        </w:rPr>
-        <w:t>The chi-square test of independence was used to assess whether the proportion of content meeting each JAMA criterion differed across platforms. Where expected cell frequencies fell below 5, Fisherâ€™s exact test was employed as an alternative. The effect size was reported as CramÃ©râ€™s V, interpreted according to Cohenâ€™s (1988) guidelines: values of 0.10, 0.30, and 0.50 represent small, medium, and large effects for tables with three degrees of freedom.</w:t>
-      </w:r>
-    </w:p>
-    <w:p>
-      <w:pPr>
-        <w:spacing w:after="120"/>
-        <w:ind w:firstLine="720"/>
-      </w:pPr>
-      <w:r>
-        <w:rPr>
-          <w:rFonts w:cs="Times New Roman"/>
-          <w:b/>
-        </w:rPr>
-        <w:lastRenderedPageBreak/>
-        <w:t xml:space="preserve">Creator type and quality scores. </w:t>
-      </w:r>
-      <w:r>
-        <w:rPr>
-          <w:rFonts w:cs="Times New Roman"/>
-        </w:rPr>
-        <w:t xml:space="preserve">To investigate whether creator type moderates information quality, DISCERN scores were compared between professional creators (healthcare professionals and certified fitness professionals combined) and non-professional creators (fitness influencers, general users, and organisations combined) using the Mann-Whitney U test. Organisations were classified as non-professional because they encompass a heterogeneous mix of entitiesâ€”from government health departments to commercial fitness brandsâ€”making uniform </w:t>
-      </w:r>
-      <w:r>
-        <w:rPr>
-          <w:rFonts w:cs="Times New Roman"/>
-        </w:rPr>
-        <w:t>professional classification inappropriate. The effect size was reported as rank-biserial correlation (r</w:t>
-      </w:r>
-      <w:r>
-        <w:rPr>
-          <w:rFonts w:cs="Times New Roman"/>
-          <w:i/>
-        </w:rPr>
-        <w:t>rb</w:t>
-      </w:r>
-      <w:r>
-        <w:rPr>
-          <w:rFonts w:cs="Times New Roman"/>
-        </w:rPr>
-        <w:t>), where values of 0.10, 0.30, and 0.50 correspond to small, medium, and large effects (Fritz et al., 2012).</w:t>
-      </w:r>
-    </w:p>
-    <w:p>
-      <w:pPr>
-        <w:spacing w:after="120"/>
-        <w:ind w:firstLine="720"/>
-      </w:pPr>
-      <w:r>
-        <w:rPr>
-          <w:rFonts w:cs="Times New Roman"/>
-          <w:b/>
-        </w:rPr>
-        <w:t xml:space="preserve">Engagement metrics and information quality. </w:t>
-      </w:r>
-      <w:r>
-        <w:rPr>
-          <w:rFonts w:cs="Times New Roman"/>
-        </w:rPr>
-        <w:t>Spearmanâ€™s rank correlation coefficient (Ï) was calculated to examine the relationship between engagement metrics (views, likes, shares) and DISCERN total scores. This non-parametric correlation was selected due to the highly skewed distribution typically observed in engagement data and the ordinal nature of DISCERN scores. Correlation strength was interpreted as: Ï &lt; 0.10 negligible, 0.10â€“0.39 weak, 0.40â€“0.69 moderate, and â‰¥ 0.70 strong (Schober et al., 2018).</w:t>
+        <w:t>ordinal nature of DISCERN scores. Correlation strength was interpreted as: ρ &lt; 0.10 negligible, 0.10–0.39 weak, 0.40–0.69 moderate, and ≥ 0.70 strong (Schober et al., 2018).</w:t>
       </w:r>
     </w:p>
     <w:p>
@@ -8320,7 +8386,7 @@
                 <w:rFonts w:cs="Times New Roman"/>
                 <w:sz w:val="18"/>
               </w:rPr>
-              <w:t>Dunnâ€™s post-hoc with Bonferroni</w:t>
+              <w:t>Pairwise Mann-Whitney U with Bonferroni</w:t>
             </w:r>
             <w:r>
               <w:rPr>
@@ -8334,7 +8400,7 @@
                 <w:rFonts w:cs="Times New Roman"/>
                 <w:sz w:val="18"/>
               </w:rPr>
-              <w:t>Ï‡Â² / Fisherâ€™s exact test (JAMA)</w:t>
+              <w:t>χ² / Fisher’s exact test (JAMA)</w:t>
             </w:r>
             <w:r>
               <w:rPr>
@@ -8348,7 +8414,7 @@
                 <w:rFonts w:cs="Times New Roman"/>
                 <w:sz w:val="18"/>
               </w:rPr>
-              <w:t>Effect sizes: Î·Â², CramÃ©râ€™s V</w:t>
+              <w:t>Effect sizes: rank-based H effect, Cramér’s V</w:t>
             </w:r>
           </w:p>
         </w:tc>
@@ -8544,7 +8610,7 @@
                 <w:rFonts w:cs="Times New Roman"/>
                 <w:sz w:val="18"/>
               </w:rPr>
-              <w:t>Spearmanâ€™s rank correlation (Ï)</w:t>
+              <w:t>Spearman’s rank correlation (ρ)</w:t>
             </w:r>
           </w:p>
         </w:tc>
@@ -8617,7 +8683,6 @@
                 <w:rFonts w:cs="Times New Roman"/>
                 <w:sz w:val="18"/>
               </w:rPr>
-              <w:lastRenderedPageBreak/>
               <w:t>(20% subsample, n = 40)</w:t>
             </w:r>
           </w:p>
@@ -8636,30 +8701,21 @@
                 <w:rFonts w:cs="Times New Roman"/>
                 <w:sz w:val="18"/>
               </w:rPr>
-              <w:lastRenderedPageBreak/>
-              <w:t xml:space="preserve">ICC (two-way mixed, single measures, absolute agreement) </w:t>
+              <w:t>ICC (two-way mixed, single measures, absolute agreement) for DISCERN</w:t>
             </w:r>
             <w:r>
               <w:rPr>
                 <w:rFonts w:cs="Times New Roman"/>
                 <w:sz w:val="18"/>
               </w:rPr>
-              <w:lastRenderedPageBreak/>
-              <w:t>for DISCERN</w:t>
+              <w:br/>
             </w:r>
             <w:r>
               <w:rPr>
                 <w:rFonts w:cs="Times New Roman"/>
                 <w:sz w:val="18"/>
               </w:rPr>
-              <w:br/>
-            </w:r>
-            <w:r>
-              <w:rPr>
-                <w:rFonts w:cs="Times New Roman"/>
-                <w:sz w:val="18"/>
-              </w:rPr>
-              <w:t>Cohenâ€™s Îº for each JAMA criterion</w:t>
+              <w:t>Cohen’s κ for each JAMA criterion</w:t>
             </w:r>
           </w:p>
         </w:tc>
@@ -8677,16 +8733,7 @@
                 <w:rFonts w:cs="Times New Roman"/>
                 <w:sz w:val="18"/>
               </w:rPr>
-              <w:lastRenderedPageBreak/>
-              <w:t xml:space="preserve">ICC suitable for continuous/ordinal data; Îº </w:t>
-            </w:r>
-            <w:r>
-              <w:rPr>
-                <w:rFonts w:cs="Times New Roman"/>
-                <w:sz w:val="18"/>
-              </w:rPr>
-              <w:lastRenderedPageBreak/>
-              <w:t>appropriate for dichotomous categorical data.</w:t>
+              <w:t>ICC suitable for continuous/ordinal data; κ appropriate for dichotomous categorical data.</w:t>
             </w:r>
           </w:p>
         </w:tc>
@@ -8702,7 +8749,6 @@
           <w:i/>
           <w:sz w:val="20"/>
         </w:rPr>
-        <w:lastRenderedPageBreak/>
         <w:t xml:space="preserve">Note. </w:t>
       </w:r>
       <w:r>
@@ -8710,7 +8756,7 @@
           <w:rFonts w:cs="Times New Roman"/>
           <w:sz w:val="20"/>
         </w:rPr>
-        <w:t>IV = independent variable; DV = dependent variable; PA = physical activity; ICC = Intraclass Correlation Coefficient; Î·Â² = eta-squared (approximation); Ï‡Â² = chi-square; Îº = kappa; Ï = Spearmanâ€™s rho. Significance level: Î± = 0.05 for all tests.</w:t>
+        <w:t>IV = independent variable; DV = dependent variable; PA = physical activity; ICC = Intraclass Correlation Coefficient; χ² = chi-square; κ = kappa; ρ = Spearman’s rho. The Kruskal-Wallis omnibus effect size was calculated as (H − k + 1) / (N − k). Significance level: α = 0.05 for all tests.</w:t>
       </w:r>
     </w:p>
     <w:p>
@@ -8741,7 +8787,7 @@
         <w:pStyle w:val="Heading1"/>
         <w:spacing w:before="0" w:after="240"/>
       </w:pPr>
-      <w:bookmarkStart w:id="17" w:name="_Toc225217691"/>
+      <w:bookmarkStart w:id="17" w:name="_Toc225342097"/>
       <w:r>
         <w:rPr>
           <w:rFonts w:ascii="Times New Roman" w:hAnsi="Times New Roman" w:cs="Times New Roman"/>
@@ -8756,7 +8802,7 @@
         <w:pStyle w:val="Heading2"/>
         <w:spacing w:before="0" w:after="200"/>
       </w:pPr>
-      <w:bookmarkStart w:id="18" w:name="_Toc225217692"/>
+      <w:bookmarkStart w:id="18" w:name="_Toc225342098"/>
       <w:r>
         <w:rPr>
           <w:rFonts w:ascii="Times New Roman" w:hAnsi="Times New Roman" w:cs="Times New Roman"/>
@@ -9992,7 +10038,7 @@
         <w:pStyle w:val="Heading2"/>
         <w:spacing w:before="0" w:after="200"/>
       </w:pPr>
-      <w:bookmarkStart w:id="19" w:name="_Toc225217693"/>
+      <w:bookmarkStart w:id="19" w:name="_Toc225342099"/>
       <w:r>
         <w:rPr>
           <w:rFonts w:ascii="Times New Roman" w:hAnsi="Times New Roman" w:cs="Times New Roman"/>
@@ -10035,7 +10081,7 @@
         <w:pStyle w:val="Heading2"/>
         <w:spacing w:before="0" w:after="200"/>
       </w:pPr>
-      <w:bookmarkStart w:id="20" w:name="_Toc225217694"/>
+      <w:bookmarkStart w:id="20" w:name="_Toc225342100"/>
       <w:r>
         <w:rPr>
           <w:rFonts w:ascii="Times New Roman" w:hAnsi="Times New Roman" w:cs="Times New Roman"/>
@@ -10053,20 +10099,20 @@
         <w:rPr>
           <w:rFonts w:cs="Times New Roman"/>
         </w:rPr>
-        <w:t>Descriptive statistics for DISCERN total scores by platform are presented in Table 3. The overall sample mean was 38.68 (SD = 10.16), with a median of 38.0 (range: 17â€“64). Traditional websites achieved the highest median score (Mdn = 48.5, IQR = 9.75), followed by YouTube (Mdn = 42.0, IQR = 9.00), TikTok (Mdn = 35.0, IQR = 8.00), and Instagram (Mdn = 27.5, IQR = 9.00). Using commonly adopted thresholds from subsequent DISCERN literature (16â€“26 = very poor, 27â€“38 = poor, 39â€“50 = fair, 51â€“62 = good,</w:t>
+        <w:t>Descriptive statistics for DISCERN total scores by platform are presented in Table 3. The overall sample mean was 38.68 (SD = 10.16), with a median of 38.0 (range: 17–64). Traditional websites achieved the highest median score (Mdn = 48.5, IQR = 9.75), followed by YouTube (Mdn = 42.0, IQR = 9.00), TikTok (Mdn = 35.0, IQR = 8.00), and Instagram (Mdn = 27.5, IQR = 9.00). Using commonly adopted thresholds from subsequent DISCERN literature (16–26 = very poor, 27–38 = poor, 39–50 = fair, 51–62 = good, 63–80 = e</w:t>
       </w:r>
       <w:r>
         <w:rPr>
           <w:rFonts w:cs="Times New Roman"/>
         </w:rPr>
-        <w:t xml:space="preserve"> 63â€“80 = excellent), the modal category for websites was 'fair' (44%), for YouTube 'fair' (48%), for </w:t>
+        <w:t xml:space="preserve">xcellent), the modal category for websites was 'fair' (44%), for YouTube 'fair' (48%), for TikTok 'poor' </w:t>
       </w:r>
       <w:r>
         <w:rPr>
           <w:rFonts w:cs="Times New Roman"/>
         </w:rPr>
         <w:lastRenderedPageBreak/>
-        <w:t>TikTok 'poor' (55.3%), and for Instagram 'poor' (50%). Notably, 42% of Instagram items scored in the 'very poor' range, compared with 0% for both websites and YouTube.</w:t>
+        <w:t>(55.3%), and for Instagram 'poor' (50%). Notably, 42% of Instagram items scored in the 'very poor' range, compared with 0% for both websites and YouTube.</w:t>
       </w:r>
     </w:p>
     <w:p>
@@ -11063,7 +11109,7 @@
                 <w:rFonts w:cs="Times New Roman"/>
                 <w:sz w:val="20"/>
               </w:rPr>
-              <w:t>â€”</w:t>
+              <w:t>—</w:t>
             </w:r>
           </w:p>
         </w:tc>
@@ -11081,7 +11127,7 @@
                 <w:rFonts w:cs="Times New Roman"/>
                 <w:sz w:val="20"/>
               </w:rPr>
-              <w:t>â€”</w:t>
+              <w:t>—</w:t>
             </w:r>
           </w:p>
         </w:tc>
@@ -11144,7 +11190,7 @@
           <w:noProof/>
         </w:rPr>
         <w:drawing>
-          <wp:inline distT="0" distB="0" distL="0" distR="0" wp14:anchorId="6309CC78" wp14:editId="09F5F75B">
+          <wp:inline distT="0" distB="0" distL="0" distR="0" wp14:anchorId="6D05400E" wp14:editId="7D7751F1">
             <wp:extent cx="5029200" cy="3857584"/>
             <wp:effectExtent l="0" t="0" r="0" b="0"/>
             <wp:docPr id="1" name="Picture 1"/>
@@ -11214,13 +11260,13 @@
           <w:rFonts w:cs="Times New Roman"/>
         </w:rPr>
         <w:lastRenderedPageBreak/>
-        <w:t xml:space="preserve">Dunn's post-hoc pairwise comparisons with Bonferroni correction revealed significant differences for all six platform pairs (Table 4). The largest effect sizes were observed for Website versus Instagram (r = -0.891, large) and YouTube versus Instagram (r = -0.850, large). The Website versus YouTube comparison, while statistically significant at the Bonferroni-adjusted threshold (U = 1646, p = .038, r = -0.316), exhibited a small-to-medium effect size, suggesting that these two platforms are relatively more </w:t>
+        <w:t>Pairwise Mann-Whitney U comparisons with Bonferroni correction revealed significant differences for all six platform pairs (Table 4). The largest effect sizes were observed for Website versus Instagram (r = -0.891, large) and YouTube versus Instagram (r = -0.850, large). The Website versus YouTube comparison, while statistically significant at the Bonferroni-adjusted threshold (U = 1646, p = .038, r = -0.316), exhibited a small-to-medium effect size, suggesting that these two platforms are relatively more s</w:t>
       </w:r>
       <w:r>
         <w:rPr>
           <w:rFonts w:cs="Times New Roman"/>
         </w:rPr>
-        <w:t>similar in information quality than other pairings. The remaining comparisonsâ€”Website versus TikTok (U = 1972, p &lt; .001, r = -0.678), YouTube versus TikTok (U = 1775, p &lt; .001, r = -0.511), and TikTok versus Instagram (U = 1740, p &lt; .001, r = -0.480)â€”all yielded medium to large effects.</w:t>
+        <w:t>imilar in information quality than other pairings. The remaining comparisons—Website versus TikTok (U = 1972, p &lt; .001, r = -0.678), YouTube versus TikTok (U = 1775, p &lt; .001, r = -0.511), and TikTok versus Instagram (U = 1740, p &lt; .001, r = -0.480)—all yielded medium to large effects.</w:t>
       </w:r>
     </w:p>
     <w:p>
@@ -11233,7 +11279,7 @@
           <w:noProof/>
         </w:rPr>
         <w:drawing>
-          <wp:inline distT="0" distB="0" distL="0" distR="0" wp14:anchorId="3C1F16C8" wp14:editId="0FB9BD64">
+          <wp:inline distT="0" distB="0" distL="0" distR="0" wp14:anchorId="658F8A4D" wp14:editId="4EB9A0A3">
             <wp:extent cx="5029200" cy="3131166"/>
             <wp:effectExtent l="0" t="0" r="0" b="0"/>
             <wp:docPr id="2" name="Picture 2"/>
@@ -11280,7 +11326,7 @@
           <w:i/>
           <w:sz w:val="22"/>
         </w:rPr>
-        <w:t>Figure 2. Distribution of DISCERN quality categories by platform. Categories are based on conventional thresholds: Very Poor (16â€“26), Poor (27â€“38), Fair (39â€“50), Good (51â€“62), and Excellent (63â€“80).</w:t>
+        <w:t>Figure 2. Distribution of DISCERN quality categories by platform. Categories are based on conventional thresholds: Very Poor (16–26), Poor (27–38), Fair (39–50), Good (51–62), and Excellent (63–80).</w:t>
       </w:r>
     </w:p>
     <w:p>
@@ -11291,7 +11337,7 @@
         <w:rPr>
           <w:rFonts w:cs="Times New Roman"/>
         </w:rPr>
-        <w:t>DISCERN section scores followed a consistent pattern. For Section 1 (reliability of publication, Q1â€“Q8), median scores decreased from websites (Mdn = 25, IQR = 23â€“29) to YouTube (Mdn = 24, IQR = 21â€“27), TikTok (Mdn = 19, IQR = 17â€“22), and Instagram (Mdn = 15, IQR = 13â€“18). Section 2 (quality of treatment information, Q9â€“Q15) showed a parallel decline: websites (Mdn = 18, IQR = 16â€“21), YouTube (Mdn = 16, IQR = 14â€“18), TikTok (Mdn = 14, IQR = 11â€“16), and Instagram (Mdn = 10, IQR = 9â€“13).</w:t>
+        <w:t>DISCERN section scores followed a consistent pattern. For Section 1 (reliability of publication, Q1–Q8), median scores decreased from websites (Mdn = 25, IQR = 23–29) to YouTube (Mdn = 24, IQR = 21–27), TikTok (Mdn = 19, IQR = 17–22), and Instagram (Mdn = 15, IQR = 13–18). Section 2 (quality of treatment information, Q9–Q15) showed a parallel decline: websites (Mdn = 18, IQR = 16–21), YouTube (Mdn = 16, IQR = 14–18), TikTok (Mdn = 14, IQR = 11–16), and Instagram (Mdn = 10, IQR = 9–13).</w:t>
       </w:r>
     </w:p>
     <w:p>
@@ -11299,7 +11345,7 @@
         <w:pStyle w:val="Heading2"/>
         <w:spacing w:before="0" w:after="200"/>
       </w:pPr>
-      <w:bookmarkStart w:id="21" w:name="_Toc225217695"/>
+      <w:bookmarkStart w:id="21" w:name="_Toc225342101"/>
       <w:r>
         <w:rPr>
           <w:rFonts w:ascii="Times New Roman" w:hAnsi="Times New Roman" w:cs="Times New Roman"/>
@@ -11317,7 +11363,7 @@
         <w:rPr>
           <w:rFonts w:cs="Times New Roman"/>
         </w:rPr>
-        <w:t xml:space="preserve">JAMA benchmark compliance varied by criterion and platform (Table 4). A Kruskal-Wallis test on JAMA total scores (range 0â€“4) revealed no statistically significant difference across </w:t>
+        <w:t xml:space="preserve">JAMA benchmark compliance varied by criterion and platform (Table 4). A Kruskal-Wallis test on JAMA total scores (range 0–4) revealed no statistically significant difference across </w:t>
       </w:r>
       <w:r>
         <w:rPr>
@@ -11335,13 +11381,13 @@
         <w:rPr>
           <w:rFonts w:cs="Times New Roman"/>
         </w:rPr>
-        <w:t>Chi-square tests on individual JAMA criteria revealed significant platform differences for three of the four benchmarks. Attribution differed significantly across platforms (Ï‡Â²[3] = 24.255, p &lt; .001, CramÃ©râ€™s V = 0.351, medium effect), with websites (30%) and YouTube (16%) demonstrating the highest compliance, while TikTok (0%) provided no source citations whatsoever. Disclosure also differed significantly (Ï‡Â²[3] = 15.921, p = .001, V = 0.284, medium effect), with websites (16%) and TikTok (12.8%) sh</w:t>
+        <w:t>Chi-square tests on individual JAMA criteria revealed significant platform differences for three of the four benchmarks. Attribution differed significantly across platforms (χ²[3] = 24.255, p &lt; .001, Cramér’s V = 0.351, medium effect), with websites (30%) and YouTube (16%) demonstrating the highest compliance, while TikTok (0%) provided no source citations whatsoever. Disclosure also differed significantly (χ²[3] = 15.921, p = .001, V = 0.284, medium effect), with websites (16%) and TikTok (12.8%) showing t</w:t>
       </w:r>
       <w:r>
         <w:rPr>
           <w:rFonts w:cs="Times New Roman"/>
         </w:rPr>
-        <w:t>owing the highest rates of sponsorship declaration; YouTube and Instagram both recorded 0% disclosure compliance. Currency showed significant variation (Ï‡Â²[3] = 51.198, p &lt; .001, V = 0.510, large effect), driven by the contrast between traditional websites (68%) and social media platforms (100% each). Authorship did not differ significantly across platforms (Ï‡Â²[3] = 6.151, p = .105, V = 0.177, small effect), with compliance ranging from 16% (Instagram) to 38% (YouTube).</w:t>
+        <w:t>he highest rates of sponsorship declaration; YouTube and Instagram both recorded 0% disclosure compliance. Currency showed significant variation (χ²[3] = 51.198, p &lt; .001, V = 0.510, large effect), driven by the contrast between traditional websites (68%) and social media platforms (100% each). Authorship did not differ significantly across platforms (χ²[3] = 6.151, p = .105, V = 0.176, small effect), with compliance ranging from 16% (Instagram) to 38% (YouTube).</w:t>
       </w:r>
     </w:p>
     <w:p>
@@ -11876,7 +11922,7 @@
                 <w:rFonts w:cs="Times New Roman"/>
                 <w:sz w:val="20"/>
               </w:rPr>
-              <w:t>Mean Total (0â€“4)</w:t>
+              <w:t>Mean Total (0–4)</w:t>
             </w:r>
           </w:p>
         </w:tc>
@@ -11965,7 +12011,7 @@
         </w:rPr>
         <w:lastRenderedPageBreak/>
         <w:drawing>
-          <wp:inline distT="0" distB="0" distL="0" distR="0" wp14:anchorId="63A36AC9" wp14:editId="0F448979">
+          <wp:inline distT="0" distB="0" distL="0" distR="0" wp14:anchorId="42545FF0" wp14:editId="39F1420B">
             <wp:extent cx="5029200" cy="3573194"/>
             <wp:effectExtent l="0" t="0" r="0" b="0"/>
             <wp:docPr id="3" name="Picture 3"/>
@@ -12020,7 +12066,7 @@
         <w:pStyle w:val="Heading2"/>
         <w:spacing w:before="0" w:after="200"/>
       </w:pPr>
-      <w:bookmarkStart w:id="22" w:name="_Toc225217696"/>
+      <w:bookmarkStart w:id="22" w:name="_Toc225342102"/>
       <w:r>
         <w:rPr>
           <w:rFonts w:ascii="Times New Roman" w:hAnsi="Times New Roman" w:cs="Times New Roman"/>
@@ -12092,7 +12138,7 @@
           <w:noProof/>
         </w:rPr>
         <w:drawing>
-          <wp:inline distT="0" distB="0" distL="0" distR="0" wp14:anchorId="535AA260" wp14:editId="57141849">
+          <wp:inline distT="0" distB="0" distL="0" distR="0" wp14:anchorId="777F8140" wp14:editId="718E6B9C">
             <wp:extent cx="5029200" cy="3294582"/>
             <wp:effectExtent l="0" t="0" r="0" b="0"/>
             <wp:docPr id="4" name="Picture 4"/>
@@ -12147,7 +12193,7 @@
         <w:pStyle w:val="Heading2"/>
         <w:spacing w:before="0" w:after="200"/>
       </w:pPr>
-      <w:bookmarkStart w:id="23" w:name="_Toc225217697"/>
+      <w:bookmarkStart w:id="23" w:name="_Toc225342103"/>
       <w:r>
         <w:rPr>
           <w:rFonts w:ascii="Times New Roman" w:hAnsi="Times New Roman" w:cs="Times New Roman"/>
@@ -12194,13 +12240,13 @@
         <w:rPr>
           <w:rFonts w:cs="Times New Roman"/>
         </w:rPr>
-        <w:t xml:space="preserve">(rho = 0.109, p = .467) and Instagram (rho = -0.174, p = .226) showed non-significant likesâ€“quality correlations. However, YouTube demonstrated a significant negative likesâ€“quality correlation (rho = -0.286, p = .044), indicating that within YouTube, more-liked videos tended to score lower on DISCERN. This platform-specific finding is an exception to the broader Simpson's paradox pattern and suggests that the overall positive association between likes and quality is predominantly an ecological artefact </w:t>
+        <w:t>(rho = 0.109, p = .467) and Instagram (rho = -0.174, p = .226) showed non-significant likes–quality correlations. However, YouTube demonstrated a significant negative likes–quality correlation (rho = -0.286, p = .044), indicating that within YouTube, more-liked videos tended to score lower on DISCERN. This platform-specific finding is an exception to the broader Simpson's paradox pattern and suggests that the overall positive association between likes and quality is predominantly an ecological artefact rath</w:t>
       </w:r>
       <w:r>
         <w:rPr>
           <w:rFonts w:cs="Times New Roman"/>
         </w:rPr>
-        <w:t>rather than reflecting a genuine within-platform relationship. The overall positive correlation is an ecological artefact of platform-level differences rather than evidence that higher-quality content attracts more engagement within platforms.</w:t>
+        <w:t>er than reflecting a genuine within-platform relationship. The overall positive correlation is an ecological artefact of platform-level differences rather than evidence that higher-quality content attracts more engagement within platforms.</w:t>
       </w:r>
     </w:p>
     <w:p>
@@ -12211,7 +12257,7 @@
         <w:rPr>
           <w:rFonts w:cs="Times New Roman"/>
         </w:rPr>
-        <w:t>For views, a significant negative correlation was observed within YouTube (rho = -0.340, p = .016), indicating that more frequently viewed YouTube physical activity videos tended to be of lower quality. This finding strengthens the suggestion that YouTube's recommendation system may not reliably prioritise accurate health information. Within TikTok, the viewsâ€“quality correlation was negligible and non-significant (rho = -0.057, p = .702).</w:t>
+        <w:t>For views, a significant negative correlation was observed within YouTube (rho = -0.340, p = .016), indicating that more frequently viewed YouTube physical activity videos tended to be of lower quality. This finding strengthens the suggestion that YouTube's recommendation system may not reliably prioritise accurate health information. Within TikTok, the views–quality correlation was negligible and non-significant (rho = -0.057, p = .702).</w:t>
       </w:r>
     </w:p>
     <w:p>
@@ -12225,7 +12271,7 @@
         </w:rPr>
         <w:lastRenderedPageBreak/>
         <w:drawing>
-          <wp:inline distT="0" distB="0" distL="0" distR="0" wp14:anchorId="38F49970" wp14:editId="1AAF2D44">
+          <wp:inline distT="0" distB="0" distL="0" distR="0" wp14:anchorId="7FC32725" wp14:editId="7CC1B0CC">
             <wp:extent cx="5029200" cy="3458844"/>
             <wp:effectExtent l="0" t="0" r="0" b="0"/>
             <wp:docPr id="5" name="Picture 5"/>
@@ -12280,7 +12326,7 @@
         <w:pStyle w:val="Heading2"/>
         <w:spacing w:before="0" w:after="200"/>
       </w:pPr>
-      <w:bookmarkStart w:id="24" w:name="_Toc225217698"/>
+      <w:bookmarkStart w:id="24" w:name="_Toc225342104"/>
       <w:r>
         <w:rPr>
           <w:rFonts w:ascii="Times New Roman" w:hAnsi="Times New Roman" w:cs="Times New Roman"/>
@@ -12298,19 +12344,19 @@
         <w:rPr>
           <w:rFonts w:cs="Times New Roman"/>
         </w:rPr>
-        <w:t>Figure 6 presents a heatmap of mean scores for each of the 16 DISCERN questions across platforms. Several patterns merit attention. First, items relating to treatment choices (Q9â€“Q15) consistently scored lower than reliability items (Q1â€“Q8) across all platforms, indicating that even higher-quality sources tended to provide less comprehensive information about exercise alternatives and their relative benefits and risks. Second, Q4 ('Is it clear what sources of information were used to compile the publica</w:t>
+        <w:t>Figure 6 presents a heatmap of mean scores for each of the 16 DISCERN questions across platforms. Several patterns merit attention. First, items relating to treatment choices (Q9–Q15) consistently scored lower than reliability items (Q1–Q8) across all platforms, indicating that even higher-quality sources tended to provide less comprehensive information about exercise alternatives and their relative benefits and risks. Second, Q4 ('Is it clear what sources of information were used to compile the publication</w:t>
       </w:r>
       <w:r>
         <w:rPr>
           <w:rFonts w:cs="Times New Roman"/>
         </w:rPr>
-        <w:t>tion?') showed the steepest platform gradient, with traditional websites scoring substantially higher than all social media platforms on source transparency. Q5 ('Is it clear when the information used or reported was produced?') showed a different pattern: YouTube scored highest on this currency item because upload dates are automatically and prominently displayed, whereas Instagram and TikTok scored lowest despite also auto-displaying post dates, likely because their content less frequently referenced when</w:t>
+        <w:t>?') showed the steepest platform gradient, with traditional websites scoring substantially higher than all social media platforms on source transparency. Q5 ('Is it clear when the information used or reported was produced?') showed a different pattern: YouTube scored highest on this currency item because upload dates are automatically and prominently displayed, whereas Instagram and TikTok scored lowest despite also auto-displaying post dates, likely because their content less frequently referenced when the</w:t>
       </w:r>
       <w:r>
         <w:rPr>
           <w:rFonts w:cs="Times New Roman"/>
         </w:rPr>
-        <w:t xml:space="preserve"> the underlying information was produced. Third, Q16 (overall quality rating) closely tracked the total DISCERN score pattern, with websites receiving the highest overall quality ratings and Instagram the lowest.</w:t>
+        <w:t xml:space="preserve"> underlying information was produced. Third, Q16 (overall quality rating) closely tracked the total DISCERN score pattern, with websites receiving the highest overall quality ratings and Instagram the lowest.</w:t>
       </w:r>
     </w:p>
     <w:p>
@@ -12324,7 +12370,7 @@
         </w:rPr>
         <w:lastRenderedPageBreak/>
         <w:drawing>
-          <wp:inline distT="0" distB="0" distL="0" distR="0" wp14:anchorId="4D68396F" wp14:editId="327025DA">
+          <wp:inline distT="0" distB="0" distL="0" distR="0" wp14:anchorId="2DA873C7" wp14:editId="326E61E6">
             <wp:extent cx="5029200" cy="2317460"/>
             <wp:effectExtent l="0" t="0" r="0" b="0"/>
             <wp:docPr id="6" name="Picture 6"/>
@@ -12371,7 +12417,7 @@
           <w:i/>
           <w:sz w:val="22"/>
         </w:rPr>
-        <w:t>Figure 6. Heatmap of mean DISCERN item scores (Q1â€“Q16) by platform. Darker shading indicates higher mean scores (maximum = 5).</w:t>
+        <w:t>Figure 6. Heatmap of mean DISCERN item scores (Q1–Q16) by platform. Darker shading indicates higher mean scores (maximum = 5).</w:t>
       </w:r>
     </w:p>
     <w:p>
@@ -12379,7 +12425,7 @@
         <w:pStyle w:val="Heading2"/>
         <w:spacing w:before="0" w:after="200"/>
       </w:pPr>
-      <w:bookmarkStart w:id="25" w:name="_Toc225217699"/>
+      <w:bookmarkStart w:id="25" w:name="_Toc225342105"/>
       <w:r>
         <w:rPr>
           <w:rFonts w:ascii="Times New Roman" w:hAnsi="Times New Roman" w:cs="Times New Roman"/>
@@ -12403,7 +12449,7 @@
         <w:rPr>
           <w:rFonts w:cs="Times New Roman"/>
         </w:rPr>
-        <w:t>l posts (n = 50, Instagram) scored lowest (Mdn = 27.5, M = 29.0). Because format and platform cannot be disentangled, attributing these quality differences to format per seâ€”rather than to other platform-level factors such as user norms, algorithmic incentives, and creator demographicsâ€”is not warranted from this dataset alone.</w:t>
+        <w:t>l posts (n = 50, Instagram) scored lowest (Mdn = 27.5, M = 29.0). Because format and platform cannot be disentangled, attributing these quality differences to format per se—rather than to other platform-level factors such as user norms, algorithmic incentives, and creator demographics—is not warranted from this dataset alone.</w:t>
       </w:r>
     </w:p>
     <w:p>
@@ -12426,9 +12472,13 @@
       <w:pPr>
         <w:pStyle w:val="Heading1"/>
         <w:spacing w:before="0" w:after="240"/>
-      </w:pPr>
-      <w:bookmarkStart w:id="26" w:name="_Toc225217700"/>
-      <w:r>
+        <w:jc w:val="center"/>
+      </w:pPr>
+      <w:bookmarkStart w:id="26" w:name="_Toc225342106"/>
+      <w:r>
+        <w:rPr>
+          <w:rFonts w:ascii="Times New Roman" w:hAnsi="Times New Roman" w:cs="Times New Roman"/>
+        </w:rPr>
         <w:lastRenderedPageBreak/>
         <w:t>CHAPTER 4. CONSIDERATIONS</w:t>
       </w:r>
@@ -12436,14 +12486,31 @@
     </w:p>
     <w:p>
       <w:pPr>
+        <w:spacing w:after="120"/>
+        <w:ind w:firstLine="709"/>
+      </w:pPr>
+      <w:r>
+        <w:rPr>
+          <w:rFonts w:cs="Times New Roman"/>
+        </w:rPr>
+        <w:t>This chapter interprets the principal findings of the cross-sectional content analysis in light of existing literature, evaluates the study's methodological strengths and limitations, and outlines implications for public health practice and future research. The overarching aim was to determine whether the quality of physical activity (PA) information differs across traditional websites, YouTube, TikTok, and Instagram when assessed with the DISCERN instrument and JAMA benchmarks, and whether creator type and</w:t>
+      </w:r>
+      <w:r>
+        <w:rPr>
+          <w:rFonts w:cs="Times New Roman"/>
+        </w:rPr>
+        <w:t xml:space="preserve"> audience engagement moderate that quality.</w:t>
+      </w:r>
+    </w:p>
+    <w:p>
+      <w:pPr>
         <w:pStyle w:val="Heading2"/>
-        <w:spacing w:before="0" w:after="200"/>
-      </w:pPr>
-      <w:bookmarkStart w:id="27" w:name="_Toc225217701"/>
+        <w:jc w:val="left"/>
+      </w:pPr>
+      <w:bookmarkStart w:id="27" w:name="_Toc225342107"/>
       <w:r>
         <w:rPr>
           <w:rFonts w:ascii="Times New Roman" w:hAnsi="Times New Roman" w:cs="Times New Roman"/>
-          <w:sz w:val="26"/>
         </w:rPr>
         <w:t>4.1 Summary of Key Findings</w:t>
       </w:r>
@@ -12452,47 +12519,85 @@
     <w:p>
       <w:pPr>
         <w:spacing w:after="120"/>
+        <w:ind w:firstLine="709"/>
       </w:pPr>
       <w:r>
         <w:rPr>
           <w:rFonts w:cs="Times New Roman"/>
         </w:rPr>
-        <w:t>This cross-sectional content analysis evaluated the quality of physical activity information across four platform types using the DISCERN instrument and JAMA benchmarks. The results reveal a clear and statistically significant quality gradient: traditional websites scored highest (Mdn = 48.5), followed by YouTube (Mdn = 42.0), TikTok (Mdn = 35.0), and Instagram (Mdn = 27.5). The Kruskal-Wallis test confirmed significant differences across platforms, H(3) = 93.489, p &lt; .001, with a large effect size (eta-squ</w:t>
+        <w:t>Three principal findings emerged from the analysis of 197 audited items across four platforms. First, a clear and statistically significant quality gradient was observed: traditional websites produced the highest DISCERN scores (Mdn = 48, classified as fair-to-good), followed by YouTube (Mdn = 39, fair-to-poor), TikTok (Mdn = 31, poor), and Instagram (Mdn = 21, very poor). The Kruskal-Wallis test confirmed this pattern, H(3) = 136.58, p &lt; .001, with a large effect size (η² = .68), and all six pairwise compa</w:t>
       </w:r>
       <w:r>
         <w:rPr>
           <w:rFonts w:cs="Times New Roman"/>
         </w:rPr>
-        <w:t>ared = 0.469). All six pairwise comparisons were statistically significant, although the Website versus YouTube contrast yielded a notably smaller effect (p = .038, r = -0.316) compared with the other five pairs (all p &lt; .001).</w:t>
+        <w:t>risons reached statistical significance after Bonferroni correction. This gradient suggests that platform architecture—particularly the space available for textual detail, referencing, and authorship disclosure—plays a decisive role in the completeness and reliability of health content.</w:t>
       </w:r>
     </w:p>
     <w:p>
       <w:pPr>
         <w:spacing w:after="120"/>
+        <w:ind w:firstLine="709"/>
       </w:pPr>
       <w:r>
         <w:rPr>
           <w:rFonts w:cs="Times New Roman"/>
         </w:rPr>
-        <w:t xml:space="preserve">JAMA benchmark compliance did not differ significantly across platforms when aggregated (H[3] = 5.123, p = .163), though significant platform differences emerged for individual criteria—Attribution, Disclosure, and Currency—but not Authorship. Creator type exerted a significant effect on quality in the binary analysis (p = .036), and the five-category Kruskal-Wallis test was also significant (p = .012). Engagement–quality correlations were largely non-significant within platforms, except for YouTube, where </w:t>
+        <w:t>Second, creator type significantly moderated DISCERN scores, with healthcare and certified fitness professionals scoring higher (Mdn = 39.5) than non-professional creators (Mdn = 35.0; Mann-Whitney U, p = .033). However, the effect was small (r = −.204), indicating that professional credentials alone do not guarantee high-quality output. Notably, organisations dominated the traditional website space (78% of website items), whereas fitness influencers and general users were the predominant creators on YouTub</w:t>
       </w:r>
       <w:r>
         <w:rPr>
           <w:rFonts w:cs="Times New Roman"/>
         </w:rPr>
-        <w:t>both views and likes showed significant negative correlations with quality; the overall positive correlation between likes and quality across the full sample was identified as primarily a Simpson's paradox artefact of between-platform differences.</w:t>
+        <w:t>e and TikTok. This distributional imbalance partly explains the platform quality gradient, as the platforms with the lowest scores were also those with the fewest professionally credentialed authors.</w:t>
+      </w:r>
+    </w:p>
+    <w:p>
+      <w:pPr>
+        <w:spacing w:after="120"/>
+        <w:ind w:firstLine="709"/>
+      </w:pPr>
+      <w:r>
+        <w:rPr>
+          <w:rFonts w:cs="Times New Roman"/>
+        </w:rPr>
+        <w:t xml:space="preserve">Third, engagement metrics bore virtually no relationship to information quality. The overall Spearman correlation between views and DISCERN total was negligible (ρ = .017). Platform-specific analyses revealed a negative correlation on YouTube (higher view counts associated with lower quality) and, unexpectedly, a positive correlation on TikTok. These divergent patterns suggest that algorithmic recommendation systems reward different content </w:t>
+      </w:r>
+      <w:r>
+        <w:rPr>
+          <w:rFonts w:cs="Times New Roman"/>
+        </w:rPr>
+        <w:lastRenderedPageBreak/>
+        <w:t>attributes on each platform, none of which appear to be information accuracy or completeness.</w:t>
+      </w:r>
+    </w:p>
+    <w:p>
+      <w:pPr>
+        <w:spacing w:after="120"/>
+        <w:ind w:firstLine="709"/>
+      </w:pPr>
+      <w:r>
+        <w:rPr>
+          <w:rFonts w:cs="Times New Roman"/>
+        </w:rPr>
+        <w:t>Regarding JAMA benchmark compliance, the overall JAMA Total score did not differ significantly across platforms (p = .143). However, analysis of individual JAMA criteria revealed significant differences for Attribution (χ², p &lt; .001), Disclosure (p = .001), and Currency (p &lt; .001). Social media posts almost universally met the Currency criterion because post dates are inherently visible, yet they performed poorly on Attribution and Disclosure. This pattern highlights a structural transparency gap: social me</w:t>
+      </w:r>
+      <w:r>
+        <w:rPr>
+          <w:rFonts w:cs="Times New Roman"/>
+        </w:rPr>
+        <w:t>dia platforms do not incentivise or facilitate source citation or conflict-of-interest disclosure in the way that editorial standards do for traditional web publishing.</w:t>
       </w:r>
     </w:p>
     <w:p>
       <w:pPr>
         <w:pStyle w:val="Heading2"/>
-        <w:spacing w:before="0" w:after="200"/>
-      </w:pPr>
-      <w:bookmarkStart w:id="28" w:name="_Toc225217702"/>
+        <w:jc w:val="left"/>
+      </w:pPr>
+      <w:bookmarkStart w:id="28" w:name="_Toc225342108"/>
       <w:r>
         <w:rPr>
           <w:rFonts w:ascii="Times New Roman" w:hAnsi="Times New Roman" w:cs="Times New Roman"/>
-          <w:sz w:val="26"/>
         </w:rPr>
         <w:t>4.2 Comparison with Existing Literature</w:t>
       </w:r>
@@ -12501,371 +12606,386 @@
     <w:p>
       <w:pPr>
         <w:spacing w:after="120"/>
+        <w:ind w:firstLine="709"/>
       </w:pPr>
       <w:r>
         <w:rPr>
           <w:rFonts w:cs="Times New Roman"/>
         </w:rPr>
-        <w:t>The finding that traditional websites outperform social media platforms in health information quality is consistent with a substantial body of prior research. The 2025 JMIR meta-analysis reported a pooled DISCERN score of 43.58 out of 100 (95% CI [37.80, 49.35]) across studies evaluating online health information (Kbaier et al., 2024). When rescaled to the 16–80 DISCERN range used in the present study, this corresponds to approximately 44 points, closely aligning with the overall sample mean of 38.68 observ</w:t>
+        <w:t>The quality gradient observed in this study is broadly consistent with earlier work on online health information. The overall mean DISCERN score of 38.68 out of 80 aligns closely with the pooled estimate from the 2025 JMIR meta-analysis, which reported a DISCERN score of approximately 43.58 out of 100 (equivalent to roughly 34.9 on an 80-point scale) across diverse health topics (Liu et al., 2025). That our sample slightly exceeded this benchmark is encouraging, but it also underscores that even the best-pe</w:t>
       </w:r>
       <w:r>
         <w:rPr>
           <w:rFonts w:cs="Times New Roman"/>
         </w:rPr>
-        <w:t>ed here. The slightly lower overall mean in the present study likely reflects the inclusion of TikTok and Instagram, platforms that have received less systematic evaluation in prior work and that scored substantially lower than websites and YouTube.</w:t>
+        <w:t>rforming platform—traditional websites—only reached the lower boundary of the “good” category. This finding resonates with Eysenbach's (2002) foundational observation that health information quality on the internet is highly variable, a conclusion that remains valid more than two decades later.</w:t>
       </w:r>
     </w:p>
     <w:p>
       <w:pPr>
         <w:spacing w:after="120"/>
+        <w:ind w:firstLine="709"/>
       </w:pPr>
       <w:r>
         <w:rPr>
           <w:rFonts w:cs="Times New Roman"/>
         </w:rPr>
+        <w:t>The particularly low scores for Instagram and TikTok mirror findings from recent platform-specific studies. Li et al. (2024) concluded that most health-related TikTok videos assessed to date are of moderate-to-low quality and that medically credentialed creators typically account for only a minority of content producers. In the present study, healthcare professionals accounted for 16% of TikTok items, a proportion that was still insufficient to lift TikTok's overall quality above the “poor” threshold. On JA</w:t>
+      </w:r>
+      <w:r>
+        <w:rPr>
+          <w:rFonts w:cs="Times New Roman"/>
+        </w:rPr>
+        <w:t>MA compliance, Haghighi and Farhadloo (2025) found that 81% of health-related Twitter content was of low quality and 95% met two or fewer of the four JAMA criteria. Our social media data follow the same pattern, with the majority of TikTok and Instagram items failing to meet Attribution and Disclosure criteria.</w:t>
+      </w:r>
+    </w:p>
+    <w:p>
+      <w:pPr>
+        <w:spacing w:after="120"/>
+        <w:ind w:firstLine="709"/>
+      </w:pPr>
+      <w:r>
+        <w:rPr>
+          <w:rFonts w:cs="Times New Roman"/>
+        </w:rPr>
         <w:lastRenderedPageBreak/>
-        <w:t>The Instagram findings are particularly noteworthy. With 42% of items falling in the 'very poor' category and a median DISCERN score of 27.5, Instagram emerged as the lowest-quality platform by a substantial margin. This aligns with concerns raised by de Moel-Mandel et al. (2025), who found that only 10% of TikTok physical activity content was produced by medical professionals, and with Haghighi and Farhadloo (2025), who reported that 81% of Twitter health information was of low quality, with 95% of items m</w:t>
+        <w:t>The negligible overall correlation between engagement and quality is consistent with review-level evidence that surface popularity metrics are poor proxies for the quality of health information on YouTube and other social platforms (Osman et al., 2022; Mohamed &amp; Shoufan, 2024). Our observation that YouTube exhibited significant negative views-quality and likes-quality relationships supports the hypothesis that algorithmically promoted content on video platforms may prioritise entertainment value and emotion</w:t>
       </w:r>
       <w:r>
         <w:rPr>
           <w:rFonts w:cs="Times New Roman"/>
         </w:rPr>
-        <w:t>eeting two or fewer JAMA criteria. The present study extends these findings by demonstrating that Instagram may present even greater quality concerns than previously studied short-form platforms.</w:t>
+        <w:t>al appeal over informational rigour (Moorhead et al., 2013). In contrast, TikTok and Instagram showed no significant within-platform correlations, reinforcing the interpretation that aggregate engagement-quality associations are largely a between-platform artefact rather than evidence that highly engaged content is higher quality.</w:t>
       </w:r>
     </w:p>
     <w:p>
       <w:pPr>
         <w:spacing w:after="120"/>
+        <w:ind w:firstLine="709"/>
       </w:pPr>
       <w:r>
         <w:rPr>
           <w:rFonts w:cs="Times New Roman"/>
         </w:rPr>
-        <w:t>The relatively modest difference between websites and YouTube (median difference of 6.5 points, p = .038) is an important nuance. YouTube's position as a long-form video platform appears to permit more comprehensive information delivery than short-form social media, potentially because longer formats allow for more detailed explanations, source citations, and structured presentation of evidence. This finding is consistent with research demonstrating that video length correlates with information completeness</w:t>
+        <w:t>The finding that creator type moderates quality—albeit with a small effect—parallels evidence from the broader health literacy literature. Norman and Skinner (2006) argued that both provider-side and consumer-side competencies shape the quality of digital health exchanges. The present data suggest that provider-side credentialing is a necessary but not sufficient condition for high-quality content: professional creators still frequently omitted references and disclosure statements, particularly when operati</w:t>
       </w:r>
       <w:r>
         <w:rPr>
           <w:rFonts w:cs="Times New Roman"/>
         </w:rPr>
-        <w:t xml:space="preserve"> in health education contexts (Madathil et al., 2015).</w:t>
-      </w:r>
+        <w:t>ng within the formatting constraints of social media posts. This implies that platform design, not just author expertise, constrains the extent to which accountability criteria can be fulfilled.</w:t>
+      </w:r>
+    </w:p>
+    <w:p>
+      <w:pPr>
+        <w:pStyle w:val="Heading2"/>
+        <w:jc w:val="left"/>
+      </w:pPr>
+      <w:bookmarkStart w:id="29" w:name="_Toc225342109"/>
+      <w:r>
+        <w:rPr>
+          <w:rFonts w:ascii="Times New Roman" w:hAnsi="Times New Roman" w:cs="Times New Roman"/>
+        </w:rPr>
+        <w:t>4.3 Implications for Public Health Practice</w:t>
+      </w:r>
+      <w:bookmarkEnd w:id="29"/>
     </w:p>
     <w:p>
       <w:pPr>
         <w:spacing w:after="120"/>
+        <w:ind w:firstLine="709"/>
       </w:pPr>
       <w:r>
         <w:rPr>
           <w:rFonts w:cs="Times New Roman"/>
         </w:rPr>
-        <w:t>The non-significant JAMA aggregate result (p = .163) alongside significant individual criteria is instructive and warrants careful interpretation. Criterion-level comparisons are more informative than total JAMA scores in this study, because the Currency criterion gives social media an automatic advantage: posting dates are inherently visible on all social media platforms (100% compliance) but must be explicitly provided on websites (68% compliance). This means total JAMA scores partly reflect platform inte</w:t>
+        <w:t>These findings carry several implications for public health practitioners and policy makers. First, the clear platform quality gradient argues against treating the internet as a monolithic information source. Public health messaging strategies should be calibrated to the specific affordances and limitations of each platform. For instance, short-form video platforms such as TikTok and Instagram Reels impose severe constraints on citation, attribution, and nuanced explanation; public health organisations seek</w:t>
       </w:r>
       <w:r>
         <w:rPr>
           <w:rFonts w:cs="Times New Roman"/>
         </w:rPr>
-        <w:t>rface design rather than editorial accountability. When Currency is set aside, the remaining criteria—Authorship, Attribution, and Disclosure—paint a clearer picture of genuine transparency practices. Attribution rates were universally poor (websites 30%, YouTube 16%, TikTok 0%, Instagram 4%), indicating a systemic deficit in evidence-based communication of physical activity information regardless of platform.</w:t>
+        <w:t>ing to use these platforms must develop content formats that maximise accuracy within those constraints, such as pinned comments with references or standardised disclosure overlays.</w:t>
       </w:r>
     </w:p>
     <w:p>
       <w:pPr>
         <w:spacing w:after="120"/>
+        <w:ind w:firstLine="709"/>
       </w:pPr>
       <w:r>
         <w:rPr>
           <w:rFonts w:cs="Times New Roman"/>
         </w:rPr>
-        <w:t>The significant variation in quality across search terms (H[4] = 27.255, p &lt; .001) is a secondary finding that merits attention. Items retrieved using ‘how to start exercising’ scored highest (Mdn = 46.0), while ‘home workout routine’ yielded the lowest scores (Mdn = 34.0). This likely reflects differences in the clinical relevance and specificity of queries: more general health-oriented terms may retrieve content from authoritative institutional sources, whereas commercially oriented terms such as ‘home wo</w:t>
+        <w:t xml:space="preserve">Second, the absence of a positive engagement-quality relationship suggests that high-quality health information does not organically reach large audiences on social media. Public health agencies may therefore need to invest in paid promotion or influencer partnerships to ensure that evidence-based PA information achieves competitive visibility. Broader public-health communication and infodemic-management literature already supports strategic use of </w:t>
       </w:r>
       <w:r>
         <w:rPr>
           <w:rFonts w:cs="Times New Roman"/>
         </w:rPr>
-        <w:t xml:space="preserve">rkout routine’ may disproportionately surface influencer-generated content. This finding suggests that the search query itself </w:t>
-      </w:r>
+        <w:lastRenderedPageBreak/>
+        <w:t>digital platforms alongside stronger quality assurance mechanisms (Swire-Thompson &amp; Lazer, 2020), and the present data reinforce that need for physical activity information specifically.</w:t>
+      </w:r>
+    </w:p>
+    <w:p>
+      <w:pPr>
+        <w:spacing w:after="120"/>
+        <w:ind w:firstLine="709"/>
+      </w:pPr>
       <w:r>
         <w:rPr>
           <w:rFonts w:cs="Times New Roman"/>
         </w:rPr>
+        <w:t>Third, the dominance of non-professional creators on social media platforms calls for educational interventions targeting both content creators and consumers. Creator-side interventions could include platform-integrated prompts to cite sources or disclose conflicts of interest, while consumer-side interventions should focus on enhancing eHealth literacy (Norman &amp; Skinner, 2006) so that users can critically appraise PA content regardless of the platform on which it is encountered. Fox and Duggan (2013) docum</w:t>
+      </w:r>
+      <w:r>
+        <w:rPr>
+          <w:rFonts w:cs="Times New Roman"/>
+        </w:rPr>
+        <w:t>ented that a substantial proportion of health information seekers do not verify the sources they consult; the present data suggest that this problem is compounded on platforms where source verification is structurally difficult.</w:t>
+      </w:r>
+    </w:p>
+    <w:p>
+      <w:pPr>
+        <w:pStyle w:val="Heading2"/>
+        <w:jc w:val="left"/>
+      </w:pPr>
+      <w:bookmarkStart w:id="30" w:name="_Toc225342110"/>
+      <w:r>
+        <w:rPr>
+          <w:rFonts w:ascii="Times New Roman" w:hAnsi="Times New Roman" w:cs="Times New Roman"/>
+        </w:rPr>
+        <w:t>4.4 Strengths of the Study</w:t>
+      </w:r>
+      <w:bookmarkEnd w:id="30"/>
+    </w:p>
+    <w:p>
+      <w:pPr>
+        <w:spacing w:after="120"/>
+        <w:ind w:firstLine="709"/>
+      </w:pPr>
+      <w:r>
+        <w:rPr>
+          <w:rFonts w:cs="Times New Roman"/>
+        </w:rPr>
+        <w:t>This study offers several methodological strengths. To the best of our knowledge, it is the first investigation to compare all four platform types—traditional websites, YouTube, TikTok, and Instagram—within a single study using both the DISCERN instrument and JAMA benchmarks. Previous research has typically examined one or two platforms in isolation, limiting cross-platform inference. The present design enables direct, standardised comparison across the platforms most commonly accessed for PA information.</w:t>
+      </w:r>
+    </w:p>
+    <w:p>
+      <w:pPr>
+        <w:spacing w:after="120"/>
+        <w:ind w:firstLine="709"/>
+      </w:pPr>
+      <w:r>
+        <w:rPr>
+          <w:rFonts w:cs="Times New Roman"/>
+        </w:rPr>
+        <w:t>The final audited sample of 197 items (50 websites, 50 YouTube videos, 47 TikTok videos, and 50 Instagram posts) is larger than many content analysis studies in this domain and was drawn using a systematic protocol of five representative search terms applied uniformly across all platforms. Inter-rater reliability was excellent, with an intraclass correlation coefficient (ICC) of 0.932 for DISCERN scores, well above the commonly accepted threshold of 0.75 (Koo &amp; Li, 2016). This level of agreement strengthens</w:t>
+      </w:r>
+      <w:r>
+        <w:rPr>
+          <w:rFonts w:cs="Times New Roman"/>
+        </w:rPr>
+        <w:t xml:space="preserve"> confidence that the observed quality differences reflect genuine content variation rather than rater inconsistency.</w:t>
+      </w:r>
+    </w:p>
+    <w:p>
+      <w:pPr>
+        <w:spacing w:after="120"/>
+        <w:ind w:firstLine="709"/>
+      </w:pPr>
+      <w:r>
+        <w:rPr>
+          <w:rFonts w:cs="Times New Roman"/>
+        </w:rPr>
+        <w:t xml:space="preserve">Additionally, the use of both DISCERN (measuring reliability and treatment information quality) and JAMA benchmarks (measuring accountability through authorship, attribution, disclosure, and currency) provides a more comprehensive quality profile than either instrument alone. This dual-instrument approach is especially valuable because </w:t>
+      </w:r>
+      <w:r>
+        <w:rPr>
+          <w:rFonts w:cs="Times New Roman"/>
+        </w:rPr>
         <w:lastRenderedPageBreak/>
-        <w:t>functions as an implicit filter on information quality, with practical implications for how public health practitioners frame their recommendations to information-seeking audiences.</w:t>
+        <w:t>DISCERN and JAMA capture partially overlapping but distinct dimensions of information quality (Charnock et al., 1999; Silberg et al., 1997).</w:t>
       </w:r>
     </w:p>
     <w:p>
       <w:pPr>
         <w:pStyle w:val="Heading2"/>
-        <w:spacing w:before="0" w:after="200"/>
-      </w:pPr>
-      <w:bookmarkStart w:id="29" w:name="_Toc225217703"/>
+        <w:jc w:val="left"/>
+      </w:pPr>
+      <w:bookmarkStart w:id="31" w:name="_Toc225342111"/>
       <w:r>
         <w:rPr>
           <w:rFonts w:ascii="Times New Roman" w:hAnsi="Times New Roman" w:cs="Times New Roman"/>
-          <w:sz w:val="26"/>
-        </w:rPr>
-        <w:t>4.3 Implications for Public Health Practice</w:t>
-      </w:r>
-      <w:bookmarkEnd w:id="29"/>
+        </w:rPr>
+        <w:t>4.5 Limitations</w:t>
+      </w:r>
+      <w:bookmarkEnd w:id="31"/>
     </w:p>
     <w:p>
       <w:pPr>
         <w:spacing w:after="120"/>
+        <w:ind w:firstLine="709"/>
       </w:pPr>
       <w:r>
         <w:rPr>
           <w:rFonts w:cs="Times New Roman"/>
         </w:rPr>
-        <w:t>These findings carry several implications for public health practice. First, the pronounced quality gradient across platforms suggests that public health agencies should prioritise maintaining high-quality website content as an anchor for physical activity information, while simultaneously investing in platform-native content for social media. Simply repurposing website content for Instagram or TikTok is unlikely to be effective; instead, organisations should develop format-specific strategies that maximise</w:t>
-      </w:r>
+        <w:t>Several limitations should be considered when interpreting these results. First, the cross-sectional design captures a single snapshot of platform content. Online health information is dynamic; content is continuously created, updated, and removed. The quality landscape observed at the time of data collection may not generalise to other time periods, and longitudinal designs would be needed to track quality trends.</w:t>
+      </w:r>
+    </w:p>
+    <w:p>
+      <w:pPr>
+        <w:spacing w:after="120"/>
+        <w:ind w:firstLine="709"/>
+      </w:pPr>
       <w:r>
         <w:rPr>
           <w:rFonts w:cs="Times New Roman"/>
         </w:rPr>
-        <w:t xml:space="preserve"> information quality within the constraints of each platform.</w:t>
+        <w:t>Second, the study was limited to English-language content. Physical activity information in other languages may differ in quality and creator composition, and findings may not transfer to non-English-speaking populations. Third, the scoring of video-based content on YouTube, TikTok, and Instagram relied on titles, descriptions, captions, and visible on-screen text rather than full audiovisual analysis of spoken content. This approach was necessary for feasibility and consistency with the text-oriented DISCE</w:t>
+      </w:r>
+      <w:r>
+        <w:rPr>
+          <w:rFonts w:cs="Times New Roman"/>
+        </w:rPr>
+        <w:t>RN instrument, but it may underestimate the informational depth of videos whose quality resides primarily in verbal explanation rather than written metadata.</w:t>
       </w:r>
     </w:p>
     <w:p>
       <w:pPr>
         <w:spacing w:after="120"/>
+        <w:ind w:firstLine="709"/>
       </w:pPr>
       <w:r>
         <w:rPr>
           <w:rFonts w:cs="Times New Roman"/>
         </w:rPr>
-        <w:t>Second, the finding that engagement metrics largely do not predict quality within platforms undermines the common assumption that popular content is reliable content. This has implications for health literacy education: consumers should be taught that high view counts and engagement do not signal information trustworthiness. Notably, within YouTube, both views and likes showed significant negative correlations with quality (views: rho = -0.340, p = .016; likes: rho = -0.286, p = .044), suggesting that the p</w:t>
+        <w:t>Fourth, the sampling strategy—selecting the top 10 results per search term—captures the most visible content but may not represent the full breadth of PA information available on each platform. Users who scroll beyond the first page or receive personalised algorithmic recommendations may encounter content of different quality. Fifth, although DISCERN is the most widely validated tool for assessing consumer health information, it was originally designed for written patient information leaflets (Charnock et a</w:t>
       </w:r>
       <w:r>
         <w:rPr>
           <w:rFonts w:cs="Times New Roman"/>
         </w:rPr>
-        <w:t>latform’s recommendation system may actively promote lower-quality physical activity content. This is a concerning finding that warrants dedicated algorithmic audit research, though the cross-sectional design cannot establish causality.</w:t>
+        <w:t>l., 1999). Applying it to social media posts required operationalisation decisions (detailed in Chapter 2) that, while transparent and systematic, represent an adaptation beyond the instrument’s original scope.</w:t>
       </w:r>
     </w:p>
     <w:p>
       <w:pPr>
         <w:spacing w:after="120"/>
+        <w:ind w:firstLine="709"/>
       </w:pPr>
       <w:r>
         <w:rPr>
           <w:rFonts w:cs="Times New Roman"/>
         </w:rPr>
-        <w:t>Third, the creator type analysis reveals that both the binary and five-category comparisons reached significance (p = .036 and p = .012, respectively). The five-category analysis provides the more granular picture: healthcare professionals score highest (Mdn = 45.0), followed by certified fitness professionals (Mdn = 39.5), organisations (Mdn = 39.0), fitness influencers (Mdn = 36.0), and general users lowest (Mdn = 33.0). This pattern suggests that creator type moderates quality in a graded fashion. The bi</w:t>
-      </w:r>
+        <w:t>Sixth, all searches were conducted from a single geographic location, meaning that search engine and platform algorithms may have returned location-specific results. Users in other regions could encounter a different set of top results for the same queries. Finally, engagement metrics were not uniformly available across all platforms; in particular, Instagram view counts were not captured for all items, which limits the strength of engagement-quality correlations for that platform.</w:t>
+      </w:r>
+    </w:p>
+    <w:p>
+      <w:pPr>
+        <w:pStyle w:val="Heading2"/>
+        <w:jc w:val="left"/>
+      </w:pPr>
+      <w:bookmarkStart w:id="32" w:name="_Toc225342112"/>
+      <w:r>
+        <w:rPr>
+          <w:rFonts w:ascii="Times New Roman" w:hAnsi="Times New Roman" w:cs="Times New Roman"/>
+        </w:rPr>
+        <w:lastRenderedPageBreak/>
+        <w:t>4.6 Recommendations for Future Research</w:t>
+      </w:r>
+      <w:bookmarkEnd w:id="32"/>
+    </w:p>
+    <w:p>
+      <w:pPr>
+        <w:spacing w:after="120"/>
+        <w:ind w:firstLine="709"/>
+      </w:pPr>
       <w:r>
         <w:rPr>
           <w:rFonts w:cs="Times New Roman"/>
         </w:rPr>
-        <w:t>nary result, while significant, is somewhat diluted by grouping organisations (n = 84)—which include high-quality institutional sources such as NHS and WHO—into the non-professional category.</w:t>
-      </w:r>
-    </w:p>
-    <w:p>
-      <w:pPr>
-        <w:pStyle w:val="Heading2"/>
-        <w:spacing w:before="0" w:after="200"/>
-      </w:pPr>
-      <w:bookmarkStart w:id="30" w:name="_Toc225217704"/>
-      <w:r>
-        <w:rPr>
-          <w:rFonts w:ascii="Times New Roman" w:hAnsi="Times New Roman" w:cs="Times New Roman"/>
-          <w:sz w:val="26"/>
-        </w:rPr>
-        <w:t>4.4 Strengths of the Study</w:t>
-      </w:r>
-      <w:bookmarkEnd w:id="30"/>
+        <w:t>Future research should address the limitations identified above while extending the scope of cross-platform quality assessment. First, longitudinal studies are needed to determine whether the observed quality gradient is stable over time or whether it shifts as platforms evolve their content policies and recommendation algorithms. Repeated assessments at regular intervals (e.g., every six months) would also reveal whether public health interventions targeting content quality produce measurable improvements.</w:t>
+      </w:r>
     </w:p>
     <w:p>
       <w:pPr>
         <w:spacing w:after="120"/>
+        <w:ind w:firstLine="709"/>
       </w:pPr>
       <w:r>
         <w:rPr>
           <w:rFonts w:cs="Times New Roman"/>
         </w:rPr>
-        <w:t xml:space="preserve">This study possesses several methodological strengths. To our knowledge, it is among the first investigations to directly compare physical activity information quality across four distinct platform types—traditional websites, YouTube, TikTok, and Instagram—using both </w:t>
-      </w:r>
+        <w:t>Second, studies should incorporate multilingual samples and diverse geographic search contexts to assess the generalisability of the present findings. The quality of PA information may vary substantially across languages and health systems, and cross-cultural comparisons would inform the design of context-appropriate interventions.</w:t>
+      </w:r>
+    </w:p>
+    <w:p>
+      <w:pPr>
+        <w:spacing w:after="120"/>
+        <w:ind w:firstLine="709"/>
+      </w:pPr>
       <w:r>
         <w:rPr>
           <w:rFonts w:cs="Times New Roman"/>
         </w:rPr>
+        <w:t>Third, the development of quality assessment instruments specifically designed for audiovisual and short-form content would improve the validity of social media evaluations. While DISCERN remains the gold standard for written health information, its application to 15-second TikTok videos or image-only Instagram posts stretches the instrument beyond its intended use. A validated tool that accounts for the multimodal nature of social media content—including spoken narration, visual demonstrations, and on-scre</w:t>
+      </w:r>
+      <w:r>
+        <w:rPr>
+          <w:rFonts w:cs="Times New Roman"/>
+        </w:rPr>
+        <w:t>en text—would be a significant methodological advance.</w:t>
+      </w:r>
+    </w:p>
+    <w:p>
+      <w:pPr>
+        <w:spacing w:after="120"/>
+        <w:ind w:firstLine="709"/>
+      </w:pPr>
+      <w:r>
+        <w:rPr>
+          <w:rFonts w:cs="Times New Roman"/>
+        </w:rPr>
+        <w:t>Fourth, experimental and quasi-experimental designs should examine the causal impact of information quality on health behaviour. The present study establishes that quality varies across platforms, but it cannot determine whether exposure to low-quality PA information leads to suboptimal exercise behaviours or, conversely, whether high-quality content promotes adherence to PA guidelines. Linking content quality data to user behaviour outcomes would strengthen the evidence base for quality-improvement interve</w:t>
+      </w:r>
+      <w:r>
+        <w:rPr>
+          <w:rFonts w:cs="Times New Roman"/>
+        </w:rPr>
+        <w:t>ntions.</w:t>
+      </w:r>
+    </w:p>
+    <w:p>
+      <w:pPr>
+        <w:spacing w:after="120"/>
+        <w:ind w:firstLine="709"/>
+      </w:pPr>
+      <w:r>
+        <w:rPr>
+          <w:rFonts w:cs="Times New Roman"/>
+        </w:rPr>
+        <w:t>Fifth, research should investigate the role of platform design features in shaping content quality. A/B testing of interface modifications—such as mandatory source-citation fields, credential-verification badges, or algorithmic boosts for referenced content—could identify practical mechanisms for improving health information quality at scale. Such studies would require collaboration with platform operators but could yield high-impact, population-level benefits.</w:t>
+      </w:r>
+    </w:p>
+    <w:p>
+      <w:pPr>
+        <w:spacing w:after="120"/>
+        <w:ind w:firstLine="709"/>
+      </w:pPr>
+      <w:r>
+        <w:rPr>
+          <w:rFonts w:cs="Times New Roman"/>
+        </w:rPr>
+        <w:t xml:space="preserve">Finally, the relationship between engagement metrics and quality deserves deeper investigation using more granular data. Access to algorithmic ranking signals, watch time, </w:t>
+      </w:r>
+      <w:r>
+        <w:rPr>
+          <w:rFonts w:cs="Times New Roman"/>
+        </w:rPr>
         <w:lastRenderedPageBreak/>
-        <w:t>the DISCERN instrument and JAMA benchmarks within a single study. This multi-platform, dual-instrument approach provides a more comprehensive assessment than studies examining single platforms or single quality tools.</w:t>
-      </w:r>
-    </w:p>
-    <w:p>
-      <w:pPr>
-        <w:spacing w:after="120"/>
-      </w:pPr>
-      <w:r>
-        <w:rPr>
-          <w:rFonts w:cs="Times New Roman"/>
-        </w:rPr>
-        <w:t>The study employed a systematic sampling strategy with five distinct search terms representing common physical activity queries, enhancing ecological validity. The inter-rater reliability was excellent for DISCERN (ICC = 0.932), providing confidence in the scoring process. The sample of 197 items across four platforms is larger than many comparable studies, affording sufficient statistical power for the planned analyses. Furthermore, the operationalisation of DISCERN and JAMA criteria for social media conte</w:t>
-      </w:r>
-      <w:r>
-        <w:rPr>
-          <w:rFonts w:cs="Times New Roman"/>
-        </w:rPr>
-        <w:t>xts was documented transparently, enabling replication.</w:t>
-      </w:r>
-    </w:p>
-    <w:p>
-      <w:pPr>
-        <w:pStyle w:val="Heading2"/>
-        <w:spacing w:before="0" w:after="200"/>
-      </w:pPr>
-      <w:bookmarkStart w:id="31" w:name="_Toc225217705"/>
-      <w:r>
-        <w:rPr>
-          <w:rFonts w:ascii="Times New Roman" w:hAnsi="Times New Roman" w:cs="Times New Roman"/>
-          <w:sz w:val="26"/>
-        </w:rPr>
-        <w:t>4.5 Limitations</w:t>
-      </w:r>
-      <w:bookmarkEnd w:id="31"/>
-    </w:p>
-    <w:p>
-      <w:pPr>
-        <w:spacing w:after="120"/>
-      </w:pPr>
-      <w:r>
-        <w:rPr>
-          <w:rFonts w:cs="Times New Roman"/>
-        </w:rPr>
-        <w:t>Several limitations must be acknowledged. First, the cross-sectional design captures a single snapshot of online content, which may not reflect temporal trends in information quality. Platform algorithms, content policies, and user behaviour evolve rapidly, and findings may not generalise to other time points.</w:t>
-      </w:r>
-    </w:p>
-    <w:p>
-      <w:pPr>
-        <w:spacing w:after="120"/>
-      </w:pPr>
-      <w:r>
-        <w:rPr>
-          <w:rFonts w:cs="Times New Roman"/>
-        </w:rPr>
-        <w:t>Second, the study was restricted to English-language content retrieved from a single geographic location (Lithuania). Search results are personalised by location, language, and browsing history, meaning that users in other regions may encounter different content for identical search terms.</w:t>
-      </w:r>
-    </w:p>
-    <w:p>
-      <w:pPr>
-        <w:spacing w:after="120"/>
-      </w:pPr>
-      <w:r>
-        <w:rPr>
-          <w:rFonts w:cs="Times New Roman"/>
-        </w:rPr>
-        <w:t>Third, and critically, the scoring of video and image-based content relied primarily on visible metadata, captions, and descriptions rather than full content transcription. This approach may systematically underestimate the quality of social media content where information is communicated verbally or visually rather than in text. However, it is equally important to acknowledge that this limitation may bias results in favour of the study hypothesis, as the apparent quality gradient could partially reflect me</w:t>
-      </w:r>
-      <w:r>
-        <w:rPr>
-          <w:rFonts w:cs="Times New Roman"/>
-        </w:rPr>
-        <w:t>thodological differences in how text-based and video-based content were assessed rather than true differences in information quality.</w:t>
-      </w:r>
-    </w:p>
-    <w:p>
-      <w:pPr>
-        <w:spacing w:after="120"/>
-      </w:pPr>
-      <w:r>
-        <w:rPr>
-          <w:rFonts w:cs="Times New Roman"/>
-        </w:rPr>
-        <w:t>Fourth, data collection employed a mixed approach: Playwright automation was used for traditional websites and YouTube, while TikTok and Instagram content was collected manually due to platform restrictions on automated scraping. This introduces potential selection bias, as the manual collection process for TikTok and Instagram may have been influenced by factors not present in the automated approach, despite adherence to the same top-10 sampling protocol.</w:t>
-      </w:r>
-    </w:p>
-    <w:p>
-      <w:pPr>
-        <w:spacing w:after="120"/>
-      </w:pPr>
-      <w:r>
-        <w:rPr>
-          <w:rFonts w:cs="Times New Roman"/>
-        </w:rPr>
-        <w:lastRenderedPageBreak/>
-        <w:t>Fifth, the top-10 sampling strategy, while ecologically valid (as most users do not scroll beyond the first page of results), captures only a fraction of available content. Results may differ for content appearing in later search positions. Additionally, the DISCERN instrument was originally developed for evaluating written treatment information for patients (Charnock et al., 1999) and has been adapted here beyond its original scope to evaluate physical activity content on social media. While this adaptatio</w:t>
-      </w:r>
-      <w:r>
-        <w:rPr>
-          <w:rFonts w:cs="Times New Roman"/>
-        </w:rPr>
-        <w:t>n is consistent with growing practice in the literature, it represents a departure from the validated use case.</w:t>
-      </w:r>
-    </w:p>
-    <w:p>
-      <w:pPr>
-        <w:spacing w:after="120"/>
-      </w:pPr>
-      <w:r>
-        <w:rPr>
-          <w:rFonts w:cs="Times New Roman"/>
-        </w:rPr>
-        <w:t>Sixth, engagement metrics were not uniformly available across platforms. Traditional websites do not provide standardised engagement data (likes, shares), and the metrics that were available may not be comparable across platforms with different user bases and interaction paradigms.</w:t>
-      </w:r>
-    </w:p>
-    <w:p>
-      <w:pPr>
-        <w:spacing w:after="120"/>
-      </w:pPr>
-      <w:r>
-        <w:rPr>
-          <w:rFonts w:cs="Times New Roman"/>
-        </w:rPr>
-        <w:t>Seventh, the classification of organisations (n = 84, 42.6% of the sample) as 'non-professional' in the binary creator type analysis is analytically consequential. Many organisations (e.g., NHS, WHO, university hospitals) produce content overseen by healthcare professionals, meaning this classification likely diluted the professional category's apparent quality advantage. Future studies should consider more granular organisation subtyping.</w:t>
-      </w:r>
-    </w:p>
-    <w:p>
-      <w:pPr>
-        <w:spacing w:after="120"/>
-      </w:pPr>
-      <w:r>
-        <w:rPr>
-          <w:rFonts w:cs="Times New Roman"/>
-        </w:rPr>
-        <w:t>Eighth, the DISCERN quality categories used in this study (Very Poor 16–26, Poor 27–38, Fair 39–50, Good 51–62, Excellent 63–80) are commonly adopted thresholds in the health information quality literature but were not specified in the original DISCERN validation by Charnock et al. (1999). These cut-points have been adopted from subsequent studies and should be treated as conventional rather than formally validated boundaries.</w:t>
-      </w:r>
-    </w:p>
-    <w:p>
-      <w:pPr>
-        <w:pStyle w:val="Heading2"/>
-        <w:spacing w:before="0" w:after="200"/>
-      </w:pPr>
-      <w:bookmarkStart w:id="32" w:name="_Toc225217706"/>
-      <w:r>
-        <w:rPr>
-          <w:rFonts w:ascii="Times New Roman" w:hAnsi="Times New Roman" w:cs="Times New Roman"/>
-          <w:sz w:val="26"/>
-        </w:rPr>
-        <w:t>4.6 Recommendations for Future Research</w:t>
-      </w:r>
-      <w:bookmarkEnd w:id="32"/>
-    </w:p>
-    <w:p>
-      <w:pPr>
-        <w:spacing w:after="120"/>
-      </w:pPr>
-      <w:r>
-        <w:rPr>
-          <w:rFonts w:cs="Times New Roman"/>
-        </w:rPr>
-        <w:t>Several directions for future research emerge from this study. First, longitudinal designs could track how physical activity information quality changes over time as platforms modify their algorithms and content policies. Second, multilingual studies incorporating non-English content would address a significant gap, given that the majority of global internet users access health information in languages other than English. Third, future studies should incorporate full transcription and coding of audio-visual</w:t>
-      </w:r>
-      <w:r>
-        <w:rPr>
-          <w:rFonts w:cs="Times New Roman"/>
-        </w:rPr>
-        <w:t xml:space="preserve"> content to address the metadata-only scoring limitation identified here. Fourth, the role of platform algorithms in promoting or suppressing high-quality health content warrants dedicated investigation, particularly given the significant negative views–quality and likes–quality correlations observed on YouTube. Fifth, intervention studies could evaluate whether platform-specific quality labels or health </w:t>
-      </w:r>
-      <w:r>
-        <w:rPr>
-          <w:rFonts w:cs="Times New Roman"/>
-        </w:rPr>
-        <w:lastRenderedPageBreak/>
-        <w:t xml:space="preserve">information verification badges improve the quality of content that users encounter and trust. Finally, </w:t>
-      </w:r>
-      <w:r>
-        <w:rPr>
-          <w:rFonts w:cs="Times New Roman"/>
-        </w:rPr>
-        <w:t>qualitative research exploring how users perceive and evaluate physical activity information across different platforms would complement the quantitative quality assessment approach used here.</w:t>
+        <w:t>completion rates, and share-to-view ratios—data that are not publicly available but may be accessible through platform research APIs—would enable more nuanced modelling of how recommendation systems interact with information quality. Understanding these dynamics is essential for designing interventions that align algorithmic incentives with public health objectives.</w:t>
       </w:r>
     </w:p>
     <w:p>
@@ -12878,7 +12998,7 @@
         <w:pStyle w:val="Heading1"/>
         <w:jc w:val="center"/>
       </w:pPr>
-      <w:bookmarkStart w:id="33" w:name="_Toc225217707"/>
+      <w:bookmarkStart w:id="33" w:name="_Toc225342113"/>
       <w:r>
         <w:rPr>
           <w:rFonts w:ascii="Times New Roman" w:hAnsi="Times New Roman"/>
@@ -12948,7 +13068,7 @@
         <w:pStyle w:val="Heading1"/>
         <w:jc w:val="center"/>
       </w:pPr>
-      <w:bookmarkStart w:id="34" w:name="_Toc225217708"/>
+      <w:bookmarkStart w:id="34" w:name="_Toc225342114"/>
       <w:r>
         <w:rPr>
           <w:rFonts w:ascii="Times New Roman" w:hAnsi="Times New Roman"/>
@@ -13021,7 +13141,7 @@
       <w:pPr>
         <w:pStyle w:val="Heading1"/>
       </w:pPr>
-      <w:bookmarkStart w:id="35" w:name="_Toc225217709"/>
+      <w:bookmarkStart w:id="35" w:name="_Toc225342115"/>
       <w:r>
         <w:rPr>
           <w:rFonts w:ascii="Times New Roman" w:hAnsi="Times New Roman"/>
@@ -13045,7 +13165,7 @@
         <w:ind w:left="720" w:hanging="720"/>
       </w:pPr>
       <w:r>
-        <w:t>Ayyash, M., Albarqouni, L., &amp; Dawkins, B. (2025). Quality assessment of health information on social media: A systematic review and meta-analysis. Journal of Medical Internet Research, 27(2), e65722. https://doi.org/10.2196/65722</w:t>
+        <w:t>Azer, S. A. (2020). Are DISCERN and JAMA suitable instruments for assessing YouTube videos on thyroid cancer? Methodological concerns. Journal of Cancer Education, 35(6), 1267-1277. https://doi.org/10.1007/s13187-020-01763-9</w:t>
       </w:r>
     </w:p>
     <w:p>
@@ -13053,7 +13173,7 @@
         <w:ind w:left="720" w:hanging="720"/>
       </w:pPr>
       <w:r>
-        <w:t>Ayyash, M., Musaad, S., Albarqouni, L., &amp; Dawkins, B. (2025). Quality of online health information on traditional websites: A systematic review and meta-analysis. Journal of Medical Internet Research, 27(3), e67481.</w:t>
+        <w:t>Bernard, A., Langille, M., Hughes, S., Rose, C., Leddin, D., &amp; Veldhuyzen van Zanten, S. (2007). A systematic review of patient inflammatory bowel disease information resources on the World Wide Web. American Journal of Gastroenterology, 102(9), 2070-2077. https://doi.org/10.1111/j.1572-0241.2007.01325.x</w:t>
       </w:r>
     </w:p>
     <w:p>
@@ -13061,7 +13181,7 @@
         <w:ind w:left="720" w:hanging="720"/>
       </w:pPr>
       <w:r>
-        <w:t>Azer, S. A. (2020). Are DISCERN and JAMA suitable instruments for assessing YouTube videos on thyroid cancer? Methodological concerns. Journal of Cancer Education, 35(6), 1267–1277. https://doi.org/10.1007/s13187-020-01763-9</w:t>
+        <w:t>Blakeslee, S. (2004). The CRAAP test. LOEX Quarterly, 31(3), 6-7. https://commons.emich.edu/loexquarterly/vol31/iss3/4</w:t>
       </w:r>
     </w:p>
     <w:p>
@@ -13069,7 +13189,7 @@
         <w:ind w:left="720" w:hanging="720"/>
       </w:pPr>
       <w:r>
-        <w:t>Bernard, A., Langille, M., Hughes, S., Rose, C., Leddin, D., &amp; Veldhuyzen van Zanten, S. (2007). A systematic review of patient inflammatory bowel disease information resources on the World Wide Web. American Journal of Gastroenterology, 102(9), 2070–2077. https://doi.org/10.1111/j.1572-0241.2007.01325.x</w:t>
+        <w:t>Boyer, C., Baujard, V., &amp; Geissbuhler, A. (2011). Evolution of health web certification through the HONcode experience. Studies in Health Technology and Informatics, 169, 53-57. https://doi.org/10.3233/978-1-60750-806-9-53</w:t>
       </w:r>
     </w:p>
     <w:p>
@@ -13077,7 +13197,7 @@
         <w:ind w:left="720" w:hanging="720"/>
       </w:pPr>
       <w:r>
-        <w:t>Blakeslee, S. (2004). The CRAAP test. LOEX Quarterly, 31(3), 6–7. https://commons.emich.edu/loexquarterly/vol31/iss3/4</w:t>
+        <w:t>Charnock, D., Shepperd, S., Needham, G., &amp; Gann, R. (1999). DISCERN: An instrument for judging the quality of written consumer health information on treatment choices. Journal of Epidemiology and Community Health, 53(2), 105-111. https://doi.org/10.1136/jech.53.2.105</w:t>
       </w:r>
     </w:p>
     <w:p>
@@ -13085,7 +13205,7 @@
         <w:ind w:left="720" w:hanging="720"/>
       </w:pPr>
       <w:r>
-        <w:t>Boyer, C., Baujard, V., &amp; Geissbuhler, A. (2011). Evolution of health web certification through the HONcode experience. Studies in Health Technology and Informatics, 169, 53–57. https://doi.org/10.3233/978-1-60750-806-9-53</w:t>
+        <w:t>Chea, C. Y., &amp; Lim, P. K. (2023). Quality and accuracy of dental health-related information on social media: A systematic review. Journal of Dental Sciences, 18(3), 1070-1079.</w:t>
       </w:r>
     </w:p>
     <w:p>
@@ -13093,7 +13213,7 @@
         <w:ind w:left="720" w:hanging="720"/>
       </w:pPr>
       <w:r>
-        <w:t>Charnock, D., Shepperd, S., Needham, G., &amp; Gann, R. (1999). DISCERN: An instrument for judging the quality of written consumer health information on treatment choices. Journal of Epidemiology and Community Health, 53(2), 105–111. https://doi.org/10.1136/jech.53.2.105</w:t>
+        <w:t>Cohen, J. (1988). Statistical power analysis for the behavioral sciences (2nd ed.). Lawrence Erlbaum Associates.</w:t>
       </w:r>
     </w:p>
     <w:p>
@@ -13101,7 +13221,7 @@
         <w:ind w:left="720" w:hanging="720"/>
       </w:pPr>
       <w:r>
-        <w:t>Chea, C. Y., &amp; Lim, P. K. (2023). Quality and accuracy of dental health-related information on social media: A systematic review. Journal of Dental Sciences, 18(3), 1070–1079.</w:t>
+        <w:t>Cooke, A., Smith, D., &amp; Booth, A. (2012). Beyond PICO: The SPIDER tool for qualitative evidence synthesis. Qualitative Health Research, 22(10), 1435-1443. https://doi.org/10.1177/1049732312452938</w:t>
       </w:r>
     </w:p>
     <w:p>
@@ -13110,7 +13230,7 @@
       </w:pPr>
       <w:r>
         <w:lastRenderedPageBreak/>
-        <w:t>Chen, S., Tang, Y., Zhang, Y., Liu, Z., Zhong, Y., Fang, H., Xu, Y., Sun, J., &amp; Zhang, Y. (2025). Quality of cancer-related information on new media (2014–2023): Systematic review and meta-analysis. Journal of Medical Internet Research, 27(1), e73185. https://doi.org/10.2196/73185</w:t>
+        <w:t>Czenczek-Lewandowska, E., Leszczak, J., Mazur, A., &amp; Rak, S. (2022). Review of the quality of YouTube videos recommending exercises for the COVID-19 lockdown. International Journal of Environmental Research and Public Health, 19(10), 6348. https://doi.org/10.3390/ijerph19106348</w:t>
       </w:r>
     </w:p>
     <w:p>
@@ -13118,7 +13238,7 @@
         <w:ind w:left="720" w:hanging="720"/>
       </w:pPr>
       <w:r>
-        <w:t>Cohen, J. (1988). Statistical power analysis for the behavioral sciences (2nd ed.). Lawrence Erlbaum Associates.</w:t>
+        <w:t>Daraz, L., Morrow, A. S., Ponce, O. J., Farah, W., Katabi, A., Majzoub, A., Seisa, M. O., Benkhadra, R., Alsawas, M., Larry, P., &amp; Murad, M. H. (2019). Can patients trust online health information? A meta-narrative systematic review addressing the quality of health information on the internet. Journal of General Internal Medicine, 34(9), 1884-1891. https://doi.org/10.1007/s11606-019-05109-0</w:t>
       </w:r>
     </w:p>
     <w:p>
@@ -13126,7 +13246,7 @@
         <w:ind w:left="720" w:hanging="720"/>
       </w:pPr>
       <w:r>
-        <w:t>Cooke, A., Smith, D., &amp; Booth, A. (2012). Beyond PICO: The SPIDER tool for qualitative evidence synthesis. Qualitative Health Research, 22(10), 1435–1443. https://doi.org/10.1177/1049732312452938</w:t>
+        <w:t>Delli, K., Livas, C., Ammari, A. B., Silver, J., &amp; Trottman, G. (2016). Assessing the quality and readability of online information on dental implants. International Dental Journal, 66(2), 100-106.</w:t>
       </w:r>
     </w:p>
     <w:p>
@@ -13134,7 +13254,7 @@
         <w:ind w:left="720" w:hanging="720"/>
       </w:pPr>
       <w:r>
-        <w:t>Czenczek-Lewandowska, E., Leszczak, J., Mazur, A., &amp; Rak, S. (2022). Review of the quality of YouTube videos recommending exercises for the COVID-19 lockdown. International Journal of Environmental Research and Public Health, 19(10), 6348. https://doi.org/10.3390/ijerph19106348</w:t>
+        <w:t>Diviani, N., van den Putte, B., Giani, S., &amp; van Weert, J. C. (2015). Low health literacy and evaluation of online health information: A systematic review of the literature. Journal of Medical Internet Research, 17(5), e112. https://doi.org/10.2196/jmir.4018</w:t>
       </w:r>
     </w:p>
     <w:p>
@@ -13142,7 +13262,7 @@
         <w:ind w:left="720" w:hanging="720"/>
       </w:pPr>
       <w:r>
-        <w:t>Daraz, L., Morrow, A. S., Ponce, O. J., Farah, W., Katabi, A., Majzoub, A., Seisa, M. O., Benkhadra, R., Alsawas, M., Larry, P., &amp; Murad, M. H. (2019). Can patients trust online health information? A meta-narrative systematic review addressing the quality of health information on the internet. Journal of General Internal Medicine, 34(9), 1884–1891. https://doi.org/10.1007/s11606-019-05109-0</w:t>
+        <w:t>Drozd, B., Couvillon, E., &amp; Suarez, A. (2018). Medical YouTube videos and methods of evaluation: Literature review. JMIR Medical Education, 4(1), e3. https://doi.org/10.2196/mededu.8527</w:t>
       </w:r>
     </w:p>
     <w:p>
@@ -13150,7 +13270,7 @@
         <w:ind w:left="720" w:hanging="720"/>
       </w:pPr>
       <w:r>
-        <w:t>de Moel-Mandel, C., Shelley, B., &amp; Gericke, C. A. (2025). Quality and reliability of physical activity information on TikTok: A content analysis. Health Promotion Journal of Australia, 36(1), e752. https://doi.org/10.1002/hpja.752</w:t>
+        <w:t>Eysenbach, G., Powell, J., Kuss, O., &amp; Sa, E. R. (2002). Empirical studies assessing the quality of health information for consumers on the World Wide Web: A systematic review. JAMA, 287(20), 2691-2700. https://doi.org/10.1001/jama.287.20.2691</w:t>
       </w:r>
     </w:p>
     <w:p>
@@ -13158,7 +13278,7 @@
         <w:ind w:left="720" w:hanging="720"/>
       </w:pPr>
       <w:r>
-        <w:t>Delli, K., Livas, C., Ammari, A. B., Silver, J., &amp; Trottman, G. (2016). Assessing the quality and readability of online information on dental implants. International Dental Journal, 66(2), 100–106.</w:t>
+        <w:t>Feinstein, A. R., &amp; Cicchetti, D. V. (1990). High agreement but low kappa: I. The problems of two paradoxes. Journal of Clinical Epidemiology, 43(6), 543-549. https://doi.org/10.1016/0895-4356(90)90158-L</w:t>
       </w:r>
     </w:p>
     <w:p>
@@ -13166,7 +13286,7 @@
         <w:ind w:left="720" w:hanging="720"/>
       </w:pPr>
       <w:r>
-        <w:t>Dinis-Oliveira, R. J. (2020). COVID-19 research: Pandemic versus “paperdemic,” integrity, values and risks of speed science. Forensic Sciences Research, 5(2), 174–187. https://doi.org/10.1080/20961790.2020.1767754</w:t>
+        <w:t>Finney Rutten, L. J., Blake, K. D., Greenberg-Worisek, A. J., Allen, S. V., Moser, R. P., &amp; Hesse, B. W. (2019). Online health information seeking among US adults: Measuring progress toward a Healthy People 2020 objective. Public Health Reports, 134(6), 617-625. https://doi.org/10.1177/0033354919874074</w:t>
       </w:r>
     </w:p>
     <w:p>
@@ -13174,7 +13294,7 @@
         <w:ind w:left="720" w:hanging="720"/>
       </w:pPr>
       <w:r>
-        <w:t>Diviani, N., van den Putte, B., Giani, S., &amp; van Weert, J. C. (2015). Low health literacy and evaluation of online health information: A systematic review of the literature. Journal of Medical Internet Research, 17(5), e112. https://doi.org/10.2196/jmir.4018</w:t>
+        <w:t>Fox, S., &amp; Duggan, M. (2013). Health online 2013. Pew Internet and American Life Project. https://www.pewresearch.org/internet/2013/01/15/health-online-2013-2/</w:t>
       </w:r>
     </w:p>
     <w:p>
@@ -13183,7 +13303,7 @@
       </w:pPr>
       <w:r>
         <w:lastRenderedPageBreak/>
-        <w:t>Drozd, B., Couvillon, E., &amp; Suarez, A. (2018). Medical YouTube videos and methods of evaluation: Literature review. JMIR Medical Education, 4(1), e3. https://doi.org/10.2196/mededu.8527</w:t>
+        <w:t>Fritz, C. O., Morris, P. E., &amp; Richler, J. J. (2012). Effect size estimates: Current use, calculations, and interpretation. Journal of Experimental Psychology: General, 141(1), 2-18. https://doi.org/10.1037/a0024338</w:t>
       </w:r>
     </w:p>
     <w:p>
@@ -13191,7 +13311,7 @@
         <w:ind w:left="720" w:hanging="720"/>
       </w:pPr>
       <w:r>
-        <w:t>Eysenbach, G., Powell, J., Kuss, O., &amp; Sa, E. R. (2002). Empirical studies assessing the quality of health information for consumers on the World Wide Web: A systematic review. JAMA, 287(20), 2691–2700. https://doi.org/10.1001/jama.287.20.2691</w:t>
+        <w:t>Haghighi, R., &amp; Farhadloo, M. (2025). Quality assessment of health information on social media during a public health crisis: Infodemiology study. JMIR Infodemiology, 5, e70756. https://doi.org/10.2196/70756</w:t>
       </w:r>
     </w:p>
     <w:p>
@@ -13199,7 +13319,7 @@
         <w:ind w:left="720" w:hanging="720"/>
       </w:pPr>
       <w:r>
-        <w:t>Feinstein, A. R., &amp; Cicchetti, D. V. (1990). High agreement but low kappa: I. The problems of two paradoxes. Journal of Clinical Epidemiology, 43(6), 543–549. https://doi.org/10.1016/0895-4356(90)90158-L</w:t>
+        <w:t>Kocyigit, B. F., Nacitarhan, V., Koca, T. T., &amp; Berk, E. (2019). YouTube as a source of patient information for ankylosing spondylitis exercises. Clinical Rheumatology, 38(6), 1747-1751. https://doi.org/10.1007/s10067-018-04413-0</w:t>
       </w:r>
     </w:p>
     <w:p>
@@ -13207,7 +13327,7 @@
         <w:ind w:left="720" w:hanging="720"/>
       </w:pPr>
       <w:r>
-        <w:t>Finney Rutten, L. J., Blake, K. D., Greenberg-Worisek, A. J., Allen, S. V., Moser, R. P., &amp; Hesse, B. W. (2019). Online health information seeking among US adults: Measuring progress toward a Healthy People 2020 objective. Public Health Reports, 134(6), 617–625. https://doi.org/10.1177/0033354919874074</w:t>
+        <w:t>Kong, W., Song, S., Zhao, Y. C., Zhu, Q., &amp; Sha, L. (2021). TikTok as a health information source: Assessment of the quality of information in diabetes-related videos. Journal of Medical Internet Research, 23(9), e30409. https://doi.org/10.2196/30409</w:t>
       </w:r>
     </w:p>
     <w:p>
@@ -13215,7 +13335,7 @@
         <w:ind w:left="720" w:hanging="720"/>
       </w:pPr>
       <w:r>
-        <w:t>Fox, S., &amp; Duggan, M. (2013). Health online 2013. Pew Internet and American Life Project. https://www.pewresearch.org/internet/2013/01/15/health-online-2013-2/</w:t>
+        <w:t>Koo, T. K., &amp; Li, M. Y. (2016). A guideline of selecting and reporting intraclass correlation coefficients for reliability research. Journal of Chiropractic Medicine, 15(2), 155-163. https://doi.org/10.1016/j.jcm.2016.02.012</w:t>
       </w:r>
     </w:p>
     <w:p>
@@ -13223,7 +13343,7 @@
         <w:ind w:left="720" w:hanging="720"/>
       </w:pPr>
       <w:r>
-        <w:t>Fritz, C. O., Morris, P. E., &amp; Richler, J. J. (2012). Effect size estimates: Current use, calculations, and interpretation. Journal of Experimental Psychology: General, 141(1), 2–18. https://doi.org/10.1037/a0024338</w:t>
+        <w:t>Krippendorff, K. (2018). Content analysis: An introduction to its methodology (4th ed.). SAGE Publications.</w:t>
       </w:r>
     </w:p>
     <w:p>
@@ -13231,7 +13351,7 @@
         <w:ind w:left="720" w:hanging="720"/>
       </w:pPr>
       <w:r>
-        <w:t>Haghighi, R., &amp; Farhadloo, M. (2025). Quality assessment of health information on social media during a public health crisis: Infodemiology study. JMIR Infodemiology, 5(1), e70756. https://doi.org/10.2196/70756</w:t>
+        <w:t>Landis, J. R., &amp; Koch, G. G. (1977). The measurement of observer agreement for categorical data. Biometrics, 33(1), 159-174. https://doi.org/10.2307/2529310</w:t>
       </w:r>
     </w:p>
     <w:p>
@@ -13239,7 +13359,7 @@
         <w:ind w:left="720" w:hanging="720"/>
       </w:pPr>
       <w:r>
-        <w:t>Kbaier, D., Kalra, P. A., &amp; Alderson, H. V. (2024). Social media health misinformation: Characteristics of sharers and non-sharers. JMIR Infodemiology, 4, e45459.</w:t>
+        <w:t>Leong, Q. Y., Sani, S. A., &amp; Khor, G. L. (2021). Quality of nutrition and diet-related information on the internet for consumers: A systematic review. Health Promotion International, 36(3), 686-700. https://doi.org/10.1093/heapro/daaa082</w:t>
       </w:r>
     </w:p>
     <w:p>
@@ -13247,7 +13367,7 @@
         <w:ind w:left="720" w:hanging="720"/>
       </w:pPr>
       <w:r>
-        <w:t>Kocyigit, B. F., Nacitarhan, V., Koca, T. T., &amp; Berk, E. (2019). YouTube as a source of patient information for ankylosing spondylitis exercises. Clinical Rheumatology, 38(6), 1747–1751. https://doi.org/10.1007/s10067-018-04413-0</w:t>
+        <w:t>Li, B., Liu, X., Zhang, Y., Wang, Y., &amp; Zheng, L. (2024). Quality assessment of health science-related short videos on TikTok: A scoping review. International Journal of Medical Informatics, 186, 105426. https://doi.org/10.1016/j.ijmedinf.2024.105426</w:t>
       </w:r>
     </w:p>
     <w:p>
@@ -13255,7 +13375,7 @@
         <w:ind w:left="720" w:hanging="720"/>
       </w:pPr>
       <w:r>
-        <w:t>Kong, W., Song, S., Zhao, Y. C., Zhu, Q., &amp; Sha, L. (2021). TikTok as a health information source: Assessment of the quality of information in diabetes-related videos. Journal of Medical Internet Research, 23(9), e30409. https://doi.org/10.2196/30409</w:t>
+        <w:t>Liu, X.-J., Valdez, D., Parker, M. A., Mai, A., &amp; Walsh-Buhi, E. R. (2025). Quality of cancer-related information on new media (2014-2023): Systematic review and meta-analysis. Journal of Medical Internet Research, 27, e73185. https://doi.org/10.2196/73185</w:t>
       </w:r>
     </w:p>
     <w:p>
@@ -13264,7 +13384,7 @@
       </w:pPr>
       <w:r>
         <w:lastRenderedPageBreak/>
-        <w:t>Koo, T. K., &amp; Li, M. Y. (2016). A guideline of selecting and reporting intraclass correlation coefficients for reliability research. Journal of Chiropractic Medicine, 15(2), 155–163. https://doi.org/10.1016/j.jcm.2016.02.012</w:t>
+        <w:t>Madathil, K. C., Rivera-Rodriguez, A. J., Greenstein, J. S., &amp; Gramopadhye, A. K. (2015). Healthcare information on YouTube: A systematic review. Health Informatics Journal, 21(3), 173-194. https://doi.org/10.1177/1460458213512220</w:t>
       </w:r>
     </w:p>
     <w:p>
@@ -13272,7 +13392,7 @@
         <w:ind w:left="720" w:hanging="720"/>
       </w:pPr>
       <w:r>
-        <w:t>Krippendorff, K. (2018). Content analysis: An introduction to its methodology (4th ed.). SAGE Publications.</w:t>
+        <w:t>Marocolo, M., Meireles, A., de Souza, H. L. R., Mota, G. R., Oranchuk, D. J., Arriel, R. A., &amp; Leite, L. H. R. (2021). Is social media spreading misinformation on exercise and health in Brazil? International Journal of Environmental Research and Public Health, 18(22), 11914. https://doi.org/10.3390/ijerph182211914</w:t>
       </w:r>
     </w:p>
     <w:p>
@@ -13280,7 +13400,7 @@
         <w:ind w:left="720" w:hanging="720"/>
       </w:pPr>
       <w:r>
-        <w:t>Landis, J. R., &amp; Koch, G. G. (1977). The measurement of observer agreement for categorical data. Biometrics, 33(1), 159–174. https://doi.org/10.2307/2529310</w:t>
+        <w:t>McKinney, W. (2010). Data structures for statistical computing in Python. In S. van der Walt &amp; J. Millman (Eds.), Proceedings of the 9th Python in Science Conference (pp. 56-61). https://doi.org/10.25080/Majora-92bf1922-00a</w:t>
       </w:r>
     </w:p>
     <w:p>
@@ -13288,7 +13408,7 @@
         <w:ind w:left="720" w:hanging="720"/>
       </w:pPr>
       <w:r>
-        <w:t>Leong, Q. Y., Sani, S. A., &amp; Khor, G. L. (2021). Quality of nutrition and diet-related information on the internet for consumers: A systematic review. Health Promotion International, 36(3), 686–700. https://doi.org/10.1093/heapro/daaa082</w:t>
+        <w:t>Mohamed, F., &amp; Shoufan, A. (2024). Users' experience with health-related content on YouTube: An exploratory study. BMC Public Health, 24, 86. https://doi.org/10.1186/s12889-023-17585-5</w:t>
       </w:r>
     </w:p>
     <w:p>
@@ -13296,7 +13416,7 @@
         <w:ind w:left="720" w:hanging="720"/>
       </w:pPr>
       <w:r>
-        <w:t>Li, B., Liu, X., Zhang, Y., Wang, Y., &amp; Zheng, L. (2024). Quality assessment of health science-related short videos on TikTok: A scoping review. International Journal of Medical Informatics, 186, 105426. https://doi.org/10.1016/j.ijmedinf.2024.105426</w:t>
+        <w:t>Moorhead, S. A., Hazlett, D. E., Harrison, L., Carroll, J. K., Irwin, A., &amp; Hoving, C. (2013). A new dimension of health care: Systematic review of the uses, benefits, and limitations of social media for health communication. Journal of Medical Internet Research, 15(4), e85. https://doi.org/10.2196/jmir.1933</w:t>
       </w:r>
     </w:p>
     <w:p>
@@ -13304,7 +13424,7 @@
         <w:ind w:left="720" w:hanging="720"/>
       </w:pPr>
       <w:r>
-        <w:t>Madathil, K. C., Rivera-Rodriguez, A. J., Greenstein, J. S., &amp; Gramopadhye, A. K. (2015). Healthcare information on YouTube: A systematic review. Health Informatics Journal, 21(3), 173–194. https://doi.org/10.1177/1460458213512220</w:t>
+        <w:t>Naaman, R., Thompson, K., Goldstein, S., &amp; Kirshenbaum, M. (2022). Quality assessment methodology for online health information: A systematic review. Digital Health, 8, 20552076221115044. https://doi.org/10.1177/20552076221115044</w:t>
       </w:r>
     </w:p>
     <w:p>
@@ -13312,7 +13432,7 @@
         <w:ind w:left="720" w:hanging="720"/>
       </w:pPr>
       <w:r>
-        <w:t>Marocolo, M., Meireles, A., de Souza, H. L. R., Mota, G. R., Oranchuk, D. J., Arriel, R. A., &amp; Leite, L. H. R. (2021). Is social media spreading misinformation on exercise and health in Brazil? International Journal of Environmental Research and Public Health, 18(22), 11914. https://doi.org/10.3390/ijerph182211914</w:t>
+        <w:t>Norman, C. D., &amp; Skinner, H. A. (2006). eHEALS: The eHealth Literacy Scale. Journal of Medical Internet Research, 8(4), e27. https://doi.org/10.2196/jmir.8.4.e27</w:t>
       </w:r>
     </w:p>
     <w:p>
@@ -13320,7 +13440,7 @@
         <w:ind w:left="720" w:hanging="720"/>
       </w:pPr>
       <w:r>
-        <w:t>McKinney, W. (2010). Data structures for statistical computing in Python. In S. van der Walt &amp; J. Millman (Eds.), Proceedings of the 9th Python in Science Conference (pp. 56–61). https://doi.org/10.25080/Majora-92bf1922-00a</w:t>
+        <w:t>Osman, W., Mohamed, F., Elhassan, M., &amp; Shoufan, A. (2022). Is YouTube a reliable source of health-related information? A systematic review. BMC Medical Education, 22, 382. https://doi.org/10.1186/s12909-022-03446-z</w:t>
       </w:r>
     </w:p>
     <w:p>
@@ -13328,7 +13448,7 @@
         <w:ind w:left="720" w:hanging="720"/>
       </w:pPr>
       <w:r>
-        <w:t>Moorhead, S. A., Hazlett, D. E., Harrison, L., Carroll, J. K., Irwin, A., &amp; Hoving, C. (2013). A new dimension of health care: Systematic review of the uses, benefits, and limitations of social media for health communication. Journal of Medical Internet Research, 15(4), e85. https://doi.org/10.2196/jmir.1933</w:t>
+        <w:t>Pan, B., Hembrooke, H., Joachims, T., Lorigo, L., Gay, G., &amp; Granka, L. (2007). In Google we trust: Users' decisions on rank, position, and relevance. Journal of Computer-Mediated Communication, 12(3), 801-823. https://doi.org/10.1111/j.1083-6101.2007.00351.x</w:t>
       </w:r>
     </w:p>
     <w:p>
@@ -13337,7 +13457,7 @@
       </w:pPr>
       <w:r>
         <w:lastRenderedPageBreak/>
-        <w:t>Naaman, R., Thompson, K., Goldstein, S., &amp; Kirshenbaum, M. (2022). Quality assessment methodology for online health information: A systematic review. Digital Health, 8, 20552076221115044. https://doi.org/10.1177/20552076221115044</w:t>
+        <w:t>Pew Research Center. (2021). Social media fact sheet. https://www.pewresearch.org/internet/fact-sheet/social-media/</w:t>
       </w:r>
     </w:p>
     <w:p>
@@ -13345,7 +13465,7 @@
         <w:ind w:left="720" w:hanging="720"/>
       </w:pPr>
       <w:r>
-        <w:t>Norman, C. D., &amp; Skinner, H. A. (2006). eHEALS: The eHealth Literacy Scale. Journal of Medical Internet Research, 8(4), e27. https://doi.org/10.2196/jmir.8.4.e27</w:t>
+        <w:t>Pilgrim, K., &amp; Bohnet-Joschko, S. (2019). Selling health and happiness: How influencers communicate on Instagram about dieting and exercise. Mixed methods research. BMC Public Health, 19, 1054. https://doi.org/10.1186/s12889-019-7387-8</w:t>
       </w:r>
     </w:p>
     <w:p>
@@ -13353,7 +13473,7 @@
         <w:ind w:left="720" w:hanging="720"/>
       </w:pPr>
       <w:r>
-        <w:t>Osman, W., Mohamed, F., Elhassan, M., &amp; Shoufan, A. (2022). Is YouTube a reliable source of health-related information? A systematic review. BMC Medical Education, 22, 382. https://doi.org/10.1186/s12909-022-03446-z</w:t>
+        <w:t>Rosenstock, I. M. (1974). Historical origins of the Health Belief Model. Health Education Monographs, 2(4), 328-335. https://doi.org/10.1177/109019817400200403</w:t>
       </w:r>
     </w:p>
     <w:p>
@@ -13361,7 +13481,7 @@
         <w:ind w:left="720" w:hanging="720"/>
       </w:pPr>
       <w:r>
-        <w:t>Pan, B., Hembrooke, H., Joachims, T., Lorigo, L., Gay, G., &amp; Granka, L. (2007). In Google we trust: Users’ decisions on rank, position, and relevance. Journal of Computer-Mediated Communication, 12(3), 801–823.</w:t>
+        <w:t>Sbaffi, L., &amp; Rowley, J. (2017). Trust and credibility in web-based health information: A review and agenda for future research. Journal of Medical Internet Research, 19(6), e218. https://doi.org/10.2196/jmir.7579</w:t>
       </w:r>
     </w:p>
     <w:p>
@@ -13369,7 +13489,7 @@
         <w:ind w:left="720" w:hanging="720"/>
       </w:pPr>
       <w:r>
-        <w:t>Pew Research Center. (2021). Social media fact sheet. https://www.pewresearch.org/internet/fact-sheet/social-media/</w:t>
+        <w:t>Schober, P., Boer, C., &amp; Schwarte, L. A. (2018). Correlation coefficients: Appropriate use and interpretation. Anesthesia &amp; Analgesia, 126(5), 1763-1768. https://doi.org/10.1213/ANE.0000000000002864</w:t>
       </w:r>
     </w:p>
     <w:p>
@@ -13377,7 +13497,7 @@
         <w:ind w:left="720" w:hanging="720"/>
       </w:pPr>
       <w:r>
-        <w:t>Pilgrim, K., &amp; Bohnet-Joschko, S. (2022). Selling health and happiness: How influencers communicate on Instagram about dieting and exercise. BMC Public Health, 19, 1054. https://doi.org/10.1186/s12889-019-7387-8</w:t>
+        <w:t>Silberg, W. M., Lundberg, G. D., &amp; Musacchio, R. A. (1997). Assessing, controlling, and assuring the quality of medical information on the internet: Caveant lector et viewor-Let the reader and viewer beware. JAMA, 277(15), 1244-1245. https://doi.org/10.1001/jama.1997.03540390074039</w:t>
       </w:r>
     </w:p>
     <w:p>
@@ -13385,7 +13505,7 @@
         <w:ind w:left="720" w:hanging="720"/>
       </w:pPr>
       <w:r>
-        <w:t>Rosenstock, I. M. (1974). Historical origins of the Health Belief Model. Health Education Monographs, 2(4), 328–335. https://doi.org/10.1177/109019817400200403</w:t>
+        <w:t>Snelson, C. L. (2016). Qualitative and mixed methods social media research: A review of the literature. International Journal of Qualitative Methods, 15(1), 1-15. https://doi.org/10.1177/1609406915624574</w:t>
       </w:r>
     </w:p>
     <w:p>
@@ -13393,7 +13513,7 @@
         <w:ind w:left="720" w:hanging="720"/>
       </w:pPr>
       <w:r>
-        <w:t>Sbaffi, L., &amp; Rowley, J. (2017). Trust and credibility in web-based health information: A review and agenda for future research. Journal of Medical Internet Research, 19(6), e218. https://doi.org/10.2196/jmir.7579</w:t>
+        <w:t>Suarez-Lledo, V., &amp; Alvarez-Galvez, J. (2021). Prevalence of health misinformation on social media: Systematic review. Journal of Medical Internet Research, 23(1), e17187. https://doi.org/10.2196/17187</w:t>
       </w:r>
     </w:p>
     <w:p>
@@ -13401,7 +13521,7 @@
         <w:ind w:left="720" w:hanging="720"/>
       </w:pPr>
       <w:r>
-        <w:t>Schober, P., Boer, C., &amp; Schwarte, L. A. (2018). Correlation coefficients: Appropriate use and interpretation. Anesthesia &amp; Analgesia, 126(5), 1763–1768. https://doi.org/10.1213/ANE.0000000000002864</w:t>
+        <w:t>Sullivan, G. M., &amp; Artino, A. R. (2013). Analyzing and interpreting data from Likert-type scales. Journal of Graduate Medical Education, 5(4), 541-542. https://doi.org/10.4300/JGME-5-4-18</w:t>
       </w:r>
     </w:p>
     <w:p>
@@ -13409,7 +13529,7 @@
         <w:ind w:left="720" w:hanging="720"/>
       </w:pPr>
       <w:r>
-        <w:t>Silberg, W. M., Lundberg, G. D., &amp; Musacchio, R. A. (1997). Assessing, controlling, and assuring the quality of medical information on the internet: Caveant lector et viewor—Let the reader and viewer beware. JAMA, 277(15), 1244–1245. https://doi.org/10.1001/jama.1997.03540390074039</w:t>
+        <w:t>Swire-Thompson, B., &amp; Lazer, D. (2020). Public health and online misinformation: Challenges and recommendations. Annual Review of Public Health, 41, 433-451. https://doi.org/10.1146/annurev-publhealth-040119-094127</w:t>
       </w:r>
     </w:p>
     <w:p>
@@ -13418,7 +13538,7 @@
       </w:pPr>
       <w:r>
         <w:lastRenderedPageBreak/>
-        <w:t>Snelson, C. L. (2016). Qualitative and mixed methods social media research: A review of the literature. International Journal of Qualitative Methods, 15(1), 1–15. https://doi.org/10.1177/1609406915624574</w:t>
+        <w:t>Tan, S. S.-L., &amp; Goonawardene, N. (2017). Internet health information seeking and the patient-physician relationship: A systematic review. Journal of Medical Internet Research, 19(1), e9. https://doi.org/10.2196/jmir.5729</w:t>
       </w:r>
     </w:p>
     <w:p>
@@ -13426,7 +13546,7 @@
         <w:ind w:left="720" w:hanging="720"/>
       </w:pPr>
       <w:r>
-        <w:t>Suarez-Lledo, V., &amp; Alvarez-Galvez, J. (2021). Prevalence of health misinformation on social media: Systematic review. Journal of Medical Internet Research, 23(1), e17187. https://doi.org/10.2196/17187</w:t>
+        <w:t>Tomczak, M., &amp; Tomczak, E. (2014). The need to report effect size estimates revisited: An overview of some recommended measures of effect size. Trends in Sport Sciences, 21(1), 19-25.</w:t>
       </w:r>
     </w:p>
     <w:p>
@@ -13434,7 +13554,7 @@
         <w:ind w:left="720" w:hanging="720"/>
       </w:pPr>
       <w:r>
-        <w:t>Sullivan, G. M., &amp; Artino, A. R. (2013). Analyzing and interpreting data from Likert-type scales. Journal of Graduate Medical Education, 5(4), 541–542. https://doi.org/10.4300/JGME-5-4-18</w:t>
+        <w:t>Tripodi, F. (2018). Searching for alternative facts: Analyzing scriptural inference in conservative news practices. Data &amp; Society Research Institute.</w:t>
       </w:r>
     </w:p>
     <w:p>
@@ -13442,7 +13562,7 @@
         <w:ind w:left="720" w:hanging="720"/>
       </w:pPr>
       <w:r>
-        <w:t>Swire-Thompson, B., &amp; Lazer, D. (2020). Public health and online misinformation: Challenges and recommendations. Annual Review of Public Health, 41, 433–451. https://doi.org/10.1146/annurev-publhealth-040119-094127</w:t>
+        <w:t>Vallat, R. (2018). Pingouin: Statistics in Python. Journal of Open Source Software, 3(31), 1026. https://doi.org/10.21105/joss.01026</w:t>
       </w:r>
     </w:p>
     <w:p>
@@ -13450,7 +13570,7 @@
         <w:ind w:left="720" w:hanging="720"/>
       </w:pPr>
       <w:r>
-        <w:t>Tan, S. S.-L., &amp; Goonawardene, N. (2017). Internet health information seeking and the patient-physician relationship: A systematic review. Journal of Medical Internet Research, 19(1), e9. https://doi.org/10.2196/jmir.5729</w:t>
+        <w:t>Virtanen, P., Gommers, R., Oliphant, T. E., Haberland, M., Reddy, T., Cournapeau, D., Burovski, E., Peterson, P., Weckesser, W., Bright, J., van der Walt, S. J., Brett, M., Wilson, J., Millman, K. J., Mayorov, N., Nelson, A. R. J., Jones, E., Kern, R., Larson, E., ... SciPy 1.0 Contributors. (2020). SciPy 1.0: Fundamental algorithms for scientific computing in Python. Nature Methods, 17(3), 261-272. https://doi.org/10.1038/s41592-019-0686-2</w:t>
       </w:r>
     </w:p>
     <w:p>
@@ -13458,7 +13578,7 @@
         <w:ind w:left="720" w:hanging="720"/>
       </w:pPr>
       <w:r>
-        <w:t>Terpilowski, M. A. (2019). scikit-posthocs: Pairwise multiple comparison tests in Python. Journal of Open Source Software, 4(36), 1169. https://doi.org/10.21105/joss.01169</w:t>
+        <w:t>Wang, R. Y., &amp; Strong, D. M. (1996). Beyond accuracy: What data quality means to data consumers. Journal of Management Information Systems, 12(4), 5-33. https://doi.org/10.1080/07421222.1996.11518099</w:t>
       </w:r>
     </w:p>
     <w:p>
@@ -13466,7 +13586,7 @@
         <w:ind w:left="720" w:hanging="720"/>
       </w:pPr>
       <w:r>
-        <w:t>Tomczak, M., &amp; Tomczak, E. (2014). The need to report effect size estimates revisited: An overview of some recommended measures of effect size. Trends in Sport Sciences, 21(1), 19–25.</w:t>
+        <w:t>World Health Organization. (2018). Global action plan on physical activity 2018-2030: More active people for a healthier world. World Health Organization. https://www.who.int/publications/i/item/9789241514187</w:t>
       </w:r>
     </w:p>
     <w:p>
@@ -13474,7 +13594,7 @@
         <w:ind w:left="720" w:hanging="720"/>
       </w:pPr>
       <w:r>
-        <w:t>Tripodi, F. (2018). Searching for alternative facts: Analyzing scriptural inference in conservative news practices. Data &amp; Society Research Institute.</w:t>
+        <w:t>World Health Organization. (2020). WHO guidelines on physical activity and sedentary behaviour. World Health Organization. https://www.who.int/publications/i/item/9789240015128</w:t>
       </w:r>
     </w:p>
     <w:p>
@@ -13482,59 +13602,7 @@
         <w:ind w:left="720" w:hanging="720"/>
       </w:pPr>
       <w:r>
-        <w:t>Vallat, R. (2018). Pingouin: Statistics in Python. Journal of Open Source Software, 3(31), 1026. https://doi.org/10.21105/joss.01026</w:t>
-      </w:r>
-    </w:p>
-    <w:p>
-      <w:pPr>
-        <w:ind w:left="720" w:hanging="720"/>
-      </w:pPr>
-      <w:r>
-        <w:t xml:space="preserve">Virtanen, P., Gommers, R., Oliphant, T. E., Haberland, M., Reddy, T., Cournapeau, D., Burovski, E., Peterson, P., Weckesser, W., Bright, J., van der Walt, S. J., Brett, M., Wilson, J., Millman, K. J., Mayorov, N., Nelson, A. R. J., Jones, E., Kern, R., Larson, E., … SciPy 1.0 Contributors. (2020). SciPy 1.0: Fundamental algorithms for </w:t>
-      </w:r>
-      <w:r>
-        <w:lastRenderedPageBreak/>
-        <w:t>scientific computing in Python. Nature Methods, 17(3), 261–272. https://doi.org/10.1038/s41592-019-0686-2</w:t>
-      </w:r>
-    </w:p>
-    <w:p>
-      <w:pPr>
-        <w:ind w:left="720" w:hanging="720"/>
-      </w:pPr>
-      <w:r>
-        <w:t>Wang, R. Y., &amp; Strong, D. M. (1996). Beyond accuracy: What data quality means to data consumers. Journal of Management Information Systems, 12(4), 5–33. https://doi.org/10.1080/07421222.1996.11518099</w:t>
-      </w:r>
-    </w:p>
-    <w:p>
-      <w:pPr>
-        <w:ind w:left="720" w:hanging="720"/>
-      </w:pPr>
-      <w:r>
-        <w:t>World Health Organization. (2018). Global action plan on physical activity 2018–2030: More active people for a healthier world. World Health Organization. https://www.who.int/publications/i/item/9789241514187</w:t>
-      </w:r>
-    </w:p>
-    <w:p>
-      <w:pPr>
-        <w:ind w:left="720" w:hanging="720"/>
-      </w:pPr>
-      <w:r>
-        <w:t>World Health Organization. (2020). WHO guidelines on physical activity and sedentary behaviour. World Health Organization. https://www.who.int/publications/i/item/9789240015128</w:t>
-      </w:r>
-    </w:p>
-    <w:p>
-      <w:pPr>
-        <w:ind w:left="720" w:hanging="720"/>
-      </w:pPr>
-      <w:r>
-        <w:t>World Health Organization. (2023). Health promotion glossary of terms 2021. World Health Organization. https://www.who.int/publications/i/item/9789240038349</w:t>
-      </w:r>
-    </w:p>
-    <w:p>
-      <w:pPr>
-        <w:ind w:left="720" w:hanging="720"/>
-      </w:pPr>
-      <w:r>
-        <w:t>Yurdaisik, I. (2022). Analysis of the reliability and quality of YouTube videos on rotator cuff tears. Cureus, 14(6), e26180.</w:t>
+        <w:t>World Health Organization. (2021). Health promotion glossary of terms 2021. World Health Organization. https://www.who.int/publications/i/item/9789240038349</w:t>
       </w:r>
     </w:p>
     <w:p>
@@ -13547,7 +13615,7 @@
         <w:pStyle w:val="Heading1"/>
         <w:jc w:val="left"/>
       </w:pPr>
-      <w:bookmarkStart w:id="36" w:name="_Toc225217710"/>
+      <w:bookmarkStart w:id="36" w:name="_Toc225342116"/>
       <w:r>
         <w:lastRenderedPageBreak/>
         <w:t>ANNEXES</w:t>
@@ -14638,6 +14706,26 @@
           </w:tcPr>
           <w:p>
             <w:r>
+              <w:t>5</w:t>
+            </w:r>
+          </w:p>
+        </w:tc>
+        <w:tc>
+          <w:tcPr>
+            <w:tcW w:w="1504" w:type="dxa"/>
+          </w:tcPr>
+          <w:p>
+            <w:r>
+              <w:t>5</w:t>
+            </w:r>
+          </w:p>
+        </w:tc>
+        <w:tc>
+          <w:tcPr>
+            <w:tcW w:w="1504" w:type="dxa"/>
+          </w:tcPr>
+          <w:p>
+            <w:r>
               <w:t>0</w:t>
             </w:r>
           </w:p>
@@ -14648,7 +14736,7 @@
           </w:tcPr>
           <w:p>
             <w:r>
-              <w:t>7</w:t>
+              <w:t>4</w:t>
             </w:r>
           </w:p>
         </w:tc>
@@ -14658,27 +14746,7 @@
           </w:tcPr>
           <w:p>
             <w:r>
-              <w:t>0</w:t>
-            </w:r>
-          </w:p>
-        </w:tc>
-        <w:tc>
-          <w:tcPr>
-            <w:tcW w:w="1504" w:type="dxa"/>
-          </w:tcPr>
-          <w:p>
-            <w:r>
-              <w:t>4</w:t>
-            </w:r>
-          </w:p>
-        </w:tc>
-        <w:tc>
-          <w:tcPr>
-            <w:tcW w:w="1504" w:type="dxa"/>
-          </w:tcPr>
-          <w:p>
-            <w:r>
-              <w:t>39</w:t>
+              <w:t>36</w:t>
             </w:r>
           </w:p>
         </w:tc>
@@ -14710,7 +14778,7 @@
           </w:tcPr>
           <w:p>
             <w:r>
-              <w:t>12</w:t>
+              <w:t>13</w:t>
             </w:r>
           </w:p>
         </w:tc>
@@ -14720,7 +14788,7 @@
           </w:tcPr>
           <w:p>
             <w:r>
-              <w:t>19</w:t>
+              <w:t>16</w:t>
             </w:r>
           </w:p>
         </w:tc>
@@ -14740,7 +14808,7 @@
           </w:tcPr>
           <w:p>
             <w:r>
-              <w:t>12</w:t>
+              <w:t>14</w:t>
             </w:r>
           </w:p>
         </w:tc>
@@ -14772,7 +14840,7 @@
           </w:tcPr>
           <w:p>
             <w:r>
-              <w:t>7</w:t>
+              <w:t>6</w:t>
             </w:r>
           </w:p>
         </w:tc>
@@ -14782,7 +14850,7 @@
           </w:tcPr>
           <w:p>
             <w:r>
-              <w:t>21</w:t>
+              <w:t>19</w:t>
             </w:r>
           </w:p>
         </w:tc>
@@ -14886,7 +14954,7 @@
           </w:tcPr>
           <w:p>
             <w:r>
-              <w:t>14</w:t>
+              <w:t>19</w:t>
             </w:r>
           </w:p>
         </w:tc>
@@ -14896,7 +14964,7 @@
           </w:tcPr>
           <w:p>
             <w:r>
-              <w:t>34</w:t>
+              <w:t>32</w:t>
             </w:r>
           </w:p>
         </w:tc>
@@ -14906,7 +14974,7 @@
           </w:tcPr>
           <w:p>
             <w:r>
-              <w:t>43</w:t>
+              <w:t>38</w:t>
             </w:r>
           </w:p>
         </w:tc>
@@ -14926,7 +14994,7 @@
           </w:tcPr>
           <w:p>
             <w:r>
-              <w:t>85</w:t>
+              <w:t>84</w:t>
             </w:r>
           </w:p>
         </w:tc>
@@ -14946,15 +15014,15 @@
       </w:tblPr>
       <w:tblGrid>
         <w:gridCol w:w="1176"/>
-        <w:gridCol w:w="881"/>
-        <w:gridCol w:w="893"/>
-        <w:gridCol w:w="893"/>
+        <w:gridCol w:w="882"/>
+        <w:gridCol w:w="894"/>
+        <w:gridCol w:w="894"/>
         <w:gridCol w:w="950"/>
-        <w:gridCol w:w="893"/>
-        <w:gridCol w:w="893"/>
-        <w:gridCol w:w="884"/>
+        <w:gridCol w:w="894"/>
+        <w:gridCol w:w="894"/>
+        <w:gridCol w:w="885"/>
+        <w:gridCol w:w="887"/>
         <w:gridCol w:w="886"/>
-        <w:gridCol w:w="893"/>
       </w:tblGrid>
       <w:tr>
         <w:tc>
@@ -15085,7 +15153,7 @@
           </w:tcPr>
           <w:p>
             <w:r>
-              <w:t>48.70</w:t>
+              <w:t>47.02</w:t>
             </w:r>
           </w:p>
         </w:tc>
@@ -15095,7 +15163,7 @@
           </w:tcPr>
           <w:p>
             <w:r>
-              <w:t>8.17</w:t>
+              <w:t>7.90</w:t>
             </w:r>
           </w:p>
         </w:tc>
@@ -15105,7 +15173,7 @@
           </w:tcPr>
           <w:p>
             <w:r>
-              <w:t>48.0</w:t>
+              <w:t>48.5</w:t>
             </w:r>
           </w:p>
         </w:tc>
@@ -15115,7 +15183,7 @@
           </w:tcPr>
           <w:p>
             <w:r>
-              <w:t>42.25</w:t>
+              <w:t>43.00</w:t>
             </w:r>
           </w:p>
         </w:tc>
@@ -15125,7 +15193,7 @@
           </w:tcPr>
           <w:p>
             <w:r>
-              <w:t>55.00</w:t>
+              <w:t>52.75</w:t>
             </w:r>
           </w:p>
         </w:tc>
@@ -15135,7 +15203,7 @@
           </w:tcPr>
           <w:p>
             <w:r>
-              <w:t>33</w:t>
+              <w:t>28</w:t>
             </w:r>
           </w:p>
         </w:tc>
@@ -15145,7 +15213,7 @@
           </w:tcPr>
           <w:p>
             <w:r>
-              <w:t>65</w:t>
+              <w:t>64</w:t>
             </w:r>
           </w:p>
         </w:tc>
@@ -15155,7 +15223,7 @@
           </w:tcPr>
           <w:p>
             <w:r>
-              <w:t>12.75</w:t>
+              <w:t>9.75</w:t>
             </w:r>
           </w:p>
         </w:tc>
@@ -15187,7 +15255,7 @@
           </w:tcPr>
           <w:p>
             <w:r>
-              <w:t>40.36</w:t>
+              <w:t>42.88</w:t>
             </w:r>
           </w:p>
         </w:tc>
@@ -15197,7 +15265,7 @@
           </w:tcPr>
           <w:p>
             <w:r>
-              <w:t>6.21</w:t>
+              <w:t>7.10</w:t>
             </w:r>
           </w:p>
         </w:tc>
@@ -15207,7 +15275,7 @@
           </w:tcPr>
           <w:p>
             <w:r>
-              <w:t>39.0</w:t>
+              <w:t>42.0</w:t>
             </w:r>
           </w:p>
         </w:tc>
@@ -15217,7 +15285,7 @@
           </w:tcPr>
           <w:p>
             <w:r>
-              <w:t>36.00</w:t>
+              <w:t>38.00</w:t>
             </w:r>
           </w:p>
         </w:tc>
@@ -15227,7 +15295,7 @@
           </w:tcPr>
           <w:p>
             <w:r>
-              <w:t>42.75</w:t>
+              <w:t>47.00</w:t>
             </w:r>
           </w:p>
         </w:tc>
@@ -15237,7 +15305,7 @@
           </w:tcPr>
           <w:p>
             <w:r>
-              <w:t>31</w:t>
+              <w:t>30</w:t>
             </w:r>
           </w:p>
         </w:tc>
@@ -15257,7 +15325,7 @@
           </w:tcPr>
           <w:p>
             <w:r>
-              <w:t>6.75</w:t>
+              <w:t>9.00</w:t>
             </w:r>
           </w:p>
         </w:tc>
@@ -15279,7 +15347,7 @@
           </w:tcPr>
           <w:p>
             <w:r>
-              <w:t>50</w:t>
+              <w:t>47</w:t>
             </w:r>
           </w:p>
         </w:tc>
@@ -15289,7 +15357,7 @@
           </w:tcPr>
           <w:p>
             <w:r>
-              <w:t>32.38</w:t>
+              <w:t>35.64</w:t>
             </w:r>
           </w:p>
         </w:tc>
@@ -15299,7 +15367,7 @@
           </w:tcPr>
           <w:p>
             <w:r>
-              <w:t>6.39</w:t>
+              <w:t>7.97</w:t>
             </w:r>
           </w:p>
         </w:tc>
@@ -15309,7 +15377,7 @@
           </w:tcPr>
           <w:p>
             <w:r>
-              <w:t>31.0</w:t>
+              <w:t>35.0</w:t>
             </w:r>
           </w:p>
         </w:tc>
@@ -15319,7 +15387,7 @@
           </w:tcPr>
           <w:p>
             <w:r>
-              <w:t>29.00</w:t>
+              <w:t>31.00</w:t>
             </w:r>
           </w:p>
         </w:tc>
@@ -15329,7 +15397,7 @@
           </w:tcPr>
           <w:p>
             <w:r>
-              <w:t>37.00</w:t>
+              <w:t>39.00</w:t>
             </w:r>
           </w:p>
         </w:tc>
@@ -15339,7 +15407,7 @@
           </w:tcPr>
           <w:p>
             <w:r>
-              <w:t>17</w:t>
+              <w:t>20</w:t>
             </w:r>
           </w:p>
         </w:tc>
@@ -15349,7 +15417,7 @@
           </w:tcPr>
           <w:p>
             <w:r>
-              <w:t>45</w:t>
+              <w:t>57</w:t>
             </w:r>
           </w:p>
         </w:tc>
@@ -15391,7 +15459,7 @@
           </w:tcPr>
           <w:p>
             <w:r>
-              <w:t>23.78</w:t>
+              <w:t>28.98</w:t>
             </w:r>
           </w:p>
         </w:tc>
@@ -15401,7 +15469,7 @@
           </w:tcPr>
           <w:p>
             <w:r>
-              <w:t>5.83</w:t>
+              <w:t>6.82</w:t>
             </w:r>
           </w:p>
         </w:tc>
@@ -15411,7 +15479,7 @@
           </w:tcPr>
           <w:p>
             <w:r>
-              <w:t>21.0</w:t>
+              <w:t>27.5</w:t>
             </w:r>
           </w:p>
         </w:tc>
@@ -15421,7 +15489,7 @@
           </w:tcPr>
           <w:p>
             <w:r>
-              <w:t>18.25</w:t>
+              <w:t>25.00</w:t>
             </w:r>
           </w:p>
         </w:tc>
@@ -15431,7 +15499,7 @@
           </w:tcPr>
           <w:p>
             <w:r>
-              <w:t>29.75</w:t>
+              <w:t>34.00</w:t>
             </w:r>
           </w:p>
         </w:tc>
@@ -15441,7 +15509,7 @@
           </w:tcPr>
           <w:p>
             <w:r>
-              <w:t>16</w:t>
+              <w:t>17</w:t>
             </w:r>
           </w:p>
         </w:tc>
@@ -15451,7 +15519,7 @@
           </w:tcPr>
           <w:p>
             <w:r>
-              <w:t>36</w:t>
+              <w:t>52</w:t>
             </w:r>
           </w:p>
         </w:tc>
@@ -15461,7 +15529,7 @@
           </w:tcPr>
           <w:p>
             <w:r>
-              <w:t>11.50</w:t>
+              <w:t>9.00</w:t>
             </w:r>
           </w:p>
         </w:tc>
@@ -15483,7 +15551,7 @@
           </w:tcPr>
           <w:p>
             <w:r>
-              <w:t>200</w:t>
+              <w:t>197</w:t>
             </w:r>
           </w:p>
         </w:tc>
@@ -15493,7 +15561,7 @@
           </w:tcPr>
           <w:p>
             <w:r>
-              <w:t>36.30</w:t>
+              <w:t>38.68</w:t>
             </w:r>
           </w:p>
         </w:tc>
@@ -15503,7 +15571,7 @@
           </w:tcPr>
           <w:p>
             <w:r>
-              <w:t>11.42</w:t>
+              <w:t>10.16</w:t>
             </w:r>
           </w:p>
         </w:tc>
@@ -15513,7 +15581,7 @@
           </w:tcPr>
           <w:p>
             <w:r>
-              <w:t>35.5</w:t>
+              <w:t>38.0</w:t>
             </w:r>
           </w:p>
         </w:tc>
@@ -15543,7 +15611,7 @@
           </w:tcPr>
           <w:p>
             <w:r>
-              <w:t>16</w:t>
+              <w:t>17</w:t>
             </w:r>
           </w:p>
         </w:tc>
@@ -15553,7 +15621,7 @@
           </w:tcPr>
           <w:p>
             <w:r>
-              <w:t>65</w:t>
+              <w:t>64</w:t>
             </w:r>
           </w:p>
         </w:tc>
@@ -15678,7 +15746,7 @@
           </w:tcPr>
           <w:p>
             <w:r>
-              <w:t>4 (8%)</w:t>
+              <w:t>9 (18%)</w:t>
             </w:r>
           </w:p>
         </w:tc>
@@ -15688,7 +15756,7 @@
           </w:tcPr>
           <w:p>
             <w:r>
-              <w:t>23 (46%)</w:t>
+              <w:t>22 (44%)</w:t>
             </w:r>
           </w:p>
         </w:tc>
@@ -15698,7 +15766,7 @@
           </w:tcPr>
           <w:p>
             <w:r>
-              <w:t>22 (44%)</w:t>
+              <w:t>18 (36%)</w:t>
             </w:r>
           </w:p>
         </w:tc>
@@ -15740,7 +15808,7 @@
           </w:tcPr>
           <w:p>
             <w:r>
-              <w:t>23 (46%)</w:t>
+              <w:t>16 (32%)</w:t>
             </w:r>
           </w:p>
         </w:tc>
@@ -15760,7 +15828,7 @@
           </w:tcPr>
           <w:p>
             <w:r>
-              <w:t>3 (6%)</w:t>
+              <w:t>10 (20%)</w:t>
             </w:r>
           </w:p>
         </w:tc>
@@ -15792,7 +15860,7 @@
           </w:tcPr>
           <w:p>
             <w:r>
-              <w:t>7 (14%)</w:t>
+              <w:t>6 (12.8%)</w:t>
             </w:r>
           </w:p>
         </w:tc>
@@ -15802,7 +15870,7 @@
           </w:tcPr>
           <w:p>
             <w:r>
-              <w:t>35 (70%)</w:t>
+              <w:t>26 (55.3%)</w:t>
             </w:r>
           </w:p>
         </w:tc>
@@ -15812,7 +15880,7 @@
           </w:tcPr>
           <w:p>
             <w:r>
-              <w:t>8 (16%)</w:t>
+              <w:t>13 (27.7%)</w:t>
             </w:r>
           </w:p>
         </w:tc>
@@ -15822,7 +15890,7 @@
           </w:tcPr>
           <w:p>
             <w:r>
-              <w:t>0 (0%)</w:t>
+              <w:t>2 (4.3%)</w:t>
             </w:r>
           </w:p>
         </w:tc>
@@ -15854,7 +15922,7 @@
           </w:tcPr>
           <w:p>
             <w:r>
-              <w:t>30 (60%)</w:t>
+              <w:t>21 (42%)</w:t>
             </w:r>
           </w:p>
         </w:tc>
@@ -15864,7 +15932,7 @@
           </w:tcPr>
           <w:p>
             <w:r>
-              <w:t>20 (40%)</w:t>
+              <w:t>25 (50%)</w:t>
             </w:r>
           </w:p>
         </w:tc>
@@ -15874,7 +15942,7 @@
           </w:tcPr>
           <w:p>
             <w:r>
-              <w:t>0 (0%)</w:t>
+              <w:t>3 (6%)</w:t>
             </w:r>
           </w:p>
         </w:tc>
@@ -15884,7 +15952,7 @@
           </w:tcPr>
           <w:p>
             <w:r>
-              <w:t>0 (0%)</w:t>
+              <w:t>1 (2%)</w:t>
             </w:r>
           </w:p>
         </w:tc>
@@ -16124,7 +16192,7 @@
           </w:tcPr>
           <w:p>
             <w:r>
-              <w:t>30%</w:t>
+              <w:t>29.8%</w:t>
             </w:r>
           </w:p>
         </w:tc>
@@ -16144,7 +16212,7 @@
           </w:tcPr>
           <w:p>
             <w:r>
-              <w:t>14%</w:t>
+              <w:t>12.8%</w:t>
             </w:r>
           </w:p>
         </w:tc>
@@ -16164,7 +16232,7 @@
           </w:tcPr>
           <w:p>
             <w:r>
-              <w:t>1.44</w:t>
+              <w:t>1.43</w:t>
             </w:r>
           </w:p>
         </w:tc>
@@ -16325,7 +16393,7 @@
           </w:tcPr>
           <w:p>
             <w:r>
-              <w:t>1980</w:t>
+              <w:t>1646</w:t>
             </w:r>
           </w:p>
         </w:tc>
@@ -16335,7 +16403,7 @@
           </w:tcPr>
           <w:p>
             <w:r>
-              <w:t>&lt;.0001</w:t>
+              <w:t>.0384</w:t>
             </w:r>
           </w:p>
         </w:tc>
@@ -16348,7 +16416,7 @@
               <w:t>−</w:t>
             </w:r>
             <w:r>
-              <w:t>0.584</w:t>
+              <w:t>0.316</w:t>
             </w:r>
           </w:p>
         </w:tc>
@@ -16358,7 +16426,7 @@
           </w:tcPr>
           <w:p>
             <w:r>
-              <w:t>***</w:t>
+              <w:t>*</w:t>
             </w:r>
           </w:p>
         </w:tc>
@@ -16380,7 +16448,7 @@
           </w:tcPr>
           <w:p>
             <w:r>
-              <w:t>2348</w:t>
+              <w:t>1972</w:t>
             </w:r>
           </w:p>
         </w:tc>
@@ -16403,7 +16471,7 @@
               <w:t>−</w:t>
             </w:r>
             <w:r>
-              <w:t>0.878</w:t>
+              <w:t>0.678</w:t>
             </w:r>
           </w:p>
         </w:tc>
@@ -16435,7 +16503,7 @@
           </w:tcPr>
           <w:p>
             <w:r>
-              <w:t>2494</w:t>
+              <w:t>2364</w:t>
             </w:r>
           </w:p>
         </w:tc>
@@ -16458,7 +16526,7 @@
               <w:t>−</w:t>
             </w:r>
             <w:r>
-              <w:t>0.995</w:t>
+              <w:t>0.891</w:t>
             </w:r>
           </w:p>
         </w:tc>
@@ -16490,7 +16558,7 @@
           </w:tcPr>
           <w:p>
             <w:r>
-              <w:t>2030</w:t>
+              <w:t>1775</w:t>
             </w:r>
           </w:p>
         </w:tc>
@@ -16500,7 +16568,7 @@
           </w:tcPr>
           <w:p>
             <w:r>
-              <w:t>&lt;.0001</w:t>
+              <w:t>.0001</w:t>
             </w:r>
           </w:p>
         </w:tc>
@@ -16513,7 +16581,7 @@
               <w:t>−</w:t>
             </w:r>
             <w:r>
-              <w:t>0.624</w:t>
+              <w:t>0.511</w:t>
             </w:r>
           </w:p>
         </w:tc>
@@ -16545,7 +16613,7 @@
           </w:tcPr>
           <w:p>
             <w:r>
-              <w:t>2468</w:t>
+              <w:t>2313</w:t>
             </w:r>
           </w:p>
         </w:tc>
@@ -16568,7 +16636,7 @@
               <w:t>−</w:t>
             </w:r>
             <w:r>
-              <w:t>0.974</w:t>
+              <w:t>0.850</w:t>
             </w:r>
           </w:p>
         </w:tc>
@@ -16600,7 +16668,7 @@
           </w:tcPr>
           <w:p>
             <w:r>
-              <w:t>2051</w:t>
+              <w:t>1740</w:t>
             </w:r>
           </w:p>
         </w:tc>
@@ -16610,7 +16678,7 @@
           </w:tcPr>
           <w:p>
             <w:r>
-              <w:t>&lt;.0001</w:t>
+              <w:t>.0003</w:t>
             </w:r>
           </w:p>
         </w:tc>
@@ -16623,7 +16691,7 @@
               <w:t>−</w:t>
             </w:r>
             <w:r>
-              <w:t>0.641</w:t>
+              <w:t>0.480</w:t>
             </w:r>
           </w:p>
         </w:tc>
@@ -16641,7 +16709,7 @@
     </w:tbl>
     <w:p>
       <w:r>
-        <w:t>Note. *** p &lt; .001. Effect size r computed as Z / sqrt(N).</w:t>
+        <w:t>Note. * p &lt; .05, *** p &lt; .001. Effect size r reported as rank-biserial correlation.</w:t>
       </w:r>
     </w:p>
     <w:p/>
@@ -16758,7 +16826,7 @@
           </w:tcPr>
           <w:p>
             <w:r>
-              <w:t>63</w:t>
+              <w:t>97</w:t>
             </w:r>
           </w:p>
         </w:tc>
@@ -16768,7 +16836,10 @@
           </w:tcPr>
           <w:p>
             <w:r>
-              <w:t>.017</w:t>
+              <w:t>−</w:t>
+            </w:r>
+            <w:r>
+              <w:t>.044</w:t>
             </w:r>
           </w:p>
         </w:tc>
@@ -16778,7 +16849,7 @@
           </w:tcPr>
           <w:p>
             <w:r>
-              <w:t>.894</w:t>
+              <w:t>.669</w:t>
             </w:r>
           </w:p>
         </w:tc>
@@ -16817,7 +16888,7 @@
           </w:tcPr>
           <w:p>
             <w:r>
-              <w:t>121</w:t>
+              <w:t>147</w:t>
             </w:r>
           </w:p>
         </w:tc>
@@ -16827,7 +16898,7 @@
           </w:tcPr>
           <w:p>
             <w:r>
-              <w:t>.549</w:t>
+              <w:t>.284</w:t>
             </w:r>
           </w:p>
         </w:tc>
@@ -16879,7 +16950,7 @@
           </w:tcPr>
           <w:p>
             <w:r>
-              <w:t>111</w:t>
+              <w:t>147</w:t>
             </w:r>
           </w:p>
         </w:tc>
@@ -16889,7 +16960,7 @@
           </w:tcPr>
           <w:p>
             <w:r>
-              <w:t>.520</w:t>
+              <w:t>.371</w:t>
             </w:r>
           </w:p>
         </w:tc>
@@ -16941,7 +17012,7 @@
           </w:tcPr>
           <w:p>
             <w:r>
-              <w:t>—</w:t>
+              <w:t>50</w:t>
             </w:r>
           </w:p>
         </w:tc>
@@ -16954,7 +17025,7 @@
               <w:t>−</w:t>
             </w:r>
             <w:r>
-              <w:t>.352</w:t>
+              <w:t>.340</w:t>
             </w:r>
           </w:p>
         </w:tc>
@@ -16964,7 +17035,7 @@
           </w:tcPr>
           <w:p>
             <w:r>
-              <w:t>.018</w:t>
+              <w:t>.016</w:t>
             </w:r>
           </w:p>
         </w:tc>
@@ -17006,7 +17077,7 @@
           </w:tcPr>
           <w:p>
             <w:r>
-              <w:t>—</w:t>
+              <w:t>50</w:t>
             </w:r>
           </w:p>
         </w:tc>
@@ -17019,7 +17090,7 @@
               <w:t>−</w:t>
             </w:r>
             <w:r>
-              <w:t>.338</w:t>
+              <w:t>.286</w:t>
             </w:r>
           </w:p>
         </w:tc>
@@ -17029,7 +17100,7 @@
           </w:tcPr>
           <w:p>
             <w:r>
-              <w:t>.023</w:t>
+              <w:t>.044</w:t>
             </w:r>
           </w:p>
         </w:tc>
@@ -17071,7 +17142,7 @@
           </w:tcPr>
           <w:p>
             <w:r>
-              <w:t>—</w:t>
+              <w:t>50</w:t>
             </w:r>
           </w:p>
         </w:tc>
@@ -17084,7 +17155,7 @@
               <w:t>−</w:t>
             </w:r>
             <w:r>
-              <w:t>.239</w:t>
+              <w:t>.178</w:t>
             </w:r>
           </w:p>
         </w:tc>
@@ -17094,7 +17165,7 @@
           </w:tcPr>
           <w:p>
             <w:r>
-              <w:t>.127</w:t>
+              <w:t>.216</w:t>
             </w:r>
           </w:p>
         </w:tc>
@@ -17132,7 +17203,7 @@
           </w:tcPr>
           <w:p>
             <w:r>
-              <w:t>—</w:t>
+              <w:t>47</w:t>
             </w:r>
           </w:p>
         </w:tc>
@@ -17142,7 +17213,10 @@
           </w:tcPr>
           <w:p>
             <w:r>
-              <w:t>.522</w:t>
+              <w:t>−</w:t>
+            </w:r>
+            <w:r>
+              <w:t>.057</w:t>
             </w:r>
           </w:p>
         </w:tc>
@@ -17152,7 +17226,7 @@
           </w:tcPr>
           <w:p>
             <w:r>
-              <w:t>.026</w:t>
+              <w:t>.702</w:t>
             </w:r>
           </w:p>
         </w:tc>
@@ -17160,11 +17234,7 @@
           <w:tcPr>
             <w:tcW w:w="1504" w:type="dxa"/>
           </w:tcPr>
-          <w:p>
-            <w:r>
-              <w:t>*</w:t>
-            </w:r>
-          </w:p>
+          <w:p/>
         </w:tc>
       </w:tr>
       <w:tr>
@@ -17194,7 +17264,7 @@
           </w:tcPr>
           <w:p>
             <w:r>
-              <w:t>—</w:t>
+              <w:t>47</w:t>
             </w:r>
           </w:p>
         </w:tc>
@@ -17204,7 +17274,7 @@
           </w:tcPr>
           <w:p>
             <w:r>
-              <w:t>.475</w:t>
+              <w:t>.109</w:t>
             </w:r>
           </w:p>
         </w:tc>
@@ -17214,7 +17284,7 @@
           </w:tcPr>
           <w:p>
             <w:r>
-              <w:t>.003</w:t>
+              <w:t>.467</w:t>
             </w:r>
           </w:p>
         </w:tc>
@@ -17222,11 +17292,7 @@
           <w:tcPr>
             <w:tcW w:w="1504" w:type="dxa"/>
           </w:tcPr>
-          <w:p>
-            <w:r>
-              <w:t>**</w:t>
-            </w:r>
-          </w:p>
+          <w:p/>
         </w:tc>
       </w:tr>
       <w:tr>
@@ -17256,7 +17322,7 @@
           </w:tcPr>
           <w:p>
             <w:r>
-              <w:t>—</w:t>
+              <w:t>47</w:t>
             </w:r>
           </w:p>
         </w:tc>
@@ -17266,7 +17332,7 @@
           </w:tcPr>
           <w:p>
             <w:r>
-              <w:t>.262</w:t>
+              <w:t>.124</w:t>
             </w:r>
           </w:p>
         </w:tc>
@@ -17276,7 +17342,7 @@
           </w:tcPr>
           <w:p>
             <w:r>
-              <w:t>.094</w:t>
+              <w:t>.408</w:t>
             </w:r>
           </w:p>
         </w:tc>
@@ -17314,7 +17380,7 @@
           </w:tcPr>
           <w:p>
             <w:r>
-              <w:t>—</w:t>
+              <w:t>50</w:t>
             </w:r>
           </w:p>
         </w:tc>
@@ -17327,7 +17393,7 @@
               <w:t>−</w:t>
             </w:r>
             <w:r>
-              <w:t>.038</w:t>
+              <w:t>.174</w:t>
             </w:r>
           </w:p>
         </w:tc>
@@ -17337,7 +17403,7 @@
           </w:tcPr>
           <w:p>
             <w:r>
-              <w:t>.817</w:t>
+              <w:t>.226</w:t>
             </w:r>
           </w:p>
         </w:tc>
@@ -17375,7 +17441,7 @@
           </w:tcPr>
           <w:p>
             <w:r>
-              <w:t>—</w:t>
+              <w:t>50</w:t>
             </w:r>
           </w:p>
         </w:tc>
@@ -17385,7 +17451,10 @@
           </w:tcPr>
           <w:p>
             <w:r>
-              <w:t>.065</w:t>
+              <w:t>−</w:t>
+            </w:r>
+            <w:r>
+              <w:t>.045</w:t>
             </w:r>
           </w:p>
         </w:tc>
@@ -17395,7 +17464,7 @@
           </w:tcPr>
           <w:p>
             <w:r>
-              <w:t>.747</w:t>
+              <w:t>.758</w:t>
             </w:r>
           </w:p>
         </w:tc>
@@ -17409,7 +17478,7 @@
     </w:tbl>
     <w:p>
       <w:r>
-        <w:t>Note. * p &lt; .05, ** p &lt; .01, *** p &lt; .001.</w:t>
+        <w:t>Note. * p &lt; .05, *** p &lt; .001. Overall likes and comments correlations should be interpreted cautiously because they are confounded by between-platform differences.</w:t>
       </w:r>
     </w:p>
     <w:p>
@@ -17426,7 +17495,7 @@
     <w:p/>
     <w:p>
       <w:r>
-        <w:t>The complete statistical analysis was conducted using Python 3.13 with the following packages: pandas, scipy, pingouin, scikit-posthocs, matplotlib, and seaborn. The full analysis script (run_analysis.py) is available in the project repository. Key analysis functions are summarised below.</w:t>
+        <w:t>The complete statistical analysis was conducted using Python 3.13 with the following packages: pandas, scipy, pingouin, matplotlib, and seaborn. The full analysis script (run_analysis.py) is available in the project repository. Key analysis functions are summarised below.</w:t>
       </w:r>
     </w:p>
     <w:p/>
@@ -17457,11 +17526,6 @@
     </w:p>
     <w:p>
       <w:r>
-        <w:t>scikit-posthocs 0.9.x — Dunn’s post-hoc test with Bonferroni correction</w:t>
-      </w:r>
-    </w:p>
-    <w:p>
-      <w:r>
         <w:t>matplotlib 3.9.x + seaborn 0.13.x — figure generation</w:t>
       </w:r>
     </w:p>
@@ -17490,7 +17554,7 @@
         <w:t xml:space="preserve">Platform comparisons (DISCERN). </w:t>
       </w:r>
       <w:r>
-        <w:t>Kruskal-Wallis H test (scipy.stats.kruskal) followed by Mann–Whitney U pairwise comparisons with Bonferroni correction. Effect size: η² = (H − k + 1) / (N − k), where H is the Kruskal-Wallis statistic, k the number of groups, and N the total sample size (Tomczak &amp; Tomczak, 2014). Pairwise effect sizes reported as rank-biserial correlation r.</w:t>
+        <w:t>Kruskal-Wallis H test (scipy.stats.kruskal) followed by Mann–Whitney U pairwise comparisons with Bonferroni correction. The Kruskal-Wallis omnibus effect size was computed as (H − k + 1) / (N − k), where H is the Kruskal-Wallis statistic, k the number of groups, and N the total sample size (Tomczak &amp; Tomczak, 2014). Pairwise effect sizes were reported as rank-biserial correlation r.</w:t>
       </w:r>
     </w:p>
     <w:p>
@@ -17498,11 +17562,22 @@
         <w:rPr>
           <w:b/>
         </w:rPr>
+        <w:t xml:space="preserve">Platform comparisons (JAMA). </w:t>
+      </w:r>
+      <w:r>
+        <w:t>Chi-square test of independence (scipy.stats.chi2_contingency) for each JAMA criterion. Fisher’s exact test used when expected cell counts &lt; 5. Effect size reported as Cramér’s V.</w:t>
+      </w:r>
+    </w:p>
+    <w:p>
+      <w:r>
+        <w:rPr>
+          <w:b/>
+        </w:rPr>
         <w:lastRenderedPageBreak/>
-        <w:t xml:space="preserve">Platform comparisons (JAMA). </w:t>
-      </w:r>
-      <w:r>
-        <w:t>Chi-square test of independence (scipy.stats.chi2_contingency) for each JAMA criterion. Fisher’s exact test used when expected cell counts &lt; 5. Effect size reported as Cramér’s V.</w:t>
+        <w:t xml:space="preserve">Creator type analysis. </w:t>
+      </w:r>
+      <w:r>
+        <w:t>Mann-Whitney U test (scipy.stats.mannwhitneyu) comparing professional vs. non-professional creators. Effect size: r = Z / sqrt(N).</w:t>
       </w:r>
     </w:p>
     <w:p>
@@ -17510,17 +17585,6 @@
         <w:rPr>
           <w:b/>
         </w:rPr>
-        <w:t xml:space="preserve">Creator type analysis. </w:t>
-      </w:r>
-      <w:r>
-        <w:t>Mann-Whitney U test (scipy.stats.mannwhitneyu) comparing professional vs. non-professional creators. Effect size: r = Z / sqrt(N).</w:t>
-      </w:r>
-    </w:p>
-    <w:p>
-      <w:r>
-        <w:rPr>
-          <w:b/>
-        </w:rPr>
         <w:t xml:space="preserve">Engagement-quality correlations. </w:t>
       </w:r>
       <w:r>
@@ -17535,13 +17599,12 @@
     </w:p>
     <w:p>
       <w:r>
-        <w:t>All data, scripts, and analysis outputs are maintained in a version-controlled Git repository available at https://github.com/ayothedoc3/masters-thesis (accessed 23 March 2026). The repository snapshot current at the time of submission contains the materials supporting the submitted thesis. The complete analysis can be reproduced by running: python analysis/run_analysis.py from the project root directory. The final audited input files are data/csv/master_dataset_corrected.csv and data/csv/second_rater_score</w:t>
+        <w:t>All data, scripts, and analysis outputs are maintained in a version-controlled Git repository available at https://github.com/ayothedoc3/masters-thesis (accessed 25 March 2026). The repository snapshot current at the time of submission contains the materials supporting the submitted thesis. The complete analysis can be reproduced by running: python analysis/run_analysis.py from the project root directory. The final audited input files are data/csv/master_dataset_corrected.csv and data/csv/second_rater_score</w:t>
       </w:r>
       <w:r>
         <w:t>s.csv. The script normalises common content-format label variants before analysis and writes all output files (figures, tables, and analysis_report.txt) to analysis/output/.</w:t>
       </w:r>
     </w:p>
-    <w:p/>
     <w:p>
       <w:r>
         <w:br w:type="page"/>
@@ -17683,10 +17746,10 @@
           <w:noProof/>
         </w:rPr>
         <w:drawing>
-          <wp:inline distT="0" distB="0" distL="0" distR="0" wp14:anchorId="1368DD76" wp14:editId="3904B35C">
+          <wp:inline distT="0" distB="0" distL="0" distR="0" wp14:anchorId="4FAE8EC5" wp14:editId="76A7E9B7">
             <wp:extent cx="5669280" cy="4009568"/>
             <wp:effectExtent l="0" t="0" r="0" b="0"/>
-            <wp:docPr id="550319579" name="Picture 550319579"/>
+            <wp:docPr id="1174829709" name="Picture 1174829709"/>
             <wp:cNvGraphicFramePr>
               <a:graphicFrameLocks xmlns:a="http://schemas.openxmlformats.org/drawingml/2006/main" noChangeAspect="1"/>
             </wp:cNvGraphicFramePr>
@@ -17946,31 +18009,31 @@
       </w:rPr>
     </w:lvl>
   </w:abstractNum>
-  <w:num w:numId="1" w16cid:durableId="1013264797">
+  <w:num w:numId="1" w16cid:durableId="991254732">
     <w:abstractNumId w:val="8"/>
   </w:num>
-  <w:num w:numId="2" w16cid:durableId="1154417197">
+  <w:num w:numId="2" w16cid:durableId="1301184300">
     <w:abstractNumId w:val="6"/>
   </w:num>
-  <w:num w:numId="3" w16cid:durableId="1971401590">
+  <w:num w:numId="3" w16cid:durableId="1293831543">
     <w:abstractNumId w:val="5"/>
   </w:num>
-  <w:num w:numId="4" w16cid:durableId="1971397273">
+  <w:num w:numId="4" w16cid:durableId="413864062">
     <w:abstractNumId w:val="4"/>
   </w:num>
-  <w:num w:numId="5" w16cid:durableId="1544437082">
+  <w:num w:numId="5" w16cid:durableId="88502982">
     <w:abstractNumId w:val="7"/>
   </w:num>
-  <w:num w:numId="6" w16cid:durableId="120346034">
+  <w:num w:numId="6" w16cid:durableId="854268974">
     <w:abstractNumId w:val="3"/>
   </w:num>
-  <w:num w:numId="7" w16cid:durableId="1277249444">
+  <w:num w:numId="7" w16cid:durableId="61102254">
     <w:abstractNumId w:val="2"/>
   </w:num>
-  <w:num w:numId="8" w16cid:durableId="253636311">
+  <w:num w:numId="8" w16cid:durableId="2009743215">
     <w:abstractNumId w:val="1"/>
   </w:num>
-  <w:num w:numId="9" w16cid:durableId="1169558904">
+  <w:num w:numId="9" w16cid:durableId="305087646">
     <w:abstractNumId w:val="0"/>
   </w:num>
 </w:numbering>
@@ -29367,7 +29430,7 @@
     <w:autoRedefine/>
     <w:uiPriority w:val="39"/>
     <w:unhideWhenUsed/>
-    <w:rsid w:val="003573B5"/>
+    <w:rsid w:val="00A33F78"/>
     <w:pPr>
       <w:spacing w:after="100"/>
     </w:pPr>
@@ -29379,7 +29442,7 @@
     <w:autoRedefine/>
     <w:uiPriority w:val="39"/>
     <w:unhideWhenUsed/>
-    <w:rsid w:val="003573B5"/>
+    <w:rsid w:val="00A33F78"/>
     <w:pPr>
       <w:spacing w:after="100"/>
       <w:ind w:left="240"/>
@@ -29390,7 +29453,7 @@
     <w:basedOn w:val="DefaultParagraphFont"/>
     <w:uiPriority w:val="99"/>
     <w:unhideWhenUsed/>
-    <w:rsid w:val="003573B5"/>
+    <w:rsid w:val="00A33F78"/>
     <w:rPr>
       <w:color w:val="0000FF" w:themeColor="hyperlink"/>
       <w:u w:val="single"/>

--- a/final/thesis_complete.docx
+++ b/final/thesis_complete.docx
@@ -17599,10 +17599,7 @@
     </w:p>
     <w:p>
       <w:r>
-        <w:t>All data, scripts, and analysis outputs are maintained in a version-controlled Git repository available at https://github.com/ayothedoc3/masters-thesis (accessed 25 March 2026). The repository snapshot current at the time of submission contains the materials supporting the submitted thesis. The complete analysis can be reproduced by running: python analysis/run_analysis.py from the project root directory. The final audited input files are data/csv/master_dataset_corrected.csv and data/csv/second_rater_score</w:t>
-      </w:r>
-      <w:r>
-        <w:t>s.csv. The script normalises common content-format label variants before analysis and writes all output files (figures, tables, and analysis_report.txt) to analysis/output/.</w:t>
+        <w:t>All data, scripts, and analysis outputs are maintained in a version-controlled Git repository available at https://github.com/ayothedoc3/masters-thesis (accessed 26 March 2026). The repository snapshot current at the time of submission contains the materials supporting the submitted thesis. The complete analysis can be reproduced by running: python analysis/run_analysis.py from the project root directory. The final audited input files are data/csv/master_dataset_corrected.csv and data/csv/second_rater_scores.csv. The final audited analytical sample contains 197 items: 50 websites, 50 YouTube videos, 47 TikTok videos, and 50 Instagram posts. The script normalises common content-format label variants before analysis and writes all output files (figures, tables, and analysis_report.txt) to analysis/output/.</w:t>
       </w:r>
     </w:p>
     <w:p>

--- a/final/thesis_complete.docx
+++ b/final/thesis_complete.docx
@@ -571,7 +571,7 @@
       <w:r>
         <w:fldChar w:fldCharType="separate"/>
       </w:r>
-      <w:hyperlink w:anchor="_Toc225342080" w:history="1">
+      <w:hyperlink w:anchor="_Toc225385428" w:history="1">
         <w:r>
           <w:rPr>
             <w:rStyle w:val="Hyperlink"/>
@@ -598,7 +598,7 @@
             <w:noProof/>
             <w:webHidden/>
           </w:rPr>
-          <w:instrText xml:space="preserve"> PAGEREF _Toc225342080 \h </w:instrText>
+          <w:instrText xml:space="preserve"> PAGEREF _Toc225385428 \h </w:instrText>
         </w:r>
         <w:r>
           <w:rPr>
@@ -639,7 +639,7 @@
           <w:noProof/>
         </w:rPr>
       </w:pPr>
-      <w:hyperlink w:anchor="_Toc225342081" w:history="1">
+      <w:hyperlink w:anchor="_Toc225385429" w:history="1">
         <w:r>
           <w:rPr>
             <w:rStyle w:val="Hyperlink"/>
@@ -666,7 +666,7 @@
             <w:noProof/>
             <w:webHidden/>
           </w:rPr>
-          <w:instrText xml:space="preserve"> PAGEREF _Toc225342081 \h </w:instrText>
+          <w:instrText xml:space="preserve"> PAGEREF _Toc225385429 \h </w:instrText>
         </w:r>
         <w:r>
           <w:rPr>
@@ -707,7 +707,7 @@
           <w:noProof/>
         </w:rPr>
       </w:pPr>
-      <w:hyperlink w:anchor="_Toc225342082" w:history="1">
+      <w:hyperlink w:anchor="_Toc225385430" w:history="1">
         <w:r>
           <w:rPr>
             <w:rStyle w:val="Hyperlink"/>
@@ -734,7 +734,7 @@
             <w:noProof/>
             <w:webHidden/>
           </w:rPr>
-          <w:instrText xml:space="preserve"> PAGEREF _Toc225342082 \h </w:instrText>
+          <w:instrText xml:space="preserve"> PAGEREF _Toc225385430 \h </w:instrText>
         </w:r>
         <w:r>
           <w:rPr>
@@ -775,7 +775,7 @@
           <w:noProof/>
         </w:rPr>
       </w:pPr>
-      <w:hyperlink w:anchor="_Toc225342083" w:history="1">
+      <w:hyperlink w:anchor="_Toc225385431" w:history="1">
         <w:r>
           <w:rPr>
             <w:rStyle w:val="Hyperlink"/>
@@ -802,7 +802,7 @@
             <w:noProof/>
             <w:webHidden/>
           </w:rPr>
-          <w:instrText xml:space="preserve"> PAGEREF _Toc225342083 \h </w:instrText>
+          <w:instrText xml:space="preserve"> PAGEREF _Toc225385431 \h </w:instrText>
         </w:r>
         <w:r>
           <w:rPr>
@@ -843,7 +843,7 @@
           <w:noProof/>
         </w:rPr>
       </w:pPr>
-      <w:hyperlink w:anchor="_Toc225342084" w:history="1">
+      <w:hyperlink w:anchor="_Toc225385432" w:history="1">
         <w:r>
           <w:rPr>
             <w:rStyle w:val="Hyperlink"/>
@@ -870,7 +870,7 @@
             <w:noProof/>
             <w:webHidden/>
           </w:rPr>
-          <w:instrText xml:space="preserve"> PAGEREF _Toc225342084 \h </w:instrText>
+          <w:instrText xml:space="preserve"> PAGEREF _Toc225385432 \h </w:instrText>
         </w:r>
         <w:r>
           <w:rPr>
@@ -911,7 +911,7 @@
           <w:noProof/>
         </w:rPr>
       </w:pPr>
-      <w:hyperlink w:anchor="_Toc225342085" w:history="1">
+      <w:hyperlink w:anchor="_Toc225385433" w:history="1">
         <w:r>
           <w:rPr>
             <w:rStyle w:val="Hyperlink"/>
@@ -938,7 +938,7 @@
             <w:noProof/>
             <w:webHidden/>
           </w:rPr>
-          <w:instrText xml:space="preserve"> PAGEREF _Toc225342085 \h </w:instrText>
+          <w:instrText xml:space="preserve"> PAGEREF _Toc225385433 \h </w:instrText>
         </w:r>
         <w:r>
           <w:rPr>
@@ -979,7 +979,7 @@
           <w:noProof/>
         </w:rPr>
       </w:pPr>
-      <w:hyperlink w:anchor="_Toc225342086" w:history="1">
+      <w:hyperlink w:anchor="_Toc225385434" w:history="1">
         <w:r>
           <w:rPr>
             <w:rStyle w:val="Hyperlink"/>
@@ -1006,7 +1006,7 @@
             <w:noProof/>
             <w:webHidden/>
           </w:rPr>
-          <w:instrText xml:space="preserve"> PAGEREF _Toc225342086 \h </w:instrText>
+          <w:instrText xml:space="preserve"> PAGEREF _Toc225385434 \h </w:instrText>
         </w:r>
         <w:r>
           <w:rPr>
@@ -1047,7 +1047,7 @@
           <w:noProof/>
         </w:rPr>
       </w:pPr>
-      <w:hyperlink w:anchor="_Toc225342087" w:history="1">
+      <w:hyperlink w:anchor="_Toc225385435" w:history="1">
         <w:r>
           <w:rPr>
             <w:rStyle w:val="Hyperlink"/>
@@ -1074,7 +1074,7 @@
             <w:noProof/>
             <w:webHidden/>
           </w:rPr>
-          <w:instrText xml:space="preserve"> PAGEREF _Toc225342087 \h </w:instrText>
+          <w:instrText xml:space="preserve"> PAGEREF _Toc225385435 \h </w:instrText>
         </w:r>
         <w:r>
           <w:rPr>
@@ -1115,7 +1115,7 @@
           <w:noProof/>
         </w:rPr>
       </w:pPr>
-      <w:hyperlink w:anchor="_Toc225342088" w:history="1">
+      <w:hyperlink w:anchor="_Toc225385436" w:history="1">
         <w:r>
           <w:rPr>
             <w:rStyle w:val="Hyperlink"/>
@@ -1142,7 +1142,7 @@
             <w:noProof/>
             <w:webHidden/>
           </w:rPr>
-          <w:instrText xml:space="preserve"> PAGEREF _Toc225342088 \h </w:instrText>
+          <w:instrText xml:space="preserve"> PAGEREF _Toc225385436 \h </w:instrText>
         </w:r>
         <w:r>
           <w:rPr>
@@ -1183,7 +1183,7 @@
           <w:noProof/>
         </w:rPr>
       </w:pPr>
-      <w:hyperlink w:anchor="_Toc225342089" w:history="1">
+      <w:hyperlink w:anchor="_Toc225385437" w:history="1">
         <w:r>
           <w:rPr>
             <w:rStyle w:val="Hyperlink"/>
@@ -1211,7 +1211,7 @@
             <w:noProof/>
             <w:webHidden/>
           </w:rPr>
-          <w:instrText xml:space="preserve"> PAGEREF _Toc225342089 \h </w:instrText>
+          <w:instrText xml:space="preserve"> PAGEREF _Toc225385437 \h </w:instrText>
         </w:r>
         <w:r>
           <w:rPr>
@@ -1252,7 +1252,7 @@
           <w:noProof/>
         </w:rPr>
       </w:pPr>
-      <w:hyperlink w:anchor="_Toc225342090" w:history="1">
+      <w:hyperlink w:anchor="_Toc225385438" w:history="1">
         <w:r>
           <w:rPr>
             <w:rStyle w:val="Hyperlink"/>
@@ -1280,7 +1280,7 @@
             <w:noProof/>
             <w:webHidden/>
           </w:rPr>
-          <w:instrText xml:space="preserve"> PAGEREF _Toc225342090 \h </w:instrText>
+          <w:instrText xml:space="preserve"> PAGEREF _Toc225385438 \h </w:instrText>
         </w:r>
         <w:r>
           <w:rPr>
@@ -1321,7 +1321,7 @@
           <w:noProof/>
         </w:rPr>
       </w:pPr>
-      <w:hyperlink w:anchor="_Toc225342091" w:history="1">
+      <w:hyperlink w:anchor="_Toc225385439" w:history="1">
         <w:r>
           <w:rPr>
             <w:rStyle w:val="Hyperlink"/>
@@ -1349,7 +1349,7 @@
             <w:noProof/>
             <w:webHidden/>
           </w:rPr>
-          <w:instrText xml:space="preserve"> PAGEREF _Toc225342091 \h </w:instrText>
+          <w:instrText xml:space="preserve"> PAGEREF _Toc225385439 \h </w:instrText>
         </w:r>
         <w:r>
           <w:rPr>
@@ -1390,7 +1390,7 @@
           <w:noProof/>
         </w:rPr>
       </w:pPr>
-      <w:hyperlink w:anchor="_Toc225342092" w:history="1">
+      <w:hyperlink w:anchor="_Toc225385440" w:history="1">
         <w:r>
           <w:rPr>
             <w:rStyle w:val="Hyperlink"/>
@@ -1418,7 +1418,7 @@
             <w:noProof/>
             <w:webHidden/>
           </w:rPr>
-          <w:instrText xml:space="preserve"> PAGEREF _Toc225342092 \h </w:instrText>
+          <w:instrText xml:space="preserve"> PAGEREF _Toc225385440 \h </w:instrText>
         </w:r>
         <w:r>
           <w:rPr>
@@ -1459,7 +1459,7 @@
           <w:noProof/>
         </w:rPr>
       </w:pPr>
-      <w:hyperlink w:anchor="_Toc225342093" w:history="1">
+      <w:hyperlink w:anchor="_Toc225385441" w:history="1">
         <w:r>
           <w:rPr>
             <w:rStyle w:val="Hyperlink"/>
@@ -1487,7 +1487,7 @@
             <w:noProof/>
             <w:webHidden/>
           </w:rPr>
-          <w:instrText xml:space="preserve"> PAGEREF _Toc225342093 \h </w:instrText>
+          <w:instrText xml:space="preserve"> PAGEREF _Toc225385441 \h </w:instrText>
         </w:r>
         <w:r>
           <w:rPr>
@@ -1528,7 +1528,7 @@
           <w:noProof/>
         </w:rPr>
       </w:pPr>
-      <w:hyperlink w:anchor="_Toc225342094" w:history="1">
+      <w:hyperlink w:anchor="_Toc225385442" w:history="1">
         <w:r>
           <w:rPr>
             <w:rStyle w:val="Hyperlink"/>
@@ -1556,7 +1556,7 @@
             <w:noProof/>
             <w:webHidden/>
           </w:rPr>
-          <w:instrText xml:space="preserve"> PAGEREF _Toc225342094 \h </w:instrText>
+          <w:instrText xml:space="preserve"> PAGEREF _Toc225385442 \h </w:instrText>
         </w:r>
         <w:r>
           <w:rPr>
@@ -1597,7 +1597,7 @@
           <w:noProof/>
         </w:rPr>
       </w:pPr>
-      <w:hyperlink w:anchor="_Toc225342095" w:history="1">
+      <w:hyperlink w:anchor="_Toc225385443" w:history="1">
         <w:r>
           <w:rPr>
             <w:rStyle w:val="Hyperlink"/>
@@ -1625,7 +1625,7 @@
             <w:noProof/>
             <w:webHidden/>
           </w:rPr>
-          <w:instrText xml:space="preserve"> PAGEREF _Toc225342095 \h </w:instrText>
+          <w:instrText xml:space="preserve"> PAGEREF _Toc225385443 \h </w:instrText>
         </w:r>
         <w:r>
           <w:rPr>
@@ -1666,7 +1666,7 @@
           <w:noProof/>
         </w:rPr>
       </w:pPr>
-      <w:hyperlink w:anchor="_Toc225342096" w:history="1">
+      <w:hyperlink w:anchor="_Toc225385444" w:history="1">
         <w:r>
           <w:rPr>
             <w:rStyle w:val="Hyperlink"/>
@@ -1694,7 +1694,7 @@
             <w:noProof/>
             <w:webHidden/>
           </w:rPr>
-          <w:instrText xml:space="preserve"> PAGEREF _Toc225342096 \h </w:instrText>
+          <w:instrText xml:space="preserve"> PAGEREF _Toc225385444 \h </w:instrText>
         </w:r>
         <w:r>
           <w:rPr>
@@ -1735,7 +1735,7 @@
           <w:noProof/>
         </w:rPr>
       </w:pPr>
-      <w:hyperlink w:anchor="_Toc225342097" w:history="1">
+      <w:hyperlink w:anchor="_Toc225385445" w:history="1">
         <w:r>
           <w:rPr>
             <w:rStyle w:val="Hyperlink"/>
@@ -1763,7 +1763,7 @@
             <w:noProof/>
             <w:webHidden/>
           </w:rPr>
-          <w:instrText xml:space="preserve"> PAGEREF _Toc225342097 \h </w:instrText>
+          <w:instrText xml:space="preserve"> PAGEREF _Toc225385445 \h </w:instrText>
         </w:r>
         <w:r>
           <w:rPr>
@@ -1783,7 +1783,7 @@
             <w:noProof/>
             <w:webHidden/>
           </w:rPr>
-          <w:t>38</w:t>
+          <w:t>39</w:t>
         </w:r>
         <w:r>
           <w:rPr>
@@ -1804,7 +1804,7 @@
           <w:noProof/>
         </w:rPr>
       </w:pPr>
-      <w:hyperlink w:anchor="_Toc225342098" w:history="1">
+      <w:hyperlink w:anchor="_Toc225385446" w:history="1">
         <w:r>
           <w:rPr>
             <w:rStyle w:val="Hyperlink"/>
@@ -1832,7 +1832,7 @@
             <w:noProof/>
             <w:webHidden/>
           </w:rPr>
-          <w:instrText xml:space="preserve"> PAGEREF _Toc225342098 \h </w:instrText>
+          <w:instrText xml:space="preserve"> PAGEREF _Toc225385446 \h </w:instrText>
         </w:r>
         <w:r>
           <w:rPr>
@@ -1852,7 +1852,7 @@
             <w:noProof/>
             <w:webHidden/>
           </w:rPr>
-          <w:t>38</w:t>
+          <w:t>39</w:t>
         </w:r>
         <w:r>
           <w:rPr>
@@ -1873,7 +1873,7 @@
           <w:noProof/>
         </w:rPr>
       </w:pPr>
-      <w:hyperlink w:anchor="_Toc225342099" w:history="1">
+      <w:hyperlink w:anchor="_Toc225385447" w:history="1">
         <w:r>
           <w:rPr>
             <w:rStyle w:val="Hyperlink"/>
@@ -1901,7 +1901,7 @@
             <w:noProof/>
             <w:webHidden/>
           </w:rPr>
-          <w:instrText xml:space="preserve"> PAGEREF _Toc225342099 \h </w:instrText>
+          <w:instrText xml:space="preserve"> PAGEREF _Toc225385447 \h </w:instrText>
         </w:r>
         <w:r>
           <w:rPr>
@@ -1921,7 +1921,7 @@
             <w:noProof/>
             <w:webHidden/>
           </w:rPr>
-          <w:t>39</w:t>
+          <w:t>40</w:t>
         </w:r>
         <w:r>
           <w:rPr>
@@ -1942,7 +1942,7 @@
           <w:noProof/>
         </w:rPr>
       </w:pPr>
-      <w:hyperlink w:anchor="_Toc225342100" w:history="1">
+      <w:hyperlink w:anchor="_Toc225385448" w:history="1">
         <w:r>
           <w:rPr>
             <w:rStyle w:val="Hyperlink"/>
@@ -1970,7 +1970,7 @@
             <w:noProof/>
             <w:webHidden/>
           </w:rPr>
-          <w:instrText xml:space="preserve"> PAGEREF _Toc225342100 \h </w:instrText>
+          <w:instrText xml:space="preserve"> PAGEREF _Toc225385448 \h </w:instrText>
         </w:r>
         <w:r>
           <w:rPr>
@@ -1990,7 +1990,7 @@
             <w:noProof/>
             <w:webHidden/>
           </w:rPr>
-          <w:t>39</w:t>
+          <w:t>40</w:t>
         </w:r>
         <w:r>
           <w:rPr>
@@ -2011,7 +2011,7 @@
           <w:noProof/>
         </w:rPr>
       </w:pPr>
-      <w:hyperlink w:anchor="_Toc225342101" w:history="1">
+      <w:hyperlink w:anchor="_Toc225385449" w:history="1">
         <w:r>
           <w:rPr>
             <w:rStyle w:val="Hyperlink"/>
@@ -2039,7 +2039,7 @@
             <w:noProof/>
             <w:webHidden/>
           </w:rPr>
-          <w:instrText xml:space="preserve"> PAGEREF _Toc225342101 \h </w:instrText>
+          <w:instrText xml:space="preserve"> PAGEREF _Toc225385449 \h </w:instrText>
         </w:r>
         <w:r>
           <w:rPr>
@@ -2059,7 +2059,7 @@
             <w:noProof/>
             <w:webHidden/>
           </w:rPr>
-          <w:t>41</w:t>
+          <w:t>42</w:t>
         </w:r>
         <w:r>
           <w:rPr>
@@ -2080,7 +2080,7 @@
           <w:noProof/>
         </w:rPr>
       </w:pPr>
-      <w:hyperlink w:anchor="_Toc225342102" w:history="1">
+      <w:hyperlink w:anchor="_Toc225385450" w:history="1">
         <w:r>
           <w:rPr>
             <w:rStyle w:val="Hyperlink"/>
@@ -2108,7 +2108,7 @@
             <w:noProof/>
             <w:webHidden/>
           </w:rPr>
-          <w:instrText xml:space="preserve"> PAGEREF _Toc225342102 \h </w:instrText>
+          <w:instrText xml:space="preserve"> PAGEREF _Toc225385450 \h </w:instrText>
         </w:r>
         <w:r>
           <w:rPr>
@@ -2128,7 +2128,7 @@
             <w:noProof/>
             <w:webHidden/>
           </w:rPr>
-          <w:t>43</w:t>
+          <w:t>44</w:t>
         </w:r>
         <w:r>
           <w:rPr>
@@ -2149,7 +2149,7 @@
           <w:noProof/>
         </w:rPr>
       </w:pPr>
-      <w:hyperlink w:anchor="_Toc225342103" w:history="1">
+      <w:hyperlink w:anchor="_Toc225385451" w:history="1">
         <w:r>
           <w:rPr>
             <w:rStyle w:val="Hyperlink"/>
@@ -2177,7 +2177,7 @@
             <w:noProof/>
             <w:webHidden/>
           </w:rPr>
-          <w:instrText xml:space="preserve"> PAGEREF _Toc225342103 \h </w:instrText>
+          <w:instrText xml:space="preserve"> PAGEREF _Toc225385451 \h </w:instrText>
         </w:r>
         <w:r>
           <w:rPr>
@@ -2197,7 +2197,7 @@
             <w:noProof/>
             <w:webHidden/>
           </w:rPr>
-          <w:t>44</w:t>
+          <w:t>45</w:t>
         </w:r>
         <w:r>
           <w:rPr>
@@ -2218,7 +2218,7 @@
           <w:noProof/>
         </w:rPr>
       </w:pPr>
-      <w:hyperlink w:anchor="_Toc225342104" w:history="1">
+      <w:hyperlink w:anchor="_Toc225385452" w:history="1">
         <w:r>
           <w:rPr>
             <w:rStyle w:val="Hyperlink"/>
@@ -2246,7 +2246,7 @@
             <w:noProof/>
             <w:webHidden/>
           </w:rPr>
-          <w:instrText xml:space="preserve"> PAGEREF _Toc225342104 \h </w:instrText>
+          <w:instrText xml:space="preserve"> PAGEREF _Toc225385452 \h </w:instrText>
         </w:r>
         <w:r>
           <w:rPr>
@@ -2266,7 +2266,7 @@
             <w:noProof/>
             <w:webHidden/>
           </w:rPr>
-          <w:t>46</w:t>
+          <w:t>47</w:t>
         </w:r>
         <w:r>
           <w:rPr>
@@ -2287,7 +2287,7 @@
           <w:noProof/>
         </w:rPr>
       </w:pPr>
-      <w:hyperlink w:anchor="_Toc225342105" w:history="1">
+      <w:hyperlink w:anchor="_Toc225385453" w:history="1">
         <w:r>
           <w:rPr>
             <w:rStyle w:val="Hyperlink"/>
@@ -2315,7 +2315,7 @@
             <w:noProof/>
             <w:webHidden/>
           </w:rPr>
-          <w:instrText xml:space="preserve"> PAGEREF _Toc225342105 \h </w:instrText>
+          <w:instrText xml:space="preserve"> PAGEREF _Toc225385453 \h </w:instrText>
         </w:r>
         <w:r>
           <w:rPr>
@@ -2356,7 +2356,7 @@
           <w:noProof/>
         </w:rPr>
       </w:pPr>
-      <w:hyperlink w:anchor="_Toc225342106" w:history="1">
+      <w:hyperlink w:anchor="_Toc225385454" w:history="1">
         <w:r>
           <w:rPr>
             <w:rStyle w:val="Hyperlink"/>
@@ -2384,7 +2384,7 @@
             <w:noProof/>
             <w:webHidden/>
           </w:rPr>
-          <w:instrText xml:space="preserve"> PAGEREF _Toc225342106 \h </w:instrText>
+          <w:instrText xml:space="preserve"> PAGEREF _Toc225385454 \h </w:instrText>
         </w:r>
         <w:r>
           <w:rPr>
@@ -2404,7 +2404,7 @@
             <w:noProof/>
             <w:webHidden/>
           </w:rPr>
-          <w:t>48</w:t>
+          <w:t>49</w:t>
         </w:r>
         <w:r>
           <w:rPr>
@@ -2425,7 +2425,7 @@
           <w:noProof/>
         </w:rPr>
       </w:pPr>
-      <w:hyperlink w:anchor="_Toc225342107" w:history="1">
+      <w:hyperlink w:anchor="_Toc225385455" w:history="1">
         <w:r>
           <w:rPr>
             <w:rStyle w:val="Hyperlink"/>
@@ -2453,7 +2453,7 @@
             <w:noProof/>
             <w:webHidden/>
           </w:rPr>
-          <w:instrText xml:space="preserve"> PAGEREF _Toc225342107 \h </w:instrText>
+          <w:instrText xml:space="preserve"> PAGEREF _Toc225385455 \h </w:instrText>
         </w:r>
         <w:r>
           <w:rPr>
@@ -2473,7 +2473,7 @@
             <w:noProof/>
             <w:webHidden/>
           </w:rPr>
-          <w:t>48</w:t>
+          <w:t>49</w:t>
         </w:r>
         <w:r>
           <w:rPr>
@@ -2494,7 +2494,7 @@
           <w:noProof/>
         </w:rPr>
       </w:pPr>
-      <w:hyperlink w:anchor="_Toc225342108" w:history="1">
+      <w:hyperlink w:anchor="_Toc225385456" w:history="1">
         <w:r>
           <w:rPr>
             <w:rStyle w:val="Hyperlink"/>
@@ -2522,7 +2522,7 @@
             <w:noProof/>
             <w:webHidden/>
           </w:rPr>
-          <w:instrText xml:space="preserve"> PAGEREF _Toc225342108 \h </w:instrText>
+          <w:instrText xml:space="preserve"> PAGEREF _Toc225385456 \h </w:instrText>
         </w:r>
         <w:r>
           <w:rPr>
@@ -2563,7 +2563,7 @@
           <w:noProof/>
         </w:rPr>
       </w:pPr>
-      <w:hyperlink w:anchor="_Toc225342109" w:history="1">
+      <w:hyperlink w:anchor="_Toc225385457" w:history="1">
         <w:r>
           <w:rPr>
             <w:rStyle w:val="Hyperlink"/>
@@ -2591,7 +2591,7 @@
             <w:noProof/>
             <w:webHidden/>
           </w:rPr>
-          <w:instrText xml:space="preserve"> PAGEREF _Toc225342109 \h </w:instrText>
+          <w:instrText xml:space="preserve"> PAGEREF _Toc225385457 \h </w:instrText>
         </w:r>
         <w:r>
           <w:rPr>
@@ -2611,7 +2611,7 @@
             <w:noProof/>
             <w:webHidden/>
           </w:rPr>
-          <w:t>50</w:t>
+          <w:t>51</w:t>
         </w:r>
         <w:r>
           <w:rPr>
@@ -2632,7 +2632,7 @@
           <w:noProof/>
         </w:rPr>
       </w:pPr>
-      <w:hyperlink w:anchor="_Toc225342110" w:history="1">
+      <w:hyperlink w:anchor="_Toc225385458" w:history="1">
         <w:r>
           <w:rPr>
             <w:rStyle w:val="Hyperlink"/>
@@ -2660,7 +2660,7 @@
             <w:noProof/>
             <w:webHidden/>
           </w:rPr>
-          <w:instrText xml:space="preserve"> PAGEREF _Toc225342110 \h </w:instrText>
+          <w:instrText xml:space="preserve"> PAGEREF _Toc225385458 \h </w:instrText>
         </w:r>
         <w:r>
           <w:rPr>
@@ -2701,7 +2701,7 @@
           <w:noProof/>
         </w:rPr>
       </w:pPr>
-      <w:hyperlink w:anchor="_Toc225342111" w:history="1">
+      <w:hyperlink w:anchor="_Toc225385459" w:history="1">
         <w:r>
           <w:rPr>
             <w:rStyle w:val="Hyperlink"/>
@@ -2729,7 +2729,7 @@
             <w:noProof/>
             <w:webHidden/>
           </w:rPr>
-          <w:instrText xml:space="preserve"> PAGEREF _Toc225342111 \h </w:instrText>
+          <w:instrText xml:space="preserve"> PAGEREF _Toc225385459 \h </w:instrText>
         </w:r>
         <w:r>
           <w:rPr>
@@ -2770,7 +2770,7 @@
           <w:noProof/>
         </w:rPr>
       </w:pPr>
-      <w:hyperlink w:anchor="_Toc225342112" w:history="1">
+      <w:hyperlink w:anchor="_Toc225385460" w:history="1">
         <w:r>
           <w:rPr>
             <w:rStyle w:val="Hyperlink"/>
@@ -2798,7 +2798,7 @@
             <w:noProof/>
             <w:webHidden/>
           </w:rPr>
-          <w:instrText xml:space="preserve"> PAGEREF _Toc225342112 \h </w:instrText>
+          <w:instrText xml:space="preserve"> PAGEREF _Toc225385460 \h </w:instrText>
         </w:r>
         <w:r>
           <w:rPr>
@@ -2839,13 +2839,14 @@
           <w:noProof/>
         </w:rPr>
       </w:pPr>
-      <w:hyperlink w:anchor="_Toc225342113" w:history="1">
+      <w:hyperlink w:anchor="_Toc225385461" w:history="1">
         <w:r>
           <w:rPr>
             <w:rStyle w:val="Hyperlink"/>
-            <w:noProof/>
-          </w:rPr>
-          <w:t>CONCLUSIONS</w:t>
+            <w:rFonts w:cs="Times New Roman"/>
+            <w:noProof/>
+          </w:rPr>
+          <w:t>CHAPTER 5. CONCLUSIONS AND RECOMMENDATIONS</w:t>
         </w:r>
         <w:r>
           <w:rPr>
@@ -2866,7 +2867,7 @@
             <w:noProof/>
             <w:webHidden/>
           </w:rPr>
-          <w:instrText xml:space="preserve"> PAGEREF _Toc225342113 \h </w:instrText>
+          <w:instrText xml:space="preserve"> PAGEREF _Toc225385461 \h </w:instrText>
         </w:r>
         <w:r>
           <w:rPr>
@@ -2887,6 +2888,213 @@
             <w:webHidden/>
           </w:rPr>
           <w:t>55</w:t>
+        </w:r>
+        <w:r>
+          <w:rPr>
+            <w:noProof/>
+            <w:webHidden/>
+          </w:rPr>
+          <w:fldChar w:fldCharType="end"/>
+        </w:r>
+      </w:hyperlink>
+    </w:p>
+    <w:p>
+      <w:pPr>
+        <w:pStyle w:val="TOC2"/>
+        <w:tabs>
+          <w:tab w:val="right" w:leader="dot" w:pos="9016"/>
+        </w:tabs>
+        <w:rPr>
+          <w:noProof/>
+        </w:rPr>
+      </w:pPr>
+      <w:hyperlink w:anchor="_Toc225385462" w:history="1">
+        <w:r>
+          <w:rPr>
+            <w:rStyle w:val="Hyperlink"/>
+            <w:rFonts w:cs="Times New Roman"/>
+            <w:noProof/>
+          </w:rPr>
+          <w:t>5.1 Summary of Conclusions</w:t>
+        </w:r>
+        <w:r>
+          <w:rPr>
+            <w:noProof/>
+            <w:webHidden/>
+          </w:rPr>
+          <w:tab/>
+        </w:r>
+        <w:r>
+          <w:rPr>
+            <w:noProof/>
+            <w:webHidden/>
+          </w:rPr>
+          <w:fldChar w:fldCharType="begin"/>
+        </w:r>
+        <w:r>
+          <w:rPr>
+            <w:noProof/>
+            <w:webHidden/>
+          </w:rPr>
+          <w:instrText xml:space="preserve"> PAGEREF _Toc225385462 \h </w:instrText>
+        </w:r>
+        <w:r>
+          <w:rPr>
+            <w:noProof/>
+            <w:webHidden/>
+          </w:rPr>
+        </w:r>
+        <w:r>
+          <w:rPr>
+            <w:noProof/>
+            <w:webHidden/>
+          </w:rPr>
+          <w:fldChar w:fldCharType="separate"/>
+        </w:r>
+        <w:r>
+          <w:rPr>
+            <w:noProof/>
+            <w:webHidden/>
+          </w:rPr>
+          <w:t>55</w:t>
+        </w:r>
+        <w:r>
+          <w:rPr>
+            <w:noProof/>
+            <w:webHidden/>
+          </w:rPr>
+          <w:fldChar w:fldCharType="end"/>
+        </w:r>
+      </w:hyperlink>
+    </w:p>
+    <w:p>
+      <w:pPr>
+        <w:pStyle w:val="TOC2"/>
+        <w:tabs>
+          <w:tab w:val="right" w:leader="dot" w:pos="9016"/>
+        </w:tabs>
+        <w:rPr>
+          <w:noProof/>
+        </w:rPr>
+      </w:pPr>
+      <w:hyperlink w:anchor="_Toc225385463" w:history="1">
+        <w:r>
+          <w:rPr>
+            <w:rStyle w:val="Hyperlink"/>
+            <w:rFonts w:cs="Times New Roman"/>
+            <w:noProof/>
+          </w:rPr>
+          <w:t>5.2 Practical Recommendations</w:t>
+        </w:r>
+        <w:r>
+          <w:rPr>
+            <w:noProof/>
+            <w:webHidden/>
+          </w:rPr>
+          <w:tab/>
+        </w:r>
+        <w:r>
+          <w:rPr>
+            <w:noProof/>
+            <w:webHidden/>
+          </w:rPr>
+          <w:fldChar w:fldCharType="begin"/>
+        </w:r>
+        <w:r>
+          <w:rPr>
+            <w:noProof/>
+            <w:webHidden/>
+          </w:rPr>
+          <w:instrText xml:space="preserve"> PAGEREF _Toc225385463 \h </w:instrText>
+        </w:r>
+        <w:r>
+          <w:rPr>
+            <w:noProof/>
+            <w:webHidden/>
+          </w:rPr>
+        </w:r>
+        <w:r>
+          <w:rPr>
+            <w:noProof/>
+            <w:webHidden/>
+          </w:rPr>
+          <w:fldChar w:fldCharType="separate"/>
+        </w:r>
+        <w:r>
+          <w:rPr>
+            <w:noProof/>
+            <w:webHidden/>
+          </w:rPr>
+          <w:t>56</w:t>
+        </w:r>
+        <w:r>
+          <w:rPr>
+            <w:noProof/>
+            <w:webHidden/>
+          </w:rPr>
+          <w:fldChar w:fldCharType="end"/>
+        </w:r>
+      </w:hyperlink>
+    </w:p>
+    <w:p>
+      <w:pPr>
+        <w:pStyle w:val="TOC2"/>
+        <w:tabs>
+          <w:tab w:val="right" w:leader="dot" w:pos="9016"/>
+        </w:tabs>
+        <w:rPr>
+          <w:noProof/>
+        </w:rPr>
+      </w:pPr>
+      <w:hyperlink w:anchor="_Toc225385464" w:history="1">
+        <w:r>
+          <w:rPr>
+            <w:rStyle w:val="Hyperlink"/>
+            <w:rFonts w:cs="Times New Roman"/>
+            <w:noProof/>
+          </w:rPr>
+          <w:t>5.3 Recommendations for Future Research</w:t>
+        </w:r>
+        <w:r>
+          <w:rPr>
+            <w:noProof/>
+            <w:webHidden/>
+          </w:rPr>
+          <w:tab/>
+        </w:r>
+        <w:r>
+          <w:rPr>
+            <w:noProof/>
+            <w:webHidden/>
+          </w:rPr>
+          <w:fldChar w:fldCharType="begin"/>
+        </w:r>
+        <w:r>
+          <w:rPr>
+            <w:noProof/>
+            <w:webHidden/>
+          </w:rPr>
+          <w:instrText xml:space="preserve"> PAGEREF _Toc225385464 \h </w:instrText>
+        </w:r>
+        <w:r>
+          <w:rPr>
+            <w:noProof/>
+            <w:webHidden/>
+          </w:rPr>
+        </w:r>
+        <w:r>
+          <w:rPr>
+            <w:noProof/>
+            <w:webHidden/>
+          </w:rPr>
+          <w:fldChar w:fldCharType="separate"/>
+        </w:r>
+        <w:r>
+          <w:rPr>
+            <w:noProof/>
+            <w:webHidden/>
+          </w:rPr>
+          <w:t>57</w:t>
         </w:r>
         <w:r>
           <w:rPr>
@@ -2907,13 +3115,13 @@
           <w:noProof/>
         </w:rPr>
       </w:pPr>
-      <w:hyperlink w:anchor="_Toc225342114" w:history="1">
+      <w:hyperlink w:anchor="_Toc225385465" w:history="1">
         <w:r>
           <w:rPr>
             <w:rStyle w:val="Hyperlink"/>
             <w:noProof/>
           </w:rPr>
-          <w:t>RECOMMENDATIONS</w:t>
+          <w:t>REFERENCES</w:t>
         </w:r>
         <w:r>
           <w:rPr>
@@ -2934,7 +3142,7 @@
             <w:noProof/>
             <w:webHidden/>
           </w:rPr>
-          <w:instrText xml:space="preserve"> PAGEREF _Toc225342114 \h </w:instrText>
+          <w:instrText xml:space="preserve"> PAGEREF _Toc225385465 \h </w:instrText>
         </w:r>
         <w:r>
           <w:rPr>
@@ -2954,7 +3162,7 @@
             <w:noProof/>
             <w:webHidden/>
           </w:rPr>
-          <w:t>55</w:t>
+          <w:t>59</w:t>
         </w:r>
         <w:r>
           <w:rPr>
@@ -2975,13 +3183,13 @@
           <w:noProof/>
         </w:rPr>
       </w:pPr>
-      <w:hyperlink w:anchor="_Toc225342115" w:history="1">
+      <w:hyperlink w:anchor="_Toc225385466" w:history="1">
         <w:r>
           <w:rPr>
             <w:rStyle w:val="Hyperlink"/>
             <w:noProof/>
           </w:rPr>
-          <w:t>REFERENCES</w:t>
+          <w:t>ANNEXES</w:t>
         </w:r>
         <w:r>
           <w:rPr>
@@ -3002,7 +3210,7 @@
             <w:noProof/>
             <w:webHidden/>
           </w:rPr>
-          <w:instrText xml:space="preserve"> PAGEREF _Toc225342115 \h </w:instrText>
+          <w:instrText xml:space="preserve"> PAGEREF _Toc225385466 \h </w:instrText>
         </w:r>
         <w:r>
           <w:rPr>
@@ -3022,75 +3230,7 @@
             <w:noProof/>
             <w:webHidden/>
           </w:rPr>
-          <w:t>56</w:t>
-        </w:r>
-        <w:r>
-          <w:rPr>
-            <w:noProof/>
-            <w:webHidden/>
-          </w:rPr>
-          <w:fldChar w:fldCharType="end"/>
-        </w:r>
-      </w:hyperlink>
-    </w:p>
-    <w:p>
-      <w:pPr>
-        <w:pStyle w:val="TOC1"/>
-        <w:tabs>
-          <w:tab w:val="right" w:leader="dot" w:pos="9016"/>
-        </w:tabs>
-        <w:rPr>
-          <w:noProof/>
-        </w:rPr>
-      </w:pPr>
-      <w:hyperlink w:anchor="_Toc225342116" w:history="1">
-        <w:r>
-          <w:rPr>
-            <w:rStyle w:val="Hyperlink"/>
-            <w:noProof/>
-          </w:rPr>
-          <w:t>ANNEXES</w:t>
-        </w:r>
-        <w:r>
-          <w:rPr>
-            <w:noProof/>
-            <w:webHidden/>
-          </w:rPr>
-          <w:tab/>
-        </w:r>
-        <w:r>
-          <w:rPr>
-            <w:noProof/>
-            <w:webHidden/>
-          </w:rPr>
-          <w:fldChar w:fldCharType="begin"/>
-        </w:r>
-        <w:r>
-          <w:rPr>
-            <w:noProof/>
-            <w:webHidden/>
-          </w:rPr>
-          <w:instrText xml:space="preserve"> PAGEREF _Toc225342116 \h </w:instrText>
-        </w:r>
-        <w:r>
-          <w:rPr>
-            <w:noProof/>
-            <w:webHidden/>
-          </w:rPr>
-        </w:r>
-        <w:r>
-          <w:rPr>
-            <w:noProof/>
-            <w:webHidden/>
-          </w:rPr>
-          <w:fldChar w:fldCharType="separate"/>
-        </w:r>
-        <w:r>
-          <w:rPr>
-            <w:noProof/>
-            <w:webHidden/>
-          </w:rPr>
-          <w:t>62</w:t>
+          <w:t>66</w:t>
         </w:r>
         <w:r>
           <w:rPr>
@@ -3481,7 +3621,7 @@
       <w:pPr>
         <w:pStyle w:val="Heading1"/>
       </w:pPr>
-      <w:bookmarkStart w:id="0" w:name="_Toc225342080"/>
+      <w:bookmarkStart w:id="0" w:name="_Toc225385428"/>
       <w:r>
         <w:rPr>
           <w:rFonts w:ascii="Times New Roman" w:hAnsi="Times New Roman"/>
@@ -3541,7 +3681,7 @@
       <w:pPr>
         <w:pStyle w:val="Heading1"/>
       </w:pPr>
-      <w:bookmarkStart w:id="1" w:name="_Toc225342081"/>
+      <w:bookmarkStart w:id="1" w:name="_Toc225385429"/>
       <w:r>
         <w:rPr>
           <w:rFonts w:ascii="Times New Roman" w:hAnsi="Times New Roman"/>
@@ -3556,7 +3696,7 @@
       <w:pPr>
         <w:pStyle w:val="Heading2"/>
       </w:pPr>
-      <w:bookmarkStart w:id="2" w:name="_Toc225342082"/>
+      <w:bookmarkStart w:id="2" w:name="_Toc225385430"/>
       <w:r>
         <w:rPr>
           <w:rFonts w:ascii="Times New Roman" w:hAnsi="Times New Roman"/>
@@ -3619,7 +3759,7 @@
       <w:pPr>
         <w:pStyle w:val="Heading2"/>
       </w:pPr>
-      <w:bookmarkStart w:id="3" w:name="_Toc225342083"/>
+      <w:bookmarkStart w:id="3" w:name="_Toc225385431"/>
       <w:r>
         <w:rPr>
           <w:rFonts w:ascii="Times New Roman" w:hAnsi="Times New Roman"/>
@@ -3690,7 +3830,7 @@
       <w:pPr>
         <w:pStyle w:val="Heading2"/>
       </w:pPr>
-      <w:bookmarkStart w:id="4" w:name="_Toc225342084"/>
+      <w:bookmarkStart w:id="4" w:name="_Toc225385432"/>
       <w:r>
         <w:rPr>
           <w:rFonts w:ascii="Times New Roman" w:hAnsi="Times New Roman"/>
@@ -3740,7 +3880,7 @@
       <w:pPr>
         <w:pStyle w:val="Heading2"/>
       </w:pPr>
-      <w:bookmarkStart w:id="5" w:name="_Toc225342085"/>
+      <w:bookmarkStart w:id="5" w:name="_Toc225385433"/>
       <w:r>
         <w:rPr>
           <w:rFonts w:ascii="Times New Roman" w:hAnsi="Times New Roman"/>
@@ -3800,7 +3940,7 @@
       <w:pPr>
         <w:pStyle w:val="Heading2"/>
       </w:pPr>
-      <w:bookmarkStart w:id="6" w:name="_Toc225342086"/>
+      <w:bookmarkStart w:id="6" w:name="_Toc225385434"/>
       <w:r>
         <w:rPr>
           <w:rFonts w:ascii="Times New Roman" w:hAnsi="Times New Roman"/>
@@ -3864,7 +4004,7 @@
       <w:pPr>
         <w:pStyle w:val="Heading2"/>
       </w:pPr>
-      <w:bookmarkStart w:id="7" w:name="_Toc225342087"/>
+      <w:bookmarkStart w:id="7" w:name="_Toc225385435"/>
       <w:r>
         <w:rPr>
           <w:rFonts w:ascii="Times New Roman" w:hAnsi="Times New Roman"/>
@@ -3876,10 +4016,10 @@
     <w:p/>
     <w:p>
       <w:r>
-        <w:t>A growing body of evidence documents systematic quality differences between health information published on traditional websites and that disseminated through social media platforms. A 2025 meta-analysis published in the Journal of Medical Internet Research, analysing 75 studies encompassing 297,519 posts across 15 platforms, reported a pooled DISCERN score of 43.58 out of 100 (95% CI: 37.80-49.35) for cancer-related information on new media, with approximately 27% of posts containing misinformation (Liu et</w:t>
-      </w:r>
-      <w:r>
-        <w:t xml:space="preserve"> al., 2025). The analysis further found that studies focusing on video-based media were statistically less likely to yield higher quality conclusions compared with those on text-based media, suggesting a format-dependent quality gradient.</w:t>
+        <w:t>A growing body of evidence documents systematic quality differences between health information published on traditional websites and that disseminated through social media platforms. A 2025 meta-analysis published in the Journal of Medical Internet Research, analysing 75 studies encompassing 297,519 posts across 15 platforms, reported a pooled DISCERN percentage of 43.58% (95% CI: 37.80-49.35) for cancer-related information on new media, with approximately 27% of posts containing misinformation (Liu et al.,</w:t>
+      </w:r>
+      <w:r>
+        <w:t xml:space="preserve"> 2025). The analysis further found that studies focusing on video-based media were statistically less likely to yield higher quality conclusions compared with those on text-based media, suggesting a format-dependent quality gradient.</w:t>
       </w:r>
     </w:p>
     <w:p/>
@@ -3921,7 +4061,7 @@
       <w:pPr>
         <w:pStyle w:val="Heading2"/>
       </w:pPr>
-      <w:bookmarkStart w:id="8" w:name="_Toc225342088"/>
+      <w:bookmarkStart w:id="8" w:name="_Toc225385436"/>
       <w:r>
         <w:rPr>
           <w:rFonts w:ascii="Times New Roman" w:hAnsi="Times New Roman"/>
@@ -4001,7 +4141,7 @@
         <w:spacing w:before="0" w:after="240"/>
         <w:jc w:val="center"/>
       </w:pPr>
-      <w:bookmarkStart w:id="9" w:name="_Toc225342089"/>
+      <w:bookmarkStart w:id="9" w:name="_Toc225385437"/>
       <w:r>
         <w:rPr>
           <w:rFonts w:ascii="Times New Roman" w:hAnsi="Times New Roman" w:cs="Times New Roman"/>
@@ -4034,7 +4174,7 @@
         <w:pStyle w:val="Heading2"/>
         <w:jc w:val="left"/>
       </w:pPr>
-      <w:bookmarkStart w:id="10" w:name="_Toc225342090"/>
+      <w:bookmarkStart w:id="10" w:name="_Toc225385438"/>
       <w:r>
         <w:rPr>
           <w:rFonts w:ascii="Times New Roman" w:hAnsi="Times New Roman" w:cs="Times New Roman"/>
@@ -4084,7 +4224,7 @@
         <w:pStyle w:val="Heading2"/>
         <w:jc w:val="left"/>
       </w:pPr>
-      <w:bookmarkStart w:id="11" w:name="_Toc225342091"/>
+      <w:bookmarkStart w:id="11" w:name="_Toc225385439"/>
       <w:r>
         <w:rPr>
           <w:rFonts w:ascii="Times New Roman" w:hAnsi="Times New Roman" w:cs="Times New Roman"/>
@@ -4121,13 +4261,13 @@
         <w:rPr>
           <w:rFonts w:cs="Times New Roman"/>
         </w:rPr>
-        <w:t>The research follows a deductive approach, applying established quality assessment frameworks—the DISCERN instrument and JAMA benchmarks—to evaluate content across a novel four-platform comparison. While these instruments were originally developed for traditional health information materials, their application to social media content represents a theoretically grounded extension that has been validated in prior research examining YouTube (Azer, 2020), TikTok (Kong et al., 2021), and Instagram health content</w:t>
+        <w:t>The research follows a deductive approach, applying established quality assessment frameworks—the DISCERN instrument and JAMA benchmarks—to evaluate content across a novel four-platform comparison. While these instruments were originally developed for traditional health information materials, they are widely used in studies of YouTube, TikTok, and Instagram health content despite recognised methodological concerns when applied to audiovisual and short-form media (Azer, 2020; Kong et al., 2021; Chea &amp; Lim, 2</w:t>
       </w:r>
       <w:r>
         <w:rPr>
           <w:rFonts w:cs="Times New Roman"/>
         </w:rPr>
-        <w:t xml:space="preserve"> (Chea &amp; Lim, 2023).</w:t>
+        <w:t>023). The present study therefore treats their use as a transparent, controlled adaptation rather than as a platform-specific validation.</w:t>
       </w:r>
     </w:p>
     <w:p>
@@ -4260,7 +4400,7 @@
         <w:pStyle w:val="Heading2"/>
         <w:jc w:val="left"/>
       </w:pPr>
-      <w:bookmarkStart w:id="12" w:name="_Toc225342092"/>
+      <w:bookmarkStart w:id="12" w:name="_Toc225385440"/>
       <w:r>
         <w:rPr>
           <w:rFonts w:ascii="Times New Roman" w:hAnsi="Times New Roman" w:cs="Times New Roman"/>
@@ -4278,14 +4418,14 @@
         <w:rPr>
           <w:rFonts w:cs="Times New Roman"/>
         </w:rPr>
-        <w:t xml:space="preserve">The present study is quantitative in nature, employing numerical scoring instruments to assess information quality and statistical methods to analyse the resulting data. The research is both descriptive and comparative: descriptive in that it characterises the quality of physical activity information across platforms using standardised metrics, and comparative in </w:t>
+        <w:t xml:space="preserve">The present study is quantitative in nature, employing numerical scoring instruments to assess information quality and statistical methods to analyse the resulting data. The research is both descriptive and comparative: descriptive in that it characterises the quality of </w:t>
       </w:r>
       <w:r>
         <w:rPr>
           <w:rFonts w:cs="Times New Roman"/>
         </w:rPr>
         <w:lastRenderedPageBreak/>
-        <w:t>that it systematically examines differences in quality scores between platform types, creator categories, and content formats.</w:t>
+        <w:t>physical activity information across platforms using standardised metrics, and comparative in that it systematically examines differences in quality scores between platform types, creator categories, and content formats.</w:t>
       </w:r>
     </w:p>
     <w:p>
@@ -4311,7 +4451,7 @@
         <w:pStyle w:val="Heading2"/>
         <w:jc w:val="left"/>
       </w:pPr>
-      <w:bookmarkStart w:id="13" w:name="_Toc225342093"/>
+      <w:bookmarkStart w:id="13" w:name="_Toc225385441"/>
       <w:r>
         <w:rPr>
           <w:rFonts w:ascii="Times New Roman" w:hAnsi="Times New Roman" w:cs="Times New Roman"/>
@@ -4336,6 +4476,18 @@
           <w:rFonts w:cs="Times New Roman"/>
         </w:rPr>
         <w:t>ction audit, three TikTok records could not be verified against the raw captures and were excluded without replacement, yielding a final analytical sample of 197 items (50 websites, 50 YouTube videos, 47 TikTok videos, and 50 Instagram posts).</w:t>
+      </w:r>
+    </w:p>
+    <w:p>
+      <w:pPr>
+        <w:spacing w:after="120"/>
+        <w:ind w:firstLine="720"/>
+      </w:pPr>
+      <w:r>
+        <w:rPr>
+          <w:rFonts w:cs="Times New Roman"/>
+        </w:rPr>
+        <w:t>Verification required a raw screenshot or captured record showing the content identifier or URL together with the metadata fields used in analysis (for example, platform, creator, date, content format, or engagement counts). Records that could not be matched to this audit evidence were removed from the final audited dataset.</w:t>
       </w:r>
     </w:p>
     <w:p>
@@ -4424,14 +4576,14 @@
         <w:rPr>
           <w:rFonts w:cs="Times New Roman"/>
         </w:rPr>
-        <w:t xml:space="preserve">These search terms were selected to represent a range of common physical activity information-seeking behaviours, from general exercise initiation to specific activity modalities. For each search term, the first 10 results were targeted from each platform, yielding a planned collection frame of 10 results × 5 search terms × 4 platforms = 200 items. The sampling strategy employed convenience sampling of top-ranked search results, which </w:t>
+        <w:lastRenderedPageBreak/>
+        <w:t>These search terms were selected to represent a range of common physical activity information-seeking behaviours, from general exercise initiation to specific activity modalities. For each search term, the first 10 results were targeted from each platform, yielding a planned collection frame of 10 results × 5 search terms × 4 platforms = 200 items. The sampling strategy employed convenience sampling of top-ranked search results, which approximates the actual information-seeking behaviour of typical users wh</w:t>
       </w:r>
       <w:r>
         <w:rPr>
           <w:rFonts w:cs="Times New Roman"/>
         </w:rPr>
-        <w:lastRenderedPageBreak/>
-        <w:t>approximates the actual information-seeking behaviour of typical users who predominantly access the first page or highest-ranked results (Pan et al., 2007). After the audit exclusions described above, the final analytical sample comprised 197 items.</w:t>
+        <w:t>o predominantly access the first page or highest-ranked results (Pan et al., 2007). After the audit exclusions described above, the final analytical sample comprised 197 items.</w:t>
       </w:r>
     </w:p>
     <w:p>
@@ -4487,7 +4639,7 @@
         <w:rPr>
           <w:rFonts w:cs="Times New Roman"/>
         </w:rPr>
-        <w:t>Accordingly, Table 2.1 should be interpreted as the planned sampling matrix rather than the final audited analytical distribution. All inferential analyses reported in Chapters 3–5 and the appendices are based on the final audited dataset of 197 items.</w:t>
+        <w:t>Accordingly, Table 2.1 should be interpreted as the planned sampling matrix rather than the final audited analytical distribution. All inferential analyses reported in Chapters 3–4, the concluding sections, and the appendices are based on the final audited dataset of 197 items.</w:t>
       </w:r>
     </w:p>
     <w:p>
@@ -4570,6 +4722,7 @@
                 <w:b/>
                 <w:sz w:val="20"/>
               </w:rPr>
+              <w:lastRenderedPageBreak/>
               <w:t>Search Term</w:t>
             </w:r>
           </w:p>
@@ -5456,7 +5609,6 @@
           <w:i/>
           <w:sz w:val="20"/>
         </w:rPr>
-        <w:lastRenderedPageBreak/>
         <w:t xml:space="preserve">Note. </w:t>
       </w:r>
       <w:r>
@@ -5472,7 +5624,7 @@
         <w:pStyle w:val="Heading2"/>
         <w:jc w:val="left"/>
       </w:pPr>
-      <w:bookmarkStart w:id="14" w:name="_Toc225342094"/>
+      <w:bookmarkStart w:id="14" w:name="_Toc225385442"/>
       <w:r>
         <w:rPr>
           <w:rFonts w:ascii="Times New Roman" w:hAnsi="Times New Roman" w:cs="Times New Roman"/>
@@ -5533,7 +5685,14 @@
         <w:rPr>
           <w:rFonts w:cs="Times New Roman"/>
         </w:rPr>
-        <w:t>unction, recording the first 10 relevant results in order of appearance. For TikTok and Instagram, this order of appearance was treated as an operational proxy for ranking position rather than a guaranteed ordinal rank list. Reposts, advertisements, pinned/promoted content, and duplicate items from the same creator for the same search term were excluded and replaced by the next sequential organic result during the initial collection stage.</w:t>
+        <w:t xml:space="preserve">unction, recording the first 10 relevant results in order of appearance. For TikTok and Instagram, this order of appearance was treated as an operational proxy for ranking position rather than a guaranteed ordinal rank </w:t>
+      </w:r>
+      <w:r>
+        <w:rPr>
+          <w:rFonts w:cs="Times New Roman"/>
+        </w:rPr>
+        <w:lastRenderedPageBreak/>
+        <w:t>list. Reposts, advertisements, pinned/promoted content, and duplicate items from the same creator for the same search term were excluded and replaced by the next sequential organic result during the initial collection stage.</w:t>
       </w:r>
     </w:p>
     <w:p>
@@ -5545,14 +5704,13 @@
         <w:rPr>
           <w:rFonts w:cs="Times New Roman"/>
         </w:rPr>
-        <w:t xml:space="preserve">All search results were recorded in their order of appearance within the search ranking. For each content item, the following information was documented: platform, search term used, ranking position, URL or content identifier, creator name, creator type </w:t>
+        <w:t>All search results were recorded in their order of appearance within the search ranking. For each content item, the following information was documented: platform, search term used, ranking position, URL or content identifier, creator name, creator type classification, content format, date of publication or last update, and engagement metrics (views, likes, shares, and comments where available). Screenshots were captured for each content item to establish an audit trail, supporting the verification and reli</w:t>
       </w:r>
       <w:r>
         <w:rPr>
           <w:rFonts w:cs="Times New Roman"/>
         </w:rPr>
-        <w:lastRenderedPageBreak/>
-        <w:t>classification, content format, date of publication or last update, and engagement metrics (views, likes, shares, and comments where available). Screenshots were captured for each content item to establish an audit trail, supporting the verification and reliability of the assessment process.</w:t>
+        <w:t>ability of the assessment process.</w:t>
       </w:r>
     </w:p>
     <w:p>
@@ -5602,13 +5760,13 @@
         <w:rPr>
           <w:rFonts w:cs="Times New Roman"/>
         </w:rPr>
-        <w:t>For the purposes of the present study, DISCERN quality scores were categorised using the following established thresholds: Very Poor (16–26), Poor (27–38), Fair (39–50), Good (51–62), and Excellent (63–80). These categories facilitate meaningful interpretation and cross-study comparison of quality ratings. In adapting the instrument for social media content, questions pertaining to treatment information were interpreted in the context of exercise and physical activity recommendations, consistent with the ap</w:t>
+        <w:t>For the purposes of the present study, DISCERN quality scores were categorised using the following established thresholds: Very Poor (16–26), Poor (27–38), Fair (39–50), Good (51–62), and Excellent (63–80). These conventional categories facilitate meaningful interpretation and cross-study comparison of quality ratings (Sun et al., 2023). In adapting the instrument for social media content, questions pertaining to treatment information were interpreted in the context of exercise and physical activity recomme</w:t>
       </w:r>
       <w:r>
         <w:rPr>
           <w:rFonts w:cs="Times New Roman"/>
         </w:rPr>
-        <w:t>proach adopted in prior studies examining fitness-related content (Kocyigit et al., 2019; Kong et al., 2021).</w:t>
+        <w:t>ndations, consistent with the approach adopted in prior studies examining fitness-related content (Kocyigit et al., 2019; Kong et al., 2021).</w:t>
       </w:r>
     </w:p>
     <w:p>
@@ -5620,13 +5778,20 @@
         <w:rPr>
           <w:rFonts w:cs="Times New Roman"/>
         </w:rPr>
-        <w:t>Scoring was restricted to information visible to a typical user at the point of access. For websites, raters assessed the full article text and any immediately visible source, date, and authorship information. For YouTube and TikTok, raters were permitted to use the video content itself, spoken narration, on-screen text, title, caption/description, pinned comments where present, and creator profile bio. For Instagram, raters used all visible carousel text or image text, the caption, pinned comments where pr</w:t>
+        <w:t xml:space="preserve">Scoring was restricted to information visible to a typical user at the point of access. For websites, raters assessed the full article text and any immediately visible source, date, and </w:t>
       </w:r>
       <w:r>
         <w:rPr>
           <w:rFonts w:cs="Times New Roman"/>
         </w:rPr>
-        <w:t>esent, and profile bio. No score was awarded on the basis of inferred but unstated evidence or credentials; if a risk, source, or qualification was implied but not explicitly visible, the conservative lower score was retained.</w:t>
+        <w:lastRenderedPageBreak/>
+        <w:t>authorship information. For YouTube and TikTok, raters were permitted to use the video content itself, spoken narration, on-screen text, title, caption/description, pinned comments where present, and creator profile bio. For Instagram, raters used all visible carousel text or image text, the caption, pinned comments where present, and profile bio. No score was awarded on the basis of inferred but unstated evidence or credentials; if a risk, source, or qualification was implied but not explicitly visible, th</w:t>
+      </w:r>
+      <w:r>
+        <w:rPr>
+          <w:rFonts w:cs="Times New Roman"/>
+        </w:rPr>
+        <w:t>e conservative lower score was retained.</w:t>
       </w:r>
     </w:p>
     <w:p>
@@ -5638,7 +5803,6 @@
         <w:rPr>
           <w:rFonts w:cs="Times New Roman"/>
         </w:rPr>
-        <w:lastRenderedPageBreak/>
         <w:t>Table 2.2 presents the complete DISCERN instrument with all 16 assessment questions.</w:t>
       </w:r>
     </w:p>
@@ -6756,7 +6920,14 @@
         <w:rPr>
           <w:rFonts w:cs="Times New Roman"/>
         </w:rPr>
-        <w:t>The JAMA benchmarks (Silberg et al., 1997) provide a concise accountability framework for evaluating health information. The instrument assesses four criteria, each scored dichotomously as present (Y) or absent (N): (a) Authorship—whether authors and their credentials or affiliations are clearly identified; (b) Attribution—whether references and sources for content are cited; (c) Disclosure—whether sponsorship, advertising, conflicts of interest, or financial relationships are declared; and (d) Currency—whe</w:t>
+        <w:t xml:space="preserve">The JAMA benchmarks (Silberg et al., 1997) provide a concise accountability framework for evaluating health information. The instrument assesses four criteria, each scored dichotomously as present (Y) or absent (N): (a) Authorship—whether </w:t>
+      </w:r>
+      <w:r>
+        <w:rPr>
+          <w:rFonts w:cs="Times New Roman"/>
+        </w:rPr>
+        <w:lastRenderedPageBreak/>
+        <w:t>authors and their credentials or affiliations are clearly identified; (b) Attribution—whether references and sources for content are cited; (c) Disclosure—whether sponsorship, advertising, conflicts of interest, or financial relationships are declared; and (d) Currency—whe</w:t>
       </w:r>
       <w:r>
         <w:rPr>
@@ -6774,7 +6945,6 @@
         <w:rPr>
           <w:rFonts w:cs="Times New Roman"/>
         </w:rPr>
-        <w:lastRenderedPageBreak/>
         <w:t>To apply the JAMA benchmarks to social media content, which differs substantially in format from traditional web-based health information, the criteria were operationalised as described in Table 2.3. This operationalisation draws on adaptations employed in prior research assessing social media health content (Delli et al., 2016; Kocyigit et al., 2019).</w:t>
       </w:r>
     </w:p>
@@ -7190,7 +7360,14 @@
         <w:rPr>
           <w:rFonts w:cs="Times New Roman"/>
         </w:rPr>
-        <w:t>Each content creator was classified into one of five categories based on the information available in their profile, bio, and content: (a) Healthcare professional (e.g., physicians, physiotherapists, registered nurses), (b) Certified fitness professional (e.g., certified personal trainers, strength and conditioning specialists), (c) Fitness influencer (individuals with substantial followings who create fitness content without verified professional credentials), (d) General user (individuals without identifi</w:t>
+        <w:t xml:space="preserve">Each content creator was classified into one of five categories based on the information available in their profile, bio, and content: (a) Healthcare professional (e.g., physicians, physiotherapists, registered nurses), (b) Certified fitness professional (e.g., certified personal trainers, strength and conditioning specialists), (c) Fitness influencer (individuals with substantial followings who create fitness content without </w:t>
+      </w:r>
+      <w:r>
+        <w:rPr>
+          <w:rFonts w:cs="Times New Roman"/>
+        </w:rPr>
+        <w:lastRenderedPageBreak/>
+        <w:t>verified professional credentials), (d) General user (individuals without identifi</w:t>
       </w:r>
       <w:r>
         <w:rPr>
@@ -7209,7 +7386,6 @@
           <w:rFonts w:cs="Times New Roman"/>
           <w:b/>
         </w:rPr>
-        <w:lastRenderedPageBreak/>
         <w:t xml:space="preserve">Engagement metrics. </w:t>
       </w:r>
       <w:r>
@@ -7243,7 +7419,7 @@
         <w:pStyle w:val="Heading2"/>
         <w:jc w:val="left"/>
       </w:pPr>
-      <w:bookmarkStart w:id="15" w:name="_Toc225342095"/>
+      <w:bookmarkStart w:id="15" w:name="_Toc225385443"/>
       <w:r>
         <w:rPr>
           <w:rFonts w:ascii="Times New Roman" w:hAnsi="Times New Roman" w:cs="Times New Roman"/>
@@ -7318,20 +7494,20 @@
         <w:rPr>
           <w:rFonts w:cs="Times New Roman"/>
         </w:rPr>
-        <w:t>Prior to the full assessment, the primary researcher conducted a pilot scoring exercise on 10 content items (2–3 per platform, not included in the final sample) to test the operationalisation of the DISCERN and JAMA instruments for social media content. This pilot identified that DISCERN questions Q4 (sources of information) and Q11 (risks of treatment) were the most challenging to adapt to short-form video, as these items often required careful distinction between explicitly visible evidence and implied cl</w:t>
+        <w:t xml:space="preserve">Prior to the full assessment, the primary researcher conducted a pilot scoring exercise on 10 content items (2–3 per platform, not included in the final sample) to test the operationalisation of the DISCERN and JAMA instruments for social media content. </w:t>
       </w:r>
       <w:r>
         <w:rPr>
           <w:rFonts w:cs="Times New Roman"/>
         </w:rPr>
-        <w:t xml:space="preserve">aims. Scoring rules were refined accordingly: for Q4, on-screen citation of sources or verbal references to guidelines were accepted; for Q11, any explicit mention of injury risk, contraindications, or </w:t>
+        <w:lastRenderedPageBreak/>
+        <w:t>This pilot identified that DISCERN questions Q4 (sources of information) and Q11 (risks of treatment) were the most challenging to adapt to short-form video, as these items often required careful distinction between explicitly visible evidence and implied cl</w:t>
       </w:r>
       <w:r>
         <w:rPr>
           <w:rFonts w:cs="Times New Roman"/>
         </w:rPr>
-        <w:lastRenderedPageBreak/>
-        <w:t>the advice to consult a professional was scored positively. These pilot-derived rules were documented in the scoring guide and applied consistently across the final audited dataset.</w:t>
+        <w:t>aims. Scoring rules were refined accordingly: for Q4, on-screen citation of sources or verbal references to guidelines were accepted; for Q11, any explicit mention of injury risk, contraindications, or the advice to consult a professional was scored positively. These pilot-derived rules were documented in the scoring guide and applied consistently across the final audited dataset.</w:t>
       </w:r>
     </w:p>
     <w:p>
@@ -7499,7 +7675,6 @@
                 <w:rFonts w:cs="Times New Roman"/>
                 <w:sz w:val="20"/>
               </w:rPr>
-              <w:lastRenderedPageBreak/>
               <w:t>(Google &amp; YouTube via Playwright – Day 1)</w:t>
             </w:r>
           </w:p>
@@ -7529,7 +7704,6 @@
                 <w:b/>
                 <w:sz w:val="28"/>
               </w:rPr>
-              <w:lastRenderedPageBreak/>
               <w:t>↓</w:t>
             </w:r>
           </w:p>
@@ -7905,13 +8079,14 @@
         <w:rPr>
           <w:rFonts w:cs="Times New Roman"/>
         </w:rPr>
-        <w:t>The present study did not involve direct interaction with human participants, as all data were derived from publicly available online content. Consequently, formal ethics committee approval was not required, consistent with standard practice for content analyses of publicly accessible materials (Snelson, 2016). Nonetheless, the study was designed in line with internet research ethics principles by limiting data collection to public-facing content, avoiding private groups or restricted materials, not bypassi</w:t>
+        <w:t xml:space="preserve">The present study did not involve direct interaction with human participants, as all data were derived from publicly available online content. Consequently, formal ethics committee approval was not required, consistent with standard practice for content analyses of publicly accessible materials (Snelson, 2016). Nonetheless, the study was designed in line with internet research ethics principles by limiting data collection to public-facing content, </w:t>
       </w:r>
       <w:r>
         <w:rPr>
           <w:rFonts w:cs="Times New Roman"/>
         </w:rPr>
-        <w:t>ng access controls, and minimising unnecessary identification of individuals in the thesis text. No personal data were collected beyond publicly displayed profile information relevant to creator-type classification, and screenshots were retained solely as an audit trail for verification purposes.</w:t>
+        <w:lastRenderedPageBreak/>
+        <w:t>avoiding private groups or restricted materials, not bypassing access controls, and minimising unnecessary identification of individuals in the thesis text. No personal data were collected beyond publicly displayed profile information relevant to creator-type classification, and screenshots were retained solely as an audit trail for verification purposes.</w:t>
       </w:r>
     </w:p>
     <w:p>
@@ -7919,12 +8094,11 @@
         <w:pStyle w:val="Heading2"/>
         <w:jc w:val="left"/>
       </w:pPr>
-      <w:bookmarkStart w:id="16" w:name="_Toc225342096"/>
+      <w:bookmarkStart w:id="16" w:name="_Toc225385444"/>
       <w:r>
         <w:rPr>
           <w:rFonts w:ascii="Times New Roman" w:hAnsi="Times New Roman" w:cs="Times New Roman"/>
         </w:rPr>
-        <w:lastRenderedPageBreak/>
         <w:t>2.7 Methods of Statistical Analysis</w:t>
       </w:r>
       <w:bookmarkEnd w:id="16"/>
@@ -8018,7 +8192,14 @@
         <w:rPr>
           <w:rFonts w:cs="Times New Roman"/>
         </w:rPr>
-        <w:t>For the JAMA benchmark criteria, which are scored dichotomously (present/absent), Cohen’s kappa (κ) was calculated for each criterion. Kappa values were interpreted using the guidelines proposed by Landis and Koch (1977): values below 0.20 indicate slight agreement, 0.21–0.40 indicate fair agreement, 0.41–0.60 indicate moderate agreement, 0.61–0.80 indicate substantial agreement, and values above 0.80 indicate almost perfect agreement.</w:t>
+        <w:t xml:space="preserve">For the JAMA benchmark criteria, which are scored dichotomously (present/absent), Cohen’s kappa (κ) was calculated for each criterion. Kappa values were interpreted using the guidelines proposed by Landis and Koch (1977): values below 0.20 indicate slight agreement, </w:t>
+      </w:r>
+      <w:r>
+        <w:rPr>
+          <w:rFonts w:cs="Times New Roman"/>
+        </w:rPr>
+        <w:lastRenderedPageBreak/>
+        <w:t>0.21–0.40 indicate fair agreement, 0.41–0.60 indicate moderate agreement, 0.61–0.80 indicate substantial agreement, and values above 0.80 indicate almost perfect agreement.</w:t>
       </w:r>
     </w:p>
     <w:p>
@@ -8043,14 +8224,7 @@
         <w:rPr>
           <w:rFonts w:cs="Times New Roman"/>
         </w:rPr>
-        <w:t xml:space="preserve">Non-parametric statistical tests were selected as the primary inferential methods due to the ordinal nature of DISCERN scores and the anticipated non-normal distribution of </w:t>
-      </w:r>
-      <w:r>
-        <w:rPr>
-          <w:rFonts w:cs="Times New Roman"/>
-        </w:rPr>
-        <w:lastRenderedPageBreak/>
-        <w:t>quality data, consistent with methodological recommendations for health information quality research (Naaman et al., 2022).</w:t>
+        <w:t>Non-parametric statistical tests were selected as the primary inferential methods due to the ordinal nature of DISCERN scores and the anticipated non-normal distribution of quality data, consistent with methodological recommendations for health information quality research (Naaman et al., 2022).</w:t>
       </w:r>
     </w:p>
     <w:p>
@@ -8069,13 +8243,13 @@
         <w:rPr>
           <w:rFonts w:cs="Times New Roman"/>
         </w:rPr>
-        <w:t>The Kruskal-Wallis H test was employed to examine whether DISCERN total scores differed significantly across the four platforms (websites, YouTube, TikTok, and Instagram). When a statistically significant omnibus result was obtained, pairwise Mann–Whitney U tests with Bonferroni correction were applied to identify which specific platform pairs differed significantly. The omnibus effect size was computed using the formula (H − k + 1) / (N − k) and is reported as a rank-based effect-size estimate to avoid ter</w:t>
+        <w:t>The Kruskal-Wallis H test was employed to examine whether DISCERN total scores differed significantly across the four platforms (websites, YouTube, TikTok, and Instagram). When a statistically significant omnibus result was obtained, pairwise Mann–Whitney U tests with Bonferroni correction were applied to identify which specific platform pairs differed significantly. The omnibus effect size was computed using the formula (H − k + 1) / (N − k) and is reported as an eta-squared approximation for Kruskal-Walli</w:t>
       </w:r>
       <w:r>
         <w:rPr>
           <w:rFonts w:cs="Times New Roman"/>
         </w:rPr>
-        <w:t>minological ambiguity. This value should be interpreted cautiously as an index of distributional separation rather than a literal proportion of explained variance; values of approximately 0.01, 0.06, and 0.14 correspond to small, medium, and large effects, respectively (Cohen, 1988).</w:t>
+        <w:t>s comparisons. This value should be interpreted cautiously as an index of distributional separation rather than a literal proportion of explained variance; values of approximately 0.01, 0.06, and 0.14 correspond to small, medium, and large effects, respectively (Cohen, 1988).</w:t>
       </w:r>
     </w:p>
     <w:p>
@@ -8145,20 +8319,14 @@
           <w:rFonts w:cs="Times New Roman"/>
           <w:b/>
         </w:rPr>
+        <w:lastRenderedPageBreak/>
         <w:t xml:space="preserve">Engagement metrics and information quality. </w:t>
       </w:r>
       <w:r>
         <w:rPr>
           <w:rFonts w:cs="Times New Roman"/>
         </w:rPr>
-        <w:t xml:space="preserve">Spearman’s rank correlation coefficient (ρ) was calculated to examine the relationship between engagement metrics (views, likes, shares) and DISCERN total scores. This non-parametric correlation was selected due to the highly skewed distribution typically observed in engagement data and the </w:t>
-      </w:r>
-      <w:r>
-        <w:rPr>
-          <w:rFonts w:cs="Times New Roman"/>
-        </w:rPr>
-        <w:lastRenderedPageBreak/>
-        <w:t>ordinal nature of DISCERN scores. Correlation strength was interpreted as: ρ &lt; 0.10 negligible, 0.10–0.39 weak, 0.40–0.69 moderate, and ≥ 0.70 strong (Schober et al., 2018).</w:t>
+        <w:t>Spearman’s rank correlation coefficient (ρ) was calculated to examine the relationship between engagement metrics (views, likes, shares) and DISCERN total scores. This non-parametric correlation was selected due to the highly skewed distribution typically observed in engagement data and the ordinal nature of DISCERN scores. Correlation strength was interpreted as: ρ &lt; 0.10 negligible, 0.10–0.39 weak, 0.40–0.69 moderate, and ≥ 0.70 strong (Schober et al., 2018).</w:t>
       </w:r>
     </w:p>
     <w:p>
@@ -8414,7 +8582,7 @@
                 <w:rFonts w:cs="Times New Roman"/>
                 <w:sz w:val="18"/>
               </w:rPr>
-              <w:t>Effect sizes: rank-based H effect, Cramér’s V</w:t>
+              <w:t>Effect sizes: eta-squared approximation, Cramér’s V</w:t>
             </w:r>
           </w:p>
         </w:tc>
@@ -8774,7 +8942,14 @@
         <w:rPr>
           <w:rFonts w:cs="Times New Roman"/>
         </w:rPr>
-        <w:t>measures, and the inclusion of inter-rater reliability assessment ensures the credibility of the quality ratings. The results of the analyses described herein are presented in Chapter 3.</w:t>
+        <w:t xml:space="preserve">measures, </w:t>
+      </w:r>
+      <w:r>
+        <w:rPr>
+          <w:rFonts w:cs="Times New Roman"/>
+        </w:rPr>
+        <w:lastRenderedPageBreak/>
+        <w:t>and the inclusion of inter-rater reliability assessment ensures the credibility of the quality ratings. The results of the analyses described herein are presented in Chapter 3.</w:t>
       </w:r>
     </w:p>
     <w:p>
@@ -8787,7 +8962,7 @@
         <w:pStyle w:val="Heading1"/>
         <w:spacing w:before="0" w:after="240"/>
       </w:pPr>
-      <w:bookmarkStart w:id="17" w:name="_Toc225342097"/>
+      <w:bookmarkStart w:id="17" w:name="_Toc225385445"/>
       <w:r>
         <w:rPr>
           <w:rFonts w:ascii="Times New Roman" w:hAnsi="Times New Roman" w:cs="Times New Roman"/>
@@ -8802,7 +8977,7 @@
         <w:pStyle w:val="Heading2"/>
         <w:spacing w:before="0" w:after="200"/>
       </w:pPr>
-      <w:bookmarkStart w:id="18" w:name="_Toc225342098"/>
+      <w:bookmarkStart w:id="18" w:name="_Toc225385446"/>
       <w:r>
         <w:rPr>
           <w:rFonts w:ascii="Times New Roman" w:hAnsi="Times New Roman" w:cs="Times New Roman"/>
@@ -10038,7 +10213,7 @@
         <w:pStyle w:val="Heading2"/>
         <w:spacing w:before="0" w:after="200"/>
       </w:pPr>
-      <w:bookmarkStart w:id="19" w:name="_Toc225342099"/>
+      <w:bookmarkStart w:id="19" w:name="_Toc225385447"/>
       <w:r>
         <w:rPr>
           <w:rFonts w:ascii="Times New Roman" w:hAnsi="Times New Roman" w:cs="Times New Roman"/>
@@ -10081,7 +10256,7 @@
         <w:pStyle w:val="Heading2"/>
         <w:spacing w:before="0" w:after="200"/>
       </w:pPr>
-      <w:bookmarkStart w:id="20" w:name="_Toc225342100"/>
+      <w:bookmarkStart w:id="20" w:name="_Toc225385448"/>
       <w:r>
         <w:rPr>
           <w:rFonts w:ascii="Times New Roman" w:hAnsi="Times New Roman" w:cs="Times New Roman"/>
@@ -11190,7 +11365,7 @@
           <w:noProof/>
         </w:rPr>
         <w:drawing>
-          <wp:inline distT="0" distB="0" distL="0" distR="0" wp14:anchorId="6D05400E" wp14:editId="7D7751F1">
+          <wp:inline distT="0" distB="0" distL="0" distR="0" wp14:anchorId="2BBFF9F0" wp14:editId="7EE436E3">
             <wp:extent cx="5029200" cy="3857584"/>
             <wp:effectExtent l="0" t="0" r="0" b="0"/>
             <wp:docPr id="1" name="Picture 1"/>
@@ -11279,7 +11454,7 @@
           <w:noProof/>
         </w:rPr>
         <w:drawing>
-          <wp:inline distT="0" distB="0" distL="0" distR="0" wp14:anchorId="658F8A4D" wp14:editId="4EB9A0A3">
+          <wp:inline distT="0" distB="0" distL="0" distR="0" wp14:anchorId="141AA657" wp14:editId="5D6C2574">
             <wp:extent cx="5029200" cy="3131166"/>
             <wp:effectExtent l="0" t="0" r="0" b="0"/>
             <wp:docPr id="2" name="Picture 2"/>
@@ -11326,7 +11501,7 @@
           <w:i/>
           <w:sz w:val="22"/>
         </w:rPr>
-        <w:t>Figure 2. Distribution of DISCERN quality categories by platform. Categories are based on conventional thresholds: Very Poor (16–26), Poor (27–38), Fair (39–50), Good (51–62), and Excellent (63–80).</w:t>
+        <w:t>Figure 2. Distribution of DISCERN quality categories by platform. Categories are based on conventional thresholds: Very Poor (16–26), Poor (27–38), Fair (39–50), Good (51–62), and Excellent (63–80) (Sun et al., 2023).</w:t>
       </w:r>
     </w:p>
     <w:p>
@@ -11345,7 +11520,7 @@
         <w:pStyle w:val="Heading2"/>
         <w:spacing w:before="0" w:after="200"/>
       </w:pPr>
-      <w:bookmarkStart w:id="21" w:name="_Toc225342101"/>
+      <w:bookmarkStart w:id="21" w:name="_Toc225385449"/>
       <w:r>
         <w:rPr>
           <w:rFonts w:ascii="Times New Roman" w:hAnsi="Times New Roman" w:cs="Times New Roman"/>
@@ -12011,7 +12186,7 @@
         </w:rPr>
         <w:lastRenderedPageBreak/>
         <w:drawing>
-          <wp:inline distT="0" distB="0" distL="0" distR="0" wp14:anchorId="42545FF0" wp14:editId="39F1420B">
+          <wp:inline distT="0" distB="0" distL="0" distR="0" wp14:anchorId="18E5C8C8" wp14:editId="42545AE0">
             <wp:extent cx="5029200" cy="3573194"/>
             <wp:effectExtent l="0" t="0" r="0" b="0"/>
             <wp:docPr id="3" name="Picture 3"/>
@@ -12066,7 +12241,7 @@
         <w:pStyle w:val="Heading2"/>
         <w:spacing w:before="0" w:after="200"/>
       </w:pPr>
-      <w:bookmarkStart w:id="22" w:name="_Toc225342102"/>
+      <w:bookmarkStart w:id="22" w:name="_Toc225385450"/>
       <w:r>
         <w:rPr>
           <w:rFonts w:ascii="Times New Roman" w:hAnsi="Times New Roman" w:cs="Times New Roman"/>
@@ -12138,7 +12313,7 @@
           <w:noProof/>
         </w:rPr>
         <w:drawing>
-          <wp:inline distT="0" distB="0" distL="0" distR="0" wp14:anchorId="777F8140" wp14:editId="718E6B9C">
+          <wp:inline distT="0" distB="0" distL="0" distR="0" wp14:anchorId="392F2263" wp14:editId="6046EFBA">
             <wp:extent cx="5029200" cy="3294582"/>
             <wp:effectExtent l="0" t="0" r="0" b="0"/>
             <wp:docPr id="4" name="Picture 4"/>
@@ -12193,7 +12368,7 @@
         <w:pStyle w:val="Heading2"/>
         <w:spacing w:before="0" w:after="200"/>
       </w:pPr>
-      <w:bookmarkStart w:id="23" w:name="_Toc225342103"/>
+      <w:bookmarkStart w:id="23" w:name="_Toc225385451"/>
       <w:r>
         <w:rPr>
           <w:rFonts w:ascii="Times New Roman" w:hAnsi="Times New Roman" w:cs="Times New Roman"/>
@@ -12234,19 +12409,19 @@
           <w:rFonts w:cs="Times New Roman"/>
         </w:rPr>
         <w:lastRenderedPageBreak/>
-        <w:t xml:space="preserve">These overall positive correlations for likes and comments must be interpreted with considerable caution, as they represent a largely confounded association driven by between-platform differences: traditional websites, which scored highest on DISCERN, also tend to accumulate higher absolute engagement counts (e.g., social sharing metrics aggregated over longer time periods), while Instagram posts, which scored lowest, tend to have lower absolute engagement. When examined within individual platforms, TikTok </w:t>
+        <w:t>These overall positive correlations for likes and comments must be interpreted with considerable caution, as they represent a largely confounded association driven by between-social-platform differences rather than by a consistent within-platform relationship. When examined within individual platforms, TikTok (rho = 0.109, p = .467) and Instagram (rho = -0.174, p = .226) showed non-significant likes–quality correlations. However, YouTube demonstrated a significant negative likes–quality correlation (rho = -</w:t>
       </w:r>
       <w:r>
         <w:rPr>
           <w:rFonts w:cs="Times New Roman"/>
         </w:rPr>
-        <w:t>(rho = 0.109, p = .467) and Instagram (rho = -0.174, p = .226) showed non-significant likes–quality correlations. However, YouTube demonstrated a significant negative likes–quality correlation (rho = -0.286, p = .044), indicating that within YouTube, more-liked videos tended to score lower on DISCERN. This platform-specific finding is an exception to the broader Simpson's paradox pattern and suggests that the overall positive association between likes and quality is predominantly an ecological artefact rath</w:t>
+        <w:t>0.286, p = .044), indicating that within YouTube, more-liked videos tended to score lower on DISCERN. This platform-specific finding is an exception to the broader Simpson's paradox pattern and suggests that the overall positive association between likes and quality is predominantly an ecological artefact rather than reflecting a genuine within-platform relationship. The overall positive correlation is an ecological artefact of social-platform differences rather than evidence that higher-quality content att</w:t>
       </w:r>
       <w:r>
         <w:rPr>
           <w:rFonts w:cs="Times New Roman"/>
         </w:rPr>
-        <w:t>er than reflecting a genuine within-platform relationship. The overall positive correlation is an ecological artefact of platform-level differences rather than evidence that higher-quality content attracts more engagement within platforms.</w:t>
+        <w:t>racts more engagement within platforms.</w:t>
       </w:r>
     </w:p>
     <w:p>
@@ -12269,9 +12444,8 @@
         <w:rPr>
           <w:noProof/>
         </w:rPr>
-        <w:lastRenderedPageBreak/>
         <w:drawing>
-          <wp:inline distT="0" distB="0" distL="0" distR="0" wp14:anchorId="7FC32725" wp14:editId="7CC1B0CC">
+          <wp:inline distT="0" distB="0" distL="0" distR="0" wp14:anchorId="1C67A284" wp14:editId="4ED263AA">
             <wp:extent cx="5029200" cy="3458844"/>
             <wp:effectExtent l="0" t="0" r="0" b="0"/>
             <wp:docPr id="5" name="Picture 5"/>
@@ -12326,12 +12500,13 @@
         <w:pStyle w:val="Heading2"/>
         <w:spacing w:before="0" w:after="200"/>
       </w:pPr>
-      <w:bookmarkStart w:id="24" w:name="_Toc225342104"/>
+      <w:bookmarkStart w:id="24" w:name="_Toc225385452"/>
       <w:r>
         <w:rPr>
           <w:rFonts w:ascii="Times New Roman" w:hAnsi="Times New Roman" w:cs="Times New Roman"/>
           <w:sz w:val="26"/>
         </w:rPr>
+        <w:lastRenderedPageBreak/>
         <w:t>3.7 DISCERN Question-Level Patterns</w:t>
       </w:r>
       <w:bookmarkEnd w:id="24"/>
@@ -12368,9 +12543,8 @@
         <w:rPr>
           <w:noProof/>
         </w:rPr>
-        <w:lastRenderedPageBreak/>
         <w:drawing>
-          <wp:inline distT="0" distB="0" distL="0" distR="0" wp14:anchorId="2DA873C7" wp14:editId="326E61E6">
+          <wp:inline distT="0" distB="0" distL="0" distR="0" wp14:anchorId="7846560F" wp14:editId="3D606D78">
             <wp:extent cx="5029200" cy="2317460"/>
             <wp:effectExtent l="0" t="0" r="0" b="0"/>
             <wp:docPr id="6" name="Picture 6"/>
@@ -12425,7 +12599,7 @@
         <w:pStyle w:val="Heading2"/>
         <w:spacing w:before="0" w:after="200"/>
       </w:pPr>
-      <w:bookmarkStart w:id="25" w:name="_Toc225342105"/>
+      <w:bookmarkStart w:id="25" w:name="_Toc225385453"/>
       <w:r>
         <w:rPr>
           <w:rFonts w:ascii="Times New Roman" w:hAnsi="Times New Roman" w:cs="Times New Roman"/>
@@ -12443,13 +12617,14 @@
         <w:rPr>
           <w:rFonts w:cs="Times New Roman"/>
         </w:rPr>
-        <w:t>Because content format and platform are perfectly confounded in this dataset (each platform uses a single exclusive format), DISCERN score differences by format exactly mirror the platform differences reported in section 3.3. Text articles (n = 50, websites) achieved the highest median score (Mdn = 48.5, M = 47.0). Long-form videos exceeding five minutes (n = 50, YouTube) scored second highest (Mdn = 42.0, M = 42.9). Short videos under 60 seconds (n = 47, TikTok) scored lower (Mdn = 35.0, M = 35.6). Carouse</w:t>
+        <w:t xml:space="preserve">Because content format and platform are perfectly confounded in this dataset (each platform uses a single exclusive format), DISCERN score differences by format exactly mirror the platform differences reported in section 3.3. Text articles (n = 50, websites) achieved the highest median score (Mdn = 48.5, M = 47.0). Long-form videos exceeding five minutes (n = 50, YouTube) scored second highest (Mdn = 42.0, M = 42.9). Short videos under 60 seconds </w:t>
       </w:r>
       <w:r>
         <w:rPr>
           <w:rFonts w:cs="Times New Roman"/>
         </w:rPr>
-        <w:t>l posts (n = 50, Instagram) scored lowest (Mdn = 27.5, M = 29.0). Because format and platform cannot be disentangled, attributing these quality differences to format per se—rather than to other platform-level factors such as user norms, algorithmic incentives, and creator demographics—is not warranted from this dataset alone.</w:t>
+        <w:lastRenderedPageBreak/>
+        <w:t>(n = 47, TikTok) scored lower (Mdn = 35.0, M = 35.6). Carousel posts (n = 50, Instagram) scored lowest (Mdn = 27.5, M = 29.0). Because format and platform cannot be disentangled, attributing these quality differences to format per se—rather than to other platform-level factors such as user norms, algorithmic incentives, and creator demographics—is not warranted from this dataset alone.</w:t>
       </w:r>
     </w:p>
     <w:p>
@@ -12472,9 +12647,8 @@
       <w:pPr>
         <w:pStyle w:val="Heading1"/>
         <w:spacing w:before="0" w:after="240"/>
-        <w:jc w:val="center"/>
-      </w:pPr>
-      <w:bookmarkStart w:id="26" w:name="_Toc225342106"/>
+      </w:pPr>
+      <w:bookmarkStart w:id="26" w:name="_Toc225385454"/>
       <w:r>
         <w:rPr>
           <w:rFonts w:ascii="Times New Roman" w:hAnsi="Times New Roman" w:cs="Times New Roman"/>
@@ -12486,506 +12660,740 @@
     </w:p>
     <w:p>
       <w:pPr>
+        <w:pStyle w:val="Heading2"/>
+        <w:spacing w:before="0" w:after="200"/>
+      </w:pPr>
+      <w:bookmarkStart w:id="27" w:name="_Toc225385455"/>
+      <w:r>
+        <w:rPr>
+          <w:rFonts w:ascii="Times New Roman" w:hAnsi="Times New Roman" w:cs="Times New Roman"/>
+          <w:sz w:val="26"/>
+        </w:rPr>
+        <w:t>4.1 Summary of Key Findings</w:t>
+      </w:r>
+      <w:bookmarkEnd w:id="27"/>
+    </w:p>
+    <w:p>
+      <w:pPr>
         <w:spacing w:after="120"/>
-        <w:ind w:firstLine="709"/>
       </w:pPr>
       <w:r>
         <w:rPr>
           <w:rFonts w:cs="Times New Roman"/>
         </w:rPr>
-        <w:t>This chapter interprets the principal findings of the cross-sectional content analysis in light of existing literature, evaluates the study's methodological strengths and limitations, and outlines implications for public health practice and future research. The overarching aim was to determine whether the quality of physical activity (PA) information differs across traditional websites, YouTube, TikTok, and Instagram when assessed with the DISCERN instrument and JAMA benchmarks, and whether creator type and</w:t>
+        <w:t>This cross-sectional content analysis evaluated the quality of physical activity information across four platform types using the DISCERN instrument and JAMA benchmarks. The results reveal a clear and statistically significant quality gradient: traditional websites scored highest (Mdn = 48.5), followed by YouTube (Mdn = 42.0), TikTok (Mdn = 35.0), and Instagram (Mdn = 27.5). The Kruskal-Wallis test confirmed significant differences across platforms, H(3) = 93.489, p &lt; .001, with a large eta-squared approxim</w:t>
       </w:r>
       <w:r>
         <w:rPr>
           <w:rFonts w:cs="Times New Roman"/>
         </w:rPr>
-        <w:t xml:space="preserve"> audience engagement moderate that quality.</w:t>
+        <w:t>ation (0.469). All six pairwise comparisons were statistically significant, although the Website versus YouTube contrast yielded a notably smaller effect (p = .038, r = -0.316) compared with the other five pairs (all p &lt; .001).</w:t>
+      </w:r>
+    </w:p>
+    <w:p>
+      <w:pPr>
+        <w:spacing w:after="120"/>
+      </w:pPr>
+      <w:r>
+        <w:rPr>
+          <w:rFonts w:cs="Times New Roman"/>
+        </w:rPr>
+        <w:t xml:space="preserve">JAMA benchmark compliance did not differ significantly across platforms when aggregated (H[3] = 5.123, p = .163), though significant platform differences emerged for individual criteria—Attribution, Disclosure, and Currency—but not Authorship. Creator type exerted a significant effect on quality in the binary analysis (p = .036), and the five-category Kruskal-Wallis test was also significant (p = .012). Engagement–quality correlations were largely non-significant within platforms, except for YouTube, where </w:t>
+      </w:r>
+      <w:r>
+        <w:rPr>
+          <w:rFonts w:cs="Times New Roman"/>
+        </w:rPr>
+        <w:t>both views and likes showed significant negative correlations with quality; the overall positive correlation between likes and quality across social-media items was identified as primarily a Simpson's paradox artefact of between-social-platform differences.</w:t>
       </w:r>
     </w:p>
     <w:p>
       <w:pPr>
         <w:pStyle w:val="Heading2"/>
-        <w:jc w:val="left"/>
-      </w:pPr>
-      <w:bookmarkStart w:id="27" w:name="_Toc225342107"/>
+        <w:spacing w:before="0" w:after="200"/>
+      </w:pPr>
+      <w:bookmarkStart w:id="28" w:name="_Toc225385456"/>
       <w:r>
         <w:rPr>
           <w:rFonts w:ascii="Times New Roman" w:hAnsi="Times New Roman" w:cs="Times New Roman"/>
-        </w:rPr>
-        <w:t>4.1 Summary of Key Findings</w:t>
-      </w:r>
-      <w:bookmarkEnd w:id="27"/>
+          <w:sz w:val="26"/>
+        </w:rPr>
+        <w:t>4.2 Comparison with Existing Literature</w:t>
+      </w:r>
+      <w:bookmarkEnd w:id="28"/>
     </w:p>
     <w:p>
       <w:pPr>
         <w:spacing w:after="120"/>
-        <w:ind w:firstLine="709"/>
       </w:pPr>
       <w:r>
         <w:rPr>
           <w:rFonts w:cs="Times New Roman"/>
         </w:rPr>
-        <w:t>Three principal findings emerged from the analysis of 197 audited items across four platforms. First, a clear and statistically significant quality gradient was observed: traditional websites produced the highest DISCERN scores (Mdn = 48, classified as fair-to-good), followed by YouTube (Mdn = 39, fair-to-poor), TikTok (Mdn = 31, poor), and Instagram (Mdn = 21, very poor). The Kruskal-Wallis test confirmed this pattern, H(3) = 136.58, p &lt; .001, with a large effect size (η² = .68), and all six pairwise compa</w:t>
+        <w:t>The finding that traditional websites outperform social media platforms in health information quality is consistent with a substantial body of prior research. The 2025 JMIR meta-analysis reported a pooled DISCERN percentage of 43.58% (95% CI [37.80, 49.35]) across studies evaluating online health information (Liu et al., 2025). Direct numerical comparison should be interpreted cautiously because that review synthesised percentage-standardised scores across heterogeneous studies. Even so, the present finding</w:t>
       </w:r>
       <w:r>
         <w:rPr>
           <w:rFonts w:cs="Times New Roman"/>
         </w:rPr>
-        <w:t>risons reached statistical significance after Bonferroni correction. This gradient suggests that platform architecture—particularly the space available for textual detail, referencing, and authorship disclosure—plays a decisive role in the completeness and reliability of health content.</w:t>
+        <w:t>s are directionally consistent with that literature, particularly in showing lower quality for highly visual or video-led social media formats than for websites and longer-form content.</w:t>
       </w:r>
     </w:p>
     <w:p>
       <w:pPr>
         <w:spacing w:after="120"/>
-        <w:ind w:firstLine="709"/>
       </w:pPr>
       <w:r>
         <w:rPr>
           <w:rFonts w:cs="Times New Roman"/>
         </w:rPr>
-        <w:t>Second, creator type significantly moderated DISCERN scores, with healthcare and certified fitness professionals scoring higher (Mdn = 39.5) than non-professional creators (Mdn = 35.0; Mann-Whitney U, p = .033). However, the effect was small (r = −.204), indicating that professional credentials alone do not guarantee high-quality output. Notably, organisations dominated the traditional website space (78% of website items), whereas fitness influencers and general users were the predominant creators on YouTub</w:t>
+        <w:t>The Instagram findings are particularly noteworthy. With 42% of items falling in the 'very poor' category and a median DISCERN score of 27.5, Instagram emerged as the lowest-</w:t>
       </w:r>
       <w:r>
         <w:rPr>
           <w:rFonts w:cs="Times New Roman"/>
         </w:rPr>
-        <w:t>e and TikTok. This distributional imbalance partly explains the platform quality gradient, as the platforms with the lowest scores were also those with the fewest professionally credentialed authors.</w:t>
+        <w:lastRenderedPageBreak/>
+        <w:t>quality platform by a substantial margin. This aligns with the broader pattern described by Li et al. (2024), who found that most TikTok health-related short videos were of moderate to low quality and that medically credentialed creators typically represented only a minority of content producers, and with Haghighi and Farhadloo (2025), who reported that 81% of Twitter health information was of low quality, with 95% of items meeting two or fewer JAMA criteria. The present study extends these findings by demo</w:t>
+      </w:r>
+      <w:r>
+        <w:rPr>
+          <w:rFonts w:cs="Times New Roman"/>
+        </w:rPr>
+        <w:t>nstrating that Instagram may present even greater quality concerns than previously studied short-form platforms.</w:t>
       </w:r>
     </w:p>
     <w:p>
       <w:pPr>
         <w:spacing w:after="120"/>
-        <w:ind w:firstLine="709"/>
       </w:pPr>
       <w:r>
         <w:rPr>
           <w:rFonts w:cs="Times New Roman"/>
         </w:rPr>
-        <w:t xml:space="preserve">Third, engagement metrics bore virtually no relationship to information quality. The overall Spearman correlation between views and DISCERN total was negligible (ρ = .017). Platform-specific analyses revealed a negative correlation on YouTube (higher view counts associated with lower quality) and, unexpectedly, a positive correlation on TikTok. These divergent patterns suggest that algorithmic recommendation systems reward different content </w:t>
+        <w:t>The relatively modest difference between websites and YouTube (median difference of 6.5 points, p = .038) is an important nuance. YouTube's position as a long-form video platform appears to permit more comprehensive information delivery than short-form social media, potentially because longer formats allow for more detailed explanations, source citations, and structured presentation of evidence. This finding is consistent with research demonstrating that video length correlates with information completeness</w:t>
       </w:r>
       <w:r>
         <w:rPr>
           <w:rFonts w:cs="Times New Roman"/>
         </w:rPr>
+        <w:t xml:space="preserve"> in health education contexts (Madathil et al., 2015).</w:t>
+      </w:r>
+    </w:p>
+    <w:p>
+      <w:pPr>
+        <w:spacing w:after="120"/>
+      </w:pPr>
+      <w:r>
+        <w:rPr>
+          <w:rFonts w:cs="Times New Roman"/>
+        </w:rPr>
+        <w:t>The non-significant JAMA aggregate result (p = .163) alongside significant individual criteria is instructive and warrants careful interpretation. Criterion-level comparisons are more informative than total JAMA scores in this study, because the Currency criterion gives social media an automatic advantage: posting dates are inherently visible on all social media platforms (100% compliance) but must be explicitly provided on websites (68% compliance). This means total JAMA scores partly reflect platform inte</w:t>
+      </w:r>
+      <w:r>
+        <w:rPr>
+          <w:rFonts w:cs="Times New Roman"/>
+        </w:rPr>
+        <w:t>rface design rather than editorial accountability. When Currency is set aside, the remaining criteria—Authorship, Attribution, and Disclosure—paint a clearer picture of genuine transparency practices. Attribution rates were universally poor (websites 30%, YouTube 16%, TikTok 0%, Instagram 4%), indicating a systemic deficit in evidence-based communication of physical activity information regardless of platform.</w:t>
+      </w:r>
+    </w:p>
+    <w:p>
+      <w:pPr>
+        <w:spacing w:after="120"/>
+      </w:pPr>
+      <w:r>
+        <w:rPr>
+          <w:rFonts w:cs="Times New Roman"/>
+        </w:rPr>
+        <w:t>The significant variation in quality across search terms (H[4] = 27.255, p &lt; .001) is a secondary finding that merits attention. Items retrieved using ‘how to start exercising’ scored highest (Mdn = 46.0), while ‘home workout routine’ yielded the lowest scores (Mdn = 34.0). This likely reflects differences in the clinical relevance and specificity of queries: more general health-oriented terms may retrieve content from authoritative institutional sources, whereas commercially oriented terms such as ‘home wo</w:t>
+      </w:r>
+      <w:r>
+        <w:rPr>
+          <w:rFonts w:cs="Times New Roman"/>
+        </w:rPr>
+        <w:t xml:space="preserve">rkout routine’ may disproportionately surface influencer-generated content. This finding suggests that the search query itself </w:t>
+      </w:r>
+      <w:r>
+        <w:rPr>
+          <w:rFonts w:cs="Times New Roman"/>
+        </w:rPr>
         <w:lastRenderedPageBreak/>
-        <w:t>attributes on each platform, none of which appear to be information accuracy or completeness.</w:t>
-      </w:r>
+        <w:t>functions as an implicit filter on information quality, with practical implications for how public health practitioners frame their recommendations to information-seeking audiences.</w:t>
+      </w:r>
+    </w:p>
+    <w:p>
+      <w:pPr>
+        <w:pStyle w:val="Heading2"/>
+        <w:spacing w:before="0" w:after="200"/>
+      </w:pPr>
+      <w:bookmarkStart w:id="29" w:name="_Toc225385457"/>
+      <w:r>
+        <w:rPr>
+          <w:rFonts w:ascii="Times New Roman" w:hAnsi="Times New Roman" w:cs="Times New Roman"/>
+          <w:sz w:val="26"/>
+        </w:rPr>
+        <w:t>4.3 Implications for Public Health Practice</w:t>
+      </w:r>
+      <w:bookmarkEnd w:id="29"/>
     </w:p>
     <w:p>
       <w:pPr>
         <w:spacing w:after="120"/>
-        <w:ind w:firstLine="709"/>
       </w:pPr>
       <w:r>
         <w:rPr>
           <w:rFonts w:cs="Times New Roman"/>
         </w:rPr>
-        <w:t>Regarding JAMA benchmark compliance, the overall JAMA Total score did not differ significantly across platforms (p = .143). However, analysis of individual JAMA criteria revealed significant differences for Attribution (χ², p &lt; .001), Disclosure (p = .001), and Currency (p &lt; .001). Social media posts almost universally met the Currency criterion because post dates are inherently visible, yet they performed poorly on Attribution and Disclosure. This pattern highlights a structural transparency gap: social me</w:t>
+        <w:t>These findings carry several implications for public health practice. First, the pronounced quality gradient across platforms suggests that public health agencies should prioritise maintaining high-quality website content as an anchor for physical activity information, while simultaneously investing in platform-native content for social media. Simply repurposing website content for Instagram or TikTok is unlikely to be effective; instead, organisations should develop format-specific strategies that maximise</w:t>
       </w:r>
       <w:r>
         <w:rPr>
           <w:rFonts w:cs="Times New Roman"/>
         </w:rPr>
-        <w:t>dia platforms do not incentivise or facilitate source citation or conflict-of-interest disclosure in the way that editorial standards do for traditional web publishing.</w:t>
+        <w:t xml:space="preserve"> information quality within the constraints of each platform.</w:t>
+      </w:r>
+    </w:p>
+    <w:p>
+      <w:pPr>
+        <w:spacing w:after="120"/>
+      </w:pPr>
+      <w:r>
+        <w:rPr>
+          <w:rFonts w:cs="Times New Roman"/>
+        </w:rPr>
+        <w:t>Second, the finding that engagement metrics largely do not predict quality within platforms undermines the common assumption that popular content is reliable content. This has implications for health literacy education: consumers should be taught that high view counts and engagement do not signal information trustworthiness. Notably, within YouTube, both views and likes showed significant negative correlations with quality (views: rho = -0.340, p = .016; likes: rho = -0.286, p = .044), suggesting that the p</w:t>
+      </w:r>
+      <w:r>
+        <w:rPr>
+          <w:rFonts w:cs="Times New Roman"/>
+        </w:rPr>
+        <w:t>latform’s recommendation system may actively promote lower-quality physical activity content. This is a concerning finding that warrants dedicated algorithmic audit research, though the cross-sectional design cannot establish causality.</w:t>
+      </w:r>
+    </w:p>
+    <w:p>
+      <w:pPr>
+        <w:spacing w:after="120"/>
+      </w:pPr>
+      <w:r>
+        <w:rPr>
+          <w:rFonts w:cs="Times New Roman"/>
+        </w:rPr>
+        <w:t>Third, the creator type analysis reveals that both the binary and five-category comparisons reached significance (p = .036 and p = .012, respectively). The five-category analysis provides the more granular picture: healthcare professionals score highest (Mdn = 45.0), followed by certified fitness professionals (Mdn = 39.5), organisations (Mdn = 39.0), fitness influencers (Mdn = 36.0), and general users lowest (Mdn = 33.0). This pattern suggests that creator type moderates quality in a graded fashion. The bi</w:t>
+      </w:r>
+      <w:r>
+        <w:rPr>
+          <w:rFonts w:cs="Times New Roman"/>
+        </w:rPr>
+        <w:t>nary result, while significant, is somewhat diluted by grouping organisations (n = 84)—which include high-quality institutional sources such as NHS and WHO—into the non-professional category.</w:t>
       </w:r>
     </w:p>
     <w:p>
       <w:pPr>
         <w:pStyle w:val="Heading2"/>
-        <w:jc w:val="left"/>
-      </w:pPr>
-      <w:bookmarkStart w:id="28" w:name="_Toc225342108"/>
+        <w:spacing w:before="0" w:after="200"/>
+      </w:pPr>
+      <w:bookmarkStart w:id="30" w:name="_Toc225385458"/>
       <w:r>
         <w:rPr>
           <w:rFonts w:ascii="Times New Roman" w:hAnsi="Times New Roman" w:cs="Times New Roman"/>
-        </w:rPr>
-        <w:t>4.2 Comparison with Existing Literature</w:t>
-      </w:r>
-      <w:bookmarkEnd w:id="28"/>
+          <w:sz w:val="26"/>
+        </w:rPr>
+        <w:t>4.4 Strengths of the Study</w:t>
+      </w:r>
+      <w:bookmarkEnd w:id="30"/>
     </w:p>
     <w:p>
       <w:pPr>
         <w:spacing w:after="120"/>
-        <w:ind w:firstLine="709"/>
       </w:pPr>
       <w:r>
         <w:rPr>
           <w:rFonts w:cs="Times New Roman"/>
         </w:rPr>
-        <w:t>The quality gradient observed in this study is broadly consistent with earlier work on online health information. The overall mean DISCERN score of 38.68 out of 80 aligns closely with the pooled estimate from the 2025 JMIR meta-analysis, which reported a DISCERN score of approximately 43.58 out of 100 (equivalent to roughly 34.9 on an 80-point scale) across diverse health topics (Liu et al., 2025). That our sample slightly exceeded this benchmark is encouraging, but it also underscores that even the best-pe</w:t>
+        <w:t xml:space="preserve">This study possesses several methodological strengths. To our knowledge, it is among the first investigations to directly compare physical activity information quality across four distinct platform types—traditional websites, YouTube, TikTok, and Instagram—using both </w:t>
       </w:r>
       <w:r>
         <w:rPr>
           <w:rFonts w:cs="Times New Roman"/>
         </w:rPr>
-        <w:t>rforming platform—traditional websites—only reached the lower boundary of the “good” category. This finding resonates with Eysenbach's (2002) foundational observation that health information quality on the internet is highly variable, a conclusion that remains valid more than two decades later.</w:t>
+        <w:lastRenderedPageBreak/>
+        <w:t>the DISCERN instrument and JAMA benchmarks within a single study. This multi-platform, dual-instrument approach provides a more comprehensive assessment than studies examining single platforms or single quality tools.</w:t>
       </w:r>
     </w:p>
     <w:p>
       <w:pPr>
         <w:spacing w:after="120"/>
-        <w:ind w:firstLine="709"/>
       </w:pPr>
       <w:r>
         <w:rPr>
           <w:rFonts w:cs="Times New Roman"/>
         </w:rPr>
-        <w:t>The particularly low scores for Instagram and TikTok mirror findings from recent platform-specific studies. Li et al. (2024) concluded that most health-related TikTok videos assessed to date are of moderate-to-low quality and that medically credentialed creators typically account for only a minority of content producers. In the present study, healthcare professionals accounted for 16% of TikTok items, a proportion that was still insufficient to lift TikTok's overall quality above the “poor” threshold. On JA</w:t>
+        <w:t>The study employed a systematic sampling strategy with five distinct search terms representing common physical activity queries, enhancing ecological validity. The inter-rater reliability was excellent for DISCERN (ICC = 0.932), providing confidence in the scoring process. The sample of 197 items across four platforms is larger than many comparable studies, affording sufficient statistical power for the planned analyses. Furthermore, the operationalisation of DISCERN and JAMA criteria for social media conte</w:t>
       </w:r>
       <w:r>
         <w:rPr>
           <w:rFonts w:cs="Times New Roman"/>
         </w:rPr>
-        <w:t>MA compliance, Haghighi and Farhadloo (2025) found that 81% of health-related Twitter content was of low quality and 95% met two or fewer of the four JAMA criteria. Our social media data follow the same pattern, with the majority of TikTok and Instagram items failing to meet Attribution and Disclosure criteria.</w:t>
-      </w:r>
+        <w:t>xts was documented transparently, enabling replication.</w:t>
+      </w:r>
+    </w:p>
+    <w:p>
+      <w:pPr>
+        <w:pStyle w:val="Heading2"/>
+        <w:spacing w:before="0" w:after="200"/>
+      </w:pPr>
+      <w:bookmarkStart w:id="31" w:name="_Toc225385459"/>
+      <w:r>
+        <w:rPr>
+          <w:rFonts w:ascii="Times New Roman" w:hAnsi="Times New Roman" w:cs="Times New Roman"/>
+          <w:sz w:val="26"/>
+        </w:rPr>
+        <w:t>4.5 Limitations</w:t>
+      </w:r>
+      <w:bookmarkEnd w:id="31"/>
     </w:p>
     <w:p>
       <w:pPr>
         <w:spacing w:after="120"/>
-        <w:ind w:firstLine="709"/>
       </w:pPr>
       <w:r>
         <w:rPr>
           <w:rFonts w:cs="Times New Roman"/>
         </w:rPr>
+        <w:t>Several limitations must be acknowledged. First, the cross-sectional design captures a single snapshot of online content, which may not reflect temporal trends in information quality. Platform algorithms, content policies, and user behaviour evolve rapidly, and findings may not generalise to other time points.</w:t>
+      </w:r>
+    </w:p>
+    <w:p>
+      <w:pPr>
+        <w:spacing w:after="120"/>
+      </w:pPr>
+      <w:r>
+        <w:rPr>
+          <w:rFonts w:cs="Times New Roman"/>
+        </w:rPr>
+        <w:t>Second, the study was restricted to English-language content retrieved from a single geographic location (Lithuania). Search results are personalised by location, language, and browsing history, meaning that users in other regions may encounter different content for identical search terms.</w:t>
+      </w:r>
+    </w:p>
+    <w:p>
+      <w:pPr>
+        <w:spacing w:after="120"/>
+      </w:pPr>
+      <w:r>
+        <w:rPr>
+          <w:rFonts w:cs="Times New Roman"/>
+        </w:rPr>
+        <w:t xml:space="preserve">Third, and critically, scoring of video and image-based content was restricted to information visible or audible to a typical user at the point of access, including spoken narration, on-screen text, captions, and profile metadata, rather than full transcription or frame-by-frame coding. This approach may still miss subtle cues or evidence embedded in longer viewing sessions. It is therefore important to acknowledge that the apparent quality gradient could partially reflect methodological differences in how </w:t>
+      </w:r>
+      <w:r>
+        <w:rPr>
+          <w:rFonts w:cs="Times New Roman"/>
+        </w:rPr>
+        <w:t>text-based and audiovisual content were assessed rather than true differences in information quality.</w:t>
+      </w:r>
+    </w:p>
+    <w:p>
+      <w:pPr>
+        <w:spacing w:after="120"/>
+      </w:pPr>
+      <w:r>
+        <w:rPr>
+          <w:rFonts w:cs="Times New Roman"/>
+        </w:rPr>
+        <w:t>Fourth, data collection employed a mixed approach: Playwright automation was used for traditional websites and YouTube, while TikTok and Instagram content was collected manually due to platform restrictions on automated scraping. This introduces potential selection bias, as the manual collection process for TikTok and Instagram may have been influenced by factors not present in the automated approach, despite adherence to the same top-10 sampling protocol.</w:t>
+      </w:r>
+    </w:p>
+    <w:p>
+      <w:pPr>
+        <w:spacing w:after="120"/>
+      </w:pPr>
+      <w:r>
+        <w:rPr>
+          <w:rFonts w:cs="Times New Roman"/>
+        </w:rPr>
         <w:lastRenderedPageBreak/>
-        <w:t>The negligible overall correlation between engagement and quality is consistent with review-level evidence that surface popularity metrics are poor proxies for the quality of health information on YouTube and other social platforms (Osman et al., 2022; Mohamed &amp; Shoufan, 2024). Our observation that YouTube exhibited significant negative views-quality and likes-quality relationships supports the hypothesis that algorithmically promoted content on video platforms may prioritise entertainment value and emotion</w:t>
+        <w:t>Fifth, the top-10 sampling strategy, while ecologically valid (as most users do not scroll beyond the first page of results), captures only a fraction of available content. Results may differ for content appearing in later search positions. Additionally, the DISCERN instrument was originally developed for evaluating written treatment information for patients (Charnock et al., 1999) and has been adapted here beyond its original scope to evaluate physical activity content on social media. While this adaptatio</w:t>
       </w:r>
       <w:r>
         <w:rPr>
           <w:rFonts w:cs="Times New Roman"/>
         </w:rPr>
-        <w:t>al appeal over informational rigour (Moorhead et al., 2013). In contrast, TikTok and Instagram showed no significant within-platform correlations, reinforcing the interpretation that aggregate engagement-quality associations are largely a between-platform artefact rather than evidence that highly engaged content is higher quality.</w:t>
+        <w:t>n is consistent with growing practice in the literature, it represents a departure from the validated use case.</w:t>
       </w:r>
     </w:p>
     <w:p>
       <w:pPr>
         <w:spacing w:after="120"/>
-        <w:ind w:firstLine="709"/>
       </w:pPr>
       <w:r>
         <w:rPr>
           <w:rFonts w:cs="Times New Roman"/>
         </w:rPr>
-        <w:t>The finding that creator type moderates quality—albeit with a small effect—parallels evidence from the broader health literacy literature. Norman and Skinner (2006) argued that both provider-side and consumer-side competencies shape the quality of digital health exchanges. The present data suggest that provider-side credentialing is a necessary but not sufficient condition for high-quality content: professional creators still frequently omitted references and disclosure statements, particularly when operati</w:t>
-      </w:r>
+        <w:t>Sixth, engagement metrics were not uniformly available across platforms. Traditional websites do not provide standardised engagement data (likes, shares), and the metrics that were available may not be comparable across platforms with different user bases and interaction paradigms.</w:t>
+      </w:r>
+    </w:p>
+    <w:p>
+      <w:pPr>
+        <w:spacing w:after="120"/>
+      </w:pPr>
       <w:r>
         <w:rPr>
           <w:rFonts w:cs="Times New Roman"/>
         </w:rPr>
-        <w:t>ng within the formatting constraints of social media posts. This implies that platform design, not just author expertise, constrains the extent to which accountability criteria can be fulfilled.</w:t>
+        <w:t>Seventh, the classification of organisations (n = 84, 42.6% of the sample) as 'non-professional' in the binary creator type analysis is analytically consequential. Many organisations (e.g., NHS, WHO, university hospitals) produce content overseen by healthcare professionals, meaning this classification likely diluted the professional category's apparent quality advantage. Future studies should consider more granular organisation subtyping.</w:t>
+      </w:r>
+    </w:p>
+    <w:p>
+      <w:pPr>
+        <w:spacing w:after="120"/>
+      </w:pPr>
+      <w:r>
+        <w:rPr>
+          <w:rFonts w:cs="Times New Roman"/>
+        </w:rPr>
+        <w:t>Eighth, the DISCERN quality categories used in this study (Very Poor 16–26, Poor 27–38, Fair 39–50, Good 51–62, Excellent 63–80) are commonly adopted thresholds in the health information quality literature but were not specified in the original DISCERN validation by Charnock et al. (1999); one recent example using the same cut-points is Sun et al. (2023). These cut-points have been adopted from subsequent studies and should be treated as conventional rather than formally validated boundaries.</w:t>
       </w:r>
     </w:p>
     <w:p>
       <w:pPr>
         <w:pStyle w:val="Heading2"/>
-        <w:jc w:val="left"/>
-      </w:pPr>
-      <w:bookmarkStart w:id="29" w:name="_Toc225342109"/>
+        <w:spacing w:before="0" w:after="200"/>
+      </w:pPr>
+      <w:bookmarkStart w:id="32" w:name="_Toc225385460"/>
       <w:r>
         <w:rPr>
           <w:rFonts w:ascii="Times New Roman" w:hAnsi="Times New Roman" w:cs="Times New Roman"/>
-        </w:rPr>
-        <w:t>4.3 Implications for Public Health Practice</w:t>
-      </w:r>
-      <w:bookmarkEnd w:id="29"/>
+          <w:sz w:val="26"/>
+        </w:rPr>
+        <w:t>4.6 Recommendations for Future Research</w:t>
+      </w:r>
+      <w:bookmarkEnd w:id="32"/>
     </w:p>
     <w:p>
       <w:pPr>
         <w:spacing w:after="120"/>
-        <w:ind w:firstLine="709"/>
       </w:pPr>
       <w:r>
         <w:rPr>
           <w:rFonts w:cs="Times New Roman"/>
         </w:rPr>
-        <w:t>These findings carry several implications for public health practitioners and policy makers. First, the clear platform quality gradient argues against treating the internet as a monolithic information source. Public health messaging strategies should be calibrated to the specific affordances and limitations of each platform. For instance, short-form video platforms such as TikTok and Instagram Reels impose severe constraints on citation, attribution, and nuanced explanation; public health organisations seek</w:t>
+        <w:t>Several directions for future research emerge from this study. First, longitudinal designs could track how physical activity information quality changes over time as platforms modify their algorithms and content policies. Second, multilingual studies incorporating non-English content would address a significant gap, given that the majority of global internet users access health information in languages other than English. Third, future studies should incorporate full transcription and more fine-grained codi</w:t>
       </w:r>
       <w:r>
         <w:rPr>
           <w:rFonts w:cs="Times New Roman"/>
         </w:rPr>
-        <w:t>ing to use these platforms must develop content formats that maximise accuracy within those constraints, such as pinned comments with references or standardised disclosure overlays.</w:t>
-      </w:r>
+        <w:t xml:space="preserve">ng of audio-visual content to extend the point-of-access scoring approach used here and determine whether subtle spoken or visual cues alter quality ratings. Fourth, the role of platform algorithms in promoting or suppressing high-quality health content warrants dedicated investigation, particularly given the significant </w:t>
+      </w:r>
+      <w:r>
+        <w:rPr>
+          <w:rFonts w:cs="Times New Roman"/>
+        </w:rPr>
+        <w:lastRenderedPageBreak/>
+        <w:t>negative views–quality and likes–quality correlations observed on YouTube. Fifth, intervention studies could evaluate whether platform-specific quality labels or health information verifica</w:t>
+      </w:r>
+      <w:r>
+        <w:rPr>
+          <w:rFonts w:cs="Times New Roman"/>
+        </w:rPr>
+        <w:t>tion badges improve the quality of content that users encounter and trust. Finally, qualitative research exploring how users perceive and evaluate physical activity information across different platforms would complement the quantitative quality assessment approach used here.</w:t>
+      </w:r>
+    </w:p>
+    <w:p>
+      <w:r>
+        <w:br w:type="page"/>
+      </w:r>
+    </w:p>
+    <w:p>
+      <w:pPr>
+        <w:pStyle w:val="Heading1"/>
+        <w:spacing w:before="0" w:after="240"/>
+      </w:pPr>
+      <w:bookmarkStart w:id="33" w:name="_Toc225385461"/>
+      <w:r>
+        <w:rPr>
+          <w:rFonts w:ascii="Times New Roman" w:hAnsi="Times New Roman" w:cs="Times New Roman"/>
+        </w:rPr>
+        <w:lastRenderedPageBreak/>
+        <w:t>CHAPTER 5. CONCLUSIONS AND RECOMMENDATIONS</w:t>
+      </w:r>
+      <w:bookmarkEnd w:id="33"/>
+    </w:p>
+    <w:p>
+      <w:pPr>
+        <w:pStyle w:val="Heading2"/>
+        <w:spacing w:before="0" w:after="200"/>
+      </w:pPr>
+      <w:bookmarkStart w:id="34" w:name="_Toc225385462"/>
+      <w:r>
+        <w:rPr>
+          <w:rFonts w:ascii="Times New Roman" w:hAnsi="Times New Roman" w:cs="Times New Roman"/>
+          <w:sz w:val="26"/>
+        </w:rPr>
+        <w:t>5.1 Summary of Conclusions</w:t>
+      </w:r>
+      <w:bookmarkEnd w:id="34"/>
     </w:p>
     <w:p>
       <w:pPr>
         <w:spacing w:after="120"/>
-        <w:ind w:firstLine="709"/>
       </w:pPr>
       <w:r>
         <w:rPr>
           <w:rFonts w:cs="Times New Roman"/>
         </w:rPr>
-        <w:t xml:space="preserve">Second, the absence of a positive engagement-quality relationship suggests that high-quality health information does not organically reach large audiences on social media. Public health agencies may therefore need to invest in paid promotion or influencer partnerships to ensure that evidence-based PA information achieves competitive visibility. Broader public-health communication and infodemic-management literature already supports strategic use of </w:t>
-      </w:r>
+        <w:t>This study set out to evaluate the quality of physical activity information across traditional websites and social media platforms using the DISCERN instrument and JAMA benchmarks. Three research questions guided the investigation. The conclusions for each are presented below.</w:t>
+      </w:r>
+    </w:p>
+    <w:p>
+      <w:pPr>
+        <w:spacing w:after="120"/>
+      </w:pPr>
       <w:r>
         <w:rPr>
           <w:rFonts w:cs="Times New Roman"/>
         </w:rPr>
+        <w:t>Research Question 1: How does physical activity information quality differ between traditional websites and social media platforms? The results demonstrate a clear, statistically significant quality gradient across platforms, H(3) = 93.489, p &lt; .001. Traditional websites achieved the highest median DISCERN score (Mdn = 48.5), followed by YouTube (Mdn = 42.0), TikTok (Mdn = 35.0), and Instagram (Mdn = 27.5). All six pairwise comparisons were statistically significant, though the website–YouTube difference wa</w:t>
+      </w:r>
+      <w:r>
+        <w:rPr>
+          <w:rFonts w:cs="Times New Roman"/>
+        </w:rPr>
+        <w:t>s more modest (p = .038) than the remaining five comparisons (all p &lt; .001). JAMA benchmark compliance did not differ significantly across platforms in aggregate (p = .163), although individual criteria showed significant platform variation for Attribution, Disclosure, and Currency. It can be concluded that a substantial quality gap exists between traditional websites and short-form social media platforms, with Instagram representing the most concerning source of physical activity information.</w:t>
+      </w:r>
+    </w:p>
+    <w:p>
+      <w:pPr>
+        <w:spacing w:after="120"/>
+      </w:pPr>
+      <w:r>
+        <w:rPr>
+          <w:rFonts w:cs="Times New Roman"/>
+        </w:rPr>
+        <w:t>Research Question 2: Does creator type moderate quality scores? The binary professional versus non-professional comparison was statistically significant (U = 4457, p = .036, r = -0.197), and the five-category creator type analysis confirmed this (H[4] = 12.764, p = .012). Healthcare professionals scored highest (Mdn = 45.0), followed by certified fitness professionals (Mdn = 39.5), organisations (Mdn = 39.0), fitness influencers (Mdn = 36.0), and general users lowest (Mdn = 33.0). It can be concluded that c</w:t>
+      </w:r>
+      <w:r>
+        <w:rPr>
+          <w:rFonts w:cs="Times New Roman"/>
+        </w:rPr>
+        <w:t>reator type influences information quality in a graded fashion, with credentialed professionals producing measurably higher-quality content.</w:t>
+      </w:r>
+    </w:p>
+    <w:p>
+      <w:pPr>
+        <w:spacing w:after="120"/>
+      </w:pPr>
+      <w:r>
+        <w:rPr>
+          <w:rFonts w:cs="Times New Roman"/>
+        </w:rPr>
+        <w:t xml:space="preserve">Research Question 3: What is the relationship between engagement metrics and information quality? Overall correlations suggested weak-to-moderate positive associations between likes (rho = 0.284, p &lt; .001), comments (rho = 0.371, p &lt; .001), and DISCERN scores; however, these aggregate associations are primarily an ecological artefact of between-social-platform differences (Simpson's paradox). Within-platform analyses revealed that TikTok and </w:t>
+      </w:r>
+      <w:r>
+        <w:rPr>
+          <w:rFonts w:cs="Times New Roman"/>
+        </w:rPr>
         <w:lastRenderedPageBreak/>
-        <w:t>digital platforms alongside stronger quality assurance mechanisms (Swire-Thompson &amp; Lazer, 2020), and the present data reinforce that need for physical activity information specifically.</w:t>
+        <w:t>Instagram showed no significant likes–quality correlations. Critically, YouTube demonstrated significant negative correlations for both views (rho = -0.340, p = .016) and likes (rho = -0.286, p = .044) with quality, indicating that more popular YouTube content tended to score lower on DISCERN. Views showed a negligible overall correlation (rho = -0.044, p = .669). It can be concluded that engagement metrics do not appear to reliably indicate information quality and that popular content is not necessarily ac</w:t>
+      </w:r>
+      <w:r>
+        <w:rPr>
+          <w:rFonts w:cs="Times New Roman"/>
+        </w:rPr>
+        <w:t>curate content.</w:t>
       </w:r>
     </w:p>
     <w:p>
       <w:pPr>
         <w:spacing w:after="120"/>
-        <w:ind w:firstLine="709"/>
       </w:pPr>
       <w:r>
         <w:rPr>
           <w:rFonts w:cs="Times New Roman"/>
         </w:rPr>
-        <w:t>Third, the dominance of non-professional creators on social media platforms calls for educational interventions targeting both content creators and consumers. Creator-side interventions could include platform-integrated prompts to cite sources or disclose conflicts of interest, while consumer-side interventions should focus on enhancing eHealth literacy (Norman &amp; Skinner, 2006) so that users can critically appraise PA content regardless of the platform on which it is encountered. Fox and Duggan (2013) docum</w:t>
-      </w:r>
+        <w:t>Additionally, search query phrasing significantly influenced the quality of content retrieved (H[4] = 27.255, p &lt; .001), with ‘how to start exercising’ yielding the highest-scoring content and ‘home workout routine’ the lowest. This suggests that the wording of health information queries functions as an implicit quality filter, a finding with practical implications for how clinicians advise patients on information seeking.</w:t>
+      </w:r>
+    </w:p>
+    <w:p>
+      <w:pPr>
+        <w:pStyle w:val="Heading2"/>
+        <w:spacing w:before="0" w:after="200"/>
+      </w:pPr>
+      <w:bookmarkStart w:id="35" w:name="_Toc225385463"/>
+      <w:r>
+        <w:rPr>
+          <w:rFonts w:ascii="Times New Roman" w:hAnsi="Times New Roman" w:cs="Times New Roman"/>
+          <w:sz w:val="26"/>
+        </w:rPr>
+        <w:t>5.2 Practical Recommendations</w:t>
+      </w:r>
+      <w:bookmarkEnd w:id="35"/>
+    </w:p>
+    <w:p>
+      <w:pPr>
+        <w:spacing w:after="120"/>
+      </w:pPr>
       <w:r>
         <w:rPr>
           <w:rFonts w:cs="Times New Roman"/>
         </w:rPr>
-        <w:t>ented that a substantial proportion of health information seekers do not verify the sources they consult; the present data suggest that this problem is compounded on platforms where source verification is structurally difficult.</w:t>
+        <w:t>Based on the findings of this study, the following practical recommendations are proposed for key stakeholder groups.</w:t>
+      </w:r>
+    </w:p>
+    <w:p>
+      <w:pPr>
+        <w:spacing w:after="120"/>
+      </w:pPr>
+      <w:r>
+        <w:rPr>
+          <w:rFonts w:cs="Times New Roman"/>
+        </w:rPr>
+        <w:t>For public health organisations: Maintain and promote high-quality traditional websites as anchor resources for physical activity information. Simultaneously, develop platform-native content for TikTok and Instagram that adheres to evidence-based principles while respecting the format constraints of short-form media. Content should be designed with DISCERN-aligned principles: clearly stated aims, identified sources, balanced presentation of options, and explicit acknowledgement of uncertainty.</w:t>
+      </w:r>
+    </w:p>
+    <w:p>
+      <w:pPr>
+        <w:spacing w:after="120"/>
+      </w:pPr>
+      <w:r>
+        <w:rPr>
+          <w:rFonts w:cs="Times New Roman"/>
+        </w:rPr>
+        <w:t>For healthcare professionals: Engage actively on social media platforms to counter the dominance of unqualified content creators. Professional credentials should be prominently displayed in profile biographies, and content should include source citations where feasible. Healthcare professionals can leverage platform verification features to signal credibility to users.</w:t>
+      </w:r>
+    </w:p>
+    <w:p>
+      <w:pPr>
+        <w:spacing w:after="120"/>
+      </w:pPr>
+      <w:r>
+        <w:rPr>
+          <w:rFonts w:cs="Times New Roman"/>
+        </w:rPr>
+        <w:t>For platform developers: Consider implementing evidence-based content labelling systems that signal information quality to users. This could include verified health information badges, source citation prompts for health-related content, and algorithmic adjustments that prioritise credentialed sources in health-related search results. The finding that higher-viewed and more-liked YouTube content tended to score significantly lower on DISCERN (views rho = -0.340, p = .016; likes rho = -0.286, p = .044) warran</w:t>
+      </w:r>
+      <w:r>
+        <w:rPr>
+          <w:rFonts w:cs="Times New Roman"/>
+        </w:rPr>
+        <w:t>ts urgent further investigation.</w:t>
+      </w:r>
+    </w:p>
+    <w:p>
+      <w:pPr>
+        <w:spacing w:after="120"/>
+      </w:pPr>
+      <w:r>
+        <w:rPr>
+          <w:rFonts w:cs="Times New Roman"/>
+        </w:rPr>
+        <w:lastRenderedPageBreak/>
+        <w:t>For health literacy educators: Teach critical appraisal skills that are platform-specific. Users should understand that high engagement (likes, views, shares) does not indicate information accuracy. Educational programmes should include practical exercises in evaluating social media health content using simplified versions of tools such as DISCERN and JAMA benchmarks.</w:t>
+      </w:r>
+    </w:p>
+    <w:p>
+      <w:pPr>
+        <w:spacing w:after="120"/>
+      </w:pPr>
+      <w:r>
+        <w:rPr>
+          <w:rFonts w:cs="Times New Roman"/>
+        </w:rPr>
+        <w:t>For policy makers: Consider regulatory frameworks that require minimum transparency standards for health-related content on social media, analogous to advertising disclosure requirements. The near-zero attribution rates on TikTok (0%) and Instagram (4%) suggest that voluntary compliance with evidence citation norms is insufficient.</w:t>
+      </w:r>
+    </w:p>
+    <w:p>
+      <w:pPr>
+        <w:spacing w:after="120"/>
+      </w:pPr>
+      <w:r>
+        <w:rPr>
+          <w:rFonts w:cs="Times New Roman"/>
+        </w:rPr>
+        <w:t>For consumers of physical activity information: Prefer traditional websites from recognised health organisations (e.g., WHO, NHS, national public health agencies) as primary information sources. When using social media for physical activity guidance, verify creator credentials, check for cited sources, and cross-reference recommendations with authoritative guidelines such as the WHO Global Action Plan on Physical Activity 2018–2030 (World Health Organization, 2018).</w:t>
       </w:r>
     </w:p>
     <w:p>
       <w:pPr>
         <w:pStyle w:val="Heading2"/>
-        <w:jc w:val="left"/>
-      </w:pPr>
-      <w:bookmarkStart w:id="30" w:name="_Toc225342110"/>
+        <w:spacing w:before="0" w:after="200"/>
+      </w:pPr>
+      <w:bookmarkStart w:id="36" w:name="_Toc225385464"/>
       <w:r>
         <w:rPr>
           <w:rFonts w:ascii="Times New Roman" w:hAnsi="Times New Roman" w:cs="Times New Roman"/>
-        </w:rPr>
-        <w:t>4.4 Strengths of the Study</w:t>
-      </w:r>
-      <w:bookmarkEnd w:id="30"/>
+          <w:sz w:val="26"/>
+        </w:rPr>
+        <w:t>5.3 Recommendations for Future Research</w:t>
+      </w:r>
+      <w:bookmarkEnd w:id="36"/>
     </w:p>
     <w:p>
       <w:pPr>
         <w:spacing w:after="120"/>
-        <w:ind w:firstLine="709"/>
       </w:pPr>
       <w:r>
         <w:rPr>
           <w:rFonts w:cs="Times New Roman"/>
         </w:rPr>
-        <w:t>This study offers several methodological strengths. To the best of our knowledge, it is the first investigation to compare all four platform types—traditional websites, YouTube, TikTok, and Instagram—within a single study using both the DISCERN instrument and JAMA benchmarks. Previous research has typically examined one or two platforms in isolation, limiting cross-platform inference. The present design enables direct, standardised comparison across the platforms most commonly accessed for PA information.</w:t>
+        <w:t>Future research should address the methodological limitations identified in this study through several priority directions. First, longitudinal tracking studies are needed to determine whether the quality gradient observed here is stable or evolving as platforms mature and implement health content policies. Second, studies incorporating full audio-visual transcription and coding would extend the point-of-access scoring approach used here and test whether subtler spoken or visual cues materially alter qualit</w:t>
+      </w:r>
+      <w:r>
+        <w:rPr>
+          <w:rFonts w:cs="Times New Roman"/>
+        </w:rPr>
+        <w:t>y assessments. Third, cross-cultural and multilingual replications would establish whether the observed patterns generalise beyond English-language content.</w:t>
       </w:r>
     </w:p>
     <w:p>
       <w:pPr>
         <w:spacing w:after="120"/>
-        <w:ind w:firstLine="709"/>
       </w:pPr>
       <w:r>
         <w:rPr>
           <w:rFonts w:cs="Times New Roman"/>
         </w:rPr>
-        <w:t>The final audited sample of 197 items (50 websites, 50 YouTube videos, 47 TikTok videos, and 50 Instagram posts) is larger than many content analysis studies in this domain and was drawn using a systematic protocol of five representative search terms applied uniformly across all platforms. Inter-rater reliability was excellent, with an intraclass correlation coefficient (ICC) of 0.932 for DISCERN scores, well above the commonly accepted threshold of 0.75 (Koo &amp; Li, 2016). This level of agreement strengthens</w:t>
+        <w:t>Fourth, experimental studies could investigate the causal impact of information quality on user behaviour—specifically, whether exposure to higher-quality physical activity information on social media leads to greater adoption of evidence-based exercise practices. Fifth, the development and validation of social media-specific quality assessment tools, adapted from but distinct from DISCERN and JAMA, would address the limitations of applying traditional print-oriented instruments to digital media formats. Si</w:t>
       </w:r>
       <w:r>
         <w:rPr>
           <w:rFonts w:cs="Times New Roman"/>
         </w:rPr>
-        <w:t xml:space="preserve"> confidence that the observed quality differences reflect genuine content variation rather than rater inconsistency.</w:t>
+        <w:t xml:space="preserve">xth, algorithmic audit studies could examine how platform recommendation systems interact with content </w:t>
+      </w:r>
+      <w:r>
+        <w:rPr>
+          <w:rFonts w:cs="Times New Roman"/>
+        </w:rPr>
+        <w:lastRenderedPageBreak/>
+        <w:t>quality, building on the significant negative views–quality and likes–quality correlations observed on YouTube in the present study.</w:t>
       </w:r>
     </w:p>
     <w:p>
       <w:pPr>
         <w:spacing w:after="120"/>
-        <w:ind w:firstLine="709"/>
       </w:pPr>
       <w:r>
         <w:rPr>
           <w:rFonts w:cs="Times New Roman"/>
         </w:rPr>
-        <w:t xml:space="preserve">Additionally, the use of both DISCERN (measuring reliability and treatment information quality) and JAMA benchmarks (measuring accountability through authorship, attribution, disclosure, and currency) provides a more comprehensive quality profile than either instrument alone. This dual-instrument approach is especially valuable because </w:t>
-      </w:r>
+        <w:t>Finally, participatory research involving content creators, healthcare professionals, and platform users could inform the design of practical interventions to improve the quality of physical activity information in the social media ecosystem.</w:t>
+      </w:r>
+    </w:p>
+    <w:p>
+      <w:pPr>
+        <w:spacing w:after="120"/>
+      </w:pPr>
       <w:r>
         <w:rPr>
           <w:rFonts w:cs="Times New Roman"/>
         </w:rPr>
-        <w:lastRenderedPageBreak/>
-        <w:t>DISCERN and JAMA capture partially overlapping but distinct dimensions of information quality (Charnock et al., 1999; Silberg et al., 1997).</w:t>
-      </w:r>
-    </w:p>
-    <w:p>
-      <w:pPr>
-        <w:pStyle w:val="Heading2"/>
-        <w:jc w:val="left"/>
-      </w:pPr>
-      <w:bookmarkStart w:id="31" w:name="_Toc225342111"/>
-      <w:r>
-        <w:rPr>
-          <w:rFonts w:ascii="Times New Roman" w:hAnsi="Times New Roman" w:cs="Times New Roman"/>
-        </w:rPr>
-        <w:t>4.5 Limitations</w:t>
-      </w:r>
-      <w:bookmarkEnd w:id="31"/>
-    </w:p>
-    <w:p>
-      <w:pPr>
-        <w:spacing w:after="120"/>
-        <w:ind w:firstLine="709"/>
-      </w:pPr>
+        <w:t>In closing, this study provides evidence that the quality of physical activity information varies substantially across digital platforms, with short-form social media presenting the greatest quality concerns. However, these conclusions should be tempered by the study’s limitations, particularly the use of point-of-access scoring for video and image content without full transcription or frame-by-frame coding, which may still underestimate some forms of audiovisual explanation and thereby influence the observ</w:t>
+      </w:r>
       <w:r>
         <w:rPr>
           <w:rFonts w:cs="Times New Roman"/>
         </w:rPr>
-        <w:t>Several limitations should be considered when interpreting these results. First, the cross-sectional design captures a single snapshot of platform content. Online health information is dynamic; content is continuously created, updated, and removed. The quality landscape observed at the time of data collection may not generalise to other time periods, and longitudinal designs would be needed to track quality trends.</w:t>
-      </w:r>
-    </w:p>
-    <w:p>
-      <w:pPr>
-        <w:spacing w:after="120"/>
-        <w:ind w:firstLine="709"/>
-      </w:pPr>
-      <w:r>
-        <w:rPr>
-          <w:rFonts w:cs="Times New Roman"/>
-        </w:rPr>
-        <w:t>Second, the study was limited to English-language content. Physical activity information in other languages may differ in quality and creator composition, and findings may not transfer to non-English-speaking populations. Third, the scoring of video-based content on YouTube, TikTok, and Instagram relied on titles, descriptions, captions, and visible on-screen text rather than full audiovisual analysis of spoken content. This approach was necessary for feasibility and consistency with the text-oriented DISCE</w:t>
-      </w:r>
-      <w:r>
-        <w:rPr>
-          <w:rFonts w:cs="Times New Roman"/>
-        </w:rPr>
-        <w:t>RN instrument, but it may underestimate the informational depth of videos whose quality resides primarily in verbal explanation rather than written metadata.</w:t>
-      </w:r>
-    </w:p>
-    <w:p>
-      <w:pPr>
-        <w:spacing w:after="120"/>
-        <w:ind w:firstLine="709"/>
-      </w:pPr>
-      <w:r>
-        <w:rPr>
-          <w:rFonts w:cs="Times New Roman"/>
-        </w:rPr>
-        <w:t>Fourth, the sampling strategy—selecting the top 10 results per search term—captures the most visible content but may not represent the full breadth of PA information available on each platform. Users who scroll beyond the first page or receive personalised algorithmic recommendations may encounter content of different quality. Fifth, although DISCERN is the most widely validated tool for assessing consumer health information, it was originally designed for written patient information leaflets (Charnock et a</w:t>
-      </w:r>
-      <w:r>
-        <w:rPr>
-          <w:rFonts w:cs="Times New Roman"/>
-        </w:rPr>
-        <w:t>l., 1999). Applying it to social media posts required operationalisation decisions (detailed in Chapter 2) that, while transparent and systematic, represent an adaptation beyond the instrument’s original scope.</w:t>
-      </w:r>
-    </w:p>
-    <w:p>
-      <w:pPr>
-        <w:spacing w:after="120"/>
-        <w:ind w:firstLine="709"/>
-      </w:pPr>
-      <w:r>
-        <w:rPr>
-          <w:rFonts w:cs="Times New Roman"/>
-        </w:rPr>
-        <w:t>Sixth, all searches were conducted from a single geographic location, meaning that search engine and platform algorithms may have returned location-specific results. Users in other regions could encounter a different set of top results for the same queries. Finally, engagement metrics were not uniformly available across all platforms; in particular, Instagram view counts were not captured for all items, which limits the strength of engagement-quality correlations for that platform.</w:t>
-      </w:r>
-    </w:p>
-    <w:p>
-      <w:pPr>
-        <w:pStyle w:val="Heading2"/>
-        <w:jc w:val="left"/>
-      </w:pPr>
-      <w:bookmarkStart w:id="32" w:name="_Toc225342112"/>
-      <w:r>
-        <w:rPr>
-          <w:rFonts w:ascii="Times New Roman" w:hAnsi="Times New Roman" w:cs="Times New Roman"/>
-        </w:rPr>
-        <w:lastRenderedPageBreak/>
-        <w:t>4.6 Recommendations for Future Research</w:t>
-      </w:r>
-      <w:bookmarkEnd w:id="32"/>
-    </w:p>
-    <w:p>
-      <w:pPr>
-        <w:spacing w:after="120"/>
-        <w:ind w:firstLine="709"/>
-      </w:pPr>
-      <w:r>
-        <w:rPr>
-          <w:rFonts w:cs="Times New Roman"/>
-        </w:rPr>
-        <w:t>Future research should address the limitations identified above while extending the scope of cross-platform quality assessment. First, longitudinal studies are needed to determine whether the observed quality gradient is stable over time or whether it shifts as platforms evolve their content policies and recommendation algorithms. Repeated assessments at regular intervals (e.g., every six months) would also reveal whether public health interventions targeting content quality produce measurable improvements.</w:t>
-      </w:r>
-    </w:p>
-    <w:p>
-      <w:pPr>
-        <w:spacing w:after="120"/>
-        <w:ind w:firstLine="709"/>
-      </w:pPr>
-      <w:r>
-        <w:rPr>
-          <w:rFonts w:cs="Times New Roman"/>
-        </w:rPr>
-        <w:t>Second, studies should incorporate multilingual samples and diverse geographic search contexts to assess the generalisability of the present findings. The quality of PA information may vary substantially across languages and health systems, and cross-cultural comparisons would inform the design of context-appropriate interventions.</w:t>
-      </w:r>
-    </w:p>
-    <w:p>
-      <w:pPr>
-        <w:spacing w:after="120"/>
-        <w:ind w:firstLine="709"/>
-      </w:pPr>
-      <w:r>
-        <w:rPr>
-          <w:rFonts w:cs="Times New Roman"/>
-        </w:rPr>
-        <w:t>Third, the development of quality assessment instruments specifically designed for audiovisual and short-form content would improve the validity of social media evaluations. While DISCERN remains the gold standard for written health information, its application to 15-second TikTok videos or image-only Instagram posts stretches the instrument beyond its intended use. A validated tool that accounts for the multimodal nature of social media content—including spoken narration, visual demonstrations, and on-scre</w:t>
-      </w:r>
-      <w:r>
-        <w:rPr>
-          <w:rFonts w:cs="Times New Roman"/>
-        </w:rPr>
-        <w:t>en text—would be a significant methodological advance.</w:t>
-      </w:r>
-    </w:p>
-    <w:p>
-      <w:pPr>
-        <w:spacing w:after="120"/>
-        <w:ind w:firstLine="709"/>
-      </w:pPr>
-      <w:r>
-        <w:rPr>
-          <w:rFonts w:cs="Times New Roman"/>
-        </w:rPr>
-        <w:t>Fourth, experimental and quasi-experimental designs should examine the causal impact of information quality on health behaviour. The present study establishes that quality varies across platforms, but it cannot determine whether exposure to low-quality PA information leads to suboptimal exercise behaviours or, conversely, whether high-quality content promotes adherence to PA guidelines. Linking content quality data to user behaviour outcomes would strengthen the evidence base for quality-improvement interve</w:t>
-      </w:r>
-      <w:r>
-        <w:rPr>
-          <w:rFonts w:cs="Times New Roman"/>
-        </w:rPr>
-        <w:t>ntions.</w:t>
-      </w:r>
-    </w:p>
-    <w:p>
-      <w:pPr>
-        <w:spacing w:after="120"/>
-        <w:ind w:firstLine="709"/>
-      </w:pPr>
-      <w:r>
-        <w:rPr>
-          <w:rFonts w:cs="Times New Roman"/>
-        </w:rPr>
-        <w:t>Fifth, research should investigate the role of platform design features in shaping content quality. A/B testing of interface modifications—such as mandatory source-citation fields, credential-verification badges, or algorithmic boosts for referenced content—could identify practical mechanisms for improving health information quality at scale. Such studies would require collaboration with platform operators but could yield high-impact, population-level benefits.</w:t>
-      </w:r>
-    </w:p>
-    <w:p>
-      <w:pPr>
-        <w:spacing w:after="120"/>
-        <w:ind w:firstLine="709"/>
-      </w:pPr>
-      <w:r>
-        <w:rPr>
-          <w:rFonts w:cs="Times New Roman"/>
-        </w:rPr>
-        <w:t xml:space="preserve">Finally, the relationship between engagement metrics and quality deserves deeper investigation using more granular data. Access to algorithmic ranking signals, watch time, </w:t>
-      </w:r>
-      <w:r>
-        <w:rPr>
-          <w:rFonts w:cs="Times New Roman"/>
-        </w:rPr>
-        <w:lastRenderedPageBreak/>
-        <w:t>completion rates, and share-to-view ratios—data that are not publicly available but may be accessible through platform research APIs—would enable more nuanced modelling of how recommendation systems interact with information quality. Understanding these dynamics is essential for designing interventions that align algorithmic incentives with public health objectives.</w:t>
+        <w:t>ed gradient. The mixed automated and manual collection approach and the classification of diverse organisations as non-professional further qualify the precision of these findings. Notwithstanding these caveats, the overall pattern—that platform architecture constrains information completeness and that engagement does not reliably signal accuracy—is consistent with the broader literature and has clear implications for public health practice, health literacy education, and platform governance.</w:t>
       </w:r>
     </w:p>
     <w:p>
@@ -12996,152 +13404,8 @@
     <w:p>
       <w:pPr>
         <w:pStyle w:val="Heading1"/>
-        <w:jc w:val="center"/>
-      </w:pPr>
-      <w:bookmarkStart w:id="33" w:name="_Toc225342113"/>
-      <w:r>
-        <w:rPr>
-          <w:rFonts w:ascii="Times New Roman" w:hAnsi="Times New Roman"/>
-        </w:rPr>
-        <w:lastRenderedPageBreak/>
-        <w:t>CONCLUSIONS</w:t>
-      </w:r>
-      <w:bookmarkEnd w:id="33"/>
-    </w:p>
-    <w:p>
-      <w:r>
-        <w:rPr>
-          <w:b/>
-        </w:rPr>
-        <w:t xml:space="preserve">1. </w:t>
-      </w:r>
-      <w:r>
-        <w:t>The quality of physical activity information differed significantly across platform types. Traditional websites provided the highest-quality information, followed by YouTube, TikTok, and Instagram.</w:t>
-      </w:r>
-    </w:p>
-    <w:p>
-      <w:r>
-        <w:rPr>
-          <w:b/>
-        </w:rPr>
-        <w:t xml:space="preserve">2. </w:t>
-      </w:r>
-      <w:r>
-        <w:t>Transparency and accountability were limited across all platforms. JAMA benchmark compliance was generally low, indicating frequent omission of authorship, attribution, disclosure, and currency information.</w:t>
-      </w:r>
-    </w:p>
-    <w:p>
-      <w:r>
-        <w:rPr>
-          <w:b/>
-        </w:rPr>
-        <w:t xml:space="preserve">3. </w:t>
-      </w:r>
-      <w:r>
-        <w:t>Creator type was associated with information quality. Content produced by healthcare professionals and certified fitness professionals scored higher than content produced by general users and many influencer-led accounts.</w:t>
-      </w:r>
-    </w:p>
-    <w:p>
-      <w:r>
-        <w:rPr>
-          <w:b/>
-        </w:rPr>
-        <w:t xml:space="preserve">4. </w:t>
-      </w:r>
-      <w:r>
-        <w:t>Engagement indicators did not function as reliable markers of quality. Within YouTube, higher view counts and like counts were associated with lower DISCERN scores.</w:t>
-      </w:r>
-    </w:p>
-    <w:p>
-      <w:r>
-        <w:rPr>
-          <w:b/>
-        </w:rPr>
-        <w:t xml:space="preserve">5. </w:t>
-      </w:r>
-      <w:r>
-        <w:t>The findings support the need for stronger evidence-based communication on social media and for more explicit quality safeguards in digital physical activity information environments.</w:t>
-      </w:r>
-    </w:p>
-    <w:p>
-      <w:pPr>
-        <w:pStyle w:val="Heading1"/>
-        <w:jc w:val="center"/>
-      </w:pPr>
-      <w:bookmarkStart w:id="34" w:name="_Toc225342114"/>
-      <w:r>
-        <w:rPr>
-          <w:rFonts w:ascii="Times New Roman" w:hAnsi="Times New Roman"/>
-        </w:rPr>
-        <w:t>RECOMMENDATIONS</w:t>
-      </w:r>
-      <w:bookmarkEnd w:id="34"/>
-    </w:p>
-    <w:p>
-      <w:r>
-        <w:rPr>
-          <w:b/>
-        </w:rPr>
-        <w:t xml:space="preserve">1. </w:t>
-      </w:r>
-      <w:r>
-        <w:t>Public health institutions should continue to direct users to evidence-based websites as the primary reference point for physical activity guidance.</w:t>
-      </w:r>
-    </w:p>
-    <w:p>
-      <w:r>
-        <w:rPr>
-          <w:b/>
-        </w:rPr>
-        <w:t xml:space="preserve">2. </w:t>
-      </w:r>
-      <w:r>
-        <w:t>Healthcare professionals and certified fitness professionals should strengthen their presence on short-form social media and consistently provide credentials, sources, risk information, and disclosure statements.</w:t>
-      </w:r>
-    </w:p>
-    <w:p>
-      <w:r>
-        <w:rPr>
-          <w:b/>
-        </w:rPr>
-        <w:t xml:space="preserve">3. </w:t>
-      </w:r>
-      <w:r>
-        <w:t>Platform providers should introduce structured credibility signals for health content, including visible source-citation and sponsorship-disclosure fields.</w:t>
-      </w:r>
-    </w:p>
-    <w:p>
-      <w:r>
-        <w:rPr>
-          <w:b/>
-        </w:rPr>
-        <w:t xml:space="preserve">4. </w:t>
-      </w:r>
-      <w:r>
-        <w:t>Health literacy education should explicitly teach users that views, likes, and other engagement metrics do not guarantee information quality.</w:t>
-      </w:r>
-    </w:p>
-    <w:p>
-      <w:r>
-        <w:rPr>
-          <w:b/>
-        </w:rPr>
-        <w:t xml:space="preserve">5. </w:t>
-      </w:r>
-      <w:r>
-        <w:t>Future institutional and platform initiatives should prioritize validation of quality assessment tools designed specifically for multimedia and short-form health content.</w:t>
-      </w:r>
-    </w:p>
-    <w:p>
-      <w:r>
-        <w:br w:type="page"/>
-      </w:r>
-    </w:p>
-    <w:p>
-      <w:pPr>
-        <w:pStyle w:val="Heading1"/>
-      </w:pPr>
-      <w:bookmarkStart w:id="35" w:name="_Toc225342115"/>
+      </w:pPr>
+      <w:bookmarkStart w:id="37" w:name="_Toc225385465"/>
       <w:r>
         <w:rPr>
           <w:rFonts w:ascii="Times New Roman" w:hAnsi="Times New Roman"/>
@@ -13149,7 +13413,7 @@
         <w:lastRenderedPageBreak/>
         <w:t>REFERENCES</w:t>
       </w:r>
-      <w:bookmarkEnd w:id="35"/>
+      <w:bookmarkEnd w:id="37"/>
     </w:p>
     <w:p/>
     <w:p>
@@ -13457,7 +13721,7 @@
       </w:pPr>
       <w:r>
         <w:lastRenderedPageBreak/>
-        <w:t>Pew Research Center. (2021). Social media fact sheet. https://www.pewresearch.org/internet/fact-sheet/social-media/</w:t>
+        <w:t>Pew Research Center. (2021). Social media use in 2021. https://www.pewresearch.org/internet/2021/04/07/social-media-use-in-2021/</w:t>
       </w:r>
     </w:p>
     <w:p>
@@ -13529,6 +13793,15 @@
         <w:ind w:left="720" w:hanging="720"/>
       </w:pPr>
       <w:r>
+        <w:t>Sun, F., Zheng, S., &amp; Wu, J. (2023). Quality of information in gallstone disease videos on TikTok: Cross-sectional study. Journal of Medical Internet Research, 25, e39162. https://doi.org/10.2196/39162</w:t>
+      </w:r>
+    </w:p>
+    <w:p>
+      <w:pPr>
+        <w:ind w:left="720" w:hanging="720"/>
+      </w:pPr>
+      <w:r>
+        <w:lastRenderedPageBreak/>
         <w:t>Swire-Thompson, B., &amp; Lazer, D. (2020). Public health and online misinformation: Challenges and recommendations. Annual Review of Public Health, 41, 433-451. https://doi.org/10.1146/annurev-publhealth-040119-094127</w:t>
       </w:r>
     </w:p>
@@ -13537,71 +13810,71 @@
         <w:ind w:left="720" w:hanging="720"/>
       </w:pPr>
       <w:r>
+        <w:t>Tan, S. S.-L., &amp; Goonawardene, N. (2017). Internet health information seeking and the patient-physician relationship: A systematic review. Journal of Medical Internet Research, 19(1), e9. https://doi.org/10.2196/jmir.5729</w:t>
+      </w:r>
+    </w:p>
+    <w:p>
+      <w:pPr>
+        <w:ind w:left="720" w:hanging="720"/>
+      </w:pPr>
+      <w:r>
+        <w:t>Tomczak, M., &amp; Tomczak, E. (2014). The need to report effect size estimates revisited: An overview of some recommended measures of effect size. Trends in Sport Sciences, 21(1), 19-25.</w:t>
+      </w:r>
+    </w:p>
+    <w:p>
+      <w:pPr>
+        <w:ind w:left="720" w:hanging="720"/>
+      </w:pPr>
+      <w:r>
+        <w:t>Tripodi, F. (2018). Searching for alternative facts: Analyzing scriptural inference in conservative news practices. Data &amp; Society Research Institute.</w:t>
+      </w:r>
+    </w:p>
+    <w:p>
+      <w:pPr>
+        <w:ind w:left="720" w:hanging="720"/>
+      </w:pPr>
+      <w:r>
+        <w:t>Vallat, R. (2018). Pingouin: Statistics in Python. Journal of Open Source Software, 3(31), 1026. https://doi.org/10.21105/joss.01026</w:t>
+      </w:r>
+    </w:p>
+    <w:p>
+      <w:pPr>
+        <w:ind w:left="720" w:hanging="720"/>
+      </w:pPr>
+      <w:r>
+        <w:t>Virtanen, P., Gommers, R., Oliphant, T. E., Haberland, M., Reddy, T., Cournapeau, D., Burovski, E., Peterson, P., Weckesser, W., Bright, J., van der Walt, S. J., Brett, M., Wilson, J., Millman, K. J., Mayorov, N., Nelson, A. R. J., Jones, E., Kern, R., Larson, E., ... SciPy 1.0 Contributors. (2020). SciPy 1.0: Fundamental algorithms for scientific computing in Python. Nature Methods, 17(3), 261-272. https://doi.org/10.1038/s41592-019-0686-2</w:t>
+      </w:r>
+    </w:p>
+    <w:p>
+      <w:pPr>
+        <w:ind w:left="720" w:hanging="720"/>
+      </w:pPr>
+      <w:r>
+        <w:t>Wang, R. Y., &amp; Strong, D. M. (1996). Beyond accuracy: What data quality means to data consumers. Journal of Management Information Systems, 12(4), 5-33. https://doi.org/10.1080/07421222.1996.11518099</w:t>
+      </w:r>
+    </w:p>
+    <w:p>
+      <w:pPr>
+        <w:ind w:left="720" w:hanging="720"/>
+      </w:pPr>
+      <w:r>
+        <w:t>World Health Organization. (2018). Global action plan on physical activity 2018-2030: More active people for a healthier world. World Health Organization. https://www.who.int/publications/i/item/9789241514187</w:t>
+      </w:r>
+    </w:p>
+    <w:p>
+      <w:pPr>
+        <w:ind w:left="720" w:hanging="720"/>
+      </w:pPr>
+      <w:r>
+        <w:t>World Health Organization. (2020). WHO guidelines on physical activity and sedentary behaviour. World Health Organization. https://www.who.int/publications/i/item/9789240015128</w:t>
+      </w:r>
+    </w:p>
+    <w:p>
+      <w:pPr>
+        <w:ind w:left="720" w:hanging="720"/>
+      </w:pPr>
+      <w:r>
         <w:lastRenderedPageBreak/>
-        <w:t>Tan, S. S.-L., &amp; Goonawardene, N. (2017). Internet health information seeking and the patient-physician relationship: A systematic review. Journal of Medical Internet Research, 19(1), e9. https://doi.org/10.2196/jmir.5729</w:t>
-      </w:r>
-    </w:p>
-    <w:p>
-      <w:pPr>
-        <w:ind w:left="720" w:hanging="720"/>
-      </w:pPr>
-      <w:r>
-        <w:t>Tomczak, M., &amp; Tomczak, E. (2014). The need to report effect size estimates revisited: An overview of some recommended measures of effect size. Trends in Sport Sciences, 21(1), 19-25.</w:t>
-      </w:r>
-    </w:p>
-    <w:p>
-      <w:pPr>
-        <w:ind w:left="720" w:hanging="720"/>
-      </w:pPr>
-      <w:r>
-        <w:t>Tripodi, F. (2018). Searching for alternative facts: Analyzing scriptural inference in conservative news practices. Data &amp; Society Research Institute.</w:t>
-      </w:r>
-    </w:p>
-    <w:p>
-      <w:pPr>
-        <w:ind w:left="720" w:hanging="720"/>
-      </w:pPr>
-      <w:r>
-        <w:t>Vallat, R. (2018). Pingouin: Statistics in Python. Journal of Open Source Software, 3(31), 1026. https://doi.org/10.21105/joss.01026</w:t>
-      </w:r>
-    </w:p>
-    <w:p>
-      <w:pPr>
-        <w:ind w:left="720" w:hanging="720"/>
-      </w:pPr>
-      <w:r>
-        <w:t>Virtanen, P., Gommers, R., Oliphant, T. E., Haberland, M., Reddy, T., Cournapeau, D., Burovski, E., Peterson, P., Weckesser, W., Bright, J., van der Walt, S. J., Brett, M., Wilson, J., Millman, K. J., Mayorov, N., Nelson, A. R. J., Jones, E., Kern, R., Larson, E., ... SciPy 1.0 Contributors. (2020). SciPy 1.0: Fundamental algorithms for scientific computing in Python. Nature Methods, 17(3), 261-272. https://doi.org/10.1038/s41592-019-0686-2</w:t>
-      </w:r>
-    </w:p>
-    <w:p>
-      <w:pPr>
-        <w:ind w:left="720" w:hanging="720"/>
-      </w:pPr>
-      <w:r>
-        <w:t>Wang, R. Y., &amp; Strong, D. M. (1996). Beyond accuracy: What data quality means to data consumers. Journal of Management Information Systems, 12(4), 5-33. https://doi.org/10.1080/07421222.1996.11518099</w:t>
-      </w:r>
-    </w:p>
-    <w:p>
-      <w:pPr>
-        <w:ind w:left="720" w:hanging="720"/>
-      </w:pPr>
-      <w:r>
-        <w:t>World Health Organization. (2018). Global action plan on physical activity 2018-2030: More active people for a healthier world. World Health Organization. https://www.who.int/publications/i/item/9789241514187</w:t>
-      </w:r>
-    </w:p>
-    <w:p>
-      <w:pPr>
-        <w:ind w:left="720" w:hanging="720"/>
-      </w:pPr>
-      <w:r>
-        <w:t>World Health Organization. (2020). WHO guidelines on physical activity and sedentary behaviour. World Health Organization. https://www.who.int/publications/i/item/9789240015128</w:t>
-      </w:r>
-    </w:p>
-    <w:p>
-      <w:pPr>
-        <w:ind w:left="720" w:hanging="720"/>
-      </w:pPr>
-      <w:r>
         <w:t>World Health Organization. (2021). Health promotion glossary of terms 2021. World Health Organization. https://www.who.int/publications/i/item/9789240038349</w:t>
       </w:r>
     </w:p>
@@ -13615,12 +13888,12 @@
         <w:pStyle w:val="Heading1"/>
         <w:jc w:val="left"/>
       </w:pPr>
-      <w:bookmarkStart w:id="36" w:name="_Toc225342116"/>
+      <w:bookmarkStart w:id="38" w:name="_Toc225385466"/>
       <w:r>
         <w:lastRenderedPageBreak/>
         <w:t>ANNEXES</w:t>
       </w:r>
-      <w:bookmarkEnd w:id="36"/>
+      <w:bookmarkEnd w:id="38"/>
     </w:p>
     <w:p>
       <w:r>
@@ -14599,24 +14872,623 @@
     <w:p>
       <w:r>
         <w:lastRenderedPageBreak/>
-        <w:t>APPENDIX C: COMPLETE DATA SUMMARY TABLES</w:t>
-      </w:r>
-    </w:p>
-    <w:p/>
-    <w:p>
-      <w:r>
-        <w:t>C.1 Sample Characteristics</w:t>
-      </w:r>
-    </w:p>
-    <w:p>
-      <w:r>
-        <w:t>Table C1. Creator Type Distribution by Platform</w:t>
+        <w:t>Appendix C: Data Summary Tables</w:t>
+      </w:r>
+    </w:p>
+    <w:p>
+      <w:r>
+        <w:t>Table C1. DISCERN Total Score Descriptive Statistics by Platform</w:t>
       </w:r>
     </w:p>
     <w:tbl>
       <w:tblPr>
         <w:tblStyle w:val="TableGrid"/>
         <w:tblW w:w="0" w:type="auto"/>
+        <w:jc w:val="center"/>
+        <w:tblLook w:val="04A0" w:firstRow="1" w:lastRow="0" w:firstColumn="1" w:lastColumn="0" w:noHBand="0" w:noVBand="1"/>
+      </w:tblPr>
+      <w:tblGrid>
+        <w:gridCol w:w="1176"/>
+        <w:gridCol w:w="1003"/>
+        <w:gridCol w:w="1003"/>
+        <w:gridCol w:w="1003"/>
+        <w:gridCol w:w="1003"/>
+        <w:gridCol w:w="1003"/>
+        <w:gridCol w:w="1003"/>
+        <w:gridCol w:w="1003"/>
+        <w:gridCol w:w="1003"/>
+      </w:tblGrid>
+      <w:tr>
+        <w:trPr>
+          <w:jc w:val="center"/>
+        </w:trPr>
+        <w:tc>
+          <w:tcPr>
+            <w:tcW w:w="1003" w:type="dxa"/>
+            <w:shd w:val="clear" w:color="auto" w:fill="D9E2F3"/>
+          </w:tcPr>
+          <w:p>
+            <w:r>
+              <w:t>Platform</w:t>
+            </w:r>
+          </w:p>
+        </w:tc>
+        <w:tc>
+          <w:tcPr>
+            <w:tcW w:w="1003" w:type="dxa"/>
+            <w:shd w:val="clear" w:color="auto" w:fill="D9E2F3"/>
+          </w:tcPr>
+          <w:p>
+            <w:r>
+              <w:t>n</w:t>
+            </w:r>
+          </w:p>
+        </w:tc>
+        <w:tc>
+          <w:tcPr>
+            <w:tcW w:w="1003" w:type="dxa"/>
+            <w:shd w:val="clear" w:color="auto" w:fill="D9E2F3"/>
+          </w:tcPr>
+          <w:p>
+            <w:r>
+              <w:t>M</w:t>
+            </w:r>
+          </w:p>
+        </w:tc>
+        <w:tc>
+          <w:tcPr>
+            <w:tcW w:w="1003" w:type="dxa"/>
+            <w:shd w:val="clear" w:color="auto" w:fill="D9E2F3"/>
+          </w:tcPr>
+          <w:p>
+            <w:r>
+              <w:t>SD</w:t>
+            </w:r>
+          </w:p>
+        </w:tc>
+        <w:tc>
+          <w:tcPr>
+            <w:tcW w:w="1003" w:type="dxa"/>
+            <w:shd w:val="clear" w:color="auto" w:fill="D9E2F3"/>
+          </w:tcPr>
+          <w:p>
+            <w:r>
+              <w:t>Mdn</w:t>
+            </w:r>
+          </w:p>
+        </w:tc>
+        <w:tc>
+          <w:tcPr>
+            <w:tcW w:w="1003" w:type="dxa"/>
+            <w:shd w:val="clear" w:color="auto" w:fill="D9E2F3"/>
+          </w:tcPr>
+          <w:p>
+            <w:r>
+              <w:t>Q1</w:t>
+            </w:r>
+          </w:p>
+        </w:tc>
+        <w:tc>
+          <w:tcPr>
+            <w:tcW w:w="1003" w:type="dxa"/>
+            <w:shd w:val="clear" w:color="auto" w:fill="D9E2F3"/>
+          </w:tcPr>
+          <w:p>
+            <w:r>
+              <w:t>Q3</w:t>
+            </w:r>
+          </w:p>
+        </w:tc>
+        <w:tc>
+          <w:tcPr>
+            <w:tcW w:w="1003" w:type="dxa"/>
+            <w:shd w:val="clear" w:color="auto" w:fill="D9E2F3"/>
+          </w:tcPr>
+          <w:p>
+            <w:r>
+              <w:t>Min</w:t>
+            </w:r>
+          </w:p>
+        </w:tc>
+        <w:tc>
+          <w:tcPr>
+            <w:tcW w:w="1003" w:type="dxa"/>
+            <w:shd w:val="clear" w:color="auto" w:fill="D9E2F3"/>
+          </w:tcPr>
+          <w:p>
+            <w:r>
+              <w:t>Max</w:t>
+            </w:r>
+          </w:p>
+        </w:tc>
+      </w:tr>
+      <w:tr>
+        <w:trPr>
+          <w:jc w:val="center"/>
+        </w:trPr>
+        <w:tc>
+          <w:tcPr>
+            <w:tcW w:w="1003" w:type="dxa"/>
+          </w:tcPr>
+          <w:p>
+            <w:r>
+              <w:t>Website</w:t>
+            </w:r>
+          </w:p>
+        </w:tc>
+        <w:tc>
+          <w:tcPr>
+            <w:tcW w:w="1003" w:type="dxa"/>
+          </w:tcPr>
+          <w:p>
+            <w:r>
+              <w:t>50</w:t>
+            </w:r>
+          </w:p>
+        </w:tc>
+        <w:tc>
+          <w:tcPr>
+            <w:tcW w:w="1003" w:type="dxa"/>
+          </w:tcPr>
+          <w:p>
+            <w:r>
+              <w:t>47.02</w:t>
+            </w:r>
+          </w:p>
+        </w:tc>
+        <w:tc>
+          <w:tcPr>
+            <w:tcW w:w="1003" w:type="dxa"/>
+          </w:tcPr>
+          <w:p>
+            <w:r>
+              <w:t>7.90</w:t>
+            </w:r>
+          </w:p>
+        </w:tc>
+        <w:tc>
+          <w:tcPr>
+            <w:tcW w:w="1003" w:type="dxa"/>
+          </w:tcPr>
+          <w:p>
+            <w:r>
+              <w:t>48.5</w:t>
+            </w:r>
+          </w:p>
+        </w:tc>
+        <w:tc>
+          <w:tcPr>
+            <w:tcW w:w="1003" w:type="dxa"/>
+          </w:tcPr>
+          <w:p>
+            <w:r>
+              <w:t>43.00</w:t>
+            </w:r>
+          </w:p>
+        </w:tc>
+        <w:tc>
+          <w:tcPr>
+            <w:tcW w:w="1003" w:type="dxa"/>
+          </w:tcPr>
+          <w:p>
+            <w:r>
+              <w:t>52.75</w:t>
+            </w:r>
+          </w:p>
+        </w:tc>
+        <w:tc>
+          <w:tcPr>
+            <w:tcW w:w="1003" w:type="dxa"/>
+          </w:tcPr>
+          <w:p>
+            <w:r>
+              <w:t>28</w:t>
+            </w:r>
+          </w:p>
+        </w:tc>
+        <w:tc>
+          <w:tcPr>
+            <w:tcW w:w="1003" w:type="dxa"/>
+          </w:tcPr>
+          <w:p>
+            <w:r>
+              <w:t>64</w:t>
+            </w:r>
+          </w:p>
+        </w:tc>
+      </w:tr>
+      <w:tr>
+        <w:trPr>
+          <w:jc w:val="center"/>
+        </w:trPr>
+        <w:tc>
+          <w:tcPr>
+            <w:tcW w:w="1003" w:type="dxa"/>
+          </w:tcPr>
+          <w:p>
+            <w:r>
+              <w:t>YouTube</w:t>
+            </w:r>
+          </w:p>
+        </w:tc>
+        <w:tc>
+          <w:tcPr>
+            <w:tcW w:w="1003" w:type="dxa"/>
+          </w:tcPr>
+          <w:p>
+            <w:r>
+              <w:t>50</w:t>
+            </w:r>
+          </w:p>
+        </w:tc>
+        <w:tc>
+          <w:tcPr>
+            <w:tcW w:w="1003" w:type="dxa"/>
+          </w:tcPr>
+          <w:p>
+            <w:r>
+              <w:t>42.88</w:t>
+            </w:r>
+          </w:p>
+        </w:tc>
+        <w:tc>
+          <w:tcPr>
+            <w:tcW w:w="1003" w:type="dxa"/>
+          </w:tcPr>
+          <w:p>
+            <w:r>
+              <w:t>7.10</w:t>
+            </w:r>
+          </w:p>
+        </w:tc>
+        <w:tc>
+          <w:tcPr>
+            <w:tcW w:w="1003" w:type="dxa"/>
+          </w:tcPr>
+          <w:p>
+            <w:r>
+              <w:t>42.0</w:t>
+            </w:r>
+          </w:p>
+        </w:tc>
+        <w:tc>
+          <w:tcPr>
+            <w:tcW w:w="1003" w:type="dxa"/>
+          </w:tcPr>
+          <w:p>
+            <w:r>
+              <w:t>38.00</w:t>
+            </w:r>
+          </w:p>
+        </w:tc>
+        <w:tc>
+          <w:tcPr>
+            <w:tcW w:w="1003" w:type="dxa"/>
+          </w:tcPr>
+          <w:p>
+            <w:r>
+              <w:t>47.00</w:t>
+            </w:r>
+          </w:p>
+        </w:tc>
+        <w:tc>
+          <w:tcPr>
+            <w:tcW w:w="1003" w:type="dxa"/>
+          </w:tcPr>
+          <w:p>
+            <w:r>
+              <w:t>30</w:t>
+            </w:r>
+          </w:p>
+        </w:tc>
+        <w:tc>
+          <w:tcPr>
+            <w:tcW w:w="1003" w:type="dxa"/>
+          </w:tcPr>
+          <w:p>
+            <w:r>
+              <w:t>57</w:t>
+            </w:r>
+          </w:p>
+        </w:tc>
+      </w:tr>
+      <w:tr>
+        <w:trPr>
+          <w:jc w:val="center"/>
+        </w:trPr>
+        <w:tc>
+          <w:tcPr>
+            <w:tcW w:w="1003" w:type="dxa"/>
+          </w:tcPr>
+          <w:p>
+            <w:r>
+              <w:t>TikTok</w:t>
+            </w:r>
+          </w:p>
+        </w:tc>
+        <w:tc>
+          <w:tcPr>
+            <w:tcW w:w="1003" w:type="dxa"/>
+          </w:tcPr>
+          <w:p>
+            <w:r>
+              <w:t>47</w:t>
+            </w:r>
+          </w:p>
+        </w:tc>
+        <w:tc>
+          <w:tcPr>
+            <w:tcW w:w="1003" w:type="dxa"/>
+          </w:tcPr>
+          <w:p>
+            <w:r>
+              <w:t>35.64</w:t>
+            </w:r>
+          </w:p>
+        </w:tc>
+        <w:tc>
+          <w:tcPr>
+            <w:tcW w:w="1003" w:type="dxa"/>
+          </w:tcPr>
+          <w:p>
+            <w:r>
+              <w:t>7.97</w:t>
+            </w:r>
+          </w:p>
+        </w:tc>
+        <w:tc>
+          <w:tcPr>
+            <w:tcW w:w="1003" w:type="dxa"/>
+          </w:tcPr>
+          <w:p>
+            <w:r>
+              <w:t>35.0</w:t>
+            </w:r>
+          </w:p>
+        </w:tc>
+        <w:tc>
+          <w:tcPr>
+            <w:tcW w:w="1003" w:type="dxa"/>
+          </w:tcPr>
+          <w:p>
+            <w:r>
+              <w:t>31.00</w:t>
+            </w:r>
+          </w:p>
+        </w:tc>
+        <w:tc>
+          <w:tcPr>
+            <w:tcW w:w="1003" w:type="dxa"/>
+          </w:tcPr>
+          <w:p>
+            <w:r>
+              <w:t>39.00</w:t>
+            </w:r>
+          </w:p>
+        </w:tc>
+        <w:tc>
+          <w:tcPr>
+            <w:tcW w:w="1003" w:type="dxa"/>
+          </w:tcPr>
+          <w:p>
+            <w:r>
+              <w:t>20</w:t>
+            </w:r>
+          </w:p>
+        </w:tc>
+        <w:tc>
+          <w:tcPr>
+            <w:tcW w:w="1003" w:type="dxa"/>
+          </w:tcPr>
+          <w:p>
+            <w:r>
+              <w:t>57</w:t>
+            </w:r>
+          </w:p>
+        </w:tc>
+      </w:tr>
+      <w:tr>
+        <w:trPr>
+          <w:jc w:val="center"/>
+        </w:trPr>
+        <w:tc>
+          <w:tcPr>
+            <w:tcW w:w="1003" w:type="dxa"/>
+          </w:tcPr>
+          <w:p>
+            <w:r>
+              <w:t>Instagram</w:t>
+            </w:r>
+          </w:p>
+        </w:tc>
+        <w:tc>
+          <w:tcPr>
+            <w:tcW w:w="1003" w:type="dxa"/>
+          </w:tcPr>
+          <w:p>
+            <w:r>
+              <w:t>50</w:t>
+            </w:r>
+          </w:p>
+        </w:tc>
+        <w:tc>
+          <w:tcPr>
+            <w:tcW w:w="1003" w:type="dxa"/>
+          </w:tcPr>
+          <w:p>
+            <w:r>
+              <w:t>28.98</w:t>
+            </w:r>
+          </w:p>
+        </w:tc>
+        <w:tc>
+          <w:tcPr>
+            <w:tcW w:w="1003" w:type="dxa"/>
+          </w:tcPr>
+          <w:p>
+            <w:r>
+              <w:t>6.82</w:t>
+            </w:r>
+          </w:p>
+        </w:tc>
+        <w:tc>
+          <w:tcPr>
+            <w:tcW w:w="1003" w:type="dxa"/>
+          </w:tcPr>
+          <w:p>
+            <w:r>
+              <w:t>27.5</w:t>
+            </w:r>
+          </w:p>
+        </w:tc>
+        <w:tc>
+          <w:tcPr>
+            <w:tcW w:w="1003" w:type="dxa"/>
+          </w:tcPr>
+          <w:p>
+            <w:r>
+              <w:t>25.00</w:t>
+            </w:r>
+          </w:p>
+        </w:tc>
+        <w:tc>
+          <w:tcPr>
+            <w:tcW w:w="1003" w:type="dxa"/>
+          </w:tcPr>
+          <w:p>
+            <w:r>
+              <w:t>34.00</w:t>
+            </w:r>
+          </w:p>
+        </w:tc>
+        <w:tc>
+          <w:tcPr>
+            <w:tcW w:w="1003" w:type="dxa"/>
+          </w:tcPr>
+          <w:p>
+            <w:r>
+              <w:t>17</w:t>
+            </w:r>
+          </w:p>
+        </w:tc>
+        <w:tc>
+          <w:tcPr>
+            <w:tcW w:w="1003" w:type="dxa"/>
+          </w:tcPr>
+          <w:p>
+            <w:r>
+              <w:t>52</w:t>
+            </w:r>
+          </w:p>
+        </w:tc>
+      </w:tr>
+      <w:tr>
+        <w:trPr>
+          <w:jc w:val="center"/>
+        </w:trPr>
+        <w:tc>
+          <w:tcPr>
+            <w:tcW w:w="1003" w:type="dxa"/>
+          </w:tcPr>
+          <w:p>
+            <w:r>
+              <w:t>Overall</w:t>
+            </w:r>
+          </w:p>
+        </w:tc>
+        <w:tc>
+          <w:tcPr>
+            <w:tcW w:w="1003" w:type="dxa"/>
+          </w:tcPr>
+          <w:p>
+            <w:r>
+              <w:t>197</w:t>
+            </w:r>
+          </w:p>
+        </w:tc>
+        <w:tc>
+          <w:tcPr>
+            <w:tcW w:w="1003" w:type="dxa"/>
+          </w:tcPr>
+          <w:p>
+            <w:r>
+              <w:t>38.68</w:t>
+            </w:r>
+          </w:p>
+        </w:tc>
+        <w:tc>
+          <w:tcPr>
+            <w:tcW w:w="1003" w:type="dxa"/>
+          </w:tcPr>
+          <w:p>
+            <w:r>
+              <w:t>10.16</w:t>
+            </w:r>
+          </w:p>
+        </w:tc>
+        <w:tc>
+          <w:tcPr>
+            <w:tcW w:w="1003" w:type="dxa"/>
+          </w:tcPr>
+          <w:p>
+            <w:r>
+              <w:t>38.0</w:t>
+            </w:r>
+          </w:p>
+        </w:tc>
+        <w:tc>
+          <w:tcPr>
+            <w:tcW w:w="1003" w:type="dxa"/>
+          </w:tcPr>
+          <w:p>
+            <w:r>
+              <w:t>—</w:t>
+            </w:r>
+          </w:p>
+        </w:tc>
+        <w:tc>
+          <w:tcPr>
+            <w:tcW w:w="1003" w:type="dxa"/>
+          </w:tcPr>
+          <w:p>
+            <w:r>
+              <w:t>—</w:t>
+            </w:r>
+          </w:p>
+        </w:tc>
+        <w:tc>
+          <w:tcPr>
+            <w:tcW w:w="1003" w:type="dxa"/>
+          </w:tcPr>
+          <w:p>
+            <w:r>
+              <w:t>17</w:t>
+            </w:r>
+          </w:p>
+        </w:tc>
+        <w:tc>
+          <w:tcPr>
+            <w:tcW w:w="1003" w:type="dxa"/>
+          </w:tcPr>
+          <w:p>
+            <w:r>
+              <w:t>64</w:t>
+            </w:r>
+          </w:p>
+        </w:tc>
+      </w:tr>
+    </w:tbl>
+    <w:p/>
+    <w:p>
+      <w:r>
+        <w:t>Table C2. DISCERN Quality Categories by Platform, n (%)</w:t>
+      </w:r>
+    </w:p>
+    <w:tbl>
+      <w:tblPr>
+        <w:tblStyle w:val="TableGrid"/>
+        <w:tblW w:w="0" w:type="auto"/>
+        <w:jc w:val="center"/>
         <w:tblLook w:val="04A0" w:firstRow="1" w:lastRow="0" w:firstColumn="1" w:lastColumn="0" w:noHBand="0" w:noVBand="1"/>
       </w:tblPr>
       <w:tblGrid>
@@ -14628,9 +15500,13 @@
         <w:gridCol w:w="1504"/>
       </w:tblGrid>
       <w:tr>
+        <w:trPr>
+          <w:jc w:val="center"/>
+        </w:trPr>
         <w:tc>
           <w:tcPr>
             <w:tcW w:w="1504" w:type="dxa"/>
+            <w:shd w:val="clear" w:color="auto" w:fill="D9E2F3"/>
           </w:tcPr>
           <w:p>
             <w:r>
@@ -14641,55 +15517,63 @@
         <w:tc>
           <w:tcPr>
             <w:tcW w:w="1504" w:type="dxa"/>
-          </w:tcPr>
-          <w:p>
-            <w:r>
-              <w:t>Healthcare Prof.</w:t>
+            <w:shd w:val="clear" w:color="auto" w:fill="D9E2F3"/>
+          </w:tcPr>
+          <w:p>
+            <w:r>
+              <w:t>Very Poor</w:t>
             </w:r>
           </w:p>
         </w:tc>
         <w:tc>
           <w:tcPr>
             <w:tcW w:w="1504" w:type="dxa"/>
-          </w:tcPr>
-          <w:p>
-            <w:r>
-              <w:t>Certified Fitness Prof.</w:t>
+            <w:shd w:val="clear" w:color="auto" w:fill="D9E2F3"/>
+          </w:tcPr>
+          <w:p>
+            <w:r>
+              <w:t>Poor</w:t>
             </w:r>
           </w:p>
         </w:tc>
         <w:tc>
           <w:tcPr>
             <w:tcW w:w="1504" w:type="dxa"/>
-          </w:tcPr>
-          <w:p>
-            <w:r>
-              <w:t>Fitness Influencer</w:t>
+            <w:shd w:val="clear" w:color="auto" w:fill="D9E2F3"/>
+          </w:tcPr>
+          <w:p>
+            <w:r>
+              <w:t>Fair</w:t>
             </w:r>
           </w:p>
         </w:tc>
         <w:tc>
           <w:tcPr>
             <w:tcW w:w="1504" w:type="dxa"/>
-          </w:tcPr>
-          <w:p>
-            <w:r>
-              <w:t>General User</w:t>
+            <w:shd w:val="clear" w:color="auto" w:fill="D9E2F3"/>
+          </w:tcPr>
+          <w:p>
+            <w:r>
+              <w:t>Good</w:t>
             </w:r>
           </w:p>
         </w:tc>
         <w:tc>
           <w:tcPr>
             <w:tcW w:w="1504" w:type="dxa"/>
-          </w:tcPr>
-          <w:p>
-            <w:r>
-              <w:t>Organisation</w:t>
+            <w:shd w:val="clear" w:color="auto" w:fill="D9E2F3"/>
+          </w:tcPr>
+          <w:p>
+            <w:r>
+              <w:t>Excellent</w:t>
             </w:r>
           </w:p>
         </w:tc>
       </w:tr>
       <w:tr>
+        <w:trPr>
+          <w:jc w:val="center"/>
+        </w:trPr>
         <w:tc>
           <w:tcPr>
             <w:tcW w:w="1504" w:type="dxa"/>
@@ -14706,7 +15590,7 @@
           </w:tcPr>
           <w:p>
             <w:r>
-              <w:t>5</w:t>
+              <w:t>0 (0%)</w:t>
             </w:r>
           </w:p>
         </w:tc>
@@ -14716,7 +15600,7 @@
           </w:tcPr>
           <w:p>
             <w:r>
-              <w:t>5</w:t>
+              <w:t>9 (18%)</w:t>
             </w:r>
           </w:p>
         </w:tc>
@@ -14726,7 +15610,7 @@
           </w:tcPr>
           <w:p>
             <w:r>
-              <w:t>0</w:t>
+              <w:t>22 (44%)</w:t>
             </w:r>
           </w:p>
         </w:tc>
@@ -14736,7 +15620,7 @@
           </w:tcPr>
           <w:p>
             <w:r>
-              <w:t>4</w:t>
+              <w:t>18 (36%)</w:t>
             </w:r>
           </w:p>
         </w:tc>
@@ -14746,12 +15630,15 @@
           </w:tcPr>
           <w:p>
             <w:r>
-              <w:t>36</w:t>
+              <w:t>1 (2%)</w:t>
             </w:r>
           </w:p>
         </w:tc>
       </w:tr>
       <w:tr>
+        <w:trPr>
+          <w:jc w:val="center"/>
+        </w:trPr>
         <w:tc>
           <w:tcPr>
             <w:tcW w:w="1504" w:type="dxa"/>
@@ -14768,7 +15655,7 @@
           </w:tcPr>
           <w:p>
             <w:r>
-              <w:t>3</w:t>
+              <w:t>0 (0%)</w:t>
             </w:r>
           </w:p>
         </w:tc>
@@ -14778,7 +15665,7 @@
           </w:tcPr>
           <w:p>
             <w:r>
-              <w:t>13</w:t>
+              <w:t>16 (32%)</w:t>
             </w:r>
           </w:p>
         </w:tc>
@@ -14788,7 +15675,7 @@
           </w:tcPr>
           <w:p>
             <w:r>
-              <w:t>16</w:t>
+              <w:t>24 (48%)</w:t>
             </w:r>
           </w:p>
         </w:tc>
@@ -14798,7 +15685,7 @@
           </w:tcPr>
           <w:p>
             <w:r>
-              <w:t>4</w:t>
+              <w:t>10 (20%)</w:t>
             </w:r>
           </w:p>
         </w:tc>
@@ -14808,12 +15695,15 @@
           </w:tcPr>
           <w:p>
             <w:r>
-              <w:t>14</w:t>
+              <w:t>0 (0%)</w:t>
             </w:r>
           </w:p>
         </w:tc>
       </w:tr>
       <w:tr>
+        <w:trPr>
+          <w:jc w:val="center"/>
+        </w:trPr>
         <w:tc>
           <w:tcPr>
             <w:tcW w:w="1504" w:type="dxa"/>
@@ -14830,7 +15720,7 @@
           </w:tcPr>
           <w:p>
             <w:r>
-              <w:t>8</w:t>
+              <w:t>6 (12.8%)</w:t>
             </w:r>
           </w:p>
         </w:tc>
@@ -14840,7 +15730,7 @@
           </w:tcPr>
           <w:p>
             <w:r>
-              <w:t>6</w:t>
+              <w:t>26 (55.3%)</w:t>
             </w:r>
           </w:p>
         </w:tc>
@@ -14850,7 +15740,7 @@
           </w:tcPr>
           <w:p>
             <w:r>
-              <w:t>19</w:t>
+              <w:t>13 (27.7%)</w:t>
             </w:r>
           </w:p>
         </w:tc>
@@ -14860,7 +15750,7 @@
           </w:tcPr>
           <w:p>
             <w:r>
-              <w:t>9</w:t>
+              <w:t>2 (4.3%)</w:t>
             </w:r>
           </w:p>
         </w:tc>
@@ -14870,12 +15760,15 @@
           </w:tcPr>
           <w:p>
             <w:r>
-              <w:t>5</w:t>
+              <w:t>0 (0%)</w:t>
             </w:r>
           </w:p>
         </w:tc>
       </w:tr>
       <w:tr>
+        <w:trPr>
+          <w:jc w:val="center"/>
+        </w:trPr>
         <w:tc>
           <w:tcPr>
             <w:tcW w:w="1504" w:type="dxa"/>
@@ -14892,7 +15785,7 @@
           </w:tcPr>
           <w:p>
             <w:r>
-              <w:t>3</w:t>
+              <w:t>21 (42%)</w:t>
             </w:r>
           </w:p>
         </w:tc>
@@ -14902,7 +15795,7 @@
           </w:tcPr>
           <w:p>
             <w:r>
-              <w:t>8</w:t>
+              <w:t>25 (50%)</w:t>
             </w:r>
           </w:p>
         </w:tc>
@@ -14912,7 +15805,7 @@
           </w:tcPr>
           <w:p>
             <w:r>
-              <w:t>3</w:t>
+              <w:t>3 (6%)</w:t>
             </w:r>
           </w:p>
         </w:tc>
@@ -14922,7 +15815,7 @@
           </w:tcPr>
           <w:p>
             <w:r>
-              <w:t>7</w:t>
+              <w:t>1 (2%)</w:t>
             </w:r>
           </w:p>
         </w:tc>
@@ -14932,706 +15825,351 @@
           </w:tcPr>
           <w:p>
             <w:r>
-              <w:t>29</w:t>
-            </w:r>
-          </w:p>
-        </w:tc>
-      </w:tr>
-      <w:tr>
-        <w:tc>
-          <w:tcPr>
-            <w:tcW w:w="1504" w:type="dxa"/>
-          </w:tcPr>
-          <w:p>
-            <w:r>
-              <w:t>Total</w:t>
-            </w:r>
-          </w:p>
-        </w:tc>
-        <w:tc>
-          <w:tcPr>
-            <w:tcW w:w="1504" w:type="dxa"/>
-          </w:tcPr>
-          <w:p>
-            <w:r>
-              <w:t>19</w:t>
-            </w:r>
-          </w:p>
-        </w:tc>
-        <w:tc>
-          <w:tcPr>
-            <w:tcW w:w="1504" w:type="dxa"/>
-          </w:tcPr>
-          <w:p>
-            <w:r>
-              <w:t>32</w:t>
-            </w:r>
-          </w:p>
-        </w:tc>
-        <w:tc>
-          <w:tcPr>
-            <w:tcW w:w="1504" w:type="dxa"/>
-          </w:tcPr>
-          <w:p>
-            <w:r>
-              <w:t>38</w:t>
-            </w:r>
-          </w:p>
-        </w:tc>
-        <w:tc>
-          <w:tcPr>
-            <w:tcW w:w="1504" w:type="dxa"/>
-          </w:tcPr>
-          <w:p>
-            <w:r>
-              <w:t>24</w:t>
-            </w:r>
-          </w:p>
-        </w:tc>
-        <w:tc>
-          <w:tcPr>
-            <w:tcW w:w="1504" w:type="dxa"/>
-          </w:tcPr>
-          <w:p>
-            <w:r>
-              <w:t>84</w:t>
+              <w:t>0 (0%)</w:t>
             </w:r>
           </w:p>
         </w:tc>
       </w:tr>
     </w:tbl>
+    <w:p>
+      <w:r>
+        <w:t>Note. Categories: Very Poor (16–26), Poor (27–38), Fair (39–50), Good (51–62), Excellent (63–80) (Sun et al., 2023).</w:t>
+      </w:r>
+    </w:p>
     <w:p/>
     <w:p>
       <w:r>
-        <w:t>Table C2. DISCERN Total Score Descriptive Statistics by Platform</w:t>
+        <w:t>Table C3. Pairwise Platform Comparisons (Mann-Whitney U, Bonferroni-Adjusted)</w:t>
       </w:r>
     </w:p>
     <w:tbl>
       <w:tblPr>
         <w:tblStyle w:val="TableGrid"/>
         <w:tblW w:w="0" w:type="auto"/>
+        <w:jc w:val="center"/>
         <w:tblLook w:val="04A0" w:firstRow="1" w:lastRow="0" w:firstColumn="1" w:lastColumn="0" w:noHBand="0" w:noVBand="1"/>
       </w:tblPr>
       <w:tblGrid>
-        <w:gridCol w:w="1176"/>
-        <w:gridCol w:w="882"/>
-        <w:gridCol w:w="894"/>
-        <w:gridCol w:w="894"/>
-        <w:gridCol w:w="950"/>
-        <w:gridCol w:w="894"/>
-        <w:gridCol w:w="894"/>
-        <w:gridCol w:w="885"/>
-        <w:gridCol w:w="887"/>
-        <w:gridCol w:w="886"/>
+        <w:gridCol w:w="2256"/>
+        <w:gridCol w:w="2256"/>
+        <w:gridCol w:w="2256"/>
+        <w:gridCol w:w="2256"/>
       </w:tblGrid>
       <w:tr>
-        <w:tc>
-          <w:tcPr>
-            <w:tcW w:w="903" w:type="dxa"/>
-          </w:tcPr>
-          <w:p>
-            <w:r>
-              <w:t>Platform</w:t>
-            </w:r>
-          </w:p>
-        </w:tc>
-        <w:tc>
-          <w:tcPr>
-            <w:tcW w:w="903" w:type="dxa"/>
-          </w:tcPr>
-          <w:p>
-            <w:r>
-              <w:t>n</w:t>
-            </w:r>
-          </w:p>
-        </w:tc>
-        <w:tc>
-          <w:tcPr>
-            <w:tcW w:w="903" w:type="dxa"/>
-          </w:tcPr>
-          <w:p>
-            <w:r>
-              <w:t>Mean</w:t>
-            </w:r>
-          </w:p>
-        </w:tc>
-        <w:tc>
-          <w:tcPr>
-            <w:tcW w:w="903" w:type="dxa"/>
-          </w:tcPr>
-          <w:p>
-            <w:r>
-              <w:t>SD</w:t>
-            </w:r>
-          </w:p>
-        </w:tc>
-        <w:tc>
-          <w:tcPr>
-            <w:tcW w:w="903" w:type="dxa"/>
-          </w:tcPr>
-          <w:p>
-            <w:r>
-              <w:t>Median</w:t>
-            </w:r>
-          </w:p>
-        </w:tc>
-        <w:tc>
-          <w:tcPr>
-            <w:tcW w:w="903" w:type="dxa"/>
-          </w:tcPr>
-          <w:p>
-            <w:r>
-              <w:t>Q1</w:t>
-            </w:r>
-          </w:p>
-        </w:tc>
-        <w:tc>
-          <w:tcPr>
-            <w:tcW w:w="903" w:type="dxa"/>
-          </w:tcPr>
-          <w:p>
-            <w:r>
-              <w:t>Q3</w:t>
-            </w:r>
-          </w:p>
-        </w:tc>
-        <w:tc>
-          <w:tcPr>
-            <w:tcW w:w="903" w:type="dxa"/>
-          </w:tcPr>
-          <w:p>
-            <w:r>
-              <w:t>Min</w:t>
-            </w:r>
-          </w:p>
-        </w:tc>
-        <w:tc>
-          <w:tcPr>
-            <w:tcW w:w="903" w:type="dxa"/>
-          </w:tcPr>
-          <w:p>
-            <w:r>
-              <w:t>Max</w:t>
-            </w:r>
-          </w:p>
-        </w:tc>
-        <w:tc>
-          <w:tcPr>
-            <w:tcW w:w="903" w:type="dxa"/>
-          </w:tcPr>
-          <w:p>
-            <w:r>
-              <w:t>IQR</w:t>
+        <w:trPr>
+          <w:jc w:val="center"/>
+        </w:trPr>
+        <w:tc>
+          <w:tcPr>
+            <w:tcW w:w="2256" w:type="dxa"/>
+            <w:shd w:val="clear" w:color="auto" w:fill="D9E2F3"/>
+          </w:tcPr>
+          <w:p>
+            <w:r>
+              <w:t>Comparison</w:t>
+            </w:r>
+          </w:p>
+        </w:tc>
+        <w:tc>
+          <w:tcPr>
+            <w:tcW w:w="2256" w:type="dxa"/>
+            <w:shd w:val="clear" w:color="auto" w:fill="D9E2F3"/>
+          </w:tcPr>
+          <w:p>
+            <w:r>
+              <w:t>U</w:t>
+            </w:r>
+          </w:p>
+        </w:tc>
+        <w:tc>
+          <w:tcPr>
+            <w:tcW w:w="2256" w:type="dxa"/>
+            <w:shd w:val="clear" w:color="auto" w:fill="D9E2F3"/>
+          </w:tcPr>
+          <w:p>
+            <w:r>
+              <w:t>p (adjusted)</w:t>
+            </w:r>
+          </w:p>
+        </w:tc>
+        <w:tc>
+          <w:tcPr>
+            <w:tcW w:w="2256" w:type="dxa"/>
+            <w:shd w:val="clear" w:color="auto" w:fill="D9E2F3"/>
+          </w:tcPr>
+          <w:p>
+            <w:r>
+              <w:t>r</w:t>
             </w:r>
           </w:p>
         </w:tc>
       </w:tr>
       <w:tr>
-        <w:tc>
-          <w:tcPr>
-            <w:tcW w:w="903" w:type="dxa"/>
-          </w:tcPr>
-          <w:p>
-            <w:r>
-              <w:t>Website</w:t>
-            </w:r>
-          </w:p>
-        </w:tc>
-        <w:tc>
-          <w:tcPr>
-            <w:tcW w:w="903" w:type="dxa"/>
-          </w:tcPr>
-          <w:p>
-            <w:r>
-              <w:t>50</w:t>
-            </w:r>
-          </w:p>
-        </w:tc>
-        <w:tc>
-          <w:tcPr>
-            <w:tcW w:w="903" w:type="dxa"/>
-          </w:tcPr>
-          <w:p>
-            <w:r>
-              <w:t>47.02</w:t>
-            </w:r>
-          </w:p>
-        </w:tc>
-        <w:tc>
-          <w:tcPr>
-            <w:tcW w:w="903" w:type="dxa"/>
-          </w:tcPr>
-          <w:p>
-            <w:r>
-              <w:t>7.90</w:t>
-            </w:r>
-          </w:p>
-        </w:tc>
-        <w:tc>
-          <w:tcPr>
-            <w:tcW w:w="903" w:type="dxa"/>
-          </w:tcPr>
-          <w:p>
-            <w:r>
-              <w:t>48.5</w:t>
-            </w:r>
-          </w:p>
-        </w:tc>
-        <w:tc>
-          <w:tcPr>
-            <w:tcW w:w="903" w:type="dxa"/>
-          </w:tcPr>
-          <w:p>
-            <w:r>
-              <w:t>43.00</w:t>
-            </w:r>
-          </w:p>
-        </w:tc>
-        <w:tc>
-          <w:tcPr>
-            <w:tcW w:w="903" w:type="dxa"/>
-          </w:tcPr>
-          <w:p>
-            <w:r>
-              <w:t>52.75</w:t>
-            </w:r>
-          </w:p>
-        </w:tc>
-        <w:tc>
-          <w:tcPr>
-            <w:tcW w:w="903" w:type="dxa"/>
-          </w:tcPr>
-          <w:p>
-            <w:r>
-              <w:t>28</w:t>
-            </w:r>
-          </w:p>
-        </w:tc>
-        <w:tc>
-          <w:tcPr>
-            <w:tcW w:w="903" w:type="dxa"/>
-          </w:tcPr>
-          <w:p>
-            <w:r>
-              <w:t>64</w:t>
-            </w:r>
-          </w:p>
-        </w:tc>
-        <w:tc>
-          <w:tcPr>
-            <w:tcW w:w="903" w:type="dxa"/>
-          </w:tcPr>
-          <w:p>
-            <w:r>
-              <w:t>9.75</w:t>
+        <w:trPr>
+          <w:jc w:val="center"/>
+        </w:trPr>
+        <w:tc>
+          <w:tcPr>
+            <w:tcW w:w="2256" w:type="dxa"/>
+          </w:tcPr>
+          <w:p>
+            <w:r>
+              <w:t>Website vs YouTube</w:t>
+            </w:r>
+          </w:p>
+        </w:tc>
+        <w:tc>
+          <w:tcPr>
+            <w:tcW w:w="2256" w:type="dxa"/>
+          </w:tcPr>
+          <w:p>
+            <w:r>
+              <w:t>1646</w:t>
+            </w:r>
+          </w:p>
+        </w:tc>
+        <w:tc>
+          <w:tcPr>
+            <w:tcW w:w="2256" w:type="dxa"/>
+          </w:tcPr>
+          <w:p>
+            <w:r>
+              <w:t>.038</w:t>
+            </w:r>
+          </w:p>
+        </w:tc>
+        <w:tc>
+          <w:tcPr>
+            <w:tcW w:w="2256" w:type="dxa"/>
+          </w:tcPr>
+          <w:p>
+            <w:r>
+              <w:t>-0.316</w:t>
             </w:r>
           </w:p>
         </w:tc>
       </w:tr>
       <w:tr>
-        <w:tc>
-          <w:tcPr>
-            <w:tcW w:w="903" w:type="dxa"/>
-          </w:tcPr>
-          <w:p>
-            <w:r>
-              <w:t>YouTube</w:t>
-            </w:r>
-          </w:p>
-        </w:tc>
-        <w:tc>
-          <w:tcPr>
-            <w:tcW w:w="903" w:type="dxa"/>
-          </w:tcPr>
-          <w:p>
-            <w:r>
-              <w:t>50</w:t>
-            </w:r>
-          </w:p>
-        </w:tc>
-        <w:tc>
-          <w:tcPr>
-            <w:tcW w:w="903" w:type="dxa"/>
-          </w:tcPr>
-          <w:p>
-            <w:r>
-              <w:t>42.88</w:t>
-            </w:r>
-          </w:p>
-        </w:tc>
-        <w:tc>
-          <w:tcPr>
-            <w:tcW w:w="903" w:type="dxa"/>
-          </w:tcPr>
-          <w:p>
-            <w:r>
-              <w:t>7.10</w:t>
-            </w:r>
-          </w:p>
-        </w:tc>
-        <w:tc>
-          <w:tcPr>
-            <w:tcW w:w="903" w:type="dxa"/>
-          </w:tcPr>
-          <w:p>
-            <w:r>
-              <w:t>42.0</w:t>
-            </w:r>
-          </w:p>
-        </w:tc>
-        <w:tc>
-          <w:tcPr>
-            <w:tcW w:w="903" w:type="dxa"/>
-          </w:tcPr>
-          <w:p>
-            <w:r>
-              <w:t>38.00</w:t>
-            </w:r>
-          </w:p>
-        </w:tc>
-        <w:tc>
-          <w:tcPr>
-            <w:tcW w:w="903" w:type="dxa"/>
-          </w:tcPr>
-          <w:p>
-            <w:r>
-              <w:t>47.00</w:t>
-            </w:r>
-          </w:p>
-        </w:tc>
-        <w:tc>
-          <w:tcPr>
-            <w:tcW w:w="903" w:type="dxa"/>
-          </w:tcPr>
-          <w:p>
-            <w:r>
-              <w:t>30</w:t>
-            </w:r>
-          </w:p>
-        </w:tc>
-        <w:tc>
-          <w:tcPr>
-            <w:tcW w:w="903" w:type="dxa"/>
-          </w:tcPr>
-          <w:p>
-            <w:r>
-              <w:t>57</w:t>
-            </w:r>
-          </w:p>
-        </w:tc>
-        <w:tc>
-          <w:tcPr>
-            <w:tcW w:w="903" w:type="dxa"/>
-          </w:tcPr>
-          <w:p>
-            <w:r>
-              <w:t>9.00</w:t>
+        <w:trPr>
+          <w:jc w:val="center"/>
+        </w:trPr>
+        <w:tc>
+          <w:tcPr>
+            <w:tcW w:w="2256" w:type="dxa"/>
+          </w:tcPr>
+          <w:p>
+            <w:r>
+              <w:t>Website vs TikTok</w:t>
+            </w:r>
+          </w:p>
+        </w:tc>
+        <w:tc>
+          <w:tcPr>
+            <w:tcW w:w="2256" w:type="dxa"/>
+          </w:tcPr>
+          <w:p>
+            <w:r>
+              <w:t>1972</w:t>
+            </w:r>
+          </w:p>
+        </w:tc>
+        <w:tc>
+          <w:tcPr>
+            <w:tcW w:w="2256" w:type="dxa"/>
+          </w:tcPr>
+          <w:p>
+            <w:r>
+              <w:t>&lt; .001</w:t>
+            </w:r>
+          </w:p>
+        </w:tc>
+        <w:tc>
+          <w:tcPr>
+            <w:tcW w:w="2256" w:type="dxa"/>
+          </w:tcPr>
+          <w:p>
+            <w:r>
+              <w:t>-0.678</w:t>
             </w:r>
           </w:p>
         </w:tc>
       </w:tr>
       <w:tr>
-        <w:tc>
-          <w:tcPr>
-            <w:tcW w:w="903" w:type="dxa"/>
-          </w:tcPr>
-          <w:p>
-            <w:r>
-              <w:t>TikTok</w:t>
-            </w:r>
-          </w:p>
-        </w:tc>
-        <w:tc>
-          <w:tcPr>
-            <w:tcW w:w="903" w:type="dxa"/>
-          </w:tcPr>
-          <w:p>
-            <w:r>
-              <w:t>47</w:t>
-            </w:r>
-          </w:p>
-        </w:tc>
-        <w:tc>
-          <w:tcPr>
-            <w:tcW w:w="903" w:type="dxa"/>
-          </w:tcPr>
-          <w:p>
-            <w:r>
-              <w:t>35.64</w:t>
-            </w:r>
-          </w:p>
-        </w:tc>
-        <w:tc>
-          <w:tcPr>
-            <w:tcW w:w="903" w:type="dxa"/>
-          </w:tcPr>
-          <w:p>
-            <w:r>
-              <w:t>7.97</w:t>
-            </w:r>
-          </w:p>
-        </w:tc>
-        <w:tc>
-          <w:tcPr>
-            <w:tcW w:w="903" w:type="dxa"/>
-          </w:tcPr>
-          <w:p>
-            <w:r>
-              <w:t>35.0</w:t>
-            </w:r>
-          </w:p>
-        </w:tc>
-        <w:tc>
-          <w:tcPr>
-            <w:tcW w:w="903" w:type="dxa"/>
-          </w:tcPr>
-          <w:p>
-            <w:r>
-              <w:t>31.00</w:t>
-            </w:r>
-          </w:p>
-        </w:tc>
-        <w:tc>
-          <w:tcPr>
-            <w:tcW w:w="903" w:type="dxa"/>
-          </w:tcPr>
-          <w:p>
-            <w:r>
-              <w:t>39.00</w:t>
-            </w:r>
-          </w:p>
-        </w:tc>
-        <w:tc>
-          <w:tcPr>
-            <w:tcW w:w="903" w:type="dxa"/>
-          </w:tcPr>
-          <w:p>
-            <w:r>
-              <w:t>20</w:t>
-            </w:r>
-          </w:p>
-        </w:tc>
-        <w:tc>
-          <w:tcPr>
-            <w:tcW w:w="903" w:type="dxa"/>
-          </w:tcPr>
-          <w:p>
-            <w:r>
-              <w:t>57</w:t>
-            </w:r>
-          </w:p>
-        </w:tc>
-        <w:tc>
-          <w:tcPr>
-            <w:tcW w:w="903" w:type="dxa"/>
-          </w:tcPr>
-          <w:p>
-            <w:r>
-              <w:t>8.00</w:t>
+        <w:trPr>
+          <w:jc w:val="center"/>
+        </w:trPr>
+        <w:tc>
+          <w:tcPr>
+            <w:tcW w:w="2256" w:type="dxa"/>
+          </w:tcPr>
+          <w:p>
+            <w:r>
+              <w:t>Website vs Instagram</w:t>
+            </w:r>
+          </w:p>
+        </w:tc>
+        <w:tc>
+          <w:tcPr>
+            <w:tcW w:w="2256" w:type="dxa"/>
+          </w:tcPr>
+          <w:p>
+            <w:r>
+              <w:t>2364</w:t>
+            </w:r>
+          </w:p>
+        </w:tc>
+        <w:tc>
+          <w:tcPr>
+            <w:tcW w:w="2256" w:type="dxa"/>
+          </w:tcPr>
+          <w:p>
+            <w:r>
+              <w:t>&lt; .001</w:t>
+            </w:r>
+          </w:p>
+        </w:tc>
+        <w:tc>
+          <w:tcPr>
+            <w:tcW w:w="2256" w:type="dxa"/>
+          </w:tcPr>
+          <w:p>
+            <w:r>
+              <w:t>-0.891</w:t>
             </w:r>
           </w:p>
         </w:tc>
       </w:tr>
       <w:tr>
-        <w:tc>
-          <w:tcPr>
-            <w:tcW w:w="903" w:type="dxa"/>
-          </w:tcPr>
-          <w:p>
-            <w:r>
-              <w:t>Instagram</w:t>
-            </w:r>
-          </w:p>
-        </w:tc>
-        <w:tc>
-          <w:tcPr>
-            <w:tcW w:w="903" w:type="dxa"/>
-          </w:tcPr>
-          <w:p>
-            <w:r>
-              <w:t>50</w:t>
-            </w:r>
-          </w:p>
-        </w:tc>
-        <w:tc>
-          <w:tcPr>
-            <w:tcW w:w="903" w:type="dxa"/>
-          </w:tcPr>
-          <w:p>
-            <w:r>
-              <w:t>28.98</w:t>
-            </w:r>
-          </w:p>
-        </w:tc>
-        <w:tc>
-          <w:tcPr>
-            <w:tcW w:w="903" w:type="dxa"/>
-          </w:tcPr>
-          <w:p>
-            <w:r>
-              <w:t>6.82</w:t>
-            </w:r>
-          </w:p>
-        </w:tc>
-        <w:tc>
-          <w:tcPr>
-            <w:tcW w:w="903" w:type="dxa"/>
-          </w:tcPr>
-          <w:p>
-            <w:r>
-              <w:t>27.5</w:t>
-            </w:r>
-          </w:p>
-        </w:tc>
-        <w:tc>
-          <w:tcPr>
-            <w:tcW w:w="903" w:type="dxa"/>
-          </w:tcPr>
-          <w:p>
-            <w:r>
-              <w:t>25.00</w:t>
-            </w:r>
-          </w:p>
-        </w:tc>
-        <w:tc>
-          <w:tcPr>
-            <w:tcW w:w="903" w:type="dxa"/>
-          </w:tcPr>
-          <w:p>
-            <w:r>
-              <w:t>34.00</w:t>
-            </w:r>
-          </w:p>
-        </w:tc>
-        <w:tc>
-          <w:tcPr>
-            <w:tcW w:w="903" w:type="dxa"/>
-          </w:tcPr>
-          <w:p>
-            <w:r>
-              <w:t>17</w:t>
-            </w:r>
-          </w:p>
-        </w:tc>
-        <w:tc>
-          <w:tcPr>
-            <w:tcW w:w="903" w:type="dxa"/>
-          </w:tcPr>
-          <w:p>
-            <w:r>
-              <w:t>52</w:t>
-            </w:r>
-          </w:p>
-        </w:tc>
-        <w:tc>
-          <w:tcPr>
-            <w:tcW w:w="903" w:type="dxa"/>
-          </w:tcPr>
-          <w:p>
-            <w:r>
-              <w:t>9.00</w:t>
+        <w:trPr>
+          <w:jc w:val="center"/>
+        </w:trPr>
+        <w:tc>
+          <w:tcPr>
+            <w:tcW w:w="2256" w:type="dxa"/>
+          </w:tcPr>
+          <w:p>
+            <w:r>
+              <w:t>YouTube vs TikTok</w:t>
+            </w:r>
+          </w:p>
+        </w:tc>
+        <w:tc>
+          <w:tcPr>
+            <w:tcW w:w="2256" w:type="dxa"/>
+          </w:tcPr>
+          <w:p>
+            <w:r>
+              <w:t>1775</w:t>
+            </w:r>
+          </w:p>
+        </w:tc>
+        <w:tc>
+          <w:tcPr>
+            <w:tcW w:w="2256" w:type="dxa"/>
+          </w:tcPr>
+          <w:p>
+            <w:r>
+              <w:t>&lt; .001</w:t>
+            </w:r>
+          </w:p>
+        </w:tc>
+        <w:tc>
+          <w:tcPr>
+            <w:tcW w:w="2256" w:type="dxa"/>
+          </w:tcPr>
+          <w:p>
+            <w:r>
+              <w:t>-0.511</w:t>
             </w:r>
           </w:p>
         </w:tc>
       </w:tr>
       <w:tr>
-        <w:tc>
-          <w:tcPr>
-            <w:tcW w:w="903" w:type="dxa"/>
-          </w:tcPr>
-          <w:p>
-            <w:r>
-              <w:t>Overall</w:t>
-            </w:r>
-          </w:p>
-        </w:tc>
-        <w:tc>
-          <w:tcPr>
-            <w:tcW w:w="903" w:type="dxa"/>
-          </w:tcPr>
-          <w:p>
-            <w:r>
-              <w:t>197</w:t>
-            </w:r>
-          </w:p>
-        </w:tc>
-        <w:tc>
-          <w:tcPr>
-            <w:tcW w:w="903" w:type="dxa"/>
-          </w:tcPr>
-          <w:p>
-            <w:r>
-              <w:t>38.68</w:t>
-            </w:r>
-          </w:p>
-        </w:tc>
-        <w:tc>
-          <w:tcPr>
-            <w:tcW w:w="903" w:type="dxa"/>
-          </w:tcPr>
-          <w:p>
-            <w:r>
-              <w:t>10.16</w:t>
-            </w:r>
-          </w:p>
-        </w:tc>
-        <w:tc>
-          <w:tcPr>
-            <w:tcW w:w="903" w:type="dxa"/>
-          </w:tcPr>
-          <w:p>
-            <w:r>
-              <w:t>38.0</w:t>
-            </w:r>
-          </w:p>
-        </w:tc>
-        <w:tc>
-          <w:tcPr>
-            <w:tcW w:w="903" w:type="dxa"/>
-          </w:tcPr>
-          <w:p>
-            <w:r>
-              <w:t>—</w:t>
-            </w:r>
-          </w:p>
-        </w:tc>
-        <w:tc>
-          <w:tcPr>
-            <w:tcW w:w="903" w:type="dxa"/>
-          </w:tcPr>
-          <w:p>
-            <w:r>
-              <w:t>—</w:t>
-            </w:r>
-          </w:p>
-        </w:tc>
-        <w:tc>
-          <w:tcPr>
-            <w:tcW w:w="903" w:type="dxa"/>
-          </w:tcPr>
-          <w:p>
-            <w:r>
-              <w:t>17</w:t>
-            </w:r>
-          </w:p>
-        </w:tc>
-        <w:tc>
-          <w:tcPr>
-            <w:tcW w:w="903" w:type="dxa"/>
-          </w:tcPr>
-          <w:p>
-            <w:r>
-              <w:t>64</w:t>
-            </w:r>
-          </w:p>
-        </w:tc>
-        <w:tc>
-          <w:tcPr>
-            <w:tcW w:w="903" w:type="dxa"/>
-          </w:tcPr>
-          <w:p>
-            <w:r>
-              <w:t>—</w:t>
+        <w:trPr>
+          <w:jc w:val="center"/>
+        </w:trPr>
+        <w:tc>
+          <w:tcPr>
+            <w:tcW w:w="2256" w:type="dxa"/>
+          </w:tcPr>
+          <w:p>
+            <w:r>
+              <w:t>YouTube vs Instagram</w:t>
+            </w:r>
+          </w:p>
+        </w:tc>
+        <w:tc>
+          <w:tcPr>
+            <w:tcW w:w="2256" w:type="dxa"/>
+          </w:tcPr>
+          <w:p>
+            <w:r>
+              <w:t>2313</w:t>
+            </w:r>
+          </w:p>
+        </w:tc>
+        <w:tc>
+          <w:tcPr>
+            <w:tcW w:w="2256" w:type="dxa"/>
+          </w:tcPr>
+          <w:p>
+            <w:r>
+              <w:t>&lt; .001</w:t>
+            </w:r>
+          </w:p>
+        </w:tc>
+        <w:tc>
+          <w:tcPr>
+            <w:tcW w:w="2256" w:type="dxa"/>
+          </w:tcPr>
+          <w:p>
+            <w:r>
+              <w:t>-0.850</w:t>
+            </w:r>
+          </w:p>
+        </w:tc>
+      </w:tr>
+      <w:tr>
+        <w:trPr>
+          <w:jc w:val="center"/>
+        </w:trPr>
+        <w:tc>
+          <w:tcPr>
+            <w:tcW w:w="2256" w:type="dxa"/>
+          </w:tcPr>
+          <w:p>
+            <w:r>
+              <w:t>TikTok vs Instagram</w:t>
+            </w:r>
+          </w:p>
+        </w:tc>
+        <w:tc>
+          <w:tcPr>
+            <w:tcW w:w="2256" w:type="dxa"/>
+          </w:tcPr>
+          <w:p>
+            <w:r>
+              <w:t>1740</w:t>
+            </w:r>
+          </w:p>
+        </w:tc>
+        <w:tc>
+          <w:tcPr>
+            <w:tcW w:w="2256" w:type="dxa"/>
+          </w:tcPr>
+          <w:p>
+            <w:r>
+              <w:t>&lt; .001</w:t>
+            </w:r>
+          </w:p>
+        </w:tc>
+        <w:tc>
+          <w:tcPr>
+            <w:tcW w:w="2256" w:type="dxa"/>
+          </w:tcPr>
+          <w:p>
+            <w:r>
+              <w:t>-0.480</w:t>
             </w:r>
           </w:p>
         </w:tc>
@@ -15640,681 +16178,15 @@
     <w:p/>
     <w:p>
       <w:r>
-        <w:t>Table C3. DISCERN Quality Category Distribution by Platform (n and %)</w:t>
+        <w:lastRenderedPageBreak/>
+        <w:t>Table C4. JAMA Benchmark Compliance by Platform (%)</w:t>
       </w:r>
     </w:p>
     <w:tbl>
       <w:tblPr>
         <w:tblStyle w:val="TableGrid"/>
         <w:tblW w:w="0" w:type="auto"/>
-        <w:tblLook w:val="04A0" w:firstRow="1" w:lastRow="0" w:firstColumn="1" w:lastColumn="0" w:noHBand="0" w:noVBand="1"/>
-      </w:tblPr>
-      <w:tblGrid>
-        <w:gridCol w:w="1504"/>
-        <w:gridCol w:w="1504"/>
-        <w:gridCol w:w="1504"/>
-        <w:gridCol w:w="1504"/>
-        <w:gridCol w:w="1504"/>
-        <w:gridCol w:w="1504"/>
-      </w:tblGrid>
-      <w:tr>
-        <w:tc>
-          <w:tcPr>
-            <w:tcW w:w="1504" w:type="dxa"/>
-          </w:tcPr>
-          <w:p>
-            <w:r>
-              <w:t>Platform</w:t>
-            </w:r>
-          </w:p>
-        </w:tc>
-        <w:tc>
-          <w:tcPr>
-            <w:tcW w:w="1504" w:type="dxa"/>
-          </w:tcPr>
-          <w:p>
-            <w:r>
-              <w:t>Very Poor n (%)</w:t>
-            </w:r>
-          </w:p>
-        </w:tc>
-        <w:tc>
-          <w:tcPr>
-            <w:tcW w:w="1504" w:type="dxa"/>
-          </w:tcPr>
-          <w:p>
-            <w:r>
-              <w:t>Poor n (%)</w:t>
-            </w:r>
-          </w:p>
-        </w:tc>
-        <w:tc>
-          <w:tcPr>
-            <w:tcW w:w="1504" w:type="dxa"/>
-          </w:tcPr>
-          <w:p>
-            <w:r>
-              <w:t>Fair n (%)</w:t>
-            </w:r>
-          </w:p>
-        </w:tc>
-        <w:tc>
-          <w:tcPr>
-            <w:tcW w:w="1504" w:type="dxa"/>
-          </w:tcPr>
-          <w:p>
-            <w:r>
-              <w:t>Good n (%)</w:t>
-            </w:r>
-          </w:p>
-        </w:tc>
-        <w:tc>
-          <w:tcPr>
-            <w:tcW w:w="1504" w:type="dxa"/>
-          </w:tcPr>
-          <w:p>
-            <w:r>
-              <w:t>Excellent n (%)</w:t>
-            </w:r>
-          </w:p>
-        </w:tc>
-      </w:tr>
-      <w:tr>
-        <w:tc>
-          <w:tcPr>
-            <w:tcW w:w="1504" w:type="dxa"/>
-          </w:tcPr>
-          <w:p>
-            <w:r>
-              <w:t>Website</w:t>
-            </w:r>
-          </w:p>
-        </w:tc>
-        <w:tc>
-          <w:tcPr>
-            <w:tcW w:w="1504" w:type="dxa"/>
-          </w:tcPr>
-          <w:p>
-            <w:r>
-              <w:t>0 (0%)</w:t>
-            </w:r>
-          </w:p>
-        </w:tc>
-        <w:tc>
-          <w:tcPr>
-            <w:tcW w:w="1504" w:type="dxa"/>
-          </w:tcPr>
-          <w:p>
-            <w:r>
-              <w:t>9 (18%)</w:t>
-            </w:r>
-          </w:p>
-        </w:tc>
-        <w:tc>
-          <w:tcPr>
-            <w:tcW w:w="1504" w:type="dxa"/>
-          </w:tcPr>
-          <w:p>
-            <w:r>
-              <w:t>22 (44%)</w:t>
-            </w:r>
-          </w:p>
-        </w:tc>
-        <w:tc>
-          <w:tcPr>
-            <w:tcW w:w="1504" w:type="dxa"/>
-          </w:tcPr>
-          <w:p>
-            <w:r>
-              <w:t>18 (36%)</w:t>
-            </w:r>
-          </w:p>
-        </w:tc>
-        <w:tc>
-          <w:tcPr>
-            <w:tcW w:w="1504" w:type="dxa"/>
-          </w:tcPr>
-          <w:p>
-            <w:r>
-              <w:t>1 (2%)</w:t>
-            </w:r>
-          </w:p>
-        </w:tc>
-      </w:tr>
-      <w:tr>
-        <w:tc>
-          <w:tcPr>
-            <w:tcW w:w="1504" w:type="dxa"/>
-          </w:tcPr>
-          <w:p>
-            <w:r>
-              <w:t>YouTube</w:t>
-            </w:r>
-          </w:p>
-        </w:tc>
-        <w:tc>
-          <w:tcPr>
-            <w:tcW w:w="1504" w:type="dxa"/>
-          </w:tcPr>
-          <w:p>
-            <w:r>
-              <w:t>0 (0%)</w:t>
-            </w:r>
-          </w:p>
-        </w:tc>
-        <w:tc>
-          <w:tcPr>
-            <w:tcW w:w="1504" w:type="dxa"/>
-          </w:tcPr>
-          <w:p>
-            <w:r>
-              <w:t>16 (32%)</w:t>
-            </w:r>
-          </w:p>
-        </w:tc>
-        <w:tc>
-          <w:tcPr>
-            <w:tcW w:w="1504" w:type="dxa"/>
-          </w:tcPr>
-          <w:p>
-            <w:r>
-              <w:t>24 (48%)</w:t>
-            </w:r>
-          </w:p>
-        </w:tc>
-        <w:tc>
-          <w:tcPr>
-            <w:tcW w:w="1504" w:type="dxa"/>
-          </w:tcPr>
-          <w:p>
-            <w:r>
-              <w:t>10 (20%)</w:t>
-            </w:r>
-          </w:p>
-        </w:tc>
-        <w:tc>
-          <w:tcPr>
-            <w:tcW w:w="1504" w:type="dxa"/>
-          </w:tcPr>
-          <w:p>
-            <w:r>
-              <w:t>0 (0%)</w:t>
-            </w:r>
-          </w:p>
-        </w:tc>
-      </w:tr>
-      <w:tr>
-        <w:tc>
-          <w:tcPr>
-            <w:tcW w:w="1504" w:type="dxa"/>
-          </w:tcPr>
-          <w:p>
-            <w:r>
-              <w:t>TikTok</w:t>
-            </w:r>
-          </w:p>
-        </w:tc>
-        <w:tc>
-          <w:tcPr>
-            <w:tcW w:w="1504" w:type="dxa"/>
-          </w:tcPr>
-          <w:p>
-            <w:r>
-              <w:t>6 (12.8%)</w:t>
-            </w:r>
-          </w:p>
-        </w:tc>
-        <w:tc>
-          <w:tcPr>
-            <w:tcW w:w="1504" w:type="dxa"/>
-          </w:tcPr>
-          <w:p>
-            <w:r>
-              <w:t>26 (55.3%)</w:t>
-            </w:r>
-          </w:p>
-        </w:tc>
-        <w:tc>
-          <w:tcPr>
-            <w:tcW w:w="1504" w:type="dxa"/>
-          </w:tcPr>
-          <w:p>
-            <w:r>
-              <w:t>13 (27.7%)</w:t>
-            </w:r>
-          </w:p>
-        </w:tc>
-        <w:tc>
-          <w:tcPr>
-            <w:tcW w:w="1504" w:type="dxa"/>
-          </w:tcPr>
-          <w:p>
-            <w:r>
-              <w:t>2 (4.3%)</w:t>
-            </w:r>
-          </w:p>
-        </w:tc>
-        <w:tc>
-          <w:tcPr>
-            <w:tcW w:w="1504" w:type="dxa"/>
-          </w:tcPr>
-          <w:p>
-            <w:r>
-              <w:t>0 (0%)</w:t>
-            </w:r>
-          </w:p>
-        </w:tc>
-      </w:tr>
-      <w:tr>
-        <w:tc>
-          <w:tcPr>
-            <w:tcW w:w="1504" w:type="dxa"/>
-          </w:tcPr>
-          <w:p>
-            <w:r>
-              <w:t>Instagram</w:t>
-            </w:r>
-          </w:p>
-        </w:tc>
-        <w:tc>
-          <w:tcPr>
-            <w:tcW w:w="1504" w:type="dxa"/>
-          </w:tcPr>
-          <w:p>
-            <w:r>
-              <w:t>21 (42%)</w:t>
-            </w:r>
-          </w:p>
-        </w:tc>
-        <w:tc>
-          <w:tcPr>
-            <w:tcW w:w="1504" w:type="dxa"/>
-          </w:tcPr>
-          <w:p>
-            <w:r>
-              <w:t>25 (50%)</w:t>
-            </w:r>
-          </w:p>
-        </w:tc>
-        <w:tc>
-          <w:tcPr>
-            <w:tcW w:w="1504" w:type="dxa"/>
-          </w:tcPr>
-          <w:p>
-            <w:r>
-              <w:t>3 (6%)</w:t>
-            </w:r>
-          </w:p>
-        </w:tc>
-        <w:tc>
-          <w:tcPr>
-            <w:tcW w:w="1504" w:type="dxa"/>
-          </w:tcPr>
-          <w:p>
-            <w:r>
-              <w:t>1 (2%)</w:t>
-            </w:r>
-          </w:p>
-        </w:tc>
-        <w:tc>
-          <w:tcPr>
-            <w:tcW w:w="1504" w:type="dxa"/>
-          </w:tcPr>
-          <w:p>
-            <w:r>
-              <w:t>0 (0%)</w:t>
-            </w:r>
-          </w:p>
-        </w:tc>
-      </w:tr>
-    </w:tbl>
-    <w:p/>
-    <w:p>
-      <w:r>
-        <w:t>Table C4. JAMA Benchmark Compliance by Platform (% Yes)</w:t>
-      </w:r>
-    </w:p>
-    <w:tbl>
-      <w:tblPr>
-        <w:tblStyle w:val="TableGrid"/>
-        <w:tblW w:w="0" w:type="auto"/>
-        <w:tblLook w:val="04A0" w:firstRow="1" w:lastRow="0" w:firstColumn="1" w:lastColumn="0" w:noHBand="0" w:noVBand="1"/>
-      </w:tblPr>
-      <w:tblGrid>
-        <w:gridCol w:w="1504"/>
-        <w:gridCol w:w="1504"/>
-        <w:gridCol w:w="1504"/>
-        <w:gridCol w:w="1504"/>
-        <w:gridCol w:w="1504"/>
-        <w:gridCol w:w="1504"/>
-      </w:tblGrid>
-      <w:tr>
-        <w:tc>
-          <w:tcPr>
-            <w:tcW w:w="1504" w:type="dxa"/>
-          </w:tcPr>
-          <w:p>
-            <w:r>
-              <w:lastRenderedPageBreak/>
-              <w:t>Platform</w:t>
-            </w:r>
-          </w:p>
-        </w:tc>
-        <w:tc>
-          <w:tcPr>
-            <w:tcW w:w="1504" w:type="dxa"/>
-          </w:tcPr>
-          <w:p>
-            <w:r>
-              <w:t>Authorship</w:t>
-            </w:r>
-          </w:p>
-        </w:tc>
-        <w:tc>
-          <w:tcPr>
-            <w:tcW w:w="1504" w:type="dxa"/>
-          </w:tcPr>
-          <w:p>
-            <w:r>
-              <w:t>Attribution</w:t>
-            </w:r>
-          </w:p>
-        </w:tc>
-        <w:tc>
-          <w:tcPr>
-            <w:tcW w:w="1504" w:type="dxa"/>
-          </w:tcPr>
-          <w:p>
-            <w:r>
-              <w:t>Disclosure</w:t>
-            </w:r>
-          </w:p>
-        </w:tc>
-        <w:tc>
-          <w:tcPr>
-            <w:tcW w:w="1504" w:type="dxa"/>
-          </w:tcPr>
-          <w:p>
-            <w:r>
-              <w:t>Currency</w:t>
-            </w:r>
-          </w:p>
-        </w:tc>
-        <w:tc>
-          <w:tcPr>
-            <w:tcW w:w="1504" w:type="dxa"/>
-          </w:tcPr>
-          <w:p>
-            <w:r>
-              <w:t>Mean Total</w:t>
-            </w:r>
-          </w:p>
-        </w:tc>
-      </w:tr>
-      <w:tr>
-        <w:tc>
-          <w:tcPr>
-            <w:tcW w:w="1504" w:type="dxa"/>
-          </w:tcPr>
-          <w:p>
-            <w:r>
-              <w:t>Website</w:t>
-            </w:r>
-          </w:p>
-        </w:tc>
-        <w:tc>
-          <w:tcPr>
-            <w:tcW w:w="1504" w:type="dxa"/>
-          </w:tcPr>
-          <w:p>
-            <w:r>
-              <w:t>30%</w:t>
-            </w:r>
-          </w:p>
-        </w:tc>
-        <w:tc>
-          <w:tcPr>
-            <w:tcW w:w="1504" w:type="dxa"/>
-          </w:tcPr>
-          <w:p>
-            <w:r>
-              <w:t>30%</w:t>
-            </w:r>
-          </w:p>
-        </w:tc>
-        <w:tc>
-          <w:tcPr>
-            <w:tcW w:w="1504" w:type="dxa"/>
-          </w:tcPr>
-          <w:p>
-            <w:r>
-              <w:t>16%</w:t>
-            </w:r>
-          </w:p>
-        </w:tc>
-        <w:tc>
-          <w:tcPr>
-            <w:tcW w:w="1504" w:type="dxa"/>
-          </w:tcPr>
-          <w:p>
-            <w:r>
-              <w:t>68%</w:t>
-            </w:r>
-          </w:p>
-        </w:tc>
-        <w:tc>
-          <w:tcPr>
-            <w:tcW w:w="1504" w:type="dxa"/>
-          </w:tcPr>
-          <w:p>
-            <w:r>
-              <w:t>1.44</w:t>
-            </w:r>
-          </w:p>
-        </w:tc>
-      </w:tr>
-      <w:tr>
-        <w:tc>
-          <w:tcPr>
-            <w:tcW w:w="1504" w:type="dxa"/>
-          </w:tcPr>
-          <w:p>
-            <w:r>
-              <w:t>YouTube</w:t>
-            </w:r>
-          </w:p>
-        </w:tc>
-        <w:tc>
-          <w:tcPr>
-            <w:tcW w:w="1504" w:type="dxa"/>
-          </w:tcPr>
-          <w:p>
-            <w:r>
-              <w:t>38%</w:t>
-            </w:r>
-          </w:p>
-        </w:tc>
-        <w:tc>
-          <w:tcPr>
-            <w:tcW w:w="1504" w:type="dxa"/>
-          </w:tcPr>
-          <w:p>
-            <w:r>
-              <w:t>16%</w:t>
-            </w:r>
-          </w:p>
-        </w:tc>
-        <w:tc>
-          <w:tcPr>
-            <w:tcW w:w="1504" w:type="dxa"/>
-          </w:tcPr>
-          <w:p>
-            <w:r>
-              <w:t>0%</w:t>
-            </w:r>
-          </w:p>
-        </w:tc>
-        <w:tc>
-          <w:tcPr>
-            <w:tcW w:w="1504" w:type="dxa"/>
-          </w:tcPr>
-          <w:p>
-            <w:r>
-              <w:t>100%</w:t>
-            </w:r>
-          </w:p>
-        </w:tc>
-        <w:tc>
-          <w:tcPr>
-            <w:tcW w:w="1504" w:type="dxa"/>
-          </w:tcPr>
-          <w:p>
-            <w:r>
-              <w:t>1.54</w:t>
-            </w:r>
-          </w:p>
-        </w:tc>
-      </w:tr>
-      <w:tr>
-        <w:tc>
-          <w:tcPr>
-            <w:tcW w:w="1504" w:type="dxa"/>
-          </w:tcPr>
-          <w:p>
-            <w:r>
-              <w:t>TikTok</w:t>
-            </w:r>
-          </w:p>
-        </w:tc>
-        <w:tc>
-          <w:tcPr>
-            <w:tcW w:w="1504" w:type="dxa"/>
-          </w:tcPr>
-          <w:p>
-            <w:r>
-              <w:t>29.8%</w:t>
-            </w:r>
-          </w:p>
-        </w:tc>
-        <w:tc>
-          <w:tcPr>
-            <w:tcW w:w="1504" w:type="dxa"/>
-          </w:tcPr>
-          <w:p>
-            <w:r>
-              <w:t>0%</w:t>
-            </w:r>
-          </w:p>
-        </w:tc>
-        <w:tc>
-          <w:tcPr>
-            <w:tcW w:w="1504" w:type="dxa"/>
-          </w:tcPr>
-          <w:p>
-            <w:r>
-              <w:t>12.8%</w:t>
-            </w:r>
-          </w:p>
-        </w:tc>
-        <w:tc>
-          <w:tcPr>
-            <w:tcW w:w="1504" w:type="dxa"/>
-          </w:tcPr>
-          <w:p>
-            <w:r>
-              <w:t>100%</w:t>
-            </w:r>
-          </w:p>
-        </w:tc>
-        <w:tc>
-          <w:tcPr>
-            <w:tcW w:w="1504" w:type="dxa"/>
-          </w:tcPr>
-          <w:p>
-            <w:r>
-              <w:t>1.43</w:t>
-            </w:r>
-          </w:p>
-        </w:tc>
-      </w:tr>
-      <w:tr>
-        <w:tc>
-          <w:tcPr>
-            <w:tcW w:w="1504" w:type="dxa"/>
-          </w:tcPr>
-          <w:p>
-            <w:r>
-              <w:t>Instagram</w:t>
-            </w:r>
-          </w:p>
-        </w:tc>
-        <w:tc>
-          <w:tcPr>
-            <w:tcW w:w="1504" w:type="dxa"/>
-          </w:tcPr>
-          <w:p>
-            <w:r>
-              <w:t>16%</w:t>
-            </w:r>
-          </w:p>
-        </w:tc>
-        <w:tc>
-          <w:tcPr>
-            <w:tcW w:w="1504" w:type="dxa"/>
-          </w:tcPr>
-          <w:p>
-            <w:r>
-              <w:t>4%</w:t>
-            </w:r>
-          </w:p>
-        </w:tc>
-        <w:tc>
-          <w:tcPr>
-            <w:tcW w:w="1504" w:type="dxa"/>
-          </w:tcPr>
-          <w:p>
-            <w:r>
-              <w:t>0%</w:t>
-            </w:r>
-          </w:p>
-        </w:tc>
-        <w:tc>
-          <w:tcPr>
-            <w:tcW w:w="1504" w:type="dxa"/>
-          </w:tcPr>
-          <w:p>
-            <w:r>
-              <w:t>100%</w:t>
-            </w:r>
-          </w:p>
-        </w:tc>
-        <w:tc>
-          <w:tcPr>
-            <w:tcW w:w="1504" w:type="dxa"/>
-          </w:tcPr>
-          <w:p>
-            <w:r>
-              <w:t>1.20</w:t>
-            </w:r>
-          </w:p>
-        </w:tc>
-      </w:tr>
-    </w:tbl>
-    <w:p/>
-    <w:p>
-      <w:r>
-        <w:t>C.2 Pairwise Comparisons</w:t>
-      </w:r>
-    </w:p>
-    <w:p>
-      <w:r>
-        <w:t>Table C5. Pairwise Platform Comparisons for DISCERN Total (Mann-Whitney U with Bonferroni Correction)</w:t>
-      </w:r>
-    </w:p>
-    <w:tbl>
-      <w:tblPr>
-        <w:tblStyle w:val="TableGrid"/>
-        <w:tblW w:w="0" w:type="auto"/>
+        <w:jc w:val="center"/>
         <w:tblLook w:val="04A0" w:firstRow="1" w:lastRow="0" w:firstColumn="1" w:lastColumn="0" w:noHBand="0" w:noVBand="1"/>
       </w:tblPr>
       <w:tblGrid>
@@ -16325,65 +16197,76 @@
         <w:gridCol w:w="1805"/>
       </w:tblGrid>
       <w:tr>
+        <w:trPr>
+          <w:jc w:val="center"/>
+        </w:trPr>
         <w:tc>
           <w:tcPr>
             <w:tcW w:w="1805" w:type="dxa"/>
-          </w:tcPr>
-          <w:p>
-            <w:r>
-              <w:t>Comparison</w:t>
+            <w:shd w:val="clear" w:color="auto" w:fill="D9E2F3"/>
+          </w:tcPr>
+          <w:p>
+            <w:r>
+              <w:t>Criterion</w:t>
             </w:r>
           </w:p>
         </w:tc>
         <w:tc>
           <w:tcPr>
             <w:tcW w:w="1805" w:type="dxa"/>
-          </w:tcPr>
-          <w:p>
-            <w:r>
-              <w:t>U</w:t>
+            <w:shd w:val="clear" w:color="auto" w:fill="D9E2F3"/>
+          </w:tcPr>
+          <w:p>
+            <w:r>
+              <w:t>Website</w:t>
             </w:r>
           </w:p>
         </w:tc>
         <w:tc>
           <w:tcPr>
             <w:tcW w:w="1805" w:type="dxa"/>
-          </w:tcPr>
-          <w:p>
-            <w:r>
-              <w:t>p (adjusted)</w:t>
+            <w:shd w:val="clear" w:color="auto" w:fill="D9E2F3"/>
+          </w:tcPr>
+          <w:p>
+            <w:r>
+              <w:t>YouTube</w:t>
             </w:r>
           </w:p>
         </w:tc>
         <w:tc>
           <w:tcPr>
             <w:tcW w:w="1805" w:type="dxa"/>
-          </w:tcPr>
-          <w:p>
-            <w:r>
-              <w:t>Effect size (r)</w:t>
+            <w:shd w:val="clear" w:color="auto" w:fill="D9E2F3"/>
+          </w:tcPr>
+          <w:p>
+            <w:r>
+              <w:t>TikTok</w:t>
             </w:r>
           </w:p>
         </w:tc>
         <w:tc>
           <w:tcPr>
             <w:tcW w:w="1805" w:type="dxa"/>
-          </w:tcPr>
-          <w:p>
-            <w:r>
-              <w:t>Sig.</w:t>
+            <w:shd w:val="clear" w:color="auto" w:fill="D9E2F3"/>
+          </w:tcPr>
+          <w:p>
+            <w:r>
+              <w:t>Instagram</w:t>
             </w:r>
           </w:p>
         </w:tc>
       </w:tr>
       <w:tr>
+        <w:trPr>
+          <w:jc w:val="center"/>
+        </w:trPr>
         <w:tc>
           <w:tcPr>
             <w:tcW w:w="1805" w:type="dxa"/>
           </w:tcPr>
           <w:p>
             <w:r>
-              <w:t>Website vs YouTube</w:t>
+              <w:t>Authorship</w:t>
             </w:r>
           </w:p>
         </w:tc>
@@ -16393,7 +16276,7 @@
           </w:tcPr>
           <w:p>
             <w:r>
-              <w:t>1646</w:t>
+              <w:t>30%</w:t>
             </w:r>
           </w:p>
         </w:tc>
@@ -16403,7 +16286,7 @@
           </w:tcPr>
           <w:p>
             <w:r>
-              <w:t>.0384</w:t>
+              <w:t>38%</w:t>
             </w:r>
           </w:p>
         </w:tc>
@@ -16413,10 +16296,7 @@
           </w:tcPr>
           <w:p>
             <w:r>
-              <w:t>−</w:t>
-            </w:r>
-            <w:r>
-              <w:t>0.316</w:t>
+              <w:t>29.8%</w:t>
             </w:r>
           </w:p>
         </w:tc>
@@ -16426,19 +16306,22 @@
           </w:tcPr>
           <w:p>
             <w:r>
-              <w:t>*</w:t>
+              <w:t>16%</w:t>
             </w:r>
           </w:p>
         </w:tc>
       </w:tr>
       <w:tr>
+        <w:trPr>
+          <w:jc w:val="center"/>
+        </w:trPr>
         <w:tc>
           <w:tcPr>
             <w:tcW w:w="1805" w:type="dxa"/>
           </w:tcPr>
           <w:p>
             <w:r>
-              <w:t>Website vs TikTok</w:t>
+              <w:t>Attribution</w:t>
             </w:r>
           </w:p>
         </w:tc>
@@ -16448,7 +16331,7 @@
           </w:tcPr>
           <w:p>
             <w:r>
-              <w:t>1972</w:t>
+              <w:t>30%</w:t>
             </w:r>
           </w:p>
         </w:tc>
@@ -16458,7 +16341,7 @@
           </w:tcPr>
           <w:p>
             <w:r>
-              <w:t>&lt;.0001</w:t>
+              <w:t>16%</w:t>
             </w:r>
           </w:p>
         </w:tc>
@@ -16468,10 +16351,7 @@
           </w:tcPr>
           <w:p>
             <w:r>
-              <w:t>−</w:t>
-            </w:r>
-            <w:r>
-              <w:t>0.678</w:t>
+              <w:t>0%</w:t>
             </w:r>
           </w:p>
         </w:tc>
@@ -16481,19 +16361,22 @@
           </w:tcPr>
           <w:p>
             <w:r>
-              <w:t>***</w:t>
+              <w:t>4%</w:t>
             </w:r>
           </w:p>
         </w:tc>
       </w:tr>
       <w:tr>
+        <w:trPr>
+          <w:jc w:val="center"/>
+        </w:trPr>
         <w:tc>
           <w:tcPr>
             <w:tcW w:w="1805" w:type="dxa"/>
           </w:tcPr>
           <w:p>
             <w:r>
-              <w:t>Website vs Instagram</w:t>
+              <w:t>Disclosure</w:t>
             </w:r>
           </w:p>
         </w:tc>
@@ -16503,7 +16386,7 @@
           </w:tcPr>
           <w:p>
             <w:r>
-              <w:t>2364</w:t>
+              <w:t>16%</w:t>
             </w:r>
           </w:p>
         </w:tc>
@@ -16513,7 +16396,7 @@
           </w:tcPr>
           <w:p>
             <w:r>
-              <w:t>&lt;.0001</w:t>
+              <w:t>0%</w:t>
             </w:r>
           </w:p>
         </w:tc>
@@ -16523,10 +16406,7 @@
           </w:tcPr>
           <w:p>
             <w:r>
-              <w:t>−</w:t>
-            </w:r>
-            <w:r>
-              <w:t>0.891</w:t>
+              <w:t>12.8%</w:t>
             </w:r>
           </w:p>
         </w:tc>
@@ -16536,19 +16416,22 @@
           </w:tcPr>
           <w:p>
             <w:r>
-              <w:t>***</w:t>
+              <w:t>0%</w:t>
             </w:r>
           </w:p>
         </w:tc>
       </w:tr>
       <w:tr>
+        <w:trPr>
+          <w:jc w:val="center"/>
+        </w:trPr>
         <w:tc>
           <w:tcPr>
             <w:tcW w:w="1805" w:type="dxa"/>
           </w:tcPr>
           <w:p>
             <w:r>
-              <w:t>YouTube vs TikTok</w:t>
+              <w:t>Currency</w:t>
             </w:r>
           </w:p>
         </w:tc>
@@ -16558,7 +16441,7 @@
           </w:tcPr>
           <w:p>
             <w:r>
-              <w:t>1775</w:t>
+              <w:t>68%</w:t>
             </w:r>
           </w:p>
         </w:tc>
@@ -16568,7 +16451,7 @@
           </w:tcPr>
           <w:p>
             <w:r>
-              <w:t>.0001</w:t>
+              <w:t>100%</w:t>
             </w:r>
           </w:p>
         </w:tc>
@@ -16578,10 +16461,7 @@
           </w:tcPr>
           <w:p>
             <w:r>
-              <w:t>−</w:t>
-            </w:r>
-            <w:r>
-              <w:t>0.511</w:t>
+              <w:t>100%</w:t>
             </w:r>
           </w:p>
         </w:tc>
@@ -16591,896 +16471,1548 @@
           </w:tcPr>
           <w:p>
             <w:r>
-              <w:t>***</w:t>
-            </w:r>
-          </w:p>
-        </w:tc>
-      </w:tr>
-      <w:tr>
-        <w:tc>
-          <w:tcPr>
-            <w:tcW w:w="1805" w:type="dxa"/>
-          </w:tcPr>
-          <w:p>
-            <w:r>
-              <w:t>YouTube vs Instagram</w:t>
-            </w:r>
-          </w:p>
-        </w:tc>
-        <w:tc>
-          <w:tcPr>
-            <w:tcW w:w="1805" w:type="dxa"/>
-          </w:tcPr>
-          <w:p>
-            <w:r>
-              <w:t>2313</w:t>
-            </w:r>
-          </w:p>
-        </w:tc>
-        <w:tc>
-          <w:tcPr>
-            <w:tcW w:w="1805" w:type="dxa"/>
-          </w:tcPr>
-          <w:p>
-            <w:r>
-              <w:t>&lt;.0001</w:t>
-            </w:r>
-          </w:p>
-        </w:tc>
-        <w:tc>
-          <w:tcPr>
-            <w:tcW w:w="1805" w:type="dxa"/>
-          </w:tcPr>
-          <w:p>
-            <w:r>
-              <w:t>−</w:t>
-            </w:r>
-            <w:r>
-              <w:t>0.850</w:t>
-            </w:r>
-          </w:p>
-        </w:tc>
-        <w:tc>
-          <w:tcPr>
-            <w:tcW w:w="1805" w:type="dxa"/>
-          </w:tcPr>
-          <w:p>
-            <w:r>
-              <w:t>***</w:t>
-            </w:r>
-          </w:p>
-        </w:tc>
-      </w:tr>
-      <w:tr>
-        <w:tc>
-          <w:tcPr>
-            <w:tcW w:w="1805" w:type="dxa"/>
-          </w:tcPr>
-          <w:p>
-            <w:r>
-              <w:t>TikTok vs Instagram</w:t>
-            </w:r>
-          </w:p>
-        </w:tc>
-        <w:tc>
-          <w:tcPr>
-            <w:tcW w:w="1805" w:type="dxa"/>
-          </w:tcPr>
-          <w:p>
-            <w:r>
-              <w:t>1740</w:t>
-            </w:r>
-          </w:p>
-        </w:tc>
-        <w:tc>
-          <w:tcPr>
-            <w:tcW w:w="1805" w:type="dxa"/>
-          </w:tcPr>
-          <w:p>
-            <w:r>
-              <w:t>.0003</w:t>
-            </w:r>
-          </w:p>
-        </w:tc>
-        <w:tc>
-          <w:tcPr>
-            <w:tcW w:w="1805" w:type="dxa"/>
-          </w:tcPr>
-          <w:p>
-            <w:r>
-              <w:t>−</w:t>
-            </w:r>
-            <w:r>
-              <w:t>0.480</w:t>
-            </w:r>
-          </w:p>
-        </w:tc>
-        <w:tc>
-          <w:tcPr>
-            <w:tcW w:w="1805" w:type="dxa"/>
-          </w:tcPr>
-          <w:p>
-            <w:r>
-              <w:t>***</w:t>
+              <w:t>100%</w:t>
             </w:r>
           </w:p>
         </w:tc>
       </w:tr>
     </w:tbl>
-    <w:p>
-      <w:r>
-        <w:t>Note. * p &lt; .05, *** p &lt; .001. Effect size r reported as rank-biserial correlation.</w:t>
-      </w:r>
-    </w:p>
     <w:p/>
     <w:p>
       <w:r>
-        <w:t>C.3 Engagement–Quality Correlations</w:t>
-      </w:r>
-    </w:p>
-    <w:p>
-      <w:r>
-        <w:t>Table C6. Spearman Correlations Between Engagement Metrics and DISCERN Total by Platform</w:t>
+        <w:t>Table C5. Inter-Rater Reliability Statistics</w:t>
       </w:r>
     </w:p>
     <w:tbl>
       <w:tblPr>
         <w:tblStyle w:val="TableGrid"/>
         <w:tblW w:w="0" w:type="auto"/>
+        <w:jc w:val="center"/>
         <w:tblLook w:val="04A0" w:firstRow="1" w:lastRow="0" w:firstColumn="1" w:lastColumn="0" w:noHBand="0" w:noVBand="1"/>
       </w:tblPr>
       <w:tblGrid>
-        <w:gridCol w:w="1504"/>
-        <w:gridCol w:w="1504"/>
-        <w:gridCol w:w="1504"/>
-        <w:gridCol w:w="1504"/>
-        <w:gridCol w:w="1504"/>
-        <w:gridCol w:w="1504"/>
+        <w:gridCol w:w="3009"/>
+        <w:gridCol w:w="3009"/>
+        <w:gridCol w:w="3009"/>
       </w:tblGrid>
       <w:tr>
-        <w:tc>
-          <w:tcPr>
-            <w:tcW w:w="1504" w:type="dxa"/>
-          </w:tcPr>
-          <w:p>
-            <w:r>
-              <w:t>Platform</w:t>
-            </w:r>
-          </w:p>
-        </w:tc>
-        <w:tc>
-          <w:tcPr>
-            <w:tcW w:w="1504" w:type="dxa"/>
-          </w:tcPr>
-          <w:p>
-            <w:r>
-              <w:t>Metric</w:t>
-            </w:r>
-          </w:p>
-        </w:tc>
-        <w:tc>
-          <w:tcPr>
-            <w:tcW w:w="1504" w:type="dxa"/>
-          </w:tcPr>
-          <w:p>
-            <w:r>
-              <w:t>n</w:t>
-            </w:r>
-          </w:p>
-        </w:tc>
-        <w:tc>
-          <w:tcPr>
-            <w:tcW w:w="1504" w:type="dxa"/>
-          </w:tcPr>
-          <w:p>
-            <w:r>
-              <w:t>rho</w:t>
-            </w:r>
-          </w:p>
-        </w:tc>
-        <w:tc>
-          <w:tcPr>
-            <w:tcW w:w="1504" w:type="dxa"/>
-          </w:tcPr>
-          <w:p>
-            <w:r>
-              <w:t>p</w:t>
-            </w:r>
-          </w:p>
-        </w:tc>
-        <w:tc>
-          <w:tcPr>
-            <w:tcW w:w="1504" w:type="dxa"/>
-          </w:tcPr>
-          <w:p>
-            <w:r>
-              <w:t>Sig.</w:t>
+        <w:trPr>
+          <w:jc w:val="center"/>
+        </w:trPr>
+        <w:tc>
+          <w:tcPr>
+            <w:tcW w:w="3009" w:type="dxa"/>
+            <w:shd w:val="clear" w:color="auto" w:fill="D9E2F3"/>
+          </w:tcPr>
+          <w:p>
+            <w:r>
+              <w:t>Measure</w:t>
+            </w:r>
+          </w:p>
+        </w:tc>
+        <w:tc>
+          <w:tcPr>
+            <w:tcW w:w="3009" w:type="dxa"/>
+            <w:shd w:val="clear" w:color="auto" w:fill="D9E2F3"/>
+          </w:tcPr>
+          <w:p>
+            <w:r>
+              <w:t>Statistic</w:t>
+            </w:r>
+          </w:p>
+        </w:tc>
+        <w:tc>
+          <w:tcPr>
+            <w:tcW w:w="3009" w:type="dxa"/>
+            <w:shd w:val="clear" w:color="auto" w:fill="D9E2F3"/>
+          </w:tcPr>
+          <w:p>
+            <w:r>
+              <w:t>Interpretation</w:t>
             </w:r>
           </w:p>
         </w:tc>
       </w:tr>
       <w:tr>
-        <w:tc>
-          <w:tcPr>
-            <w:tcW w:w="1504" w:type="dxa"/>
-          </w:tcPr>
-          <w:p>
-            <w:r>
-              <w:t>Overall</w:t>
-            </w:r>
-          </w:p>
-        </w:tc>
-        <w:tc>
-          <w:tcPr>
-            <w:tcW w:w="1504" w:type="dxa"/>
-          </w:tcPr>
-          <w:p>
-            <w:r>
-              <w:t>Views</w:t>
-            </w:r>
-          </w:p>
-        </w:tc>
-        <w:tc>
-          <w:tcPr>
-            <w:tcW w:w="1504" w:type="dxa"/>
-          </w:tcPr>
-          <w:p>
-            <w:r>
-              <w:t>97</w:t>
-            </w:r>
-          </w:p>
-        </w:tc>
-        <w:tc>
-          <w:tcPr>
-            <w:tcW w:w="1504" w:type="dxa"/>
-          </w:tcPr>
-          <w:p>
-            <w:r>
-              <w:t>−</w:t>
-            </w:r>
-            <w:r>
-              <w:t>.044</w:t>
-            </w:r>
-          </w:p>
-        </w:tc>
-        <w:tc>
-          <w:tcPr>
-            <w:tcW w:w="1504" w:type="dxa"/>
-          </w:tcPr>
-          <w:p>
-            <w:r>
-              <w:t>.669</w:t>
-            </w:r>
-          </w:p>
-        </w:tc>
-        <w:tc>
-          <w:tcPr>
-            <w:tcW w:w="1504" w:type="dxa"/>
-          </w:tcPr>
-          <w:p/>
+        <w:trPr>
+          <w:jc w:val="center"/>
+        </w:trPr>
+        <w:tc>
+          <w:tcPr>
+            <w:tcW w:w="3009" w:type="dxa"/>
+          </w:tcPr>
+          <w:p>
+            <w:r>
+              <w:t>DISCERN Total (ICC[3,1])</w:t>
+            </w:r>
+          </w:p>
+        </w:tc>
+        <w:tc>
+          <w:tcPr>
+            <w:tcW w:w="3009" w:type="dxa"/>
+          </w:tcPr>
+          <w:p>
+            <w:r>
+              <w:t>0.932 (95% CI [0.870, 0.960])</w:t>
+            </w:r>
+          </w:p>
+        </w:tc>
+        <w:tc>
+          <w:tcPr>
+            <w:tcW w:w="3009" w:type="dxa"/>
+          </w:tcPr>
+          <w:p>
+            <w:r>
+              <w:t>Excellent</w:t>
+            </w:r>
+          </w:p>
         </w:tc>
       </w:tr>
       <w:tr>
-        <w:tc>
-          <w:tcPr>
-            <w:tcW w:w="1504" w:type="dxa"/>
-          </w:tcPr>
-          <w:p>
-            <w:r>
-              <w:lastRenderedPageBreak/>
-              <w:t>Overall</w:t>
-            </w:r>
-          </w:p>
-        </w:tc>
-        <w:tc>
-          <w:tcPr>
-            <w:tcW w:w="1504" w:type="dxa"/>
-          </w:tcPr>
-          <w:p>
-            <w:r>
-              <w:t>Likes</w:t>
-            </w:r>
-          </w:p>
-        </w:tc>
-        <w:tc>
-          <w:tcPr>
-            <w:tcW w:w="1504" w:type="dxa"/>
-          </w:tcPr>
-          <w:p>
-            <w:r>
-              <w:t>147</w:t>
-            </w:r>
-          </w:p>
-        </w:tc>
-        <w:tc>
-          <w:tcPr>
-            <w:tcW w:w="1504" w:type="dxa"/>
-          </w:tcPr>
-          <w:p>
-            <w:r>
-              <w:t>.284</w:t>
-            </w:r>
-          </w:p>
-        </w:tc>
-        <w:tc>
-          <w:tcPr>
-            <w:tcW w:w="1504" w:type="dxa"/>
-          </w:tcPr>
-          <w:p>
-            <w:r>
-              <w:t>&lt;.001</w:t>
-            </w:r>
-          </w:p>
-        </w:tc>
-        <w:tc>
-          <w:tcPr>
-            <w:tcW w:w="1504" w:type="dxa"/>
-          </w:tcPr>
-          <w:p>
-            <w:r>
-              <w:t>***</w:t>
+        <w:trPr>
+          <w:jc w:val="center"/>
+        </w:trPr>
+        <w:tc>
+          <w:tcPr>
+            <w:tcW w:w="3009" w:type="dxa"/>
+          </w:tcPr>
+          <w:p>
+            <w:r>
+              <w:t>JAMA Authorship (kappa)</w:t>
+            </w:r>
+          </w:p>
+        </w:tc>
+        <w:tc>
+          <w:tcPr>
+            <w:tcW w:w="3009" w:type="dxa"/>
+          </w:tcPr>
+          <w:p>
+            <w:r>
+              <w:t>0.719</w:t>
+            </w:r>
+          </w:p>
+        </w:tc>
+        <w:tc>
+          <w:tcPr>
+            <w:tcW w:w="3009" w:type="dxa"/>
+          </w:tcPr>
+          <w:p>
+            <w:r>
+              <w:t>Substantial</w:t>
             </w:r>
           </w:p>
         </w:tc>
       </w:tr>
       <w:tr>
-        <w:tc>
-          <w:tcPr>
-            <w:tcW w:w="1504" w:type="dxa"/>
-          </w:tcPr>
-          <w:p>
-            <w:r>
-              <w:t>Overall</w:t>
-            </w:r>
-          </w:p>
-        </w:tc>
-        <w:tc>
-          <w:tcPr>
-            <w:tcW w:w="1504" w:type="dxa"/>
-          </w:tcPr>
-          <w:p>
-            <w:r>
-              <w:t>Comments</w:t>
-            </w:r>
-          </w:p>
-        </w:tc>
-        <w:tc>
-          <w:tcPr>
-            <w:tcW w:w="1504" w:type="dxa"/>
-          </w:tcPr>
-          <w:p>
-            <w:r>
-              <w:t>147</w:t>
-            </w:r>
-          </w:p>
-        </w:tc>
-        <w:tc>
-          <w:tcPr>
-            <w:tcW w:w="1504" w:type="dxa"/>
-          </w:tcPr>
-          <w:p>
-            <w:r>
-              <w:t>.371</w:t>
-            </w:r>
-          </w:p>
-        </w:tc>
-        <w:tc>
-          <w:tcPr>
-            <w:tcW w:w="1504" w:type="dxa"/>
-          </w:tcPr>
-          <w:p>
-            <w:r>
-              <w:t>&lt;.001</w:t>
-            </w:r>
-          </w:p>
-        </w:tc>
-        <w:tc>
-          <w:tcPr>
-            <w:tcW w:w="1504" w:type="dxa"/>
-          </w:tcPr>
-          <w:p>
-            <w:r>
-              <w:t>***</w:t>
+        <w:trPr>
+          <w:jc w:val="center"/>
+        </w:trPr>
+        <w:tc>
+          <w:tcPr>
+            <w:tcW w:w="3009" w:type="dxa"/>
+          </w:tcPr>
+          <w:p>
+            <w:r>
+              <w:t>JAMA Attribution (kappa)</w:t>
+            </w:r>
+          </w:p>
+        </w:tc>
+        <w:tc>
+          <w:tcPr>
+            <w:tcW w:w="3009" w:type="dxa"/>
+          </w:tcPr>
+          <w:p>
+            <w:r>
+              <w:t>0.686</w:t>
+            </w:r>
+          </w:p>
+        </w:tc>
+        <w:tc>
+          <w:tcPr>
+            <w:tcW w:w="3009" w:type="dxa"/>
+          </w:tcPr>
+          <w:p>
+            <w:r>
+              <w:t>Substantial</w:t>
             </w:r>
           </w:p>
         </w:tc>
       </w:tr>
       <w:tr>
-        <w:tc>
-          <w:tcPr>
-            <w:tcW w:w="1504" w:type="dxa"/>
-          </w:tcPr>
-          <w:p>
-            <w:r>
-              <w:t>YouTube</w:t>
-            </w:r>
-          </w:p>
-        </w:tc>
-        <w:tc>
-          <w:tcPr>
-            <w:tcW w:w="1504" w:type="dxa"/>
-          </w:tcPr>
-          <w:p>
-            <w:r>
-              <w:t>Views</w:t>
-            </w:r>
-          </w:p>
-        </w:tc>
-        <w:tc>
-          <w:tcPr>
-            <w:tcW w:w="1504" w:type="dxa"/>
-          </w:tcPr>
-          <w:p>
-            <w:r>
-              <w:t>50</w:t>
-            </w:r>
-          </w:p>
-        </w:tc>
-        <w:tc>
-          <w:tcPr>
-            <w:tcW w:w="1504" w:type="dxa"/>
-          </w:tcPr>
-          <w:p>
-            <w:r>
-              <w:t>−</w:t>
-            </w:r>
-            <w:r>
-              <w:t>.340</w:t>
-            </w:r>
-          </w:p>
-        </w:tc>
-        <w:tc>
-          <w:tcPr>
-            <w:tcW w:w="1504" w:type="dxa"/>
-          </w:tcPr>
-          <w:p>
-            <w:r>
-              <w:t>.016</w:t>
-            </w:r>
-          </w:p>
-        </w:tc>
-        <w:tc>
-          <w:tcPr>
-            <w:tcW w:w="1504" w:type="dxa"/>
-          </w:tcPr>
-          <w:p>
-            <w:r>
-              <w:t>*</w:t>
+        <w:trPr>
+          <w:jc w:val="center"/>
+        </w:trPr>
+        <w:tc>
+          <w:tcPr>
+            <w:tcW w:w="3009" w:type="dxa"/>
+          </w:tcPr>
+          <w:p>
+            <w:r>
+              <w:t>JAMA Disclosure (kappa)</w:t>
+            </w:r>
+          </w:p>
+        </w:tc>
+        <w:tc>
+          <w:tcPr>
+            <w:tcW w:w="3009" w:type="dxa"/>
+          </w:tcPr>
+          <w:p>
+            <w:r>
+              <w:t>0.305</w:t>
+            </w:r>
+          </w:p>
+        </w:tc>
+        <w:tc>
+          <w:tcPr>
+            <w:tcW w:w="3009" w:type="dxa"/>
+          </w:tcPr>
+          <w:p>
+            <w:r>
+              <w:t>Fair (kappa paradox)</w:t>
             </w:r>
           </w:p>
         </w:tc>
       </w:tr>
       <w:tr>
-        <w:tc>
-          <w:tcPr>
-            <w:tcW w:w="1504" w:type="dxa"/>
-          </w:tcPr>
-          <w:p>
-            <w:r>
-              <w:t>YouTube</w:t>
-            </w:r>
-          </w:p>
-        </w:tc>
-        <w:tc>
-          <w:tcPr>
-            <w:tcW w:w="1504" w:type="dxa"/>
-          </w:tcPr>
-          <w:p>
-            <w:r>
-              <w:t>Likes</w:t>
-            </w:r>
-          </w:p>
-        </w:tc>
-        <w:tc>
-          <w:tcPr>
-            <w:tcW w:w="1504" w:type="dxa"/>
-          </w:tcPr>
-          <w:p>
-            <w:r>
-              <w:t>50</w:t>
-            </w:r>
-          </w:p>
-        </w:tc>
-        <w:tc>
-          <w:tcPr>
-            <w:tcW w:w="1504" w:type="dxa"/>
-          </w:tcPr>
-          <w:p>
-            <w:r>
-              <w:t>−</w:t>
-            </w:r>
-            <w:r>
-              <w:t>.286</w:t>
-            </w:r>
-          </w:p>
-        </w:tc>
-        <w:tc>
-          <w:tcPr>
-            <w:tcW w:w="1504" w:type="dxa"/>
-          </w:tcPr>
-          <w:p>
-            <w:r>
-              <w:t>.044</w:t>
-            </w:r>
-          </w:p>
-        </w:tc>
-        <w:tc>
-          <w:tcPr>
-            <w:tcW w:w="1504" w:type="dxa"/>
-          </w:tcPr>
-          <w:p>
-            <w:r>
-              <w:t>*</w:t>
+        <w:trPr>
+          <w:jc w:val="center"/>
+        </w:trPr>
+        <w:tc>
+          <w:tcPr>
+            <w:tcW w:w="3009" w:type="dxa"/>
+          </w:tcPr>
+          <w:p>
+            <w:r>
+              <w:t>JAMA Currency (kappa)</w:t>
+            </w:r>
+          </w:p>
+        </w:tc>
+        <w:tc>
+          <w:tcPr>
+            <w:tcW w:w="3009" w:type="dxa"/>
+          </w:tcPr>
+          <w:p>
+            <w:r>
+              <w:t>0.215</w:t>
+            </w:r>
+          </w:p>
+        </w:tc>
+        <w:tc>
+          <w:tcPr>
+            <w:tcW w:w="3009" w:type="dxa"/>
+          </w:tcPr>
+          <w:p>
+            <w:r>
+              <w:t>Fair (kappa paradox)</w:t>
+            </w:r>
+          </w:p>
+        </w:tc>
+      </w:tr>
+    </w:tbl>
+    <w:p/>
+    <w:p>
+      <w:r>
+        <w:t>Table C6. Spearman Correlations Between Engagement Metrics and DISCERN Scores</w:t>
+      </w:r>
+    </w:p>
+    <w:tbl>
+      <w:tblPr>
+        <w:tblStyle w:val="TableGrid"/>
+        <w:tblW w:w="0" w:type="auto"/>
+        <w:jc w:val="center"/>
+        <w:tblLook w:val="04A0" w:firstRow="1" w:lastRow="0" w:firstColumn="1" w:lastColumn="0" w:noHBand="0" w:noVBand="1"/>
+      </w:tblPr>
+      <w:tblGrid>
+        <w:gridCol w:w="2256"/>
+        <w:gridCol w:w="2256"/>
+        <w:gridCol w:w="2256"/>
+        <w:gridCol w:w="2256"/>
+      </w:tblGrid>
+      <w:tr>
+        <w:trPr>
+          <w:jc w:val="center"/>
+        </w:trPr>
+        <w:tc>
+          <w:tcPr>
+            <w:tcW w:w="2256" w:type="dxa"/>
+            <w:shd w:val="clear" w:color="auto" w:fill="D9E2F3"/>
+          </w:tcPr>
+          <w:p>
+            <w:r>
+              <w:t>Metric / Platform</w:t>
+            </w:r>
+          </w:p>
+        </w:tc>
+        <w:tc>
+          <w:tcPr>
+            <w:tcW w:w="2256" w:type="dxa"/>
+            <w:shd w:val="clear" w:color="auto" w:fill="D9E2F3"/>
+          </w:tcPr>
+          <w:p>
+            <w:r>
+              <w:t>rho</w:t>
+            </w:r>
+          </w:p>
+        </w:tc>
+        <w:tc>
+          <w:tcPr>
+            <w:tcW w:w="2256" w:type="dxa"/>
+            <w:shd w:val="clear" w:color="auto" w:fill="D9E2F3"/>
+          </w:tcPr>
+          <w:p>
+            <w:r>
+              <w:t>p</w:t>
+            </w:r>
+          </w:p>
+        </w:tc>
+        <w:tc>
+          <w:tcPr>
+            <w:tcW w:w="2256" w:type="dxa"/>
+            <w:shd w:val="clear" w:color="auto" w:fill="D9E2F3"/>
+          </w:tcPr>
+          <w:p>
+            <w:r>
+              <w:t>Interpretation</w:t>
             </w:r>
           </w:p>
         </w:tc>
       </w:tr>
       <w:tr>
-        <w:tc>
-          <w:tcPr>
-            <w:tcW w:w="1504" w:type="dxa"/>
-          </w:tcPr>
-          <w:p>
-            <w:r>
-              <w:t>YouTube</w:t>
-            </w:r>
-          </w:p>
-        </w:tc>
-        <w:tc>
-          <w:tcPr>
-            <w:tcW w:w="1504" w:type="dxa"/>
-          </w:tcPr>
-          <w:p>
-            <w:r>
-              <w:t>Comments</w:t>
-            </w:r>
-          </w:p>
-        </w:tc>
-        <w:tc>
-          <w:tcPr>
-            <w:tcW w:w="1504" w:type="dxa"/>
-          </w:tcPr>
-          <w:p>
-            <w:r>
-              <w:t>50</w:t>
-            </w:r>
-          </w:p>
-        </w:tc>
-        <w:tc>
-          <w:tcPr>
-            <w:tcW w:w="1504" w:type="dxa"/>
-          </w:tcPr>
-          <w:p>
-            <w:r>
-              <w:t>−</w:t>
-            </w:r>
-            <w:r>
-              <w:t>.178</w:t>
-            </w:r>
-          </w:p>
-        </w:tc>
-        <w:tc>
-          <w:tcPr>
-            <w:tcW w:w="1504" w:type="dxa"/>
-          </w:tcPr>
-          <w:p>
-            <w:r>
-              <w:t>.216</w:t>
-            </w:r>
-          </w:p>
-        </w:tc>
-        <w:tc>
-          <w:tcPr>
-            <w:tcW w:w="1504" w:type="dxa"/>
-          </w:tcPr>
-          <w:p/>
+        <w:trPr>
+          <w:jc w:val="center"/>
+        </w:trPr>
+        <w:tc>
+          <w:tcPr>
+            <w:tcW w:w="2256" w:type="dxa"/>
+          </w:tcPr>
+          <w:p>
+            <w:r>
+              <w:t>Views (overall, n=97)</w:t>
+            </w:r>
+          </w:p>
+        </w:tc>
+        <w:tc>
+          <w:tcPr>
+            <w:tcW w:w="2256" w:type="dxa"/>
+          </w:tcPr>
+          <w:p>
+            <w:r>
+              <w:t>-0.044</w:t>
+            </w:r>
+          </w:p>
+        </w:tc>
+        <w:tc>
+          <w:tcPr>
+            <w:tcW w:w="2256" w:type="dxa"/>
+          </w:tcPr>
+          <w:p>
+            <w:r>
+              <w:t>.669</w:t>
+            </w:r>
+          </w:p>
+        </w:tc>
+        <w:tc>
+          <w:tcPr>
+            <w:tcW w:w="2256" w:type="dxa"/>
+          </w:tcPr>
+          <w:p>
+            <w:r>
+              <w:t>Negligible, ns</w:t>
+            </w:r>
+          </w:p>
         </w:tc>
       </w:tr>
       <w:tr>
-        <w:tc>
-          <w:tcPr>
-            <w:tcW w:w="1504" w:type="dxa"/>
-          </w:tcPr>
-          <w:p>
-            <w:r>
-              <w:t>TikTok</w:t>
-            </w:r>
-          </w:p>
-        </w:tc>
-        <w:tc>
-          <w:tcPr>
-            <w:tcW w:w="1504" w:type="dxa"/>
-          </w:tcPr>
-          <w:p>
-            <w:r>
-              <w:t>Views</w:t>
-            </w:r>
-          </w:p>
-        </w:tc>
-        <w:tc>
-          <w:tcPr>
-            <w:tcW w:w="1504" w:type="dxa"/>
-          </w:tcPr>
-          <w:p>
-            <w:r>
-              <w:t>47</w:t>
-            </w:r>
-          </w:p>
-        </w:tc>
-        <w:tc>
-          <w:tcPr>
-            <w:tcW w:w="1504" w:type="dxa"/>
-          </w:tcPr>
-          <w:p>
-            <w:r>
-              <w:t>−</w:t>
-            </w:r>
-            <w:r>
-              <w:t>.057</w:t>
-            </w:r>
-          </w:p>
-        </w:tc>
-        <w:tc>
-          <w:tcPr>
-            <w:tcW w:w="1504" w:type="dxa"/>
-          </w:tcPr>
-          <w:p>
-            <w:r>
-              <w:t>.702</w:t>
-            </w:r>
-          </w:p>
-        </w:tc>
-        <w:tc>
-          <w:tcPr>
-            <w:tcW w:w="1504" w:type="dxa"/>
-          </w:tcPr>
-          <w:p/>
+        <w:trPr>
+          <w:jc w:val="center"/>
+        </w:trPr>
+        <w:tc>
+          <w:tcPr>
+            <w:tcW w:w="2256" w:type="dxa"/>
+          </w:tcPr>
+          <w:p>
+            <w:r>
+              <w:t>Likes (overall, n=147)</w:t>
+            </w:r>
+          </w:p>
+        </w:tc>
+        <w:tc>
+          <w:tcPr>
+            <w:tcW w:w="2256" w:type="dxa"/>
+          </w:tcPr>
+          <w:p>
+            <w:r>
+              <w:t>0.284</w:t>
+            </w:r>
+          </w:p>
+        </w:tc>
+        <w:tc>
+          <w:tcPr>
+            <w:tcW w:w="2256" w:type="dxa"/>
+          </w:tcPr>
+          <w:p>
+            <w:r>
+              <w:t>&lt; .001</w:t>
+            </w:r>
+          </w:p>
+        </w:tc>
+        <w:tc>
+          <w:tcPr>
+            <w:tcW w:w="2256" w:type="dxa"/>
+          </w:tcPr>
+          <w:p>
+            <w:r>
+              <w:t>Weak positive (confounded)</w:t>
+            </w:r>
+          </w:p>
         </w:tc>
       </w:tr>
       <w:tr>
-        <w:tc>
-          <w:tcPr>
-            <w:tcW w:w="1504" w:type="dxa"/>
-          </w:tcPr>
-          <w:p>
-            <w:r>
-              <w:t>TikTok</w:t>
-            </w:r>
-          </w:p>
-        </w:tc>
-        <w:tc>
-          <w:tcPr>
-            <w:tcW w:w="1504" w:type="dxa"/>
-          </w:tcPr>
-          <w:p>
-            <w:r>
-              <w:t>Likes</w:t>
-            </w:r>
-          </w:p>
-        </w:tc>
-        <w:tc>
-          <w:tcPr>
-            <w:tcW w:w="1504" w:type="dxa"/>
-          </w:tcPr>
-          <w:p>
-            <w:r>
-              <w:t>47</w:t>
-            </w:r>
-          </w:p>
-        </w:tc>
-        <w:tc>
-          <w:tcPr>
-            <w:tcW w:w="1504" w:type="dxa"/>
-          </w:tcPr>
-          <w:p>
-            <w:r>
-              <w:t>.109</w:t>
-            </w:r>
-          </w:p>
-        </w:tc>
-        <w:tc>
-          <w:tcPr>
-            <w:tcW w:w="1504" w:type="dxa"/>
-          </w:tcPr>
-          <w:p>
-            <w:r>
-              <w:t>.467</w:t>
-            </w:r>
-          </w:p>
-        </w:tc>
-        <w:tc>
-          <w:tcPr>
-            <w:tcW w:w="1504" w:type="dxa"/>
-          </w:tcPr>
-          <w:p/>
+        <w:trPr>
+          <w:jc w:val="center"/>
+        </w:trPr>
+        <w:tc>
+          <w:tcPr>
+            <w:tcW w:w="2256" w:type="dxa"/>
+          </w:tcPr>
+          <w:p>
+            <w:r>
+              <w:t>Comments (overall, n=147)</w:t>
+            </w:r>
+          </w:p>
+        </w:tc>
+        <w:tc>
+          <w:tcPr>
+            <w:tcW w:w="2256" w:type="dxa"/>
+          </w:tcPr>
+          <w:p>
+            <w:r>
+              <w:t>0.371</w:t>
+            </w:r>
+          </w:p>
+        </w:tc>
+        <w:tc>
+          <w:tcPr>
+            <w:tcW w:w="2256" w:type="dxa"/>
+          </w:tcPr>
+          <w:p>
+            <w:r>
+              <w:t>&lt; .001</w:t>
+            </w:r>
+          </w:p>
+        </w:tc>
+        <w:tc>
+          <w:tcPr>
+            <w:tcW w:w="2256" w:type="dxa"/>
+          </w:tcPr>
+          <w:p>
+            <w:r>
+              <w:t>Moderate positive (confounded)</w:t>
+            </w:r>
+          </w:p>
         </w:tc>
       </w:tr>
       <w:tr>
-        <w:tc>
-          <w:tcPr>
-            <w:tcW w:w="1504" w:type="dxa"/>
-          </w:tcPr>
-          <w:p>
-            <w:r>
-              <w:t>TikTok</w:t>
-            </w:r>
-          </w:p>
-        </w:tc>
-        <w:tc>
-          <w:tcPr>
-            <w:tcW w:w="1504" w:type="dxa"/>
-          </w:tcPr>
-          <w:p>
-            <w:r>
-              <w:t>Comments</w:t>
-            </w:r>
-          </w:p>
-        </w:tc>
-        <w:tc>
-          <w:tcPr>
-            <w:tcW w:w="1504" w:type="dxa"/>
-          </w:tcPr>
-          <w:p>
-            <w:r>
-              <w:t>47</w:t>
-            </w:r>
-          </w:p>
-        </w:tc>
-        <w:tc>
-          <w:tcPr>
-            <w:tcW w:w="1504" w:type="dxa"/>
-          </w:tcPr>
-          <w:p>
-            <w:r>
-              <w:t>.124</w:t>
-            </w:r>
-          </w:p>
-        </w:tc>
-        <w:tc>
-          <w:tcPr>
-            <w:tcW w:w="1504" w:type="dxa"/>
-          </w:tcPr>
-          <w:p>
-            <w:r>
-              <w:t>.408</w:t>
-            </w:r>
-          </w:p>
-        </w:tc>
-        <w:tc>
-          <w:tcPr>
-            <w:tcW w:w="1504" w:type="dxa"/>
-          </w:tcPr>
-          <w:p/>
+        <w:trPr>
+          <w:jc w:val="center"/>
+        </w:trPr>
+        <w:tc>
+          <w:tcPr>
+            <w:tcW w:w="2256" w:type="dxa"/>
+          </w:tcPr>
+          <w:p>
+            <w:r>
+              <w:t>YouTube views</w:t>
+            </w:r>
+          </w:p>
+        </w:tc>
+        <w:tc>
+          <w:tcPr>
+            <w:tcW w:w="2256" w:type="dxa"/>
+          </w:tcPr>
+          <w:p>
+            <w:r>
+              <w:t>-0.340</w:t>
+            </w:r>
+          </w:p>
+        </w:tc>
+        <w:tc>
+          <w:tcPr>
+            <w:tcW w:w="2256" w:type="dxa"/>
+          </w:tcPr>
+          <w:p>
+            <w:r>
+              <w:t>.016</w:t>
+            </w:r>
+          </w:p>
+        </w:tc>
+        <w:tc>
+          <w:tcPr>
+            <w:tcW w:w="2256" w:type="dxa"/>
+          </w:tcPr>
+          <w:p>
+            <w:r>
+              <w:t>Significant negative</w:t>
+            </w:r>
+          </w:p>
         </w:tc>
       </w:tr>
       <w:tr>
-        <w:tc>
-          <w:tcPr>
-            <w:tcW w:w="1504" w:type="dxa"/>
-          </w:tcPr>
-          <w:p>
-            <w:r>
-              <w:t>Instagram</w:t>
-            </w:r>
-          </w:p>
-        </w:tc>
-        <w:tc>
-          <w:tcPr>
-            <w:tcW w:w="1504" w:type="dxa"/>
-          </w:tcPr>
-          <w:p>
-            <w:r>
-              <w:t>Likes</w:t>
-            </w:r>
-          </w:p>
-        </w:tc>
-        <w:tc>
-          <w:tcPr>
-            <w:tcW w:w="1504" w:type="dxa"/>
-          </w:tcPr>
-          <w:p>
-            <w:r>
-              <w:t>50</w:t>
-            </w:r>
-          </w:p>
-        </w:tc>
-        <w:tc>
-          <w:tcPr>
-            <w:tcW w:w="1504" w:type="dxa"/>
-          </w:tcPr>
-          <w:p>
-            <w:r>
-              <w:t>−</w:t>
-            </w:r>
-            <w:r>
-              <w:t>.174</w:t>
-            </w:r>
-          </w:p>
-        </w:tc>
-        <w:tc>
-          <w:tcPr>
-            <w:tcW w:w="1504" w:type="dxa"/>
-          </w:tcPr>
-          <w:p>
-            <w:r>
-              <w:t>.226</w:t>
-            </w:r>
-          </w:p>
-        </w:tc>
-        <w:tc>
-          <w:tcPr>
-            <w:tcW w:w="1504" w:type="dxa"/>
-          </w:tcPr>
-          <w:p/>
+        <w:trPr>
+          <w:jc w:val="center"/>
+        </w:trPr>
+        <w:tc>
+          <w:tcPr>
+            <w:tcW w:w="2256" w:type="dxa"/>
+          </w:tcPr>
+          <w:p>
+            <w:r>
+              <w:t>YouTube likes</w:t>
+            </w:r>
+          </w:p>
+        </w:tc>
+        <w:tc>
+          <w:tcPr>
+            <w:tcW w:w="2256" w:type="dxa"/>
+          </w:tcPr>
+          <w:p>
+            <w:r>
+              <w:t>-0.286</w:t>
+            </w:r>
+          </w:p>
+        </w:tc>
+        <w:tc>
+          <w:tcPr>
+            <w:tcW w:w="2256" w:type="dxa"/>
+          </w:tcPr>
+          <w:p>
+            <w:r>
+              <w:t>.044</w:t>
+            </w:r>
+          </w:p>
+        </w:tc>
+        <w:tc>
+          <w:tcPr>
+            <w:tcW w:w="2256" w:type="dxa"/>
+          </w:tcPr>
+          <w:p>
+            <w:r>
+              <w:t>Significant negative</w:t>
+            </w:r>
+          </w:p>
         </w:tc>
       </w:tr>
       <w:tr>
-        <w:tc>
-          <w:tcPr>
-            <w:tcW w:w="1504" w:type="dxa"/>
-          </w:tcPr>
-          <w:p>
-            <w:r>
-              <w:t>Instagram</w:t>
-            </w:r>
-          </w:p>
-        </w:tc>
-        <w:tc>
-          <w:tcPr>
-            <w:tcW w:w="1504" w:type="dxa"/>
-          </w:tcPr>
-          <w:p>
-            <w:r>
-              <w:t>Comments</w:t>
-            </w:r>
-          </w:p>
-        </w:tc>
-        <w:tc>
-          <w:tcPr>
-            <w:tcW w:w="1504" w:type="dxa"/>
-          </w:tcPr>
-          <w:p>
-            <w:r>
-              <w:t>50</w:t>
-            </w:r>
-          </w:p>
-        </w:tc>
-        <w:tc>
-          <w:tcPr>
-            <w:tcW w:w="1504" w:type="dxa"/>
-          </w:tcPr>
-          <w:p>
-            <w:r>
-              <w:t>−</w:t>
-            </w:r>
-            <w:r>
-              <w:t>.045</w:t>
-            </w:r>
-          </w:p>
-        </w:tc>
-        <w:tc>
-          <w:tcPr>
-            <w:tcW w:w="1504" w:type="dxa"/>
-          </w:tcPr>
-          <w:p>
-            <w:r>
-              <w:t>.758</w:t>
-            </w:r>
-          </w:p>
-        </w:tc>
-        <w:tc>
-          <w:tcPr>
-            <w:tcW w:w="1504" w:type="dxa"/>
+        <w:trPr>
+          <w:jc w:val="center"/>
+        </w:trPr>
+        <w:tc>
+          <w:tcPr>
+            <w:tcW w:w="2256" w:type="dxa"/>
+          </w:tcPr>
+          <w:p>
+            <w:r>
+              <w:t>TikTok views</w:t>
+            </w:r>
+          </w:p>
+        </w:tc>
+        <w:tc>
+          <w:tcPr>
+            <w:tcW w:w="2256" w:type="dxa"/>
+          </w:tcPr>
+          <w:p>
+            <w:r>
+              <w:t>-0.057</w:t>
+            </w:r>
+          </w:p>
+        </w:tc>
+        <w:tc>
+          <w:tcPr>
+            <w:tcW w:w="2256" w:type="dxa"/>
+          </w:tcPr>
+          <w:p>
+            <w:r>
+              <w:t>.702</w:t>
+            </w:r>
+          </w:p>
+        </w:tc>
+        <w:tc>
+          <w:tcPr>
+            <w:tcW w:w="2256" w:type="dxa"/>
+          </w:tcPr>
+          <w:p>
+            <w:r>
+              <w:t>ns</w:t>
+            </w:r>
+          </w:p>
+        </w:tc>
+      </w:tr>
+      <w:tr>
+        <w:trPr>
+          <w:jc w:val="center"/>
+        </w:trPr>
+        <w:tc>
+          <w:tcPr>
+            <w:tcW w:w="2256" w:type="dxa"/>
+          </w:tcPr>
+          <w:p>
+            <w:r>
+              <w:t>TikTok likes</w:t>
+            </w:r>
+          </w:p>
+        </w:tc>
+        <w:tc>
+          <w:tcPr>
+            <w:tcW w:w="2256" w:type="dxa"/>
+          </w:tcPr>
+          <w:p>
+            <w:r>
+              <w:t>0.109</w:t>
+            </w:r>
+          </w:p>
+        </w:tc>
+        <w:tc>
+          <w:tcPr>
+            <w:tcW w:w="2256" w:type="dxa"/>
+          </w:tcPr>
+          <w:p>
+            <w:r>
+              <w:t>.467</w:t>
+            </w:r>
+          </w:p>
+        </w:tc>
+        <w:tc>
+          <w:tcPr>
+            <w:tcW w:w="2256" w:type="dxa"/>
+          </w:tcPr>
+          <w:p>
+            <w:r>
+              <w:t>ns</w:t>
+            </w:r>
+          </w:p>
+        </w:tc>
+      </w:tr>
+      <w:tr>
+        <w:trPr>
+          <w:jc w:val="center"/>
+        </w:trPr>
+        <w:tc>
+          <w:tcPr>
+            <w:tcW w:w="2256" w:type="dxa"/>
+          </w:tcPr>
+          <w:p>
+            <w:r>
+              <w:t>Instagram likes</w:t>
+            </w:r>
+          </w:p>
+        </w:tc>
+        <w:tc>
+          <w:tcPr>
+            <w:tcW w:w="2256" w:type="dxa"/>
+          </w:tcPr>
+          <w:p>
+            <w:r>
+              <w:t>-0.174</w:t>
+            </w:r>
+          </w:p>
+        </w:tc>
+        <w:tc>
+          <w:tcPr>
+            <w:tcW w:w="2256" w:type="dxa"/>
+          </w:tcPr>
+          <w:p>
+            <w:r>
+              <w:t>.226</w:t>
+            </w:r>
+          </w:p>
+        </w:tc>
+        <w:tc>
+          <w:tcPr>
+            <w:tcW w:w="2256" w:type="dxa"/>
+          </w:tcPr>
+          <w:p>
+            <w:r>
+              <w:t>ns</w:t>
+            </w:r>
+          </w:p>
+        </w:tc>
+      </w:tr>
+      <w:tr>
+        <w:trPr>
+          <w:jc w:val="center"/>
+        </w:trPr>
+        <w:tc>
+          <w:tcPr>
+            <w:tcW w:w="2256" w:type="dxa"/>
+          </w:tcPr>
+          <w:p>
+            <w:r>
+              <w:t>Note</w:t>
+            </w:r>
+          </w:p>
+        </w:tc>
+        <w:tc>
+          <w:tcPr>
+            <w:tcW w:w="2256" w:type="dxa"/>
           </w:tcPr>
           <w:p/>
+        </w:tc>
+        <w:tc>
+          <w:tcPr>
+            <w:tcW w:w="2256" w:type="dxa"/>
+          </w:tcPr>
+          <w:p/>
+        </w:tc>
+        <w:tc>
+          <w:tcPr>
+            <w:tcW w:w="2256" w:type="dxa"/>
+          </w:tcPr>
+          <w:p>
+            <w:r>
+              <w:t xml:space="preserve">Overall </w:t>
+            </w:r>
+            <w:r>
+              <w:lastRenderedPageBreak/>
+              <w:t>likes/comments confounded; YouTube shows real negative correlations</w:t>
+            </w:r>
+          </w:p>
         </w:tc>
       </w:tr>
     </w:tbl>
-    <w:p>
-      <w:r>
-        <w:t>Note. * p &lt; .05, *** p &lt; .001. Overall likes and comments correlations should be interpreted cautiously because they are confounded by between-platform differences.</w:t>
-      </w:r>
-    </w:p>
+    <w:p/>
+    <w:p>
+      <w:r>
+        <w:t>Table C7. DISCERN Section Scores by Platform (Median, IQR)</w:t>
+      </w:r>
+    </w:p>
+    <w:tbl>
+      <w:tblPr>
+        <w:tblStyle w:val="TableGrid"/>
+        <w:tblW w:w="0" w:type="auto"/>
+        <w:jc w:val="center"/>
+        <w:tblLook w:val="04A0" w:firstRow="1" w:lastRow="0" w:firstColumn="1" w:lastColumn="0" w:noHBand="0" w:noVBand="1"/>
+      </w:tblPr>
+      <w:tblGrid>
+        <w:gridCol w:w="1805"/>
+        <w:gridCol w:w="1805"/>
+        <w:gridCol w:w="1805"/>
+        <w:gridCol w:w="1805"/>
+        <w:gridCol w:w="1805"/>
+      </w:tblGrid>
+      <w:tr>
+        <w:trPr>
+          <w:jc w:val="center"/>
+        </w:trPr>
+        <w:tc>
+          <w:tcPr>
+            <w:tcW w:w="1805" w:type="dxa"/>
+            <w:shd w:val="clear" w:color="auto" w:fill="D9E2F3"/>
+          </w:tcPr>
+          <w:p>
+            <w:r>
+              <w:t>Platform</w:t>
+            </w:r>
+          </w:p>
+        </w:tc>
+        <w:tc>
+          <w:tcPr>
+            <w:tcW w:w="1805" w:type="dxa"/>
+            <w:shd w:val="clear" w:color="auto" w:fill="D9E2F3"/>
+          </w:tcPr>
+          <w:p>
+            <w:r>
+              <w:t>Section 1 Mdn</w:t>
+            </w:r>
+          </w:p>
+        </w:tc>
+        <w:tc>
+          <w:tcPr>
+            <w:tcW w:w="1805" w:type="dxa"/>
+            <w:shd w:val="clear" w:color="auto" w:fill="D9E2F3"/>
+          </w:tcPr>
+          <w:p>
+            <w:r>
+              <w:t>Section 1 IQR</w:t>
+            </w:r>
+          </w:p>
+        </w:tc>
+        <w:tc>
+          <w:tcPr>
+            <w:tcW w:w="1805" w:type="dxa"/>
+            <w:shd w:val="clear" w:color="auto" w:fill="D9E2F3"/>
+          </w:tcPr>
+          <w:p>
+            <w:r>
+              <w:t>Section 2 Mdn</w:t>
+            </w:r>
+          </w:p>
+        </w:tc>
+        <w:tc>
+          <w:tcPr>
+            <w:tcW w:w="1805" w:type="dxa"/>
+            <w:shd w:val="clear" w:color="auto" w:fill="D9E2F3"/>
+          </w:tcPr>
+          <w:p>
+            <w:r>
+              <w:t>Section 2 IQR</w:t>
+            </w:r>
+          </w:p>
+        </w:tc>
+      </w:tr>
+      <w:tr>
+        <w:trPr>
+          <w:jc w:val="center"/>
+        </w:trPr>
+        <w:tc>
+          <w:tcPr>
+            <w:tcW w:w="1805" w:type="dxa"/>
+          </w:tcPr>
+          <w:p>
+            <w:r>
+              <w:t>Website</w:t>
+            </w:r>
+          </w:p>
+        </w:tc>
+        <w:tc>
+          <w:tcPr>
+            <w:tcW w:w="1805" w:type="dxa"/>
+          </w:tcPr>
+          <w:p>
+            <w:r>
+              <w:t>25</w:t>
+            </w:r>
+          </w:p>
+        </w:tc>
+        <w:tc>
+          <w:tcPr>
+            <w:tcW w:w="1805" w:type="dxa"/>
+          </w:tcPr>
+          <w:p>
+            <w:r>
+              <w:t>23–29</w:t>
+            </w:r>
+          </w:p>
+        </w:tc>
+        <w:tc>
+          <w:tcPr>
+            <w:tcW w:w="1805" w:type="dxa"/>
+          </w:tcPr>
+          <w:p>
+            <w:r>
+              <w:t>18</w:t>
+            </w:r>
+          </w:p>
+        </w:tc>
+        <w:tc>
+          <w:tcPr>
+            <w:tcW w:w="1805" w:type="dxa"/>
+          </w:tcPr>
+          <w:p>
+            <w:r>
+              <w:t>16–21</w:t>
+            </w:r>
+          </w:p>
+        </w:tc>
+      </w:tr>
+      <w:tr>
+        <w:trPr>
+          <w:jc w:val="center"/>
+        </w:trPr>
+        <w:tc>
+          <w:tcPr>
+            <w:tcW w:w="1805" w:type="dxa"/>
+          </w:tcPr>
+          <w:p>
+            <w:r>
+              <w:t>YouTube</w:t>
+            </w:r>
+          </w:p>
+        </w:tc>
+        <w:tc>
+          <w:tcPr>
+            <w:tcW w:w="1805" w:type="dxa"/>
+          </w:tcPr>
+          <w:p>
+            <w:r>
+              <w:t>24</w:t>
+            </w:r>
+          </w:p>
+        </w:tc>
+        <w:tc>
+          <w:tcPr>
+            <w:tcW w:w="1805" w:type="dxa"/>
+          </w:tcPr>
+          <w:p>
+            <w:r>
+              <w:t>21–27</w:t>
+            </w:r>
+          </w:p>
+        </w:tc>
+        <w:tc>
+          <w:tcPr>
+            <w:tcW w:w="1805" w:type="dxa"/>
+          </w:tcPr>
+          <w:p>
+            <w:r>
+              <w:t>16</w:t>
+            </w:r>
+          </w:p>
+        </w:tc>
+        <w:tc>
+          <w:tcPr>
+            <w:tcW w:w="1805" w:type="dxa"/>
+          </w:tcPr>
+          <w:p>
+            <w:r>
+              <w:t>14–18</w:t>
+            </w:r>
+          </w:p>
+        </w:tc>
+      </w:tr>
+      <w:tr>
+        <w:trPr>
+          <w:jc w:val="center"/>
+        </w:trPr>
+        <w:tc>
+          <w:tcPr>
+            <w:tcW w:w="1805" w:type="dxa"/>
+          </w:tcPr>
+          <w:p>
+            <w:r>
+              <w:t>TikTok</w:t>
+            </w:r>
+          </w:p>
+        </w:tc>
+        <w:tc>
+          <w:tcPr>
+            <w:tcW w:w="1805" w:type="dxa"/>
+          </w:tcPr>
+          <w:p>
+            <w:r>
+              <w:t>19</w:t>
+            </w:r>
+          </w:p>
+        </w:tc>
+        <w:tc>
+          <w:tcPr>
+            <w:tcW w:w="1805" w:type="dxa"/>
+          </w:tcPr>
+          <w:p>
+            <w:r>
+              <w:t>17–22</w:t>
+            </w:r>
+          </w:p>
+        </w:tc>
+        <w:tc>
+          <w:tcPr>
+            <w:tcW w:w="1805" w:type="dxa"/>
+          </w:tcPr>
+          <w:p>
+            <w:r>
+              <w:t>14</w:t>
+            </w:r>
+          </w:p>
+        </w:tc>
+        <w:tc>
+          <w:tcPr>
+            <w:tcW w:w="1805" w:type="dxa"/>
+          </w:tcPr>
+          <w:p>
+            <w:r>
+              <w:t>11–16</w:t>
+            </w:r>
+          </w:p>
+        </w:tc>
+      </w:tr>
+      <w:tr>
+        <w:trPr>
+          <w:jc w:val="center"/>
+        </w:trPr>
+        <w:tc>
+          <w:tcPr>
+            <w:tcW w:w="1805" w:type="dxa"/>
+          </w:tcPr>
+          <w:p>
+            <w:r>
+              <w:t>Instagram</w:t>
+            </w:r>
+          </w:p>
+        </w:tc>
+        <w:tc>
+          <w:tcPr>
+            <w:tcW w:w="1805" w:type="dxa"/>
+          </w:tcPr>
+          <w:p>
+            <w:r>
+              <w:t>15</w:t>
+            </w:r>
+          </w:p>
+        </w:tc>
+        <w:tc>
+          <w:tcPr>
+            <w:tcW w:w="1805" w:type="dxa"/>
+          </w:tcPr>
+          <w:p>
+            <w:r>
+              <w:t>13–18</w:t>
+            </w:r>
+          </w:p>
+        </w:tc>
+        <w:tc>
+          <w:tcPr>
+            <w:tcW w:w="1805" w:type="dxa"/>
+          </w:tcPr>
+          <w:p>
+            <w:r>
+              <w:t>10</w:t>
+            </w:r>
+          </w:p>
+        </w:tc>
+        <w:tc>
+          <w:tcPr>
+            <w:tcW w:w="1805" w:type="dxa"/>
+          </w:tcPr>
+          <w:p>
+            <w:r>
+              <w:t>9–13</w:t>
+            </w:r>
+          </w:p>
+        </w:tc>
+      </w:tr>
+    </w:tbl>
+    <w:p/>
+    <w:p>
+      <w:r>
+        <w:t>Table C8. DISCERN Scores by Creator Type</w:t>
+      </w:r>
+    </w:p>
+    <w:tbl>
+      <w:tblPr>
+        <w:tblStyle w:val="TableGrid"/>
+        <w:tblW w:w="0" w:type="auto"/>
+        <w:jc w:val="center"/>
+        <w:tblLook w:val="04A0" w:firstRow="1" w:lastRow="0" w:firstColumn="1" w:lastColumn="0" w:noHBand="0" w:noVBand="1"/>
+      </w:tblPr>
+      <w:tblGrid>
+        <w:gridCol w:w="3009"/>
+        <w:gridCol w:w="3009"/>
+        <w:gridCol w:w="3009"/>
+      </w:tblGrid>
+      <w:tr>
+        <w:trPr>
+          <w:jc w:val="center"/>
+        </w:trPr>
+        <w:tc>
+          <w:tcPr>
+            <w:tcW w:w="3009" w:type="dxa"/>
+            <w:shd w:val="clear" w:color="auto" w:fill="D9E2F3"/>
+          </w:tcPr>
+          <w:p>
+            <w:r>
+              <w:t>Creator Type</w:t>
+            </w:r>
+          </w:p>
+        </w:tc>
+        <w:tc>
+          <w:tcPr>
+            <w:tcW w:w="3009" w:type="dxa"/>
+            <w:shd w:val="clear" w:color="auto" w:fill="D9E2F3"/>
+          </w:tcPr>
+          <w:p>
+            <w:r>
+              <w:t>n</w:t>
+            </w:r>
+          </w:p>
+        </w:tc>
+        <w:tc>
+          <w:tcPr>
+            <w:tcW w:w="3009" w:type="dxa"/>
+            <w:shd w:val="clear" w:color="auto" w:fill="D9E2F3"/>
+          </w:tcPr>
+          <w:p>
+            <w:r>
+              <w:t>Mdn DISCERN</w:t>
+            </w:r>
+          </w:p>
+        </w:tc>
+      </w:tr>
+      <w:tr>
+        <w:trPr>
+          <w:jc w:val="center"/>
+        </w:trPr>
+        <w:tc>
+          <w:tcPr>
+            <w:tcW w:w="3009" w:type="dxa"/>
+          </w:tcPr>
+          <w:p>
+            <w:r>
+              <w:t>Healthcare Professional</w:t>
+            </w:r>
+          </w:p>
+        </w:tc>
+        <w:tc>
+          <w:tcPr>
+            <w:tcW w:w="3009" w:type="dxa"/>
+          </w:tcPr>
+          <w:p>
+            <w:r>
+              <w:t>19</w:t>
+            </w:r>
+          </w:p>
+        </w:tc>
+        <w:tc>
+          <w:tcPr>
+            <w:tcW w:w="3009" w:type="dxa"/>
+          </w:tcPr>
+          <w:p>
+            <w:r>
+              <w:t>45.0</w:t>
+            </w:r>
+          </w:p>
+        </w:tc>
+      </w:tr>
+      <w:tr>
+        <w:trPr>
+          <w:jc w:val="center"/>
+        </w:trPr>
+        <w:tc>
+          <w:tcPr>
+            <w:tcW w:w="3009" w:type="dxa"/>
+          </w:tcPr>
+          <w:p>
+            <w:r>
+              <w:t>Certified Fitness Professional</w:t>
+            </w:r>
+          </w:p>
+        </w:tc>
+        <w:tc>
+          <w:tcPr>
+            <w:tcW w:w="3009" w:type="dxa"/>
+          </w:tcPr>
+          <w:p>
+            <w:r>
+              <w:t>32</w:t>
+            </w:r>
+          </w:p>
+        </w:tc>
+        <w:tc>
+          <w:tcPr>
+            <w:tcW w:w="3009" w:type="dxa"/>
+          </w:tcPr>
+          <w:p>
+            <w:r>
+              <w:t>39.5</w:t>
+            </w:r>
+          </w:p>
+        </w:tc>
+      </w:tr>
+      <w:tr>
+        <w:trPr>
+          <w:jc w:val="center"/>
+        </w:trPr>
+        <w:tc>
+          <w:tcPr>
+            <w:tcW w:w="3009" w:type="dxa"/>
+          </w:tcPr>
+          <w:p>
+            <w:r>
+              <w:t>Fitness Influencer</w:t>
+            </w:r>
+          </w:p>
+        </w:tc>
+        <w:tc>
+          <w:tcPr>
+            <w:tcW w:w="3009" w:type="dxa"/>
+          </w:tcPr>
+          <w:p>
+            <w:r>
+              <w:t>38</w:t>
+            </w:r>
+          </w:p>
+        </w:tc>
+        <w:tc>
+          <w:tcPr>
+            <w:tcW w:w="3009" w:type="dxa"/>
+          </w:tcPr>
+          <w:p>
+            <w:r>
+              <w:t>36.0</w:t>
+            </w:r>
+          </w:p>
+        </w:tc>
+      </w:tr>
+      <w:tr>
+        <w:trPr>
+          <w:jc w:val="center"/>
+        </w:trPr>
+        <w:tc>
+          <w:tcPr>
+            <w:tcW w:w="3009" w:type="dxa"/>
+          </w:tcPr>
+          <w:p>
+            <w:r>
+              <w:t>General User</w:t>
+            </w:r>
+          </w:p>
+        </w:tc>
+        <w:tc>
+          <w:tcPr>
+            <w:tcW w:w="3009" w:type="dxa"/>
+          </w:tcPr>
+          <w:p>
+            <w:r>
+              <w:t>24</w:t>
+            </w:r>
+          </w:p>
+        </w:tc>
+        <w:tc>
+          <w:tcPr>
+            <w:tcW w:w="3009" w:type="dxa"/>
+          </w:tcPr>
+          <w:p>
+            <w:r>
+              <w:t>33.0</w:t>
+            </w:r>
+          </w:p>
+        </w:tc>
+      </w:tr>
+      <w:tr>
+        <w:trPr>
+          <w:jc w:val="center"/>
+        </w:trPr>
+        <w:tc>
+          <w:tcPr>
+            <w:tcW w:w="3009" w:type="dxa"/>
+          </w:tcPr>
+          <w:p>
+            <w:r>
+              <w:t>Organisation</w:t>
+            </w:r>
+          </w:p>
+        </w:tc>
+        <w:tc>
+          <w:tcPr>
+            <w:tcW w:w="3009" w:type="dxa"/>
+          </w:tcPr>
+          <w:p>
+            <w:r>
+              <w:t>84</w:t>
+            </w:r>
+          </w:p>
+        </w:tc>
+        <w:tc>
+          <w:tcPr>
+            <w:tcW w:w="3009" w:type="dxa"/>
+          </w:tcPr>
+          <w:p>
+            <w:r>
+              <w:t>39.0</w:t>
+            </w:r>
+          </w:p>
+        </w:tc>
+      </w:tr>
+    </w:tbl>
+    <w:p/>
+    <w:p>
+      <w:r>
+        <w:t>Table C9. DISCERN Scores by Content Format (= Platform)</w:t>
+      </w:r>
+    </w:p>
+    <w:tbl>
+      <w:tblPr>
+        <w:tblStyle w:val="TableGrid"/>
+        <w:tblW w:w="0" w:type="auto"/>
+        <w:jc w:val="center"/>
+        <w:tblLook w:val="04A0" w:firstRow="1" w:lastRow="0" w:firstColumn="1" w:lastColumn="0" w:noHBand="0" w:noVBand="1"/>
+      </w:tblPr>
+      <w:tblGrid>
+        <w:gridCol w:w="1805"/>
+        <w:gridCol w:w="1805"/>
+        <w:gridCol w:w="1805"/>
+        <w:gridCol w:w="1805"/>
+        <w:gridCol w:w="1805"/>
+      </w:tblGrid>
+      <w:tr>
+        <w:trPr>
+          <w:jc w:val="center"/>
+        </w:trPr>
+        <w:tc>
+          <w:tcPr>
+            <w:tcW w:w="1805" w:type="dxa"/>
+            <w:shd w:val="clear" w:color="auto" w:fill="D9E2F3"/>
+          </w:tcPr>
+          <w:p>
+            <w:r>
+              <w:t>Format</w:t>
+            </w:r>
+          </w:p>
+        </w:tc>
+        <w:tc>
+          <w:tcPr>
+            <w:tcW w:w="1805" w:type="dxa"/>
+            <w:shd w:val="clear" w:color="auto" w:fill="D9E2F3"/>
+          </w:tcPr>
+          <w:p>
+            <w:r>
+              <w:t>Platform</w:t>
+            </w:r>
+          </w:p>
+        </w:tc>
+        <w:tc>
+          <w:tcPr>
+            <w:tcW w:w="1805" w:type="dxa"/>
+            <w:shd w:val="clear" w:color="auto" w:fill="D9E2F3"/>
+          </w:tcPr>
+          <w:p>
+            <w:r>
+              <w:t>n</w:t>
+            </w:r>
+          </w:p>
+        </w:tc>
+        <w:tc>
+          <w:tcPr>
+            <w:tcW w:w="1805" w:type="dxa"/>
+            <w:shd w:val="clear" w:color="auto" w:fill="D9E2F3"/>
+          </w:tcPr>
+          <w:p>
+            <w:r>
+              <w:t>Mdn</w:t>
+            </w:r>
+          </w:p>
+        </w:tc>
+        <w:tc>
+          <w:tcPr>
+            <w:tcW w:w="1805" w:type="dxa"/>
+            <w:shd w:val="clear" w:color="auto" w:fill="D9E2F3"/>
+          </w:tcPr>
+          <w:p>
+            <w:r>
+              <w:t>M</w:t>
+            </w:r>
+          </w:p>
+        </w:tc>
+      </w:tr>
+      <w:tr>
+        <w:trPr>
+          <w:jc w:val="center"/>
+        </w:trPr>
+        <w:tc>
+          <w:tcPr>
+            <w:tcW w:w="1805" w:type="dxa"/>
+          </w:tcPr>
+          <w:p>
+            <w:r>
+              <w:t>Text Article</w:t>
+            </w:r>
+          </w:p>
+        </w:tc>
+        <w:tc>
+          <w:tcPr>
+            <w:tcW w:w="1805" w:type="dxa"/>
+          </w:tcPr>
+          <w:p>
+            <w:r>
+              <w:t>Website</w:t>
+            </w:r>
+          </w:p>
+        </w:tc>
+        <w:tc>
+          <w:tcPr>
+            <w:tcW w:w="1805" w:type="dxa"/>
+          </w:tcPr>
+          <w:p>
+            <w:r>
+              <w:t>50</w:t>
+            </w:r>
+          </w:p>
+        </w:tc>
+        <w:tc>
+          <w:tcPr>
+            <w:tcW w:w="1805" w:type="dxa"/>
+          </w:tcPr>
+          <w:p>
+            <w:r>
+              <w:t>48.5</w:t>
+            </w:r>
+          </w:p>
+        </w:tc>
+        <w:tc>
+          <w:tcPr>
+            <w:tcW w:w="1805" w:type="dxa"/>
+          </w:tcPr>
+          <w:p>
+            <w:r>
+              <w:t>47.0</w:t>
+            </w:r>
+          </w:p>
+        </w:tc>
+      </w:tr>
+      <w:tr>
+        <w:trPr>
+          <w:jc w:val="center"/>
+        </w:trPr>
+        <w:tc>
+          <w:tcPr>
+            <w:tcW w:w="1805" w:type="dxa"/>
+          </w:tcPr>
+          <w:p>
+            <w:r>
+              <w:t>Long Video (&gt;5 min)</w:t>
+            </w:r>
+          </w:p>
+        </w:tc>
+        <w:tc>
+          <w:tcPr>
+            <w:tcW w:w="1805" w:type="dxa"/>
+          </w:tcPr>
+          <w:p>
+            <w:r>
+              <w:t>YouTube</w:t>
+            </w:r>
+          </w:p>
+        </w:tc>
+        <w:tc>
+          <w:tcPr>
+            <w:tcW w:w="1805" w:type="dxa"/>
+          </w:tcPr>
+          <w:p>
+            <w:r>
+              <w:t>50</w:t>
+            </w:r>
+          </w:p>
+        </w:tc>
+        <w:tc>
+          <w:tcPr>
+            <w:tcW w:w="1805" w:type="dxa"/>
+          </w:tcPr>
+          <w:p>
+            <w:r>
+              <w:t>42.0</w:t>
+            </w:r>
+          </w:p>
+        </w:tc>
+        <w:tc>
+          <w:tcPr>
+            <w:tcW w:w="1805" w:type="dxa"/>
+          </w:tcPr>
+          <w:p>
+            <w:r>
+              <w:t>42.9</w:t>
+            </w:r>
+          </w:p>
+        </w:tc>
+      </w:tr>
+      <w:tr>
+        <w:trPr>
+          <w:jc w:val="center"/>
+        </w:trPr>
+        <w:tc>
+          <w:tcPr>
+            <w:tcW w:w="1805" w:type="dxa"/>
+          </w:tcPr>
+          <w:p>
+            <w:r>
+              <w:t>Short Video (&lt;60 s)</w:t>
+            </w:r>
+          </w:p>
+        </w:tc>
+        <w:tc>
+          <w:tcPr>
+            <w:tcW w:w="1805" w:type="dxa"/>
+          </w:tcPr>
+          <w:p>
+            <w:r>
+              <w:t>TikTok</w:t>
+            </w:r>
+          </w:p>
+        </w:tc>
+        <w:tc>
+          <w:tcPr>
+            <w:tcW w:w="1805" w:type="dxa"/>
+          </w:tcPr>
+          <w:p>
+            <w:r>
+              <w:t>47</w:t>
+            </w:r>
+          </w:p>
+        </w:tc>
+        <w:tc>
+          <w:tcPr>
+            <w:tcW w:w="1805" w:type="dxa"/>
+          </w:tcPr>
+          <w:p>
+            <w:r>
+              <w:t>35.0</w:t>
+            </w:r>
+          </w:p>
+        </w:tc>
+        <w:tc>
+          <w:tcPr>
+            <w:tcW w:w="1805" w:type="dxa"/>
+          </w:tcPr>
+          <w:p>
+            <w:r>
+              <w:t>35.6</w:t>
+            </w:r>
+          </w:p>
+        </w:tc>
+      </w:tr>
+      <w:tr>
+        <w:trPr>
+          <w:jc w:val="center"/>
+        </w:trPr>
+        <w:tc>
+          <w:tcPr>
+            <w:tcW w:w="1805" w:type="dxa"/>
+          </w:tcPr>
+          <w:p>
+            <w:r>
+              <w:t>Carousel</w:t>
+            </w:r>
+          </w:p>
+        </w:tc>
+        <w:tc>
+          <w:tcPr>
+            <w:tcW w:w="1805" w:type="dxa"/>
+          </w:tcPr>
+          <w:p>
+            <w:r>
+              <w:t>Instagram</w:t>
+            </w:r>
+          </w:p>
+        </w:tc>
+        <w:tc>
+          <w:tcPr>
+            <w:tcW w:w="1805" w:type="dxa"/>
+          </w:tcPr>
+          <w:p>
+            <w:r>
+              <w:t>50</w:t>
+            </w:r>
+          </w:p>
+        </w:tc>
+        <w:tc>
+          <w:tcPr>
+            <w:tcW w:w="1805" w:type="dxa"/>
+          </w:tcPr>
+          <w:p>
+            <w:r>
+              <w:t>27.5</w:t>
+            </w:r>
+          </w:p>
+        </w:tc>
+        <w:tc>
+          <w:tcPr>
+            <w:tcW w:w="1805" w:type="dxa"/>
+          </w:tcPr>
+          <w:p>
+            <w:r>
+              <w:t>29.0</w:t>
+            </w:r>
+          </w:p>
+        </w:tc>
+      </w:tr>
+    </w:tbl>
     <w:p>
       <w:r>
         <w:br w:type="page"/>
@@ -17577,7 +18109,7 @@
         <w:t xml:space="preserve">Creator type analysis. </w:t>
       </w:r>
       <w:r>
-        <w:t>Mann-Whitney U test (scipy.stats.mannwhitneyu) comparing professional vs. non-professional creators. Effect size: r = Z / sqrt(N).</w:t>
+        <w:t>Mann-Whitney U test (scipy.stats.mannwhitneyu) comparing professional vs. non-professional creators. Effect size: rank-biserial correlation.</w:t>
       </w:r>
     </w:p>
     <w:p>
@@ -17599,7 +18131,10 @@
     </w:p>
     <w:p>
       <w:r>
-        <w:t>All data, scripts, and analysis outputs are maintained in a version-controlled Git repository available at https://github.com/ayothedoc3/masters-thesis (accessed 26 March 2026). The repository snapshot current at the time of submission contains the materials supporting the submitted thesis. The complete analysis can be reproduced by running: python analysis/run_analysis.py from the project root directory. The final audited input files are data/csv/master_dataset_corrected.csv and data/csv/second_rater_scores.csv. The final audited analytical sample contains 197 items: 50 websites, 50 YouTube videos, 47 TikTok videos, and 50 Instagram posts. The script normalises common content-format label variants before analysis and writes all output files (figures, tables, and analysis_report.txt) to analysis/output/.</w:t>
+        <w:t>All data, scripts, and analysis outputs are maintained in a version-controlled Git repository available at https://github.com/ayothedoc3/masters-thesis (accessed 26 March 2026). The repository snapshot current at the time of submission contains the materials supporting the submitted thesis. The complete analysis can be reproduced by running: python analysis/run_analysis.py from the project root directory. The final audited input files are data/csv/master_dataset_corrected.csv and data/csv/second_rater_score</w:t>
+      </w:r>
+      <w:r>
+        <w:t>s.csv. The final audited analytical sample contains 197 items: 50 websites, 50 YouTube videos, 47 TikTok videos, and 50 Instagram posts. The script normalises common content-format label variants before analysis and writes all output files (figures, tables, and analysis_report.txt) to analysis/output/.</w:t>
       </w:r>
     </w:p>
     <w:p>
@@ -17743,10 +18278,10 @@
           <w:noProof/>
         </w:rPr>
         <w:drawing>
-          <wp:inline distT="0" distB="0" distL="0" distR="0" wp14:anchorId="4FAE8EC5" wp14:editId="76A7E9B7">
+          <wp:inline distT="0" distB="0" distL="0" distR="0" wp14:anchorId="37545D5A" wp14:editId="3A8E077C">
             <wp:extent cx="5669280" cy="4009568"/>
             <wp:effectExtent l="0" t="0" r="0" b="0"/>
-            <wp:docPr id="1174829709" name="Picture 1174829709"/>
+            <wp:docPr id="1960401769" name="Picture 1960401769"/>
             <wp:cNvGraphicFramePr>
               <a:graphicFrameLocks xmlns:a="http://schemas.openxmlformats.org/drawingml/2006/main" noChangeAspect="1"/>
             </wp:cNvGraphicFramePr>
@@ -18006,31 +18541,31 @@
       </w:rPr>
     </w:lvl>
   </w:abstractNum>
-  <w:num w:numId="1" w16cid:durableId="991254732">
+  <w:num w:numId="1" w16cid:durableId="439837047">
     <w:abstractNumId w:val="8"/>
   </w:num>
-  <w:num w:numId="2" w16cid:durableId="1301184300">
+  <w:num w:numId="2" w16cid:durableId="367487724">
     <w:abstractNumId w:val="6"/>
   </w:num>
-  <w:num w:numId="3" w16cid:durableId="1293831543">
+  <w:num w:numId="3" w16cid:durableId="2044750879">
     <w:abstractNumId w:val="5"/>
   </w:num>
-  <w:num w:numId="4" w16cid:durableId="413864062">
+  <w:num w:numId="4" w16cid:durableId="1929532566">
     <w:abstractNumId w:val="4"/>
   </w:num>
-  <w:num w:numId="5" w16cid:durableId="88502982">
+  <w:num w:numId="5" w16cid:durableId="800878882">
     <w:abstractNumId w:val="7"/>
   </w:num>
-  <w:num w:numId="6" w16cid:durableId="854268974">
+  <w:num w:numId="6" w16cid:durableId="357509053">
     <w:abstractNumId w:val="3"/>
   </w:num>
-  <w:num w:numId="7" w16cid:durableId="61102254">
+  <w:num w:numId="7" w16cid:durableId="1510483383">
     <w:abstractNumId w:val="2"/>
   </w:num>
-  <w:num w:numId="8" w16cid:durableId="2009743215">
+  <w:num w:numId="8" w16cid:durableId="1826437385">
     <w:abstractNumId w:val="1"/>
   </w:num>
-  <w:num w:numId="9" w16cid:durableId="305087646">
+  <w:num w:numId="9" w16cid:durableId="140466805">
     <w:abstractNumId w:val="0"/>
   </w:num>
 </w:numbering>
@@ -29427,7 +29962,7 @@
     <w:autoRedefine/>
     <w:uiPriority w:val="39"/>
     <w:unhideWhenUsed/>
-    <w:rsid w:val="00A33F78"/>
+    <w:rsid w:val="00C21FE0"/>
     <w:pPr>
       <w:spacing w:after="100"/>
     </w:pPr>
@@ -29439,7 +29974,7 @@
     <w:autoRedefine/>
     <w:uiPriority w:val="39"/>
     <w:unhideWhenUsed/>
-    <w:rsid w:val="00A33F78"/>
+    <w:rsid w:val="00C21FE0"/>
     <w:pPr>
       <w:spacing w:after="100"/>
       <w:ind w:left="240"/>
@@ -29450,7 +29985,7 @@
     <w:basedOn w:val="DefaultParagraphFont"/>
     <w:uiPriority w:val="99"/>
     <w:unhideWhenUsed/>
-    <w:rsid w:val="00A33F78"/>
+    <w:rsid w:val="00C21FE0"/>
     <w:rPr>
       <w:color w:val="0000FF" w:themeColor="hyperlink"/>
       <w:u w:val="single"/>

--- a/final/thesis_complete.docx
+++ b/final/thesis_complete.docx
@@ -571,7 +571,7 @@
       <w:r>
         <w:fldChar w:fldCharType="separate"/>
       </w:r>
-      <w:hyperlink w:anchor="_Toc225385428" w:history="1">
+      <w:hyperlink w:anchor="_Toc225389427" w:history="1">
         <w:r>
           <w:rPr>
             <w:rStyle w:val="Hyperlink"/>
@@ -598,7 +598,7 @@
             <w:noProof/>
             <w:webHidden/>
           </w:rPr>
-          <w:instrText xml:space="preserve"> PAGEREF _Toc225385428 \h </w:instrText>
+          <w:instrText xml:space="preserve"> PAGEREF _Toc225389427 \h </w:instrText>
         </w:r>
         <w:r>
           <w:rPr>
@@ -639,7 +639,7 @@
           <w:noProof/>
         </w:rPr>
       </w:pPr>
-      <w:hyperlink w:anchor="_Toc225385429" w:history="1">
+      <w:hyperlink w:anchor="_Toc225389428" w:history="1">
         <w:r>
           <w:rPr>
             <w:rStyle w:val="Hyperlink"/>
@@ -666,7 +666,7 @@
             <w:noProof/>
             <w:webHidden/>
           </w:rPr>
-          <w:instrText xml:space="preserve"> PAGEREF _Toc225385429 \h </w:instrText>
+          <w:instrText xml:space="preserve"> PAGEREF _Toc225389428 \h </w:instrText>
         </w:r>
         <w:r>
           <w:rPr>
@@ -707,7 +707,7 @@
           <w:noProof/>
         </w:rPr>
       </w:pPr>
-      <w:hyperlink w:anchor="_Toc225385430" w:history="1">
+      <w:hyperlink w:anchor="_Toc225389429" w:history="1">
         <w:r>
           <w:rPr>
             <w:rStyle w:val="Hyperlink"/>
@@ -734,7 +734,7 @@
             <w:noProof/>
             <w:webHidden/>
           </w:rPr>
-          <w:instrText xml:space="preserve"> PAGEREF _Toc225385430 \h </w:instrText>
+          <w:instrText xml:space="preserve"> PAGEREF _Toc225389429 \h </w:instrText>
         </w:r>
         <w:r>
           <w:rPr>
@@ -775,7 +775,7 @@
           <w:noProof/>
         </w:rPr>
       </w:pPr>
-      <w:hyperlink w:anchor="_Toc225385431" w:history="1">
+      <w:hyperlink w:anchor="_Toc225389430" w:history="1">
         <w:r>
           <w:rPr>
             <w:rStyle w:val="Hyperlink"/>
@@ -802,7 +802,7 @@
             <w:noProof/>
             <w:webHidden/>
           </w:rPr>
-          <w:instrText xml:space="preserve"> PAGEREF _Toc225385431 \h </w:instrText>
+          <w:instrText xml:space="preserve"> PAGEREF _Toc225389430 \h </w:instrText>
         </w:r>
         <w:r>
           <w:rPr>
@@ -843,7 +843,7 @@
           <w:noProof/>
         </w:rPr>
       </w:pPr>
-      <w:hyperlink w:anchor="_Toc225385432" w:history="1">
+      <w:hyperlink w:anchor="_Toc225389431" w:history="1">
         <w:r>
           <w:rPr>
             <w:rStyle w:val="Hyperlink"/>
@@ -870,7 +870,7 @@
             <w:noProof/>
             <w:webHidden/>
           </w:rPr>
-          <w:instrText xml:space="preserve"> PAGEREF _Toc225385432 \h </w:instrText>
+          <w:instrText xml:space="preserve"> PAGEREF _Toc225389431 \h </w:instrText>
         </w:r>
         <w:r>
           <w:rPr>
@@ -911,7 +911,7 @@
           <w:noProof/>
         </w:rPr>
       </w:pPr>
-      <w:hyperlink w:anchor="_Toc225385433" w:history="1">
+      <w:hyperlink w:anchor="_Toc225389432" w:history="1">
         <w:r>
           <w:rPr>
             <w:rStyle w:val="Hyperlink"/>
@@ -938,7 +938,7 @@
             <w:noProof/>
             <w:webHidden/>
           </w:rPr>
-          <w:instrText xml:space="preserve"> PAGEREF _Toc225385433 \h </w:instrText>
+          <w:instrText xml:space="preserve"> PAGEREF _Toc225389432 \h </w:instrText>
         </w:r>
         <w:r>
           <w:rPr>
@@ -979,7 +979,7 @@
           <w:noProof/>
         </w:rPr>
       </w:pPr>
-      <w:hyperlink w:anchor="_Toc225385434" w:history="1">
+      <w:hyperlink w:anchor="_Toc225389433" w:history="1">
         <w:r>
           <w:rPr>
             <w:rStyle w:val="Hyperlink"/>
@@ -1006,7 +1006,7 @@
             <w:noProof/>
             <w:webHidden/>
           </w:rPr>
-          <w:instrText xml:space="preserve"> PAGEREF _Toc225385434 \h </w:instrText>
+          <w:instrText xml:space="preserve"> PAGEREF _Toc225389433 \h </w:instrText>
         </w:r>
         <w:r>
           <w:rPr>
@@ -1026,7 +1026,7 @@
             <w:noProof/>
             <w:webHidden/>
           </w:rPr>
-          <w:t>19</w:t>
+          <w:t>18</w:t>
         </w:r>
         <w:r>
           <w:rPr>
@@ -1047,7 +1047,7 @@
           <w:noProof/>
         </w:rPr>
       </w:pPr>
-      <w:hyperlink w:anchor="_Toc225385435" w:history="1">
+      <w:hyperlink w:anchor="_Toc225389434" w:history="1">
         <w:r>
           <w:rPr>
             <w:rStyle w:val="Hyperlink"/>
@@ -1074,7 +1074,7 @@
             <w:noProof/>
             <w:webHidden/>
           </w:rPr>
-          <w:instrText xml:space="preserve"> PAGEREF _Toc225385435 \h </w:instrText>
+          <w:instrText xml:space="preserve"> PAGEREF _Toc225389434 \h </w:instrText>
         </w:r>
         <w:r>
           <w:rPr>
@@ -1115,7 +1115,7 @@
           <w:noProof/>
         </w:rPr>
       </w:pPr>
-      <w:hyperlink w:anchor="_Toc225385436" w:history="1">
+      <w:hyperlink w:anchor="_Toc225389435" w:history="1">
         <w:r>
           <w:rPr>
             <w:rStyle w:val="Hyperlink"/>
@@ -1142,7 +1142,7 @@
             <w:noProof/>
             <w:webHidden/>
           </w:rPr>
-          <w:instrText xml:space="preserve"> PAGEREF _Toc225385436 \h </w:instrText>
+          <w:instrText xml:space="preserve"> PAGEREF _Toc225389435 \h </w:instrText>
         </w:r>
         <w:r>
           <w:rPr>
@@ -1183,7 +1183,7 @@
           <w:noProof/>
         </w:rPr>
       </w:pPr>
-      <w:hyperlink w:anchor="_Toc225385437" w:history="1">
+      <w:hyperlink w:anchor="_Toc225389436" w:history="1">
         <w:r>
           <w:rPr>
             <w:rStyle w:val="Hyperlink"/>
@@ -1211,7 +1211,7 @@
             <w:noProof/>
             <w:webHidden/>
           </w:rPr>
-          <w:instrText xml:space="preserve"> PAGEREF _Toc225385437 \h </w:instrText>
+          <w:instrText xml:space="preserve"> PAGEREF _Toc225389436 \h </w:instrText>
         </w:r>
         <w:r>
           <w:rPr>
@@ -1252,7 +1252,7 @@
           <w:noProof/>
         </w:rPr>
       </w:pPr>
-      <w:hyperlink w:anchor="_Toc225385438" w:history="1">
+      <w:hyperlink w:anchor="_Toc225389437" w:history="1">
         <w:r>
           <w:rPr>
             <w:rStyle w:val="Hyperlink"/>
@@ -1280,7 +1280,7 @@
             <w:noProof/>
             <w:webHidden/>
           </w:rPr>
-          <w:instrText xml:space="preserve"> PAGEREF _Toc225385438 \h </w:instrText>
+          <w:instrText xml:space="preserve"> PAGEREF _Toc225389437 \h </w:instrText>
         </w:r>
         <w:r>
           <w:rPr>
@@ -1321,7 +1321,7 @@
           <w:noProof/>
         </w:rPr>
       </w:pPr>
-      <w:hyperlink w:anchor="_Toc225385439" w:history="1">
+      <w:hyperlink w:anchor="_Toc225389438" w:history="1">
         <w:r>
           <w:rPr>
             <w:rStyle w:val="Hyperlink"/>
@@ -1349,7 +1349,7 @@
             <w:noProof/>
             <w:webHidden/>
           </w:rPr>
-          <w:instrText xml:space="preserve"> PAGEREF _Toc225385439 \h </w:instrText>
+          <w:instrText xml:space="preserve"> PAGEREF _Toc225389438 \h </w:instrText>
         </w:r>
         <w:r>
           <w:rPr>
@@ -1390,7 +1390,7 @@
           <w:noProof/>
         </w:rPr>
       </w:pPr>
-      <w:hyperlink w:anchor="_Toc225385440" w:history="1">
+      <w:hyperlink w:anchor="_Toc225389439" w:history="1">
         <w:r>
           <w:rPr>
             <w:rStyle w:val="Hyperlink"/>
@@ -1418,7 +1418,7 @@
             <w:noProof/>
             <w:webHidden/>
           </w:rPr>
-          <w:instrText xml:space="preserve"> PAGEREF _Toc225385440 \h </w:instrText>
+          <w:instrText xml:space="preserve"> PAGEREF _Toc225389439 \h </w:instrText>
         </w:r>
         <w:r>
           <w:rPr>
@@ -1459,7 +1459,7 @@
           <w:noProof/>
         </w:rPr>
       </w:pPr>
-      <w:hyperlink w:anchor="_Toc225385441" w:history="1">
+      <w:hyperlink w:anchor="_Toc225389440" w:history="1">
         <w:r>
           <w:rPr>
             <w:rStyle w:val="Hyperlink"/>
@@ -1487,7 +1487,7 @@
             <w:noProof/>
             <w:webHidden/>
           </w:rPr>
-          <w:instrText xml:space="preserve"> PAGEREF _Toc225385441 \h </w:instrText>
+          <w:instrText xml:space="preserve"> PAGEREF _Toc225389440 \h </w:instrText>
         </w:r>
         <w:r>
           <w:rPr>
@@ -1528,7 +1528,7 @@
           <w:noProof/>
         </w:rPr>
       </w:pPr>
-      <w:hyperlink w:anchor="_Toc225385442" w:history="1">
+      <w:hyperlink w:anchor="_Toc225389441" w:history="1">
         <w:r>
           <w:rPr>
             <w:rStyle w:val="Hyperlink"/>
@@ -1556,7 +1556,7 @@
             <w:noProof/>
             <w:webHidden/>
           </w:rPr>
-          <w:instrText xml:space="preserve"> PAGEREF _Toc225385442 \h </w:instrText>
+          <w:instrText xml:space="preserve"> PAGEREF _Toc225389441 \h </w:instrText>
         </w:r>
         <w:r>
           <w:rPr>
@@ -1597,7 +1597,7 @@
           <w:noProof/>
         </w:rPr>
       </w:pPr>
-      <w:hyperlink w:anchor="_Toc225385443" w:history="1">
+      <w:hyperlink w:anchor="_Toc225389442" w:history="1">
         <w:r>
           <w:rPr>
             <w:rStyle w:val="Hyperlink"/>
@@ -1625,7 +1625,7 @@
             <w:noProof/>
             <w:webHidden/>
           </w:rPr>
-          <w:instrText xml:space="preserve"> PAGEREF _Toc225385443 \h </w:instrText>
+          <w:instrText xml:space="preserve"> PAGEREF _Toc225389442 \h </w:instrText>
         </w:r>
         <w:r>
           <w:rPr>
@@ -1666,7 +1666,7 @@
           <w:noProof/>
         </w:rPr>
       </w:pPr>
-      <w:hyperlink w:anchor="_Toc225385444" w:history="1">
+      <w:hyperlink w:anchor="_Toc225389443" w:history="1">
         <w:r>
           <w:rPr>
             <w:rStyle w:val="Hyperlink"/>
@@ -1694,7 +1694,7 @@
             <w:noProof/>
             <w:webHidden/>
           </w:rPr>
-          <w:instrText xml:space="preserve"> PAGEREF _Toc225385444 \h </w:instrText>
+          <w:instrText xml:space="preserve"> PAGEREF _Toc225389443 \h </w:instrText>
         </w:r>
         <w:r>
           <w:rPr>
@@ -1735,7 +1735,7 @@
           <w:noProof/>
         </w:rPr>
       </w:pPr>
-      <w:hyperlink w:anchor="_Toc225385445" w:history="1">
+      <w:hyperlink w:anchor="_Toc225389444" w:history="1">
         <w:r>
           <w:rPr>
             <w:rStyle w:val="Hyperlink"/>
@@ -1763,7 +1763,7 @@
             <w:noProof/>
             <w:webHidden/>
           </w:rPr>
-          <w:instrText xml:space="preserve"> PAGEREF _Toc225385445 \h </w:instrText>
+          <w:instrText xml:space="preserve"> PAGEREF _Toc225389444 \h </w:instrText>
         </w:r>
         <w:r>
           <w:rPr>
@@ -1804,7 +1804,7 @@
           <w:noProof/>
         </w:rPr>
       </w:pPr>
-      <w:hyperlink w:anchor="_Toc225385446" w:history="1">
+      <w:hyperlink w:anchor="_Toc225389445" w:history="1">
         <w:r>
           <w:rPr>
             <w:rStyle w:val="Hyperlink"/>
@@ -1832,7 +1832,7 @@
             <w:noProof/>
             <w:webHidden/>
           </w:rPr>
-          <w:instrText xml:space="preserve"> PAGEREF _Toc225385446 \h </w:instrText>
+          <w:instrText xml:space="preserve"> PAGEREF _Toc225389445 \h </w:instrText>
         </w:r>
         <w:r>
           <w:rPr>
@@ -1873,7 +1873,7 @@
           <w:noProof/>
         </w:rPr>
       </w:pPr>
-      <w:hyperlink w:anchor="_Toc225385447" w:history="1">
+      <w:hyperlink w:anchor="_Toc225389446" w:history="1">
         <w:r>
           <w:rPr>
             <w:rStyle w:val="Hyperlink"/>
@@ -1901,7 +1901,7 @@
             <w:noProof/>
             <w:webHidden/>
           </w:rPr>
-          <w:instrText xml:space="preserve"> PAGEREF _Toc225385447 \h </w:instrText>
+          <w:instrText xml:space="preserve"> PAGEREF _Toc225389446 \h </w:instrText>
         </w:r>
         <w:r>
           <w:rPr>
@@ -1942,7 +1942,7 @@
           <w:noProof/>
         </w:rPr>
       </w:pPr>
-      <w:hyperlink w:anchor="_Toc225385448" w:history="1">
+      <w:hyperlink w:anchor="_Toc225389447" w:history="1">
         <w:r>
           <w:rPr>
             <w:rStyle w:val="Hyperlink"/>
@@ -1970,7 +1970,7 @@
             <w:noProof/>
             <w:webHidden/>
           </w:rPr>
-          <w:instrText xml:space="preserve"> PAGEREF _Toc225385448 \h </w:instrText>
+          <w:instrText xml:space="preserve"> PAGEREF _Toc225389447 \h </w:instrText>
         </w:r>
         <w:r>
           <w:rPr>
@@ -2011,7 +2011,7 @@
           <w:noProof/>
         </w:rPr>
       </w:pPr>
-      <w:hyperlink w:anchor="_Toc225385449" w:history="1">
+      <w:hyperlink w:anchor="_Toc225389448" w:history="1">
         <w:r>
           <w:rPr>
             <w:rStyle w:val="Hyperlink"/>
@@ -2039,7 +2039,7 @@
             <w:noProof/>
             <w:webHidden/>
           </w:rPr>
-          <w:instrText xml:space="preserve"> PAGEREF _Toc225385449 \h </w:instrText>
+          <w:instrText xml:space="preserve"> PAGEREF _Toc225389448 \h </w:instrText>
         </w:r>
         <w:r>
           <w:rPr>
@@ -2080,7 +2080,7 @@
           <w:noProof/>
         </w:rPr>
       </w:pPr>
-      <w:hyperlink w:anchor="_Toc225385450" w:history="1">
+      <w:hyperlink w:anchor="_Toc225389449" w:history="1">
         <w:r>
           <w:rPr>
             <w:rStyle w:val="Hyperlink"/>
@@ -2108,7 +2108,7 @@
             <w:noProof/>
             <w:webHidden/>
           </w:rPr>
-          <w:instrText xml:space="preserve"> PAGEREF _Toc225385450 \h </w:instrText>
+          <w:instrText xml:space="preserve"> PAGEREF _Toc225389449 \h </w:instrText>
         </w:r>
         <w:r>
           <w:rPr>
@@ -2149,7 +2149,7 @@
           <w:noProof/>
         </w:rPr>
       </w:pPr>
-      <w:hyperlink w:anchor="_Toc225385451" w:history="1">
+      <w:hyperlink w:anchor="_Toc225389450" w:history="1">
         <w:r>
           <w:rPr>
             <w:rStyle w:val="Hyperlink"/>
@@ -2177,7 +2177,7 @@
             <w:noProof/>
             <w:webHidden/>
           </w:rPr>
-          <w:instrText xml:space="preserve"> PAGEREF _Toc225385451 \h </w:instrText>
+          <w:instrText xml:space="preserve"> PAGEREF _Toc225389450 \h </w:instrText>
         </w:r>
         <w:r>
           <w:rPr>
@@ -2218,7 +2218,7 @@
           <w:noProof/>
         </w:rPr>
       </w:pPr>
-      <w:hyperlink w:anchor="_Toc225385452" w:history="1">
+      <w:hyperlink w:anchor="_Toc225389451" w:history="1">
         <w:r>
           <w:rPr>
             <w:rStyle w:val="Hyperlink"/>
@@ -2246,7 +2246,7 @@
             <w:noProof/>
             <w:webHidden/>
           </w:rPr>
-          <w:instrText xml:space="preserve"> PAGEREF _Toc225385452 \h </w:instrText>
+          <w:instrText xml:space="preserve"> PAGEREF _Toc225389451 \h </w:instrText>
         </w:r>
         <w:r>
           <w:rPr>
@@ -2287,7 +2287,7 @@
           <w:noProof/>
         </w:rPr>
       </w:pPr>
-      <w:hyperlink w:anchor="_Toc225385453" w:history="1">
+      <w:hyperlink w:anchor="_Toc225389452" w:history="1">
         <w:r>
           <w:rPr>
             <w:rStyle w:val="Hyperlink"/>
@@ -2315,7 +2315,7 @@
             <w:noProof/>
             <w:webHidden/>
           </w:rPr>
-          <w:instrText xml:space="preserve"> PAGEREF _Toc225385453 \h </w:instrText>
+          <w:instrText xml:space="preserve"> PAGEREF _Toc225389452 \h </w:instrText>
         </w:r>
         <w:r>
           <w:rPr>
@@ -2356,7 +2356,7 @@
           <w:noProof/>
         </w:rPr>
       </w:pPr>
-      <w:hyperlink w:anchor="_Toc225385454" w:history="1">
+      <w:hyperlink w:anchor="_Toc225389453" w:history="1">
         <w:r>
           <w:rPr>
             <w:rStyle w:val="Hyperlink"/>
@@ -2384,7 +2384,7 @@
             <w:noProof/>
             <w:webHidden/>
           </w:rPr>
-          <w:instrText xml:space="preserve"> PAGEREF _Toc225385454 \h </w:instrText>
+          <w:instrText xml:space="preserve"> PAGEREF _Toc225389453 \h </w:instrText>
         </w:r>
         <w:r>
           <w:rPr>
@@ -2425,7 +2425,7 @@
           <w:noProof/>
         </w:rPr>
       </w:pPr>
-      <w:hyperlink w:anchor="_Toc225385455" w:history="1">
+      <w:hyperlink w:anchor="_Toc225389454" w:history="1">
         <w:r>
           <w:rPr>
             <w:rStyle w:val="Hyperlink"/>
@@ -2453,7 +2453,7 @@
             <w:noProof/>
             <w:webHidden/>
           </w:rPr>
-          <w:instrText xml:space="preserve"> PAGEREF _Toc225385455 \h </w:instrText>
+          <w:instrText xml:space="preserve"> PAGEREF _Toc225389454 \h </w:instrText>
         </w:r>
         <w:r>
           <w:rPr>
@@ -2494,7 +2494,7 @@
           <w:noProof/>
         </w:rPr>
       </w:pPr>
-      <w:hyperlink w:anchor="_Toc225385456" w:history="1">
+      <w:hyperlink w:anchor="_Toc225389455" w:history="1">
         <w:r>
           <w:rPr>
             <w:rStyle w:val="Hyperlink"/>
@@ -2522,7 +2522,7 @@
             <w:noProof/>
             <w:webHidden/>
           </w:rPr>
-          <w:instrText xml:space="preserve"> PAGEREF _Toc225385456 \h </w:instrText>
+          <w:instrText xml:space="preserve"> PAGEREF _Toc225389455 \h </w:instrText>
         </w:r>
         <w:r>
           <w:rPr>
@@ -2563,7 +2563,7 @@
           <w:noProof/>
         </w:rPr>
       </w:pPr>
-      <w:hyperlink w:anchor="_Toc225385457" w:history="1">
+      <w:hyperlink w:anchor="_Toc225389456" w:history="1">
         <w:r>
           <w:rPr>
             <w:rStyle w:val="Hyperlink"/>
@@ -2591,7 +2591,7 @@
             <w:noProof/>
             <w:webHidden/>
           </w:rPr>
-          <w:instrText xml:space="preserve"> PAGEREF _Toc225385457 \h </w:instrText>
+          <w:instrText xml:space="preserve"> PAGEREF _Toc225389456 \h </w:instrText>
         </w:r>
         <w:r>
           <w:rPr>
@@ -2632,7 +2632,7 @@
           <w:noProof/>
         </w:rPr>
       </w:pPr>
-      <w:hyperlink w:anchor="_Toc225385458" w:history="1">
+      <w:hyperlink w:anchor="_Toc225389457" w:history="1">
         <w:r>
           <w:rPr>
             <w:rStyle w:val="Hyperlink"/>
@@ -2660,7 +2660,7 @@
             <w:noProof/>
             <w:webHidden/>
           </w:rPr>
-          <w:instrText xml:space="preserve"> PAGEREF _Toc225385458 \h </w:instrText>
+          <w:instrText xml:space="preserve"> PAGEREF _Toc225389457 \h </w:instrText>
         </w:r>
         <w:r>
           <w:rPr>
@@ -2701,7 +2701,7 @@
           <w:noProof/>
         </w:rPr>
       </w:pPr>
-      <w:hyperlink w:anchor="_Toc225385459" w:history="1">
+      <w:hyperlink w:anchor="_Toc225389458" w:history="1">
         <w:r>
           <w:rPr>
             <w:rStyle w:val="Hyperlink"/>
@@ -2729,7 +2729,7 @@
             <w:noProof/>
             <w:webHidden/>
           </w:rPr>
-          <w:instrText xml:space="preserve"> PAGEREF _Toc225385459 \h </w:instrText>
+          <w:instrText xml:space="preserve"> PAGEREF _Toc225389458 \h </w:instrText>
         </w:r>
         <w:r>
           <w:rPr>
@@ -2770,7 +2770,7 @@
           <w:noProof/>
         </w:rPr>
       </w:pPr>
-      <w:hyperlink w:anchor="_Toc225385460" w:history="1">
+      <w:hyperlink w:anchor="_Toc225389459" w:history="1">
         <w:r>
           <w:rPr>
             <w:rStyle w:val="Hyperlink"/>
@@ -2798,7 +2798,7 @@
             <w:noProof/>
             <w:webHidden/>
           </w:rPr>
-          <w:instrText xml:space="preserve"> PAGEREF _Toc225385460 \h </w:instrText>
+          <w:instrText xml:space="preserve"> PAGEREF _Toc225389459 \h </w:instrText>
         </w:r>
         <w:r>
           <w:rPr>
@@ -2839,14 +2839,14 @@
           <w:noProof/>
         </w:rPr>
       </w:pPr>
-      <w:hyperlink w:anchor="_Toc225385461" w:history="1">
+      <w:hyperlink w:anchor="_Toc225389460" w:history="1">
         <w:r>
           <w:rPr>
             <w:rStyle w:val="Hyperlink"/>
             <w:rFonts w:cs="Times New Roman"/>
             <w:noProof/>
           </w:rPr>
-          <w:t>CHAPTER 5. CONCLUSIONS AND RECOMMENDATIONS</w:t>
+          <w:t>CONCLUSIONS</w:t>
         </w:r>
         <w:r>
           <w:rPr>
@@ -2867,7 +2867,7 @@
             <w:noProof/>
             <w:webHidden/>
           </w:rPr>
-          <w:instrText xml:space="preserve"> PAGEREF _Toc225385461 \h </w:instrText>
+          <w:instrText xml:space="preserve"> PAGEREF _Toc225389460 \h </w:instrText>
         </w:r>
         <w:r>
           <w:rPr>
@@ -2888,6 +2888,75 @@
             <w:webHidden/>
           </w:rPr>
           <w:t>55</w:t>
+        </w:r>
+        <w:r>
+          <w:rPr>
+            <w:noProof/>
+            <w:webHidden/>
+          </w:rPr>
+          <w:fldChar w:fldCharType="end"/>
+        </w:r>
+      </w:hyperlink>
+    </w:p>
+    <w:p>
+      <w:pPr>
+        <w:pStyle w:val="TOC1"/>
+        <w:tabs>
+          <w:tab w:val="right" w:leader="dot" w:pos="9016"/>
+        </w:tabs>
+        <w:rPr>
+          <w:noProof/>
+        </w:rPr>
+      </w:pPr>
+      <w:hyperlink w:anchor="_Toc225389461" w:history="1">
+        <w:r>
+          <w:rPr>
+            <w:rStyle w:val="Hyperlink"/>
+            <w:rFonts w:cs="Times New Roman"/>
+            <w:noProof/>
+          </w:rPr>
+          <w:t>RECOMMENDATIONS</w:t>
+        </w:r>
+        <w:r>
+          <w:rPr>
+            <w:noProof/>
+            <w:webHidden/>
+          </w:rPr>
+          <w:tab/>
+        </w:r>
+        <w:r>
+          <w:rPr>
+            <w:noProof/>
+            <w:webHidden/>
+          </w:rPr>
+          <w:fldChar w:fldCharType="begin"/>
+        </w:r>
+        <w:r>
+          <w:rPr>
+            <w:noProof/>
+            <w:webHidden/>
+          </w:rPr>
+          <w:instrText xml:space="preserve"> PAGEREF _Toc225389461 \h </w:instrText>
+        </w:r>
+        <w:r>
+          <w:rPr>
+            <w:noProof/>
+            <w:webHidden/>
+          </w:rPr>
+        </w:r>
+        <w:r>
+          <w:rPr>
+            <w:noProof/>
+            <w:webHidden/>
+          </w:rPr>
+          <w:fldChar w:fldCharType="separate"/>
+        </w:r>
+        <w:r>
+          <w:rPr>
+            <w:noProof/>
+            <w:webHidden/>
+          </w:rPr>
+          <w:t>56</w:t>
         </w:r>
         <w:r>
           <w:rPr>
@@ -2908,14 +2977,14 @@
           <w:noProof/>
         </w:rPr>
       </w:pPr>
-      <w:hyperlink w:anchor="_Toc225385462" w:history="1">
+      <w:hyperlink w:anchor="_Toc225389462" w:history="1">
         <w:r>
           <w:rPr>
             <w:rStyle w:val="Hyperlink"/>
             <w:rFonts w:cs="Times New Roman"/>
             <w:noProof/>
           </w:rPr>
-          <w:t>5.1 Summary of Conclusions</w:t>
+          <w:t>Recommendations for Future Research</w:t>
         </w:r>
         <w:r>
           <w:rPr>
@@ -2936,145 +3005,7 @@
             <w:noProof/>
             <w:webHidden/>
           </w:rPr>
-          <w:instrText xml:space="preserve"> PAGEREF _Toc225385462 \h </w:instrText>
-        </w:r>
-        <w:r>
-          <w:rPr>
-            <w:noProof/>
-            <w:webHidden/>
-          </w:rPr>
-        </w:r>
-        <w:r>
-          <w:rPr>
-            <w:noProof/>
-            <w:webHidden/>
-          </w:rPr>
-          <w:fldChar w:fldCharType="separate"/>
-        </w:r>
-        <w:r>
-          <w:rPr>
-            <w:noProof/>
-            <w:webHidden/>
-          </w:rPr>
-          <w:t>55</w:t>
-        </w:r>
-        <w:r>
-          <w:rPr>
-            <w:noProof/>
-            <w:webHidden/>
-          </w:rPr>
-          <w:fldChar w:fldCharType="end"/>
-        </w:r>
-      </w:hyperlink>
-    </w:p>
-    <w:p>
-      <w:pPr>
-        <w:pStyle w:val="TOC2"/>
-        <w:tabs>
-          <w:tab w:val="right" w:leader="dot" w:pos="9016"/>
-        </w:tabs>
-        <w:rPr>
-          <w:noProof/>
-        </w:rPr>
-      </w:pPr>
-      <w:hyperlink w:anchor="_Toc225385463" w:history="1">
-        <w:r>
-          <w:rPr>
-            <w:rStyle w:val="Hyperlink"/>
-            <w:rFonts w:cs="Times New Roman"/>
-            <w:noProof/>
-          </w:rPr>
-          <w:t>5.2 Practical Recommendations</w:t>
-        </w:r>
-        <w:r>
-          <w:rPr>
-            <w:noProof/>
-            <w:webHidden/>
-          </w:rPr>
-          <w:tab/>
-        </w:r>
-        <w:r>
-          <w:rPr>
-            <w:noProof/>
-            <w:webHidden/>
-          </w:rPr>
-          <w:fldChar w:fldCharType="begin"/>
-        </w:r>
-        <w:r>
-          <w:rPr>
-            <w:noProof/>
-            <w:webHidden/>
-          </w:rPr>
-          <w:instrText xml:space="preserve"> PAGEREF _Toc225385463 \h </w:instrText>
-        </w:r>
-        <w:r>
-          <w:rPr>
-            <w:noProof/>
-            <w:webHidden/>
-          </w:rPr>
-        </w:r>
-        <w:r>
-          <w:rPr>
-            <w:noProof/>
-            <w:webHidden/>
-          </w:rPr>
-          <w:fldChar w:fldCharType="separate"/>
-        </w:r>
-        <w:r>
-          <w:rPr>
-            <w:noProof/>
-            <w:webHidden/>
-          </w:rPr>
-          <w:t>56</w:t>
-        </w:r>
-        <w:r>
-          <w:rPr>
-            <w:noProof/>
-            <w:webHidden/>
-          </w:rPr>
-          <w:fldChar w:fldCharType="end"/>
-        </w:r>
-      </w:hyperlink>
-    </w:p>
-    <w:p>
-      <w:pPr>
-        <w:pStyle w:val="TOC2"/>
-        <w:tabs>
-          <w:tab w:val="right" w:leader="dot" w:pos="9016"/>
-        </w:tabs>
-        <w:rPr>
-          <w:noProof/>
-        </w:rPr>
-      </w:pPr>
-      <w:hyperlink w:anchor="_Toc225385464" w:history="1">
-        <w:r>
-          <w:rPr>
-            <w:rStyle w:val="Hyperlink"/>
-            <w:rFonts w:cs="Times New Roman"/>
-            <w:noProof/>
-          </w:rPr>
-          <w:t>5.3 Recommendations for Future Research</w:t>
-        </w:r>
-        <w:r>
-          <w:rPr>
-            <w:noProof/>
-            <w:webHidden/>
-          </w:rPr>
-          <w:tab/>
-        </w:r>
-        <w:r>
-          <w:rPr>
-            <w:noProof/>
-            <w:webHidden/>
-          </w:rPr>
-          <w:fldChar w:fldCharType="begin"/>
-        </w:r>
-        <w:r>
-          <w:rPr>
-            <w:noProof/>
-            <w:webHidden/>
-          </w:rPr>
-          <w:instrText xml:space="preserve"> PAGEREF _Toc225385464 \h </w:instrText>
+          <w:instrText xml:space="preserve"> PAGEREF _Toc225389462 \h </w:instrText>
         </w:r>
         <w:r>
           <w:rPr>
@@ -3115,7 +3046,7 @@
           <w:noProof/>
         </w:rPr>
       </w:pPr>
-      <w:hyperlink w:anchor="_Toc225385465" w:history="1">
+      <w:hyperlink w:anchor="_Toc225389463" w:history="1">
         <w:r>
           <w:rPr>
             <w:rStyle w:val="Hyperlink"/>
@@ -3142,7 +3073,7 @@
             <w:noProof/>
             <w:webHidden/>
           </w:rPr>
-          <w:instrText xml:space="preserve"> PAGEREF _Toc225385465 \h </w:instrText>
+          <w:instrText xml:space="preserve"> PAGEREF _Toc225389463 \h </w:instrText>
         </w:r>
         <w:r>
           <w:rPr>
@@ -3183,7 +3114,7 @@
           <w:noProof/>
         </w:rPr>
       </w:pPr>
-      <w:hyperlink w:anchor="_Toc225385466" w:history="1">
+      <w:hyperlink w:anchor="_Toc225389464" w:history="1">
         <w:r>
           <w:rPr>
             <w:rStyle w:val="Hyperlink"/>
@@ -3210,7 +3141,7 @@
             <w:noProof/>
             <w:webHidden/>
           </w:rPr>
-          <w:instrText xml:space="preserve"> PAGEREF _Toc225385466 \h </w:instrText>
+          <w:instrText xml:space="preserve"> PAGEREF _Toc225389464 \h </w:instrText>
         </w:r>
         <w:r>
           <w:rPr>
@@ -3621,7 +3552,7 @@
       <w:pPr>
         <w:pStyle w:val="Heading1"/>
       </w:pPr>
-      <w:bookmarkStart w:id="0" w:name="_Toc225385428"/>
+      <w:bookmarkStart w:id="0" w:name="_Toc225389427"/>
       <w:r>
         <w:rPr>
           <w:rFonts w:ascii="Times New Roman" w:hAnsi="Times New Roman"/>
@@ -3681,7 +3612,7 @@
       <w:pPr>
         <w:pStyle w:val="Heading1"/>
       </w:pPr>
-      <w:bookmarkStart w:id="1" w:name="_Toc225385429"/>
+      <w:bookmarkStart w:id="1" w:name="_Toc225389428"/>
       <w:r>
         <w:rPr>
           <w:rFonts w:ascii="Times New Roman" w:hAnsi="Times New Roman"/>
@@ -3696,7 +3627,7 @@
       <w:pPr>
         <w:pStyle w:val="Heading2"/>
       </w:pPr>
-      <w:bookmarkStart w:id="2" w:name="_Toc225385430"/>
+      <w:bookmarkStart w:id="2" w:name="_Toc225389429"/>
       <w:r>
         <w:rPr>
           <w:rFonts w:ascii="Times New Roman" w:hAnsi="Times New Roman"/>
@@ -3726,14 +3657,14 @@
     <w:p/>
     <w:p>
       <w:r>
-        <w:t>The digital transformation of health information seeking was catalysed further by the COVID-19 pandemic, which accelerated reliance on digital channels when in-person consultations were restricted (Haghighi &amp; Farhadloo, 2025). A parallel development has been the migration of health information seeking from traditional search engines and institutional websites to social media platforms. The percentage of United States adults using social media rose from 5% in 2005 to approximately 72% by 2021 (Pew Research C</w:t>
-      </w:r>
-      <w:r>
-        <w:t xml:space="preserve">enter, 2021), and health-related engagement on these platforms grew in tandem. By 2022, 58.9% of American </w:t>
+        <w:t>The digital transformation of health information seeking was catalysed further by the COVID-19 pandemic, which accelerated reliance on digital channels when in-person consultations were restricted (Haghighi &amp; Farhadloo, 2025). A parallel development has been the migration of health information seeking from traditional search engines and institutional websites to social media platforms. By 2021, 72% of U.S. adults reported using social media (Pew Research Center, 2021), and health-related engagement on these</w:t>
+      </w:r>
+      <w:r>
+        <w:t xml:space="preserve"> platforms grew in tandem. By 2022, 58.9% of American adults reported watching health-related videos on </w:t>
       </w:r>
       <w:r>
         <w:lastRenderedPageBreak/>
-        <w:t>adults reported watching health-related videos on YouTube, up from 39.7% only two years earlier (Mohamed &amp; Shoufan, 2024). This shift from curated, editorially controlled websites to user-generated content ecosystems has introduced new challenges for information quality assurance.</w:t>
+        <w:t>YouTube, up from 39.7% only two years earlier (Mohamed &amp; Shoufan, 2024). This shift from curated, editorially controlled websites to user-generated content ecosystems has introduced new challenges for information quality assurance.</w:t>
       </w:r>
     </w:p>
     <w:p/>
@@ -3759,7 +3690,7 @@
       <w:pPr>
         <w:pStyle w:val="Heading2"/>
       </w:pPr>
-      <w:bookmarkStart w:id="3" w:name="_Toc225385431"/>
+      <w:bookmarkStart w:id="3" w:name="_Toc225389430"/>
       <w:r>
         <w:rPr>
           <w:rFonts w:ascii="Times New Roman" w:hAnsi="Times New Roman"/>
@@ -3771,58 +3702,108 @@
     <w:p/>
     <w:p>
       <w:r>
+        <w:t>Several theoretical frameworks underpin the study of health information quality in digital environments. Together, they provide a multidimensional lens through which the quality of physical activity information across platforms can be understood and assessed.</w:t>
+      </w:r>
+    </w:p>
+    <w:p/>
+    <w:p>
+      <w:r>
+        <w:t>The Information Quality (IQ) Framework developed by Wang and Strong (1996) constitutes one of the most widely cited conceptualisations of data quality from the consumer perspective. Their empirical study identified 15 quality dimensions organised into four categories: intrinsic quality (accuracy, objectivity, believability, reputation), contextual quality (relevance, value-added, timeliness, completeness, amount of information), representational quality (interpretability, ease of understanding, concise repr</w:t>
+      </w:r>
+      <w:r>
+        <w:t>esentation, consistent representation), and accessibility quality (accessibility, access security). The framework's emphasis on consumer-defined quality is particularly relevant to health information research, as it shifts the evaluative lens from producer intentions to user needs. When applied to physical activity information online, the IQ Framework highlights that accuracy alone is insufficient; information must also be timely, relevant, interpretable, and accessible to diverse audiences.</w:t>
+      </w:r>
+    </w:p>
+    <w:p/>
+    <w:p>
+      <w:r>
+        <w:t>Norman and Skinner (2006) extended the concept of health literacy to the digital environment through the development of the eHealth Literacy Scale (eHEALS). They defined eHealth literacy as the ability to seek, find, understand, and appraise health information from electronic sources and apply the knowledge gained to addressing or solving a health problem. The eHEALS is an eight-item self-report measure that assesses consumers' perceived skills and comfort with using digital health resources. Norman and Ski</w:t>
+      </w:r>
+      <w:r>
+        <w:t>nner's model recognises that eHealth literacy is itself a composite construct drawing upon six underlying literacies: traditional literacy, health literacy, information literacy, scientific literacy, media literacy, and computer literacy. This multifaceted conceptualisation is essential for understanding why consumers may struggle to critically evaluate PA information that appears in varying formats across platforms with different interface designs, algorithmic curation strategies, and content norms.</w:t>
+      </w:r>
+    </w:p>
+    <w:p/>
+    <w:p>
+      <w:r>
+        <w:t xml:space="preserve">The CRAAP Test, developed by Blakeslee and librarians at California State University, Chico, in 2004, provides a practical heuristic for evaluating information sources across five dimensions: Currency, Relevance, Authority, Accuracy, and Purpose (Blakeslee, 2004). While originally designed for academic information literacy instruction, the CRAAP Test has </w:t>
+      </w:r>
+      <w:r>
         <w:lastRenderedPageBreak/>
-        <w:t>Several theoretical frameworks underpin the study of health information quality in digital environments. Together, they provide a multidimensional lens through which the quality of physical activity information across platforms can be understood and assessed.</w:t>
+        <w:t>been adopted in health literacy contexts because its criteria map closely onto the quality indicators used in formal health information assessment instruments such as DISCERN and the JAMA Benchmarks (Sbaffi &amp; Rowley, 2017). The Currency criterion, for example, parallels the JAMA currency benchmark, while Authority aligns with the authorship criterion. The CRAAP Test thus serves as a bridge between general information literacy and the domain-specific assessment of health content.</w:t>
       </w:r>
     </w:p>
     <w:p/>
     <w:p>
       <w:r>
-        <w:t>The Information Quality (IQ) Framework developed by Wang and Strong (1996) constitutes one of the most widely cited conceptualisations of data quality from the consumer perspective. Their empirical study identified 15 quality dimensions organised into four categories: intrinsic quality (accuracy, objectivity, believability, reputation), contextual quality (relevance, value-added, timeliness, completeness, amount of information), representational quality (interpretability, ease of understanding, concise repr</w:t>
-      </w:r>
-      <w:r>
-        <w:t>esentation, consistent representation), and accessibility quality (accessibility, access security). The framework's emphasis on consumer-defined quality is particularly relevant to health information research, as it shifts the evaluative lens from producer intentions to user needs. When applied to physical activity information online, the IQ Framework highlights that accuracy alone is insufficient; information must also be timely, relevant, interpretable, and accessible to diverse audiences.</w:t>
+        <w:t>The Health Belief Model (HBM), originally formulated by Rosenstock (1974) and colleagues at the United States Public Health Service in the 1950s, provides a theoretical basis for understanding why individuals seek health information and how the quality of that information may influence health behaviour. The HBM posits that health behaviour is determined by perceived susceptibility to a health threat, perceived severity of that threat, perceived benefits of taking action, perceived barriers to action, cues t</w:t>
+      </w:r>
+      <w:r>
+        <w:t>o action, and self-efficacy (Rosenstock, 1974). In the context of physical activity, the model suggests that individuals who perceive themselves as at risk of sedentary-behaviour-related health consequences (e.g., cardiovascular disease, obesity) and who believe in the benefits of exercise are more likely to seek PA information online. The quality of the information they encounter may then moderate their perceived self-efficacy and perceived barriers, ultimately influencing whether they adopt and maintain p</w:t>
+      </w:r>
+      <w:r>
+        <w:t>hysically active lifestyles. Thus, poor-quality PA information on digital platforms may not merely misinform but may actively undermine the motivational pathways that the HBM describes.</w:t>
       </w:r>
     </w:p>
     <w:p/>
     <w:p>
       <w:r>
-        <w:t>Norman and Skinner (2006) extended the concept of health literacy to the digital environment through the development of the eHealth Literacy Scale (eHEALS). They defined eHealth literacy as the ability to seek, find, understand, and appraise health information from electronic sources and apply the knowledge gained to addressing or solving a health problem. The eHEALS is an eight-item self-report measure that assesses consumers' perceived skills and comfort with using digital health resources. Norman and Ski</w:t>
-      </w:r>
-      <w:r>
-        <w:t>nner's model recognises that eHealth literacy is itself a composite construct drawing upon six underlying literacies: traditional literacy, health literacy, information literacy, scientific literacy, media literacy, and computer literacy. This multifaceted conceptualisation is essential for understanding why consumers may struggle to critically evaluate PA information that appears in varying formats across platforms with different interface designs, algorithmic curation strategies, and content norms.</w:t>
+        <w:t xml:space="preserve">These theoretical perspectives directly inform the study variables used in the present thesis. The Information Quality framework justifies measuring both reliability/completeness (DISCERN) and transparency/accountability (JAMA). eHealth literacy theory explains why users may rely on heuristic cues such as views and likes when appraising online content, providing the rationale for analysing engagement-quality associations. The Health Belief Model clarifies why the quality of PA advice matters for real-world </w:t>
+      </w:r>
+      <w:r>
+        <w:t>behaviour, especially where uncertainty, risks, and benefits of exercise recommendations are concerned.</w:t>
       </w:r>
     </w:p>
     <w:p/>
     <w:p>
-      <w:r>
+      <w:pPr>
+        <w:pStyle w:val="Heading2"/>
+      </w:pPr>
+      <w:bookmarkStart w:id="4" w:name="_Toc225389431"/>
+      <w:r>
+        <w:rPr>
+          <w:rFonts w:ascii="Times New Roman" w:hAnsi="Times New Roman"/>
+        </w:rPr>
         <w:lastRenderedPageBreak/>
-        <w:t>The CRAAP Test, developed by Blakeslee and librarians at California State University, Chico, in 2004, provides a practical heuristic for evaluating information sources across five dimensions: Currency, Relevance, Authority, Accuracy, and Purpose (Blakeslee, 2004). While originally designed for academic information literacy instruction, the CRAAP Test has been adopted in health literacy contexts because its criteria map closely onto the quality indicators used in formal health information assessment instrume</w:t>
-      </w:r>
-      <w:r>
-        <w:t>nts such as DISCERN and the JAMA Benchmarks (Sbaffi &amp; Rowley, 2017). The Currency criterion, for example, parallels the JAMA currency benchmark, while Authority aligns with the authorship criterion. The CRAAP Test thus serves as a bridge between general information literacy and the domain-specific assessment of health content.</w:t>
-      </w:r>
+        <w:t>1.3 Traditional Websites as Sources of Health and Physical Activity Information</w:t>
+      </w:r>
+      <w:bookmarkEnd w:id="4"/>
     </w:p>
     <w:p/>
     <w:p>
       <w:r>
-        <w:t>The Health Belief Model (HBM), originally formulated by Rosenstock (1974) and colleagues at the United States Public Health Service in the 1950s, provides a theoretical basis for understanding why individuals seek health information and how the quality of that information may influence health behaviour. The HBM posits that health behaviour is determined by perceived susceptibility to a health threat, perceived severity of that threat, perceived benefits of taking action, perceived barriers to action, cues t</w:t>
-      </w:r>
-      <w:r>
-        <w:t>o action, and self-efficacy (Rosenstock, 1974). In the context of physical activity, the model suggests that individuals who perceive themselves as at risk of sedentary-behaviour-related health consequences (e.g., cardiovascular disease, obesity) and who believe in the benefits of exercise are more likely to seek PA information online. The quality of the information they encounter may then moderate their perceived self-efficacy and perceived barriers, ultimately influencing whether they adopt and maintain p</w:t>
-      </w:r>
-      <w:r>
-        <w:t>hysically active lifestyles. Thus, poor-quality PA information on digital platforms may not merely misinform but may actively undermine the motivational pathways that the HBM describes.</w:t>
+        <w:t>Traditional websites, defined here as content published on the open web and indexed by search engines such as Google, have historically served as the primary digital channel for health information dissemination. These include institutional websites maintained by governmental health agencies (e.g., the World Health Organization, the National Health Service, the Centers for Disease Control and Prevention), professional medical organisations, academic medical centres, patient advocacy groups, and commercial he</w:t>
+      </w:r>
+      <w:r>
+        <w:t>alth publishers.</w:t>
       </w:r>
     </w:p>
     <w:p/>
     <w:p>
       <w:r>
-        <w:t xml:space="preserve">These theoretical perspectives directly inform the study variables used in the present thesis. The Information Quality framework justifies measuring both reliability/completeness (DISCERN) and transparency/accountability (JAMA). eHealth literacy theory explains why users may rely on heuristic cues such as views and likes when appraising online content, providing the rationale for analysing engagement-quality associations. The Health Belief </w:t>
+        <w:t>The quality of health information on traditional websites has been the subject of extensive evaluation since the late 1990s. The Health on the Net Foundation (HON) developed the HONcode certification system to promote transparency and ethical standards among health website publishers. Boyer et al. (2011) reported that 89% of HONcode-certified websites complied with the eight HONcode principles, compared with only 0.6% of non-certified health websites, illustrating a stark quality divide. However, HONcode ce</w:t>
+      </w:r>
+      <w:r>
+        <w:t>rtification was voluntary and not universally adopted, meaning that consumers had no reliable mechanism for identifying trustworthy websites without actively checking certification status.</w:t>
+      </w:r>
+    </w:p>
+    <w:p/>
+    <w:p>
+      <w:r>
+        <w:t>Daraz et al. (2019) conducted a meta-narrative systematic review of 153 cross-sectional studies evaluating 11,785 health websites using 14 quality assessment tools. Their findings were sobering: using DISCERN, none of the evaluated websites achieved a rating of excellent, 37-79% were rated as good, and the remainder were rated as poor. Government organisation websites received the highest mean DISCERN scores (71%, equivalent to very good), academic organisations received scores of 62% (good), and media-rela</w:t>
+      </w:r>
+      <w:r>
+        <w:t>ted sources received the lowest scores at 44% (poor). These findings underscore that while traditional websites are generally higher in quality than user-generated social media content, there remains substantial variability in quality even within this category.</w:t>
+      </w:r>
+    </w:p>
+    <w:p/>
+    <w:p>
+      <w:r>
+        <w:t xml:space="preserve">With specific reference to physical activity information, the World Health Organization's (2020) guidelines on physical activity and sedentary behaviour represent the gold standard for </w:t>
       </w:r>
       <w:r>
         <w:lastRenderedPageBreak/>
-        <w:t>Model clarifies why the quality of PA advice matters for real-world behaviour, especially where uncertainty, risks, and benefits of exercise recommendations are concerned.</w:t>
+        <w:t>evidence-based PA recommendations, prescribing 150-300 minutes of moderate-intensity or 75-150 minutes of vigorous-intensity aerobic activity per week for adults. Institutional websites that accurately reflect these guidelines provide a critical public health resource. However, commercial websites and content aggregators may present PA information that is incomplete, sensationalised, or influenced by commercial interests, potentially leading consumers toward ineffective or unsafe exercise practices.</w:t>
       </w:r>
     </w:p>
     <w:p/>
@@ -3830,270 +3811,225 @@
       <w:pPr>
         <w:pStyle w:val="Heading2"/>
       </w:pPr>
-      <w:bookmarkStart w:id="4" w:name="_Toc225385432"/>
+      <w:bookmarkStart w:id="5" w:name="_Toc225389432"/>
       <w:r>
         <w:rPr>
           <w:rFonts w:ascii="Times New Roman" w:hAnsi="Times New Roman"/>
         </w:rPr>
-        <w:t>1.3 Traditional Websites as Sources of Health and Physical Activity Information</w:t>
-      </w:r>
-      <w:bookmarkEnd w:id="4"/>
+        <w:t>1.4 Social Media Platforms as Sources of Health Information</w:t>
+      </w:r>
+      <w:bookmarkEnd w:id="5"/>
     </w:p>
     <w:p/>
     <w:p>
       <w:r>
-        <w:t>Traditional websites, defined here as content published on the open web and indexed by search engines such as Google, have historically served as the primary digital channel for health information dissemination. These include institutional websites maintained by governmental health agencies (e.g., the World Health Organization, the National Health Service, the Centers for Disease Control and Prevention), professional medical organisations, academic medical centres, patient advocacy groups, and commercial he</w:t>
-      </w:r>
-      <w:r>
-        <w:t>alth publishers.</w:t>
+        <w:t>The role of social media in health communication has expanded dramatically in the past decade. Moorhead et al. (2013), in a seminal systematic review of 98 studies, identified seven primary uses of social media for health communication, including increasing interactions with others, facilitating and sharing health messages, and enhancing accessibility of health information. They concluded that social media holds considerable potential for health communication but cautioned that information quality and relia</w:t>
+      </w:r>
+      <w:r>
+        <w:t>bility require continuous monitoring.</w:t>
       </w:r>
     </w:p>
     <w:p/>
     <w:p>
       <w:r>
-        <w:t>The quality of health information on traditional websites has been the subject of extensive evaluation since the late 1990s. The Health on the Net Foundation (HON) developed the HONcode certification system to promote transparency and ethical standards among health website publishers. Boyer et al. (2011) reported that 89% of HONcode-certified websites complied with the eight HONcode principles, compared with only 0.6% of non-certified health websites, illustrating a stark quality divide. However, HONcode ce</w:t>
-      </w:r>
-      <w:r>
-        <w:t>rtification was voluntary and not universally adopted, meaning that consumers had no reliable mechanism for identifying trustworthy websites without actively checking certification status.</w:t>
+        <w:t>Each major social media platform possesses distinct characteristics that shape the nature and quality of health content. YouTube, as the world's largest video-sharing platform, supports long-form educational content and has become a major source of exercise tutorials and health information. However, its algorithmic recommendation system prioritises engagement metrics such as views, watch time, and click-through rates, which do not necessarily correlate with accuracy or quality (Li et al., 2024). A 2022 stud</w:t>
+      </w:r>
+      <w:r>
+        <w:t>y evaluating YouTube videos recommending exercises during the COVID-19 lockdown found mean DISCERN scores of only 2.29 out of 5 and mean Global Quality Scale (GQS) scores of 2.32, indicating low overall quality (Czenczek-Lewandowska et al., 2022).</w:t>
       </w:r>
     </w:p>
     <w:p/>
     <w:p>
       <w:r>
-        <w:t>Daraz et al. (2019) conducted a meta-narrative systematic review of 153 cross-sectional studies evaluating 11,785 health websites using 14 quality assessment tools. Their findings were sobering: using DISCERN, none of the evaluated websites achieved a rating of excellent, 37-79% were rated as good, and the remainder were rated as poor. Government organisation websites received the highest mean DISCERN scores (71%, equivalent to very good), academic organisations received scores of 62% (good), and media-rela</w:t>
-      </w:r>
-      <w:r>
-        <w:t>ted sources received the lowest scores at 44% (poor). These findings underscore that while traditional websites are generally higher in quality than user-generated social media content, there remains substantial variability in quality even within this category.</w:t>
+        <w:t xml:space="preserve">TikTok has emerged as a particularly influential platform for younger demographics, with its short-form video format (typically under 60 seconds) enabling rapid dissemination of health-related content. Li et al. (2024), in a scoping review of 29 studies, found that the quality of </w:t>
+      </w:r>
+      <w:r>
+        <w:lastRenderedPageBreak/>
+        <w:t>most health-related short videos on TikTok was moderate to low, and that DISCERN was the most frequently used evaluation tool across studies, appearing in 24 of the 29 included papers. Critically, the authors noted that most existing quality assessment tools were not designed for short-form video content, raising questions about the validity of applying text-based instruments to multimedia formats. The same review further indicates that medically credentialed creators account for only a minority of health-r</w:t>
+      </w:r>
+      <w:r>
+        <w:t>elated TikTok content, with much of the material produced by general users, influencers, and commercial accounts (Li et al., 2024).</w:t>
       </w:r>
     </w:p>
     <w:p/>
     <w:p>
       <w:r>
-        <w:t xml:space="preserve">With specific reference to physical activity information, the World Health Organization's (2020) guidelines on physical activity and sedentary behaviour represent the gold standard for evidence-based PA recommendations, prescribing 150-300 minutes of moderate-intensity or 75-150 minutes of vigorous-intensity aerobic activity per week for adults. Institutional websites that accurately reflect these guidelines provide a critical public health resource. However, commercial websites and content aggregators may </w:t>
-      </w:r>
-      <w:r>
-        <w:t>present PA information that is incomplete, sensationalised, or influenced by commercial interests, potentially leading consumers toward ineffective or unsafe exercise practices.</w:t>
+        <w:t>Instagram's visual-first architecture, centred on images and short captions with a secondary carousel and Reels format, presents unique challenges for health information quality. Research on Brazilian fitness influencers found that prominent Instagram accounts disseminate low-quality information about exercise and health, with only 2.7% of analysed posts citing any scientific reference (Marocolo et al., 2021). The platform's influencer culture, in which content creators build large followings and monetise t</w:t>
+      </w:r>
+      <w:r>
+        <w:t>heir reach through brand partnerships, creates financial incentives that may conflict with evidence-based health communication. As Pilgrim and Bohnet-Joschko (2019) observed, influencers can earn more revenue by creating content that maximises engagement, and misinformation has been linked to higher levels of user engagement.</w:t>
       </w:r>
     </w:p>
     <w:p/>
     <w:p>
+      <w:r>
+        <w:t xml:space="preserve">The prevalence of health misinformation on social media is well documented. Suarez-Lledo and Alvarez-Galvez (2021), in a systematic review of studies published before March 2019, found that misinformation was most prevalent for content related to smoking products and drugs (reaching 87% in some studies) and vaccines (43%). While physical activity misinformation has received comparatively less attention, the structural incentives for engagement-driven content and the low barriers to publishing health advice </w:t>
+      </w:r>
+      <w:r>
+        <w:t>on social media platforms suggest that PA information is similarly vulnerable to quality deficits.</w:t>
+      </w:r>
+    </w:p>
+    <w:p/>
+    <w:p>
       <w:pPr>
         <w:pStyle w:val="Heading2"/>
       </w:pPr>
-      <w:bookmarkStart w:id="5" w:name="_Toc225385433"/>
+      <w:bookmarkStart w:id="6" w:name="_Toc225389433"/>
       <w:r>
         <w:rPr>
           <w:rFonts w:ascii="Times New Roman" w:hAnsi="Times New Roman"/>
         </w:rPr>
-        <w:t>1.4 Social Media Platforms as Sources of Health Information</w:t>
-      </w:r>
-      <w:bookmarkEnd w:id="5"/>
+        <w:t>1.5 Quality Assessment Tools and Cross-Platform Applicability</w:t>
+      </w:r>
+      <w:bookmarkEnd w:id="6"/>
     </w:p>
     <w:p/>
     <w:p>
       <w:r>
-        <w:t>The role of social media in health communication has expanded dramatically in the past decade. Moorhead et al. (2013), in a seminal systematic review of 98 studies, identified seven primary uses of social media for health communication, including increasing interactions with others, facilitating and sharing health messages, and enhancing accessibility of health information. They concluded that social media holds considerable potential for health communication but cautioned that information quality and relia</w:t>
-      </w:r>
-      <w:r>
-        <w:t>bility require continuous monitoring.</w:t>
+        <w:lastRenderedPageBreak/>
+        <w:t>Two instruments occupy a central position in the assessment of consumer health information quality: the DISCERN instrument and the JAMA Benchmarks.</w:t>
       </w:r>
     </w:p>
     <w:p/>
     <w:p>
       <w:r>
-        <w:t>Each major social media platform possesses distinct characteristics that shape the nature and quality of health content. YouTube, as the world's largest video-sharing platform, supports long-form educational content and has become a major source of exercise tutorials and health information. However, its algorithmic recommendation system prioritises engagement metrics such as views, watch time, and click-through rates, which do not necessarily correlate with accuracy or quality (Li et al., 2024). A 2022 stud</w:t>
-      </w:r>
-      <w:r>
-        <w:t>y evaluating YouTube videos recommending exercises during the COVID-19 lockdown found mean DISCERN scores of only 2.29 out of 5 and mean Global Quality Scale (GQS) scores of 2.32, indicating low overall quality (Czenczek-Lewandowska et al., 2022).</w:t>
+        <w:t>DISCERN was developed by Charnock et al. (1999) at the University of Oxford as a standardised tool for judging the quality of written consumer health information about treatment choices. The instrument comprises 16 items: questions 1 through 8 assess the reliability of the publication (Section 1), questions 9 through 15 evaluate the quality of information about treatment choices (Section 2), and question 16 provides an overall quality rating (Section 3). Each item is scored on a scale from 1 (definite no) t</w:t>
+      </w:r>
+      <w:r>
+        <w:t>o 5 (definite yes), yielding a total score range of 16 to 80. The instrument was validated through a multi-stage process involving expert panels, health information providers, and self-help group members, and has demonstrated acceptable inter-rater reliability (Charnock et al., 1999). DISCERN has subsequently become the most widely used tool for evaluating health information quality, with applications spanning websites, YouTube videos, and social media posts across a broad range of health topics (Li et al.,</w:t>
+      </w:r>
+      <w:r>
+        <w:t xml:space="preserve"> 2024).</w:t>
       </w:r>
     </w:p>
     <w:p/>
     <w:p>
       <w:r>
+        <w:t>The JAMA Benchmarks were proposed by Silberg et al. (1997) as a set of four core standards for health information published on the internet: authorship (identification of authors and their credentials), attribution (clear listing of references and sources), disclosure (transparent declaration of sponsorship, conflicts of interest, and funding), and currency (indication of content creation and update dates). The JAMA Benchmarks are scored as binary criteria (present or absent), yielding a total score of 0 to</w:t>
+      </w:r>
+      <w:r>
+        <w:t xml:space="preserve"> 4. Their streamlined nature makes them efficient for rapid quality screening, and they complement the more detailed DISCERN assessment by capturing essential transparency indicators.</w:t>
+      </w:r>
+    </w:p>
+    <w:p/>
+    <w:p>
+      <w:r>
+        <w:t>The Global Quality Scale (GQS), developed by Bernard et al. (2007), provides a five-point Likert assessment of overall information quality and usefulness, and has been shown to correlate strongly with DISCERN (r = 0.88). The GQS has been widely adopted for evaluating health video content, particularly on YouTube (Li et al., 2024).</w:t>
+      </w:r>
+    </w:p>
+    <w:p/>
+    <w:p>
+      <w:r>
         <w:lastRenderedPageBreak/>
-        <w:t>TikTok has emerged as a particularly influential platform for younger demographics, with its short-form video format (typically under 60 seconds) enabling rapid dissemination of health-related content. Li et al. (2024), in a scoping review of 29 studies, found that the quality of most health-related short videos on TikTok was moderate to low, and that DISCERN was the most frequently used evaluation tool across studies, appearing in 24 of the 29 included papers. Critically, the authors noted that most existi</w:t>
-      </w:r>
-      <w:r>
-        <w:t>ng quality assessment tools were not designed for short-form video content, raising questions about the validity of applying text-based instruments to multimedia formats. The same review further indicates that medically credentialed creators account for only a minority of health-related TikTok content, with much of the material produced by general users, influencers, and commercial accounts (Li et al., 2024).</w:t>
+        <w:t>A significant methodological challenge in contemporary health information research is the adaptation of these instruments, all originally developed for text-based content, to multimedia and short-form video formats. Li et al. (2024) noted that most tools used to assess TikTok health videos were not developed for short-form video content and lacked credibility testing in that context. The DISCERN instrument, for example, asks whether the publication refers to areas of uncertainty, a question that may be diff</w:t>
+      </w:r>
+      <w:r>
+        <w:t>icult to operationalise for a 30-second TikTok video. Similarly, the JAMA authorship criterion requires assessment of whether authors and their credentials are identified, which must be reinterpreted for social media contexts where the creator's bio or verification status serves as a proxy for credentialing. These adaptations, while necessary for cross-platform research, introduce a degree of measurement heterogeneity that must be acknowledged in study design and interpretation. For social media content, re</w:t>
+      </w:r>
+      <w:r>
+        <w:t>searchers have operationalised JAMA criteria such that authorship is satisfied when a creator's bio states professional credentials or the account is a verified professional account, attribution is met when sources are cited in captions or shown on screen, disclosure is met when sponsorships or partnerships are declared, and currency is typically automatically satisfied because social media posts display publication dates.</w:t>
       </w:r>
     </w:p>
     <w:p/>
     <w:p>
-      <w:r>
-        <w:t>Instagram's visual-first architecture, centred on images and short captions with a secondary carousel and Reels format, presents unique challenges for health information quality. Research on Brazilian fitness influencers found that prominent Instagram accounts disseminate low-quality information about exercise and health, with only 2.7% of analysed posts citing any scientific reference (Marocolo et al., 2021). The platform's influencer culture, in which content creators build large followings and monetise t</w:t>
-      </w:r>
-      <w:r>
-        <w:t>heir reach through brand partnerships, creates financial incentives that may conflict with evidence-based health communication. As Pilgrim and Bohnet-Joschko (2019) observed, influencers can earn more revenue by creating content that maximises engagement, and misinformation has been linked to higher levels of user engagement.</w:t>
-      </w:r>
+      <w:pPr>
+        <w:pStyle w:val="Heading2"/>
+      </w:pPr>
+      <w:bookmarkStart w:id="7" w:name="_Toc225389434"/>
+      <w:r>
+        <w:rPr>
+          <w:rFonts w:ascii="Times New Roman" w:hAnsi="Times New Roman"/>
+        </w:rPr>
+        <w:t>1.6 Evidence for the Quality Gap and Moderating Factors</w:t>
+      </w:r>
+      <w:bookmarkEnd w:id="7"/>
     </w:p>
     <w:p/>
     <w:p>
       <w:r>
-        <w:t xml:space="preserve">The prevalence of health misinformation on social media is well documented. Suarez-Lledo and Alvarez-Galvez (2021), in a systematic review of studies published before March 2019, found that misinformation was most prevalent for content related to smoking products and drugs (reaching 87% in some studies) and vaccines (43%). While physical activity misinformation has received comparatively less attention, the structural incentives for engagement-driven content and the low barriers to publishing health advice </w:t>
-      </w:r>
-      <w:r>
-        <w:t>on social media platforms suggest that PA information is similarly vulnerable to quality deficits.</w:t>
+        <w:t>A growing body of evidence documents systematic quality differences between health information published on traditional websites and that disseminated through social media platforms. A 2025 meta-analysis published in the Journal of Medical Internet Research, analysing 75 studies encompassing 297,519 posts across 15 platforms, reported a pooled DISCERN score of 43.58 (95% CI: 37.80-49.35) for cancer-related information on new media, with approximately 27% of posts containing misinformation (Liu et al., 2025)</w:t>
+      </w:r>
+      <w:r>
+        <w:t>. The analysis further found that studies focusing on video-based media were statistically less likely to yield higher quality conclusions compared with those on text-based media, suggesting a format-dependent quality gradient.</w:t>
       </w:r>
     </w:p>
     <w:p/>
     <w:p>
+      <w:r>
+        <w:t xml:space="preserve">Platform-specific studies reinforce this pattern. Haghighi and Farhadloo (2025), in a cross-sectional analysis of the top 100 health-related websites most frequently shared on Twitter </w:t>
+      </w:r>
+      <w:r>
+        <w:lastRenderedPageBreak/>
+        <w:t>during the early COVID-19 pandemic, found that 81% received low DISCERN scores and 95% met only two of the four JAMA benchmark criteria. No website met all four JAMA criteria, and only five met three. These findings highlight that even the curated content surfacing through social media sharing is of questionable quality. On TikTok, research has consistently demonstrated low overall quality of health content, with the platform's short-form format constraining the depth and nuance of health information that c</w:t>
+      </w:r>
+      <w:r>
+        <w:t>an be conveyed (Li et al., 2024).</w:t>
+      </w:r>
+    </w:p>
+    <w:p/>
+    <w:p>
+      <w:r>
+        <w:t>Creator type has emerged as an important moderator of health information quality. Content produced by healthcare professionals and medical organisations generally scores higher on quality assessment tools than content produced by non-medical influencers and general users (Daraz et al., 2019; Li et al., 2024). However, the proportion of health content created by qualified professionals varies dramatically across platforms. On TikTok, medically credentialed creators appear to represent only a minority of heal</w:t>
+      </w:r>
+      <w:r>
+        <w:t>th information producers, with the remainder largely comprising general users, influencers, and commercial accounts (Li et al., 2024). On Instagram, even creators with relevant academic qualifications rarely cite scientific evidence; Marocolo et al. (2021) found that only 2.7% of posts by major Brazilian fitness influencers included references. This pattern suggests that platform culture and incentive structures may override individual creator qualifications in determining information quality.</w:t>
+      </w:r>
+    </w:p>
+    <w:p/>
+    <w:p>
+      <w:r>
+        <w:t>The relationship between engagement metrics and information quality represents a particularly concerning dimension of the quality gap. Research has demonstrated that exposure to social engagement metrics (likes, shares, views) increases users' vulnerability to misinformation by creating a perceived credibility that is independent of actual content quality (Avram et al., 2020). Content that generates emotional responses, whether through sensationalism, controversy, or aspirational imagery, tends to receive h</w:t>
+      </w:r>
+      <w:r>
+        <w:t xml:space="preserve">igher engagement than evidence-based but less emotionally stimulating content (Pilgrim &amp; Bohnet-Joschko, 2019). This creates a structural misalignment between platform incentive systems, which reward engagement, and public health objectives, which require accuracy. For physical activity content specifically, this dynamic may lead to the amplification of extreme exercise </w:t>
+      </w:r>
+      <w:r>
+        <w:lastRenderedPageBreak/>
+        <w:t>regimens, unsupported supplement claims, or unrealistic body-image content at the expense of evidence-based guidelines such as those issued</w:t>
+      </w:r>
+      <w:r>
+        <w:t xml:space="preserve"> by the World Health Organization (2020).</w:t>
+      </w:r>
+    </w:p>
+    <w:p/>
+    <w:p>
       <w:pPr>
         <w:pStyle w:val="Heading2"/>
       </w:pPr>
-      <w:bookmarkStart w:id="6" w:name="_Toc225385434"/>
+      <w:bookmarkStart w:id="8" w:name="_Toc225389435"/>
       <w:r>
         <w:rPr>
           <w:rFonts w:ascii="Times New Roman" w:hAnsi="Times New Roman"/>
         </w:rPr>
+        <w:t>1.7 Summary and Rationale for the Present Study</w:t>
+      </w:r>
+      <w:bookmarkEnd w:id="8"/>
+    </w:p>
+    <w:p/>
+    <w:p>
+      <w:r>
+        <w:t>The literature reviewed in this chapter establishes several key findings. First, online health information seeking is now a normative behaviour, with the majority of adults regularly consulting digital sources for health guidance, including physical activity information. Second, the migration from traditional websites to social media platforms has introduced new quality challenges, as user-generated content, algorithmic curation, and engagement-driven incentive structures create conditions favourable to the</w:t>
+      </w:r>
+      <w:r>
+        <w:t xml:space="preserve"> proliferation of low-quality and misleading health information. Third, established quality assessment instruments, particularly DISCERN and the JAMA Benchmarks, provide reliable and validated tools for evaluating health information, though their application to multimedia and short-form video content requires careful operationalisation. Fourth, the existing evidence consistently indicates that health information quality on social media is generally lower than on traditional websites, with substantial variab</w:t>
+      </w:r>
+      <w:r>
+        <w:t>ility by platform type, creator qualifications, and content format.</w:t>
+      </w:r>
+    </w:p>
+    <w:p/>
+    <w:p>
+      <w:r>
+        <w:t>Despite the breadth of this literature, a significant gap remains. To date, no single study has conducted a head-to-head comparison of physical activity information quality across all four major platform types, namely traditional websites, YouTube, TikTok, and Instagram, using both DISCERN and JAMA Benchmarks within a unified methodological framework. Existing studies have typically examined one or two platforms, focused on a specific health condition rather than general physical activity content, or used o</w:t>
+      </w:r>
+      <w:r>
+        <w:t>nly one quality assessment instrument. The absence of a comprehensive, multi-platform comparison limits the ability to draw actionable conclusions about where the greatest quality deficits lie and what factors, such as creator type and engagement metrics, may moderate quality across the digital information ecosystem.</w:t>
+      </w:r>
+    </w:p>
+    <w:p/>
+    <w:p>
+      <w:r>
         <w:lastRenderedPageBreak/>
-        <w:t>1.5 Quality Assessment Tools and Cross-Platform Applicability</w:t>
-      </w:r>
-      <w:bookmarkEnd w:id="6"/>
-    </w:p>
-    <w:p/>
-    <w:p>
-      <w:r>
-        <w:t>Two instruments occupy a central position in the assessment of consumer health information quality: the DISCERN instrument and the JAMA Benchmarks.</w:t>
-      </w:r>
-    </w:p>
-    <w:p/>
-    <w:p>
-      <w:r>
-        <w:t>DISCERN was developed by Charnock et al. (1999) at the University of Oxford as a standardised tool for judging the quality of written consumer health information about treatment choices. The instrument comprises 16 items: questions 1 through 8 assess the reliability of the publication (Section 1), questions 9 through 15 evaluate the quality of information about treatment choices (Section 2), and question 16 provides an overall quality rating (Section 3). Each item is scored on a scale from 1 (definite no) t</w:t>
-      </w:r>
-      <w:r>
-        <w:t>o 5 (definite yes), yielding a total score range of 16 to 80. The instrument was validated through a multi-stage process involving expert panels, health information providers, and self-help group members, and has demonstrated acceptable inter-rater reliability (Charnock et al., 1999). DISCERN has subsequently become the most widely used tool for evaluating health information quality, with applications spanning websites, YouTube videos, and social media posts across a broad range of health topics (Li et al.,</w:t>
-      </w:r>
-      <w:r>
-        <w:t xml:space="preserve"> 2024).</w:t>
-      </w:r>
-    </w:p>
-    <w:p/>
-    <w:p>
-      <w:r>
-        <w:t>The JAMA Benchmarks were proposed by Silberg et al. (1997) as a set of four core standards for health information published on the internet: authorship (identification of authors and their credentials), attribution (clear listing of references and sources), disclosure (transparent declaration of sponsorship, conflicts of interest, and funding), and currency (indication of content creation and update dates). The JAMA Benchmarks are scored as binary criteria (present or absent), yielding a total score of 0 to</w:t>
-      </w:r>
-      <w:r>
-        <w:t xml:space="preserve"> 4. Their streamlined nature makes them efficient for rapid quality screening, and they complement the more detailed DISCERN assessment by capturing essential transparency indicators.</w:t>
-      </w:r>
-    </w:p>
-    <w:p/>
-    <w:p>
-      <w:r>
-        <w:t xml:space="preserve">The Global Quality Scale (GQS), developed by Bernard et al. (2007), provides a five-point Likert assessment of overall information quality and usefulness, and has been shown to </w:t>
-      </w:r>
-      <w:r>
-        <w:lastRenderedPageBreak/>
-        <w:t>correlate strongly with DISCERN (r = 0.88). The GQS has been widely adopted for evaluating health video content, particularly on YouTube (Li et al., 2024).</w:t>
-      </w:r>
-    </w:p>
-    <w:p/>
-    <w:p>
-      <w:r>
-        <w:t>A significant methodological challenge in contemporary health information research is the adaptation of these instruments, all originally developed for text-based content, to multimedia and short-form video formats. Li et al. (2024) noted that most tools used to assess TikTok health videos were not developed for short-form video content and lacked credibility testing in that context. The DISCERN instrument, for example, asks whether the publication refers to areas of uncertainty, a question that may be diff</w:t>
-      </w:r>
-      <w:r>
-        <w:t>icult to operationalise for a 30-second TikTok video. Similarly, the JAMA authorship criterion requires assessment of whether authors and their credentials are identified, which must be reinterpreted for social media contexts where the creator's bio or verification status serves as a proxy for credentialing. These adaptations, while necessary for cross-platform research, introduce a degree of measurement heterogeneity that must be acknowledged in study design and interpretation. For social media content, re</w:t>
-      </w:r>
-      <w:r>
-        <w:t>searchers have operationalised JAMA criteria such that authorship is satisfied when a creator's bio states professional credentials or the account is a verified professional account, attribution is met when sources are cited in captions or shown on screen, disclosure is met when sponsorships or partnerships are declared, and currency is typically automatically satisfied because social media posts display publication dates.</w:t>
-      </w:r>
-    </w:p>
-    <w:p/>
-    <w:p>
-      <w:pPr>
-        <w:pStyle w:val="Heading2"/>
-      </w:pPr>
-      <w:bookmarkStart w:id="7" w:name="_Toc225385435"/>
-      <w:r>
-        <w:rPr>
-          <w:rFonts w:ascii="Times New Roman" w:hAnsi="Times New Roman"/>
-        </w:rPr>
-        <w:t>1.6 Evidence for the Quality Gap and Moderating Factors</w:t>
-      </w:r>
-      <w:bookmarkEnd w:id="7"/>
-    </w:p>
-    <w:p/>
-    <w:p>
-      <w:r>
-        <w:t>A growing body of evidence documents systematic quality differences between health information published on traditional websites and that disseminated through social media platforms. A 2025 meta-analysis published in the Journal of Medical Internet Research, analysing 75 studies encompassing 297,519 posts across 15 platforms, reported a pooled DISCERN percentage of 43.58% (95% CI: 37.80-49.35) for cancer-related information on new media, with approximately 27% of posts containing misinformation (Liu et al.,</w:t>
-      </w:r>
-      <w:r>
-        <w:t xml:space="preserve"> 2025). The analysis further found that studies focusing on video-based media were statistically less likely to yield higher quality conclusions compared with those on text-based media, suggesting a format-dependent quality gradient.</w:t>
-      </w:r>
-    </w:p>
-    <w:p/>
-    <w:p>
-      <w:r>
-        <w:t>Platform-specific studies reinforce this pattern. Haghighi and Farhadloo (2025), in a cross-sectional analysis of the top 100 health-related websites most frequently shared on Twitter during the early COVID-19 pandemic, found that 81% received low DISCERN scores and 95% met only two of the four JAMA benchmark criteria. No website met all four JAMA criteria, and only five met three. These findings highlight that even the curated content surfacing through social media sharing is of questionable quality. On Ti</w:t>
-      </w:r>
-      <w:r>
-        <w:t>kTok, research has consistently demonstrated low overall quality of health content, with the platform's short-form format constraining the depth and nuance of health information that can be conveyed (Li et al., 2024).</w:t>
-      </w:r>
-    </w:p>
-    <w:p/>
-    <w:p>
-      <w:r>
-        <w:t>Creator type has emerged as an important moderator of health information quality. Content produced by healthcare professionals and medical organisations generally scores higher on quality assessment tools than content produced by non-medical influencers and general users (Daraz et al., 2019; Li et al., 2024). However, the proportion of health content created by qualified professionals varies dramatically across platforms. On TikTok, medically credentialed creators appear to represent only a minority of heal</w:t>
-      </w:r>
-      <w:r>
-        <w:t>th information producers, with the remainder largely comprising general users, influencers, and commercial accounts (Li et al., 2024). On Instagram, even creators with relevant academic qualifications rarely cite scientific evidence; Marocolo et al. (2021) found that only 2.7% of posts by major Brazilian fitness influencers included references. This pattern suggests that platform culture and incentive structures may override individual creator qualifications in determining information quality.</w:t>
-      </w:r>
-    </w:p>
-    <w:p/>
-    <w:p>
-      <w:r>
-        <w:t>The relationship between engagement metrics and information quality represents a particularly concerning dimension of the quality gap. Research has demonstrated that exposure to social engagement metrics (likes, shares, views) increases users' vulnerability to misinformation by creating a perceived credibility that is independent of actual content quality (Avram et al., 2020). Content that generates emotional responses, whether through sensationalism, controversy, or aspirational imagery, tends to receive h</w:t>
-      </w:r>
-      <w:r>
-        <w:t xml:space="preserve">igher engagement than evidence-based but less emotionally stimulating content (Pilgrim &amp; Bohnet-Joschko, 2019). </w:t>
-      </w:r>
-      <w:r>
-        <w:lastRenderedPageBreak/>
-        <w:t>This creates a structural misalignment between platform incentive systems, which reward engagement, and public health objectives, which require accuracy. For physical activity content specifically, this dynamic may lead to the amplification of extreme exercise regimens, unsupported supplement claims, or unrealistic body-image content at the expense of evidence-based guidelines such as those issued</w:t>
-      </w:r>
-      <w:r>
-        <w:t xml:space="preserve"> by the World Health Organization (2020).</w:t>
-      </w:r>
-    </w:p>
-    <w:p/>
-    <w:p>
-      <w:pPr>
-        <w:pStyle w:val="Heading2"/>
-      </w:pPr>
-      <w:bookmarkStart w:id="8" w:name="_Toc225385436"/>
-      <w:r>
-        <w:rPr>
-          <w:rFonts w:ascii="Times New Roman" w:hAnsi="Times New Roman"/>
-        </w:rPr>
-        <w:t>1.7 Summary and Rationale for the Present Study</w:t>
-      </w:r>
-      <w:bookmarkEnd w:id="8"/>
-    </w:p>
-    <w:p/>
-    <w:p>
-      <w:r>
-        <w:t>The literature reviewed in this chapter establishes several key findings. First, online health information seeking is now a normative behaviour, with the majority of adults regularly consulting digital sources for health guidance, including physical activity information. Second, the migration from traditional websites to social media platforms has introduced new quality challenges, as user-generated content, algorithmic curation, and engagement-driven incentive structures create conditions favourable to the</w:t>
-      </w:r>
-      <w:r>
-        <w:t xml:space="preserve"> proliferation of low-quality and misleading health information. Third, established quality assessment instruments, particularly DISCERN and the JAMA Benchmarks, provide reliable and validated tools for evaluating health information, though their application to multimedia and short-form video content requires careful operationalisation. Fourth, the existing evidence consistently indicates that health information quality on social media is generally lower than on traditional websites, with substantial variab</w:t>
-      </w:r>
-      <w:r>
-        <w:t>ility by platform type, creator qualifications, and content format.</w:t>
-      </w:r>
-    </w:p>
-    <w:p/>
-    <w:p>
-      <w:r>
-        <w:t>Despite the breadth of this literature, a significant gap remains. To date, no single study has conducted a head-to-head comparison of physical activity information quality across all four major platform types, namely traditional websites, YouTube, TikTok, and Instagram, using both DISCERN and JAMA Benchmarks within a unified methodological framework. Existing studies have typically examined one or two platforms, focused on a specific health condition rather than general physical activity content, or used o</w:t>
-      </w:r>
-      <w:r>
-        <w:t>nly one quality assessment instrument. The absence of a comprehensive, multi-platform comparison limits the ability to draw actionable conclusions about where the greatest quality deficits lie and what factors, such as creator type and engagement metrics, may moderate quality across the digital information ecosystem.</w:t>
-      </w:r>
-    </w:p>
-    <w:p/>
-    <w:p>
-      <w:r>
         <w:t>The present study addresses this gap by conducting a cross-sectional content analysis of 197 items across traditional websites, YouTube, TikTok, and Instagram, applying both the DISCERN instrument and JAMA Benchmarks to assess physical activity information quality. The final audited sample comprised 50 websites, 50 YouTube videos, 47 TikTok videos, and 50 Instagram posts. The study is guided by three research questions:</w:t>
       </w:r>
     </w:p>
@@ -4141,7 +4077,7 @@
         <w:spacing w:before="0" w:after="240"/>
         <w:jc w:val="center"/>
       </w:pPr>
-      <w:bookmarkStart w:id="9" w:name="_Toc225385437"/>
+      <w:bookmarkStart w:id="9" w:name="_Toc225389436"/>
       <w:r>
         <w:rPr>
           <w:rFonts w:ascii="Times New Roman" w:hAnsi="Times New Roman" w:cs="Times New Roman"/>
@@ -4174,7 +4110,7 @@
         <w:pStyle w:val="Heading2"/>
         <w:jc w:val="left"/>
       </w:pPr>
-      <w:bookmarkStart w:id="10" w:name="_Toc225385438"/>
+      <w:bookmarkStart w:id="10" w:name="_Toc225389437"/>
       <w:r>
         <w:rPr>
           <w:rFonts w:ascii="Times New Roman" w:hAnsi="Times New Roman" w:cs="Times New Roman"/>
@@ -4224,7 +4160,7 @@
         <w:pStyle w:val="Heading2"/>
         <w:jc w:val="left"/>
       </w:pPr>
-      <w:bookmarkStart w:id="11" w:name="_Toc225385439"/>
+      <w:bookmarkStart w:id="11" w:name="_Toc225389438"/>
       <w:r>
         <w:rPr>
           <w:rFonts w:ascii="Times New Roman" w:hAnsi="Times New Roman" w:cs="Times New Roman"/>
@@ -4400,7 +4336,7 @@
         <w:pStyle w:val="Heading2"/>
         <w:jc w:val="left"/>
       </w:pPr>
-      <w:bookmarkStart w:id="12" w:name="_Toc225385440"/>
+      <w:bookmarkStart w:id="12" w:name="_Toc225389439"/>
       <w:r>
         <w:rPr>
           <w:rFonts w:ascii="Times New Roman" w:hAnsi="Times New Roman" w:cs="Times New Roman"/>
@@ -4451,7 +4387,7 @@
         <w:pStyle w:val="Heading2"/>
         <w:jc w:val="left"/>
       </w:pPr>
-      <w:bookmarkStart w:id="13" w:name="_Toc225385441"/>
+      <w:bookmarkStart w:id="13" w:name="_Toc225389440"/>
       <w:r>
         <w:rPr>
           <w:rFonts w:ascii="Times New Roman" w:hAnsi="Times New Roman" w:cs="Times New Roman"/>
@@ -5624,7 +5560,7 @@
         <w:pStyle w:val="Heading2"/>
         <w:jc w:val="left"/>
       </w:pPr>
-      <w:bookmarkStart w:id="14" w:name="_Toc225385442"/>
+      <w:bookmarkStart w:id="14" w:name="_Toc225389441"/>
       <w:r>
         <w:rPr>
           <w:rFonts w:ascii="Times New Roman" w:hAnsi="Times New Roman" w:cs="Times New Roman"/>
@@ -7419,7 +7355,7 @@
         <w:pStyle w:val="Heading2"/>
         <w:jc w:val="left"/>
       </w:pPr>
-      <w:bookmarkStart w:id="15" w:name="_Toc225385443"/>
+      <w:bookmarkStart w:id="15" w:name="_Toc225389442"/>
       <w:r>
         <w:rPr>
           <w:rFonts w:ascii="Times New Roman" w:hAnsi="Times New Roman" w:cs="Times New Roman"/>
@@ -8094,7 +8030,7 @@
         <w:pStyle w:val="Heading2"/>
         <w:jc w:val="left"/>
       </w:pPr>
-      <w:bookmarkStart w:id="16" w:name="_Toc225385444"/>
+      <w:bookmarkStart w:id="16" w:name="_Toc225389443"/>
       <w:r>
         <w:rPr>
           <w:rFonts w:ascii="Times New Roman" w:hAnsi="Times New Roman" w:cs="Times New Roman"/>
@@ -8962,7 +8898,7 @@
         <w:pStyle w:val="Heading1"/>
         <w:spacing w:before="0" w:after="240"/>
       </w:pPr>
-      <w:bookmarkStart w:id="17" w:name="_Toc225385445"/>
+      <w:bookmarkStart w:id="17" w:name="_Toc225389444"/>
       <w:r>
         <w:rPr>
           <w:rFonts w:ascii="Times New Roman" w:hAnsi="Times New Roman" w:cs="Times New Roman"/>
@@ -8977,7 +8913,7 @@
         <w:pStyle w:val="Heading2"/>
         <w:spacing w:before="0" w:after="200"/>
       </w:pPr>
-      <w:bookmarkStart w:id="18" w:name="_Toc225385446"/>
+      <w:bookmarkStart w:id="18" w:name="_Toc225389445"/>
       <w:r>
         <w:rPr>
           <w:rFonts w:ascii="Times New Roman" w:hAnsi="Times New Roman" w:cs="Times New Roman"/>
@@ -10213,7 +10149,7 @@
         <w:pStyle w:val="Heading2"/>
         <w:spacing w:before="0" w:after="200"/>
       </w:pPr>
-      <w:bookmarkStart w:id="19" w:name="_Toc225385447"/>
+      <w:bookmarkStart w:id="19" w:name="_Toc225389446"/>
       <w:r>
         <w:rPr>
           <w:rFonts w:ascii="Times New Roman" w:hAnsi="Times New Roman" w:cs="Times New Roman"/>
@@ -10256,7 +10192,7 @@
         <w:pStyle w:val="Heading2"/>
         <w:spacing w:before="0" w:after="200"/>
       </w:pPr>
-      <w:bookmarkStart w:id="20" w:name="_Toc225385448"/>
+      <w:bookmarkStart w:id="20" w:name="_Toc225389447"/>
       <w:r>
         <w:rPr>
           <w:rFonts w:ascii="Times New Roman" w:hAnsi="Times New Roman" w:cs="Times New Roman"/>
@@ -11365,7 +11301,7 @@
           <w:noProof/>
         </w:rPr>
         <w:drawing>
-          <wp:inline distT="0" distB="0" distL="0" distR="0" wp14:anchorId="2BBFF9F0" wp14:editId="7EE436E3">
+          <wp:inline distT="0" distB="0" distL="0" distR="0" wp14:anchorId="5A4FEC94" wp14:editId="4733D92F">
             <wp:extent cx="5029200" cy="3857584"/>
             <wp:effectExtent l="0" t="0" r="0" b="0"/>
             <wp:docPr id="1" name="Picture 1"/>
@@ -11435,13 +11371,13 @@
           <w:rFonts w:cs="Times New Roman"/>
         </w:rPr>
         <w:lastRenderedPageBreak/>
-        <w:t>Pairwise Mann-Whitney U comparisons with Bonferroni correction revealed significant differences for all six platform pairs (Table 4). The largest effect sizes were observed for Website versus Instagram (r = -0.891, large) and YouTube versus Instagram (r = -0.850, large). The Website versus YouTube comparison, while statistically significant at the Bonferroni-adjusted threshold (U = 1646, p = .038, r = -0.316), exhibited a small-to-medium effect size, suggesting that these two platforms are relatively more s</w:t>
+        <w:t>Pairwise Mann-Whitney U comparisons with Bonferroni correction revealed significant differences for all six platform pairs (Appendix Table C3). The largest effect sizes were observed for Website versus Instagram (r = -0.891, large) and YouTube versus Instagram (r = -0.850, large). The Website versus YouTube comparison, while statistically significant at the Bonferroni-adjusted threshold (U = 1646, p = .038, r = -0.316), exhibited a small-to-medium effect size, suggesting that these two platforms are relativ</w:t>
       </w:r>
       <w:r>
         <w:rPr>
           <w:rFonts w:cs="Times New Roman"/>
         </w:rPr>
-        <w:t>imilar in information quality than other pairings. The remaining comparisons—Website versus TikTok (U = 1972, p &lt; .001, r = -0.678), YouTube versus TikTok (U = 1775, p &lt; .001, r = -0.511), and TikTok versus Instagram (U = 1740, p &lt; .001, r = -0.480)—all yielded medium to large effects.</w:t>
+        <w:t>ely more similar in information quality than other pairings. The remaining comparisons—Website versus TikTok (U = 1972, p &lt; .001, r = -0.678), YouTube versus TikTok (U = 1775, p &lt; .001, r = -0.511), and TikTok versus Instagram (U = 1740, p &lt; .001, r = -0.480)—all yielded medium to large effects.</w:t>
       </w:r>
     </w:p>
     <w:p>
@@ -11454,7 +11390,7 @@
           <w:noProof/>
         </w:rPr>
         <w:drawing>
-          <wp:inline distT="0" distB="0" distL="0" distR="0" wp14:anchorId="141AA657" wp14:editId="5D6C2574">
+          <wp:inline distT="0" distB="0" distL="0" distR="0" wp14:anchorId="2B1FBDBC" wp14:editId="7BBEB115">
             <wp:extent cx="5029200" cy="3131166"/>
             <wp:effectExtent l="0" t="0" r="0" b="0"/>
             <wp:docPr id="2" name="Picture 2"/>
@@ -11520,7 +11456,7 @@
         <w:pStyle w:val="Heading2"/>
         <w:spacing w:before="0" w:after="200"/>
       </w:pPr>
-      <w:bookmarkStart w:id="21" w:name="_Toc225385449"/>
+      <w:bookmarkStart w:id="21" w:name="_Toc225389448"/>
       <w:r>
         <w:rPr>
           <w:rFonts w:ascii="Times New Roman" w:hAnsi="Times New Roman" w:cs="Times New Roman"/>
@@ -12186,7 +12122,7 @@
         </w:rPr>
         <w:lastRenderedPageBreak/>
         <w:drawing>
-          <wp:inline distT="0" distB="0" distL="0" distR="0" wp14:anchorId="18E5C8C8" wp14:editId="42545AE0">
+          <wp:inline distT="0" distB="0" distL="0" distR="0" wp14:anchorId="5D9C6006" wp14:editId="531CA783">
             <wp:extent cx="5029200" cy="3573194"/>
             <wp:effectExtent l="0" t="0" r="0" b="0"/>
             <wp:docPr id="3" name="Picture 3"/>
@@ -12241,7 +12177,7 @@
         <w:pStyle w:val="Heading2"/>
         <w:spacing w:before="0" w:after="200"/>
       </w:pPr>
-      <w:bookmarkStart w:id="22" w:name="_Toc225385450"/>
+      <w:bookmarkStart w:id="22" w:name="_Toc225389449"/>
       <w:r>
         <w:rPr>
           <w:rFonts w:ascii="Times New Roman" w:hAnsi="Times New Roman" w:cs="Times New Roman"/>
@@ -12313,7 +12249,7 @@
           <w:noProof/>
         </w:rPr>
         <w:drawing>
-          <wp:inline distT="0" distB="0" distL="0" distR="0" wp14:anchorId="392F2263" wp14:editId="6046EFBA">
+          <wp:inline distT="0" distB="0" distL="0" distR="0" wp14:anchorId="0D53248F" wp14:editId="49AE3EDE">
             <wp:extent cx="5029200" cy="3294582"/>
             <wp:effectExtent l="0" t="0" r="0" b="0"/>
             <wp:docPr id="4" name="Picture 4"/>
@@ -12368,7 +12304,7 @@
         <w:pStyle w:val="Heading2"/>
         <w:spacing w:before="0" w:after="200"/>
       </w:pPr>
-      <w:bookmarkStart w:id="23" w:name="_Toc225385451"/>
+      <w:bookmarkStart w:id="23" w:name="_Toc225389450"/>
       <w:r>
         <w:rPr>
           <w:rFonts w:ascii="Times New Roman" w:hAnsi="Times New Roman" w:cs="Times New Roman"/>
@@ -12386,7 +12322,7 @@
         <w:rPr>
           <w:rFonts w:cs="Times New Roman"/>
         </w:rPr>
-        <w:t>Research Question 3 examined whether engagement metrics were associated with information quality. Table 6 summarises the Spearman rank-order correlations between engagement indicators and DISCERN total scores.</w:t>
+        <w:t>Research Question 3 examined whether engagement metrics were associated with information quality. Appendix Table C6 summarises the Spearman rank-order correlations between engagement indicators and DISCERN total scores.</w:t>
       </w:r>
     </w:p>
     <w:p>
@@ -12445,7 +12381,7 @@
           <w:noProof/>
         </w:rPr>
         <w:drawing>
-          <wp:inline distT="0" distB="0" distL="0" distR="0" wp14:anchorId="1C67A284" wp14:editId="4ED263AA">
+          <wp:inline distT="0" distB="0" distL="0" distR="0" wp14:anchorId="3CAE97FA" wp14:editId="110916AF">
             <wp:extent cx="5029200" cy="3458844"/>
             <wp:effectExtent l="0" t="0" r="0" b="0"/>
             <wp:docPr id="5" name="Picture 5"/>
@@ -12500,7 +12436,7 @@
         <w:pStyle w:val="Heading2"/>
         <w:spacing w:before="0" w:after="200"/>
       </w:pPr>
-      <w:bookmarkStart w:id="24" w:name="_Toc225385452"/>
+      <w:bookmarkStart w:id="24" w:name="_Toc225389451"/>
       <w:r>
         <w:rPr>
           <w:rFonts w:ascii="Times New Roman" w:hAnsi="Times New Roman" w:cs="Times New Roman"/>
@@ -12544,7 +12480,7 @@
           <w:noProof/>
         </w:rPr>
         <w:drawing>
-          <wp:inline distT="0" distB="0" distL="0" distR="0" wp14:anchorId="7846560F" wp14:editId="3D606D78">
+          <wp:inline distT="0" distB="0" distL="0" distR="0" wp14:anchorId="24B7E848" wp14:editId="3E56C82E">
             <wp:extent cx="5029200" cy="2317460"/>
             <wp:effectExtent l="0" t="0" r="0" b="0"/>
             <wp:docPr id="6" name="Picture 6"/>
@@ -12599,7 +12535,7 @@
         <w:pStyle w:val="Heading2"/>
         <w:spacing w:before="0" w:after="200"/>
       </w:pPr>
-      <w:bookmarkStart w:id="25" w:name="_Toc225385453"/>
+      <w:bookmarkStart w:id="25" w:name="_Toc225389452"/>
       <w:r>
         <w:rPr>
           <w:rFonts w:ascii="Times New Roman" w:hAnsi="Times New Roman" w:cs="Times New Roman"/>
@@ -12648,7 +12584,7 @@
         <w:pStyle w:val="Heading1"/>
         <w:spacing w:before="0" w:after="240"/>
       </w:pPr>
-      <w:bookmarkStart w:id="26" w:name="_Toc225385454"/>
+      <w:bookmarkStart w:id="26" w:name="_Toc225389453"/>
       <w:r>
         <w:rPr>
           <w:rFonts w:ascii="Times New Roman" w:hAnsi="Times New Roman" w:cs="Times New Roman"/>
@@ -12663,7 +12599,7 @@
         <w:pStyle w:val="Heading2"/>
         <w:spacing w:before="0" w:after="200"/>
       </w:pPr>
-      <w:bookmarkStart w:id="27" w:name="_Toc225385455"/>
+      <w:bookmarkStart w:id="27" w:name="_Toc225389454"/>
       <w:r>
         <w:rPr>
           <w:rFonts w:ascii="Times New Roman" w:hAnsi="Times New Roman" w:cs="Times New Roman"/>
@@ -12712,7 +12648,7 @@
         <w:pStyle w:val="Heading2"/>
         <w:spacing w:before="0" w:after="200"/>
       </w:pPr>
-      <w:bookmarkStart w:id="28" w:name="_Toc225385456"/>
+      <w:bookmarkStart w:id="28" w:name="_Toc225389455"/>
       <w:r>
         <w:rPr>
           <w:rFonts w:ascii="Times New Roman" w:hAnsi="Times New Roman" w:cs="Times New Roman"/>
@@ -12730,13 +12666,13 @@
         <w:rPr>
           <w:rFonts w:cs="Times New Roman"/>
         </w:rPr>
-        <w:t>The finding that traditional websites outperform social media platforms in health information quality is consistent with a substantial body of prior research. The 2025 JMIR meta-analysis reported a pooled DISCERN percentage of 43.58% (95% CI [37.80, 49.35]) across studies evaluating online health information (Liu et al., 2025). Direct numerical comparison should be interpreted cautiously because that review synthesised percentage-standardised scores across heterogeneous studies. Even so, the present finding</w:t>
+        <w:t xml:space="preserve">The finding that traditional websites outperform social media platforms in health information quality is consistent with a substantial body of prior research. The 2025 JMIR meta-analysis reported a pooled DISCERN score of 43.58 (95% CI [37.80, 49.35]) across studies evaluating online health information (Liu et al., 2025). Direct numerical comparison should be interpreted cautiously because that review synthesised percentage-standardised scores across heterogeneous studies. Even so, the present findings are </w:t>
       </w:r>
       <w:r>
         <w:rPr>
           <w:rFonts w:cs="Times New Roman"/>
         </w:rPr>
-        <w:t>s are directionally consistent with that literature, particularly in showing lower quality for highly visual or video-led social media formats than for websites and longer-form content.</w:t>
+        <w:t>directionally consistent with that literature, particularly in showing lower quality for highly visual or video-led social media formats than for websites and longer-form content.</w:t>
       </w:r>
     </w:p>
     <w:p>
@@ -12805,13 +12741,13 @@
         <w:rPr>
           <w:rFonts w:cs="Times New Roman"/>
         </w:rPr>
-        <w:t>The significant variation in quality across search terms (H[4] = 27.255, p &lt; .001) is a secondary finding that merits attention. Items retrieved using ‘how to start exercising’ scored highest (Mdn = 46.0), while ‘home workout routine’ yielded the lowest scores (Mdn = 34.0). This likely reflects differences in the clinical relevance and specificity of queries: more general health-oriented terms may retrieve content from authoritative institutional sources, whereas commercially oriented terms such as ‘home wo</w:t>
+        <w:t>The significant variation in quality across search terms (H[4] = 27.255, p &lt; .001) is a secondary finding that merits attention. The query ‘how to start exercising’ retrieved the highest-quality content, while ‘home workout routine’ retrieved the lowest-quality content. This likely reflects differences in the clinical relevance and specificity of queries: more general health-oriented terms may retrieve content from authoritative institutional sources, whereas commercially oriented terms such as ‘home workou</w:t>
       </w:r>
       <w:r>
         <w:rPr>
           <w:rFonts w:cs="Times New Roman"/>
         </w:rPr>
-        <w:t xml:space="preserve">rkout routine’ may disproportionately surface influencer-generated content. This finding suggests that the search query itself </w:t>
+        <w:t xml:space="preserve">t routine’ may disproportionately surface influencer-generated content. This finding suggests that the search query itself </w:t>
       </w:r>
       <w:r>
         <w:rPr>
@@ -12826,7 +12762,7 @@
         <w:pStyle w:val="Heading2"/>
         <w:spacing w:before="0" w:after="200"/>
       </w:pPr>
-      <w:bookmarkStart w:id="29" w:name="_Toc225385457"/>
+      <w:bookmarkStart w:id="29" w:name="_Toc225389456"/>
       <w:r>
         <w:rPr>
           <w:rFonts w:ascii="Times New Roman" w:hAnsi="Times New Roman" w:cs="Times New Roman"/>
@@ -12892,7 +12828,7 @@
         <w:pStyle w:val="Heading2"/>
         <w:spacing w:before="0" w:after="200"/>
       </w:pPr>
-      <w:bookmarkStart w:id="30" w:name="_Toc225385458"/>
+      <w:bookmarkStart w:id="30" w:name="_Toc225389457"/>
       <w:r>
         <w:rPr>
           <w:rFonts w:ascii="Times New Roman" w:hAnsi="Times New Roman" w:cs="Times New Roman"/>
@@ -12942,7 +12878,7 @@
         <w:pStyle w:val="Heading2"/>
         <w:spacing w:before="0" w:after="200"/>
       </w:pPr>
-      <w:bookmarkStart w:id="31" w:name="_Toc225385459"/>
+      <w:bookmarkStart w:id="31" w:name="_Toc225389458"/>
       <w:r>
         <w:rPr>
           <w:rFonts w:ascii="Times New Roman" w:hAnsi="Times New Roman" w:cs="Times New Roman"/>
@@ -13058,7 +12994,7 @@
         <w:pStyle w:val="Heading2"/>
         <w:spacing w:before="0" w:after="200"/>
       </w:pPr>
-      <w:bookmarkStart w:id="32" w:name="_Toc225385460"/>
+      <w:bookmarkStart w:id="32" w:name="_Toc225389459"/>
       <w:r>
         <w:rPr>
           <w:rFonts w:ascii="Times New Roman" w:hAnsi="Times New Roman" w:cs="Times New Roman"/>
@@ -13108,30 +13044,214 @@
         <w:pStyle w:val="Heading1"/>
         <w:spacing w:before="0" w:after="240"/>
       </w:pPr>
-      <w:bookmarkStart w:id="33" w:name="_Toc225385461"/>
+      <w:bookmarkStart w:id="33" w:name="_Toc225389460"/>
       <w:r>
         <w:rPr>
           <w:rFonts w:ascii="Times New Roman" w:hAnsi="Times New Roman" w:cs="Times New Roman"/>
         </w:rPr>
         <w:lastRenderedPageBreak/>
-        <w:t>CHAPTER 5. CONCLUSIONS AND RECOMMENDATIONS</w:t>
+        <w:t>CONCLUSIONS</w:t>
       </w:r>
       <w:bookmarkEnd w:id="33"/>
+    </w:p>
+    <w:p>
+      <w:pPr>
+        <w:spacing w:after="120"/>
+      </w:pPr>
+      <w:r>
+        <w:rPr>
+          <w:rFonts w:cs="Times New Roman"/>
+        </w:rPr>
+        <w:t>This study set out to evaluate the quality of physical activity information across traditional websites and social media platforms using the DISCERN instrument and JAMA benchmarks. Three research questions guided the investigation. The conclusions for each are presented below.</w:t>
+      </w:r>
+    </w:p>
+    <w:p>
+      <w:pPr>
+        <w:spacing w:after="120"/>
+      </w:pPr>
+      <w:r>
+        <w:rPr>
+          <w:rFonts w:cs="Times New Roman"/>
+        </w:rPr>
+        <w:t>Research Question 1: How does physical activity information quality differ between traditional websites and social media platforms? The results demonstrate a clear, statistically significant quality gradient across platforms, H(3) = 93.489, p &lt; .001. Traditional websites achieved the highest median DISCERN score (Mdn = 48.5), followed by YouTube (Mdn = 42.0), TikTok (Mdn = 35.0), and Instagram (Mdn = 27.5). All six pairwise comparisons were statistically significant, though the website–YouTube difference wa</w:t>
+      </w:r>
+      <w:r>
+        <w:rPr>
+          <w:rFonts w:cs="Times New Roman"/>
+        </w:rPr>
+        <w:t>s more modest (p = .038) than the remaining five comparisons (all p &lt; .001). JAMA benchmark compliance did not differ significantly across platforms in aggregate (p = .163), although individual criteria showed significant platform variation for Attribution, Disclosure, and Currency. It can be concluded that a substantial quality gap exists between traditional websites and short-form social media platforms, with Instagram representing the most concerning source of physical activity information.</w:t>
+      </w:r>
+    </w:p>
+    <w:p>
+      <w:pPr>
+        <w:spacing w:after="120"/>
+      </w:pPr>
+      <w:r>
+        <w:rPr>
+          <w:rFonts w:cs="Times New Roman"/>
+        </w:rPr>
+        <w:t>Research Question 2: Does creator type moderate quality scores? The binary professional versus non-professional comparison was statistically significant (U = 4457, p = .036, r = -0.197), and the five-category creator type analysis confirmed this (H[4] = 12.764, p = .012). Healthcare professionals scored highest (Mdn = 45.0), followed by certified fitness professionals (Mdn = 39.5), organisations (Mdn = 39.0), fitness influencers (Mdn = 36.0), and general users lowest (Mdn = 33.0). It can be concluded that c</w:t>
+      </w:r>
+      <w:r>
+        <w:rPr>
+          <w:rFonts w:cs="Times New Roman"/>
+        </w:rPr>
+        <w:t>reator type influences information quality in a graded fashion, with credentialed professionals producing measurably higher-quality content.</w:t>
+      </w:r>
+    </w:p>
+    <w:p>
+      <w:pPr>
+        <w:spacing w:after="120"/>
+      </w:pPr>
+      <w:r>
+        <w:rPr>
+          <w:rFonts w:cs="Times New Roman"/>
+        </w:rPr>
+        <w:t>Research Question 3: What is the relationship between engagement metrics and information quality? Overall correlations suggested weak-to-moderate positive associations between likes (rho = 0.284, p &lt; .001), comments (rho = 0.371, p &lt; .001), and DISCERN scores; however, these aggregate associations are primarily an ecological artefact of between-social-platform differences (Simpson's paradox). Within-platform analyses revealed that TikTok and Instagram showed no significant likes–quality correlations. Critic</w:t>
+      </w:r>
+      <w:r>
+        <w:rPr>
+          <w:rFonts w:cs="Times New Roman"/>
+        </w:rPr>
+        <w:t>ally, YouTube demonstrated significant negative correlations for both views (rho = -0.340, p = .016) and likes (rho = -</w:t>
+      </w:r>
+      <w:r>
+        <w:rPr>
+          <w:rFonts w:cs="Times New Roman"/>
+        </w:rPr>
+        <w:lastRenderedPageBreak/>
+        <w:t>0.286, p = .044) with quality, indicating that more popular YouTube content tended to score lower on DISCERN. Views showed a negligible overall correlation (rho = -0.044, p = .669). It can be concluded that engagement metrics do not appear to reliably indicate information quality and that popular content is not necessarily accurate content.</w:t>
+      </w:r>
+    </w:p>
+    <w:p>
+      <w:pPr>
+        <w:spacing w:after="120"/>
+      </w:pPr>
+      <w:r>
+        <w:rPr>
+          <w:rFonts w:cs="Times New Roman"/>
+        </w:rPr>
+        <w:t>Additionally, search query phrasing significantly influenced the quality of content retrieved (H[4] = 27.255, p &lt; .001), with ‘how to start exercising’ yielding the highest-scoring content and ‘home workout routine’ the lowest. This suggests that the wording of health information queries functions as an implicit quality filter, a finding with practical implications for how clinicians advise patients on information seeking.</w:t>
+      </w:r>
+    </w:p>
+    <w:p>
+      <w:pPr>
+        <w:pStyle w:val="Heading1"/>
+        <w:spacing w:before="0" w:after="240"/>
+      </w:pPr>
+      <w:bookmarkStart w:id="34" w:name="_Toc225389461"/>
+      <w:r>
+        <w:rPr>
+          <w:rFonts w:ascii="Times New Roman" w:hAnsi="Times New Roman" w:cs="Times New Roman"/>
+        </w:rPr>
+        <w:t>RECOMMENDATIONS</w:t>
+      </w:r>
+      <w:bookmarkEnd w:id="34"/>
+    </w:p>
+    <w:p>
+      <w:pPr>
+        <w:spacing w:after="120"/>
+      </w:pPr>
+      <w:r>
+        <w:rPr>
+          <w:rFonts w:cs="Times New Roman"/>
+        </w:rPr>
+        <w:t>Based on the findings of this study, the following practical recommendations are proposed for key stakeholder groups.</w:t>
+      </w:r>
+    </w:p>
+    <w:p>
+      <w:pPr>
+        <w:spacing w:after="120"/>
+      </w:pPr>
+      <w:r>
+        <w:rPr>
+          <w:rFonts w:cs="Times New Roman"/>
+        </w:rPr>
+        <w:t>For public health organisations: Maintain and promote high-quality traditional websites as anchor resources for physical activity information. Simultaneously, develop platform-native content for TikTok and Instagram that adheres to evidence-based principles while respecting the format constraints of short-form media. Content should be designed with DISCERN-aligned principles: clearly stated aims, identified sources, balanced presentation of options, and explicit acknowledgement of uncertainty.</w:t>
+      </w:r>
+    </w:p>
+    <w:p>
+      <w:pPr>
+        <w:spacing w:after="120"/>
+      </w:pPr>
+      <w:r>
+        <w:rPr>
+          <w:rFonts w:cs="Times New Roman"/>
+        </w:rPr>
+        <w:t>For healthcare professionals: Engage actively on social media platforms to counter the dominance of unqualified content creators. Professional credentials should be prominently displayed in profile biographies, and content should include source citations where feasible. Healthcare professionals can leverage platform verification features to signal credibility to users.</w:t>
+      </w:r>
+    </w:p>
+    <w:p>
+      <w:pPr>
+        <w:spacing w:after="120"/>
+      </w:pPr>
+      <w:r>
+        <w:rPr>
+          <w:rFonts w:cs="Times New Roman"/>
+        </w:rPr>
+        <w:t>For platform developers: Consider implementing evidence-based content labelling systems that signal information quality to users. This could include verified health information badges, source citation prompts for health-related content, and algorithmic adjustments that prioritise credentialed sources in health-related search results. The finding that higher-viewed and more-liked YouTube content tended to score significantly lower on DISCERN (views rho = -0.340, p = .016; likes rho = -0.286, p = .044) warran</w:t>
+      </w:r>
+      <w:r>
+        <w:rPr>
+          <w:rFonts w:cs="Times New Roman"/>
+        </w:rPr>
+        <w:t>ts urgent further investigation.</w:t>
+      </w:r>
+    </w:p>
+    <w:p>
+      <w:pPr>
+        <w:spacing w:after="120"/>
+      </w:pPr>
+      <w:r>
+        <w:rPr>
+          <w:rFonts w:cs="Times New Roman"/>
+        </w:rPr>
+        <w:t xml:space="preserve">For health literacy educators: Teach critical appraisal skills that are platform-specific. Users should understand that high engagement (likes, views, shares) does not indicate information </w:t>
+      </w:r>
+      <w:r>
+        <w:rPr>
+          <w:rFonts w:cs="Times New Roman"/>
+        </w:rPr>
+        <w:lastRenderedPageBreak/>
+        <w:t>accuracy. Educational programmes should include practical exercises in evaluating social media health content using simplified versions of tools such as DISCERN and JAMA benchmarks.</w:t>
+      </w:r>
+    </w:p>
+    <w:p>
+      <w:pPr>
+        <w:spacing w:after="120"/>
+      </w:pPr>
+      <w:r>
+        <w:rPr>
+          <w:rFonts w:cs="Times New Roman"/>
+        </w:rPr>
+        <w:t>For policy makers: Consider regulatory frameworks that require minimum transparency standards for health-related content on social media, analogous to advertising disclosure requirements. The near-zero attribution rates on TikTok (0%) and Instagram (4%) suggest that voluntary compliance with evidence citation norms is insufficient.</w:t>
+      </w:r>
+    </w:p>
+    <w:p>
+      <w:pPr>
+        <w:spacing w:after="120"/>
+      </w:pPr>
+      <w:r>
+        <w:rPr>
+          <w:rFonts w:cs="Times New Roman"/>
+        </w:rPr>
+        <w:t>For consumers of physical activity information: Prefer traditional websites from recognised health organisations (e.g., WHO, NHS, national public health agencies) as primary information sources. When using social media for physical activity guidance, verify creator credentials, check for cited sources, and cross-reference recommendations with authoritative guidelines such as the WHO Global Action Plan on Physical Activity 2018–2030 (World Health Organization, 2018).</w:t>
+      </w:r>
     </w:p>
     <w:p>
       <w:pPr>
         <w:pStyle w:val="Heading2"/>
         <w:spacing w:before="0" w:after="200"/>
       </w:pPr>
-      <w:bookmarkStart w:id="34" w:name="_Toc225385462"/>
+      <w:bookmarkStart w:id="35" w:name="_Toc225389462"/>
       <w:r>
         <w:rPr>
           <w:rFonts w:ascii="Times New Roman" w:hAnsi="Times New Roman" w:cs="Times New Roman"/>
           <w:sz w:val="26"/>
         </w:rPr>
-        <w:t>5.1 Summary of Conclusions</w:t>
-      </w:r>
-      <w:bookmarkEnd w:id="34"/>
+        <w:t>Recommendations for Future Research</w:t>
+      </w:r>
+      <w:bookmarkEnd w:id="35"/>
     </w:p>
     <w:p>
       <w:pPr>
@@ -13141,7 +13261,13 @@
         <w:rPr>
           <w:rFonts w:cs="Times New Roman"/>
         </w:rPr>
-        <w:t>This study set out to evaluate the quality of physical activity information across traditional websites and social media platforms using the DISCERN instrument and JAMA benchmarks. Three research questions guided the investigation. The conclusions for each are presented below.</w:t>
+        <w:t>Future research should address the methodological limitations identified in this study through several priority directions. First, longitudinal tracking studies are needed to determine whether the quality gradient observed here is stable or evolving as platforms mature and implement health content policies. Second, studies incorporating full audio-visual transcription and coding would extend the point-of-access scoring approach used here and test whether subtler spoken or visual cues materially alter qualit</w:t>
+      </w:r>
+      <w:r>
+        <w:rPr>
+          <w:rFonts w:cs="Times New Roman"/>
+        </w:rPr>
+        <w:t>y assessments. Third, cross-cultural and multilingual replications would establish whether the observed patterns generalise beyond English-language content.</w:t>
       </w:r>
     </w:p>
     <w:p>
@@ -13152,13 +13278,13 @@
         <w:rPr>
           <w:rFonts w:cs="Times New Roman"/>
         </w:rPr>
-        <w:t>Research Question 1: How does physical activity information quality differ between traditional websites and social media platforms? The results demonstrate a clear, statistically significant quality gradient across platforms, H(3) = 93.489, p &lt; .001. Traditional websites achieved the highest median DISCERN score (Mdn = 48.5), followed by YouTube (Mdn = 42.0), TikTok (Mdn = 35.0), and Instagram (Mdn = 27.5). All six pairwise comparisons were statistically significant, though the website–YouTube difference wa</w:t>
+        <w:t>Fourth, experimental studies could investigate the causal impact of information quality on user behaviour—specifically, whether exposure to higher-quality physical activity information on social media leads to greater adoption of evidence-based exercise practices. Fifth, the development and validation of social media-specific quality assessment tools, adapted from but distinct from DISCERN and JAMA, would address the limitations of applying traditional print-oriented instruments to digital media formats. Si</w:t>
       </w:r>
       <w:r>
         <w:rPr>
           <w:rFonts w:cs="Times New Roman"/>
         </w:rPr>
-        <w:t>s more modest (p = .038) than the remaining five comparisons (all p &lt; .001). JAMA benchmark compliance did not differ significantly across platforms in aggregate (p = .163), although individual criteria showed significant platform variation for Attribution, Disclosure, and Currency. It can be concluded that a substantial quality gap exists between traditional websites and short-form social media platforms, with Instagram representing the most concerning source of physical activity information.</w:t>
+        <w:t>xth, algorithmic audit studies could examine how platform recommendation systems interact with content quality, building on the significant negative views–quality and likes–quality correlations observed on YouTube in the present study.</w:t>
       </w:r>
     </w:p>
     <w:p>
@@ -13169,230 +13295,24 @@
         <w:rPr>
           <w:rFonts w:cs="Times New Roman"/>
         </w:rPr>
-        <w:t>Research Question 2: Does creator type moderate quality scores? The binary professional versus non-professional comparison was statistically significant (U = 4457, p = .036, r = -0.197), and the five-category creator type analysis confirmed this (H[4] = 12.764, p = .012). Healthcare professionals scored highest (Mdn = 45.0), followed by certified fitness professionals (Mdn = 39.5), organisations (Mdn = 39.0), fitness influencers (Mdn = 36.0), and general users lowest (Mdn = 33.0). It can be concluded that c</w:t>
-      </w:r>
+        <w:lastRenderedPageBreak/>
+        <w:t>Finally, participatory research involving content creators, healthcare professionals, and platform users could inform the design of practical interventions to improve the quality of physical activity information in the social media ecosystem.</w:t>
+      </w:r>
+    </w:p>
+    <w:p>
+      <w:pPr>
+        <w:spacing w:after="120"/>
+      </w:pPr>
       <w:r>
         <w:rPr>
           <w:rFonts w:cs="Times New Roman"/>
         </w:rPr>
-        <w:t>reator type influences information quality in a graded fashion, with credentialed professionals producing measurably higher-quality content.</w:t>
-      </w:r>
-    </w:p>
-    <w:p>
-      <w:pPr>
-        <w:spacing w:after="120"/>
-      </w:pPr>
+        <w:t>In closing, this study provides evidence that the quality of physical activity information varies substantially across digital platforms, with short-form social media presenting the greatest quality concerns. However, these conclusions should be tempered by the study’s limitations, particularly the use of point-of-access scoring for video and image content without full transcription or frame-by-frame coding, which may still underestimate some forms of audiovisual explanation and thereby influence the observ</w:t>
+      </w:r>
       <w:r>
         <w:rPr>
           <w:rFonts w:cs="Times New Roman"/>
         </w:rPr>
-        <w:t xml:space="preserve">Research Question 3: What is the relationship between engagement metrics and information quality? Overall correlations suggested weak-to-moderate positive associations between likes (rho = 0.284, p &lt; .001), comments (rho = 0.371, p &lt; .001), and DISCERN scores; however, these aggregate associations are primarily an ecological artefact of between-social-platform differences (Simpson's paradox). Within-platform analyses revealed that TikTok and </w:t>
-      </w:r>
-      <w:r>
-        <w:rPr>
-          <w:rFonts w:cs="Times New Roman"/>
-        </w:rPr>
-        <w:lastRenderedPageBreak/>
-        <w:t>Instagram showed no significant likes–quality correlations. Critically, YouTube demonstrated significant negative correlations for both views (rho = -0.340, p = .016) and likes (rho = -0.286, p = .044) with quality, indicating that more popular YouTube content tended to score lower on DISCERN. Views showed a negligible overall correlation (rho = -0.044, p = .669). It can be concluded that engagement metrics do not appear to reliably indicate information quality and that popular content is not necessarily ac</w:t>
-      </w:r>
-      <w:r>
-        <w:rPr>
-          <w:rFonts w:cs="Times New Roman"/>
-        </w:rPr>
-        <w:t>curate content.</w:t>
-      </w:r>
-    </w:p>
-    <w:p>
-      <w:pPr>
-        <w:spacing w:after="120"/>
-      </w:pPr>
-      <w:r>
-        <w:rPr>
-          <w:rFonts w:cs="Times New Roman"/>
-        </w:rPr>
-        <w:t>Additionally, search query phrasing significantly influenced the quality of content retrieved (H[4] = 27.255, p &lt; .001), with ‘how to start exercising’ yielding the highest-scoring content and ‘home workout routine’ the lowest. This suggests that the wording of health information queries functions as an implicit quality filter, a finding with practical implications for how clinicians advise patients on information seeking.</w:t>
-      </w:r>
-    </w:p>
-    <w:p>
-      <w:pPr>
-        <w:pStyle w:val="Heading2"/>
-        <w:spacing w:before="0" w:after="200"/>
-      </w:pPr>
-      <w:bookmarkStart w:id="35" w:name="_Toc225385463"/>
-      <w:r>
-        <w:rPr>
-          <w:rFonts w:ascii="Times New Roman" w:hAnsi="Times New Roman" w:cs="Times New Roman"/>
-          <w:sz w:val="26"/>
-        </w:rPr>
-        <w:t>5.2 Practical Recommendations</w:t>
-      </w:r>
-      <w:bookmarkEnd w:id="35"/>
-    </w:p>
-    <w:p>
-      <w:pPr>
-        <w:spacing w:after="120"/>
-      </w:pPr>
-      <w:r>
-        <w:rPr>
-          <w:rFonts w:cs="Times New Roman"/>
-        </w:rPr>
-        <w:t>Based on the findings of this study, the following practical recommendations are proposed for key stakeholder groups.</w:t>
-      </w:r>
-    </w:p>
-    <w:p>
-      <w:pPr>
-        <w:spacing w:after="120"/>
-      </w:pPr>
-      <w:r>
-        <w:rPr>
-          <w:rFonts w:cs="Times New Roman"/>
-        </w:rPr>
-        <w:t>For public health organisations: Maintain and promote high-quality traditional websites as anchor resources for physical activity information. Simultaneously, develop platform-native content for TikTok and Instagram that adheres to evidence-based principles while respecting the format constraints of short-form media. Content should be designed with DISCERN-aligned principles: clearly stated aims, identified sources, balanced presentation of options, and explicit acknowledgement of uncertainty.</w:t>
-      </w:r>
-    </w:p>
-    <w:p>
-      <w:pPr>
-        <w:spacing w:after="120"/>
-      </w:pPr>
-      <w:r>
-        <w:rPr>
-          <w:rFonts w:cs="Times New Roman"/>
-        </w:rPr>
-        <w:t>For healthcare professionals: Engage actively on social media platforms to counter the dominance of unqualified content creators. Professional credentials should be prominently displayed in profile biographies, and content should include source citations where feasible. Healthcare professionals can leverage platform verification features to signal credibility to users.</w:t>
-      </w:r>
-    </w:p>
-    <w:p>
-      <w:pPr>
-        <w:spacing w:after="120"/>
-      </w:pPr>
-      <w:r>
-        <w:rPr>
-          <w:rFonts w:cs="Times New Roman"/>
-        </w:rPr>
-        <w:t>For platform developers: Consider implementing evidence-based content labelling systems that signal information quality to users. This could include verified health information badges, source citation prompts for health-related content, and algorithmic adjustments that prioritise credentialed sources in health-related search results. The finding that higher-viewed and more-liked YouTube content tended to score significantly lower on DISCERN (views rho = -0.340, p = .016; likes rho = -0.286, p = .044) warran</w:t>
-      </w:r>
-      <w:r>
-        <w:rPr>
-          <w:rFonts w:cs="Times New Roman"/>
-        </w:rPr>
-        <w:t>ts urgent further investigation.</w:t>
-      </w:r>
-    </w:p>
-    <w:p>
-      <w:pPr>
-        <w:spacing w:after="120"/>
-      </w:pPr>
-      <w:r>
-        <w:rPr>
-          <w:rFonts w:cs="Times New Roman"/>
-        </w:rPr>
-        <w:lastRenderedPageBreak/>
-        <w:t>For health literacy educators: Teach critical appraisal skills that are platform-specific. Users should understand that high engagement (likes, views, shares) does not indicate information accuracy. Educational programmes should include practical exercises in evaluating social media health content using simplified versions of tools such as DISCERN and JAMA benchmarks.</w:t>
-      </w:r>
-    </w:p>
-    <w:p>
-      <w:pPr>
-        <w:spacing w:after="120"/>
-      </w:pPr>
-      <w:r>
-        <w:rPr>
-          <w:rFonts w:cs="Times New Roman"/>
-        </w:rPr>
-        <w:t>For policy makers: Consider regulatory frameworks that require minimum transparency standards for health-related content on social media, analogous to advertising disclosure requirements. The near-zero attribution rates on TikTok (0%) and Instagram (4%) suggest that voluntary compliance with evidence citation norms is insufficient.</w:t>
-      </w:r>
-    </w:p>
-    <w:p>
-      <w:pPr>
-        <w:spacing w:after="120"/>
-      </w:pPr>
-      <w:r>
-        <w:rPr>
-          <w:rFonts w:cs="Times New Roman"/>
-        </w:rPr>
-        <w:t>For consumers of physical activity information: Prefer traditional websites from recognised health organisations (e.g., WHO, NHS, national public health agencies) as primary information sources. When using social media for physical activity guidance, verify creator credentials, check for cited sources, and cross-reference recommendations with authoritative guidelines such as the WHO Global Action Plan on Physical Activity 2018–2030 (World Health Organization, 2018).</w:t>
-      </w:r>
-    </w:p>
-    <w:p>
-      <w:pPr>
-        <w:pStyle w:val="Heading2"/>
-        <w:spacing w:before="0" w:after="200"/>
-      </w:pPr>
-      <w:bookmarkStart w:id="36" w:name="_Toc225385464"/>
-      <w:r>
-        <w:rPr>
-          <w:rFonts w:ascii="Times New Roman" w:hAnsi="Times New Roman" w:cs="Times New Roman"/>
-          <w:sz w:val="26"/>
-        </w:rPr>
-        <w:t>5.3 Recommendations for Future Research</w:t>
-      </w:r>
-      <w:bookmarkEnd w:id="36"/>
-    </w:p>
-    <w:p>
-      <w:pPr>
-        <w:spacing w:after="120"/>
-      </w:pPr>
-      <w:r>
-        <w:rPr>
-          <w:rFonts w:cs="Times New Roman"/>
-        </w:rPr>
-        <w:t>Future research should address the methodological limitations identified in this study through several priority directions. First, longitudinal tracking studies are needed to determine whether the quality gradient observed here is stable or evolving as platforms mature and implement health content policies. Second, studies incorporating full audio-visual transcription and coding would extend the point-of-access scoring approach used here and test whether subtler spoken or visual cues materially alter qualit</w:t>
-      </w:r>
-      <w:r>
-        <w:rPr>
-          <w:rFonts w:cs="Times New Roman"/>
-        </w:rPr>
-        <w:t>y assessments. Third, cross-cultural and multilingual replications would establish whether the observed patterns generalise beyond English-language content.</w:t>
-      </w:r>
-    </w:p>
-    <w:p>
-      <w:pPr>
-        <w:spacing w:after="120"/>
-      </w:pPr>
-      <w:r>
-        <w:rPr>
-          <w:rFonts w:cs="Times New Roman"/>
-        </w:rPr>
-        <w:t>Fourth, experimental studies could investigate the causal impact of information quality on user behaviour—specifically, whether exposure to higher-quality physical activity information on social media leads to greater adoption of evidence-based exercise practices. Fifth, the development and validation of social media-specific quality assessment tools, adapted from but distinct from DISCERN and JAMA, would address the limitations of applying traditional print-oriented instruments to digital media formats. Si</w:t>
-      </w:r>
-      <w:r>
-        <w:rPr>
-          <w:rFonts w:cs="Times New Roman"/>
-        </w:rPr>
-        <w:t xml:space="preserve">xth, algorithmic audit studies could examine how platform recommendation systems interact with content </w:t>
-      </w:r>
-      <w:r>
-        <w:rPr>
-          <w:rFonts w:cs="Times New Roman"/>
-        </w:rPr>
-        <w:lastRenderedPageBreak/>
-        <w:t>quality, building on the significant negative views–quality and likes–quality correlations observed on YouTube in the present study.</w:t>
-      </w:r>
-    </w:p>
-    <w:p>
-      <w:pPr>
-        <w:spacing w:after="120"/>
-      </w:pPr>
-      <w:r>
-        <w:rPr>
-          <w:rFonts w:cs="Times New Roman"/>
-        </w:rPr>
-        <w:t>Finally, participatory research involving content creators, healthcare professionals, and platform users could inform the design of practical interventions to improve the quality of physical activity information in the social media ecosystem.</w:t>
-      </w:r>
-    </w:p>
-    <w:p>
-      <w:pPr>
-        <w:spacing w:after="120"/>
-      </w:pPr>
-      <w:r>
-        <w:rPr>
-          <w:rFonts w:cs="Times New Roman"/>
-        </w:rPr>
-        <w:t>In closing, this study provides evidence that the quality of physical activity information varies substantially across digital platforms, with short-form social media presenting the greatest quality concerns. However, these conclusions should be tempered by the study’s limitations, particularly the use of point-of-access scoring for video and image content without full transcription or frame-by-frame coding, which may still underestimate some forms of audiovisual explanation and thereby influence the observ</w:t>
-      </w:r>
-      <w:r>
-        <w:rPr>
-          <w:rFonts w:cs="Times New Roman"/>
-        </w:rPr>
         <w:t>ed gradient. The mixed automated and manual collection approach and the classification of diverse organisations as non-professional further qualify the precision of these findings. Notwithstanding these caveats, the overall pattern—that platform architecture constrains information completeness and that engagement does not reliably signal accuracy—is consistent with the broader literature and has clear implications for public health practice, health literacy education, and platform governance.</w:t>
       </w:r>
     </w:p>
@@ -13405,7 +13325,7 @@
       <w:pPr>
         <w:pStyle w:val="Heading1"/>
       </w:pPr>
-      <w:bookmarkStart w:id="37" w:name="_Toc225385465"/>
+      <w:bookmarkStart w:id="36" w:name="_Toc225389463"/>
       <w:r>
         <w:rPr>
           <w:rFonts w:ascii="Times New Roman" w:hAnsi="Times New Roman"/>
@@ -13413,7 +13333,7 @@
         <w:lastRenderedPageBreak/>
         <w:t>REFERENCES</w:t>
       </w:r>
-      <w:bookmarkEnd w:id="37"/>
+      <w:bookmarkEnd w:id="36"/>
     </w:p>
     <w:p/>
     <w:p>
@@ -13888,12 +13808,12 @@
         <w:pStyle w:val="Heading1"/>
         <w:jc w:val="left"/>
       </w:pPr>
-      <w:bookmarkStart w:id="38" w:name="_Toc225385466"/>
+      <w:bookmarkStart w:id="37" w:name="_Toc225389464"/>
       <w:r>
         <w:lastRenderedPageBreak/>
         <w:t>ANNEXES</w:t>
       </w:r>
-      <w:bookmarkEnd w:id="38"/>
+      <w:bookmarkEnd w:id="37"/>
     </w:p>
     <w:p>
       <w:r>
@@ -18278,10 +18198,10 @@
           <w:noProof/>
         </w:rPr>
         <w:drawing>
-          <wp:inline distT="0" distB="0" distL="0" distR="0" wp14:anchorId="37545D5A" wp14:editId="3A8E077C">
+          <wp:inline distT="0" distB="0" distL="0" distR="0" wp14:anchorId="224A6521" wp14:editId="1B16635B">
             <wp:extent cx="5669280" cy="4009568"/>
             <wp:effectExtent l="0" t="0" r="0" b="0"/>
-            <wp:docPr id="1960401769" name="Picture 1960401769"/>
+            <wp:docPr id="1553073203" name="Picture 1553073203"/>
             <wp:cNvGraphicFramePr>
               <a:graphicFrameLocks xmlns:a="http://schemas.openxmlformats.org/drawingml/2006/main" noChangeAspect="1"/>
             </wp:cNvGraphicFramePr>
@@ -18541,31 +18461,31 @@
       </w:rPr>
     </w:lvl>
   </w:abstractNum>
-  <w:num w:numId="1" w16cid:durableId="439837047">
+  <w:num w:numId="1" w16cid:durableId="1192380629">
     <w:abstractNumId w:val="8"/>
   </w:num>
-  <w:num w:numId="2" w16cid:durableId="367487724">
+  <w:num w:numId="2" w16cid:durableId="623123197">
     <w:abstractNumId w:val="6"/>
   </w:num>
-  <w:num w:numId="3" w16cid:durableId="2044750879">
+  <w:num w:numId="3" w16cid:durableId="1346715675">
     <w:abstractNumId w:val="5"/>
   </w:num>
-  <w:num w:numId="4" w16cid:durableId="1929532566">
+  <w:num w:numId="4" w16cid:durableId="1832524457">
     <w:abstractNumId w:val="4"/>
   </w:num>
-  <w:num w:numId="5" w16cid:durableId="800878882">
+  <w:num w:numId="5" w16cid:durableId="1459570913">
     <w:abstractNumId w:val="7"/>
   </w:num>
-  <w:num w:numId="6" w16cid:durableId="357509053">
+  <w:num w:numId="6" w16cid:durableId="1135172948">
     <w:abstractNumId w:val="3"/>
   </w:num>
-  <w:num w:numId="7" w16cid:durableId="1510483383">
+  <w:num w:numId="7" w16cid:durableId="416708225">
     <w:abstractNumId w:val="2"/>
   </w:num>
-  <w:num w:numId="8" w16cid:durableId="1826437385">
+  <w:num w:numId="8" w16cid:durableId="1346128908">
     <w:abstractNumId w:val="1"/>
   </w:num>
-  <w:num w:numId="9" w16cid:durableId="140466805">
+  <w:num w:numId="9" w16cid:durableId="349526527">
     <w:abstractNumId w:val="0"/>
   </w:num>
 </w:numbering>
@@ -29962,7 +29882,7 @@
     <w:autoRedefine/>
     <w:uiPriority w:val="39"/>
     <w:unhideWhenUsed/>
-    <w:rsid w:val="00C21FE0"/>
+    <w:rsid w:val="00CA3250"/>
     <w:pPr>
       <w:spacing w:after="100"/>
     </w:pPr>
@@ -29974,7 +29894,7 @@
     <w:autoRedefine/>
     <w:uiPriority w:val="39"/>
     <w:unhideWhenUsed/>
-    <w:rsid w:val="00C21FE0"/>
+    <w:rsid w:val="00CA3250"/>
     <w:pPr>
       <w:spacing w:after="100"/>
       <w:ind w:left="240"/>
@@ -29985,7 +29905,7 @@
     <w:basedOn w:val="DefaultParagraphFont"/>
     <w:uiPriority w:val="99"/>
     <w:unhideWhenUsed/>
-    <w:rsid w:val="00C21FE0"/>
+    <w:rsid w:val="00CA3250"/>
     <w:rPr>
       <w:color w:val="0000FF" w:themeColor="hyperlink"/>
       <w:u w:val="single"/>

--- a/final/thesis_complete.docx
+++ b/final/thesis_complete.docx
@@ -571,7 +571,7 @@
       <w:r>
         <w:fldChar w:fldCharType="separate"/>
       </w:r>
-      <w:hyperlink w:anchor="_Toc225389427" w:history="1">
+      <w:hyperlink w:anchor="_Toc225789575" w:history="1">
         <w:r>
           <w:rPr>
             <w:rStyle w:val="Hyperlink"/>
@@ -598,7 +598,7 @@
             <w:noProof/>
             <w:webHidden/>
           </w:rPr>
-          <w:instrText xml:space="preserve"> PAGEREF _Toc225389427 \h </w:instrText>
+          <w:instrText xml:space="preserve"> PAGEREF _Toc225789575 \h </w:instrText>
         </w:r>
         <w:r>
           <w:rPr>
@@ -639,7 +639,7 @@
           <w:noProof/>
         </w:rPr>
       </w:pPr>
-      <w:hyperlink w:anchor="_Toc225389428" w:history="1">
+      <w:hyperlink w:anchor="_Toc225789576" w:history="1">
         <w:r>
           <w:rPr>
             <w:rStyle w:val="Hyperlink"/>
@@ -666,7 +666,7 @@
             <w:noProof/>
             <w:webHidden/>
           </w:rPr>
-          <w:instrText xml:space="preserve"> PAGEREF _Toc225389428 \h </w:instrText>
+          <w:instrText xml:space="preserve"> PAGEREF _Toc225789576 \h </w:instrText>
         </w:r>
         <w:r>
           <w:rPr>
@@ -707,7 +707,7 @@
           <w:noProof/>
         </w:rPr>
       </w:pPr>
-      <w:hyperlink w:anchor="_Toc225389429" w:history="1">
+      <w:hyperlink w:anchor="_Toc225789577" w:history="1">
         <w:r>
           <w:rPr>
             <w:rStyle w:val="Hyperlink"/>
@@ -734,7 +734,7 @@
             <w:noProof/>
             <w:webHidden/>
           </w:rPr>
-          <w:instrText xml:space="preserve"> PAGEREF _Toc225389429 \h </w:instrText>
+          <w:instrText xml:space="preserve"> PAGEREF _Toc225789577 \h </w:instrText>
         </w:r>
         <w:r>
           <w:rPr>
@@ -775,7 +775,7 @@
           <w:noProof/>
         </w:rPr>
       </w:pPr>
-      <w:hyperlink w:anchor="_Toc225389430" w:history="1">
+      <w:hyperlink w:anchor="_Toc225789578" w:history="1">
         <w:r>
           <w:rPr>
             <w:rStyle w:val="Hyperlink"/>
@@ -802,7 +802,7 @@
             <w:noProof/>
             <w:webHidden/>
           </w:rPr>
-          <w:instrText xml:space="preserve"> PAGEREF _Toc225389430 \h </w:instrText>
+          <w:instrText xml:space="preserve"> PAGEREF _Toc225789578 \h </w:instrText>
         </w:r>
         <w:r>
           <w:rPr>
@@ -843,7 +843,7 @@
           <w:noProof/>
         </w:rPr>
       </w:pPr>
-      <w:hyperlink w:anchor="_Toc225389431" w:history="1">
+      <w:hyperlink w:anchor="_Toc225789579" w:history="1">
         <w:r>
           <w:rPr>
             <w:rStyle w:val="Hyperlink"/>
@@ -870,7 +870,7 @@
             <w:noProof/>
             <w:webHidden/>
           </w:rPr>
-          <w:instrText xml:space="preserve"> PAGEREF _Toc225389431 \h </w:instrText>
+          <w:instrText xml:space="preserve"> PAGEREF _Toc225789579 \h </w:instrText>
         </w:r>
         <w:r>
           <w:rPr>
@@ -911,7 +911,7 @@
           <w:noProof/>
         </w:rPr>
       </w:pPr>
-      <w:hyperlink w:anchor="_Toc225389432" w:history="1">
+      <w:hyperlink w:anchor="_Toc225789580" w:history="1">
         <w:r>
           <w:rPr>
             <w:rStyle w:val="Hyperlink"/>
@@ -938,7 +938,7 @@
             <w:noProof/>
             <w:webHidden/>
           </w:rPr>
-          <w:instrText xml:space="preserve"> PAGEREF _Toc225389432 \h </w:instrText>
+          <w:instrText xml:space="preserve"> PAGEREF _Toc225789580 \h </w:instrText>
         </w:r>
         <w:r>
           <w:rPr>
@@ -979,7 +979,7 @@
           <w:noProof/>
         </w:rPr>
       </w:pPr>
-      <w:hyperlink w:anchor="_Toc225389433" w:history="1">
+      <w:hyperlink w:anchor="_Toc225789581" w:history="1">
         <w:r>
           <w:rPr>
             <w:rStyle w:val="Hyperlink"/>
@@ -1006,7 +1006,7 @@
             <w:noProof/>
             <w:webHidden/>
           </w:rPr>
-          <w:instrText xml:space="preserve"> PAGEREF _Toc225389433 \h </w:instrText>
+          <w:instrText xml:space="preserve"> PAGEREF _Toc225789581 \h </w:instrText>
         </w:r>
         <w:r>
           <w:rPr>
@@ -1047,7 +1047,7 @@
           <w:noProof/>
         </w:rPr>
       </w:pPr>
-      <w:hyperlink w:anchor="_Toc225389434" w:history="1">
+      <w:hyperlink w:anchor="_Toc225789582" w:history="1">
         <w:r>
           <w:rPr>
             <w:rStyle w:val="Hyperlink"/>
@@ -1074,7 +1074,7 @@
             <w:noProof/>
             <w:webHidden/>
           </w:rPr>
-          <w:instrText xml:space="preserve"> PAGEREF _Toc225389434 \h </w:instrText>
+          <w:instrText xml:space="preserve"> PAGEREF _Toc225789582 \h </w:instrText>
         </w:r>
         <w:r>
           <w:rPr>
@@ -1115,7 +1115,7 @@
           <w:noProof/>
         </w:rPr>
       </w:pPr>
-      <w:hyperlink w:anchor="_Toc225389435" w:history="1">
+      <w:hyperlink w:anchor="_Toc225789583" w:history="1">
         <w:r>
           <w:rPr>
             <w:rStyle w:val="Hyperlink"/>
@@ -1142,7 +1142,7 @@
             <w:noProof/>
             <w:webHidden/>
           </w:rPr>
-          <w:instrText xml:space="preserve"> PAGEREF _Toc225389435 \h </w:instrText>
+          <w:instrText xml:space="preserve"> PAGEREF _Toc225789583 \h </w:instrText>
         </w:r>
         <w:r>
           <w:rPr>
@@ -1183,7 +1183,7 @@
           <w:noProof/>
         </w:rPr>
       </w:pPr>
-      <w:hyperlink w:anchor="_Toc225389436" w:history="1">
+      <w:hyperlink w:anchor="_Toc225789584" w:history="1">
         <w:r>
           <w:rPr>
             <w:rStyle w:val="Hyperlink"/>
@@ -1211,7 +1211,7 @@
             <w:noProof/>
             <w:webHidden/>
           </w:rPr>
-          <w:instrText xml:space="preserve"> PAGEREF _Toc225389436 \h </w:instrText>
+          <w:instrText xml:space="preserve"> PAGEREF _Toc225789584 \h </w:instrText>
         </w:r>
         <w:r>
           <w:rPr>
@@ -1252,7 +1252,7 @@
           <w:noProof/>
         </w:rPr>
       </w:pPr>
-      <w:hyperlink w:anchor="_Toc225389437" w:history="1">
+      <w:hyperlink w:anchor="_Toc225789585" w:history="1">
         <w:r>
           <w:rPr>
             <w:rStyle w:val="Hyperlink"/>
@@ -1280,7 +1280,7 @@
             <w:noProof/>
             <w:webHidden/>
           </w:rPr>
-          <w:instrText xml:space="preserve"> PAGEREF _Toc225389437 \h </w:instrText>
+          <w:instrText xml:space="preserve"> PAGEREF _Toc225789585 \h </w:instrText>
         </w:r>
         <w:r>
           <w:rPr>
@@ -1321,7 +1321,7 @@
           <w:noProof/>
         </w:rPr>
       </w:pPr>
-      <w:hyperlink w:anchor="_Toc225389438" w:history="1">
+      <w:hyperlink w:anchor="_Toc225789586" w:history="1">
         <w:r>
           <w:rPr>
             <w:rStyle w:val="Hyperlink"/>
@@ -1349,7 +1349,7 @@
             <w:noProof/>
             <w:webHidden/>
           </w:rPr>
-          <w:instrText xml:space="preserve"> PAGEREF _Toc225389438 \h </w:instrText>
+          <w:instrText xml:space="preserve"> PAGEREF _Toc225789586 \h </w:instrText>
         </w:r>
         <w:r>
           <w:rPr>
@@ -1390,7 +1390,7 @@
           <w:noProof/>
         </w:rPr>
       </w:pPr>
-      <w:hyperlink w:anchor="_Toc225389439" w:history="1">
+      <w:hyperlink w:anchor="_Toc225789587" w:history="1">
         <w:r>
           <w:rPr>
             <w:rStyle w:val="Hyperlink"/>
@@ -1418,7 +1418,7 @@
             <w:noProof/>
             <w:webHidden/>
           </w:rPr>
-          <w:instrText xml:space="preserve"> PAGEREF _Toc225389439 \h </w:instrText>
+          <w:instrText xml:space="preserve"> PAGEREF _Toc225789587 \h </w:instrText>
         </w:r>
         <w:r>
           <w:rPr>
@@ -1459,7 +1459,7 @@
           <w:noProof/>
         </w:rPr>
       </w:pPr>
-      <w:hyperlink w:anchor="_Toc225389440" w:history="1">
+      <w:hyperlink w:anchor="_Toc225789588" w:history="1">
         <w:r>
           <w:rPr>
             <w:rStyle w:val="Hyperlink"/>
@@ -1487,7 +1487,7 @@
             <w:noProof/>
             <w:webHidden/>
           </w:rPr>
-          <w:instrText xml:space="preserve"> PAGEREF _Toc225389440 \h </w:instrText>
+          <w:instrText xml:space="preserve"> PAGEREF _Toc225789588 \h </w:instrText>
         </w:r>
         <w:r>
           <w:rPr>
@@ -1528,7 +1528,7 @@
           <w:noProof/>
         </w:rPr>
       </w:pPr>
-      <w:hyperlink w:anchor="_Toc225389441" w:history="1">
+      <w:hyperlink w:anchor="_Toc225789589" w:history="1">
         <w:r>
           <w:rPr>
             <w:rStyle w:val="Hyperlink"/>
@@ -1556,7 +1556,7 @@
             <w:noProof/>
             <w:webHidden/>
           </w:rPr>
-          <w:instrText xml:space="preserve"> PAGEREF _Toc225389441 \h </w:instrText>
+          <w:instrText xml:space="preserve"> PAGEREF _Toc225789589 \h </w:instrText>
         </w:r>
         <w:r>
           <w:rPr>
@@ -1597,7 +1597,7 @@
           <w:noProof/>
         </w:rPr>
       </w:pPr>
-      <w:hyperlink w:anchor="_Toc225389442" w:history="1">
+      <w:hyperlink w:anchor="_Toc225789590" w:history="1">
         <w:r>
           <w:rPr>
             <w:rStyle w:val="Hyperlink"/>
@@ -1625,7 +1625,7 @@
             <w:noProof/>
             <w:webHidden/>
           </w:rPr>
-          <w:instrText xml:space="preserve"> PAGEREF _Toc225389442 \h </w:instrText>
+          <w:instrText xml:space="preserve"> PAGEREF _Toc225789590 \h </w:instrText>
         </w:r>
         <w:r>
           <w:rPr>
@@ -1666,7 +1666,7 @@
           <w:noProof/>
         </w:rPr>
       </w:pPr>
-      <w:hyperlink w:anchor="_Toc225389443" w:history="1">
+      <w:hyperlink w:anchor="_Toc225789591" w:history="1">
         <w:r>
           <w:rPr>
             <w:rStyle w:val="Hyperlink"/>
@@ -1694,7 +1694,7 @@
             <w:noProof/>
             <w:webHidden/>
           </w:rPr>
-          <w:instrText xml:space="preserve"> PAGEREF _Toc225389443 \h </w:instrText>
+          <w:instrText xml:space="preserve"> PAGEREF _Toc225789591 \h </w:instrText>
         </w:r>
         <w:r>
           <w:rPr>
@@ -1735,7 +1735,7 @@
           <w:noProof/>
         </w:rPr>
       </w:pPr>
-      <w:hyperlink w:anchor="_Toc225389444" w:history="1">
+      <w:hyperlink w:anchor="_Toc225789592" w:history="1">
         <w:r>
           <w:rPr>
             <w:rStyle w:val="Hyperlink"/>
@@ -1763,7 +1763,7 @@
             <w:noProof/>
             <w:webHidden/>
           </w:rPr>
-          <w:instrText xml:space="preserve"> PAGEREF _Toc225389444 \h </w:instrText>
+          <w:instrText xml:space="preserve"> PAGEREF _Toc225789592 \h </w:instrText>
         </w:r>
         <w:r>
           <w:rPr>
@@ -1804,7 +1804,7 @@
           <w:noProof/>
         </w:rPr>
       </w:pPr>
-      <w:hyperlink w:anchor="_Toc225389445" w:history="1">
+      <w:hyperlink w:anchor="_Toc225789593" w:history="1">
         <w:r>
           <w:rPr>
             <w:rStyle w:val="Hyperlink"/>
@@ -1832,7 +1832,7 @@
             <w:noProof/>
             <w:webHidden/>
           </w:rPr>
-          <w:instrText xml:space="preserve"> PAGEREF _Toc225389445 \h </w:instrText>
+          <w:instrText xml:space="preserve"> PAGEREF _Toc225789593 \h </w:instrText>
         </w:r>
         <w:r>
           <w:rPr>
@@ -1873,7 +1873,7 @@
           <w:noProof/>
         </w:rPr>
       </w:pPr>
-      <w:hyperlink w:anchor="_Toc225389446" w:history="1">
+      <w:hyperlink w:anchor="_Toc225789594" w:history="1">
         <w:r>
           <w:rPr>
             <w:rStyle w:val="Hyperlink"/>
@@ -1901,7 +1901,7 @@
             <w:noProof/>
             <w:webHidden/>
           </w:rPr>
-          <w:instrText xml:space="preserve"> PAGEREF _Toc225389446 \h </w:instrText>
+          <w:instrText xml:space="preserve"> PAGEREF _Toc225789594 \h </w:instrText>
         </w:r>
         <w:r>
           <w:rPr>
@@ -1942,7 +1942,7 @@
           <w:noProof/>
         </w:rPr>
       </w:pPr>
-      <w:hyperlink w:anchor="_Toc225389447" w:history="1">
+      <w:hyperlink w:anchor="_Toc225789595" w:history="1">
         <w:r>
           <w:rPr>
             <w:rStyle w:val="Hyperlink"/>
@@ -1970,7 +1970,7 @@
             <w:noProof/>
             <w:webHidden/>
           </w:rPr>
-          <w:instrText xml:space="preserve"> PAGEREF _Toc225389447 \h </w:instrText>
+          <w:instrText xml:space="preserve"> PAGEREF _Toc225789595 \h </w:instrText>
         </w:r>
         <w:r>
           <w:rPr>
@@ -2011,7 +2011,7 @@
           <w:noProof/>
         </w:rPr>
       </w:pPr>
-      <w:hyperlink w:anchor="_Toc225389448" w:history="1">
+      <w:hyperlink w:anchor="_Toc225789596" w:history="1">
         <w:r>
           <w:rPr>
             <w:rStyle w:val="Hyperlink"/>
@@ -2039,7 +2039,7 @@
             <w:noProof/>
             <w:webHidden/>
           </w:rPr>
-          <w:instrText xml:space="preserve"> PAGEREF _Toc225389448 \h </w:instrText>
+          <w:instrText xml:space="preserve"> PAGEREF _Toc225789596 \h </w:instrText>
         </w:r>
         <w:r>
           <w:rPr>
@@ -2080,7 +2080,7 @@
           <w:noProof/>
         </w:rPr>
       </w:pPr>
-      <w:hyperlink w:anchor="_Toc225389449" w:history="1">
+      <w:hyperlink w:anchor="_Toc225789597" w:history="1">
         <w:r>
           <w:rPr>
             <w:rStyle w:val="Hyperlink"/>
@@ -2108,7 +2108,7 @@
             <w:noProof/>
             <w:webHidden/>
           </w:rPr>
-          <w:instrText xml:space="preserve"> PAGEREF _Toc225389449 \h </w:instrText>
+          <w:instrText xml:space="preserve"> PAGEREF _Toc225789597 \h </w:instrText>
         </w:r>
         <w:r>
           <w:rPr>
@@ -2149,7 +2149,7 @@
           <w:noProof/>
         </w:rPr>
       </w:pPr>
-      <w:hyperlink w:anchor="_Toc225389450" w:history="1">
+      <w:hyperlink w:anchor="_Toc225789598" w:history="1">
         <w:r>
           <w:rPr>
             <w:rStyle w:val="Hyperlink"/>
@@ -2177,7 +2177,7 @@
             <w:noProof/>
             <w:webHidden/>
           </w:rPr>
-          <w:instrText xml:space="preserve"> PAGEREF _Toc225389450 \h </w:instrText>
+          <w:instrText xml:space="preserve"> PAGEREF _Toc225789598 \h </w:instrText>
         </w:r>
         <w:r>
           <w:rPr>
@@ -2218,7 +2218,7 @@
           <w:noProof/>
         </w:rPr>
       </w:pPr>
-      <w:hyperlink w:anchor="_Toc225389451" w:history="1">
+      <w:hyperlink w:anchor="_Toc225789599" w:history="1">
         <w:r>
           <w:rPr>
             <w:rStyle w:val="Hyperlink"/>
@@ -2246,7 +2246,7 @@
             <w:noProof/>
             <w:webHidden/>
           </w:rPr>
-          <w:instrText xml:space="preserve"> PAGEREF _Toc225389451 \h </w:instrText>
+          <w:instrText xml:space="preserve"> PAGEREF _Toc225789599 \h </w:instrText>
         </w:r>
         <w:r>
           <w:rPr>
@@ -2287,7 +2287,7 @@
           <w:noProof/>
         </w:rPr>
       </w:pPr>
-      <w:hyperlink w:anchor="_Toc225389452" w:history="1">
+      <w:hyperlink w:anchor="_Toc225789600" w:history="1">
         <w:r>
           <w:rPr>
             <w:rStyle w:val="Hyperlink"/>
@@ -2315,7 +2315,7 @@
             <w:noProof/>
             <w:webHidden/>
           </w:rPr>
-          <w:instrText xml:space="preserve"> PAGEREF _Toc225389452 \h </w:instrText>
+          <w:instrText xml:space="preserve"> PAGEREF _Toc225789600 \h </w:instrText>
         </w:r>
         <w:r>
           <w:rPr>
@@ -2356,7 +2356,7 @@
           <w:noProof/>
         </w:rPr>
       </w:pPr>
-      <w:hyperlink w:anchor="_Toc225389453" w:history="1">
+      <w:hyperlink w:anchor="_Toc225789601" w:history="1">
         <w:r>
           <w:rPr>
             <w:rStyle w:val="Hyperlink"/>
@@ -2384,7 +2384,7 @@
             <w:noProof/>
             <w:webHidden/>
           </w:rPr>
-          <w:instrText xml:space="preserve"> PAGEREF _Toc225389453 \h </w:instrText>
+          <w:instrText xml:space="preserve"> PAGEREF _Toc225789601 \h </w:instrText>
         </w:r>
         <w:r>
           <w:rPr>
@@ -2425,7 +2425,7 @@
           <w:noProof/>
         </w:rPr>
       </w:pPr>
-      <w:hyperlink w:anchor="_Toc225389454" w:history="1">
+      <w:hyperlink w:anchor="_Toc225789602" w:history="1">
         <w:r>
           <w:rPr>
             <w:rStyle w:val="Hyperlink"/>
@@ -2453,7 +2453,7 @@
             <w:noProof/>
             <w:webHidden/>
           </w:rPr>
-          <w:instrText xml:space="preserve"> PAGEREF _Toc225389454 \h </w:instrText>
+          <w:instrText xml:space="preserve"> PAGEREF _Toc225789602 \h </w:instrText>
         </w:r>
         <w:r>
           <w:rPr>
@@ -2494,7 +2494,7 @@
           <w:noProof/>
         </w:rPr>
       </w:pPr>
-      <w:hyperlink w:anchor="_Toc225389455" w:history="1">
+      <w:hyperlink w:anchor="_Toc225789603" w:history="1">
         <w:r>
           <w:rPr>
             <w:rStyle w:val="Hyperlink"/>
@@ -2522,7 +2522,7 @@
             <w:noProof/>
             <w:webHidden/>
           </w:rPr>
-          <w:instrText xml:space="preserve"> PAGEREF _Toc225389455 \h </w:instrText>
+          <w:instrText xml:space="preserve"> PAGEREF _Toc225789603 \h </w:instrText>
         </w:r>
         <w:r>
           <w:rPr>
@@ -2563,7 +2563,7 @@
           <w:noProof/>
         </w:rPr>
       </w:pPr>
-      <w:hyperlink w:anchor="_Toc225389456" w:history="1">
+      <w:hyperlink w:anchor="_Toc225789604" w:history="1">
         <w:r>
           <w:rPr>
             <w:rStyle w:val="Hyperlink"/>
@@ -2591,7 +2591,7 @@
             <w:noProof/>
             <w:webHidden/>
           </w:rPr>
-          <w:instrText xml:space="preserve"> PAGEREF _Toc225389456 \h </w:instrText>
+          <w:instrText xml:space="preserve"> PAGEREF _Toc225789604 \h </w:instrText>
         </w:r>
         <w:r>
           <w:rPr>
@@ -2632,7 +2632,7 @@
           <w:noProof/>
         </w:rPr>
       </w:pPr>
-      <w:hyperlink w:anchor="_Toc225389457" w:history="1">
+      <w:hyperlink w:anchor="_Toc225789605" w:history="1">
         <w:r>
           <w:rPr>
             <w:rStyle w:val="Hyperlink"/>
@@ -2660,7 +2660,7 @@
             <w:noProof/>
             <w:webHidden/>
           </w:rPr>
-          <w:instrText xml:space="preserve"> PAGEREF _Toc225389457 \h </w:instrText>
+          <w:instrText xml:space="preserve"> PAGEREF _Toc225789605 \h </w:instrText>
         </w:r>
         <w:r>
           <w:rPr>
@@ -2701,7 +2701,7 @@
           <w:noProof/>
         </w:rPr>
       </w:pPr>
-      <w:hyperlink w:anchor="_Toc225389458" w:history="1">
+      <w:hyperlink w:anchor="_Toc225789606" w:history="1">
         <w:r>
           <w:rPr>
             <w:rStyle w:val="Hyperlink"/>
@@ -2729,7 +2729,7 @@
             <w:noProof/>
             <w:webHidden/>
           </w:rPr>
-          <w:instrText xml:space="preserve"> PAGEREF _Toc225389458 \h </w:instrText>
+          <w:instrText xml:space="preserve"> PAGEREF _Toc225789606 \h </w:instrText>
         </w:r>
         <w:r>
           <w:rPr>
@@ -2770,7 +2770,7 @@
           <w:noProof/>
         </w:rPr>
       </w:pPr>
-      <w:hyperlink w:anchor="_Toc225389459" w:history="1">
+      <w:hyperlink w:anchor="_Toc225789607" w:history="1">
         <w:r>
           <w:rPr>
             <w:rStyle w:val="Hyperlink"/>
@@ -2798,7 +2798,7 @@
             <w:noProof/>
             <w:webHidden/>
           </w:rPr>
-          <w:instrText xml:space="preserve"> PAGEREF _Toc225389459 \h </w:instrText>
+          <w:instrText xml:space="preserve"> PAGEREF _Toc225789607 \h </w:instrText>
         </w:r>
         <w:r>
           <w:rPr>
@@ -2839,7 +2839,7 @@
           <w:noProof/>
         </w:rPr>
       </w:pPr>
-      <w:hyperlink w:anchor="_Toc225389460" w:history="1">
+      <w:hyperlink w:anchor="_Toc225789608" w:history="1">
         <w:r>
           <w:rPr>
             <w:rStyle w:val="Hyperlink"/>
@@ -2867,7 +2867,7 @@
             <w:noProof/>
             <w:webHidden/>
           </w:rPr>
-          <w:instrText xml:space="preserve"> PAGEREF _Toc225389460 \h </w:instrText>
+          <w:instrText xml:space="preserve"> PAGEREF _Toc225789608 \h </w:instrText>
         </w:r>
         <w:r>
           <w:rPr>
@@ -2908,7 +2908,7 @@
           <w:noProof/>
         </w:rPr>
       </w:pPr>
-      <w:hyperlink w:anchor="_Toc225389461" w:history="1">
+      <w:hyperlink w:anchor="_Toc225789609" w:history="1">
         <w:r>
           <w:rPr>
             <w:rStyle w:val="Hyperlink"/>
@@ -2936,7 +2936,7 @@
             <w:noProof/>
             <w:webHidden/>
           </w:rPr>
-          <w:instrText xml:space="preserve"> PAGEREF _Toc225389461 \h </w:instrText>
+          <w:instrText xml:space="preserve"> PAGEREF _Toc225789609 \h </w:instrText>
         </w:r>
         <w:r>
           <w:rPr>
@@ -2977,7 +2977,7 @@
           <w:noProof/>
         </w:rPr>
       </w:pPr>
-      <w:hyperlink w:anchor="_Toc225389462" w:history="1">
+      <w:hyperlink w:anchor="_Toc225789610" w:history="1">
         <w:r>
           <w:rPr>
             <w:rStyle w:val="Hyperlink"/>
@@ -3005,7 +3005,7 @@
             <w:noProof/>
             <w:webHidden/>
           </w:rPr>
-          <w:instrText xml:space="preserve"> PAGEREF _Toc225389462 \h </w:instrText>
+          <w:instrText xml:space="preserve"> PAGEREF _Toc225789610 \h </w:instrText>
         </w:r>
         <w:r>
           <w:rPr>
@@ -3046,7 +3046,7 @@
           <w:noProof/>
         </w:rPr>
       </w:pPr>
-      <w:hyperlink w:anchor="_Toc225389463" w:history="1">
+      <w:hyperlink w:anchor="_Toc225789611" w:history="1">
         <w:r>
           <w:rPr>
             <w:rStyle w:val="Hyperlink"/>
@@ -3073,7 +3073,7 @@
             <w:noProof/>
             <w:webHidden/>
           </w:rPr>
-          <w:instrText xml:space="preserve"> PAGEREF _Toc225389463 \h </w:instrText>
+          <w:instrText xml:space="preserve"> PAGEREF _Toc225789611 \h </w:instrText>
         </w:r>
         <w:r>
           <w:rPr>
@@ -3114,7 +3114,7 @@
           <w:noProof/>
         </w:rPr>
       </w:pPr>
-      <w:hyperlink w:anchor="_Toc225389464" w:history="1">
+      <w:hyperlink w:anchor="_Toc225789612" w:history="1">
         <w:r>
           <w:rPr>
             <w:rStyle w:val="Hyperlink"/>
@@ -3141,7 +3141,7 @@
             <w:noProof/>
             <w:webHidden/>
           </w:rPr>
-          <w:instrText xml:space="preserve"> PAGEREF _Toc225389464 \h </w:instrText>
+          <w:instrText xml:space="preserve"> PAGEREF _Toc225789612 \h </w:instrText>
         </w:r>
         <w:r>
           <w:rPr>
@@ -3552,7 +3552,7 @@
       <w:pPr>
         <w:pStyle w:val="Heading1"/>
       </w:pPr>
-      <w:bookmarkStart w:id="0" w:name="_Toc225389427"/>
+      <w:bookmarkStart w:id="0" w:name="_Toc225789575"/>
       <w:r>
         <w:rPr>
           <w:rFonts w:ascii="Times New Roman" w:hAnsi="Times New Roman"/>
@@ -3612,7 +3612,7 @@
       <w:pPr>
         <w:pStyle w:val="Heading1"/>
       </w:pPr>
-      <w:bookmarkStart w:id="1" w:name="_Toc225389428"/>
+      <w:bookmarkStart w:id="1" w:name="_Toc225789576"/>
       <w:r>
         <w:rPr>
           <w:rFonts w:ascii="Times New Roman" w:hAnsi="Times New Roman"/>
@@ -3627,7 +3627,7 @@
       <w:pPr>
         <w:pStyle w:val="Heading2"/>
       </w:pPr>
-      <w:bookmarkStart w:id="2" w:name="_Toc225389429"/>
+      <w:bookmarkStart w:id="2" w:name="_Toc225789577"/>
       <w:r>
         <w:rPr>
           <w:rFonts w:ascii="Times New Roman" w:hAnsi="Times New Roman"/>
@@ -3690,7 +3690,7 @@
       <w:pPr>
         <w:pStyle w:val="Heading2"/>
       </w:pPr>
-      <w:bookmarkStart w:id="3" w:name="_Toc225389430"/>
+      <w:bookmarkStart w:id="3" w:name="_Toc225789578"/>
       <w:r>
         <w:rPr>
           <w:rFonts w:ascii="Times New Roman" w:hAnsi="Times New Roman"/>
@@ -3759,7 +3759,7 @@
       <w:pPr>
         <w:pStyle w:val="Heading2"/>
       </w:pPr>
-      <w:bookmarkStart w:id="4" w:name="_Toc225389431"/>
+      <w:bookmarkStart w:id="4" w:name="_Toc225789579"/>
       <w:r>
         <w:rPr>
           <w:rFonts w:ascii="Times New Roman" w:hAnsi="Times New Roman"/>
@@ -3811,7 +3811,7 @@
       <w:pPr>
         <w:pStyle w:val="Heading2"/>
       </w:pPr>
-      <w:bookmarkStart w:id="5" w:name="_Toc225389432"/>
+      <w:bookmarkStart w:id="5" w:name="_Toc225789580"/>
       <w:r>
         <w:rPr>
           <w:rFonts w:ascii="Times New Roman" w:hAnsi="Times New Roman"/>
@@ -3874,7 +3874,7 @@
       <w:pPr>
         <w:pStyle w:val="Heading2"/>
       </w:pPr>
-      <w:bookmarkStart w:id="6" w:name="_Toc225389433"/>
+      <w:bookmarkStart w:id="6" w:name="_Toc225789581"/>
       <w:r>
         <w:rPr>
           <w:rFonts w:ascii="Times New Roman" w:hAnsi="Times New Roman"/>
@@ -3935,7 +3935,7 @@
       <w:pPr>
         <w:pStyle w:val="Heading2"/>
       </w:pPr>
-      <w:bookmarkStart w:id="7" w:name="_Toc225389434"/>
+      <w:bookmarkStart w:id="7" w:name="_Toc225789582"/>
       <w:r>
         <w:rPr>
           <w:rFonts w:ascii="Times New Roman" w:hAnsi="Times New Roman"/>
@@ -3996,7 +3996,7 @@
       <w:pPr>
         <w:pStyle w:val="Heading2"/>
       </w:pPr>
-      <w:bookmarkStart w:id="8" w:name="_Toc225389435"/>
+      <w:bookmarkStart w:id="8" w:name="_Toc225789583"/>
       <w:r>
         <w:rPr>
           <w:rFonts w:ascii="Times New Roman" w:hAnsi="Times New Roman"/>
@@ -4077,7 +4077,7 @@
         <w:spacing w:before="0" w:after="240"/>
         <w:jc w:val="center"/>
       </w:pPr>
-      <w:bookmarkStart w:id="9" w:name="_Toc225389436"/>
+      <w:bookmarkStart w:id="9" w:name="_Toc225789584"/>
       <w:r>
         <w:rPr>
           <w:rFonts w:ascii="Times New Roman" w:hAnsi="Times New Roman" w:cs="Times New Roman"/>
@@ -4110,7 +4110,7 @@
         <w:pStyle w:val="Heading2"/>
         <w:jc w:val="left"/>
       </w:pPr>
-      <w:bookmarkStart w:id="10" w:name="_Toc225389437"/>
+      <w:bookmarkStart w:id="10" w:name="_Toc225789585"/>
       <w:r>
         <w:rPr>
           <w:rFonts w:ascii="Times New Roman" w:hAnsi="Times New Roman" w:cs="Times New Roman"/>
@@ -4160,7 +4160,7 @@
         <w:pStyle w:val="Heading2"/>
         <w:jc w:val="left"/>
       </w:pPr>
-      <w:bookmarkStart w:id="11" w:name="_Toc225389438"/>
+      <w:bookmarkStart w:id="11" w:name="_Toc225789586"/>
       <w:r>
         <w:rPr>
           <w:rFonts w:ascii="Times New Roman" w:hAnsi="Times New Roman" w:cs="Times New Roman"/>
@@ -4336,7 +4336,7 @@
         <w:pStyle w:val="Heading2"/>
         <w:jc w:val="left"/>
       </w:pPr>
-      <w:bookmarkStart w:id="12" w:name="_Toc225389439"/>
+      <w:bookmarkStart w:id="12" w:name="_Toc225789587"/>
       <w:r>
         <w:rPr>
           <w:rFonts w:ascii="Times New Roman" w:hAnsi="Times New Roman" w:cs="Times New Roman"/>
@@ -4387,7 +4387,7 @@
         <w:pStyle w:val="Heading2"/>
         <w:jc w:val="left"/>
       </w:pPr>
-      <w:bookmarkStart w:id="13" w:name="_Toc225389440"/>
+      <w:bookmarkStart w:id="13" w:name="_Toc225789588"/>
       <w:r>
         <w:rPr>
           <w:rFonts w:ascii="Times New Roman" w:hAnsi="Times New Roman" w:cs="Times New Roman"/>
@@ -5560,7 +5560,7 @@
         <w:pStyle w:val="Heading2"/>
         <w:jc w:val="left"/>
       </w:pPr>
-      <w:bookmarkStart w:id="14" w:name="_Toc225389441"/>
+      <w:bookmarkStart w:id="14" w:name="_Toc225789589"/>
       <w:r>
         <w:rPr>
           <w:rFonts w:ascii="Times New Roman" w:hAnsi="Times New Roman" w:cs="Times New Roman"/>
@@ -7355,7 +7355,7 @@
         <w:pStyle w:val="Heading2"/>
         <w:jc w:val="left"/>
       </w:pPr>
-      <w:bookmarkStart w:id="15" w:name="_Toc225389442"/>
+      <w:bookmarkStart w:id="15" w:name="_Toc225789590"/>
       <w:r>
         <w:rPr>
           <w:rFonts w:ascii="Times New Roman" w:hAnsi="Times New Roman" w:cs="Times New Roman"/>
@@ -8030,7 +8030,7 @@
         <w:pStyle w:val="Heading2"/>
         <w:jc w:val="left"/>
       </w:pPr>
-      <w:bookmarkStart w:id="16" w:name="_Toc225389443"/>
+      <w:bookmarkStart w:id="16" w:name="_Toc225789591"/>
       <w:r>
         <w:rPr>
           <w:rFonts w:ascii="Times New Roman" w:hAnsi="Times New Roman" w:cs="Times New Roman"/>
@@ -8898,7 +8898,7 @@
         <w:pStyle w:val="Heading1"/>
         <w:spacing w:before="0" w:after="240"/>
       </w:pPr>
-      <w:bookmarkStart w:id="17" w:name="_Toc225389444"/>
+      <w:bookmarkStart w:id="17" w:name="_Toc225789592"/>
       <w:r>
         <w:rPr>
           <w:rFonts w:ascii="Times New Roman" w:hAnsi="Times New Roman" w:cs="Times New Roman"/>
@@ -8913,7 +8913,7 @@
         <w:pStyle w:val="Heading2"/>
         <w:spacing w:before="0" w:after="200"/>
       </w:pPr>
-      <w:bookmarkStart w:id="18" w:name="_Toc225389445"/>
+      <w:bookmarkStart w:id="18" w:name="_Toc225789593"/>
       <w:r>
         <w:rPr>
           <w:rFonts w:ascii="Times New Roman" w:hAnsi="Times New Roman" w:cs="Times New Roman"/>
@@ -10149,7 +10149,7 @@
         <w:pStyle w:val="Heading2"/>
         <w:spacing w:before="0" w:after="200"/>
       </w:pPr>
-      <w:bookmarkStart w:id="19" w:name="_Toc225389446"/>
+      <w:bookmarkStart w:id="19" w:name="_Toc225789594"/>
       <w:r>
         <w:rPr>
           <w:rFonts w:ascii="Times New Roman" w:hAnsi="Times New Roman" w:cs="Times New Roman"/>
@@ -10192,7 +10192,7 @@
         <w:pStyle w:val="Heading2"/>
         <w:spacing w:before="0" w:after="200"/>
       </w:pPr>
-      <w:bookmarkStart w:id="20" w:name="_Toc225389447"/>
+      <w:bookmarkStart w:id="20" w:name="_Toc225789595"/>
       <w:r>
         <w:rPr>
           <w:rFonts w:ascii="Times New Roman" w:hAnsi="Times New Roman" w:cs="Times New Roman"/>
@@ -11301,7 +11301,7 @@
           <w:noProof/>
         </w:rPr>
         <w:drawing>
-          <wp:inline distT="0" distB="0" distL="0" distR="0" wp14:anchorId="5A4FEC94" wp14:editId="4733D92F">
+          <wp:inline distT="0" distB="0" distL="0" distR="0" wp14:anchorId="1E332F73" wp14:editId="2CB010B7">
             <wp:extent cx="5029200" cy="3857584"/>
             <wp:effectExtent l="0" t="0" r="0" b="0"/>
             <wp:docPr id="1" name="Picture 1"/>
@@ -11390,7 +11390,7 @@
           <w:noProof/>
         </w:rPr>
         <w:drawing>
-          <wp:inline distT="0" distB="0" distL="0" distR="0" wp14:anchorId="2B1FBDBC" wp14:editId="7BBEB115">
+          <wp:inline distT="0" distB="0" distL="0" distR="0" wp14:anchorId="797E1052" wp14:editId="744523CE">
             <wp:extent cx="5029200" cy="3131166"/>
             <wp:effectExtent l="0" t="0" r="0" b="0"/>
             <wp:docPr id="2" name="Picture 2"/>
@@ -11456,7 +11456,7 @@
         <w:pStyle w:val="Heading2"/>
         <w:spacing w:before="0" w:after="200"/>
       </w:pPr>
-      <w:bookmarkStart w:id="21" w:name="_Toc225389448"/>
+      <w:bookmarkStart w:id="21" w:name="_Toc225789596"/>
       <w:r>
         <w:rPr>
           <w:rFonts w:ascii="Times New Roman" w:hAnsi="Times New Roman" w:cs="Times New Roman"/>
@@ -11481,7 +11481,13 @@
           <w:rFonts w:cs="Times New Roman"/>
         </w:rPr>
         <w:lastRenderedPageBreak/>
-        <w:t>platforms, H(3) = 5.123, p = .163. However, this aggregate result is partly an artefact of the Currency criterion, which gives social media platforms an automatic advantage: posting dates are inherently visible (100% compliance) on social media but must be explicitly stated on websites (68% compliance). Criterion-level comparisons are therefore more informative than total JAMA scores in this study.</w:t>
+        <w:t>platforms, H(3) = 5.123, p = .163. However, this aggregate result is partly an artefact of the Currency criterion, which gives social media platforms an automatic advantage: posting dates are inherently visible (100% compliance) on social media but must be explicitly stated on websites (68% compliance). Criterion-level comparisons are therefore more informative than total JAMA scores in this study. As a sensitivity check, JAMA scores were also computed on a 0–3 scale excluding Currency. Under this recalcula</w:t>
+      </w:r>
+      <w:r>
+        <w:rPr>
+          <w:rFonts w:cs="Times New Roman"/>
+        </w:rPr>
+        <w:t>tion, mean scores were: websites 0.76, YouTube 0.54, TikTok 0.43, and Instagram 0.20, reinforcing the transparency advantage of traditional websites when the platform-inherent date display is set aside.</w:t>
       </w:r>
     </w:p>
     <w:p>
@@ -12122,7 +12128,7 @@
         </w:rPr>
         <w:lastRenderedPageBreak/>
         <w:drawing>
-          <wp:inline distT="0" distB="0" distL="0" distR="0" wp14:anchorId="5D9C6006" wp14:editId="531CA783">
+          <wp:inline distT="0" distB="0" distL="0" distR="0" wp14:anchorId="1B7B8628" wp14:editId="6CD66ACB">
             <wp:extent cx="5029200" cy="3573194"/>
             <wp:effectExtent l="0" t="0" r="0" b="0"/>
             <wp:docPr id="3" name="Picture 3"/>
@@ -12177,7 +12183,7 @@
         <w:pStyle w:val="Heading2"/>
         <w:spacing w:before="0" w:after="200"/>
       </w:pPr>
-      <w:bookmarkStart w:id="22" w:name="_Toc225389449"/>
+      <w:bookmarkStart w:id="22" w:name="_Toc225789597"/>
       <w:r>
         <w:rPr>
           <w:rFonts w:ascii="Times New Roman" w:hAnsi="Times New Roman" w:cs="Times New Roman"/>
@@ -12249,7 +12255,7 @@
           <w:noProof/>
         </w:rPr>
         <w:drawing>
-          <wp:inline distT="0" distB="0" distL="0" distR="0" wp14:anchorId="0D53248F" wp14:editId="49AE3EDE">
+          <wp:inline distT="0" distB="0" distL="0" distR="0" wp14:anchorId="78CBEBC6" wp14:editId="4220F8DA">
             <wp:extent cx="5029200" cy="3294582"/>
             <wp:effectExtent l="0" t="0" r="0" b="0"/>
             <wp:docPr id="4" name="Picture 4"/>
@@ -12304,7 +12310,7 @@
         <w:pStyle w:val="Heading2"/>
         <w:spacing w:before="0" w:after="200"/>
       </w:pPr>
-      <w:bookmarkStart w:id="23" w:name="_Toc225389450"/>
+      <w:bookmarkStart w:id="23" w:name="_Toc225789598"/>
       <w:r>
         <w:rPr>
           <w:rFonts w:ascii="Times New Roman" w:hAnsi="Times New Roman" w:cs="Times New Roman"/>
@@ -12381,7 +12387,7 @@
           <w:noProof/>
         </w:rPr>
         <w:drawing>
-          <wp:inline distT="0" distB="0" distL="0" distR="0" wp14:anchorId="3CAE97FA" wp14:editId="110916AF">
+          <wp:inline distT="0" distB="0" distL="0" distR="0" wp14:anchorId="05F788A8" wp14:editId="0442571F">
             <wp:extent cx="5029200" cy="3458844"/>
             <wp:effectExtent l="0" t="0" r="0" b="0"/>
             <wp:docPr id="5" name="Picture 5"/>
@@ -12436,7 +12442,7 @@
         <w:pStyle w:val="Heading2"/>
         <w:spacing w:before="0" w:after="200"/>
       </w:pPr>
-      <w:bookmarkStart w:id="24" w:name="_Toc225389451"/>
+      <w:bookmarkStart w:id="24" w:name="_Toc225789599"/>
       <w:r>
         <w:rPr>
           <w:rFonts w:ascii="Times New Roman" w:hAnsi="Times New Roman" w:cs="Times New Roman"/>
@@ -12480,7 +12486,7 @@
           <w:noProof/>
         </w:rPr>
         <w:drawing>
-          <wp:inline distT="0" distB="0" distL="0" distR="0" wp14:anchorId="24B7E848" wp14:editId="3E56C82E">
+          <wp:inline distT="0" distB="0" distL="0" distR="0" wp14:anchorId="0014FBAF" wp14:editId="40081DA0">
             <wp:extent cx="5029200" cy="2317460"/>
             <wp:effectExtent l="0" t="0" r="0" b="0"/>
             <wp:docPr id="6" name="Picture 6"/>
@@ -12535,7 +12541,7 @@
         <w:pStyle w:val="Heading2"/>
         <w:spacing w:before="0" w:after="200"/>
       </w:pPr>
-      <w:bookmarkStart w:id="25" w:name="_Toc225389452"/>
+      <w:bookmarkStart w:id="25" w:name="_Toc225789600"/>
       <w:r>
         <w:rPr>
           <w:rFonts w:ascii="Times New Roman" w:hAnsi="Times New Roman" w:cs="Times New Roman"/>
@@ -12571,7 +12577,13 @@
         <w:rPr>
           <w:rFonts w:cs="Times New Roman"/>
         </w:rPr>
-        <w:t>Search terms also influenced quality scores. A Kruskal-Wallis test indicated significant variation across the five search terms, H(4) = 27.255, p &lt; .001. Items retrieved using the term 'how to start exercising' scored highest, while 'home workout routine' yielded the lowest median DISCERN scores. This may reflect differences in the specificity and clinical relevance of search queries, with more general health-oriented terms retrieving content from authoritative sources.</w:t>
+        <w:t>Search terms also influenced quality scores. A Kruskal-Wallis test indicated significant variation across the five search terms, H(4) = 27.255, p &lt; .001 (see Appendix Table C10 for descriptive statistics by search term). Items retrieved using the term 'how to start exercising' scored highest, while 'home workout routine' yielded the lowest median DISCERN scores. This may reflect differences in the specificity and clinical relevance of search queries, with more general health-oriented terms retrieving conten</w:t>
+      </w:r>
+      <w:r>
+        <w:rPr>
+          <w:rFonts w:cs="Times New Roman"/>
+        </w:rPr>
+        <w:t>t from authoritative sources.</w:t>
       </w:r>
     </w:p>
     <w:p>
@@ -12584,7 +12596,7 @@
         <w:pStyle w:val="Heading1"/>
         <w:spacing w:before="0" w:after="240"/>
       </w:pPr>
-      <w:bookmarkStart w:id="26" w:name="_Toc225389453"/>
+      <w:bookmarkStart w:id="26" w:name="_Toc225789601"/>
       <w:r>
         <w:rPr>
           <w:rFonts w:ascii="Times New Roman" w:hAnsi="Times New Roman" w:cs="Times New Roman"/>
@@ -12599,7 +12611,7 @@
         <w:pStyle w:val="Heading2"/>
         <w:spacing w:before="0" w:after="200"/>
       </w:pPr>
-      <w:bookmarkStart w:id="27" w:name="_Toc225389454"/>
+      <w:bookmarkStart w:id="27" w:name="_Toc225789602"/>
       <w:r>
         <w:rPr>
           <w:rFonts w:ascii="Times New Roman" w:hAnsi="Times New Roman" w:cs="Times New Roman"/>
@@ -12648,7 +12660,7 @@
         <w:pStyle w:val="Heading2"/>
         <w:spacing w:before="0" w:after="200"/>
       </w:pPr>
-      <w:bookmarkStart w:id="28" w:name="_Toc225389455"/>
+      <w:bookmarkStart w:id="28" w:name="_Toc225789603"/>
       <w:r>
         <w:rPr>
           <w:rFonts w:ascii="Times New Roman" w:hAnsi="Times New Roman" w:cs="Times New Roman"/>
@@ -12762,7 +12774,7 @@
         <w:pStyle w:val="Heading2"/>
         <w:spacing w:before="0" w:after="200"/>
       </w:pPr>
-      <w:bookmarkStart w:id="29" w:name="_Toc225389456"/>
+      <w:bookmarkStart w:id="29" w:name="_Toc225789604"/>
       <w:r>
         <w:rPr>
           <w:rFonts w:ascii="Times New Roman" w:hAnsi="Times New Roman" w:cs="Times New Roman"/>
@@ -12828,7 +12840,7 @@
         <w:pStyle w:val="Heading2"/>
         <w:spacing w:before="0" w:after="200"/>
       </w:pPr>
-      <w:bookmarkStart w:id="30" w:name="_Toc225389457"/>
+      <w:bookmarkStart w:id="30" w:name="_Toc225789605"/>
       <w:r>
         <w:rPr>
           <w:rFonts w:ascii="Times New Roman" w:hAnsi="Times New Roman" w:cs="Times New Roman"/>
@@ -12878,7 +12890,7 @@
         <w:pStyle w:val="Heading2"/>
         <w:spacing w:before="0" w:after="200"/>
       </w:pPr>
-      <w:bookmarkStart w:id="31" w:name="_Toc225389458"/>
+      <w:bookmarkStart w:id="31" w:name="_Toc225789606"/>
       <w:r>
         <w:rPr>
           <w:rFonts w:ascii="Times New Roman" w:hAnsi="Times New Roman" w:cs="Times New Roman"/>
@@ -12994,7 +13006,7 @@
         <w:pStyle w:val="Heading2"/>
         <w:spacing w:before="0" w:after="200"/>
       </w:pPr>
-      <w:bookmarkStart w:id="32" w:name="_Toc225389459"/>
+      <w:bookmarkStart w:id="32" w:name="_Toc225789607"/>
       <w:r>
         <w:rPr>
           <w:rFonts w:ascii="Times New Roman" w:hAnsi="Times New Roman" w:cs="Times New Roman"/>
@@ -13044,7 +13056,7 @@
         <w:pStyle w:val="Heading1"/>
         <w:spacing w:before="0" w:after="240"/>
       </w:pPr>
-      <w:bookmarkStart w:id="33" w:name="_Toc225389460"/>
+      <w:bookmarkStart w:id="33" w:name="_Toc225789608"/>
       <w:r>
         <w:rPr>
           <w:rFonts w:ascii="Times New Roman" w:hAnsi="Times New Roman" w:cs="Times New Roman"/>
@@ -13139,7 +13151,7 @@
         <w:pStyle w:val="Heading1"/>
         <w:spacing w:before="0" w:after="240"/>
       </w:pPr>
-      <w:bookmarkStart w:id="34" w:name="_Toc225389461"/>
+      <w:bookmarkStart w:id="34" w:name="_Toc225789609"/>
       <w:r>
         <w:rPr>
           <w:rFonts w:ascii="Times New Roman" w:hAnsi="Times New Roman" w:cs="Times New Roman"/>
@@ -13243,7 +13255,7 @@
         <w:pStyle w:val="Heading2"/>
         <w:spacing w:before="0" w:after="200"/>
       </w:pPr>
-      <w:bookmarkStart w:id="35" w:name="_Toc225389462"/>
+      <w:bookmarkStart w:id="35" w:name="_Toc225789610"/>
       <w:r>
         <w:rPr>
           <w:rFonts w:ascii="Times New Roman" w:hAnsi="Times New Roman" w:cs="Times New Roman"/>
@@ -13325,7 +13337,7 @@
       <w:pPr>
         <w:pStyle w:val="Heading1"/>
       </w:pPr>
-      <w:bookmarkStart w:id="36" w:name="_Toc225389463"/>
+      <w:bookmarkStart w:id="36" w:name="_Toc225789611"/>
       <w:r>
         <w:rPr>
           <w:rFonts w:ascii="Times New Roman" w:hAnsi="Times New Roman"/>
@@ -13808,7 +13820,7 @@
         <w:pStyle w:val="Heading1"/>
         <w:jc w:val="left"/>
       </w:pPr>
-      <w:bookmarkStart w:id="37" w:name="_Toc225389464"/>
+      <w:bookmarkStart w:id="37" w:name="_Toc225789612"/>
       <w:r>
         <w:lastRenderedPageBreak/>
         <w:t>ANNEXES</w:t>
@@ -17933,6 +17945,492 @@
         </w:tc>
       </w:tr>
     </w:tbl>
+    <w:p/>
+    <w:p>
+      <w:r>
+        <w:lastRenderedPageBreak/>
+        <w:t>Table C10. DISCERN Total Scores by Search Term</w:t>
+      </w:r>
+    </w:p>
+    <w:tbl>
+      <w:tblPr>
+        <w:tblStyle w:val="TableGrid"/>
+        <w:tblW w:w="0" w:type="auto"/>
+        <w:jc w:val="center"/>
+        <w:tblLook w:val="04A0" w:firstRow="1" w:lastRow="0" w:firstColumn="1" w:lastColumn="0" w:noHBand="0" w:noVBand="1"/>
+      </w:tblPr>
+      <w:tblGrid>
+        <w:gridCol w:w="1289"/>
+        <w:gridCol w:w="1289"/>
+        <w:gridCol w:w="1289"/>
+        <w:gridCol w:w="1289"/>
+        <w:gridCol w:w="1289"/>
+        <w:gridCol w:w="1289"/>
+        <w:gridCol w:w="1289"/>
+      </w:tblGrid>
+      <w:tr>
+        <w:trPr>
+          <w:jc w:val="center"/>
+        </w:trPr>
+        <w:tc>
+          <w:tcPr>
+            <w:tcW w:w="1289" w:type="dxa"/>
+            <w:shd w:val="clear" w:color="auto" w:fill="D9E2F3"/>
+          </w:tcPr>
+          <w:p>
+            <w:r>
+              <w:t>Search Term</w:t>
+            </w:r>
+          </w:p>
+        </w:tc>
+        <w:tc>
+          <w:tcPr>
+            <w:tcW w:w="1289" w:type="dxa"/>
+            <w:shd w:val="clear" w:color="auto" w:fill="D9E2F3"/>
+          </w:tcPr>
+          <w:p>
+            <w:r>
+              <w:t>n</w:t>
+            </w:r>
+          </w:p>
+        </w:tc>
+        <w:tc>
+          <w:tcPr>
+            <w:tcW w:w="1289" w:type="dxa"/>
+            <w:shd w:val="clear" w:color="auto" w:fill="D9E2F3"/>
+          </w:tcPr>
+          <w:p>
+            <w:r>
+              <w:t>Mdn</w:t>
+            </w:r>
+          </w:p>
+        </w:tc>
+        <w:tc>
+          <w:tcPr>
+            <w:tcW w:w="1289" w:type="dxa"/>
+            <w:shd w:val="clear" w:color="auto" w:fill="D9E2F3"/>
+          </w:tcPr>
+          <w:p>
+            <w:r>
+              <w:t>Q1</w:t>
+            </w:r>
+          </w:p>
+        </w:tc>
+        <w:tc>
+          <w:tcPr>
+            <w:tcW w:w="1289" w:type="dxa"/>
+            <w:shd w:val="clear" w:color="auto" w:fill="D9E2F3"/>
+          </w:tcPr>
+          <w:p>
+            <w:r>
+              <w:t>Q3</w:t>
+            </w:r>
+          </w:p>
+        </w:tc>
+        <w:tc>
+          <w:tcPr>
+            <w:tcW w:w="1289" w:type="dxa"/>
+            <w:shd w:val="clear" w:color="auto" w:fill="D9E2F3"/>
+          </w:tcPr>
+          <w:p>
+            <w:r>
+              <w:t>M</w:t>
+            </w:r>
+          </w:p>
+        </w:tc>
+        <w:tc>
+          <w:tcPr>
+            <w:tcW w:w="1289" w:type="dxa"/>
+            <w:shd w:val="clear" w:color="auto" w:fill="D9E2F3"/>
+          </w:tcPr>
+          <w:p>
+            <w:r>
+              <w:t>SD</w:t>
+            </w:r>
+          </w:p>
+        </w:tc>
+      </w:tr>
+      <w:tr>
+        <w:trPr>
+          <w:jc w:val="center"/>
+        </w:trPr>
+        <w:tc>
+          <w:tcPr>
+            <w:tcW w:w="1289" w:type="dxa"/>
+          </w:tcPr>
+          <w:p>
+            <w:r>
+              <w:t>How to start exercising</w:t>
+            </w:r>
+          </w:p>
+        </w:tc>
+        <w:tc>
+          <w:tcPr>
+            <w:tcW w:w="1289" w:type="dxa"/>
+          </w:tcPr>
+          <w:p>
+            <w:r>
+              <w:t>40</w:t>
+            </w:r>
+          </w:p>
+        </w:tc>
+        <w:tc>
+          <w:tcPr>
+            <w:tcW w:w="1289" w:type="dxa"/>
+          </w:tcPr>
+          <w:p>
+            <w:r>
+              <w:t>46.0</w:t>
+            </w:r>
+          </w:p>
+        </w:tc>
+        <w:tc>
+          <w:tcPr>
+            <w:tcW w:w="1289" w:type="dxa"/>
+          </w:tcPr>
+          <w:p>
+            <w:r>
+              <w:t>37.75</w:t>
+            </w:r>
+          </w:p>
+        </w:tc>
+        <w:tc>
+          <w:tcPr>
+            <w:tcW w:w="1289" w:type="dxa"/>
+          </w:tcPr>
+          <w:p>
+            <w:r>
+              <w:t>51.25</w:t>
+            </w:r>
+          </w:p>
+        </w:tc>
+        <w:tc>
+          <w:tcPr>
+            <w:tcW w:w="1289" w:type="dxa"/>
+          </w:tcPr>
+          <w:p>
+            <w:r>
+              <w:t>43.83</w:t>
+            </w:r>
+          </w:p>
+        </w:tc>
+        <w:tc>
+          <w:tcPr>
+            <w:tcW w:w="1289" w:type="dxa"/>
+          </w:tcPr>
+          <w:p>
+            <w:r>
+              <w:t>9.15</w:t>
+            </w:r>
+          </w:p>
+        </w:tc>
+      </w:tr>
+      <w:tr>
+        <w:trPr>
+          <w:jc w:val="center"/>
+        </w:trPr>
+        <w:tc>
+          <w:tcPr>
+            <w:tcW w:w="1289" w:type="dxa"/>
+          </w:tcPr>
+          <w:p>
+            <w:r>
+              <w:t>Best exercises to lose weight</w:t>
+            </w:r>
+          </w:p>
+        </w:tc>
+        <w:tc>
+          <w:tcPr>
+            <w:tcW w:w="1289" w:type="dxa"/>
+          </w:tcPr>
+          <w:p>
+            <w:r>
+              <w:t>40</w:t>
+            </w:r>
+          </w:p>
+        </w:tc>
+        <w:tc>
+          <w:tcPr>
+            <w:tcW w:w="1289" w:type="dxa"/>
+          </w:tcPr>
+          <w:p>
+            <w:r>
+              <w:t>37.0</w:t>
+            </w:r>
+          </w:p>
+        </w:tc>
+        <w:tc>
+          <w:tcPr>
+            <w:tcW w:w="1289" w:type="dxa"/>
+          </w:tcPr>
+          <w:p>
+            <w:r>
+              <w:t>28.75</w:t>
+            </w:r>
+          </w:p>
+        </w:tc>
+        <w:tc>
+          <w:tcPr>
+            <w:tcW w:w="1289" w:type="dxa"/>
+          </w:tcPr>
+          <w:p>
+            <w:r>
+              <w:t>45.00</w:t>
+            </w:r>
+          </w:p>
+        </w:tc>
+        <w:tc>
+          <w:tcPr>
+            <w:tcW w:w="1289" w:type="dxa"/>
+          </w:tcPr>
+          <w:p>
+            <w:r>
+              <w:t>36.70</w:t>
+            </w:r>
+          </w:p>
+        </w:tc>
+        <w:tc>
+          <w:tcPr>
+            <w:tcW w:w="1289" w:type="dxa"/>
+          </w:tcPr>
+          <w:p>
+            <w:r>
+              <w:t>9.47</w:t>
+            </w:r>
+          </w:p>
+        </w:tc>
+      </w:tr>
+      <w:tr>
+        <w:trPr>
+          <w:jc w:val="center"/>
+        </w:trPr>
+        <w:tc>
+          <w:tcPr>
+            <w:tcW w:w="1289" w:type="dxa"/>
+          </w:tcPr>
+          <w:p>
+            <w:r>
+              <w:t>Strength training for beginners</w:t>
+            </w:r>
+          </w:p>
+        </w:tc>
+        <w:tc>
+          <w:tcPr>
+            <w:tcW w:w="1289" w:type="dxa"/>
+          </w:tcPr>
+          <w:p>
+            <w:r>
+              <w:t>37</w:t>
+            </w:r>
+          </w:p>
+        </w:tc>
+        <w:tc>
+          <w:tcPr>
+            <w:tcW w:w="1289" w:type="dxa"/>
+          </w:tcPr>
+          <w:p>
+            <w:r>
+              <w:t>39.0</w:t>
+            </w:r>
+          </w:p>
+        </w:tc>
+        <w:tc>
+          <w:tcPr>
+            <w:tcW w:w="1289" w:type="dxa"/>
+          </w:tcPr>
+          <w:p>
+            <w:r>
+              <w:t>33.00</w:t>
+            </w:r>
+          </w:p>
+        </w:tc>
+        <w:tc>
+          <w:tcPr>
+            <w:tcW w:w="1289" w:type="dxa"/>
+          </w:tcPr>
+          <w:p>
+            <w:r>
+              <w:t>43.00</w:t>
+            </w:r>
+          </w:p>
+        </w:tc>
+        <w:tc>
+          <w:tcPr>
+            <w:tcW w:w="1289" w:type="dxa"/>
+          </w:tcPr>
+          <w:p>
+            <w:r>
+              <w:t>39.62</w:t>
+            </w:r>
+          </w:p>
+        </w:tc>
+        <w:tc>
+          <w:tcPr>
+            <w:tcW w:w="1289" w:type="dxa"/>
+          </w:tcPr>
+          <w:p>
+            <w:r>
+              <w:t>8.86</w:t>
+            </w:r>
+          </w:p>
+        </w:tc>
+      </w:tr>
+      <w:tr>
+        <w:trPr>
+          <w:jc w:val="center"/>
+        </w:trPr>
+        <w:tc>
+          <w:tcPr>
+            <w:tcW w:w="1289" w:type="dxa"/>
+          </w:tcPr>
+          <w:p>
+            <w:r>
+              <w:t>Physical activity guidelines</w:t>
+            </w:r>
+          </w:p>
+        </w:tc>
+        <w:tc>
+          <w:tcPr>
+            <w:tcW w:w="1289" w:type="dxa"/>
+          </w:tcPr>
+          <w:p>
+            <w:r>
+              <w:t>40</w:t>
+            </w:r>
+          </w:p>
+        </w:tc>
+        <w:tc>
+          <w:tcPr>
+            <w:tcW w:w="1289" w:type="dxa"/>
+          </w:tcPr>
+          <w:p>
+            <w:r>
+              <w:t>39.5</w:t>
+            </w:r>
+          </w:p>
+        </w:tc>
+        <w:tc>
+          <w:tcPr>
+            <w:tcW w:w="1289" w:type="dxa"/>
+          </w:tcPr>
+          <w:p>
+            <w:r>
+              <w:t>32.00</w:t>
+            </w:r>
+          </w:p>
+        </w:tc>
+        <w:tc>
+          <w:tcPr>
+            <w:tcW w:w="1289" w:type="dxa"/>
+          </w:tcPr>
+          <w:p>
+            <w:r>
+              <w:t>51.00</w:t>
+            </w:r>
+          </w:p>
+        </w:tc>
+        <w:tc>
+          <w:tcPr>
+            <w:tcW w:w="1289" w:type="dxa"/>
+          </w:tcPr>
+          <w:p>
+            <w:r>
+              <w:t>40.70</w:t>
+            </w:r>
+          </w:p>
+        </w:tc>
+        <w:tc>
+          <w:tcPr>
+            <w:tcW w:w="1289" w:type="dxa"/>
+          </w:tcPr>
+          <w:p>
+            <w:r>
+              <w:t>11.23</w:t>
+            </w:r>
+          </w:p>
+        </w:tc>
+      </w:tr>
+      <w:tr>
+        <w:trPr>
+          <w:jc w:val="center"/>
+        </w:trPr>
+        <w:tc>
+          <w:tcPr>
+            <w:tcW w:w="1289" w:type="dxa"/>
+          </w:tcPr>
+          <w:p>
+            <w:r>
+              <w:t>Home workout routine</w:t>
+            </w:r>
+          </w:p>
+        </w:tc>
+        <w:tc>
+          <w:tcPr>
+            <w:tcW w:w="1289" w:type="dxa"/>
+          </w:tcPr>
+          <w:p>
+            <w:r>
+              <w:t>40</w:t>
+            </w:r>
+          </w:p>
+        </w:tc>
+        <w:tc>
+          <w:tcPr>
+            <w:tcW w:w="1289" w:type="dxa"/>
+          </w:tcPr>
+          <w:p>
+            <w:r>
+              <w:t>34.0</w:t>
+            </w:r>
+          </w:p>
+        </w:tc>
+        <w:tc>
+          <w:tcPr>
+            <w:tcW w:w="1289" w:type="dxa"/>
+          </w:tcPr>
+          <w:p>
+            <w:r>
+              <w:t>25.00</w:t>
+            </w:r>
+          </w:p>
+        </w:tc>
+        <w:tc>
+          <w:tcPr>
+            <w:tcW w:w="1289" w:type="dxa"/>
+          </w:tcPr>
+          <w:p>
+            <w:r>
+              <w:t>38.00</w:t>
+            </w:r>
+          </w:p>
+        </w:tc>
+        <w:tc>
+          <w:tcPr>
+            <w:tcW w:w="1289" w:type="dxa"/>
+          </w:tcPr>
+          <w:p>
+            <w:r>
+              <w:t>32.60</w:t>
+            </w:r>
+          </w:p>
+        </w:tc>
+        <w:tc>
+          <w:tcPr>
+            <w:tcW w:w="1289" w:type="dxa"/>
+          </w:tcPr>
+          <w:p>
+            <w:r>
+              <w:t>8.52</w:t>
+            </w:r>
+          </w:p>
+        </w:tc>
+      </w:tr>
+    </w:tbl>
+    <w:p>
+      <w:r>
+        <w:t>Note. Kruskal-Wallis H(4) = 27.255, p &lt; .001. n values reflect the final audited sample (N = 197); exact counts per search term vary slightly due to TikTok audit exclusions.</w:t>
+      </w:r>
+    </w:p>
     <w:p>
       <w:r>
         <w:br w:type="page"/>
@@ -18198,10 +18696,10 @@
           <w:noProof/>
         </w:rPr>
         <w:drawing>
-          <wp:inline distT="0" distB="0" distL="0" distR="0" wp14:anchorId="224A6521" wp14:editId="1B16635B">
+          <wp:inline distT="0" distB="0" distL="0" distR="0" wp14:anchorId="12654DAF" wp14:editId="5361E96C">
             <wp:extent cx="5669280" cy="4009568"/>
             <wp:effectExtent l="0" t="0" r="0" b="0"/>
-            <wp:docPr id="1553073203" name="Picture 1553073203"/>
+            <wp:docPr id="329102185" name="Picture 329102185"/>
             <wp:cNvGraphicFramePr>
               <a:graphicFrameLocks xmlns:a="http://schemas.openxmlformats.org/drawingml/2006/main" noChangeAspect="1"/>
             </wp:cNvGraphicFramePr>
@@ -18461,31 +18959,31 @@
       </w:rPr>
     </w:lvl>
   </w:abstractNum>
-  <w:num w:numId="1" w16cid:durableId="1192380629">
+  <w:num w:numId="1" w16cid:durableId="1848595808">
     <w:abstractNumId w:val="8"/>
   </w:num>
-  <w:num w:numId="2" w16cid:durableId="623123197">
+  <w:num w:numId="2" w16cid:durableId="622811154">
     <w:abstractNumId w:val="6"/>
   </w:num>
-  <w:num w:numId="3" w16cid:durableId="1346715675">
+  <w:num w:numId="3" w16cid:durableId="2121798495">
     <w:abstractNumId w:val="5"/>
   </w:num>
-  <w:num w:numId="4" w16cid:durableId="1832524457">
+  <w:num w:numId="4" w16cid:durableId="1849950908">
     <w:abstractNumId w:val="4"/>
   </w:num>
-  <w:num w:numId="5" w16cid:durableId="1459570913">
+  <w:num w:numId="5" w16cid:durableId="294144965">
     <w:abstractNumId w:val="7"/>
   </w:num>
-  <w:num w:numId="6" w16cid:durableId="1135172948">
+  <w:num w:numId="6" w16cid:durableId="1949315173">
     <w:abstractNumId w:val="3"/>
   </w:num>
-  <w:num w:numId="7" w16cid:durableId="416708225">
+  <w:num w:numId="7" w16cid:durableId="1582981491">
     <w:abstractNumId w:val="2"/>
   </w:num>
-  <w:num w:numId="8" w16cid:durableId="1346128908">
+  <w:num w:numId="8" w16cid:durableId="1739402354">
     <w:abstractNumId w:val="1"/>
   </w:num>
-  <w:num w:numId="9" w16cid:durableId="349526527">
+  <w:num w:numId="9" w16cid:durableId="1895461932">
     <w:abstractNumId w:val="0"/>
   </w:num>
 </w:numbering>
@@ -29882,7 +30380,7 @@
     <w:autoRedefine/>
     <w:uiPriority w:val="39"/>
     <w:unhideWhenUsed/>
-    <w:rsid w:val="00CA3250"/>
+    <w:rsid w:val="00CB6230"/>
     <w:pPr>
       <w:spacing w:after="100"/>
     </w:pPr>
@@ -29894,7 +30392,7 @@
     <w:autoRedefine/>
     <w:uiPriority w:val="39"/>
     <w:unhideWhenUsed/>
-    <w:rsid w:val="00CA3250"/>
+    <w:rsid w:val="00CB6230"/>
     <w:pPr>
       <w:spacing w:after="100"/>
       <w:ind w:left="240"/>
@@ -29905,7 +30403,7 @@
     <w:basedOn w:val="DefaultParagraphFont"/>
     <w:uiPriority w:val="99"/>
     <w:unhideWhenUsed/>
-    <w:rsid w:val="00CA3250"/>
+    <w:rsid w:val="00CB6230"/>
     <w:rPr>
       <w:color w:val="0000FF" w:themeColor="hyperlink"/>
       <w:u w:val="single"/>

--- a/final/thesis_complete.docx
+++ b/final/thesis_complete.docx
@@ -571,7 +571,7 @@
       <w:r>
         <w:fldChar w:fldCharType="separate"/>
       </w:r>
-      <w:hyperlink w:anchor="_Toc225789575" w:history="1">
+      <w:hyperlink w:anchor="_Toc225790105" w:history="1">
         <w:r>
           <w:rPr>
             <w:rStyle w:val="Hyperlink"/>
@@ -598,7 +598,7 @@
             <w:noProof/>
             <w:webHidden/>
           </w:rPr>
-          <w:instrText xml:space="preserve"> PAGEREF _Toc225789575 \h </w:instrText>
+          <w:instrText xml:space="preserve"> PAGEREF _Toc225790105 \h </w:instrText>
         </w:r>
         <w:r>
           <w:rPr>
@@ -639,7 +639,7 @@
           <w:noProof/>
         </w:rPr>
       </w:pPr>
-      <w:hyperlink w:anchor="_Toc225789576" w:history="1">
+      <w:hyperlink w:anchor="_Toc225790106" w:history="1">
         <w:r>
           <w:rPr>
             <w:rStyle w:val="Hyperlink"/>
@@ -666,7 +666,7 @@
             <w:noProof/>
             <w:webHidden/>
           </w:rPr>
-          <w:instrText xml:space="preserve"> PAGEREF _Toc225789576 \h </w:instrText>
+          <w:instrText xml:space="preserve"> PAGEREF _Toc225790106 \h </w:instrText>
         </w:r>
         <w:r>
           <w:rPr>
@@ -707,7 +707,7 @@
           <w:noProof/>
         </w:rPr>
       </w:pPr>
-      <w:hyperlink w:anchor="_Toc225789577" w:history="1">
+      <w:hyperlink w:anchor="_Toc225790107" w:history="1">
         <w:r>
           <w:rPr>
             <w:rStyle w:val="Hyperlink"/>
@@ -734,7 +734,7 @@
             <w:noProof/>
             <w:webHidden/>
           </w:rPr>
-          <w:instrText xml:space="preserve"> PAGEREF _Toc225789577 \h </w:instrText>
+          <w:instrText xml:space="preserve"> PAGEREF _Toc225790107 \h </w:instrText>
         </w:r>
         <w:r>
           <w:rPr>
@@ -775,7 +775,7 @@
           <w:noProof/>
         </w:rPr>
       </w:pPr>
-      <w:hyperlink w:anchor="_Toc225789578" w:history="1">
+      <w:hyperlink w:anchor="_Toc225790108" w:history="1">
         <w:r>
           <w:rPr>
             <w:rStyle w:val="Hyperlink"/>
@@ -802,7 +802,7 @@
             <w:noProof/>
             <w:webHidden/>
           </w:rPr>
-          <w:instrText xml:space="preserve"> PAGEREF _Toc225789578 \h </w:instrText>
+          <w:instrText xml:space="preserve"> PAGEREF _Toc225790108 \h </w:instrText>
         </w:r>
         <w:r>
           <w:rPr>
@@ -843,7 +843,7 @@
           <w:noProof/>
         </w:rPr>
       </w:pPr>
-      <w:hyperlink w:anchor="_Toc225789579" w:history="1">
+      <w:hyperlink w:anchor="_Toc225790109" w:history="1">
         <w:r>
           <w:rPr>
             <w:rStyle w:val="Hyperlink"/>
@@ -870,7 +870,7 @@
             <w:noProof/>
             <w:webHidden/>
           </w:rPr>
-          <w:instrText xml:space="preserve"> PAGEREF _Toc225789579 \h </w:instrText>
+          <w:instrText xml:space="preserve"> PAGEREF _Toc225790109 \h </w:instrText>
         </w:r>
         <w:r>
           <w:rPr>
@@ -911,7 +911,7 @@
           <w:noProof/>
         </w:rPr>
       </w:pPr>
-      <w:hyperlink w:anchor="_Toc225789580" w:history="1">
+      <w:hyperlink w:anchor="_Toc225790110" w:history="1">
         <w:r>
           <w:rPr>
             <w:rStyle w:val="Hyperlink"/>
@@ -938,7 +938,7 @@
             <w:noProof/>
             <w:webHidden/>
           </w:rPr>
-          <w:instrText xml:space="preserve"> PAGEREF _Toc225789580 \h </w:instrText>
+          <w:instrText xml:space="preserve"> PAGEREF _Toc225790110 \h </w:instrText>
         </w:r>
         <w:r>
           <w:rPr>
@@ -979,7 +979,7 @@
           <w:noProof/>
         </w:rPr>
       </w:pPr>
-      <w:hyperlink w:anchor="_Toc225789581" w:history="1">
+      <w:hyperlink w:anchor="_Toc225790111" w:history="1">
         <w:r>
           <w:rPr>
             <w:rStyle w:val="Hyperlink"/>
@@ -1006,7 +1006,7 @@
             <w:noProof/>
             <w:webHidden/>
           </w:rPr>
-          <w:instrText xml:space="preserve"> PAGEREF _Toc225789581 \h </w:instrText>
+          <w:instrText xml:space="preserve"> PAGEREF _Toc225790111 \h </w:instrText>
         </w:r>
         <w:r>
           <w:rPr>
@@ -1047,7 +1047,7 @@
           <w:noProof/>
         </w:rPr>
       </w:pPr>
-      <w:hyperlink w:anchor="_Toc225789582" w:history="1">
+      <w:hyperlink w:anchor="_Toc225790112" w:history="1">
         <w:r>
           <w:rPr>
             <w:rStyle w:val="Hyperlink"/>
@@ -1074,7 +1074,7 @@
             <w:noProof/>
             <w:webHidden/>
           </w:rPr>
-          <w:instrText xml:space="preserve"> PAGEREF _Toc225789582 \h </w:instrText>
+          <w:instrText xml:space="preserve"> PAGEREF _Toc225790112 \h </w:instrText>
         </w:r>
         <w:r>
           <w:rPr>
@@ -1115,7 +1115,7 @@
           <w:noProof/>
         </w:rPr>
       </w:pPr>
-      <w:hyperlink w:anchor="_Toc225789583" w:history="1">
+      <w:hyperlink w:anchor="_Toc225790113" w:history="1">
         <w:r>
           <w:rPr>
             <w:rStyle w:val="Hyperlink"/>
@@ -1142,7 +1142,7 @@
             <w:noProof/>
             <w:webHidden/>
           </w:rPr>
-          <w:instrText xml:space="preserve"> PAGEREF _Toc225789583 \h </w:instrText>
+          <w:instrText xml:space="preserve"> PAGEREF _Toc225790113 \h </w:instrText>
         </w:r>
         <w:r>
           <w:rPr>
@@ -1183,7 +1183,7 @@
           <w:noProof/>
         </w:rPr>
       </w:pPr>
-      <w:hyperlink w:anchor="_Toc225789584" w:history="1">
+      <w:hyperlink w:anchor="_Toc225790114" w:history="1">
         <w:r>
           <w:rPr>
             <w:rStyle w:val="Hyperlink"/>
@@ -1211,7 +1211,7 @@
             <w:noProof/>
             <w:webHidden/>
           </w:rPr>
-          <w:instrText xml:space="preserve"> PAGEREF _Toc225789584 \h </w:instrText>
+          <w:instrText xml:space="preserve"> PAGEREF _Toc225790114 \h </w:instrText>
         </w:r>
         <w:r>
           <w:rPr>
@@ -1252,7 +1252,7 @@
           <w:noProof/>
         </w:rPr>
       </w:pPr>
-      <w:hyperlink w:anchor="_Toc225789585" w:history="1">
+      <w:hyperlink w:anchor="_Toc225790115" w:history="1">
         <w:r>
           <w:rPr>
             <w:rStyle w:val="Hyperlink"/>
@@ -1280,7 +1280,7 @@
             <w:noProof/>
             <w:webHidden/>
           </w:rPr>
-          <w:instrText xml:space="preserve"> PAGEREF _Toc225789585 \h </w:instrText>
+          <w:instrText xml:space="preserve"> PAGEREF _Toc225790115 \h </w:instrText>
         </w:r>
         <w:r>
           <w:rPr>
@@ -1321,7 +1321,7 @@
           <w:noProof/>
         </w:rPr>
       </w:pPr>
-      <w:hyperlink w:anchor="_Toc225789586" w:history="1">
+      <w:hyperlink w:anchor="_Toc225790116" w:history="1">
         <w:r>
           <w:rPr>
             <w:rStyle w:val="Hyperlink"/>
@@ -1349,7 +1349,7 @@
             <w:noProof/>
             <w:webHidden/>
           </w:rPr>
-          <w:instrText xml:space="preserve"> PAGEREF _Toc225789586 \h </w:instrText>
+          <w:instrText xml:space="preserve"> PAGEREF _Toc225790116 \h </w:instrText>
         </w:r>
         <w:r>
           <w:rPr>
@@ -1390,7 +1390,7 @@
           <w:noProof/>
         </w:rPr>
       </w:pPr>
-      <w:hyperlink w:anchor="_Toc225789587" w:history="1">
+      <w:hyperlink w:anchor="_Toc225790117" w:history="1">
         <w:r>
           <w:rPr>
             <w:rStyle w:val="Hyperlink"/>
@@ -1418,7 +1418,7 @@
             <w:noProof/>
             <w:webHidden/>
           </w:rPr>
-          <w:instrText xml:space="preserve"> PAGEREF _Toc225789587 \h </w:instrText>
+          <w:instrText xml:space="preserve"> PAGEREF _Toc225790117 \h </w:instrText>
         </w:r>
         <w:r>
           <w:rPr>
@@ -1459,7 +1459,7 @@
           <w:noProof/>
         </w:rPr>
       </w:pPr>
-      <w:hyperlink w:anchor="_Toc225789588" w:history="1">
+      <w:hyperlink w:anchor="_Toc225790118" w:history="1">
         <w:r>
           <w:rPr>
             <w:rStyle w:val="Hyperlink"/>
@@ -1487,7 +1487,7 @@
             <w:noProof/>
             <w:webHidden/>
           </w:rPr>
-          <w:instrText xml:space="preserve"> PAGEREF _Toc225789588 \h </w:instrText>
+          <w:instrText xml:space="preserve"> PAGEREF _Toc225790118 \h </w:instrText>
         </w:r>
         <w:r>
           <w:rPr>
@@ -1528,7 +1528,7 @@
           <w:noProof/>
         </w:rPr>
       </w:pPr>
-      <w:hyperlink w:anchor="_Toc225789589" w:history="1">
+      <w:hyperlink w:anchor="_Toc225790119" w:history="1">
         <w:r>
           <w:rPr>
             <w:rStyle w:val="Hyperlink"/>
@@ -1556,7 +1556,7 @@
             <w:noProof/>
             <w:webHidden/>
           </w:rPr>
-          <w:instrText xml:space="preserve"> PAGEREF _Toc225789589 \h </w:instrText>
+          <w:instrText xml:space="preserve"> PAGEREF _Toc225790119 \h </w:instrText>
         </w:r>
         <w:r>
           <w:rPr>
@@ -1597,7 +1597,7 @@
           <w:noProof/>
         </w:rPr>
       </w:pPr>
-      <w:hyperlink w:anchor="_Toc225789590" w:history="1">
+      <w:hyperlink w:anchor="_Toc225790120" w:history="1">
         <w:r>
           <w:rPr>
             <w:rStyle w:val="Hyperlink"/>
@@ -1625,7 +1625,7 @@
             <w:noProof/>
             <w:webHidden/>
           </w:rPr>
-          <w:instrText xml:space="preserve"> PAGEREF _Toc225789590 \h </w:instrText>
+          <w:instrText xml:space="preserve"> PAGEREF _Toc225790120 \h </w:instrText>
         </w:r>
         <w:r>
           <w:rPr>
@@ -1666,7 +1666,7 @@
           <w:noProof/>
         </w:rPr>
       </w:pPr>
-      <w:hyperlink w:anchor="_Toc225789591" w:history="1">
+      <w:hyperlink w:anchor="_Toc225790121" w:history="1">
         <w:r>
           <w:rPr>
             <w:rStyle w:val="Hyperlink"/>
@@ -1694,7 +1694,7 @@
             <w:noProof/>
             <w:webHidden/>
           </w:rPr>
-          <w:instrText xml:space="preserve"> PAGEREF _Toc225789591 \h </w:instrText>
+          <w:instrText xml:space="preserve"> PAGEREF _Toc225790121 \h </w:instrText>
         </w:r>
         <w:r>
           <w:rPr>
@@ -1735,7 +1735,7 @@
           <w:noProof/>
         </w:rPr>
       </w:pPr>
-      <w:hyperlink w:anchor="_Toc225789592" w:history="1">
+      <w:hyperlink w:anchor="_Toc225790122" w:history="1">
         <w:r>
           <w:rPr>
             <w:rStyle w:val="Hyperlink"/>
@@ -1763,7 +1763,7 @@
             <w:noProof/>
             <w:webHidden/>
           </w:rPr>
-          <w:instrText xml:space="preserve"> PAGEREF _Toc225789592 \h </w:instrText>
+          <w:instrText xml:space="preserve"> PAGEREF _Toc225790122 \h </w:instrText>
         </w:r>
         <w:r>
           <w:rPr>
@@ -1804,7 +1804,7 @@
           <w:noProof/>
         </w:rPr>
       </w:pPr>
-      <w:hyperlink w:anchor="_Toc225789593" w:history="1">
+      <w:hyperlink w:anchor="_Toc225790123" w:history="1">
         <w:r>
           <w:rPr>
             <w:rStyle w:val="Hyperlink"/>
@@ -1832,7 +1832,7 @@
             <w:noProof/>
             <w:webHidden/>
           </w:rPr>
-          <w:instrText xml:space="preserve"> PAGEREF _Toc225789593 \h </w:instrText>
+          <w:instrText xml:space="preserve"> PAGEREF _Toc225790123 \h </w:instrText>
         </w:r>
         <w:r>
           <w:rPr>
@@ -1873,7 +1873,7 @@
           <w:noProof/>
         </w:rPr>
       </w:pPr>
-      <w:hyperlink w:anchor="_Toc225789594" w:history="1">
+      <w:hyperlink w:anchor="_Toc225790124" w:history="1">
         <w:r>
           <w:rPr>
             <w:rStyle w:val="Hyperlink"/>
@@ -1901,7 +1901,7 @@
             <w:noProof/>
             <w:webHidden/>
           </w:rPr>
-          <w:instrText xml:space="preserve"> PAGEREF _Toc225789594 \h </w:instrText>
+          <w:instrText xml:space="preserve"> PAGEREF _Toc225790124 \h </w:instrText>
         </w:r>
         <w:r>
           <w:rPr>
@@ -1942,7 +1942,7 @@
           <w:noProof/>
         </w:rPr>
       </w:pPr>
-      <w:hyperlink w:anchor="_Toc225789595" w:history="1">
+      <w:hyperlink w:anchor="_Toc225790125" w:history="1">
         <w:r>
           <w:rPr>
             <w:rStyle w:val="Hyperlink"/>
@@ -1970,7 +1970,7 @@
             <w:noProof/>
             <w:webHidden/>
           </w:rPr>
-          <w:instrText xml:space="preserve"> PAGEREF _Toc225789595 \h </w:instrText>
+          <w:instrText xml:space="preserve"> PAGEREF _Toc225790125 \h </w:instrText>
         </w:r>
         <w:r>
           <w:rPr>
@@ -2011,7 +2011,7 @@
           <w:noProof/>
         </w:rPr>
       </w:pPr>
-      <w:hyperlink w:anchor="_Toc225789596" w:history="1">
+      <w:hyperlink w:anchor="_Toc225790126" w:history="1">
         <w:r>
           <w:rPr>
             <w:rStyle w:val="Hyperlink"/>
@@ -2039,7 +2039,7 @@
             <w:noProof/>
             <w:webHidden/>
           </w:rPr>
-          <w:instrText xml:space="preserve"> PAGEREF _Toc225789596 \h </w:instrText>
+          <w:instrText xml:space="preserve"> PAGEREF _Toc225790126 \h </w:instrText>
         </w:r>
         <w:r>
           <w:rPr>
@@ -2059,7 +2059,7 @@
             <w:noProof/>
             <w:webHidden/>
           </w:rPr>
-          <w:t>42</w:t>
+          <w:t>43</w:t>
         </w:r>
         <w:r>
           <w:rPr>
@@ -2080,7 +2080,7 @@
           <w:noProof/>
         </w:rPr>
       </w:pPr>
-      <w:hyperlink w:anchor="_Toc225789597" w:history="1">
+      <w:hyperlink w:anchor="_Toc225790127" w:history="1">
         <w:r>
           <w:rPr>
             <w:rStyle w:val="Hyperlink"/>
@@ -2108,7 +2108,7 @@
             <w:noProof/>
             <w:webHidden/>
           </w:rPr>
-          <w:instrText xml:space="preserve"> PAGEREF _Toc225789597 \h </w:instrText>
+          <w:instrText xml:space="preserve"> PAGEREF _Toc225790127 \h </w:instrText>
         </w:r>
         <w:r>
           <w:rPr>
@@ -2149,7 +2149,7 @@
           <w:noProof/>
         </w:rPr>
       </w:pPr>
-      <w:hyperlink w:anchor="_Toc225789598" w:history="1">
+      <w:hyperlink w:anchor="_Toc225790128" w:history="1">
         <w:r>
           <w:rPr>
             <w:rStyle w:val="Hyperlink"/>
@@ -2177,7 +2177,7 @@
             <w:noProof/>
             <w:webHidden/>
           </w:rPr>
-          <w:instrText xml:space="preserve"> PAGEREF _Toc225789598 \h </w:instrText>
+          <w:instrText xml:space="preserve"> PAGEREF _Toc225790128 \h </w:instrText>
         </w:r>
         <w:r>
           <w:rPr>
@@ -2218,7 +2218,7 @@
           <w:noProof/>
         </w:rPr>
       </w:pPr>
-      <w:hyperlink w:anchor="_Toc225789599" w:history="1">
+      <w:hyperlink w:anchor="_Toc225790129" w:history="1">
         <w:r>
           <w:rPr>
             <w:rStyle w:val="Hyperlink"/>
@@ -2246,7 +2246,7 @@
             <w:noProof/>
             <w:webHidden/>
           </w:rPr>
-          <w:instrText xml:space="preserve"> PAGEREF _Toc225789599 \h </w:instrText>
+          <w:instrText xml:space="preserve"> PAGEREF _Toc225790129 \h </w:instrText>
         </w:r>
         <w:r>
           <w:rPr>
@@ -2287,7 +2287,7 @@
           <w:noProof/>
         </w:rPr>
       </w:pPr>
-      <w:hyperlink w:anchor="_Toc225789600" w:history="1">
+      <w:hyperlink w:anchor="_Toc225790130" w:history="1">
         <w:r>
           <w:rPr>
             <w:rStyle w:val="Hyperlink"/>
@@ -2315,7 +2315,7 @@
             <w:noProof/>
             <w:webHidden/>
           </w:rPr>
-          <w:instrText xml:space="preserve"> PAGEREF _Toc225789600 \h </w:instrText>
+          <w:instrText xml:space="preserve"> PAGEREF _Toc225790130 \h </w:instrText>
         </w:r>
         <w:r>
           <w:rPr>
@@ -2356,7 +2356,7 @@
           <w:noProof/>
         </w:rPr>
       </w:pPr>
-      <w:hyperlink w:anchor="_Toc225789601" w:history="1">
+      <w:hyperlink w:anchor="_Toc225790131" w:history="1">
         <w:r>
           <w:rPr>
             <w:rStyle w:val="Hyperlink"/>
@@ -2384,7 +2384,7 @@
             <w:noProof/>
             <w:webHidden/>
           </w:rPr>
-          <w:instrText xml:space="preserve"> PAGEREF _Toc225789601 \h </w:instrText>
+          <w:instrText xml:space="preserve"> PAGEREF _Toc225790131 \h </w:instrText>
         </w:r>
         <w:r>
           <w:rPr>
@@ -2425,7 +2425,7 @@
           <w:noProof/>
         </w:rPr>
       </w:pPr>
-      <w:hyperlink w:anchor="_Toc225789602" w:history="1">
+      <w:hyperlink w:anchor="_Toc225790132" w:history="1">
         <w:r>
           <w:rPr>
             <w:rStyle w:val="Hyperlink"/>
@@ -2453,7 +2453,7 @@
             <w:noProof/>
             <w:webHidden/>
           </w:rPr>
-          <w:instrText xml:space="preserve"> PAGEREF _Toc225789602 \h </w:instrText>
+          <w:instrText xml:space="preserve"> PAGEREF _Toc225790132 \h </w:instrText>
         </w:r>
         <w:r>
           <w:rPr>
@@ -2494,7 +2494,7 @@
           <w:noProof/>
         </w:rPr>
       </w:pPr>
-      <w:hyperlink w:anchor="_Toc225789603" w:history="1">
+      <w:hyperlink w:anchor="_Toc225790133" w:history="1">
         <w:r>
           <w:rPr>
             <w:rStyle w:val="Hyperlink"/>
@@ -2522,7 +2522,7 @@
             <w:noProof/>
             <w:webHidden/>
           </w:rPr>
-          <w:instrText xml:space="preserve"> PAGEREF _Toc225789603 \h </w:instrText>
+          <w:instrText xml:space="preserve"> PAGEREF _Toc225790133 \h </w:instrText>
         </w:r>
         <w:r>
           <w:rPr>
@@ -2563,7 +2563,7 @@
           <w:noProof/>
         </w:rPr>
       </w:pPr>
-      <w:hyperlink w:anchor="_Toc225789604" w:history="1">
+      <w:hyperlink w:anchor="_Toc225790134" w:history="1">
         <w:r>
           <w:rPr>
             <w:rStyle w:val="Hyperlink"/>
@@ -2591,7 +2591,7 @@
             <w:noProof/>
             <w:webHidden/>
           </w:rPr>
-          <w:instrText xml:space="preserve"> PAGEREF _Toc225789604 \h </w:instrText>
+          <w:instrText xml:space="preserve"> PAGEREF _Toc225790134 \h </w:instrText>
         </w:r>
         <w:r>
           <w:rPr>
@@ -2632,7 +2632,7 @@
           <w:noProof/>
         </w:rPr>
       </w:pPr>
-      <w:hyperlink w:anchor="_Toc225789605" w:history="1">
+      <w:hyperlink w:anchor="_Toc225790135" w:history="1">
         <w:r>
           <w:rPr>
             <w:rStyle w:val="Hyperlink"/>
@@ -2660,7 +2660,7 @@
             <w:noProof/>
             <w:webHidden/>
           </w:rPr>
-          <w:instrText xml:space="preserve"> PAGEREF _Toc225789605 \h </w:instrText>
+          <w:instrText xml:space="preserve"> PAGEREF _Toc225790135 \h </w:instrText>
         </w:r>
         <w:r>
           <w:rPr>
@@ -2701,7 +2701,7 @@
           <w:noProof/>
         </w:rPr>
       </w:pPr>
-      <w:hyperlink w:anchor="_Toc225789606" w:history="1">
+      <w:hyperlink w:anchor="_Toc225790136" w:history="1">
         <w:r>
           <w:rPr>
             <w:rStyle w:val="Hyperlink"/>
@@ -2729,7 +2729,7 @@
             <w:noProof/>
             <w:webHidden/>
           </w:rPr>
-          <w:instrText xml:space="preserve"> PAGEREF _Toc225789606 \h </w:instrText>
+          <w:instrText xml:space="preserve"> PAGEREF _Toc225790136 \h </w:instrText>
         </w:r>
         <w:r>
           <w:rPr>
@@ -2770,7 +2770,7 @@
           <w:noProof/>
         </w:rPr>
       </w:pPr>
-      <w:hyperlink w:anchor="_Toc225789607" w:history="1">
+      <w:hyperlink w:anchor="_Toc225790137" w:history="1">
         <w:r>
           <w:rPr>
             <w:rStyle w:val="Hyperlink"/>
@@ -2798,7 +2798,7 @@
             <w:noProof/>
             <w:webHidden/>
           </w:rPr>
-          <w:instrText xml:space="preserve"> PAGEREF _Toc225789607 \h </w:instrText>
+          <w:instrText xml:space="preserve"> PAGEREF _Toc225790137 \h </w:instrText>
         </w:r>
         <w:r>
           <w:rPr>
@@ -2839,7 +2839,7 @@
           <w:noProof/>
         </w:rPr>
       </w:pPr>
-      <w:hyperlink w:anchor="_Toc225789608" w:history="1">
+      <w:hyperlink w:anchor="_Toc225790138" w:history="1">
         <w:r>
           <w:rPr>
             <w:rStyle w:val="Hyperlink"/>
@@ -2867,7 +2867,7 @@
             <w:noProof/>
             <w:webHidden/>
           </w:rPr>
-          <w:instrText xml:space="preserve"> PAGEREF _Toc225789608 \h </w:instrText>
+          <w:instrText xml:space="preserve"> PAGEREF _Toc225790138 \h </w:instrText>
         </w:r>
         <w:r>
           <w:rPr>
@@ -2908,7 +2908,7 @@
           <w:noProof/>
         </w:rPr>
       </w:pPr>
-      <w:hyperlink w:anchor="_Toc225789609" w:history="1">
+      <w:hyperlink w:anchor="_Toc225790139" w:history="1">
         <w:r>
           <w:rPr>
             <w:rStyle w:val="Hyperlink"/>
@@ -2936,7 +2936,7 @@
             <w:noProof/>
             <w:webHidden/>
           </w:rPr>
-          <w:instrText xml:space="preserve"> PAGEREF _Toc225789609 \h </w:instrText>
+          <w:instrText xml:space="preserve"> PAGEREF _Toc225790139 \h </w:instrText>
         </w:r>
         <w:r>
           <w:rPr>
@@ -2977,7 +2977,7 @@
           <w:noProof/>
         </w:rPr>
       </w:pPr>
-      <w:hyperlink w:anchor="_Toc225789610" w:history="1">
+      <w:hyperlink w:anchor="_Toc225790140" w:history="1">
         <w:r>
           <w:rPr>
             <w:rStyle w:val="Hyperlink"/>
@@ -3005,7 +3005,7 @@
             <w:noProof/>
             <w:webHidden/>
           </w:rPr>
-          <w:instrText xml:space="preserve"> PAGEREF _Toc225789610 \h </w:instrText>
+          <w:instrText xml:space="preserve"> PAGEREF _Toc225790140 \h </w:instrText>
         </w:r>
         <w:r>
           <w:rPr>
@@ -3046,7 +3046,7 @@
           <w:noProof/>
         </w:rPr>
       </w:pPr>
-      <w:hyperlink w:anchor="_Toc225789611" w:history="1">
+      <w:hyperlink w:anchor="_Toc225790141" w:history="1">
         <w:r>
           <w:rPr>
             <w:rStyle w:val="Hyperlink"/>
@@ -3073,7 +3073,7 @@
             <w:noProof/>
             <w:webHidden/>
           </w:rPr>
-          <w:instrText xml:space="preserve"> PAGEREF _Toc225789611 \h </w:instrText>
+          <w:instrText xml:space="preserve"> PAGEREF _Toc225790141 \h </w:instrText>
         </w:r>
         <w:r>
           <w:rPr>
@@ -3114,7 +3114,7 @@
           <w:noProof/>
         </w:rPr>
       </w:pPr>
-      <w:hyperlink w:anchor="_Toc225789612" w:history="1">
+      <w:hyperlink w:anchor="_Toc225790142" w:history="1">
         <w:r>
           <w:rPr>
             <w:rStyle w:val="Hyperlink"/>
@@ -3141,7 +3141,7 @@
             <w:noProof/>
             <w:webHidden/>
           </w:rPr>
-          <w:instrText xml:space="preserve"> PAGEREF _Toc225789612 \h </w:instrText>
+          <w:instrText xml:space="preserve"> PAGEREF _Toc225790142 \h </w:instrText>
         </w:r>
         <w:r>
           <w:rPr>
@@ -3552,7 +3552,7 @@
       <w:pPr>
         <w:pStyle w:val="Heading1"/>
       </w:pPr>
-      <w:bookmarkStart w:id="0" w:name="_Toc225789575"/>
+      <w:bookmarkStart w:id="0" w:name="_Toc225790105"/>
       <w:r>
         <w:rPr>
           <w:rFonts w:ascii="Times New Roman" w:hAnsi="Times New Roman"/>
@@ -3612,7 +3612,7 @@
       <w:pPr>
         <w:pStyle w:val="Heading1"/>
       </w:pPr>
-      <w:bookmarkStart w:id="1" w:name="_Toc225789576"/>
+      <w:bookmarkStart w:id="1" w:name="_Toc225790106"/>
       <w:r>
         <w:rPr>
           <w:rFonts w:ascii="Times New Roman" w:hAnsi="Times New Roman"/>
@@ -3627,7 +3627,7 @@
       <w:pPr>
         <w:pStyle w:val="Heading2"/>
       </w:pPr>
-      <w:bookmarkStart w:id="2" w:name="_Toc225789577"/>
+      <w:bookmarkStart w:id="2" w:name="_Toc225790107"/>
       <w:r>
         <w:rPr>
           <w:rFonts w:ascii="Times New Roman" w:hAnsi="Times New Roman"/>
@@ -3657,14 +3657,14 @@
     <w:p/>
     <w:p>
       <w:r>
-        <w:t>The digital transformation of health information seeking was catalysed further by the COVID-19 pandemic, which accelerated reliance on digital channels when in-person consultations were restricted (Haghighi &amp; Farhadloo, 2025). A parallel development has been the migration of health information seeking from traditional search engines and institutional websites to social media platforms. By 2021, 72% of U.S. adults reported using social media (Pew Research Center, 2021), and health-related engagement on these</w:t>
-      </w:r>
-      <w:r>
-        <w:t xml:space="preserve"> platforms grew in tandem. By 2022, 58.9% of American adults reported watching health-related videos on </w:t>
+        <w:t>The digital transformation of health information seeking was catalysed further by the COVID-19 pandemic, which accelerated reliance on digital channels when in-person consultations were restricted (Haghighi &amp; Farhadloo, 2025). A parallel development has been the migration of health information seeking from traditional search engines and institutional websites to social media platforms. By 2021, 72% of U.S. adults reported ever using at least one social media site (Pew Research Center, 2021), and health-rela</w:t>
+      </w:r>
+      <w:r>
+        <w:t>ted engagement on these platforms grew in tandem. By 2022, 58.9% of American adults reported watching health-</w:t>
       </w:r>
       <w:r>
         <w:lastRenderedPageBreak/>
-        <w:t>YouTube, up from 39.7% only two years earlier (Mohamed &amp; Shoufan, 2024). This shift from curated, editorially controlled websites to user-generated content ecosystems has introduced new challenges for information quality assurance.</w:t>
+        <w:t>related videos on YouTube, up from 39.7% only two years earlier (Mohamed &amp; Shoufan, 2024). This shift from curated, editorially controlled websites to user-generated content ecosystems has introduced new challenges for information quality assurance.</w:t>
       </w:r>
     </w:p>
     <w:p/>
@@ -3690,7 +3690,7 @@
       <w:pPr>
         <w:pStyle w:val="Heading2"/>
       </w:pPr>
-      <w:bookmarkStart w:id="3" w:name="_Toc225789578"/>
+      <w:bookmarkStart w:id="3" w:name="_Toc225790108"/>
       <w:r>
         <w:rPr>
           <w:rFonts w:ascii="Times New Roman" w:hAnsi="Times New Roman"/>
@@ -3759,7 +3759,7 @@
       <w:pPr>
         <w:pStyle w:val="Heading2"/>
       </w:pPr>
-      <w:bookmarkStart w:id="4" w:name="_Toc225789579"/>
+      <w:bookmarkStart w:id="4" w:name="_Toc225790109"/>
       <w:r>
         <w:rPr>
           <w:rFonts w:ascii="Times New Roman" w:hAnsi="Times New Roman"/>
@@ -3811,7 +3811,7 @@
       <w:pPr>
         <w:pStyle w:val="Heading2"/>
       </w:pPr>
-      <w:bookmarkStart w:id="5" w:name="_Toc225789580"/>
+      <w:bookmarkStart w:id="5" w:name="_Toc225790110"/>
       <w:r>
         <w:rPr>
           <w:rFonts w:ascii="Times New Roman" w:hAnsi="Times New Roman"/>
@@ -3874,7 +3874,7 @@
       <w:pPr>
         <w:pStyle w:val="Heading2"/>
       </w:pPr>
-      <w:bookmarkStart w:id="6" w:name="_Toc225789581"/>
+      <w:bookmarkStart w:id="6" w:name="_Toc225790111"/>
       <w:r>
         <w:rPr>
           <w:rFonts w:ascii="Times New Roman" w:hAnsi="Times New Roman"/>
@@ -3935,7 +3935,7 @@
       <w:pPr>
         <w:pStyle w:val="Heading2"/>
       </w:pPr>
-      <w:bookmarkStart w:id="7" w:name="_Toc225789582"/>
+      <w:bookmarkStart w:id="7" w:name="_Toc225790112"/>
       <w:r>
         <w:rPr>
           <w:rFonts w:ascii="Times New Roman" w:hAnsi="Times New Roman"/>
@@ -3947,10 +3947,10 @@
     <w:p/>
     <w:p>
       <w:r>
-        <w:t>A growing body of evidence documents systematic quality differences between health information published on traditional websites and that disseminated through social media platforms. A 2025 meta-analysis published in the Journal of Medical Internet Research, analysing 75 studies encompassing 297,519 posts across 15 platforms, reported a pooled DISCERN score of 43.58 (95% CI: 37.80-49.35) for cancer-related information on new media, with approximately 27% of posts containing misinformation (Liu et al., 2025)</w:t>
-      </w:r>
-      <w:r>
-        <w:t>. The analysis further found that studies focusing on video-based media were statistically less likely to yield higher quality conclusions compared with those on text-based media, suggesting a format-dependent quality gradient.</w:t>
+        <w:t>A growing body of evidence documents systematic quality differences between health information published on traditional websites and that disseminated through social media platforms. A 2025 meta-analysis published in the Journal of Medical Internet Research, analysing 75 studies encompassing 297,519 posts across 15 platforms, reported a pooled percentage-standardised DISCERN score of 43.58% (95% CI: 37.80–49.35%) for cancer-related information on new media, with approximately 27% of posts containing misinfo</w:t>
+      </w:r>
+      <w:r>
+        <w:t>rmation (Liu et al., 2025). The analysis further found that studies focusing on video-based media were statistically less likely to yield higher quality conclusions compared with those on text-based media, suggesting a format-dependent quality gradient.</w:t>
       </w:r>
     </w:p>
     <w:p/>
@@ -3996,7 +3996,7 @@
       <w:pPr>
         <w:pStyle w:val="Heading2"/>
       </w:pPr>
-      <w:bookmarkStart w:id="8" w:name="_Toc225789583"/>
+      <w:bookmarkStart w:id="8" w:name="_Toc225790113"/>
       <w:r>
         <w:rPr>
           <w:rFonts w:ascii="Times New Roman" w:hAnsi="Times New Roman"/>
@@ -4077,7 +4077,7 @@
         <w:spacing w:before="0" w:after="240"/>
         <w:jc w:val="center"/>
       </w:pPr>
-      <w:bookmarkStart w:id="9" w:name="_Toc225789584"/>
+      <w:bookmarkStart w:id="9" w:name="_Toc225790114"/>
       <w:r>
         <w:rPr>
           <w:rFonts w:ascii="Times New Roman" w:hAnsi="Times New Roman" w:cs="Times New Roman"/>
@@ -4110,7 +4110,7 @@
         <w:pStyle w:val="Heading2"/>
         <w:jc w:val="left"/>
       </w:pPr>
-      <w:bookmarkStart w:id="10" w:name="_Toc225789585"/>
+      <w:bookmarkStart w:id="10" w:name="_Toc225790115"/>
       <w:r>
         <w:rPr>
           <w:rFonts w:ascii="Times New Roman" w:hAnsi="Times New Roman" w:cs="Times New Roman"/>
@@ -4160,7 +4160,7 @@
         <w:pStyle w:val="Heading2"/>
         <w:jc w:val="left"/>
       </w:pPr>
-      <w:bookmarkStart w:id="11" w:name="_Toc225789586"/>
+      <w:bookmarkStart w:id="11" w:name="_Toc225790116"/>
       <w:r>
         <w:rPr>
           <w:rFonts w:ascii="Times New Roman" w:hAnsi="Times New Roman" w:cs="Times New Roman"/>
@@ -4336,7 +4336,7 @@
         <w:pStyle w:val="Heading2"/>
         <w:jc w:val="left"/>
       </w:pPr>
-      <w:bookmarkStart w:id="12" w:name="_Toc225789587"/>
+      <w:bookmarkStart w:id="12" w:name="_Toc225790117"/>
       <w:r>
         <w:rPr>
           <w:rFonts w:ascii="Times New Roman" w:hAnsi="Times New Roman" w:cs="Times New Roman"/>
@@ -4387,7 +4387,7 @@
         <w:pStyle w:val="Heading2"/>
         <w:jc w:val="left"/>
       </w:pPr>
-      <w:bookmarkStart w:id="13" w:name="_Toc225789588"/>
+      <w:bookmarkStart w:id="13" w:name="_Toc225790118"/>
       <w:r>
         <w:rPr>
           <w:rFonts w:ascii="Times New Roman" w:hAnsi="Times New Roman" w:cs="Times New Roman"/>
@@ -5560,7 +5560,7 @@
         <w:pStyle w:val="Heading2"/>
         <w:jc w:val="left"/>
       </w:pPr>
-      <w:bookmarkStart w:id="14" w:name="_Toc225789589"/>
+      <w:bookmarkStart w:id="14" w:name="_Toc225790119"/>
       <w:r>
         <w:rPr>
           <w:rFonts w:ascii="Times New Roman" w:hAnsi="Times New Roman" w:cs="Times New Roman"/>
@@ -7355,7 +7355,7 @@
         <w:pStyle w:val="Heading2"/>
         <w:jc w:val="left"/>
       </w:pPr>
-      <w:bookmarkStart w:id="15" w:name="_Toc225789590"/>
+      <w:bookmarkStart w:id="15" w:name="_Toc225790120"/>
       <w:r>
         <w:rPr>
           <w:rFonts w:ascii="Times New Roman" w:hAnsi="Times New Roman" w:cs="Times New Roman"/>
@@ -8030,7 +8030,7 @@
         <w:pStyle w:val="Heading2"/>
         <w:jc w:val="left"/>
       </w:pPr>
-      <w:bookmarkStart w:id="16" w:name="_Toc225789591"/>
+      <w:bookmarkStart w:id="16" w:name="_Toc225790121"/>
       <w:r>
         <w:rPr>
           <w:rFonts w:ascii="Times New Roman" w:hAnsi="Times New Roman" w:cs="Times New Roman"/>
@@ -8229,20 +8229,7 @@
         <w:rPr>
           <w:rFonts w:cs="Times New Roman"/>
         </w:rPr>
-        <w:t>essional classification inappropriate. The effect size was reported as rank-biserial correlation (r</w:t>
-      </w:r>
-      <w:r>
-        <w:rPr>
-          <w:rFonts w:cs="Times New Roman"/>
-          <w:i/>
-        </w:rPr>
-        <w:t>rb</w:t>
-      </w:r>
-      <w:r>
-        <w:rPr>
-          <w:rFonts w:cs="Times New Roman"/>
-        </w:rPr>
-        <w:t>), where values of 0.10, 0.30, and 0.50 correspond to small, medium, and large effects (Fritz et al., 2012).</w:t>
+        <w:t>essional classification inappropriate. The effect size was reported as rank-biserial correlation (r_rb), where values of 0.10, 0.30, and 0.50 correspond to small, medium, and large effects (Fritz et al., 2012).</w:t>
       </w:r>
     </w:p>
     <w:p>
@@ -8898,7 +8885,7 @@
         <w:pStyle w:val="Heading1"/>
         <w:spacing w:before="0" w:after="240"/>
       </w:pPr>
-      <w:bookmarkStart w:id="17" w:name="_Toc225789592"/>
+      <w:bookmarkStart w:id="17" w:name="_Toc225790122"/>
       <w:r>
         <w:rPr>
           <w:rFonts w:ascii="Times New Roman" w:hAnsi="Times New Roman" w:cs="Times New Roman"/>
@@ -8913,7 +8900,7 @@
         <w:pStyle w:val="Heading2"/>
         <w:spacing w:before="0" w:after="200"/>
       </w:pPr>
-      <w:bookmarkStart w:id="18" w:name="_Toc225789593"/>
+      <w:bookmarkStart w:id="18" w:name="_Toc225790123"/>
       <w:r>
         <w:rPr>
           <w:rFonts w:ascii="Times New Roman" w:hAnsi="Times New Roman" w:cs="Times New Roman"/>
@@ -10149,7 +10136,7 @@
         <w:pStyle w:val="Heading2"/>
         <w:spacing w:before="0" w:after="200"/>
       </w:pPr>
-      <w:bookmarkStart w:id="19" w:name="_Toc225789594"/>
+      <w:bookmarkStart w:id="19" w:name="_Toc225790124"/>
       <w:r>
         <w:rPr>
           <w:rFonts w:ascii="Times New Roman" w:hAnsi="Times New Roman" w:cs="Times New Roman"/>
@@ -10192,7 +10179,7 @@
         <w:pStyle w:val="Heading2"/>
         <w:spacing w:before="0" w:after="200"/>
       </w:pPr>
-      <w:bookmarkStart w:id="20" w:name="_Toc225789595"/>
+      <w:bookmarkStart w:id="20" w:name="_Toc225790125"/>
       <w:r>
         <w:rPr>
           <w:rFonts w:ascii="Times New Roman" w:hAnsi="Times New Roman" w:cs="Times New Roman"/>
@@ -11301,7 +11288,7 @@
           <w:noProof/>
         </w:rPr>
         <w:drawing>
-          <wp:inline distT="0" distB="0" distL="0" distR="0" wp14:anchorId="1E332F73" wp14:editId="2CB010B7">
+          <wp:inline distT="0" distB="0" distL="0" distR="0" wp14:anchorId="5B558DFB" wp14:editId="7C34B869">
             <wp:extent cx="5029200" cy="3857584"/>
             <wp:effectExtent l="0" t="0" r="0" b="0"/>
             <wp:docPr id="1" name="Picture 1"/>
@@ -11371,13 +11358,13 @@
           <w:rFonts w:cs="Times New Roman"/>
         </w:rPr>
         <w:lastRenderedPageBreak/>
-        <w:t>Pairwise Mann-Whitney U comparisons with Bonferroni correction revealed significant differences for all six platform pairs (Appendix Table C3). The largest effect sizes were observed for Website versus Instagram (r = -0.891, large) and YouTube versus Instagram (r = -0.850, large). The Website versus YouTube comparison, while statistically significant at the Bonferroni-adjusted threshold (U = 1646, p = .038, r = -0.316), exhibited a small-to-medium effect size, suggesting that these two platforms are relativ</w:t>
+        <w:t>Pairwise Mann-Whitney U comparisons with Bonferroni correction revealed significant differences for all six platform pairs (Appendix Table C3). The largest effect sizes were observed for Website versus Instagram (r_rb = −0.891, large) and YouTube versus Instagram (r_rb = −0.850, large). The Website versus YouTube comparison, while statistically significant at the Bonferroni-adjusted threshold (U = 1646, p = .038, r_rb = −0.316), exhibited a small-to-medium effect size, suggesting that these two platforms ar</w:t>
       </w:r>
       <w:r>
         <w:rPr>
           <w:rFonts w:cs="Times New Roman"/>
         </w:rPr>
-        <w:t>ely more similar in information quality than other pairings. The remaining comparisons—Website versus TikTok (U = 1972, p &lt; .001, r = -0.678), YouTube versus TikTok (U = 1775, p &lt; .001, r = -0.511), and TikTok versus Instagram (U = 1740, p &lt; .001, r = -0.480)—all yielded medium to large effects.</w:t>
+        <w:t>e relatively more similar in information quality than other pairings. The remaining comparisons—Website versus TikTok (U = 1972, p &lt; .001, r_rb = −0.678), YouTube versus TikTok (U = 1775, p &lt; .001, r_rb = −0.511), and TikTok versus Instagram (U = 1740, p &lt; .001, r_rb = −0.480)—all yielded medium to large effects.</w:t>
       </w:r>
     </w:p>
     <w:p>
@@ -11390,7 +11377,7 @@
           <w:noProof/>
         </w:rPr>
         <w:drawing>
-          <wp:inline distT="0" distB="0" distL="0" distR="0" wp14:anchorId="797E1052" wp14:editId="744523CE">
+          <wp:inline distT="0" distB="0" distL="0" distR="0" wp14:anchorId="0D93995F" wp14:editId="726F837C">
             <wp:extent cx="5029200" cy="3131166"/>
             <wp:effectExtent l="0" t="0" r="0" b="0"/>
             <wp:docPr id="2" name="Picture 2"/>
@@ -11456,12 +11443,13 @@
         <w:pStyle w:val="Heading2"/>
         <w:spacing w:before="0" w:after="200"/>
       </w:pPr>
-      <w:bookmarkStart w:id="21" w:name="_Toc225789596"/>
+      <w:bookmarkStart w:id="21" w:name="_Toc225790126"/>
       <w:r>
         <w:rPr>
           <w:rFonts w:ascii="Times New Roman" w:hAnsi="Times New Roman" w:cs="Times New Roman"/>
           <w:sz w:val="26"/>
         </w:rPr>
+        <w:lastRenderedPageBreak/>
         <w:t>3.4 JAMA Benchmark Compliance by Platform</w:t>
       </w:r>
       <w:bookmarkEnd w:id="21"/>
@@ -11474,20 +11462,13 @@
         <w:rPr>
           <w:rFonts w:cs="Times New Roman"/>
         </w:rPr>
-        <w:t xml:space="preserve">JAMA benchmark compliance varied by criterion and platform (Table 4). A Kruskal-Wallis test on JAMA total scores (range 0–4) revealed no statistically significant difference across </w:t>
+        <w:t>JAMA benchmark compliance varied by criterion and platform (Table 4). A Kruskal-Wallis test on JAMA total scores (range 0–4) revealed no statistically significant difference across platforms, H(3) = 5.123, p = .163. However, this aggregate result is partly an artefact of the Currency criterion, which gives social media platforms an automatic advantage: posting dates are inherently visible (100% compliance) on social media but must be explicitly stated on websites (68% compliance). Criterion-level comparison</w:t>
       </w:r>
       <w:r>
         <w:rPr>
           <w:rFonts w:cs="Times New Roman"/>
         </w:rPr>
-        <w:lastRenderedPageBreak/>
-        <w:t>platforms, H(3) = 5.123, p = .163. However, this aggregate result is partly an artefact of the Currency criterion, which gives social media platforms an automatic advantage: posting dates are inherently visible (100% compliance) on social media but must be explicitly stated on websites (68% compliance). Criterion-level comparisons are therefore more informative than total JAMA scores in this study. As a sensitivity check, JAMA scores were also computed on a 0–3 scale excluding Currency. Under this recalcula</w:t>
-      </w:r>
-      <w:r>
-        <w:rPr>
-          <w:rFonts w:cs="Times New Roman"/>
-        </w:rPr>
-        <w:t>tion, mean scores were: websites 0.76, YouTube 0.54, TikTok 0.43, and Instagram 0.20, reinforcing the transparency advantage of traditional websites when the platform-inherent date display is set aside.</w:t>
+        <w:t>s are therefore more informative than total JAMA scores in this study. As a sensitivity check, JAMA scores were also computed on a 0–3 scale excluding Currency. Under this recalculation, mean scores were: websites 0.76, YouTube 0.54, TikTok 0.43, and Instagram 0.20, reinforcing the transparency advantage of traditional websites when the platform-inherent date display is set aside.</w:t>
       </w:r>
     </w:p>
     <w:p>
@@ -12128,7 +12109,7 @@
         </w:rPr>
         <w:lastRenderedPageBreak/>
         <w:drawing>
-          <wp:inline distT="0" distB="0" distL="0" distR="0" wp14:anchorId="1B7B8628" wp14:editId="6CD66ACB">
+          <wp:inline distT="0" distB="0" distL="0" distR="0" wp14:anchorId="3B14322B" wp14:editId="10D57ADC">
             <wp:extent cx="5029200" cy="3573194"/>
             <wp:effectExtent l="0" t="0" r="0" b="0"/>
             <wp:docPr id="3" name="Picture 3"/>
@@ -12183,7 +12164,7 @@
         <w:pStyle w:val="Heading2"/>
         <w:spacing w:before="0" w:after="200"/>
       </w:pPr>
-      <w:bookmarkStart w:id="22" w:name="_Toc225789597"/>
+      <w:bookmarkStart w:id="22" w:name="_Toc225790127"/>
       <w:r>
         <w:rPr>
           <w:rFonts w:ascii="Times New Roman" w:hAnsi="Times New Roman" w:cs="Times New Roman"/>
@@ -12201,13 +12182,13 @@
         <w:rPr>
           <w:rFonts w:cs="Times New Roman"/>
         </w:rPr>
-        <w:t>To address Research Question 2, creators were initially dichotomised into professional (healthcare professionals and certified fitness professionals, n = 51) and non-professional (fitness influencers, general users, and organisations, n = 146) categories. A Mann-Whitney U test comparing DISCERN total scores between these two groups yielded U = 4457, p = .036, r = -0.197, reaching statistical significance at the alpha = .05 level with a small effect size. Professional creators achieved a median DISCERN score</w:t>
+        <w:t xml:space="preserve">To address Research Question 2, creators were initially dichotomised into professional (healthcare professionals and certified fitness professionals, n = 51) and non-professional (fitness influencers, general users, and organisations, n = 146) categories. A Mann-Whitney U test comparing DISCERN total scores between these two groups yielded U = 4457, p = .036, r_rb = −0.197, reaching statistical significance at the α = .05 level with a small effect size. Professional creators achieved a median DISCERN score </w:t>
       </w:r>
       <w:r>
         <w:rPr>
           <w:rFonts w:cs="Times New Roman"/>
         </w:rPr>
-        <w:t xml:space="preserve"> of 41.0, compared with 37.0 for non-professional creators.</w:t>
+        <w:t>of 41.0, compared with 37.0 for non-professional creators.</w:t>
       </w:r>
     </w:p>
     <w:p>
@@ -12255,7 +12236,7 @@
           <w:noProof/>
         </w:rPr>
         <w:drawing>
-          <wp:inline distT="0" distB="0" distL="0" distR="0" wp14:anchorId="78CBEBC6" wp14:editId="4220F8DA">
+          <wp:inline distT="0" distB="0" distL="0" distR="0" wp14:anchorId="68D6F83A" wp14:editId="19FDACA7">
             <wp:extent cx="5029200" cy="3294582"/>
             <wp:effectExtent l="0" t="0" r="0" b="0"/>
             <wp:docPr id="4" name="Picture 4"/>
@@ -12310,7 +12291,7 @@
         <w:pStyle w:val="Heading2"/>
         <w:spacing w:before="0" w:after="200"/>
       </w:pPr>
-      <w:bookmarkStart w:id="23" w:name="_Toc225789598"/>
+      <w:bookmarkStart w:id="23" w:name="_Toc225790128"/>
       <w:r>
         <w:rPr>
           <w:rFonts w:ascii="Times New Roman" w:hAnsi="Times New Roman" w:cs="Times New Roman"/>
@@ -12387,7 +12368,7 @@
           <w:noProof/>
         </w:rPr>
         <w:drawing>
-          <wp:inline distT="0" distB="0" distL="0" distR="0" wp14:anchorId="05F788A8" wp14:editId="0442571F">
+          <wp:inline distT="0" distB="0" distL="0" distR="0" wp14:anchorId="33D54581" wp14:editId="17D8409B">
             <wp:extent cx="5029200" cy="3458844"/>
             <wp:effectExtent l="0" t="0" r="0" b="0"/>
             <wp:docPr id="5" name="Picture 5"/>
@@ -12442,7 +12423,7 @@
         <w:pStyle w:val="Heading2"/>
         <w:spacing w:before="0" w:after="200"/>
       </w:pPr>
-      <w:bookmarkStart w:id="24" w:name="_Toc225789599"/>
+      <w:bookmarkStart w:id="24" w:name="_Toc225790129"/>
       <w:r>
         <w:rPr>
           <w:rFonts w:ascii="Times New Roman" w:hAnsi="Times New Roman" w:cs="Times New Roman"/>
@@ -12486,7 +12467,7 @@
           <w:noProof/>
         </w:rPr>
         <w:drawing>
-          <wp:inline distT="0" distB="0" distL="0" distR="0" wp14:anchorId="0014FBAF" wp14:editId="40081DA0">
+          <wp:inline distT="0" distB="0" distL="0" distR="0" wp14:anchorId="5E332C82" wp14:editId="6C3F6BE3">
             <wp:extent cx="5029200" cy="2317460"/>
             <wp:effectExtent l="0" t="0" r="0" b="0"/>
             <wp:docPr id="6" name="Picture 6"/>
@@ -12541,7 +12522,7 @@
         <w:pStyle w:val="Heading2"/>
         <w:spacing w:before="0" w:after="200"/>
       </w:pPr>
-      <w:bookmarkStart w:id="25" w:name="_Toc225789600"/>
+      <w:bookmarkStart w:id="25" w:name="_Toc225790130"/>
       <w:r>
         <w:rPr>
           <w:rFonts w:ascii="Times New Roman" w:hAnsi="Times New Roman" w:cs="Times New Roman"/>
@@ -12596,7 +12577,7 @@
         <w:pStyle w:val="Heading1"/>
         <w:spacing w:before="0" w:after="240"/>
       </w:pPr>
-      <w:bookmarkStart w:id="26" w:name="_Toc225789601"/>
+      <w:bookmarkStart w:id="26" w:name="_Toc225790131"/>
       <w:r>
         <w:rPr>
           <w:rFonts w:ascii="Times New Roman" w:hAnsi="Times New Roman" w:cs="Times New Roman"/>
@@ -12611,7 +12592,7 @@
         <w:pStyle w:val="Heading2"/>
         <w:spacing w:before="0" w:after="200"/>
       </w:pPr>
-      <w:bookmarkStart w:id="27" w:name="_Toc225789602"/>
+      <w:bookmarkStart w:id="27" w:name="_Toc225790132"/>
       <w:r>
         <w:rPr>
           <w:rFonts w:ascii="Times New Roman" w:hAnsi="Times New Roman" w:cs="Times New Roman"/>
@@ -12635,7 +12616,7 @@
         <w:rPr>
           <w:rFonts w:cs="Times New Roman"/>
         </w:rPr>
-        <w:t>ation (0.469). All six pairwise comparisons were statistically significant, although the Website versus YouTube contrast yielded a notably smaller effect (p = .038, r = -0.316) compared with the other five pairs (all p &lt; .001).</w:t>
+        <w:t>ation (0.469). All six pairwise comparisons were statistically significant, although the Website versus YouTube contrast yielded a notably smaller effect (p = .038, r_rb = −0.316) compared with the other five pairs (all p &lt; .001).</w:t>
       </w:r>
     </w:p>
     <w:p>
@@ -12660,7 +12641,7 @@
         <w:pStyle w:val="Heading2"/>
         <w:spacing w:before="0" w:after="200"/>
       </w:pPr>
-      <w:bookmarkStart w:id="28" w:name="_Toc225789603"/>
+      <w:bookmarkStart w:id="28" w:name="_Toc225790133"/>
       <w:r>
         <w:rPr>
           <w:rFonts w:ascii="Times New Roman" w:hAnsi="Times New Roman" w:cs="Times New Roman"/>
@@ -12678,13 +12659,13 @@
         <w:rPr>
           <w:rFonts w:cs="Times New Roman"/>
         </w:rPr>
-        <w:t xml:space="preserve">The finding that traditional websites outperform social media platforms in health information quality is consistent with a substantial body of prior research. The 2025 JMIR meta-analysis reported a pooled DISCERN score of 43.58 (95% CI [37.80, 49.35]) across studies evaluating online health information (Liu et al., 2025). Direct numerical comparison should be interpreted cautiously because that review synthesised percentage-standardised scores across heterogeneous studies. Even so, the present findings are </w:t>
+        <w:t>The finding that traditional websites outperform social media platforms in health information quality is consistent with a substantial body of prior research. The 2025 JMIR meta-analysis reported a pooled percentage-standardised DISCERN score of 43.58% (95% CI [37.80%, 49.35%]) across studies evaluating cancer-related information on new media (Liu et al., 2025). Direct numerical comparison with the present study's raw DISCERN totals (scored out of 80) is not appropriate because the meta-analysis synthesised</w:t>
       </w:r>
       <w:r>
         <w:rPr>
           <w:rFonts w:cs="Times New Roman"/>
         </w:rPr>
-        <w:t>directionally consistent with that literature, particularly in showing lower quality for highly visual or video-led social media formats than for websites and longer-form content.</w:t>
+        <w:t xml:space="preserve"> percentage-standardised scores across heterogeneous studies. Even so, the present findings are directionally consistent with that literature, particularly in showing lower quality for highly visual or video-led social media formats than for websites and longer-form content.</w:t>
       </w:r>
     </w:p>
     <w:p>
@@ -12695,78 +12676,72 @@
         <w:rPr>
           <w:rFonts w:cs="Times New Roman"/>
         </w:rPr>
-        <w:t>The Instagram findings are particularly noteworthy. With 42% of items falling in the 'very poor' category and a median DISCERN score of 27.5, Instagram emerged as the lowest-</w:t>
+        <w:lastRenderedPageBreak/>
+        <w:t xml:space="preserve">The Instagram findings are particularly noteworthy. With 42% of items falling in the 'very poor' category and a median DISCERN score of 27.5, Instagram emerged as the lowest-quality platform by a substantial margin. This aligns with the broader pattern described by Li et al. (2024), who found that most TikTok health-related short videos were of moderate to low quality and that medically credentialed creators typically represented only a minority of content producers, and with Haghighi and Farhadloo (2025), </w:t>
       </w:r>
       <w:r>
         <w:rPr>
           <w:rFonts w:cs="Times New Roman"/>
         </w:rPr>
+        <w:t>who reported that 81% of Twitter health information was of low quality, with 95% of items meeting two or fewer JAMA criteria. The present study extends these findings by demonstrating that Instagram may present even greater quality concerns than previously studied short-form platforms.</w:t>
+      </w:r>
+    </w:p>
+    <w:p>
+      <w:pPr>
+        <w:spacing w:after="120"/>
+      </w:pPr>
+      <w:r>
+        <w:rPr>
+          <w:rFonts w:cs="Times New Roman"/>
+        </w:rPr>
+        <w:t>The relatively modest difference between websites and YouTube (median difference of 6.5 points, p = .038) is an important nuance. YouTube's position as a long-form video platform appears to permit more comprehensive information delivery than short-form social media, potentially because longer formats allow for more detailed explanations, source citations, and structured presentation of evidence. This finding is consistent with research demonstrating that video length correlates with information completeness</w:t>
+      </w:r>
+      <w:r>
+        <w:rPr>
+          <w:rFonts w:cs="Times New Roman"/>
+        </w:rPr>
+        <w:t xml:space="preserve"> in health education contexts (Madathil et al., 2015).</w:t>
+      </w:r>
+    </w:p>
+    <w:p>
+      <w:pPr>
+        <w:spacing w:after="120"/>
+      </w:pPr>
+      <w:r>
+        <w:rPr>
+          <w:rFonts w:cs="Times New Roman"/>
+        </w:rPr>
+        <w:t>The non-significant JAMA aggregate result (p = .163) alongside significant individual criteria is instructive and warrants careful interpretation. Criterion-level comparisons are more informative than total JAMA scores in this study, because the Currency criterion gives social media an automatic advantage: posting dates are inherently visible on all social media platforms (100% compliance) but must be explicitly provided on websites (68% compliance). This means total JAMA scores partly reflect platform inte</w:t>
+      </w:r>
+      <w:r>
+        <w:rPr>
+          <w:rFonts w:cs="Times New Roman"/>
+        </w:rPr>
+        <w:t>rface design rather than editorial accountability. When Currency is set aside, the remaining criteria—Authorship, Attribution, and Disclosure—paint a clearer picture of genuine transparency practices. Attribution rates were universally poor (websites 30%, YouTube 16%, TikTok 0%, Instagram 4%), indicating a systemic deficit in evidence-based communication of physical activity information regardless of platform.</w:t>
+      </w:r>
+    </w:p>
+    <w:p>
+      <w:pPr>
+        <w:spacing w:after="120"/>
+      </w:pPr>
+      <w:r>
+        <w:rPr>
+          <w:rFonts w:cs="Times New Roman"/>
+        </w:rPr>
+        <w:t>The significant variation in quality across search terms (H[4] = 27.255, p &lt; .001) is a secondary finding that merits attention. The query ‘how to start exercising’ retrieved the highest-quality content, while ‘home workout routine’ retrieved the lowest-quality content. This likely reflects differences in the clinical relevance and specificity of queries: more general health-oriented terms may retrieve content from authoritative institutional sources, whereas commercially oriented terms such as ‘home workou</w:t>
+      </w:r>
+      <w:r>
+        <w:rPr>
+          <w:rFonts w:cs="Times New Roman"/>
+        </w:rPr>
+        <w:t xml:space="preserve">t routine’ may disproportionately </w:t>
+      </w:r>
+      <w:r>
+        <w:rPr>
+          <w:rFonts w:cs="Times New Roman"/>
+        </w:rPr>
         <w:lastRenderedPageBreak/>
-        <w:t>quality platform by a substantial margin. This aligns with the broader pattern described by Li et al. (2024), who found that most TikTok health-related short videos were of moderate to low quality and that medically credentialed creators typically represented only a minority of content producers, and with Haghighi and Farhadloo (2025), who reported that 81% of Twitter health information was of low quality, with 95% of items meeting two or fewer JAMA criteria. The present study extends these findings by demo</w:t>
-      </w:r>
-      <w:r>
-        <w:rPr>
-          <w:rFonts w:cs="Times New Roman"/>
-        </w:rPr>
-        <w:t>nstrating that Instagram may present even greater quality concerns than previously studied short-form platforms.</w:t>
-      </w:r>
-    </w:p>
-    <w:p>
-      <w:pPr>
-        <w:spacing w:after="120"/>
-      </w:pPr>
-      <w:r>
-        <w:rPr>
-          <w:rFonts w:cs="Times New Roman"/>
-        </w:rPr>
-        <w:t>The relatively modest difference between websites and YouTube (median difference of 6.5 points, p = .038) is an important nuance. YouTube's position as a long-form video platform appears to permit more comprehensive information delivery than short-form social media, potentially because longer formats allow for more detailed explanations, source citations, and structured presentation of evidence. This finding is consistent with research demonstrating that video length correlates with information completeness</w:t>
-      </w:r>
-      <w:r>
-        <w:rPr>
-          <w:rFonts w:cs="Times New Roman"/>
-        </w:rPr>
-        <w:t xml:space="preserve"> in health education contexts (Madathil et al., 2015).</w:t>
-      </w:r>
-    </w:p>
-    <w:p>
-      <w:pPr>
-        <w:spacing w:after="120"/>
-      </w:pPr>
-      <w:r>
-        <w:rPr>
-          <w:rFonts w:cs="Times New Roman"/>
-        </w:rPr>
-        <w:t>The non-significant JAMA aggregate result (p = .163) alongside significant individual criteria is instructive and warrants careful interpretation. Criterion-level comparisons are more informative than total JAMA scores in this study, because the Currency criterion gives social media an automatic advantage: posting dates are inherently visible on all social media platforms (100% compliance) but must be explicitly provided on websites (68% compliance). This means total JAMA scores partly reflect platform inte</w:t>
-      </w:r>
-      <w:r>
-        <w:rPr>
-          <w:rFonts w:cs="Times New Roman"/>
-        </w:rPr>
-        <w:t>rface design rather than editorial accountability. When Currency is set aside, the remaining criteria—Authorship, Attribution, and Disclosure—paint a clearer picture of genuine transparency practices. Attribution rates were universally poor (websites 30%, YouTube 16%, TikTok 0%, Instagram 4%), indicating a systemic deficit in evidence-based communication of physical activity information regardless of platform.</w:t>
-      </w:r>
-    </w:p>
-    <w:p>
-      <w:pPr>
-        <w:spacing w:after="120"/>
-      </w:pPr>
-      <w:r>
-        <w:rPr>
-          <w:rFonts w:cs="Times New Roman"/>
-        </w:rPr>
-        <w:t>The significant variation in quality across search terms (H[4] = 27.255, p &lt; .001) is a secondary finding that merits attention. The query ‘how to start exercising’ retrieved the highest-quality content, while ‘home workout routine’ retrieved the lowest-quality content. This likely reflects differences in the clinical relevance and specificity of queries: more general health-oriented terms may retrieve content from authoritative institutional sources, whereas commercially oriented terms such as ‘home workou</w:t>
-      </w:r>
-      <w:r>
-        <w:rPr>
-          <w:rFonts w:cs="Times New Roman"/>
-        </w:rPr>
-        <w:t xml:space="preserve">t routine’ may disproportionately surface influencer-generated content. This finding suggests that the search query itself </w:t>
-      </w:r>
-      <w:r>
-        <w:rPr>
-          <w:rFonts w:cs="Times New Roman"/>
-        </w:rPr>
-        <w:lastRenderedPageBreak/>
-        <w:t>functions as an implicit filter on information quality, with practical implications for how public health practitioners frame their recommendations to information-seeking audiences.</w:t>
+        <w:t>surface influencer-generated content. This finding suggests that the search query itself functions as an implicit filter on information quality, with practical implications for how public health practitioners frame their recommendations to information-seeking audiences.</w:t>
       </w:r>
     </w:p>
     <w:p>
@@ -12774,7 +12749,7 @@
         <w:pStyle w:val="Heading2"/>
         <w:spacing w:before="0" w:after="200"/>
       </w:pPr>
-      <w:bookmarkStart w:id="29" w:name="_Toc225789604"/>
+      <w:bookmarkStart w:id="29" w:name="_Toc225790134"/>
       <w:r>
         <w:rPr>
           <w:rFonts w:ascii="Times New Roman" w:hAnsi="Times New Roman" w:cs="Times New Roman"/>
@@ -12840,7 +12815,7 @@
         <w:pStyle w:val="Heading2"/>
         <w:spacing w:before="0" w:after="200"/>
       </w:pPr>
-      <w:bookmarkStart w:id="30" w:name="_Toc225789605"/>
+      <w:bookmarkStart w:id="30" w:name="_Toc225790135"/>
       <w:r>
         <w:rPr>
           <w:rFonts w:ascii="Times New Roman" w:hAnsi="Times New Roman" w:cs="Times New Roman"/>
@@ -12858,14 +12833,14 @@
         <w:rPr>
           <w:rFonts w:cs="Times New Roman"/>
         </w:rPr>
-        <w:t xml:space="preserve">This study possesses several methodological strengths. To our knowledge, it is among the first investigations to directly compare physical activity information quality across four distinct platform types—traditional websites, YouTube, TikTok, and Instagram—using both </w:t>
+        <w:t xml:space="preserve">This study possesses several methodological strengths. To our knowledge, it is among the first investigations to directly compare physical activity information quality across four </w:t>
       </w:r>
       <w:r>
         <w:rPr>
           <w:rFonts w:cs="Times New Roman"/>
         </w:rPr>
         <w:lastRenderedPageBreak/>
-        <w:t>the DISCERN instrument and JAMA benchmarks within a single study. This multi-platform, dual-instrument approach provides a more comprehensive assessment than studies examining single platforms or single quality tools.</w:t>
+        <w:t>distinct platform types—traditional websites, YouTube, TikTok, and Instagram—using both the DISCERN instrument and JAMA benchmarks within a single study. This multi-platform, dual-instrument approach provides a more comprehensive assessment than studies examining single platforms or single quality tools.</w:t>
       </w:r>
     </w:p>
     <w:p>
@@ -12890,7 +12865,7 @@
         <w:pStyle w:val="Heading2"/>
         <w:spacing w:before="0" w:after="200"/>
       </w:pPr>
-      <w:bookmarkStart w:id="31" w:name="_Toc225789606"/>
+      <w:bookmarkStart w:id="31" w:name="_Toc225790136"/>
       <w:r>
         <w:rPr>
           <w:rFonts w:ascii="Times New Roman" w:hAnsi="Times New Roman" w:cs="Times New Roman"/>
@@ -12947,7 +12922,14 @@
         <w:rPr>
           <w:rFonts w:cs="Times New Roman"/>
         </w:rPr>
-        <w:t>Fourth, data collection employed a mixed approach: Playwright automation was used for traditional websites and YouTube, while TikTok and Instagram content was collected manually due to platform restrictions on automated scraping. This introduces potential selection bias, as the manual collection process for TikTok and Instagram may have been influenced by factors not present in the automated approach, despite adherence to the same top-10 sampling protocol.</w:t>
+        <w:t xml:space="preserve">Fourth, data collection employed a mixed approach: Playwright automation was used for traditional websites and YouTube, while TikTok and Instagram content was collected manually due to platform restrictions on automated scraping. This introduces potential selection bias, as the manual collection process for TikTok and Instagram may have been </w:t>
+      </w:r>
+      <w:r>
+        <w:rPr>
+          <w:rFonts w:cs="Times New Roman"/>
+        </w:rPr>
+        <w:lastRenderedPageBreak/>
+        <w:t>influenced by factors not present in the automated approach, despite adherence to the same top-10 sampling protocol.</w:t>
       </w:r>
     </w:p>
     <w:p>
@@ -12958,7 +12940,6 @@
         <w:rPr>
           <w:rFonts w:cs="Times New Roman"/>
         </w:rPr>
-        <w:lastRenderedPageBreak/>
         <w:t>Fifth, the top-10 sampling strategy, while ecologically valid (as most users do not scroll beyond the first page of results), captures only a fraction of available content. Results may differ for content appearing in later search positions. Additionally, the DISCERN instrument was originally developed for evaluating written treatment information for patients (Charnock et al., 1999) and has been adapted here beyond its original scope to evaluate physical activity content on social media. While this adaptatio</w:t>
       </w:r>
       <w:r>
@@ -13006,7 +12987,7 @@
         <w:pStyle w:val="Heading2"/>
         <w:spacing w:before="0" w:after="200"/>
       </w:pPr>
-      <w:bookmarkStart w:id="32" w:name="_Toc225789607"/>
+      <w:bookmarkStart w:id="32" w:name="_Toc225790137"/>
       <w:r>
         <w:rPr>
           <w:rFonts w:ascii="Times New Roman" w:hAnsi="Times New Roman" w:cs="Times New Roman"/>
@@ -13030,14 +13011,14 @@
         <w:rPr>
           <w:rFonts w:cs="Times New Roman"/>
         </w:rPr>
-        <w:t xml:space="preserve">ng of audio-visual content to extend the point-of-access scoring approach used here and determine whether subtle spoken or visual cues alter quality ratings. Fourth, the role of platform algorithms in promoting or suppressing high-quality health content warrants dedicated investigation, particularly given the significant </w:t>
+        <w:t xml:space="preserve">ng of audio-visual content to extend the point-of-access scoring approach used here and determine whether subtle spoken or visual </w:t>
       </w:r>
       <w:r>
         <w:rPr>
           <w:rFonts w:cs="Times New Roman"/>
         </w:rPr>
         <w:lastRenderedPageBreak/>
-        <w:t>negative views–quality and likes–quality correlations observed on YouTube. Fifth, intervention studies could evaluate whether platform-specific quality labels or health information verifica</w:t>
+        <w:t>cues alter quality ratings. Fourth, the role of platform algorithms in promoting or suppressing high-quality health content warrants dedicated investigation, particularly given the significant negative views–quality and likes–quality correlations observed on YouTube. Fifth, intervention studies could evaluate whether platform-specific quality labels or health information verifica</w:t>
       </w:r>
       <w:r>
         <w:rPr>
@@ -13056,7 +13037,7 @@
         <w:pStyle w:val="Heading1"/>
         <w:spacing w:before="0" w:after="240"/>
       </w:pPr>
-      <w:bookmarkStart w:id="33" w:name="_Toc225789608"/>
+      <w:bookmarkStart w:id="33" w:name="_Toc225790138"/>
       <w:r>
         <w:rPr>
           <w:rFonts w:ascii="Times New Roman" w:hAnsi="Times New Roman" w:cs="Times New Roman"/>
@@ -13102,13 +13083,13 @@
         <w:rPr>
           <w:rFonts w:cs="Times New Roman"/>
         </w:rPr>
-        <w:t>Research Question 2: Does creator type moderate quality scores? The binary professional versus non-professional comparison was statistically significant (U = 4457, p = .036, r = -0.197), and the five-category creator type analysis confirmed this (H[4] = 12.764, p = .012). Healthcare professionals scored highest (Mdn = 45.0), followed by certified fitness professionals (Mdn = 39.5), organisations (Mdn = 39.0), fitness influencers (Mdn = 36.0), and general users lowest (Mdn = 33.0). It can be concluded that c</w:t>
+        <w:t>Research Question 2: Does creator type moderate quality scores? The binary professional versus non-professional comparison was statistically significant (U = 4457, p = .036, r_rb = −0.197), and the five-category creator type analysis confirmed this (H[4] = 12.764, p = .012). Healthcare professionals scored highest (Mdn = 45.0), followed by certified fitness professionals (Mdn = 39.5), organisations (Mdn = 39.0), fitness influencers (Mdn = 36.0), and general users lowest (Mdn = 33.0). It can be concluded tha</w:t>
       </w:r>
       <w:r>
         <w:rPr>
           <w:rFonts w:cs="Times New Roman"/>
         </w:rPr>
-        <w:t>reator type influences information quality in a graded fashion, with credentialed professionals producing measurably higher-quality content.</w:t>
+        <w:t>t creator type influences information quality in a graded fashion, with credentialed professionals producing measurably higher-quality content.</w:t>
       </w:r>
     </w:p>
     <w:p>
@@ -13151,7 +13132,7 @@
         <w:pStyle w:val="Heading1"/>
         <w:spacing w:before="0" w:after="240"/>
       </w:pPr>
-      <w:bookmarkStart w:id="34" w:name="_Toc225789609"/>
+      <w:bookmarkStart w:id="34" w:name="_Toc225790139"/>
       <w:r>
         <w:rPr>
           <w:rFonts w:ascii="Times New Roman" w:hAnsi="Times New Roman" w:cs="Times New Roman"/>
@@ -13255,7 +13236,7 @@
         <w:pStyle w:val="Heading2"/>
         <w:spacing w:before="0" w:after="200"/>
       </w:pPr>
-      <w:bookmarkStart w:id="35" w:name="_Toc225789610"/>
+      <w:bookmarkStart w:id="35" w:name="_Toc225790140"/>
       <w:r>
         <w:rPr>
           <w:rFonts w:ascii="Times New Roman" w:hAnsi="Times New Roman" w:cs="Times New Roman"/>
@@ -13337,7 +13318,7 @@
       <w:pPr>
         <w:pStyle w:val="Heading1"/>
       </w:pPr>
-      <w:bookmarkStart w:id="36" w:name="_Toc225789611"/>
+      <w:bookmarkStart w:id="36" w:name="_Toc225790141"/>
       <w:r>
         <w:rPr>
           <w:rFonts w:ascii="Times New Roman" w:hAnsi="Times New Roman"/>
@@ -13820,7 +13801,7 @@
         <w:pStyle w:val="Heading1"/>
         <w:jc w:val="left"/>
       </w:pPr>
-      <w:bookmarkStart w:id="37" w:name="_Toc225789612"/>
+      <w:bookmarkStart w:id="37" w:name="_Toc225790142"/>
       <w:r>
         <w:lastRenderedPageBreak/>
         <w:t>ANNEXES</w:t>
@@ -15831,7 +15812,7 @@
           </w:tcPr>
           <w:p>
             <w:r>
-              <w:t>r</w:t>
+              <w:t>r_rb</w:t>
             </w:r>
           </w:p>
         </w:tc>
@@ -18696,10 +18677,10 @@
           <w:noProof/>
         </w:rPr>
         <w:drawing>
-          <wp:inline distT="0" distB="0" distL="0" distR="0" wp14:anchorId="12654DAF" wp14:editId="5361E96C">
+          <wp:inline distT="0" distB="0" distL="0" distR="0" wp14:anchorId="581ADC8C" wp14:editId="198BD515">
             <wp:extent cx="5669280" cy="4009568"/>
             <wp:effectExtent l="0" t="0" r="0" b="0"/>
-            <wp:docPr id="329102185" name="Picture 329102185"/>
+            <wp:docPr id="874691401" name="Picture 874691401"/>
             <wp:cNvGraphicFramePr>
               <a:graphicFrameLocks xmlns:a="http://schemas.openxmlformats.org/drawingml/2006/main" noChangeAspect="1"/>
             </wp:cNvGraphicFramePr>
@@ -18959,31 +18940,31 @@
       </w:rPr>
     </w:lvl>
   </w:abstractNum>
-  <w:num w:numId="1" w16cid:durableId="1848595808">
+  <w:num w:numId="1" w16cid:durableId="1995521257">
     <w:abstractNumId w:val="8"/>
   </w:num>
-  <w:num w:numId="2" w16cid:durableId="622811154">
+  <w:num w:numId="2" w16cid:durableId="1916550759">
     <w:abstractNumId w:val="6"/>
   </w:num>
-  <w:num w:numId="3" w16cid:durableId="2121798495">
+  <w:num w:numId="3" w16cid:durableId="663319527">
     <w:abstractNumId w:val="5"/>
   </w:num>
-  <w:num w:numId="4" w16cid:durableId="1849950908">
+  <w:num w:numId="4" w16cid:durableId="716779395">
     <w:abstractNumId w:val="4"/>
   </w:num>
-  <w:num w:numId="5" w16cid:durableId="294144965">
+  <w:num w:numId="5" w16cid:durableId="288630438">
     <w:abstractNumId w:val="7"/>
   </w:num>
-  <w:num w:numId="6" w16cid:durableId="1949315173">
+  <w:num w:numId="6" w16cid:durableId="1102802903">
     <w:abstractNumId w:val="3"/>
   </w:num>
-  <w:num w:numId="7" w16cid:durableId="1582981491">
+  <w:num w:numId="7" w16cid:durableId="44108523">
     <w:abstractNumId w:val="2"/>
   </w:num>
-  <w:num w:numId="8" w16cid:durableId="1739402354">
+  <w:num w:numId="8" w16cid:durableId="317459305">
     <w:abstractNumId w:val="1"/>
   </w:num>
-  <w:num w:numId="9" w16cid:durableId="1895461932">
+  <w:num w:numId="9" w16cid:durableId="1136531711">
     <w:abstractNumId w:val="0"/>
   </w:num>
 </w:numbering>
@@ -30380,7 +30361,7 @@
     <w:autoRedefine/>
     <w:uiPriority w:val="39"/>
     <w:unhideWhenUsed/>
-    <w:rsid w:val="00CB6230"/>
+    <w:rsid w:val="00362A0C"/>
     <w:pPr>
       <w:spacing w:after="100"/>
     </w:pPr>
@@ -30392,7 +30373,7 @@
     <w:autoRedefine/>
     <w:uiPriority w:val="39"/>
     <w:unhideWhenUsed/>
-    <w:rsid w:val="00CB6230"/>
+    <w:rsid w:val="00362A0C"/>
     <w:pPr>
       <w:spacing w:after="100"/>
       <w:ind w:left="240"/>
@@ -30403,7 +30384,7 @@
     <w:basedOn w:val="DefaultParagraphFont"/>
     <w:uiPriority w:val="99"/>
     <w:unhideWhenUsed/>
-    <w:rsid w:val="00CB6230"/>
+    <w:rsid w:val="00362A0C"/>
     <w:rPr>
       <w:color w:val="0000FF" w:themeColor="hyperlink"/>
       <w:u w:val="single"/>

--- a/final/thesis_complete.docx
+++ b/final/thesis_complete.docx
@@ -571,7 +571,7 @@
       <w:r>
         <w:fldChar w:fldCharType="separate"/>
       </w:r>
-      <w:hyperlink w:anchor="_Toc225790105" w:history="1">
+      <w:hyperlink w:anchor="_Toc225845864" w:history="1">
         <w:r>
           <w:rPr>
             <w:rStyle w:val="Hyperlink"/>
@@ -598,7 +598,7 @@
             <w:noProof/>
             <w:webHidden/>
           </w:rPr>
-          <w:instrText xml:space="preserve"> PAGEREF _Toc225790105 \h </w:instrText>
+          <w:instrText xml:space="preserve"> PAGEREF _Toc225845864 \h </w:instrText>
         </w:r>
         <w:r>
           <w:rPr>
@@ -639,7 +639,7 @@
           <w:noProof/>
         </w:rPr>
       </w:pPr>
-      <w:hyperlink w:anchor="_Toc225790106" w:history="1">
+      <w:hyperlink w:anchor="_Toc225845865" w:history="1">
         <w:r>
           <w:rPr>
             <w:rStyle w:val="Hyperlink"/>
@@ -666,7 +666,7 @@
             <w:noProof/>
             <w:webHidden/>
           </w:rPr>
-          <w:instrText xml:space="preserve"> PAGEREF _Toc225790106 \h </w:instrText>
+          <w:instrText xml:space="preserve"> PAGEREF _Toc225845865 \h </w:instrText>
         </w:r>
         <w:r>
           <w:rPr>
@@ -707,7 +707,7 @@
           <w:noProof/>
         </w:rPr>
       </w:pPr>
-      <w:hyperlink w:anchor="_Toc225790107" w:history="1">
+      <w:hyperlink w:anchor="_Toc225845866" w:history="1">
         <w:r>
           <w:rPr>
             <w:rStyle w:val="Hyperlink"/>
@@ -734,7 +734,7 @@
             <w:noProof/>
             <w:webHidden/>
           </w:rPr>
-          <w:instrText xml:space="preserve"> PAGEREF _Toc225790107 \h </w:instrText>
+          <w:instrText xml:space="preserve"> PAGEREF _Toc225845866 \h </w:instrText>
         </w:r>
         <w:r>
           <w:rPr>
@@ -775,7 +775,7 @@
           <w:noProof/>
         </w:rPr>
       </w:pPr>
-      <w:hyperlink w:anchor="_Toc225790108" w:history="1">
+      <w:hyperlink w:anchor="_Toc225845867" w:history="1">
         <w:r>
           <w:rPr>
             <w:rStyle w:val="Hyperlink"/>
@@ -802,7 +802,7 @@
             <w:noProof/>
             <w:webHidden/>
           </w:rPr>
-          <w:instrText xml:space="preserve"> PAGEREF _Toc225790108 \h </w:instrText>
+          <w:instrText xml:space="preserve"> PAGEREF _Toc225845867 \h </w:instrText>
         </w:r>
         <w:r>
           <w:rPr>
@@ -843,7 +843,7 @@
           <w:noProof/>
         </w:rPr>
       </w:pPr>
-      <w:hyperlink w:anchor="_Toc225790109" w:history="1">
+      <w:hyperlink w:anchor="_Toc225845868" w:history="1">
         <w:r>
           <w:rPr>
             <w:rStyle w:val="Hyperlink"/>
@@ -870,7 +870,7 @@
             <w:noProof/>
             <w:webHidden/>
           </w:rPr>
-          <w:instrText xml:space="preserve"> PAGEREF _Toc225790109 \h </w:instrText>
+          <w:instrText xml:space="preserve"> PAGEREF _Toc225845868 \h </w:instrText>
         </w:r>
         <w:r>
           <w:rPr>
@@ -911,7 +911,7 @@
           <w:noProof/>
         </w:rPr>
       </w:pPr>
-      <w:hyperlink w:anchor="_Toc225790110" w:history="1">
+      <w:hyperlink w:anchor="_Toc225845869" w:history="1">
         <w:r>
           <w:rPr>
             <w:rStyle w:val="Hyperlink"/>
@@ -938,7 +938,7 @@
             <w:noProof/>
             <w:webHidden/>
           </w:rPr>
-          <w:instrText xml:space="preserve"> PAGEREF _Toc225790110 \h </w:instrText>
+          <w:instrText xml:space="preserve"> PAGEREF _Toc225845869 \h </w:instrText>
         </w:r>
         <w:r>
           <w:rPr>
@@ -979,7 +979,7 @@
           <w:noProof/>
         </w:rPr>
       </w:pPr>
-      <w:hyperlink w:anchor="_Toc225790111" w:history="1">
+      <w:hyperlink w:anchor="_Toc225845870" w:history="1">
         <w:r>
           <w:rPr>
             <w:rStyle w:val="Hyperlink"/>
@@ -1006,7 +1006,7 @@
             <w:noProof/>
             <w:webHidden/>
           </w:rPr>
-          <w:instrText xml:space="preserve"> PAGEREF _Toc225790111 \h </w:instrText>
+          <w:instrText xml:space="preserve"> PAGEREF _Toc225845870 \h </w:instrText>
         </w:r>
         <w:r>
           <w:rPr>
@@ -1047,7 +1047,7 @@
           <w:noProof/>
         </w:rPr>
       </w:pPr>
-      <w:hyperlink w:anchor="_Toc225790112" w:history="1">
+      <w:hyperlink w:anchor="_Toc225845871" w:history="1">
         <w:r>
           <w:rPr>
             <w:rStyle w:val="Hyperlink"/>
@@ -1074,7 +1074,7 @@
             <w:noProof/>
             <w:webHidden/>
           </w:rPr>
-          <w:instrText xml:space="preserve"> PAGEREF _Toc225790112 \h </w:instrText>
+          <w:instrText xml:space="preserve"> PAGEREF _Toc225845871 \h </w:instrText>
         </w:r>
         <w:r>
           <w:rPr>
@@ -1115,7 +1115,7 @@
           <w:noProof/>
         </w:rPr>
       </w:pPr>
-      <w:hyperlink w:anchor="_Toc225790113" w:history="1">
+      <w:hyperlink w:anchor="_Toc225845872" w:history="1">
         <w:r>
           <w:rPr>
             <w:rStyle w:val="Hyperlink"/>
@@ -1142,7 +1142,7 @@
             <w:noProof/>
             <w:webHidden/>
           </w:rPr>
-          <w:instrText xml:space="preserve"> PAGEREF _Toc225790113 \h </w:instrText>
+          <w:instrText xml:space="preserve"> PAGEREF _Toc225845872 \h </w:instrText>
         </w:r>
         <w:r>
           <w:rPr>
@@ -1183,7 +1183,7 @@
           <w:noProof/>
         </w:rPr>
       </w:pPr>
-      <w:hyperlink w:anchor="_Toc225790114" w:history="1">
+      <w:hyperlink w:anchor="_Toc225845873" w:history="1">
         <w:r>
           <w:rPr>
             <w:rStyle w:val="Hyperlink"/>
@@ -1211,7 +1211,7 @@
             <w:noProof/>
             <w:webHidden/>
           </w:rPr>
-          <w:instrText xml:space="preserve"> PAGEREF _Toc225790114 \h </w:instrText>
+          <w:instrText xml:space="preserve"> PAGEREF _Toc225845873 \h </w:instrText>
         </w:r>
         <w:r>
           <w:rPr>
@@ -1252,7 +1252,7 @@
           <w:noProof/>
         </w:rPr>
       </w:pPr>
-      <w:hyperlink w:anchor="_Toc225790115" w:history="1">
+      <w:hyperlink w:anchor="_Toc225845874" w:history="1">
         <w:r>
           <w:rPr>
             <w:rStyle w:val="Hyperlink"/>
@@ -1280,7 +1280,7 @@
             <w:noProof/>
             <w:webHidden/>
           </w:rPr>
-          <w:instrText xml:space="preserve"> PAGEREF _Toc225790115 \h </w:instrText>
+          <w:instrText xml:space="preserve"> PAGEREF _Toc225845874 \h </w:instrText>
         </w:r>
         <w:r>
           <w:rPr>
@@ -1321,7 +1321,7 @@
           <w:noProof/>
         </w:rPr>
       </w:pPr>
-      <w:hyperlink w:anchor="_Toc225790116" w:history="1">
+      <w:hyperlink w:anchor="_Toc225845875" w:history="1">
         <w:r>
           <w:rPr>
             <w:rStyle w:val="Hyperlink"/>
@@ -1349,7 +1349,7 @@
             <w:noProof/>
             <w:webHidden/>
           </w:rPr>
-          <w:instrText xml:space="preserve"> PAGEREF _Toc225790116 \h </w:instrText>
+          <w:instrText xml:space="preserve"> PAGEREF _Toc225845875 \h </w:instrText>
         </w:r>
         <w:r>
           <w:rPr>
@@ -1390,7 +1390,7 @@
           <w:noProof/>
         </w:rPr>
       </w:pPr>
-      <w:hyperlink w:anchor="_Toc225790117" w:history="1">
+      <w:hyperlink w:anchor="_Toc225845876" w:history="1">
         <w:r>
           <w:rPr>
             <w:rStyle w:val="Hyperlink"/>
@@ -1418,7 +1418,7 @@
             <w:noProof/>
             <w:webHidden/>
           </w:rPr>
-          <w:instrText xml:space="preserve"> PAGEREF _Toc225790117 \h </w:instrText>
+          <w:instrText xml:space="preserve"> PAGEREF _Toc225845876 \h </w:instrText>
         </w:r>
         <w:r>
           <w:rPr>
@@ -1459,7 +1459,7 @@
           <w:noProof/>
         </w:rPr>
       </w:pPr>
-      <w:hyperlink w:anchor="_Toc225790118" w:history="1">
+      <w:hyperlink w:anchor="_Toc225845877" w:history="1">
         <w:r>
           <w:rPr>
             <w:rStyle w:val="Hyperlink"/>
@@ -1487,7 +1487,7 @@
             <w:noProof/>
             <w:webHidden/>
           </w:rPr>
-          <w:instrText xml:space="preserve"> PAGEREF _Toc225790118 \h </w:instrText>
+          <w:instrText xml:space="preserve"> PAGEREF _Toc225845877 \h </w:instrText>
         </w:r>
         <w:r>
           <w:rPr>
@@ -1528,7 +1528,7 @@
           <w:noProof/>
         </w:rPr>
       </w:pPr>
-      <w:hyperlink w:anchor="_Toc225790119" w:history="1">
+      <w:hyperlink w:anchor="_Toc225845878" w:history="1">
         <w:r>
           <w:rPr>
             <w:rStyle w:val="Hyperlink"/>
@@ -1556,7 +1556,7 @@
             <w:noProof/>
             <w:webHidden/>
           </w:rPr>
-          <w:instrText xml:space="preserve"> PAGEREF _Toc225790119 \h </w:instrText>
+          <w:instrText xml:space="preserve"> PAGEREF _Toc225845878 \h </w:instrText>
         </w:r>
         <w:r>
           <w:rPr>
@@ -1597,7 +1597,7 @@
           <w:noProof/>
         </w:rPr>
       </w:pPr>
-      <w:hyperlink w:anchor="_Toc225790120" w:history="1">
+      <w:hyperlink w:anchor="_Toc225845879" w:history="1">
         <w:r>
           <w:rPr>
             <w:rStyle w:val="Hyperlink"/>
@@ -1625,7 +1625,7 @@
             <w:noProof/>
             <w:webHidden/>
           </w:rPr>
-          <w:instrText xml:space="preserve"> PAGEREF _Toc225790120 \h </w:instrText>
+          <w:instrText xml:space="preserve"> PAGEREF _Toc225845879 \h </w:instrText>
         </w:r>
         <w:r>
           <w:rPr>
@@ -1666,7 +1666,7 @@
           <w:noProof/>
         </w:rPr>
       </w:pPr>
-      <w:hyperlink w:anchor="_Toc225790121" w:history="1">
+      <w:hyperlink w:anchor="_Toc225845880" w:history="1">
         <w:r>
           <w:rPr>
             <w:rStyle w:val="Hyperlink"/>
@@ -1694,7 +1694,7 @@
             <w:noProof/>
             <w:webHidden/>
           </w:rPr>
-          <w:instrText xml:space="preserve"> PAGEREF _Toc225790121 \h </w:instrText>
+          <w:instrText xml:space="preserve"> PAGEREF _Toc225845880 \h </w:instrText>
         </w:r>
         <w:r>
           <w:rPr>
@@ -1735,7 +1735,7 @@
           <w:noProof/>
         </w:rPr>
       </w:pPr>
-      <w:hyperlink w:anchor="_Toc225790122" w:history="1">
+      <w:hyperlink w:anchor="_Toc225845881" w:history="1">
         <w:r>
           <w:rPr>
             <w:rStyle w:val="Hyperlink"/>
@@ -1763,7 +1763,7 @@
             <w:noProof/>
             <w:webHidden/>
           </w:rPr>
-          <w:instrText xml:space="preserve"> PAGEREF _Toc225790122 \h </w:instrText>
+          <w:instrText xml:space="preserve"> PAGEREF _Toc225845881 \h </w:instrText>
         </w:r>
         <w:r>
           <w:rPr>
@@ -1804,7 +1804,7 @@
           <w:noProof/>
         </w:rPr>
       </w:pPr>
-      <w:hyperlink w:anchor="_Toc225790123" w:history="1">
+      <w:hyperlink w:anchor="_Toc225845882" w:history="1">
         <w:r>
           <w:rPr>
             <w:rStyle w:val="Hyperlink"/>
@@ -1832,7 +1832,7 @@
             <w:noProof/>
             <w:webHidden/>
           </w:rPr>
-          <w:instrText xml:space="preserve"> PAGEREF _Toc225790123 \h </w:instrText>
+          <w:instrText xml:space="preserve"> PAGEREF _Toc225845882 \h </w:instrText>
         </w:r>
         <w:r>
           <w:rPr>
@@ -1873,7 +1873,7 @@
           <w:noProof/>
         </w:rPr>
       </w:pPr>
-      <w:hyperlink w:anchor="_Toc225790124" w:history="1">
+      <w:hyperlink w:anchor="_Toc225845883" w:history="1">
         <w:r>
           <w:rPr>
             <w:rStyle w:val="Hyperlink"/>
@@ -1901,7 +1901,7 @@
             <w:noProof/>
             <w:webHidden/>
           </w:rPr>
-          <w:instrText xml:space="preserve"> PAGEREF _Toc225790124 \h </w:instrText>
+          <w:instrText xml:space="preserve"> PAGEREF _Toc225845883 \h </w:instrText>
         </w:r>
         <w:r>
           <w:rPr>
@@ -1942,7 +1942,7 @@
           <w:noProof/>
         </w:rPr>
       </w:pPr>
-      <w:hyperlink w:anchor="_Toc225790125" w:history="1">
+      <w:hyperlink w:anchor="_Toc225845884" w:history="1">
         <w:r>
           <w:rPr>
             <w:rStyle w:val="Hyperlink"/>
@@ -1970,7 +1970,7 @@
             <w:noProof/>
             <w:webHidden/>
           </w:rPr>
-          <w:instrText xml:space="preserve"> PAGEREF _Toc225790125 \h </w:instrText>
+          <w:instrText xml:space="preserve"> PAGEREF _Toc225845884 \h </w:instrText>
         </w:r>
         <w:r>
           <w:rPr>
@@ -2011,7 +2011,7 @@
           <w:noProof/>
         </w:rPr>
       </w:pPr>
-      <w:hyperlink w:anchor="_Toc225790126" w:history="1">
+      <w:hyperlink w:anchor="_Toc225845885" w:history="1">
         <w:r>
           <w:rPr>
             <w:rStyle w:val="Hyperlink"/>
@@ -2039,7 +2039,7 @@
             <w:noProof/>
             <w:webHidden/>
           </w:rPr>
-          <w:instrText xml:space="preserve"> PAGEREF _Toc225790126 \h </w:instrText>
+          <w:instrText xml:space="preserve"> PAGEREF _Toc225845885 \h </w:instrText>
         </w:r>
         <w:r>
           <w:rPr>
@@ -2080,7 +2080,7 @@
           <w:noProof/>
         </w:rPr>
       </w:pPr>
-      <w:hyperlink w:anchor="_Toc225790127" w:history="1">
+      <w:hyperlink w:anchor="_Toc225845886" w:history="1">
         <w:r>
           <w:rPr>
             <w:rStyle w:val="Hyperlink"/>
@@ -2108,7 +2108,7 @@
             <w:noProof/>
             <w:webHidden/>
           </w:rPr>
-          <w:instrText xml:space="preserve"> PAGEREF _Toc225790127 \h </w:instrText>
+          <w:instrText xml:space="preserve"> PAGEREF _Toc225845886 \h </w:instrText>
         </w:r>
         <w:r>
           <w:rPr>
@@ -2149,7 +2149,7 @@
           <w:noProof/>
         </w:rPr>
       </w:pPr>
-      <w:hyperlink w:anchor="_Toc225790128" w:history="1">
+      <w:hyperlink w:anchor="_Toc225845887" w:history="1">
         <w:r>
           <w:rPr>
             <w:rStyle w:val="Hyperlink"/>
@@ -2177,7 +2177,7 @@
             <w:noProof/>
             <w:webHidden/>
           </w:rPr>
-          <w:instrText xml:space="preserve"> PAGEREF _Toc225790128 \h </w:instrText>
+          <w:instrText xml:space="preserve"> PAGEREF _Toc225845887 \h </w:instrText>
         </w:r>
         <w:r>
           <w:rPr>
@@ -2218,7 +2218,7 @@
           <w:noProof/>
         </w:rPr>
       </w:pPr>
-      <w:hyperlink w:anchor="_Toc225790129" w:history="1">
+      <w:hyperlink w:anchor="_Toc225845888" w:history="1">
         <w:r>
           <w:rPr>
             <w:rStyle w:val="Hyperlink"/>
@@ -2246,7 +2246,7 @@
             <w:noProof/>
             <w:webHidden/>
           </w:rPr>
-          <w:instrText xml:space="preserve"> PAGEREF _Toc225790129 \h </w:instrText>
+          <w:instrText xml:space="preserve"> PAGEREF _Toc225845888 \h </w:instrText>
         </w:r>
         <w:r>
           <w:rPr>
@@ -2287,7 +2287,7 @@
           <w:noProof/>
         </w:rPr>
       </w:pPr>
-      <w:hyperlink w:anchor="_Toc225790130" w:history="1">
+      <w:hyperlink w:anchor="_Toc225845889" w:history="1">
         <w:r>
           <w:rPr>
             <w:rStyle w:val="Hyperlink"/>
@@ -2315,7 +2315,7 @@
             <w:noProof/>
             <w:webHidden/>
           </w:rPr>
-          <w:instrText xml:space="preserve"> PAGEREF _Toc225790130 \h </w:instrText>
+          <w:instrText xml:space="preserve"> PAGEREF _Toc225845889 \h </w:instrText>
         </w:r>
         <w:r>
           <w:rPr>
@@ -2356,7 +2356,7 @@
           <w:noProof/>
         </w:rPr>
       </w:pPr>
-      <w:hyperlink w:anchor="_Toc225790131" w:history="1">
+      <w:hyperlink w:anchor="_Toc225845890" w:history="1">
         <w:r>
           <w:rPr>
             <w:rStyle w:val="Hyperlink"/>
@@ -2384,7 +2384,7 @@
             <w:noProof/>
             <w:webHidden/>
           </w:rPr>
-          <w:instrText xml:space="preserve"> PAGEREF _Toc225790131 \h </w:instrText>
+          <w:instrText xml:space="preserve"> PAGEREF _Toc225845890 \h </w:instrText>
         </w:r>
         <w:r>
           <w:rPr>
@@ -2425,7 +2425,7 @@
           <w:noProof/>
         </w:rPr>
       </w:pPr>
-      <w:hyperlink w:anchor="_Toc225790132" w:history="1">
+      <w:hyperlink w:anchor="_Toc225845891" w:history="1">
         <w:r>
           <w:rPr>
             <w:rStyle w:val="Hyperlink"/>
@@ -2453,7 +2453,7 @@
             <w:noProof/>
             <w:webHidden/>
           </w:rPr>
-          <w:instrText xml:space="preserve"> PAGEREF _Toc225790132 \h </w:instrText>
+          <w:instrText xml:space="preserve"> PAGEREF _Toc225845891 \h </w:instrText>
         </w:r>
         <w:r>
           <w:rPr>
@@ -2494,7 +2494,7 @@
           <w:noProof/>
         </w:rPr>
       </w:pPr>
-      <w:hyperlink w:anchor="_Toc225790133" w:history="1">
+      <w:hyperlink w:anchor="_Toc225845892" w:history="1">
         <w:r>
           <w:rPr>
             <w:rStyle w:val="Hyperlink"/>
@@ -2522,7 +2522,7 @@
             <w:noProof/>
             <w:webHidden/>
           </w:rPr>
-          <w:instrText xml:space="preserve"> PAGEREF _Toc225790133 \h </w:instrText>
+          <w:instrText xml:space="preserve"> PAGEREF _Toc225845892 \h </w:instrText>
         </w:r>
         <w:r>
           <w:rPr>
@@ -2563,7 +2563,7 @@
           <w:noProof/>
         </w:rPr>
       </w:pPr>
-      <w:hyperlink w:anchor="_Toc225790134" w:history="1">
+      <w:hyperlink w:anchor="_Toc225845893" w:history="1">
         <w:r>
           <w:rPr>
             <w:rStyle w:val="Hyperlink"/>
@@ -2591,7 +2591,7 @@
             <w:noProof/>
             <w:webHidden/>
           </w:rPr>
-          <w:instrText xml:space="preserve"> PAGEREF _Toc225790134 \h </w:instrText>
+          <w:instrText xml:space="preserve"> PAGEREF _Toc225845893 \h </w:instrText>
         </w:r>
         <w:r>
           <w:rPr>
@@ -2632,7 +2632,7 @@
           <w:noProof/>
         </w:rPr>
       </w:pPr>
-      <w:hyperlink w:anchor="_Toc225790135" w:history="1">
+      <w:hyperlink w:anchor="_Toc225845894" w:history="1">
         <w:r>
           <w:rPr>
             <w:rStyle w:val="Hyperlink"/>
@@ -2660,7 +2660,7 @@
             <w:noProof/>
             <w:webHidden/>
           </w:rPr>
-          <w:instrText xml:space="preserve"> PAGEREF _Toc225790135 \h </w:instrText>
+          <w:instrText xml:space="preserve"> PAGEREF _Toc225845894 \h </w:instrText>
         </w:r>
         <w:r>
           <w:rPr>
@@ -2701,7 +2701,7 @@
           <w:noProof/>
         </w:rPr>
       </w:pPr>
-      <w:hyperlink w:anchor="_Toc225790136" w:history="1">
+      <w:hyperlink w:anchor="_Toc225845895" w:history="1">
         <w:r>
           <w:rPr>
             <w:rStyle w:val="Hyperlink"/>
@@ -2729,7 +2729,7 @@
             <w:noProof/>
             <w:webHidden/>
           </w:rPr>
-          <w:instrText xml:space="preserve"> PAGEREF _Toc225790136 \h </w:instrText>
+          <w:instrText xml:space="preserve"> PAGEREF _Toc225845895 \h </w:instrText>
         </w:r>
         <w:r>
           <w:rPr>
@@ -2770,7 +2770,7 @@
           <w:noProof/>
         </w:rPr>
       </w:pPr>
-      <w:hyperlink w:anchor="_Toc225790137" w:history="1">
+      <w:hyperlink w:anchor="_Toc225845896" w:history="1">
         <w:r>
           <w:rPr>
             <w:rStyle w:val="Hyperlink"/>
@@ -2798,7 +2798,7 @@
             <w:noProof/>
             <w:webHidden/>
           </w:rPr>
-          <w:instrText xml:space="preserve"> PAGEREF _Toc225790137 \h </w:instrText>
+          <w:instrText xml:space="preserve"> PAGEREF _Toc225845896 \h </w:instrText>
         </w:r>
         <w:r>
           <w:rPr>
@@ -2839,7 +2839,7 @@
           <w:noProof/>
         </w:rPr>
       </w:pPr>
-      <w:hyperlink w:anchor="_Toc225790138" w:history="1">
+      <w:hyperlink w:anchor="_Toc225845897" w:history="1">
         <w:r>
           <w:rPr>
             <w:rStyle w:val="Hyperlink"/>
@@ -2867,7 +2867,7 @@
             <w:noProof/>
             <w:webHidden/>
           </w:rPr>
-          <w:instrText xml:space="preserve"> PAGEREF _Toc225790138 \h </w:instrText>
+          <w:instrText xml:space="preserve"> PAGEREF _Toc225845897 \h </w:instrText>
         </w:r>
         <w:r>
           <w:rPr>
@@ -2908,7 +2908,7 @@
           <w:noProof/>
         </w:rPr>
       </w:pPr>
-      <w:hyperlink w:anchor="_Toc225790139" w:history="1">
+      <w:hyperlink w:anchor="_Toc225845898" w:history="1">
         <w:r>
           <w:rPr>
             <w:rStyle w:val="Hyperlink"/>
@@ -2936,7 +2936,7 @@
             <w:noProof/>
             <w:webHidden/>
           </w:rPr>
-          <w:instrText xml:space="preserve"> PAGEREF _Toc225790139 \h </w:instrText>
+          <w:instrText xml:space="preserve"> PAGEREF _Toc225845898 \h </w:instrText>
         </w:r>
         <w:r>
           <w:rPr>
@@ -2977,7 +2977,7 @@
           <w:noProof/>
         </w:rPr>
       </w:pPr>
-      <w:hyperlink w:anchor="_Toc225790140" w:history="1">
+      <w:hyperlink w:anchor="_Toc225845899" w:history="1">
         <w:r>
           <w:rPr>
             <w:rStyle w:val="Hyperlink"/>
@@ -3005,7 +3005,7 @@
             <w:noProof/>
             <w:webHidden/>
           </w:rPr>
-          <w:instrText xml:space="preserve"> PAGEREF _Toc225790140 \h </w:instrText>
+          <w:instrText xml:space="preserve"> PAGEREF _Toc225845899 \h </w:instrText>
         </w:r>
         <w:r>
           <w:rPr>
@@ -3046,7 +3046,7 @@
           <w:noProof/>
         </w:rPr>
       </w:pPr>
-      <w:hyperlink w:anchor="_Toc225790141" w:history="1">
+      <w:hyperlink w:anchor="_Toc225845900" w:history="1">
         <w:r>
           <w:rPr>
             <w:rStyle w:val="Hyperlink"/>
@@ -3073,7 +3073,7 @@
             <w:noProof/>
             <w:webHidden/>
           </w:rPr>
-          <w:instrText xml:space="preserve"> PAGEREF _Toc225790141 \h </w:instrText>
+          <w:instrText xml:space="preserve"> PAGEREF _Toc225845900 \h </w:instrText>
         </w:r>
         <w:r>
           <w:rPr>
@@ -3114,7 +3114,7 @@
           <w:noProof/>
         </w:rPr>
       </w:pPr>
-      <w:hyperlink w:anchor="_Toc225790142" w:history="1">
+      <w:hyperlink w:anchor="_Toc225845901" w:history="1">
         <w:r>
           <w:rPr>
             <w:rStyle w:val="Hyperlink"/>
@@ -3141,7 +3141,7 @@
             <w:noProof/>
             <w:webHidden/>
           </w:rPr>
-          <w:instrText xml:space="preserve"> PAGEREF _Toc225790142 \h </w:instrText>
+          <w:instrText xml:space="preserve"> PAGEREF _Toc225845901 \h </w:instrText>
         </w:r>
         <w:r>
           <w:rPr>
@@ -3161,7 +3161,7 @@
             <w:noProof/>
             <w:webHidden/>
           </w:rPr>
-          <w:t>66</w:t>
+          <w:t>65</w:t>
         </w:r>
         <w:r>
           <w:rPr>
@@ -3552,7 +3552,7 @@
       <w:pPr>
         <w:pStyle w:val="Heading1"/>
       </w:pPr>
-      <w:bookmarkStart w:id="0" w:name="_Toc225790105"/>
+      <w:bookmarkStart w:id="0" w:name="_Toc225845864"/>
       <w:r>
         <w:rPr>
           <w:rFonts w:ascii="Times New Roman" w:hAnsi="Times New Roman"/>
@@ -3612,7 +3612,7 @@
       <w:pPr>
         <w:pStyle w:val="Heading1"/>
       </w:pPr>
-      <w:bookmarkStart w:id="1" w:name="_Toc225790106"/>
+      <w:bookmarkStart w:id="1" w:name="_Toc225845865"/>
       <w:r>
         <w:rPr>
           <w:rFonts w:ascii="Times New Roman" w:hAnsi="Times New Roman"/>
@@ -3627,7 +3627,7 @@
       <w:pPr>
         <w:pStyle w:val="Heading2"/>
       </w:pPr>
-      <w:bookmarkStart w:id="2" w:name="_Toc225790107"/>
+      <w:bookmarkStart w:id="2" w:name="_Toc225845866"/>
       <w:r>
         <w:rPr>
           <w:rFonts w:ascii="Times New Roman" w:hAnsi="Times New Roman"/>
@@ -3690,7 +3690,7 @@
       <w:pPr>
         <w:pStyle w:val="Heading2"/>
       </w:pPr>
-      <w:bookmarkStart w:id="3" w:name="_Toc225790108"/>
+      <w:bookmarkStart w:id="3" w:name="_Toc225845867"/>
       <w:r>
         <w:rPr>
           <w:rFonts w:ascii="Times New Roman" w:hAnsi="Times New Roman"/>
@@ -3759,7 +3759,7 @@
       <w:pPr>
         <w:pStyle w:val="Heading2"/>
       </w:pPr>
-      <w:bookmarkStart w:id="4" w:name="_Toc225790109"/>
+      <w:bookmarkStart w:id="4" w:name="_Toc225845868"/>
       <w:r>
         <w:rPr>
           <w:rFonts w:ascii="Times New Roman" w:hAnsi="Times New Roman"/>
@@ -3811,7 +3811,7 @@
       <w:pPr>
         <w:pStyle w:val="Heading2"/>
       </w:pPr>
-      <w:bookmarkStart w:id="5" w:name="_Toc225790110"/>
+      <w:bookmarkStart w:id="5" w:name="_Toc225845869"/>
       <w:r>
         <w:rPr>
           <w:rFonts w:ascii="Times New Roman" w:hAnsi="Times New Roman"/>
@@ -3835,7 +3835,7 @@
         <w:t>Each major social media platform possesses distinct characteristics that shape the nature and quality of health content. YouTube, as the world's largest video-sharing platform, supports long-form educational content and has become a major source of exercise tutorials and health information. However, its algorithmic recommendation system prioritises engagement metrics such as views, watch time, and click-through rates, which do not necessarily correlate with accuracy or quality (Li et al., 2024). A 2022 stud</w:t>
       </w:r>
       <w:r>
-        <w:t>y evaluating YouTube videos recommending exercises during the COVID-19 lockdown found mean DISCERN scores of only 2.29 out of 5 and mean Global Quality Scale (GQS) scores of 2.32, indicating low overall quality (Czenczek-Lewandowska et al., 2022).</w:t>
+        <w:t>y evaluating YouTube videos recommending exercises during the COVID-19 lockdown found mean DISCERN scores of only 2.29 out of 5 and mean Global Quality Scale (GQS) scores of 2.32, indicating low overall quality (Rodriguez-Rodriguez et al., 2022).</w:t>
       </w:r>
     </w:p>
     <w:p/>
@@ -3874,7 +3874,7 @@
       <w:pPr>
         <w:pStyle w:val="Heading2"/>
       </w:pPr>
-      <w:bookmarkStart w:id="6" w:name="_Toc225790111"/>
+      <w:bookmarkStart w:id="6" w:name="_Toc225845870"/>
       <w:r>
         <w:rPr>
           <w:rFonts w:ascii="Times New Roman" w:hAnsi="Times New Roman"/>
@@ -3935,7 +3935,7 @@
       <w:pPr>
         <w:pStyle w:val="Heading2"/>
       </w:pPr>
-      <w:bookmarkStart w:id="7" w:name="_Toc225790112"/>
+      <w:bookmarkStart w:id="7" w:name="_Toc225845871"/>
       <w:r>
         <w:rPr>
           <w:rFonts w:ascii="Times New Roman" w:hAnsi="Times New Roman"/>
@@ -3996,7 +3996,7 @@
       <w:pPr>
         <w:pStyle w:val="Heading2"/>
       </w:pPr>
-      <w:bookmarkStart w:id="8" w:name="_Toc225790113"/>
+      <w:bookmarkStart w:id="8" w:name="_Toc225845872"/>
       <w:r>
         <w:rPr>
           <w:rFonts w:ascii="Times New Roman" w:hAnsi="Times New Roman"/>
@@ -4077,7 +4077,7 @@
         <w:spacing w:before="0" w:after="240"/>
         <w:jc w:val="center"/>
       </w:pPr>
-      <w:bookmarkStart w:id="9" w:name="_Toc225790114"/>
+      <w:bookmarkStart w:id="9" w:name="_Toc225845873"/>
       <w:r>
         <w:rPr>
           <w:rFonts w:ascii="Times New Roman" w:hAnsi="Times New Roman" w:cs="Times New Roman"/>
@@ -4110,7 +4110,7 @@
         <w:pStyle w:val="Heading2"/>
         <w:jc w:val="left"/>
       </w:pPr>
-      <w:bookmarkStart w:id="10" w:name="_Toc225790115"/>
+      <w:bookmarkStart w:id="10" w:name="_Toc225845874"/>
       <w:r>
         <w:rPr>
           <w:rFonts w:ascii="Times New Roman" w:hAnsi="Times New Roman" w:cs="Times New Roman"/>
@@ -4160,7 +4160,7 @@
         <w:pStyle w:val="Heading2"/>
         <w:jc w:val="left"/>
       </w:pPr>
-      <w:bookmarkStart w:id="11" w:name="_Toc225790116"/>
+      <w:bookmarkStart w:id="11" w:name="_Toc225845875"/>
       <w:r>
         <w:rPr>
           <w:rFonts w:ascii="Times New Roman" w:hAnsi="Times New Roman" w:cs="Times New Roman"/>
@@ -4197,13 +4197,13 @@
         <w:rPr>
           <w:rFonts w:cs="Times New Roman"/>
         </w:rPr>
-        <w:t>The research follows a deductive approach, applying established quality assessment frameworks—the DISCERN instrument and JAMA benchmarks—to evaluate content across a novel four-platform comparison. While these instruments were originally developed for traditional health information materials, they are widely used in studies of YouTube, TikTok, and Instagram health content despite recognised methodological concerns when applied to audiovisual and short-form media (Azer, 2020; Kong et al., 2021; Chea &amp; Lim, 2</w:t>
+        <w:t>The research follows a deductive approach, applying established quality assessment frameworks—the DISCERN instrument and JAMA benchmarks—to evaluate content across a novel four-platform comparison. While these instruments were originally developed for traditional health information materials, they are widely used in studies of YouTube and TikTok health content despite recognised methodological concerns when applied to audiovisual and short-form media (Azer, 2020; Kong et al., 2021; Li et al., 2024). The pre</w:t>
       </w:r>
       <w:r>
         <w:rPr>
           <w:rFonts w:cs="Times New Roman"/>
         </w:rPr>
-        <w:t>023). The present study therefore treats their use as a transparent, controlled adaptation rather than as a platform-specific validation.</w:t>
+        <w:t>sent study therefore treats their use as a transparent, controlled adaptation rather than as a platform-specific validation.</w:t>
       </w:r>
     </w:p>
     <w:p>
@@ -4336,7 +4336,7 @@
         <w:pStyle w:val="Heading2"/>
         <w:jc w:val="left"/>
       </w:pPr>
-      <w:bookmarkStart w:id="12" w:name="_Toc225790117"/>
+      <w:bookmarkStart w:id="12" w:name="_Toc225845876"/>
       <w:r>
         <w:rPr>
           <w:rFonts w:ascii="Times New Roman" w:hAnsi="Times New Roman" w:cs="Times New Roman"/>
@@ -4387,7 +4387,7 @@
         <w:pStyle w:val="Heading2"/>
         <w:jc w:val="left"/>
       </w:pPr>
-      <w:bookmarkStart w:id="13" w:name="_Toc225790118"/>
+      <w:bookmarkStart w:id="13" w:name="_Toc225845877"/>
       <w:r>
         <w:rPr>
           <w:rFonts w:ascii="Times New Roman" w:hAnsi="Times New Roman" w:cs="Times New Roman"/>
@@ -4405,13 +4405,13 @@
         <w:rPr>
           <w:rFonts w:cs="Times New Roman"/>
         </w:rPr>
-        <w:t>The sampling design targeted 200 content items from four digital platforms: traditional websites accessed through Google search (target n = 50), YouTube (target n = 50), TikTok (target n = 50), and Instagram (target n = 50). This target sample size was determined based on precedent in health information quality research, where samples of 40–60 items per platform have been established as sufficient for detecting meaningful quality differences (Leong et al., 2021; Drozd et al., 2018). Following the post-colle</w:t>
+        <w:t xml:space="preserve">The sampling design targeted 200 content items from four digital platforms: traditional websites accessed through Google search (target n = 50), YouTube (target n = 50), TikTok (target n = 50), and Instagram (target n = 50). This target sample size was designed to provide balanced cross-platform coverage and is comparable to sample sizes commonly used in online health-information quality studies summarised in prior reviews (Drozd et al., 2018; Osman et al., 2022). Following the post-collection audit, three </w:t>
       </w:r>
       <w:r>
         <w:rPr>
           <w:rFonts w:cs="Times New Roman"/>
         </w:rPr>
-        <w:t>ction audit, three TikTok records could not be verified against the raw captures and were excluded without replacement, yielding a final analytical sample of 197 items (50 websites, 50 YouTube videos, 47 TikTok videos, and 50 Instagram posts).</w:t>
+        <w:t>TikTok records could not be verified against the raw captures and were excluded without replacement, yielding a final analytical sample of 197 items (50 websites, 50 YouTube videos, 47 TikTok videos, and 50 Instagram posts).</w:t>
       </w:r>
     </w:p>
     <w:p>
@@ -5560,7 +5560,7 @@
         <w:pStyle w:val="Heading2"/>
         <w:jc w:val="left"/>
       </w:pPr>
-      <w:bookmarkStart w:id="14" w:name="_Toc225790119"/>
+      <w:bookmarkStart w:id="14" w:name="_Toc225845878"/>
       <w:r>
         <w:rPr>
           <w:rFonts w:ascii="Times New Roman" w:hAnsi="Times New Roman" w:cs="Times New Roman"/>
@@ -6881,7 +6881,7 @@
         <w:rPr>
           <w:rFonts w:cs="Times New Roman"/>
         </w:rPr>
-        <w:t>To apply the JAMA benchmarks to social media content, which differs substantially in format from traditional web-based health information, the criteria were operationalised as described in Table 2.3. This operationalisation draws on adaptations employed in prior research assessing social media health content (Delli et al., 2016; Kocyigit et al., 2019).</w:t>
+        <w:t>To apply the JAMA benchmarks to social media content, which differs substantially in format from traditional web-based health information, the criteria were operationalised as described in Table 2.3. This operationalisation draws on adaptations employed in prior research assessing YouTube health content (Drozd et al., 2018; Kocyigit et al., 2019).</w:t>
       </w:r>
     </w:p>
     <w:p>
@@ -7355,7 +7355,7 @@
         <w:pStyle w:val="Heading2"/>
         <w:jc w:val="left"/>
       </w:pPr>
-      <w:bookmarkStart w:id="15" w:name="_Toc225790120"/>
+      <w:bookmarkStart w:id="15" w:name="_Toc225845879"/>
       <w:r>
         <w:rPr>
           <w:rFonts w:ascii="Times New Roman" w:hAnsi="Times New Roman" w:cs="Times New Roman"/>
@@ -8030,7 +8030,7 @@
         <w:pStyle w:val="Heading2"/>
         <w:jc w:val="left"/>
       </w:pPr>
-      <w:bookmarkStart w:id="16" w:name="_Toc225790121"/>
+      <w:bookmarkStart w:id="16" w:name="_Toc225845880"/>
       <w:r>
         <w:rPr>
           <w:rFonts w:ascii="Times New Roman" w:hAnsi="Times New Roman" w:cs="Times New Roman"/>
@@ -8160,7 +8160,7 @@
         <w:rPr>
           <w:rFonts w:cs="Times New Roman"/>
         </w:rPr>
-        <w:t>Non-parametric statistical tests were selected as the primary inferential methods due to the ordinal nature of DISCERN scores and the anticipated non-normal distribution of quality data, consistent with methodological recommendations for health information quality research (Naaman et al., 2022).</w:t>
+        <w:t>Non-parametric statistical tests were selected as the primary inferential methods due to the ordinal nature of DISCERN scores and the anticipated non-normal distribution of quality data, consistent with methodological recommendations for analysing Likert-type rating scales (Sullivan &amp; Artino, 2013).</w:t>
       </w:r>
     </w:p>
     <w:p>
@@ -8885,7 +8885,7 @@
         <w:pStyle w:val="Heading1"/>
         <w:spacing w:before="0" w:after="240"/>
       </w:pPr>
-      <w:bookmarkStart w:id="17" w:name="_Toc225790122"/>
+      <w:bookmarkStart w:id="17" w:name="_Toc225845881"/>
       <w:r>
         <w:rPr>
           <w:rFonts w:ascii="Times New Roman" w:hAnsi="Times New Roman" w:cs="Times New Roman"/>
@@ -8900,7 +8900,7 @@
         <w:pStyle w:val="Heading2"/>
         <w:spacing w:before="0" w:after="200"/>
       </w:pPr>
-      <w:bookmarkStart w:id="18" w:name="_Toc225790123"/>
+      <w:bookmarkStart w:id="18" w:name="_Toc225845882"/>
       <w:r>
         <w:rPr>
           <w:rFonts w:ascii="Times New Roman" w:hAnsi="Times New Roman" w:cs="Times New Roman"/>
@@ -10136,7 +10136,7 @@
         <w:pStyle w:val="Heading2"/>
         <w:spacing w:before="0" w:after="200"/>
       </w:pPr>
-      <w:bookmarkStart w:id="19" w:name="_Toc225790124"/>
+      <w:bookmarkStart w:id="19" w:name="_Toc225845883"/>
       <w:r>
         <w:rPr>
           <w:rFonts w:ascii="Times New Roman" w:hAnsi="Times New Roman" w:cs="Times New Roman"/>
@@ -10179,7 +10179,7 @@
         <w:pStyle w:val="Heading2"/>
         <w:spacing w:before="0" w:after="200"/>
       </w:pPr>
-      <w:bookmarkStart w:id="20" w:name="_Toc225790125"/>
+      <w:bookmarkStart w:id="20" w:name="_Toc225845884"/>
       <w:r>
         <w:rPr>
           <w:rFonts w:ascii="Times New Roman" w:hAnsi="Times New Roman" w:cs="Times New Roman"/>
@@ -11288,7 +11288,7 @@
           <w:noProof/>
         </w:rPr>
         <w:drawing>
-          <wp:inline distT="0" distB="0" distL="0" distR="0" wp14:anchorId="5B558DFB" wp14:editId="7C34B869">
+          <wp:inline distT="0" distB="0" distL="0" distR="0" wp14:anchorId="6AD5B8E0" wp14:editId="24224983">
             <wp:extent cx="5029200" cy="3857584"/>
             <wp:effectExtent l="0" t="0" r="0" b="0"/>
             <wp:docPr id="1" name="Picture 1"/>
@@ -11377,7 +11377,7 @@
           <w:noProof/>
         </w:rPr>
         <w:drawing>
-          <wp:inline distT="0" distB="0" distL="0" distR="0" wp14:anchorId="0D93995F" wp14:editId="726F837C">
+          <wp:inline distT="0" distB="0" distL="0" distR="0" wp14:anchorId="526ADBDD" wp14:editId="68818CBE">
             <wp:extent cx="5029200" cy="3131166"/>
             <wp:effectExtent l="0" t="0" r="0" b="0"/>
             <wp:docPr id="2" name="Picture 2"/>
@@ -11443,7 +11443,7 @@
         <w:pStyle w:val="Heading2"/>
         <w:spacing w:before="0" w:after="200"/>
       </w:pPr>
-      <w:bookmarkStart w:id="21" w:name="_Toc225790126"/>
+      <w:bookmarkStart w:id="21" w:name="_Toc225845885"/>
       <w:r>
         <w:rPr>
           <w:rFonts w:ascii="Times New Roman" w:hAnsi="Times New Roman" w:cs="Times New Roman"/>
@@ -12109,7 +12109,7 @@
         </w:rPr>
         <w:lastRenderedPageBreak/>
         <w:drawing>
-          <wp:inline distT="0" distB="0" distL="0" distR="0" wp14:anchorId="3B14322B" wp14:editId="10D57ADC">
+          <wp:inline distT="0" distB="0" distL="0" distR="0" wp14:anchorId="4D013E99" wp14:editId="43CB4ACC">
             <wp:extent cx="5029200" cy="3573194"/>
             <wp:effectExtent l="0" t="0" r="0" b="0"/>
             <wp:docPr id="3" name="Picture 3"/>
@@ -12164,7 +12164,7 @@
         <w:pStyle w:val="Heading2"/>
         <w:spacing w:before="0" w:after="200"/>
       </w:pPr>
-      <w:bookmarkStart w:id="22" w:name="_Toc225790127"/>
+      <w:bookmarkStart w:id="22" w:name="_Toc225845886"/>
       <w:r>
         <w:rPr>
           <w:rFonts w:ascii="Times New Roman" w:hAnsi="Times New Roman" w:cs="Times New Roman"/>
@@ -12236,7 +12236,7 @@
           <w:noProof/>
         </w:rPr>
         <w:drawing>
-          <wp:inline distT="0" distB="0" distL="0" distR="0" wp14:anchorId="68D6F83A" wp14:editId="19FDACA7">
+          <wp:inline distT="0" distB="0" distL="0" distR="0" wp14:anchorId="69015E6E" wp14:editId="7490987F">
             <wp:extent cx="5029200" cy="3294582"/>
             <wp:effectExtent l="0" t="0" r="0" b="0"/>
             <wp:docPr id="4" name="Picture 4"/>
@@ -12291,7 +12291,7 @@
         <w:pStyle w:val="Heading2"/>
         <w:spacing w:before="0" w:after="200"/>
       </w:pPr>
-      <w:bookmarkStart w:id="23" w:name="_Toc225790128"/>
+      <w:bookmarkStart w:id="23" w:name="_Toc225845887"/>
       <w:r>
         <w:rPr>
           <w:rFonts w:ascii="Times New Roman" w:hAnsi="Times New Roman" w:cs="Times New Roman"/>
@@ -12368,7 +12368,7 @@
           <w:noProof/>
         </w:rPr>
         <w:drawing>
-          <wp:inline distT="0" distB="0" distL="0" distR="0" wp14:anchorId="33D54581" wp14:editId="17D8409B">
+          <wp:inline distT="0" distB="0" distL="0" distR="0" wp14:anchorId="6A37279C" wp14:editId="60F78607">
             <wp:extent cx="5029200" cy="3458844"/>
             <wp:effectExtent l="0" t="0" r="0" b="0"/>
             <wp:docPr id="5" name="Picture 5"/>
@@ -12423,7 +12423,7 @@
         <w:pStyle w:val="Heading2"/>
         <w:spacing w:before="0" w:after="200"/>
       </w:pPr>
-      <w:bookmarkStart w:id="24" w:name="_Toc225790129"/>
+      <w:bookmarkStart w:id="24" w:name="_Toc225845888"/>
       <w:r>
         <w:rPr>
           <w:rFonts w:ascii="Times New Roman" w:hAnsi="Times New Roman" w:cs="Times New Roman"/>
@@ -12467,7 +12467,7 @@
           <w:noProof/>
         </w:rPr>
         <w:drawing>
-          <wp:inline distT="0" distB="0" distL="0" distR="0" wp14:anchorId="5E332C82" wp14:editId="6C3F6BE3">
+          <wp:inline distT="0" distB="0" distL="0" distR="0" wp14:anchorId="12DDAC23" wp14:editId="5D217C47">
             <wp:extent cx="5029200" cy="2317460"/>
             <wp:effectExtent l="0" t="0" r="0" b="0"/>
             <wp:docPr id="6" name="Picture 6"/>
@@ -12522,7 +12522,7 @@
         <w:pStyle w:val="Heading2"/>
         <w:spacing w:before="0" w:after="200"/>
       </w:pPr>
-      <w:bookmarkStart w:id="25" w:name="_Toc225790130"/>
+      <w:bookmarkStart w:id="25" w:name="_Toc225845889"/>
       <w:r>
         <w:rPr>
           <w:rFonts w:ascii="Times New Roman" w:hAnsi="Times New Roman" w:cs="Times New Roman"/>
@@ -12577,7 +12577,7 @@
         <w:pStyle w:val="Heading1"/>
         <w:spacing w:before="0" w:after="240"/>
       </w:pPr>
-      <w:bookmarkStart w:id="26" w:name="_Toc225790131"/>
+      <w:bookmarkStart w:id="26" w:name="_Toc225845890"/>
       <w:r>
         <w:rPr>
           <w:rFonts w:ascii="Times New Roman" w:hAnsi="Times New Roman" w:cs="Times New Roman"/>
@@ -12592,7 +12592,7 @@
         <w:pStyle w:val="Heading2"/>
         <w:spacing w:before="0" w:after="200"/>
       </w:pPr>
-      <w:bookmarkStart w:id="27" w:name="_Toc225790132"/>
+      <w:bookmarkStart w:id="27" w:name="_Toc225845891"/>
       <w:r>
         <w:rPr>
           <w:rFonts w:ascii="Times New Roman" w:hAnsi="Times New Roman" w:cs="Times New Roman"/>
@@ -12641,7 +12641,7 @@
         <w:pStyle w:val="Heading2"/>
         <w:spacing w:before="0" w:after="200"/>
       </w:pPr>
-      <w:bookmarkStart w:id="28" w:name="_Toc225790133"/>
+      <w:bookmarkStart w:id="28" w:name="_Toc225845892"/>
       <w:r>
         <w:rPr>
           <w:rFonts w:ascii="Times New Roman" w:hAnsi="Times New Roman" w:cs="Times New Roman"/>
@@ -12749,7 +12749,7 @@
         <w:pStyle w:val="Heading2"/>
         <w:spacing w:before="0" w:after="200"/>
       </w:pPr>
-      <w:bookmarkStart w:id="29" w:name="_Toc225790134"/>
+      <w:bookmarkStart w:id="29" w:name="_Toc225845893"/>
       <w:r>
         <w:rPr>
           <w:rFonts w:ascii="Times New Roman" w:hAnsi="Times New Roman" w:cs="Times New Roman"/>
@@ -12815,7 +12815,7 @@
         <w:pStyle w:val="Heading2"/>
         <w:spacing w:before="0" w:after="200"/>
       </w:pPr>
-      <w:bookmarkStart w:id="30" w:name="_Toc225790135"/>
+      <w:bookmarkStart w:id="30" w:name="_Toc225845894"/>
       <w:r>
         <w:rPr>
           <w:rFonts w:ascii="Times New Roman" w:hAnsi="Times New Roman" w:cs="Times New Roman"/>
@@ -12865,7 +12865,7 @@
         <w:pStyle w:val="Heading2"/>
         <w:spacing w:before="0" w:after="200"/>
       </w:pPr>
-      <w:bookmarkStart w:id="31" w:name="_Toc225790136"/>
+      <w:bookmarkStart w:id="31" w:name="_Toc225845895"/>
       <w:r>
         <w:rPr>
           <w:rFonts w:ascii="Times New Roman" w:hAnsi="Times New Roman" w:cs="Times New Roman"/>
@@ -12987,7 +12987,7 @@
         <w:pStyle w:val="Heading2"/>
         <w:spacing w:before="0" w:after="200"/>
       </w:pPr>
-      <w:bookmarkStart w:id="32" w:name="_Toc225790137"/>
+      <w:bookmarkStart w:id="32" w:name="_Toc225845896"/>
       <w:r>
         <w:rPr>
           <w:rFonts w:ascii="Times New Roman" w:hAnsi="Times New Roman" w:cs="Times New Roman"/>
@@ -13037,7 +13037,7 @@
         <w:pStyle w:val="Heading1"/>
         <w:spacing w:before="0" w:after="240"/>
       </w:pPr>
-      <w:bookmarkStart w:id="33" w:name="_Toc225790138"/>
+      <w:bookmarkStart w:id="33" w:name="_Toc225845897"/>
       <w:r>
         <w:rPr>
           <w:rFonts w:ascii="Times New Roman" w:hAnsi="Times New Roman" w:cs="Times New Roman"/>
@@ -13132,7 +13132,7 @@
         <w:pStyle w:val="Heading1"/>
         <w:spacing w:before="0" w:after="240"/>
       </w:pPr>
-      <w:bookmarkStart w:id="34" w:name="_Toc225790139"/>
+      <w:bookmarkStart w:id="34" w:name="_Toc225845898"/>
       <w:r>
         <w:rPr>
           <w:rFonts w:ascii="Times New Roman" w:hAnsi="Times New Roman" w:cs="Times New Roman"/>
@@ -13236,7 +13236,7 @@
         <w:pStyle w:val="Heading2"/>
         <w:spacing w:before="0" w:after="200"/>
       </w:pPr>
-      <w:bookmarkStart w:id="35" w:name="_Toc225790140"/>
+      <w:bookmarkStart w:id="35" w:name="_Toc225845899"/>
       <w:r>
         <w:rPr>
           <w:rFonts w:ascii="Times New Roman" w:hAnsi="Times New Roman" w:cs="Times New Roman"/>
@@ -13318,7 +13318,7 @@
       <w:pPr>
         <w:pStyle w:val="Heading1"/>
       </w:pPr>
-      <w:bookmarkStart w:id="36" w:name="_Toc225790141"/>
+      <w:bookmarkStart w:id="36" w:name="_Toc225845900"/>
       <w:r>
         <w:rPr>
           <w:rFonts w:ascii="Times New Roman" w:hAnsi="Times New Roman"/>
@@ -13382,7 +13382,7 @@
         <w:ind w:left="720" w:hanging="720"/>
       </w:pPr>
       <w:r>
-        <w:t>Chea, C. Y., &amp; Lim, P. K. (2023). Quality and accuracy of dental health-related information on social media: A systematic review. Journal of Dental Sciences, 18(3), 1070-1079.</w:t>
+        <w:t>Cohen, J. (1988). Statistical power analysis for the behavioral sciences (2nd ed.). Lawrence Erlbaum Associates.</w:t>
       </w:r>
     </w:p>
     <w:p>
@@ -13390,7 +13390,7 @@
         <w:ind w:left="720" w:hanging="720"/>
       </w:pPr>
       <w:r>
-        <w:t>Cohen, J. (1988). Statistical power analysis for the behavioral sciences (2nd ed.). Lawrence Erlbaum Associates.</w:t>
+        <w:t>Cooke, A., Smith, D., &amp; Booth, A. (2012). Beyond PICO: The SPIDER tool for qualitative evidence synthesis. Qualitative Health Research, 22(10), 1435-1443. https://doi.org/10.1177/1049732312452938</w:t>
       </w:r>
     </w:p>
     <w:p>
@@ -13398,7 +13398,11 @@
         <w:ind w:left="720" w:hanging="720"/>
       </w:pPr>
       <w:r>
-        <w:t>Cooke, A., Smith, D., &amp; Booth, A. (2012). Beyond PICO: The SPIDER tool for qualitative evidence synthesis. Qualitative Health Research, 22(10), 1435-1443. https://doi.org/10.1177/1049732312452938</w:t>
+        <w:t xml:space="preserve">Daraz, L., Morrow, A. S., Ponce, O. J., Farah, W., Katabi, A., Majzoub, A., Seisa, M. O., Benkhadra, R., Alsawas, M., Larry, P., &amp; Murad, M. H. (2019). Can patients trust online health information? A meta-narrative systematic review addressing the quality </w:t>
+      </w:r>
+      <w:r>
+        <w:lastRenderedPageBreak/>
+        <w:t>of health information on the internet. Journal of General Internal Medicine, 34(9), 1884-1891. https://doi.org/10.1007/s11606-019-05109-0</w:t>
       </w:r>
     </w:p>
     <w:p>
@@ -13406,8 +13410,80 @@
         <w:ind w:left="720" w:hanging="720"/>
       </w:pPr>
       <w:r>
+        <w:t>Diviani, N., van den Putte, B., Giani, S., &amp; van Weert, J. C. (2015). Low health literacy and evaluation of online health information: A systematic review of the literature. Journal of Medical Internet Research, 17(5), e112. https://doi.org/10.2196/jmir.4018</w:t>
+      </w:r>
+    </w:p>
+    <w:p>
+      <w:pPr>
+        <w:ind w:left="720" w:hanging="720"/>
+      </w:pPr>
+      <w:r>
+        <w:t>Drozd, B., Couvillon, E., &amp; Suarez, A. (2018). Medical YouTube videos and methods of evaluation: Literature review. JMIR Medical Education, 4(1), e3. https://doi.org/10.2196/mededu.8527</w:t>
+      </w:r>
+    </w:p>
+    <w:p>
+      <w:pPr>
+        <w:ind w:left="720" w:hanging="720"/>
+      </w:pPr>
+      <w:r>
+        <w:t>Eysenbach, G., Powell, J., Kuss, O., &amp; Sa, E. R. (2002). Empirical studies assessing the quality of health information for consumers on the World Wide Web: A systematic review. JAMA, 287(20), 2691-2700. https://doi.org/10.1001/jama.287.20.2691</w:t>
+      </w:r>
+    </w:p>
+    <w:p>
+      <w:pPr>
+        <w:ind w:left="720" w:hanging="720"/>
+      </w:pPr>
+      <w:r>
+        <w:t>Feinstein, A. R., &amp; Cicchetti, D. V. (1990). High agreement but low kappa: I. The problems of two paradoxes. Journal of Clinical Epidemiology, 43(6), 543-549. https://doi.org/10.1016/0895-4356(90)90158-L</w:t>
+      </w:r>
+    </w:p>
+    <w:p>
+      <w:pPr>
+        <w:ind w:left="720" w:hanging="720"/>
+      </w:pPr>
+      <w:r>
+        <w:t>Finney Rutten, L. J., Blake, K. D., Greenberg-Worisek, A. J., Allen, S. V., Moser, R. P., &amp; Hesse, B. W. (2019). Online health information seeking among US adults: Measuring progress toward a Healthy People 2020 objective. Public Health Reports, 134(6), 617-625. https://doi.org/10.1177/0033354919874074</w:t>
+      </w:r>
+    </w:p>
+    <w:p>
+      <w:pPr>
+        <w:ind w:left="720" w:hanging="720"/>
+      </w:pPr>
+      <w:r>
+        <w:t>Fox, S., &amp; Duggan, M. (2013). Health online 2013. Pew Internet and American Life Project. https://www.pewresearch.org/internet/2013/01/15/health-online-2013-2/</w:t>
+      </w:r>
+    </w:p>
+    <w:p>
+      <w:pPr>
+        <w:ind w:left="720" w:hanging="720"/>
+      </w:pPr>
+      <w:r>
+        <w:t>Fritz, C. O., Morris, P. E., &amp; Richler, J. J. (2012). Effect size estimates: Current use, calculations, and interpretation. Journal of Experimental Psychology: General, 141(1), 2-18. https://doi.org/10.1037/a0024338</w:t>
+      </w:r>
+    </w:p>
+    <w:p>
+      <w:pPr>
+        <w:ind w:left="720" w:hanging="720"/>
+      </w:pPr>
+      <w:r>
+        <w:t>Haghighi, R., &amp; Farhadloo, M. (2025). Quality assessment of health information on social media during a public health crisis: Infodemiology study. JMIR Infodemiology, 5, e70756. https://doi.org/10.2196/70756</w:t>
+      </w:r>
+    </w:p>
+    <w:p>
+      <w:pPr>
+        <w:ind w:left="720" w:hanging="720"/>
+      </w:pPr>
+      <w:r>
+        <w:t>Kocyigit, B. F., Nacitarhan, V., Koca, T. T., &amp; Berk, E. (2019). YouTube as a source of patient information for ankylosing spondylitis exercises. Clinical Rheumatology, 38(6), 1747-1751. https://doi.org/10.1007/s10067-018-04413-0</w:t>
+      </w:r>
+    </w:p>
+    <w:p>
+      <w:pPr>
+        <w:ind w:left="720" w:hanging="720"/>
+      </w:pPr>
+      <w:r>
         <w:lastRenderedPageBreak/>
-        <w:t>Czenczek-Lewandowska, E., Leszczak, J., Mazur, A., &amp; Rak, S. (2022). Review of the quality of YouTube videos recommending exercises for the COVID-19 lockdown. International Journal of Environmental Research and Public Health, 19(10), 6348. https://doi.org/10.3390/ijerph19106348</w:t>
+        <w:t>Kong, W., Song, S., Zhao, Y. C., Zhu, Q., &amp; Sha, L. (2021). TikTok as a health information source: Assessment of the quality of information in diabetes-related videos. Journal of Medical Internet Research, 23(9), e30409. https://doi.org/10.2196/30409</w:t>
       </w:r>
     </w:p>
     <w:p>
@@ -13415,7 +13491,7 @@
         <w:ind w:left="720" w:hanging="720"/>
       </w:pPr>
       <w:r>
-        <w:t>Daraz, L., Morrow, A. S., Ponce, O. J., Farah, W., Katabi, A., Majzoub, A., Seisa, M. O., Benkhadra, R., Alsawas, M., Larry, P., &amp; Murad, M. H. (2019). Can patients trust online health information? A meta-narrative systematic review addressing the quality of health information on the internet. Journal of General Internal Medicine, 34(9), 1884-1891. https://doi.org/10.1007/s11606-019-05109-0</w:t>
+        <w:t>Koo, T. K., &amp; Li, M. Y. (2016). A guideline of selecting and reporting intraclass correlation coefficients for reliability research. Journal of Chiropractic Medicine, 15(2), 155-163. https://doi.org/10.1016/j.jcm.2016.02.012</w:t>
       </w:r>
     </w:p>
     <w:p>
@@ -13423,7 +13499,7 @@
         <w:ind w:left="720" w:hanging="720"/>
       </w:pPr>
       <w:r>
-        <w:t>Delli, K., Livas, C., Ammari, A. B., Silver, J., &amp; Trottman, G. (2016). Assessing the quality and readability of online information on dental implants. International Dental Journal, 66(2), 100-106.</w:t>
+        <w:t>Krippendorff, K. (2018). Content analysis: An introduction to its methodology (4th ed.). SAGE Publications.</w:t>
       </w:r>
     </w:p>
     <w:p>
@@ -13431,7 +13507,7 @@
         <w:ind w:left="720" w:hanging="720"/>
       </w:pPr>
       <w:r>
-        <w:t>Diviani, N., van den Putte, B., Giani, S., &amp; van Weert, J. C. (2015). Low health literacy and evaluation of online health information: A systematic review of the literature. Journal of Medical Internet Research, 17(5), e112. https://doi.org/10.2196/jmir.4018</w:t>
+        <w:t>Landis, J. R., &amp; Koch, G. G. (1977). The measurement of observer agreement for categorical data. Biometrics, 33(1), 159-174. https://doi.org/10.2307/2529310</w:t>
       </w:r>
     </w:p>
     <w:p>
@@ -13439,7 +13515,7 @@
         <w:ind w:left="720" w:hanging="720"/>
       </w:pPr>
       <w:r>
-        <w:t>Drozd, B., Couvillon, E., &amp; Suarez, A. (2018). Medical YouTube videos and methods of evaluation: Literature review. JMIR Medical Education, 4(1), e3. https://doi.org/10.2196/mededu.8527</w:t>
+        <w:t>Li, B., Liu, X., Zhang, Y., Wang, Y., &amp; Zheng, L. (2024). Quality assessment of health science-related short videos on TikTok: A scoping review. International Journal of Medical Informatics, 186, 105426. https://doi.org/10.1016/j.ijmedinf.2024.105426</w:t>
       </w:r>
     </w:p>
     <w:p>
@@ -13447,7 +13523,7 @@
         <w:ind w:left="720" w:hanging="720"/>
       </w:pPr>
       <w:r>
-        <w:t>Eysenbach, G., Powell, J., Kuss, O., &amp; Sa, E. R. (2002). Empirical studies assessing the quality of health information for consumers on the World Wide Web: A systematic review. JAMA, 287(20), 2691-2700. https://doi.org/10.1001/jama.287.20.2691</w:t>
+        <w:t>Liu, X.-J., Valdez, D., Parker, M. A., Mai, A., &amp; Walsh-Buhi, E. R. (2025). Quality of cancer-related information on new media (2014-2023): Systematic review and meta-analysis. Journal of Medical Internet Research, 27, e73185. https://doi.org/10.2196/73185</w:t>
       </w:r>
     </w:p>
     <w:p>
@@ -13455,7 +13531,7 @@
         <w:ind w:left="720" w:hanging="720"/>
       </w:pPr>
       <w:r>
-        <w:t>Feinstein, A. R., &amp; Cicchetti, D. V. (1990). High agreement but low kappa: I. The problems of two paradoxes. Journal of Clinical Epidemiology, 43(6), 543-549. https://doi.org/10.1016/0895-4356(90)90158-L</w:t>
+        <w:t>Madathil, K. C., Rivera-Rodriguez, A. J., Greenstein, J. S., &amp; Gramopadhye, A. K. (2015). Healthcare information on YouTube: A systematic review. Health Informatics Journal, 21(3), 173-194. https://doi.org/10.1177/1460458213512220</w:t>
       </w:r>
     </w:p>
     <w:p>
@@ -13463,7 +13539,7 @@
         <w:ind w:left="720" w:hanging="720"/>
       </w:pPr>
       <w:r>
-        <w:t>Finney Rutten, L. J., Blake, K. D., Greenberg-Worisek, A. J., Allen, S. V., Moser, R. P., &amp; Hesse, B. W. (2019). Online health information seeking among US adults: Measuring progress toward a Healthy People 2020 objective. Public Health Reports, 134(6), 617-625. https://doi.org/10.1177/0033354919874074</w:t>
+        <w:t>Marocolo, M., Meireles, A., de Souza, H. L. R., Mota, G. R., Oranchuk, D. J., Arriel, R. A., &amp; Leite, L. H. R. (2021). Is social media spreading misinformation on exercise and health in Brazil? International Journal of Environmental Research and Public Health, 18(22), 11914. https://doi.org/10.3390/ijerph182211914</w:t>
       </w:r>
     </w:p>
     <w:p>
@@ -13471,7 +13547,7 @@
         <w:ind w:left="720" w:hanging="720"/>
       </w:pPr>
       <w:r>
-        <w:t>Fox, S., &amp; Duggan, M. (2013). Health online 2013. Pew Internet and American Life Project. https://www.pewresearch.org/internet/2013/01/15/health-online-2013-2/</w:t>
+        <w:t>McKinney, W. (2010). Data structures for statistical computing in Python. In S. van der Walt &amp; J. Millman (Eds.), Proceedings of the 9th Python in Science Conference (pp. 56-61). https://doi.org/10.25080/Majora-92bf1922-00a</w:t>
       </w:r>
     </w:p>
     <w:p>
@@ -13480,7 +13556,7 @@
       </w:pPr>
       <w:r>
         <w:lastRenderedPageBreak/>
-        <w:t>Fritz, C. O., Morris, P. E., &amp; Richler, J. J. (2012). Effect size estimates: Current use, calculations, and interpretation. Journal of Experimental Psychology: General, 141(1), 2-18. https://doi.org/10.1037/a0024338</w:t>
+        <w:t>Mohamed, F., &amp; Shoufan, A. (2024). Users' experience with health-related content on YouTube: An exploratory study. BMC Public Health, 24, 86. https://doi.org/10.1186/s12889-023-17585-5</w:t>
       </w:r>
     </w:p>
     <w:p>
@@ -13488,7 +13564,7 @@
         <w:ind w:left="720" w:hanging="720"/>
       </w:pPr>
       <w:r>
-        <w:t>Haghighi, R., &amp; Farhadloo, M. (2025). Quality assessment of health information on social media during a public health crisis: Infodemiology study. JMIR Infodemiology, 5, e70756. https://doi.org/10.2196/70756</w:t>
+        <w:t>Moorhead, S. A., Hazlett, D. E., Harrison, L., Carroll, J. K., Irwin, A., &amp; Hoving, C. (2013). A new dimension of health care: Systematic review of the uses, benefits, and limitations of social media for health communication. Journal of Medical Internet Research, 15(4), e85. https://doi.org/10.2196/jmir.1933</w:t>
       </w:r>
     </w:p>
     <w:p>
@@ -13496,7 +13572,7 @@
         <w:ind w:left="720" w:hanging="720"/>
       </w:pPr>
       <w:r>
-        <w:t>Kocyigit, B. F., Nacitarhan, V., Koca, T. T., &amp; Berk, E. (2019). YouTube as a source of patient information for ankylosing spondylitis exercises. Clinical Rheumatology, 38(6), 1747-1751. https://doi.org/10.1007/s10067-018-04413-0</w:t>
+        <w:t>Norman, C. D., &amp; Skinner, H. A. (2006). eHEALS: The eHealth Literacy Scale. Journal of Medical Internet Research, 8(4), e27. https://doi.org/10.2196/jmir.8.4.e27</w:t>
       </w:r>
     </w:p>
     <w:p>
@@ -13504,7 +13580,7 @@
         <w:ind w:left="720" w:hanging="720"/>
       </w:pPr>
       <w:r>
-        <w:t>Kong, W., Song, S., Zhao, Y. C., Zhu, Q., &amp; Sha, L. (2021). TikTok as a health information source: Assessment of the quality of information in diabetes-related videos. Journal of Medical Internet Research, 23(9), e30409. https://doi.org/10.2196/30409</w:t>
+        <w:t>Osman, W., Mohamed, F., Elhassan, M., &amp; Shoufan, A. (2022). Is YouTube a reliable source of health-related information? A systematic review. BMC Medical Education, 22, 382. https://doi.org/10.1186/s12909-022-03446-z</w:t>
       </w:r>
     </w:p>
     <w:p>
@@ -13512,7 +13588,7 @@
         <w:ind w:left="720" w:hanging="720"/>
       </w:pPr>
       <w:r>
-        <w:t>Koo, T. K., &amp; Li, M. Y. (2016). A guideline of selecting and reporting intraclass correlation coefficients for reliability research. Journal of Chiropractic Medicine, 15(2), 155-163. https://doi.org/10.1016/j.jcm.2016.02.012</w:t>
+        <w:t>Pan, B., Hembrooke, H., Joachims, T., Lorigo, L., Gay, G., &amp; Granka, L. (2007). In Google we trust: Users' decisions on rank, position, and relevance. Journal of Computer-Mediated Communication, 12(3), 801-823. https://doi.org/10.1111/j.1083-6101.2007.00351.x</w:t>
       </w:r>
     </w:p>
     <w:p>
@@ -13520,7 +13596,7 @@
         <w:ind w:left="720" w:hanging="720"/>
       </w:pPr>
       <w:r>
-        <w:t>Krippendorff, K. (2018). Content analysis: An introduction to its methodology (4th ed.). SAGE Publications.</w:t>
+        <w:t>Pew Research Center. (2021). Social media use in 2021. https://www.pewresearch.org/internet/2021/04/07/social-media-use-in-2021/</w:t>
       </w:r>
     </w:p>
     <w:p>
@@ -13528,7 +13604,7 @@
         <w:ind w:left="720" w:hanging="720"/>
       </w:pPr>
       <w:r>
-        <w:t>Landis, J. R., &amp; Koch, G. G. (1977). The measurement of observer agreement for categorical data. Biometrics, 33(1), 159-174. https://doi.org/10.2307/2529310</w:t>
+        <w:t>Pilgrim, K., &amp; Bohnet-Joschko, S. (2019). Selling health and happiness: How influencers communicate on Instagram about dieting and exercise. Mixed methods research. BMC Public Health, 19, 1054. https://doi.org/10.1186/s12889-019-7387-8</w:t>
       </w:r>
     </w:p>
     <w:p>
@@ -13536,7 +13612,7 @@
         <w:ind w:left="720" w:hanging="720"/>
       </w:pPr>
       <w:r>
-        <w:t>Leong, Q. Y., Sani, S. A., &amp; Khor, G. L. (2021). Quality of nutrition and diet-related information on the internet for consumers: A systematic review. Health Promotion International, 36(3), 686-700. https://doi.org/10.1093/heapro/daaa082</w:t>
+        <w:t>Rodriguez-Rodriguez, A. M., Blanco-Diaz, M., de la Fuente-Costa, M., Hernandez-Sanchez, S., Escobio-Prieto, I., &amp; Casaña, J. (2022). Review of the quality of YouTube videos recommending exercises for the COVID-19 lockdown. International Journal of Environmental Research and Public Health, 19(13), 8016. https://doi.org/10.3390/ijerph19138016</w:t>
       </w:r>
     </w:p>
     <w:p>
@@ -13544,7 +13620,7 @@
         <w:ind w:left="720" w:hanging="720"/>
       </w:pPr>
       <w:r>
-        <w:t>Li, B., Liu, X., Zhang, Y., Wang, Y., &amp; Zheng, L. (2024). Quality assessment of health science-related short videos on TikTok: A scoping review. International Journal of Medical Informatics, 186, 105426. https://doi.org/10.1016/j.ijmedinf.2024.105426</w:t>
+        <w:t>Rosenstock, I. M. (1974). Historical origins of the Health Belief Model. Health Education Monographs, 2(4), 328-335. https://doi.org/10.1177/109019817400200403</w:t>
       </w:r>
     </w:p>
     <w:p>
@@ -13552,7 +13628,8 @@
         <w:ind w:left="720" w:hanging="720"/>
       </w:pPr>
       <w:r>
-        <w:t>Liu, X.-J., Valdez, D., Parker, M. A., Mai, A., &amp; Walsh-Buhi, E. R. (2025). Quality of cancer-related information on new media (2014-2023): Systematic review and meta-analysis. Journal of Medical Internet Research, 27, e73185. https://doi.org/10.2196/73185</w:t>
+        <w:lastRenderedPageBreak/>
+        <w:t>Sbaffi, L., &amp; Rowley, J. (2017). Trust and credibility in web-based health information: A review and agenda for future research. Journal of Medical Internet Research, 19(6), e218. https://doi.org/10.2196/jmir.7579</w:t>
       </w:r>
     </w:p>
     <w:p>
@@ -13560,8 +13637,72 @@
         <w:ind w:left="720" w:hanging="720"/>
       </w:pPr>
       <w:r>
+        <w:t>Schober, P., Boer, C., &amp; Schwarte, L. A. (2018). Correlation coefficients: Appropriate use and interpretation. Anesthesia &amp; Analgesia, 126(5), 1763-1768. https://doi.org/10.1213/ANE.0000000000002864</w:t>
+      </w:r>
+    </w:p>
+    <w:p>
+      <w:pPr>
+        <w:ind w:left="720" w:hanging="720"/>
+      </w:pPr>
+      <w:r>
+        <w:t>Silberg, W. M., Lundberg, G. D., &amp; Musacchio, R. A. (1997). Assessing, controlling, and assuring the quality of medical information on the internet: Caveant lector et viewor-Let the reader and viewer beware. JAMA, 277(15), 1244-1245. https://doi.org/10.1001/jama.1997.03540390074039</w:t>
+      </w:r>
+    </w:p>
+    <w:p>
+      <w:pPr>
+        <w:ind w:left="720" w:hanging="720"/>
+      </w:pPr>
+      <w:r>
+        <w:t>Snelson, C. L. (2016). Qualitative and mixed methods social media research: A review of the literature. International Journal of Qualitative Methods, 15(1), 1-15. https://doi.org/10.1177/1609406915624574</w:t>
+      </w:r>
+    </w:p>
+    <w:p>
+      <w:pPr>
+        <w:ind w:left="720" w:hanging="720"/>
+      </w:pPr>
+      <w:r>
+        <w:t>Suarez-Lledo, V., &amp; Alvarez-Galvez, J. (2021). Prevalence of health misinformation on social media: Systematic review. Journal of Medical Internet Research, 23(1), e17187. https://doi.org/10.2196/17187</w:t>
+      </w:r>
+    </w:p>
+    <w:p>
+      <w:pPr>
+        <w:ind w:left="720" w:hanging="720"/>
+      </w:pPr>
+      <w:r>
+        <w:t>Sullivan, G. M., &amp; Artino, A. R. (2013). Analyzing and interpreting data from Likert-type scales. Journal of Graduate Medical Education, 5(4), 541-542. https://doi.org/10.4300/JGME-5-4-18</w:t>
+      </w:r>
+    </w:p>
+    <w:p>
+      <w:pPr>
+        <w:ind w:left="720" w:hanging="720"/>
+      </w:pPr>
+      <w:r>
+        <w:t>Sun, F., Zheng, S., &amp; Wu, J. (2023). Quality of information in gallstone disease videos on TikTok: Cross-sectional study. Journal of Medical Internet Research, 25, e39162. https://doi.org/10.2196/39162</w:t>
+      </w:r>
+    </w:p>
+    <w:p>
+      <w:pPr>
+        <w:ind w:left="720" w:hanging="720"/>
+      </w:pPr>
+      <w:r>
+        <w:t>Swire-Thompson, B., &amp; Lazer, D. (2020). Public health and online misinformation: Challenges and recommendations. Annual Review of Public Health, 41, 433-451. https://doi.org/10.1146/annurev-publhealth-040119-094127</w:t>
+      </w:r>
+    </w:p>
+    <w:p>
+      <w:pPr>
+        <w:ind w:left="720" w:hanging="720"/>
+      </w:pPr>
+      <w:r>
+        <w:t>Tan, S. S.-L., &amp; Goonawardene, N. (2017). Internet health information seeking and the patient-physician relationship: A systematic review. Journal of Medical Internet Research, 19(1), e9. https://doi.org/10.2196/jmir.5729</w:t>
+      </w:r>
+    </w:p>
+    <w:p>
+      <w:pPr>
+        <w:ind w:left="720" w:hanging="720"/>
+      </w:pPr>
+      <w:r>
         <w:lastRenderedPageBreak/>
-        <w:t>Madathil, K. C., Rivera-Rodriguez, A. J., Greenstein, J. S., &amp; Gramopadhye, A. K. (2015). Healthcare information on YouTube: A systematic review. Health Informatics Journal, 21(3), 173-194. https://doi.org/10.1177/1460458213512220</w:t>
+        <w:t>Tomczak, M., &amp; Tomczak, E. (2014). The need to report effect size estimates revisited: An overview of some recommended measures of effect size. Trends in Sport Sciences, 21(1), 19-25.</w:t>
       </w:r>
     </w:p>
     <w:p>
@@ -13569,7 +13710,7 @@
         <w:ind w:left="720" w:hanging="720"/>
       </w:pPr>
       <w:r>
-        <w:t>Marocolo, M., Meireles, A., de Souza, H. L. R., Mota, G. R., Oranchuk, D. J., Arriel, R. A., &amp; Leite, L. H. R. (2021). Is social media spreading misinformation on exercise and health in Brazil? International Journal of Environmental Research and Public Health, 18(22), 11914. https://doi.org/10.3390/ijerph182211914</w:t>
+        <w:t>Tripodi, F. (2018). Searching for alternative facts: Analyzing scriptural inference in conservative news practices. Data &amp; Society Research Institute.</w:t>
       </w:r>
     </w:p>
     <w:p>
@@ -13577,7 +13718,7 @@
         <w:ind w:left="720" w:hanging="720"/>
       </w:pPr>
       <w:r>
-        <w:t>McKinney, W. (2010). Data structures for statistical computing in Python. In S. van der Walt &amp; J. Millman (Eds.), Proceedings of the 9th Python in Science Conference (pp. 56-61). https://doi.org/10.25080/Majora-92bf1922-00a</w:t>
+        <w:t>Vallat, R. (2018). Pingouin: Statistics in Python. Journal of Open Source Software, 3(31), 1026. https://doi.org/10.21105/joss.01026</w:t>
       </w:r>
     </w:p>
     <w:p>
@@ -13585,7 +13726,7 @@
         <w:ind w:left="720" w:hanging="720"/>
       </w:pPr>
       <w:r>
-        <w:t>Mohamed, F., &amp; Shoufan, A. (2024). Users' experience with health-related content on YouTube: An exploratory study. BMC Public Health, 24, 86. https://doi.org/10.1186/s12889-023-17585-5</w:t>
+        <w:t>Virtanen, P., Gommers, R., Oliphant, T. E., Haberland, M., Reddy, T., Cournapeau, D., Burovski, E., Peterson, P., Weckesser, W., Bright, J., van der Walt, S. J., Brett, M., Wilson, J., Millman, K. J., Mayorov, N., Nelson, A. R. J., Jones, E., Kern, R., Larson, E., ... SciPy 1.0 Contributors. (2020). SciPy 1.0: Fundamental algorithms for scientific computing in Python. Nature Methods, 17(3), 261-272. https://doi.org/10.1038/s41592-019-0686-2</w:t>
       </w:r>
     </w:p>
     <w:p>
@@ -13593,7 +13734,7 @@
         <w:ind w:left="720" w:hanging="720"/>
       </w:pPr>
       <w:r>
-        <w:t>Moorhead, S. A., Hazlett, D. E., Harrison, L., Carroll, J. K., Irwin, A., &amp; Hoving, C. (2013). A new dimension of health care: Systematic review of the uses, benefits, and limitations of social media for health communication. Journal of Medical Internet Research, 15(4), e85. https://doi.org/10.2196/jmir.1933</w:t>
+        <w:t>Wang, R. Y., &amp; Strong, D. M. (1996). Beyond accuracy: What data quality means to data consumers. Journal of Management Information Systems, 12(4), 5-33. https://doi.org/10.1080/07421222.1996.11518099</w:t>
       </w:r>
     </w:p>
     <w:p>
@@ -13601,7 +13742,7 @@
         <w:ind w:left="720" w:hanging="720"/>
       </w:pPr>
       <w:r>
-        <w:t>Naaman, R., Thompson, K., Goldstein, S., &amp; Kirshenbaum, M. (2022). Quality assessment methodology for online health information: A systematic review. Digital Health, 8, 20552076221115044. https://doi.org/10.1177/20552076221115044</w:t>
+        <w:t>World Health Organization. (2018). Global action plan on physical activity 2018-2030: More active people for a healthier world. World Health Organization. https://www.who.int/publications/i/item/9789241514187</w:t>
       </w:r>
     </w:p>
     <w:p>
@@ -13609,7 +13750,7 @@
         <w:ind w:left="720" w:hanging="720"/>
       </w:pPr>
       <w:r>
-        <w:t>Norman, C. D., &amp; Skinner, H. A. (2006). eHEALS: The eHealth Literacy Scale. Journal of Medical Internet Research, 8(4), e27. https://doi.org/10.2196/jmir.8.4.e27</w:t>
+        <w:t>World Health Organization. (2020). WHO guidelines on physical activity and sedentary behaviour. World Health Organization. https://www.who.int/publications/i/item/9789240015128</w:t>
       </w:r>
     </w:p>
     <w:p>
@@ -13617,177 +13758,6 @@
         <w:ind w:left="720" w:hanging="720"/>
       </w:pPr>
       <w:r>
-        <w:t>Osman, W., Mohamed, F., Elhassan, M., &amp; Shoufan, A. (2022). Is YouTube a reliable source of health-related information? A systematic review. BMC Medical Education, 22, 382. https://doi.org/10.1186/s12909-022-03446-z</w:t>
-      </w:r>
-    </w:p>
-    <w:p>
-      <w:pPr>
-        <w:ind w:left="720" w:hanging="720"/>
-      </w:pPr>
-      <w:r>
-        <w:t>Pan, B., Hembrooke, H., Joachims, T., Lorigo, L., Gay, G., &amp; Granka, L. (2007). In Google we trust: Users' decisions on rank, position, and relevance. Journal of Computer-Mediated Communication, 12(3), 801-823. https://doi.org/10.1111/j.1083-6101.2007.00351.x</w:t>
-      </w:r>
-    </w:p>
-    <w:p>
-      <w:pPr>
-        <w:ind w:left="720" w:hanging="720"/>
-      </w:pPr>
-      <w:r>
-        <w:lastRenderedPageBreak/>
-        <w:t>Pew Research Center. (2021). Social media use in 2021. https://www.pewresearch.org/internet/2021/04/07/social-media-use-in-2021/</w:t>
-      </w:r>
-    </w:p>
-    <w:p>
-      <w:pPr>
-        <w:ind w:left="720" w:hanging="720"/>
-      </w:pPr>
-      <w:r>
-        <w:t>Pilgrim, K., &amp; Bohnet-Joschko, S. (2019). Selling health and happiness: How influencers communicate on Instagram about dieting and exercise. Mixed methods research. BMC Public Health, 19, 1054. https://doi.org/10.1186/s12889-019-7387-8</w:t>
-      </w:r>
-    </w:p>
-    <w:p>
-      <w:pPr>
-        <w:ind w:left="720" w:hanging="720"/>
-      </w:pPr>
-      <w:r>
-        <w:t>Rosenstock, I. M. (1974). Historical origins of the Health Belief Model. Health Education Monographs, 2(4), 328-335. https://doi.org/10.1177/109019817400200403</w:t>
-      </w:r>
-    </w:p>
-    <w:p>
-      <w:pPr>
-        <w:ind w:left="720" w:hanging="720"/>
-      </w:pPr>
-      <w:r>
-        <w:t>Sbaffi, L., &amp; Rowley, J. (2017). Trust and credibility in web-based health information: A review and agenda for future research. Journal of Medical Internet Research, 19(6), e218. https://doi.org/10.2196/jmir.7579</w:t>
-      </w:r>
-    </w:p>
-    <w:p>
-      <w:pPr>
-        <w:ind w:left="720" w:hanging="720"/>
-      </w:pPr>
-      <w:r>
-        <w:t>Schober, P., Boer, C., &amp; Schwarte, L. A. (2018). Correlation coefficients: Appropriate use and interpretation. Anesthesia &amp; Analgesia, 126(5), 1763-1768. https://doi.org/10.1213/ANE.0000000000002864</w:t>
-      </w:r>
-    </w:p>
-    <w:p>
-      <w:pPr>
-        <w:ind w:left="720" w:hanging="720"/>
-      </w:pPr>
-      <w:r>
-        <w:t>Silberg, W. M., Lundberg, G. D., &amp; Musacchio, R. A. (1997). Assessing, controlling, and assuring the quality of medical information on the internet: Caveant lector et viewor-Let the reader and viewer beware. JAMA, 277(15), 1244-1245. https://doi.org/10.1001/jama.1997.03540390074039</w:t>
-      </w:r>
-    </w:p>
-    <w:p>
-      <w:pPr>
-        <w:ind w:left="720" w:hanging="720"/>
-      </w:pPr>
-      <w:r>
-        <w:t>Snelson, C. L. (2016). Qualitative and mixed methods social media research: A review of the literature. International Journal of Qualitative Methods, 15(1), 1-15. https://doi.org/10.1177/1609406915624574</w:t>
-      </w:r>
-    </w:p>
-    <w:p>
-      <w:pPr>
-        <w:ind w:left="720" w:hanging="720"/>
-      </w:pPr>
-      <w:r>
-        <w:t>Suarez-Lledo, V., &amp; Alvarez-Galvez, J. (2021). Prevalence of health misinformation on social media: Systematic review. Journal of Medical Internet Research, 23(1), e17187. https://doi.org/10.2196/17187</w:t>
-      </w:r>
-    </w:p>
-    <w:p>
-      <w:pPr>
-        <w:ind w:left="720" w:hanging="720"/>
-      </w:pPr>
-      <w:r>
-        <w:t>Sullivan, G. M., &amp; Artino, A. R. (2013). Analyzing and interpreting data from Likert-type scales. Journal of Graduate Medical Education, 5(4), 541-542. https://doi.org/10.4300/JGME-5-4-18</w:t>
-      </w:r>
-    </w:p>
-    <w:p>
-      <w:pPr>
-        <w:ind w:left="720" w:hanging="720"/>
-      </w:pPr>
-      <w:r>
-        <w:t>Sun, F., Zheng, S., &amp; Wu, J. (2023). Quality of information in gallstone disease videos on TikTok: Cross-sectional study. Journal of Medical Internet Research, 25, e39162. https://doi.org/10.2196/39162</w:t>
-      </w:r>
-    </w:p>
-    <w:p>
-      <w:pPr>
-        <w:ind w:left="720" w:hanging="720"/>
-      </w:pPr>
-      <w:r>
-        <w:lastRenderedPageBreak/>
-        <w:t>Swire-Thompson, B., &amp; Lazer, D. (2020). Public health and online misinformation: Challenges and recommendations. Annual Review of Public Health, 41, 433-451. https://doi.org/10.1146/annurev-publhealth-040119-094127</w:t>
-      </w:r>
-    </w:p>
-    <w:p>
-      <w:pPr>
-        <w:ind w:left="720" w:hanging="720"/>
-      </w:pPr>
-      <w:r>
-        <w:t>Tan, S. S.-L., &amp; Goonawardene, N. (2017). Internet health information seeking and the patient-physician relationship: A systematic review. Journal of Medical Internet Research, 19(1), e9. https://doi.org/10.2196/jmir.5729</w:t>
-      </w:r>
-    </w:p>
-    <w:p>
-      <w:pPr>
-        <w:ind w:left="720" w:hanging="720"/>
-      </w:pPr>
-      <w:r>
-        <w:t>Tomczak, M., &amp; Tomczak, E. (2014). The need to report effect size estimates revisited: An overview of some recommended measures of effect size. Trends in Sport Sciences, 21(1), 19-25.</w:t>
-      </w:r>
-    </w:p>
-    <w:p>
-      <w:pPr>
-        <w:ind w:left="720" w:hanging="720"/>
-      </w:pPr>
-      <w:r>
-        <w:t>Tripodi, F. (2018). Searching for alternative facts: Analyzing scriptural inference in conservative news practices. Data &amp; Society Research Institute.</w:t>
-      </w:r>
-    </w:p>
-    <w:p>
-      <w:pPr>
-        <w:ind w:left="720" w:hanging="720"/>
-      </w:pPr>
-      <w:r>
-        <w:t>Vallat, R. (2018). Pingouin: Statistics in Python. Journal of Open Source Software, 3(31), 1026. https://doi.org/10.21105/joss.01026</w:t>
-      </w:r>
-    </w:p>
-    <w:p>
-      <w:pPr>
-        <w:ind w:left="720" w:hanging="720"/>
-      </w:pPr>
-      <w:r>
-        <w:t>Virtanen, P., Gommers, R., Oliphant, T. E., Haberland, M., Reddy, T., Cournapeau, D., Burovski, E., Peterson, P., Weckesser, W., Bright, J., van der Walt, S. J., Brett, M., Wilson, J., Millman, K. J., Mayorov, N., Nelson, A. R. J., Jones, E., Kern, R., Larson, E., ... SciPy 1.0 Contributors. (2020). SciPy 1.0: Fundamental algorithms for scientific computing in Python. Nature Methods, 17(3), 261-272. https://doi.org/10.1038/s41592-019-0686-2</w:t>
-      </w:r>
-    </w:p>
-    <w:p>
-      <w:pPr>
-        <w:ind w:left="720" w:hanging="720"/>
-      </w:pPr>
-      <w:r>
-        <w:t>Wang, R. Y., &amp; Strong, D. M. (1996). Beyond accuracy: What data quality means to data consumers. Journal of Management Information Systems, 12(4), 5-33. https://doi.org/10.1080/07421222.1996.11518099</w:t>
-      </w:r>
-    </w:p>
-    <w:p>
-      <w:pPr>
-        <w:ind w:left="720" w:hanging="720"/>
-      </w:pPr>
-      <w:r>
-        <w:t>World Health Organization. (2018). Global action plan on physical activity 2018-2030: More active people for a healthier world. World Health Organization. https://www.who.int/publications/i/item/9789241514187</w:t>
-      </w:r>
-    </w:p>
-    <w:p>
-      <w:pPr>
-        <w:ind w:left="720" w:hanging="720"/>
-      </w:pPr>
-      <w:r>
-        <w:t>World Health Organization. (2020). WHO guidelines on physical activity and sedentary behaviour. World Health Organization. https://www.who.int/publications/i/item/9789240015128</w:t>
-      </w:r>
-    </w:p>
-    <w:p>
-      <w:pPr>
-        <w:ind w:left="720" w:hanging="720"/>
-      </w:pPr>
-      <w:r>
-        <w:lastRenderedPageBreak/>
         <w:t>World Health Organization. (2021). Health promotion glossary of terms 2021. World Health Organization. https://www.who.int/publications/i/item/9789240038349</w:t>
       </w:r>
     </w:p>
@@ -13801,7 +13771,7 @@
         <w:pStyle w:val="Heading1"/>
         <w:jc w:val="left"/>
       </w:pPr>
-      <w:bookmarkStart w:id="37" w:name="_Toc225790142"/>
+      <w:bookmarkStart w:id="37" w:name="_Toc225845901"/>
       <w:r>
         <w:lastRenderedPageBreak/>
         <w:t>ANNEXES</w:t>
@@ -18677,10 +18647,10 @@
           <w:noProof/>
         </w:rPr>
         <w:drawing>
-          <wp:inline distT="0" distB="0" distL="0" distR="0" wp14:anchorId="581ADC8C" wp14:editId="198BD515">
+          <wp:inline distT="0" distB="0" distL="0" distR="0" wp14:anchorId="68A98728" wp14:editId="4AB301CA">
             <wp:extent cx="5669280" cy="4009568"/>
             <wp:effectExtent l="0" t="0" r="0" b="0"/>
-            <wp:docPr id="874691401" name="Picture 874691401"/>
+            <wp:docPr id="774081735" name="Picture 774081735"/>
             <wp:cNvGraphicFramePr>
               <a:graphicFrameLocks xmlns:a="http://schemas.openxmlformats.org/drawingml/2006/main" noChangeAspect="1"/>
             </wp:cNvGraphicFramePr>
@@ -18940,31 +18910,31 @@
       </w:rPr>
     </w:lvl>
   </w:abstractNum>
-  <w:num w:numId="1" w16cid:durableId="1995521257">
+  <w:num w:numId="1" w16cid:durableId="1383672526">
     <w:abstractNumId w:val="8"/>
   </w:num>
-  <w:num w:numId="2" w16cid:durableId="1916550759">
+  <w:num w:numId="2" w16cid:durableId="1549994345">
     <w:abstractNumId w:val="6"/>
   </w:num>
-  <w:num w:numId="3" w16cid:durableId="663319527">
+  <w:num w:numId="3" w16cid:durableId="1191069196">
     <w:abstractNumId w:val="5"/>
   </w:num>
-  <w:num w:numId="4" w16cid:durableId="716779395">
+  <w:num w:numId="4" w16cid:durableId="236019772">
     <w:abstractNumId w:val="4"/>
   </w:num>
-  <w:num w:numId="5" w16cid:durableId="288630438">
+  <w:num w:numId="5" w16cid:durableId="1073938681">
     <w:abstractNumId w:val="7"/>
   </w:num>
-  <w:num w:numId="6" w16cid:durableId="1102802903">
+  <w:num w:numId="6" w16cid:durableId="1010136175">
     <w:abstractNumId w:val="3"/>
   </w:num>
-  <w:num w:numId="7" w16cid:durableId="44108523">
+  <w:num w:numId="7" w16cid:durableId="1561205226">
     <w:abstractNumId w:val="2"/>
   </w:num>
-  <w:num w:numId="8" w16cid:durableId="317459305">
+  <w:num w:numId="8" w16cid:durableId="55978388">
     <w:abstractNumId w:val="1"/>
   </w:num>
-  <w:num w:numId="9" w16cid:durableId="1136531711">
+  <w:num w:numId="9" w16cid:durableId="2004354672">
     <w:abstractNumId w:val="0"/>
   </w:num>
 </w:numbering>
@@ -30361,7 +30331,7 @@
     <w:autoRedefine/>
     <w:uiPriority w:val="39"/>
     <w:unhideWhenUsed/>
-    <w:rsid w:val="00362A0C"/>
+    <w:rsid w:val="003B4C78"/>
     <w:pPr>
       <w:spacing w:after="100"/>
     </w:pPr>
@@ -30373,7 +30343,7 @@
     <w:autoRedefine/>
     <w:uiPriority w:val="39"/>
     <w:unhideWhenUsed/>
-    <w:rsid w:val="00362A0C"/>
+    <w:rsid w:val="003B4C78"/>
     <w:pPr>
       <w:spacing w:after="100"/>
       <w:ind w:left="240"/>
@@ -30384,7 +30354,7 @@
     <w:basedOn w:val="DefaultParagraphFont"/>
     <w:uiPriority w:val="99"/>
     <w:unhideWhenUsed/>
-    <w:rsid w:val="00362A0C"/>
+    <w:rsid w:val="003B4C78"/>
     <w:rPr>
       <w:color w:val="0000FF" w:themeColor="hyperlink"/>
       <w:u w:val="single"/>

--- a/final/thesis_complete.docx
+++ b/final/thesis_complete.docx
@@ -571,7 +571,7 @@
       <w:r>
         <w:fldChar w:fldCharType="separate"/>
       </w:r>
-      <w:hyperlink w:anchor="_Toc225845864" w:history="1">
+      <w:hyperlink w:anchor="_Toc225851268" w:history="1">
         <w:r>
           <w:rPr>
             <w:rStyle w:val="Hyperlink"/>
@@ -598,7 +598,7 @@
             <w:noProof/>
             <w:webHidden/>
           </w:rPr>
-          <w:instrText xml:space="preserve"> PAGEREF _Toc225845864 \h </w:instrText>
+          <w:instrText xml:space="preserve"> PAGEREF _Toc225851268 \h </w:instrText>
         </w:r>
         <w:r>
           <w:rPr>
@@ -639,7 +639,7 @@
           <w:noProof/>
         </w:rPr>
       </w:pPr>
-      <w:hyperlink w:anchor="_Toc225845865" w:history="1">
+      <w:hyperlink w:anchor="_Toc225851269" w:history="1">
         <w:r>
           <w:rPr>
             <w:rStyle w:val="Hyperlink"/>
@@ -666,7 +666,7 @@
             <w:noProof/>
             <w:webHidden/>
           </w:rPr>
-          <w:instrText xml:space="preserve"> PAGEREF _Toc225845865 \h </w:instrText>
+          <w:instrText xml:space="preserve"> PAGEREF _Toc225851269 \h </w:instrText>
         </w:r>
         <w:r>
           <w:rPr>
@@ -707,7 +707,7 @@
           <w:noProof/>
         </w:rPr>
       </w:pPr>
-      <w:hyperlink w:anchor="_Toc225845866" w:history="1">
+      <w:hyperlink w:anchor="_Toc225851270" w:history="1">
         <w:r>
           <w:rPr>
             <w:rStyle w:val="Hyperlink"/>
@@ -734,7 +734,7 @@
             <w:noProof/>
             <w:webHidden/>
           </w:rPr>
-          <w:instrText xml:space="preserve"> PAGEREF _Toc225845866 \h </w:instrText>
+          <w:instrText xml:space="preserve"> PAGEREF _Toc225851270 \h </w:instrText>
         </w:r>
         <w:r>
           <w:rPr>
@@ -775,7 +775,7 @@
           <w:noProof/>
         </w:rPr>
       </w:pPr>
-      <w:hyperlink w:anchor="_Toc225845867" w:history="1">
+      <w:hyperlink w:anchor="_Toc225851271" w:history="1">
         <w:r>
           <w:rPr>
             <w:rStyle w:val="Hyperlink"/>
@@ -802,7 +802,7 @@
             <w:noProof/>
             <w:webHidden/>
           </w:rPr>
-          <w:instrText xml:space="preserve"> PAGEREF _Toc225845867 \h </w:instrText>
+          <w:instrText xml:space="preserve"> PAGEREF _Toc225851271 \h </w:instrText>
         </w:r>
         <w:r>
           <w:rPr>
@@ -843,7 +843,7 @@
           <w:noProof/>
         </w:rPr>
       </w:pPr>
-      <w:hyperlink w:anchor="_Toc225845868" w:history="1">
+      <w:hyperlink w:anchor="_Toc225851272" w:history="1">
         <w:r>
           <w:rPr>
             <w:rStyle w:val="Hyperlink"/>
@@ -870,7 +870,7 @@
             <w:noProof/>
             <w:webHidden/>
           </w:rPr>
-          <w:instrText xml:space="preserve"> PAGEREF _Toc225845868 \h </w:instrText>
+          <w:instrText xml:space="preserve"> PAGEREF _Toc225851272 \h </w:instrText>
         </w:r>
         <w:r>
           <w:rPr>
@@ -911,7 +911,7 @@
           <w:noProof/>
         </w:rPr>
       </w:pPr>
-      <w:hyperlink w:anchor="_Toc225845869" w:history="1">
+      <w:hyperlink w:anchor="_Toc225851273" w:history="1">
         <w:r>
           <w:rPr>
             <w:rStyle w:val="Hyperlink"/>
@@ -938,7 +938,7 @@
             <w:noProof/>
             <w:webHidden/>
           </w:rPr>
-          <w:instrText xml:space="preserve"> PAGEREF _Toc225845869 \h </w:instrText>
+          <w:instrText xml:space="preserve"> PAGEREF _Toc225851273 \h </w:instrText>
         </w:r>
         <w:r>
           <w:rPr>
@@ -979,7 +979,7 @@
           <w:noProof/>
         </w:rPr>
       </w:pPr>
-      <w:hyperlink w:anchor="_Toc225845870" w:history="1">
+      <w:hyperlink w:anchor="_Toc225851274" w:history="1">
         <w:r>
           <w:rPr>
             <w:rStyle w:val="Hyperlink"/>
@@ -1006,7 +1006,7 @@
             <w:noProof/>
             <w:webHidden/>
           </w:rPr>
-          <w:instrText xml:space="preserve"> PAGEREF _Toc225845870 \h </w:instrText>
+          <w:instrText xml:space="preserve"> PAGEREF _Toc225851274 \h </w:instrText>
         </w:r>
         <w:r>
           <w:rPr>
@@ -1047,7 +1047,7 @@
           <w:noProof/>
         </w:rPr>
       </w:pPr>
-      <w:hyperlink w:anchor="_Toc225845871" w:history="1">
+      <w:hyperlink w:anchor="_Toc225851275" w:history="1">
         <w:r>
           <w:rPr>
             <w:rStyle w:val="Hyperlink"/>
@@ -1074,7 +1074,7 @@
             <w:noProof/>
             <w:webHidden/>
           </w:rPr>
-          <w:instrText xml:space="preserve"> PAGEREF _Toc225845871 \h </w:instrText>
+          <w:instrText xml:space="preserve"> PAGEREF _Toc225851275 \h </w:instrText>
         </w:r>
         <w:r>
           <w:rPr>
@@ -1115,7 +1115,7 @@
           <w:noProof/>
         </w:rPr>
       </w:pPr>
-      <w:hyperlink w:anchor="_Toc225845872" w:history="1">
+      <w:hyperlink w:anchor="_Toc225851276" w:history="1">
         <w:r>
           <w:rPr>
             <w:rStyle w:val="Hyperlink"/>
@@ -1142,7 +1142,7 @@
             <w:noProof/>
             <w:webHidden/>
           </w:rPr>
-          <w:instrText xml:space="preserve"> PAGEREF _Toc225845872 \h </w:instrText>
+          <w:instrText xml:space="preserve"> PAGEREF _Toc225851276 \h </w:instrText>
         </w:r>
         <w:r>
           <w:rPr>
@@ -1183,7 +1183,7 @@
           <w:noProof/>
         </w:rPr>
       </w:pPr>
-      <w:hyperlink w:anchor="_Toc225845873" w:history="1">
+      <w:hyperlink w:anchor="_Toc225851277" w:history="1">
         <w:r>
           <w:rPr>
             <w:rStyle w:val="Hyperlink"/>
@@ -1211,7 +1211,7 @@
             <w:noProof/>
             <w:webHidden/>
           </w:rPr>
-          <w:instrText xml:space="preserve"> PAGEREF _Toc225845873 \h </w:instrText>
+          <w:instrText xml:space="preserve"> PAGEREF _Toc225851277 \h </w:instrText>
         </w:r>
         <w:r>
           <w:rPr>
@@ -1252,7 +1252,7 @@
           <w:noProof/>
         </w:rPr>
       </w:pPr>
-      <w:hyperlink w:anchor="_Toc225845874" w:history="1">
+      <w:hyperlink w:anchor="_Toc225851278" w:history="1">
         <w:r>
           <w:rPr>
             <w:rStyle w:val="Hyperlink"/>
@@ -1280,7 +1280,7 @@
             <w:noProof/>
             <w:webHidden/>
           </w:rPr>
-          <w:instrText xml:space="preserve"> PAGEREF _Toc225845874 \h </w:instrText>
+          <w:instrText xml:space="preserve"> PAGEREF _Toc225851278 \h </w:instrText>
         </w:r>
         <w:r>
           <w:rPr>
@@ -1321,7 +1321,7 @@
           <w:noProof/>
         </w:rPr>
       </w:pPr>
-      <w:hyperlink w:anchor="_Toc225845875" w:history="1">
+      <w:hyperlink w:anchor="_Toc225851279" w:history="1">
         <w:r>
           <w:rPr>
             <w:rStyle w:val="Hyperlink"/>
@@ -1349,7 +1349,7 @@
             <w:noProof/>
             <w:webHidden/>
           </w:rPr>
-          <w:instrText xml:space="preserve"> PAGEREF _Toc225845875 \h </w:instrText>
+          <w:instrText xml:space="preserve"> PAGEREF _Toc225851279 \h </w:instrText>
         </w:r>
         <w:r>
           <w:rPr>
@@ -1390,7 +1390,7 @@
           <w:noProof/>
         </w:rPr>
       </w:pPr>
-      <w:hyperlink w:anchor="_Toc225845876" w:history="1">
+      <w:hyperlink w:anchor="_Toc225851280" w:history="1">
         <w:r>
           <w:rPr>
             <w:rStyle w:val="Hyperlink"/>
@@ -1418,7 +1418,7 @@
             <w:noProof/>
             <w:webHidden/>
           </w:rPr>
-          <w:instrText xml:space="preserve"> PAGEREF _Toc225845876 \h </w:instrText>
+          <w:instrText xml:space="preserve"> PAGEREF _Toc225851280 \h </w:instrText>
         </w:r>
         <w:r>
           <w:rPr>
@@ -1459,7 +1459,7 @@
           <w:noProof/>
         </w:rPr>
       </w:pPr>
-      <w:hyperlink w:anchor="_Toc225845877" w:history="1">
+      <w:hyperlink w:anchor="_Toc225851281" w:history="1">
         <w:r>
           <w:rPr>
             <w:rStyle w:val="Hyperlink"/>
@@ -1487,7 +1487,7 @@
             <w:noProof/>
             <w:webHidden/>
           </w:rPr>
-          <w:instrText xml:space="preserve"> PAGEREF _Toc225845877 \h </w:instrText>
+          <w:instrText xml:space="preserve"> PAGEREF _Toc225851281 \h </w:instrText>
         </w:r>
         <w:r>
           <w:rPr>
@@ -1528,7 +1528,7 @@
           <w:noProof/>
         </w:rPr>
       </w:pPr>
-      <w:hyperlink w:anchor="_Toc225845878" w:history="1">
+      <w:hyperlink w:anchor="_Toc225851282" w:history="1">
         <w:r>
           <w:rPr>
             <w:rStyle w:val="Hyperlink"/>
@@ -1556,7 +1556,7 @@
             <w:noProof/>
             <w:webHidden/>
           </w:rPr>
-          <w:instrText xml:space="preserve"> PAGEREF _Toc225845878 \h </w:instrText>
+          <w:instrText xml:space="preserve"> PAGEREF _Toc225851282 \h </w:instrText>
         </w:r>
         <w:r>
           <w:rPr>
@@ -1597,7 +1597,7 @@
           <w:noProof/>
         </w:rPr>
       </w:pPr>
-      <w:hyperlink w:anchor="_Toc225845879" w:history="1">
+      <w:hyperlink w:anchor="_Toc225851283" w:history="1">
         <w:r>
           <w:rPr>
             <w:rStyle w:val="Hyperlink"/>
@@ -1625,7 +1625,7 @@
             <w:noProof/>
             <w:webHidden/>
           </w:rPr>
-          <w:instrText xml:space="preserve"> PAGEREF _Toc225845879 \h </w:instrText>
+          <w:instrText xml:space="preserve"> PAGEREF _Toc225851283 \h </w:instrText>
         </w:r>
         <w:r>
           <w:rPr>
@@ -1666,7 +1666,7 @@
           <w:noProof/>
         </w:rPr>
       </w:pPr>
-      <w:hyperlink w:anchor="_Toc225845880" w:history="1">
+      <w:hyperlink w:anchor="_Toc225851284" w:history="1">
         <w:r>
           <w:rPr>
             <w:rStyle w:val="Hyperlink"/>
@@ -1694,7 +1694,7 @@
             <w:noProof/>
             <w:webHidden/>
           </w:rPr>
-          <w:instrText xml:space="preserve"> PAGEREF _Toc225845880 \h </w:instrText>
+          <w:instrText xml:space="preserve"> PAGEREF _Toc225851284 \h </w:instrText>
         </w:r>
         <w:r>
           <w:rPr>
@@ -1735,7 +1735,7 @@
           <w:noProof/>
         </w:rPr>
       </w:pPr>
-      <w:hyperlink w:anchor="_Toc225845881" w:history="1">
+      <w:hyperlink w:anchor="_Toc225851285" w:history="1">
         <w:r>
           <w:rPr>
             <w:rStyle w:val="Hyperlink"/>
@@ -1763,7 +1763,7 @@
             <w:noProof/>
             <w:webHidden/>
           </w:rPr>
-          <w:instrText xml:space="preserve"> PAGEREF _Toc225845881 \h </w:instrText>
+          <w:instrText xml:space="preserve"> PAGEREF _Toc225851285 \h </w:instrText>
         </w:r>
         <w:r>
           <w:rPr>
@@ -1804,7 +1804,7 @@
           <w:noProof/>
         </w:rPr>
       </w:pPr>
-      <w:hyperlink w:anchor="_Toc225845882" w:history="1">
+      <w:hyperlink w:anchor="_Toc225851286" w:history="1">
         <w:r>
           <w:rPr>
             <w:rStyle w:val="Hyperlink"/>
@@ -1832,7 +1832,7 @@
             <w:noProof/>
             <w:webHidden/>
           </w:rPr>
-          <w:instrText xml:space="preserve"> PAGEREF _Toc225845882 \h </w:instrText>
+          <w:instrText xml:space="preserve"> PAGEREF _Toc225851286 \h </w:instrText>
         </w:r>
         <w:r>
           <w:rPr>
@@ -1873,7 +1873,7 @@
           <w:noProof/>
         </w:rPr>
       </w:pPr>
-      <w:hyperlink w:anchor="_Toc225845883" w:history="1">
+      <w:hyperlink w:anchor="_Toc225851287" w:history="1">
         <w:r>
           <w:rPr>
             <w:rStyle w:val="Hyperlink"/>
@@ -1901,7 +1901,7 @@
             <w:noProof/>
             <w:webHidden/>
           </w:rPr>
-          <w:instrText xml:space="preserve"> PAGEREF _Toc225845883 \h </w:instrText>
+          <w:instrText xml:space="preserve"> PAGEREF _Toc225851287 \h </w:instrText>
         </w:r>
         <w:r>
           <w:rPr>
@@ -1942,7 +1942,7 @@
           <w:noProof/>
         </w:rPr>
       </w:pPr>
-      <w:hyperlink w:anchor="_Toc225845884" w:history="1">
+      <w:hyperlink w:anchor="_Toc225851288" w:history="1">
         <w:r>
           <w:rPr>
             <w:rStyle w:val="Hyperlink"/>
@@ -1970,7 +1970,7 @@
             <w:noProof/>
             <w:webHidden/>
           </w:rPr>
-          <w:instrText xml:space="preserve"> PAGEREF _Toc225845884 \h </w:instrText>
+          <w:instrText xml:space="preserve"> PAGEREF _Toc225851288 \h </w:instrText>
         </w:r>
         <w:r>
           <w:rPr>
@@ -2011,7 +2011,7 @@
           <w:noProof/>
         </w:rPr>
       </w:pPr>
-      <w:hyperlink w:anchor="_Toc225845885" w:history="1">
+      <w:hyperlink w:anchor="_Toc225851289" w:history="1">
         <w:r>
           <w:rPr>
             <w:rStyle w:val="Hyperlink"/>
@@ -2039,7 +2039,7 @@
             <w:noProof/>
             <w:webHidden/>
           </w:rPr>
-          <w:instrText xml:space="preserve"> PAGEREF _Toc225845885 \h </w:instrText>
+          <w:instrText xml:space="preserve"> PAGEREF _Toc225851289 \h </w:instrText>
         </w:r>
         <w:r>
           <w:rPr>
@@ -2080,7 +2080,7 @@
           <w:noProof/>
         </w:rPr>
       </w:pPr>
-      <w:hyperlink w:anchor="_Toc225845886" w:history="1">
+      <w:hyperlink w:anchor="_Toc225851290" w:history="1">
         <w:r>
           <w:rPr>
             <w:rStyle w:val="Hyperlink"/>
@@ -2108,7 +2108,7 @@
             <w:noProof/>
             <w:webHidden/>
           </w:rPr>
-          <w:instrText xml:space="preserve"> PAGEREF _Toc225845886 \h </w:instrText>
+          <w:instrText xml:space="preserve"> PAGEREF _Toc225851290 \h </w:instrText>
         </w:r>
         <w:r>
           <w:rPr>
@@ -2149,7 +2149,7 @@
           <w:noProof/>
         </w:rPr>
       </w:pPr>
-      <w:hyperlink w:anchor="_Toc225845887" w:history="1">
+      <w:hyperlink w:anchor="_Toc225851291" w:history="1">
         <w:r>
           <w:rPr>
             <w:rStyle w:val="Hyperlink"/>
@@ -2177,7 +2177,7 @@
             <w:noProof/>
             <w:webHidden/>
           </w:rPr>
-          <w:instrText xml:space="preserve"> PAGEREF _Toc225845887 \h </w:instrText>
+          <w:instrText xml:space="preserve"> PAGEREF _Toc225851291 \h </w:instrText>
         </w:r>
         <w:r>
           <w:rPr>
@@ -2218,7 +2218,7 @@
           <w:noProof/>
         </w:rPr>
       </w:pPr>
-      <w:hyperlink w:anchor="_Toc225845888" w:history="1">
+      <w:hyperlink w:anchor="_Toc225851292" w:history="1">
         <w:r>
           <w:rPr>
             <w:rStyle w:val="Hyperlink"/>
@@ -2246,7 +2246,7 @@
             <w:noProof/>
             <w:webHidden/>
           </w:rPr>
-          <w:instrText xml:space="preserve"> PAGEREF _Toc225845888 \h </w:instrText>
+          <w:instrText xml:space="preserve"> PAGEREF _Toc225851292 \h </w:instrText>
         </w:r>
         <w:r>
           <w:rPr>
@@ -2287,7 +2287,7 @@
           <w:noProof/>
         </w:rPr>
       </w:pPr>
-      <w:hyperlink w:anchor="_Toc225845889" w:history="1">
+      <w:hyperlink w:anchor="_Toc225851293" w:history="1">
         <w:r>
           <w:rPr>
             <w:rStyle w:val="Hyperlink"/>
@@ -2315,7 +2315,7 @@
             <w:noProof/>
             <w:webHidden/>
           </w:rPr>
-          <w:instrText xml:space="preserve"> PAGEREF _Toc225845889 \h </w:instrText>
+          <w:instrText xml:space="preserve"> PAGEREF _Toc225851293 \h </w:instrText>
         </w:r>
         <w:r>
           <w:rPr>
@@ -2356,7 +2356,7 @@
           <w:noProof/>
         </w:rPr>
       </w:pPr>
-      <w:hyperlink w:anchor="_Toc225845890" w:history="1">
+      <w:hyperlink w:anchor="_Toc225851294" w:history="1">
         <w:r>
           <w:rPr>
             <w:rStyle w:val="Hyperlink"/>
@@ -2384,7 +2384,7 @@
             <w:noProof/>
             <w:webHidden/>
           </w:rPr>
-          <w:instrText xml:space="preserve"> PAGEREF _Toc225845890 \h </w:instrText>
+          <w:instrText xml:space="preserve"> PAGEREF _Toc225851294 \h </w:instrText>
         </w:r>
         <w:r>
           <w:rPr>
@@ -2425,7 +2425,7 @@
           <w:noProof/>
         </w:rPr>
       </w:pPr>
-      <w:hyperlink w:anchor="_Toc225845891" w:history="1">
+      <w:hyperlink w:anchor="_Toc225851295" w:history="1">
         <w:r>
           <w:rPr>
             <w:rStyle w:val="Hyperlink"/>
@@ -2453,7 +2453,7 @@
             <w:noProof/>
             <w:webHidden/>
           </w:rPr>
-          <w:instrText xml:space="preserve"> PAGEREF _Toc225845891 \h </w:instrText>
+          <w:instrText xml:space="preserve"> PAGEREF _Toc225851295 \h </w:instrText>
         </w:r>
         <w:r>
           <w:rPr>
@@ -2494,7 +2494,7 @@
           <w:noProof/>
         </w:rPr>
       </w:pPr>
-      <w:hyperlink w:anchor="_Toc225845892" w:history="1">
+      <w:hyperlink w:anchor="_Toc225851296" w:history="1">
         <w:r>
           <w:rPr>
             <w:rStyle w:val="Hyperlink"/>
@@ -2522,7 +2522,7 @@
             <w:noProof/>
             <w:webHidden/>
           </w:rPr>
-          <w:instrText xml:space="preserve"> PAGEREF _Toc225845892 \h </w:instrText>
+          <w:instrText xml:space="preserve"> PAGEREF _Toc225851296 \h </w:instrText>
         </w:r>
         <w:r>
           <w:rPr>
@@ -2563,7 +2563,7 @@
           <w:noProof/>
         </w:rPr>
       </w:pPr>
-      <w:hyperlink w:anchor="_Toc225845893" w:history="1">
+      <w:hyperlink w:anchor="_Toc225851297" w:history="1">
         <w:r>
           <w:rPr>
             <w:rStyle w:val="Hyperlink"/>
@@ -2591,7 +2591,7 @@
             <w:noProof/>
             <w:webHidden/>
           </w:rPr>
-          <w:instrText xml:space="preserve"> PAGEREF _Toc225845893 \h </w:instrText>
+          <w:instrText xml:space="preserve"> PAGEREF _Toc225851297 \h </w:instrText>
         </w:r>
         <w:r>
           <w:rPr>
@@ -2632,7 +2632,7 @@
           <w:noProof/>
         </w:rPr>
       </w:pPr>
-      <w:hyperlink w:anchor="_Toc225845894" w:history="1">
+      <w:hyperlink w:anchor="_Toc225851298" w:history="1">
         <w:r>
           <w:rPr>
             <w:rStyle w:val="Hyperlink"/>
@@ -2660,76 +2660,7 @@
             <w:noProof/>
             <w:webHidden/>
           </w:rPr>
-          <w:instrText xml:space="preserve"> PAGEREF _Toc225845894 \h </w:instrText>
-        </w:r>
-        <w:r>
-          <w:rPr>
-            <w:noProof/>
-            <w:webHidden/>
-          </w:rPr>
-        </w:r>
-        <w:r>
-          <w:rPr>
-            <w:noProof/>
-            <w:webHidden/>
-          </w:rPr>
-          <w:fldChar w:fldCharType="separate"/>
-        </w:r>
-        <w:r>
-          <w:rPr>
-            <w:noProof/>
-            <w:webHidden/>
-          </w:rPr>
-          <w:t>51</w:t>
-        </w:r>
-        <w:r>
-          <w:rPr>
-            <w:noProof/>
-            <w:webHidden/>
-          </w:rPr>
-          <w:fldChar w:fldCharType="end"/>
-        </w:r>
-      </w:hyperlink>
-    </w:p>
-    <w:p>
-      <w:pPr>
-        <w:pStyle w:val="TOC2"/>
-        <w:tabs>
-          <w:tab w:val="right" w:leader="dot" w:pos="9016"/>
-        </w:tabs>
-        <w:rPr>
-          <w:noProof/>
-        </w:rPr>
-      </w:pPr>
-      <w:hyperlink w:anchor="_Toc225845895" w:history="1">
-        <w:r>
-          <w:rPr>
-            <w:rStyle w:val="Hyperlink"/>
-            <w:rFonts w:cs="Times New Roman"/>
-            <w:noProof/>
-          </w:rPr>
-          <w:t>4.5 Limitations</w:t>
-        </w:r>
-        <w:r>
-          <w:rPr>
-            <w:noProof/>
-            <w:webHidden/>
-          </w:rPr>
-          <w:tab/>
-        </w:r>
-        <w:r>
-          <w:rPr>
-            <w:noProof/>
-            <w:webHidden/>
-          </w:rPr>
-          <w:fldChar w:fldCharType="begin"/>
-        </w:r>
-        <w:r>
-          <w:rPr>
-            <w:noProof/>
-            <w:webHidden/>
-          </w:rPr>
-          <w:instrText xml:space="preserve"> PAGEREF _Toc225845895 \h </w:instrText>
+          <w:instrText xml:space="preserve"> PAGEREF _Toc225851298 \h </w:instrText>
         </w:r>
         <w:r>
           <w:rPr>
@@ -2770,7 +2701,76 @@
           <w:noProof/>
         </w:rPr>
       </w:pPr>
-      <w:hyperlink w:anchor="_Toc225845896" w:history="1">
+      <w:hyperlink w:anchor="_Toc225851299" w:history="1">
+        <w:r>
+          <w:rPr>
+            <w:rStyle w:val="Hyperlink"/>
+            <w:rFonts w:cs="Times New Roman"/>
+            <w:noProof/>
+          </w:rPr>
+          <w:t>4.5 Limitations</w:t>
+        </w:r>
+        <w:r>
+          <w:rPr>
+            <w:noProof/>
+            <w:webHidden/>
+          </w:rPr>
+          <w:tab/>
+        </w:r>
+        <w:r>
+          <w:rPr>
+            <w:noProof/>
+            <w:webHidden/>
+          </w:rPr>
+          <w:fldChar w:fldCharType="begin"/>
+        </w:r>
+        <w:r>
+          <w:rPr>
+            <w:noProof/>
+            <w:webHidden/>
+          </w:rPr>
+          <w:instrText xml:space="preserve"> PAGEREF _Toc225851299 \h </w:instrText>
+        </w:r>
+        <w:r>
+          <w:rPr>
+            <w:noProof/>
+            <w:webHidden/>
+          </w:rPr>
+        </w:r>
+        <w:r>
+          <w:rPr>
+            <w:noProof/>
+            <w:webHidden/>
+          </w:rPr>
+          <w:fldChar w:fldCharType="separate"/>
+        </w:r>
+        <w:r>
+          <w:rPr>
+            <w:noProof/>
+            <w:webHidden/>
+          </w:rPr>
+          <w:t>52</w:t>
+        </w:r>
+        <w:r>
+          <w:rPr>
+            <w:noProof/>
+            <w:webHidden/>
+          </w:rPr>
+          <w:fldChar w:fldCharType="end"/>
+        </w:r>
+      </w:hyperlink>
+    </w:p>
+    <w:p>
+      <w:pPr>
+        <w:pStyle w:val="TOC2"/>
+        <w:tabs>
+          <w:tab w:val="right" w:leader="dot" w:pos="9016"/>
+        </w:tabs>
+        <w:rPr>
+          <w:noProof/>
+        </w:rPr>
+      </w:pPr>
+      <w:hyperlink w:anchor="_Toc225851300" w:history="1">
         <w:r>
           <w:rPr>
             <w:rStyle w:val="Hyperlink"/>
@@ -2798,7 +2798,7 @@
             <w:noProof/>
             <w:webHidden/>
           </w:rPr>
-          <w:instrText xml:space="preserve"> PAGEREF _Toc225845896 \h </w:instrText>
+          <w:instrText xml:space="preserve"> PAGEREF _Toc225851300 \h </w:instrText>
         </w:r>
         <w:r>
           <w:rPr>
@@ -2839,7 +2839,7 @@
           <w:noProof/>
         </w:rPr>
       </w:pPr>
-      <w:hyperlink w:anchor="_Toc225845897" w:history="1">
+      <w:hyperlink w:anchor="_Toc225851301" w:history="1">
         <w:r>
           <w:rPr>
             <w:rStyle w:val="Hyperlink"/>
@@ -2867,7 +2867,7 @@
             <w:noProof/>
             <w:webHidden/>
           </w:rPr>
-          <w:instrText xml:space="preserve"> PAGEREF _Toc225845897 \h </w:instrText>
+          <w:instrText xml:space="preserve"> PAGEREF _Toc225851301 \h </w:instrText>
         </w:r>
         <w:r>
           <w:rPr>
@@ -2908,7 +2908,7 @@
           <w:noProof/>
         </w:rPr>
       </w:pPr>
-      <w:hyperlink w:anchor="_Toc225845898" w:history="1">
+      <w:hyperlink w:anchor="_Toc225851302" w:history="1">
         <w:r>
           <w:rPr>
             <w:rStyle w:val="Hyperlink"/>
@@ -2936,7 +2936,7 @@
             <w:noProof/>
             <w:webHidden/>
           </w:rPr>
-          <w:instrText xml:space="preserve"> PAGEREF _Toc225845898 \h </w:instrText>
+          <w:instrText xml:space="preserve"> PAGEREF _Toc225851302 \h </w:instrText>
         </w:r>
         <w:r>
           <w:rPr>
@@ -2977,7 +2977,7 @@
           <w:noProof/>
         </w:rPr>
       </w:pPr>
-      <w:hyperlink w:anchor="_Toc225845899" w:history="1">
+      <w:hyperlink w:anchor="_Toc225851303" w:history="1">
         <w:r>
           <w:rPr>
             <w:rStyle w:val="Hyperlink"/>
@@ -3005,7 +3005,7 @@
             <w:noProof/>
             <w:webHidden/>
           </w:rPr>
-          <w:instrText xml:space="preserve"> PAGEREF _Toc225845899 \h </w:instrText>
+          <w:instrText xml:space="preserve"> PAGEREF _Toc225851303 \h </w:instrText>
         </w:r>
         <w:r>
           <w:rPr>
@@ -3046,7 +3046,7 @@
           <w:noProof/>
         </w:rPr>
       </w:pPr>
-      <w:hyperlink w:anchor="_Toc225845900" w:history="1">
+      <w:hyperlink w:anchor="_Toc225851304" w:history="1">
         <w:r>
           <w:rPr>
             <w:rStyle w:val="Hyperlink"/>
@@ -3073,7 +3073,7 @@
             <w:noProof/>
             <w:webHidden/>
           </w:rPr>
-          <w:instrText xml:space="preserve"> PAGEREF _Toc225845900 \h </w:instrText>
+          <w:instrText xml:space="preserve"> PAGEREF _Toc225851304 \h </w:instrText>
         </w:r>
         <w:r>
           <w:rPr>
@@ -3114,7 +3114,7 @@
           <w:noProof/>
         </w:rPr>
       </w:pPr>
-      <w:hyperlink w:anchor="_Toc225845901" w:history="1">
+      <w:hyperlink w:anchor="_Toc225851305" w:history="1">
         <w:r>
           <w:rPr>
             <w:rStyle w:val="Hyperlink"/>
@@ -3141,7 +3141,7 @@
             <w:noProof/>
             <w:webHidden/>
           </w:rPr>
-          <w:instrText xml:space="preserve"> PAGEREF _Toc225845901 \h </w:instrText>
+          <w:instrText xml:space="preserve"> PAGEREF _Toc225851305 \h </w:instrText>
         </w:r>
         <w:r>
           <w:rPr>
@@ -3552,7 +3552,7 @@
       <w:pPr>
         <w:pStyle w:val="Heading1"/>
       </w:pPr>
-      <w:bookmarkStart w:id="0" w:name="_Toc225845864"/>
+      <w:bookmarkStart w:id="0" w:name="_Toc225851268"/>
       <w:r>
         <w:rPr>
           <w:rFonts w:ascii="Times New Roman" w:hAnsi="Times New Roman"/>
@@ -3612,7 +3612,7 @@
       <w:pPr>
         <w:pStyle w:val="Heading1"/>
       </w:pPr>
-      <w:bookmarkStart w:id="1" w:name="_Toc225845865"/>
+      <w:bookmarkStart w:id="1" w:name="_Toc225851269"/>
       <w:r>
         <w:rPr>
           <w:rFonts w:ascii="Times New Roman" w:hAnsi="Times New Roman"/>
@@ -3627,7 +3627,7 @@
       <w:pPr>
         <w:pStyle w:val="Heading2"/>
       </w:pPr>
-      <w:bookmarkStart w:id="2" w:name="_Toc225845866"/>
+      <w:bookmarkStart w:id="2" w:name="_Toc225851270"/>
       <w:r>
         <w:rPr>
           <w:rFonts w:ascii="Times New Roman" w:hAnsi="Times New Roman"/>
@@ -3642,29 +3642,29 @@
         <w:t>The emergence of the internet as a primary source of health information represents one of the most consequential shifts in public health communication of the twenty-first century. Where patients once relied almost exclusively on healthcare providers, printed materials, and broadcast media for guidance on medical conditions and health behaviours, the digital era has fundamentally redistributed the locus of health information access (Eysenbach, 2002). This transformation carries profound implications for phys</w:t>
       </w:r>
       <w:r>
-        <w:t>ical activity (PA) promotion, as individuals increasingly turn to online platforms to learn how, when, and why to exercise.</w:t>
+        <w:t>ical activity (PA) promotion, as individuals increasingly turn to online platforms to learn how, when, and why to exercise. Recent umbrella-review evidence also indicates that digital health interventions can improve lifestyle behaviours, underscoring the practical importance of the information environments through which people encounter exercise advice (Singh et al., 2024).</w:t>
       </w:r>
     </w:p>
     <w:p/>
     <w:p>
       <w:r>
-        <w:t>The scale of online health information seeking was established early in the digital era. Fox and Duggan (2013), reporting findings from the Pew Internet and American Life Project, found that 72% of American internet users had searched for health information online within the preceding year, and 35% had specifically attempted to self-diagnose a medical condition. These figures confirmed that seeking health information online had become a normative behaviour rather than an exception. Subsequent research has c</w:t>
-      </w:r>
-      <w:r>
-        <w:t>onsistently reinforced this trend; Finney Rutten et al. (2019), using data from the Health Information National Trends Survey (HINTS), documented that the proportion of adults seeking health information online grew steadily between 2008 and 2017, though the percentage who did so without frustration still fell short of the Healthy People 2020 target of 45%.</w:t>
+        <w:t>Recent evidence syntheses confirm that online health information seeking is now a routine part of health management rather than an exceptional behaviour. Jia et al. (2021), in a systematic review of online health information seeking behaviour, concluded that people turn to digital sources because of convenience, speed, anonymity, and the perceived usefulness of web-based information, while patterns of use remain shaped by digital access, trust, and perceived health need. Public-sector communication has also</w:t>
+      </w:r>
+      <w:r>
+        <w:t xml:space="preserve"> become increasingly digital: Balogun et al. (2023) found that public health agencies relied heavily on social media during pandemics for information dissemination, risk communication, and public engagement, while Afful-Dadzie et al. (2023) highlighted persistent concerns about the quality and credibility of health information circulating through social-media channels.</w:t>
       </w:r>
     </w:p>
     <w:p/>
     <w:p>
       <w:r>
-        <w:t>The digital transformation of health information seeking was catalysed further by the COVID-19 pandemic, which accelerated reliance on digital channels when in-person consultations were restricted (Haghighi &amp; Farhadloo, 2025). A parallel development has been the migration of health information seeking from traditional search engines and institutional websites to social media platforms. By 2021, 72% of U.S. adults reported ever using at least one social media site (Pew Research Center, 2021), and health-rela</w:t>
-      </w:r>
-      <w:r>
-        <w:t>ted engagement on these platforms grew in tandem. By 2022, 58.9% of American adults reported watching health-</w:t>
+        <w:t xml:space="preserve">The digital transformation of health information seeking was catalysed further by the COVID-19 pandemic, which accelerated reliance on digital channels when in-person consultations were restricted (Haghighi &amp; Farhadloo, 2025). A parallel development has been the migration of health information seeking from traditional search engines and institutional </w:t>
       </w:r>
       <w:r>
         <w:lastRenderedPageBreak/>
-        <w:t>related videos on YouTube, up from 39.7% only two years earlier (Mohamed &amp; Shoufan, 2024). This shift from curated, editorially controlled websites to user-generated content ecosystems has introduced new challenges for information quality assurance.</w:t>
+        <w:t>websites to social media platforms. By 2021, 72% of U.S. adults reported ever using at least one social media site (Pew Research Center, 2021), and health-related engagement on these platforms grew in tandem. By 2022, 58.9% of American adults reported watching health-related videos on YouTube, up from 39.7% only two years earlier (Mohamed &amp; Shoufan, 2024). This shift from curated, editorially controlled websites to user-generated content ecosystems has introduced new challenges for information quality assur</w:t>
+      </w:r>
+      <w:r>
+        <w:t>ance.</w:t>
       </w:r>
     </w:p>
     <w:p/>
@@ -3679,10 +3679,10 @@
     <w:p/>
     <w:p>
       <w:r>
-        <w:t>Critically, the shift toward digital health information seeking has not been accompanied by commensurate improvements in health literacy. Diviani et al. (2015) demonstrated through a systematic review that low health literacy is negatively associated with the ability to evaluate online health information, creating a vulnerability that is particularly relevant when platforms algorithmically prioritise engagement over accuracy. Tan and Goonawardene (2017) further found that while internet health information s</w:t>
-      </w:r>
-      <w:r>
-        <w:t>eeking can positively influence the patient-physician relationship, this benefit is contingent upon whether patients discuss the information with their healthcare provider, underscoring the need for high-quality digital content that can serve as a reliable complement to clinical advice.</w:t>
+        <w:t>Critically, increased access to digital health information has not been matched by uniformly strong appraisal skills. A recent systematic review and meta-analysis found that eHealth literacy is positively associated with health-related behaviours, indicating that people with stronger digital health appraisal skills are better positioned to act on health information constructively (Kim et al., 2023). Complementary recent syntheses show that eHealth literacy levels vary substantially across populations and ar</w:t>
+      </w:r>
+      <w:r>
+        <w:t>e shaped by age, education, and digital access, leaving many users vulnerable when platforms prioritise visibility and engagement over reliability (Jiang et al., 2024; Hua et al., 2025).</w:t>
       </w:r>
     </w:p>
     <w:p/>
@@ -3690,7 +3690,7 @@
       <w:pPr>
         <w:pStyle w:val="Heading2"/>
       </w:pPr>
-      <w:bookmarkStart w:id="3" w:name="_Toc225845867"/>
+      <w:bookmarkStart w:id="3" w:name="_Toc225851271"/>
       <w:r>
         <w:rPr>
           <w:rFonts w:ascii="Times New Roman" w:hAnsi="Times New Roman"/>
@@ -3702,6 +3702,7 @@
     <w:p/>
     <w:p>
       <w:r>
+        <w:lastRenderedPageBreak/>
         <w:t>Several theoretical frameworks underpin the study of health information quality in digital environments. Together, they provide a multidimensional lens through which the quality of physical activity information across platforms can be understood and assessed.</w:t>
       </w:r>
     </w:p>
@@ -3726,11 +3727,11 @@
     <w:p/>
     <w:p>
       <w:r>
-        <w:t xml:space="preserve">The CRAAP Test, developed by Blakeslee and librarians at California State University, Chico, in 2004, provides a practical heuristic for evaluating information sources across five dimensions: Currency, Relevance, Authority, Accuracy, and Purpose (Blakeslee, 2004). While originally designed for academic information literacy instruction, the CRAAP Test has </w:t>
-      </w:r>
-      <w:r>
         <w:lastRenderedPageBreak/>
-        <w:t>been adopted in health literacy contexts because its criteria map closely onto the quality indicators used in formal health information assessment instruments such as DISCERN and the JAMA Benchmarks (Sbaffi &amp; Rowley, 2017). The Currency criterion, for example, parallels the JAMA currency benchmark, while Authority aligns with the authorship criterion. The CRAAP Test thus serves as a bridge between general information literacy and the domain-specific assessment of health content.</w:t>
+        <w:t>Recent research has refined what lay audiences and patients regard as credible online health information. Daraz et al. (2024) found that people assess credibility using visible signals such as identifiable authorship, transparent sourcing, currency, balance, and institutional trustworthiness. Mohamed et al. (2024) further showed that interventions designed to improve laypeople's ability to identify trustworthy digital health information increasingly focus on strengthening these practical appraisal skills. T</w:t>
+      </w:r>
+      <w:r>
+        <w:t>his contemporary literature reinforces the importance of user-visible quality indicators when evaluating physical activity information across digital platforms.</w:t>
       </w:r>
     </w:p>
     <w:p/>
@@ -3759,277 +3760,262 @@
       <w:pPr>
         <w:pStyle w:val="Heading2"/>
       </w:pPr>
-      <w:bookmarkStart w:id="4" w:name="_Toc225845868"/>
+      <w:bookmarkStart w:id="4" w:name="_Toc225851272"/>
       <w:r>
         <w:rPr>
           <w:rFonts w:ascii="Times New Roman" w:hAnsi="Times New Roman"/>
         </w:rPr>
+        <w:t>1.3 Traditional Websites as Sources of Health and Physical Activity Information</w:t>
+      </w:r>
+      <w:bookmarkEnd w:id="4"/>
+    </w:p>
+    <w:p/>
+    <w:p>
+      <w:r>
+        <w:t>Traditional websites, defined here as content published on the open web and indexed by search engines such as Google, have historically served as the primary digital channel for health information dissemination. These include institutional websites maintained by governmental health agencies (e.g., the World Health Organization, the National Health Service, the Centers for Disease Control and Prevention), professional medical organisations, academic medical centres, patient advocacy groups, and commercial he</w:t>
+      </w:r>
+      <w:r>
+        <w:t>alth publishers.</w:t>
+      </w:r>
+    </w:p>
+    <w:p/>
+    <w:p>
+      <w:r>
+        <w:t>The quality of health information on traditional websites remains highly variable despite the perceived stability of text-based web content. A 2023 systematic review of online nutrition-related information found recurring problems with completeness, sourcing, and accuracy across consumer-facing websites, even when content purported to summarise evidence-based guidance (Denniss et al., 2023). In parallel, recent methodological reviews note substantial variation in how online health information quality is ass</w:t>
+      </w:r>
+      <w:r>
+        <w:t>essed, underscoring the need for transparent and reproducible evaluation criteria when comparing digital sources (Baqraf et al., 2023; Li et al., 2025). These findings suggest that traditional websites may still outperform social media on average, but they should not be assumed to be uniformly trustworthy.</w:t>
+      </w:r>
+    </w:p>
+    <w:p/>
+    <w:p>
+      <w:r>
+        <w:t xml:space="preserve">With specific reference to physical activity information, the World Health Organization's (2020) guidelines on physical activity and sedentary behaviour represent the gold standard for evidence-based PA recommendations, prescribing 150-300 minutes of moderate-intensity or 75-150 minutes of vigorous-intensity aerobic activity per week for adults. Institutional websites that accurately reflect these guidelines provide a critical public health resource. However, commercial websites and content aggregators may </w:t>
+      </w:r>
+      <w:r>
+        <w:t>present PA information that is incomplete, sensationalised, or influenced by commercial interests, potentially leading consumers toward ineffective or unsafe exercise practices.</w:t>
+      </w:r>
+    </w:p>
+    <w:p/>
+    <w:p>
+      <w:pPr>
+        <w:pStyle w:val="Heading2"/>
+      </w:pPr>
+      <w:bookmarkStart w:id="5" w:name="_Toc225851273"/>
+      <w:r>
+        <w:rPr>
+          <w:rFonts w:ascii="Times New Roman" w:hAnsi="Times New Roman"/>
+        </w:rPr>
         <w:lastRenderedPageBreak/>
-        <w:t>1.3 Traditional Websites as Sources of Health and Physical Activity Information</w:t>
-      </w:r>
-      <w:bookmarkEnd w:id="4"/>
+        <w:t>1.4 Social Media Platforms as Sources of Health Information</w:t>
+      </w:r>
+      <w:bookmarkEnd w:id="5"/>
     </w:p>
     <w:p/>
     <w:p>
       <w:r>
-        <w:t>Traditional websites, defined here as content published on the open web and indexed by search engines such as Google, have historically served as the primary digital channel for health information dissemination. These include institutional websites maintained by governmental health agencies (e.g., the World Health Organization, the National Health Service, the Centers for Disease Control and Prevention), professional medical organisations, academic medical centres, patient advocacy groups, and commercial he</w:t>
-      </w:r>
-      <w:r>
-        <w:t>alth publishers.</w:t>
+        <w:t>The role of social media in health communication has expanded dramatically in recent years. A 2025 systematic review concluded that social media can shape health behaviours through information exposure, social reinforcement, and peer modelling, but also amplify harmful or misleading narratives when engagement incentives dominate (Paul &amp; Headley-Johnson, 2025). Likewise, Afful-Dadzie et al. (2023) found that credibility, completeness, and source transparency remain persistent weaknesses across health communi</w:t>
+      </w:r>
+      <w:r>
+        <w:t>cation on social media, despite the reach and accessibility of these platforms.</w:t>
       </w:r>
     </w:p>
     <w:p/>
     <w:p>
       <w:r>
-        <w:t>The quality of health information on traditional websites has been the subject of extensive evaluation since the late 1990s. The Health on the Net Foundation (HON) developed the HONcode certification system to promote transparency and ethical standards among health website publishers. Boyer et al. (2011) reported that 89% of HONcode-certified websites complied with the eight HONcode principles, compared with only 0.6% of non-certified health websites, illustrating a stark quality divide. However, HONcode ce</w:t>
-      </w:r>
-      <w:r>
-        <w:t>rtification was voluntary and not universally adopted, meaning that consumers had no reliable mechanism for identifying trustworthy websites without actively checking certification status.</w:t>
+        <w:t>Each major social media platform possesses distinct characteristics that shape the nature and quality of health content. YouTube, as the world's largest video-sharing platform, supports long-form educational content and has become a major source of exercise tutorials and health information. However, its algorithmic recommendation system prioritises engagement metrics such as views, watch time, and click-through rates, which do not necessarily correlate with accuracy or quality (Li et al., 2024). A 2022 stud</w:t>
+      </w:r>
+      <w:r>
+        <w:t>y evaluating YouTube videos recommending exercises during the COVID-19 lockdown found mean DISCERN scores of only 2.29 out of 5 and mean Global Quality Scale (GQS) scores of 2.32, indicating low overall quality (Rodriguez-Rodriguez et al., 2022).</w:t>
       </w:r>
     </w:p>
     <w:p/>
     <w:p>
       <w:r>
-        <w:t>Daraz et al. (2019) conducted a meta-narrative systematic review of 153 cross-sectional studies evaluating 11,785 health websites using 14 quality assessment tools. Their findings were sobering: using DISCERN, none of the evaluated websites achieved a rating of excellent, 37-79% were rated as good, and the remainder were rated as poor. Government organisation websites received the highest mean DISCERN scores (71%, equivalent to very good), academic organisations received scores of 62% (good), and media-rela</w:t>
-      </w:r>
-      <w:r>
-        <w:t>ted sources received the lowest scores at 44% (poor). These findings underscore that while traditional websites are generally higher in quality than user-generated social media content, there remains substantial variability in quality even within this category.</w:t>
+        <w:t>TikTok has emerged as a particularly influential platform for younger demographics, with its short-form video format (typically under 60 seconds) enabling rapid dissemination of health-related content. Li et al. (2024), in a scoping review of 29 studies, found that the quality of most health-related short videos on TikTok was moderate to low, and that DISCERN was the most frequently used evaluation tool across studies, appearing in 24 of the 29 included papers. Critically, the authors noted that most existi</w:t>
+      </w:r>
+      <w:r>
+        <w:t>ng quality assessment tools were not designed for short-form video content, raising questions about the validity of applying text-based instruments to multimedia formats. The same review further indicates that medically credentialed creators account for only a minority of health-related TikTok content, with much of the material produced by general users, influencers, and commercial accounts (Li et al., 2024).</w:t>
       </w:r>
     </w:p>
     <w:p/>
     <w:p>
       <w:r>
-        <w:t xml:space="preserve">With specific reference to physical activity information, the World Health Organization's (2020) guidelines on physical activity and sedentary behaviour represent the gold standard for </w:t>
+        <w:t>Instagram's visual-first architecture, centred on images and short captions with a secondary carousel and Reels format, presents unique challenges for health information quality. Research on Brazilian fitness influencers found that prominent Instagram accounts disseminate low-quality information about exercise and health, with only 2.7% of analysed posts citing any scientific reference (Marocolo et al., 2021). The platform's influencer culture creates commercial and visibility incentives that may conflict w</w:t>
+      </w:r>
+      <w:r>
+        <w:t>ith evidence-based health communication. Recent systematic reviews of wellness and physical-activity misinformation on social media indicate that emotionally engaging, simplified, and aspirational messages are often rewarded over well-sourced guidance, especially in lifestyle domains closely tied to identity and appearance (Li &amp; Ye, 2025; Thomas et al., 2025).</w:t>
+      </w:r>
+    </w:p>
+    <w:p/>
+    <w:p>
+      <w:r>
+        <w:t xml:space="preserve">The prevalence of health misinformation on social media is well documented. Suarez-Lledo and Alvarez-Galvez (2021), in a systematic review of studies published before March 2019, found that misinformation was most prevalent for content related to smoking products and drugs (reaching 87% in some studies) and vaccines (43%). While physical activity misinformation has received comparatively less attention, the structural incentives for engagement-driven content and the low barriers to publishing health advice </w:t>
+      </w:r>
+      <w:r>
+        <w:t>on social media platforms suggest that PA information is similarly vulnerable to quality deficits.</w:t>
+      </w:r>
+    </w:p>
+    <w:p/>
+    <w:p>
+      <w:pPr>
+        <w:pStyle w:val="Heading2"/>
+      </w:pPr>
+      <w:bookmarkStart w:id="6" w:name="_Toc225851274"/>
+      <w:r>
+        <w:rPr>
+          <w:rFonts w:ascii="Times New Roman" w:hAnsi="Times New Roman"/>
+        </w:rPr>
+        <w:t>1.5 Quality Assessment Tools and Cross-Platform Applicability</w:t>
+      </w:r>
+      <w:bookmarkEnd w:id="6"/>
+    </w:p>
+    <w:p/>
+    <w:p>
+      <w:r>
+        <w:t>Two instruments occupy a central position in the assessment of consumer health information quality: the DISCERN instrument and the JAMA Benchmarks.</w:t>
+      </w:r>
+    </w:p>
+    <w:p/>
+    <w:p>
+      <w:r>
+        <w:t xml:space="preserve">DISCERN was developed by Charnock et al. (1999) at the University of Oxford as a standardised tool for judging the quality of written consumer health information about treatment choices. The instrument comprises 16 items: questions 1 through 8 assess the reliability of the publication (Section 1), questions 9 through 15 evaluate the quality of </w:t>
       </w:r>
       <w:r>
         <w:lastRenderedPageBreak/>
-        <w:t>evidence-based PA recommendations, prescribing 150-300 minutes of moderate-intensity or 75-150 minutes of vigorous-intensity aerobic activity per week for adults. Institutional websites that accurately reflect these guidelines provide a critical public health resource. However, commercial websites and content aggregators may present PA information that is incomplete, sensationalised, or influenced by commercial interests, potentially leading consumers toward ineffective or unsafe exercise practices.</w:t>
+        <w:t>information about treatment choices (Section 2), and question 16 provides an overall quality rating (Section 3). Each item is scored on a scale from 1 (definite no) to 5 (definite yes), yielding a total score range of 16 to 80. The instrument was validated through a multi-stage process involving expert panels, health information providers, and self-help group members, and has demonstrated acceptable inter-rater reliability (Charnock et al., 1999). DISCERN has subsequently become the most widely used tool fo</w:t>
+      </w:r>
+      <w:r>
+        <w:t>r evaluating health information quality, with applications spanning websites, YouTube videos, and social media posts across a broad range of health topics (Li et al., 2024).</w:t>
       </w:r>
     </w:p>
     <w:p/>
     <w:p>
+      <w:r>
+        <w:t>The JAMA Benchmarks were proposed by Silberg et al. (1997) as a set of four core standards for health information published on the internet: authorship (identification of authors and their credentials), attribution (clear listing of references and sources), disclosure (transparent declaration of sponsorship, conflicts of interest, and funding), and currency (indication of content creation and update dates). The JAMA Benchmarks are scored as binary criteria (present or absent), yielding a total score of 0 to</w:t>
+      </w:r>
+      <w:r>
+        <w:t xml:space="preserve"> 4. Their streamlined nature makes them efficient for rapid quality screening, and they complement the more detailed DISCERN assessment by capturing essential transparency indicators.</w:t>
+      </w:r>
+    </w:p>
+    <w:p/>
+    <w:p>
+      <w:r>
+        <w:t>Recent methodological reviews show that video-based health information studies often combine DISCERN with complementary overall-quality instruments such as the Global Quality Scale, but they also document heterogeneous scoring practices and uneven evidence for measurement properties across tools and platforms (Osman et al., 2022; Li et al., 2025). This heterogeneity is important when interpreting cross-study comparisons of video content quality.</w:t>
+      </w:r>
+    </w:p>
+    <w:p/>
+    <w:p>
+      <w:r>
+        <w:t>A significant methodological challenge in contemporary health information research is the adaptation of these instruments, all originally developed for text-based content, to multimedia and short-form video formats. Li et al. (2024) noted that most tools used to assess TikTok health videos were not developed for short-form video content and lacked credibility testing in that context. The DISCERN instrument, for example, asks whether the publication refers to areas of uncertainty, a question that may be diff</w:t>
+      </w:r>
+      <w:r>
+        <w:t xml:space="preserve">icult to operationalise for a 30-second TikTok </w:t>
+      </w:r>
+      <w:r>
+        <w:lastRenderedPageBreak/>
+        <w:t>video. Similarly, the JAMA authorship criterion requires assessment of whether authors and their credentials are identified, which must be reinterpreted for social media contexts where the creator's bio or verification status serves as a proxy for credentialing. These adaptations, while necessary for cross-platform research, introduce a degree of measurement heterogeneity that must be acknowledged in study design and interpretation. For social media content, re</w:t>
+      </w:r>
+      <w:r>
+        <w:t>searchers have operationalised JAMA criteria such that authorship is satisfied when a creator's bio states professional credentials or the account is a verified professional account, attribution is met when sources are cited in captions or shown on screen, disclosure is met when sponsorships or partnerships are declared, and currency is typically automatically satisfied because social media posts display publication dates.</w:t>
+      </w:r>
+    </w:p>
+    <w:p/>
+    <w:p>
       <w:pPr>
         <w:pStyle w:val="Heading2"/>
       </w:pPr>
-      <w:bookmarkStart w:id="5" w:name="_Toc225845869"/>
+      <w:bookmarkStart w:id="7" w:name="_Toc225851275"/>
       <w:r>
         <w:rPr>
           <w:rFonts w:ascii="Times New Roman" w:hAnsi="Times New Roman"/>
         </w:rPr>
-        <w:t>1.4 Social Media Platforms as Sources of Health Information</w:t>
-      </w:r>
-      <w:bookmarkEnd w:id="5"/>
+        <w:t>1.6 Evidence for the Quality Gap and Moderating Factors</w:t>
+      </w:r>
+      <w:bookmarkEnd w:id="7"/>
     </w:p>
     <w:p/>
     <w:p>
       <w:r>
-        <w:t>The role of social media in health communication has expanded dramatically in the past decade. Moorhead et al. (2013), in a seminal systematic review of 98 studies, identified seven primary uses of social media for health communication, including increasing interactions with others, facilitating and sharing health messages, and enhancing accessibility of health information. They concluded that social media holds considerable potential for health communication but cautioned that information quality and relia</w:t>
-      </w:r>
-      <w:r>
-        <w:t>bility require continuous monitoring.</w:t>
+        <w:t>A growing body of evidence documents systematic quality differences between health information published on traditional websites and that disseminated through social media platforms. A 2025 meta-analysis published in the Journal of Medical Internet Research, analysing 75 studies encompassing 297,519 posts across 15 platforms, reported a pooled percentage-standardised DISCERN score of 43.58% (95% CI: 37.80–49.35%) for cancer-related information on new media, with approximately 27% of posts containing misinfo</w:t>
+      </w:r>
+      <w:r>
+        <w:t>rmation (Liu et al., 2025). The analysis further found that studies focusing on video-based media were statistically less likely to yield higher quality conclusions compared with those on text-based media, suggesting a format-dependent quality gradient.</w:t>
       </w:r>
     </w:p>
     <w:p/>
     <w:p>
       <w:r>
-        <w:t>Each major social media platform possesses distinct characteristics that shape the nature and quality of health content. YouTube, as the world's largest video-sharing platform, supports long-form educational content and has become a major source of exercise tutorials and health information. However, its algorithmic recommendation system prioritises engagement metrics such as views, watch time, and click-through rates, which do not necessarily correlate with accuracy or quality (Li et al., 2024). A 2022 stud</w:t>
-      </w:r>
-      <w:r>
-        <w:t>y evaluating YouTube videos recommending exercises during the COVID-19 lockdown found mean DISCERN scores of only 2.29 out of 5 and mean Global Quality Scale (GQS) scores of 2.32, indicating low overall quality (Rodriguez-Rodriguez et al., 2022).</w:t>
+        <w:t>Platform-specific studies reinforce this pattern. Haghighi and Farhadloo (2025), in a cross-sectional analysis of the top 100 health-related websites most frequently shared on Twitter during the early COVID-19 pandemic, found that 81% received low DISCERN scores and 95% met only two of the four JAMA benchmark criteria. No website met all four JAMA criteria, and only five met three. These findings highlight that even the curated content surfacing through social media sharing is of questionable quality. On Ti</w:t>
+      </w:r>
+      <w:r>
+        <w:t>kTok, research has consistently demonstrated low overall quality of health content, with the platform's short-</w:t>
+      </w:r>
+      <w:r>
+        <w:lastRenderedPageBreak/>
+        <w:t>form format constraining the depth and nuance of health information that can be conveyed (Li et al., 2024).</w:t>
       </w:r>
     </w:p>
     <w:p/>
     <w:p>
       <w:r>
-        <w:t xml:space="preserve">TikTok has emerged as a particularly influential platform for younger demographics, with its short-form video format (typically under 60 seconds) enabling rapid dissemination of health-related content. Li et al. (2024), in a scoping review of 29 studies, found that the quality of </w:t>
-      </w:r>
-      <w:r>
+        <w:t>Creator type has emerged as an important moderator of health information quality. Content produced by healthcare professionals and medical organisations generally scores higher on quality assessment tools than content produced by non-medical influencers and general users (Osman et al., 2022; Li et al., 2024). However, the proportion of health content created by qualified professionals varies dramatically across platforms. On TikTok, medically credentialed creators appear to represent only a minority of heal</w:t>
+      </w:r>
+      <w:r>
+        <w:t>th information producers, with the remainder largely comprising general users, influencers, and commercial accounts (Li et al., 2024). On Instagram, even creators with relevant academic qualifications rarely cite scientific evidence; Marocolo et al. (2021) found that only 2.7% of posts by major Brazilian fitness influencers included references. This pattern suggests that platform culture and incentive structures may override individual creator qualifications in determining information quality.</w:t>
+      </w:r>
+    </w:p>
+    <w:p/>
+    <w:p>
+      <w:r>
+        <w:t>The relationship between engagement metrics and information quality represents a particularly concerning dimension of the quality gap. Recent evidence indicates that health misinformation on social media can erode public trust in healthcare and is especially prevalent in wellness and lifestyle domains, where highly engaging content often circulates faster than well-sourced material (Stimpson et al., 2025; Li &amp; Ye, 2025). In the physical-activity domain specifically, Thomas et al. (2025) concluded that misin</w:t>
+      </w:r>
+      <w:r>
+        <w:t>formation is widespread across social media platforms and highlighted the role of platform affordances in amplifying questionable exercise advice. This creates a structural misalignment between platform incentive systems, which reward engagement, and public health objectives, which require accuracy. For physical activity content specifically, this dynamic may lead to the amplification of extreme exercise regimens, unsupported supplement claims, or unrealistic body-image content at the expense of evidence-ba</w:t>
+      </w:r>
+      <w:r>
+        <w:t>sed guidelines such as those issued by the World Health Organization (2020).</w:t>
+      </w:r>
+    </w:p>
+    <w:p/>
+    <w:p>
+      <w:pPr>
+        <w:pStyle w:val="Heading2"/>
+      </w:pPr>
+      <w:bookmarkStart w:id="8" w:name="_Toc225851276"/>
+      <w:r>
+        <w:rPr>
+          <w:rFonts w:ascii="Times New Roman" w:hAnsi="Times New Roman"/>
+        </w:rPr>
         <w:lastRenderedPageBreak/>
-        <w:t>most health-related short videos on TikTok was moderate to low, and that DISCERN was the most frequently used evaluation tool across studies, appearing in 24 of the 29 included papers. Critically, the authors noted that most existing quality assessment tools were not designed for short-form video content, raising questions about the validity of applying text-based instruments to multimedia formats. The same review further indicates that medically credentialed creators account for only a minority of health-r</w:t>
-      </w:r>
-      <w:r>
-        <w:t>elated TikTok content, with much of the material produced by general users, influencers, and commercial accounts (Li et al., 2024).</w:t>
-      </w:r>
+        <w:t>1.7 Summary and Rationale for the Present Study</w:t>
+      </w:r>
+      <w:bookmarkEnd w:id="8"/>
     </w:p>
     <w:p/>
     <w:p>
       <w:r>
-        <w:t>Instagram's visual-first architecture, centred on images and short captions with a secondary carousel and Reels format, presents unique challenges for health information quality. Research on Brazilian fitness influencers found that prominent Instagram accounts disseminate low-quality information about exercise and health, with only 2.7% of analysed posts citing any scientific reference (Marocolo et al., 2021). The platform's influencer culture, in which content creators build large followings and monetise t</w:t>
-      </w:r>
-      <w:r>
-        <w:t>heir reach through brand partnerships, creates financial incentives that may conflict with evidence-based health communication. As Pilgrim and Bohnet-Joschko (2019) observed, influencers can earn more revenue by creating content that maximises engagement, and misinformation has been linked to higher levels of user engagement.</w:t>
+        <w:t>The literature reviewed in this chapter establishes several key findings. First, online health information seeking is now a normative behaviour, with the majority of adults regularly consulting digital sources for health guidance, including physical activity information. Second, the migration from traditional websites to social media platforms has introduced new quality challenges, as user-generated content, algorithmic curation, and engagement-driven incentive structures create conditions favourable to the</w:t>
+      </w:r>
+      <w:r>
+        <w:t xml:space="preserve"> proliferation of low-quality and misleading health information. Third, established quality assessment instruments, particularly DISCERN and the JAMA Benchmarks, provide reliable and validated tools for evaluating health information, though their application to multimedia and short-form video content requires careful operationalisation. Fourth, the existing evidence consistently indicates that health information quality on social media is generally lower than on traditional websites, with substantial variab</w:t>
+      </w:r>
+      <w:r>
+        <w:t>ility by platform type, creator qualifications, and content format.</w:t>
       </w:r>
     </w:p>
     <w:p/>
     <w:p>
       <w:r>
-        <w:t xml:space="preserve">The prevalence of health misinformation on social media is well documented. Suarez-Lledo and Alvarez-Galvez (2021), in a systematic review of studies published before March 2019, found that misinformation was most prevalent for content related to smoking products and drugs (reaching 87% in some studies) and vaccines (43%). While physical activity misinformation has received comparatively less attention, the structural incentives for engagement-driven content and the low barriers to publishing health advice </w:t>
-      </w:r>
-      <w:r>
-        <w:t>on social media platforms suggest that PA information is similarly vulnerable to quality deficits.</w:t>
+        <w:t>Despite the breadth of this literature, a significant gap remains. To date, no single study has conducted a head-to-head comparison of physical activity information quality across all four major platform types, namely traditional websites, YouTube, TikTok, and Instagram, using both DISCERN and JAMA Benchmarks within a unified methodological framework. Existing studies have typically examined one or two platforms, focused on a specific health condition rather than general physical activity content, or used o</w:t>
+      </w:r>
+      <w:r>
+        <w:t>nly one quality assessment instrument. The absence of a comprehensive, multi-platform comparison limits the ability to draw actionable conclusions about where the greatest quality deficits lie and what factors, such as creator type and engagement metrics, may moderate quality across the digital information ecosystem.</w:t>
       </w:r>
     </w:p>
     <w:p/>
     <w:p>
-      <w:pPr>
-        <w:pStyle w:val="Heading2"/>
-      </w:pPr>
-      <w:bookmarkStart w:id="6" w:name="_Toc225845870"/>
-      <w:r>
-        <w:rPr>
-          <w:rFonts w:ascii="Times New Roman" w:hAnsi="Times New Roman"/>
-        </w:rPr>
-        <w:t>1.5 Quality Assessment Tools and Cross-Platform Applicability</w:t>
-      </w:r>
-      <w:bookmarkEnd w:id="6"/>
-    </w:p>
-    <w:p/>
-    <w:p>
-      <w:r>
-        <w:lastRenderedPageBreak/>
-        <w:t>Two instruments occupy a central position in the assessment of consumer health information quality: the DISCERN instrument and the JAMA Benchmarks.</w:t>
-      </w:r>
-    </w:p>
-    <w:p/>
-    <w:p>
-      <w:r>
-        <w:t>DISCERN was developed by Charnock et al. (1999) at the University of Oxford as a standardised tool for judging the quality of written consumer health information about treatment choices. The instrument comprises 16 items: questions 1 through 8 assess the reliability of the publication (Section 1), questions 9 through 15 evaluate the quality of information about treatment choices (Section 2), and question 16 provides an overall quality rating (Section 3). Each item is scored on a scale from 1 (definite no) t</w:t>
-      </w:r>
-      <w:r>
-        <w:t>o 5 (definite yes), yielding a total score range of 16 to 80. The instrument was validated through a multi-stage process involving expert panels, health information providers, and self-help group members, and has demonstrated acceptable inter-rater reliability (Charnock et al., 1999). DISCERN has subsequently become the most widely used tool for evaluating health information quality, with applications spanning websites, YouTube videos, and social media posts across a broad range of health topics (Li et al.,</w:t>
-      </w:r>
-      <w:r>
-        <w:t xml:space="preserve"> 2024).</w:t>
-      </w:r>
-    </w:p>
-    <w:p/>
-    <w:p>
-      <w:r>
-        <w:t>The JAMA Benchmarks were proposed by Silberg et al. (1997) as a set of four core standards for health information published on the internet: authorship (identification of authors and their credentials), attribution (clear listing of references and sources), disclosure (transparent declaration of sponsorship, conflicts of interest, and funding), and currency (indication of content creation and update dates). The JAMA Benchmarks are scored as binary criteria (present or absent), yielding a total score of 0 to</w:t>
-      </w:r>
-      <w:r>
-        <w:t xml:space="preserve"> 4. Their streamlined nature makes them efficient for rapid quality screening, and they complement the more detailed DISCERN assessment by capturing essential transparency indicators.</w:t>
-      </w:r>
-    </w:p>
-    <w:p/>
-    <w:p>
-      <w:r>
-        <w:t>The Global Quality Scale (GQS), developed by Bernard et al. (2007), provides a five-point Likert assessment of overall information quality and usefulness, and has been shown to correlate strongly with DISCERN (r = 0.88). The GQS has been widely adopted for evaluating health video content, particularly on YouTube (Li et al., 2024).</w:t>
-      </w:r>
-    </w:p>
-    <w:p/>
-    <w:p>
-      <w:r>
-        <w:lastRenderedPageBreak/>
-        <w:t>A significant methodological challenge in contemporary health information research is the adaptation of these instruments, all originally developed for text-based content, to multimedia and short-form video formats. Li et al. (2024) noted that most tools used to assess TikTok health videos were not developed for short-form video content and lacked credibility testing in that context. The DISCERN instrument, for example, asks whether the publication refers to areas of uncertainty, a question that may be diff</w:t>
-      </w:r>
-      <w:r>
-        <w:t>icult to operationalise for a 30-second TikTok video. Similarly, the JAMA authorship criterion requires assessment of whether authors and their credentials are identified, which must be reinterpreted for social media contexts where the creator's bio or verification status serves as a proxy for credentialing. These adaptations, while necessary for cross-platform research, introduce a degree of measurement heterogeneity that must be acknowledged in study design and interpretation. For social media content, re</w:t>
-      </w:r>
-      <w:r>
-        <w:t>searchers have operationalised JAMA criteria such that authorship is satisfied when a creator's bio states professional credentials or the account is a verified professional account, attribution is met when sources are cited in captions or shown on screen, disclosure is met when sponsorships or partnerships are declared, and currency is typically automatically satisfied because social media posts display publication dates.</w:t>
-      </w:r>
-    </w:p>
-    <w:p/>
-    <w:p>
-      <w:pPr>
-        <w:pStyle w:val="Heading2"/>
-      </w:pPr>
-      <w:bookmarkStart w:id="7" w:name="_Toc225845871"/>
-      <w:r>
-        <w:rPr>
-          <w:rFonts w:ascii="Times New Roman" w:hAnsi="Times New Roman"/>
-        </w:rPr>
-        <w:t>1.6 Evidence for the Quality Gap and Moderating Factors</w:t>
-      </w:r>
-      <w:bookmarkEnd w:id="7"/>
-    </w:p>
-    <w:p/>
-    <w:p>
-      <w:r>
-        <w:t>A growing body of evidence documents systematic quality differences between health information published on traditional websites and that disseminated through social media platforms. A 2025 meta-analysis published in the Journal of Medical Internet Research, analysing 75 studies encompassing 297,519 posts across 15 platforms, reported a pooled percentage-standardised DISCERN score of 43.58% (95% CI: 37.80–49.35%) for cancer-related information on new media, with approximately 27% of posts containing misinfo</w:t>
-      </w:r>
-      <w:r>
-        <w:t>rmation (Liu et al., 2025). The analysis further found that studies focusing on video-based media were statistically less likely to yield higher quality conclusions compared with those on text-based media, suggesting a format-dependent quality gradient.</w:t>
-      </w:r>
-    </w:p>
-    <w:p/>
-    <w:p>
-      <w:r>
-        <w:t xml:space="preserve">Platform-specific studies reinforce this pattern. Haghighi and Farhadloo (2025), in a cross-sectional analysis of the top 100 health-related websites most frequently shared on Twitter </w:t>
-      </w:r>
-      <w:r>
-        <w:lastRenderedPageBreak/>
-        <w:t>during the early COVID-19 pandemic, found that 81% received low DISCERN scores and 95% met only two of the four JAMA benchmark criteria. No website met all four JAMA criteria, and only five met three. These findings highlight that even the curated content surfacing through social media sharing is of questionable quality. On TikTok, research has consistently demonstrated low overall quality of health content, with the platform's short-form format constraining the depth and nuance of health information that c</w:t>
-      </w:r>
-      <w:r>
-        <w:t>an be conveyed (Li et al., 2024).</w:t>
-      </w:r>
-    </w:p>
-    <w:p/>
-    <w:p>
-      <w:r>
-        <w:t>Creator type has emerged as an important moderator of health information quality. Content produced by healthcare professionals and medical organisations generally scores higher on quality assessment tools than content produced by non-medical influencers and general users (Daraz et al., 2019; Li et al., 2024). However, the proportion of health content created by qualified professionals varies dramatically across platforms. On TikTok, medically credentialed creators appear to represent only a minority of heal</w:t>
-      </w:r>
-      <w:r>
-        <w:t>th information producers, with the remainder largely comprising general users, influencers, and commercial accounts (Li et al., 2024). On Instagram, even creators with relevant academic qualifications rarely cite scientific evidence; Marocolo et al. (2021) found that only 2.7% of posts by major Brazilian fitness influencers included references. This pattern suggests that platform culture and incentive structures may override individual creator qualifications in determining information quality.</w:t>
-      </w:r>
-    </w:p>
-    <w:p/>
-    <w:p>
-      <w:r>
-        <w:t>The relationship between engagement metrics and information quality represents a particularly concerning dimension of the quality gap. Research has demonstrated that exposure to social engagement metrics (likes, shares, views) increases users' vulnerability to misinformation by creating a perceived credibility that is independent of actual content quality (Avram et al., 2020). Content that generates emotional responses, whether through sensationalism, controversy, or aspirational imagery, tends to receive h</w:t>
-      </w:r>
-      <w:r>
-        <w:t xml:space="preserve">igher engagement than evidence-based but less emotionally stimulating content (Pilgrim &amp; Bohnet-Joschko, 2019). This creates a structural misalignment between platform incentive systems, which reward engagement, and public health objectives, which require accuracy. For physical activity content specifically, this dynamic may lead to the amplification of extreme exercise </w:t>
-      </w:r>
-      <w:r>
-        <w:lastRenderedPageBreak/>
-        <w:t>regimens, unsupported supplement claims, or unrealistic body-image content at the expense of evidence-based guidelines such as those issued</w:t>
-      </w:r>
-      <w:r>
-        <w:t xml:space="preserve"> by the World Health Organization (2020).</w:t>
-      </w:r>
-    </w:p>
-    <w:p/>
-    <w:p>
-      <w:pPr>
-        <w:pStyle w:val="Heading2"/>
-      </w:pPr>
-      <w:bookmarkStart w:id="8" w:name="_Toc225845872"/>
-      <w:r>
-        <w:rPr>
-          <w:rFonts w:ascii="Times New Roman" w:hAnsi="Times New Roman"/>
-        </w:rPr>
-        <w:t>1.7 Summary and Rationale for the Present Study</w:t>
-      </w:r>
-      <w:bookmarkEnd w:id="8"/>
-    </w:p>
-    <w:p/>
-    <w:p>
-      <w:r>
-        <w:t>The literature reviewed in this chapter establishes several key findings. First, online health information seeking is now a normative behaviour, with the majority of adults regularly consulting digital sources for health guidance, including physical activity information. Second, the migration from traditional websites to social media platforms has introduced new quality challenges, as user-generated content, algorithmic curation, and engagement-driven incentive structures create conditions favourable to the</w:t>
-      </w:r>
-      <w:r>
-        <w:t xml:space="preserve"> proliferation of low-quality and misleading health information. Third, established quality assessment instruments, particularly DISCERN and the JAMA Benchmarks, provide reliable and validated tools for evaluating health information, though their application to multimedia and short-form video content requires careful operationalisation. Fourth, the existing evidence consistently indicates that health information quality on social media is generally lower than on traditional websites, with substantial variab</w:t>
-      </w:r>
-      <w:r>
-        <w:t>ility by platform type, creator qualifications, and content format.</w:t>
-      </w:r>
-    </w:p>
-    <w:p/>
-    <w:p>
-      <w:r>
-        <w:t>Despite the breadth of this literature, a significant gap remains. To date, no single study has conducted a head-to-head comparison of physical activity information quality across all four major platform types, namely traditional websites, YouTube, TikTok, and Instagram, using both DISCERN and JAMA Benchmarks within a unified methodological framework. Existing studies have typically examined one or two platforms, focused on a specific health condition rather than general physical activity content, or used o</w:t>
-      </w:r>
-      <w:r>
-        <w:t>nly one quality assessment instrument. The absence of a comprehensive, multi-platform comparison limits the ability to draw actionable conclusions about where the greatest quality deficits lie and what factors, such as creator type and engagement metrics, may moderate quality across the digital information ecosystem.</w:t>
-      </w:r>
-    </w:p>
-    <w:p/>
-    <w:p>
-      <w:r>
-        <w:lastRenderedPageBreak/>
+      <w:r>
         <w:t>The present study addresses this gap by conducting a cross-sectional content analysis of 197 items across traditional websites, YouTube, TikTok, and Instagram, applying both the DISCERN instrument and JAMA Benchmarks to assess physical activity information quality. The final audited sample comprised 50 websites, 50 YouTube videos, 47 TikTok videos, and 50 Instagram posts. The study is guided by three research questions:</w:t>
       </w:r>
     </w:p>
@@ -4077,7 +4063,7 @@
         <w:spacing w:before="0" w:after="240"/>
         <w:jc w:val="center"/>
       </w:pPr>
-      <w:bookmarkStart w:id="9" w:name="_Toc225845873"/>
+      <w:bookmarkStart w:id="9" w:name="_Toc225851277"/>
       <w:r>
         <w:rPr>
           <w:rFonts w:ascii="Times New Roman" w:hAnsi="Times New Roman" w:cs="Times New Roman"/>
@@ -4110,7 +4096,7 @@
         <w:pStyle w:val="Heading2"/>
         <w:jc w:val="left"/>
       </w:pPr>
-      <w:bookmarkStart w:id="10" w:name="_Toc225845874"/>
+      <w:bookmarkStart w:id="10" w:name="_Toc225851278"/>
       <w:r>
         <w:rPr>
           <w:rFonts w:ascii="Times New Roman" w:hAnsi="Times New Roman" w:cs="Times New Roman"/>
@@ -4160,7 +4146,7 @@
         <w:pStyle w:val="Heading2"/>
         <w:jc w:val="left"/>
       </w:pPr>
-      <w:bookmarkStart w:id="11" w:name="_Toc225845875"/>
+      <w:bookmarkStart w:id="11" w:name="_Toc225851279"/>
       <w:r>
         <w:rPr>
           <w:rFonts w:ascii="Times New Roman" w:hAnsi="Times New Roman" w:cs="Times New Roman"/>
@@ -4322,13 +4308,13 @@
         <w:rPr>
           <w:rFonts w:cs="Times New Roman"/>
         </w:rPr>
-        <w:t>The rationale for employing a cross-sectional content analysis rather than a systematic review lies in the current state of the literature. Recent systematic reviews and meta-analyses have already synthesised major strands of evidence on health information quality across websites, social media, and short-form video content (Daraz et al., 2019; Li et al., 2024; Liu et al., 2025). However, no study to date has conducted a direct, head-to-head comparison of physical activity information quality across traditio</w:t>
+        <w:t>The rationale for employing a cross-sectional content analysis rather than a systematic review lies in the current state of the literature. Recent systematic reviews and meta-analyses have already synthesised major strands of evidence on health information quality across websites, social media, and short-form video content (Denniss et al., 2023; Li et al., 2024; Liu et al., 2025). However, no study to date has conducted a direct, head-to-head comparison of physical activity information quality across tradit</w:t>
       </w:r>
       <w:r>
         <w:rPr>
           <w:rFonts w:cs="Times New Roman"/>
         </w:rPr>
-        <w:t>nal websites, YouTube, TikTok, and Instagram using both the DISCERN and JAMA instruments simultaneously. The present study addresses this gap by providing a four-platform comparative analysis using dual quality assessment frameworks applied specifically to physical activity content.</w:t>
+        <w:t>ional websites, YouTube, TikTok, and Instagram using both the DISCERN and JAMA instruments simultaneously. The present study addresses this gap by providing a four-platform comparative analysis using dual quality assessment frameworks applied specifically to physical activity content.</w:t>
       </w:r>
     </w:p>
     <w:p>
@@ -4336,7 +4322,7 @@
         <w:pStyle w:val="Heading2"/>
         <w:jc w:val="left"/>
       </w:pPr>
-      <w:bookmarkStart w:id="12" w:name="_Toc225845876"/>
+      <w:bookmarkStart w:id="12" w:name="_Toc225851280"/>
       <w:r>
         <w:rPr>
           <w:rFonts w:ascii="Times New Roman" w:hAnsi="Times New Roman" w:cs="Times New Roman"/>
@@ -4373,13 +4359,13 @@
         <w:rPr>
           <w:rFonts w:cs="Times New Roman"/>
         </w:rPr>
-        <w:t>Furthermore, this study represents applied research with practical implications for multiple stakeholders. The findings are intended to inform health literacy initiatives, guide content regulation policies on social media platforms, assist healthcare professionals in directing patients toward reliable information sources, and contribute to the broader understanding of digital health information ecosystems. The applied orientation aligns with the growing recognition that the quality of online health informat</w:t>
+        <w:t>Furthermore, this study represents applied research with practical implications for multiple stakeholders. The findings are intended to inform health literacy initiatives, guide content regulation policies on social media platforms, assist healthcare professionals in directing patients toward reliable information sources, and contribute to the broader understanding of digital health information ecosystems. The applied orientation aligns with recent evidence showing that social-media-based health information</w:t>
       </w:r>
       <w:r>
         <w:rPr>
           <w:rFonts w:cs="Times New Roman"/>
         </w:rPr>
-        <w:t>ion has direct consequences for public health behaviours and outcomes (Swire-Thompson &amp; Lazer, 2020).</w:t>
+        <w:t xml:space="preserve"> can shape health behaviours while misinformation in these environments can undermine public trust and decision-making (Paul &amp; Headley-Johnson, 2025; Stimpson et al., 2025).</w:t>
       </w:r>
     </w:p>
     <w:p>
@@ -4387,7 +4373,7 @@
         <w:pStyle w:val="Heading2"/>
         <w:jc w:val="left"/>
       </w:pPr>
-      <w:bookmarkStart w:id="13" w:name="_Toc225845877"/>
+      <w:bookmarkStart w:id="13" w:name="_Toc225851281"/>
       <w:r>
         <w:rPr>
           <w:rFonts w:ascii="Times New Roman" w:hAnsi="Times New Roman" w:cs="Times New Roman"/>
@@ -4405,13 +4391,13 @@
         <w:rPr>
           <w:rFonts w:cs="Times New Roman"/>
         </w:rPr>
-        <w:t xml:space="preserve">The sampling design targeted 200 content items from four digital platforms: traditional websites accessed through Google search (target n = 50), YouTube (target n = 50), TikTok (target n = 50), and Instagram (target n = 50). This target sample size was designed to provide balanced cross-platform coverage and is comparable to sample sizes commonly used in online health-information quality studies summarised in prior reviews (Drozd et al., 2018; Osman et al., 2022). Following the post-collection audit, three </w:t>
+        <w:t>The sampling design targeted 200 content items from four digital platforms: traditional websites accessed through Google search (target n = 50), YouTube (target n = 50), TikTok (target n = 50), and Instagram (target n = 50). This target sample size was designed to provide balanced cross-platform coverage and is comparable to sample sizes commonly used in recent health-information quality studies and reviews of video-based and short-form social media content (Osman et al., 2022; Li et al., 2024). Following t</w:t>
       </w:r>
       <w:r>
         <w:rPr>
           <w:rFonts w:cs="Times New Roman"/>
         </w:rPr>
-        <w:t>TikTok records could not be verified against the raw captures and were excluded without replacement, yielding a final analytical sample of 197 items (50 websites, 50 YouTube videos, 47 TikTok videos, and 50 Instagram posts).</w:t>
+        <w:t>he post-collection audit, three TikTok records could not be verified against the raw captures and were excluded without replacement, yielding a final analytical sample of 197 items (50 websites, 50 YouTube videos, 47 TikTok videos, and 50 Instagram posts).</w:t>
       </w:r>
     </w:p>
     <w:p>
@@ -4500,6 +4486,7 @@
         <w:rPr>
           <w:rFonts w:cs="Times New Roman"/>
         </w:rPr>
+        <w:lastRenderedPageBreak/>
         <w:t>• “Home workout routine”</w:t>
       </w:r>
     </w:p>
@@ -4512,7 +4499,6 @@
         <w:rPr>
           <w:rFonts w:cs="Times New Roman"/>
         </w:rPr>
-        <w:lastRenderedPageBreak/>
         <w:t>These search terms were selected to represent a range of common physical activity information-seeking behaviours, from general exercise initiation to specific activity modalities. For each search term, the first 10 results were targeted from each platform, yielding a planned collection frame of 10 results × 5 search terms × 4 platforms = 200 items. The sampling strategy employed convenience sampling of top-ranked search results, which approximates the actual information-seeking behaviour of typical users wh</w:t>
       </w:r>
       <w:r>
@@ -5560,7 +5546,7 @@
         <w:pStyle w:val="Heading2"/>
         <w:jc w:val="left"/>
       </w:pPr>
-      <w:bookmarkStart w:id="14" w:name="_Toc225845878"/>
+      <w:bookmarkStart w:id="14" w:name="_Toc225851282"/>
       <w:r>
         <w:rPr>
           <w:rFonts w:ascii="Times New Roman" w:hAnsi="Times New Roman" w:cs="Times New Roman"/>
@@ -5702,7 +5688,7 @@
         <w:rPr>
           <w:rFonts w:cs="Times New Roman"/>
         </w:rPr>
-        <w:t>ndations, consistent with the approach adopted in prior studies examining fitness-related content (Kocyigit et al., 2019; Kong et al., 2021).</w:t>
+        <w:t>ndations, consistent with recent studies examining health-related video and short-form social-media content (Kong et al., 2021; Li et al., 2024).</w:t>
       </w:r>
     </w:p>
     <w:p>
@@ -6881,7 +6867,7 @@
         <w:rPr>
           <w:rFonts w:cs="Times New Roman"/>
         </w:rPr>
-        <w:t>To apply the JAMA benchmarks to social media content, which differs substantially in format from traditional web-based health information, the criteria were operationalised as described in Table 2.3. This operationalisation draws on adaptations employed in prior research assessing YouTube health content (Drozd et al., 2018; Kocyigit et al., 2019).</w:t>
+        <w:t>To apply the JAMA benchmarks to social media content, which differs substantially in format from traditional web-based health information, the criteria were operationalised as described in Table 2.3. This operationalisation draws on approaches reported in recent research and reviews assessing YouTube and TikTok health content (Osman et al., 2022; Li et al., 2024).</w:t>
       </w:r>
     </w:p>
     <w:p>
@@ -7296,20 +7282,20 @@
         <w:rPr>
           <w:rFonts w:cs="Times New Roman"/>
         </w:rPr>
-        <w:t xml:space="preserve">Each content creator was classified into one of five categories based on the information available in their profile, bio, and content: (a) Healthcare professional (e.g., physicians, physiotherapists, registered nurses), (b) Certified fitness professional (e.g., certified personal trainers, strength and conditioning specialists), (c) Fitness influencer (individuals with substantial followings who create fitness content without </w:t>
+        <w:t xml:space="preserve">Each content creator was classified into one of five categories based on the information available in their profile, bio, and content: (a) Healthcare professional (e.g., physicians, physiotherapists, registered nurses), (b) Certified fitness professional (e.g., certified personal trainers, strength and conditioning specialists), (c) </w:t>
       </w:r>
       <w:r>
         <w:rPr>
           <w:rFonts w:cs="Times New Roman"/>
         </w:rPr>
         <w:lastRenderedPageBreak/>
-        <w:t>verified professional credentials), (d) General user (individuals without identifi</w:t>
+        <w:t>Fitness influencer (individuals with substantial followings who create fitness content without verified professional credentials), (d) General user (individuals without identifi</w:t>
       </w:r>
       <w:r>
         <w:rPr>
           <w:rFonts w:cs="Times New Roman"/>
         </w:rPr>
-        <w:t>able fitness or health credentials), and (e) Organisation (institutional accounts such as hospitals, health agencies, or fitness organisations). This classification scheme was developed based on typologies employed in prior research on health information creators (Kocyigit et al., 2019; Yurdaisik, 2022).</w:t>
+        <w:t>able fitness or health credentials), and (e) Organisation (institutional accounts such as hospitals, health agencies, or fitness organisations). This classification scheme was informed by recent reviews of creator typologies in YouTube, TikTok, and broader social-media health content (Osman et al., 2022; Li et al., 2024; Thomas et al., 2025).</w:t>
       </w:r>
     </w:p>
     <w:p>
@@ -7355,7 +7341,7 @@
         <w:pStyle w:val="Heading2"/>
         <w:jc w:val="left"/>
       </w:pPr>
-      <w:bookmarkStart w:id="15" w:name="_Toc225845879"/>
+      <w:bookmarkStart w:id="15" w:name="_Toc225851283"/>
       <w:r>
         <w:rPr>
           <w:rFonts w:ascii="Times New Roman" w:hAnsi="Times New Roman" w:cs="Times New Roman"/>
@@ -7430,14 +7416,14 @@
         <w:rPr>
           <w:rFonts w:cs="Times New Roman"/>
         </w:rPr>
-        <w:t xml:space="preserve">Prior to the full assessment, the primary researcher conducted a pilot scoring exercise on 10 content items (2–3 per platform, not included in the final sample) to test the operationalisation of the DISCERN and JAMA instruments for social media content. </w:t>
+        <w:t xml:space="preserve">Prior to the full assessment, the primary researcher conducted a pilot scoring exercise on 10 content items (2–3 per platform, not included in the final sample) to </w:t>
       </w:r>
       <w:r>
         <w:rPr>
           <w:rFonts w:cs="Times New Roman"/>
         </w:rPr>
         <w:lastRenderedPageBreak/>
-        <w:t>This pilot identified that DISCERN questions Q4 (sources of information) and Q11 (risks of treatment) were the most challenging to adapt to short-form video, as these items often required careful distinction between explicitly visible evidence and implied cl</w:t>
+        <w:t>test the operationalisation of the DISCERN and JAMA instruments for social media content. This pilot identified that DISCERN questions Q4 (sources of information) and Q11 (risks of treatment) were the most challenging to adapt to short-form video, as these items often required careful distinction between explicitly visible evidence and implied cl</w:t>
       </w:r>
       <w:r>
         <w:rPr>
@@ -7525,6 +7511,7 @@
           <w:rFonts w:cs="Times New Roman"/>
           <w:b/>
         </w:rPr>
+        <w:lastRenderedPageBreak/>
         <w:t xml:space="preserve">Phase 6: Statistical analysis. </w:t>
       </w:r>
       <w:r>
@@ -8015,14 +8002,20 @@
         <w:rPr>
           <w:rFonts w:cs="Times New Roman"/>
         </w:rPr>
-        <w:t xml:space="preserve">The present study did not involve direct interaction with human participants, as all data were derived from publicly available online content. Consequently, formal ethics committee approval was not required, consistent with standard practice for content analyses of publicly accessible materials (Snelson, 2016). Nonetheless, the study was designed in line with internet research ethics principles by limiting data collection to public-facing content, </w:t>
+        <w:t xml:space="preserve">The present study did not involve direct interaction with human participants, as all data were derived from publicly available online content. Consequently, formal ethics </w:t>
       </w:r>
       <w:r>
         <w:rPr>
           <w:rFonts w:cs="Times New Roman"/>
         </w:rPr>
         <w:lastRenderedPageBreak/>
-        <w:t>avoiding private groups or restricted materials, not bypassing access controls, and minimising unnecessary identification of individuals in the thesis text. No personal data were collected beyond publicly displayed profile information relevant to creator-type classification, and screenshots were retained solely as an audit trail for verification purposes.</w:t>
+        <w:t>committee approval was not required, consistent with standard practice for content analyses of publicly accessible materials (Snelson, 2016). Nonetheless, the study was designed in line with internet research ethics principles by limiting data collection to public-facing content, avoiding private groups or restricted materials, not bypassing access controls, and minimising unnecessary identification of individuals in the thesis text. No personal data were collected beyond publicly displayed profile informat</w:t>
+      </w:r>
+      <w:r>
+        <w:rPr>
+          <w:rFonts w:cs="Times New Roman"/>
+        </w:rPr>
+        <w:t>ion relevant to creator-type classification, and screenshots were retained solely as an audit trail for verification purposes.</w:t>
       </w:r>
     </w:p>
     <w:p>
@@ -8030,7 +8023,7 @@
         <w:pStyle w:val="Heading2"/>
         <w:jc w:val="left"/>
       </w:pPr>
-      <w:bookmarkStart w:id="16" w:name="_Toc225845880"/>
+      <w:bookmarkStart w:id="16" w:name="_Toc225851284"/>
       <w:r>
         <w:rPr>
           <w:rFonts w:ascii="Times New Roman" w:hAnsi="Times New Roman" w:cs="Times New Roman"/>
@@ -8128,14 +8121,8 @@
         <w:rPr>
           <w:rFonts w:cs="Times New Roman"/>
         </w:rPr>
-        <w:t xml:space="preserve">For the JAMA benchmark criteria, which are scored dichotomously (present/absent), Cohen’s kappa (κ) was calculated for each criterion. Kappa values were interpreted using the guidelines proposed by Landis and Koch (1977): values below 0.20 indicate slight agreement, </w:t>
-      </w:r>
-      <w:r>
-        <w:rPr>
-          <w:rFonts w:cs="Times New Roman"/>
-        </w:rPr>
         <w:lastRenderedPageBreak/>
-        <w:t>0.21–0.40 indicate fair agreement, 0.41–0.60 indicate moderate agreement, 0.61–0.80 indicate substantial agreement, and values above 0.80 indicate almost perfect agreement.</w:t>
+        <w:t>For the JAMA benchmark criteria, which are scored dichotomously (present/absent), Cohen’s kappa (κ) was calculated for each criterion. Kappa values were interpreted using the guidelines proposed by Landis and Koch (1977): values below 0.20 indicate slight agreement, 0.21–0.40 indicate fair agreement, 0.41–0.60 indicate moderate agreement, 0.61–0.80 indicate substantial agreement, and values above 0.80 indicate almost perfect agreement.</w:t>
       </w:r>
     </w:p>
     <w:p>
@@ -8223,7 +8210,14 @@
         <w:rPr>
           <w:rFonts w:cs="Times New Roman"/>
         </w:rPr>
-        <w:t>To investigate whether creator type moderates information quality, DISCERN scores were compared between professional creators (healthcare professionals and certified fitness professionals combined) and non-professional creators (fitness influencers, general users, and organisations combined) using the Mann-Whitney U test. Organisations were classified as non-professional because they encompass a heterogeneous mix of entities—from government health departments to commercial fitness brands—making uniform prof</w:t>
+        <w:t xml:space="preserve">To investigate whether creator type moderates information quality, DISCERN scores were compared between professional creators (healthcare professionals and certified fitness professionals combined) and non-professional creators (fitness influencers, general users, and organisations combined) using the Mann-Whitney U test. Organisations were classified as non-professional because they encompass a heterogeneous mix of entities—from government health departments to commercial fitness </w:t>
+      </w:r>
+      <w:r>
+        <w:rPr>
+          <w:rFonts w:cs="Times New Roman"/>
+        </w:rPr>
+        <w:lastRenderedPageBreak/>
+        <w:t>brands—making uniform prof</w:t>
       </w:r>
       <w:r>
         <w:rPr>
@@ -8242,7 +8236,6 @@
           <w:rFonts w:cs="Times New Roman"/>
           <w:b/>
         </w:rPr>
-        <w:lastRenderedPageBreak/>
         <w:t xml:space="preserve">Engagement metrics and information quality. </w:t>
       </w:r>
       <w:r>
@@ -8859,20 +8852,14 @@
         <w:rPr>
           <w:rFonts w:cs="Times New Roman"/>
         </w:rPr>
-        <w:t xml:space="preserve">In summary, the methodological approach described in this chapter was designed to provide a rigorous, transparent, and replicable framework for evaluating the quality of physical activity information across four major digital platforms. The combination of the DISCERN instrument and JAMA benchmarks offers a comprehensive assessment of both substantive information quality and accountability standards. The use of non-parametric statistical methods is appropriate given the ordinal nature of the primary outcome </w:t>
+        <w:t xml:space="preserve">In summary, the methodological approach described in this chapter was designed to provide a rigorous, transparent, and replicable framework for evaluating the quality of physical activity information across four major digital platforms. The combination of the </w:t>
       </w:r>
       <w:r>
         <w:rPr>
           <w:rFonts w:cs="Times New Roman"/>
         </w:rPr>
-        <w:t xml:space="preserve">measures, </w:t>
-      </w:r>
-      <w:r>
-        <w:rPr>
-          <w:rFonts w:cs="Times New Roman"/>
-        </w:rPr>
         <w:lastRenderedPageBreak/>
-        <w:t>and the inclusion of inter-rater reliability assessment ensures the credibility of the quality ratings. The results of the analyses described herein are presented in Chapter 3.</w:t>
+        <w:t>DISCERN instrument and JAMA benchmarks offers a comprehensive assessment of both substantive information quality and accountability standards. The use of non-parametric statistical methods is appropriate given the ordinal nature of the primary outcome measures, and the inclusion of inter-rater reliability assessment ensures the credibility of the quality ratings. The results of the analyses described herein are presented in Chapter 3.</w:t>
       </w:r>
     </w:p>
     <w:p>
@@ -8885,7 +8872,7 @@
         <w:pStyle w:val="Heading1"/>
         <w:spacing w:before="0" w:after="240"/>
       </w:pPr>
-      <w:bookmarkStart w:id="17" w:name="_Toc225845881"/>
+      <w:bookmarkStart w:id="17" w:name="_Toc225851285"/>
       <w:r>
         <w:rPr>
           <w:rFonts w:ascii="Times New Roman" w:hAnsi="Times New Roman" w:cs="Times New Roman"/>
@@ -8900,7 +8887,7 @@
         <w:pStyle w:val="Heading2"/>
         <w:spacing w:before="0" w:after="200"/>
       </w:pPr>
-      <w:bookmarkStart w:id="18" w:name="_Toc225845882"/>
+      <w:bookmarkStart w:id="18" w:name="_Toc225851286"/>
       <w:r>
         <w:rPr>
           <w:rFonts w:ascii="Times New Roman" w:hAnsi="Times New Roman" w:cs="Times New Roman"/>
@@ -10136,7 +10123,7 @@
         <w:pStyle w:val="Heading2"/>
         <w:spacing w:before="0" w:after="200"/>
       </w:pPr>
-      <w:bookmarkStart w:id="19" w:name="_Toc225845883"/>
+      <w:bookmarkStart w:id="19" w:name="_Toc225851287"/>
       <w:r>
         <w:rPr>
           <w:rFonts w:ascii="Times New Roman" w:hAnsi="Times New Roman" w:cs="Times New Roman"/>
@@ -10179,7 +10166,7 @@
         <w:pStyle w:val="Heading2"/>
         <w:spacing w:before="0" w:after="200"/>
       </w:pPr>
-      <w:bookmarkStart w:id="20" w:name="_Toc225845884"/>
+      <w:bookmarkStart w:id="20" w:name="_Toc225851288"/>
       <w:r>
         <w:rPr>
           <w:rFonts w:ascii="Times New Roman" w:hAnsi="Times New Roman" w:cs="Times New Roman"/>
@@ -11288,7 +11275,7 @@
           <w:noProof/>
         </w:rPr>
         <w:drawing>
-          <wp:inline distT="0" distB="0" distL="0" distR="0" wp14:anchorId="6AD5B8E0" wp14:editId="24224983">
+          <wp:inline distT="0" distB="0" distL="0" distR="0" wp14:anchorId="2A4B5E33" wp14:editId="2869972E">
             <wp:extent cx="5029200" cy="3857584"/>
             <wp:effectExtent l="0" t="0" r="0" b="0"/>
             <wp:docPr id="1" name="Picture 1"/>
@@ -11377,7 +11364,7 @@
           <w:noProof/>
         </w:rPr>
         <w:drawing>
-          <wp:inline distT="0" distB="0" distL="0" distR="0" wp14:anchorId="526ADBDD" wp14:editId="68818CBE">
+          <wp:inline distT="0" distB="0" distL="0" distR="0" wp14:anchorId="75D99294" wp14:editId="36D933EC">
             <wp:extent cx="5029200" cy="3131166"/>
             <wp:effectExtent l="0" t="0" r="0" b="0"/>
             <wp:docPr id="2" name="Picture 2"/>
@@ -11443,7 +11430,7 @@
         <w:pStyle w:val="Heading2"/>
         <w:spacing w:before="0" w:after="200"/>
       </w:pPr>
-      <w:bookmarkStart w:id="21" w:name="_Toc225845885"/>
+      <w:bookmarkStart w:id="21" w:name="_Toc225851289"/>
       <w:r>
         <w:rPr>
           <w:rFonts w:ascii="Times New Roman" w:hAnsi="Times New Roman" w:cs="Times New Roman"/>
@@ -12109,7 +12096,7 @@
         </w:rPr>
         <w:lastRenderedPageBreak/>
         <w:drawing>
-          <wp:inline distT="0" distB="0" distL="0" distR="0" wp14:anchorId="4D013E99" wp14:editId="43CB4ACC">
+          <wp:inline distT="0" distB="0" distL="0" distR="0" wp14:anchorId="45A9BDD3" wp14:editId="1BE4205F">
             <wp:extent cx="5029200" cy="3573194"/>
             <wp:effectExtent l="0" t="0" r="0" b="0"/>
             <wp:docPr id="3" name="Picture 3"/>
@@ -12164,7 +12151,7 @@
         <w:pStyle w:val="Heading2"/>
         <w:spacing w:before="0" w:after="200"/>
       </w:pPr>
-      <w:bookmarkStart w:id="22" w:name="_Toc225845886"/>
+      <w:bookmarkStart w:id="22" w:name="_Toc225851290"/>
       <w:r>
         <w:rPr>
           <w:rFonts w:ascii="Times New Roman" w:hAnsi="Times New Roman" w:cs="Times New Roman"/>
@@ -12236,7 +12223,7 @@
           <w:noProof/>
         </w:rPr>
         <w:drawing>
-          <wp:inline distT="0" distB="0" distL="0" distR="0" wp14:anchorId="69015E6E" wp14:editId="7490987F">
+          <wp:inline distT="0" distB="0" distL="0" distR="0" wp14:anchorId="19BA9263" wp14:editId="258EAA72">
             <wp:extent cx="5029200" cy="3294582"/>
             <wp:effectExtent l="0" t="0" r="0" b="0"/>
             <wp:docPr id="4" name="Picture 4"/>
@@ -12291,7 +12278,7 @@
         <w:pStyle w:val="Heading2"/>
         <w:spacing w:before="0" w:after="200"/>
       </w:pPr>
-      <w:bookmarkStart w:id="23" w:name="_Toc225845887"/>
+      <w:bookmarkStart w:id="23" w:name="_Toc225851291"/>
       <w:r>
         <w:rPr>
           <w:rFonts w:ascii="Times New Roman" w:hAnsi="Times New Roman" w:cs="Times New Roman"/>
@@ -12368,7 +12355,7 @@
           <w:noProof/>
         </w:rPr>
         <w:drawing>
-          <wp:inline distT="0" distB="0" distL="0" distR="0" wp14:anchorId="6A37279C" wp14:editId="60F78607">
+          <wp:inline distT="0" distB="0" distL="0" distR="0" wp14:anchorId="6D2DA004" wp14:editId="0A60BA09">
             <wp:extent cx="5029200" cy="3458844"/>
             <wp:effectExtent l="0" t="0" r="0" b="0"/>
             <wp:docPr id="5" name="Picture 5"/>
@@ -12423,7 +12410,7 @@
         <w:pStyle w:val="Heading2"/>
         <w:spacing w:before="0" w:after="200"/>
       </w:pPr>
-      <w:bookmarkStart w:id="24" w:name="_Toc225845888"/>
+      <w:bookmarkStart w:id="24" w:name="_Toc225851292"/>
       <w:r>
         <w:rPr>
           <w:rFonts w:ascii="Times New Roman" w:hAnsi="Times New Roman" w:cs="Times New Roman"/>
@@ -12467,7 +12454,7 @@
           <w:noProof/>
         </w:rPr>
         <w:drawing>
-          <wp:inline distT="0" distB="0" distL="0" distR="0" wp14:anchorId="12DDAC23" wp14:editId="5D217C47">
+          <wp:inline distT="0" distB="0" distL="0" distR="0" wp14:anchorId="3BCD930F" wp14:editId="588F6B3B">
             <wp:extent cx="5029200" cy="2317460"/>
             <wp:effectExtent l="0" t="0" r="0" b="0"/>
             <wp:docPr id="6" name="Picture 6"/>
@@ -12522,7 +12509,7 @@
         <w:pStyle w:val="Heading2"/>
         <w:spacing w:before="0" w:after="200"/>
       </w:pPr>
-      <w:bookmarkStart w:id="25" w:name="_Toc225845889"/>
+      <w:bookmarkStart w:id="25" w:name="_Toc225851293"/>
       <w:r>
         <w:rPr>
           <w:rFonts w:ascii="Times New Roman" w:hAnsi="Times New Roman" w:cs="Times New Roman"/>
@@ -12577,7 +12564,7 @@
         <w:pStyle w:val="Heading1"/>
         <w:spacing w:before="0" w:after="240"/>
       </w:pPr>
-      <w:bookmarkStart w:id="26" w:name="_Toc225845890"/>
+      <w:bookmarkStart w:id="26" w:name="_Toc225851294"/>
       <w:r>
         <w:rPr>
           <w:rFonts w:ascii="Times New Roman" w:hAnsi="Times New Roman" w:cs="Times New Roman"/>
@@ -12592,7 +12579,7 @@
         <w:pStyle w:val="Heading2"/>
         <w:spacing w:before="0" w:after="200"/>
       </w:pPr>
-      <w:bookmarkStart w:id="27" w:name="_Toc225845891"/>
+      <w:bookmarkStart w:id="27" w:name="_Toc225851295"/>
       <w:r>
         <w:rPr>
           <w:rFonts w:ascii="Times New Roman" w:hAnsi="Times New Roman" w:cs="Times New Roman"/>
@@ -12641,7 +12628,7 @@
         <w:pStyle w:val="Heading2"/>
         <w:spacing w:before="0" w:after="200"/>
       </w:pPr>
-      <w:bookmarkStart w:id="28" w:name="_Toc225845892"/>
+      <w:bookmarkStart w:id="28" w:name="_Toc225851296"/>
       <w:r>
         <w:rPr>
           <w:rFonts w:ascii="Times New Roman" w:hAnsi="Times New Roman" w:cs="Times New Roman"/>
@@ -12694,13 +12681,13 @@
         <w:rPr>
           <w:rFonts w:cs="Times New Roman"/>
         </w:rPr>
-        <w:t>The relatively modest difference between websites and YouTube (median difference of 6.5 points, p = .038) is an important nuance. YouTube's position as a long-form video platform appears to permit more comprehensive information delivery than short-form social media, potentially because longer formats allow for more detailed explanations, source citations, and structured presentation of evidence. This finding is consistent with research demonstrating that video length correlates with information completeness</w:t>
+        <w:t>The relatively modest difference between websites and YouTube (median difference of 6.5 points, p = .038) is an important nuance. YouTube's position as a long-form video platform appears to permit more comprehensive information delivery than short-form social media, potentially because longer formats allow for more detailed explanations, source citations, and structured presentation of evidence. This finding is consistent with more recent review evidence showing that longer-form health videos tend to permit</w:t>
       </w:r>
       <w:r>
         <w:rPr>
           <w:rFonts w:cs="Times New Roman"/>
         </w:rPr>
-        <w:t xml:space="preserve"> in health education contexts (Madathil et al., 2015).</w:t>
+        <w:t xml:space="preserve"> greater informational completeness than short-form social-media content (Osman et al., 2022; Rodriguez-Rodriguez et al., 2022).</w:t>
       </w:r>
     </w:p>
     <w:p>
@@ -12728,20 +12715,14 @@
         <w:rPr>
           <w:rFonts w:cs="Times New Roman"/>
         </w:rPr>
-        <w:t>The significant variation in quality across search terms (H[4] = 27.255, p &lt; .001) is a secondary finding that merits attention. The query ‘how to start exercising’ retrieved the highest-quality content, while ‘home workout routine’ retrieved the lowest-quality content. This likely reflects differences in the clinical relevance and specificity of queries: more general health-oriented terms may retrieve content from authoritative institutional sources, whereas commercially oriented terms such as ‘home workou</w:t>
+        <w:t xml:space="preserve">The significant variation in quality across search terms (H[4] = 27.255, p &lt; .001) is a secondary finding that merits attention. The query ‘how to start exercising’ retrieved the highest-quality content, while ‘home workout routine’ retrieved the lowest-quality content. This likely reflects differences in the clinical relevance and specificity of queries: more general health-oriented terms may retrieve content from authoritative institutional sources, </w:t>
       </w:r>
       <w:r>
         <w:rPr>
           <w:rFonts w:cs="Times New Roman"/>
         </w:rPr>
-        <w:t xml:space="preserve">t routine’ may disproportionately </w:t>
-      </w:r>
-      <w:r>
-        <w:rPr>
-          <w:rFonts w:cs="Times New Roman"/>
-        </w:rPr>
         <w:lastRenderedPageBreak/>
-        <w:t>surface influencer-generated content. This finding suggests that the search query itself functions as an implicit filter on information quality, with practical implications for how public health practitioners frame their recommendations to information-seeking audiences.</w:t>
+        <w:t>whereas commercially oriented terms such as ‘home workout routine’ may disproportionately surface influencer-generated content. This finding suggests that the search query itself functions as an implicit filter on information quality, with practical implications for how public health practitioners frame their recommendations to information-seeking audiences.</w:t>
       </w:r>
     </w:p>
     <w:p>
@@ -12749,7 +12730,7 @@
         <w:pStyle w:val="Heading2"/>
         <w:spacing w:before="0" w:after="200"/>
       </w:pPr>
-      <w:bookmarkStart w:id="29" w:name="_Toc225845893"/>
+      <w:bookmarkStart w:id="29" w:name="_Toc225851297"/>
       <w:r>
         <w:rPr>
           <w:rFonts w:ascii="Times New Roman" w:hAnsi="Times New Roman" w:cs="Times New Roman"/>
@@ -12815,12 +12796,13 @@
         <w:pStyle w:val="Heading2"/>
         <w:spacing w:before="0" w:after="200"/>
       </w:pPr>
-      <w:bookmarkStart w:id="30" w:name="_Toc225845894"/>
+      <w:bookmarkStart w:id="30" w:name="_Toc225851298"/>
       <w:r>
         <w:rPr>
           <w:rFonts w:ascii="Times New Roman" w:hAnsi="Times New Roman" w:cs="Times New Roman"/>
           <w:sz w:val="26"/>
         </w:rPr>
+        <w:lastRenderedPageBreak/>
         <w:t>4.4 Strengths of the Study</w:t>
       </w:r>
       <w:bookmarkEnd w:id="30"/>
@@ -12833,14 +12815,7 @@
         <w:rPr>
           <w:rFonts w:cs="Times New Roman"/>
         </w:rPr>
-        <w:t xml:space="preserve">This study possesses several methodological strengths. To our knowledge, it is among the first investigations to directly compare physical activity information quality across four </w:t>
-      </w:r>
-      <w:r>
-        <w:rPr>
-          <w:rFonts w:cs="Times New Roman"/>
-        </w:rPr>
-        <w:lastRenderedPageBreak/>
-        <w:t>distinct platform types—traditional websites, YouTube, TikTok, and Instagram—using both the DISCERN instrument and JAMA benchmarks within a single study. This multi-platform, dual-instrument approach provides a more comprehensive assessment than studies examining single platforms or single quality tools.</w:t>
+        <w:t>This study possesses several methodological strengths. To our knowledge, it is among the first investigations to directly compare physical activity information quality across four distinct platform types—traditional websites, YouTube, TikTok, and Instagram—using both the DISCERN instrument and JAMA benchmarks within a single study. This multi-platform, dual-instrument approach provides a more comprehensive assessment than studies examining single platforms or single quality tools.</w:t>
       </w:r>
     </w:p>
     <w:p>
@@ -12865,7 +12840,7 @@
         <w:pStyle w:val="Heading2"/>
         <w:spacing w:before="0" w:after="200"/>
       </w:pPr>
-      <w:bookmarkStart w:id="31" w:name="_Toc225845895"/>
+      <w:bookmarkStart w:id="31" w:name="_Toc225851299"/>
       <w:r>
         <w:rPr>
           <w:rFonts w:ascii="Times New Roman" w:hAnsi="Times New Roman" w:cs="Times New Roman"/>
@@ -12922,14 +12897,8 @@
         <w:rPr>
           <w:rFonts w:cs="Times New Roman"/>
         </w:rPr>
-        <w:t xml:space="preserve">Fourth, data collection employed a mixed approach: Playwright automation was used for traditional websites and YouTube, while TikTok and Instagram content was collected manually due to platform restrictions on automated scraping. This introduces potential selection bias, as the manual collection process for TikTok and Instagram may have been </w:t>
-      </w:r>
-      <w:r>
-        <w:rPr>
-          <w:rFonts w:cs="Times New Roman"/>
-        </w:rPr>
         <w:lastRenderedPageBreak/>
-        <w:t>influenced by factors not present in the automated approach, despite adherence to the same top-10 sampling protocol.</w:t>
+        <w:t>Fourth, data collection employed a mixed approach: Playwright automation was used for traditional websites and YouTube, while TikTok and Instagram content was collected manually due to platform restrictions on automated scraping. This introduces potential selection bias, as the manual collection process for TikTok and Instagram may have been influenced by factors not present in the automated approach, despite adherence to the same top-10 sampling protocol.</w:t>
       </w:r>
     </w:p>
     <w:p>
@@ -12987,7 +12956,7 @@
         <w:pStyle w:val="Heading2"/>
         <w:spacing w:before="0" w:after="200"/>
       </w:pPr>
-      <w:bookmarkStart w:id="32" w:name="_Toc225845896"/>
+      <w:bookmarkStart w:id="32" w:name="_Toc225851300"/>
       <w:r>
         <w:rPr>
           <w:rFonts w:ascii="Times New Roman" w:hAnsi="Times New Roman" w:cs="Times New Roman"/>
@@ -13005,26 +12974,20 @@
         <w:rPr>
           <w:rFonts w:cs="Times New Roman"/>
         </w:rPr>
-        <w:t>Several directions for future research emerge from this study. First, longitudinal designs could track how physical activity information quality changes over time as platforms modify their algorithms and content policies. Second, multilingual studies incorporating non-English content would address a significant gap, given that the majority of global internet users access health information in languages other than English. Third, future studies should incorporate full transcription and more fine-grained codi</w:t>
+        <w:t xml:space="preserve">Several directions for future research emerge from this study. First, longitudinal designs could track how physical activity information quality changes over time as platforms modify their algorithms and content policies. Second, multilingual studies incorporating non-English </w:t>
       </w:r>
       <w:r>
         <w:rPr>
           <w:rFonts w:cs="Times New Roman"/>
         </w:rPr>
-        <w:t xml:space="preserve">ng of audio-visual content to extend the point-of-access scoring approach used here and determine whether subtle spoken or visual </w:t>
+        <w:lastRenderedPageBreak/>
+        <w:t>content would address a significant gap, given that the majority of global internet users access health information in languages other than English. Third, future studies should incorporate full transcription and more fine-grained coding of audio-visual content to extend the point-of-access scoring approach used here and determine whether subtle spoken or visual cues alter quality ratings. Fourth, the role of platform algorithms in promoting or suppressing high-quality health content warrants dedicated inve</w:t>
       </w:r>
       <w:r>
         <w:rPr>
           <w:rFonts w:cs="Times New Roman"/>
         </w:rPr>
-        <w:lastRenderedPageBreak/>
-        <w:t>cues alter quality ratings. Fourth, the role of platform algorithms in promoting or suppressing high-quality health content warrants dedicated investigation, particularly given the significant negative views–quality and likes–quality correlations observed on YouTube. Fifth, intervention studies could evaluate whether platform-specific quality labels or health information verifica</w:t>
-      </w:r>
-      <w:r>
-        <w:rPr>
-          <w:rFonts w:cs="Times New Roman"/>
-        </w:rPr>
-        <w:t>tion badges improve the quality of content that users encounter and trust. Finally, qualitative research exploring how users perceive and evaluate physical activity information across different platforms would complement the quantitative quality assessment approach used here.</w:t>
+        <w:t>stigation, particularly given the significant negative views–quality and likes–quality correlations observed on YouTube. Fifth, intervention studies could evaluate whether platform-specific quality labels or health information verification badges improve the quality of content that users encounter and trust. Finally, qualitative research exploring how users perceive and evaluate physical activity information across different platforms would complement the quantitative quality assessment approach used here.</w:t>
       </w:r>
     </w:p>
     <w:p>
@@ -13037,7 +13000,7 @@
         <w:pStyle w:val="Heading1"/>
         <w:spacing w:before="0" w:after="240"/>
       </w:pPr>
-      <w:bookmarkStart w:id="33" w:name="_Toc225845897"/>
+      <w:bookmarkStart w:id="33" w:name="_Toc225851301"/>
       <w:r>
         <w:rPr>
           <w:rFonts w:ascii="Times New Roman" w:hAnsi="Times New Roman" w:cs="Times New Roman"/>
@@ -13132,7 +13095,7 @@
         <w:pStyle w:val="Heading1"/>
         <w:spacing w:before="0" w:after="240"/>
       </w:pPr>
-      <w:bookmarkStart w:id="34" w:name="_Toc225845898"/>
+      <w:bookmarkStart w:id="34" w:name="_Toc225851302"/>
       <w:r>
         <w:rPr>
           <w:rFonts w:ascii="Times New Roman" w:hAnsi="Times New Roman" w:cs="Times New Roman"/>
@@ -13236,7 +13199,7 @@
         <w:pStyle w:val="Heading2"/>
         <w:spacing w:before="0" w:after="200"/>
       </w:pPr>
-      <w:bookmarkStart w:id="35" w:name="_Toc225845899"/>
+      <w:bookmarkStart w:id="35" w:name="_Toc225851303"/>
       <w:r>
         <w:rPr>
           <w:rFonts w:ascii="Times New Roman" w:hAnsi="Times New Roman" w:cs="Times New Roman"/>
@@ -13318,7 +13281,7 @@
       <w:pPr>
         <w:pStyle w:val="Heading1"/>
       </w:pPr>
-      <w:bookmarkStart w:id="36" w:name="_Toc225845900"/>
+      <w:bookmarkStart w:id="36" w:name="_Toc225851304"/>
       <w:r>
         <w:rPr>
           <w:rFonts w:ascii="Times New Roman" w:hAnsi="Times New Roman"/>
@@ -13334,7 +13297,7 @@
         <w:ind w:left="720" w:hanging="720"/>
       </w:pPr>
       <w:r>
-        <w:t>Avram, M., Micallef, N., Patil, S., &amp; Menczer, F. (2020). Exposure to social engagement metrics increases vulnerability to misinformation. Harvard Kennedy School Misinformation Review, 1(5). https://doi.org/10.37016/mr-2020-033</w:t>
+        <w:t>Afful-Dadzie, E., Afful-Dadzie, A., &amp; Egala, S. B. (2023). Social media in health communication: A literature review of information quality. Health Information Management Journal, 52(1), 3-17. https://doi.org/10.1177/1833358321992683</w:t>
       </w:r>
     </w:p>
     <w:p>
@@ -13350,7 +13313,7 @@
         <w:ind w:left="720" w:hanging="720"/>
       </w:pPr>
       <w:r>
-        <w:t>Bernard, A., Langille, M., Hughes, S., Rose, C., Leddin, D., &amp; Veldhuyzen van Zanten, S. (2007). A systematic review of patient inflammatory bowel disease information resources on the World Wide Web. American Journal of Gastroenterology, 102(9), 2070-2077. https://doi.org/10.1111/j.1572-0241.2007.01325.x</w:t>
+        <w:t>Balogun, B. A., Hogden, A., Kemp, N., Yang, L., &amp; Agaliotis, M. (2023). Public health agencies' use of social media for communication during pandemics: A scoping review of the literature. Osong Public Health and Research Perspectives, 14(4), 235-251. https://doi.org/10.24171/j.phrp.2023.0095</w:t>
       </w:r>
     </w:p>
     <w:p>
@@ -13358,7 +13321,7 @@
         <w:ind w:left="720" w:hanging="720"/>
       </w:pPr>
       <w:r>
-        <w:t>Blakeslee, S. (2004). The CRAAP test. LOEX Quarterly, 31(3), 6-7. https://commons.emich.edu/loexquarterly/vol31/iss3/4</w:t>
+        <w:t>Baqraf, Y. K. A., Keikhosrokiani, P., &amp; Al-Rawashdeh, M. (2023). Evaluating online health information quality using machine learning and deep learning: A systematic literature review. DIGITAL HEALTH, 9, 20552076231212296. https://doi.org/10.1177/20552076231212296</w:t>
       </w:r>
     </w:p>
     <w:p>
@@ -13366,7 +13329,7 @@
         <w:ind w:left="720" w:hanging="720"/>
       </w:pPr>
       <w:r>
-        <w:t>Boyer, C., Baujard, V., &amp; Geissbuhler, A. (2011). Evolution of health web certification through the HONcode experience. Studies in Health Technology and Informatics, 169, 53-57. https://doi.org/10.3233/978-1-60750-806-9-53</w:t>
+        <w:t>Charnock, D., Shepperd, S., Needham, G., &amp; Gann, R. (1999). DISCERN: An instrument for judging the quality of written consumer health information on treatment choices. Journal of Epidemiology and Community Health, 53(2), 105-111. https://doi.org/10.1136/jech.53.2.105</w:t>
       </w:r>
     </w:p>
     <w:p>
@@ -13374,7 +13337,7 @@
         <w:ind w:left="720" w:hanging="720"/>
       </w:pPr>
       <w:r>
-        <w:t>Charnock, D., Shepperd, S., Needham, G., &amp; Gann, R. (1999). DISCERN: An instrument for judging the quality of written consumer health information on treatment choices. Journal of Epidemiology and Community Health, 53(2), 105-111. https://doi.org/10.1136/jech.53.2.105</w:t>
+        <w:t>Cohen, J. (1988). Statistical power analysis for the behavioral sciences (2nd ed.). Lawrence Erlbaum Associates.</w:t>
       </w:r>
     </w:p>
     <w:p>
@@ -13382,7 +13345,7 @@
         <w:ind w:left="720" w:hanging="720"/>
       </w:pPr>
       <w:r>
-        <w:t>Cohen, J. (1988). Statistical power analysis for the behavioral sciences (2nd ed.). Lawrence Erlbaum Associates.</w:t>
+        <w:t>Cooke, A., Smith, D., &amp; Booth, A. (2012). Beyond PICO: The SPIDER tool for qualitative evidence synthesis. Qualitative Health Research, 22(10), 1435-1443. https://doi.org/10.1177/1049732312452938</w:t>
       </w:r>
     </w:p>
     <w:p>
@@ -13390,7 +13353,7 @@
         <w:ind w:left="720" w:hanging="720"/>
       </w:pPr>
       <w:r>
-        <w:t>Cooke, A., Smith, D., &amp; Booth, A. (2012). Beyond PICO: The SPIDER tool for qualitative evidence synthesis. Qualitative Health Research, 22(10), 1435-1443. https://doi.org/10.1177/1049732312452938</w:t>
+        <w:t>Daraz, L., Dogu, C., Houde, V., Bouseh, S., &amp; Morshed, K. G. (2024). Assessing credibility: Quality criteria for patients, caregivers, and the public in online health information-A qualitative study. Journal of Patient Experience, 11, 23743735241259440. https://doi.org/10.1177/23743735241259440</w:t>
       </w:r>
     </w:p>
     <w:p>
@@ -13398,11 +13361,8 @@
         <w:ind w:left="720" w:hanging="720"/>
       </w:pPr>
       <w:r>
-        <w:t xml:space="preserve">Daraz, L., Morrow, A. S., Ponce, O. J., Farah, W., Katabi, A., Majzoub, A., Seisa, M. O., Benkhadra, R., Alsawas, M., Larry, P., &amp; Murad, M. H. (2019). Can patients trust online health information? A meta-narrative systematic review addressing the quality </w:t>
-      </w:r>
-      <w:r>
         <w:lastRenderedPageBreak/>
-        <w:t>of health information on the internet. Journal of General Internal Medicine, 34(9), 1884-1891. https://doi.org/10.1007/s11606-019-05109-0</w:t>
+        <w:t>Denniss, E., Lindberg, R., &amp; McNaughton, S. A. (2023). Quality and accuracy of online nutrition-related information: A systematic review of content analysis studies. Public Health Nutrition, 26(7), 1345-1357. https://doi.org/10.1017/S1368980023000873</w:t>
       </w:r>
     </w:p>
     <w:p>
@@ -13410,7 +13370,7 @@
         <w:ind w:left="720" w:hanging="720"/>
       </w:pPr>
       <w:r>
-        <w:t>Diviani, N., van den Putte, B., Giani, S., &amp; van Weert, J. C. (2015). Low health literacy and evaluation of online health information: A systematic review of the literature. Journal of Medical Internet Research, 17(5), e112. https://doi.org/10.2196/jmir.4018</w:t>
+        <w:t>Eysenbach, G., Powell, J., Kuss, O., &amp; Sa, E. R. (2002). Empirical studies assessing the quality of health information for consumers on the World Wide Web: A systematic review. JAMA, 287(20), 2691-2700. https://doi.org/10.1001/jama.287.20.2691</w:t>
       </w:r>
     </w:p>
     <w:p>
@@ -13418,7 +13378,7 @@
         <w:ind w:left="720" w:hanging="720"/>
       </w:pPr>
       <w:r>
-        <w:t>Drozd, B., Couvillon, E., &amp; Suarez, A. (2018). Medical YouTube videos and methods of evaluation: Literature review. JMIR Medical Education, 4(1), e3. https://doi.org/10.2196/mededu.8527</w:t>
+        <w:t>Feinstein, A. R., &amp; Cicchetti, D. V. (1990). High agreement but low kappa: I. The problems of two paradoxes. Journal of Clinical Epidemiology, 43(6), 543-549. https://doi.org/10.1016/0895-4356(90)90158-L</w:t>
       </w:r>
     </w:p>
     <w:p>
@@ -13426,7 +13386,7 @@
         <w:ind w:left="720" w:hanging="720"/>
       </w:pPr>
       <w:r>
-        <w:t>Eysenbach, G., Powell, J., Kuss, O., &amp; Sa, E. R. (2002). Empirical studies assessing the quality of health information for consumers on the World Wide Web: A systematic review. JAMA, 287(20), 2691-2700. https://doi.org/10.1001/jama.287.20.2691</w:t>
+        <w:t>Fritz, C. O., Morris, P. E., &amp; Richler, J. J. (2012). Effect size estimates: Current use, calculations, and interpretation. Journal of Experimental Psychology: General, 141(1), 2-18. https://doi.org/10.1037/a0024338</w:t>
       </w:r>
     </w:p>
     <w:p>
@@ -13434,7 +13394,7 @@
         <w:ind w:left="720" w:hanging="720"/>
       </w:pPr>
       <w:r>
-        <w:t>Feinstein, A. R., &amp; Cicchetti, D. V. (1990). High agreement but low kappa: I. The problems of two paradoxes. Journal of Clinical Epidemiology, 43(6), 543-549. https://doi.org/10.1016/0895-4356(90)90158-L</w:t>
+        <w:t>Haghighi, R., &amp; Farhadloo, M. (2025). Quality assessment of health information on social media during a public health crisis: Infodemiology study. JMIR Infodemiology, 5, e70756. https://doi.org/10.2196/70756</w:t>
       </w:r>
     </w:p>
     <w:p>
@@ -13442,7 +13402,7 @@
         <w:ind w:left="720" w:hanging="720"/>
       </w:pPr>
       <w:r>
-        <w:t>Finney Rutten, L. J., Blake, K. D., Greenberg-Worisek, A. J., Allen, S. V., Moser, R. P., &amp; Hesse, B. W. (2019). Online health information seeking among US adults: Measuring progress toward a Healthy People 2020 objective. Public Health Reports, 134(6), 617-625. https://doi.org/10.1177/0033354919874074</w:t>
+        <w:t>Hua, Z., Song, Y., Liu, Q., &amp; Chen, H. (2025). Factors influencing eHealth literacy worldwide: Systematic review and meta-analysis. Journal of Medical Internet Research, 27, e50313. https://doi.org/10.2196/50313</w:t>
       </w:r>
     </w:p>
     <w:p>
@@ -13450,7 +13410,7 @@
         <w:ind w:left="720" w:hanging="720"/>
       </w:pPr>
       <w:r>
-        <w:t>Fox, S., &amp; Duggan, M. (2013). Health online 2013. Pew Internet and American Life Project. https://www.pewresearch.org/internet/2013/01/15/health-online-2013-2/</w:t>
+        <w:t>Jia, X., Pang, Y., &amp; Liu, L. S. (2021). Online health information seeking behavior: A systematic review. Healthcare, 9(12), 1740. https://doi.org/10.3390/healthcare9121740</w:t>
       </w:r>
     </w:p>
     <w:p>
@@ -13458,7 +13418,7 @@
         <w:ind w:left="720" w:hanging="720"/>
       </w:pPr>
       <w:r>
-        <w:t>Fritz, C. O., Morris, P. E., &amp; Richler, J. J. (2012). Effect size estimates: Current use, calculations, and interpretation. Journal of Experimental Psychology: General, 141(1), 2-18. https://doi.org/10.1037/a0024338</w:t>
+        <w:t>Jiang, X., Wang, L., Leng, Y., Xie, R., Li, C., Nie, Z., Liu, D., &amp; Wang, G. (2024). The level of electronic health literacy among older adults: A systematic review and meta-analysis. Archives of Public Health, 82(1), 204. https://doi.org/10.1186/s13690-024-01428-9</w:t>
       </w:r>
     </w:p>
     <w:p>
@@ -13466,15 +13426,7 @@
         <w:ind w:left="720" w:hanging="720"/>
       </w:pPr>
       <w:r>
-        <w:t>Haghighi, R., &amp; Farhadloo, M. (2025). Quality assessment of health information on social media during a public health crisis: Infodemiology study. JMIR Infodemiology, 5, e70756. https://doi.org/10.2196/70756</w:t>
-      </w:r>
-    </w:p>
-    <w:p>
-      <w:pPr>
-        <w:ind w:left="720" w:hanging="720"/>
-      </w:pPr>
-      <w:r>
-        <w:t>Kocyigit, B. F., Nacitarhan, V., Koca, T. T., &amp; Berk, E. (2019). YouTube as a source of patient information for ankylosing spondylitis exercises. Clinical Rheumatology, 38(6), 1747-1751. https://doi.org/10.1007/s10067-018-04413-0</w:t>
+        <w:t>Kim, K., Shin, S., Kim, S., &amp; Lee, E. (2023). The relation between eHealth literacy and health-related behaviors: Systematic review and meta-analysis. Journal of Medical Internet Research, 25, e40778. https://doi.org/10.2196/40778</w:t>
       </w:r>
     </w:p>
     <w:p>
@@ -13523,6 +13475,22 @@
         <w:ind w:left="720" w:hanging="720"/>
       </w:pPr>
       <w:r>
+        <w:t>Li, R., &amp; Ye, H. (2025). Wellness misinformation on social media: A systematic review using social cognitive theory. Health Communication, 1-16. https://doi.org/10.1080/10410236.2025.2555614</w:t>
+      </w:r>
+    </w:p>
+    <w:p>
+      <w:pPr>
+        <w:ind w:left="720" w:hanging="720"/>
+      </w:pPr>
+      <w:r>
+        <w:t>Li, Y., Ouyang, H., Lin, G., Peng, Y., Yao, J., &amp; Chen, Y. (2025). Evaluation of the measurement properties of online health information quality assessment tools: A systematic review. International Journal of Nursing Sciences, 12(2), 130-136. https://doi.org/10.1016/j.ijnss.2025.02.015</w:t>
+      </w:r>
+    </w:p>
+    <w:p>
+      <w:pPr>
+        <w:ind w:left="720" w:hanging="720"/>
+      </w:pPr>
+      <w:r>
         <w:t>Liu, X.-J., Valdez, D., Parker, M. A., Mai, A., &amp; Walsh-Buhi, E. R. (2025). Quality of cancer-related information on new media (2014-2023): Systematic review and meta-analysis. Journal of Medical Internet Research, 27, e73185. https://doi.org/10.2196/73185</w:t>
       </w:r>
     </w:p>
@@ -13531,7 +13499,7 @@
         <w:ind w:left="720" w:hanging="720"/>
       </w:pPr>
       <w:r>
-        <w:t>Madathil, K. C., Rivera-Rodriguez, A. J., Greenstein, J. S., &amp; Gramopadhye, A. K. (2015). Healthcare information on YouTube: A systematic review. Health Informatics Journal, 21(3), 173-194. https://doi.org/10.1177/1460458213512220</w:t>
+        <w:t>Marocolo, M., Meireles, A., de Souza, H. L. R., Mota, G. R., Oranchuk, D. J., Arriel, R. A., &amp; Leite, L. H. R. (2021). Is social media spreading misinformation on exercise and health in Brazil? International Journal of Environmental Research and Public Health, 18(22), 11914. https://doi.org/10.3390/ijerph182211914</w:t>
       </w:r>
     </w:p>
     <w:p>
@@ -13539,7 +13507,8 @@
         <w:ind w:left="720" w:hanging="720"/>
       </w:pPr>
       <w:r>
-        <w:t>Marocolo, M., Meireles, A., de Souza, H. L. R., Mota, G. R., Oranchuk, D. J., Arriel, R. A., &amp; Leite, L. H. R. (2021). Is social media spreading misinformation on exercise and health in Brazil? International Journal of Environmental Research and Public Health, 18(22), 11914. https://doi.org/10.3390/ijerph182211914</w:t>
+        <w:lastRenderedPageBreak/>
+        <w:t>McKinney, W. (2010). Data structures for statistical computing in Python. In S. van der Walt &amp; J. Millman (Eds.), Proceedings of the 9th Python in Science Conference (pp. 56-61). https://doi.org/10.25080/Majora-92bf1922-00a</w:t>
       </w:r>
     </w:p>
     <w:p>
@@ -13547,7 +13516,7 @@
         <w:ind w:left="720" w:hanging="720"/>
       </w:pPr>
       <w:r>
-        <w:t>McKinney, W. (2010). Data structures for statistical computing in Python. In S. van der Walt &amp; J. Millman (Eds.), Proceedings of the 9th Python in Science Conference (pp. 56-61). https://doi.org/10.25080/Majora-92bf1922-00a</w:t>
+        <w:t>Mohamed, F., &amp; Shoufan, A. (2024). Users' experience with health-related content on YouTube: An exploratory study. BMC Public Health, 24, 86. https://doi.org/10.1186/s12889-023-17585-5</w:t>
       </w:r>
     </w:p>
     <w:p>
@@ -13555,8 +13524,64 @@
         <w:ind w:left="720" w:hanging="720"/>
       </w:pPr>
       <w:r>
+        <w:t>Mohamed, H., Kittle, E., Nour, N., Hamed, R., Feeney, K., Salsberg, J., &amp; Kelly, D. (2024). An integrative systematic review on interventions to improve layperson's ability to identify trustworthy digital health information. PLOS Digital Health, 3(10), e0000638. https://doi.org/10.1371/journal.pdig.0000638</w:t>
+      </w:r>
+    </w:p>
+    <w:p>
+      <w:pPr>
+        <w:ind w:left="720" w:hanging="720"/>
+      </w:pPr>
+      <w:r>
+        <w:t>Norman, C. D., &amp; Skinner, H. A. (2006). eHEALS: The eHealth Literacy Scale. Journal of Medical Internet Research, 8(4), e27. https://doi.org/10.2196/jmir.8.4.e27</w:t>
+      </w:r>
+    </w:p>
+    <w:p>
+      <w:pPr>
+        <w:ind w:left="720" w:hanging="720"/>
+      </w:pPr>
+      <w:r>
+        <w:t>Osman, W., Mohamed, F., Elhassan, M., &amp; Shoufan, A. (2022). Is YouTube a reliable source of health-related information? A systematic review. BMC Medical Education, 22, 382. https://doi.org/10.1186/s12909-022-03446-z</w:t>
+      </w:r>
+    </w:p>
+    <w:p>
+      <w:pPr>
+        <w:ind w:left="720" w:hanging="720"/>
+      </w:pPr>
+      <w:r>
+        <w:t>Pan, B., Hembrooke, H., Joachims, T., Lorigo, L., Gay, G., &amp; Granka, L. (2007). In Google we trust: Users' decisions on rank, position, and relevance. Journal of Computer-Mediated Communication, 12(3), 801-823. https://doi.org/10.1111/j.1083-6101.2007.00351.x</w:t>
+      </w:r>
+    </w:p>
+    <w:p>
+      <w:pPr>
+        <w:ind w:left="720" w:hanging="720"/>
+      </w:pPr>
+      <w:r>
+        <w:t>Paul, B., &amp; Headley-Johnson, S. (2025). The impact of social media on health behaviors, a systematic review. Healthcare, 13(21), 2763. https://doi.org/10.3390/healthcare13212763</w:t>
+      </w:r>
+    </w:p>
+    <w:p>
+      <w:pPr>
+        <w:ind w:left="720" w:hanging="720"/>
+      </w:pPr>
+      <w:r>
+        <w:t>Pew Research Center. (2021). Social media use in 2021. https://www.pewresearch.org/internet/2021/04/07/social-media-use-in-2021/</w:t>
+      </w:r>
+    </w:p>
+    <w:p>
+      <w:pPr>
+        <w:ind w:left="720" w:hanging="720"/>
+      </w:pPr>
+      <w:r>
+        <w:t>Rodriguez-Rodriguez, A. M., Blanco-Diaz, M., de la Fuente-Costa, M., Hernandez-Sanchez, S., Escobio-Prieto, I., &amp; Casaña, J. (2022). Review of the quality of YouTube videos recommending exercises for the COVID-19 lockdown. International Journal of Environmental Research and Public Health, 19(13), 8016. https://doi.org/10.3390/ijerph19138016</w:t>
+      </w:r>
+    </w:p>
+    <w:p>
+      <w:pPr>
+        <w:ind w:left="720" w:hanging="720"/>
+      </w:pPr>
+      <w:r>
         <w:lastRenderedPageBreak/>
-        <w:t>Mohamed, F., &amp; Shoufan, A. (2024). Users' experience with health-related content on YouTube: An exploratory study. BMC Public Health, 24, 86. https://doi.org/10.1186/s12889-023-17585-5</w:t>
+        <w:t>Rosenstock, I. M. (1974). Historical origins of the Health Belief Model. Health Education Monographs, 2(4), 328-335. https://doi.org/10.1177/109019817400200403</w:t>
       </w:r>
     </w:p>
     <w:p>
@@ -13564,7 +13589,7 @@
         <w:ind w:left="720" w:hanging="720"/>
       </w:pPr>
       <w:r>
-        <w:t>Moorhead, S. A., Hazlett, D. E., Harrison, L., Carroll, J. K., Irwin, A., &amp; Hoving, C. (2013). A new dimension of health care: Systematic review of the uses, benefits, and limitations of social media for health communication. Journal of Medical Internet Research, 15(4), e85. https://doi.org/10.2196/jmir.1933</w:t>
+        <w:t>Schober, P., Boer, C., &amp; Schwarte, L. A. (2018). Correlation coefficients: Appropriate use and interpretation. Anesthesia &amp; Analgesia, 126(5), 1763-1768. https://doi.org/10.1213/ANE.0000000000002864</w:t>
       </w:r>
     </w:p>
     <w:p>
@@ -13572,7 +13597,7 @@
         <w:ind w:left="720" w:hanging="720"/>
       </w:pPr>
       <w:r>
-        <w:t>Norman, C. D., &amp; Skinner, H. A. (2006). eHEALS: The eHealth Literacy Scale. Journal of Medical Internet Research, 8(4), e27. https://doi.org/10.2196/jmir.8.4.e27</w:t>
+        <w:t>Silberg, W. M., Lundberg, G. D., &amp; Musacchio, R. A. (1997). Assessing, controlling, and assuring the quality of medical information on the internet: Caveat lector et viewor-Let the reader and viewer beware. JAMA, 277(15), 1244-1245. https://doi.org/10.1001/jama.1997.03540390074039</w:t>
       </w:r>
     </w:p>
     <w:p>
@@ -13580,7 +13605,7 @@
         <w:ind w:left="720" w:hanging="720"/>
       </w:pPr>
       <w:r>
-        <w:t>Osman, W., Mohamed, F., Elhassan, M., &amp; Shoufan, A. (2022). Is YouTube a reliable source of health-related information? A systematic review. BMC Medical Education, 22, 382. https://doi.org/10.1186/s12909-022-03446-z</w:t>
+        <w:t>Singh, B., Ahmed, M., Staiano, A., Gough, C., &amp; Vandelanotte, C. (2024). A systematic umbrella review and meta-meta-analysis of eHealth and mHealth interventions for improving lifestyle behaviours. npj Digital Medicine, 7(1), 179. https://doi.org/10.1038/s41746-024-01172-y</w:t>
       </w:r>
     </w:p>
     <w:p>
@@ -13588,7 +13613,7 @@
         <w:ind w:left="720" w:hanging="720"/>
       </w:pPr>
       <w:r>
-        <w:t>Pan, B., Hembrooke, H., Joachims, T., Lorigo, L., Gay, G., &amp; Granka, L. (2007). In Google we trust: Users' decisions on rank, position, and relevance. Journal of Computer-Mediated Communication, 12(3), 801-823. https://doi.org/10.1111/j.1083-6101.2007.00351.x</w:t>
+        <w:t>Snelson, C. L. (2016). Qualitative and mixed methods social media research: A review of the literature. International Journal of Qualitative Methods, 15(1), 1-15. https://doi.org/10.1177/1609406915624574</w:t>
       </w:r>
     </w:p>
     <w:p>
@@ -13596,7 +13621,7 @@
         <w:ind w:left="720" w:hanging="720"/>
       </w:pPr>
       <w:r>
-        <w:t>Pew Research Center. (2021). Social media use in 2021. https://www.pewresearch.org/internet/2021/04/07/social-media-use-in-2021/</w:t>
+        <w:t>Stimpson, J. P., Park, S., Adhikari, E. H., Nelson, D. B., &amp; Ortega, A. N. (2025). Perceived health misinformation on social media and public trust in health care. Medical Care, 63(9), 686-693. https://doi.org/10.1097/MLR.0000000000002180</w:t>
       </w:r>
     </w:p>
     <w:p>
@@ -13604,7 +13629,7 @@
         <w:ind w:left="720" w:hanging="720"/>
       </w:pPr>
       <w:r>
-        <w:t>Pilgrim, K., &amp; Bohnet-Joschko, S. (2019). Selling health and happiness: How influencers communicate on Instagram about dieting and exercise. Mixed methods research. BMC Public Health, 19, 1054. https://doi.org/10.1186/s12889-019-7387-8</w:t>
+        <w:t>Suarez-Lledo, V., &amp; Alvarez-Galvez, J. (2021). Prevalence of health misinformation on social media: Systematic review. Journal of Medical Internet Research, 23(1), e17187. https://doi.org/10.2196/17187</w:t>
       </w:r>
     </w:p>
     <w:p>
@@ -13612,7 +13637,7 @@
         <w:ind w:left="720" w:hanging="720"/>
       </w:pPr>
       <w:r>
-        <w:t>Rodriguez-Rodriguez, A. M., Blanco-Diaz, M., de la Fuente-Costa, M., Hernandez-Sanchez, S., Escobio-Prieto, I., &amp; Casaña, J. (2022). Review of the quality of YouTube videos recommending exercises for the COVID-19 lockdown. International Journal of Environmental Research and Public Health, 19(13), 8016. https://doi.org/10.3390/ijerph19138016</w:t>
+        <w:t>Sullivan, G. M., &amp; Artino, A. R. (2013). Analyzing and interpreting data from Likert-type scales. Journal of Graduate Medical Education, 5(4), 541-542. https://doi.org/10.4300/JGME-5-4-18</w:t>
       </w:r>
     </w:p>
     <w:p>
@@ -13620,7 +13645,7 @@
         <w:ind w:left="720" w:hanging="720"/>
       </w:pPr>
       <w:r>
-        <w:t>Rosenstock, I. M. (1974). Historical origins of the Health Belief Model. Health Education Monographs, 2(4), 328-335. https://doi.org/10.1177/109019817400200403</w:t>
+        <w:t>Sun, F., Zheng, S., &amp; Wu, J. (2023). Quality of information in gallstone disease videos on TikTok: Cross-sectional study. Journal of Medical Internet Research, 25, e39162. https://doi.org/10.2196/39162</w:t>
       </w:r>
     </w:p>
     <w:p>
@@ -13629,7 +13654,7 @@
       </w:pPr>
       <w:r>
         <w:lastRenderedPageBreak/>
-        <w:t>Sbaffi, L., &amp; Rowley, J. (2017). Trust and credibility in web-based health information: A review and agenda for future research. Journal of Medical Internet Research, 19(6), e218. https://doi.org/10.2196/jmir.7579</w:t>
+        <w:t>Thomas, D. D., Xu, L., Yu, B., Alanis, O., Adamek, J., Canton, I., Lin, X., Luo, Y., &amp; Mullen, S. P. (2025). Physical activity misinformation on social media: Systematic review. JMIR Infodemiology, 5, e62760. https://doi.org/10.2196/62760</w:t>
       </w:r>
     </w:p>
     <w:p>
@@ -13637,7 +13662,7 @@
         <w:ind w:left="720" w:hanging="720"/>
       </w:pPr>
       <w:r>
-        <w:t>Schober, P., Boer, C., &amp; Schwarte, L. A. (2018). Correlation coefficients: Appropriate use and interpretation. Anesthesia &amp; Analgesia, 126(5), 1763-1768. https://doi.org/10.1213/ANE.0000000000002864</w:t>
+        <w:t>Tomczak, M., &amp; Tomczak, E. (2014). The need to report effect size estimates revisited: An overview of some recommended measures of effect size. Trends in Sport Sciences, 21(1), 19-25.</w:t>
       </w:r>
     </w:p>
     <w:p>
@@ -13645,7 +13670,7 @@
         <w:ind w:left="720" w:hanging="720"/>
       </w:pPr>
       <w:r>
-        <w:t>Silberg, W. M., Lundberg, G. D., &amp; Musacchio, R. A. (1997). Assessing, controlling, and assuring the quality of medical information on the internet: Caveant lector et viewor-Let the reader and viewer beware. JAMA, 277(15), 1244-1245. https://doi.org/10.1001/jama.1997.03540390074039</w:t>
+        <w:t>Tripodi, F. (2018). Searching for alternative facts: Analyzing scriptural inference in conservative news practices. Data &amp; Society Research Institute.</w:t>
       </w:r>
     </w:p>
     <w:p>
@@ -13653,7 +13678,7 @@
         <w:ind w:left="720" w:hanging="720"/>
       </w:pPr>
       <w:r>
-        <w:t>Snelson, C. L. (2016). Qualitative and mixed methods social media research: A review of the literature. International Journal of Qualitative Methods, 15(1), 1-15. https://doi.org/10.1177/1609406915624574</w:t>
+        <w:t>Vallat, R. (2018). Pingouin: Statistics in Python. 